--- a/src/Apps/W1/Quality Management/app/src/Reports/QltyNonConformance.docx
+++ b/src/Apps/W1/Quality Management/app/src/Reports/QltyNonConformance.docx
@@ -779,7 +779,7 @@
           <w:alias w:val="#Nav: /CurrentTest/CurrentTestLine"/>
           <w:tag w:val="#Nav: Qlty_Non_Conformance/20403"/>
           <w:id w:val="1880896710"/>
-          <w15:dataBinding w:prefixMappings="xmlns:ns0='urn:microsoft-dynamics-businesscentral/internal/extended/reports/Qlty_Non_Conformance/20403/'" w:xpath="/ns0:NavWordReportXmlPart[1]/ns0:CurrentTest[1]/ns0:CurrentTestLine" w:storeItemID="{ADBFDFB8-3850-4B0C-8664-02F7D5614ECF}"/>
+          <w15:dataBinding w:prefixMappings="xmlns:ns0='urn:microsoft-dynamics-nav/reports/Qlty_Non_Conformance/20403/'" w:xpath="/ns0:NavWordReportXmlPart[1]/ns0:CurrentTest[1]/ns0:CurrentTestLine" w:storeItemID="{ADBFDFB8-3850-4B0C-8664-02F7D5614ECF}"/>
           <w15:repeatingSection/>
         </w:sdtPr>
         <w:sdtContent>
@@ -830,13 +830,13 @@
                           <w:color w:val="000000"/>
                           <w:sz w:val="16"/>
                         </w:rPr>
-                        <w:alias w:val="#Nav: /CurrentTest/CurrentTestLine/LabelField_Description"/>
+                        <w:alias w:val="#Nav: /CurrentInspection/CurrentInspectionLine/LabelField_Description"/>
                         <w:tag w:val="#Nav: Qlty_Non_Conformance/20403"/>
                         <w:id w:val="-1066257449"/>
                         <w:placeholder>
                           <w:docPart w:val="DefaultPlaceholder_-1854013440"/>
                         </w:placeholder>
-                        <w:dataBinding w:prefixMappings="xmlns:ns0='urn:microsoft-dynamics-nav/reports/Qlty_Non_Conformance/20403/'" w:xpath="/ns0:NavWordReportXmlPart[1]/ns0:CurrentTest[1]/ns0:CurrentTestLine[1]/ns0:LabelField_Description[1]" w:storeItemID="{ADBFDFB8-3850-4B0C-8664-02F7D5614ECF}"/>
+                        <w:dataBinding w:prefixMappings="xmlns:ns0='urn:microsoft-dynamics-nav/reports/Qlty_Non_Conformance/20403/'" w:xpath="/ns0:NavWordReportXmlPart[1]/ns0:CurrentInspection[1]/ns0:CurrentInspectionLine[1]/ns0:LabelField_Description[1]" w:storeItemID="{ADBFDFB8-3850-4B0C-8664-02F7D5614ECF}"/>
                         <w:text/>
                       </w:sdtPr>
                       <w:sdtContent>
@@ -921,13 +921,13 @@
                               <w:color w:val="000000"/>
                               <w:sz w:val="16"/>
                             </w:rPr>
-                            <w:alias w:val="#Nav: /CurrentTest/CurrentTestLine/Field_Description"/>
+                            <w:alias w:val="#Nav: /CurrentInspection/CurrentInspectionLine/Field_Description"/>
                             <w:tag w:val="#Nav: Qlty_Non_Conformance/20403"/>
                             <w:id w:val="947507682"/>
                             <w:placeholder>
                               <w:docPart w:val="DefaultPlaceholder_-1854013440"/>
                             </w:placeholder>
-                            <w:dataBinding w:prefixMappings="xmlns:ns0='urn:microsoft-dynamics-nav/reports/Qlty_Non_Conformance/20403/'" w:xpath="/ns0:NavWordReportXmlPart[1]/ns0:CurrentTest[1]/ns0:CurrentTestLine[1]/ns0:Field_Description[1]" w:storeItemID="{ADBFDFB8-3850-4B0C-8664-02F7D5614ECF}"/>
+                            <w:dataBinding w:prefixMappings="xmlns:ns0='urn:microsoft-dynamics-nav/reports/Qlty_Non_Conformance/20403/'" w:xpath="/ns0:NavWordReportXmlPart[1]/ns0:CurrentInspection[1]/ns0:CurrentInspectionLine[1]/ns0:Field_Description[1]" w:storeItemID="{ADBFDFB8-3850-4B0C-8664-02F7D5614ECF}"/>
                             <w:text/>
                           </w:sdtPr>
                           <w:sdtContent>
@@ -1029,13 +1029,13 @@
                                         <w:color w:val="000000"/>
                                         <w:sz w:val="16"/>
                                       </w:rPr>
-                                      <w:alias w:val="#Nav: /CurrentTest/CurrentTestLine/Test_Value"/>
+                                      <w:alias w:val="#Nav: /CurrentInspection/CurrentInspectionLine/Test_Value"/>
                                       <w:tag w:val="#Nav: Qlty_Non_Conformance/20403"/>
                                       <w:id w:val="-1489634422"/>
                                       <w:placeholder>
                                         <w:docPart w:val="DefaultPlaceholder_-1854013440"/>
                                       </w:placeholder>
-                                      <w:dataBinding w:prefixMappings="xmlns:ns0='urn:microsoft-dynamics-nav/reports/Qlty_Non_Conformance/20403/'" w:xpath="/ns0:NavWordReportXmlPart[1]/ns0:CurrentTest[1]/ns0:CurrentTestLine[1]/ns0:Test_Value[1]" w:storeItemID="{ADBFDFB8-3850-4B0C-8664-02F7D5614ECF}"/>
+                                      <w:dataBinding w:prefixMappings="xmlns:ns0='urn:microsoft-dynamics-nav/reports/Qlty_Non_Conformance/20403/'" w:xpath="/ns0:NavWordReportXmlPart[1]/ns0:CurrentInspection[1]/ns0:CurrentInspectionLine[1]/ns0:Test_Value[1]" w:storeItemID="{ADBFDFB8-3850-4B0C-8664-02F7D5614ECF}"/>
                                       <w:text/>
                                     </w:sdtPr>
                                     <w:sdtContent>
@@ -1081,13 +1081,13 @@
                                           <w:color w:val="000000"/>
                                           <w:sz w:val="16"/>
                                         </w:rPr>
-                                        <w:alias w:val="#Nav: /CurrentTest/CurrentTestLine/Field_EnteredByNameAndTimestamp"/>
+                                        <w:alias w:val="#Nav: /CurrentInspection/CurrentInspectionLine/Field_EnteredByNameAndTimestamp"/>
                                         <w:tag w:val="#Nav: Qlty_Non_Conformance/20403"/>
                                         <w:id w:val="-365289835"/>
                                         <w:placeholder>
                                           <w:docPart w:val="DefaultPlaceholder_-1854013440"/>
                                         </w:placeholder>
-                                        <w:dataBinding w:prefixMappings="xmlns:ns0='urn:microsoft-dynamics-nav/reports/Qlty_Non_Conformance/20403/'" w:xpath="/ns0:NavWordReportXmlPart[1]/ns0:CurrentTest[1]/ns0:CurrentTestLine[1]/ns0:Field_EnteredByNameAndTimestamp[1]" w:storeItemID="{ADBFDFB8-3850-4B0C-8664-02F7D5614ECF}"/>
+                                        <w:dataBinding w:prefixMappings="xmlns:ns0='urn:microsoft-dynamics-nav/reports/Qlty_Non_Conformance/20403/'" w:xpath="/ns0:NavWordReportXmlPart[1]/ns0:CurrentInspection[1]/ns0:CurrentInspectionLine[1]/ns0:Field_EnteredByNameAndTimestamp[1]" w:storeItemID="{ADBFDFB8-3850-4B0C-8664-02F7D5614ECF}"/>
                                         <w:text/>
                                       </w:sdtPr>
                                       <w:sdtContent>
@@ -1157,13 +1157,13 @@
                                   <w:color w:val="000000"/>
                                   <w:sz w:val="16"/>
                                 </w:rPr>
-                                <w:alias w:val="#Nav: /CurrentTest/CurrentTestLine/Field_LineCommentary"/>
+                                <w:alias w:val="#Nav: /CurrentInspection/CurrentInspectionLine/Field_LineCommentary"/>
                                 <w:tag w:val="#Nav: Qlty_Non_Conformance/20403"/>
                                 <w:id w:val="-278566995"/>
                                 <w:placeholder>
                                   <w:docPart w:val="DefaultPlaceholder_-1854013440"/>
                                 </w:placeholder>
-                                <w:dataBinding w:prefixMappings="xmlns:ns0='urn:microsoft-dynamics-nav/reports/Qlty_Non_Conformance/20403/'" w:xpath="/ns0:NavWordReportXmlPart[1]/ns0:CurrentTest[1]/ns0:CurrentTestLine[1]/ns0:Field_LineCommentary[1]" w:storeItemID="{ADBFDFB8-3850-4B0C-8664-02F7D5614ECF}"/>
+                                <w:dataBinding w:prefixMappings="xmlns:ns0='urn:microsoft-dynamics-nav/reports/Qlty_Non_Conformance/20403/'" w:xpath="/ns0:NavWordReportXmlPart[1]/ns0:CurrentInspection[1]/ns0:CurrentInspectionLine[1]/ns0:Field_LineCommentary[1]" w:storeItemID="{ADBFDFB8-3850-4B0C-8664-02F7D5614ECF}"/>
                                 <w:text/>
                               </w:sdtPr>
                               <w:sdtContent>
@@ -1207,13 +1207,13 @@
                                   <w:color w:val="000000"/>
                                   <w:sz w:val="16"/>
                                 </w:rPr>
-                                <w:alias w:val="#Nav: /CurrentTest/CurrentTestLine/CarriageReturnPersonFieldDetails"/>
+                                <w:alias w:val="#Nav: /CurrentInspection/CurrentInspectionLine/CarriageReturnPersonFieldDetails"/>
                                 <w:tag w:val="#Nav: Qlty_Non_Conformance/20403"/>
                                 <w:id w:val="1579248918"/>
                                 <w:placeholder>
                                   <w:docPart w:val="DefaultPlaceholder_-1854013440"/>
                                 </w:placeholder>
-                                <w:dataBinding w:prefixMappings="xmlns:ns0='urn:microsoft-dynamics-nav/reports/Qlty_Non_Conformance/20403/'" w:xpath="/ns0:NavWordReportXmlPart[1]/ns0:CurrentTest[1]/ns0:CurrentTestLine[1]/ns0:CarriageReturnPersonFieldDetails[1]" w:storeItemID="{ADBFDFB8-3850-4B0C-8664-02F7D5614ECF}"/>
+                                <w:dataBinding w:prefixMappings="xmlns:ns0='urn:microsoft-dynamics-nav/reports/Qlty_Non_Conformance/20403/'" w:xpath="/ns0:NavWordReportXmlPart[1]/ns0:CurrentInspection[1]/ns0:CurrentInspectionLine[1]/ns0:CarriageReturnPersonFieldDetails[1]" w:storeItemID="{ADBFDFB8-3850-4B0C-8664-02F7D5614ECF}"/>
                                 <w:text/>
                               </w:sdtPr>
                               <w:sdtContent>
@@ -2858,13 +2858,13 @@
                   <w:sz w:val="16"/>
                   <w:szCs w:val="16"/>
                 </w:rPr>
-                <w:alias w:val="#Nav: /CurrentTest/CompanyInformation_All"/>
+                <w:alias w:val="#Nav: /CurrentInspection/CompanyInformation_All"/>
                 <w:tag w:val="#Nav: Qlty_Non_Conformance/20403"/>
                 <w:id w:val="-80605870"/>
                 <w:placeholder>
                   <w:docPart w:val="DefaultPlaceholder_-1854013440"/>
                 </w:placeholder>
-                <w:dataBinding w:prefixMappings="xmlns:ns0='urn:microsoft-dynamics-nav/reports/Qlty_Non_Conformance/20403/'" w:xpath="/ns0:NavWordReportXmlPart[1]/ns0:CurrentTest[1]/ns0:CompanyInformation_All[1]" w:storeItemID="{ADBFDFB8-3850-4B0C-8664-02F7D5614ECF}"/>
+                <w:dataBinding w:prefixMappings="xmlns:ns0='urn:microsoft-dynamics-nav/reports/Qlty_Non_Conformance/20403/'" w:xpath="/ns0:NavWordReportXmlPart[1]/ns0:CurrentInspection[1]/ns0:CompanyInformation_All[1]" w:storeItemID="{ADBFDFB8-3850-4B0C-8664-02F7D5614ECF}"/>
                 <w:text/>
               </w:sdtPr>
               <w:sdtContent>
@@ -2908,13 +2908,13 @@
                   <w:sz w:val="16"/>
                   <w:szCs w:val="16"/>
                 </w:rPr>
-                <w:alias w:val="#Nav: /CurrentTest/COAContact_All"/>
+                <w:alias w:val="#Nav: /CurrentInspection/COAContact_All"/>
                 <w:tag w:val="#Nav: Qlty_Non_Conformance/20403"/>
                 <w:id w:val="-1549979823"/>
                 <w:placeholder>
                   <w:docPart w:val="DefaultPlaceholder_-1854013440"/>
                 </w:placeholder>
-                <w:dataBinding w:prefixMappings="xmlns:ns0='urn:microsoft-dynamics-nav/reports/Qlty_Non_Conformance/20403/'" w:xpath="/ns0:NavWordReportXmlPart[1]/ns0:CurrentTest[1]/ns0:COAContact_All[1]" w:storeItemID="{ADBFDFB8-3850-4B0C-8664-02F7D5614ECF}"/>
+                <w:dataBinding w:prefixMappings="xmlns:ns0='urn:microsoft-dynamics-nav/reports/Qlty_Non_Conformance/20403/'" w:xpath="/ns0:NavWordReportXmlPart[1]/ns0:CurrentInspection[1]/ns0:COAContact_All[1]" w:storeItemID="{ADBFDFB8-3850-4B0C-8664-02F7D5614ECF}"/>
                 <w:text/>
               </w:sdtPr>
               <w:sdtContent>
@@ -4513,152 +4513,297 @@
 </we:webextension>
 </file>
 
-<file path=customXml/item3.xml><?xml version="1.0" encoding="utf-8"?>
-<NavWordReportXmlPart xmlns="urn:microsoft-dynamics-nav/reports/Qlty_Non_Conformance/20403/">
-  <BCReportInformation>
-    <ReportMetadata>
-      <ExtensionId>Extension ID</ExtensionId>
-      <ExtensionName>Extension Name</ExtensionName>
-      <ExtensionPublisher>Extension Publisher</ExtensionPublisher>
-      <ExtensionVersion>Extension Version</ExtensionVersion>
-      <ReportId>Report ID</ReportId>
-      <ReportName>Report Name</ReportName>
-      <AboutThisReportTitle>About This Report Title</AboutThisReportTitle>
-      <AboutThisReportText>About This Report Text</AboutThisReportText>
-      <ReportHelpLink>Report Help Link</ReportHelpLink>
-    </ReportMetadata>
-    <ReportRequest>
-      <TenantEntraId>Tenant Entra Id</TenantEntraId>
-      <EnvironmentName>Environment Name</EnvironmentName>
-      <EnvironmentType>Environment Type</EnvironmentType>
-      <CompanyName>Company Name</CompanyName>
-      <CompanyDisplayName>Company Display Name</CompanyDisplayName>
-      <CompanyId>Company ID</CompanyId>
-      <UserName>User Name</UserName>
-      <DateAndTime>Date and Time</DateAndTime>
-      <Language>Language</Language>
-      <FormatRegion>Format Region</FormatRegion>
-      <DateTimeValues>
-        <Year>Year</Year>
-        <MonthNumber>Month Number</MonthNumber>
-        <DayNumber>Day Number</DayNumber>
-        <Hour>Hour</Hour>
-        <Minute>Minute</Minute>
-      </DateTimeValues>
-    </ReportRequest>
-  </BCReportInformation>
-  <CurrentTest>
-    <COAContact_All>COAContact_All</COAContact_All>
-    <COAContact_Row1>COAContact_Row1</COAContact_Row1>
-    <COAContact_Row2>COAContact_Row2</COAContact_Row2>
-    <COAContact_Row3>COAContact_Row3</COAContact_Row3>
-    <COAContact_Row4>COAContact_Row4</COAContact_Row4>
-    <COAContact_Row5>COAContact_Row5</COAContact_Row5>
-    <COAContact_Row6>COAContact_Row6</COAContact_Row6>
-    <COAContact_Row7>COAContact_Row7</COAContact_Row7>
-    <COAContact_Row8>COAContact_Row8</COAContact_Row8>
-    <CompanyInformation_All>CompanyInformation_All</CompanyInformation_All>
-    <CompanyInformation_Row1>CompanyInformation_Row1</CompanyInformation_Row1>
-    <CompanyInformation_Row2>CompanyInformation_Row2</CompanyInformation_Row2>
-    <CompanyInformation_Row3>CompanyInformation_Row3</CompanyInformation_Row3>
-    <CompanyInformation_Row4>CompanyInformation_Row4</CompanyInformation_Row4>
-    <CompanyInformation_Row5>CompanyInformation_Row5</CompanyInformation_Row5>
-    <CompanyInformation_Row6>CompanyInformation_Row6</CompanyInformation_Row6>
-    <CompanyInformation_Row7>CompanyInformation_Row7</CompanyInformation_Row7>
-    <CompanyInformation_Row8>CompanyInformation_Row8</CompanyInformation_Row8>
-    <QITemplate_Description>QITemplate_Description</QITemplate_Description>
-    <QITest_Description>QITest_Description</QITest_Description>
-    <QITest_Director_Name>QITest_Director_Name</QITest_Director_Name>
-    <QITest_Director_Title>QITest_Director_Title</QITest_Director_Title>
-    <QITest_Finished_By_Email>QITest_Finished_By_Email</QITest_Finished_By_Email>
-    <QITest_Finished_By_Phone>QITest_Finished_By_Phone</QITest_Finished_By_Phone>
-    <QITest_Finished_By_Title>QITest_Finished_By_Title</QITest_Finished_By_Title>
-    <QITest_Finished_By_UserName>QITest_Finished_By_UserName</QITest_Finished_By_UserName>
-    <QITest_Finished_By_User_ID>QITest_Finished_By_User_ID</QITest_Finished_By_User_ID>
-    <QITest_Finished_Date>QITest_Finished_Date</QITest_Finished_Date>
-    <QITest_Grade_Code>QITest_Grade_Code</QITest_Grade_Code>
-    <QITest_Grade_Description>QITest_Grade_Description</QITest_Grade_Description>
-    <QITest_No>QITest_No</QITest_No>
-    <QITest_RetestNo>QITest_RetestNo</QITest_RetestNo>
-    <QITest_Source_Custom_1>QITest_Source_Custom_1</QITest_Source_Custom_1>
-    <QITest_Source_Custom_10>QITest_Source_Custom_10</QITest_Source_Custom_10>
-    <QITest_Source_Custom_2>QITest_Source_Custom_2</QITest_Source_Custom_2>
-    <QITest_Source_Custom_3>QITest_Source_Custom_3</QITest_Source_Custom_3>
-    <QITest_Source_Custom_4>QITest_Source_Custom_4</QITest_Source_Custom_4>
-    <QITest_Source_Custom_5>QITest_Source_Custom_5</QITest_Source_Custom_5>
-    <QITest_Source_Custom_6>QITest_Source_Custom_6</QITest_Source_Custom_6>
-    <QITest_Source_Custom_7>QITest_Source_Custom_7</QITest_Source_Custom_7>
-    <QITest_Source_Custom_8>QITest_Source_Custom_8</QITest_Source_Custom_8>
-    <QITest_Source_Custom_9>QITest_Source_Custom_9</QITest_Source_Custom_9>
-    <QITest_Source_Document_No_>QITest_Source_Document_No_</QITest_Source_Document_No_>
-    <QITest_Source_Item_Description>QITest_Source_Item_Description</QITest_Source_Item_Description>
-    <QITest_Source_Item_Description2>QITest_Source_Item_Description2</QITest_Source_Item_Description2>
-    <QITest_Source_Item_No_>QITest_Source_Item_No_</QITest_Source_Item_No_>
-    <QITest_Source_Lot_No_>QITest_Source_Lot_No_</QITest_Source_Lot_No_>
-    <QITest_Source_Package_No_>QITest_Source_Package_No_</QITest_Source_Package_No_>
-    <QITest_Source_Serial_No_>QITest_Source_Serial_No_</QITest_Source_Serial_No_>
-    <QITest_Source_Task_No_>QITest_Source_Task_No_</QITest_Source_Task_No_>
-    <QITest_Source_Variant_Code>QITest_Source_Variant_Code</QITest_Source_Variant_Code>
-    <QITest_Status>QITest_Status</QITest_Status>
-    <CurrentTestLine>
-      <CarriageReturnPersonFieldDetails>CarriageReturnPersonFieldDetails</CarriageReturnPersonFieldDetails>
-      <Field_Code>Field_Code</Field_Code>
-      <Field_Description>Field_Description</Field_Description>
-      <Field_EnteredByNameAndTimestamp>Field_EnteredByNameAndTimestamp</Field_EnteredByNameAndTimestamp>
-      <Field_HasEnteredValue>Field_HasEnteredValue</Field_HasEnteredValue>
-      <Field_IfPersonEmail>Field_IfPersonEmail</Field_IfPersonEmail>
-      <Field_IfPersonName>Field_IfPersonName</Field_IfPersonName>
-      <Field_IfPersonPhone>Field_IfPersonPhone</Field_IfPersonPhone>
-      <Field_IfPersonTitle>Field_IfPersonTitle</Field_IfPersonTitle>
-      <Field_IsLabel>Field_IsLabel</Field_IsLabel>
-      <Field_IsPersonField>Field_IsPersonField</Field_IsPersonField>
-      <Field_IsText>Field_IsText</Field_IsText>
-      <Field_LineCommentary>Field_LineCommentary</Field_LineCommentary>
-      <Field_ModifiedByUserEmail>Field_ModifiedByUserEmail</Field_ModifiedByUserEmail>
-      <Field_ModifiedByUserID>Field_ModifiedByUserID</Field_ModifiedByUserID>
-      <Field_ModifiedByUserJobTitle>Field_ModifiedByUserJobTitle</Field_ModifiedByUserJobTitle>
-      <Field_ModifiedByUserName>Field_ModifiedByUserName</Field_ModifiedByUserName>
-      <Field_ModifiedByUserPhone>Field_ModifiedByUserPhone</Field_ModifiedByUserPhone>
-      <Field_ModifiedDateTime>Field_ModifiedDateTime</Field_ModifiedDateTime>
-      <Field_Type>Field_Type</Field_Type>
-      <LabelField_Description>LabelField_Description</LabelField_Description>
-      <Numeric_Value>Numeric_Value</Numeric_Value>
-      <PromptedGradeCaption_1>PromptedGradeCaption_1</PromptedGradeCaption_1>
-      <PromptedGradeCaption_10>PromptedGradeCaption_10</PromptedGradeCaption_10>
-      <PromptedGradeCaption_2>PromptedGradeCaption_2</PromptedGradeCaption_2>
-      <PromptedGradeCaption_3>PromptedGradeCaption_3</PromptedGradeCaption_3>
-      <PromptedGradeCaption_4>PromptedGradeCaption_4</PromptedGradeCaption_4>
-      <PromptedGradeCaption_5>PromptedGradeCaption_5</PromptedGradeCaption_5>
-      <PromptedGradeCaption_6>PromptedGradeCaption_6</PromptedGradeCaption_6>
-      <PromptedGradeCaption_7>PromptedGradeCaption_7</PromptedGradeCaption_7>
-      <PromptedGradeCaption_8>PromptedGradeCaption_8</PromptedGradeCaption_8>
-      <PromptedGradeCaption_9>PromptedGradeCaption_9</PromptedGradeCaption_9>
-      <PromptedGradeConditionDescription_1>PromptedGradeConditionDescription_1</PromptedGradeConditionDescription_1>
-      <PromptedGradeConditionDescription_10>PromptedGradeConditionDescription_10</PromptedGradeConditionDescription_10>
-      <PromptedGradeConditionDescription_2>PromptedGradeConditionDescription_2</PromptedGradeConditionDescription_2>
-      <PromptedGradeConditionDescription_3>PromptedGradeConditionDescription_3</PromptedGradeConditionDescription_3>
-      <PromptedGradeConditionDescription_4>PromptedGradeConditionDescription_4</PromptedGradeConditionDescription_4>
-      <PromptedGradeConditionDescription_5>PromptedGradeConditionDescription_5</PromptedGradeConditionDescription_5>
-      <PromptedGradeConditionDescription_6>PromptedGradeConditionDescription_6</PromptedGradeConditionDescription_6>
-      <PromptedGradeConditionDescription_7>PromptedGradeConditionDescription_7</PromptedGradeConditionDescription_7>
-      <PromptedGradeConditionDescription_8>PromptedGradeConditionDescription_8</PromptedGradeConditionDescription_8>
-      <PromptedGradeConditionDescription_9>PromptedGradeConditionDescription_9</PromptedGradeConditionDescription_9>
-      <PromptedGradeVisible_1>PromptedGradeVisible_1</PromptedGradeVisible_1>
-      <PromptedGradeVisible_10>PromptedGradeVisible_10</PromptedGradeVisible_10>
-      <PromptedGradeVisible_2>PromptedGradeVisible_2</PromptedGradeVisible_2>
-      <PromptedGradeVisible_3>PromptedGradeVisible_3</PromptedGradeVisible_3>
-      <PromptedGradeVisible_4>PromptedGradeVisible_4</PromptedGradeVisible_4>
-      <PromptedGradeVisible_5>PromptedGradeVisible_5</PromptedGradeVisible_5>
-      <PromptedGradeVisible_6>PromptedGradeVisible_6</PromptedGradeVisible_6>
-      <PromptedGradeVisible_7>PromptedGradeVisible_7</PromptedGradeVisible_7>
-      <PromptedGradeVisible_8>PromptedGradeVisible_8</PromptedGradeVisible_8>
-      <PromptedGradeVisible_9>PromptedGradeVisible_9</PromptedGradeVisible_9>
-      <Test_Grade>Test_Grade</Test_Grade>
-      <Test_GradeDescription>Test_GradeDescription</Test_GradeDescription>
-      <Test_Value>Test_Value</Test_Value>
-    </CurrentTestLine>
-  </CurrentTest>
-</NavWordReportXmlPart>
+<file path=customXml/item3.xml>��< ? x m l   v e r s i o n = " 1 . 0 "   e n c o d i n g = " u t f - 1 6 " ? > + 
+ < N a v W o r d R e p o r t X m l P a r t   x m l n s = " u r n : m i c r o s o f t - d y n a m i c s - n a v / r e p o r t s / Q l t y _ N o n _ C o n f o r m a n c e / 2 0 4 0 3 / " > + 
+     < B C R e p o r t I n f o r m a t i o n > + 
+         < R e p o r t M e t a d a t a > + 
+             < E x t e n s i o n I d > E x t e n s i o n   I D < / E x t e n s i o n I d > + 
+             < E x t e n s i o n N a m e > E x t e n s i o n   N a m e < / E x t e n s i o n N a m e > + 
+             < E x t e n s i o n P u b l i s h e r > E x t e n s i o n   P u b l i s h e r < / E x t e n s i o n P u b l i s h e r > + 
+             < E x t e n s i o n V e r s i o n > E x t e n s i o n   V e r s i o n < / E x t e n s i o n V e r s i o n > + 
+             < R e p o r t I d > R e p o r t   I D < / R e p o r t I d > + 
+             < R e p o r t N a m e > R e p o r t   N a m e < / R e p o r t N a m e > + 
+             < A b o u t T h i s R e p o r t T i t l e > A b o u t   T h i s   R e p o r t   T i t l e < / A b o u t T h i s R e p o r t T i t l e > + 
+             < A b o u t T h i s R e p o r t T e x t > A b o u t   T h i s   R e p o r t   T e x t < / A b o u t T h i s R e p o r t T e x t > + 
+             < R e p o r t H e l p L i n k > R e p o r t   H e l p   L i n k < / R e p o r t H e l p L i n k > + 
+         < / R e p o r t M e t a d a t a > + 
+         < R e p o r t R e q u e s t > + 
+             < T e n a n t E n t r a I d > T e n a n t   E n t r a   I d < / T e n a n t E n t r a I d > + 
+             < E n v i r o n m e n t N a m e > E n v i r o n m e n t   N a m e < / E n v i r o n m e n t N a m e > + 
+             < E n v i r o n m e n t T y p e > E n v i r o n m e n t   T y p e < / E n v i r o n m e n t T y p e > + 
+             < C o m p a n y N a m e > C o m p a n y   N a m e < / C o m p a n y N a m e > + 
+             < C o m p a n y D i s p l a y N a m e > C o m p a n y   D i s p l a y   N a m e < / C o m p a n y D i s p l a y N a m e > + 
+             < C o m p a n y I d > C o m p a n y   I D < / C o m p a n y I d > + 
+             < U s e r N a m e > U s e r   N a m e < / U s e r N a m e > + 
+             < D a t e A n d T i m e > D a t e   a n d   T i m e < / D a t e A n d T i m e > + 
+             < L a n g u a g e > L a n g u a g e < / L a n g u a g e > + 
+             < F o r m a t R e g i o n > F o r m a t   R e g i o n < / F o r m a t R e g i o n > + 
+             < D a t e T i m e V a l u e s > + 
+                 < Y e a r > Y e a r < / Y e a r > + 
+                 < M o n t h N u m b e r > M o n t h   N u m b e r < / M o n t h N u m b e r > + 
+                 < D a y N u m b e r > D a y   N u m b e r < / D a y N u m b e r > + 
+                 < H o u r > H o u r < / H o u r > + 
+                 < M i n u t e > M i n u t e < / M i n u t e > + 
+             < / D a t e T i m e V a l u e s > + 
+         < / R e p o r t R e q u e s t > + 
+     < / B C R e p o r t I n f o r m a t i o n > + 
+     < C u r r e n t I n s p e c t i o n > + 
+         < C O A C o n t a c t _ A l l > C O A C o n t a c t _ A l l < / C O A C o n t a c t _ A l l > + 
+         < C O A C o n t a c t _ R o w 1 > C O A C o n t a c t _ R o w 1 < / C O A C o n t a c t _ R o w 1 > + 
+         < C O A C o n t a c t _ R o w 2 > C O A C o n t a c t _ R o w 2 < / C O A C o n t a c t _ R o w 2 > + 
+         < C O A C o n t a c t _ R o w 3 > C O A C o n t a c t _ R o w 3 < / C O A C o n t a c t _ R o w 3 > + 
+         < C O A C o n t a c t _ R o w 4 > C O A C o n t a c t _ R o w 4 < / C O A C o n t a c t _ R o w 4 > + 
+         < C O A C o n t a c t _ R o w 5 > C O A C o n t a c t _ R o w 5 < / C O A C o n t a c t _ R o w 5 > + 
+         < C O A C o n t a c t _ R o w 6 > C O A C o n t a c t _ R o w 6 < / C O A C o n t a c t _ R o w 6 > + 
+         < C O A C o n t a c t _ R o w 7 > C O A C o n t a c t _ R o w 7 < / C O A C o n t a c t _ R o w 7 > + 
+         < C O A C o n t a c t _ R o w 8 > C O A C o n t a c t _ R o w 8 < / C O A C o n t a c t _ R o w 8 > + 
+         < C o m p a n y I n f o r m a t i o n _ A l l > C o m p a n y I n f o r m a t i o n _ A l l < / C o m p a n y I n f o r m a t i o n _ A l l > + 
+         < C o m p a n y I n f o r m a t i o n _ R o w 1 > C o m p a n y I n f o r m a t i o n _ R o w 1 < / C o m p a n y I n f o r m a t i o n _ R o w 1 > + 
+         < C o m p a n y I n f o r m a t i o n _ R o w 2 > C o m p a n y I n f o r m a t i o n _ R o w 2 < / C o m p a n y I n f o r m a t i o n _ R o w 2 > + 
+         < C o m p a n y I n f o r m a t i o n _ R o w 3 > C o m p a n y I n f o r m a t i o n _ R o w 3 < / C o m p a n y I n f o r m a t i o n _ R o w 3 > + 
+         < C o m p a n y I n f o r m a t i o n _ R o w 4 > C o m p a n y I n f o r m a t i o n _ R o w 4 < / C o m p a n y I n f o r m a t i o n _ R o w 4 > + 
+         < C o m p a n y I n f o r m a t i o n _ R o w 5 > C o m p a n y I n f o r m a t i o n _ R o w 5 < / C o m p a n y I n f o r m a t i o n _ R o w 5 > + 
+         < C o m p a n y I n f o r m a t i o n _ R o w 6 > C o m p a n y I n f o r m a t i o n _ R o w 6 < / C o m p a n y I n f o r m a t i o n _ R o w 6 > + 
+         < C o m p a n y I n f o r m a t i o n _ R o w 7 > C o m p a n y I n f o r m a t i o n _ R o w 7 < / C o m p a n y I n f o r m a t i o n _ R o w 7 > + 
+         < C o m p a n y I n f o r m a t i o n _ R o w 8 > C o m p a n y I n f o r m a t i o n _ R o w 8 < / C o m p a n y I n f o r m a t i o n _ R o w 8 > + 
+         < Q l t y I n s p e c t i o n T e m p l a t e _ D e s c r i p t i o n > Q l t y I n s p e c t i o n T e m p l a t e _ D e s c r i p t i o n < / Q l t y I n s p e c t i o n T e m p l a t e _ D e s c r i p t i o n > + 
+         < Q l t y I n s p e c t i o n _ D e s c r i p t i o n > Q l t y I n s p e c t i o n _ D e s c r i p t i o n < / Q l t y I n s p e c t i o n _ D e s c r i p t i o n > + 
+         < Q l t y I n s p e c t i o n _ D i r e c t o r _ N a m e > Q l t y I n s p e c t i o n _ D i r e c t o r _ N a m e < / Q l t y I n s p e c t i o n _ D i r e c t o r _ N a m e > + 
+         < Q l t y I n s p e c t i o n _ D i r e c t o r _ T i t l e > Q l t y I n s p e c t i o n _ D i r e c t o r _ T i t l e < / Q l t y I n s p e c t i o n _ D i r e c t o r _ T i t l e > + 
+         < Q l t y I n s p e c t i o n _ F i n i s h e d _ B y _ E m a i l > Q l t y I n s p e c t i o n _ F i n i s h e d _ B y _ E m a i l < / Q l t y I n s p e c t i o n _ F i n i s h e d _ B y _ E m a i l > + 
+         < Q l t y I n s p e c t i o n _ F i n i s h e d _ B y _ P h o n e > Q l t y I n s p e c t i o n _ F i n i s h e d _ B y _ P h o n e < / Q l t y I n s p e c t i o n _ F i n i s h e d _ B y _ P h o n e > + 
+         < Q l t y I n s p e c t i o n _ F i n i s h e d _ B y _ T i t l e > Q l t y I n s p e c t i o n _ F i n i s h e d _ B y _ T i t l e < / Q l t y I n s p e c t i o n _ F i n i s h e d _ B y _ T i t l e > + 
+         < Q l t y I n s p e c t i o n _ F i n i s h e d _ B y _ U s e r N a m e > Q l t y I n s p e c t i o n _ F i n i s h e d _ B y _ U s e r N a m e < / Q l t y I n s p e c t i o n _ F i n i s h e d _ B y _ U s e r N a m e > + 
+         < Q l t y I n s p e c t i o n _ F i n i s h e d _ B y _ U s e r _ I D > Q l t y I n s p e c t i o n _ F i n i s h e d _ B y _ U s e r _ I D < / Q l t y I n s p e c t i o n _ F i n i s h e d _ B y _ U s e r _ I D > + 
+         < Q l t y I n s p e c t i o n _ F i n i s h e d _ D a t e > Q l t y I n s p e c t i o n _ F i n i s h e d _ D a t e < / Q l t y I n s p e c t i o n _ F i n i s h e d _ D a t e > + 
+         < Q l t y I n s p e c t i o n _ N o > Q l t y I n s p e c t i o n _ N o < / Q l t y I n s p e c t i o n _ N o > + 
+         < Q l t y I n s p e c t i o n _ R e i n s p e c t i o n N o > Q l t y I n s p e c t i o n _ R e i n s p e c t i o n N o < / Q l t y I n s p e c t i o n _ R e i n s p e c t i o n N o > + 
+         < Q l t y I n s p e c t i o n _ R e s u l t _ C o d e > Q l t y I n s p e c t i o n _ R e s u l t _ C o d e < / Q l t y I n s p e c t i o n _ R e s u l t _ C o d e > + 
+         < Q l t y I n s p e c t i o n _ R e s u l t _ D e s c r i p t i o n > Q l t y I n s p e c t i o n _ R e s u l t _ D e s c r i p t i o n < / Q l t y I n s p e c t i o n _ R e s u l t _ D e s c r i p t i o n > + 
+         < Q l t y I n s p e c t i o n _ S o u r c e _ C u s t o m _ 1 > Q l t y I n s p e c t i o n _ S o u r c e _ C u s t o m _ 1 < / Q l t y I n s p e c t i o n _ S o u r c e _ C u s t o m _ 1 > + 
+         < Q l t y I n s p e c t i o n _ S o u r c e _ C u s t o m _ 1 0 > Q l t y I n s p e c t i o n _ S o u r c e _ C u s t o m _ 1 0 < / Q l t y I n s p e c t i o n _ S o u r c e _ C u s t o m _ 1 0 > + 
+         < Q l t y I n s p e c t i o n _ S o u r c e _ C u s t o m _ 2 > Q l t y I n s p e c t i o n _ S o u r c e _ C u s t o m _ 2 < / Q l t y I n s p e c t i o n _ S o u r c e _ C u s t o m _ 2 > + 
+         < Q l t y I n s p e c t i o n _ S o u r c e _ C u s t o m _ 3 > Q l t y I n s p e c t i o n _ S o u r c e _ C u s t o m _ 3 < / Q l t y I n s p e c t i o n _ S o u r c e _ C u s t o m _ 3 > + 
+         < Q l t y I n s p e c t i o n _ S o u r c e _ C u s t o m _ 4 > Q l t y I n s p e c t i o n _ S o u r c e _ C u s t o m _ 4 < / Q l t y I n s p e c t i o n _ S o u r c e _ C u s t o m _ 4 > + 
+         < Q l t y I n s p e c t i o n _ S o u r c e _ C u s t o m _ 5 > Q l t y I n s p e c t i o n _ S o u r c e _ C u s t o m _ 5 < / Q l t y I n s p e c t i o n _ S o u r c e _ C u s t o m _ 5 > + 
+         < Q l t y I n s p e c t i o n _ S o u r c e _ C u s t o m _ 6 > Q l t y I n s p e c t i o n _ S o u r c e _ C u s t o m _ 6 < / Q l t y I n s p e c t i o n _ S o u r c e _ C u s t o m _ 6 > + 
+         < Q l t y I n s p e c t i o n _ S o u r c e _ C u s t o m _ 7 > Q l t y I n s p e c t i o n _ S o u r c e _ C u s t o m _ 7 < / Q l t y I n s p e c t i o n _ S o u r c e _ C u s t o m _ 7 > + 
+         < Q l t y I n s p e c t i o n _ S o u r c e _ C u s t o m _ 8 > Q l t y I n s p e c t i o n _ S o u r c e _ C u s t o m _ 8 < / Q l t y I n s p e c t i o n _ S o u r c e _ C u s t o m _ 8 > + 
+         < Q l t y I n s p e c t i o n _ S o u r c e _ C u s t o m _ 9 > Q l t y I n s p e c t i o n _ S o u r c e _ C u s t o m _ 9 < / Q l t y I n s p e c t i o n _ S o u r c e _ C u s t o m _ 9 > + 
+         < Q l t y I n s p e c t i o n _ S o u r c e _ D o c u m e n t _ N o _ > Q l t y I n s p e c t i o n _ S o u r c e _ D o c u m e n t _ N o _ < / Q l t y I n s p e c t i o n _ S o u r c e _ D o c u m e n t _ N o _ > + 
+         < Q l t y I n s p e c t i o n _ S o u r c e _ I t e m _ D e s c r i p t i o n > Q l t y I n s p e c t i o n _ S o u r c e _ I t e m _ D e s c r i p t i o n < / Q l t y I n s p e c t i o n _ S o u r c e _ I t e m _ D e s c r i p t i o n > + 
+         < Q l t y I n s p e c t i o n _ S o u r c e _ I t e m _ D e s c r i p t i o n 2 > Q l t y I n s p e c t i o n _ S o u r c e _ I t e m _ D e s c r i p t i o n 2 < / Q l t y I n s p e c t i o n _ S o u r c e _ I t e m _ D e s c r i p t i o n 2 > + 
+         < Q l t y I n s p e c t i o n _ S o u r c e _ I t e m _ N o _ > Q l t y I n s p e c t i o n _ S o u r c e _ I t e m _ N o _ < / Q l t y I n s p e c t i o n _ S o u r c e _ I t e m _ N o _ > + 
+         < Q l t y I n s p e c t i o n _ S o u r c e _ L o t _ N o _ > Q l t y I n s p e c t i o n _ S o u r c e _ L o t _ N o _ < / Q l t y I n s p e c t i o n _ S o u r c e _ L o t _ N o _ > + 
+         < Q l t y I n s p e c t i o n _ S o u r c e _ P a c k a g e _ N o _ > Q l t y I n s p e c t i o n _ S o u r c e _ P a c k a g e _ N o _ < / Q l t y I n s p e c t i o n _ S o u r c e _ P a c k a g e _ N o _ > + 
+         < Q l t y I n s p e c t i o n _ S o u r c e _ S e r i a l _ N o _ > Q l t y I n s p e c t i o n _ S o u r c e _ S e r i a l _ N o _ < / Q l t y I n s p e c t i o n _ S o u r c e _ S e r i a l _ N o _ > + 
+         < Q l t y I n s p e c t i o n _ S o u r c e _ T a s k _ N o _ > Q l t y I n s p e c t i o n _ S o u r c e _ T a s k _ N o _ < / Q l t y I n s p e c t i o n _ S o u r c e _ T a s k _ N o _ > + 
+         < Q l t y I n s p e c t i o n _ S o u r c e _ V a r i a n t _ C o d e > Q l t y I n s p e c t i o n _ S o u r c e _ V a r i a n t _ C o d e < / Q l t y I n s p e c t i o n _ S o u r c e _ V a r i a n t _ C o d e > + 
+         < Q l t y I n s p e c t i o n _ S t a t u s > Q l t y I n s p e c t i o n _ S t a t u s < / Q l t y I n s p e c t i o n _ S t a t u s > + 
+         < C u r r e n t I n s p e c t i o n L i n e > + 
+             < C a r r i a g e R e t u r n P e r s o n F i e l d D e t a i l s > C a r r i a g e R e t u r n P e r s o n F i e l d D e t a i l s < / C a r r i a g e R e t u r n P e r s o n F i e l d D e t a i l s > + 
+             < F i e l d _ C o d e > F i e l d _ C o d e < / F i e l d _ C o d e > + 
+             < F i e l d _ D e s c r i p t i o n > F i e l d _ D e s c r i p t i o n < / F i e l d _ D e s c r i p t i o n > + 
+             < F i e l d _ E n t e r e d B y N a m e A n d T i m e s t a m p > F i e l d _ E n t e r e d B y N a m e A n d T i m e s t a m p < / F i e l d _ E n t e r e d B y N a m e A n d T i m e s t a m p > + 
+             < F i e l d _ H a s E n t e r e d V a l u e > F i e l d _ H a s E n t e r e d V a l u e < / F i e l d _ H a s E n t e r e d V a l u e > + 
+             < F i e l d _ I f P e r s o n E m a i l > F i e l d _ I f P e r s o n E m a i l < / F i e l d _ I f P e r s o n E m a i l > + 
+             < F i e l d _ I f P e r s o n N a m e > F i e l d _ I f P e r s o n N a m e < / F i e l d _ I f P e r s o n N a m e > + 
+             < F i e l d _ I f P e r s o n P h o n e > F i e l d _ I f P e r s o n P h o n e < / F i e l d _ I f P e r s o n P h o n e > + 
+             < F i e l d _ I f P e r s o n T i t l e > F i e l d _ I f P e r s o n T i t l e < / F i e l d _ I f P e r s o n T i t l e > + 
+             < F i e l d _ I s L a b e l > F i e l d _ I s L a b e l < / F i e l d _ I s L a b e l > + 
+             < F i e l d _ I s P e r s o n F i e l d > F i e l d _ I s P e r s o n F i e l d < / F i e l d _ I s P e r s o n F i e l d > + 
+             < F i e l d _ I s T e x t > F i e l d _ I s T e x t < / F i e l d _ I s T e x t > + 
+             < F i e l d _ L i n e C o m m e n t a r y > F i e l d _ L i n e C o m m e n t a r y < / F i e l d _ L i n e C o m m e n t a r y > + 
+             < F i e l d _ M o d i f i e d B y U s e r E m a i l > F i e l d _ M o d i f i e d B y U s e r E m a i l < / F i e l d _ M o d i f i e d B y U s e r E m a i l > + 
+             < F i e l d _ M o d i f i e d B y U s e r I D > F i e l d _ M o d i f i e d B y U s e r I D < / F i e l d _ M o d i f i e d B y U s e r I D > + 
+             < F i e l d _ M o d i f i e d B y U s e r J o b T i t l e > F i e l d _ M o d i f i e d B y U s e r J o b T i t l e < / F i e l d _ M o d i f i e d B y U s e r J o b T i t l e > + 
+             < F i e l d _ M o d i f i e d B y U s e r N a m e > F i e l d _ M o d i f i e d B y U s e r N a m e < / F i e l d _ M o d i f i e d B y U s e r N a m e > + 
+             < F i e l d _ M o d i f i e d B y U s e r P h o n e > F i e l d _ M o d i f i e d B y U s e r P h o n e < / F i e l d _ M o d i f i e d B y U s e r P h o n e > + 
+             < F i e l d _ M o d i f i e d D a t e T i m e > F i e l d _ M o d i f i e d D a t e T i m e < / F i e l d _ M o d i f i e d D a t e T i m e > + 
+             < F i e l d _ T y p e > F i e l d _ T y p e < / F i e l d _ T y p e > + 
+             < L a b e l F i e l d _ D e s c r i p t i o n > L a b e l F i e l d _ D e s c r i p t i o n < / L a b e l F i e l d _ D e s c r i p t i o n > + 
+             < N u m e r i c _ V a l u e > N u m e r i c _ V a l u e < / N u m e r i c _ V a l u e > + 
+             < P r o m p t e d R e s u l t C a p t i o n _ 1 > P r o m p t e d R e s u l t C a p t i o n _ 1 < / P r o m p t e d R e s u l t C a p t i o n _ 1 > + 
+             < P r o m p t e d R e s u l t C a p t i o n _ 1 0 > P r o m p t e d R e s u l t C a p t i o n _ 1 0 < / P r o m p t e d R e s u l t C a p t i o n _ 1 0 > + 
+             < P r o m p t e d R e s u l t C a p t i o n _ 2 > P r o m p t e d R e s u l t C a p t i o n _ 2 < / P r o m p t e d R e s u l t C a p t i o n _ 2 > + 
+             < P r o m p t e d R e s u l t C a p t i o n _ 3 > P r o m p t e d R e s u l t C a p t i o n _ 3 < / P r o m p t e d R e s u l t C a p t i o n _ 3 > + 
+             < P r o m p t e d R e s u l t C a p t i o n _ 4 > P r o m p t e d R e s u l t C a p t i o n _ 4 < / P r o m p t e d R e s u l t C a p t i o n _ 4 > + 
+             < P r o m p t e d R e s u l t C a p t i o n _ 5 > P r o m p t e d R e s u l t C a p t i o n _ 5 < / P r o m p t e d R e s u l t C a p t i o n _ 5 > + 
+             < P r o m p t e d R e s u l t C a p t i o n _ 6 > P r o m p t e d R e s u l t C a p t i o n _ 6 < / P r o m p t e d R e s u l t C a p t i o n _ 6 > + 
+             < P r o m p t e d R e s u l t C a p t i o n _ 7 > P r o m p t e d R e s u l t C a p t i o n _ 7 < / P r o m p t e d R e s u l t C a p t i o n _ 7 > + 
+             < P r o m p t e d R e s u l t C a p t i o n _ 8 > P r o m p t e d R e s u l t C a p t i o n _ 8 < / P r o m p t e d R e s u l t C a p t i o n _ 8 > + 
+             < P r o m p t e d R e s u l t C a p t i o n _ 9 > P r o m p t e d R e s u l t C a p t i o n _ 9 < / P r o m p t e d R e s u l t C a p t i o n _ 9 > + 
+             < P r o m p t e d R e s u l t C o n d i t i o n D e s c r i p t i o n _ 1 > P r o m p t e d R e s u l t C o n d i t i o n D e s c r i p t i o n _ 1 < / P r o m p t e d R e s u l t C o n d i t i o n D e s c r i p t i o n _ 1 > + 
+             < P r o m p t e d R e s u l t C o n d i t i o n D e s c r i p t i o n _ 1 0 > P r o m p t e d R e s u l t C o n d i t i o n D e s c r i p t i o n _ 1 0 < / P r o m p t e d R e s u l t C o n d i t i o n D e s c r i p t i o n _ 1 0 > + 
+             < P r o m p t e d R e s u l t C o n d i t i o n D e s c r i p t i o n _ 2 > P r o m p t e d R e s u l t C o n d i t i o n D e s c r i p t i o n _ 2 < / P r o m p t e d R e s u l t C o n d i t i o n D e s c r i p t i o n _ 2 > + 
+             < P r o m p t e d R e s u l t C o n d i t i o n D e s c r i p t i o n _ 3 > P r o m p t e d R e s u l t C o n d i t i o n D e s c r i p t i o n _ 3 < / P r o m p t e d R e s u l t C o n d i t i o n D e s c r i p t i o n _ 3 > + 
+             < P r o m p t e d R e s u l t C o n d i t i o n D e s c r i p t i o n _ 4 > P r o m p t e d R e s u l t C o n d i t i o n D e s c r i p t i o n _ 4 < / P r o m p t e d R e s u l t C o n d i t i o n D e s c r i p t i o n _ 4 > + 
+             < P r o m p t e d R e s u l t C o n d i t i o n D e s c r i p t i o n _ 5 > P r o m p t e d R e s u l t C o n d i t i o n D e s c r i p t i o n _ 5 < / P r o m p t e d R e s u l t C o n d i t i o n D e s c r i p t i o n _ 5 > + 
+             < P r o m p t e d R e s u l t C o n d i t i o n D e s c r i p t i o n _ 6 > P r o m p t e d R e s u l t C o n d i t i o n D e s c r i p t i o n _ 6 < / P r o m p t e d R e s u l t C o n d i t i o n D e s c r i p t i o n _ 6 > + 
+             < P r o m p t e d R e s u l t C o n d i t i o n D e s c r i p t i o n _ 7 > P r o m p t e d R e s u l t C o n d i t i o n D e s c r i p t i o n _ 7 < / P r o m p t e d R e s u l t C o n d i t i o n D e s c r i p t i o n _ 7 > + 
+             < P r o m p t e d R e s u l t C o n d i t i o n D e s c r i p t i o n _ 8 > P r o m p t e d R e s u l t C o n d i t i o n D e s c r i p t i o n _ 8 < / P r o m p t e d R e s u l t C o n d i t i o n D e s c r i p t i o n _ 8 > + 
+             < P r o m p t e d R e s u l t C o n d i t i o n D e s c r i p t i o n _ 9 > P r o m p t e d R e s u l t C o n d i t i o n D e s c r i p t i o n _ 9 < / P r o m p t e d R e s u l t C o n d i t i o n D e s c r i p t i o n _ 9 > + 
+             < P r o m p t e d R e s u l t V i s i b l e _ 1 > P r o m p t e d R e s u l t V i s i b l e _ 1 < / P r o m p t e d R e s u l t V i s i b l e _ 1 > + 
+             < P r o m p t e d R e s u l t V i s i b l e _ 1 0 > P r o m p t e d R e s u l t V i s i b l e _ 1 0 < / P r o m p t e d R e s u l t V i s i b l e _ 1 0 > + 
+             < P r o m p t e d R e s u l t V i s i b l e _ 2 > P r o m p t e d R e s u l t V i s i b l e _ 2 < / P r o m p t e d R e s u l t V i s i b l e _ 2 > + 
+             < P r o m p t e d R e s u l t V i s i b l e _ 3 > P r o m p t e d R e s u l t V i s i b l e _ 3 < / P r o m p t e d R e s u l t V i s i b l e _ 3 > + 
+             < P r o m p t e d R e s u l t V i s i b l e _ 4 > P r o m p t e d R e s u l t V i s i b l e _ 4 < / P r o m p t e d R e s u l t V i s i b l e _ 4 > + 
+             < P r o m p t e d R e s u l t V i s i b l e _ 5 > P r o m p t e d R e s u l t V i s i b l e _ 5 < / P r o m p t e d R e s u l t V i s i b l e _ 5 > + 
+             < P r o m p t e d R e s u l t V i s i b l e _ 6 > P r o m p t e d R e s u l t V i s i b l e _ 6 < / P r o m p t e d R e s u l t V i s i b l e _ 6 > + 
+             < P r o m p t e d R e s u l t V i s i b l e _ 7 > P r o m p t e d R e s u l t V i s i b l e _ 7 < / P r o m p t e d R e s u l t V i s i b l e _ 7 > + 
+             < P r o m p t e d R e s u l t V i s i b l e _ 8 > P r o m p t e d R e s u l t V i s i b l e _ 8 < / P r o m p t e d R e s u l t V i s i b l e _ 8 > + 
+             < P r o m p t e d R e s u l t V i s i b l e _ 9 > P r o m p t e d R e s u l t V i s i b l e _ 9 < / P r o m p t e d R e s u l t V i s i b l e _ 9 > + 
+             < T e s t _ R e s u l t > T e s t _ R e s u l t < / T e s t _ R e s u l t > + 
+             < T e s t _ R e s u l t D e s c r i p t i o n > T e s t _ R e s u l t D e s c r i p t i o n < / T e s t _ R e s u l t D e s c r i p t i o n > + 
+             < T e s t _ V a l u e > T e s t _ V a l u e < / T e s t _ V a l u e > + 
+         < / C u r r e n t I n s p e c t i o n L i n e > + 
+     < / C u r r e n t I n s p e c t i o n > + 
+ < / N a v W o r d R e p o r t X m l P a r t > 
 </file>
 
 <file path=customXml/item4.xml>��< ? x m l   v e r s i o n = " 1 . 0 "   e n c o d i n g = " u t f - 1 6 " ? > @@ -4731,157 +4876,157 @@
  
      < T o o l t i p s >   
-         < T o o l t i p   c o l u m n = " Q I T e m p l a t e _ D e s c r i p t i o n "   E l e m e n t I d = " 8 1 5 0 5 6 4 0 4 " > +         < T o o l t i p   c o l u m n = " Q l t y I n s p e c t i o n T e m p l a t e _ D e s c r i p t i o n "   E l e m e n t I d = " 1 6 5 2 0 6 9 5 9 8 " >   
              < T o o l t i p T e x t   l a n g = " e n - U S " > S p e c i f i e s   a n   e x p l a n a t i o n   o f   t h e   Q u a l i t y   I n s p e c t i o n   T e m p l a t e .   Y o u   c a n   e n t e r   a   m a x i m u m   o f   1 0 0   c h a r a c t e r s ,   b o t h   n u m b e r s   a n d   l e t t e r s . < / T o o l t i p T e x t >   
          < / T o o l t i p >   
-         < T o o l t i p   c o l u m n = " Q I T e s t _ D e s c r i p t i o n "   E l e m e n t I d = " 1 1 3 6 4 6 5 5 3 8 " > - 
-             < T o o l t i p T e x t   l a n g = " e n - U S " > S p e c i f i e s   a   d e s c r i p t i o n   o f   t h e   t e s t   i t s e l f . < / T o o l t i p T e x t > +         < T o o l t i p   c o l u m n = " Q l t y I n s p e c t i o n _ D e s c r i p t i o n "   E l e m e n t I d = " 7 3 9 0 1 9 9 1 0 " > + 
+             < T o o l t i p T e x t   l a n g = " e n - U S " > S p e c i f i e s   a   d e s c r i p t i o n   o f   t h e   Q u a l i t y   I n s p e c t i o n   i t s e l f . < / T o o l t i p T e x t >   
          < / T o o l t i p >   
-         < T o o l t i p   c o l u m n = " Q I T e s t _ S t a t u s "   E l e m e n t I d = " 2 1 0 2 3 4 6 9 5 2 " > - 
-             < T o o l t i p T e x t   l a n g = " e n - U S " > S p e c i f i e s   t h e   s t a t u s   o f   t h e   t e s t .   N o   a d d i t i o n a l   c h a n g e s   c a n   b e   m a d e   t o   a   f i n i s h e d   Q u a l i t y   I n s p e c t i o n   T e s t . < / T o o l t i p T e x t > +         < T o o l t i p   c o l u m n = " Q l t y I n s p e c t i o n _ S t a t u s "   E l e m e n t I d = " 8 5 1 7 5 2 7 6 8 " > + 
+             < T o o l t i p T e x t   l a n g = " e n - U S " > S p e c i f i e s   t h e   s t a t u s   o f   t h e   i n s p e c t i o n .   N o   a d d i t i o n a l   c h a n g e s   c a n   b e   m a d e   t o   a   f i n i s h e d   Q u a l i t y   I n s p e c t i o n . < / T o o l t i p T e x t >   
          < / T o o l t i p >   
-         < T o o l t i p   c o l u m n = " Q I T e s t _ G r a d e _ C o d e "   E l e m e n t I d = " 5 9 5 4 2 7 8 3 5 " > - 
-             < T o o l t i p T e x t   l a n g = " e n - U S " > S p e c i f i e s   t h e   g r a d e   i s   a u t o m a t i c a l l y   d e t e r m i n e d   b a s e d   o n   t h e   t e s t   v a l u e   a n d   g r a d e   c o n f i g u r a t i o n . < / T o o l t i p T e x t > +         < T o o l t i p   c o l u m n = " Q l t y I n s p e c t i o n _ R e s u l t _ C o d e "   E l e m e n t I d = " 1 8 0 7 0 7 7 0 6 5 " > + 
+             < T o o l t i p T e x t   l a n g = " e n - U S " > S p e c i f i e s   t h e   r e s u l t   i s   a u t o m a t i c a l l y   d e t e r m i n e d   b a s e d   o n   t h e   t e s t   v a l u e   a n d   r e s u l t   c o n f i g u r a t i o n . < / T o o l t i p T e x t >   
          < / T o o l t i p >   
-         < T o o l t i p   c o l u m n = " Q I T e s t _ G r a d e _ D e s c r i p t i o n "   E l e m e n t I d = " 6 4 0 1 4 2 6 8 8 " > - 
-             < T o o l t i p T e x t   l a n g = " e n - U S " > S p e c i f i e s   t h e   g r a d e   d e s c r i p t i o n   f o r   t h i s   t e s t   r e s u l t .   T h e   g r a d e   i s   a u t o m a t i c a l l y   d e t e r m i n e d   b a s e d   o n   t h e   t e s t   v a l u e   a n d   g r a d e   c o n f i g u r a t i o n . < / T o o l t i p T e x t > +         < T o o l t i p   c o l u m n = " Q l t y I n s p e c t i o n _ R e s u l t _ D e s c r i p t i o n "   E l e m e n t I d = " 8 1 0 5 3 8 1 8 8 " > + 
+             < T o o l t i p T e x t   l a n g = " e n - U S " > S p e c i f i e s   t h e   r e s u l t   d e s c r i p t i o n   f o r   t h i s   t e s t   r e s u l t .   T h e   r e s u l t   i s   a u t o m a t i c a l l y   d e t e r m i n e d   b a s e d   o n   t h e   t e s t   v a l u e   a n d   r e s u l t   c o n f i g u r a t i o n . < / T o o l t i p T e x t >   
          < / T o o l t i p >   
-         < T o o l t i p   c o l u m n = " Q I T e s t _ N o "   E l e m e n t I d = " 1 0 7 6 3 1 2 2 3 7 " > +         < T o o l t i p   c o l u m n = " Q l t y I n s p e c t i o n _ N o "   E l e m e n t I d = " 2 1 2 0 6 1 5 7 4 9 " >   
              < T o o l t i p T e x t   l a n g = " e n - U S " > S p e c i f i e s   t h e   q u a l i t y   i n s p e c t i o n   d o c u m e n t   n u m b e r . < / T o o l t i p T e x t >   
          < / T o o l t i p >   
-         < T o o l t i p   c o l u m n = " Q I T e s t _ R e t e s t N o "   E l e m e n t I d = " 1 3 6 2 8 8 4 4 4 4 " > - 
-             < T o o l t i p T e x t   l a n g = " e n - U S " > S p e c i f i e s   w h i c h   r e t e s t   t h i s   i s   f o r . < / T o o l t i p T e x t > +         < T o o l t i p   c o l u m n = " Q l t y I n s p e c t i o n _ R e i n s p e c t i o n N o "   E l e m e n t I d = " 7 5 1 7 3 5 6 " > + 
+             < T o o l t i p T e x t   l a n g = " e n - U S " > S p e c i f i e s   w h i c h   r e - i n s p e c t i o n   t h i s   i s   f o r . < / T o o l t i p T e x t >   
          < / T o o l t i p >   
-         < T o o l t i p   c o l u m n = " Q I T e s t _ F i n i s h e d _ B y _ U s e r _ I D "   E l e m e n t I d = " 1 0 8 5 9 8 0 0 0 6 " > - 
-             < T o o l t i p T e x t   l a n g = " e n - U S " > S p e c i f i e s   t h e   u s e r   t h a t   f i n i s h e d   t h e   t e s t < / T o o l t i p T e x t > +         < T o o l t i p   c o l u m n = " Q l t y I n s p e c t i o n _ F i n i s h e d _ B y _ U s e r _ I D "   E l e m e n t I d = " 1 7 5 0 5 1 6 3 3 8 " > + 
+             < T o o l t i p T e x t   l a n g = " e n - U S " > S p e c i f i e s   t h e   u s e r   t h a t   f i n i s h e d   t h e   i n s p e c t i o n < / T o o l t i p T e x t >   
          < / T o o l t i p >   
-         < T o o l t i p   c o l u m n = " Q I T e s t _ F i n i s h e d _ D a t e "   E l e m e n t I d = " 1 6 2 5 6 7 4 7 2 5 " > - 
-             < T o o l t i p T e x t   l a n g = " e n - U S " > S p e c i f i e s   t h e   d a t e   t h a t   t h e   t e s t   w a s   f i n i s h e d . < / T o o l t i p T e x t > +         < T o o l t i p   c o l u m n = " Q l t y I n s p e c t i o n _ F i n i s h e d _ D a t e "   E l e m e n t I d = " 1 8 3 4 1 2 2 7 6 5 " > + 
+             < T o o l t i p T e x t   l a n g = " e n - U S " > S p e c i f i e s   t h e   d a t e   t h a t   t h e   i n s p e c t i o n   w a s   f i n i s h e d . < / T o o l t i p T e x t >   
          < / T o o l t i p >   
-         < T o o l t i p   c o l u m n = " Q I T e s t _ S o u r c e _ I t e m _ N o _ "   E l e m e n t I d = " 1 9 0 7 0 9 9 1 8 2 " > - 
-             < T o o l t i p T e x t   l a n g = " e n - U S " > S p e c i f i e s   t h e   i t e m   t h a t   t h e   Q u a l i t y   I n s p e c t i o n   T e s t   i s   f o r .   W h e n   u s e d   w i t h   p r o d u c t i o n   o r d e r s   t h i s   t y p i c a l l y   r e f e r s   t o   t h e   i t e m   b e i n g   p r o d u c e d . < / T o o l t i p T e x t > +         < T o o l t i p   c o l u m n = " Q l t y I n s p e c t i o n _ S o u r c e _ I t e m _ N o _ "   E l e m e n t I d = " 1 2 6 8 0 5 0 5 1 8 " > + 
+             < T o o l t i p T e x t   l a n g = " e n - U S " > S p e c i f i e s   t h e   i t e m   t h a t   t h e   Q u a l i t y   I n s p e c t i o n   i s   f o r .   W h e n   u s e d   w i t h   p r o d u c t i o n   o r d e r s   t h i s   t y p i c a l l y   r e f e r s   t o   t h e   i t e m   b e i n g   p r o d u c e d . < / T o o l t i p T e x t >   
          < / T o o l t i p >   
-         < T o o l t i p   c o l u m n = " Q I T e s t _ S o u r c e _ V a r i a n t _ C o d e "   E l e m e n t I d = " 9 9 8 9 8 3 9 4 1 " > - 
-             < T o o l t i p T e x t   l a n g = " e n - U S " > S p e c i f i e s   t h e   i t e m   v a r i a n t   t h a t   t h e   Q u a l i t y   I n s p e c t i o n   T e s t   i s   f o r .   W h e n   u s e d   w i t h   p r o d u c t i o n   o r d e r s   t h i s   t y p i c a l l y   r e f e r s   t o   t h e   i t e m   b e i n g   p r o d u c e d . < / T o o l t i p T e x t > +         < T o o l t i p   c o l u m n = " Q l t y I n s p e c t i o n _ S o u r c e _ V a r i a n t _ C o d e "   E l e m e n t I d = " 1 6 0 8 4 0 3 8 2 1 " > + 
+             < T o o l t i p T e x t   l a n g = " e n - U S " > S p e c i f i e s   t h e   i t e m   v a r i a n t   t h a t   t h e   Q u a l i t y   I n s p e c t i o n   i s   f o r .   W h e n   u s e d   w i t h   p r o d u c t i o n   o r d e r s   t h i s   t y p i c a l l y   r e f e r s   t o   t h e   i t e m   b e i n g   p r o d u c e d . < / T o o l t i p T e x t >   
          < / T o o l t i p >   
-         < T o o l t i p   c o l u m n = " Q I T e s t _ S o u r c e _ L o t _ N o _ "   E l e m e n t I d = " 1 9 8 2 8 4 7 1 7 6 " > +         < T o o l t i p   c o l u m n = " Q l t y I n s p e c t i o n _ S o u r c e _ L o t _ N o _ "   E l e m e n t I d = " 1 1 2 3 5 5 1 3 1 2 " >   
              < T o o l t i p T e x t   l a n g = " e n - U S " > S p e c i f i e s   t h e   l o t   n u m b e r   t h a t   t h e   q u a l i t y   i n s p e c t i o n   i s   f o r .   T h i s   i s   o n l y   u s e d   f o r   l o t   t r a c k e d   i t e m s . < / T o o l t i p T e x t >   
          < / T o o l t i p >   
-         < T o o l t i p   c o l u m n = " Q I T e s t _ S o u r c e _ S e r i a l _ N o _ "   E l e m e n t I d = " 1 1 8 2 4 4 1 4 3 9 " > +         < T o o l t i p   c o l u m n = " Q l t y I n s p e c t i o n _ S o u r c e _ S e r i a l _ N o _ "   E l e m e n t I d = " 1 5 2 0 5 9 1 4 4 7 " >   
              < T o o l t i p T e x t   l a n g = " e n - U S " > S p e c i f i e s   t h e   s e r i a l   n u m b e r   t h a t   t h e   q u a l i t y   i n s p e c t i o n   i s   f o r .   T h i s   i s   o n l y   u s e d   f o r   s e r i a l   t r a c k e d   i t e m s . < / T o o l t i p T e x t >   
          < / T o o l t i p >   
-         < T o o l t i p   c o l u m n = " Q I T e s t _ S o u r c e _ P a c k a g e _ N o _ "   E l e m e n t I d = " 1 4 9 9 2 6 1 0 5 3 " > +         < T o o l t i p   c o l u m n = " Q l t y I n s p e c t i o n _ S o u r c e _ P a c k a g e _ N o _ "   E l e m e n t I d = " 1 9 6 1 1 2 9 9 7 " >   
              < T o o l t i p T e x t   l a n g = " e n - U S " > S p e c i f i e s   t h e   p a c k a g e   n u m b e r   t h a t   t h e   q u a l i t y   i n s p e c t i o n   i s   f o r .   T h i s   i s   o n l y   u s e d   f o r   p a c k a g e   t r a c k e d   i t e m s . < / T o o l t i p T e x t >   
          < / T o o l t i p >   
-         < T o o l t i p   c o l u m n = " Q I T e s t _ S o u r c e _ D o c u m e n t _ N o _ "   E l e m e n t I d = " 3 5 2 1 6 1 1 6 0 " > - 
-             < T o o l t i p T e x t   l a n g = " e n - U S " > S p e c i f i e s   a   r e f e r e n c e   t o   t h e   d o c u m e n t   t h a t   t h i s   Q u a l i t y   I n s p e c t i o n   T e s t   i s   r e f e r r i n g   t o .   T h i s   t y p i c a l l y   r e f e r s   t o   a   p r o d u c t i o n   o r d e r   d o c u m e n t   n u m b e r . < / T o o l t i p T e x t > +         < T o o l t i p   c o l u m n = " Q l t y I n s p e c t i o n _ S o u r c e _ D o c u m e n t _ N o _ "   E l e m e n t I d = " 1 6 7 5 9 1 6 2 8 8 " > + 
+             < T o o l t i p T e x t   l a n g = " e n - U S " > S p e c i f i e s   a   r e f e r e n c e   t o   t h e   d o c u m e n t   t h a t   t h i s   Q u a l i t y   I n s p e c t i o n   i s   r e f e r r i n g   t o .   T h i s   t y p i c a l l y   r e f e r s   t o   a   p r o d u c t i o n   o r d e r   d o c u m e n t   n u m b e r . < / T o o l t i p T e x t >   
          < / T o o l t i p >   
-         < T o o l t i p   c o l u m n = " Q I T e s t _ S o u r c e _ T a s k _ N o _ "   E l e m e n t I d = " 1 8 5 8 9 1 4 7 8 2 " > - 
-             < T o o l t i p T e x t   l a n g = " e n - U S " > S p e c i f i e s   a   r e f e r e n c e   t o   t h e   s o u r c e   t a s k   n o .   t h a t   t h i s   Q u a l i t y   I n s p e c t i o n   T e s t   i s   r e f e r r i n g   t o .   T h i s   t y p i c a l l y   r e f e r s   t o   a n   o p e r a t i o n . < / T o o l t i p T e x t > +         < T o o l t i p   c o l u m n = " Q l t y I n s p e c t i o n _ S o u r c e _ T a s k _ N o _ "   E l e m e n t I d = " 3 8 4 6 4 4 1 8 2 " > + 
+             < T o o l t i p T e x t   l a n g = " e n - U S " > S p e c i f i e s   a   r e f e r e n c e   t o   t h e   s o u r c e   t a s k   n o .   t h a t   t h i s   Q u a l i t y   I n s p e c t i o n   i s   r e f e r r i n g   t o .   T h i s   t y p i c a l l y   r e f e r s   t o   a n   o p e r a t i o n . < / T o o l t i p T e x t >   
          < / T o o l t i p >   
-         < T o o l t i p   c o l u m n = " Q I T e s t _ S o u r c e _ C u s t o m _ 1 "   E l e m e n t I d = " 6 5 4 5 1 0 9 1 " > +         < T o o l t i p   c o l u m n = " Q l t y I n s p e c t i o n _ S o u r c e _ C u s t o m _ 1 "   E l e m e n t I d = " 5 4 6 4 5 3 7 6 5 " >   
              < T o o l t i p T e x t   l a n g = " e n - U S " > S p e c i f i e s   a d d i t i o n a l   i n f o r m a t i o n   f r o m   a   s o u r c e   r e c o r d . < / T o o l t i p T e x t >   
          < / T o o l t i p >   
-         < T o o l t i p   c o l u m n = " Q I T e s t _ S o u r c e _ C u s t o m _ 2 "   E l e m e n t I d = " 1 8 4 7 6 3 8 7 6 0 " > +         < T o o l t i p   c o l u m n = " Q l t y I n s p e c t i o n _ S o u r c e _ C u s t o m _ 2 "   E l e m e n t I d = " 1 8 3 5 4 2 3 6 8 0 " >   
              < T o o l t i p T e x t   l a n g = " e n - U S " > S p e c i f i e s   a d d i t i o n a l   i n f o r m a t i o n   f r o m   a   s o u r c e   r e c o r d . < / T o o l t i p T e x t >   
          < / T o o l t i p >   
-         < T o o l t i p   c o l u m n = " Q I T e s t _ S o u r c e _ C u s t o m _ 3 "   E l e m e n t I d = " 1 2 0 9 9 4 2 1 4 3 " > +         < T o o l t i p   c o l u m n = " Q l t y I n s p e c t i o n _ S o u r c e _ C u s t o m _ 3 "   E l e m e n t I d = " 1 8 2 1 8 4 6 9 9 9 " >   
              < T o o l t i p T e x t   l a n g = " e n - U S " > S p e c i f i e s   a d d i t i o n a l   i n f o r m a t i o n   f r o m   a   s o u r c e   r e c o r d . < / T o o l t i p T e x t >   
          < / T o o l t i p >   
-         < T o o l t i p   c o l u m n = " Q I T e s t _ S o u r c e _ C u s t o m _ 4 "   E l e m e n t I d = " 1 9 7 8 5 4 0 9 4 2 " > +         < T o o l t i p   c o l u m n = " Q l t y I n s p e c t i o n _ S o u r c e _ C u s t o m _ 4 "   E l e m e n t I d = " 1 3 6 6 6 3 6 0 8 6 " >   
              < T o o l t i p T e x t   l a n g = " e n - U S " > S p e c i f i e s   a d d i t i o n a l   i n f o r m a t i o n   f r o m   a   s o u r c e   r e c o r d . < / T o o l t i p T e x t >   
          < / T o o l t i p >   
-         < T o o l t i p   c o l u m n = " Q I T e s t _ S o u r c e _ C u s t o m _ 5 "   E l e m e n t I d = " 1 6 7 8 7 2 9 7 3 7 " > +         < T o o l t i p   c o l u m n = " Q l t y I n s p e c t i o n _ S o u r c e _ C u s t o m _ 5 "   E l e m e n t I d = " 2 0 0 4 3 3 2 7 0 3 " >   
              < T o o l t i p T e x t   l a n g = " e n - U S " > S p e c i f i e s   a d d i t i o n a l   i n f o r m a t i o n   f r o m   a   s o u r c e   r e c o r d . < / T o o l t i p T e x t >   
          < / T o o l t i p >   
-         < T o o l t i p   c o l u m n = " Q I T e s t _ S o u r c e _ C u s t o m _ 6 "   E l e m e n t I d = " 7 0 3 1 4 7 7 0 8 " > +         < T o o l t i p   c o l u m n = " Q l t y I n s p e c t i o n _ S o u r c e _ C u s t o m _ 6 "   E l e m e n t I d = " 9 1 2 4 2 8 5 2 " >   
              < T o o l t i p T e x t   l a n g = " e n - U S " > S p e c i f i e s   a d d i t i o n a l   i n f o r m a t i o n   f r o m   a   s o u r c e   r e c o r d . < / T o o l t i p T e x t >   
          < / T o o l t i p >   
-         < T o o l t i p   c o l u m n = " Q I T e s t _ S o u r c e _ C u s t o m _ 7 "   E l e m e n t I d = " 1 3 4 0 8 4 4 3 2 5 " > +         < T o o l t i p   c o l u m n = " Q l t y I n s p e c t i o n _ S o u r c e _ C u s t o m _ 7 "   E l e m e n t I d = " 7 2 8 9 3 9 4 6 9 " >   
              < T o o l t i p T e x t   l a n g = " e n - U S " > S p e c i f i e s   a d d i t i o n a l   i n f o r m a t i o n   f r o m   a   s o u r c e   r e c o r d . < / T o o l t i p T e x t >   
          < / T o o l t i p >   
-         < T o o l t i p   c o l u m n = " Q I T e s t _ S o u r c e _ C u s t o m _ 8 "   E l e m e n t I d = " 1 3 7 8 8 5 1 1 6 6 " > +         < T o o l t i p   c o l u m n = " Q l t y I n s p e c t i o n _ S o u r c e _ C u s t o m _ 8 "   E l e m e n t I d = " 3 7 7 5 4 4 7 4 2 " >   
              < T o o l t i p T e x t   l a n g = " e n - U S " > S p e c i f i e s   a d d i t i o n a l   i n f o r m a t i o n   f r o m   a   s o u r c e   r e c o r d . < / T o o l t i p T e x t >   
          < / T o o l t i p >   
-         < T o o l t i p   c o l u m n = " Q I T e s t _ S o u r c e _ C u s t o m _ 9 "   E l e m e n t I d = " 7 4 1 1 5 4 5 4 9 " > +         < T o o l t i p   c o l u m n = " Q l t y I n s p e c t i o n _ S o u r c e _ C u s t o m _ 9 "   E l e m e n t I d = " 2 6 0 1 5 1 8 7 5 " >   
              < T o o l t i p T e x t   l a n g = " e n - U S " > S p e c i f i e s   a d d i t i o n a l   i n f o r m a t i o n   f r o m   a   s o u r c e   r e c o r d . < / T o o l t i p T e x t >   
          < / T o o l t i p >   
-         < T o o l t i p   c o l u m n = " Q I T e s t _ S o u r c e _ C u s t o m _ 1 0 "   E l e m e n t I d = " 1 5 0 3 8 4 3 6 8 5 " > +         < T o o l t i p   c o l u m n = " Q l t y I n s p e c t i o n _ S o u r c e _ C u s t o m _ 1 0 "   E l e m e n t I d = " 1 5 3 7 6 5 2 9 2 5 " >   
              < T o o l t i p T e x t   l a n g = " e n - U S " > S p e c i f i e s   a d d i t i o n a l   i n f o r m a t i o n   f r o m   a   s o u r c e   r e c o r d . < / T o o l t i p T e x t >   
@@ -4907,19 +5052,19 @@
  
          < T o o l t i p   c o l u m n = " F i e l d _ T y p e "   E l e m e n t I d = " 1 3 2 8 1 6 4 0 1 6 " >   
-             < T o o l t i p T e x t   l a n g = " e n - U S " > S p e c i f i e s   t h e   d a t a   t y p e   o f   t h e   v a l u e s   y o u   c a n   e n t e r   o r   s e l e c t   f o r   t h i s   f i e l d .   U s e   D e c i m a l   f o r   n u m e r i c a l   m e a s u r e m e n t s .   U s e   C h o i c e   t o   g i v e   a   l i s t   o f   o p t i o n s   t o   c h o o s e   f r o m .   I f   y o u   w a n t   t o   c h o o s e   o p t i o n s   f r o m   a n   e x i s t i n g   t a b l e ,   u s e   T a b l e   L o o k u p . < / T o o l t i p T e x t > +             < T o o l t i p T e x t   l a n g = " e n - U S " > S p e c i f i e s   t h e   d a t a   t y p e   o f   t h e   v a l u e s   y o u   c a n   e n t e r   o r   s e l e c t   f o r   t h i s   t e s t .   U s e   D e c i m a l   f o r   n u m e r i c a l   m e a s u r e m e n t s .   U s e   C h o i c e   t o   g i v e   a   l i s t   o f   o p t i o n s   t o   c h o o s e   f r o m .   I f   y o u   w a n t   t o   c h o o s e   o p t i o n s   f r o m   a n   e x i s t i n g   t a b l e ,   u s e   T a b l e   L o o k u p . < / T o o l t i p T e x t >   
          < / T o o l t i p >   
-         < T o o l t i p   c o l u m n = " T e s t _ G r a d e "   E l e m e n t I d = " 1 6 7 8 0 2 0 5 0 3 " > - 
-             < T o o l t i p T e x t   l a n g = " e n - U S " > S p e c i f i e s   t h e   g r a d e   i s   a u t o m a t i c a l l y   d e t e r m i n e d   b a s e d   o n   t h e   t e s t   v a l u e   a n d   g r a d e   c o n f i g u r a t i o n . < / T o o l t i p T e x t > +         < T o o l t i p   c o l u m n = " T e s t _ R e s u l t "   E l e m e n t I d = " 1 2 7 1 0 6 2 1 4 1 " > + 
+             < T o o l t i p T e x t   l a n g = " e n - U S " > S p e c i f i e s   t h e   r e s u l t   i s   a u t o m a t i c a l l y   d e t e r m i n e d   b a s e d   o n   t h e   t e s t   v a l u e   a n d   r e s u l t   c o n f i g u r a t i o n . < / T o o l t i p T e x t >   
          < / T o o l t i p >   
      < / T o o l t i p s >   
-     < C u r r e n t T e s t   E l e m e n t T y p e = " D a t a I t e m "   E l e m e n t I d = " 2 2 5 3 9 2 1 0 6 " > +     < C u r r e n t I n s p e c t i o n   E l e m e n t T y p e = " D a t a I t e m "   E l e m e n t I d = " 1 7 4 7 8 9 7 9 7 8 " >   
          < C O A C o n t a c t _ A l l   E l e m e n t T y p e = " C o l u m n "   E l e m e n t I d = " 1 5 9 3 9 3 0 3 4 6 "   D a t a T y p e = " T e x t " > C O A C o n t a c t _ A l l < / C O A C o n t a c t _ A l l >   
@@ -4957,75 +5102,75 @@
  
          < C o m p a n y I n f o r m a t i o n _ R o w 8   E l e m e n t T y p e = " C o l u m n "   E l e m e n t I d = " 3 9 8 9 1 0 6 3 7 "   D a t a T y p e = " T e x t " > C o m p a n y I n f o r m a t i o n _ R o w 8 < / C o m p a n y I n f o r m a t i o n _ R o w 8 >   
-         < Q I T e m p l a t e _ D e s c r i p t i o n   E l e m e n t T y p e = " C o l u m n "   E l e m e n t I d = " 8 1 5 0 5 6 4 0 4 "   D a t a T y p e = " T e x t " > Q I T e m p l a t e _ D e s c r i p t i o n < / Q I T e m p l a t e _ D e s c r i p t i o n > - 
-         < Q I T e s t _ D e s c r i p t i o n   E l e m e n t T y p e = " C o l u m n "   E l e m e n t I d = " 1 1 3 6 4 6 5 5 3 8 "   D a t a T y p e = " T e x t " > Q I T e s t _ D e s c r i p t i o n < / Q I T e s t _ D e s c r i p t i o n > - 
-         < Q I T e s t _ D i r e c t o r _ N a m e   E l e m e n t T y p e = " C o l u m n "   E l e m e n t I d = " 7 6 1 2 9 8 9 8 0 "   D a t a T y p e = " T e x t " > Q I T e s t _ D i r e c t o r _ N a m e < / Q I T e s t _ D i r e c t o r _ N a m e > - 
-         < Q I T e s t _ D i r e c t o r _ T i t l e   E l e m e n t T y p e = " C o l u m n "   E l e m e n t I d = " 1 8 1 8 3 7 2 4 7 7 "   D a t a T y p e = " T e x t " > Q I T e s t _ D i r e c t o r _ T i t l e < / Q I T e s t _ D i r e c t o r _ T i t l e > - 
-         < Q I T e s t _ F i n i s h e d _ B y _ E m a i l   E l e m e n t T y p e = " C o l u m n "   E l e m e n t I d = " 1 9 8 4 6 7 6 7 3 5 "   D a t a T y p e = " T e x t " > Q I T e s t _ F i n i s h e d _ B y _ E m a i l < / Q I T e s t _ F i n i s h e d _ B y _ E m a i l > - 
-         < Q I T e s t _ F i n i s h e d _ B y _ P h o n e   E l e m e n t T y p e = " C o l u m n "   E l e m e n t I d = " 4 1 0 7 2 3 1 0 3 "   D a t a T y p e = " T e x t " > Q I T e s t _ F i n i s h e d _ B y _ P h o n e < / Q I T e s t _ F i n i s h e d _ B y _ P h o n e > - 
-         < Q I T e s t _ F i n i s h e d _ B y _ T i t l e   E l e m e n t T y p e = " C o l u m n "   E l e m e n t I d = " 1 3 1 5 7 3 0 7 1 5 "   D a t a T y p e = " T e x t " > Q I T e s t _ F i n i s h e d _ B y _ T i t l e < / Q I T e s t _ F i n i s h e d _ B y _ T i t l e > - 
-         < Q I T e s t _ F i n i s h e d _ B y _ U s e r N a m e   E l e m e n t T y p e = " C o l u m n "   E l e m e n t I d = " 1 2 1 5 2 0 7 5 3 1 "   D a t a T y p e = " T e x t " > Q I T e s t _ F i n i s h e d _ B y _ U s e r N a m e < / Q I T e s t _ F i n i s h e d _ B y _ U s e r N a m e > - 
-         < Q I T e s t _ F i n i s h e d _ B y _ U s e r _ I D   E l e m e n t T y p e = " C o l u m n "   E l e m e n t I d = " 1 0 8 5 9 8 0 0 0 6 "   D a t a T y p e = " C o d e " > Q I T e s t _ F i n i s h e d _ B y _ U s e r _ I D < / Q I T e s t _ F i n i s h e d _ B y _ U s e r _ I D > - 
-         < Q I T e s t _ F i n i s h e d _ D a t e   E l e m e n t T y p e = " C o l u m n "   E l e m e n t I d = " 1 6 2 5 6 7 4 7 2 5 "   D a t a T y p e = " D a t e T i m e " > Q I T e s t _ F i n i s h e d _ D a t e < / Q I T e s t _ F i n i s h e d _ D a t e > - 
-         < Q I T e s t _ G r a d e _ C o d e   E l e m e n t T y p e = " C o l u m n "   E l e m e n t I d = " 5 9 5 4 2 7 8 3 5 "   D a t a T y p e = " C o d e " > Q I T e s t _ G r a d e _ C o d e < / Q I T e s t _ G r a d e _ C o d e > - 
-         < Q I T e s t _ G r a d e _ D e s c r i p t i o n   E l e m e n t T y p e = " C o l u m n "   E l e m e n t I d = " 6 4 0 1 4 2 6 8 8 "   D a t a T y p e = " T e x t " > Q I T e s t _ G r a d e _ D e s c r i p t i o n < / Q I T e s t _ G r a d e _ D e s c r i p t i o n > - 
-         < Q I T e s t _ N o   E l e m e n t T y p e = " C o l u m n "   E l e m e n t I d = " 1 0 7 6 3 1 2 2 3 7 "   D a t a T y p e = " C o d e " > Q I T e s t _ N o < / Q I T e s t _ N o > - 
-         < Q I T e s t _ R e t e s t N o   E l e m e n t T y p e = " C o l u m n "   E l e m e n t I d = " 1 3 6 2 8 8 4 4 4 4 "   D a t a T y p e = " I n t e g e r " > Q I T e s t _ R e t e s t N o < / Q I T e s t _ R e t e s t N o > - 
-         < Q I T e s t _ S o u r c e _ C u s t o m _ 1   E l e m e n t T y p e = " C o l u m n "   E l e m e n t I d = " 6 5 4 5 1 0 9 1 "   D a t a T y p e = " T e x t " > Q I T e s t _ S o u r c e _ C u s t o m _ 1 < / Q I T e s t _ S o u r c e _ C u s t o m _ 1 > - 
-         < Q I T e s t _ S o u r c e _ C u s t o m _ 1 0   E l e m e n t T y p e = " C o l u m n "   E l e m e n t I d = " 1 5 0 3 8 4 3 6 8 5 "   D a t a T y p e = " D e c i m a l " > Q I T e s t _ S o u r c e _ C u s t o m _ 1 0 < / Q I T e s t _ S o u r c e _ C u s t o m _ 1 0 > - 
-         < Q I T e s t _ S o u r c e _ C u s t o m _ 2   E l e m e n t T y p e = " C o l u m n "   E l e m e n t I d = " 1 8 4 7 6 3 8 7 6 0 "   D a t a T y p e = " T e x t " > Q I T e s t _ S o u r c e _ C u s t o m _ 2 < / Q I T e s t _ S o u r c e _ C u s t o m _ 2 > - 
-         < Q I T e s t _ S o u r c e _ C u s t o m _ 3   E l e m e n t T y p e = " C o l u m n "   E l e m e n t I d = " 1 2 0 9 9 4 2 1 4 3 "   D a t a T y p e = " T e x t " > Q I T e s t _ S o u r c e _ C u s t o m _ 3 < / Q I T e s t _ S o u r c e _ C u s t o m _ 3 > - 
-         < Q I T e s t _ S o u r c e _ C u s t o m _ 4   E l e m e n t T y p e = " C o l u m n "   E l e m e n t I d = " 1 9 7 8 5 4 0 9 4 2 "   D a t a T y p e = " T e x t " > Q I T e s t _ S o u r c e _ C u s t o m _ 4 < / Q I T e s t _ S o u r c e _ C u s t o m _ 4 > - 
-         < Q I T e s t _ S o u r c e _ C u s t o m _ 5   E l e m e n t T y p e = " C o l u m n "   E l e m e n t I d = " 1 6 7 8 7 2 9 7 3 7 "   D a t a T y p e = " T e x t " > Q I T e s t _ S o u r c e _ C u s t o m _ 5 < / Q I T e s t _ S o u r c e _ C u s t o m _ 5 > - 
-         < Q I T e s t _ S o u r c e _ C u s t o m _ 6   E l e m e n t T y p e = " C o l u m n "   E l e m e n t I d = " 7 0 3 1 4 7 7 0 8 "   D a t a T y p e = " T e x t " > Q I T e s t _ S o u r c e _ C u s t o m _ 6 < / Q I T e s t _ S o u r c e _ C u s t o m _ 6 > - 
-         < Q I T e s t _ S o u r c e _ C u s t o m _ 7   E l e m e n t T y p e = " C o l u m n "   E l e m e n t I d = " 1 3 4 0 8 4 4 3 2 5 "   D a t a T y p e = " I n t e g e r " > Q I T e s t _ S o u r c e _ C u s t o m _ 7 < / Q I T e s t _ S o u r c e _ C u s t o m _ 7 > - 
-         < Q I T e s t _ S o u r c e _ C u s t o m _ 8   E l e m e n t T y p e = " C o l u m n "   E l e m e n t I d = " 1 3 7 8 8 5 1 1 6 6 "   D a t a T y p e = " I n t e g e r " > Q I T e s t _ S o u r c e _ C u s t o m _ 8 < / Q I T e s t _ S o u r c e _ C u s t o m _ 8 > - 
-         < Q I T e s t _ S o u r c e _ C u s t o m _ 9   E l e m e n t T y p e = " C o l u m n "   E l e m e n t I d = " 7 4 1 1 5 4 5 4 9 "   D a t a T y p e = " D e c i m a l " > Q I T e s t _ S o u r c e _ C u s t o m _ 9 < / Q I T e s t _ S o u r c e _ C u s t o m _ 9 > - 
-         < Q I T e s t _ S o u r c e _ D o c u m e n t _ N o _   E l e m e n t T y p e = " C o l u m n "   E l e m e n t I d = " 3 5 2 1 6 1 1 6 0 "   D a t a T y p e = " C o d e " > Q I T e s t _ S o u r c e _ D o c u m e n t _ N o _ < / Q I T e s t _ S o u r c e _ D o c u m e n t _ N o _ > - 
-         < Q I T e s t _ S o u r c e _ I t e m _ D e s c r i p t i o n   E l e m e n t T y p e = " C o l u m n "   E l e m e n t I d = " 9 5 4 9 4 5 6 5 0 "   D a t a T y p e = " T e x t " > Q I T e s t _ S o u r c e _ I t e m _ D e s c r i p t i o n < / Q I T e s t _ S o u r c e _ I t e m _ D e s c r i p t i o n > - 
-         < Q I T e s t _ S o u r c e _ I t e m _ D e s c r i p t i o n 2   E l e m e n t T y p e = " C o l u m n "   E l e m e n t I d = " 1 6 5 6 5 9 1 8 0 8 "   D a t a T y p e = " T e x t " > Q I T e s t _ S o u r c e _ I t e m _ D e s c r i p t i o n 2 < / Q I T e s t _ S o u r c e _ I t e m _ D e s c r i p t i o n 2 > - 
-         < Q I T e s t _ S o u r c e _ I t e m _ N o _   E l e m e n t T y p e = " C o l u m n "   E l e m e n t I d = " 1 9 0 7 0 9 9 1 8 2 "   D a t a T y p e = " C o d e " > Q I T e s t _ S o u r c e _ I t e m _ N o _ < / Q I T e s t _ S o u r c e _ I t e m _ N o _ > - 
-         < Q I T e s t _ S o u r c e _ L o t _ N o _   E l e m e n t T y p e = " C o l u m n "   E l e m e n t I d = " 1 9 8 2 8 4 7 1 7 6 "   D a t a T y p e = " C o d e " > Q I T e s t _ S o u r c e _ L o t _ N o _ < / Q I T e s t _ S o u r c e _ L o t _ N o _ > - 
-         < Q I T e s t _ S o u r c e _ P a c k a g e _ N o _   E l e m e n t T y p e = " C o l u m n "   E l e m e n t I d = " 1 4 9 9 2 6 1 0 5 3 "   D a t a T y p e = " C o d e " > Q I T e s t _ S o u r c e _ P a c k a g e _ N o _ < / Q I T e s t _ S o u r c e _ P a c k a g e _ N o _ > - 
-         < Q I T e s t _ S o u r c e _ S e r i a l _ N o _   E l e m e n t T y p e = " C o l u m n "   E l e m e n t I d = " 1 1 8 2 4 4 1 4 3 9 "   D a t a T y p e = " C o d e " > Q I T e s t _ S o u r c e _ S e r i a l _ N o _ < / Q I T e s t _ S o u r c e _ S e r i a l _ N o _ > - 
-         < Q I T e s t _ S o u r c e _ T a s k _ N o _   E l e m e n t T y p e = " C o l u m n "   E l e m e n t I d = " 1 8 5 8 9 1 4 7 8 2 "   D a t a T y p e = " C o d e " > Q I T e s t _ S o u r c e _ T a s k _ N o _ < / Q I T e s t _ S o u r c e _ T a s k _ N o _ > - 
-         < Q I T e s t _ S o u r c e _ V a r i a n t _ C o d e   E l e m e n t T y p e = " C o l u m n "   E l e m e n t I d = " 9 9 8 9 8 3 9 4 1 "   D a t a T y p e = " C o d e " > Q I T e s t _ S o u r c e _ V a r i a n t _ C o d e < / Q I T e s t _ S o u r c e _ V a r i a n t _ C o d e > - 
-         < Q I T e s t _ S t a t u s   E l e m e n t T y p e = " C o l u m n "   E l e m e n t I d = " 2 1 0 2 3 4 6 9 5 2 "   D a t a T y p e = " E n u m " > Q I T e s t _ S t a t u s < / Q I T e s t _ S t a t u s > - 
-         < C u r r e n t T e s t L i n e   E l e m e n t T y p e = " D a t a I t e m "   E l e m e n t I d = " 7 8 5 1 8 8 8 4 " > +         < Q l t y I n s p e c t i o n T e m p l a t e _ D e s c r i p t i o n   E l e m e n t T y p e = " C o l u m n "   E l e m e n t I d = " 1 6 5 2 0 6 9 5 9 8 "   D a t a T y p e = " T e x t " > Q l t y I n s p e c t i o n T e m p l a t e _ D e s c r i p t i o n < / Q l t y I n s p e c t i o n T e m p l a t e _ D e s c r i p t i o n > + 
+         < Q l t y I n s p e c t i o n _ D e s c r i p t i o n   E l e m e n t T y p e = " C o l u m n "   E l e m e n t I d = " 7 3 9 0 1 9 9 1 0 "   D a t a T y p e = " T e x t " > Q l t y I n s p e c t i o n _ D e s c r i p t i o n < / Q l t y I n s p e c t i o n _ D e s c r i p t i o n > + 
+         < Q l t y I n s p e c t i o n _ D i r e c t o r _ N a m e   E l e m e n t T y p e = " C o l u m n "   E l e m e n t I d = " 1 2 5 9 7 6 1 4 6 0 "   D a t a T y p e = " T e x t " > Q l t y I n s p e c t i o n _ D i r e c t o r _ N a m e < / Q l t y I n s p e c t i o n _ D i r e c t o r _ N a m e > + 
+         < Q l t y I n s p e c t i o n _ D i r e c t o r _ T i t l e   E l e m e n t T y p e = " C o l u m n "   E l e m e n t I d = " 2 6 7 7 1 7 5 2 5 "   D a t a T y p e = " T e x t " > Q l t y I n s p e c t i o n _ D i r e c t o r _ T i t l e < / Q l t y I n s p e c t i o n _ D i r e c t o r _ T i t l e > + 
+         < Q l t y I n s p e c t i o n _ F i n i s h e d _ B y _ E m a i l   E l e m e n t T y p e = " C o l u m n "   E l e m e n t I d = " 1 5 2 1 1 3 4 6 3 1 "   D a t a T y p e = " T e x t " > Q l t y I n s p e c t i o n _ F i n i s h e d _ B y _ E m a i l < / Q l t y I n s p e c t i o n _ F i n i s h e d _ B y _ E m a i l > + 
+         < Q l t y I n s p e c t i o n _ F i n i s h e d _ B y _ P h o n e   E l e m e n t T y p e = " C o l u m n "   E l e m e n t I d = " 3 4 7 5 5 7 6 2 5 "   D a t a T y p e = " T e x t " > Q l t y I n s p e c t i o n _ F i n i s h e d _ B y _ P h o n e < / Q l t y I n s p e c t i o n _ F i n i s h e d _ B y _ P h o n e > + 
+         < Q l t y I n s p e c t i o n _ F i n i s h e d _ B y _ T i t l e   E l e m e n t T y p e = " C o l u m n "   E l e m e n t I d = " 4 6 0 0 4 5 6 8 3 "   D a t a T y p e = " T e x t " > Q l t y I n s p e c t i o n _ F i n i s h e d _ B y _ T i t l e < / Q l t y I n s p e c t i o n _ F i n i s h e d _ B y _ T i t l e > + 
+         < Q l t y I n s p e c t i o n _ F i n i s h e d _ B y _ U s e r N a m e   E l e m e n t T y p e = " C o l u m n "   E l e m e n t I d = " 1 9 5 3 6 1 2 5 3 1 "   D a t a T y p e = " T e x t " > Q l t y I n s p e c t i o n _ F i n i s h e d _ B y _ U s e r N a m e < / Q l t y I n s p e c t i o n _ F i n i s h e d _ B y _ U s e r N a m e > + 
+         < Q l t y I n s p e c t i o n _ F i n i s h e d _ B y _ U s e r _ I D   E l e m e n t T y p e = " C o l u m n "   E l e m e n t I d = " 1 7 5 0 5 1 6 3 3 8 "   D a t a T y p e = " C o d e " > Q l t y I n s p e c t i o n _ F i n i s h e d _ B y _ U s e r _ I D < / Q l t y I n s p e c t i o n _ F i n i s h e d _ B y _ U s e r _ I D > + 
+         < Q l t y I n s p e c t i o n _ F i n i s h e d _ D a t e   E l e m e n t T y p e = " C o l u m n "   E l e m e n t I d = " 1 8 3 4 1 2 2 7 6 5 "   D a t a T y p e = " D a t e T i m e " > Q l t y I n s p e c t i o n _ F i n i s h e d _ D a t e < / Q l t y I n s p e c t i o n _ F i n i s h e d _ D a t e > + 
+         < Q l t y I n s p e c t i o n _ N o   E l e m e n t T y p e = " C o l u m n "   E l e m e n t I d = " 2 1 2 0 6 1 5 7 4 9 "   D a t a T y p e = " C o d e " > Q l t y I n s p e c t i o n _ N o < / Q l t y I n s p e c t i o n _ N o > + 
+         < Q l t y I n s p e c t i o n _ R e i n s p e c t i o n N o   E l e m e n t T y p e = " C o l u m n "   E l e m e n t I d = " 7 5 1 7 3 5 6 "   D a t a T y p e = " I n t e g e r " > Q l t y I n s p e c t i o n _ R e i n s p e c t i o n N o < / Q l t y I n s p e c t i o n _ R e i n s p e c t i o n N o > + 
+         < Q l t y I n s p e c t i o n _ R e s u l t _ C o d e   E l e m e n t T y p e = " C o l u m n "   E l e m e n t I d = " 1 8 0 7 0 7 7 0 6 5 "   D a t a T y p e = " C o d e " > Q l t y I n s p e c t i o n _ R e s u l t _ C o d e < / Q l t y I n s p e c t i o n _ R e s u l t _ C o d e > + 
+         < Q l t y I n s p e c t i o n _ R e s u l t _ D e s c r i p t i o n   E l e m e n t T y p e = " C o l u m n "   E l e m e n t I d = " 8 1 0 5 3 8 1 8 8 "   D a t a T y p e = " T e x t " > Q l t y I n s p e c t i o n _ R e s u l t _ D e s c r i p t i o n < / Q l t y I n s p e c t i o n _ R e s u l t _ D e s c r i p t i o n > + 
+         < Q l t y I n s p e c t i o n _ S o u r c e _ C u s t o m _ 1   E l e m e n t T y p e = " C o l u m n "   E l e m e n t I d = " 5 4 6 4 5 3 7 6 5 "   D a t a T y p e = " T e x t " > Q l t y I n s p e c t i o n _ S o u r c e _ C u s t o m _ 1 < / Q l t y I n s p e c t i o n _ S o u r c e _ C u s t o m _ 1 > + 
+         < Q l t y I n s p e c t i o n _ S o u r c e _ C u s t o m _ 1 0   E l e m e n t T y p e = " C o l u m n "   E l e m e n t I d = " 1 5 3 7 6 5 2 9 2 5 "   D a t a T y p e = " D e c i m a l " > Q l t y I n s p e c t i o n _ S o u r c e _ C u s t o m _ 1 0 < / Q l t y I n s p e c t i o n _ S o u r c e _ C u s t o m _ 1 0 > + 
+         < Q l t y I n s p e c t i o n _ S o u r c e _ C u s t o m _ 2   E l e m e n t T y p e = " C o l u m n "   E l e m e n t I d = " 1 8 3 5 4 2 3 6 8 0 "   D a t a T y p e = " T e x t " > Q l t y I n s p e c t i o n _ S o u r c e _ C u s t o m _ 2 < / Q l t y I n s p e c t i o n _ S o u r c e _ C u s t o m _ 2 > + 
+         < Q l t y I n s p e c t i o n _ S o u r c e _ C u s t o m _ 3   E l e m e n t T y p e = " C o l u m n "   E l e m e n t I d = " 1 8 2 1 8 4 6 9 9 9 "   D a t a T y p e = " T e x t " > Q l t y I n s p e c t i o n _ S o u r c e _ C u s t o m _ 3 < / Q l t y I n s p e c t i o n _ S o u r c e _ C u s t o m _ 3 > + 
+         < Q l t y I n s p e c t i o n _ S o u r c e _ C u s t o m _ 4   E l e m e n t T y p e = " C o l u m n "   E l e m e n t I d = " 1 3 6 6 6 3 6 0 8 6 "   D a t a T y p e = " T e x t " > Q l t y I n s p e c t i o n _ S o u r c e _ C u s t o m _ 4 < / Q l t y I n s p e c t i o n _ S o u r c e _ C u s t o m _ 4 > + 
+         < Q l t y I n s p e c t i o n _ S o u r c e _ C u s t o m _ 5   E l e m e n t T y p e = " C o l u m n "   E l e m e n t I d = " 2 0 0 4 3 3 2 7 0 3 "   D a t a T y p e = " T e x t " > Q l t y I n s p e c t i o n _ S o u r c e _ C u s t o m _ 5 < / Q l t y I n s p e c t i o n _ S o u r c e _ C u s t o m _ 5 > + 
+         < Q l t y I n s p e c t i o n _ S o u r c e _ C u s t o m _ 6   E l e m e n t T y p e = " C o l u m n "   E l e m e n t I d = " 9 1 2 4 2 8 5 2 "   D a t a T y p e = " T e x t " > Q l t y I n s p e c t i o n _ S o u r c e _ C u s t o m _ 6 < / Q l t y I n s p e c t i o n _ S o u r c e _ C u s t o m _ 6 > + 
+         < Q l t y I n s p e c t i o n _ S o u r c e _ C u s t o m _ 7   E l e m e n t T y p e = " C o l u m n "   E l e m e n t I d = " 7 2 8 9 3 9 4 6 9 "   D a t a T y p e = " I n t e g e r " > Q l t y I n s p e c t i o n _ S o u r c e _ C u s t o m _ 7 < / Q l t y I n s p e c t i o n _ S o u r c e _ C u s t o m _ 7 > + 
+         < Q l t y I n s p e c t i o n _ S o u r c e _ C u s t o m _ 8   E l e m e n t T y p e = " C o l u m n "   E l e m e n t I d = " 3 7 7 5 4 4 7 4 2 "   D a t a T y p e = " I n t e g e r " > Q l t y I n s p e c t i o n _ S o u r c e _ C u s t o m _ 8 < / Q l t y I n s p e c t i o n _ S o u r c e _ C u s t o m _ 8 > + 
+         < Q l t y I n s p e c t i o n _ S o u r c e _ C u s t o m _ 9   E l e m e n t T y p e = " C o l u m n "   E l e m e n t I d = " 2 6 0 1 5 1 8 7 5 "   D a t a T y p e = " D e c i m a l " > Q l t y I n s p e c t i o n _ S o u r c e _ C u s t o m _ 9 < / Q l t y I n s p e c t i o n _ S o u r c e _ C u s t o m _ 9 > + 
+         < Q l t y I n s p e c t i o n _ S o u r c e _ D o c u m e n t _ N o _   E l e m e n t T y p e = " C o l u m n "   E l e m e n t I d = " 1 6 7 5 9 1 6 2 8 8 "   D a t a T y p e = " C o d e " > Q l t y I n s p e c t i o n _ S o u r c e _ D o c u m e n t _ N o _ < / Q l t y I n s p e c t i o n _ S o u r c e _ D o c u m e n t _ N o _ > + 
+         < Q l t y I n s p e c t i o n _ S o u r c e _ I t e m _ D e s c r i p t i o n   E l e m e n t T y p e = " C o l u m n "   E l e m e n t I d = " 6 4 6 8 9 0 6 3 0 "   D a t a T y p e = " T e x t " > Q l t y I n s p e c t i o n _ S o u r c e _ I t e m _ D e s c r i p t i o n < / Q l t y I n s p e c t i o n _ S o u r c e _ I t e m _ D e s c r i p t i o n > + 
+         < Q l t y I n s p e c t i o n _ S o u r c e _ I t e m _ D e s c r i p t i o n 2   E l e m e n t T y p e = " C o l u m n "   E l e m e n t I d = " 1 2 7 9 3 6 9 3 5 2 "   D a t a T y p e = " T e x t " > Q l t y I n s p e c t i o n _ S o u r c e _ I t e m _ D e s c r i p t i o n 2 < / Q l t y I n s p e c t i o n _ S o u r c e _ I t e m _ D e s c r i p t i o n 2 > + 
+         < Q l t y I n s p e c t i o n _ S o u r c e _ I t e m _ N o _   E l e m e n t T y p e = " C o l u m n "   E l e m e n t I d = " 1 2 6 8 0 5 0 5 1 8 "   D a t a T y p e = " C o d e " > Q l t y I n s p e c t i o n _ S o u r c e _ I t e m _ N o _ < / Q l t y I n s p e c t i o n _ S o u r c e _ I t e m _ N o _ > + 
+         < Q l t y I n s p e c t i o n _ S o u r c e _ L o t _ N o _   E l e m e n t T y p e = " C o l u m n "   E l e m e n t I d = " 1 1 2 3 5 5 1 3 1 2 "   D a t a T y p e = " C o d e " > Q l t y I n s p e c t i o n _ S o u r c e _ L o t _ N o _ < / Q l t y I n s p e c t i o n _ S o u r c e _ L o t _ N o _ > + 
+         < Q l t y I n s p e c t i o n _ S o u r c e _ P a c k a g e _ N o _   E l e m e n t T y p e = " C o l u m n "   E l e m e n t I d = " 1 9 6 1 1 2 9 9 7 "   D a t a T y p e = " C o d e " > Q l t y I n s p e c t i o n _ S o u r c e _ P a c k a g e _ N o _ < / Q l t y I n s p e c t i o n _ S o u r c e _ P a c k a g e _ N o _ > + 
+         < Q l t y I n s p e c t i o n _ S o u r c e _ S e r i a l _ N o _   E l e m e n t T y p e = " C o l u m n "   E l e m e n t I d = " 1 5 2 0 5 9 1 4 4 7 "   D a t a T y p e = " C o d e " > Q l t y I n s p e c t i o n _ S o u r c e _ S e r i a l _ N o _ < / Q l t y I n s p e c t i o n _ S o u r c e _ S e r i a l _ N o _ > + 
+         < Q l t y I n s p e c t i o n _ S o u r c e _ T a s k _ N o _   E l e m e n t T y p e = " C o l u m n "   E l e m e n t I d = " 3 8 4 6 4 4 1 8 2 "   D a t a T y p e = " C o d e " > Q l t y I n s p e c t i o n _ S o u r c e _ T a s k _ N o _ < / Q l t y I n s p e c t i o n _ S o u r c e _ T a s k _ N o _ > + 
+         < Q l t y I n s p e c t i o n _ S o u r c e _ V a r i a n t _ C o d e   E l e m e n t T y p e = " C o l u m n "   E l e m e n t I d = " 1 6 0 8 4 0 3 8 2 1 "   D a t a T y p e = " C o d e " > Q l t y I n s p e c t i o n _ S o u r c e _ V a r i a n t _ C o d e < / Q l t y I n s p e c t i o n _ S o u r c e _ V a r i a n t _ C o d e > + 
+         < Q l t y I n s p e c t i o n _ S t a t u s   E l e m e n t T y p e = " C o l u m n "   E l e m e n t I d = " 8 5 1 7 5 2 7 6 8 "   D a t a T y p e = " E n u m " > Q l t y I n s p e c t i o n _ S t a t u s < / Q l t y I n s p e c t i o n _ S t a t u s > + 
+         < C u r r e n t I n s p e c t i o n L i n e   E l e m e n t T y p e = " D a t a I t e m "   E l e m e n t I d = " 1 1 9 3 2 1 9 5 9 6 " >   
              < C a r r i a g e R e t u r n P e r s o n F i e l d D e t a i l s   E l e m e n t T y p e = " C o l u m n "   E l e m e n t I d = " 9 9 8 2 6 3 6 9 8 "   D a t a T y p e = " T e x t " > C a r r i a g e R e t u r n P e r s o n F i e l d D e t a i l s < / C a r r i a g e R e t u r n P e r s o n F i e l d D e t a i l s >   
@@ -5071,75 +5216,75 @@
  
              < N u m e r i c _ V a l u e   E l e m e n t T y p e = " C o l u m n "   E l e m e n t I d = " 4 6 0 4 1 2 6 4 6 "   D a t a T y p e = " D e c i m a l " > N u m e r i c _ V a l u e < / N u m e r i c _ V a l u e >   
-             < P r o m p t e d G r a d e C a p t i o n _ 1   E l e m e n t T y p e = " C o l u m n "   E l e m e n t I d = " 6 8 4 7 5 0 8 3 "   D a t a T y p e = " T e x t " > P r o m p t e d G r a d e C a p t i o n _ 1 < / P r o m p t e d G r a d e C a p t i o n _ 1 > - 
-             < P r o m p t e d G r a d e C a p t i o n _ 1 0   E l e m e n t T y p e = " C o l u m n "   E l e m e n t I d = " 1 8 8 0 4 4 9 8 0 5 "   D a t a T y p e = " T e x t " > P r o m p t e d G r a d e C a p t i o n _ 1 0 < / P r o m p t e d G r a d e C a p t i o n _ 1 0 > - 
-             < P r o m p t e d G r a d e C a p t i o n _ 2   E l e m e n t T y p e = " C o l u m n "   E l e m e n t I d = " 5 6 9 2 2 1 5 3 4 "   D a t a T y p e = " T e x t " > P r o m p t e d G r a d e C a p t i o n _ 2 < / P r o m p t e d G r a d e C a p t i o n _ 2 > - 
-             < P r o m p t e d G r a d e C a p t i o n _ 3   E l e m e n t T y p e = " C o l u m n "   E l e m e n t I d = " 1 2 0 6 9 1 8 1 5 1 "   D a t a T y p e = " T e x t " > P r o m p t e d G r a d e C a p t i o n _ 3 < / P r o m p t e d G r a d e C a p t i o n _ 3 > - 
-             < P r o m p t e d G r a d e C a p t i o n _ 4   E l e m e n t T y p e = " C o l u m n "   E l e m e n t I d = " 1 0 3 8 0 0 9 1 2 8 "   D a t a T y p e = " T e x t " > P r o m p t e d G r a d e C a p t i o n _ 4 < / P r o m p t e d G r a d e C a p t i o n _ 4 > - 
-             < P r o m p t e d G r a d e C a p t i o n _ 5   E l e m e n t T y p e = " C o l u m n "   E l e m e n t I d = " 1 6 7 5 7 0 5 7 4 5 "   D a t a T y p e = " T e x t " > P r o m p t e d G r a d e C a p t i o n _ 5 < / P r o m p t e d G r a d e C a p t i o n _ 5 > - 
-             < P r o m p t e d G r a d e C a p t i o n _ 6   E l e m e n t T y p e = " C o l u m n "   E l e m e n t I d = " 1 9 8 1 5 6 4 9 3 4 "   D a t a T y p e = " T e x t " > P r o m p t e d G r a d e C a p t i o n _ 6 < / P r o m p t e d G r a d e C a p t i o n _ 6 > - 
-             < P r o m p t e d G r a d e C a p t i o n _ 7   E l e m e n t T y p e = " C o l u m n "   E l e m e n t I d = " 1 3 4 3 8 6 8 3 1 7 "   D a t a T y p e = " T e x t " > P r o m p t e d G r a d e C a p t i o n _ 7 < / P r o m p t e d G r a d e C a p t i o n _ 7 > - 
-             < P r o m p t e d G r a d e C a p t i o n _ 8   E l e m e n t T y p e = " C o l u m n "   E l e m e n t I d = " 1 5 1 2 7 7 7 3 4 0 "   D a t a T y p e = " T e x t " > P r o m p t e d G r a d e C a p t i o n _ 8 < / P r o m p t e d G r a d e C a p t i o n _ 8 > - 
-             < P r o m p t e d G r a d e C a p t i o n _ 9   E l e m e n t T y p e = " C o l u m n "   E l e m e n t I d = " 8 7 5 0 8 0 7 2 3 "   D a t a T y p e = " T e x t " > P r o m p t e d G r a d e C a p t i o n _ 9 < / P r o m p t e d G r a d e C a p t i o n _ 9 > - 
-             < P r o m p t e d G r a d e C o n d i t i o n D e s c r i p t i o n _ 1   E l e m e n t T y p e = " C o l u m n "   E l e m e n t I d = " 2 0 3 0 0 6 5 4 5 0 "   D a t a T y p e = " T e x t " > P r o m p t e d G r a d e C o n d i t i o n D e s c r i p t i o n _ 1 < / P r o m p t e d G r a d e C o n d i t i o n D e s c r i p t i o n _ 1 > - 
-             < P r o m p t e d G r a d e C o n d i t i o n D e s c r i p t i o n _ 1 0   E l e m e n t T y p e = " C o l u m n "   E l e m e n t I d = " 1 4 2 3 5 8 0 5 8 6 "   D a t a T y p e = " T e x t " > P r o m p t e d G r a d e C o n d i t i o n D e s c r i p t i o n _ 1 0 < / P r o m p t e d G r a d e C o n d i t i o n D e s c r i p t i o n _ 1 0 > - 
-             < P r o m p t e d G r a d e C o n d i t i o n D e s c r i p t i o n _ 2   E l e m e n t T y p e = " C o l u m n "   E l e m e n t I d = " 1 6 2 7 2 0 5 2 2 9 "   D a t a T y p e = " T e x t " > P r o m p t e d G r a d e C o n d i t i o n D e s c r i p t i o n _ 2 < / P r o m p t e d G r a d e C o n d i t i o n D e s c r i p t i o n _ 2 > - 
-             < P r o m p t e d G r a d e C o n d i t i o n D e s c r i p t i o n _ 3   E l e m e n t T y p e = " C o l u m n "   E l e m e n t I d = " 9 8 9 5 0 8 6 1 2 "   D a t a T y p e = " T e x t " > P r o m p t e d G r a d e C o n d i t i o n D e s c r i p t i o n _ 3 < / P r o m p t e d G r a d e C o n d i t i o n D e s c r i p t i o n _ 3 > - 
-             < P r o m p t e d G r a d e C o n d i t i o n D e s c r i p t i o n _ 4   E l e m e n t T y p e = " C o l u m n "   E l e m e n t I d = " 3 5 1 8 1 1 9 9 5 "   D a t a T y p e = " T e x t " > P r o m p t e d G r a d e C o n d i t i o n D e s c r i p t i o n _ 4 < / P r o m p t e d G r a d e C o n d i t i o n D e s c r i p t i o n _ 4 > - 
-             < P r o m p t e d G r a d e C o n d i t i o n D e s c r i p t i o n _ 5   E l e m e n t T y p e = " C o l u m n "   E l e m e n t I d = " 2 8 5 8 8 4 6 2 2 "   D a t a T y p e = " T e x t " > P r o m p t e d G r a d e C o n d i t i o n D e s c r i p t i o n _ 5 < / P r o m p t e d G r a d e C o n d i t i o n D e s c r i p t i o n _ 5 > - 
-             < P r o m p t e d G r a d e C o n d i t i o n D e s c r i p t i o n _ 6   E l e m e n t T y p e = " C o l u m n "   E l e m e n t I d = " 9 2 3 5 8 1 2 3 9 "   D a t a T y p e = " T e x t " > P r o m p t e d G r a d e C o n d i t i o n D e s c r i p t i o n _ 6 < / P r o m p t e d G r a d e C o n d i t i o n D e s c r i p t i o n _ 6 > - 
-             < P r o m p t e d G r a d e C o n d i t i o n D e s c r i p t i o n _ 7   E l e m e n t T y p e = " C o l u m n "   E l e m e n t I d = " 1 5 6 1 2 7 7 8 5 6 "   D a t a T y p e = " T e x t " > P r o m p t e d G r a d e C o n d i t i o n D e s c r i p t i o n _ 7 < / P r o m p t e d G r a d e C o n d i t i o n D e s c r i p t i o n _ 7 > - 
-             < P r o m p t e d G r a d e C o n d i t i o n D e s c r i p t i o n _ 8   E l e m e n t T y p e = " C o l u m n "   E l e m e n t I d = " 5 8 5 7 6 3 1 9 3 "   D a t a T y p e = " T e x t " > P r o m p t e d G r a d e C o n d i t i o n D e s c r i p t i o n _ 8 < / P r o m p t e d G r a d e C o n d i t i o n D e s c r i p t i o n _ 8 > - 
-             < P r o m p t e d G r a d e C o n d i t i o n D e s c r i p t i o n _ 9   E l e m e n t T y p e = " C o l u m n "   E l e m e n t I d = " 1 2 2 3 4 5 9 8 1 0 "   D a t a T y p e = " T e x t " > P r o m p t e d G r a d e C o n d i t i o n D e s c r i p t i o n _ 9 < / P r o m p t e d G r a d e C o n d i t i o n D e s c r i p t i o n _ 9 > - 
-             < P r o m p t e d G r a d e V i s i b l e _ 1   E l e m e n t T y p e = " C o l u m n "   E l e m e n t I d = " 9 8 9 3 4 0 6 9 9 "   D a t a T y p e = " B o o l e a n " > P r o m p t e d G r a d e V i s i b l e _ 1 < / P r o m p t e d G r a d e V i s i b l e _ 1 > - 
-             < P r o m p t e d G r a d e V i s i b l e _ 1 0   E l e m e n t T y p e = " C o l u m n "   E l e m e n t I d = " 4 5 8 8 3 8 9 4 7 "   D a t a T y p e = " B o o l e a n " > P r o m p t e d G r a d e V i s i b l e _ 1 0 < / P r o m p t e d G r a d e V i s i b l e _ 1 0 > - 
-             < P r o m p t e d G r a d e V i s i b l e _ 2   E l e m e n t T y p e = " C o l u m n "   E l e m e n t I d = " 3 5 1 6 4 4 0 8 2 "   D a t a T y p e = " B o o l e a n " > P r o m p t e d G r a d e V i s i b l e _ 2 < / P r o m p t e d G r a d e V i s i b l e _ 2 > - 
-             < P r o m p t e d G r a d e V i s i b l e _ 3   E l e m e n t T y p e = " C o l u m n "   E l e m e n t I d = " 2 8 6 0 5 2 5 3 5 "   D a t a T y p e = " B o o l e a n " > P r o m p t e d G r a d e V i s i b l e _ 3 < / P r o m p t e d G r a d e V i s i b l e _ 3 > - 
-             < P r o m p t e d G r a d e V i s i b l e _ 4   E l e m e n t T y p e = " C o l u m n "   E l e m e n t I d = " 1 1 7 1 4 3 5 1 2 "   D a t a T y p e = " B o o l e a n " > P r o m p t e d G r a d e V i s i b l e _ 4 < / P r o m p t e d G r a d e V i s i b l e _ 4 > - 
-             < P r o m p t e d G r a d e V i s i b l e _ 5   E l e m e n t T y p e = " C o l u m n "   E l e m e n t I d = " 7 5 4 8 4 0 1 2 9 "   D a t a T y p e = " B o o l e a n " > P r o m p t e d G r a d e V i s i b l e _ 5 < / P r o m p t e d G r a d e V i s i b l e _ 5 > - 
-             < P r o m p t e d G r a d e V i s i b l e _ 6   E l e m e n t T y p e = " C o l u m n "   E l e m e n t I d = " 1 3 9 2 5 3 6 7 4 6 "   D a t a T y p e = " B o o l e a n " > P r o m p t e d G r a d e V i s i b l e _ 6 < / P r o m p t e d G r a d e V i s i b l e _ 6 > - 
-             < P r o m p t e d G r a d e V i s i b l e _ 7   E l e m e n t T y p e = " C o l u m n "   E l e m e n t I d = " 2 0 3 0 2 3 3 3 6 3 "   D a t a T y p e = " B o o l e a n " > P r o m p t e d G r a d e V i s i b l e _ 7 < / P r o m p t e d G r a d e V i s i b l e _ 7 > - 
-             < P r o m p t e d G r a d e V i s i b l e _ 8   E l e m e n t T y p e = " C o l u m n "   E l e m e n t I d = " 1 8 6 1 3 2 4 3 4 0 "   D a t a T y p e = " B o o l e a n " > P r o m p t e d G r a d e V i s i b l e _ 8 < / P r o m p t e d G r a d e V i s i b l e _ 8 > - 
-             < P r o m p t e d G r a d e V i s i b l e _ 9   E l e m e n t T y p e = " C o l u m n "   E l e m e n t I d = " 1 7 9 5 9 4 6 3 3 9 "   D a t a T y p e = " B o o l e a n " > P r o m p t e d G r a d e V i s i b l e _ 9 < / P r o m p t e d G r a d e V i s i b l e _ 9 > - 
-             < T e s t _ G r a d e   E l e m e n t T y p e = " C o l u m n "   E l e m e n t I d = " 1 6 7 8 0 2 0 5 0 3 "   D a t a T y p e = " C o d e " > T e s t _ G r a d e < / T e s t _ G r a d e > - 
-             < T e s t _ G r a d e D e s c r i p t i o n   E l e m e n t T y p e = " C o l u m n "   E l e m e n t I d = " 1 2 6 2 6 4 0 3 4 3 "   D a t a T y p e = " T e x t " > T e s t _ G r a d e D e s c r i p t i o n < / T e s t _ G r a d e D e s c r i p t i o n > +             < P r o m p t e d R e s u l t C a p t i o n _ 1   E l e m e n t T y p e = " C o l u m n "   E l e m e n t I d = " 1 5 4 8 2 0 5 1 6 9 "   D a t a T y p e = " T e x t " > P r o m p t e d R e s u l t C a p t i o n _ 1 < / P r o m p t e d R e s u l t C a p t i o n _ 1 > + 
+             < P r o m p t e d R e s u l t C a p t i o n _ 1 0   E l e m e n t T y p e = " C o l u m n "   E l e m e n t I d = " 6 6 5 1 3 7 3 2 1 "   D a t a T y p e = " T e x t " > P r o m p t e d R e s u l t C a p t i o n _ 1 0 < / P r o m p t e d R e s u l t C a p t i o n _ 1 0 > + 
+             < P r o m p t e d R e s u l t C a p t i o n _ 2   E l e m e n t T y p e = " C o l u m n "   E l e m e n t I d = " 2 1 0 9 0 6 5 5 1 0 "   D a t a T y p e = " T e x t " > P r o m p t e d R e s u l t C a p t i o n _ 2 < / P r o m p t e d R e s u l t C a p t i o n _ 2 > + 
+             < P r o m p t e d R e s u l t C a p t i o n _ 3   E l e m e n t T y p e = " C o l u m n "   E l e m e n t I d = " 1 4 7 1 3 6 8 8 9 3 "   D a t a T y p e = " T e x t " > P r o m p t e d R e s u l t C a p t i o n _ 3 < / P r o m p t e d R e s u l t C a p t i o n _ 3 > + 
+             < P r o m p t e d R e s u l t C a p t i o n _ 4   E l e m e n t T y p e = " C o l u m n "   E l e m e n t I d = " 8 3 3 6 7 2 2 7 6 "   D a t a T y p e = " T e x t " > P r o m p t e d R e s u l t C a p t i o n _ 4 < / P r o m p t e d R e s u l t C a p t i o n _ 4 > + 
+             < P r o m p t e d R e s u l t C a p t i o n _ 5   E l e m e n t T y p e = " C o l u m n "   E l e m e n t I d = " 1 9 5 9 7 5 6 5 9 "   D a t a T y p e = " T e x t " > P r o m p t e d R e s u l t C a p t i o n _ 5 < / P r o m p t e d R e s u l t C a p t i o n _ 5 > + 
+             < P r o m p t e d R e s u l t C a p t i o n _ 6   E l e m e n t T y p e = " C o l u m n "   E l e m e n t I d = " 4 4 1 7 2 0 9 5 8 "   D a t a T y p e = " T e x t " > P r o m p t e d R e s u l t C a p t i o n _ 6 < / P r o m p t e d R e s u l t C a p t i o n _ 6 > + 
+             < P r o m p t e d R e s u l t C a p t i o n _ 7   E l e m e n t T y p e = " C o l u m n "   E l e m e n t I d = " 1 0 7 9 4 1 7 5 7 5 "   D a t a T y p e = " T e x t " > P r o m p t e d R e s u l t C a p t i o n _ 7 < / P r o m p t e d R e s u l t C a p t i o n _ 7 > + 
+             < P r o m p t e d R e s u l t C a p t i o n _ 8   E l e m e n t T y p e = " C o l u m n "   E l e m e n t I d = " 1 0 3 9 0 2 9 1 2 "   D a t a T y p e = " T e x t " > P r o m p t e d R e s u l t C a p t i o n _ 8 < / P r o m p t e d R e s u l t C a p t i o n _ 8 > + 
+             < P r o m p t e d R e s u l t C a p t i o n _ 9   E l e m e n t T y p e = " C o l u m n "   E l e m e n t I d = " 7 4 1 5 9 9 5 2 9 "   D a t a T y p e = " T e x t " > P r o m p t e d R e s u l t C a p t i o n _ 9 < / P r o m p t e d R e s u l t C a p t i o n _ 9 > + 
+             < P r o m p t e d R e s u l t C o n d i t i o n D e s c r i p t i o n _ 1   E l e m e n t T y p e = " C o l u m n "   E l e m e n t I d = " 1 7 7 6 7 4 4 4 3 4 "   D a t a T y p e = " T e x t " > P r o m p t e d R e s u l t C o n d i t i o n D e s c r i p t i o n _ 1 < / P r o m p t e d R e s u l t C o n d i t i o n D e s c r i p t i o n _ 1 > + 
+             < P r o m p t e d R e s u l t C o n d i t i o n D e s c r i p t i o n _ 1 0   E l e m e n t T y p e = " C o l u m n "   E l e m e n t I d = " 1 0 2 8 7 8 8 8 8 2 "   D a t a T y p e = " T e x t " > P r o m p t e d R e s u l t C o n d i t i o n D e s c r i p t i o n _ 1 0 < / P r o m p t e d R e s u l t C o n d i t i o n D e s c r i p t i o n _ 1 0 > + 
+             < P r o m p t e d R e s u l t C o n d i t i o n D e s c r i p t i o n _ 2   E l e m e n t T y p e = " C o l u m n "   E l e m e n t I d = " 1 1 3 9 0 4 7 8 1 7 "   D a t a T y p e = " T e x t " > P r o m p t e d R e s u l t C o n d i t i o n D e s c r i p t i o n _ 2 < / P r o m p t e d R e s u l t C o n d i t i o n D e s c r i p t i o n _ 2 > + 
+             < P r o m p t e d R e s u l t C o n d i t i o n D e s c r i p t i o n _ 3   E l e m e n t T y p e = " C o l u m n "   E l e m e n t I d = " 5 0 1 3 5 1 2 0 0 "   D a t a T y p e = " T e x t " > P r o m p t e d R e s u l t C o n d i t i o n D e s c r i p t i o n _ 3 < / P r o m p t e d R e s u l t C o n d i t i o n D e s c r i p t i o n _ 3 > + 
+             < P r o m p t e d R e s u l t C o n d i t i o n D e s c r i p t i o n _ 4   E l e m e n t T y p e = " C o l u m n "   E l e m e n t I d = " 6 7 0 2 6 0 2 2 3 "   D a t a T y p e = " T e x t " > P r o m p t e d R e s u l t C o n d i t i o n D e s c r i p t i o n _ 4 < / P r o m p t e d R e s u l t C o n d i t i o n D e s c r i p t i o n _ 4 > + 
+             < P r o m p t e d R e s u l t C o n d i t i o n D e s c r i p t i o n _ 5   E l e m e n t T y p e = " C o l u m n "   E l e m e n t I d = " 3 2 5 6 3 6 0 6 "   D a t a T y p e = " T e x t " > P r o m p t e d R e s u l t C o n d i t i o n D e s c r i p t i o n _ 5 < / P r o m p t e d R e s u l t C o n d i t i o n D e s c r i p t i o n _ 5 > + 
+             < P r o m p t e d R e s u l t C o n d i t i o n D e s c r i p t i o n _ 6   E l e m e n t T y p e = " C o l u m n "   E l e m e n t I d = " 6 0 5 1 3 3 0 1 1 "   D a t a T y p e = " T e x t " > P r o m p t e d R e s u l t C o n d i t i o n D e s c r i p t i o n _ 6 < / P r o m p t e d R e s u l t C o n d i t i o n D e s c r i p t i o n _ 6 > + 
+             < P r o m p t e d R e s u l t C o n d i t i o n D e s c r i p t i o n _ 7   E l e m e n t T y p e = " C o l u m n "   E l e m e n t I d = " 1 2 4 2 8 2 9 6 2 8 "   D a t a T y p e = " T e x t " > P r o m p t e d R e s u l t C o n d i t i o n D e s c r i p t i o n _ 7 < / P r o m p t e d R e s u l t C o n d i t i o n D e s c r i p t i o n _ 7 > + 
+             < P r o m p t e d R e s u l t C o n d i t i o n D e s c r i p t i o n _ 8   E l e m e n t T y p e = " C o l u m n "   E l e m e n t I d = " 1 0 7 3 9 2 0 6 0 5 "   D a t a T y p e = " T e x t " > P r o m p t e d R e s u l t C o n d i t i o n D e s c r i p t i o n _ 8 < / P r o m p t e d R e s u l t C o n d i t i o n D e s c r i p t i o n _ 8 > + 
+             < P r o m p t e d R e s u l t C o n d i t i o n D e s c r i p t i o n _ 9   E l e m e n t T y p e = " C o l u m n "   E l e m e n t I d = " 1 7 1 1 6 1 7 2 2 2 "   D a t a T y p e = " T e x t " > P r o m p t e d R e s u l t C o n d i t i o n D e s c r i p t i o n _ 9 < / P r o m p t e d R e s u l t C o n d i t i o n D e s c r i p t i o n _ 9 > + 
+             < P r o m p t e d R e s u l t V i s i b l e _ 1   E l e m e n t T y p e = " C o l u m n "   E l e m e n t I d = " 1 3 9 9 7 0 4 4 1 7 "   D a t a T y p e = " B o o l e a n " > P r o m p t e d R e s u l t V i s i b l e _ 1 < / P r o m p t e d R e s u l t V i s i b l e _ 1 > + 
+             < P r o m p t e d R e s u l t V i s i b l e _ 1 0   E l e m e n t T y p e = " C o l u m n "   E l e m e n t I d = " 6 6 3 6 8 2 6 1 7 "   D a t a T y p e = " B o o l e a n " > P r o m p t e d R e s u l t V i s i b l e _ 1 0 < / P r o m p t e d R e s u l t V i s i b l e _ 1 0 > + 
+             < P r o m p t e d R e s u l t V i s i b l e _ 2   E l e m e n t T y p e = " C o l u m n "   E l e m e n t I d = " 2 0 3 7 4 0 1 0 3 4 "   D a t a T y p e = " B o o l e a n " > P r o m p t e d R e s u l t V i s i b l e _ 2 < / P r o m p t e d R e s u l t V i s i b l e _ 2 > + 
+             < P r o m p t e d R e s u l t V i s i b l e _ 3   E l e m e n t T y p e = " C o l u m n "   E l e m e n t I d = " 1 6 1 9 8 6 9 6 4 5 "   D a t a T y p e = " B o o l e a n " > P r o m p t e d R e s u l t V i s i b l e _ 3 < / P r o m p t e d R e s u l t V i s i b l e _ 3 > + 
+             < P r o m p t e d R e s u l t V i s i b l e _ 4   E l e m e n t T y p e = " C o l u m n "   E l e m e n t I d = " 9 8 2 1 7 3 0 2 8 "   D a t a T y p e = " B o o l e a n " > P r o m p t e d R e s u l t V i s i b l e _ 4 < / P r o m p t e d R e s u l t V i s i b l e _ 4 > + 
+             < P r o m p t e d R e s u l t V i s i b l e _ 5   E l e m e n t T y p e = " C o l u m n "   E l e m e n t I d = " 3 4 4 4 7 6 4 1 1 "   D a t a T y p e = " B o o l e a n " > P r o m p t e d R e s u l t V i s i b l e _ 5 < / P r o m p t e d R e s u l t V i s i b l e _ 5 > + 
+             < P r o m p t e d R e s u l t V i s i b l e _ 6   E l e m e n t T y p e = " C o l u m n "   E l e m e n t I d = " 2 9 3 2 2 0 2 0 6 "   D a t a T y p e = " B o o l e a n " > P r o m p t e d R e s u l t V i s i b l e _ 6 < / P r o m p t e d R e s u l t V i s i b l e _ 6 > + 
+             < P r o m p t e d R e s u l t V i s i b l e _ 7   E l e m e n t T y p e = " C o l u m n "   E l e m e n t I d = " 9 3 0 9 1 6 8 2 3 "   D a t a T y p e = " B o o l e a n " > P r o m p t e d R e s u l t V i s i b l e _ 7 < / P r o m p t e d R e s u l t V i s i b l e _ 7 > + 
+             < P r o m p t e d R e s u l t V i s i b l e _ 8   E l e m e n t T y p e = " C o l u m n "   E l e m e n t I d = " 4 4 5 9 7 8 4 0 "   D a t a T y p e = " B o o l e a n " > P r o m p t e d R e s u l t V i s i b l e _ 8 < / P r o m p t e d R e s u l t V i s i b l e _ 8 > + 
+             < P r o m p t e d R e s u l t V i s i b l e _ 9   E l e m e n t T y p e = " C o l u m n "   E l e m e n t I d = " 5 9 3 0 9 8 7 7 7 "   D a t a T y p e = " B o o l e a n " > P r o m p t e d R e s u l t V i s i b l e _ 9 < / P r o m p t e d R e s u l t V i s i b l e _ 9 > + 
+             < T e s t _ R e s u l t   E l e m e n t T y p e = " C o l u m n "   E l e m e n t I d = " 1 2 7 1 0 6 2 1 4 1 "   D a t a T y p e = " C o d e " > T e s t _ R e s u l t < / T e s t _ R e s u l t > + 
+             < T e s t _ R e s u l t D e s c r i p t i o n   E l e m e n t T y p e = " C o l u m n "   E l e m e n t I d = " 1 9 4 3 4 5 8 6 8 5 "   D a t a T y p e = " T e x t " > T e s t _ R e s u l t D e s c r i p t i o n < / T e s t _ R e s u l t D e s c r i p t i o n >   
              < T e s t _ V a l u e   E l e m e n t T y p e = " C o l u m n "   E l e m e n t I d = " 8 1 3 5 6 4 5 2 1 "   D a t a T y p e = " T e x t " > T e s t _ V a l u e < / T e s t _ V a l u e >   
-         < / C u r r e n t T e s t L i n e > - 
-     < / C u r r e n t T e s t > +         < / C u r r e n t I n s p e c t i o n L i n e > + 
+     < / C u r r e n t I n s p e c t i o n >   
  < / N a v W o r d R e p o r t X m l P a r t > 
 </file>

--- a/src/Apps/W1/Quality Management/app/src/Reports/QltyNonConformance.docx
+++ b/src/Apps/W1/Quality Management/app/src/Reports/QltyNonConformance.docx
@@ -4914,13 +4914,13 @@
  
          < T o o l t i p   c o l u m n = " Q l t y I n s p e c t i o n _ R e i n s p e c t i o n N o "   E l e m e n t I d = " 7 5 1 7 3 5 6 " >   
-             < T o o l t i p T e x t   l a n g = " e n - U S " > S p e c i f i e s   w h i c h   r e - i n s p e c t i o n   t h i s   i s   f o r . < / T o o l t i p T e x t > +             < T o o l t i p T e x t   l a n g = " e n - U S " > S p e c i f i e s   t h e   r e - i n s p e c t i o n   c o u n t e r . < / T o o l t i p T e x t >   
          < / T o o l t i p >   
          < T o o l t i p   c o l u m n = " Q l t y I n s p e c t i o n _ F i n i s h e d _ B y _ U s e r _ I D "   E l e m e n t I d = " 1 7 5 0 5 1 6 3 3 8 " >   
-             < T o o l t i p T e x t   l a n g = " e n - U S " > S p e c i f i e s   t h e   u s e r   t h a t   f i n i s h e d   t h e   i n s p e c t i o n < / T o o l t i p T e x t > +             < T o o l t i p T e x t   l a n g = " e n - U S " > S p e c i f i e s   t h e   u s e r   t h a t   f i n i s h e d   t h e   i n s p e c t i o n . < / T o o l t i p T e x t >   
          < / T o o l t i p >   

--- a/src/Apps/W1/Quality Management/app/src/Reports/QltyNonConformance.docx
+++ b/src/Apps/W1/Quality Management/app/src/Reports/QltyNonConformance.docx
@@ -4936,6 +4936,18 @@
  
          < / T o o l t i p >   
+         < T o o l t i p   c o l u m n = " Q l t y I n s p e c t i o n _ S o u r c e _ I t e m _ D e s c r i p t i o n "   E l e m e n t I d = " 6 4 6 8 9 0 6 3 0 " > + 
+             < T o o l t i p T e x t   l a n g = " e n - U S " > S p e c i f i e s   a   d e s c r i p t i o n   o f   t h e   i t e m . < / T o o l t i p T e x t > + 
+         < / T o o l t i p > + 
+         < T o o l t i p   c o l u m n = " Q l t y I n s p e c t i o n _ S o u r c e _ I t e m _ D e s c r i p t i o n 2 "   E l e m e n t I d = " 1 2 7 9 3 6 9 3 5 2 " > + 
+             < T o o l t i p T e x t   l a n g = " e n - U S " > S p e c i f i e s   i n f o r m a t i o n   i n   a d d i t i o n   t o   t h e   d e s c r i p t i o n . < / T o o l t i p T e x t > + 
+         < / T o o l t i p > + 
          < T o o l t i p   c o l u m n = " Q l t y I n s p e c t i o n _ S o u r c e _ V a r i a n t _ C o d e "   E l e m e n t I d = " 1 6 0 8 4 0 3 8 2 1 " >   
              < T o o l t i p T e x t   l a n g = " e n - U S " > S p e c i f i e s   t h e   i t e m   v a r i a n t   t h a t   t h e   Q u a l i t y   I n s p e c t i o n   i s   f o r .   W h e n   u s e d   w i t h   p r o d u c t i o n   o r d e r s   t h i s   t y p i c a l l y   r e f e r s   t o   t h e   i t e m   b e i n g   p r o d u c e d . < / T o o l t i p T e x t > @@ -5046,7 +5058,7 @@
  
          < T o o l t i p   c o l u m n = " N u m e r i c _ V a l u e "   E l e m e n t I d = " 4 6 0 4 1 2 6 4 6 " >   
-             < T o o l t i p T e x t   l a n g = " e n - U S " > S p e c i f i e s   a n   e v a l u a t e d   n u m e r i c   v a l u e   o f   T e s t   V a l u e   f o r   u s e   i n   c a l c u l a t i o n s .   e g :   e a s i e r   t o   u s e   f o r   B u s i n e s s   C e n t r a l   c h a r t i n g . < / T o o l t i p T e x t > +             < T o o l t i p T e x t   l a n g = " e n - U S " > S p e c i f i e s   a n   e v a l u a t e d   n u m e r i c   v a l u e   o f   T e s t   V a l u e   f o r   u s e   i n   c a l c u l a t i o n s   a n d   a n a l y s i s .   T h i s   v a l u e   i s   a u t o m a t i c a l l y   c a l c u l a t e d   w h e n   t h e   T e s t   V a l u e   i s   e n t e r e d   o r   m o d i f i e d   b a s e d   o n   t h e   c o n f i g u r a t i o n   o f   t h e   T e s t   V a l u e   a n d   i s   n o t   d i r e c t l y   e d i t a b l e . < / T o o l t i p T e x t >   
          < / T o o l t i p >   

--- a/src/Apps/W1/Quality Management/app/src/Reports/QltyNonConformance.docx
+++ b/src/Apps/W1/Quality Management/app/src/Reports/QltyNonConformance.docx
@@ -1069,13 +1069,13 @@
               <w:rFonts w:asciiTheme="majorHAnsi" w:hAnsiTheme="majorHAnsi"/>
               <w:szCs w:val="18"/>
             </w:rPr>
-            <w:alias w:val="DirectorNameLabel"/>
-            <w:tag w:val="#BC:InsertDataItem,DataItems/CurrentInspection/DirectorNameLabel"/>
+            <w:alias w:val="ApproverNameLabel"/>
+            <w:tag w:val="#BC:InsertDataItem,DataItems/CurrentInspection/ApproverNameLabel"/>
             <w:id w:val="-1418404052"/>
             <w:placeholder>
               <w:docPart w:val="386A05D0CD5747F9B0D474203FA45796"/>
             </w:placeholder>
-            <w:dataBinding w:prefixMappings="xmlns:ns0='urn:microsoft-dynamics-nav/reports/Qlty_Non_Conformance/20403/'" w:xpath="/ns0:NavWordReportXmlPart[1]/ns0:CurrentInspection[1]/ns0:DirectorNameLabel[1]" w:storeItemID="{FEA79526-4D1A-40E9-8DD9-C8C0D611AE53}"/>
+            <w:dataBinding w:prefixMappings="xmlns:ns0='urn:microsoft-dynamics-nav/reports/Qlty_Non_Conformance/20403/'" w:xpath="/ns0:NavWordReportXmlPart[1]/ns0:CurrentInspection[1]/ns0:ApproverNameLabel[1]" w:storeItemID="{FEA79526-4D1A-40E9-8DD9-C8C0D611AE53}"/>
             <w15:color w:val="808080"/>
             <w:text/>
           </w:sdtPr>
@@ -1100,7 +1100,7 @@
                     <w:rFonts w:asciiTheme="majorHAnsi" w:hAnsiTheme="majorHAnsi"/>
                     <w:szCs w:val="18"/>
                   </w:rPr>
-                  <w:t>DirectorNameLabel</w:t>
+                  <w:t>ApproverNameLabel</w:t>
                 </w:r>
                 <w:proofErr w:type="spellEnd"/>
               </w:p>
@@ -1261,13 +1261,13 @@
               <w:rFonts w:asciiTheme="majorHAnsi" w:hAnsiTheme="majorHAnsi"/>
               <w:szCs w:val="18"/>
             </w:rPr>
-            <w:alias w:val="DirectorSignatureLabel"/>
-            <w:tag w:val="#BC:InsertDataItem,DataItems/CurrentInspection/DirectorSignatureLabel"/>
+            <w:alias w:val="ApproverSignatureLabel"/>
+            <w:tag w:val="#BC:InsertDataItem,DataItems/CurrentInspection/ApproverSignatureLabel"/>
             <w:id w:val="-1201467873"/>
             <w:placeholder>
               <w:docPart w:val="B59AB9A392F24C3BAE48065EC5108280"/>
             </w:placeholder>
-            <w:dataBinding w:prefixMappings="xmlns:ns0='urn:microsoft-dynamics-nav/reports/Qlty_Non_Conformance/20403/'" w:xpath="/ns0:NavWordReportXmlPart[1]/ns0:CurrentInspection[1]/ns0:DirectorSignatureLabel[1]" w:storeItemID="{FEA79526-4D1A-40E9-8DD9-C8C0D611AE53}"/>
+            <w:dataBinding w:prefixMappings="xmlns:ns0='urn:microsoft-dynamics-nav/reports/Qlty_Non_Conformance/20403/'" w:xpath="/ns0:NavWordReportXmlPart[1]/ns0:CurrentInspection[1]/ns0:ApproverSignatureLabel[1]" w:storeItemID="{FEA79526-4D1A-40E9-8DD9-C8C0D611AE53}"/>
             <w15:color w:val="808080"/>
             <w:text/>
           </w:sdtPr>
@@ -1292,7 +1292,7 @@
                     <w:rFonts w:asciiTheme="majorHAnsi" w:hAnsiTheme="majorHAnsi"/>
                     <w:szCs w:val="18"/>
                   </w:rPr>
-                  <w:t>DirectorSignatureLabel</w:t>
+                  <w:t>ApproverSignatureLabel</w:t>
                 </w:r>
                 <w:proofErr w:type="spellEnd"/>
               </w:p>
@@ -4924,6 +4924,7 @@
 <file path=word/glossary/fontTable.xml><?xml version="1.0" encoding="utf-8"?>
 <w:fonts xmlns:mc="http://schemas.openxmlformats.org/markup-compatibility/2006" xmlns:r="http://schemas.openxmlformats.org/officeDocument/2006/relationships" xmlns:w="http://schemas.openxmlformats.org/wordprocessingml/2006/main" xmlns:w14="http://schemas.microsoft.com/office/word/2010/wordml" xmlns:w15="http://schemas.microsoft.com/office/word/2012/wordml" xmlns:w16cex="http://schemas.microsoft.com/office/word/2018/wordml/cex" xmlns:w16cid="http://schemas.microsoft.com/office/word/2016/wordml/cid" xmlns:w16="http://schemas.microsoft.com/office/word/2018/wordml" xmlns:w16du="http://schemas.microsoft.com/office/word/2023/wordml/word16du" xmlns:w16sdtdh="http://schemas.microsoft.com/office/word/2020/wordml/sdtdatahash" xmlns:w16sdtfl="http://schemas.microsoft.com/office/word/2024/wordml/sdtformatlock" xmlns:w16se="http://schemas.microsoft.com/office/word/2015/wordml/symex" mc:Ignorable="w14 w15 w16se w16cid w16 w16cex w16sdtdh w16sdtfl w16du">
   <w:font w:name="Aptos">
+    <w:altName w:val="Calibri"/>
     <w:charset w:val="00"/>
     <w:family w:val="swiss"/>
     <w:pitch w:val="variable"/>
@@ -4944,6 +4945,7 @@
     <w:sig w:usb0="E4002EFF" w:usb1="C000E47F" w:usb2="00000009" w:usb3="00000000" w:csb0="000001FF" w:csb1="00000000"/>
   </w:font>
   <w:font w:name="Aptos Display">
+    <w:altName w:val="Calibri"/>
     <w:charset w:val="00"/>
     <w:family w:val="swiss"/>
     <w:pitch w:val="variable"/>
@@ -4993,12 +4995,14 @@
     <w:rsid w:val="00113F8A"/>
     <w:rsid w:val="001C1EF7"/>
     <w:rsid w:val="001C690C"/>
+    <w:rsid w:val="001D03CD"/>
     <w:rsid w:val="001D33F3"/>
     <w:rsid w:val="00244C05"/>
     <w:rsid w:val="002509BF"/>
     <w:rsid w:val="00255E60"/>
     <w:rsid w:val="0026184D"/>
     <w:rsid w:val="00290699"/>
+    <w:rsid w:val="002A6A1E"/>
     <w:rsid w:val="002B3DF6"/>
     <w:rsid w:val="002F2B68"/>
     <w:rsid w:val="002F5736"/>
@@ -5025,6 +5029,7 @@
     <w:rsid w:val="005F0F84"/>
     <w:rsid w:val="0063561A"/>
     <w:rsid w:val="00667A2B"/>
+    <w:rsid w:val="006A3855"/>
     <w:rsid w:val="006C6748"/>
     <w:rsid w:val="006F1CD2"/>
     <w:rsid w:val="007073D0"/>
@@ -5971,9 +5976,13 @@
 </we:webextension>
 </file>
 
-<file path=customXml/item1.xml>��< ? x m l   v e r s i o n = " 1 . 0 "   e n c o d i n g = " u t f - 1 6 " ? > - 
- < N a v W o r d R e p o r t X m l P a r t   x m l n s = " u r n : m i c r o s o f t - d y n a m i c s - b u s i n e s s c e n t r a l / i n t e r n a l / e x t e n d e d / r e p o r t s / Q l t y _ N o n _ C o n f o r m a n c e / 2 0 4 0 3 / " > +<file path=customXml/item1.xml><?xml version="1.0" encoding="utf-8"?>
+<b:Sources xmlns:b="http://schemas.openxmlformats.org/officeDocument/2006/bibliography" xmlns="http://schemas.openxmlformats.org/officeDocument/2006/bibliography" SelectedStyle="\APASixthEditionOfficeOnline.xsl" StyleName="APA" Version="6"/>
+</file>
+
+<file path=customXml/item2.xml>��< ? x m l   v e r s i o n = " 1 . 0 "   e n c o d i n g = " u t f - 1 6 " ? > + 
+ < N a v W o r d R e p o r t X m l P a r t   x m l n s = " u r n : m i c r o s o f t - d y n a m i c s - n a v / r e p o r t s / Q l t y _ N o n _ C o n f o r m a n c e / 2 0 4 0 3 / " >   
      < B C R e p o r t I n f o r m a t i o n >   
@@ -6041,497 +6050,295 @@
  
      < L a b e l s >   
-         < C o m p l e t e d B y L a b e l   E l e m e n t T y p e = " P a r a m e t e r "   E l e m e n t I d = " 9 2 6 8 6 1 7 7 3 "   D a t a T y p e = " S t r i n g " > C o m p l e t e d B y L a b e l < / C o m p l e t e d B y L a b e l > - 
-         < C o m p l e t e d D a t e L a b e l   E l e m e n t T y p e = " P a r a m e t e r "   E l e m e n t I d = " 1 4 6 7 6 7 4 5 7 8 "   D a t a T y p e = " S t r i n g " > C o m p l e t e d D a t e L a b e l < / C o m p l e t e d D a t e L a b e l > - 
-         < C o n d i t i o n L a b e l   E l e m e n t T y p e = " P a r a m e t e r "   E l e m e n t I d = " 1 4 2 4 6 4 8 2 8 8 "   D a t a T y p e = " S t r i n g " > C o n d i t i o n L a b e l < / C o n d i t i o n L a b e l > - 
-         < D a t e L a b e l   E l e m e n t T y p e = " P a r a m e t e r "   E l e m e n t I d = " 7 9 3 8 1 7 7 7 7 "   D a t a T y p e = " S t r i n g " > D a t e L a b e l < / D a t e L a b e l > - 
-         < E n t e r e d B y L a b e l   E l e m e n t T y p e = " P a r a m e t e r "   E l e m e n t I d = " 1 9 1 0 3 3 1 8 8 9 "   D a t a T y p e = " S t r i n g " > E n t e r e d B y L a b e l < / E n t e r e d B y L a b e l > - 
-         < F i e l d L a b e l   E l e m e n t T y p e = " P a r a m e t e r "   E l e m e n t I d = " 1 9 6 1 6 4 7 3 9 9 "   D a t a T y p e = " S t r i n g " > F i e l d L a b e l < / F i e l d L a b e l > - 
-         < I n s p e c t i o n L a b e l   E l e m e n t T y p e = " P a r a m e t e r "   E l e m e n t I d = " 1 5 4 9 8 3 1 5 2 5 "   D a t a T y p e = " S t r i n g " > I n s p e c t i o n L a b e l < / I n s p e c t i o n L a b e l > - 
-         < I t e m T r a c k i n g L a b e l   E l e m e n t T y p e = " P a r a m e t e r "   E l e m e n t I d = " 9 3 5 5 3 4 6 7 1 "   D a t a T y p e = " S t r i n g " > I t e m T r a c k i n g L a b e l < / I t e m T r a c k i n g L a b e l > - 
-         < M e a s u r e m e n t L a b e l   E l e m e n t T y p e = " P a r a m e t e r "   E l e m e n t I d = " 1 7 6 1 7 7 1 9 3 5 "   D a t a T y p e = " S t r i n g " > M e a s u r e m e n t L a b e l < / M e a s u r e m e n t L a b e l > - 
-         < M e t r i c L a b e l   E l e m e n t T y p e = " P a r a m e t e r "   E l e m e n t I d = " 2 7 1 2 2 7 7 7 5 "   D a t a T y p e = " S t r i n g " > M e t r i c L a b e l < / M e t r i c L a b e l > - 
-         < P r o d u c t L a b e l   E l e m e n t T y p e = " P a r a m e t e r "   E l e m e n t I d = " 5 3 6 5 2 5 3 1 2 "   D a t a T y p e = " S t r i n g " > P r o d u c t L a b e l < / P r o d u c t L a b e l > - 
-         < R e p o r t T i t l e L a b e l   E l e m e n t T y p e = " P a r a m e t e r "   E l e m e n t I d = " 1 2 9 7 0 8 9 6 2 7 "   D a t a T y p e = " S t r i n g " > R e p o r t T i t l e L a b e l < / R e p o r t T i t l e L a b e l > - 
-         < R e s u l t L a b e l   E l e m e n t T y p e = " P a r a m e t e r "   E l e m e n t I d = " 4 0 7 6 0 6 8 8 6 "   D a t a T y p e = " S t r i n g " > R e s u l t L a b e l < / R e s u l t L a b e l > - 
-         < T e s t D o c u m e n t N o L a b e l   E l e m e n t T y p e = " P a r a m e t e r "   E l e m e n t I d = " 1 6 2 2 1 4 2 9 2 3 "   D a t a T y p e = " S t r i n g " > T e s t D o c u m e n t N o L a b e l < / T e s t D o c u m e n t N o L a b e l > +         < C o m p l e t e d B y L a b e l > C o m p l e t e d B y L a b e l < / C o m p l e t e d B y L a b e l > + 
+         < C o m p l e t e d D a t e L a b e l > C o m p l e t e d D a t e L a b e l < / C o m p l e t e d D a t e L a b e l > + 
+         < C o n d i t i o n L a b e l > C o n d i t i o n L a b e l < / C o n d i t i o n L a b e l > + 
+         < D a t e L a b e l > D a t e L a b e l < / D a t e L a b e l > + 
+         < E n t e r e d B y L a b e l > E n t e r e d B y L a b e l < / E n t e r e d B y L a b e l > + 
+         < F i e l d L a b e l > F i e l d L a b e l < / F i e l d L a b e l > + 
+         < I n s p e c t i o n L a b e l > I n s p e c t i o n L a b e l < / I n s p e c t i o n L a b e l > + 
+         < I t e m T r a c k i n g L a b e l > I t e m T r a c k i n g L a b e l < / I t e m T r a c k i n g L a b e l > + 
+         < M e a s u r e m e n t L a b e l > M e a s u r e m e n t L a b e l < / M e a s u r e m e n t L a b e l > + 
+         < M e t r i c L a b e l > M e t r i c L a b e l < / M e t r i c L a b e l > + 
+         < P r o d u c t L a b e l > P r o d u c t L a b e l < / P r o d u c t L a b e l > + 
+         < R e p o r t T i t l e L a b e l > R e p o r t T i t l e L a b e l < / R e p o r t T i t l e L a b e l > + 
+         < R e s u l t L a b e l > R e s u l t L a b e l < / R e s u l t L a b e l > + 
+         < T e s t D o c u m e n t N o L a b e l > T e s t D o c u m e n t N o L a b e l < / T e s t D o c u m e n t N o L a b e l >   
      < / L a b e l s >   
-     < T o o l t i p s > - 
-         < T o o l t i p   c o l u m n = " Q l t y I n s p e c t i o n T e m p l a t e _ D e s c r i p t i o n "   E l e m e n t I d = " 1 6 5 2 0 6 9 5 9 8 " > - 
-             < T o o l t i p T e x t   l a n g = " e n - U S " > S p e c i f i e s   a n   e x p l a n a t i o n   o f   t h e   Q u a l i t y   I n s p e c t i o n   T e m p l a t e .   Y o u   c a n   e n t e r   a   m a x i m u m   o f   1 0 0   c h a r a c t e r s ,   b o t h   n u m b e r s   a n d   l e t t e r s . < / T o o l t i p T e x t > - 
-         < / T o o l t i p > - 
-         < T o o l t i p   c o l u m n = " Q l t y I n s p e c t i o n _ D e s c r i p t i o n "   E l e m e n t I d = " 7 3 9 0 1 9 9 1 0 " > - 
-             < T o o l t i p T e x t   l a n g = " e n - U S " > S p e c i f i e s   a   d e s c r i p t i o n   o f   t h e   Q u a l i t y   I n s p e c t i o n   i t s e l f . < / T o o l t i p T e x t > - 
-         < / T o o l t i p > - 
-         < T o o l t i p   c o l u m n = " Q l t y I n s p e c t i o n _ S t a t u s "   E l e m e n t I d = " 8 5 1 7 5 2 7 6 8 " > - 
-             < T o o l t i p T e x t   l a n g = " e n - U S " > S p e c i f i e s   t h e   s t a t u s   o f   t h e   i n s p e c t i o n .   N o   a d d i t i o n a l   c h a n g e s   c a n   b e   m a d e   t o   a   f i n i s h e d   Q u a l i t y   I n s p e c t i o n . < / T o o l t i p T e x t > - 
-         < / T o o l t i p > - 
-         < T o o l t i p   c o l u m n = " Q l t y I n s p e c t i o n _ R e s u l t _ C o d e "   E l e m e n t I d = " 1 8 0 7 0 7 7 0 6 5 " > - 
-             < T o o l t i p T e x t   l a n g = " e n - U S " > S p e c i f i e s   t h e   r e s u l t   i s   a u t o m a t i c a l l y   d e t e r m i n e d   b a s e d   o n   t h e   t e s t   v a l u e   a n d   r e s u l t   c o n f i g u r a t i o n . < / T o o l t i p T e x t > - 
-         < / T o o l t i p > - 
-         < T o o l t i p   c o l u m n = " Q l t y I n s p e c t i o n _ R e s u l t _ D e s c r i p t i o n "   E l e m e n t I d = " 8 1 0 5 3 8 1 8 8 " > - 
-             < T o o l t i p T e x t   l a n g = " e n - U S " > S p e c i f i e s   t h e   r e s u l t   d e s c r i p t i o n   f o r   t h i s   t e s t   r e s u l t .   T h e   r e s u l t   i s   a u t o m a t i c a l l y   d e t e r m i n e d   b a s e d   o n   t h e   t e s t   v a l u e   a n d   r e s u l t   c o n f i g u r a t i o n . < / T o o l t i p T e x t > - 
-         < / T o o l t i p > - 
-         < T o o l t i p   c o l u m n = " Q l t y I n s p e c t i o n _ N o "   E l e m e n t I d = " 2 1 2 0 6 1 5 7 4 9 " > - 
-             < T o o l t i p T e x t   l a n g = " e n - U S " > S p e c i f i e s   t h e   q u a l i t y   i n s p e c t i o n   d o c u m e n t   n u m b e r . < / T o o l t i p T e x t > - 
-         < / T o o l t i p > - 
-         < T o o l t i p   c o l u m n = " Q l t y I n s p e c t i o n _ R e i n s p e c t i o n N o "   E l e m e n t I d = " 7 5 1 7 3 5 6 " > - 
-             < T o o l t i p T e x t   l a n g = " e n - U S " > S p e c i f i e s   t h e   r e - i n s p e c t i o n   c o u n t e r . < / T o o l t i p T e x t > - 
-         < / T o o l t i p > - 
-         < T o o l t i p   c o l u m n = " Q l t y I n s p e c t i o n _ F i n i s h e d _ B y _ U s e r _ I D "   E l e m e n t I d = " 1 7 5 0 5 1 6 3 3 8 " > - 
-             < T o o l t i p T e x t   l a n g = " e n - U S " > S p e c i f i e s   t h e   u s e r   t h a t   f i n i s h e d   t h e   i n s p e c t i o n . < / T o o l t i p T e x t > - 
-         < / T o o l t i p > - 
-         < T o o l t i p   c o l u m n = " Q l t y I n s p e c t i o n _ F i n i s h e d _ D a t e "   E l e m e n t I d = " 1 8 3 4 1 2 2 7 6 5 " > - 
-             < T o o l t i p T e x t   l a n g = " e n - U S " > S p e c i f i e s   t h e   d a t e   t h a t   t h e   i n s p e c t i o n   w a s   f i n i s h e d . < / T o o l t i p T e x t > - 
-         < / T o o l t i p > - 
-         < T o o l t i p   c o l u m n = " Q l t y I n s p e c t i o n _ S o u r c e _ I t e m _ N o _ "   E l e m e n t I d = " 1 2 6 8 0 5 0 5 1 8 " > - 
-             < T o o l t i p T e x t   l a n g = " e n - U S " > S p e c i f i e s   t h e   i t e m   t h a t   t h e   Q u a l i t y   I n s p e c t i o n   i s   f o r .   W h e n   u s e d   w i t h   p r o d u c t i o n   o r d e r s   t h i s   t y p i c a l l y   r e f e r s   t o   t h e   i t e m   b e i n g   p r o d u c e d . < / T o o l t i p T e x t > - 
-         < / T o o l t i p > - 
-         < T o o l t i p   c o l u m n = " Q l t y I n s p e c t i o n _ S o u r c e _ I t e m _ D e s c r i p t i o n "   E l e m e n t I d = " 6 4 6 8 9 0 6 3 0 " > - 
-             < T o o l t i p T e x t   l a n g = " e n - U S " > S p e c i f i e s   a   d e s c r i p t i o n   o f   t h e   i t e m . < / T o o l t i p T e x t > - 
-         < / T o o l t i p > - 
-         < T o o l t i p   c o l u m n = " Q l t y I n s p e c t i o n _ S o u r c e _ I t e m _ D e s c r i p t i o n 2 "   E l e m e n t I d = " 1 2 7 9 3 6 9 3 5 2 " > - 
-             < T o o l t i p T e x t   l a n g = " e n - U S " > S p e c i f i e s   i n f o r m a t i o n   i n   a d d i t i o n   t o   t h e   d e s c r i p t i o n . < / T o o l t i p T e x t > - 
-         < / T o o l t i p > - 
-         < T o o l t i p   c o l u m n = " Q l t y I n s p e c t i o n _ S o u r c e _ V a r i a n t _ C o d e "   E l e m e n t I d = " 1 6 0 8 4 0 3 8 2 1 " > - 
-             < T o o l t i p T e x t   l a n g = " e n - U S " > S p e c i f i e s   t h e   i t e m   v a r i a n t   t h a t   t h e   Q u a l i t y   I n s p e c t i o n   i s   f o r .   W h e n   u s e d   w i t h   p r o d u c t i o n   o r d e r s   t h i s   t y p i c a l l y   r e f e r s   t o   t h e   i t e m   b e i n g   p r o d u c e d . < / T o o l t i p T e x t > - 
-         < / T o o l t i p > - 
-         < T o o l t i p   c o l u m n = " Q l t y I n s p e c t i o n _ S o u r c e _ L o t _ N o _ "   E l e m e n t I d = " 1 1 2 3 5 5 1 3 1 2 " > - 
-             < T o o l t i p T e x t   l a n g = " e n - U S " > S p e c i f i e s   t h e   l o t   n u m b e r   t h a t   t h e   q u a l i t y   i n s p e c t i o n   i s   f o r .   T h i s   i s   o n l y   u s e d   f o r   l o t   t r a c k e d   i t e m s . < / T o o l t i p T e x t > - 
-         < / T o o l t i p > - 
-         < T o o l t i p   c o l u m n = " Q l t y I n s p e c t i o n _ S o u r c e _ S e r i a l _ N o _ "   E l e m e n t I d = " 1 5 2 0 5 9 1 4 4 7 " > - 
-             < T o o l t i p T e x t   l a n g = " e n - U S " > S p e c i f i e s   t h e   s e r i a l   n u m b e r   t h a t   t h e   q u a l i t y   i n s p e c t i o n   i s   f o r .   T h i s   i s   o n l y   u s e d   f o r   s e r i a l   t r a c k e d   i t e m s . < / T o o l t i p T e x t > - 
-         < / T o o l t i p > - 
-         < T o o l t i p   c o l u m n = " Q l t y I n s p e c t i o n _ S o u r c e _ P a c k a g e _ N o _ "   E l e m e n t I d = " 1 9 6 1 1 2 9 9 7 " > - 
-             < T o o l t i p T e x t   l a n g = " e n - U S " > S p e c i f i e s   t h e   p a c k a g e   n u m b e r   t h a t   t h e   q u a l i t y   i n s p e c t i o n   i s   f o r .   T h i s   i s   o n l y   u s e d   f o r   p a c k a g e   t r a c k e d   i t e m s . < / T o o l t i p T e x t > - 
-         < / T o o l t i p > - 
-         < T o o l t i p   c o l u m n = " Q l t y I n s p e c t i o n _ S o u r c e _ D o c u m e n t _ N o _ "   E l e m e n t I d = " 1 6 7 5 9 1 6 2 8 8 " > - 
-             < T o o l t i p T e x t   l a n g = " e n - U S " > S p e c i f i e s   a   r e f e r e n c e   t o   t h e   d o c u m e n t   t h a t   t h i s   Q u a l i t y   I n s p e c t i o n   i s   r e f e r r i n g   t o .   T h i s   t y p i c a l l y   r e f e r s   t o   a   p r o d u c t i o n   o r d e r   d o c u m e n t   n u m b e r . < / T o o l t i p T e x t > - 
-         < / T o o l t i p > - 
-         < T o o l t i p   c o l u m n = " Q l t y I n s p e c t i o n _ S o u r c e _ T a s k _ N o _ "   E l e m e n t I d = " 3 8 4 6 4 4 1 8 2 " > - 
-             < T o o l t i p T e x t   l a n g = " e n - U S " > S p e c i f i e s   a   r e f e r e n c e   t o   t h e   s o u r c e   t a s k   n o .   t h a t   t h i s   Q u a l i t y   I n s p e c t i o n   i s   r e f e r r i n g   t o .   T h i s   t y p i c a l l y   r e f e r s   t o   a n   o p e r a t i o n . < / T o o l t i p T e x t > - 
-         < / T o o l t i p > - 
-         < T o o l t i p   c o l u m n = " Q l t y I n s p e c t i o n _ S o u r c e _ C u s t o m _ 1 "   E l e m e n t I d = " 5 4 6 4 5 3 7 6 5 " > - 
-             < T o o l t i p T e x t   l a n g = " e n - U S " > S p e c i f i e s   a d d i t i o n a l   i n f o r m a t i o n   f r o m   a   s o u r c e   r e c o r d . < / T o o l t i p T e x t > - 
-         < / T o o l t i p > - 
-         < T o o l t i p   c o l u m n = " Q l t y I n s p e c t i o n _ S o u r c e _ C u s t o m _ 2 "   E l e m e n t I d = " 1 8 3 5 4 2 3 6 8 0 " > - 
-             < T o o l t i p T e x t   l a n g = " e n - U S " > S p e c i f i e s   a d d i t i o n a l   i n f o r m a t i o n   f r o m   a   s o u r c e   r e c o r d . < / T o o l t i p T e x t > - 
-         < / T o o l t i p > - 
-         < T o o l t i p   c o l u m n = " Q l t y I n s p e c t i o n _ S o u r c e _ C u s t o m _ 3 "   E l e m e n t I d = " 1 8 2 1 8 4 6 9 9 9 " > - 
-             < T o o l t i p T e x t   l a n g = " e n - U S " > S p e c i f i e s   a d d i t i o n a l   i n f o r m a t i o n   f r o m   a   s o u r c e   r e c o r d . < / T o o l t i p T e x t > - 
-         < / T o o l t i p > - 
-         < T o o l t i p   c o l u m n = " Q l t y I n s p e c t i o n _ S o u r c e _ C u s t o m _ 4 "   E l e m e n t I d = " 1 3 6 6 6 3 6 0 8 6 " > - 
-             < T o o l t i p T e x t   l a n g = " e n - U S " > S p e c i f i e s   a d d i t i o n a l   i n f o r m a t i o n   f r o m   a   s o u r c e   r e c o r d . < / T o o l t i p T e x t > - 
-         < / T o o l t i p > - 
-         < T o o l t i p   c o l u m n = " Q l t y I n s p e c t i o n _ S o u r c e _ C u s t o m _ 5 "   E l e m e n t I d = " 2 0 0 4 3 3 2 7 0 3 " > - 
-             < T o o l t i p T e x t   l a n g = " e n - U S " > S p e c i f i e s   a d d i t i o n a l   i n f o r m a t i o n   f r o m   a   s o u r c e   r e c o r d . < / T o o l t i p T e x t > - 
-         < / T o o l t i p > - 
-         < T o o l t i p   c o l u m n = " Q l t y I n s p e c t i o n _ S o u r c e _ C u s t o m _ 6 "   E l e m e n t I d = " 9 1 2 4 2 8 5 2 " > - 
-             < T o o l t i p T e x t   l a n g = " e n - U S " > S p e c i f i e s   a d d i t i o n a l   i n f o r m a t i o n   f r o m   a   s o u r c e   r e c o r d . < / T o o l t i p T e x t > - 
-         < / T o o l t i p > - 
-         < T o o l t i p   c o l u m n = " Q l t y I n s p e c t i o n _ S o u r c e _ C u s t o m _ 7 "   E l e m e n t I d = " 7 2 8 9 3 9 4 6 9 " > - 
-             < T o o l t i p T e x t   l a n g = " e n - U S " > S p e c i f i e s   a d d i t i o n a l   i n f o r m a t i o n   f r o m   a   s o u r c e   r e c o r d . < / T o o l t i p T e x t > - 
-         < / T o o l t i p > - 
-         < T o o l t i p   c o l u m n = " Q l t y I n s p e c t i o n _ S o u r c e _ C u s t o m _ 8 "   E l e m e n t I d = " 3 7 7 5 4 4 7 4 2 " > - 
-             < T o o l t i p T e x t   l a n g = " e n - U S " > S p e c i f i e s   a d d i t i o n a l   i n f o r m a t i o n   f r o m   a   s o u r c e   r e c o r d . < / T o o l t i p T e x t > - 
-         < / T o o l t i p > - 
-         < T o o l t i p   c o l u m n = " Q l t y I n s p e c t i o n _ S o u r c e _ C u s t o m _ 9 "   E l e m e n t I d = " 2 6 0 1 5 1 8 7 5 " > - 
-             < T o o l t i p T e x t   l a n g = " e n - U S " > S p e c i f i e s   a d d i t i o n a l   i n f o r m a t i o n   f r o m   a   s o u r c e   r e c o r d . < / T o o l t i p T e x t > - 
-         < / T o o l t i p > - 
-         < T o o l t i p   c o l u m n = " Q l t y I n s p e c t i o n _ S o u r c e _ C u s t o m _ 1 0 "   E l e m e n t I d = " 1 5 3 7 6 5 2 9 2 5 " > - 
-             < T o o l t i p T e x t   l a n g = " e n - U S " > S p e c i f i e s   a d d i t i o n a l   i n f o r m a t i o n   f r o m   a   s o u r c e   r e c o r d . < / T o o l t i p T e x t > - 
-         < / T o o l t i p > - 
-         < T o o l t i p   c o l u m n = " F i e l d _ C o d e "   E l e m e n t I d = " 1 3 2 7 2 5 5 7 3 " > - 
-             < T o o l t i p T e x t   l a n g = " e n - U S " > S p e c i f i e s   t h e   f i e l d / q u e s t i o n / m e t r i c   i n   t h i s   t e s t . < / T o o l t i p T e x t > - 
-         < / T o o l t i p > - 
-         < T o o l t i p   c o l u m n = " F i e l d _ D e s c r i p t i o n "   E l e m e n t I d = " 1 4 6 8 6 2 1 2 9 8 " > - 
-             < T o o l t i p T e x t   l a n g = " e n - U S " > S p e c i f i e s   a   d e s c r i p t i o n   o f   t h e   f i e l d   a s   i t   i s   u s e d   o n   t h e   t e s t . < / T o o l t i p T e x t > - 
-         < / T o o l t i p > - 
-         < T o o l t i p   c o l u m n = " N u m e r i c _ V a l u e "   E l e m e n t I d = " 4 6 0 4 1 2 6 4 6 " > - 
-             < T o o l t i p T e x t   l a n g = " e n - U S " > S p e c i f i e s   a n   e v a l u a t e d   n u m e r i c   v a l u e   o f   T e s t   V a l u e   f o r   u s e   i n   c a l c u l a t i o n s   a n d   a n a l y s i s .   T h i s   v a l u e   i s   a u t o m a t i c a l l y   c a l c u l a t e d   w h e n   t h e   T e s t   V a l u e   i s   e n t e r e d   o r   m o d i f i e d   b a s e d   o n   t h e   c o n f i g u r a t i o n   o f   t h e   T e s t   V a l u e   a n d   i s   n o t   d i r e c t l y   e d i t a b l e . < / T o o l t i p T e x t > - 
-         < / T o o l t i p > - 
-         < T o o l t i p   c o l u m n = " F i e l d _ T y p e "   E l e m e n t I d = " 1 3 2 8 1 6 4 0 1 6 " > - 
-             < T o o l t i p T e x t   l a n g = " e n - U S " > S p e c i f i e s   t h e   d a t a   t y p e   o f   t h e   v a l u e s   y o u   c a n   e n t e r   o r   s e l e c t   f o r   t h i s   t e s t .   U s e   D e c i m a l   f o r   n u m e r i c a l   m e a s u r e m e n t s .   U s e   C h o i c e   t o   g i v e   a   l i s t   o f   o p t i o n s   t o   c h o o s e   f r o m .   I f   y o u   w a n t   t o   c h o o s e   o p t i o n s   f r o m   a n   e x i s t i n g   t a b l e ,   u s e   T a b l e   L o o k u p . < / T o o l t i p T e x t > - 
-         < / T o o l t i p > - 
-         < T o o l t i p   c o l u m n = " T e s t _ R e s u l t "   E l e m e n t I d = " 1 2 7 1 0 6 2 1 4 1 " > - 
-             < T o o l t i p T e x t   l a n g = " e n - U S " > S p e c i f i e s   t h e   r e s u l t   i s   a u t o m a t i c a l l y   d e t e r m i n e d   b a s e d   o n   t h e   t e s t   v a l u e   a n d   r e s u l t   c o n f i g u r a t i o n . < / T o o l t i p T e x t > - 
-         < / T o o l t i p > - 
-     < / T o o l t i p s > - 
-     < C u r r e n t I n s p e c t i o n   E l e m e n t T y p e = " D a t a I t e m "   E l e m e n t I d = " 1 7 4 7 8 9 7 9 7 8 " > - 
-         < C O A C o n t a c t _ A l l   E l e m e n t T y p e = " C o l u m n "   E l e m e n t I d = " 1 5 9 3 9 3 0 3 4 6 "   D a t a T y p e = " T e x t " > C O A C o n t a c t _ A l l < / C O A C o n t a c t _ A l l > - 
-         < C O A C o n t a c t _ R o w 1   E l e m e n t T y p e = " C o l u m n "   E l e m e n t I d = " 1 2 7 0 2 3 9 7 3 2 "   D a t a T y p e = " T e x t " > C O A C o n t a c t _ R o w 1 < / C O A C o n t a c t _ R o w 1 > - 
-         < C O A C o n t a c t _ R o w 2   E l e m e n t T y p e = " C o l u m n "   E l e m e n t I d = " 6 4 2 8 5 0 1 1 9 "   D a t a T y p e = " T e x t " > C O A C o n t a c t _ R o w 2 < / C O A C o n t a c t _ R o w 2 > - 
-         < C O A C o n t a c t _ R o w 3   E l e m e n t T y p e = " C o l u m n "   E l e m e n t I d = " 5 1 5 3 5 0 2 "   D a t a T y p e = " T e x t " > C O A C o n t a c t _ R o w 3 < / C O A C o n t a c t _ R o w 3 > - 
-         < C O A C o n t a c t _ R o w 4   E l e m e n t T y p e = " C o l u m n "   E l e m e n t I d = " 1 1 1 1 6 3 7 7 1 3 "   D a t a T y p e = " T e x t " > C O A C o n t a c t _ R o w 4 < / C O A C o n t a c t _ R o w 4 > - 
-         < C O A C o n t a c t _ R o w 5   E l e m e n t T y p e = " C o l u m n "   E l e m e n t I d = " 4 7 3 9 4 1 0 9 6 "   D a t a T y p e = " T e x t " > C O A C o n t a c t _ R o w 5 < / C O A C o n t a c t _ R o w 5 > - 
-         < C O A C o n t a c t _ R o w 6   E l e m e n t T y p e = " C o l u m n "   E l e m e n t I d = " 1 9 0 7 9 3 6 3 4 9 "   D a t a T y p e = " T e x t " > C O A C o n t a c t _ R o w 6 < / C O A C o n t a c t _ R o w 6 > - 
-         < C O A C o n t a c t _ R o w 7   E l e m e n t T y p e = " C o l u m n "   E l e m e n t I d = " 1 7 4 9 3 3 4 3 3 0 "   D a t a T y p e = " T e x t " > C O A C o n t a c t _ R o w 7 < / C O A C o n t a c t _ R o w 7 > - 
-         < C O A C o n t a c t _ R o w 8   E l e m e n t T y p e = " C o l u m n "   E l e m e n t I d = " 1 4 3 9 1 4 8 7 5 5 "   D a t a T y p e = " T e x t " > C O A C o n t a c t _ R o w 8 < / C O A C o n t a c t _ R o w 8 > - 
-         < C o m p a n y I n f o r m a t i o n _ A l l   E l e m e n t T y p e = " C o l u m n "   E l e m e n t I d = " 7 6 1 9 7 4 8 2 4 "   D a t a T y p e = " T e x t " > C o m p a n y I n f o r m a t i o n _ A l l < / C o m p a n y I n f o r m a t i o n _ A l l > - 
-         < C o m p a n y I n f o r m a t i o n _ R o w 1   E l e m e n t T y p e = " C o l u m n "   E l e m e n t I d = " 1 8 4 3 2 1 2 8 9 4 "   D a t a T y p e = " T e x t " > C o m p a n y I n f o r m a t i o n _ R o w 1 < / C o m p a n y I n f o r m a t i o n _ R o w 1 > - 
-         < C o m p a n y I n f o r m a t i o n _ R o w 2   E l e m e n t T y p e = " C o l u m n "   E l e m e n t I d = " 1 8 1 4 0 5 7 7 8 5 "   D a t a T y p e = " T e x t " > C o m p a n y I n f o r m a t i o n _ R o w 2 < / C o m p a n y I n f o r m a t i o n _ R o w 2 > - 
-         < C o m p a n y I n f o r m a t i o n _ R o w 3   E l e m e n t T y p e = " C o l u m n "   E l e m e n t I d = " 1 1 7 6 3 6 1 1 6 8 "   D a t a T y p e = " T e x t " > C o m p a n y I n f o r m a t i o n _ R o w 3 < / C o m p a n y I n f o r m a t i o n _ R o w 3 > - 
-         < C o m p a n y I n f o r m a t i o n _ R o w 4   E l e m e n t T y p e = " C o l u m n "   E l e m e n t I d = " 1 3 4 5 2 7 0 1 9 1 "   D a t a T y p e = " T e x t " > C o m p a n y I n f o r m a t i o n _ R o w 4 < / C o m p a n y I n f o r m a t i o n _ R o w 4 > - 
-         < C o m p a n y I n f o r m a t i o n _ R o w 5   E l e m e n t T y p e = " C o l u m n "   E l e m e n t I d = " 7 0 7 5 7 3 5 7 4 "   D a t a T y p e = " T e x t " > C o m p a n y I n f o r m a t i o n _ R o w 5 < / C o m p a n y I n f o r m a t i o n _ R o w 5 > - 
-         < C o m p a n y I n f o r m a t i o n _ R o w 6   E l e m e n t T y p e = " C o l u m n "   E l e m e n t I d = " 6 9 8 7 6 9 5 7 "   D a t a T y p e = " T e x t " > C o m p a n y I n f o r m a t i o n _ R o w 6 < / C o m p a n y I n f o r m a t i o n _ R o w 6 > - 
-         < C o m p a n y I n f o r m a t i o n _ R o w 7   E l e m e n t T y p e = " C o l u m n "   E l e m e n t I d = " 5 6 7 8 1 9 6 6 0 "   D a t a T y p e = " T e x t " > C o m p a n y I n f o r m a t i o n _ R o w 7 < / C o m p a n y I n f o r m a t i o n _ R o w 7 > - 
-         < C o m p a n y I n f o r m a t i o n _ R o w 8   E l e m e n t T y p e = " C o l u m n "   E l e m e n t I d = " 3 9 8 9 1 0 6 3 7 "   D a t a T y p e = " T e x t " > C o m p a n y I n f o r m a t i o n _ R o w 8 < / C o m p a n y I n f o r m a t i o n _ R o w 8 > - 
-         < C o m p a n y L o g o   E l e m e n t T y p e = " C o l u m n "   E l e m e n t I d = " 2 3 7 6 9 1 5 1 "   D a t a T y p e = " B l o b "   / > - 
-         < D i r e c t o r N a m e L a b e l   E l e m e n t T y p e = " C o l u m n "   E l e m e n t I d = " 2 1 0 0 3 4 5 2 4 "   D a t a T y p e = " T e x t " > D i r e c t o r N a m e L a b e l < / D i r e c t o r N a m e L a b e l > - 
-         < D i r e c t o r S i g n a t u r e L a b e l   E l e m e n t T y p e = " C o l u m n "   E l e m e n t I d = " 1 4 6 5 1 0 5 7 1 1 "   D a t a T y p e = " T e x t " > D i r e c t o r S i g n a t u r e L a b e l < / D i r e c t o r S i g n a t u r e L a b e l > - 
-         < E m a i l L a b e l   E l e m e n t T y p e = " C o l u m n "   E l e m e n t I d = " 7 7 1 8 8 7 1 3 5 "   D a t a T y p e = " T e x t " > E m a i l L a b e l < / E m a i l L a b e l > - 
-         < E m a i l V a l u e   E l e m e n t T y p e = " C o l u m n "   E l e m e n t I d = " 3 8 8 1 2 2 7 6 2 "   D a t a T y p e = " T e x t " > E m a i l V a l u e < / E m a i l V a l u e > - 
-         < F i n i s h e d B y N a m e L a b e l   E l e m e n t T y p e = " C o l u m n "   E l e m e n t I d = " 2 1 0 1 0 0 9 6 5 1 "   D a t a T y p e = " T e x t " > F i n i s h e d B y N a m e L a b e l < / F i n i s h e d B y N a m e L a b e l > - 
-         < F i n i s h e d B y S i g n a t u r e L a b e l   E l e m e n t T y p e = " C o l u m n "   E l e m e n t I d = " 2 0 7 1 3 1 2 7 2 2 "   D a t a T y p e = " T e x t " > F i n i s h e d B y S i g n a t u r e L a b e l < / F i n i s h e d B y S i g n a t u r e L a b e l > - 
-         < F i n i s h e d D a t e O n l y   E l e m e n t T y p e = " C o l u m n "   E l e m e n t I d = " 2 0 0 8 0 4 4 9 4 3 "   D a t a T y p e = " D a t e " > F i n i s h e d D a t e O n l y < / F i n i s h e d D a t e O n l y > - 
-         < H o m e P a g e L a b e l   E l e m e n t T y p e = " C o l u m n "   E l e m e n t I d = " 4 6 2 3 7 4 2 3 1 "   D a t a T y p e = " T e x t " > H o m e P a g e L a b e l < / H o m e P a g e L a b e l > - 
-         < H o m e P a g e V a l u e   E l e m e n t T y p e = " C o l u m n "   E l e m e n t I d = " 5 3 3 5 1 4 0 3 4 "   D a t a T y p e = " T e x t " > H o m e P a g e V a l u e < / H o m e P a g e V a l u e > - 
-         < I n s p e c t i o n D e s c r i p t i o n   E l e m e n t T y p e = " C o l u m n "   E l e m e n t I d = " 1 3 0 9 2 5 3 9 2 5 "   D a t a T y p e = " T e x t " > I n s p e c t i o n D e s c r i p t i o n < / I n s p e c t i o n D e s c r i p t i o n > - 
-         < I t e m T r a c k i n g D e s c r i p t i o n   E l e m e n t T y p e = " C o l u m n "   E l e m e n t I d = " 1 1 1 7 1 0 3 3 4 5 "   D a t a T y p e = " T e x t " > I t e m T r a c k i n g D e s c r i p t i o n < / I t e m T r a c k i n g D e s c r i p t i o n > - 
-         < P h o n e N o L a b e l   E l e m e n t T y p e = " C o l u m n "   E l e m e n t I d = " 1 6 1 4 5 2 6 0 7 8 "   D a t a T y p e = " T e x t " > P h o n e N o L a b e l < / P h o n e N o L a b e l > - 
-         < P h o n e N o V a l u e   E l e m e n t T y p e = " C o l u m n "   E l e m e n t I d = " 1 2 8 6 6 4 9 7 8 1 "   D a t a T y p e = " T e x t " > P h o n e N o V a l u e < / P h o n e N o V a l u e > - 
-         < P r o d u c t D e s c r i p t i o n   E l e m e n t T y p e = " C o l u m n "   E l e m e n t I d = " 4 3 2 5 7 0 0 0 0 "   D a t a T y p e = " T e x t " > P r o d u c t D e s c r i p t i o n < / P r o d u c t D e s c r i p t i o n > - 
-         < Q l t y I n s p e c t i o n T e m p l a t e _ D e s c r i p t i o n   E l e m e n t T y p e = " C o l u m n "   E l e m e n t I d = " 1 6 5 2 0 6 9 5 9 8 "   D a t a T y p e = " T e x t " > Q l t y I n s p e c t i o n T e m p l a t e _ D e s c r i p t i o n < / Q l t y I n s p e c t i o n T e m p l a t e _ D e s c r i p t i o n > - 
-         < Q l t y I n s p e c t i o n _ D e s c r i p t i o n   E l e m e n t T y p e = " C o l u m n "   E l e m e n t I d = " 7 3 9 0 1 9 9 1 0 "   D a t a T y p e = " T e x t " > Q l t y I n s p e c t i o n _ D e s c r i p t i o n < / Q l t y I n s p e c t i o n _ D e s c r i p t i o n > - 
-         < Q l t y I n s p e c t i o n _ D i r e c t o r _ N a m e   E l e m e n t T y p e = " C o l u m n "   E l e m e n t I d = " 1 2 5 9 7 6 1 4 6 0 "   D a t a T y p e = " T e x t " > Q l t y I n s p e c t i o n _ D i r e c t o r _ N a m e < / Q l t y I n s p e c t i o n _ D i r e c t o r _ N a m e > - 
-         < Q l t y I n s p e c t i o n _ D i r e c t o r _ T i t l e   E l e m e n t T y p e = " C o l u m n "   E l e m e n t I d = " 2 6 7 7 1 7 5 2 5 "   D a t a T y p e = " T e x t " > Q l t y I n s p e c t i o n _ D i r e c t o r _ T i t l e < / Q l t y I n s p e c t i o n _ D i r e c t o r _ T i t l e > - 
-         < Q l t y I n s p e c t i o n _ F i n i s h e d _ B y _ E m a i l   E l e m e n t T y p e = " C o l u m n "   E l e m e n t I d = " 1 5 2 1 1 3 4 6 3 1 "   D a t a T y p e = " T e x t " > Q l t y I n s p e c t i o n _ F i n i s h e d _ B y _ E m a i l < / Q l t y I n s p e c t i o n _ F i n i s h e d _ B y _ E m a i l > - 
-         < Q l t y I n s p e c t i o n _ F i n i s h e d _ B y _ P h o n e   E l e m e n t T y p e = " C o l u m n "   E l e m e n t I d = " 3 4 7 5 5 7 6 2 5 "   D a t a T y p e = " T e x t " > Q l t y I n s p e c t i o n _ F i n i s h e d _ B y _ P h o n e < / Q l t y I n s p e c t i o n _ F i n i s h e d _ B y _ P h o n e > - 
-         < Q l t y I n s p e c t i o n _ F i n i s h e d _ B y _ T i t l e   E l e m e n t T y p e = " C o l u m n "   E l e m e n t I d = " 4 6 0 0 4 5 6 8 3 "   D a t a T y p e = " T e x t " > Q l t y I n s p e c t i o n _ F i n i s h e d _ B y _ T i t l e < / Q l t y I n s p e c t i o n _ F i n i s h e d _ B y _ T i t l e > - 
-         < Q l t y I n s p e c t i o n _ F i n i s h e d _ B y _ U s e r N a m e   E l e m e n t T y p e = " C o l u m n "   E l e m e n t I d = " 1 9 5 3 6 1 2 5 3 1 "   D a t a T y p e = " T e x t " > Q l t y I n s p e c t i o n _ F i n i s h e d _ B y _ U s e r N a m e < / Q l t y I n s p e c t i o n _ F i n i s h e d _ B y _ U s e r N a m e > - 
-         < Q l t y I n s p e c t i o n _ F i n i s h e d _ B y _ U s e r _ I D   E l e m e n t T y p e = " C o l u m n "   E l e m e n t I d = " 1 7 5 0 5 1 6 3 3 8 "   D a t a T y p e = " C o d e " > Q l t y I n s p e c t i o n _ F i n i s h e d _ B y _ U s e r _ I D < / Q l t y I n s p e c t i o n _ F i n i s h e d _ B y _ U s e r _ I D > - 
-         < Q l t y I n s p e c t i o n _ F i n i s h e d _ D a t e   E l e m e n t T y p e = " C o l u m n "   E l e m e n t I d = " 1 8 3 4 1 2 2 7 6 5 "   D a t a T y p e = " D a t e T i m e " > Q l t y I n s p e c t i o n _ F i n i s h e d _ D a t e < / Q l t y I n s p e c t i o n _ F i n i s h e d _ D a t e > - 
-         < Q l t y I n s p e c t i o n _ N o   E l e m e n t T y p e = " C o l u m n "   E l e m e n t I d = " 2 1 2 0 6 1 5 7 4 9 "   D a t a T y p e = " C o d e " > Q l t y I n s p e c t i o n _ N o < / Q l t y I n s p e c t i o n _ N o > - 
-         < Q l t y I n s p e c t i o n _ R e i n s p e c t i o n N o   E l e m e n t T y p e = " C o l u m n "   E l e m e n t I d = " 7 5 1 7 3 5 6 "   D a t a T y p e = " I n t e g e r " > Q l t y I n s p e c t i o n _ R e i n s p e c t i o n N o < / Q l t y I n s p e c t i o n _ R e i n s p e c t i o n N o > - 
-         < Q l t y I n s p e c t i o n _ R e s u l t _ C o d e   E l e m e n t T y p e = " C o l u m n "   E l e m e n t I d = " 1 8 0 7 0 7 7 0 6 5 "   D a t a T y p e = " C o d e " > Q l t y I n s p e c t i o n _ R e s u l t _ C o d e < / Q l t y I n s p e c t i o n _ R e s u l t _ C o d e > - 
-         < Q l t y I n s p e c t i o n _ R e s u l t _ D e s c r i p t i o n   E l e m e n t T y p e = " C o l u m n "   E l e m e n t I d = " 8 1 0 5 3 8 1 8 8 "   D a t a T y p e = " T e x t " > Q l t y I n s p e c t i o n _ R e s u l t _ D e s c r i p t i o n < / Q l t y I n s p e c t i o n _ R e s u l t _ D e s c r i p t i o n > - 
-         < Q l t y I n s p e c t i o n _ S o u r c e _ C u s t o m _ 1   E l e m e n t T y p e = " C o l u m n "   E l e m e n t I d = " 5 4 6 4 5 3 7 6 5 "   D a t a T y p e = " T e x t " > Q l t y I n s p e c t i o n _ S o u r c e _ C u s t o m _ 1 < / Q l t y I n s p e c t i o n _ S o u r c e _ C u s t o m _ 1 > - 
-         < Q l t y I n s p e c t i o n _ S o u r c e _ C u s t o m _ 1 0   E l e m e n t T y p e = " C o l u m n "   E l e m e n t I d = " 1 5 3 7 6 5 2 9 2 5 "   D a t a T y p e = " D e c i m a l " > Q l t y I n s p e c t i o n _ S o u r c e _ C u s t o m _ 1 0 < / Q l t y I n s p e c t i o n _ S o u r c e _ C u s t o m _ 1 0 > - 
-         < Q l t y I n s p e c t i o n _ S o u r c e _ C u s t o m _ 2   E l e m e n t T y p e = " C o l u m n "   E l e m e n t I d = " 1 8 3 5 4 2 3 6 8 0 "   D a t a T y p e = " T e x t " > Q l t y I n s p e c t i o n _ S o u r c e _ C u s t o m _ 2 < / Q l t y I n s p e c t i o n _ S o u r c e _ C u s t o m _ 2 > - 
-         < Q l t y I n s p e c t i o n _ S o u r c e _ C u s t o m _ 3   E l e m e n t T y p e = " C o l u m n "   E l e m e n t I d = " 1 8 2 1 8 4 6 9 9 9 "   D a t a T y p e = " T e x t " > Q l t y I n s p e c t i o n _ S o u r c e _ C u s t o m _ 3 < / Q l t y I n s p e c t i o n _ S o u r c e _ C u s t o m _ 3 > - 
-         < Q l t y I n s p e c t i o n _ S o u r c e _ C u s t o m _ 4   E l e m e n t T y p e = " C o l u m n "   E l e m e n t I d = " 1 3 6 6 6 3 6 0 8 6 "   D a t a T y p e = " T e x t " > Q l t y I n s p e c t i o n _ S o u r c e _ C u s t o m _ 4 < / Q l t y I n s p e c t i o n _ S o u r c e _ C u s t o m _ 4 > - 
-         < Q l t y I n s p e c t i o n _ S o u r c e _ C u s t o m _ 5   E l e m e n t T y p e = " C o l u m n "   E l e m e n t I d = " 2 0 0 4 3 3 2 7 0 3 "   D a t a T y p e = " T e x t " > Q l t y I n s p e c t i o n _ S o u r c e _ C u s t o m _ 5 < / Q l t y I n s p e c t i o n _ S o u r c e _ C u s t o m _ 5 > - 
-         < Q l t y I n s p e c t i o n _ S o u r c e _ C u s t o m _ 6   E l e m e n t T y p e = " C o l u m n "   E l e m e n t I d = " 9 1 2 4 2 8 5 2 "   D a t a T y p e = " T e x t " > Q l t y I n s p e c t i o n _ S o u r c e _ C u s t o m _ 6 < / Q l t y I n s p e c t i o n _ S o u r c e _ C u s t o m _ 6 > - 
-         < Q l t y I n s p e c t i o n _ S o u r c e _ C u s t o m _ 7   E l e m e n t T y p e = " C o l u m n "   E l e m e n t I d = " 7 2 8 9 3 9 4 6 9 "   D a t a T y p e = " I n t e g e r " > Q l t y I n s p e c t i o n _ S o u r c e _ C u s t o m _ 7 < / Q l t y I n s p e c t i o n _ S o u r c e _ C u s t o m _ 7 > - 
-         < Q l t y I n s p e c t i o n _ S o u r c e _ C u s t o m _ 8   E l e m e n t T y p e = " C o l u m n "   E l e m e n t I d = " 3 7 7 5 4 4 7 4 2 "   D a t a T y p e = " I n t e g e r " > Q l t y I n s p e c t i o n _ S o u r c e _ C u s t o m _ 8 < / Q l t y I n s p e c t i o n _ S o u r c e _ C u s t o m _ 8 > - 
-         < Q l t y I n s p e c t i o n _ S o u r c e _ C u s t o m _ 9   E l e m e n t T y p e = " C o l u m n "   E l e m e n t I d = " 2 6 0 1 5 1 8 7 5 "   D a t a T y p e = " D e c i m a l " > Q l t y I n s p e c t i o n _ S o u r c e _ C u s t o m _ 9 < / Q l t y I n s p e c t i o n _ S o u r c e _ C u s t o m _ 9 > - 
-         < Q l t y I n s p e c t i o n _ S o u r c e _ D o c u m e n t _ N o _   E l e m e n t T y p e = " C o l u m n "   E l e m e n t I d = " 1 6 7 5 9 1 6 2 8 8 "   D a t a T y p e = " C o d e " > Q l t y I n s p e c t i o n _ S o u r c e _ D o c u m e n t _ N o _ < / Q l t y I n s p e c t i o n _ S o u r c e _ D o c u m e n t _ N o _ > - 
-         < Q l t y I n s p e c t i o n _ S o u r c e _ I t e m _ D e s c r i p t i o n   E l e m e n t T y p e = " C o l u m n "   E l e m e n t I d = " 6 4 6 8 9 0 6 3 0 "   D a t a T y p e = " T e x t " > Q l t y I n s p e c t i o n _ S o u r c e _ I t e m _ D e s c r i p t i o n < / Q l t y I n s p e c t i o n _ S o u r c e _ I t e m _ D e s c r i p t i o n > - 
-         < Q l t y I n s p e c t i o n _ S o u r c e _ I t e m _ D e s c r i p t i o n 2   E l e m e n t T y p e = " C o l u m n "   E l e m e n t I d = " 1 2 7 9 3 6 9 3 5 2 "   D a t a T y p e = " T e x t " > Q l t y I n s p e c t i o n _ S o u r c e _ I t e m _ D e s c r i p t i o n 2 < / Q l t y I n s p e c t i o n _ S o u r c e _ I t e m _ D e s c r i p t i o n 2 > - 
-         < Q l t y I n s p e c t i o n _ S o u r c e _ I t e m _ N o _   E l e m e n t T y p e = " C o l u m n "   E l e m e n t I d = " 1 2 6 8 0 5 0 5 1 8 "   D a t a T y p e = " C o d e " > Q l t y I n s p e c t i o n _ S o u r c e _ I t e m _ N o _ < / Q l t y I n s p e c t i o n _ S o u r c e _ I t e m _ N o _ > - 
-         < Q l t y I n s p e c t i o n _ S o u r c e _ L o t _ N o _   E l e m e n t T y p e = " C o l u m n "   E l e m e n t I d = " 1 1 2 3 5 5 1 3 1 2 "   D a t a T y p e = " C o d e " > Q l t y I n s p e c t i o n _ S o u r c e _ L o t _ N o _ < / Q l t y I n s p e c t i o n _ S o u r c e _ L o t _ N o _ > - 
-         < Q l t y I n s p e c t i o n _ S o u r c e _ P a c k a g e _ N o _   E l e m e n t T y p e = " C o l u m n "   E l e m e n t I d = " 1 9 6 1 1 2 9 9 7 "   D a t a T y p e = " C o d e " > Q l t y I n s p e c t i o n _ S o u r c e _ P a c k a g e _ N o _ < / Q l t y I n s p e c t i o n _ S o u r c e _ P a c k a g e _ N o _ > - 
-         < Q l t y I n s p e c t i o n _ S o u r c e _ S e r i a l _ N o _   E l e m e n t T y p e = " C o l u m n "   E l e m e n t I d = " 1 5 2 0 5 9 1 4 4 7 "   D a t a T y p e = " C o d e " > Q l t y I n s p e c t i o n _ S o u r c e _ S e r i a l _ N o _ < / Q l t y I n s p e c t i o n _ S o u r c e _ S e r i a l _ N o _ > - 
-         < Q l t y I n s p e c t i o n _ S o u r c e _ T a s k _ N o _   E l e m e n t T y p e = " C o l u m n "   E l e m e n t I d = " 3 8 4 6 4 4 1 8 2 "   D a t a T y p e = " C o d e " > Q l t y I n s p e c t i o n _ S o u r c e _ T a s k _ N o _ < / Q l t y I n s p e c t i o n _ S o u r c e _ T a s k _ N o _ > - 
-         < Q l t y I n s p e c t i o n _ S o u r c e _ V a r i a n t _ C o d e   E l e m e n t T y p e = " C o l u m n "   E l e m e n t I d = " 1 6 0 8 4 0 3 8 2 1 "   D a t a T y p e = " C o d e " > Q l t y I n s p e c t i o n _ S o u r c e _ V a r i a n t _ C o d e < / Q l t y I n s p e c t i o n _ S o u r c e _ V a r i a n t _ C o d e > - 
-         < Q l t y I n s p e c t i o n _ S t a t u s   E l e m e n t T y p e = " C o l u m n "   E l e m e n t I d = " 8 5 1 7 5 2 7 6 8 "   D a t a T y p e = " E n u m " > Q l t y I n s p e c t i o n _ S t a t u s < / Q l t y I n s p e c t i o n _ S t a t u s > - 
-         < C u r r e n t I n s p e c t i o n L i n e   E l e m e n t T y p e = " D a t a I t e m "   E l e m e n t I d = " 1 1 9 3 2 1 9 5 9 6 " > - 
-             < C a r r i a g e R e t u r n P e r s o n F i e l d D e t a i l s   E l e m e n t T y p e = " C o l u m n "   E l e m e n t I d = " 9 9 8 2 6 3 6 9 8 "   D a t a T y p e = " T e x t " > C a r r i a g e R e t u r n P e r s o n F i e l d D e t a i l s < / C a r r i a g e R e t u r n P e r s o n F i e l d D e t a i l s > - 
-             < C o n d i t i o n L a b e l _ 1   E l e m e n t T y p e = " C o l u m n "   E l e m e n t I d = " 1 2 2 7 8 8 1 1 9 4 "   D a t a T y p e = " T e x t " > C o n d i t i o n L a b e l _ 1 < / C o n d i t i o n L a b e l _ 1 > - 
-             < C o n d i t i o n L a b e l _ 2   E l e m e n t T y p e = " C o l u m n "   E l e m e n t I d = " 1 8 6 5 5 7 7 8 1 1 "   D a t a T y p e = " T e x t " > C o n d i t i o n L a b e l _ 2 < / C o n d i t i o n L a b e l _ 2 > - 
-             < F i e l d _ C o d e   E l e m e n t T y p e = " C o l u m n "   E l e m e n t I d = " 1 3 2 7 2 5 5 7 3 "   D a t a T y p e = " C o d e " > F i e l d _ C o d e < / F i e l d _ C o d e > - 
-             < F i e l d _ D e s c r i p t i o n   E l e m e n t T y p e = " C o l u m n "   E l e m e n t I d = " 1 4 6 8 6 2 1 2 9 8 "   D a t a T y p e = " T e x t " > F i e l d _ D e s c r i p t i o n < / F i e l d _ D e s c r i p t i o n > - 
-             < F i e l d _ E n t e r e d B y N a m e A n d T i m e s t a m p   E l e m e n t T y p e = " C o l u m n "   E l e m e n t I d = " 1 0 6 8 4 2 0 5 9 2 "   D a t a T y p e = " T e x t " > F i e l d _ E n t e r e d B y N a m e A n d T i m e s t a m p < / F i e l d _ E n t e r e d B y N a m e A n d T i m e s t a m p > - 
-             < F i e l d _ H a s E n t e r e d V a l u e   E l e m e n t T y p e = " C o l u m n "   E l e m e n t I d = " 1 7 1 6 2 6 5 8 2 4 "   D a t a T y p e = " B o o l e a n " > F i e l d _ H a s E n t e r e d V a l u e < / F i e l d _ H a s E n t e r e d V a l u e > - 
-             < F i e l d _ I f P e r s o n E m a i l   E l e m e n t T y p e = " C o l u m n "   E l e m e n t I d = " 1 3 4 6 0 5 7 6 5 0 "   D a t a T y p e = " T e x t " > F i e l d _ I f P e r s o n E m a i l < / F i e l d _ I f P e r s o n E m a i l > - 
-             < F i e l d _ I f P e r s o n N a m e   E l e m e n t T y p e = " C o l u m n "   E l e m e n t I d = " 4 1 4 7 0 2 4 4 3 "   D a t a T y p e = " T e x t " > F i e l d _ I f P e r s o n N a m e < / F i e l d _ I f P e r s o n N a m e > - 
-             < F i e l d _ I f P e r s o n P h o n e   E l e m e n t T y p e = " C o l u m n "   E l e m e n t I d = " 1 9 7 4 1 8 8 4 6 2 "   D a t a T y p e = " T e x t " > F i e l d _ I f P e r s o n P h o n e < / F i e l d _ I f P e r s o n P h o n e > - 
-             < F i e l d _ I f P e r s o n T i t l e   E l e m e n t T y p e = " C o l u m n "   E l e m e n t I d = " 1 0 0 4 6 0 9 5 4 2 "   D a t a T y p e = " T e x t " > F i e l d _ I f P e r s o n T i t l e < / F i e l d _ I f P e r s o n T i t l e > - 
-             < F i e l d _ I s L a b e l   E l e m e n t T y p e = " C o l u m n "   E l e m e n t I d = " 2 0 4 3 1 9 3 9 4 0 "   D a t a T y p e = " B o o l e a n " > F i e l d _ I s L a b e l < / F i e l d _ I s L a b e l > - 
-             < F i e l d _ I s P e r s o n F i e l d   E l e m e n t T y p e = " C o l u m n "   E l e m e n t I d = " 4 3 4 5 4 6 6 1 1 "   D a t a T y p e = " B o o l e a n " > F i e l d _ I s P e r s o n F i e l d < / F i e l d _ I s P e r s o n F i e l d > - 
-             < F i e l d _ I s T e x t   E l e m e n t T y p e = " C o l u m n "   E l e m e n t I d = " 5 9 3 6 9 2 0 1 "   D a t a T y p e = " B o o l e a n " > F i e l d _ I s T e x t < / F i e l d _ I s T e x t > - 
-             < F i e l d _ L i n e C o m m e n t a r y   E l e m e n t T y p e = " C o l u m n "   E l e m e n t I d = " 1 8 5 3 8 0 0 2 5 7 "   D a t a T y p e = " T e x t " > F i e l d _ L i n e C o m m e n t a r y < / F i e l d _ L i n e C o m m e n t a r y > - 
-             < F i e l d _ M o d i f i e d B y U s e r E m a i l   E l e m e n t T y p e = " C o l u m n "   E l e m e n t I d = " 2 0 5 3 4 9 0 5 4 5 "   D a t a T y p e = " T e x t " > F i e l d _ M o d i f i e d B y U s e r E m a i l < / F i e l d _ M o d i f i e d B y U s e r E m a i l > - 
-             < F i e l d _ M o d i f i e d B y U s e r I D   E l e m e n t T y p e = " C o l u m n "   E l e m e n t I d = " 1 3 6 3 9 8 7 2 2 2 "   D a t a T y p e = " C o d e " > F i e l d _ M o d i f i e d B y U s e r I D < / F i e l d _ M o d i f i e d B y U s e r I D > - 
-             < F i e l d _ M o d i f i e d B y U s e r J o b T i t l e   E l e m e n t T y p e = " C o l u m n "   E l e m e n t I d = " 7 1 3 3 5 4 3 4 0 "   D a t a T y p e = " T e x t " > F i e l d _ M o d i f i e d B y U s e r J o b T i t l e < / F i e l d _ M o d i f i e d B y U s e r J o b T i t l e > - 
-             < F i e l d _ M o d i f i e d B y U s e r N a m e   E l e m e n t T y p e = " C o l u m n "   E l e m e n t I d = " 7 9 8 2 2 1 9 1 6 "   D a t a T y p e = " T e x t " > F i e l d _ M o d i f i e d B y U s e r N a m e < / F i e l d _ M o d i f i e d B y U s e r N a m e > - 
-             < F i e l d _ M o d i f i e d B y U s e r P h o n e   E l e m e n t T y p e = " C o l u m n "   E l e m e n t I d = " 1 2 9 4 9 7 8 5 4 5 "   D a t a T y p e = " T e x t " > F i e l d _ M o d i f i e d B y U s e r P h o n e < / F i e l d _ M o d i f i e d B y U s e r P h o n e > - 
-             < F i e l d _ M o d i f i e d D a t e T i m e   E l e m e n t T y p e = " C o l u m n "   E l e m e n t I d = " 1 6 5 4 4 9 3 6 9 6 "   D a t a T y p e = " D a t e T i m e " > F i e l d _ M o d i f i e d D a t e T i m e < / F i e l d _ M o d i f i e d D a t e T i m e > - 
-             < F i e l d _ T y p e   E l e m e n t T y p e = " C o l u m n "   E l e m e n t I d = " 1 3 2 8 1 6 4 0 1 6 "   D a t a T y p e = " E n u m " > F i e l d _ T y p e < / F i e l d _ T y p e > - 
-             < L a b e l F i e l d _ D e s c r i p t i o n   E l e m e n t T y p e = " C o l u m n "   E l e m e n t I d = " 3 2 9 5 4 9 8 4 0 "   D a t a T y p e = " T e x t " > L a b e l F i e l d _ D e s c r i p t i o n < / L a b e l F i e l d _ D e s c r i p t i o n > - 
-             < N u m e r i c _ V a l u e   E l e m e n t T y p e = " C o l u m n "   E l e m e n t I d = " 4 6 0 4 1 2 6 4 6 "   D a t a T y p e = " D e c i m a l " > N u m e r i c _ V a l u e < / N u m e r i c _ V a l u e > - 
-             < P r o m p t e d R e s u l t C a p t i o n _ 1   E l e m e n t T y p e = " C o l u m n "   E l e m e n t I d = " 1 5 4 8 2 0 5 1 6 9 "   D a t a T y p e = " T e x t " > P r o m p t e d R e s u l t C a p t i o n _ 1 < / P r o m p t e d R e s u l t C a p t i o n _ 1 > - 
-             < P r o m p t e d R e s u l t C a p t i o n _ 1 0   E l e m e n t T y p e = " C o l u m n "   E l e m e n t I d = " 6 6 5 1 3 7 3 2 1 "   D a t a T y p e = " T e x t " > P r o m p t e d R e s u l t C a p t i o n _ 1 0 < / P r o m p t e d R e s u l t C a p t i o n _ 1 0 > - 
-             < P r o m p t e d R e s u l t C a p t i o n _ 2   E l e m e n t T y p e = " C o l u m n "   E l e m e n t I d = " 2 1 0 9 0 6 5 5 1 0 "   D a t a T y p e = " T e x t " > P r o m p t e d R e s u l t C a p t i o n _ 2 < / P r o m p t e d R e s u l t C a p t i o n _ 2 > - 
-             < P r o m p t e d R e s u l t C a p t i o n _ 3   E l e m e n t T y p e = " C o l u m n "   E l e m e n t I d = " 1 4 7 1 3 6 8 8 9 3 "   D a t a T y p e = " T e x t " > P r o m p t e d R e s u l t C a p t i o n _ 3 < / P r o m p t e d R e s u l t C a p t i o n _ 3 > - 
-             < P r o m p t e d R e s u l t C a p t i o n _ 4   E l e m e n t T y p e = " C o l u m n "   E l e m e n t I d = " 8 3 3 6 7 2 2 7 6 "   D a t a T y p e = " T e x t " > P r o m p t e d R e s u l t C a p t i o n _ 4 < / P r o m p t e d R e s u l t C a p t i o n _ 4 > - 
-             < P r o m p t e d R e s u l t C a p t i o n _ 5   E l e m e n t T y p e = " C o l u m n "   E l e m e n t I d = " 1 9 5 9 7 5 6 5 9 "   D a t a T y p e = " T e x t " > P r o m p t e d R e s u l t C a p t i o n _ 5 < / P r o m p t e d R e s u l t C a p t i o n _ 5 > - 
-             < P r o m p t e d R e s u l t C a p t i o n _ 6   E l e m e n t T y p e = " C o l u m n "   E l e m e n t I d = " 4 4 1 7 2 0 9 5 8 "   D a t a T y p e = " T e x t " > P r o m p t e d R e s u l t C a p t i o n _ 6 < / P r o m p t e d R e s u l t C a p t i o n _ 6 > - 
-             < P r o m p t e d R e s u l t C a p t i o n _ 7   E l e m e n t T y p e = " C o l u m n "   E l e m e n t I d = " 1 0 7 9 4 1 7 5 7 5 "   D a t a T y p e = " T e x t " > P r o m p t e d R e s u l t C a p t i o n _ 7 < / P r o m p t e d R e s u l t C a p t i o n _ 7 > - 
-             < P r o m p t e d R e s u l t C a p t i o n _ 8   E l e m e n t T y p e = " C o l u m n "   E l e m e n t I d = " 1 0 3 9 0 2 9 1 2 "   D a t a T y p e = " T e x t " > P r o m p t e d R e s u l t C a p t i o n _ 8 < / P r o m p t e d R e s u l t C a p t i o n _ 8 > - 
-             < P r o m p t e d R e s u l t C a p t i o n _ 9   E l e m e n t T y p e = " C o l u m n "   E l e m e n t I d = " 7 4 1 5 9 9 5 2 9 "   D a t a T y p e = " T e x t " > P r o m p t e d R e s u l t C a p t i o n _ 9 < / P r o m p t e d R e s u l t C a p t i o n _ 9 > - 
-             < P r o m p t e d R e s u l t C o n d i t i o n D e s c r i p t i o n _ 1   E l e m e n t T y p e = " C o l u m n "   E l e m e n t I d = " 1 7 7 6 7 4 4 4 3 4 "   D a t a T y p e = " T e x t " > P r o m p t e d R e s u l t C o n d i t i o n D e s c r i p t i o n _ 1 < / P r o m p t e d R e s u l t C o n d i t i o n D e s c r i p t i o n _ 1 > - 
-             < P r o m p t e d R e s u l t C o n d i t i o n D e s c r i p t i o n _ 1 0   E l e m e n t T y p e = " C o l u m n "   E l e m e n t I d = " 1 0 2 8 7 8 8 8 8 2 "   D a t a T y p e = " T e x t " > P r o m p t e d R e s u l t C o n d i t i o n D e s c r i p t i o n _ 1 0 < / P r o m p t e d R e s u l t C o n d i t i o n D e s c r i p t i o n _ 1 0 > - 
-             < P r o m p t e d R e s u l t C o n d i t i o n D e s c r i p t i o n _ 2   E l e m e n t T y p e = " C o l u m n "   E l e m e n t I d = " 1 1 3 9 0 4 7 8 1 7 "   D a t a T y p e = " T e x t " > P r o m p t e d R e s u l t C o n d i t i o n D e s c r i p t i o n _ 2 < / P r o m p t e d R e s u l t C o n d i t i o n D e s c r i p t i o n _ 2 > - 
-             < P r o m p t e d R e s u l t C o n d i t i o n D e s c r i p t i o n _ 3   E l e m e n t T y p e = " C o l u m n "   E l e m e n t I d = " 5 0 1 3 5 1 2 0 0 "   D a t a T y p e = " T e x t " > P r o m p t e d R e s u l t C o n d i t i o n D e s c r i p t i o n _ 3 < / P r o m p t e d R e s u l t C o n d i t i o n D e s c r i p t i o n _ 3 > - 
-             < P r o m p t e d R e s u l t C o n d i t i o n D e s c r i p t i o n _ 4   E l e m e n t T y p e = " C o l u m n "   E l e m e n t I d = " 6 7 0 2 6 0 2 2 3 "   D a t a T y p e = " T e x t " > P r o m p t e d R e s u l t C o n d i t i o n D e s c r i p t i o n _ 4 < / P r o m p t e d R e s u l t C o n d i t i o n D e s c r i p t i o n _ 4 > - 
-             < P r o m p t e d R e s u l t C o n d i t i o n D e s c r i p t i o n _ 5   E l e m e n t T y p e = " C o l u m n "   E l e m e n t I d = " 3 2 5 6 3 6 0 6 "   D a t a T y p e = " T e x t " > P r o m p t e d R e s u l t C o n d i t i o n D e s c r i p t i o n _ 5 < / P r o m p t e d R e s u l t C o n d i t i o n D e s c r i p t i o n _ 5 > - 
-             < P r o m p t e d R e s u l t C o n d i t i o n D e s c r i p t i o n _ 6   E l e m e n t T y p e = " C o l u m n "   E l e m e n t I d = " 6 0 5 1 3 3 0 1 1 "   D a t a T y p e = " T e x t " > P r o m p t e d R e s u l t C o n d i t i o n D e s c r i p t i o n _ 6 < / P r o m p t e d R e s u l t C o n d i t i o n D e s c r i p t i o n _ 6 > - 
-             < P r o m p t e d R e s u l t C o n d i t i o n D e s c r i p t i o n _ 7   E l e m e n t T y p e = " C o l u m n "   E l e m e n t I d = " 1 2 4 2 8 2 9 6 2 8 "   D a t a T y p e = " T e x t " > P r o m p t e d R e s u l t C o n d i t i o n D e s c r i p t i o n _ 7 < / P r o m p t e d R e s u l t C o n d i t i o n D e s c r i p t i o n _ 7 > - 
-             < P r o m p t e d R e s u l t C o n d i t i o n D e s c r i p t i o n _ 8   E l e m e n t T y p e = " C o l u m n "   E l e m e n t I d = " 1 0 7 3 9 2 0 6 0 5 "   D a t a T y p e = " T e x t " > P r o m p t e d R e s u l t C o n d i t i o n D e s c r i p t i o n _ 8 < / P r o m p t e d R e s u l t C o n d i t i o n D e s c r i p t i o n _ 8 > - 
-             < P r o m p t e d R e s u l t C o n d i t i o n D e s c r i p t i o n _ 9   E l e m e n t T y p e = " C o l u m n "   E l e m e n t I d = " 1 7 1 1 6 1 7 2 2 2 "   D a t a T y p e = " T e x t " > P r o m p t e d R e s u l t C o n d i t i o n D e s c r i p t i o n _ 9 < / P r o m p t e d R e s u l t C o n d i t i o n D e s c r i p t i o n _ 9 > - 
-             < P r o m p t e d R e s u l t V i s i b l e _ 1   E l e m e n t T y p e = " C o l u m n "   E l e m e n t I d = " 1 3 9 9 7 0 4 4 1 7 "   D a t a T y p e = " B o o l e a n " > P r o m p t e d R e s u l t V i s i b l e _ 1 < / P r o m p t e d R e s u l t V i s i b l e _ 1 > - 
-             < P r o m p t e d R e s u l t V i s i b l e _ 1 0   E l e m e n t T y p e = " C o l u m n "   E l e m e n t I d = " 6 6 3 6 8 2 6 1 7 "   D a t a T y p e = " B o o l e a n " > P r o m p t e d R e s u l t V i s i b l e _ 1 0 < / P r o m p t e d R e s u l t V i s i b l e _ 1 0 > - 
-             < P r o m p t e d R e s u l t V i s i b l e _ 2   E l e m e n t T y p e = " C o l u m n "   E l e m e n t I d = " 2 0 3 7 4 0 1 0 3 4 "   D a t a T y p e = " B o o l e a n " > P r o m p t e d R e s u l t V i s i b l e _ 2 < / P r o m p t e d R e s u l t V i s i b l e _ 2 > - 
-             < P r o m p t e d R e s u l t V i s i b l e _ 3   E l e m e n t T y p e = " C o l u m n "   E l e m e n t I d = " 1 6 1 9 8 6 9 6 4 5 "   D a t a T y p e = " B o o l e a n " > P r o m p t e d R e s u l t V i s i b l e _ 3 < / P r o m p t e d R e s u l t V i s i b l e _ 3 > - 
-             < P r o m p t e d R e s u l t V i s i b l e _ 4   E l e m e n t T y p e = " C o l u m n "   E l e m e n t I d = " 9 8 2 1 7 3 0 2 8 "   D a t a T y p e = " B o o l e a n " > P r o m p t e d R e s u l t V i s i b l e _ 4 < / P r o m p t e d R e s u l t V i s i b l e _ 4 > - 
-             < P r o m p t e d R e s u l t V i s i b l e _ 5   E l e m e n t T y p e = " C o l u m n "   E l e m e n t I d = " 3 4 4 4 7 6 4 1 1 "   D a t a T y p e = " B o o l e a n " > P r o m p t e d R e s u l t V i s i b l e _ 5 < / P r o m p t e d R e s u l t V i s i b l e _ 5 > - 
-             < P r o m p t e d R e s u l t V i s i b l e _ 6   E l e m e n t T y p e = " C o l u m n "   E l e m e n t I d = " 2 9 3 2 2 0 2 0 6 "   D a t a T y p e = " B o o l e a n " > P r o m p t e d R e s u l t V i s i b l e _ 6 < / P r o m p t e d R e s u l t V i s i b l e _ 6 > - 
-             < P r o m p t e d R e s u l t V i s i b l e _ 7   E l e m e n t T y p e = " C o l u m n "   E l e m e n t I d = " 9 3 0 9 1 6 8 2 3 "   D a t a T y p e = " B o o l e a n " > P r o m p t e d R e s u l t V i s i b l e _ 7 < / P r o m p t e d R e s u l t V i s i b l e _ 7 > - 
-             < P r o m p t e d R e s u l t V i s i b l e _ 8   E l e m e n t T y p e = " C o l u m n "   E l e m e n t I d = " 4 4 5 9 7 8 4 0 "   D a t a T y p e = " B o o l e a n " > P r o m p t e d R e s u l t V i s i b l e _ 8 < / P r o m p t e d R e s u l t V i s i b l e _ 8 > - 
-             < P r o m p t e d R e s u l t V i s i b l e _ 9   E l e m e n t T y p e = " C o l u m n "   E l e m e n t I d = " 5 9 3 0 9 8 7 7 7 "   D a t a T y p e = " B o o l e a n " > P r o m p t e d R e s u l t V i s i b l e _ 9 < / P r o m p t e d R e s u l t V i s i b l e _ 9 > - 
-             < T e s t _ R e s u l t   E l e m e n t T y p e = " C o l u m n "   E l e m e n t I d = " 1 2 7 1 0 6 2 1 4 1 "   D a t a T y p e = " C o d e " > T e s t _ R e s u l t < / T e s t _ R e s u l t > - 
-             < T e s t _ R e s u l t D e s c r i p t i o n   E l e m e n t T y p e = " C o l u m n "   E l e m e n t I d = " 1 9 4 3 4 5 8 6 8 5 "   D a t a T y p e = " T e x t " > T e s t _ R e s u l t D e s c r i p t i o n < / T e s t _ R e s u l t D e s c r i p t i o n > - 
-             < T e s t _ V a l u e   E l e m e n t T y p e = " C o l u m n "   E l e m e n t I d = " 8 1 3 5 6 4 5 2 1 "   D a t a T y p e = " T e x t " > T e s t _ V a l u e < / T e s t _ V a l u e > - 
-             < W o r d D e s c r i p t i o n   E l e m e n t T y p e = " C o l u m n "   E l e m e n t I d = " 5 4 4 0 8 2 0 6 7 "   D a t a T y p e = " T e x t " > W o r d D e s c r i p t i o n < / W o r d D e s c r i p t i o n > - 
-             < W o r d M o d i f i e d B y U s e r N a m e   E l e m e n t T y p e = " C o l u m n "   E l e m e n t I d = " 1 6 2 5 9 3 3 4 7 9 "   D a t a T y p e = " T e x t " > W o r d M o d i f i e d B y U s e r N a m e < / W o r d M o d i f i e d B y U s e r N a m e > - 
-             < W o r d M o d i f i e d D a t e T i m e   E l e m e n t T y p e = " C o l u m n "   E l e m e n t I d = " 2 0 8 1 0 1 2 8 7 5 "   D a t a T y p e = " T e x t " > W o r d M o d i f i e d D a t e T i m e < / W o r d M o d i f i e d D a t e T i m e > - 
-             < W o r d T e s t V a l u e   E l e m e n t T y p e = " C o l u m n "   E l e m e n t I d = " 1 4 4 7 8 2 4 1 2 2 "   D a t a T y p e = " T e x t " > W o r d T e s t V a l u e < / W o r d T e s t V a l u e > +     < C u r r e n t I n s p e c t i o n > + 
+         < A p p r o v e r N a m e L a b e l > A p p r o v e r N a m e L a b e l < / A p p r o v e r N a m e L a b e l > + 
+         < A p p r o v e r S i g n a t u r e L a b e l > A p p r o v e r S i g n a t u r e L a b e l < / A p p r o v e r S i g n a t u r e L a b e l > + 
+         < C O A C o n t a c t _ A l l > C O A C o n t a c t _ A l l < / C O A C o n t a c t _ A l l > + 
+         < C O A C o n t a c t _ R o w 1 > C O A C o n t a c t _ R o w 1 < / C O A C o n t a c t _ R o w 1 > + 
+         < C O A C o n t a c t _ R o w 2 > C O A C o n t a c t _ R o w 2 < / C O A C o n t a c t _ R o w 2 > + 
+         < C O A C o n t a c t _ R o w 3 > C O A C o n t a c t _ R o w 3 < / C O A C o n t a c t _ R o w 3 > + 
+         < C O A C o n t a c t _ R o w 4 > C O A C o n t a c t _ R o w 4 < / C O A C o n t a c t _ R o w 4 > + 
+         < C O A C o n t a c t _ R o w 5 > C O A C o n t a c t _ R o w 5 < / C O A C o n t a c t _ R o w 5 > + 
+         < C O A C o n t a c t _ R o w 6 > C O A C o n t a c t _ R o w 6 < / C O A C o n t a c t _ R o w 6 > + 
+         < C O A C o n t a c t _ R o w 7 > C O A C o n t a c t _ R o w 7 < / C O A C o n t a c t _ R o w 7 > + 
+         < C O A C o n t a c t _ R o w 8 > C O A C o n t a c t _ R o w 8 < / C O A C o n t a c t _ R o w 8 > + 
+         < C o m p a n y I n f o r m a t i o n _ A l l > C o m p a n y I n f o r m a t i o n _ A l l < / C o m p a n y I n f o r m a t i o n _ A l l > + 
+         < C o m p a n y I n f o r m a t i o n _ R o w 1 > C o m p a n y I n f o r m a t i o n _ R o w 1 < / C o m p a n y I n f o r m a t i o n _ R o w 1 > + 
+         < C o m p a n y I n f o r m a t i o n _ R o w 2 > C o m p a n y I n f o r m a t i o n _ R o w 2 < / C o m p a n y I n f o r m a t i o n _ R o w 2 > + 
+         < C o m p a n y I n f o r m a t i o n _ R o w 3 > C o m p a n y I n f o r m a t i o n _ R o w 3 < / C o m p a n y I n f o r m a t i o n _ R o w 3 > + 
+         < C o m p a n y I n f o r m a t i o n _ R o w 4 > C o m p a n y I n f o r m a t i o n _ R o w 4 < / C o m p a n y I n f o r m a t i o n _ R o w 4 > + 
+         < C o m p a n y I n f o r m a t i o n _ R o w 5 > C o m p a n y I n f o r m a t i o n _ R o w 5 < / C o m p a n y I n f o r m a t i o n _ R o w 5 > + 
+         < C o m p a n y I n f o r m a t i o n _ R o w 6 > C o m p a n y I n f o r m a t i o n _ R o w 6 < / C o m p a n y I n f o r m a t i o n _ R o w 6 > + 
+         < C o m p a n y I n f o r m a t i o n _ R o w 7 > C o m p a n y I n f o r m a t i o n _ R o w 7 < / C o m p a n y I n f o r m a t i o n _ R o w 7 > + 
+         < C o m p a n y I n f o r m a t i o n _ R o w 8 > C o m p a n y I n f o r m a t i o n _ R o w 8 < / C o m p a n y I n f o r m a t i o n _ R o w 8 > + 
+         < C o m p a n y L o g o   / > + 
+         < E m a i l L a b e l > E m a i l L a b e l < / E m a i l L a b e l > + 
+         < E m a i l V a l u e > E m a i l V a l u e < / E m a i l V a l u e > + 
+         < F i n i s h e d B y N a m e L a b e l > F i n i s h e d B y N a m e L a b e l < / F i n i s h e d B y N a m e L a b e l > + 
+         < F i n i s h e d B y S i g n a t u r e L a b e l > F i n i s h e d B y S i g n a t u r e L a b e l < / F i n i s h e d B y S i g n a t u r e L a b e l > + 
+         < F i n i s h e d D a t e O n l y > F i n i s h e d D a t e O n l y < / F i n i s h e d D a t e O n l y > + 
+         < H o m e P a g e L a b e l > H o m e P a g e L a b e l < / H o m e P a g e L a b e l > + 
+         < H o m e P a g e V a l u e > H o m e P a g e V a l u e < / H o m e P a g e V a l u e > + 
+         < I n s p e c t i o n D e s c r i p t i o n > I n s p e c t i o n D e s c r i p t i o n < / I n s p e c t i o n D e s c r i p t i o n > + 
+         < I t e m T r a c k i n g D e s c r i p t i o n > I t e m T r a c k i n g D e s c r i p t i o n < / I t e m T r a c k i n g D e s c r i p t i o n > + 
+         < P h o n e N o L a b e l > P h o n e N o L a b e l < / P h o n e N o L a b e l > + 
+         < P h o n e N o V a l u e > P h o n e N o V a l u e < / P h o n e N o V a l u e > + 
+         < P r o d u c t D e s c r i p t i o n > P r o d u c t D e s c r i p t i o n < / P r o d u c t D e s c r i p t i o n > + 
+         < Q l t y I n s p e c t i o n T e m p l a t e _ D e s c r i p t i o n > Q l t y I n s p e c t i o n T e m p l a t e _ D e s c r i p t i o n < / Q l t y I n s p e c t i o n T e m p l a t e _ D e s c r i p t i o n > + 
+         < Q l t y I n s p e c t i o n _ D e s c r i p t i o n > Q l t y I n s p e c t i o n _ D e s c r i p t i o n < / Q l t y I n s p e c t i o n _ D e s c r i p t i o n > + 
+         < Q l t y I n s p e c t i o n _ D i r e c t o r _ N a m e > Q l t y I n s p e c t i o n _ D i r e c t o r _ N a m e < / Q l t y I n s p e c t i o n _ D i r e c t o r _ N a m e > + 
+         < Q l t y I n s p e c t i o n _ D i r e c t o r _ T i t l e > Q l t y I n s p e c t i o n _ D i r e c t o r _ T i t l e < / Q l t y I n s p e c t i o n _ D i r e c t o r _ T i t l e > + 
+         < Q l t y I n s p e c t i o n _ F i n i s h e d _ B y _ E m a i l > Q l t y I n s p e c t i o n _ F i n i s h e d _ B y _ E m a i l < / Q l t y I n s p e c t i o n _ F i n i s h e d _ B y _ E m a i l > + 
+         < Q l t y I n s p e c t i o n _ F i n i s h e d _ B y _ P h o n e > Q l t y I n s p e c t i o n _ F i n i s h e d _ B y _ P h o n e < / Q l t y I n s p e c t i o n _ F i n i s h e d _ B y _ P h o n e > + 
+         < Q l t y I n s p e c t i o n _ F i n i s h e d _ B y _ T i t l e > Q l t y I n s p e c t i o n _ F i n i s h e d _ B y _ T i t l e < / Q l t y I n s p e c t i o n _ F i n i s h e d _ B y _ T i t l e > + 
+         < Q l t y I n s p e c t i o n _ F i n i s h e d _ B y _ U s e r N a m e > Q l t y I n s p e c t i o n _ F i n i s h e d _ B y _ U s e r N a m e < / Q l t y I n s p e c t i o n _ F i n i s h e d _ B y _ U s e r N a m e > + 
+         < Q l t y I n s p e c t i o n _ F i n i s h e d _ B y _ U s e r _ I D > Q l t y I n s p e c t i o n _ F i n i s h e d _ B y _ U s e r _ I D < / Q l t y I n s p e c t i o n _ F i n i s h e d _ B y _ U s e r _ I D > + 
+         < Q l t y I n s p e c t i o n _ F i n i s h e d _ D a t e > Q l t y I n s p e c t i o n _ F i n i s h e d _ D a t e < / Q l t y I n s p e c t i o n _ F i n i s h e d _ D a t e > + 
+         < Q l t y I n s p e c t i o n _ N o > Q l t y I n s p e c t i o n _ N o < / Q l t y I n s p e c t i o n _ N o > + 
+         < Q l t y I n s p e c t i o n _ R e i n s p e c t i o n N o > Q l t y I n s p e c t i o n _ R e i n s p e c t i o n N o < / Q l t y I n s p e c t i o n _ R e i n s p e c t i o n N o > + 
+         < Q l t y I n s p e c t i o n _ R e s u l t _ C o d e > Q l t y I n s p e c t i o n _ R e s u l t _ C o d e < / Q l t y I n s p e c t i o n _ R e s u l t _ C o d e > + 
+         < Q l t y I n s p e c t i o n _ R e s u l t _ D e s c r i p t i o n > Q l t y I n s p e c t i o n _ R e s u l t _ D e s c r i p t i o n < / Q l t y I n s p e c t i o n _ R e s u l t _ D e s c r i p t i o n > + 
+         < Q l t y I n s p e c t i o n _ S o u r c e _ C u s t o m _ 1 > Q l t y I n s p e c t i o n _ S o u r c e _ C u s t o m _ 1 < / Q l t y I n s p e c t i o n _ S o u r c e _ C u s t o m _ 1 > + 
+         < Q l t y I n s p e c t i o n _ S o u r c e _ C u s t o m _ 1 0 > Q l t y I n s p e c t i o n _ S o u r c e _ C u s t o m _ 1 0 < / Q l t y I n s p e c t i o n _ S o u r c e _ C u s t o m _ 1 0 > + 
+         < Q l t y I n s p e c t i o n _ S o u r c e _ C u s t o m _ 2 > Q l t y I n s p e c t i o n _ S o u r c e _ C u s t o m _ 2 < / Q l t y I n s p e c t i o n _ S o u r c e _ C u s t o m _ 2 > + 
+         < Q l t y I n s p e c t i o n _ S o u r c e _ C u s t o m _ 3 > Q l t y I n s p e c t i o n _ S o u r c e _ C u s t o m _ 3 < / Q l t y I n s p e c t i o n _ S o u r c e _ C u s t o m _ 3 > + 
+         < Q l t y I n s p e c t i o n _ S o u r c e _ C u s t o m _ 4 > Q l t y I n s p e c t i o n _ S o u r c e _ C u s t o m _ 4 < / Q l t y I n s p e c t i o n _ S o u r c e _ C u s t o m _ 4 > + 
+         < Q l t y I n s p e c t i o n _ S o u r c e _ C u s t o m _ 5 > Q l t y I n s p e c t i o n _ S o u r c e _ C u s t o m _ 5 < / Q l t y I n s p e c t i o n _ S o u r c e _ C u s t o m _ 5 > + 
+         < Q l t y I n s p e c t i o n _ S o u r c e _ C u s t o m _ 6 > Q l t y I n s p e c t i o n _ S o u r c e _ C u s t o m _ 6 < / Q l t y I n s p e c t i o n _ S o u r c e _ C u s t o m _ 6 > + 
+         < Q l t y I n s p e c t i o n _ S o u r c e _ C u s t o m _ 7 > Q l t y I n s p e c t i o n _ S o u r c e _ C u s t o m _ 7 < / Q l t y I n s p e c t i o n _ S o u r c e _ C u s t o m _ 7 > + 
+         < Q l t y I n s p e c t i o n _ S o u r c e _ C u s t o m _ 8 > Q l t y I n s p e c t i o n _ S o u r c e _ C u s t o m _ 8 < / Q l t y I n s p e c t i o n _ S o u r c e _ C u s t o m _ 8 > + 
+         < Q l t y I n s p e c t i o n _ S o u r c e _ C u s t o m _ 9 > Q l t y I n s p e c t i o n _ S o u r c e _ C u s t o m _ 9 < / Q l t y I n s p e c t i o n _ S o u r c e _ C u s t o m _ 9 > + 
+         < Q l t y I n s p e c t i o n _ S o u r c e _ D o c u m e n t _ N o _ > Q l t y I n s p e c t i o n _ S o u r c e _ D o c u m e n t _ N o _ < / Q l t y I n s p e c t i o n _ S o u r c e _ D o c u m e n t _ N o _ > + 
+         < Q l t y I n s p e c t i o n _ S o u r c e _ I t e m _ D e s c r i p t i o n > Q l t y I n s p e c t i o n _ S o u r c e _ I t e m _ D e s c r i p t i o n < / Q l t y I n s p e c t i o n _ S o u r c e _ I t e m _ D e s c r i p t i o n > + 
+         < Q l t y I n s p e c t i o n _ S o u r c e _ I t e m _ D e s c r i p t i o n 2 > Q l t y I n s p e c t i o n _ S o u r c e _ I t e m _ D e s c r i p t i o n 2 < / Q l t y I n s p e c t i o n _ S o u r c e _ I t e m _ D e s c r i p t i o n 2 > + 
+         < Q l t y I n s p e c t i o n _ S o u r c e _ I t e m _ N o _ > Q l t y I n s p e c t i o n _ S o u r c e _ I t e m _ N o _ < / Q l t y I n s p e c t i o n _ S o u r c e _ I t e m _ N o _ > + 
+         < Q l t y I n s p e c t i o n _ S o u r c e _ L o t _ N o _ > Q l t y I n s p e c t i o n _ S o u r c e _ L o t _ N o _ < / Q l t y I n s p e c t i o n _ S o u r c e _ L o t _ N o _ > + 
+         < Q l t y I n s p e c t i o n _ S o u r c e _ P a c k a g e _ N o _ > Q l t y I n s p e c t i o n _ S o u r c e _ P a c k a g e _ N o _ < / Q l t y I n s p e c t i o n _ S o u r c e _ P a c k a g e _ N o _ > + 
+         < Q l t y I n s p e c t i o n _ S o u r c e _ S e r i a l _ N o _ > Q l t y I n s p e c t i o n _ S o u r c e _ S e r i a l _ N o _ < / Q l t y I n s p e c t i o n _ S o u r c e _ S e r i a l _ N o _ > + 
+         < Q l t y I n s p e c t i o n _ S o u r c e _ T a s k _ N o _ > Q l t y I n s p e c t i o n _ S o u r c e _ T a s k _ N o _ < / Q l t y I n s p e c t i o n _ S o u r c e _ T a s k _ N o _ > + 
+         < Q l t y I n s p e c t i o n _ S o u r c e _ V a r i a n t _ C o d e > Q l t y I n s p e c t i o n _ S o u r c e _ V a r i a n t _ C o d e < / Q l t y I n s p e c t i o n _ S o u r c e _ V a r i a n t _ C o d e > + 
+         < Q l t y I n s p e c t i o n _ S t a t u s > Q l t y I n s p e c t i o n _ S t a t u s < / Q l t y I n s p e c t i o n _ S t a t u s > + 
+         < C u r r e n t I n s p e c t i o n L i n e > + 
+             < C a r r i a g e R e t u r n P e r s o n F i e l d D e t a i l s > C a r r i a g e R e t u r n P e r s o n F i e l d D e t a i l s < / C a r r i a g e R e t u r n P e r s o n F i e l d D e t a i l s > + 
+             < C o n d i t i o n L a b e l _ 1 > C o n d i t i o n L a b e l _ 1 < / C o n d i t i o n L a b e l _ 1 > + 
+             < C o n d i t i o n L a b e l _ 2 > C o n d i t i o n L a b e l _ 2 < / C o n d i t i o n L a b e l _ 2 > + 
+             < F i e l d _ C o d e > F i e l d _ C o d e < / F i e l d _ C o d e > + 
+             < F i e l d _ D e s c r i p t i o n > F i e l d _ D e s c r i p t i o n < / F i e l d _ D e s c r i p t i o n > + 
+             < F i e l d _ E n t e r e d B y N a m e A n d T i m e s t a m p > F i e l d _ E n t e r e d B y N a m e A n d T i m e s t a m p < / F i e l d _ E n t e r e d B y N a m e A n d T i m e s t a m p > + 
+             < F i e l d _ H a s E n t e r e d V a l u e > F i e l d _ H a s E n t e r e d V a l u e < / F i e l d _ H a s E n t e r e d V a l u e > + 
+             < F i e l d _ I f P e r s o n E m a i l > F i e l d _ I f P e r s o n E m a i l < / F i e l d _ I f P e r s o n E m a i l > + 
+             < F i e l d _ I f P e r s o n N a m e > F i e l d _ I f P e r s o n N a m e < / F i e l d _ I f P e r s o n N a m e > + 
+             < F i e l d _ I f P e r s o n P h o n e > F i e l d _ I f P e r s o n P h o n e < / F i e l d _ I f P e r s o n P h o n e > + 
+             < F i e l d _ I f P e r s o n T i t l e > F i e l d _ I f P e r s o n T i t l e < / F i e l d _ I f P e r s o n T i t l e > + 
+             < F i e l d _ I s L a b e l > F i e l d _ I s L a b e l < / F i e l d _ I s L a b e l > + 
+             < F i e l d _ I s P e r s o n F i e l d > F i e l d _ I s P e r s o n F i e l d < / F i e l d _ I s P e r s o n F i e l d > + 
+             < F i e l d _ I s T e x t > F i e l d _ I s T e x t < / F i e l d _ I s T e x t > + 
+             < F i e l d _ L i n e C o m m e n t a r y > F i e l d _ L i n e C o m m e n t a r y < / F i e l d _ L i n e C o m m e n t a r y > + 
+             < F i e l d _ M o d i f i e d B y U s e r E m a i l > F i e l d _ M o d i f i e d B y U s e r E m a i l < / F i e l d _ M o d i f i e d B y U s e r E m a i l > + 
+             < F i e l d _ M o d i f i e d B y U s e r I D > F i e l d _ M o d i f i e d B y U s e r I D < / F i e l d _ M o d i f i e d B y U s e r I D > + 
+             < F i e l d _ M o d i f i e d B y U s e r J o b T i t l e > F i e l d _ M o d i f i e d B y U s e r J o b T i t l e < / F i e l d _ M o d i f i e d B y U s e r J o b T i t l e > + 
+             < F i e l d _ M o d i f i e d B y U s e r N a m e > F i e l d _ M o d i f i e d B y U s e r N a m e < / F i e l d _ M o d i f i e d B y U s e r N a m e > + 
+             < F i e l d _ M o d i f i e d B y U s e r P h o n e > F i e l d _ M o d i f i e d B y U s e r P h o n e < / F i e l d _ M o d i f i e d B y U s e r P h o n e > + 
+             < F i e l d _ M o d i f i e d D a t e T i m e > F i e l d _ M o d i f i e d D a t e T i m e < / F i e l d _ M o d i f i e d D a t e T i m e > + 
+             < F i e l d _ T y p e > F i e l d _ T y p e < / F i e l d _ T y p e > + 
+             < L a b e l F i e l d _ D e s c r i p t i o n > L a b e l F i e l d _ D e s c r i p t i o n < / L a b e l F i e l d _ D e s c r i p t i o n > + 
+             < N u m e r i c _ V a l u e > N u m e r i c _ V a l u e < / N u m e r i c _ V a l u e > + 
+             < P r o m p t e d R e s u l t C a p t i o n _ 1 > P r o m p t e d R e s u l t C a p t i o n _ 1 < / P r o m p t e d R e s u l t C a p t i o n _ 1 > + 
+             < P r o m p t e d R e s u l t C a p t i o n _ 1 0 > P r o m p t e d R e s u l t C a p t i o n _ 1 0 < / P r o m p t e d R e s u l t C a p t i o n _ 1 0 > + 
+             < P r o m p t e d R e s u l t C a p t i o n _ 2 > P r o m p t e d R e s u l t C a p t i o n _ 2 < / P r o m p t e d R e s u l t C a p t i o n _ 2 > + 
+             < P r o m p t e d R e s u l t C a p t i o n _ 3 > P r o m p t e d R e s u l t C a p t i o n _ 3 < / P r o m p t e d R e s u l t C a p t i o n _ 3 > + 
+             < P r o m p t e d R e s u l t C a p t i o n _ 4 > P r o m p t e d R e s u l t C a p t i o n _ 4 < / P r o m p t e d R e s u l t C a p t i o n _ 4 > + 
+             < P r o m p t e d R e s u l t C a p t i o n _ 5 > P r o m p t e d R e s u l t C a p t i o n _ 5 < / P r o m p t e d R e s u l t C a p t i o n _ 5 > + 
+             < P r o m p t e d R e s u l t C a p t i o n _ 6 > P r o m p t e d R e s u l t C a p t i o n _ 6 < / P r o m p t e d R e s u l t C a p t i o n _ 6 > + 
+             < P r o m p t e d R e s u l t C a p t i o n _ 7 > P r o m p t e d R e s u l t C a p t i o n _ 7 < / P r o m p t e d R e s u l t C a p t i o n _ 7 > + 
+             < P r o m p t e d R e s u l t C a p t i o n _ 8 > P r o m p t e d R e s u l t C a p t i o n _ 8 < / P r o m p t e d R e s u l t C a p t i o n _ 8 > + 
+             < P r o m p t e d R e s u l t C a p t i o n _ 9 > P r o m p t e d R e s u l t C a p t i o n _ 9 < / P r o m p t e d R e s u l t C a p t i o n _ 9 > + 
+             < P r o m p t e d R e s u l t C o n d i t i o n D e s c r i p t i o n _ 1 > P r o m p t e d R e s u l t C o n d i t i o n D e s c r i p t i o n _ 1 < / P r o m p t e d R e s u l t C o n d i t i o n D e s c r i p t i o n _ 1 > + 
+             < P r o m p t e d R e s u l t C o n d i t i o n D e s c r i p t i o n _ 1 0 > P r o m p t e d R e s u l t C o n d i t i o n D e s c r i p t i o n _ 1 0 < / P r o m p t e d R e s u l t C o n d i t i o n D e s c r i p t i o n _ 1 0 > + 
+             < P r o m p t e d R e s u l t C o n d i t i o n D e s c r i p t i o n _ 2 > P r o m p t e d R e s u l t C o n d i t i o n D e s c r i p t i o n _ 2 < / P r o m p t e d R e s u l t C o n d i t i o n D e s c r i p t i o n _ 2 > + 
+             < P r o m p t e d R e s u l t C o n d i t i o n D e s c r i p t i o n _ 3 > P r o m p t e d R e s u l t C o n d i t i o n D e s c r i p t i o n _ 3 < / P r o m p t e d R e s u l t C o n d i t i o n D e s c r i p t i o n _ 3 > + 
+             < P r o m p t e d R e s u l t C o n d i t i o n D e s c r i p t i o n _ 4 > P r o m p t e d R e s u l t C o n d i t i o n D e s c r i p t i o n _ 4 < / P r o m p t e d R e s u l t C o n d i t i o n D e s c r i p t i o n _ 4 > + 
+             < P r o m p t e d R e s u l t C o n d i t i o n D e s c r i p t i o n _ 5 > P r o m p t e d R e s u l t C o n d i t i o n D e s c r i p t i o n _ 5 < / P r o m p t e d R e s u l t C o n d i t i o n D e s c r i p t i o n _ 5 > + 
+             < P r o m p t e d R e s u l t C o n d i t i o n D e s c r i p t i o n _ 6 > P r o m p t e d R e s u l t C o n d i t i o n D e s c r i p t i o n _ 6 < / P r o m p t e d R e s u l t C o n d i t i o n D e s c r i p t i o n _ 6 > + 
+             < P r o m p t e d R e s u l t C o n d i t i o n D e s c r i p t i o n _ 7 > P r o m p t e d R e s u l t C o n d i t i o n D e s c r i p t i o n _ 7 < / P r o m p t e d R e s u l t C o n d i t i o n D e s c r i p t i o n _ 7 > + 
+             < P r o m p t e d R e s u l t C o n d i t i o n D e s c r i p t i o n _ 8 > P r o m p t e d R e s u l t C o n d i t i o n D e s c r i p t i o n _ 8 < / P r o m p t e d R e s u l t C o n d i t i o n D e s c r i p t i o n _ 8 > + 
+             < P r o m p t e d R e s u l t C o n d i t i o n D e s c r i p t i o n _ 9 > P r o m p t e d R e s u l t C o n d i t i o n D e s c r i p t i o n _ 9 < / P r o m p t e d R e s u l t C o n d i t i o n D e s c r i p t i o n _ 9 > + 
+             < P r o m p t e d R e s u l t V i s i b l e _ 1 > P r o m p t e d R e s u l t V i s i b l e _ 1 < / P r o m p t e d R e s u l t V i s i b l e _ 1 > + 
+             < P r o m p t e d R e s u l t V i s i b l e _ 1 0 > P r o m p t e d R e s u l t V i s i b l e _ 1 0 < / P r o m p t e d R e s u l t V i s i b l e _ 1 0 > + 
+             < P r o m p t e d R e s u l t V i s i b l e _ 2 > P r o m p t e d R e s u l t V i s i b l e _ 2 < / P r o m p t e d R e s u l t V i s i b l e _ 2 > + 
+             < P r o m p t e d R e s u l t V i s i b l e _ 3 > P r o m p t e d R e s u l t V i s i b l e _ 3 < / P r o m p t e d R e s u l t V i s i b l e _ 3 > + 
+             < P r o m p t e d R e s u l t V i s i b l e _ 4 > P r o m p t e d R e s u l t V i s i b l e _ 4 < / P r o m p t e d R e s u l t V i s i b l e _ 4 > + 
+             < P r o m p t e d R e s u l t V i s i b l e _ 5 > P r o m p t e d R e s u l t V i s i b l e _ 5 < / P r o m p t e d R e s u l t V i s i b l e _ 5 > + 
+             < P r o m p t e d R e s u l t V i s i b l e _ 6 > P r o m p t e d R e s u l t V i s i b l e _ 6 < / P r o m p t e d R e s u l t V i s i b l e _ 6 > + 
+             < P r o m p t e d R e s u l t V i s i b l e _ 7 > P r o m p t e d R e s u l t V i s i b l e _ 7 < / P r o m p t e d R e s u l t V i s i b l e _ 7 > + 
+             < P r o m p t e d R e s u l t V i s i b l e _ 8 > P r o m p t e d R e s u l t V i s i b l e _ 8 < / P r o m p t e d R e s u l t V i s i b l e _ 8 > + 
+             < P r o m p t e d R e s u l t V i s i b l e _ 9 > P r o m p t e d R e s u l t V i s i b l e _ 9 < / P r o m p t e d R e s u l t V i s i b l e _ 9 > + 
+             < T e s t _ R e s u l t > T e s t _ R e s u l t < / T e s t _ R e s u l t > + 
+             < T e s t _ R e s u l t D e s c r i p t i o n > T e s t _ R e s u l t D e s c r i p t i o n < / T e s t _ R e s u l t D e s c r i p t i o n > + 
+             < T e s t _ V a l u e > T e s t _ V a l u e < / T e s t _ V a l u e > + 
+             < W o r d D e s c r i p t i o n > W o r d D e s c r i p t i o n < / W o r d D e s c r i p t i o n > + 
+             < W o r d M o d i f i e d B y U s e r N a m e > W o r d M o d i f i e d B y U s e r N a m e < / W o r d M o d i f i e d B y U s e r N a m e > + 
+             < W o r d M o d i f i e d D a t e T i m e > W o r d M o d i f i e d D a t e T i m e < / W o r d M o d i f i e d D a t e T i m e > + 
+             < W o r d T e s t V a l u e > W o r d T e s t V a l u e < / W o r d T e s t V a l u e >   
          < / C u r r e n t I n s p e c t i o n L i n e >   
@@ -6540,13 +6347,7 @@
  < / N a v W o r d R e p o r t X m l P a r t > 
 </file>
 
-<file path=customXml/item2.xml><?xml version="1.0" encoding="utf-8"?>
-<b:Sources xmlns:b="http://schemas.openxmlformats.org/officeDocument/2006/bibliography" xmlns="http://schemas.openxmlformats.org/officeDocument/2006/bibliography" SelectedStyle="\APASixthEditionOfficeOnline.xsl" StyleName="APA" Version="6"/>
-</file>
-
-<file path=customXml/item3.xml>��< ? x m l   v e r s i o n = " 1 . 0 "   e n c o d i n g = " u t f - 1 6 " ? > - 
- < N a v W o r d R e p o r t X m l P a r t   x m l n s = " u r n : m i c r o s o f t - d y n a m i c s - n a v / r e p o r t s / Q l t y _ N o n _ C o n f o r m a n c e / 2 0 4 0 3 / " > +<file path=customXml/item3.xml>��< ? x m l   v e r s i o n = " 1 . 0 "   e n c o d i n g = " u t f - 1 6 " ? > < N a v W o r d R e p o r t X m l P a r t   x m l n s = " u r n : m i c r o s o f t - d y n a m i c s - b u s i n e s s c e n t r a l / i n t e r n a l / e x t e n d e d / r e p o r t s / Q l t y _ N o n _ C o n f o r m a n c e / 2 0 4 0 3 / " >   
      < B C R e p o r t I n f o r m a t i o n >   
@@ -6614,295 +6415,497 @@
  
      < L a b e l s >   
-         < C o m p l e t e d B y L a b e l > C o m p l e t e d B y L a b e l < / C o m p l e t e d B y L a b e l > - 
-         < C o m p l e t e d D a t e L a b e l > C o m p l e t e d D a t e L a b e l < / C o m p l e t e d D a t e L a b e l > - 
-         < C o n d i t i o n L a b e l > C o n d i t i o n L a b e l < / C o n d i t i o n L a b e l > - 
-         < D a t e L a b e l > D a t e L a b e l < / D a t e L a b e l > - 
-         < E n t e r e d B y L a b e l > E n t e r e d B y L a b e l < / E n t e r e d B y L a b e l > - 
-         < F i e l d L a b e l > F i e l d L a b e l < / F i e l d L a b e l > - 
-         < I n s p e c t i o n L a b e l > I n s p e c t i o n L a b e l < / I n s p e c t i o n L a b e l > - 
-         < I t e m T r a c k i n g L a b e l > I t e m T r a c k i n g L a b e l < / I t e m T r a c k i n g L a b e l > - 
-         < M e a s u r e m e n t L a b e l > M e a s u r e m e n t L a b e l < / M e a s u r e m e n t L a b e l > - 
-         < M e t r i c L a b e l > M e t r i c L a b e l < / M e t r i c L a b e l > - 
-         < P r o d u c t L a b e l > P r o d u c t L a b e l < / P r o d u c t L a b e l > - 
-         < R e p o r t T i t l e L a b e l > R e p o r t T i t l e L a b e l < / R e p o r t T i t l e L a b e l > - 
-         < R e s u l t L a b e l > R e s u l t L a b e l < / R e s u l t L a b e l > - 
-         < T e s t D o c u m e n t N o L a b e l > T e s t D o c u m e n t N o L a b e l < / T e s t D o c u m e n t N o L a b e l > +         < C o m p l e t e d B y L a b e l   E l e m e n t T y p e = " P a r a m e t e r "   E l e m e n t I d = " 9 2 6 8 6 1 7 7 3 "   D a t a T y p e = " S t r i n g " > C o m p l e t e d B y L a b e l < / C o m p l e t e d B y L a b e l > + 
+         < C o m p l e t e d D a t e L a b e l   E l e m e n t T y p e = " P a r a m e t e r "   E l e m e n t I d = " 1 4 6 7 6 7 4 5 7 8 "   D a t a T y p e = " S t r i n g " > C o m p l e t e d D a t e L a b e l < / C o m p l e t e d D a t e L a b e l > + 
+         < C o n d i t i o n L a b e l   E l e m e n t T y p e = " P a r a m e t e r "   E l e m e n t I d = " 1 4 2 4 6 4 8 2 8 8 "   D a t a T y p e = " S t r i n g " > C o n d i t i o n L a b e l < / C o n d i t i o n L a b e l > + 
+         < D a t e L a b e l   E l e m e n t T y p e = " P a r a m e t e r "   E l e m e n t I d = " 7 9 3 8 1 7 7 7 7 "   D a t a T y p e = " S t r i n g " > D a t e L a b e l < / D a t e L a b e l > + 
+         < E n t e r e d B y L a b e l   E l e m e n t T y p e = " P a r a m e t e r "   E l e m e n t I d = " 1 9 1 0 3 3 1 8 8 9 "   D a t a T y p e = " S t r i n g " > E n t e r e d B y L a b e l < / E n t e r e d B y L a b e l > + 
+         < F i e l d L a b e l   E l e m e n t T y p e = " P a r a m e t e r "   E l e m e n t I d = " 1 9 6 1 6 4 7 3 9 9 "   D a t a T y p e = " S t r i n g " > F i e l d L a b e l < / F i e l d L a b e l > + 
+         < I n s p e c t i o n L a b e l   E l e m e n t T y p e = " P a r a m e t e r "   E l e m e n t I d = " 1 5 4 9 8 3 1 5 2 5 "   D a t a T y p e = " S t r i n g " > I n s p e c t i o n L a b e l < / I n s p e c t i o n L a b e l > + 
+         < I t e m T r a c k i n g L a b e l   E l e m e n t T y p e = " P a r a m e t e r "   E l e m e n t I d = " 9 3 5 5 3 4 6 7 1 "   D a t a T y p e = " S t r i n g " > I t e m T r a c k i n g L a b e l < / I t e m T r a c k i n g L a b e l > + 
+         < M e a s u r e m e n t L a b e l   E l e m e n t T y p e = " P a r a m e t e r "   E l e m e n t I d = " 1 7 6 1 7 7 1 9 3 5 "   D a t a T y p e = " S t r i n g " > M e a s u r e m e n t L a b e l < / M e a s u r e m e n t L a b e l > + 
+         < M e t r i c L a b e l   E l e m e n t T y p e = " P a r a m e t e r "   E l e m e n t I d = " 2 7 1 2 2 7 7 7 5 "   D a t a T y p e = " S t r i n g " > M e t r i c L a b e l < / M e t r i c L a b e l > + 
+         < P r o d u c t L a b e l   E l e m e n t T y p e = " P a r a m e t e r "   E l e m e n t I d = " 5 3 6 5 2 5 3 1 2 "   D a t a T y p e = " S t r i n g " > P r o d u c t L a b e l < / P r o d u c t L a b e l > + 
+         < R e p o r t T i t l e L a b e l   E l e m e n t T y p e = " P a r a m e t e r "   E l e m e n t I d = " 1 2 9 7 0 8 9 6 2 7 "   D a t a T y p e = " S t r i n g " > R e p o r t T i t l e L a b e l < / R e p o r t T i t l e L a b e l > + 
+         < R e s u l t L a b e l   E l e m e n t T y p e = " P a r a m e t e r "   E l e m e n t I d = " 4 0 7 6 0 6 8 8 6 "   D a t a T y p e = " S t r i n g " > R e s u l t L a b e l < / R e s u l t L a b e l > + 
+         < T e s t D o c u m e n t N o L a b e l   E l e m e n t T y p e = " P a r a m e t e r "   E l e m e n t I d = " 1 6 2 2 1 4 2 9 2 3 "   D a t a T y p e = " S t r i n g " > T e s t D o c u m e n t N o L a b e l < / T e s t D o c u m e n t N o L a b e l >   
      < / L a b e l s >   
-     < C u r r e n t I n s p e c t i o n > - 
-         < C O A C o n t a c t _ A l l > C O A C o n t a c t _ A l l < / C O A C o n t a c t _ A l l > - 
-         < C O A C o n t a c t _ R o w 1 > C O A C o n t a c t _ R o w 1 < / C O A C o n t a c t _ R o w 1 > - 
-         < C O A C o n t a c t _ R o w 2 > C O A C o n t a c t _ R o w 2 < / C O A C o n t a c t _ R o w 2 > - 
-         < C O A C o n t a c t _ R o w 3 > C O A C o n t a c t _ R o w 3 < / C O A C o n t a c t _ R o w 3 > - 
-         < C O A C o n t a c t _ R o w 4 > C O A C o n t a c t _ R o w 4 < / C O A C o n t a c t _ R o w 4 > - 
-         < C O A C o n t a c t _ R o w 5 > C O A C o n t a c t _ R o w 5 < / C O A C o n t a c t _ R o w 5 > - 
-         < C O A C o n t a c t _ R o w 6 > C O A C o n t a c t _ R o w 6 < / C O A C o n t a c t _ R o w 6 > - 
-         < C O A C o n t a c t _ R o w 7 > C O A C o n t a c t _ R o w 7 < / C O A C o n t a c t _ R o w 7 > - 
-         < C O A C o n t a c t _ R o w 8 > C O A C o n t a c t _ R o w 8 < / C O A C o n t a c t _ R o w 8 > - 
-         < C o m p a n y I n f o r m a t i o n _ A l l > C o m p a n y I n f o r m a t i o n _ A l l < / C o m p a n y I n f o r m a t i o n _ A l l > - 
-         < C o m p a n y I n f o r m a t i o n _ R o w 1 > C o m p a n y I n f o r m a t i o n _ R o w 1 < / C o m p a n y I n f o r m a t i o n _ R o w 1 > - 
-         < C o m p a n y I n f o r m a t i o n _ R o w 2 > C o m p a n y I n f o r m a t i o n _ R o w 2 < / C o m p a n y I n f o r m a t i o n _ R o w 2 > - 
-         < C o m p a n y I n f o r m a t i o n _ R o w 3 > C o m p a n y I n f o r m a t i o n _ R o w 3 < / C o m p a n y I n f o r m a t i o n _ R o w 3 > - 
-         < C o m p a n y I n f o r m a t i o n _ R o w 4 > C o m p a n y I n f o r m a t i o n _ R o w 4 < / C o m p a n y I n f o r m a t i o n _ R o w 4 > - 
-         < C o m p a n y I n f o r m a t i o n _ R o w 5 > C o m p a n y I n f o r m a t i o n _ R o w 5 < / C o m p a n y I n f o r m a t i o n _ R o w 5 > - 
-         < C o m p a n y I n f o r m a t i o n _ R o w 6 > C o m p a n y I n f o r m a t i o n _ R o w 6 < / C o m p a n y I n f o r m a t i o n _ R o w 6 > - 
-         < C o m p a n y I n f o r m a t i o n _ R o w 7 > C o m p a n y I n f o r m a t i o n _ R o w 7 < / C o m p a n y I n f o r m a t i o n _ R o w 7 > - 
-         < C o m p a n y I n f o r m a t i o n _ R o w 8 > C o m p a n y I n f o r m a t i o n _ R o w 8 < / C o m p a n y I n f o r m a t i o n _ R o w 8 > - 
-         < C o m p a n y L o g o   / > - 
-         < D i r e c t o r N a m e L a b e l > D i r e c t o r N a m e L a b e l < / D i r e c t o r N a m e L a b e l > - 
-         < D i r e c t o r S i g n a t u r e L a b e l > D i r e c t o r S i g n a t u r e L a b e l < / D i r e c t o r S i g n a t u r e L a b e l > - 
-         < E m a i l L a b e l > E m a i l L a b e l < / E m a i l L a b e l > - 
-         < E m a i l V a l u e > E m a i l V a l u e < / E m a i l V a l u e > - 
-         < F i n i s h e d B y N a m e L a b e l > F i n i s h e d B y N a m e L a b e l < / F i n i s h e d B y N a m e L a b e l > - 
-         < F i n i s h e d B y S i g n a t u r e L a b e l > F i n i s h e d B y S i g n a t u r e L a b e l < / F i n i s h e d B y S i g n a t u r e L a b e l > - 
-         < F i n i s h e d D a t e O n l y > F i n i s h e d D a t e O n l y < / F i n i s h e d D a t e O n l y > - 
-         < H o m e P a g e L a b e l > H o m e P a g e L a b e l < / H o m e P a g e L a b e l > - 
-         < H o m e P a g e V a l u e > H o m e P a g e V a l u e < / H o m e P a g e V a l u e > - 
-         < I n s p e c t i o n D e s c r i p t i o n > I n s p e c t i o n D e s c r i p t i o n < / I n s p e c t i o n D e s c r i p t i o n > - 
-         < I t e m T r a c k i n g D e s c r i p t i o n > I t e m T r a c k i n g D e s c r i p t i o n < / I t e m T r a c k i n g D e s c r i p t i o n > - 
-         < P h o n e N o L a b e l > P h o n e N o L a b e l < / P h o n e N o L a b e l > - 
-         < P h o n e N o V a l u e > P h o n e N o V a l u e < / P h o n e N o V a l u e > - 
-         < P r o d u c t D e s c r i p t i o n > P r o d u c t D e s c r i p t i o n < / P r o d u c t D e s c r i p t i o n > - 
-         < Q l t y I n s p e c t i o n T e m p l a t e _ D e s c r i p t i o n > Q l t y I n s p e c t i o n T e m p l a t e _ D e s c r i p t i o n < / Q l t y I n s p e c t i o n T e m p l a t e _ D e s c r i p t i o n > - 
-         < Q l t y I n s p e c t i o n _ D e s c r i p t i o n > Q l t y I n s p e c t i o n _ D e s c r i p t i o n < / Q l t y I n s p e c t i o n _ D e s c r i p t i o n > - 
-         < Q l t y I n s p e c t i o n _ D i r e c t o r _ N a m e > Q l t y I n s p e c t i o n _ D i r e c t o r _ N a m e < / Q l t y I n s p e c t i o n _ D i r e c t o r _ N a m e > - 
-         < Q l t y I n s p e c t i o n _ D i r e c t o r _ T i t l e > Q l t y I n s p e c t i o n _ D i r e c t o r _ T i t l e < / Q l t y I n s p e c t i o n _ D i r e c t o r _ T i t l e > - 
-         < Q l t y I n s p e c t i o n _ F i n i s h e d _ B y _ E m a i l > Q l t y I n s p e c t i o n _ F i n i s h e d _ B y _ E m a i l < / Q l t y I n s p e c t i o n _ F i n i s h e d _ B y _ E m a i l > - 
-         < Q l t y I n s p e c t i o n _ F i n i s h e d _ B y _ P h o n e > Q l t y I n s p e c t i o n _ F i n i s h e d _ B y _ P h o n e < / Q l t y I n s p e c t i o n _ F i n i s h e d _ B y _ P h o n e > - 
-         < Q l t y I n s p e c t i o n _ F i n i s h e d _ B y _ T i t l e > Q l t y I n s p e c t i o n _ F i n i s h e d _ B y _ T i t l e < / Q l t y I n s p e c t i o n _ F i n i s h e d _ B y _ T i t l e > - 
-         < Q l t y I n s p e c t i o n _ F i n i s h e d _ B y _ U s e r N a m e > Q l t y I n s p e c t i o n _ F i n i s h e d _ B y _ U s e r N a m e < / Q l t y I n s p e c t i o n _ F i n i s h e d _ B y _ U s e r N a m e > - 
-         < Q l t y I n s p e c t i o n _ F i n i s h e d _ B y _ U s e r _ I D > Q l t y I n s p e c t i o n _ F i n i s h e d _ B y _ U s e r _ I D < / Q l t y I n s p e c t i o n _ F i n i s h e d _ B y _ U s e r _ I D > - 
-         < Q l t y I n s p e c t i o n _ F i n i s h e d _ D a t e > Q l t y I n s p e c t i o n _ F i n i s h e d _ D a t e < / Q l t y I n s p e c t i o n _ F i n i s h e d _ D a t e > - 
-         < Q l t y I n s p e c t i o n _ N o > Q l t y I n s p e c t i o n _ N o < / Q l t y I n s p e c t i o n _ N o > - 
-         < Q l t y I n s p e c t i o n _ R e i n s p e c t i o n N o > Q l t y I n s p e c t i o n _ R e i n s p e c t i o n N o < / Q l t y I n s p e c t i o n _ R e i n s p e c t i o n N o > - 
-         < Q l t y I n s p e c t i o n _ R e s u l t _ C o d e > Q l t y I n s p e c t i o n _ R e s u l t _ C o d e < / Q l t y I n s p e c t i o n _ R e s u l t _ C o d e > - 
-         < Q l t y I n s p e c t i o n _ R e s u l t _ D e s c r i p t i o n > Q l t y I n s p e c t i o n _ R e s u l t _ D e s c r i p t i o n < / Q l t y I n s p e c t i o n _ R e s u l t _ D e s c r i p t i o n > - 
-         < Q l t y I n s p e c t i o n _ S o u r c e _ C u s t o m _ 1 > Q l t y I n s p e c t i o n _ S o u r c e _ C u s t o m _ 1 < / Q l t y I n s p e c t i o n _ S o u r c e _ C u s t o m _ 1 > - 
-         < Q l t y I n s p e c t i o n _ S o u r c e _ C u s t o m _ 1 0 > Q l t y I n s p e c t i o n _ S o u r c e _ C u s t o m _ 1 0 < / Q l t y I n s p e c t i o n _ S o u r c e _ C u s t o m _ 1 0 > - 
-         < Q l t y I n s p e c t i o n _ S o u r c e _ C u s t o m _ 2 > Q l t y I n s p e c t i o n _ S o u r c e _ C u s t o m _ 2 < / Q l t y I n s p e c t i o n _ S o u r c e _ C u s t o m _ 2 > - 
-         < Q l t y I n s p e c t i o n _ S o u r c e _ C u s t o m _ 3 > Q l t y I n s p e c t i o n _ S o u r c e _ C u s t o m _ 3 < / Q l t y I n s p e c t i o n _ S o u r c e _ C u s t o m _ 3 > - 
-         < Q l t y I n s p e c t i o n _ S o u r c e _ C u s t o m _ 4 > Q l t y I n s p e c t i o n _ S o u r c e _ C u s t o m _ 4 < / Q l t y I n s p e c t i o n _ S o u r c e _ C u s t o m _ 4 > - 
-         < Q l t y I n s p e c t i o n _ S o u r c e _ C u s t o m _ 5 > Q l t y I n s p e c t i o n _ S o u r c e _ C u s t o m _ 5 < / Q l t y I n s p e c t i o n _ S o u r c e _ C u s t o m _ 5 > - 
-         < Q l t y I n s p e c t i o n _ S o u r c e _ C u s t o m _ 6 > Q l t y I n s p e c t i o n _ S o u r c e _ C u s t o m _ 6 < / Q l t y I n s p e c t i o n _ S o u r c e _ C u s t o m _ 6 > - 
-         < Q l t y I n s p e c t i o n _ S o u r c e _ C u s t o m _ 7 > Q l t y I n s p e c t i o n _ S o u r c e _ C u s t o m _ 7 < / Q l t y I n s p e c t i o n _ S o u r c e _ C u s t o m _ 7 > - 
-         < Q l t y I n s p e c t i o n _ S o u r c e _ C u s t o m _ 8 > Q l t y I n s p e c t i o n _ S o u r c e _ C u s t o m _ 8 < / Q l t y I n s p e c t i o n _ S o u r c e _ C u s t o m _ 8 > - 
-         < Q l t y I n s p e c t i o n _ S o u r c e _ C u s t o m _ 9 > Q l t y I n s p e c t i o n _ S o u r c e _ C u s t o m _ 9 < / Q l t y I n s p e c t i o n _ S o u r c e _ C u s t o m _ 9 > - 
-         < Q l t y I n s p e c t i o n _ S o u r c e _ D o c u m e n t _ N o _ > Q l t y I n s p e c t i o n _ S o u r c e _ D o c u m e n t _ N o _ < / Q l t y I n s p e c t i o n _ S o u r c e _ D o c u m e n t _ N o _ > - 
-         < Q l t y I n s p e c t i o n _ S o u r c e _ I t e m _ D e s c r i p t i o n > Q l t y I n s p e c t i o n _ S o u r c e _ I t e m _ D e s c r i p t i o n < / Q l t y I n s p e c t i o n _ S o u r c e _ I t e m _ D e s c r i p t i o n > - 
-         < Q l t y I n s p e c t i o n _ S o u r c e _ I t e m _ D e s c r i p t i o n 2 > Q l t y I n s p e c t i o n _ S o u r c e _ I t e m _ D e s c r i p t i o n 2 < / Q l t y I n s p e c t i o n _ S o u r c e _ I t e m _ D e s c r i p t i o n 2 > - 
-         < Q l t y I n s p e c t i o n _ S o u r c e _ I t e m _ N o _ > Q l t y I n s p e c t i o n _ S o u r c e _ I t e m _ N o _ < / Q l t y I n s p e c t i o n _ S o u r c e _ I t e m _ N o _ > - 
-         < Q l t y I n s p e c t i o n _ S o u r c e _ L o t _ N o _ > Q l t y I n s p e c t i o n _ S o u r c e _ L o t _ N o _ < / Q l t y I n s p e c t i o n _ S o u r c e _ L o t _ N o _ > - 
-         < Q l t y I n s p e c t i o n _ S o u r c e _ P a c k a g e _ N o _ > Q l t y I n s p e c t i o n _ S o u r c e _ P a c k a g e _ N o _ < / Q l t y I n s p e c t i o n _ S o u r c e _ P a c k a g e _ N o _ > - 
-         < Q l t y I n s p e c t i o n _ S o u r c e _ S e r i a l _ N o _ > Q l t y I n s p e c t i o n _ S o u r c e _ S e r i a l _ N o _ < / Q l t y I n s p e c t i o n _ S o u r c e _ S e r i a l _ N o _ > - 
-         < Q l t y I n s p e c t i o n _ S o u r c e _ T a s k _ N o _ > Q l t y I n s p e c t i o n _ S o u r c e _ T a s k _ N o _ < / Q l t y I n s p e c t i o n _ S o u r c e _ T a s k _ N o _ > - 
-         < Q l t y I n s p e c t i o n _ S o u r c e _ V a r i a n t _ C o d e > Q l t y I n s p e c t i o n _ S o u r c e _ V a r i a n t _ C o d e < / Q l t y I n s p e c t i o n _ S o u r c e _ V a r i a n t _ C o d e > - 
-         < Q l t y I n s p e c t i o n _ S t a t u s > Q l t y I n s p e c t i o n _ S t a t u s < / Q l t y I n s p e c t i o n _ S t a t u s > - 
-         < C u r r e n t I n s p e c t i o n L i n e > - 
-             < C a r r i a g e R e t u r n P e r s o n F i e l d D e t a i l s > C a r r i a g e R e t u r n P e r s o n F i e l d D e t a i l s < / C a r r i a g e R e t u r n P e r s o n F i e l d D e t a i l s > - 
-             < C o n d i t i o n L a b e l _ 1 > C o n d i t i o n L a b e l _ 1 < / C o n d i t i o n L a b e l _ 1 > - 
-             < C o n d i t i o n L a b e l _ 2 > C o n d i t i o n L a b e l _ 2 < / C o n d i t i o n L a b e l _ 2 > - 
-             < F i e l d _ C o d e > F i e l d _ C o d e < / F i e l d _ C o d e > - 
-             < F i e l d _ D e s c r i p t i o n > F i e l d _ D e s c r i p t i o n < / F i e l d _ D e s c r i p t i o n > - 
-             < F i e l d _ E n t e r e d B y N a m e A n d T i m e s t a m p > F i e l d _ E n t e r e d B y N a m e A n d T i m e s t a m p < / F i e l d _ E n t e r e d B y N a m e A n d T i m e s t a m p > - 
-             < F i e l d _ H a s E n t e r e d V a l u e > F i e l d _ H a s E n t e r e d V a l u e < / F i e l d _ H a s E n t e r e d V a l u e > - 
-             < F i e l d _ I f P e r s o n E m a i l > F i e l d _ I f P e r s o n E m a i l < / F i e l d _ I f P e r s o n E m a i l > - 
-             < F i e l d _ I f P e r s o n N a m e > F i e l d _ I f P e r s o n N a m e < / F i e l d _ I f P e r s o n N a m e > - 
-             < F i e l d _ I f P e r s o n P h o n e > F i e l d _ I f P e r s o n P h o n e < / F i e l d _ I f P e r s o n P h o n e > - 
-             < F i e l d _ I f P e r s o n T i t l e > F i e l d _ I f P e r s o n T i t l e < / F i e l d _ I f P e r s o n T i t l e > - 
-             < F i e l d _ I s L a b e l > F i e l d _ I s L a b e l < / F i e l d _ I s L a b e l > - 
-             < F i e l d _ I s P e r s o n F i e l d > F i e l d _ I s P e r s o n F i e l d < / F i e l d _ I s P e r s o n F i e l d > - 
-             < F i e l d _ I s T e x t > F i e l d _ I s T e x t < / F i e l d _ I s T e x t > - 
-             < F i e l d _ L i n e C o m m e n t a r y > F i e l d _ L i n e C o m m e n t a r y < / F i e l d _ L i n e C o m m e n t a r y > - 
-             < F i e l d _ M o d i f i e d B y U s e r E m a i l > F i e l d _ M o d i f i e d B y U s e r E m a i l < / F i e l d _ M o d i f i e d B y U s e r E m a i l > - 
-             < F i e l d _ M o d i f i e d B y U s e r I D > F i e l d _ M o d i f i e d B y U s e r I D < / F i e l d _ M o d i f i e d B y U s e r I D > - 
-             < F i e l d _ M o d i f i e d B y U s e r J o b T i t l e > F i e l d _ M o d i f i e d B y U s e r J o b T i t l e < / F i e l d _ M o d i f i e d B y U s e r J o b T i t l e > - 
-             < F i e l d _ M o d i f i e d B y U s e r N a m e > F i e l d _ M o d i f i e d B y U s e r N a m e < / F i e l d _ M o d i f i e d B y U s e r N a m e > - 
-             < F i e l d _ M o d i f i e d B y U s e r P h o n e > F i e l d _ M o d i f i e d B y U s e r P h o n e < / F i e l d _ M o d i f i e d B y U s e r P h o n e > - 
-             < F i e l d _ M o d i f i e d D a t e T i m e > F i e l d _ M o d i f i e d D a t e T i m e < / F i e l d _ M o d i f i e d D a t e T i m e > - 
-             < F i e l d _ T y p e > F i e l d _ T y p e < / F i e l d _ T y p e > - 
-             < L a b e l F i e l d _ D e s c r i p t i o n > L a b e l F i e l d _ D e s c r i p t i o n < / L a b e l F i e l d _ D e s c r i p t i o n > - 
-             < N u m e r i c _ V a l u e > N u m e r i c _ V a l u e < / N u m e r i c _ V a l u e > - 
-             < P r o m p t e d R e s u l t C a p t i o n _ 1 > P r o m p t e d R e s u l t C a p t i o n _ 1 < / P r o m p t e d R e s u l t C a p t i o n _ 1 > - 
-             < P r o m p t e d R e s u l t C a p t i o n _ 1 0 > P r o m p t e d R e s u l t C a p t i o n _ 1 0 < / P r o m p t e d R e s u l t C a p t i o n _ 1 0 > - 
-             < P r o m p t e d R e s u l t C a p t i o n _ 2 > P r o m p t e d R e s u l t C a p t i o n _ 2 < / P r o m p t e d R e s u l t C a p t i o n _ 2 > - 
-             < P r o m p t e d R e s u l t C a p t i o n _ 3 > P r o m p t e d R e s u l t C a p t i o n _ 3 < / P r o m p t e d R e s u l t C a p t i o n _ 3 > - 
-             < P r o m p t e d R e s u l t C a p t i o n _ 4 > P r o m p t e d R e s u l t C a p t i o n _ 4 < / P r o m p t e d R e s u l t C a p t i o n _ 4 > - 
-             < P r o m p t e d R e s u l t C a p t i o n _ 5 > P r o m p t e d R e s u l t C a p t i o n _ 5 < / P r o m p t e d R e s u l t C a p t i o n _ 5 > - 
-             < P r o m p t e d R e s u l t C a p t i o n _ 6 > P r o m p t e d R e s u l t C a p t i o n _ 6 < / P r o m p t e d R e s u l t C a p t i o n _ 6 > - 
-             < P r o m p t e d R e s u l t C a p t i o n _ 7 > P r o m p t e d R e s u l t C a p t i o n _ 7 < / P r o m p t e d R e s u l t C a p t i o n _ 7 > - 
-             < P r o m p t e d R e s u l t C a p t i o n _ 8 > P r o m p t e d R e s u l t C a p t i o n _ 8 < / P r o m p t e d R e s u l t C a p t i o n _ 8 > - 
-             < P r o m p t e d R e s u l t C a p t i o n _ 9 > P r o m p t e d R e s u l t C a p t i o n _ 9 < / P r o m p t e d R e s u l t C a p t i o n _ 9 > - 
-             < P r o m p t e d R e s u l t C o n d i t i o n D e s c r i p t i o n _ 1 > P r o m p t e d R e s u l t C o n d i t i o n D e s c r i p t i o n _ 1 < / P r o m p t e d R e s u l t C o n d i t i o n D e s c r i p t i o n _ 1 > - 
-             < P r o m p t e d R e s u l t C o n d i t i o n D e s c r i p t i o n _ 1 0 > P r o m p t e d R e s u l t C o n d i t i o n D e s c r i p t i o n _ 1 0 < / P r o m p t e d R e s u l t C o n d i t i o n D e s c r i p t i o n _ 1 0 > - 
-             < P r o m p t e d R e s u l t C o n d i t i o n D e s c r i p t i o n _ 2 > P r o m p t e d R e s u l t C o n d i t i o n D e s c r i p t i o n _ 2 < / P r o m p t e d R e s u l t C o n d i t i o n D e s c r i p t i o n _ 2 > - 
-             < P r o m p t e d R e s u l t C o n d i t i o n D e s c r i p t i o n _ 3 > P r o m p t e d R e s u l t C o n d i t i o n D e s c r i p t i o n _ 3 < / P r o m p t e d R e s u l t C o n d i t i o n D e s c r i p t i o n _ 3 > - 
-             < P r o m p t e d R e s u l t C o n d i t i o n D e s c r i p t i o n _ 4 > P r o m p t e d R e s u l t C o n d i t i o n D e s c r i p t i o n _ 4 < / P r o m p t e d R e s u l t C o n d i t i o n D e s c r i p t i o n _ 4 > - 
-             < P r o m p t e d R e s u l t C o n d i t i o n D e s c r i p t i o n _ 5 > P r o m p t e d R e s u l t C o n d i t i o n D e s c r i p t i o n _ 5 < / P r o m p t e d R e s u l t C o n d i t i o n D e s c r i p t i o n _ 5 > - 
-             < P r o m p t e d R e s u l t C o n d i t i o n D e s c r i p t i o n _ 6 > P r o m p t e d R e s u l t C o n d i t i o n D e s c r i p t i o n _ 6 < / P r o m p t e d R e s u l t C o n d i t i o n D e s c r i p t i o n _ 6 > - 
-             < P r o m p t e d R e s u l t C o n d i t i o n D e s c r i p t i o n _ 7 > P r o m p t e d R e s u l t C o n d i t i o n D e s c r i p t i o n _ 7 < / P r o m p t e d R e s u l t C o n d i t i o n D e s c r i p t i o n _ 7 > - 
-             < P r o m p t e d R e s u l t C o n d i t i o n D e s c r i p t i o n _ 8 > P r o m p t e d R e s u l t C o n d i t i o n D e s c r i p t i o n _ 8 < / P r o m p t e d R e s u l t C o n d i t i o n D e s c r i p t i o n _ 8 > - 
-             < P r o m p t e d R e s u l t C o n d i t i o n D e s c r i p t i o n _ 9 > P r o m p t e d R e s u l t C o n d i t i o n D e s c r i p t i o n _ 9 < / P r o m p t e d R e s u l t C o n d i t i o n D e s c r i p t i o n _ 9 > - 
-             < P r o m p t e d R e s u l t V i s i b l e _ 1 > P r o m p t e d R e s u l t V i s i b l e _ 1 < / P r o m p t e d R e s u l t V i s i b l e _ 1 > - 
-             < P r o m p t e d R e s u l t V i s i b l e _ 1 0 > P r o m p t e d R e s u l t V i s i b l e _ 1 0 < / P r o m p t e d R e s u l t V i s i b l e _ 1 0 > - 
-             < P r o m p t e d R e s u l t V i s i b l e _ 2 > P r o m p t e d R e s u l t V i s i b l e _ 2 < / P r o m p t e d R e s u l t V i s i b l e _ 2 > - 
-             < P r o m p t e d R e s u l t V i s i b l e _ 3 > P r o m p t e d R e s u l t V i s i b l e _ 3 < / P r o m p t e d R e s u l t V i s i b l e _ 3 > - 
-             < P r o m p t e d R e s u l t V i s i b l e _ 4 > P r o m p t e d R e s u l t V i s i b l e _ 4 < / P r o m p t e d R e s u l t V i s i b l e _ 4 > - 
-             < P r o m p t e d R e s u l t V i s i b l e _ 5 > P r o m p t e d R e s u l t V i s i b l e _ 5 < / P r o m p t e d R e s u l t V i s i b l e _ 5 > - 
-             < P r o m p t e d R e s u l t V i s i b l e _ 6 > P r o m p t e d R e s u l t V i s i b l e _ 6 < / P r o m p t e d R e s u l t V i s i b l e _ 6 > - 
-             < P r o m p t e d R e s u l t V i s i b l e _ 7 > P r o m p t e d R e s u l t V i s i b l e _ 7 < / P r o m p t e d R e s u l t V i s i b l e _ 7 > - 
-             < P r o m p t e d R e s u l t V i s i b l e _ 8 > P r o m p t e d R e s u l t V i s i b l e _ 8 < / P r o m p t e d R e s u l t V i s i b l e _ 8 > - 
-             < P r o m p t e d R e s u l t V i s i b l e _ 9 > P r o m p t e d R e s u l t V i s i b l e _ 9 < / P r o m p t e d R e s u l t V i s i b l e _ 9 > - 
-             < T e s t _ R e s u l t > T e s t _ R e s u l t < / T e s t _ R e s u l t > - 
-             < T e s t _ R e s u l t D e s c r i p t i o n > T e s t _ R e s u l t D e s c r i p t i o n < / T e s t _ R e s u l t D e s c r i p t i o n > - 
-             < T e s t _ V a l u e > T e s t _ V a l u e < / T e s t _ V a l u e > - 
-             < W o r d D e s c r i p t i o n > W o r d D e s c r i p t i o n < / W o r d D e s c r i p t i o n > - 
-             < W o r d M o d i f i e d B y U s e r N a m e > W o r d M o d i f i e d B y U s e r N a m e < / W o r d M o d i f i e d B y U s e r N a m e > - 
-             < W o r d M o d i f i e d D a t e T i m e > W o r d M o d i f i e d D a t e T i m e < / W o r d M o d i f i e d D a t e T i m e > - 
-             < W o r d T e s t V a l u e > W o r d T e s t V a l u e < / W o r d T e s t V a l u e > +     < T o o l t i p s > + 
+         < T o o l t i p   c o l u m n = " Q l t y I n s p e c t i o n T e m p l a t e _ D e s c r i p t i o n "   E l e m e n t I d = " 1 6 5 2 0 6 9 5 9 8 " > + 
+             < T o o l t i p T e x t   l a n g = " e n - U S " > S p e c i f i e s   a n   e x p l a n a t i o n   o f   t h e   Q u a l i t y   I n s p e c t i o n   T e m p l a t e .   Y o u   c a n   e n t e r   a   m a x i m u m   o f   1 0 0   c h a r a c t e r s ,   b o t h   n u m b e r s   a n d   l e t t e r s . < / T o o l t i p T e x t > + 
+         < / T o o l t i p > + 
+         < T o o l t i p   c o l u m n = " Q l t y I n s p e c t i o n _ D e s c r i p t i o n "   E l e m e n t I d = " 7 3 9 0 1 9 9 1 0 " > + 
+             < T o o l t i p T e x t   l a n g = " e n - U S " > S p e c i f i e s   a   d e s c r i p t i o n   o f   t h e   Q u a l i t y   I n s p e c t i o n   i t s e l f . < / T o o l t i p T e x t > + 
+         < / T o o l t i p > + 
+         < T o o l t i p   c o l u m n = " Q l t y I n s p e c t i o n _ S t a t u s "   E l e m e n t I d = " 8 5 1 7 5 2 7 6 8 " > + 
+             < T o o l t i p T e x t   l a n g = " e n - U S " > S p e c i f i e s   t h e   s t a t u s   o f   t h e   i n s p e c t i o n .   N o   a d d i t i o n a l   c h a n g e s   c a n   b e   m a d e   t o   a   f i n i s h e d   Q u a l i t y   I n s p e c t i o n . < / T o o l t i p T e x t > + 
+         < / T o o l t i p > + 
+         < T o o l t i p   c o l u m n = " Q l t y I n s p e c t i o n _ R e s u l t _ C o d e "   E l e m e n t I d = " 1 8 0 7 0 7 7 0 6 5 " > + 
+             < T o o l t i p T e x t   l a n g = " e n - U S " > S p e c i f i e s   t h e   r e s u l t   i s   a u t o m a t i c a l l y   d e t e r m i n e d   b a s e d   o n   t h e   t e s t   v a l u e   a n d   r e s u l t   c o n f i g u r a t i o n . < / T o o l t i p T e x t > + 
+         < / T o o l t i p > + 
+         < T o o l t i p   c o l u m n = " Q l t y I n s p e c t i o n _ R e s u l t _ D e s c r i p t i o n "   E l e m e n t I d = " 8 1 0 5 3 8 1 8 8 " > + 
+             < T o o l t i p T e x t   l a n g = " e n - U S " > S p e c i f i e s   t h e   r e s u l t   d e s c r i p t i o n   f o r   t h i s   t e s t   r e s u l t .   T h e   r e s u l t   i s   a u t o m a t i c a l l y   d e t e r m i n e d   b a s e d   o n   t h e   t e s t   v a l u e   a n d   r e s u l t   c o n f i g u r a t i o n . < / T o o l t i p T e x t > + 
+         < / T o o l t i p > + 
+         < T o o l t i p   c o l u m n = " Q l t y I n s p e c t i o n _ N o "   E l e m e n t I d = " 2 1 2 0 6 1 5 7 4 9 " > + 
+             < T o o l t i p T e x t   l a n g = " e n - U S " > S p e c i f i e s   t h e   q u a l i t y   i n s p e c t i o n   d o c u m e n t   n u m b e r . < / T o o l t i p T e x t > + 
+         < / T o o l t i p > + 
+         < T o o l t i p   c o l u m n = " Q l t y I n s p e c t i o n _ R e i n s p e c t i o n N o "   E l e m e n t I d = " 7 5 1 7 3 5 6 " > + 
+             < T o o l t i p T e x t   l a n g = " e n - U S " > S p e c i f i e s   t h e   r e - i n s p e c t i o n   c o u n t e r . < / T o o l t i p T e x t > + 
+         < / T o o l t i p > + 
+         < T o o l t i p   c o l u m n = " Q l t y I n s p e c t i o n _ F i n i s h e d _ B y _ U s e r _ I D "   E l e m e n t I d = " 1 7 5 0 5 1 6 3 3 8 " > + 
+             < T o o l t i p T e x t   l a n g = " e n - U S " > S p e c i f i e s   t h e   u s e r   t h a t   f i n i s h e d   t h e   i n s p e c t i o n . < / T o o l t i p T e x t > + 
+         < / T o o l t i p > + 
+         < T o o l t i p   c o l u m n = " Q l t y I n s p e c t i o n _ F i n i s h e d _ D a t e "   E l e m e n t I d = " 1 8 3 4 1 2 2 7 6 5 " > + 
+             < T o o l t i p T e x t   l a n g = " e n - U S " > S p e c i f i e s   t h e   d a t e   t h a t   t h e   i n s p e c t i o n   w a s   f i n i s h e d . < / T o o l t i p T e x t > + 
+         < / T o o l t i p > + 
+         < T o o l t i p   c o l u m n = " Q l t y I n s p e c t i o n _ S o u r c e _ I t e m _ N o _ "   E l e m e n t I d = " 1 2 6 8 0 5 0 5 1 8 " > + 
+             < T o o l t i p T e x t   l a n g = " e n - U S " > S p e c i f i e s   t h e   i t e m   t h a t   t h e   Q u a l i t y   I n s p e c t i o n   i s   f o r .   W h e n   u s e d   w i t h   p r o d u c t i o n   o r d e r s   t h i s   t y p i c a l l y   r e f e r s   t o   t h e   i t e m   b e i n g   p r o d u c e d . < / T o o l t i p T e x t > + 
+         < / T o o l t i p > + 
+         < T o o l t i p   c o l u m n = " Q l t y I n s p e c t i o n _ S o u r c e _ I t e m _ D e s c r i p t i o n "   E l e m e n t I d = " 6 4 6 8 9 0 6 3 0 " > + 
+             < T o o l t i p T e x t   l a n g = " e n - U S " > S p e c i f i e s   a   d e s c r i p t i o n   o f   t h e   i t e m . < / T o o l t i p T e x t > + 
+         < / T o o l t i p > + 
+         < T o o l t i p   c o l u m n = " Q l t y I n s p e c t i o n _ S o u r c e _ I t e m _ D e s c r i p t i o n 2 "   E l e m e n t I d = " 1 2 7 9 3 6 9 3 5 2 " > + 
+             < T o o l t i p T e x t   l a n g = " e n - U S " > S p e c i f i e s   i n f o r m a t i o n   i n   a d d i t i o n   t o   t h e   d e s c r i p t i o n . < / T o o l t i p T e x t > + 
+         < / T o o l t i p > + 
+         < T o o l t i p   c o l u m n = " Q l t y I n s p e c t i o n _ S o u r c e _ V a r i a n t _ C o d e "   E l e m e n t I d = " 1 6 0 8 4 0 3 8 2 1 " > + 
+             < T o o l t i p T e x t   l a n g = " e n - U S " > S p e c i f i e s   t h e   i t e m   v a r i a n t   t h a t   t h e   Q u a l i t y   I n s p e c t i o n   i s   f o r .   W h e n   u s e d   w i t h   p r o d u c t i o n   o r d e r s   t h i s   t y p i c a l l y   r e f e r s   t o   t h e   i t e m   b e i n g   p r o d u c e d . < / T o o l t i p T e x t > + 
+         < / T o o l t i p > + 
+         < T o o l t i p   c o l u m n = " Q l t y I n s p e c t i o n _ S o u r c e _ L o t _ N o _ "   E l e m e n t I d = " 1 1 2 3 5 5 1 3 1 2 " > + 
+             < T o o l t i p T e x t   l a n g = " e n - U S " > S p e c i f i e s   t h e   l o t   n u m b e r   t h a t   t h e   q u a l i t y   i n s p e c t i o n   i s   f o r .   T h i s   i s   o n l y   u s e d   f o r   l o t   t r a c k e d   i t e m s . < / T o o l t i p T e x t > + 
+         < / T o o l t i p > + 
+         < T o o l t i p   c o l u m n = " Q l t y I n s p e c t i o n _ S o u r c e _ S e r i a l _ N o _ "   E l e m e n t I d = " 1 5 2 0 5 9 1 4 4 7 " > + 
+             < T o o l t i p T e x t   l a n g = " e n - U S " > S p e c i f i e s   t h e   s e r i a l   n u m b e r   t h a t   t h e   q u a l i t y   i n s p e c t i o n   i s   f o r .   T h i s   i s   o n l y   u s e d   f o r   s e r i a l   t r a c k e d   i t e m s . < / T o o l t i p T e x t > + 
+         < / T o o l t i p > + 
+         < T o o l t i p   c o l u m n = " Q l t y I n s p e c t i o n _ S o u r c e _ P a c k a g e _ N o _ "   E l e m e n t I d = " 1 9 6 1 1 2 9 9 7 " > + 
+             < T o o l t i p T e x t   l a n g = " e n - U S " > S p e c i f i e s   t h e   p a c k a g e   n u m b e r   t h a t   t h e   q u a l i t y   i n s p e c t i o n   i s   f o r .   T h i s   i s   o n l y   u s e d   f o r   p a c k a g e   t r a c k e d   i t e m s . < / T o o l t i p T e x t > + 
+         < / T o o l t i p > + 
+         < T o o l t i p   c o l u m n = " Q l t y I n s p e c t i o n _ S o u r c e _ D o c u m e n t _ N o _ "   E l e m e n t I d = " 1 6 7 5 9 1 6 2 8 8 " > + 
+             < T o o l t i p T e x t   l a n g = " e n - U S " > S p e c i f i e s   a   r e f e r e n c e   t o   t h e   d o c u m e n t   t h a t   t h i s   Q u a l i t y   I n s p e c t i o n   i s   r e f e r r i n g   t o .   T h i s   t y p i c a l l y   r e f e r s   t o   a   p r o d u c t i o n   o r d e r   d o c u m e n t   n u m b e r . < / T o o l t i p T e x t > + 
+         < / T o o l t i p > + 
+         < T o o l t i p   c o l u m n = " Q l t y I n s p e c t i o n _ S o u r c e _ T a s k _ N o _ "   E l e m e n t I d = " 3 8 4 6 4 4 1 8 2 " > + 
+             < T o o l t i p T e x t   l a n g = " e n - U S " > S p e c i f i e s   a   r e f e r e n c e   t o   t h e   s o u r c e   t a s k   n o .   t h a t   t h i s   Q u a l i t y   I n s p e c t i o n   i s   r e f e r r i n g   t o .   T h i s   t y p i c a l l y   r e f e r s   t o   a n   o p e r a t i o n . < / T o o l t i p T e x t > + 
+         < / T o o l t i p > + 
+         < T o o l t i p   c o l u m n = " Q l t y I n s p e c t i o n _ S o u r c e _ C u s t o m _ 1 "   E l e m e n t I d = " 5 4 6 4 5 3 7 6 5 " > + 
+             < T o o l t i p T e x t   l a n g = " e n - U S " > S p e c i f i e s   a d d i t i o n a l   i n f o r m a t i o n   f r o m   a   s o u r c e   r e c o r d . < / T o o l t i p T e x t > + 
+         < / T o o l t i p > + 
+         < T o o l t i p   c o l u m n = " Q l t y I n s p e c t i o n _ S o u r c e _ C u s t o m _ 2 "   E l e m e n t I d = " 1 8 3 5 4 2 3 6 8 0 " > + 
+             < T o o l t i p T e x t   l a n g = " e n - U S " > S p e c i f i e s   a d d i t i o n a l   i n f o r m a t i o n   f r o m   a   s o u r c e   r e c o r d . < / T o o l t i p T e x t > + 
+         < / T o o l t i p > + 
+         < T o o l t i p   c o l u m n = " Q l t y I n s p e c t i o n _ S o u r c e _ C u s t o m _ 3 "   E l e m e n t I d = " 1 8 2 1 8 4 6 9 9 9 " > + 
+             < T o o l t i p T e x t   l a n g = " e n - U S " > S p e c i f i e s   a d d i t i o n a l   i n f o r m a t i o n   f r o m   a   s o u r c e   r e c o r d . < / T o o l t i p T e x t > + 
+         < / T o o l t i p > + 
+         < T o o l t i p   c o l u m n = " Q l t y I n s p e c t i o n _ S o u r c e _ C u s t o m _ 4 "   E l e m e n t I d = " 1 3 6 6 6 3 6 0 8 6 " > + 
+             < T o o l t i p T e x t   l a n g = " e n - U S " > S p e c i f i e s   a d d i t i o n a l   i n f o r m a t i o n   f r o m   a   s o u r c e   r e c o r d . < / T o o l t i p T e x t > + 
+         < / T o o l t i p > + 
+         < T o o l t i p   c o l u m n = " Q l t y I n s p e c t i o n _ S o u r c e _ C u s t o m _ 5 "   E l e m e n t I d = " 2 0 0 4 3 3 2 7 0 3 " > + 
+             < T o o l t i p T e x t   l a n g = " e n - U S " > S p e c i f i e s   a d d i t i o n a l   i n f o r m a t i o n   f r o m   a   s o u r c e   r e c o r d . < / T o o l t i p T e x t > + 
+         < / T o o l t i p > + 
+         < T o o l t i p   c o l u m n = " Q l t y I n s p e c t i o n _ S o u r c e _ C u s t o m _ 6 "   E l e m e n t I d = " 9 1 2 4 2 8 5 2 " > + 
+             < T o o l t i p T e x t   l a n g = " e n - U S " > S p e c i f i e s   a d d i t i o n a l   i n f o r m a t i o n   f r o m   a   s o u r c e   r e c o r d . < / T o o l t i p T e x t > + 
+         < / T o o l t i p > + 
+         < T o o l t i p   c o l u m n = " Q l t y I n s p e c t i o n _ S o u r c e _ C u s t o m _ 7 "   E l e m e n t I d = " 7 2 8 9 3 9 4 6 9 " > + 
+             < T o o l t i p T e x t   l a n g = " e n - U S " > S p e c i f i e s   a d d i t i o n a l   i n f o r m a t i o n   f r o m   a   s o u r c e   r e c o r d . < / T o o l t i p T e x t > + 
+         < / T o o l t i p > + 
+         < T o o l t i p   c o l u m n = " Q l t y I n s p e c t i o n _ S o u r c e _ C u s t o m _ 8 "   E l e m e n t I d = " 3 7 7 5 4 4 7 4 2 " > + 
+             < T o o l t i p T e x t   l a n g = " e n - U S " > S p e c i f i e s   a d d i t i o n a l   i n f o r m a t i o n   f r o m   a   s o u r c e   r e c o r d . < / T o o l t i p T e x t > + 
+         < / T o o l t i p > + 
+         < T o o l t i p   c o l u m n = " Q l t y I n s p e c t i o n _ S o u r c e _ C u s t o m _ 9 "   E l e m e n t I d = " 2 6 0 1 5 1 8 7 5 " > + 
+             < T o o l t i p T e x t   l a n g = " e n - U S " > S p e c i f i e s   a d d i t i o n a l   i n f o r m a t i o n   f r o m   a   s o u r c e   r e c o r d . < / T o o l t i p T e x t > + 
+         < / T o o l t i p > + 
+         < T o o l t i p   c o l u m n = " Q l t y I n s p e c t i o n _ S o u r c e _ C u s t o m _ 1 0 "   E l e m e n t I d = " 1 5 3 7 6 5 2 9 2 5 " > + 
+             < T o o l t i p T e x t   l a n g = " e n - U S " > S p e c i f i e s   a d d i t i o n a l   i n f o r m a t i o n   f r o m   a   s o u r c e   r e c o r d . < / T o o l t i p T e x t > + 
+         < / T o o l t i p > + 
+         < T o o l t i p   c o l u m n = " F i e l d _ C o d e "   E l e m e n t I d = " 1 3 2 7 2 5 5 7 3 " > + 
+             < T o o l t i p T e x t   l a n g = " e n - U S " > S p e c i f i e s   t h e   f i e l d / q u e s t i o n / m e t r i c   i n   t h i s   t e s t . < / T o o l t i p T e x t > + 
+         < / T o o l t i p > + 
+         < T o o l t i p   c o l u m n = " F i e l d _ D e s c r i p t i o n "   E l e m e n t I d = " 1 4 6 8 6 2 1 2 9 8 " > + 
+             < T o o l t i p T e x t   l a n g = " e n - U S " > S p e c i f i e s   a   d e s c r i p t i o n   o f   t h e   f i e l d   a s   i t   i s   u s e d   o n   t h e   t e s t . < / T o o l t i p T e x t > + 
+         < / T o o l t i p > + 
+         < T o o l t i p   c o l u m n = " N u m e r i c _ V a l u e "   E l e m e n t I d = " 4 6 0 4 1 2 6 4 6 " > + 
+             < T o o l t i p T e x t   l a n g = " e n - U S " > S p e c i f i e s   a n   e v a l u a t e d   n u m e r i c   v a l u e   o f   T e s t   V a l u e   f o r   u s e   i n   c a l c u l a t i o n s   a n d   a n a l y s i s .   T h i s   v a l u e   i s   a u t o m a t i c a l l y   c a l c u l a t e d   w h e n   t h e   T e s t   V a l u e   i s   e n t e r e d   o r   m o d i f i e d   b a s e d   o n   t h e   c o n f i g u r a t i o n   o f   t h e   T e s t   V a l u e   a n d   i s   n o t   d i r e c t l y   e d i t a b l e . < / T o o l t i p T e x t > + 
+         < / T o o l t i p > + 
+         < T o o l t i p   c o l u m n = " F i e l d _ T y p e "   E l e m e n t I d = " 1 3 2 8 1 6 4 0 1 6 " > + 
+             < T o o l t i p T e x t   l a n g = " e n - U S " > S p e c i f i e s   t h e   d a t a   t y p e   o f   t h e   v a l u e s   y o u   c a n   e n t e r   o r   s e l e c t   f o r   t h i s   t e s t .   U s e   D e c i m a l   f o r   n u m e r i c a l   m e a s u r e m e n t s .   U s e   C h o i c e   t o   g i v e   a   l i s t   o f   o p t i o n s   t o   c h o o s e   f r o m .   I f   y o u   w a n t   t o   c h o o s e   o p t i o n s   f r o m   a n   e x i s t i n g   t a b l e ,   u s e   T a b l e   L o o k u p . < / T o o l t i p T e x t > + 
+         < / T o o l t i p > + 
+         < T o o l t i p   c o l u m n = " T e s t _ R e s u l t "   E l e m e n t I d = " 1 2 7 1 0 6 2 1 4 1 " > + 
+             < T o o l t i p T e x t   l a n g = " e n - U S " > S p e c i f i e s   t h e   r e s u l t   i s   a u t o m a t i c a l l y   d e t e r m i n e d   b a s e d   o n   t h e   t e s t   v a l u e   a n d   r e s u l t   c o n f i g u r a t i o n . < / T o o l t i p T e x t > + 
+         < / T o o l t i p > + 
+     < / T o o l t i p s > + 
+     < C u r r e n t I n s p e c t i o n   E l e m e n t T y p e = " D a t a I t e m "   E l e m e n t I d = " 1 7 4 7 8 9 7 9 7 8 " > + 
+         < A p p r o v e r N a m e L a b e l   E l e m e n t T y p e = " C o l u m n "   E l e m e n t I d = " 1 8 9 7 9 9 2 7 8 5 "   D a t a T y p e = " T e x t " > A p p r o v e r N a m e L a b e l < / A p p r o v e r N a m e L a b e l > + 
+         < A p p r o v e r S i g n a t u r e L a b e l   E l e m e n t T y p e = " C o l u m n "   E l e m e n t I d = " 1 0 3 4 5 1 7 9 4 "   D a t a T y p e = " T e x t " > A p p r o v e r S i g n a t u r e L a b e l < / A p p r o v e r S i g n a t u r e L a b e l > + 
+         < C O A C o n t a c t _ A l l   E l e m e n t T y p e = " C o l u m n "   E l e m e n t I d = " 1 5 9 3 9 3 0 3 4 6 "   D a t a T y p e = " T e x t " > C O A C o n t a c t _ A l l < / C O A C o n t a c t _ A l l > + 
+         < C O A C o n t a c t _ R o w 1   E l e m e n t T y p e = " C o l u m n "   E l e m e n t I d = " 1 2 7 0 2 3 9 7 3 2 "   D a t a T y p e = " T e x t " > C O A C o n t a c t _ R o w 1 < / C O A C o n t a c t _ R o w 1 > + 
+         < C O A C o n t a c t _ R o w 2   E l e m e n t T y p e = " C o l u m n "   E l e m e n t I d = " 6 4 2 8 5 0 1 1 9 "   D a t a T y p e = " T e x t " > C O A C o n t a c t _ R o w 2 < / C O A C o n t a c t _ R o w 2 > + 
+         < C O A C o n t a c t _ R o w 3   E l e m e n t T y p e = " C o l u m n "   E l e m e n t I d = " 5 1 5 3 5 0 2 "   D a t a T y p e = " T e x t " > C O A C o n t a c t _ R o w 3 < / C O A C o n t a c t _ R o w 3 > + 
+         < C O A C o n t a c t _ R o w 4   E l e m e n t T y p e = " C o l u m n "   E l e m e n t I d = " 1 1 1 1 6 3 7 7 1 3 "   D a t a T y p e = " T e x t " > C O A C o n t a c t _ R o w 4 < / C O A C o n t a c t _ R o w 4 > + 
+         < C O A C o n t a c t _ R o w 5   E l e m e n t T y p e = " C o l u m n "   E l e m e n t I d = " 4 7 3 9 4 1 0 9 6 "   D a t a T y p e = " T e x t " > C O A C o n t a c t _ R o w 5 < / C O A C o n t a c t _ R o w 5 > + 
+         < C O A C o n t a c t _ R o w 6   E l e m e n t T y p e = " C o l u m n "   E l e m e n t I d = " 1 9 0 7 9 3 6 3 4 9 "   D a t a T y p e = " T e x t " > C O A C o n t a c t _ R o w 6 < / C O A C o n t a c t _ R o w 6 > + 
+         < C O A C o n t a c t _ R o w 7   E l e m e n t T y p e = " C o l u m n "   E l e m e n t I d = " 1 7 4 9 3 3 4 3 3 0 "   D a t a T y p e = " T e x t " > C O A C o n t a c t _ R o w 7 < / C O A C o n t a c t _ R o w 7 > + 
+         < C O A C o n t a c t _ R o w 8   E l e m e n t T y p e = " C o l u m n "   E l e m e n t I d = " 1 4 3 9 1 4 8 7 5 5 "   D a t a T y p e = " T e x t " > C O A C o n t a c t _ R o w 8 < / C O A C o n t a c t _ R o w 8 > + 
+         < C o m p a n y I n f o r m a t i o n _ A l l   E l e m e n t T y p e = " C o l u m n "   E l e m e n t I d = " 7 6 1 9 7 4 8 2 4 "   D a t a T y p e = " T e x t " > C o m p a n y I n f o r m a t i o n _ A l l < / C o m p a n y I n f o r m a t i o n _ A l l > + 
+         < C o m p a n y I n f o r m a t i o n _ R o w 1   E l e m e n t T y p e = " C o l u m n "   E l e m e n t I d = " 1 8 4 3 2 1 2 8 9 4 "   D a t a T y p e = " T e x t " > C o m p a n y I n f o r m a t i o n _ R o w 1 < / C o m p a n y I n f o r m a t i o n _ R o w 1 > + 
+         < C o m p a n y I n f o r m a t i o n _ R o w 2   E l e m e n t T y p e = " C o l u m n "   E l e m e n t I d = " 1 8 1 4 0 5 7 7 8 5 "   D a t a T y p e = " T e x t " > C o m p a n y I n f o r m a t i o n _ R o w 2 < / C o m p a n y I n f o r m a t i o n _ R o w 2 > + 
+         < C o m p a n y I n f o r m a t i o n _ R o w 3   E l e m e n t T y p e = " C o l u m n "   E l e m e n t I d = " 1 1 7 6 3 6 1 1 6 8 "   D a t a T y p e = " T e x t " > C o m p a n y I n f o r m a t i o n _ R o w 3 < / C o m p a n y I n f o r m a t i o n _ R o w 3 > + 
+         < C o m p a n y I n f o r m a t i o n _ R o w 4   E l e m e n t T y p e = " C o l u m n "   E l e m e n t I d = " 1 3 4 5 2 7 0 1 9 1 "   D a t a T y p e = " T e x t " > C o m p a n y I n f o r m a t i o n _ R o w 4 < / C o m p a n y I n f o r m a t i o n _ R o w 4 > + 
+         < C o m p a n y I n f o r m a t i o n _ R o w 5   E l e m e n t T y p e = " C o l u m n "   E l e m e n t I d = " 7 0 7 5 7 3 5 7 4 "   D a t a T y p e = " T e x t " > C o m p a n y I n f o r m a t i o n _ R o w 5 < / C o m p a n y I n f o r m a t i o n _ R o w 5 > + 
+         < C o m p a n y I n f o r m a t i o n _ R o w 6   E l e m e n t T y p e = " C o l u m n "   E l e m e n t I d = " 6 9 8 7 6 9 5 7 "   D a t a T y p e = " T e x t " > C o m p a n y I n f o r m a t i o n _ R o w 6 < / C o m p a n y I n f o r m a t i o n _ R o w 6 > + 
+         < C o m p a n y I n f o r m a t i o n _ R o w 7   E l e m e n t T y p e = " C o l u m n "   E l e m e n t I d = " 5 6 7 8 1 9 6 6 0 "   D a t a T y p e = " T e x t " > C o m p a n y I n f o r m a t i o n _ R o w 7 < / C o m p a n y I n f o r m a t i o n _ R o w 7 > + 
+         < C o m p a n y I n f o r m a t i o n _ R o w 8   E l e m e n t T y p e = " C o l u m n "   E l e m e n t I d = " 3 9 8 9 1 0 6 3 7 "   D a t a T y p e = " T e x t " > C o m p a n y I n f o r m a t i o n _ R o w 8 < / C o m p a n y I n f o r m a t i o n _ R o w 8 > + 
+         < C o m p a n y L o g o   E l e m e n t T y p e = " C o l u m n "   E l e m e n t I d = " 2 3 7 6 9 1 5 1 "   D a t a T y p e = " B l o b " / > + 
+         < E m a i l L a b e l   E l e m e n t T y p e = " C o l u m n "   E l e m e n t I d = " 7 7 1 8 8 7 1 3 5 "   D a t a T y p e = " T e x t " > E m a i l L a b e l < / E m a i l L a b e l > + 
+         < E m a i l V a l u e   E l e m e n t T y p e = " C o l u m n "   E l e m e n t I d = " 3 8 8 1 2 2 7 6 2 "   D a t a T y p e = " T e x t " > E m a i l V a l u e < / E m a i l V a l u e > + 
+         < F i n i s h e d B y N a m e L a b e l   E l e m e n t T y p e = " C o l u m n "   E l e m e n t I d = " 2 1 0 1 0 0 9 6 5 1 "   D a t a T y p e = " T e x t " > F i n i s h e d B y N a m e L a b e l < / F i n i s h e d B y N a m e L a b e l > + 
+         < F i n i s h e d B y S i g n a t u r e L a b e l   E l e m e n t T y p e = " C o l u m n "   E l e m e n t I d = " 2 0 7 1 3 1 2 7 2 2 "   D a t a T y p e = " T e x t " > F i n i s h e d B y S i g n a t u r e L a b e l < / F i n i s h e d B y S i g n a t u r e L a b e l > + 
+         < F i n i s h e d D a t e O n l y   E l e m e n t T y p e = " C o l u m n "   E l e m e n t I d = " 2 0 0 8 0 4 4 9 4 3 "   D a t a T y p e = " D a t e " > F i n i s h e d D a t e O n l y < / F i n i s h e d D a t e O n l y > + 
+         < H o m e P a g e L a b e l   E l e m e n t T y p e = " C o l u m n "   E l e m e n t I d = " 4 6 2 3 7 4 2 3 1 "   D a t a T y p e = " T e x t " > H o m e P a g e L a b e l < / H o m e P a g e L a b e l > + 
+         < H o m e P a g e V a l u e   E l e m e n t T y p e = " C o l u m n "   E l e m e n t I d = " 5 3 3 5 1 4 0 3 4 "   D a t a T y p e = " T e x t " > H o m e P a g e V a l u e < / H o m e P a g e V a l u e > + 
+         < I n s p e c t i o n D e s c r i p t i o n   E l e m e n t T y p e = " C o l u m n "   E l e m e n t I d = " 1 3 0 9 2 5 3 9 2 5 "   D a t a T y p e = " T e x t " > I n s p e c t i o n D e s c r i p t i o n < / I n s p e c t i o n D e s c r i p t i o n > + 
+         < I t e m T r a c k i n g D e s c r i p t i o n   E l e m e n t T y p e = " C o l u m n "   E l e m e n t I d = " 1 1 1 7 1 0 3 3 4 5 "   D a t a T y p e = " T e x t " > I t e m T r a c k i n g D e s c r i p t i o n < / I t e m T r a c k i n g D e s c r i p t i o n > + 
+         < P h o n e N o L a b e l   E l e m e n t T y p e = " C o l u m n "   E l e m e n t I d = " 1 6 1 4 5 2 6 0 7 8 "   D a t a T y p e = " T e x t " > P h o n e N o L a b e l < / P h o n e N o L a b e l > + 
+         < P h o n e N o V a l u e   E l e m e n t T y p e = " C o l u m n "   E l e m e n t I d = " 1 2 8 6 6 4 9 7 8 1 "   D a t a T y p e = " T e x t " > P h o n e N o V a l u e < / P h o n e N o V a l u e > + 
+         < P r o d u c t D e s c r i p t i o n   E l e m e n t T y p e = " C o l u m n "   E l e m e n t I d = " 4 3 2 5 7 0 0 0 0 "   D a t a T y p e = " T e x t " > P r o d u c t D e s c r i p t i o n < / P r o d u c t D e s c r i p t i o n > + 
+         < Q l t y I n s p e c t i o n T e m p l a t e _ D e s c r i p t i o n   E l e m e n t T y p e = " C o l u m n "   E l e m e n t I d = " 1 6 5 2 0 6 9 5 9 8 "   D a t a T y p e = " T e x t " > Q l t y I n s p e c t i o n T e m p l a t e _ D e s c r i p t i o n < / Q l t y I n s p e c t i o n T e m p l a t e _ D e s c r i p t i o n > + 
+         < Q l t y I n s p e c t i o n _ D e s c r i p t i o n   E l e m e n t T y p e = " C o l u m n "   E l e m e n t I d = " 7 3 9 0 1 9 9 1 0 "   D a t a T y p e = " T e x t " > Q l t y I n s p e c t i o n _ D e s c r i p t i o n < / Q l t y I n s p e c t i o n _ D e s c r i p t i o n > + 
+         < Q l t y I n s p e c t i o n _ D i r e c t o r _ N a m e   E l e m e n t T y p e = " C o l u m n "   E l e m e n t I d = " 1 2 5 9 7 6 1 4 6 0 "   D a t a T y p e = " T e x t " > Q l t y I n s p e c t i o n _ D i r e c t o r _ N a m e < / Q l t y I n s p e c t i o n _ D i r e c t o r _ N a m e > + 
+         < Q l t y I n s p e c t i o n _ D i r e c t o r _ T i t l e   E l e m e n t T y p e = " C o l u m n "   E l e m e n t I d = " 2 6 7 7 1 7 5 2 5 "   D a t a T y p e = " T e x t " > Q l t y I n s p e c t i o n _ D i r e c t o r _ T i t l e < / Q l t y I n s p e c t i o n _ D i r e c t o r _ T i t l e > + 
+         < Q l t y I n s p e c t i o n _ F i n i s h e d _ B y _ E m a i l   E l e m e n t T y p e = " C o l u m n "   E l e m e n t I d = " 1 5 2 1 1 3 4 6 3 1 "   D a t a T y p e = " T e x t " > Q l t y I n s p e c t i o n _ F i n i s h e d _ B y _ E m a i l < / Q l t y I n s p e c t i o n _ F i n i s h e d _ B y _ E m a i l > + 
+         < Q l t y I n s p e c t i o n _ F i n i s h e d _ B y _ P h o n e   E l e m e n t T y p e = " C o l u m n "   E l e m e n t I d = " 3 4 7 5 5 7 6 2 5 "   D a t a T y p e = " T e x t " > Q l t y I n s p e c t i o n _ F i n i s h e d _ B y _ P h o n e < / Q l t y I n s p e c t i o n _ F i n i s h e d _ B y _ P h o n e > + 
+         < Q l t y I n s p e c t i o n _ F i n i s h e d _ B y _ T i t l e   E l e m e n t T y p e = " C o l u m n "   E l e m e n t I d = " 4 6 0 0 4 5 6 8 3 "   D a t a T y p e = " T e x t " > Q l t y I n s p e c t i o n _ F i n i s h e d _ B y _ T i t l e < / Q l t y I n s p e c t i o n _ F i n i s h e d _ B y _ T i t l e > + 
+         < Q l t y I n s p e c t i o n _ F i n i s h e d _ B y _ U s e r N a m e   E l e m e n t T y p e = " C o l u m n "   E l e m e n t I d = " 1 9 5 3 6 1 2 5 3 1 "   D a t a T y p e = " T e x t " > Q l t y I n s p e c t i o n _ F i n i s h e d _ B y _ U s e r N a m e < / Q l t y I n s p e c t i o n _ F i n i s h e d _ B y _ U s e r N a m e > + 
+         < Q l t y I n s p e c t i o n _ F i n i s h e d _ B y _ U s e r _ I D   E l e m e n t T y p e = " C o l u m n "   E l e m e n t I d = " 1 7 5 0 5 1 6 3 3 8 "   D a t a T y p e = " C o d e " > Q l t y I n s p e c t i o n _ F i n i s h e d _ B y _ U s e r _ I D < / Q l t y I n s p e c t i o n _ F i n i s h e d _ B y _ U s e r _ I D > + 
+         < Q l t y I n s p e c t i o n _ F i n i s h e d _ D a t e   E l e m e n t T y p e = " C o l u m n "   E l e m e n t I d = " 1 8 3 4 1 2 2 7 6 5 "   D a t a T y p e = " D a t e T i m e " > Q l t y I n s p e c t i o n _ F i n i s h e d _ D a t e < / Q l t y I n s p e c t i o n _ F i n i s h e d _ D a t e > + 
+         < Q l t y I n s p e c t i o n _ N o   E l e m e n t T y p e = " C o l u m n "   E l e m e n t I d = " 2 1 2 0 6 1 5 7 4 9 "   D a t a T y p e = " C o d e " > Q l t y I n s p e c t i o n _ N o < / Q l t y I n s p e c t i o n _ N o > + 
+         < Q l t y I n s p e c t i o n _ R e i n s p e c t i o n N o   E l e m e n t T y p e = " C o l u m n "   E l e m e n t I d = " 7 5 1 7 3 5 6 "   D a t a T y p e = " I n t e g e r " > Q l t y I n s p e c t i o n _ R e i n s p e c t i o n N o < / Q l t y I n s p e c t i o n _ R e i n s p e c t i o n N o > + 
+         < Q l t y I n s p e c t i o n _ R e s u l t _ C o d e   E l e m e n t T y p e = " C o l u m n "   E l e m e n t I d = " 1 8 0 7 0 7 7 0 6 5 "   D a t a T y p e = " C o d e " > Q l t y I n s p e c t i o n _ R e s u l t _ C o d e < / Q l t y I n s p e c t i o n _ R e s u l t _ C o d e > + 
+         < Q l t y I n s p e c t i o n _ R e s u l t _ D e s c r i p t i o n   E l e m e n t T y p e = " C o l u m n "   E l e m e n t I d = " 8 1 0 5 3 8 1 8 8 "   D a t a T y p e = " T e x t " > Q l t y I n s p e c t i o n _ R e s u l t _ D e s c r i p t i o n < / Q l t y I n s p e c t i o n _ R e s u l t _ D e s c r i p t i o n > + 
+         < Q l t y I n s p e c t i o n _ S o u r c e _ C u s t o m _ 1   E l e m e n t T y p e = " C o l u m n "   E l e m e n t I d = " 5 4 6 4 5 3 7 6 5 "   D a t a T y p e = " T e x t " > Q l t y I n s p e c t i o n _ S o u r c e _ C u s t o m _ 1 < / Q l t y I n s p e c t i o n _ S o u r c e _ C u s t o m _ 1 > + 
+         < Q l t y I n s p e c t i o n _ S o u r c e _ C u s t o m _ 1 0   E l e m e n t T y p e = " C o l u m n "   E l e m e n t I d = " 1 5 3 7 6 5 2 9 2 5 "   D a t a T y p e = " D e c i m a l " > Q l t y I n s p e c t i o n _ S o u r c e _ C u s t o m _ 1 0 < / Q l t y I n s p e c t i o n _ S o u r c e _ C u s t o m _ 1 0 > + 
+         < Q l t y I n s p e c t i o n _ S o u r c e _ C u s t o m _ 2   E l e m e n t T y p e = " C o l u m n "   E l e m e n t I d = " 1 8 3 5 4 2 3 6 8 0 "   D a t a T y p e = " T e x t " > Q l t y I n s p e c t i o n _ S o u r c e _ C u s t o m _ 2 < / Q l t y I n s p e c t i o n _ S o u r c e _ C u s t o m _ 2 > + 
+         < Q l t y I n s p e c t i o n _ S o u r c e _ C u s t o m _ 3   E l e m e n t T y p e = " C o l u m n "   E l e m e n t I d = " 1 8 2 1 8 4 6 9 9 9 "   D a t a T y p e = " T e x t " > Q l t y I n s p e c t i o n _ S o u r c e _ C u s t o m _ 3 < / Q l t y I n s p e c t i o n _ S o u r c e _ C u s t o m _ 3 > + 
+         < Q l t y I n s p e c t i o n _ S o u r c e _ C u s t o m _ 4   E l e m e n t T y p e = " C o l u m n "   E l e m e n t I d = " 1 3 6 6 6 3 6 0 8 6 "   D a t a T y p e = " T e x t " > Q l t y I n s p e c t i o n _ S o u r c e _ C u s t o m _ 4 < / Q l t y I n s p e c t i o n _ S o u r c e _ C u s t o m _ 4 > + 
+         < Q l t y I n s p e c t i o n _ S o u r c e _ C u s t o m _ 5   E l e m e n t T y p e = " C o l u m n "   E l e m e n t I d = " 2 0 0 4 3 3 2 7 0 3 "   D a t a T y p e = " T e x t " > Q l t y I n s p e c t i o n _ S o u r c e _ C u s t o m _ 5 < / Q l t y I n s p e c t i o n _ S o u r c e _ C u s t o m _ 5 > + 
+         < Q l t y I n s p e c t i o n _ S o u r c e _ C u s t o m _ 6   E l e m e n t T y p e = " C o l u m n "   E l e m e n t I d = " 9 1 2 4 2 8 5 2 "   D a t a T y p e = " T e x t " > Q l t y I n s p e c t i o n _ S o u r c e _ C u s t o m _ 6 < / Q l t y I n s p e c t i o n _ S o u r c e _ C u s t o m _ 6 > + 
+         < Q l t y I n s p e c t i o n _ S o u r c e _ C u s t o m _ 7   E l e m e n t T y p e = " C o l u m n "   E l e m e n t I d = " 7 2 8 9 3 9 4 6 9 "   D a t a T y p e = " I n t e g e r " > Q l t y I n s p e c t i o n _ S o u r c e _ C u s t o m _ 7 < / Q l t y I n s p e c t i o n _ S o u r c e _ C u s t o m _ 7 > + 
+         < Q l t y I n s p e c t i o n _ S o u r c e _ C u s t o m _ 8   E l e m e n t T y p e = " C o l u m n "   E l e m e n t I d = " 3 7 7 5 4 4 7 4 2 "   D a t a T y p e = " I n t e g e r " > Q l t y I n s p e c t i o n _ S o u r c e _ C u s t o m _ 8 < / Q l t y I n s p e c t i o n _ S o u r c e _ C u s t o m _ 8 > + 
+         < Q l t y I n s p e c t i o n _ S o u r c e _ C u s t o m _ 9   E l e m e n t T y p e = " C o l u m n "   E l e m e n t I d = " 2 6 0 1 5 1 8 7 5 "   D a t a T y p e = " D e c i m a l " > Q l t y I n s p e c t i o n _ S o u r c e _ C u s t o m _ 9 < / Q l t y I n s p e c t i o n _ S o u r c e _ C u s t o m _ 9 > + 
+         < Q l t y I n s p e c t i o n _ S o u r c e _ D o c u m e n t _ N o _   E l e m e n t T y p e = " C o l u m n "   E l e m e n t I d = " 1 6 7 5 9 1 6 2 8 8 "   D a t a T y p e = " C o d e " > Q l t y I n s p e c t i o n _ S o u r c e _ D o c u m e n t _ N o _ < / Q l t y I n s p e c t i o n _ S o u r c e _ D o c u m e n t _ N o _ > + 
+         < Q l t y I n s p e c t i o n _ S o u r c e _ I t e m _ D e s c r i p t i o n   E l e m e n t T y p e = " C o l u m n "   E l e m e n t I d = " 6 4 6 8 9 0 6 3 0 "   D a t a T y p e = " T e x t " > Q l t y I n s p e c t i o n _ S o u r c e _ I t e m _ D e s c r i p t i o n < / Q l t y I n s p e c t i o n _ S o u r c e _ I t e m _ D e s c r i p t i o n > + 
+         < Q l t y I n s p e c t i o n _ S o u r c e _ I t e m _ D e s c r i p t i o n 2   E l e m e n t T y p e = " C o l u m n "   E l e m e n t I d = " 1 2 7 9 3 6 9 3 5 2 "   D a t a T y p e = " T e x t " > Q l t y I n s p e c t i o n _ S o u r c e _ I t e m _ D e s c r i p t i o n 2 < / Q l t y I n s p e c t i o n _ S o u r c e _ I t e m _ D e s c r i p t i o n 2 > + 
+         < Q l t y I n s p e c t i o n _ S o u r c e _ I t e m _ N o _   E l e m e n t T y p e = " C o l u m n "   E l e m e n t I d = " 1 2 6 8 0 5 0 5 1 8 "   D a t a T y p e = " C o d e " > Q l t y I n s p e c t i o n _ S o u r c e _ I t e m _ N o _ < / Q l t y I n s p e c t i o n _ S o u r c e _ I t e m _ N o _ > + 
+         < Q l t y I n s p e c t i o n _ S o u r c e _ L o t _ N o _   E l e m e n t T y p e = " C o l u m n "   E l e m e n t I d = " 1 1 2 3 5 5 1 3 1 2 "   D a t a T y p e = " C o d e " > Q l t y I n s p e c t i o n _ S o u r c e _ L o t _ N o _ < / Q l t y I n s p e c t i o n _ S o u r c e _ L o t _ N o _ > + 
+         < Q l t y I n s p e c t i o n _ S o u r c e _ P a c k a g e _ N o _   E l e m e n t T y p e = " C o l u m n "   E l e m e n t I d = " 1 9 6 1 1 2 9 9 7 "   D a t a T y p e = " C o d e " > Q l t y I n s p e c t i o n _ S o u r c e _ P a c k a g e _ N o _ < / Q l t y I n s p e c t i o n _ S o u r c e _ P a c k a g e _ N o _ > + 
+         < Q l t y I n s p e c t i o n _ S o u r c e _ S e r i a l _ N o _   E l e m e n t T y p e = " C o l u m n "   E l e m e n t I d = " 1 5 2 0 5 9 1 4 4 7 "   D a t a T y p e = " C o d e " > Q l t y I n s p e c t i o n _ S o u r c e _ S e r i a l _ N o _ < / Q l t y I n s p e c t i o n _ S o u r c e _ S e r i a l _ N o _ > + 
+         < Q l t y I n s p e c t i o n _ S o u r c e _ T a s k _ N o _   E l e m e n t T y p e = " C o l u m n "   E l e m e n t I d = " 3 8 4 6 4 4 1 8 2 "   D a t a T y p e = " C o d e " > Q l t y I n s p e c t i o n _ S o u r c e _ T a s k _ N o _ < / Q l t y I n s p e c t i o n _ S o u r c e _ T a s k _ N o _ > + 
+         < Q l t y I n s p e c t i o n _ S o u r c e _ V a r i a n t _ C o d e   E l e m e n t T y p e = " C o l u m n "   E l e m e n t I d = " 1 6 0 8 4 0 3 8 2 1 "   D a t a T y p e = " C o d e " > Q l t y I n s p e c t i o n _ S o u r c e _ V a r i a n t _ C o d e < / Q l t y I n s p e c t i o n _ S o u r c e _ V a r i a n t _ C o d e > + 
+         < Q l t y I n s p e c t i o n _ S t a t u s   E l e m e n t T y p e = " C o l u m n "   E l e m e n t I d = " 8 5 1 7 5 2 7 6 8 "   D a t a T y p e = " E n u m " > Q l t y I n s p e c t i o n _ S t a t u s < / Q l t y I n s p e c t i o n _ S t a t u s > + 
+         < C u r r e n t I n s p e c t i o n L i n e   E l e m e n t T y p e = " D a t a I t e m "   E l e m e n t I d = " 1 1 9 3 2 1 9 5 9 6 " > + 
+             < C a r r i a g e R e t u r n P e r s o n F i e l d D e t a i l s   E l e m e n t T y p e = " C o l u m n "   E l e m e n t I d = " 9 9 8 2 6 3 6 9 8 "   D a t a T y p e = " T e x t " > C a r r i a g e R e t u r n P e r s o n F i e l d D e t a i l s < / C a r r i a g e R e t u r n P e r s o n F i e l d D e t a i l s > + 
+             < C o n d i t i o n L a b e l _ 1   E l e m e n t T y p e = " C o l u m n "   E l e m e n t I d = " 1 2 2 7 8 8 1 1 9 4 "   D a t a T y p e = " T e x t " > C o n d i t i o n L a b e l _ 1 < / C o n d i t i o n L a b e l _ 1 > + 
+             < C o n d i t i o n L a b e l _ 2   E l e m e n t T y p e = " C o l u m n "   E l e m e n t I d = " 1 8 6 5 5 7 7 8 1 1 "   D a t a T y p e = " T e x t " > C o n d i t i o n L a b e l _ 2 < / C o n d i t i o n L a b e l _ 2 > + 
+             < F i e l d _ C o d e   E l e m e n t T y p e = " C o l u m n "   E l e m e n t I d = " 1 3 2 7 2 5 5 7 3 "   D a t a T y p e = " C o d e " > F i e l d _ C o d e < / F i e l d _ C o d e > + 
+             < F i e l d _ D e s c r i p t i o n   E l e m e n t T y p e = " C o l u m n "   E l e m e n t I d = " 1 4 6 8 6 2 1 2 9 8 "   D a t a T y p e = " T e x t " > F i e l d _ D e s c r i p t i o n < / F i e l d _ D e s c r i p t i o n > + 
+             < F i e l d _ E n t e r e d B y N a m e A n d T i m e s t a m p   E l e m e n t T y p e = " C o l u m n "   E l e m e n t I d = " 1 0 6 8 4 2 0 5 9 2 "   D a t a T y p e = " T e x t " > F i e l d _ E n t e r e d B y N a m e A n d T i m e s t a m p < / F i e l d _ E n t e r e d B y N a m e A n d T i m e s t a m p > + 
+             < F i e l d _ H a s E n t e r e d V a l u e   E l e m e n t T y p e = " C o l u m n "   E l e m e n t I d = " 1 7 1 6 2 6 5 8 2 4 "   D a t a T y p e = " B o o l e a n " > F i e l d _ H a s E n t e r e d V a l u e < / F i e l d _ H a s E n t e r e d V a l u e > + 
+             < F i e l d _ I f P e r s o n E m a i l   E l e m e n t T y p e = " C o l u m n "   E l e m e n t I d = " 1 3 4 6 0 5 7 6 5 0 "   D a t a T y p e = " T e x t " > F i e l d _ I f P e r s o n E m a i l < / F i e l d _ I f P e r s o n E m a i l > + 
+             < F i e l d _ I f P e r s o n N a m e   E l e m e n t T y p e = " C o l u m n "   E l e m e n t I d = " 4 1 4 7 0 2 4 4 3 "   D a t a T y p e = " T e x t " > F i e l d _ I f P e r s o n N a m e < / F i e l d _ I f P e r s o n N a m e > + 
+             < F i e l d _ I f P e r s o n P h o n e   E l e m e n t T y p e = " C o l u m n "   E l e m e n t I d = " 1 9 7 4 1 8 8 4 6 2 "   D a t a T y p e = " T e x t " > F i e l d _ I f P e r s o n P h o n e < / F i e l d _ I f P e r s o n P h o n e > + 
+             < F i e l d _ I f P e r s o n T i t l e   E l e m e n t T y p e = " C o l u m n "   E l e m e n t I d = " 1 0 0 4 6 0 9 5 4 2 "   D a t a T y p e = " T e x t " > F i e l d _ I f P e r s o n T i t l e < / F i e l d _ I f P e r s o n T i t l e > + 
+             < F i e l d _ I s L a b e l   E l e m e n t T y p e = " C o l u m n "   E l e m e n t I d = " 2 0 4 3 1 9 3 9 4 0 "   D a t a T y p e = " B o o l e a n " > F i e l d _ I s L a b e l < / F i e l d _ I s L a b e l > + 
+             < F i e l d _ I s P e r s o n F i e l d   E l e m e n t T y p e = " C o l u m n "   E l e m e n t I d = " 4 3 4 5 4 6 6 1 1 "   D a t a T y p e = " B o o l e a n " > F i e l d _ I s P e r s o n F i e l d < / F i e l d _ I s P e r s o n F i e l d > + 
+             < F i e l d _ I s T e x t   E l e m e n t T y p e = " C o l u m n "   E l e m e n t I d = " 5 9 3 6 9 2 0 1 "   D a t a T y p e = " B o o l e a n " > F i e l d _ I s T e x t < / F i e l d _ I s T e x t > + 
+             < F i e l d _ L i n e C o m m e n t a r y   E l e m e n t T y p e = " C o l u m n "   E l e m e n t I d = " 1 8 5 3 8 0 0 2 5 7 "   D a t a T y p e = " T e x t " > F i e l d _ L i n e C o m m e n t a r y < / F i e l d _ L i n e C o m m e n t a r y > + 
+             < F i e l d _ M o d i f i e d B y U s e r E m a i l   E l e m e n t T y p e = " C o l u m n "   E l e m e n t I d = " 2 0 5 3 4 9 0 5 4 5 "   D a t a T y p e = " T e x t " > F i e l d _ M o d i f i e d B y U s e r E m a i l < / F i e l d _ M o d i f i e d B y U s e r E m a i l > + 
+             < F i e l d _ M o d i f i e d B y U s e r I D   E l e m e n t T y p e = " C o l u m n "   E l e m e n t I d = " 1 3 6 3 9 8 7 2 2 2 "   D a t a T y p e = " C o d e " > F i e l d _ M o d i f i e d B y U s e r I D < / F i e l d _ M o d i f i e d B y U s e r I D > + 
+             < F i e l d _ M o d i f i e d B y U s e r J o b T i t l e   E l e m e n t T y p e = " C o l u m n "   E l e m e n t I d = " 7 1 3 3 5 4 3 4 0 "   D a t a T y p e = " T e x t " > F i e l d _ M o d i f i e d B y U s e r J o b T i t l e < / F i e l d _ M o d i f i e d B y U s e r J o b T i t l e > + 
+             < F i e l d _ M o d i f i e d B y U s e r N a m e   E l e m e n t T y p e = " C o l u m n "   E l e m e n t I d = " 7 9 8 2 2 1 9 1 6 "   D a t a T y p e = " T e x t " > F i e l d _ M o d i f i e d B y U s e r N a m e < / F i e l d _ M o d i f i e d B y U s e r N a m e > + 
+             < F i e l d _ M o d i f i e d B y U s e r P h o n e   E l e m e n t T y p e = " C o l u m n "   E l e m e n t I d = " 1 2 9 4 9 7 8 5 4 5 "   D a t a T y p e = " T e x t " > F i e l d _ M o d i f i e d B y U s e r P h o n e < / F i e l d _ M o d i f i e d B y U s e r P h o n e > + 
+             < F i e l d _ M o d i f i e d D a t e T i m e   E l e m e n t T y p e = " C o l u m n "   E l e m e n t I d = " 1 6 5 4 4 9 3 6 9 6 "   D a t a T y p e = " D a t e T i m e " > F i e l d _ M o d i f i e d D a t e T i m e < / F i e l d _ M o d i f i e d D a t e T i m e > + 
+             < F i e l d _ T y p e   E l e m e n t T y p e = " C o l u m n "   E l e m e n t I d = " 1 3 2 8 1 6 4 0 1 6 "   D a t a T y p e = " E n u m " > F i e l d _ T y p e < / F i e l d _ T y p e > + 
+             < L a b e l F i e l d _ D e s c r i p t i o n   E l e m e n t T y p e = " C o l u m n "   E l e m e n t I d = " 3 2 9 5 4 9 8 4 0 "   D a t a T y p e = " T e x t " > L a b e l F i e l d _ D e s c r i p t i o n < / L a b e l F i e l d _ D e s c r i p t i o n > + 
+             < N u m e r i c _ V a l u e   E l e m e n t T y p e = " C o l u m n "   E l e m e n t I d = " 4 6 0 4 1 2 6 4 6 "   D a t a T y p e = " D e c i m a l " > N u m e r i c _ V a l u e < / N u m e r i c _ V a l u e > + 
+             < P r o m p t e d R e s u l t C a p t i o n _ 1   E l e m e n t T y p e = " C o l u m n "   E l e m e n t I d = " 1 5 4 8 2 0 5 1 6 9 "   D a t a T y p e = " T e x t " > P r o m p t e d R e s u l t C a p t i o n _ 1 < / P r o m p t e d R e s u l t C a p t i o n _ 1 > + 
+             < P r o m p t e d R e s u l t C a p t i o n _ 1 0   E l e m e n t T y p e = " C o l u m n "   E l e m e n t I d = " 6 6 5 1 3 7 3 2 1 "   D a t a T y p e = " T e x t " > P r o m p t e d R e s u l t C a p t i o n _ 1 0 < / P r o m p t e d R e s u l t C a p t i o n _ 1 0 > + 
+             < P r o m p t e d R e s u l t C a p t i o n _ 2   E l e m e n t T y p e = " C o l u m n "   E l e m e n t I d = " 2 1 0 9 0 6 5 5 1 0 "   D a t a T y p e = " T e x t " > P r o m p t e d R e s u l t C a p t i o n _ 2 < / P r o m p t e d R e s u l t C a p t i o n _ 2 > + 
+             < P r o m p t e d R e s u l t C a p t i o n _ 3   E l e m e n t T y p e = " C o l u m n "   E l e m e n t I d = " 1 4 7 1 3 6 8 8 9 3 "   D a t a T y p e = " T e x t " > P r o m p t e d R e s u l t C a p t i o n _ 3 < / P r o m p t e d R e s u l t C a p t i o n _ 3 > + 
+             < P r o m p t e d R e s u l t C a p t i o n _ 4   E l e m e n t T y p e = " C o l u m n "   E l e m e n t I d = " 8 3 3 6 7 2 2 7 6 "   D a t a T y p e = " T e x t " > P r o m p t e d R e s u l t C a p t i o n _ 4 < / P r o m p t e d R e s u l t C a p t i o n _ 4 > + 
+             < P r o m p t e d R e s u l t C a p t i o n _ 5   E l e m e n t T y p e = " C o l u m n "   E l e m e n t I d = " 1 9 5 9 7 5 6 5 9 "   D a t a T y p e = " T e x t " > P r o m p t e d R e s u l t C a p t i o n _ 5 < / P r o m p t e d R e s u l t C a p t i o n _ 5 > + 
+             < P r o m p t e d R e s u l t C a p t i o n _ 6   E l e m e n t T y p e = " C o l u m n "   E l e m e n t I d = " 4 4 1 7 2 0 9 5 8 "   D a t a T y p e = " T e x t " > P r o m p t e d R e s u l t C a p t i o n _ 6 < / P r o m p t e d R e s u l t C a p t i o n _ 6 > + 
+             < P r o m p t e d R e s u l t C a p t i o n _ 7   E l e m e n t T y p e = " C o l u m n "   E l e m e n t I d = " 1 0 7 9 4 1 7 5 7 5 "   D a t a T y p e = " T e x t " > P r o m p t e d R e s u l t C a p t i o n _ 7 < / P r o m p t e d R e s u l t C a p t i o n _ 7 > + 
+             < P r o m p t e d R e s u l t C a p t i o n _ 8   E l e m e n t T y p e = " C o l u m n "   E l e m e n t I d = " 1 0 3 9 0 2 9 1 2 "   D a t a T y p e = " T e x t " > P r o m p t e d R e s u l t C a p t i o n _ 8 < / P r o m p t e d R e s u l t C a p t i o n _ 8 > + 
+             < P r o m p t e d R e s u l t C a p t i o n _ 9   E l e m e n t T y p e = " C o l u m n "   E l e m e n t I d = " 7 4 1 5 9 9 5 2 9 "   D a t a T y p e = " T e x t " > P r o m p t e d R e s u l t C a p t i o n _ 9 < / P r o m p t e d R e s u l t C a p t i o n _ 9 > + 
+             < P r o m p t e d R e s u l t C o n d i t i o n D e s c r i p t i o n _ 1   E l e m e n t T y p e = " C o l u m n "   E l e m e n t I d = " 1 7 7 6 7 4 4 4 3 4 "   D a t a T y p e = " T e x t " > P r o m p t e d R e s u l t C o n d i t i o n D e s c r i p t i o n _ 1 < / P r o m p t e d R e s u l t C o n d i t i o n D e s c r i p t i o n _ 1 > + 
+             < P r o m p t e d R e s u l t C o n d i t i o n D e s c r i p t i o n _ 1 0   E l e m e n t T y p e = " C o l u m n "   E l e m e n t I d = " 1 0 2 8 7 8 8 8 8 2 "   D a t a T y p e = " T e x t " > P r o m p t e d R e s u l t C o n d i t i o n D e s c r i p t i o n _ 1 0 < / P r o m p t e d R e s u l t C o n d i t i o n D e s c r i p t i o n _ 1 0 > + 
+             < P r o m p t e d R e s u l t C o n d i t i o n D e s c r i p t i o n _ 2   E l e m e n t T y p e = " C o l u m n "   E l e m e n t I d = " 1 1 3 9 0 4 7 8 1 7 "   D a t a T y p e = " T e x t " > P r o m p t e d R e s u l t C o n d i t i o n D e s c r i p t i o n _ 2 < / P r o m p t e d R e s u l t C o n d i t i o n D e s c r i p t i o n _ 2 > + 
+             < P r o m p t e d R e s u l t C o n d i t i o n D e s c r i p t i o n _ 3   E l e m e n t T y p e = " C o l u m n "   E l e m e n t I d = " 5 0 1 3 5 1 2 0 0 "   D a t a T y p e = " T e x t " > P r o m p t e d R e s u l t C o n d i t i o n D e s c r i p t i o n _ 3 < / P r o m p t e d R e s u l t C o n d i t i o n D e s c r i p t i o n _ 3 > + 
+             < P r o m p t e d R e s u l t C o n d i t i o n D e s c r i p t i o n _ 4   E l e m e n t T y p e = " C o l u m n "   E l e m e n t I d = " 6 7 0 2 6 0 2 2 3 "   D a t a T y p e = " T e x t " > P r o m p t e d R e s u l t C o n d i t i o n D e s c r i p t i o n _ 4 < / P r o m p t e d R e s u l t C o n d i t i o n D e s c r i p t i o n _ 4 > + 
+             < P r o m p t e d R e s u l t C o n d i t i o n D e s c r i p t i o n _ 5   E l e m e n t T y p e = " C o l u m n "   E l e m e n t I d = " 3 2 5 6 3 6 0 6 "   D a t a T y p e = " T e x t " > P r o m p t e d R e s u l t C o n d i t i o n D e s c r i p t i o n _ 5 < / P r o m p t e d R e s u l t C o n d i t i o n D e s c r i p t i o n _ 5 > + 
+             < P r o m p t e d R e s u l t C o n d i t i o n D e s c r i p t i o n _ 6   E l e m e n t T y p e = " C o l u m n "   E l e m e n t I d = " 6 0 5 1 3 3 0 1 1 "   D a t a T y p e = " T e x t " > P r o m p t e d R e s u l t C o n d i t i o n D e s c r i p t i o n _ 6 < / P r o m p t e d R e s u l t C o n d i t i o n D e s c r i p t i o n _ 6 > + 
+             < P r o m p t e d R e s u l t C o n d i t i o n D e s c r i p t i o n _ 7   E l e m e n t T y p e = " C o l u m n "   E l e m e n t I d = " 1 2 4 2 8 2 9 6 2 8 "   D a t a T y p e = " T e x t " > P r o m p t e d R e s u l t C o n d i t i o n D e s c r i p t i o n _ 7 < / P r o m p t e d R e s u l t C o n d i t i o n D e s c r i p t i o n _ 7 > + 
+             < P r o m p t e d R e s u l t C o n d i t i o n D e s c r i p t i o n _ 8   E l e m e n t T y p e = " C o l u m n "   E l e m e n t I d = " 1 0 7 3 9 2 0 6 0 5 "   D a t a T y p e = " T e x t " > P r o m p t e d R e s u l t C o n d i t i o n D e s c r i p t i o n _ 8 < / P r o m p t e d R e s u l t C o n d i t i o n D e s c r i p t i o n _ 8 > + 
+             < P r o m p t e d R e s u l t C o n d i t i o n D e s c r i p t i o n _ 9   E l e m e n t T y p e = " C o l u m n "   E l e m e n t I d = " 1 7 1 1 6 1 7 2 2 2 "   D a t a T y p e = " T e x t " > P r o m p t e d R e s u l t C o n d i t i o n D e s c r i p t i o n _ 9 < / P r o m p t e d R e s u l t C o n d i t i o n D e s c r i p t i o n _ 9 > + 
+             < P r o m p t e d R e s u l t V i s i b l e _ 1   E l e m e n t T y p e = " C o l u m n "   E l e m e n t I d = " 1 3 9 9 7 0 4 4 1 7 "   D a t a T y p e = " B o o l e a n " > P r o m p t e d R e s u l t V i s i b l e _ 1 < / P r o m p t e d R e s u l t V i s i b l e _ 1 > + 
+             < P r o m p t e d R e s u l t V i s i b l e _ 1 0   E l e m e n t T y p e = " C o l u m n "   E l e m e n t I d = " 6 6 3 6 8 2 6 1 7 "   D a t a T y p e = " B o o l e a n " > P r o m p t e d R e s u l t V i s i b l e _ 1 0 < / P r o m p t e d R e s u l t V i s i b l e _ 1 0 > + 
+             < P r o m p t e d R e s u l t V i s i b l e _ 2   E l e m e n t T y p e = " C o l u m n "   E l e m e n t I d = " 2 0 3 7 4 0 1 0 3 4 "   D a t a T y p e = " B o o l e a n " > P r o m p t e d R e s u l t V i s i b l e _ 2 < / P r o m p t e d R e s u l t V i s i b l e _ 2 > + 
+             < P r o m p t e d R e s u l t V i s i b l e _ 3   E l e m e n t T y p e = " C o l u m n "   E l e m e n t I d = " 1 6 1 9 8 6 9 6 4 5 "   D a t a T y p e = " B o o l e a n " > P r o m p t e d R e s u l t V i s i b l e _ 3 < / P r o m p t e d R e s u l t V i s i b l e _ 3 > + 
+             < P r o m p t e d R e s u l t V i s i b l e _ 4   E l e m e n t T y p e = " C o l u m n "   E l e m e n t I d = " 9 8 2 1 7 3 0 2 8 "   D a t a T y p e = " B o o l e a n " > P r o m p t e d R e s u l t V i s i b l e _ 4 < / P r o m p t e d R e s u l t V i s i b l e _ 4 > + 
+             < P r o m p t e d R e s u l t V i s i b l e _ 5   E l e m e n t T y p e = " C o l u m n "   E l e m e n t I d = " 3 4 4 4 7 6 4 1 1 "   D a t a T y p e = " B o o l e a n " > P r o m p t e d R e s u l t V i s i b l e _ 5 < / P r o m p t e d R e s u l t V i s i b l e _ 5 > + 
+             < P r o m p t e d R e s u l t V i s i b l e _ 6   E l e m e n t T y p e = " C o l u m n "   E l e m e n t I d = " 2 9 3 2 2 0 2 0 6 "   D a t a T y p e = " B o o l e a n " > P r o m p t e d R e s u l t V i s i b l e _ 6 < / P r o m p t e d R e s u l t V i s i b l e _ 6 > + 
+             < P r o m p t e d R e s u l t V i s i b l e _ 7   E l e m e n t T y p e = " C o l u m n "   E l e m e n t I d = " 9 3 0 9 1 6 8 2 3 "   D a t a T y p e = " B o o l e a n " > P r o m p t e d R e s u l t V i s i b l e _ 7 < / P r o m p t e d R e s u l t V i s i b l e _ 7 > + 
+             < P r o m p t e d R e s u l t V i s i b l e _ 8   E l e m e n t T y p e = " C o l u m n "   E l e m e n t I d = " 4 4 5 9 7 8 4 0 "   D a t a T y p e = " B o o l e a n " > P r o m p t e d R e s u l t V i s i b l e _ 8 < / P r o m p t e d R e s u l t V i s i b l e _ 8 > + 
+             < P r o m p t e d R e s u l t V i s i b l e _ 9   E l e m e n t T y p e = " C o l u m n "   E l e m e n t I d = " 5 9 3 0 9 8 7 7 7 "   D a t a T y p e = " B o o l e a n " > P r o m p t e d R e s u l t V i s i b l e _ 9 < / P r o m p t e d R e s u l t V i s i b l e _ 9 > + 
+             < T e s t _ R e s u l t   E l e m e n t T y p e = " C o l u m n "   E l e m e n t I d = " 1 2 7 1 0 6 2 1 4 1 "   D a t a T y p e = " C o d e " > T e s t _ R e s u l t < / T e s t _ R e s u l t > + 
+             < T e s t _ R e s u l t D e s c r i p t i o n   E l e m e n t T y p e = " C o l u m n "   E l e m e n t I d = " 1 9 4 3 4 5 8 6 8 5 "   D a t a T y p e = " T e x t " > T e s t _ R e s u l t D e s c r i p t i o n < / T e s t _ R e s u l t D e s c r i p t i o n > + 
+             < T e s t _ V a l u e   E l e m e n t T y p e = " C o l u m n "   E l e m e n t I d = " 8 1 3 5 6 4 5 2 1 "   D a t a T y p e = " T e x t " > T e s t _ V a l u e < / T e s t _ V a l u e > + 
+             < W o r d D e s c r i p t i o n   E l e m e n t T y p e = " C o l u m n "   E l e m e n t I d = " 5 4 4 0 8 2 0 6 7 "   D a t a T y p e = " T e x t " > W o r d D e s c r i p t i o n < / W o r d D e s c r i p t i o n > + 
+             < W o r d M o d i f i e d B y U s e r N a m e   E l e m e n t T y p e = " C o l u m n "   E l e m e n t I d = " 1 6 2 5 9 3 3 4 7 9 "   D a t a T y p e = " T e x t " > W o r d M o d i f i e d B y U s e r N a m e < / W o r d M o d i f i e d B y U s e r N a m e > + 
+             < W o r d M o d i f i e d D a t e T i m e   E l e m e n t T y p e = " C o l u m n "   E l e m e n t I d = " 2 0 8 1 0 1 2 8 7 5 "   D a t a T y p e = " T e x t " > W o r d M o d i f i e d D a t e T i m e < / W o r d M o d i f i e d D a t e T i m e > + 
+             < W o r d T e s t V a l u e   E l e m e n t T y p e = " C o l u m n "   E l e m e n t I d = " 1 4 4 7 8 2 4 1 2 2 "   D a t a T y p e = " T e x t " > W o r d T e s t V a l u e < / W o r d T e s t V a l u e >   
          < / C u r r e n t I n s p e c t i o n L i n e >   
@@ -6912,14 +6915,6 @@
 </file>
 
 <file path=customXml/itemProps1.xml><?xml version="1.0" encoding="utf-8"?>
-<ds:datastoreItem xmlns:ds="http://schemas.openxmlformats.org/officeDocument/2006/customXml" ds:itemID="{03338322-50AA-4232-92FE-5DECCA57D474}">
-  <ds:schemaRefs>
-    <ds:schemaRef ds:uri="urn:microsoft-dynamics-businesscentral/internal/extended/reports/Qlty_Non_Conformance/20403/"/>
-  </ds:schemaRefs>
-</ds:datastoreItem>
-</file>
-
-<file path=customXml/itemProps2.xml><?xml version="1.0" encoding="utf-8"?>
 <ds:datastoreItem xmlns:ds="http://schemas.openxmlformats.org/officeDocument/2006/customXml" ds:itemID="{17CE75AC-9DC5-435C-A40B-AC945788E8B7}">
   <ds:schemaRefs>
     <ds:schemaRef ds:uri="http://schemas.openxmlformats.org/officeDocument/2006/bibliography"/>
@@ -6927,10 +6922,18 @@
 </ds:datastoreItem>
 </file>
 
-<file path=customXml/itemProps3.xml><?xml version="1.0" encoding="utf-8"?>
+<file path=customXml/itemProps2.xml><?xml version="1.0" encoding="utf-8"?>
 <ds:datastoreItem xmlns:ds="http://schemas.openxmlformats.org/officeDocument/2006/customXml" ds:itemID="{FEA79526-4D1A-40E9-8DD9-C8C0D611AE53}">
   <ds:schemaRefs>
     <ds:schemaRef ds:uri="urn:microsoft-dynamics-nav/reports/Qlty_Non_Conformance/20403/"/>
+  </ds:schemaRefs>
+</ds:datastoreItem>
+</file>
+
+<file path=customXml/itemProps3.xml><?xml version="1.0" encoding="utf-8"?>
+<ds:datastoreItem xmlns:ds="http://schemas.openxmlformats.org/officeDocument/2006/customXml" ds:itemID="{03338322-50AA-4232-92FE-5DECCA57D474}">
+  <ds:schemaRefs>
+    <ds:schemaRef ds:uri="urn:microsoft-dynamics-businesscentral/internal/extended/reports/Qlty_Non_Conformance/20403/"/>
   </ds:schemaRefs>
 </ds:datastoreItem>
 </file>

--- a/src/Apps/W1/Quality Management/app/src/Reports/QltyNonConformance.docx
+++ b/src/Apps/W1/Quality Management/app/src/Reports/QltyNonConformance.docx
@@ -64,13 +64,13 @@
               <w:b/>
               <w:bCs/>
             </w:rPr>
-            <w:alias w:val="ProductLabel"/>
-            <w:tag w:val="#BC:InsertDataItem,Labels/ProductLabel"/>
+            <w:alias w:val="ItemLabel"/>
+            <w:tag w:val="#BC:InsertDataItem,Labels/ItemLabel"/>
             <w:id w:val="-524102401"/>
             <w:placeholder>
               <w:docPart w:val="DefaultPlaceholder_-1854013440"/>
             </w:placeholder>
-            <w:dataBinding w:prefixMappings="xmlns:ns0='urn:microsoft-dynamics-nav/reports/Qlty_Non_Conformance/20403/'" w:xpath="/ns0:NavWordReportXmlPart[1]/ns0:Labels[1]/ns0:ProductLabel[1]" w:storeItemID="{FEA79526-4D1A-40E9-8DD9-C8C0D611AE53}"/>
+            <w:dataBinding w:prefixMappings="xmlns:ns0='urn:microsoft-dynamics-nav/reports/Qlty_Non_Conformance/20403/'" w:xpath="/ns0:NavWordReportXmlPart[1]/ns0:Labels[1]/ns0:ItemLabel[1]" w:storeItemID="{FEA79526-4D1A-40E9-8DD9-C8C0D611AE53}"/>
             <w15:color w:val="808080"/>
             <w:text/>
           </w:sdtPr>
@@ -92,7 +92,7 @@
                     <w:b/>
                     <w:bCs/>
                   </w:rPr>
-                  <w:t>ProductLabel</w:t>
+                  <w:t>ItemLabel</w:t>
                 </w:r>
                 <w:proofErr w:type="spellEnd"/>
               </w:p>
@@ -190,13 +190,13 @@
             <w:rPr>
               <w:rFonts w:asciiTheme="minorHAnsi" w:hAnsiTheme="minorHAnsi"/>
             </w:rPr>
-            <w:alias w:val="ProductDescription"/>
-            <w:tag w:val="#BC:InsertDataItem,DataItems/CurrentInspection/ProductDescription"/>
+            <w:alias w:val="ItemDescription"/>
+            <w:tag w:val="#BC:InsertDataItem,DataItems/CurrentInspection/ItemDescription"/>
             <w:id w:val="-417326594"/>
             <w:placeholder>
               <w:docPart w:val="47DF5FC31C7C45ABB782A11281AB91EA"/>
             </w:placeholder>
-            <w:dataBinding w:prefixMappings="xmlns:ns0='urn:microsoft-dynamics-nav/reports/Qlty_Non_Conformance/20403/'" w:xpath="/ns0:NavWordReportXmlPart[1]/ns0:CurrentInspection[1]/ns0:ProductDescription[1]" w:storeItemID="{FEA79526-4D1A-40E9-8DD9-C8C0D611AE53}"/>
+            <w:dataBinding w:prefixMappings="xmlns:ns0='urn:microsoft-dynamics-nav/reports/Qlty_Non_Conformance/20403/'" w:xpath="/ns0:NavWordReportXmlPart[1]/ns0:CurrentInspection[1]/ns0:ItemDescription[1]" w:storeItemID="{FEA79526-4D1A-40E9-8DD9-C8C0D611AE53}"/>
             <w15:color w:val="808080"/>
             <w:text/>
           </w:sdtPr>
@@ -216,7 +216,7 @@
                   <w:rPr>
                     <w:rFonts w:asciiTheme="minorHAnsi" w:hAnsiTheme="minorHAnsi"/>
                   </w:rPr>
-                  <w:t>ProductDescription</w:t>
+                  <w:t>ItemDescription</w:t>
                 </w:r>
                 <w:proofErr w:type="spellEnd"/>
               </w:p>
@@ -897,13 +897,13 @@
       <w:tr>
         <w:trPr>
           <w:cnfStyle w:val="100000000000" w:firstRow="1" w:lastRow="0" w:firstColumn="0" w:lastColumn="0" w:oddVBand="0" w:evenVBand="0" w:oddHBand="0" w:evenHBand="0" w:firstRowFirstColumn="0" w:firstRowLastColumn="0" w:lastRowFirstColumn="0" w:lastRowLastColumn="0"/>
-          <w:trHeight w:val="431"/>
+          <w:trHeight w:val="269"/>
         </w:trPr>
         <w:tc>
           <w:tcPr>
             <w:tcW w:w="4680" w:type="dxa"/>
             <w:tcBorders>
-              <w:bottom w:val="single" w:color="000000" w:sz="8" w:space="0"/>
+              <w:bottom w:val="single" w:color="auto" w:sz="4" w:space="0"/>
             </w:tcBorders>
             <w:vAlign w:val="bottom"/>
           </w:tcPr>
@@ -975,7 +975,7 @@
               <w:tcPr>
                 <w:tcW w:w="5040" w:type="dxa"/>
                 <w:tcBorders>
-                  <w:bottom w:val="single" w:color="000000" w:sz="8" w:space="0"/>
+                  <w:bottom w:val="single" w:color="auto" w:sz="4" w:space="0"/>
                 </w:tcBorders>
                 <w:vAlign w:val="bottom"/>
               </w:tcPr>
@@ -1003,13 +1003,13 @@
       </w:tr>
       <w:tr>
         <w:trPr>
-          <w:trHeight w:val="404"/>
+          <w:trHeight w:val="188"/>
         </w:trPr>
         <w:tc>
           <w:tcPr>
             <w:tcW w:w="4680" w:type="dxa"/>
             <w:tcBorders>
-              <w:top w:val="single" w:color="000000" w:sz="8" w:space="0"/>
+              <w:top w:val="single" w:color="auto" w:sz="4" w:space="0"/>
             </w:tcBorders>
           </w:tcPr>
           <w:p>
@@ -1023,6 +1023,8 @@
               <w:sdtPr>
                 <w:rPr>
                   <w:rFonts w:asciiTheme="majorHAnsi" w:hAnsiTheme="majorHAnsi"/>
+                  <w:i/>
+                  <w:iCs/>
                   <w:szCs w:val="18"/>
                 </w:rPr>
                 <w:alias w:val="FinishedByNameLabel"/>
@@ -1040,6 +1042,8 @@
                 <w:r>
                   <w:rPr>
                     <w:rFonts w:asciiTheme="majorHAnsi" w:hAnsiTheme="majorHAnsi"/>
+                    <w:i/>
+                    <w:iCs/>
                     <w:szCs w:val="18"/>
                   </w:rPr>
                   <w:t>FinishedByNameLabel</w:t>
@@ -1067,6 +1071,8 @@
           <w:sdtPr>
             <w:rPr>
               <w:rFonts w:asciiTheme="majorHAnsi" w:hAnsiTheme="majorHAnsi"/>
+              <w:i/>
+              <w:iCs/>
               <w:szCs w:val="18"/>
             </w:rPr>
             <w:alias w:val="ApproverNameLabel"/>
@@ -1084,7 +1090,7 @@
               <w:tcPr>
                 <w:tcW w:w="5040" w:type="dxa"/>
                 <w:tcBorders>
-                  <w:top w:val="single" w:color="000000" w:sz="8" w:space="0"/>
+                  <w:top w:val="single" w:color="auto" w:sz="4" w:space="0"/>
                 </w:tcBorders>
               </w:tcPr>
               <w:p>
@@ -1098,6 +1104,8 @@
                 <w:r>
                   <w:rPr>
                     <w:rFonts w:asciiTheme="majorHAnsi" w:hAnsiTheme="majorHAnsi"/>
+                    <w:i/>
+                    <w:iCs/>
                     <w:szCs w:val="18"/>
                   </w:rPr>
                   <w:t>ApproverNameLabel</w:t>
@@ -1116,7 +1124,7 @@
           <w:tcPr>
             <w:tcW w:w="4680" w:type="dxa"/>
             <w:tcBorders>
-              <w:bottom w:val="single" w:color="000000" w:sz="8" w:space="0"/>
+              <w:bottom w:val="single" w:color="auto" w:sz="4" w:space="0"/>
             </w:tcBorders>
             <w:vAlign w:val="center"/>
           </w:tcPr>
@@ -1124,23 +1132,8 @@
             <w:pPr>
               <w:rPr>
                 <w:rFonts w:asciiTheme="majorHAnsi" w:hAnsiTheme="majorHAnsi"/>
-                <w:szCs w:val="18"/>
-              </w:rPr>
-            </w:pPr>
-          </w:p>
-          <w:p>
-            <w:pPr>
-              <w:rPr>
-                <w:rFonts w:asciiTheme="majorHAnsi" w:hAnsiTheme="majorHAnsi"/>
-                <w:szCs w:val="18"/>
-              </w:rPr>
-            </w:pPr>
-          </w:p>
-          <w:p>
-            <w:pPr>
-              <w:rPr>
-                <w:rFonts w:asciiTheme="majorHAnsi" w:hAnsiTheme="majorHAnsi"/>
-                <w:szCs w:val="18"/>
+                <w:sz w:val="48"/>
+                <w:szCs w:val="48"/>
               </w:rPr>
             </w:pPr>
           </w:p>
@@ -1163,7 +1156,7 @@
           <w:tcPr>
             <w:tcW w:w="5040" w:type="dxa"/>
             <w:tcBorders>
-              <w:bottom w:val="single" w:color="000000" w:sz="8" w:space="0"/>
+              <w:bottom w:val="single" w:color="auto" w:sz="4" w:space="0"/>
             </w:tcBorders>
             <w:vAlign w:val="center"/>
           </w:tcPr>
@@ -1171,23 +1164,8 @@
             <w:pPr>
               <w:rPr>
                 <w:rFonts w:asciiTheme="majorHAnsi" w:hAnsiTheme="majorHAnsi"/>
-                <w:szCs w:val="18"/>
-              </w:rPr>
-            </w:pPr>
-          </w:p>
-          <w:p>
-            <w:pPr>
-              <w:rPr>
-                <w:rFonts w:asciiTheme="majorHAnsi" w:hAnsiTheme="majorHAnsi"/>
-                <w:szCs w:val="18"/>
-              </w:rPr>
-            </w:pPr>
-          </w:p>
-          <w:p>
-            <w:pPr>
-              <w:rPr>
-                <w:rFonts w:asciiTheme="majorHAnsi" w:hAnsiTheme="majorHAnsi"/>
-                <w:szCs w:val="18"/>
+                <w:sz w:val="48"/>
+                <w:szCs w:val="48"/>
               </w:rPr>
             </w:pPr>
           </w:p>
@@ -1195,12 +1173,14 @@
       </w:tr>
       <w:tr>
         <w:trPr>
-          <w:trHeight w:val="432"/>
+          <w:trHeight w:val="251"/>
         </w:trPr>
         <w:sdt>
           <w:sdtPr>
             <w:rPr>
               <w:rFonts w:asciiTheme="majorHAnsi" w:hAnsiTheme="majorHAnsi"/>
+              <w:i/>
+              <w:iCs/>
               <w:szCs w:val="18"/>
             </w:rPr>
             <w:alias w:val="FinishedBySignatureLabel"/>
@@ -1218,7 +1198,7 @@
               <w:tcPr>
                 <w:tcW w:w="4680" w:type="dxa"/>
                 <w:tcBorders>
-                  <w:top w:val="single" w:color="000000" w:sz="8" w:space="0"/>
+                  <w:top w:val="single" w:color="auto" w:sz="4" w:space="0"/>
                 </w:tcBorders>
               </w:tcPr>
               <w:p>
@@ -1232,6 +1212,8 @@
                 <w:r>
                   <w:rPr>
                     <w:rFonts w:asciiTheme="majorHAnsi" w:hAnsiTheme="majorHAnsi"/>
+                    <w:i/>
+                    <w:iCs/>
                     <w:szCs w:val="18"/>
                   </w:rPr>
                   <w:t>FinishedBySignatureLabel</w:t>
@@ -1259,6 +1241,8 @@
           <w:sdtPr>
             <w:rPr>
               <w:rFonts w:asciiTheme="majorHAnsi" w:hAnsiTheme="majorHAnsi"/>
+              <w:i/>
+              <w:iCs/>
               <w:szCs w:val="18"/>
             </w:rPr>
             <w:alias w:val="ApproverSignatureLabel"/>
@@ -1276,7 +1260,7 @@
               <w:tcPr>
                 <w:tcW w:w="5040" w:type="dxa"/>
                 <w:tcBorders>
-                  <w:top w:val="single" w:color="000000" w:sz="8" w:space="0"/>
+                  <w:top w:val="single" w:color="auto" w:sz="4" w:space="0"/>
                 </w:tcBorders>
               </w:tcPr>
               <w:p>
@@ -1290,6 +1274,8 @@
                 <w:r>
                   <w:rPr>
                     <w:rFonts w:asciiTheme="majorHAnsi" w:hAnsiTheme="majorHAnsi"/>
+                    <w:i/>
+                    <w:iCs/>
                     <w:szCs w:val="18"/>
                   </w:rPr>
                   <w:t>ApproverSignatureLabel</w:t>
@@ -1301,6 +1287,9 @@
         </w:sdt>
       </w:tr>
       <w:tr>
+        <w:trPr>
+          <w:trHeight w:val="207"/>
+        </w:trPr>
         <w:tc>
           <w:tcPr>
             <w:tcW w:w="4680" w:type="dxa"/>
@@ -1310,15 +1299,8 @@
             <w:pPr>
               <w:rPr>
                 <w:rFonts w:asciiTheme="majorHAnsi" w:hAnsiTheme="majorHAnsi"/>
-                <w:szCs w:val="18"/>
-              </w:rPr>
-            </w:pPr>
-          </w:p>
-          <w:p>
-            <w:pPr>
-              <w:rPr>
-                <w:rFonts w:asciiTheme="majorHAnsi" w:hAnsiTheme="majorHAnsi"/>
-                <w:szCs w:val="18"/>
+                <w:sz w:val="16"/>
+                <w:szCs w:val="16"/>
               </w:rPr>
             </w:pPr>
           </w:p>
@@ -1346,7 +1328,8 @@
             <w:pPr>
               <w:rPr>
                 <w:rFonts w:asciiTheme="majorHAnsi" w:hAnsiTheme="majorHAnsi"/>
-                <w:szCs w:val="18"/>
+                <w:sz w:val="16"/>
+                <w:szCs w:val="16"/>
               </w:rPr>
             </w:pPr>
           </w:p>
@@ -1354,13 +1337,13 @@
       </w:tr>
       <w:tr>
         <w:trPr>
-          <w:trHeight w:val="431"/>
+          <w:trHeight w:val="323"/>
         </w:trPr>
         <w:tc>
           <w:tcPr>
             <w:tcW w:w="4680" w:type="dxa"/>
             <w:tcBorders>
-              <w:bottom w:val="single" w:color="000000" w:sz="8" w:space="0"/>
+              <w:bottom w:val="single" w:color="auto" w:sz="4" w:space="0"/>
             </w:tcBorders>
             <w:vAlign w:val="bottom"/>
           </w:tcPr>
@@ -1419,7 +1402,7 @@
           <w:tcPr>
             <w:tcW w:w="5040" w:type="dxa"/>
             <w:tcBorders>
-              <w:bottom w:val="single" w:color="000000" w:sz="8" w:space="0"/>
+              <w:bottom w:val="single" w:color="auto" w:sz="4" w:space="0"/>
             </w:tcBorders>
             <w:vAlign w:val="bottom"/>
           </w:tcPr>
@@ -1469,13 +1452,15 @@
           <w:tcPr>
             <w:tcW w:w="4680" w:type="dxa"/>
             <w:tcBorders>
-              <w:top w:val="single" w:color="000000" w:sz="8" w:space="0"/>
+              <w:top w:val="single" w:color="auto" w:sz="4" w:space="0"/>
             </w:tcBorders>
           </w:tcPr>
           <w:sdt>
             <w:sdtPr>
               <w:rPr>
                 <w:rFonts w:asciiTheme="majorHAnsi" w:hAnsiTheme="majorHAnsi"/>
+                <w:i/>
+                <w:iCs/>
                 <w:szCs w:val="18"/>
               </w:rPr>
               <w:alias w:val="DateLabel"/>
@@ -1500,6 +1485,8 @@
                 <w:r>
                   <w:rPr>
                     <w:rFonts w:asciiTheme="majorHAnsi" w:hAnsiTheme="majorHAnsi"/>
+                    <w:i/>
+                    <w:iCs/>
                     <w:szCs w:val="18"/>
                   </w:rPr>
                   <w:t>DateLabel</w:t>
@@ -1527,13 +1514,15 @@
           <w:tcPr>
             <w:tcW w:w="5040" w:type="dxa"/>
             <w:tcBorders>
-              <w:top w:val="single" w:color="000000" w:sz="8" w:space="0"/>
+              <w:top w:val="single" w:color="auto" w:sz="4" w:space="0"/>
             </w:tcBorders>
           </w:tcPr>
           <w:sdt>
             <w:sdtPr>
               <w:rPr>
                 <w:rFonts w:asciiTheme="majorHAnsi" w:hAnsiTheme="majorHAnsi"/>
+                <w:i/>
+                <w:iCs/>
                 <w:szCs w:val="18"/>
               </w:rPr>
               <w:alias w:val="DateLabel"/>
@@ -1558,6 +1547,8 @@
                 <w:r>
                   <w:rPr>
                     <w:rFonts w:asciiTheme="majorHAnsi" w:hAnsiTheme="majorHAnsi"/>
+                    <w:i/>
+                    <w:iCs/>
                     <w:szCs w:val="18"/>
                   </w:rPr>
                   <w:t>DateLabel</w:t>
@@ -5023,6 +5014,7 @@
     <w:rsid w:val="00521E26"/>
     <w:rsid w:val="00531F42"/>
     <w:rsid w:val="00541440"/>
+    <w:rsid w:val="00567C91"/>
     <w:rsid w:val="00577B23"/>
     <w:rsid w:val="005874D2"/>
     <w:rsid w:val="005A66AE"/>
@@ -5073,6 +5065,7 @@
     <w:rsid w:val="00BF2B5A"/>
     <w:rsid w:val="00BF64E0"/>
     <w:rsid w:val="00C040B3"/>
+    <w:rsid w:val="00C07E6E"/>
     <w:rsid w:val="00C21226"/>
     <w:rsid w:val="00C2225B"/>
     <w:rsid w:val="00C3763E"/>
@@ -5094,6 +5087,7 @@
     <w:rsid w:val="00FA4CB8"/>
     <w:rsid w:val="00FC34CE"/>
     <w:rsid w:val="00FD0CC1"/>
+    <w:rsid w:val="00FE3F4D"/>
     <w:rsid w:val="00FF51FE"/>
   </w:rsids>
   <m:mathPr>
@@ -5976,948 +5970,948 @@
 </we:webextension>
 </file>
 
-<file path=customXml/item1.xml><?xml version="1.0" encoding="utf-8"?>
+<file path=customXml/item1.xml>��< ? x m l   v e r s i o n = " 1 . 0 "   e n c o d i n g = " u t f - 1 6 " ? > < N a v W o r d R e p o r t X m l P a r t   x m l n s = " u r n : m i c r o s o f t - d y n a m i c s - b u s i n e s s c e n t r a l / i n t e r n a l / e x t e n d e d / r e p o r t s / Q l t y _ N o n _ C o n f o r m a n c e / 2 0 4 0 3 / " > + 
+     < B C R e p o r t I n f o r m a t i o n > + 
+         < R e p o r t M e t a d a t a > + 
+             < E x t e n s i o n I d > E x t e n s i o n   I D < / E x t e n s i o n I d > + 
+             < E x t e n s i o n N a m e > E x t e n s i o n   N a m e < / E x t e n s i o n N a m e > + 
+             < E x t e n s i o n P u b l i s h e r > E x t e n s i o n   P u b l i s h e r < / E x t e n s i o n P u b l i s h e r > + 
+             < E x t e n s i o n V e r s i o n > E x t e n s i o n   V e r s i o n < / E x t e n s i o n V e r s i o n > + 
+             < R e p o r t I d > R e p o r t   I D < / R e p o r t I d > + 
+             < R e p o r t N a m e > R e p o r t   N a m e < / R e p o r t N a m e > + 
+             < A b o u t T h i s R e p o r t T i t l e > A b o u t   T h i s   R e p o r t   T i t l e < / A b o u t T h i s R e p o r t T i t l e > + 
+             < A b o u t T h i s R e p o r t T e x t > A b o u t   T h i s   R e p o r t   T e x t < / A b o u t T h i s R e p o r t T e x t > + 
+             < R e p o r t H e l p L i n k > R e p o r t   H e l p   L i n k < / R e p o r t H e l p L i n k > + 
+         < / R e p o r t M e t a d a t a > + 
+         < R e p o r t R e q u e s t > + 
+             < T e n a n t E n t r a I d > T e n a n t   E n t r a   I d < / T e n a n t E n t r a I d > + 
+             < E n v i r o n m e n t N a m e > E n v i r o n m e n t   N a m e < / E n v i r o n m e n t N a m e > + 
+             < E n v i r o n m e n t T y p e > E n v i r o n m e n t   T y p e < / E n v i r o n m e n t T y p e > + 
+             < C o m p a n y N a m e > C o m p a n y   N a m e < / C o m p a n y N a m e > + 
+             < C o m p a n y D i s p l a y N a m e > C o m p a n y   D i s p l a y   N a m e < / C o m p a n y D i s p l a y N a m e > + 
+             < C o m p a n y I d > C o m p a n y   I D < / C o m p a n y I d > + 
+             < U s e r N a m e > U s e r   N a m e < / U s e r N a m e > + 
+             < D a t e A n d T i m e > D a t e   a n d   T i m e < / D a t e A n d T i m e > + 
+             < L a n g u a g e > L a n g u a g e < / L a n g u a g e > + 
+             < F o r m a t R e g i o n > F o r m a t   R e g i o n < / F o r m a t R e g i o n > + 
+             < D a t e T i m e V a l u e s > + 
+                 < Y e a r > Y e a r < / Y e a r > + 
+                 < M o n t h N u m b e r > M o n t h   N u m b e r < / M o n t h N u m b e r > + 
+                 < D a y N u m b e r > D a y   N u m b e r < / D a y N u m b e r > + 
+                 < H o u r > H o u r < / H o u r > + 
+                 < M i n u t e > M i n u t e < / M i n u t e > + 
+             < / D a t e T i m e V a l u e s > + 
+         < / R e p o r t R e q u e s t > + 
+     < / B C R e p o r t I n f o r m a t i o n > + 
+     < L a b e l s > + 
+         < C o m p l e t e d B y L a b e l   E l e m e n t T y p e = " P a r a m e t e r "   E l e m e n t I d = " 9 2 6 8 6 1 7 7 3 "   D a t a T y p e = " S t r i n g " > C o m p l e t e d B y L a b e l < / C o m p l e t e d B y L a b e l > + 
+         < C o m p l e t e d D a t e L a b e l   E l e m e n t T y p e = " P a r a m e t e r "   E l e m e n t I d = " 1 4 6 7 6 7 4 5 7 8 "   D a t a T y p e = " S t r i n g " > C o m p l e t e d D a t e L a b e l < / C o m p l e t e d D a t e L a b e l > + 
+         < C o n d i t i o n L a b e l   E l e m e n t T y p e = " P a r a m e t e r "   E l e m e n t I d = " 1 4 2 4 6 4 8 2 8 8 "   D a t a T y p e = " S t r i n g " > C o n d i t i o n L a b e l < / C o n d i t i o n L a b e l > + 
+         < D a t e L a b e l   E l e m e n t T y p e = " P a r a m e t e r "   E l e m e n t I d = " 7 9 3 8 1 7 7 7 7 "   D a t a T y p e = " S t r i n g " > D a t e L a b e l < / D a t e L a b e l > + 
+         < E n t e r e d B y L a b e l   E l e m e n t T y p e = " P a r a m e t e r "   E l e m e n t I d = " 1 9 1 0 3 3 1 8 8 9 "   D a t a T y p e = " S t r i n g " > E n t e r e d B y L a b e l < / E n t e r e d B y L a b e l > + 
+         < F i e l d L a b e l   E l e m e n t T y p e = " P a r a m e t e r "   E l e m e n t I d = " 1 9 6 1 6 4 7 3 9 9 "   D a t a T y p e = " S t r i n g " > F i e l d L a b e l < / F i e l d L a b e l > + 
+         < I n s p e c t i o n L a b e l   E l e m e n t T y p e = " P a r a m e t e r "   E l e m e n t I d = " 1 5 4 9 8 3 1 5 2 5 "   D a t a T y p e = " S t r i n g " > I n s p e c t i o n L a b e l < / I n s p e c t i o n L a b e l > + 
+         < I t e m L a b e l   E l e m e n t T y p e = " P a r a m e t e r "   E l e m e n t I d = " 1 0 8 2 0 2 8 9 7 4 "   D a t a T y p e = " S t r i n g " > I t e m L a b e l < / I t e m L a b e l > + 
+         < I t e m T r a c k i n g L a b e l   E l e m e n t T y p e = " P a r a m e t e r "   E l e m e n t I d = " 9 3 5 5 3 4 6 7 1 "   D a t a T y p e = " S t r i n g " > I t e m T r a c k i n g L a b e l < / I t e m T r a c k i n g L a b e l > + 
+         < M e a s u r e m e n t L a b e l   E l e m e n t T y p e = " P a r a m e t e r "   E l e m e n t I d = " 1 7 6 1 7 7 1 9 3 5 "   D a t a T y p e = " S t r i n g " > M e a s u r e m e n t L a b e l < / M e a s u r e m e n t L a b e l > + 
+         < M e t r i c L a b e l   E l e m e n t T y p e = " P a r a m e t e r "   E l e m e n t I d = " 2 7 1 2 2 7 7 7 5 "   D a t a T y p e = " S t r i n g " > M e t r i c L a b e l < / M e t r i c L a b e l > + 
+         < R e p o r t T i t l e L a b e l   E l e m e n t T y p e = " P a r a m e t e r "   E l e m e n t I d = " 1 2 9 7 0 8 9 6 2 7 "   D a t a T y p e = " S t r i n g " > R e p o r t T i t l e L a b e l < / R e p o r t T i t l e L a b e l > + 
+         < R e s u l t L a b e l   E l e m e n t T y p e = " P a r a m e t e r "   E l e m e n t I d = " 4 0 7 6 0 6 8 8 6 "   D a t a T y p e = " S t r i n g " > R e s u l t L a b e l < / R e s u l t L a b e l > + 
+         < T e s t D o c u m e n t N o L a b e l   E l e m e n t T y p e = " P a r a m e t e r "   E l e m e n t I d = " 1 6 2 2 1 4 2 9 2 3 "   D a t a T y p e = " S t r i n g " > T e s t D o c u m e n t N o L a b e l < / T e s t D o c u m e n t N o L a b e l > + 
+     < / L a b e l s > + 
+     < T o o l t i p s > + 
+         < T o o l t i p   c o l u m n = " Q l t y I n s p e c t i o n T e m p l a t e _ D e s c r i p t i o n "   E l e m e n t I d = " 1 6 5 2 0 6 9 5 9 8 " > + 
+             < T o o l t i p T e x t   l a n g = " e n - U S " > S p e c i f i e s   a n   e x p l a n a t i o n   o f   t h e   Q u a l i t y   I n s p e c t i o n   T e m p l a t e .   Y o u   c a n   e n t e r   a   m a x i m u m   o f   1 0 0   c h a r a c t e r s ,   b o t h   n u m b e r s   a n d   l e t t e r s . < / T o o l t i p T e x t > + 
+         < / T o o l t i p > + 
+         < T o o l t i p   c o l u m n = " Q l t y I n s p e c t i o n _ D e s c r i p t i o n "   E l e m e n t I d = " 7 3 9 0 1 9 9 1 0 " > + 
+             < T o o l t i p T e x t   l a n g = " e n - U S " > S p e c i f i e s   a   d e s c r i p t i o n   o f   t h e   Q u a l i t y   I n s p e c t i o n   i t s e l f . < / T o o l t i p T e x t > + 
+         < / T o o l t i p > + 
+         < T o o l t i p   c o l u m n = " Q l t y I n s p e c t i o n _ S t a t u s "   E l e m e n t I d = " 8 5 1 7 5 2 7 6 8 " > + 
+             < T o o l t i p T e x t   l a n g = " e n - U S " > S p e c i f i e s   t h e   s t a t u s   o f   t h e   i n s p e c t i o n .   N o   a d d i t i o n a l   c h a n g e s   c a n   b e   m a d e   t o   a   f i n i s h e d   Q u a l i t y   I n s p e c t i o n . < / T o o l t i p T e x t > + 
+         < / T o o l t i p > + 
+         < T o o l t i p   c o l u m n = " Q l t y I n s p e c t i o n _ R e s u l t _ C o d e "   E l e m e n t I d = " 1 8 0 7 0 7 7 0 6 5 " > + 
+             < T o o l t i p T e x t   l a n g = " e n - U S " > S p e c i f i e s   t h e   r e s u l t   i s   a u t o m a t i c a l l y   d e t e r m i n e d   b a s e d   o n   t h e   t e s t   v a l u e   a n d   r e s u l t   c o n f i g u r a t i o n . < / T o o l t i p T e x t > + 
+         < / T o o l t i p > + 
+         < T o o l t i p   c o l u m n = " Q l t y I n s p e c t i o n _ R e s u l t _ D e s c r i p t i o n "   E l e m e n t I d = " 8 1 0 5 3 8 1 8 8 " > + 
+             < T o o l t i p T e x t   l a n g = " e n - U S " > S p e c i f i e s   t h e   r e s u l t   d e s c r i p t i o n   f o r   t h i s   t e s t   r e s u l t .   T h e   r e s u l t   i s   a u t o m a t i c a l l y   d e t e r m i n e d   b a s e d   o n   t h e   t e s t   v a l u e   a n d   r e s u l t   c o n f i g u r a t i o n . < / T o o l t i p T e x t > + 
+         < / T o o l t i p > + 
+         < T o o l t i p   c o l u m n = " Q l t y I n s p e c t i o n _ N o "   E l e m e n t I d = " 2 1 2 0 6 1 5 7 4 9 " > + 
+             < T o o l t i p T e x t   l a n g = " e n - U S " > S p e c i f i e s   t h e   q u a l i t y   i n s p e c t i o n   d o c u m e n t   n u m b e r . < / T o o l t i p T e x t > + 
+         < / T o o l t i p > + 
+         < T o o l t i p   c o l u m n = " Q l t y I n s p e c t i o n _ R e i n s p e c t i o n N o "   E l e m e n t I d = " 7 5 1 7 3 5 6 " > + 
+             < T o o l t i p T e x t   l a n g = " e n - U S " > S p e c i f i e s   t h e   r e - i n s p e c t i o n   c o u n t e r . < / T o o l t i p T e x t > + 
+         < / T o o l t i p > + 
+         < T o o l t i p   c o l u m n = " Q l t y I n s p e c t i o n _ F i n i s h e d _ B y _ U s e r _ I D "   E l e m e n t I d = " 1 7 5 0 5 1 6 3 3 8 " > + 
+             < T o o l t i p T e x t   l a n g = " e n - U S " > S p e c i f i e s   t h e   u s e r   t h a t   f i n i s h e d   t h e   i n s p e c t i o n . < / T o o l t i p T e x t > + 
+         < / T o o l t i p > + 
+         < T o o l t i p   c o l u m n = " Q l t y I n s p e c t i o n _ F i n i s h e d _ D a t e "   E l e m e n t I d = " 1 8 3 4 1 2 2 7 6 5 " > + 
+             < T o o l t i p T e x t   l a n g = " e n - U S " > S p e c i f i e s   t h e   d a t e   t h a t   t h e   i n s p e c t i o n   w a s   f i n i s h e d . < / T o o l t i p T e x t > + 
+         < / T o o l t i p > + 
+         < T o o l t i p   c o l u m n = " Q l t y I n s p e c t i o n _ S o u r c e _ I t e m _ N o _ "   E l e m e n t I d = " 1 2 6 8 0 5 0 5 1 8 " > + 
+             < T o o l t i p T e x t   l a n g = " e n - U S " > S p e c i f i e s   t h e   i t e m   t h a t   t h e   Q u a l i t y   I n s p e c t i o n   i s   f o r .   W h e n   u s e d   w i t h   p r o d u c t i o n   o r d e r s   t h i s   t y p i c a l l y   r e f e r s   t o   t h e   i t e m   b e i n g   p r o d u c e d . < / T o o l t i p T e x t > + 
+         < / T o o l t i p > + 
+         < T o o l t i p   c o l u m n = " Q l t y I n s p e c t i o n _ S o u r c e _ I t e m _ D e s c r i p t i o n "   E l e m e n t I d = " 6 4 6 8 9 0 6 3 0 " > + 
+             < T o o l t i p T e x t   l a n g = " e n - U S " > S p e c i f i e s   a   d e s c r i p t i o n   o f   t h e   i t e m . < / T o o l t i p T e x t > + 
+         < / T o o l t i p > + 
+         < T o o l t i p   c o l u m n = " Q l t y I n s p e c t i o n _ S o u r c e _ I t e m _ D e s c r i p t i o n 2 "   E l e m e n t I d = " 1 2 7 9 3 6 9 3 5 2 " > + 
+             < T o o l t i p T e x t   l a n g = " e n - U S " > S p e c i f i e s   i n f o r m a t i o n   i n   a d d i t i o n   t o   t h e   d e s c r i p t i o n . < / T o o l t i p T e x t > + 
+         < / T o o l t i p > + 
+         < T o o l t i p   c o l u m n = " Q l t y I n s p e c t i o n _ S o u r c e _ V a r i a n t _ C o d e "   E l e m e n t I d = " 1 6 0 8 4 0 3 8 2 1 " > + 
+             < T o o l t i p T e x t   l a n g = " e n - U S " > S p e c i f i e s   t h e   i t e m   v a r i a n t   t h a t   t h e   Q u a l i t y   I n s p e c t i o n   i s   f o r .   W h e n   u s e d   w i t h   p r o d u c t i o n   o r d e r s   t h i s   t y p i c a l l y   r e f e r s   t o   t h e   i t e m   b e i n g   p r o d u c e d . < / T o o l t i p T e x t > + 
+         < / T o o l t i p > + 
+         < T o o l t i p   c o l u m n = " Q l t y I n s p e c t i o n _ S o u r c e _ L o t _ N o _ "   E l e m e n t I d = " 1 1 2 3 5 5 1 3 1 2 " > + 
+             < T o o l t i p T e x t   l a n g = " e n - U S " > S p e c i f i e s   t h e   l o t   n u m b e r   t h a t   t h e   q u a l i t y   i n s p e c t i o n   i s   f o r .   T h i s   i s   o n l y   u s e d   f o r   l o t   t r a c k e d   i t e m s . < / T o o l t i p T e x t > + 
+         < / T o o l t i p > + 
+         < T o o l t i p   c o l u m n = " Q l t y I n s p e c t i o n _ S o u r c e _ S e r i a l _ N o _ "   E l e m e n t I d = " 1 5 2 0 5 9 1 4 4 7 " > + 
+             < T o o l t i p T e x t   l a n g = " e n - U S " > S p e c i f i e s   t h e   s e r i a l   n u m b e r   t h a t   t h e   q u a l i t y   i n s p e c t i o n   i s   f o r .   T h i s   i s   o n l y   u s e d   f o r   s e r i a l   t r a c k e d   i t e m s . < / T o o l t i p T e x t > + 
+         < / T o o l t i p > + 
+         < T o o l t i p   c o l u m n = " Q l t y I n s p e c t i o n _ S o u r c e _ P a c k a g e _ N o _ "   E l e m e n t I d = " 1 9 6 1 1 2 9 9 7 " > + 
+             < T o o l t i p T e x t   l a n g = " e n - U S " > S p e c i f i e s   t h e   p a c k a g e   n u m b e r   t h a t   t h e   q u a l i t y   i n s p e c t i o n   i s   f o r .   T h i s   i s   o n l y   u s e d   f o r   p a c k a g e   t r a c k e d   i t e m s . < / T o o l t i p T e x t > + 
+         < / T o o l t i p > + 
+         < T o o l t i p   c o l u m n = " Q l t y I n s p e c t i o n _ S o u r c e _ D o c u m e n t _ N o _ "   E l e m e n t I d = " 1 6 7 5 9 1 6 2 8 8 " > + 
+             < T o o l t i p T e x t   l a n g = " e n - U S " > S p e c i f i e s   a   r e f e r e n c e   t o   t h e   d o c u m e n t   t h a t   t h i s   Q u a l i t y   I n s p e c t i o n   i s   r e f e r r i n g   t o .   T h i s   t y p i c a l l y   r e f e r s   t o   a   p r o d u c t i o n   o r d e r   d o c u m e n t   n u m b e r . < / T o o l t i p T e x t > + 
+         < / T o o l t i p > + 
+         < T o o l t i p   c o l u m n = " Q l t y I n s p e c t i o n _ S o u r c e _ T a s k _ N o _ "   E l e m e n t I d = " 3 8 4 6 4 4 1 8 2 " > + 
+             < T o o l t i p T e x t   l a n g = " e n - U S " > S p e c i f i e s   a   r e f e r e n c e   t o   t h e   s o u r c e   t a s k   n o .   t h a t   t h i s   Q u a l i t y   I n s p e c t i o n   i s   r e f e r r i n g   t o .   T h i s   t y p i c a l l y   r e f e r s   t o   a n   o p e r a t i o n . < / T o o l t i p T e x t > + 
+         < / T o o l t i p > + 
+         < T o o l t i p   c o l u m n = " Q l t y I n s p e c t i o n _ S o u r c e _ C u s t o m _ 1 "   E l e m e n t I d = " 5 4 6 4 5 3 7 6 5 " > + 
+             < T o o l t i p T e x t   l a n g = " e n - U S " > S p e c i f i e s   a d d i t i o n a l   i n f o r m a t i o n   f r o m   a   s o u r c e   r e c o r d . < / T o o l t i p T e x t > + 
+         < / T o o l t i p > + 
+         < T o o l t i p   c o l u m n = " Q l t y I n s p e c t i o n _ S o u r c e _ C u s t o m _ 2 "   E l e m e n t I d = " 1 8 3 5 4 2 3 6 8 0 " > + 
+             < T o o l t i p T e x t   l a n g = " e n - U S " > S p e c i f i e s   a d d i t i o n a l   i n f o r m a t i o n   f r o m   a   s o u r c e   r e c o r d . < / T o o l t i p T e x t > + 
+         < / T o o l t i p > + 
+         < T o o l t i p   c o l u m n = " Q l t y I n s p e c t i o n _ S o u r c e _ C u s t o m _ 3 "   E l e m e n t I d = " 1 8 2 1 8 4 6 9 9 9 " > + 
+             < T o o l t i p T e x t   l a n g = " e n - U S " > S p e c i f i e s   a d d i t i o n a l   i n f o r m a t i o n   f r o m   a   s o u r c e   r e c o r d . < / T o o l t i p T e x t > + 
+         < / T o o l t i p > + 
+         < T o o l t i p   c o l u m n = " Q l t y I n s p e c t i o n _ S o u r c e _ C u s t o m _ 4 "   E l e m e n t I d = " 1 3 6 6 6 3 6 0 8 6 " > + 
+             < T o o l t i p T e x t   l a n g = " e n - U S " > S p e c i f i e s   a d d i t i o n a l   i n f o r m a t i o n   f r o m   a   s o u r c e   r e c o r d . < / T o o l t i p T e x t > + 
+         < / T o o l t i p > + 
+         < T o o l t i p   c o l u m n = " Q l t y I n s p e c t i o n _ S o u r c e _ C u s t o m _ 5 "   E l e m e n t I d = " 2 0 0 4 3 3 2 7 0 3 " > + 
+             < T o o l t i p T e x t   l a n g = " e n - U S " > S p e c i f i e s   a d d i t i o n a l   i n f o r m a t i o n   f r o m   a   s o u r c e   r e c o r d . < / T o o l t i p T e x t > + 
+         < / T o o l t i p > + 
+         < T o o l t i p   c o l u m n = " Q l t y I n s p e c t i o n _ S o u r c e _ C u s t o m _ 6 "   E l e m e n t I d = " 9 1 2 4 2 8 5 2 " > + 
+             < T o o l t i p T e x t   l a n g = " e n - U S " > S p e c i f i e s   a d d i t i o n a l   i n f o r m a t i o n   f r o m   a   s o u r c e   r e c o r d . < / T o o l t i p T e x t > + 
+         < / T o o l t i p > + 
+         < T o o l t i p   c o l u m n = " Q l t y I n s p e c t i o n _ S o u r c e _ C u s t o m _ 7 "   E l e m e n t I d = " 7 2 8 9 3 9 4 6 9 " > + 
+             < T o o l t i p T e x t   l a n g = " e n - U S " > S p e c i f i e s   a d d i t i o n a l   i n f o r m a t i o n   f r o m   a   s o u r c e   r e c o r d . < / T o o l t i p T e x t > + 
+         < / T o o l t i p > + 
+         < T o o l t i p   c o l u m n = " Q l t y I n s p e c t i o n _ S o u r c e _ C u s t o m _ 8 "   E l e m e n t I d = " 3 7 7 5 4 4 7 4 2 " > + 
+             < T o o l t i p T e x t   l a n g = " e n - U S " > S p e c i f i e s   a d d i t i o n a l   i n f o r m a t i o n   f r o m   a   s o u r c e   r e c o r d . < / T o o l t i p T e x t > + 
+         < / T o o l t i p > + 
+         < T o o l t i p   c o l u m n = " Q l t y I n s p e c t i o n _ S o u r c e _ C u s t o m _ 9 "   E l e m e n t I d = " 2 6 0 1 5 1 8 7 5 " > + 
+             < T o o l t i p T e x t   l a n g = " e n - U S " > S p e c i f i e s   a d d i t i o n a l   i n f o r m a t i o n   f r o m   a   s o u r c e   r e c o r d . < / T o o l t i p T e x t > + 
+         < / T o o l t i p > + 
+         < T o o l t i p   c o l u m n = " Q l t y I n s p e c t i o n _ S o u r c e _ C u s t o m _ 1 0 "   E l e m e n t I d = " 1 5 3 7 6 5 2 9 2 5 " > + 
+             < T o o l t i p T e x t   l a n g = " e n - U S " > S p e c i f i e s   a d d i t i o n a l   i n f o r m a t i o n   f r o m   a   s o u r c e   r e c o r d . < / T o o l t i p T e x t > + 
+         < / T o o l t i p > + 
+         < T o o l t i p   c o l u m n = " F i e l d _ C o d e "   E l e m e n t I d = " 1 3 2 7 2 5 5 7 3 " > + 
+             < T o o l t i p T e x t   l a n g = " e n - U S " > S p e c i f i e s   t h e   f i e l d / q u e s t i o n / m e t r i c   i n   t h i s   t e s t . < / T o o l t i p T e x t > + 
+         < / T o o l t i p > + 
+         < T o o l t i p   c o l u m n = " F i e l d _ D e s c r i p t i o n "   E l e m e n t I d = " 1 4 6 8 6 2 1 2 9 8 " > + 
+             < T o o l t i p T e x t   l a n g = " e n - U S " > S p e c i f i e s   a   d e s c r i p t i o n   o f   t h e   f i e l d   a s   i t   i s   u s e d   o n   t h e   t e s t . < / T o o l t i p T e x t > + 
+         < / T o o l t i p > + 
+         < T o o l t i p   c o l u m n = " N u m e r i c _ V a l u e "   E l e m e n t I d = " 4 6 0 4 1 2 6 4 6 " > + 
+             < T o o l t i p T e x t   l a n g = " e n - U S " > S p e c i f i e s   a n   e v a l u a t e d   n u m e r i c   v a l u e   o f   T e s t   V a l u e   f o r   u s e   i n   c a l c u l a t i o n s   a n d   a n a l y s i s .   T h i s   v a l u e   i s   a u t o m a t i c a l l y   c a l c u l a t e d   w h e n   t h e   T e s t   V a l u e   i s   e n t e r e d   o r   m o d i f i e d   b a s e d   o n   t h e   c o n f i g u r a t i o n   o f   t h e   T e s t   V a l u e   a n d   i s   n o t   d i r e c t l y   e d i t a b l e . < / T o o l t i p T e x t > + 
+         < / T o o l t i p > + 
+         < T o o l t i p   c o l u m n = " F i e l d _ T y p e "   E l e m e n t I d = " 1 3 2 8 1 6 4 0 1 6 " > + 
+             < T o o l t i p T e x t   l a n g = " e n - U S " > S p e c i f i e s   t h e   d a t a   t y p e   o f   t h e   v a l u e s   y o u   c a n   e n t e r   o r   s e l e c t   f o r   t h i s   t e s t .   U s e   D e c i m a l   f o r   n u m e r i c a l   m e a s u r e m e n t s .   U s e   C h o i c e   t o   g i v e   a   l i s t   o f   o p t i o n s   t o   c h o o s e   f r o m .   I f   y o u   w a n t   t o   c h o o s e   o p t i o n s   f r o m   a n   e x i s t i n g   t a b l e ,   u s e   T a b l e   L o o k u p . < / T o o l t i p T e x t > + 
+         < / T o o l t i p > + 
+         < T o o l t i p   c o l u m n = " T e s t _ R e s u l t "   E l e m e n t I d = " 1 2 7 1 0 6 2 1 4 1 " > + 
+             < T o o l t i p T e x t   l a n g = " e n - U S " > S p e c i f i e s   t h e   r e s u l t   i s   a u t o m a t i c a l l y   d e t e r m i n e d   b a s e d   o n   t h e   t e s t   v a l u e   a n d   r e s u l t   c o n f i g u r a t i o n . < / T o o l t i p T e x t > + 
+         < / T o o l t i p > + 
+     < / T o o l t i p s > + 
+     < C u r r e n t I n s p e c t i o n   E l e m e n t T y p e = " D a t a I t e m "   E l e m e n t I d = " 1 7 4 7 8 9 7 9 7 8 " > + 
+         < A p p r o v e r N a m e L a b e l   E l e m e n t T y p e = " C o l u m n "   E l e m e n t I d = " 1 8 9 7 9 9 2 7 8 5 "   D a t a T y p e = " T e x t " > A p p r o v e r N a m e L a b e l < / A p p r o v e r N a m e L a b e l > + 
+         < A p p r o v e r S i g n a t u r e L a b e l   E l e m e n t T y p e = " C o l u m n "   E l e m e n t I d = " 1 0 3 4 5 1 7 9 4 "   D a t a T y p e = " T e x t " > A p p r o v e r S i g n a t u r e L a b e l < / A p p r o v e r S i g n a t u r e L a b e l > + 
+         < C O A C o n t a c t _ A l l   E l e m e n t T y p e = " C o l u m n "   E l e m e n t I d = " 1 5 9 3 9 3 0 3 4 6 "   D a t a T y p e = " T e x t " > C O A C o n t a c t _ A l l < / C O A C o n t a c t _ A l l > + 
+         < C O A C o n t a c t _ R o w 1   E l e m e n t T y p e = " C o l u m n "   E l e m e n t I d = " 1 2 7 0 2 3 9 7 3 2 "   D a t a T y p e = " T e x t " > C O A C o n t a c t _ R o w 1 < / C O A C o n t a c t _ R o w 1 > + 
+         < C O A C o n t a c t _ R o w 2   E l e m e n t T y p e = " C o l u m n "   E l e m e n t I d = " 6 4 2 8 5 0 1 1 9 "   D a t a T y p e = " T e x t " > C O A C o n t a c t _ R o w 2 < / C O A C o n t a c t _ R o w 2 > + 
+         < C O A C o n t a c t _ R o w 3   E l e m e n t T y p e = " C o l u m n "   E l e m e n t I d = " 5 1 5 3 5 0 2 "   D a t a T y p e = " T e x t " > C O A C o n t a c t _ R o w 3 < / C O A C o n t a c t _ R o w 3 > + 
+         < C O A C o n t a c t _ R o w 4   E l e m e n t T y p e = " C o l u m n "   E l e m e n t I d = " 1 1 1 1 6 3 7 7 1 3 "   D a t a T y p e = " T e x t " > C O A C o n t a c t _ R o w 4 < / C O A C o n t a c t _ R o w 4 > + 
+         < C O A C o n t a c t _ R o w 5   E l e m e n t T y p e = " C o l u m n "   E l e m e n t I d = " 4 7 3 9 4 1 0 9 6 "   D a t a T y p e = " T e x t " > C O A C o n t a c t _ R o w 5 < / C O A C o n t a c t _ R o w 5 > + 
+         < C O A C o n t a c t _ R o w 6   E l e m e n t T y p e = " C o l u m n "   E l e m e n t I d = " 1 9 0 7 9 3 6 3 4 9 "   D a t a T y p e = " T e x t " > C O A C o n t a c t _ R o w 6 < / C O A C o n t a c t _ R o w 6 > + 
+         < C O A C o n t a c t _ R o w 7   E l e m e n t T y p e = " C o l u m n "   E l e m e n t I d = " 1 7 4 9 3 3 4 3 3 0 "   D a t a T y p e = " T e x t " > C O A C o n t a c t _ R o w 7 < / C O A C o n t a c t _ R o w 7 > + 
+         < C O A C o n t a c t _ R o w 8   E l e m e n t T y p e = " C o l u m n "   E l e m e n t I d = " 1 4 3 9 1 4 8 7 5 5 "   D a t a T y p e = " T e x t " > C O A C o n t a c t _ R o w 8 < / C O A C o n t a c t _ R o w 8 > + 
+         < C o m p a n y I n f o r m a t i o n _ A l l   E l e m e n t T y p e = " C o l u m n "   E l e m e n t I d = " 7 6 1 9 7 4 8 2 4 "   D a t a T y p e = " T e x t " > C o m p a n y I n f o r m a t i o n _ A l l < / C o m p a n y I n f o r m a t i o n _ A l l > + 
+         < C o m p a n y I n f o r m a t i o n _ R o w 1   E l e m e n t T y p e = " C o l u m n "   E l e m e n t I d = " 1 8 4 3 2 1 2 8 9 4 "   D a t a T y p e = " T e x t " > C o m p a n y I n f o r m a t i o n _ R o w 1 < / C o m p a n y I n f o r m a t i o n _ R o w 1 > + 
+         < C o m p a n y I n f o r m a t i o n _ R o w 2   E l e m e n t T y p e = " C o l u m n "   E l e m e n t I d = " 1 8 1 4 0 5 7 7 8 5 "   D a t a T y p e = " T e x t " > C o m p a n y I n f o r m a t i o n _ R o w 2 < / C o m p a n y I n f o r m a t i o n _ R o w 2 > + 
+         < C o m p a n y I n f o r m a t i o n _ R o w 3   E l e m e n t T y p e = " C o l u m n "   E l e m e n t I d = " 1 1 7 6 3 6 1 1 6 8 "   D a t a T y p e = " T e x t " > C o m p a n y I n f o r m a t i o n _ R o w 3 < / C o m p a n y I n f o r m a t i o n _ R o w 3 > + 
+         < C o m p a n y I n f o r m a t i o n _ R o w 4   E l e m e n t T y p e = " C o l u m n "   E l e m e n t I d = " 1 3 4 5 2 7 0 1 9 1 "   D a t a T y p e = " T e x t " > C o m p a n y I n f o r m a t i o n _ R o w 4 < / C o m p a n y I n f o r m a t i o n _ R o w 4 > + 
+         < C o m p a n y I n f o r m a t i o n _ R o w 5   E l e m e n t T y p e = " C o l u m n "   E l e m e n t I d = " 7 0 7 5 7 3 5 7 4 "   D a t a T y p e = " T e x t " > C o m p a n y I n f o r m a t i o n _ R o w 5 < / C o m p a n y I n f o r m a t i o n _ R o w 5 > + 
+         < C o m p a n y I n f o r m a t i o n _ R o w 6   E l e m e n t T y p e = " C o l u m n "   E l e m e n t I d = " 6 9 8 7 6 9 5 7 "   D a t a T y p e = " T e x t " > C o m p a n y I n f o r m a t i o n _ R o w 6 < / C o m p a n y I n f o r m a t i o n _ R o w 6 > + 
+         < C o m p a n y I n f o r m a t i o n _ R o w 7   E l e m e n t T y p e = " C o l u m n "   E l e m e n t I d = " 5 6 7 8 1 9 6 6 0 "   D a t a T y p e = " T e x t " > C o m p a n y I n f o r m a t i o n _ R o w 7 < / C o m p a n y I n f o r m a t i o n _ R o w 7 > + 
+         < C o m p a n y I n f o r m a t i o n _ R o w 8   E l e m e n t T y p e = " C o l u m n "   E l e m e n t I d = " 3 9 8 9 1 0 6 3 7 "   D a t a T y p e = " T e x t " > C o m p a n y I n f o r m a t i o n _ R o w 8 < / C o m p a n y I n f o r m a t i o n _ R o w 8 > + 
+         < C o m p a n y L o g o   E l e m e n t T y p e = " C o l u m n "   E l e m e n t I d = " 2 3 7 6 9 1 5 1 "   D a t a T y p e = " B l o b " / > + 
+         < E m a i l L a b e l   E l e m e n t T y p e = " C o l u m n "   E l e m e n t I d = " 7 7 1 8 8 7 1 3 5 "   D a t a T y p e = " T e x t " > E m a i l L a b e l < / E m a i l L a b e l > + 
+         < E m a i l V a l u e   E l e m e n t T y p e = " C o l u m n "   E l e m e n t I d = " 3 8 8 1 2 2 7 6 2 "   D a t a T y p e = " T e x t " > E m a i l V a l u e < / E m a i l V a l u e > + 
+         < F i n i s h e d B y N a m e L a b e l   E l e m e n t T y p e = " C o l u m n "   E l e m e n t I d = " 2 1 0 1 0 0 9 6 5 1 "   D a t a T y p e = " T e x t " > F i n i s h e d B y N a m e L a b e l < / F i n i s h e d B y N a m e L a b e l > + 
+         < F i n i s h e d B y S i g n a t u r e L a b e l   E l e m e n t T y p e = " C o l u m n "   E l e m e n t I d = " 2 0 7 1 3 1 2 7 2 2 "   D a t a T y p e = " T e x t " > F i n i s h e d B y S i g n a t u r e L a b e l < / F i n i s h e d B y S i g n a t u r e L a b e l > + 
+         < F i n i s h e d D a t e O n l y   E l e m e n t T y p e = " C o l u m n "   E l e m e n t I d = " 2 0 0 8 0 4 4 9 4 3 "   D a t a T y p e = " D a t e " > F i n i s h e d D a t e O n l y < / F i n i s h e d D a t e O n l y > + 
+         < H o m e P a g e L a b e l   E l e m e n t T y p e = " C o l u m n "   E l e m e n t I d = " 4 6 2 3 7 4 2 3 1 "   D a t a T y p e = " T e x t " > H o m e P a g e L a b e l < / H o m e P a g e L a b e l > + 
+         < H o m e P a g e V a l u e   E l e m e n t T y p e = " C o l u m n "   E l e m e n t I d = " 5 3 3 5 1 4 0 3 4 "   D a t a T y p e = " T e x t " > H o m e P a g e V a l u e < / H o m e P a g e V a l u e > + 
+         < I n s p e c t i o n D e s c r i p t i o n   E l e m e n t T y p e = " C o l u m n "   E l e m e n t I d = " 1 3 0 9 2 5 3 9 2 5 "   D a t a T y p e = " T e x t " > I n s p e c t i o n D e s c r i p t i o n < / I n s p e c t i o n D e s c r i p t i o n > + 
+         < I t e m D e s c r i p t i o n   E l e m e n t T y p e = " C o l u m n "   E l e m e n t I d = " 1 9 6 5 3 9 3 7 9 0 "   D a t a T y p e = " T e x t " > I t e m D e s c r i p t i o n < / I t e m D e s c r i p t i o n > + 
+         < I t e m T r a c k i n g D e s c r i p t i o n   E l e m e n t T y p e = " C o l u m n "   E l e m e n t I d = " 1 1 1 7 1 0 3 3 4 5 "   D a t a T y p e = " T e x t " > I t e m T r a c k i n g D e s c r i p t i o n < / I t e m T r a c k i n g D e s c r i p t i o n > + 
+         < P h o n e N o L a b e l   E l e m e n t T y p e = " C o l u m n "   E l e m e n t I d = " 1 6 1 4 5 2 6 0 7 8 "   D a t a T y p e = " T e x t " > P h o n e N o L a b e l < / P h o n e N o L a b e l > + 
+         < P h o n e N o V a l u e   E l e m e n t T y p e = " C o l u m n "   E l e m e n t I d = " 1 2 8 6 6 4 9 7 8 1 "   D a t a T y p e = " T e x t " > P h o n e N o V a l u e < / P h o n e N o V a l u e > + 
+         < Q l t y I n s p e c t i o n T e m p l a t e _ D e s c r i p t i o n   E l e m e n t T y p e = " C o l u m n "   E l e m e n t I d = " 1 6 5 2 0 6 9 5 9 8 "   D a t a T y p e = " T e x t " > Q l t y I n s p e c t i o n T e m p l a t e _ D e s c r i p t i o n < / Q l t y I n s p e c t i o n T e m p l a t e _ D e s c r i p t i o n > + 
+         < Q l t y I n s p e c t i o n _ D e s c r i p t i o n   E l e m e n t T y p e = " C o l u m n "   E l e m e n t I d = " 7 3 9 0 1 9 9 1 0 "   D a t a T y p e = " T e x t " > Q l t y I n s p e c t i o n _ D e s c r i p t i o n < / Q l t y I n s p e c t i o n _ D e s c r i p t i o n > + 
+         < Q l t y I n s p e c t i o n _ D i r e c t o r _ N a m e   E l e m e n t T y p e = " C o l u m n "   E l e m e n t I d = " 1 2 5 9 7 6 1 4 6 0 "   D a t a T y p e = " T e x t " > Q l t y I n s p e c t i o n _ D i r e c t o r _ N a m e < / Q l t y I n s p e c t i o n _ D i r e c t o r _ N a m e > + 
+         < Q l t y I n s p e c t i o n _ D i r e c t o r _ T i t l e   E l e m e n t T y p e = " C o l u m n "   E l e m e n t I d = " 2 6 7 7 1 7 5 2 5 "   D a t a T y p e = " T e x t " > Q l t y I n s p e c t i o n _ D i r e c t o r _ T i t l e < / Q l t y I n s p e c t i o n _ D i r e c t o r _ T i t l e > + 
+         < Q l t y I n s p e c t i o n _ F i n i s h e d _ B y _ E m a i l   E l e m e n t T y p e = " C o l u m n "   E l e m e n t I d = " 1 5 2 1 1 3 4 6 3 1 "   D a t a T y p e = " T e x t " > Q l t y I n s p e c t i o n _ F i n i s h e d _ B y _ E m a i l < / Q l t y I n s p e c t i o n _ F i n i s h e d _ B y _ E m a i l > + 
+         < Q l t y I n s p e c t i o n _ F i n i s h e d _ B y _ P h o n e   E l e m e n t T y p e = " C o l u m n "   E l e m e n t I d = " 3 4 7 5 5 7 6 2 5 "   D a t a T y p e = " T e x t " > Q l t y I n s p e c t i o n _ F i n i s h e d _ B y _ P h o n e < / Q l t y I n s p e c t i o n _ F i n i s h e d _ B y _ P h o n e > + 
+         < Q l t y I n s p e c t i o n _ F i n i s h e d _ B y _ T i t l e   E l e m e n t T y p e = " C o l u m n "   E l e m e n t I d = " 4 6 0 0 4 5 6 8 3 "   D a t a T y p e = " T e x t " > Q l t y I n s p e c t i o n _ F i n i s h e d _ B y _ T i t l e < / Q l t y I n s p e c t i o n _ F i n i s h e d _ B y _ T i t l e > + 
+         < Q l t y I n s p e c t i o n _ F i n i s h e d _ B y _ U s e r N a m e   E l e m e n t T y p e = " C o l u m n "   E l e m e n t I d = " 1 9 5 3 6 1 2 5 3 1 "   D a t a T y p e = " T e x t " > Q l t y I n s p e c t i o n _ F i n i s h e d _ B y _ U s e r N a m e < / Q l t y I n s p e c t i o n _ F i n i s h e d _ B y _ U s e r N a m e > + 
+         < Q l t y I n s p e c t i o n _ F i n i s h e d _ B y _ U s e r _ I D   E l e m e n t T y p e = " C o l u m n "   E l e m e n t I d = " 1 7 5 0 5 1 6 3 3 8 "   D a t a T y p e = " C o d e " > Q l t y I n s p e c t i o n _ F i n i s h e d _ B y _ U s e r _ I D < / Q l t y I n s p e c t i o n _ F i n i s h e d _ B y _ U s e r _ I D > + 
+         < Q l t y I n s p e c t i o n _ F i n i s h e d _ D a t e   E l e m e n t T y p e = " C o l u m n "   E l e m e n t I d = " 1 8 3 4 1 2 2 7 6 5 "   D a t a T y p e = " D a t e T i m e " > Q l t y I n s p e c t i o n _ F i n i s h e d _ D a t e < / Q l t y I n s p e c t i o n _ F i n i s h e d _ D a t e > + 
+         < Q l t y I n s p e c t i o n _ N o   E l e m e n t T y p e = " C o l u m n "   E l e m e n t I d = " 2 1 2 0 6 1 5 7 4 9 "   D a t a T y p e = " C o d e " > Q l t y I n s p e c t i o n _ N o < / Q l t y I n s p e c t i o n _ N o > + 
+         < Q l t y I n s p e c t i o n _ R e i n s p e c t i o n N o   E l e m e n t T y p e = " C o l u m n "   E l e m e n t I d = " 7 5 1 7 3 5 6 "   D a t a T y p e = " I n t e g e r " > Q l t y I n s p e c t i o n _ R e i n s p e c t i o n N o < / Q l t y I n s p e c t i o n _ R e i n s p e c t i o n N o > + 
+         < Q l t y I n s p e c t i o n _ R e s u l t _ C o d e   E l e m e n t T y p e = " C o l u m n "   E l e m e n t I d = " 1 8 0 7 0 7 7 0 6 5 "   D a t a T y p e = " C o d e " > Q l t y I n s p e c t i o n _ R e s u l t _ C o d e < / Q l t y I n s p e c t i o n _ R e s u l t _ C o d e > + 
+         < Q l t y I n s p e c t i o n _ R e s u l t _ D e s c r i p t i o n   E l e m e n t T y p e = " C o l u m n "   E l e m e n t I d = " 8 1 0 5 3 8 1 8 8 "   D a t a T y p e = " T e x t " > Q l t y I n s p e c t i o n _ R e s u l t _ D e s c r i p t i o n < / Q l t y I n s p e c t i o n _ R e s u l t _ D e s c r i p t i o n > + 
+         < Q l t y I n s p e c t i o n _ S o u r c e _ C u s t o m _ 1   E l e m e n t T y p e = " C o l u m n "   E l e m e n t I d = " 5 4 6 4 5 3 7 6 5 "   D a t a T y p e = " T e x t " > Q l t y I n s p e c t i o n _ S o u r c e _ C u s t o m _ 1 < / Q l t y I n s p e c t i o n _ S o u r c e _ C u s t o m _ 1 > + 
+         < Q l t y I n s p e c t i o n _ S o u r c e _ C u s t o m _ 1 0   E l e m e n t T y p e = " C o l u m n "   E l e m e n t I d = " 1 5 3 7 6 5 2 9 2 5 "   D a t a T y p e = " D e c i m a l " > Q l t y I n s p e c t i o n _ S o u r c e _ C u s t o m _ 1 0 < / Q l t y I n s p e c t i o n _ S o u r c e _ C u s t o m _ 1 0 > + 
+         < Q l t y I n s p e c t i o n _ S o u r c e _ C u s t o m _ 2   E l e m e n t T y p e = " C o l u m n "   E l e m e n t I d = " 1 8 3 5 4 2 3 6 8 0 "   D a t a T y p e = " T e x t " > Q l t y I n s p e c t i o n _ S o u r c e _ C u s t o m _ 2 < / Q l t y I n s p e c t i o n _ S o u r c e _ C u s t o m _ 2 > + 
+         < Q l t y I n s p e c t i o n _ S o u r c e _ C u s t o m _ 3   E l e m e n t T y p e = " C o l u m n "   E l e m e n t I d = " 1 8 2 1 8 4 6 9 9 9 "   D a t a T y p e = " T e x t " > Q l t y I n s p e c t i o n _ S o u r c e _ C u s t o m _ 3 < / Q l t y I n s p e c t i o n _ S o u r c e _ C u s t o m _ 3 > + 
+         < Q l t y I n s p e c t i o n _ S o u r c e _ C u s t o m _ 4   E l e m e n t T y p e = " C o l u m n "   E l e m e n t I d = " 1 3 6 6 6 3 6 0 8 6 "   D a t a T y p e = " T e x t " > Q l t y I n s p e c t i o n _ S o u r c e _ C u s t o m _ 4 < / Q l t y I n s p e c t i o n _ S o u r c e _ C u s t o m _ 4 > + 
+         < Q l t y I n s p e c t i o n _ S o u r c e _ C u s t o m _ 5   E l e m e n t T y p e = " C o l u m n "   E l e m e n t I d = " 2 0 0 4 3 3 2 7 0 3 "   D a t a T y p e = " T e x t " > Q l t y I n s p e c t i o n _ S o u r c e _ C u s t o m _ 5 < / Q l t y I n s p e c t i o n _ S o u r c e _ C u s t o m _ 5 > + 
+         < Q l t y I n s p e c t i o n _ S o u r c e _ C u s t o m _ 6   E l e m e n t T y p e = " C o l u m n "   E l e m e n t I d = " 9 1 2 4 2 8 5 2 "   D a t a T y p e = " T e x t " > Q l t y I n s p e c t i o n _ S o u r c e _ C u s t o m _ 6 < / Q l t y I n s p e c t i o n _ S o u r c e _ C u s t o m _ 6 > + 
+         < Q l t y I n s p e c t i o n _ S o u r c e _ C u s t o m _ 7   E l e m e n t T y p e = " C o l u m n "   E l e m e n t I d = " 7 2 8 9 3 9 4 6 9 "   D a t a T y p e = " I n t e g e r " > Q l t y I n s p e c t i o n _ S o u r c e _ C u s t o m _ 7 < / Q l t y I n s p e c t i o n _ S o u r c e _ C u s t o m _ 7 > + 
+         < Q l t y I n s p e c t i o n _ S o u r c e _ C u s t o m _ 8   E l e m e n t T y p e = " C o l u m n "   E l e m e n t I d = " 3 7 7 5 4 4 7 4 2 "   D a t a T y p e = " I n t e g e r " > Q l t y I n s p e c t i o n _ S o u r c e _ C u s t o m _ 8 < / Q l t y I n s p e c t i o n _ S o u r c e _ C u s t o m _ 8 > + 
+         < Q l t y I n s p e c t i o n _ S o u r c e _ C u s t o m _ 9   E l e m e n t T y p e = " C o l u m n "   E l e m e n t I d = " 2 6 0 1 5 1 8 7 5 "   D a t a T y p e = " D e c i m a l " > Q l t y I n s p e c t i o n _ S o u r c e _ C u s t o m _ 9 < / Q l t y I n s p e c t i o n _ S o u r c e _ C u s t o m _ 9 > + 
+         < Q l t y I n s p e c t i o n _ S o u r c e _ D o c u m e n t _ N o _   E l e m e n t T y p e = " C o l u m n "   E l e m e n t I d = " 1 6 7 5 9 1 6 2 8 8 "   D a t a T y p e = " C o d e " > Q l t y I n s p e c t i o n _ S o u r c e _ D o c u m e n t _ N o _ < / Q l t y I n s p e c t i o n _ S o u r c e _ D o c u m e n t _ N o _ > + 
+         < Q l t y I n s p e c t i o n _ S o u r c e _ I t e m _ D e s c r i p t i o n   E l e m e n t T y p e = " C o l u m n "   E l e m e n t I d = " 6 4 6 8 9 0 6 3 0 "   D a t a T y p e = " T e x t " > Q l t y I n s p e c t i o n _ S o u r c e _ I t e m _ D e s c r i p t i o n < / Q l t y I n s p e c t i o n _ S o u r c e _ I t e m _ D e s c r i p t i o n > + 
+         < Q l t y I n s p e c t i o n _ S o u r c e _ I t e m _ D e s c r i p t i o n 2   E l e m e n t T y p e = " C o l u m n "   E l e m e n t I d = " 1 2 7 9 3 6 9 3 5 2 "   D a t a T y p e = " T e x t " > Q l t y I n s p e c t i o n _ S o u r c e _ I t e m _ D e s c r i p t i o n 2 < / Q l t y I n s p e c t i o n _ S o u r c e _ I t e m _ D e s c r i p t i o n 2 > + 
+         < Q l t y I n s p e c t i o n _ S o u r c e _ I t e m _ N o _   E l e m e n t T y p e = " C o l u m n "   E l e m e n t I d = " 1 2 6 8 0 5 0 5 1 8 "   D a t a T y p e = " C o d e " > Q l t y I n s p e c t i o n _ S o u r c e _ I t e m _ N o _ < / Q l t y I n s p e c t i o n _ S o u r c e _ I t e m _ N o _ > + 
+         < Q l t y I n s p e c t i o n _ S o u r c e _ L o t _ N o _   E l e m e n t T y p e = " C o l u m n "   E l e m e n t I d = " 1 1 2 3 5 5 1 3 1 2 "   D a t a T y p e = " C o d e " > Q l t y I n s p e c t i o n _ S o u r c e _ L o t _ N o _ < / Q l t y I n s p e c t i o n _ S o u r c e _ L o t _ N o _ > + 
+         < Q l t y I n s p e c t i o n _ S o u r c e _ P a c k a g e _ N o _   E l e m e n t T y p e = " C o l u m n "   E l e m e n t I d = " 1 9 6 1 1 2 9 9 7 "   D a t a T y p e = " C o d e " > Q l t y I n s p e c t i o n _ S o u r c e _ P a c k a g e _ N o _ < / Q l t y I n s p e c t i o n _ S o u r c e _ P a c k a g e _ N o _ > + 
+         < Q l t y I n s p e c t i o n _ S o u r c e _ S e r i a l _ N o _   E l e m e n t T y p e = " C o l u m n "   E l e m e n t I d = " 1 5 2 0 5 9 1 4 4 7 "   D a t a T y p e = " C o d e " > Q l t y I n s p e c t i o n _ S o u r c e _ S e r i a l _ N o _ < / Q l t y I n s p e c t i o n _ S o u r c e _ S e r i a l _ N o _ > + 
+         < Q l t y I n s p e c t i o n _ S o u r c e _ T a s k _ N o _   E l e m e n t T y p e = " C o l u m n "   E l e m e n t I d = " 3 8 4 6 4 4 1 8 2 "   D a t a T y p e = " C o d e " > Q l t y I n s p e c t i o n _ S o u r c e _ T a s k _ N o _ < / Q l t y I n s p e c t i o n _ S o u r c e _ T a s k _ N o _ > + 
+         < Q l t y I n s p e c t i o n _ S o u r c e _ V a r i a n t _ C o d e   E l e m e n t T y p e = " C o l u m n "   E l e m e n t I d = " 1 6 0 8 4 0 3 8 2 1 "   D a t a T y p e = " C o d e " > Q l t y I n s p e c t i o n _ S o u r c e _ V a r i a n t _ C o d e < / Q l t y I n s p e c t i o n _ S o u r c e _ V a r i a n t _ C o d e > + 
+         < Q l t y I n s p e c t i o n _ S t a t u s   E l e m e n t T y p e = " C o l u m n "   E l e m e n t I d = " 8 5 1 7 5 2 7 6 8 "   D a t a T y p e = " E n u m " > Q l t y I n s p e c t i o n _ S t a t u s < / Q l t y I n s p e c t i o n _ S t a t u s > + 
+         < C u r r e n t I n s p e c t i o n L i n e   E l e m e n t T y p e = " D a t a I t e m "   E l e m e n t I d = " 1 1 9 3 2 1 9 5 9 6 " > + 
+             < C a r r i a g e R e t u r n P e r s o n F i e l d D e t a i l s   E l e m e n t T y p e = " C o l u m n "   E l e m e n t I d = " 9 9 8 2 6 3 6 9 8 "   D a t a T y p e = " T e x t " > C a r r i a g e R e t u r n P e r s o n F i e l d D e t a i l s < / C a r r i a g e R e t u r n P e r s o n F i e l d D e t a i l s > + 
+             < C o n d i t i o n L a b e l _ 1   E l e m e n t T y p e = " C o l u m n "   E l e m e n t I d = " 1 2 2 7 8 8 1 1 9 4 "   D a t a T y p e = " T e x t " > C o n d i t i o n L a b e l _ 1 < / C o n d i t i o n L a b e l _ 1 > + 
+             < C o n d i t i o n L a b e l _ 2   E l e m e n t T y p e = " C o l u m n "   E l e m e n t I d = " 1 8 6 5 5 7 7 8 1 1 "   D a t a T y p e = " T e x t " > C o n d i t i o n L a b e l _ 2 < / C o n d i t i o n L a b e l _ 2 > + 
+             < F i e l d _ C o d e   E l e m e n t T y p e = " C o l u m n "   E l e m e n t I d = " 1 3 2 7 2 5 5 7 3 "   D a t a T y p e = " C o d e " > F i e l d _ C o d e < / F i e l d _ C o d e > + 
+             < F i e l d _ D e s c r i p t i o n   E l e m e n t T y p e = " C o l u m n "   E l e m e n t I d = " 1 4 6 8 6 2 1 2 9 8 "   D a t a T y p e = " T e x t " > F i e l d _ D e s c r i p t i o n < / F i e l d _ D e s c r i p t i o n > + 
+             < F i e l d _ E n t e r e d B y N a m e A n d T i m e s t a m p   E l e m e n t T y p e = " C o l u m n "   E l e m e n t I d = " 1 0 6 8 4 2 0 5 9 2 "   D a t a T y p e = " T e x t " > F i e l d _ E n t e r e d B y N a m e A n d T i m e s t a m p < / F i e l d _ E n t e r e d B y N a m e A n d T i m e s t a m p > + 
+             < F i e l d _ H a s E n t e r e d V a l u e   E l e m e n t T y p e = " C o l u m n "   E l e m e n t I d = " 1 7 1 6 2 6 5 8 2 4 "   D a t a T y p e = " B o o l e a n " > F i e l d _ H a s E n t e r e d V a l u e < / F i e l d _ H a s E n t e r e d V a l u e > + 
+             < F i e l d _ I f P e r s o n E m a i l   E l e m e n t T y p e = " C o l u m n "   E l e m e n t I d = " 1 3 4 6 0 5 7 6 5 0 "   D a t a T y p e = " T e x t " > F i e l d _ I f P e r s o n E m a i l < / F i e l d _ I f P e r s o n E m a i l > + 
+             < F i e l d _ I f P e r s o n N a m e   E l e m e n t T y p e = " C o l u m n "   E l e m e n t I d = " 4 1 4 7 0 2 4 4 3 "   D a t a T y p e = " T e x t " > F i e l d _ I f P e r s o n N a m e < / F i e l d _ I f P e r s o n N a m e > + 
+             < F i e l d _ I f P e r s o n P h o n e   E l e m e n t T y p e = " C o l u m n "   E l e m e n t I d = " 1 9 7 4 1 8 8 4 6 2 "   D a t a T y p e = " T e x t " > F i e l d _ I f P e r s o n P h o n e < / F i e l d _ I f P e r s o n P h o n e > + 
+             < F i e l d _ I f P e r s o n T i t l e   E l e m e n t T y p e = " C o l u m n "   E l e m e n t I d = " 1 0 0 4 6 0 9 5 4 2 "   D a t a T y p e = " T e x t " > F i e l d _ I f P e r s o n T i t l e < / F i e l d _ I f P e r s o n T i t l e > + 
+             < F i e l d _ I s L a b e l   E l e m e n t T y p e = " C o l u m n "   E l e m e n t I d = " 2 0 4 3 1 9 3 9 4 0 "   D a t a T y p e = " B o o l e a n " > F i e l d _ I s L a b e l < / F i e l d _ I s L a b e l > + 
+             < F i e l d _ I s P e r s o n F i e l d   E l e m e n t T y p e = " C o l u m n "   E l e m e n t I d = " 4 3 4 5 4 6 6 1 1 "   D a t a T y p e = " B o o l e a n " > F i e l d _ I s P e r s o n F i e l d < / F i e l d _ I s P e r s o n F i e l d > + 
+             < F i e l d _ I s T e x t   E l e m e n t T y p e = " C o l u m n "   E l e m e n t I d = " 5 9 3 6 9 2 0 1 "   D a t a T y p e = " B o o l e a n " > F i e l d _ I s T e x t < / F i e l d _ I s T e x t > + 
+             < F i e l d _ L i n e C o m m e n t a r y   E l e m e n t T y p e = " C o l u m n "   E l e m e n t I d = " 1 8 5 3 8 0 0 2 5 7 "   D a t a T y p e = " T e x t " > F i e l d _ L i n e C o m m e n t a r y < / F i e l d _ L i n e C o m m e n t a r y > + 
+             < F i e l d _ M o d i f i e d B y U s e r E m a i l   E l e m e n t T y p e = " C o l u m n "   E l e m e n t I d = " 2 0 5 3 4 9 0 5 4 5 "   D a t a T y p e = " T e x t " > F i e l d _ M o d i f i e d B y U s e r E m a i l < / F i e l d _ M o d i f i e d B y U s e r E m a i l > + 
+             < F i e l d _ M o d i f i e d B y U s e r I D   E l e m e n t T y p e = " C o l u m n "   E l e m e n t I d = " 1 3 6 3 9 8 7 2 2 2 "   D a t a T y p e = " C o d e " > F i e l d _ M o d i f i e d B y U s e r I D < / F i e l d _ M o d i f i e d B y U s e r I D > + 
+             < F i e l d _ M o d i f i e d B y U s e r J o b T i t l e   E l e m e n t T y p e = " C o l u m n "   E l e m e n t I d = " 7 1 3 3 5 4 3 4 0 "   D a t a T y p e = " T e x t " > F i e l d _ M o d i f i e d B y U s e r J o b T i t l e < / F i e l d _ M o d i f i e d B y U s e r J o b T i t l e > + 
+             < F i e l d _ M o d i f i e d B y U s e r N a m e   E l e m e n t T y p e = " C o l u m n "   E l e m e n t I d = " 7 9 8 2 2 1 9 1 6 "   D a t a T y p e = " T e x t " > F i e l d _ M o d i f i e d B y U s e r N a m e < / F i e l d _ M o d i f i e d B y U s e r N a m e > + 
+             < F i e l d _ M o d i f i e d B y U s e r P h o n e   E l e m e n t T y p e = " C o l u m n "   E l e m e n t I d = " 1 2 9 4 9 7 8 5 4 5 "   D a t a T y p e = " T e x t " > F i e l d _ M o d i f i e d B y U s e r P h o n e < / F i e l d _ M o d i f i e d B y U s e r P h o n e > + 
+             < F i e l d _ M o d i f i e d D a t e T i m e   E l e m e n t T y p e = " C o l u m n "   E l e m e n t I d = " 1 6 5 4 4 9 3 6 9 6 "   D a t a T y p e = " D a t e T i m e " > F i e l d _ M o d i f i e d D a t e T i m e < / F i e l d _ M o d i f i e d D a t e T i m e > + 
+             < F i e l d _ T y p e   E l e m e n t T y p e = " C o l u m n "   E l e m e n t I d = " 1 3 2 8 1 6 4 0 1 6 "   D a t a T y p e = " E n u m " > F i e l d _ T y p e < / F i e l d _ T y p e > + 
+             < L a b e l F i e l d _ D e s c r i p t i o n   E l e m e n t T y p e = " C o l u m n "   E l e m e n t I d = " 3 2 9 5 4 9 8 4 0 "   D a t a T y p e = " T e x t " > L a b e l F i e l d _ D e s c r i p t i o n < / L a b e l F i e l d _ D e s c r i p t i o n > + 
+             < N u m e r i c _ V a l u e   E l e m e n t T y p e = " C o l u m n "   E l e m e n t I d = " 4 6 0 4 1 2 6 4 6 "   D a t a T y p e = " D e c i m a l " > N u m e r i c _ V a l u e < / N u m e r i c _ V a l u e > + 
+             < P r o m p t e d R e s u l t C a p t i o n _ 1   E l e m e n t T y p e = " C o l u m n "   E l e m e n t I d = " 1 5 4 8 2 0 5 1 6 9 "   D a t a T y p e = " T e x t " > P r o m p t e d R e s u l t C a p t i o n _ 1 < / P r o m p t e d R e s u l t C a p t i o n _ 1 > + 
+             < P r o m p t e d R e s u l t C a p t i o n _ 1 0   E l e m e n t T y p e = " C o l u m n "   E l e m e n t I d = " 6 6 5 1 3 7 3 2 1 "   D a t a T y p e = " T e x t " > P r o m p t e d R e s u l t C a p t i o n _ 1 0 < / P r o m p t e d R e s u l t C a p t i o n _ 1 0 > + 
+             < P r o m p t e d R e s u l t C a p t i o n _ 2   E l e m e n t T y p e = " C o l u m n "   E l e m e n t I d = " 2 1 0 9 0 6 5 5 1 0 "   D a t a T y p e = " T e x t " > P r o m p t e d R e s u l t C a p t i o n _ 2 < / P r o m p t e d R e s u l t C a p t i o n _ 2 > + 
+             < P r o m p t e d R e s u l t C a p t i o n _ 3   E l e m e n t T y p e = " C o l u m n "   E l e m e n t I d = " 1 4 7 1 3 6 8 8 9 3 "   D a t a T y p e = " T e x t " > P r o m p t e d R e s u l t C a p t i o n _ 3 < / P r o m p t e d R e s u l t C a p t i o n _ 3 > + 
+             < P r o m p t e d R e s u l t C a p t i o n _ 4   E l e m e n t T y p e = " C o l u m n "   E l e m e n t I d = " 8 3 3 6 7 2 2 7 6 "   D a t a T y p e = " T e x t " > P r o m p t e d R e s u l t C a p t i o n _ 4 < / P r o m p t e d R e s u l t C a p t i o n _ 4 > + 
+             < P r o m p t e d R e s u l t C a p t i o n _ 5   E l e m e n t T y p e = " C o l u m n "   E l e m e n t I d = " 1 9 5 9 7 5 6 5 9 "   D a t a T y p e = " T e x t " > P r o m p t e d R e s u l t C a p t i o n _ 5 < / P r o m p t e d R e s u l t C a p t i o n _ 5 > + 
+             < P r o m p t e d R e s u l t C a p t i o n _ 6   E l e m e n t T y p e = " C o l u m n "   E l e m e n t I d = " 4 4 1 7 2 0 9 5 8 "   D a t a T y p e = " T e x t " > P r o m p t e d R e s u l t C a p t i o n _ 6 < / P r o m p t e d R e s u l t C a p t i o n _ 6 > + 
+             < P r o m p t e d R e s u l t C a p t i o n _ 7   E l e m e n t T y p e = " C o l u m n "   E l e m e n t I d = " 1 0 7 9 4 1 7 5 7 5 "   D a t a T y p e = " T e x t " > P r o m p t e d R e s u l t C a p t i o n _ 7 < / P r o m p t e d R e s u l t C a p t i o n _ 7 > + 
+             < P r o m p t e d R e s u l t C a p t i o n _ 8   E l e m e n t T y p e = " C o l u m n "   E l e m e n t I d = " 1 0 3 9 0 2 9 1 2 "   D a t a T y p e = " T e x t " > P r o m p t e d R e s u l t C a p t i o n _ 8 < / P r o m p t e d R e s u l t C a p t i o n _ 8 > + 
+             < P r o m p t e d R e s u l t C a p t i o n _ 9   E l e m e n t T y p e = " C o l u m n "   E l e m e n t I d = " 7 4 1 5 9 9 5 2 9 "   D a t a T y p e = " T e x t " > P r o m p t e d R e s u l t C a p t i o n _ 9 < / P r o m p t e d R e s u l t C a p t i o n _ 9 > + 
+             < P r o m p t e d R e s u l t C o n d i t i o n D e s c r i p t i o n _ 1   E l e m e n t T y p e = " C o l u m n "   E l e m e n t I d = " 1 7 7 6 7 4 4 4 3 4 "   D a t a T y p e = " T e x t " > P r o m p t e d R e s u l t C o n d i t i o n D e s c r i p t i o n _ 1 < / P r o m p t e d R e s u l t C o n d i t i o n D e s c r i p t i o n _ 1 > + 
+             < P r o m p t e d R e s u l t C o n d i t i o n D e s c r i p t i o n _ 1 0   E l e m e n t T y p e = " C o l u m n "   E l e m e n t I d = " 1 0 2 8 7 8 8 8 8 2 "   D a t a T y p e = " T e x t " > P r o m p t e d R e s u l t C o n d i t i o n D e s c r i p t i o n _ 1 0 < / P r o m p t e d R e s u l t C o n d i t i o n D e s c r i p t i o n _ 1 0 > + 
+             < P r o m p t e d R e s u l t C o n d i t i o n D e s c r i p t i o n _ 2   E l e m e n t T y p e = " C o l u m n "   E l e m e n t I d = " 1 1 3 9 0 4 7 8 1 7 "   D a t a T y p e = " T e x t " > P r o m p t e d R e s u l t C o n d i t i o n D e s c r i p t i o n _ 2 < / P r o m p t e d R e s u l t C o n d i t i o n D e s c r i p t i o n _ 2 > + 
+             < P r o m p t e d R e s u l t C o n d i t i o n D e s c r i p t i o n _ 3   E l e m e n t T y p e = " C o l u m n "   E l e m e n t I d = " 5 0 1 3 5 1 2 0 0 "   D a t a T y p e = " T e x t " > P r o m p t e d R e s u l t C o n d i t i o n D e s c r i p t i o n _ 3 < / P r o m p t e d R e s u l t C o n d i t i o n D e s c r i p t i o n _ 3 > + 
+             < P r o m p t e d R e s u l t C o n d i t i o n D e s c r i p t i o n _ 4   E l e m e n t T y p e = " C o l u m n "   E l e m e n t I d = " 6 7 0 2 6 0 2 2 3 "   D a t a T y p e = " T e x t " > P r o m p t e d R e s u l t C o n d i t i o n D e s c r i p t i o n _ 4 < / P r o m p t e d R e s u l t C o n d i t i o n D e s c r i p t i o n _ 4 > + 
+             < P r o m p t e d R e s u l t C o n d i t i o n D e s c r i p t i o n _ 5   E l e m e n t T y p e = " C o l u m n "   E l e m e n t I d = " 3 2 5 6 3 6 0 6 "   D a t a T y p e = " T e x t " > P r o m p t e d R e s u l t C o n d i t i o n D e s c r i p t i o n _ 5 < / P r o m p t e d R e s u l t C o n d i t i o n D e s c r i p t i o n _ 5 > + 
+             < P r o m p t e d R e s u l t C o n d i t i o n D e s c r i p t i o n _ 6   E l e m e n t T y p e = " C o l u m n "   E l e m e n t I d = " 6 0 5 1 3 3 0 1 1 "   D a t a T y p e = " T e x t " > P r o m p t e d R e s u l t C o n d i t i o n D e s c r i p t i o n _ 6 < / P r o m p t e d R e s u l t C o n d i t i o n D e s c r i p t i o n _ 6 > + 
+             < P r o m p t e d R e s u l t C o n d i t i o n D e s c r i p t i o n _ 7   E l e m e n t T y p e = " C o l u m n "   E l e m e n t I d = " 1 2 4 2 8 2 9 6 2 8 "   D a t a T y p e = " T e x t " > P r o m p t e d R e s u l t C o n d i t i o n D e s c r i p t i o n _ 7 < / P r o m p t e d R e s u l t C o n d i t i o n D e s c r i p t i o n _ 7 > + 
+             < P r o m p t e d R e s u l t C o n d i t i o n D e s c r i p t i o n _ 8   E l e m e n t T y p e = " C o l u m n "   E l e m e n t I d = " 1 0 7 3 9 2 0 6 0 5 "   D a t a T y p e = " T e x t " > P r o m p t e d R e s u l t C o n d i t i o n D e s c r i p t i o n _ 8 < / P r o m p t e d R e s u l t C o n d i t i o n D e s c r i p t i o n _ 8 > + 
+             < P r o m p t e d R e s u l t C o n d i t i o n D e s c r i p t i o n _ 9   E l e m e n t T y p e = " C o l u m n "   E l e m e n t I d = " 1 7 1 1 6 1 7 2 2 2 "   D a t a T y p e = " T e x t " > P r o m p t e d R e s u l t C o n d i t i o n D e s c r i p t i o n _ 9 < / P r o m p t e d R e s u l t C o n d i t i o n D e s c r i p t i o n _ 9 > + 
+             < P r o m p t e d R e s u l t V i s i b l e _ 1   E l e m e n t T y p e = " C o l u m n "   E l e m e n t I d = " 1 3 9 9 7 0 4 4 1 7 "   D a t a T y p e = " B o o l e a n " > P r o m p t e d R e s u l t V i s i b l e _ 1 < / P r o m p t e d R e s u l t V i s i b l e _ 1 > + 
+             < P r o m p t e d R e s u l t V i s i b l e _ 1 0   E l e m e n t T y p e = " C o l u m n "   E l e m e n t I d = " 6 6 3 6 8 2 6 1 7 "   D a t a T y p e = " B o o l e a n " > P r o m p t e d R e s u l t V i s i b l e _ 1 0 < / P r o m p t e d R e s u l t V i s i b l e _ 1 0 > + 
+             < P r o m p t e d R e s u l t V i s i b l e _ 2   E l e m e n t T y p e = " C o l u m n "   E l e m e n t I d = " 2 0 3 7 4 0 1 0 3 4 "   D a t a T y p e = " B o o l e a n " > P r o m p t e d R e s u l t V i s i b l e _ 2 < / P r o m p t e d R e s u l t V i s i b l e _ 2 > + 
+             < P r o m p t e d R e s u l t V i s i b l e _ 3   E l e m e n t T y p e = " C o l u m n "   E l e m e n t I d = " 1 6 1 9 8 6 9 6 4 5 "   D a t a T y p e = " B o o l e a n " > P r o m p t e d R e s u l t V i s i b l e _ 3 < / P r o m p t e d R e s u l t V i s i b l e _ 3 > + 
+             < P r o m p t e d R e s u l t V i s i b l e _ 4   E l e m e n t T y p e = " C o l u m n "   E l e m e n t I d = " 9 8 2 1 7 3 0 2 8 "   D a t a T y p e = " B o o l e a n " > P r o m p t e d R e s u l t V i s i b l e _ 4 < / P r o m p t e d R e s u l t V i s i b l e _ 4 > + 
+             < P r o m p t e d R e s u l t V i s i b l e _ 5   E l e m e n t T y p e = " C o l u m n "   E l e m e n t I d = " 3 4 4 4 7 6 4 1 1 "   D a t a T y p e = " B o o l e a n " > P r o m p t e d R e s u l t V i s i b l e _ 5 < / P r o m p t e d R e s u l t V i s i b l e _ 5 > + 
+             < P r o m p t e d R e s u l t V i s i b l e _ 6   E l e m e n t T y p e = " C o l u m n "   E l e m e n t I d = " 2 9 3 2 2 0 2 0 6 "   D a t a T y p e = " B o o l e a n " > P r o m p t e d R e s u l t V i s i b l e _ 6 < / P r o m p t e d R e s u l t V i s i b l e _ 6 > + 
+             < P r o m p t e d R e s u l t V i s i b l e _ 7   E l e m e n t T y p e = " C o l u m n "   E l e m e n t I d = " 9 3 0 9 1 6 8 2 3 "   D a t a T y p e = " B o o l e a n " > P r o m p t e d R e s u l t V i s i b l e _ 7 < / P r o m p t e d R e s u l t V i s i b l e _ 7 > + 
+             < P r o m p t e d R e s u l t V i s i b l e _ 8   E l e m e n t T y p e = " C o l u m n "   E l e m e n t I d = " 4 4 5 9 7 8 4 0 "   D a t a T y p e = " B o o l e a n " > P r o m p t e d R e s u l t V i s i b l e _ 8 < / P r o m p t e d R e s u l t V i s i b l e _ 8 > + 
+             < P r o m p t e d R e s u l t V i s i b l e _ 9   E l e m e n t T y p e = " C o l u m n "   E l e m e n t I d = " 5 9 3 0 9 8 7 7 7 "   D a t a T y p e = " B o o l e a n " > P r o m p t e d R e s u l t V i s i b l e _ 9 < / P r o m p t e d R e s u l t V i s i b l e _ 9 > + 
+             < T e s t _ R e s u l t   E l e m e n t T y p e = " C o l u m n "   E l e m e n t I d = " 1 2 7 1 0 6 2 1 4 1 "   D a t a T y p e = " C o d e " > T e s t _ R e s u l t < / T e s t _ R e s u l t > + 
+             < T e s t _ R e s u l t D e s c r i p t i o n   E l e m e n t T y p e = " C o l u m n "   E l e m e n t I d = " 1 9 4 3 4 5 8 6 8 5 "   D a t a T y p e = " T e x t " > T e s t _ R e s u l t D e s c r i p t i o n < / T e s t _ R e s u l t D e s c r i p t i o n > + 
+             < T e s t _ V a l u e   E l e m e n t T y p e = " C o l u m n "   E l e m e n t I d = " 8 1 3 5 6 4 5 2 1 "   D a t a T y p e = " T e x t " > T e s t _ V a l u e < / T e s t _ V a l u e > + 
+             < W o r d D e s c r i p t i o n   E l e m e n t T y p e = " C o l u m n "   E l e m e n t I d = " 5 4 4 0 8 2 0 6 7 "   D a t a T y p e = " T e x t " > W o r d D e s c r i p t i o n < / W o r d D e s c r i p t i o n > + 
+             < W o r d M o d i f i e d B y U s e r N a m e   E l e m e n t T y p e = " C o l u m n "   E l e m e n t I d = " 1 6 2 5 9 3 3 4 7 9 "   D a t a T y p e = " T e x t " > W o r d M o d i f i e d B y U s e r N a m e < / W o r d M o d i f i e d B y U s e r N a m e > + 
+             < W o r d M o d i f i e d D a t e T i m e   E l e m e n t T y p e = " C o l u m n "   E l e m e n t I d = " 2 0 8 1 0 1 2 8 7 5 "   D a t a T y p e = " T e x t " > W o r d M o d i f i e d D a t e T i m e < / W o r d M o d i f i e d D a t e T i m e > + 
+             < W o r d T e s t V a l u e   E l e m e n t T y p e = " C o l u m n "   E l e m e n t I d = " 1 4 4 7 8 2 4 1 2 2 "   D a t a T y p e = " T e x t " > W o r d T e s t V a l u e < / W o r d T e s t V a l u e > + 
+         < / C u r r e n t I n s p e c t i o n L i n e > + 
+     < / C u r r e n t I n s p e c t i o n > + 
+ < / N a v W o r d R e p o r t X m l P a r t > 
+</file>
+
+<file path=customXml/item2.xml>��< ? x m l   v e r s i o n = " 1 . 0 "   e n c o d i n g = " u t f - 1 6 " ? > + 
+ < N a v W o r d R e p o r t X m l P a r t   x m l n s = " u r n : m i c r o s o f t - d y n a m i c s - n a v / r e p o r t s / Q l t y _ N o n _ C o n f o r m a n c e / 2 0 4 0 3 / " > + 
+     < B C R e p o r t I n f o r m a t i o n > + 
+         < R e p o r t M e t a d a t a > + 
+             < E x t e n s i o n I d > E x t e n s i o n   I D < / E x t e n s i o n I d > + 
+             < E x t e n s i o n N a m e > E x t e n s i o n   N a m e < / E x t e n s i o n N a m e > + 
+             < E x t e n s i o n P u b l i s h e r > E x t e n s i o n   P u b l i s h e r < / E x t e n s i o n P u b l i s h e r > + 
+             < E x t e n s i o n V e r s i o n > E x t e n s i o n   V e r s i o n < / E x t e n s i o n V e r s i o n > + 
+             < R e p o r t I d > R e p o r t   I D < / R e p o r t I d > + 
+             < R e p o r t N a m e > R e p o r t   N a m e < / R e p o r t N a m e > + 
+             < A b o u t T h i s R e p o r t T i t l e > A b o u t   T h i s   R e p o r t   T i t l e < / A b o u t T h i s R e p o r t T i t l e > + 
+             < A b o u t T h i s R e p o r t T e x t > A b o u t   T h i s   R e p o r t   T e x t < / A b o u t T h i s R e p o r t T e x t > + 
+             < R e p o r t H e l p L i n k > R e p o r t   H e l p   L i n k < / R e p o r t H e l p L i n k > + 
+         < / R e p o r t M e t a d a t a > + 
+         < R e p o r t R e q u e s t > + 
+             < T e n a n t E n t r a I d > T e n a n t   E n t r a   I d < / T e n a n t E n t r a I d > + 
+             < E n v i r o n m e n t N a m e > E n v i r o n m e n t   N a m e < / E n v i r o n m e n t N a m e > + 
+             < E n v i r o n m e n t T y p e > E n v i r o n m e n t   T y p e < / E n v i r o n m e n t T y p e > + 
+             < C o m p a n y N a m e > C o m p a n y   N a m e < / C o m p a n y N a m e > + 
+             < C o m p a n y D i s p l a y N a m e > C o m p a n y   D i s p l a y   N a m e < / C o m p a n y D i s p l a y N a m e > + 
+             < C o m p a n y I d > C o m p a n y   I D < / C o m p a n y I d > + 
+             < U s e r N a m e > U s e r   N a m e < / U s e r N a m e > + 
+             < D a t e A n d T i m e > D a t e   a n d   T i m e < / D a t e A n d T i m e > + 
+             < L a n g u a g e > L a n g u a g e < / L a n g u a g e > + 
+             < F o r m a t R e g i o n > F o r m a t   R e g i o n < / F o r m a t R e g i o n > + 
+             < D a t e T i m e V a l u e s > + 
+                 < Y e a r > Y e a r < / Y e a r > + 
+                 < M o n t h N u m b e r > M o n t h   N u m b e r < / M o n t h N u m b e r > + 
+                 < D a y N u m b e r > D a y   N u m b e r < / D a y N u m b e r > + 
+                 < H o u r > H o u r < / H o u r > + 
+                 < M i n u t e > M i n u t e < / M i n u t e > + 
+             < / D a t e T i m e V a l u e s > + 
+         < / R e p o r t R e q u e s t > + 
+     < / B C R e p o r t I n f o r m a t i o n > + 
+     < L a b e l s > + 
+         < C o m p l e t e d B y L a b e l > C o m p l e t e d B y L a b e l < / C o m p l e t e d B y L a b e l > + 
+         < C o m p l e t e d D a t e L a b e l > C o m p l e t e d D a t e L a b e l < / C o m p l e t e d D a t e L a b e l > + 
+         < C o n d i t i o n L a b e l > C o n d i t i o n L a b e l < / C o n d i t i o n L a b e l > + 
+         < D a t e L a b e l > D a t e L a b e l < / D a t e L a b e l > + 
+         < E n t e r e d B y L a b e l > E n t e r e d B y L a b e l < / E n t e r e d B y L a b e l > + 
+         < F i e l d L a b e l > F i e l d L a b e l < / F i e l d L a b e l > + 
+         < I n s p e c t i o n L a b e l > I n s p e c t i o n L a b e l < / I n s p e c t i o n L a b e l > + 
+         < I t e m L a b e l > I t e m L a b e l < / I t e m L a b e l > + 
+         < I t e m T r a c k i n g L a b e l > I t e m T r a c k i n g L a b e l < / I t e m T r a c k i n g L a b e l > + 
+         < M e a s u r e m e n t L a b e l > M e a s u r e m e n t L a b e l < / M e a s u r e m e n t L a b e l > + 
+         < M e t r i c L a b e l > M e t r i c L a b e l < / M e t r i c L a b e l > + 
+         < R e p o r t T i t l e L a b e l > R e p o r t T i t l e L a b e l < / R e p o r t T i t l e L a b e l > + 
+         < R e s u l t L a b e l > R e s u l t L a b e l < / R e s u l t L a b e l > + 
+         < T e s t D o c u m e n t N o L a b e l > T e s t D o c u m e n t N o L a b e l < / T e s t D o c u m e n t N o L a b e l > + 
+     < / L a b e l s > + 
+     < C u r r e n t I n s p e c t i o n > + 
+         < A p p r o v e r N a m e L a b e l > A p p r o v e r N a m e L a b e l < / A p p r o v e r N a m e L a b e l > + 
+         < A p p r o v e r S i g n a t u r e L a b e l > A p p r o v e r S i g n a t u r e L a b e l < / A p p r o v e r S i g n a t u r e L a b e l > + 
+         < C O A C o n t a c t _ A l l > C O A C o n t a c t _ A l l < / C O A C o n t a c t _ A l l > + 
+         < C O A C o n t a c t _ R o w 1 > C O A C o n t a c t _ R o w 1 < / C O A C o n t a c t _ R o w 1 > + 
+         < C O A C o n t a c t _ R o w 2 > C O A C o n t a c t _ R o w 2 < / C O A C o n t a c t _ R o w 2 > + 
+         < C O A C o n t a c t _ R o w 3 > C O A C o n t a c t _ R o w 3 < / C O A C o n t a c t _ R o w 3 > + 
+         < C O A C o n t a c t _ R o w 4 > C O A C o n t a c t _ R o w 4 < / C O A C o n t a c t _ R o w 4 > + 
+         < C O A C o n t a c t _ R o w 5 > C O A C o n t a c t _ R o w 5 < / C O A C o n t a c t _ R o w 5 > + 
+         < C O A C o n t a c t _ R o w 6 > C O A C o n t a c t _ R o w 6 < / C O A C o n t a c t _ R o w 6 > + 
+         < C O A C o n t a c t _ R o w 7 > C O A C o n t a c t _ R o w 7 < / C O A C o n t a c t _ R o w 7 > + 
+         < C O A C o n t a c t _ R o w 8 > C O A C o n t a c t _ R o w 8 < / C O A C o n t a c t _ R o w 8 > + 
+         < C o m p a n y I n f o r m a t i o n _ A l l > C o m p a n y I n f o r m a t i o n _ A l l < / C o m p a n y I n f o r m a t i o n _ A l l > + 
+         < C o m p a n y I n f o r m a t i o n _ R o w 1 > C o m p a n y I n f o r m a t i o n _ R o w 1 < / C o m p a n y I n f o r m a t i o n _ R o w 1 > + 
+         < C o m p a n y I n f o r m a t i o n _ R o w 2 > C o m p a n y I n f o r m a t i o n _ R o w 2 < / C o m p a n y I n f o r m a t i o n _ R o w 2 > + 
+         < C o m p a n y I n f o r m a t i o n _ R o w 3 > C o m p a n y I n f o r m a t i o n _ R o w 3 < / C o m p a n y I n f o r m a t i o n _ R o w 3 > + 
+         < C o m p a n y I n f o r m a t i o n _ R o w 4 > C o m p a n y I n f o r m a t i o n _ R o w 4 < / C o m p a n y I n f o r m a t i o n _ R o w 4 > + 
+         < C o m p a n y I n f o r m a t i o n _ R o w 5 > C o m p a n y I n f o r m a t i o n _ R o w 5 < / C o m p a n y I n f o r m a t i o n _ R o w 5 > + 
+         < C o m p a n y I n f o r m a t i o n _ R o w 6 > C o m p a n y I n f o r m a t i o n _ R o w 6 < / C o m p a n y I n f o r m a t i o n _ R o w 6 > + 
+         < C o m p a n y I n f o r m a t i o n _ R o w 7 > C o m p a n y I n f o r m a t i o n _ R o w 7 < / C o m p a n y I n f o r m a t i o n _ R o w 7 > + 
+         < C o m p a n y I n f o r m a t i o n _ R o w 8 > C o m p a n y I n f o r m a t i o n _ R o w 8 < / C o m p a n y I n f o r m a t i o n _ R o w 8 > + 
+         < C o m p a n y L o g o   / > + 
+         < E m a i l L a b e l > E m a i l L a b e l < / E m a i l L a b e l > + 
+         < E m a i l V a l u e > E m a i l V a l u e < / E m a i l V a l u e > + 
+         < F i n i s h e d B y N a m e L a b e l > F i n i s h e d B y N a m e L a b e l < / F i n i s h e d B y N a m e L a b e l > + 
+         < F i n i s h e d B y S i g n a t u r e L a b e l > F i n i s h e d B y S i g n a t u r e L a b e l < / F i n i s h e d B y S i g n a t u r e L a b e l > + 
+         < F i n i s h e d D a t e O n l y > F i n i s h e d D a t e O n l y < / F i n i s h e d D a t e O n l y > + 
+         < H o m e P a g e L a b e l > H o m e P a g e L a b e l < / H o m e P a g e L a b e l > + 
+         < H o m e P a g e V a l u e > H o m e P a g e V a l u e < / H o m e P a g e V a l u e > + 
+         < I n s p e c t i o n D e s c r i p t i o n > I n s p e c t i o n D e s c r i p t i o n < / I n s p e c t i o n D e s c r i p t i o n > + 
+         < I t e m D e s c r i p t i o n > I t e m D e s c r i p t i o n < / I t e m D e s c r i p t i o n > + 
+         < I t e m T r a c k i n g D e s c r i p t i o n > I t e m T r a c k i n g D e s c r i p t i o n < / I t e m T r a c k i n g D e s c r i p t i o n > + 
+         < P h o n e N o L a b e l > P h o n e N o L a b e l < / P h o n e N o L a b e l > + 
+         < P h o n e N o V a l u e > P h o n e N o V a l u e < / P h o n e N o V a l u e > + 
+         < Q l t y I n s p e c t i o n T e m p l a t e _ D e s c r i p t i o n > Q l t y I n s p e c t i o n T e m p l a t e _ D e s c r i p t i o n < / Q l t y I n s p e c t i o n T e m p l a t e _ D e s c r i p t i o n > + 
+         < Q l t y I n s p e c t i o n _ D e s c r i p t i o n > Q l t y I n s p e c t i o n _ D e s c r i p t i o n < / Q l t y I n s p e c t i o n _ D e s c r i p t i o n > + 
+         < Q l t y I n s p e c t i o n _ D i r e c t o r _ N a m e > Q l t y I n s p e c t i o n _ D i r e c t o r _ N a m e < / Q l t y I n s p e c t i o n _ D i r e c t o r _ N a m e > + 
+         < Q l t y I n s p e c t i o n _ D i r e c t o r _ T i t l e > Q l t y I n s p e c t i o n _ D i r e c t o r _ T i t l e < / Q l t y I n s p e c t i o n _ D i r e c t o r _ T i t l e > + 
+         < Q l t y I n s p e c t i o n _ F i n i s h e d _ B y _ E m a i l > Q l t y I n s p e c t i o n _ F i n i s h e d _ B y _ E m a i l < / Q l t y I n s p e c t i o n _ F i n i s h e d _ B y _ E m a i l > + 
+         < Q l t y I n s p e c t i o n _ F i n i s h e d _ B y _ P h o n e > Q l t y I n s p e c t i o n _ F i n i s h e d _ B y _ P h o n e < / Q l t y I n s p e c t i o n _ F i n i s h e d _ B y _ P h o n e > + 
+         < Q l t y I n s p e c t i o n _ F i n i s h e d _ B y _ T i t l e > Q l t y I n s p e c t i o n _ F i n i s h e d _ B y _ T i t l e < / Q l t y I n s p e c t i o n _ F i n i s h e d _ B y _ T i t l e > + 
+         < Q l t y I n s p e c t i o n _ F i n i s h e d _ B y _ U s e r N a m e > Q l t y I n s p e c t i o n _ F i n i s h e d _ B y _ U s e r N a m e < / Q l t y I n s p e c t i o n _ F i n i s h e d _ B y _ U s e r N a m e > + 
+         < Q l t y I n s p e c t i o n _ F i n i s h e d _ B y _ U s e r _ I D > Q l t y I n s p e c t i o n _ F i n i s h e d _ B y _ U s e r _ I D < / Q l t y I n s p e c t i o n _ F i n i s h e d _ B y _ U s e r _ I D > + 
+         < Q l t y I n s p e c t i o n _ F i n i s h e d _ D a t e > Q l t y I n s p e c t i o n _ F i n i s h e d _ D a t e < / Q l t y I n s p e c t i o n _ F i n i s h e d _ D a t e > + 
+         < Q l t y I n s p e c t i o n _ N o > Q l t y I n s p e c t i o n _ N o < / Q l t y I n s p e c t i o n _ N o > + 
+         < Q l t y I n s p e c t i o n _ R e i n s p e c t i o n N o > Q l t y I n s p e c t i o n _ R e i n s p e c t i o n N o < / Q l t y I n s p e c t i o n _ R e i n s p e c t i o n N o > + 
+         < Q l t y I n s p e c t i o n _ R e s u l t _ C o d e > Q l t y I n s p e c t i o n _ R e s u l t _ C o d e < / Q l t y I n s p e c t i o n _ R e s u l t _ C o d e > + 
+         < Q l t y I n s p e c t i o n _ R e s u l t _ D e s c r i p t i o n > Q l t y I n s p e c t i o n _ R e s u l t _ D e s c r i p t i o n < / Q l t y I n s p e c t i o n _ R e s u l t _ D e s c r i p t i o n > + 
+         < Q l t y I n s p e c t i o n _ S o u r c e _ C u s t o m _ 1 > Q l t y I n s p e c t i o n _ S o u r c e _ C u s t o m _ 1 < / Q l t y I n s p e c t i o n _ S o u r c e _ C u s t o m _ 1 > + 
+         < Q l t y I n s p e c t i o n _ S o u r c e _ C u s t o m _ 1 0 > Q l t y I n s p e c t i o n _ S o u r c e _ C u s t o m _ 1 0 < / Q l t y I n s p e c t i o n _ S o u r c e _ C u s t o m _ 1 0 > + 
+         < Q l t y I n s p e c t i o n _ S o u r c e _ C u s t o m _ 2 > Q l t y I n s p e c t i o n _ S o u r c e _ C u s t o m _ 2 < / Q l t y I n s p e c t i o n _ S o u r c e _ C u s t o m _ 2 > + 
+         < Q l t y I n s p e c t i o n _ S o u r c e _ C u s t o m _ 3 > Q l t y I n s p e c t i o n _ S o u r c e _ C u s t o m _ 3 < / Q l t y I n s p e c t i o n _ S o u r c e _ C u s t o m _ 3 > + 
+         < Q l t y I n s p e c t i o n _ S o u r c e _ C u s t o m _ 4 > Q l t y I n s p e c t i o n _ S o u r c e _ C u s t o m _ 4 < / Q l t y I n s p e c t i o n _ S o u r c e _ C u s t o m _ 4 > + 
+         < Q l t y I n s p e c t i o n _ S o u r c e _ C u s t o m _ 5 > Q l t y I n s p e c t i o n _ S o u r c e _ C u s t o m _ 5 < / Q l t y I n s p e c t i o n _ S o u r c e _ C u s t o m _ 5 > + 
+         < Q l t y I n s p e c t i o n _ S o u r c e _ C u s t o m _ 6 > Q l t y I n s p e c t i o n _ S o u r c e _ C u s t o m _ 6 < / Q l t y I n s p e c t i o n _ S o u r c e _ C u s t o m _ 6 > + 
+         < Q l t y I n s p e c t i o n _ S o u r c e _ C u s t o m _ 7 > Q l t y I n s p e c t i o n _ S o u r c e _ C u s t o m _ 7 < / Q l t y I n s p e c t i o n _ S o u r c e _ C u s t o m _ 7 > + 
+         < Q l t y I n s p e c t i o n _ S o u r c e _ C u s t o m _ 8 > Q l t y I n s p e c t i o n _ S o u r c e _ C u s t o m _ 8 < / Q l t y I n s p e c t i o n _ S o u r c e _ C u s t o m _ 8 > + 
+         < Q l t y I n s p e c t i o n _ S o u r c e _ C u s t o m _ 9 > Q l t y I n s p e c t i o n _ S o u r c e _ C u s t o m _ 9 < / Q l t y I n s p e c t i o n _ S o u r c e _ C u s t o m _ 9 > + 
+         < Q l t y I n s p e c t i o n _ S o u r c e _ D o c u m e n t _ N o _ > Q l t y I n s p e c t i o n _ S o u r c e _ D o c u m e n t _ N o _ < / Q l t y I n s p e c t i o n _ S o u r c e _ D o c u m e n t _ N o _ > + 
+         < Q l t y I n s p e c t i o n _ S o u r c e _ I t e m _ D e s c r i p t i o n > Q l t y I n s p e c t i o n _ S o u r c e _ I t e m _ D e s c r i p t i o n < / Q l t y I n s p e c t i o n _ S o u r c e _ I t e m _ D e s c r i p t i o n > + 
+         < Q l t y I n s p e c t i o n _ S o u r c e _ I t e m _ D e s c r i p t i o n 2 > Q l t y I n s p e c t i o n _ S o u r c e _ I t e m _ D e s c r i p t i o n 2 < / Q l t y I n s p e c t i o n _ S o u r c e _ I t e m _ D e s c r i p t i o n 2 > + 
+         < Q l t y I n s p e c t i o n _ S o u r c e _ I t e m _ N o _ > Q l t y I n s p e c t i o n _ S o u r c e _ I t e m _ N o _ < / Q l t y I n s p e c t i o n _ S o u r c e _ I t e m _ N o _ > + 
+         < Q l t y I n s p e c t i o n _ S o u r c e _ L o t _ N o _ > Q l t y I n s p e c t i o n _ S o u r c e _ L o t _ N o _ < / Q l t y I n s p e c t i o n _ S o u r c e _ L o t _ N o _ > + 
+         < Q l t y I n s p e c t i o n _ S o u r c e _ P a c k a g e _ N o _ > Q l t y I n s p e c t i o n _ S o u r c e _ P a c k a g e _ N o _ < / Q l t y I n s p e c t i o n _ S o u r c e _ P a c k a g e _ N o _ > + 
+         < Q l t y I n s p e c t i o n _ S o u r c e _ S e r i a l _ N o _ > Q l t y I n s p e c t i o n _ S o u r c e _ S e r i a l _ N o _ < / Q l t y I n s p e c t i o n _ S o u r c e _ S e r i a l _ N o _ > + 
+         < Q l t y I n s p e c t i o n _ S o u r c e _ T a s k _ N o _ > Q l t y I n s p e c t i o n _ S o u r c e _ T a s k _ N o _ < / Q l t y I n s p e c t i o n _ S o u r c e _ T a s k _ N o _ > + 
+         < Q l t y I n s p e c t i o n _ S o u r c e _ V a r i a n t _ C o d e > Q l t y I n s p e c t i o n _ S o u r c e _ V a r i a n t _ C o d e < / Q l t y I n s p e c t i o n _ S o u r c e _ V a r i a n t _ C o d e > + 
+         < Q l t y I n s p e c t i o n _ S t a t u s > Q l t y I n s p e c t i o n _ S t a t u s < / Q l t y I n s p e c t i o n _ S t a t u s > + 
+         < C u r r e n t I n s p e c t i o n L i n e > + 
+             < C a r r i a g e R e t u r n P e r s o n F i e l d D e t a i l s > C a r r i a g e R e t u r n P e r s o n F i e l d D e t a i l s < / C a r r i a g e R e t u r n P e r s o n F i e l d D e t a i l s > + 
+             < C o n d i t i o n L a b e l _ 1 > C o n d i t i o n L a b e l _ 1 < / C o n d i t i o n L a b e l _ 1 > + 
+             < C o n d i t i o n L a b e l _ 2 > C o n d i t i o n L a b e l _ 2 < / C o n d i t i o n L a b e l _ 2 > + 
+             < F i e l d _ C o d e > F i e l d _ C o d e < / F i e l d _ C o d e > + 
+             < F i e l d _ D e s c r i p t i o n > F i e l d _ D e s c r i p t i o n < / F i e l d _ D e s c r i p t i o n > + 
+             < F i e l d _ E n t e r e d B y N a m e A n d T i m e s t a m p > F i e l d _ E n t e r e d B y N a m e A n d T i m e s t a m p < / F i e l d _ E n t e r e d B y N a m e A n d T i m e s t a m p > + 
+             < F i e l d _ H a s E n t e r e d V a l u e > F i e l d _ H a s E n t e r e d V a l u e < / F i e l d _ H a s E n t e r e d V a l u e > + 
+             < F i e l d _ I f P e r s o n E m a i l > F i e l d _ I f P e r s o n E m a i l < / F i e l d _ I f P e r s o n E m a i l > + 
+             < F i e l d _ I f P e r s o n N a m e > F i e l d _ I f P e r s o n N a m e < / F i e l d _ I f P e r s o n N a m e > + 
+             < F i e l d _ I f P e r s o n P h o n e > F i e l d _ I f P e r s o n P h o n e < / F i e l d _ I f P e r s o n P h o n e > + 
+             < F i e l d _ I f P e r s o n T i t l e > F i e l d _ I f P e r s o n T i t l e < / F i e l d _ I f P e r s o n T i t l e > + 
+             < F i e l d _ I s L a b e l > F i e l d _ I s L a b e l < / F i e l d _ I s L a b e l > + 
+             < F i e l d _ I s P e r s o n F i e l d > F i e l d _ I s P e r s o n F i e l d < / F i e l d _ I s P e r s o n F i e l d > + 
+             < F i e l d _ I s T e x t > F i e l d _ I s T e x t < / F i e l d _ I s T e x t > + 
+             < F i e l d _ L i n e C o m m e n t a r y > F i e l d _ L i n e C o m m e n t a r y < / F i e l d _ L i n e C o m m e n t a r y > + 
+             < F i e l d _ M o d i f i e d B y U s e r E m a i l > F i e l d _ M o d i f i e d B y U s e r E m a i l < / F i e l d _ M o d i f i e d B y U s e r E m a i l > + 
+             < F i e l d _ M o d i f i e d B y U s e r I D > F i e l d _ M o d i f i e d B y U s e r I D < / F i e l d _ M o d i f i e d B y U s e r I D > + 
+             < F i e l d _ M o d i f i e d B y U s e r J o b T i t l e > F i e l d _ M o d i f i e d B y U s e r J o b T i t l e < / F i e l d _ M o d i f i e d B y U s e r J o b T i t l e > + 
+             < F i e l d _ M o d i f i e d B y U s e r N a m e > F i e l d _ M o d i f i e d B y U s e r N a m e < / F i e l d _ M o d i f i e d B y U s e r N a m e > + 
+             < F i e l d _ M o d i f i e d B y U s e r P h o n e > F i e l d _ M o d i f i e d B y U s e r P h o n e < / F i e l d _ M o d i f i e d B y U s e r P h o n e > + 
+             < F i e l d _ M o d i f i e d D a t e T i m e > F i e l d _ M o d i f i e d D a t e T i m e < / F i e l d _ M o d i f i e d D a t e T i m e > + 
+             < F i e l d _ T y p e > F i e l d _ T y p e < / F i e l d _ T y p e > + 
+             < L a b e l F i e l d _ D e s c r i p t i o n > L a b e l F i e l d _ D e s c r i p t i o n < / L a b e l F i e l d _ D e s c r i p t i o n > + 
+             < N u m e r i c _ V a l u e > N u m e r i c _ V a l u e < / N u m e r i c _ V a l u e > + 
+             < P r o m p t e d R e s u l t C a p t i o n _ 1 > P r o m p t e d R e s u l t C a p t i o n _ 1 < / P r o m p t e d R e s u l t C a p t i o n _ 1 > + 
+             < P r o m p t e d R e s u l t C a p t i o n _ 1 0 > P r o m p t e d R e s u l t C a p t i o n _ 1 0 < / P r o m p t e d R e s u l t C a p t i o n _ 1 0 > + 
+             < P r o m p t e d R e s u l t C a p t i o n _ 2 > P r o m p t e d R e s u l t C a p t i o n _ 2 < / P r o m p t e d R e s u l t C a p t i o n _ 2 > + 
+             < P r o m p t e d R e s u l t C a p t i o n _ 3 > P r o m p t e d R e s u l t C a p t i o n _ 3 < / P r o m p t e d R e s u l t C a p t i o n _ 3 > + 
+             < P r o m p t e d R e s u l t C a p t i o n _ 4 > P r o m p t e d R e s u l t C a p t i o n _ 4 < / P r o m p t e d R e s u l t C a p t i o n _ 4 > + 
+             < P r o m p t e d R e s u l t C a p t i o n _ 5 > P r o m p t e d R e s u l t C a p t i o n _ 5 < / P r o m p t e d R e s u l t C a p t i o n _ 5 > + 
+             < P r o m p t e d R e s u l t C a p t i o n _ 6 > P r o m p t e d R e s u l t C a p t i o n _ 6 < / P r o m p t e d R e s u l t C a p t i o n _ 6 > + 
+             < P r o m p t e d R e s u l t C a p t i o n _ 7 > P r o m p t e d R e s u l t C a p t i o n _ 7 < / P r o m p t e d R e s u l t C a p t i o n _ 7 > + 
+             < P r o m p t e d R e s u l t C a p t i o n _ 8 > P r o m p t e d R e s u l t C a p t i o n _ 8 < / P r o m p t e d R e s u l t C a p t i o n _ 8 > + 
+             < P r o m p t e d R e s u l t C a p t i o n _ 9 > P r o m p t e d R e s u l t C a p t i o n _ 9 < / P r o m p t e d R e s u l t C a p t i o n _ 9 > + 
+             < P r o m p t e d R e s u l t C o n d i t i o n D e s c r i p t i o n _ 1 > P r o m p t e d R e s u l t C o n d i t i o n D e s c r i p t i o n _ 1 < / P r o m p t e d R e s u l t C o n d i t i o n D e s c r i p t i o n _ 1 > + 
+             < P r o m p t e d R e s u l t C o n d i t i o n D e s c r i p t i o n _ 1 0 > P r o m p t e d R e s u l t C o n d i t i o n D e s c r i p t i o n _ 1 0 < / P r o m p t e d R e s u l t C o n d i t i o n D e s c r i p t i o n _ 1 0 > + 
+             < P r o m p t e d R e s u l t C o n d i t i o n D e s c r i p t i o n _ 2 > P r o m p t e d R e s u l t C o n d i t i o n D e s c r i p t i o n _ 2 < / P r o m p t e d R e s u l t C o n d i t i o n D e s c r i p t i o n _ 2 > + 
+             < P r o m p t e d R e s u l t C o n d i t i o n D e s c r i p t i o n _ 3 > P r o m p t e d R e s u l t C o n d i t i o n D e s c r i p t i o n _ 3 < / P r o m p t e d R e s u l t C o n d i t i o n D e s c r i p t i o n _ 3 > + 
+             < P r o m p t e d R e s u l t C o n d i t i o n D e s c r i p t i o n _ 4 > P r o m p t e d R e s u l t C o n d i t i o n D e s c r i p t i o n _ 4 < / P r o m p t e d R e s u l t C o n d i t i o n D e s c r i p t i o n _ 4 > + 
+             < P r o m p t e d R e s u l t C o n d i t i o n D e s c r i p t i o n _ 5 > P r o m p t e d R e s u l t C o n d i t i o n D e s c r i p t i o n _ 5 < / P r o m p t e d R e s u l t C o n d i t i o n D e s c r i p t i o n _ 5 > + 
+             < P r o m p t e d R e s u l t C o n d i t i o n D e s c r i p t i o n _ 6 > P r o m p t e d R e s u l t C o n d i t i o n D e s c r i p t i o n _ 6 < / P r o m p t e d R e s u l t C o n d i t i o n D e s c r i p t i o n _ 6 > + 
+             < P r o m p t e d R e s u l t C o n d i t i o n D e s c r i p t i o n _ 7 > P r o m p t e d R e s u l t C o n d i t i o n D e s c r i p t i o n _ 7 < / P r o m p t e d R e s u l t C o n d i t i o n D e s c r i p t i o n _ 7 > + 
+             < P r o m p t e d R e s u l t C o n d i t i o n D e s c r i p t i o n _ 8 > P r o m p t e d R e s u l t C o n d i t i o n D e s c r i p t i o n _ 8 < / P r o m p t e d R e s u l t C o n d i t i o n D e s c r i p t i o n _ 8 > + 
+             < P r o m p t e d R e s u l t C o n d i t i o n D e s c r i p t i o n _ 9 > P r o m p t e d R e s u l t C o n d i t i o n D e s c r i p t i o n _ 9 < / P r o m p t e d R e s u l t C o n d i t i o n D e s c r i p t i o n _ 9 > + 
+             < P r o m p t e d R e s u l t V i s i b l e _ 1 > P r o m p t e d R e s u l t V i s i b l e _ 1 < / P r o m p t e d R e s u l t V i s i b l e _ 1 > + 
+             < P r o m p t e d R e s u l t V i s i b l e _ 1 0 > P r o m p t e d R e s u l t V i s i b l e _ 1 0 < / P r o m p t e d R e s u l t V i s i b l e _ 1 0 > + 
+             < P r o m p t e d R e s u l t V i s i b l e _ 2 > P r o m p t e d R e s u l t V i s i b l e _ 2 < / P r o m p t e d R e s u l t V i s i b l e _ 2 > + 
+             < P r o m p t e d R e s u l t V i s i b l e _ 3 > P r o m p t e d R e s u l t V i s i b l e _ 3 < / P r o m p t e d R e s u l t V i s i b l e _ 3 > + 
+             < P r o m p t e d R e s u l t V i s i b l e _ 4 > P r o m p t e d R e s u l t V i s i b l e _ 4 < / P r o m p t e d R e s u l t V i s i b l e _ 4 > + 
+             < P r o m p t e d R e s u l t V i s i b l e _ 5 > P r o m p t e d R e s u l t V i s i b l e _ 5 < / P r o m p t e d R e s u l t V i s i b l e _ 5 > + 
+             < P r o m p t e d R e s u l t V i s i b l e _ 6 > P r o m p t e d R e s u l t V i s i b l e _ 6 < / P r o m p t e d R e s u l t V i s i b l e _ 6 > + 
+             < P r o m p t e d R e s u l t V i s i b l e _ 7 > P r o m p t e d R e s u l t V i s i b l e _ 7 < / P r o m p t e d R e s u l t V i s i b l e _ 7 > + 
+             < P r o m p t e d R e s u l t V i s i b l e _ 8 > P r o m p t e d R e s u l t V i s i b l e _ 8 < / P r o m p t e d R e s u l t V i s i b l e _ 8 > + 
+             < P r o m p t e d R e s u l t V i s i b l e _ 9 > P r o m p t e d R e s u l t V i s i b l e _ 9 < / P r o m p t e d R e s u l t V i s i b l e _ 9 > + 
+             < T e s t _ R e s u l t > T e s t _ R e s u l t < / T e s t _ R e s u l t > + 
+             < T e s t _ R e s u l t D e s c r i p t i o n > T e s t _ R e s u l t D e s c r i p t i o n < / T e s t _ R e s u l t D e s c r i p t i o n > + 
+             < T e s t _ V a l u e > T e s t _ V a l u e < / T e s t _ V a l u e > + 
+             < W o r d D e s c r i p t i o n > W o r d D e s c r i p t i o n < / W o r d D e s c r i p t i o n > + 
+             < W o r d M o d i f i e d B y U s e r N a m e > W o r d M o d i f i e d B y U s e r N a m e < / W o r d M o d i f i e d B y U s e r N a m e > + 
+             < W o r d M o d i f i e d D a t e T i m e > W o r d M o d i f i e d D a t e T i m e < / W o r d M o d i f i e d D a t e T i m e > + 
+             < W o r d T e s t V a l u e > W o r d T e s t V a l u e < / W o r d T e s t V a l u e > + 
+         < / C u r r e n t I n s p e c t i o n L i n e > + 
+     < / C u r r e n t I n s p e c t i o n > + 
+ < / N a v W o r d R e p o r t X m l P a r t > 
+</file>
+
+<file path=customXml/item3.xml><?xml version="1.0" encoding="utf-8"?>
 <b:Sources xmlns:b="http://schemas.openxmlformats.org/officeDocument/2006/bibliography" xmlns="http://schemas.openxmlformats.org/officeDocument/2006/bibliography" SelectedStyle="\APASixthEditionOfficeOnline.xsl" StyleName="APA" Version="6"/>
 </file>
 
-<file path=customXml/item2.xml>��< ? x m l   v e r s i o n = " 1 . 0 "   e n c o d i n g = " u t f - 1 6 " ? > - 
- < N a v W o r d R e p o r t X m l P a r t   x m l n s = " u r n : m i c r o s o f t - d y n a m i c s - n a v / r e p o r t s / Q l t y _ N o n _ C o n f o r m a n c e / 2 0 4 0 3 / " > - 
-     < B C R e p o r t I n f o r m a t i o n > - 
-         < R e p o r t M e t a d a t a > - 
-             < E x t e n s i o n I d > E x t e n s i o n   I D < / E x t e n s i o n I d > - 
-             < E x t e n s i o n N a m e > E x t e n s i o n   N a m e < / E x t e n s i o n N a m e > - 
-             < E x t e n s i o n P u b l i s h e r > E x t e n s i o n   P u b l i s h e r < / E x t e n s i o n P u b l i s h e r > - 
-             < E x t e n s i o n V e r s i o n > E x t e n s i o n   V e r s i o n < / E x t e n s i o n V e r s i o n > - 
-             < R e p o r t I d > R e p o r t   I D < / R e p o r t I d > - 
-             < R e p o r t N a m e > R e p o r t   N a m e < / R e p o r t N a m e > - 
-             < A b o u t T h i s R e p o r t T i t l e > A b o u t   T h i s   R e p o r t   T i t l e < / A b o u t T h i s R e p o r t T i t l e > - 
-             < A b o u t T h i s R e p o r t T e x t > A b o u t   T h i s   R e p o r t   T e x t < / A b o u t T h i s R e p o r t T e x t > - 
-             < R e p o r t H e l p L i n k > R e p o r t   H e l p   L i n k < / R e p o r t H e l p L i n k > - 
-         < / R e p o r t M e t a d a t a > - 
-         < R e p o r t R e q u e s t > - 
-             < T e n a n t E n t r a I d > T e n a n t   E n t r a   I d < / T e n a n t E n t r a I d > - 
-             < E n v i r o n m e n t N a m e > E n v i r o n m e n t   N a m e < / E n v i r o n m e n t N a m e > - 
-             < E n v i r o n m e n t T y p e > E n v i r o n m e n t   T y p e < / E n v i r o n m e n t T y p e > - 
-             < C o m p a n y N a m e > C o m p a n y   N a m e < / C o m p a n y N a m e > - 
-             < C o m p a n y D i s p l a y N a m e > C o m p a n y   D i s p l a y   N a m e < / C o m p a n y D i s p l a y N a m e > - 
-             < C o m p a n y I d > C o m p a n y   I D < / C o m p a n y I d > - 
-             < U s e r N a m e > U s e r   N a m e < / U s e r N a m e > - 
-             < D a t e A n d T i m e > D a t e   a n d   T i m e < / D a t e A n d T i m e > - 
-             < L a n g u a g e > L a n g u a g e < / L a n g u a g e > - 
-             < F o r m a t R e g i o n > F o r m a t   R e g i o n < / F o r m a t R e g i o n > - 
-             < D a t e T i m e V a l u e s > - 
-                 < Y e a r > Y e a r < / Y e a r > - 
-                 < M o n t h N u m b e r > M o n t h   N u m b e r < / M o n t h N u m b e r > - 
-                 < D a y N u m b e r > D a y   N u m b e r < / D a y N u m b e r > - 
-                 < H o u r > H o u r < / H o u r > - 
-                 < M i n u t e > M i n u t e < / M i n u t e > - 
-             < / D a t e T i m e V a l u e s > - 
-         < / R e p o r t R e q u e s t > - 
-     < / B C R e p o r t I n f o r m a t i o n > - 
-     < L a b e l s > - 
-         < C o m p l e t e d B y L a b e l > C o m p l e t e d B y L a b e l < / C o m p l e t e d B y L a b e l > - 
-         < C o m p l e t e d D a t e L a b e l > C o m p l e t e d D a t e L a b e l < / C o m p l e t e d D a t e L a b e l > - 
-         < C o n d i t i o n L a b e l > C o n d i t i o n L a b e l < / C o n d i t i o n L a b e l > - 
-         < D a t e L a b e l > D a t e L a b e l < / D a t e L a b e l > - 
-         < E n t e r e d B y L a b e l > E n t e r e d B y L a b e l < / E n t e r e d B y L a b e l > - 
-         < F i e l d L a b e l > F i e l d L a b e l < / F i e l d L a b e l > - 
-         < I n s p e c t i o n L a b e l > I n s p e c t i o n L a b e l < / I n s p e c t i o n L a b e l > - 
-         < I t e m T r a c k i n g L a b e l > I t e m T r a c k i n g L a b e l < / I t e m T r a c k i n g L a b e l > - 
-         < M e a s u r e m e n t L a b e l > M e a s u r e m e n t L a b e l < / M e a s u r e m e n t L a b e l > - 
-         < M e t r i c L a b e l > M e t r i c L a b e l < / M e t r i c L a b e l > - 
-         < P r o d u c t L a b e l > P r o d u c t L a b e l < / P r o d u c t L a b e l > - 
-         < R e p o r t T i t l e L a b e l > R e p o r t T i t l e L a b e l < / R e p o r t T i t l e L a b e l > - 
-         < R e s u l t L a b e l > R e s u l t L a b e l < / R e s u l t L a b e l > - 
-         < T e s t D o c u m e n t N o L a b e l > T e s t D o c u m e n t N o L a b e l < / T e s t D o c u m e n t N o L a b e l > - 
-     < / L a b e l s > - 
-     < C u r r e n t I n s p e c t i o n > - 
-         < A p p r o v e r N a m e L a b e l > A p p r o v e r N a m e L a b e l < / A p p r o v e r N a m e L a b e l > - 
-         < A p p r o v e r S i g n a t u r e L a b e l > A p p r o v e r S i g n a t u r e L a b e l < / A p p r o v e r S i g n a t u r e L a b e l > - 
-         < C O A C o n t a c t _ A l l > C O A C o n t a c t _ A l l < / C O A C o n t a c t _ A l l > - 
-         < C O A C o n t a c t _ R o w 1 > C O A C o n t a c t _ R o w 1 < / C O A C o n t a c t _ R o w 1 > - 
-         < C O A C o n t a c t _ R o w 2 > C O A C o n t a c t _ R o w 2 < / C O A C o n t a c t _ R o w 2 > - 
-         < C O A C o n t a c t _ R o w 3 > C O A C o n t a c t _ R o w 3 < / C O A C o n t a c t _ R o w 3 > - 
-         < C O A C o n t a c t _ R o w 4 > C O A C o n t a c t _ R o w 4 < / C O A C o n t a c t _ R o w 4 > - 
-         < C O A C o n t a c t _ R o w 5 > C O A C o n t a c t _ R o w 5 < / C O A C o n t a c t _ R o w 5 > - 
-         < C O A C o n t a c t _ R o w 6 > C O A C o n t a c t _ R o w 6 < / C O A C o n t a c t _ R o w 6 > - 
-         < C O A C o n t a c t _ R o w 7 > C O A C o n t a c t _ R o w 7 < / C O A C o n t a c t _ R o w 7 > - 
-         < C O A C o n t a c t _ R o w 8 > C O A C o n t a c t _ R o w 8 < / C O A C o n t a c t _ R o w 8 > - 
-         < C o m p a n y I n f o r m a t i o n _ A l l > C o m p a n y I n f o r m a t i o n _ A l l < / C o m p a n y I n f o r m a t i o n _ A l l > - 
-         < C o m p a n y I n f o r m a t i o n _ R o w 1 > C o m p a n y I n f o r m a t i o n _ R o w 1 < / C o m p a n y I n f o r m a t i o n _ R o w 1 > - 
-         < C o m p a n y I n f o r m a t i o n _ R o w 2 > C o m p a n y I n f o r m a t i o n _ R o w 2 < / C o m p a n y I n f o r m a t i o n _ R o w 2 > - 
-         < C o m p a n y I n f o r m a t i o n _ R o w 3 > C o m p a n y I n f o r m a t i o n _ R o w 3 < / C o m p a n y I n f o r m a t i o n _ R o w 3 > - 
-         < C o m p a n y I n f o r m a t i o n _ R o w 4 > C o m p a n y I n f o r m a t i o n _ R o w 4 < / C o m p a n y I n f o r m a t i o n _ R o w 4 > - 
-         < C o m p a n y I n f o r m a t i o n _ R o w 5 > C o m p a n y I n f o r m a t i o n _ R o w 5 < / C o m p a n y I n f o r m a t i o n _ R o w 5 > - 
-         < C o m p a n y I n f o r m a t i o n _ R o w 6 > C o m p a n y I n f o r m a t i o n _ R o w 6 < / C o m p a n y I n f o r m a t i o n _ R o w 6 > - 
-         < C o m p a n y I n f o r m a t i o n _ R o w 7 > C o m p a n y I n f o r m a t i o n _ R o w 7 < / C o m p a n y I n f o r m a t i o n _ R o w 7 > - 
-         < C o m p a n y I n f o r m a t i o n _ R o w 8 > C o m p a n y I n f o r m a t i o n _ R o w 8 < / C o m p a n y I n f o r m a t i o n _ R o w 8 > - 
-         < C o m p a n y L o g o   / > - 
-         < E m a i l L a b e l > E m a i l L a b e l < / E m a i l L a b e l > - 
-         < E m a i l V a l u e > E m a i l V a l u e < / E m a i l V a l u e > - 
-         < F i n i s h e d B y N a m e L a b e l > F i n i s h e d B y N a m e L a b e l < / F i n i s h e d B y N a m e L a b e l > - 
-         < F i n i s h e d B y S i g n a t u r e L a b e l > F i n i s h e d B y S i g n a t u r e L a b e l < / F i n i s h e d B y S i g n a t u r e L a b e l > - 
-         < F i n i s h e d D a t e O n l y > F i n i s h e d D a t e O n l y < / F i n i s h e d D a t e O n l y > - 
-         < H o m e P a g e L a b e l > H o m e P a g e L a b e l < / H o m e P a g e L a b e l > - 
-         < H o m e P a g e V a l u e > H o m e P a g e V a l u e < / H o m e P a g e V a l u e > - 
-         < I n s p e c t i o n D e s c r i p t i o n > I n s p e c t i o n D e s c r i p t i o n < / I n s p e c t i o n D e s c r i p t i o n > - 
-         < I t e m T r a c k i n g D e s c r i p t i o n > I t e m T r a c k i n g D e s c r i p t i o n < / I t e m T r a c k i n g D e s c r i p t i o n > - 
-         < P h o n e N o L a b e l > P h o n e N o L a b e l < / P h o n e N o L a b e l > - 
-         < P h o n e N o V a l u e > P h o n e N o V a l u e < / P h o n e N o V a l u e > - 
-         < P r o d u c t D e s c r i p t i o n > P r o d u c t D e s c r i p t i o n < / P r o d u c t D e s c r i p t i o n > - 
-         < Q l t y I n s p e c t i o n T e m p l a t e _ D e s c r i p t i o n > Q l t y I n s p e c t i o n T e m p l a t e _ D e s c r i p t i o n < / Q l t y I n s p e c t i o n T e m p l a t e _ D e s c r i p t i o n > - 
-         < Q l t y I n s p e c t i o n _ D e s c r i p t i o n > Q l t y I n s p e c t i o n _ D e s c r i p t i o n < / Q l t y I n s p e c t i o n _ D e s c r i p t i o n > - 
-         < Q l t y I n s p e c t i o n _ D i r e c t o r _ N a m e > Q l t y I n s p e c t i o n _ D i r e c t o r _ N a m e < / Q l t y I n s p e c t i o n _ D i r e c t o r _ N a m e > - 
-         < Q l t y I n s p e c t i o n _ D i r e c t o r _ T i t l e > Q l t y I n s p e c t i o n _ D i r e c t o r _ T i t l e < / Q l t y I n s p e c t i o n _ D i r e c t o r _ T i t l e > - 
-         < Q l t y I n s p e c t i o n _ F i n i s h e d _ B y _ E m a i l > Q l t y I n s p e c t i o n _ F i n i s h e d _ B y _ E m a i l < / Q l t y I n s p e c t i o n _ F i n i s h e d _ B y _ E m a i l > - 
-         < Q l t y I n s p e c t i o n _ F i n i s h e d _ B y _ P h o n e > Q l t y I n s p e c t i o n _ F i n i s h e d _ B y _ P h o n e < / Q l t y I n s p e c t i o n _ F i n i s h e d _ B y _ P h o n e > - 
-         < Q l t y I n s p e c t i o n _ F i n i s h e d _ B y _ T i t l e > Q l t y I n s p e c t i o n _ F i n i s h e d _ B y _ T i t l e < / Q l t y I n s p e c t i o n _ F i n i s h e d _ B y _ T i t l e > - 
-         < Q l t y I n s p e c t i o n _ F i n i s h e d _ B y _ U s e r N a m e > Q l t y I n s p e c t i o n _ F i n i s h e d _ B y _ U s e r N a m e < / Q l t y I n s p e c t i o n _ F i n i s h e d _ B y _ U s e r N a m e > - 
-         < Q l t y I n s p e c t i o n _ F i n i s h e d _ B y _ U s e r _ I D > Q l t y I n s p e c t i o n _ F i n i s h e d _ B y _ U s e r _ I D < / Q l t y I n s p e c t i o n _ F i n i s h e d _ B y _ U s e r _ I D > - 
-         < Q l t y I n s p e c t i o n _ F i n i s h e d _ D a t e > Q l t y I n s p e c t i o n _ F i n i s h e d _ D a t e < / Q l t y I n s p e c t i o n _ F i n i s h e d _ D a t e > - 
-         < Q l t y I n s p e c t i o n _ N o > Q l t y I n s p e c t i o n _ N o < / Q l t y I n s p e c t i o n _ N o > - 
-         < Q l t y I n s p e c t i o n _ R e i n s p e c t i o n N o > Q l t y I n s p e c t i o n _ R e i n s p e c t i o n N o < / Q l t y I n s p e c t i o n _ R e i n s p e c t i o n N o > - 
-         < Q l t y I n s p e c t i o n _ R e s u l t _ C o d e > Q l t y I n s p e c t i o n _ R e s u l t _ C o d e < / Q l t y I n s p e c t i o n _ R e s u l t _ C o d e > - 
-         < Q l t y I n s p e c t i o n _ R e s u l t _ D e s c r i p t i o n > Q l t y I n s p e c t i o n _ R e s u l t _ D e s c r i p t i o n < / Q l t y I n s p e c t i o n _ R e s u l t _ D e s c r i p t i o n > - 
-         < Q l t y I n s p e c t i o n _ S o u r c e _ C u s t o m _ 1 > Q l t y I n s p e c t i o n _ S o u r c e _ C u s t o m _ 1 < / Q l t y I n s p e c t i o n _ S o u r c e _ C u s t o m _ 1 > - 
-         < Q l t y I n s p e c t i o n _ S o u r c e _ C u s t o m _ 1 0 > Q l t y I n s p e c t i o n _ S o u r c e _ C u s t o m _ 1 0 < / Q l t y I n s p e c t i o n _ S o u r c e _ C u s t o m _ 1 0 > - 
-         < Q l t y I n s p e c t i o n _ S o u r c e _ C u s t o m _ 2 > Q l t y I n s p e c t i o n _ S o u r c e _ C u s t o m _ 2 < / Q l t y I n s p e c t i o n _ S o u r c e _ C u s t o m _ 2 > - 
-         < Q l t y I n s p e c t i o n _ S o u r c e _ C u s t o m _ 3 > Q l t y I n s p e c t i o n _ S o u r c e _ C u s t o m _ 3 < / Q l t y I n s p e c t i o n _ S o u r c e _ C u s t o m _ 3 > - 
-         < Q l t y I n s p e c t i o n _ S o u r c e _ C u s t o m _ 4 > Q l t y I n s p e c t i o n _ S o u r c e _ C u s t o m _ 4 < / Q l t y I n s p e c t i o n _ S o u r c e _ C u s t o m _ 4 > - 
-         < Q l t y I n s p e c t i o n _ S o u r c e _ C u s t o m _ 5 > Q l t y I n s p e c t i o n _ S o u r c e _ C u s t o m _ 5 < / Q l t y I n s p e c t i o n _ S o u r c e _ C u s t o m _ 5 > - 
-         < Q l t y I n s p e c t i o n _ S o u r c e _ C u s t o m _ 6 > Q l t y I n s p e c t i o n _ S o u r c e _ C u s t o m _ 6 < / Q l t y I n s p e c t i o n _ S o u r c e _ C u s t o m _ 6 > - 
-         < Q l t y I n s p e c t i o n _ S o u r c e _ C u s t o m _ 7 > Q l t y I n s p e c t i o n _ S o u r c e _ C u s t o m _ 7 < / Q l t y I n s p e c t i o n _ S o u r c e _ C u s t o m _ 7 > - 
-         < Q l t y I n s p e c t i o n _ S o u r c e _ C u s t o m _ 8 > Q l t y I n s p e c t i o n _ S o u r c e _ C u s t o m _ 8 < / Q l t y I n s p e c t i o n _ S o u r c e _ C u s t o m _ 8 > - 
-         < Q l t y I n s p e c t i o n _ S o u r c e _ C u s t o m _ 9 > Q l t y I n s p e c t i o n _ S o u r c e _ C u s t o m _ 9 < / Q l t y I n s p e c t i o n _ S o u r c e _ C u s t o m _ 9 > - 
-         < Q l t y I n s p e c t i o n _ S o u r c e _ D o c u m e n t _ N o _ > Q l t y I n s p e c t i o n _ S o u r c e _ D o c u m e n t _ N o _ < / Q l t y I n s p e c t i o n _ S o u r c e _ D o c u m e n t _ N o _ > - 
-         < Q l t y I n s p e c t i o n _ S o u r c e _ I t e m _ D e s c r i p t i o n > Q l t y I n s p e c t i o n _ S o u r c e _ I t e m _ D e s c r i p t i o n < / Q l t y I n s p e c t i o n _ S o u r c e _ I t e m _ D e s c r i p t i o n > - 
-         < Q l t y I n s p e c t i o n _ S o u r c e _ I t e m _ D e s c r i p t i o n 2 > Q l t y I n s p e c t i o n _ S o u r c e _ I t e m _ D e s c r i p t i o n 2 < / Q l t y I n s p e c t i o n _ S o u r c e _ I t e m _ D e s c r i p t i o n 2 > - 
-         < Q l t y I n s p e c t i o n _ S o u r c e _ I t e m _ N o _ > Q l t y I n s p e c t i o n _ S o u r c e _ I t e m _ N o _ < / Q l t y I n s p e c t i o n _ S o u r c e _ I t e m _ N o _ > - 
-         < Q l t y I n s p e c t i o n _ S o u r c e _ L o t _ N o _ > Q l t y I n s p e c t i o n _ S o u r c e _ L o t _ N o _ < / Q l t y I n s p e c t i o n _ S o u r c e _ L o t _ N o _ > - 
-         < Q l t y I n s p e c t i o n _ S o u r c e _ P a c k a g e _ N o _ > Q l t y I n s p e c t i o n _ S o u r c e _ P a c k a g e _ N o _ < / Q l t y I n s p e c t i o n _ S o u r c e _ P a c k a g e _ N o _ > - 
-         < Q l t y I n s p e c t i o n _ S o u r c e _ S e r i a l _ N o _ > Q l t y I n s p e c t i o n _ S o u r c e _ S e r i a l _ N o _ < / Q l t y I n s p e c t i o n _ S o u r c e _ S e r i a l _ N o _ > - 
-         < Q l t y I n s p e c t i o n _ S o u r c e _ T a s k _ N o _ > Q l t y I n s p e c t i o n _ S o u r c e _ T a s k _ N o _ < / Q l t y I n s p e c t i o n _ S o u r c e _ T a s k _ N o _ > - 
-         < Q l t y I n s p e c t i o n _ S o u r c e _ V a r i a n t _ C o d e > Q l t y I n s p e c t i o n _ S o u r c e _ V a r i a n t _ C o d e < / Q l t y I n s p e c t i o n _ S o u r c e _ V a r i a n t _ C o d e > - 
-         < Q l t y I n s p e c t i o n _ S t a t u s > Q l t y I n s p e c t i o n _ S t a t u s < / Q l t y I n s p e c t i o n _ S t a t u s > - 
-         < C u r r e n t I n s p e c t i o n L i n e > - 
-             < C a r r i a g e R e t u r n P e r s o n F i e l d D e t a i l s > C a r r i a g e R e t u r n P e r s o n F i e l d D e t a i l s < / C a r r i a g e R e t u r n P e r s o n F i e l d D e t a i l s > - 
-             < C o n d i t i o n L a b e l _ 1 > C o n d i t i o n L a b e l _ 1 < / C o n d i t i o n L a b e l _ 1 > - 
-             < C o n d i t i o n L a b e l _ 2 > C o n d i t i o n L a b e l _ 2 < / C o n d i t i o n L a b e l _ 2 > - 
-             < F i e l d _ C o d e > F i e l d _ C o d e < / F i e l d _ C o d e > - 
-             < F i e l d _ D e s c r i p t i o n > F i e l d _ D e s c r i p t i o n < / F i e l d _ D e s c r i p t i o n > - 
-             < F i e l d _ E n t e r e d B y N a m e A n d T i m e s t a m p > F i e l d _ E n t e r e d B y N a m e A n d T i m e s t a m p < / F i e l d _ E n t e r e d B y N a m e A n d T i m e s t a m p > - 
-             < F i e l d _ H a s E n t e r e d V a l u e > F i e l d _ H a s E n t e r e d V a l u e < / F i e l d _ H a s E n t e r e d V a l u e > - 
-             < F i e l d _ I f P e r s o n E m a i l > F i e l d _ I f P e r s o n E m a i l < / F i e l d _ I f P e r s o n E m a i l > - 
-             < F i e l d _ I f P e r s o n N a m e > F i e l d _ I f P e r s o n N a m e < / F i e l d _ I f P e r s o n N a m e > - 
-             < F i e l d _ I f P e r s o n P h o n e > F i e l d _ I f P e r s o n P h o n e < / F i e l d _ I f P e r s o n P h o n e > - 
-             < F i e l d _ I f P e r s o n T i t l e > F i e l d _ I f P e r s o n T i t l e < / F i e l d _ I f P e r s o n T i t l e > - 
-             < F i e l d _ I s L a b e l > F i e l d _ I s L a b e l < / F i e l d _ I s L a b e l > - 
-             < F i e l d _ I s P e r s o n F i e l d > F i e l d _ I s P e r s o n F i e l d < / F i e l d _ I s P e r s o n F i e l d > - 
-             < F i e l d _ I s T e x t > F i e l d _ I s T e x t < / F i e l d _ I s T e x t > - 
-             < F i e l d _ L i n e C o m m e n t a r y > F i e l d _ L i n e C o m m e n t a r y < / F i e l d _ L i n e C o m m e n t a r y > - 
-             < F i e l d _ M o d i f i e d B y U s e r E m a i l > F i e l d _ M o d i f i e d B y U s e r E m a i l < / F i e l d _ M o d i f i e d B y U s e r E m a i l > - 
-             < F i e l d _ M o d i f i e d B y U s e r I D > F i e l d _ M o d i f i e d B y U s e r I D < / F i e l d _ M o d i f i e d B y U s e r I D > - 
-             < F i e l d _ M o d i f i e d B y U s e r J o b T i t l e > F i e l d _ M o d i f i e d B y U s e r J o b T i t l e < / F i e l d _ M o d i f i e d B y U s e r J o b T i t l e > - 
-             < F i e l d _ M o d i f i e d B y U s e r N a m e > F i e l d _ M o d i f i e d B y U s e r N a m e < / F i e l d _ M o d i f i e d B y U s e r N a m e > - 
-             < F i e l d _ M o d i f i e d B y U s e r P h o n e > F i e l d _ M o d i f i e d B y U s e r P h o n e < / F i e l d _ M o d i f i e d B y U s e r P h o n e > - 
-             < F i e l d _ M o d i f i e d D a t e T i m e > F i e l d _ M o d i f i e d D a t e T i m e < / F i e l d _ M o d i f i e d D a t e T i m e > - 
-             < F i e l d _ T y p e > F i e l d _ T y p e < / F i e l d _ T y p e > - 
-             < L a b e l F i e l d _ D e s c r i p t i o n > L a b e l F i e l d _ D e s c r i p t i o n < / L a b e l F i e l d _ D e s c r i p t i o n > - 
-             < N u m e r i c _ V a l u e > N u m e r i c _ V a l u e < / N u m e r i c _ V a l u e > - 
-             < P r o m p t e d R e s u l t C a p t i o n _ 1 > P r o m p t e d R e s u l t C a p t i o n _ 1 < / P r o m p t e d R e s u l t C a p t i o n _ 1 > - 
-             < P r o m p t e d R e s u l t C a p t i o n _ 1 0 > P r o m p t e d R e s u l t C a p t i o n _ 1 0 < / P r o m p t e d R e s u l t C a p t i o n _ 1 0 > - 
-             < P r o m p t e d R e s u l t C a p t i o n _ 2 > P r o m p t e d R e s u l t C a p t i o n _ 2 < / P r o m p t e d R e s u l t C a p t i o n _ 2 > - 
-             < P r o m p t e d R e s u l t C a p t i o n _ 3 > P r o m p t e d R e s u l t C a p t i o n _ 3 < / P r o m p t e d R e s u l t C a p t i o n _ 3 > - 
-             < P r o m p t e d R e s u l t C a p t i o n _ 4 > P r o m p t e d R e s u l t C a p t i o n _ 4 < / P r o m p t e d R e s u l t C a p t i o n _ 4 > - 
-             < P r o m p t e d R e s u l t C a p t i o n _ 5 > P r o m p t e d R e s u l t C a p t i o n _ 5 < / P r o m p t e d R e s u l t C a p t i o n _ 5 > - 
-             < P r o m p t e d R e s u l t C a p t i o n _ 6 > P r o m p t e d R e s u l t C a p t i o n _ 6 < / P r o m p t e d R e s u l t C a p t i o n _ 6 > - 
-             < P r o m p t e d R e s u l t C a p t i o n _ 7 > P r o m p t e d R e s u l t C a p t i o n _ 7 < / P r o m p t e d R e s u l t C a p t i o n _ 7 > - 
-             < P r o m p t e d R e s u l t C a p t i o n _ 8 > P r o m p t e d R e s u l t C a p t i o n _ 8 < / P r o m p t e d R e s u l t C a p t i o n _ 8 > - 
-             < P r o m p t e d R e s u l t C a p t i o n _ 9 > P r o m p t e d R e s u l t C a p t i o n _ 9 < / P r o m p t e d R e s u l t C a p t i o n _ 9 > - 
-             < P r o m p t e d R e s u l t C o n d i t i o n D e s c r i p t i o n _ 1 > P r o m p t e d R e s u l t C o n d i t i o n D e s c r i p t i o n _ 1 < / P r o m p t e d R e s u l t C o n d i t i o n D e s c r i p t i o n _ 1 > - 
-             < P r o m p t e d R e s u l t C o n d i t i o n D e s c r i p t i o n _ 1 0 > P r o m p t e d R e s u l t C o n d i t i o n D e s c r i p t i o n _ 1 0 < / P r o m p t e d R e s u l t C o n d i t i o n D e s c r i p t i o n _ 1 0 > - 
-             < P r o m p t e d R e s u l t C o n d i t i o n D e s c r i p t i o n _ 2 > P r o m p t e d R e s u l t C o n d i t i o n D e s c r i p t i o n _ 2 < / P r o m p t e d R e s u l t C o n d i t i o n D e s c r i p t i o n _ 2 > - 
-             < P r o m p t e d R e s u l t C o n d i t i o n D e s c r i p t i o n _ 3 > P r o m p t e d R e s u l t C o n d i t i o n D e s c r i p t i o n _ 3 < / P r o m p t e d R e s u l t C o n d i t i o n D e s c r i p t i o n _ 3 > - 
-             < P r o m p t e d R e s u l t C o n d i t i o n D e s c r i p t i o n _ 4 > P r o m p t e d R e s u l t C o n d i t i o n D e s c r i p t i o n _ 4 < / P r o m p t e d R e s u l t C o n d i t i o n D e s c r i p t i o n _ 4 > - 
-             < P r o m p t e d R e s u l t C o n d i t i o n D e s c r i p t i o n _ 5 > P r o m p t e d R e s u l t C o n d i t i o n D e s c r i p t i o n _ 5 < / P r o m p t e d R e s u l t C o n d i t i o n D e s c r i p t i o n _ 5 > - 
-             < P r o m p t e d R e s u l t C o n d i t i o n D e s c r i p t i o n _ 6 > P r o m p t e d R e s u l t C o n d i t i o n D e s c r i p t i o n _ 6 < / P r o m p t e d R e s u l t C o n d i t i o n D e s c r i p t i o n _ 6 > - 
-             < P r o m p t e d R e s u l t C o n d i t i o n D e s c r i p t i o n _ 7 > P r o m p t e d R e s u l t C o n d i t i o n D e s c r i p t i o n _ 7 < / P r o m p t e d R e s u l t C o n d i t i o n D e s c r i p t i o n _ 7 > - 
-             < P r o m p t e d R e s u l t C o n d i t i o n D e s c r i p t i o n _ 8 > P r o m p t e d R e s u l t C o n d i t i o n D e s c r i p t i o n _ 8 < / P r o m p t e d R e s u l t C o n d i t i o n D e s c r i p t i o n _ 8 > - 
-             < P r o m p t e d R e s u l t C o n d i t i o n D e s c r i p t i o n _ 9 > P r o m p t e d R e s u l t C o n d i t i o n D e s c r i p t i o n _ 9 < / P r o m p t e d R e s u l t C o n d i t i o n D e s c r i p t i o n _ 9 > - 
-             < P r o m p t e d R e s u l t V i s i b l e _ 1 > P r o m p t e d R e s u l t V i s i b l e _ 1 < / P r o m p t e d R e s u l t V i s i b l e _ 1 > - 
-             < P r o m p t e d R e s u l t V i s i b l e _ 1 0 > P r o m p t e d R e s u l t V i s i b l e _ 1 0 < / P r o m p t e d R e s u l t V i s i b l e _ 1 0 > - 
-             < P r o m p t e d R e s u l t V i s i b l e _ 2 > P r o m p t e d R e s u l t V i s i b l e _ 2 < / P r o m p t e d R e s u l t V i s i b l e _ 2 > - 
-             < P r o m p t e d R e s u l t V i s i b l e _ 3 > P r o m p t e d R e s u l t V i s i b l e _ 3 < / P r o m p t e d R e s u l t V i s i b l e _ 3 > - 
-             < P r o m p t e d R e s u l t V i s i b l e _ 4 > P r o m p t e d R e s u l t V i s i b l e _ 4 < / P r o m p t e d R e s u l t V i s i b l e _ 4 > - 
-             < P r o m p t e d R e s u l t V i s i b l e _ 5 > P r o m p t e d R e s u l t V i s i b l e _ 5 < / P r o m p t e d R e s u l t V i s i b l e _ 5 > - 
-             < P r o m p t e d R e s u l t V i s i b l e _ 6 > P r o m p t e d R e s u l t V i s i b l e _ 6 < / P r o m p t e d R e s u l t V i s i b l e _ 6 > - 
-             < P r o m p t e d R e s u l t V i s i b l e _ 7 > P r o m p t e d R e s u l t V i s i b l e _ 7 < / P r o m p t e d R e s u l t V i s i b l e _ 7 > - 
-             < P r o m p t e d R e s u l t V i s i b l e _ 8 > P r o m p t e d R e s u l t V i s i b l e _ 8 < / P r o m p t e d R e s u l t V i s i b l e _ 8 > - 
-             < P r o m p t e d R e s u l t V i s i b l e _ 9 > P r o m p t e d R e s u l t V i s i b l e _ 9 < / P r o m p t e d R e s u l t V i s i b l e _ 9 > - 
-             < T e s t _ R e s u l t > T e s t _ R e s u l t < / T e s t _ R e s u l t > - 
-             < T e s t _ R e s u l t D e s c r i p t i o n > T e s t _ R e s u l t D e s c r i p t i o n < / T e s t _ R e s u l t D e s c r i p t i o n > - 
-             < T e s t _ V a l u e > T e s t _ V a l u e < / T e s t _ V a l u e > - 
-             < W o r d D e s c r i p t i o n > W o r d D e s c r i p t i o n < / W o r d D e s c r i p t i o n > - 
-             < W o r d M o d i f i e d B y U s e r N a m e > W o r d M o d i f i e d B y U s e r N a m e < / W o r d M o d i f i e d B y U s e r N a m e > - 
-             < W o r d M o d i f i e d D a t e T i m e > W o r d M o d i f i e d D a t e T i m e < / W o r d M o d i f i e d D a t e T i m e > - 
-             < W o r d T e s t V a l u e > W o r d T e s t V a l u e < / W o r d T e s t V a l u e > - 
-         < / C u r r e n t I n s p e c t i o n L i n e > - 
-     < / C u r r e n t I n s p e c t i o n > - 
- < / N a v W o r d R e p o r t X m l P a r t > 
-</file>
-
-<file path=customXml/item3.xml>��< ? x m l   v e r s i o n = " 1 . 0 "   e n c o d i n g = " u t f - 1 6 " ? > < N a v W o r d R e p o r t X m l P a r t   x m l n s = " u r n : m i c r o s o f t - d y n a m i c s - b u s i n e s s c e n t r a l / i n t e r n a l / e x t e n d e d / r e p o r t s / Q l t y _ N o n _ C o n f o r m a n c e / 2 0 4 0 3 / " > - 
-     < B C R e p o r t I n f o r m a t i o n > - 
-         < R e p o r t M e t a d a t a > - 
-             < E x t e n s i o n I d > E x t e n s i o n   I D < / E x t e n s i o n I d > - 
-             < E x t e n s i o n N a m e > E x t e n s i o n   N a m e < / E x t e n s i o n N a m e > - 
-             < E x t e n s i o n P u b l i s h e r > E x t e n s i o n   P u b l i s h e r < / E x t e n s i o n P u b l i s h e r > - 
-             < E x t e n s i o n V e r s i o n > E x t e n s i o n   V e r s i o n < / E x t e n s i o n V e r s i o n > - 
-             < R e p o r t I d > R e p o r t   I D < / R e p o r t I d > - 
-             < R e p o r t N a m e > R e p o r t   N a m e < / R e p o r t N a m e > - 
-             < A b o u t T h i s R e p o r t T i t l e > A b o u t   T h i s   R e p o r t   T i t l e < / A b o u t T h i s R e p o r t T i t l e > - 
-             < A b o u t T h i s R e p o r t T e x t > A b o u t   T h i s   R e p o r t   T e x t < / A b o u t T h i s R e p o r t T e x t > - 
-             < R e p o r t H e l p L i n k > R e p o r t   H e l p   L i n k < / R e p o r t H e l p L i n k > - 
-         < / R e p o r t M e t a d a t a > - 
-         < R e p o r t R e q u e s t > - 
-             < T e n a n t E n t r a I d > T e n a n t   E n t r a   I d < / T e n a n t E n t r a I d > - 
-             < E n v i r o n m e n t N a m e > E n v i r o n m e n t   N a m e < / E n v i r o n m e n t N a m e > - 
-             < E n v i r o n m e n t T y p e > E n v i r o n m e n t   T y p e < / E n v i r o n m e n t T y p e > - 
-             < C o m p a n y N a m e > C o m p a n y   N a m e < / C o m p a n y N a m e > - 
-             < C o m p a n y D i s p l a y N a m e > C o m p a n y   D i s p l a y   N a m e < / C o m p a n y D i s p l a y N a m e > - 
-             < C o m p a n y I d > C o m p a n y   I D < / C o m p a n y I d > - 
-             < U s e r N a m e > U s e r   N a m e < / U s e r N a m e > - 
-             < D a t e A n d T i m e > D a t e   a n d   T i m e < / D a t e A n d T i m e > - 
-             < L a n g u a g e > L a n g u a g e < / L a n g u a g e > - 
-             < F o r m a t R e g i o n > F o r m a t   R e g i o n < / F o r m a t R e g i o n > - 
-             < D a t e T i m e V a l u e s > - 
-                 < Y e a r > Y e a r < / Y e a r > - 
-                 < M o n t h N u m b e r > M o n t h   N u m b e r < / M o n t h N u m b e r > - 
-                 < D a y N u m b e r > D a y   N u m b e r < / D a y N u m b e r > - 
-                 < H o u r > H o u r < / H o u r > - 
-                 < M i n u t e > M i n u t e < / M i n u t e > - 
-             < / D a t e T i m e V a l u e s > - 
-         < / R e p o r t R e q u e s t > - 
-     < / B C R e p o r t I n f o r m a t i o n > - 
-     < L a b e l s > - 
-         < C o m p l e t e d B y L a b e l   E l e m e n t T y p e = " P a r a m e t e r "   E l e m e n t I d = " 9 2 6 8 6 1 7 7 3 "   D a t a T y p e = " S t r i n g " > C o m p l e t e d B y L a b e l < / C o m p l e t e d B y L a b e l > - 
-         < C o m p l e t e d D a t e L a b e l   E l e m e n t T y p e = " P a r a m e t e r "   E l e m e n t I d = " 1 4 6 7 6 7 4 5 7 8 "   D a t a T y p e = " S t r i n g " > C o m p l e t e d D a t e L a b e l < / C o m p l e t e d D a t e L a b e l > - 
-         < C o n d i t i o n L a b e l   E l e m e n t T y p e = " P a r a m e t e r "   E l e m e n t I d = " 1 4 2 4 6 4 8 2 8 8 "   D a t a T y p e = " S t r i n g " > C o n d i t i o n L a b e l < / C o n d i t i o n L a b e l > - 
-         < D a t e L a b e l   E l e m e n t T y p e = " P a r a m e t e r "   E l e m e n t I d = " 7 9 3 8 1 7 7 7 7 "   D a t a T y p e = " S t r i n g " > D a t e L a b e l < / D a t e L a b e l > - 
-         < E n t e r e d B y L a b e l   E l e m e n t T y p e = " P a r a m e t e r "   E l e m e n t I d = " 1 9 1 0 3 3 1 8 8 9 "   D a t a T y p e = " S t r i n g " > E n t e r e d B y L a b e l < / E n t e r e d B y L a b e l > - 
-         < F i e l d L a b e l   E l e m e n t T y p e = " P a r a m e t e r "   E l e m e n t I d = " 1 9 6 1 6 4 7 3 9 9 "   D a t a T y p e = " S t r i n g " > F i e l d L a b e l < / F i e l d L a b e l > - 
-         < I n s p e c t i o n L a b e l   E l e m e n t T y p e = " P a r a m e t e r "   E l e m e n t I d = " 1 5 4 9 8 3 1 5 2 5 "   D a t a T y p e = " S t r i n g " > I n s p e c t i o n L a b e l < / I n s p e c t i o n L a b e l > - 
-         < I t e m T r a c k i n g L a b e l   E l e m e n t T y p e = " P a r a m e t e r "   E l e m e n t I d = " 9 3 5 5 3 4 6 7 1 "   D a t a T y p e = " S t r i n g " > I t e m T r a c k i n g L a b e l < / I t e m T r a c k i n g L a b e l > - 
-         < M e a s u r e m e n t L a b e l   E l e m e n t T y p e = " P a r a m e t e r "   E l e m e n t I d = " 1 7 6 1 7 7 1 9 3 5 "   D a t a T y p e = " S t r i n g " > M e a s u r e m e n t L a b e l < / M e a s u r e m e n t L a b e l > - 
-         < M e t r i c L a b e l   E l e m e n t T y p e = " P a r a m e t e r "   E l e m e n t I d = " 2 7 1 2 2 7 7 7 5 "   D a t a T y p e = " S t r i n g " > M e t r i c L a b e l < / M e t r i c L a b e l > - 
-         < P r o d u c t L a b e l   E l e m e n t T y p e = " P a r a m e t e r "   E l e m e n t I d = " 5 3 6 5 2 5 3 1 2 "   D a t a T y p e = " S t r i n g " > P r o d u c t L a b e l < / P r o d u c t L a b e l > - 
-         < R e p o r t T i t l e L a b e l   E l e m e n t T y p e = " P a r a m e t e r "   E l e m e n t I d = " 1 2 9 7 0 8 9 6 2 7 "   D a t a T y p e = " S t r i n g " > R e p o r t T i t l e L a b e l < / R e p o r t T i t l e L a b e l > - 
-         < R e s u l t L a b e l   E l e m e n t T y p e = " P a r a m e t e r "   E l e m e n t I d = " 4 0 7 6 0 6 8 8 6 "   D a t a T y p e = " S t r i n g " > R e s u l t L a b e l < / R e s u l t L a b e l > - 
-         < T e s t D o c u m e n t N o L a b e l   E l e m e n t T y p e = " P a r a m e t e r "   E l e m e n t I d = " 1 6 2 2 1 4 2 9 2 3 "   D a t a T y p e = " S t r i n g " > T e s t D o c u m e n t N o L a b e l < / T e s t D o c u m e n t N o L a b e l > - 
-     < / L a b e l s > - 
-     < T o o l t i p s > - 
-         < T o o l t i p   c o l u m n = " Q l t y I n s p e c t i o n T e m p l a t e _ D e s c r i p t i o n "   E l e m e n t I d = " 1 6 5 2 0 6 9 5 9 8 " > - 
-             < T o o l t i p T e x t   l a n g = " e n - U S " > S p e c i f i e s   a n   e x p l a n a t i o n   o f   t h e   Q u a l i t y   I n s p e c t i o n   T e m p l a t e .   Y o u   c a n   e n t e r   a   m a x i m u m   o f   1 0 0   c h a r a c t e r s ,   b o t h   n u m b e r s   a n d   l e t t e r s . < / T o o l t i p T e x t > - 
-         < / T o o l t i p > - 
-         < T o o l t i p   c o l u m n = " Q l t y I n s p e c t i o n _ D e s c r i p t i o n "   E l e m e n t I d = " 7 3 9 0 1 9 9 1 0 " > - 
-             < T o o l t i p T e x t   l a n g = " e n - U S " > S p e c i f i e s   a   d e s c r i p t i o n   o f   t h e   Q u a l i t y   I n s p e c t i o n   i t s e l f . < / T o o l t i p T e x t > - 
-         < / T o o l t i p > - 
-         < T o o l t i p   c o l u m n = " Q l t y I n s p e c t i o n _ S t a t u s "   E l e m e n t I d = " 8 5 1 7 5 2 7 6 8 " > - 
-             < T o o l t i p T e x t   l a n g = " e n - U S " > S p e c i f i e s   t h e   s t a t u s   o f   t h e   i n s p e c t i o n .   N o   a d d i t i o n a l   c h a n g e s   c a n   b e   m a d e   t o   a   f i n i s h e d   Q u a l i t y   I n s p e c t i o n . < / T o o l t i p T e x t > - 
-         < / T o o l t i p > - 
-         < T o o l t i p   c o l u m n = " Q l t y I n s p e c t i o n _ R e s u l t _ C o d e "   E l e m e n t I d = " 1 8 0 7 0 7 7 0 6 5 " > - 
-             < T o o l t i p T e x t   l a n g = " e n - U S " > S p e c i f i e s   t h e   r e s u l t   i s   a u t o m a t i c a l l y   d e t e r m i n e d   b a s e d   o n   t h e   t e s t   v a l u e   a n d   r e s u l t   c o n f i g u r a t i o n . < / T o o l t i p T e x t > - 
-         < / T o o l t i p > - 
-         < T o o l t i p   c o l u m n = " Q l t y I n s p e c t i o n _ R e s u l t _ D e s c r i p t i o n "   E l e m e n t I d = " 8 1 0 5 3 8 1 8 8 " > - 
-             < T o o l t i p T e x t   l a n g = " e n - U S " > S p e c i f i e s   t h e   r e s u l t   d e s c r i p t i o n   f o r   t h i s   t e s t   r e s u l t .   T h e   r e s u l t   i s   a u t o m a t i c a l l y   d e t e r m i n e d   b a s e d   o n   t h e   t e s t   v a l u e   a n d   r e s u l t   c o n f i g u r a t i o n . < / T o o l t i p T e x t > - 
-         < / T o o l t i p > - 
-         < T o o l t i p   c o l u m n = " Q l t y I n s p e c t i o n _ N o "   E l e m e n t I d = " 2 1 2 0 6 1 5 7 4 9 " > - 
-             < T o o l t i p T e x t   l a n g = " e n - U S " > S p e c i f i e s   t h e   q u a l i t y   i n s p e c t i o n   d o c u m e n t   n u m b e r . < / T o o l t i p T e x t > - 
-         < / T o o l t i p > - 
-         < T o o l t i p   c o l u m n = " Q l t y I n s p e c t i o n _ R e i n s p e c t i o n N o "   E l e m e n t I d = " 7 5 1 7 3 5 6 " > - 
-             < T o o l t i p T e x t   l a n g = " e n - U S " > S p e c i f i e s   t h e   r e - i n s p e c t i o n   c o u n t e r . < / T o o l t i p T e x t > - 
-         < / T o o l t i p > - 
-         < T o o l t i p   c o l u m n = " Q l t y I n s p e c t i o n _ F i n i s h e d _ B y _ U s e r _ I D "   E l e m e n t I d = " 1 7 5 0 5 1 6 3 3 8 " > - 
-             < T o o l t i p T e x t   l a n g = " e n - U S " > S p e c i f i e s   t h e   u s e r   t h a t   f i n i s h e d   t h e   i n s p e c t i o n . < / T o o l t i p T e x t > - 
-         < / T o o l t i p > - 
-         < T o o l t i p   c o l u m n = " Q l t y I n s p e c t i o n _ F i n i s h e d _ D a t e "   E l e m e n t I d = " 1 8 3 4 1 2 2 7 6 5 " > - 
-             < T o o l t i p T e x t   l a n g = " e n - U S " > S p e c i f i e s   t h e   d a t e   t h a t   t h e   i n s p e c t i o n   w a s   f i n i s h e d . < / T o o l t i p T e x t > - 
-         < / T o o l t i p > - 
-         < T o o l t i p   c o l u m n = " Q l t y I n s p e c t i o n _ S o u r c e _ I t e m _ N o _ "   E l e m e n t I d = " 1 2 6 8 0 5 0 5 1 8 " > - 
-             < T o o l t i p T e x t   l a n g = " e n - U S " > S p e c i f i e s   t h e   i t e m   t h a t   t h e   Q u a l i t y   I n s p e c t i o n   i s   f o r .   W h e n   u s e d   w i t h   p r o d u c t i o n   o r d e r s   t h i s   t y p i c a l l y   r e f e r s   t o   t h e   i t e m   b e i n g   p r o d u c e d . < / T o o l t i p T e x t > - 
-         < / T o o l t i p > - 
-         < T o o l t i p   c o l u m n = " Q l t y I n s p e c t i o n _ S o u r c e _ I t e m _ D e s c r i p t i o n "   E l e m e n t I d = " 6 4 6 8 9 0 6 3 0 " > - 
-             < T o o l t i p T e x t   l a n g = " e n - U S " > S p e c i f i e s   a   d e s c r i p t i o n   o f   t h e   i t e m . < / T o o l t i p T e x t > - 
-         < / T o o l t i p > - 
-         < T o o l t i p   c o l u m n = " Q l t y I n s p e c t i o n _ S o u r c e _ I t e m _ D e s c r i p t i o n 2 "   E l e m e n t I d = " 1 2 7 9 3 6 9 3 5 2 " > - 
-             < T o o l t i p T e x t   l a n g = " e n - U S " > S p e c i f i e s   i n f o r m a t i o n   i n   a d d i t i o n   t o   t h e   d e s c r i p t i o n . < / T o o l t i p T e x t > - 
-         < / T o o l t i p > - 
-         < T o o l t i p   c o l u m n = " Q l t y I n s p e c t i o n _ S o u r c e _ V a r i a n t _ C o d e "   E l e m e n t I d = " 1 6 0 8 4 0 3 8 2 1 " > - 
-             < T o o l t i p T e x t   l a n g = " e n - U S " > S p e c i f i e s   t h e   i t e m   v a r i a n t   t h a t   t h e   Q u a l i t y   I n s p e c t i o n   i s   f o r .   W h e n   u s e d   w i t h   p r o d u c t i o n   o r d e r s   t h i s   t y p i c a l l y   r e f e r s   t o   t h e   i t e m   b e i n g   p r o d u c e d . < / T o o l t i p T e x t > - 
-         < / T o o l t i p > - 
-         < T o o l t i p   c o l u m n = " Q l t y I n s p e c t i o n _ S o u r c e _ L o t _ N o _ "   E l e m e n t I d = " 1 1 2 3 5 5 1 3 1 2 " > - 
-             < T o o l t i p T e x t   l a n g = " e n - U S " > S p e c i f i e s   t h e   l o t   n u m b e r   t h a t   t h e   q u a l i t y   i n s p e c t i o n   i s   f o r .   T h i s   i s   o n l y   u s e d   f o r   l o t   t r a c k e d   i t e m s . < / T o o l t i p T e x t > - 
-         < / T o o l t i p > - 
-         < T o o l t i p   c o l u m n = " Q l t y I n s p e c t i o n _ S o u r c e _ S e r i a l _ N o _ "   E l e m e n t I d = " 1 5 2 0 5 9 1 4 4 7 " > - 
-             < T o o l t i p T e x t   l a n g = " e n - U S " > S p e c i f i e s   t h e   s e r i a l   n u m b e r   t h a t   t h e   q u a l i t y   i n s p e c t i o n   i s   f o r .   T h i s   i s   o n l y   u s e d   f o r   s e r i a l   t r a c k e d   i t e m s . < / T o o l t i p T e x t > - 
-         < / T o o l t i p > - 
-         < T o o l t i p   c o l u m n = " Q l t y I n s p e c t i o n _ S o u r c e _ P a c k a g e _ N o _ "   E l e m e n t I d = " 1 9 6 1 1 2 9 9 7 " > - 
-             < T o o l t i p T e x t   l a n g = " e n - U S " > S p e c i f i e s   t h e   p a c k a g e   n u m b e r   t h a t   t h e   q u a l i t y   i n s p e c t i o n   i s   f o r .   T h i s   i s   o n l y   u s e d   f o r   p a c k a g e   t r a c k e d   i t e m s . < / T o o l t i p T e x t > - 
-         < / T o o l t i p > - 
-         < T o o l t i p   c o l u m n = " Q l t y I n s p e c t i o n _ S o u r c e _ D o c u m e n t _ N o _ "   E l e m e n t I d = " 1 6 7 5 9 1 6 2 8 8 " > - 
-             < T o o l t i p T e x t   l a n g = " e n - U S " > S p e c i f i e s   a   r e f e r e n c e   t o   t h e   d o c u m e n t   t h a t   t h i s   Q u a l i t y   I n s p e c t i o n   i s   r e f e r r i n g   t o .   T h i s   t y p i c a l l y   r e f e r s   t o   a   p r o d u c t i o n   o r d e r   d o c u m e n t   n u m b e r . < / T o o l t i p T e x t > - 
-         < / T o o l t i p > - 
-         < T o o l t i p   c o l u m n = " Q l t y I n s p e c t i o n _ S o u r c e _ T a s k _ N o _ "   E l e m e n t I d = " 3 8 4 6 4 4 1 8 2 " > - 
-             < T o o l t i p T e x t   l a n g = " e n - U S " > S p e c i f i e s   a   r e f e r e n c e   t o   t h e   s o u r c e   t a s k   n o .   t h a t   t h i s   Q u a l i t y   I n s p e c t i o n   i s   r e f e r r i n g   t o .   T h i s   t y p i c a l l y   r e f e r s   t o   a n   o p e r a t i o n . < / T o o l t i p T e x t > - 
-         < / T o o l t i p > - 
-         < T o o l t i p   c o l u m n = " Q l t y I n s p e c t i o n _ S o u r c e _ C u s t o m _ 1 "   E l e m e n t I d = " 5 4 6 4 5 3 7 6 5 " > - 
-             < T o o l t i p T e x t   l a n g = " e n - U S " > S p e c i f i e s   a d d i t i o n a l   i n f o r m a t i o n   f r o m   a   s o u r c e   r e c o r d . < / T o o l t i p T e x t > - 
-         < / T o o l t i p > - 
-         < T o o l t i p   c o l u m n = " Q l t y I n s p e c t i o n _ S o u r c e _ C u s t o m _ 2 "   E l e m e n t I d = " 1 8 3 5 4 2 3 6 8 0 " > - 
-             < T o o l t i p T e x t   l a n g = " e n - U S " > S p e c i f i e s   a d d i t i o n a l   i n f o r m a t i o n   f r o m   a   s o u r c e   r e c o r d . < / T o o l t i p T e x t > - 
-         < / T o o l t i p > - 
-         < T o o l t i p   c o l u m n = " Q l t y I n s p e c t i o n _ S o u r c e _ C u s t o m _ 3 "   E l e m e n t I d = " 1 8 2 1 8 4 6 9 9 9 " > - 
-             < T o o l t i p T e x t   l a n g = " e n - U S " > S p e c i f i e s   a d d i t i o n a l   i n f o r m a t i o n   f r o m   a   s o u r c e   r e c o r d . < / T o o l t i p T e x t > - 
-         < / T o o l t i p > - 
-         < T o o l t i p   c o l u m n = " Q l t y I n s p e c t i o n _ S o u r c e _ C u s t o m _ 4 "   E l e m e n t I d = " 1 3 6 6 6 3 6 0 8 6 " > - 
-             < T o o l t i p T e x t   l a n g = " e n - U S " > S p e c i f i e s   a d d i t i o n a l   i n f o r m a t i o n   f r o m   a   s o u r c e   r e c o r d . < / T o o l t i p T e x t > - 
-         < / T o o l t i p > - 
-         < T o o l t i p   c o l u m n = " Q l t y I n s p e c t i o n _ S o u r c e _ C u s t o m _ 5 "   E l e m e n t I d = " 2 0 0 4 3 3 2 7 0 3 " > - 
-             < T o o l t i p T e x t   l a n g = " e n - U S " > S p e c i f i e s   a d d i t i o n a l   i n f o r m a t i o n   f r o m   a   s o u r c e   r e c o r d . < / T o o l t i p T e x t > - 
-         < / T o o l t i p > - 
-         < T o o l t i p   c o l u m n = " Q l t y I n s p e c t i o n _ S o u r c e _ C u s t o m _ 6 "   E l e m e n t I d = " 9 1 2 4 2 8 5 2 " > - 
-             < T o o l t i p T e x t   l a n g = " e n - U S " > S p e c i f i e s   a d d i t i o n a l   i n f o r m a t i o n   f r o m   a   s o u r c e   r e c o r d . < / T o o l t i p T e x t > - 
-         < / T o o l t i p > - 
-         < T o o l t i p   c o l u m n = " Q l t y I n s p e c t i o n _ S o u r c e _ C u s t o m _ 7 "   E l e m e n t I d = " 7 2 8 9 3 9 4 6 9 " > - 
-             < T o o l t i p T e x t   l a n g = " e n - U S " > S p e c i f i e s   a d d i t i o n a l   i n f o r m a t i o n   f r o m   a   s o u r c e   r e c o r d . < / T o o l t i p T e x t > - 
-         < / T o o l t i p > - 
-         < T o o l t i p   c o l u m n = " Q l t y I n s p e c t i o n _ S o u r c e _ C u s t o m _ 8 "   E l e m e n t I d = " 3 7 7 5 4 4 7 4 2 " > - 
-             < T o o l t i p T e x t   l a n g = " e n - U S " > S p e c i f i e s   a d d i t i o n a l   i n f o r m a t i o n   f r o m   a   s o u r c e   r e c o r d . < / T o o l t i p T e x t > - 
-         < / T o o l t i p > - 
-         < T o o l t i p   c o l u m n = " Q l t y I n s p e c t i o n _ S o u r c e _ C u s t o m _ 9 "   E l e m e n t I d = " 2 6 0 1 5 1 8 7 5 " > - 
-             < T o o l t i p T e x t   l a n g = " e n - U S " > S p e c i f i e s   a d d i t i o n a l   i n f o r m a t i o n   f r o m   a   s o u r c e   r e c o r d . < / T o o l t i p T e x t > - 
-         < / T o o l t i p > - 
-         < T o o l t i p   c o l u m n = " Q l t y I n s p e c t i o n _ S o u r c e _ C u s t o m _ 1 0 "   E l e m e n t I d = " 1 5 3 7 6 5 2 9 2 5 " > - 
-             < T o o l t i p T e x t   l a n g = " e n - U S " > S p e c i f i e s   a d d i t i o n a l   i n f o r m a t i o n   f r o m   a   s o u r c e   r e c o r d . < / T o o l t i p T e x t > - 
-         < / T o o l t i p > - 
-         < T o o l t i p   c o l u m n = " F i e l d _ C o d e "   E l e m e n t I d = " 1 3 2 7 2 5 5 7 3 " > - 
-             < T o o l t i p T e x t   l a n g = " e n - U S " > S p e c i f i e s   t h e   f i e l d / q u e s t i o n / m e t r i c   i n   t h i s   t e s t . < / T o o l t i p T e x t > - 
-         < / T o o l t i p > - 
-         < T o o l t i p   c o l u m n = " F i e l d _ D e s c r i p t i o n "   E l e m e n t I d = " 1 4 6 8 6 2 1 2 9 8 " > - 
-             < T o o l t i p T e x t   l a n g = " e n - U S " > S p e c i f i e s   a   d e s c r i p t i o n   o f   t h e   f i e l d   a s   i t   i s   u s e d   o n   t h e   t e s t . < / T o o l t i p T e x t > - 
-         < / T o o l t i p > - 
-         < T o o l t i p   c o l u m n = " N u m e r i c _ V a l u e "   E l e m e n t I d = " 4 6 0 4 1 2 6 4 6 " > - 
-             < T o o l t i p T e x t   l a n g = " e n - U S " > S p e c i f i e s   a n   e v a l u a t e d   n u m e r i c   v a l u e   o f   T e s t   V a l u e   f o r   u s e   i n   c a l c u l a t i o n s   a n d   a n a l y s i s .   T h i s   v a l u e   i s   a u t o m a t i c a l l y   c a l c u l a t e d   w h e n   t h e   T e s t   V a l u e   i s   e n t e r e d   o r   m o d i f i e d   b a s e d   o n   t h e   c o n f i g u r a t i o n   o f   t h e   T e s t   V a l u e   a n d   i s   n o t   d i r e c t l y   e d i t a b l e . < / T o o l t i p T e x t > - 
-         < / T o o l t i p > - 
-         < T o o l t i p   c o l u m n = " F i e l d _ T y p e "   E l e m e n t I d = " 1 3 2 8 1 6 4 0 1 6 " > - 
-             < T o o l t i p T e x t   l a n g = " e n - U S " > S p e c i f i e s   t h e   d a t a   t y p e   o f   t h e   v a l u e s   y o u   c a n   e n t e r   o r   s e l e c t   f o r   t h i s   t e s t .   U s e   D e c i m a l   f o r   n u m e r i c a l   m e a s u r e m e n t s .   U s e   C h o i c e   t o   g i v e   a   l i s t   o f   o p t i o n s   t o   c h o o s e   f r o m .   I f   y o u   w a n t   t o   c h o o s e   o p t i o n s   f r o m   a n   e x i s t i n g   t a b l e ,   u s e   T a b l e   L o o k u p . < / T o o l t i p T e x t > - 
-         < / T o o l t i p > - 
-         < T o o l t i p   c o l u m n = " T e s t _ R e s u l t "   E l e m e n t I d = " 1 2 7 1 0 6 2 1 4 1 " > - 
-             < T o o l t i p T e x t   l a n g = " e n - U S " > S p e c i f i e s   t h e   r e s u l t   i s   a u t o m a t i c a l l y   d e t e r m i n e d   b a s e d   o n   t h e   t e s t   v a l u e   a n d   r e s u l t   c o n f i g u r a t i o n . < / T o o l t i p T e x t > - 
-         < / T o o l t i p > - 
-     < / T o o l t i p s > - 
-     < C u r r e n t I n s p e c t i o n   E l e m e n t T y p e = " D a t a I t e m "   E l e m e n t I d = " 1 7 4 7 8 9 7 9 7 8 " > - 
-         < A p p r o v e r N a m e L a b e l   E l e m e n t T y p e = " C o l u m n "   E l e m e n t I d = " 1 8 9 7 9 9 2 7 8 5 "   D a t a T y p e = " T e x t " > A p p r o v e r N a m e L a b e l < / A p p r o v e r N a m e L a b e l > - 
-         < A p p r o v e r S i g n a t u r e L a b e l   E l e m e n t T y p e = " C o l u m n "   E l e m e n t I d = " 1 0 3 4 5 1 7 9 4 "   D a t a T y p e = " T e x t " > A p p r o v e r S i g n a t u r e L a b e l < / A p p r o v e r S i g n a t u r e L a b e l > - 
-         < C O A C o n t a c t _ A l l   E l e m e n t T y p e = " C o l u m n "   E l e m e n t I d = " 1 5 9 3 9 3 0 3 4 6 "   D a t a T y p e = " T e x t " > C O A C o n t a c t _ A l l < / C O A C o n t a c t _ A l l > - 
-         < C O A C o n t a c t _ R o w 1   E l e m e n t T y p e = " C o l u m n "   E l e m e n t I d = " 1 2 7 0 2 3 9 7 3 2 "   D a t a T y p e = " T e x t " > C O A C o n t a c t _ R o w 1 < / C O A C o n t a c t _ R o w 1 > - 
-         < C O A C o n t a c t _ R o w 2   E l e m e n t T y p e = " C o l u m n "   E l e m e n t I d = " 6 4 2 8 5 0 1 1 9 "   D a t a T y p e = " T e x t " > C O A C o n t a c t _ R o w 2 < / C O A C o n t a c t _ R o w 2 > - 
-         < C O A C o n t a c t _ R o w 3   E l e m e n t T y p e = " C o l u m n "   E l e m e n t I d = " 5 1 5 3 5 0 2 "   D a t a T y p e = " T e x t " > C O A C o n t a c t _ R o w 3 < / C O A C o n t a c t _ R o w 3 > - 
-         < C O A C o n t a c t _ R o w 4   E l e m e n t T y p e = " C o l u m n "   E l e m e n t I d = " 1 1 1 1 6 3 7 7 1 3 "   D a t a T y p e = " T e x t " > C O A C o n t a c t _ R o w 4 < / C O A C o n t a c t _ R o w 4 > - 
-         < C O A C o n t a c t _ R o w 5   E l e m e n t T y p e = " C o l u m n "   E l e m e n t I d = " 4 7 3 9 4 1 0 9 6 "   D a t a T y p e = " T e x t " > C O A C o n t a c t _ R o w 5 < / C O A C o n t a c t _ R o w 5 > - 
-         < C O A C o n t a c t _ R o w 6   E l e m e n t T y p e = " C o l u m n "   E l e m e n t I d = " 1 9 0 7 9 3 6 3 4 9 "   D a t a T y p e = " T e x t " > C O A C o n t a c t _ R o w 6 < / C O A C o n t a c t _ R o w 6 > - 
-         < C O A C o n t a c t _ R o w 7   E l e m e n t T y p e = " C o l u m n "   E l e m e n t I d = " 1 7 4 9 3 3 4 3 3 0 "   D a t a T y p e = " T e x t " > C O A C o n t a c t _ R o w 7 < / C O A C o n t a c t _ R o w 7 > - 
-         < C O A C o n t a c t _ R o w 8   E l e m e n t T y p e = " C o l u m n "   E l e m e n t I d = " 1 4 3 9 1 4 8 7 5 5 "   D a t a T y p e = " T e x t " > C O A C o n t a c t _ R o w 8 < / C O A C o n t a c t _ R o w 8 > - 
-         < C o m p a n y I n f o r m a t i o n _ A l l   E l e m e n t T y p e = " C o l u m n "   E l e m e n t I d = " 7 6 1 9 7 4 8 2 4 "   D a t a T y p e = " T e x t " > C o m p a n y I n f o r m a t i o n _ A l l < / C o m p a n y I n f o r m a t i o n _ A l l > - 
-         < C o m p a n y I n f o r m a t i o n _ R o w 1   E l e m e n t T y p e = " C o l u m n "   E l e m e n t I d = " 1 8 4 3 2 1 2 8 9 4 "   D a t a T y p e = " T e x t " > C o m p a n y I n f o r m a t i o n _ R o w 1 < / C o m p a n y I n f o r m a t i o n _ R o w 1 > - 
-         < C o m p a n y I n f o r m a t i o n _ R o w 2   E l e m e n t T y p e = " C o l u m n "   E l e m e n t I d = " 1 8 1 4 0 5 7 7 8 5 "   D a t a T y p e = " T e x t " > C o m p a n y I n f o r m a t i o n _ R o w 2 < / C o m p a n y I n f o r m a t i o n _ R o w 2 > - 
-         < C o m p a n y I n f o r m a t i o n _ R o w 3   E l e m e n t T y p e = " C o l u m n "   E l e m e n t I d = " 1 1 7 6 3 6 1 1 6 8 "   D a t a T y p e = " T e x t " > C o m p a n y I n f o r m a t i o n _ R o w 3 < / C o m p a n y I n f o r m a t i o n _ R o w 3 > - 
-         < C o m p a n y I n f o r m a t i o n _ R o w 4   E l e m e n t T y p e = " C o l u m n "   E l e m e n t I d = " 1 3 4 5 2 7 0 1 9 1 "   D a t a T y p e = " T e x t " > C o m p a n y I n f o r m a t i o n _ R o w 4 < / C o m p a n y I n f o r m a t i o n _ R o w 4 > - 
-         < C o m p a n y I n f o r m a t i o n _ R o w 5   E l e m e n t T y p e = " C o l u m n "   E l e m e n t I d = " 7 0 7 5 7 3 5 7 4 "   D a t a T y p e = " T e x t " > C o m p a n y I n f o r m a t i o n _ R o w 5 < / C o m p a n y I n f o r m a t i o n _ R o w 5 > - 
-         < C o m p a n y I n f o r m a t i o n _ R o w 6   E l e m e n t T y p e = " C o l u m n "   E l e m e n t I d = " 6 9 8 7 6 9 5 7 "   D a t a T y p e = " T e x t " > C o m p a n y I n f o r m a t i o n _ R o w 6 < / C o m p a n y I n f o r m a t i o n _ R o w 6 > - 
-         < C o m p a n y I n f o r m a t i o n _ R o w 7   E l e m e n t T y p e = " C o l u m n "   E l e m e n t I d = " 5 6 7 8 1 9 6 6 0 "   D a t a T y p e = " T e x t " > C o m p a n y I n f o r m a t i o n _ R o w 7 < / C o m p a n y I n f o r m a t i o n _ R o w 7 > - 
-         < C o m p a n y I n f o r m a t i o n _ R o w 8   E l e m e n t T y p e = " C o l u m n "   E l e m e n t I d = " 3 9 8 9 1 0 6 3 7 "   D a t a T y p e = " T e x t " > C o m p a n y I n f o r m a t i o n _ R o w 8 < / C o m p a n y I n f o r m a t i o n _ R o w 8 > - 
-         < C o m p a n y L o g o   E l e m e n t T y p e = " C o l u m n "   E l e m e n t I d = " 2 3 7 6 9 1 5 1 "   D a t a T y p e = " B l o b " / > - 
-         < E m a i l L a b e l   E l e m e n t T y p e = " C o l u m n "   E l e m e n t I d = " 7 7 1 8 8 7 1 3 5 "   D a t a T y p e = " T e x t " > E m a i l L a b e l < / E m a i l L a b e l > - 
-         < E m a i l V a l u e   E l e m e n t T y p e = " C o l u m n "   E l e m e n t I d = " 3 8 8 1 2 2 7 6 2 "   D a t a T y p e = " T e x t " > E m a i l V a l u e < / E m a i l V a l u e > - 
-         < F i n i s h e d B y N a m e L a b e l   E l e m e n t T y p e = " C o l u m n "   E l e m e n t I d = " 2 1 0 1 0 0 9 6 5 1 "   D a t a T y p e = " T e x t " > F i n i s h e d B y N a m e L a b e l < / F i n i s h e d B y N a m e L a b e l > - 
-         < F i n i s h e d B y S i g n a t u r e L a b e l   E l e m e n t T y p e = " C o l u m n "   E l e m e n t I d = " 2 0 7 1 3 1 2 7 2 2 "   D a t a T y p e = " T e x t " > F i n i s h e d B y S i g n a t u r e L a b e l < / F i n i s h e d B y S i g n a t u r e L a b e l > - 
-         < F i n i s h e d D a t e O n l y   E l e m e n t T y p e = " C o l u m n "   E l e m e n t I d = " 2 0 0 8 0 4 4 9 4 3 "   D a t a T y p e = " D a t e " > F i n i s h e d D a t e O n l y < / F i n i s h e d D a t e O n l y > - 
-         < H o m e P a g e L a b e l   E l e m e n t T y p e = " C o l u m n "   E l e m e n t I d = " 4 6 2 3 7 4 2 3 1 "   D a t a T y p e = " T e x t " > H o m e P a g e L a b e l < / H o m e P a g e L a b e l > - 
-         < H o m e P a g e V a l u e   E l e m e n t T y p e = " C o l u m n "   E l e m e n t I d = " 5 3 3 5 1 4 0 3 4 "   D a t a T y p e = " T e x t " > H o m e P a g e V a l u e < / H o m e P a g e V a l u e > - 
-         < I n s p e c t i o n D e s c r i p t i o n   E l e m e n t T y p e = " C o l u m n "   E l e m e n t I d = " 1 3 0 9 2 5 3 9 2 5 "   D a t a T y p e = " T e x t " > I n s p e c t i o n D e s c r i p t i o n < / I n s p e c t i o n D e s c r i p t i o n > - 
-         < I t e m T r a c k i n g D e s c r i p t i o n   E l e m e n t T y p e = " C o l u m n "   E l e m e n t I d = " 1 1 1 7 1 0 3 3 4 5 "   D a t a T y p e = " T e x t " > I t e m T r a c k i n g D e s c r i p t i o n < / I t e m T r a c k i n g D e s c r i p t i o n > - 
-         < P h o n e N o L a b e l   E l e m e n t T y p e = " C o l u m n "   E l e m e n t I d = " 1 6 1 4 5 2 6 0 7 8 "   D a t a T y p e = " T e x t " > P h o n e N o L a b e l < / P h o n e N o L a b e l > - 
-         < P h o n e N o V a l u e   E l e m e n t T y p e = " C o l u m n "   E l e m e n t I d = " 1 2 8 6 6 4 9 7 8 1 "   D a t a T y p e = " T e x t " > P h o n e N o V a l u e < / P h o n e N o V a l u e > - 
-         < P r o d u c t D e s c r i p t i o n   E l e m e n t T y p e = " C o l u m n "   E l e m e n t I d = " 4 3 2 5 7 0 0 0 0 "   D a t a T y p e = " T e x t " > P r o d u c t D e s c r i p t i o n < / P r o d u c t D e s c r i p t i o n > - 
-         < Q l t y I n s p e c t i o n T e m p l a t e _ D e s c r i p t i o n   E l e m e n t T y p e = " C o l u m n "   E l e m e n t I d = " 1 6 5 2 0 6 9 5 9 8 "   D a t a T y p e = " T e x t " > Q l t y I n s p e c t i o n T e m p l a t e _ D e s c r i p t i o n < / Q l t y I n s p e c t i o n T e m p l a t e _ D e s c r i p t i o n > - 
-         < Q l t y I n s p e c t i o n _ D e s c r i p t i o n   E l e m e n t T y p e = " C o l u m n "   E l e m e n t I d = " 7 3 9 0 1 9 9 1 0 "   D a t a T y p e = " T e x t " > Q l t y I n s p e c t i o n _ D e s c r i p t i o n < / Q l t y I n s p e c t i o n _ D e s c r i p t i o n > - 
-         < Q l t y I n s p e c t i o n _ D i r e c t o r _ N a m e   E l e m e n t T y p e = " C o l u m n "   E l e m e n t I d = " 1 2 5 9 7 6 1 4 6 0 "   D a t a T y p e = " T e x t " > Q l t y I n s p e c t i o n _ D i r e c t o r _ N a m e < / Q l t y I n s p e c t i o n _ D i r e c t o r _ N a m e > - 
-         < Q l t y I n s p e c t i o n _ D i r e c t o r _ T i t l e   E l e m e n t T y p e = " C o l u m n "   E l e m e n t I d = " 2 6 7 7 1 7 5 2 5 "   D a t a T y p e = " T e x t " > Q l t y I n s p e c t i o n _ D i r e c t o r _ T i t l e < / Q l t y I n s p e c t i o n _ D i r e c t o r _ T i t l e > - 
-         < Q l t y I n s p e c t i o n _ F i n i s h e d _ B y _ E m a i l   E l e m e n t T y p e = " C o l u m n "   E l e m e n t I d = " 1 5 2 1 1 3 4 6 3 1 "   D a t a T y p e = " T e x t " > Q l t y I n s p e c t i o n _ F i n i s h e d _ B y _ E m a i l < / Q l t y I n s p e c t i o n _ F i n i s h e d _ B y _ E m a i l > - 
-         < Q l t y I n s p e c t i o n _ F i n i s h e d _ B y _ P h o n e   E l e m e n t T y p e = " C o l u m n "   E l e m e n t I d = " 3 4 7 5 5 7 6 2 5 "   D a t a T y p e = " T e x t " > Q l t y I n s p e c t i o n _ F i n i s h e d _ B y _ P h o n e < / Q l t y I n s p e c t i o n _ F i n i s h e d _ B y _ P h o n e > - 
-         < Q l t y I n s p e c t i o n _ F i n i s h e d _ B y _ T i t l e   E l e m e n t T y p e = " C o l u m n "   E l e m e n t I d = " 4 6 0 0 4 5 6 8 3 "   D a t a T y p e = " T e x t " > Q l t y I n s p e c t i o n _ F i n i s h e d _ B y _ T i t l e < / Q l t y I n s p e c t i o n _ F i n i s h e d _ B y _ T i t l e > - 
-         < Q l t y I n s p e c t i o n _ F i n i s h e d _ B y _ U s e r N a m e   E l e m e n t T y p e = " C o l u m n "   E l e m e n t I d = " 1 9 5 3 6 1 2 5 3 1 "   D a t a T y p e = " T e x t " > Q l t y I n s p e c t i o n _ F i n i s h e d _ B y _ U s e r N a m e < / Q l t y I n s p e c t i o n _ F i n i s h e d _ B y _ U s e r N a m e > - 
-         < Q l t y I n s p e c t i o n _ F i n i s h e d _ B y _ U s e r _ I D   E l e m e n t T y p e = " C o l u m n "   E l e m e n t I d = " 1 7 5 0 5 1 6 3 3 8 "   D a t a T y p e = " C o d e " > Q l t y I n s p e c t i o n _ F i n i s h e d _ B y _ U s e r _ I D < / Q l t y I n s p e c t i o n _ F i n i s h e d _ B y _ U s e r _ I D > - 
-         < Q l t y I n s p e c t i o n _ F i n i s h e d _ D a t e   E l e m e n t T y p e = " C o l u m n "   E l e m e n t I d = " 1 8 3 4 1 2 2 7 6 5 "   D a t a T y p e = " D a t e T i m e " > Q l t y I n s p e c t i o n _ F i n i s h e d _ D a t e < / Q l t y I n s p e c t i o n _ F i n i s h e d _ D a t e > - 
-         < Q l t y I n s p e c t i o n _ N o   E l e m e n t T y p e = " C o l u m n "   E l e m e n t I d = " 2 1 2 0 6 1 5 7 4 9 "   D a t a T y p e = " C o d e " > Q l t y I n s p e c t i o n _ N o < / Q l t y I n s p e c t i o n _ N o > - 
-         < Q l t y I n s p e c t i o n _ R e i n s p e c t i o n N o   E l e m e n t T y p e = " C o l u m n "   E l e m e n t I d = " 7 5 1 7 3 5 6 "   D a t a T y p e = " I n t e g e r " > Q l t y I n s p e c t i o n _ R e i n s p e c t i o n N o < / Q l t y I n s p e c t i o n _ R e i n s p e c t i o n N o > - 
-         < Q l t y I n s p e c t i o n _ R e s u l t _ C o d e   E l e m e n t T y p e = " C o l u m n "   E l e m e n t I d = " 1 8 0 7 0 7 7 0 6 5 "   D a t a T y p e = " C o d e " > Q l t y I n s p e c t i o n _ R e s u l t _ C o d e < / Q l t y I n s p e c t i o n _ R e s u l t _ C o d e > - 
-         < Q l t y I n s p e c t i o n _ R e s u l t _ D e s c r i p t i o n   E l e m e n t T y p e = " C o l u m n "   E l e m e n t I d = " 8 1 0 5 3 8 1 8 8 "   D a t a T y p e = " T e x t " > Q l t y I n s p e c t i o n _ R e s u l t _ D e s c r i p t i o n < / Q l t y I n s p e c t i o n _ R e s u l t _ D e s c r i p t i o n > - 
-         < Q l t y I n s p e c t i o n _ S o u r c e _ C u s t o m _ 1   E l e m e n t T y p e = " C o l u m n "   E l e m e n t I d = " 5 4 6 4 5 3 7 6 5 "   D a t a T y p e = " T e x t " > Q l t y I n s p e c t i o n _ S o u r c e _ C u s t o m _ 1 < / Q l t y I n s p e c t i o n _ S o u r c e _ C u s t o m _ 1 > - 
-         < Q l t y I n s p e c t i o n _ S o u r c e _ C u s t o m _ 1 0   E l e m e n t T y p e = " C o l u m n "   E l e m e n t I d = " 1 5 3 7 6 5 2 9 2 5 "   D a t a T y p e = " D e c i m a l " > Q l t y I n s p e c t i o n _ S o u r c e _ C u s t o m _ 1 0 < / Q l t y I n s p e c t i o n _ S o u r c e _ C u s t o m _ 1 0 > - 
-         < Q l t y I n s p e c t i o n _ S o u r c e _ C u s t o m _ 2   E l e m e n t T y p e = " C o l u m n "   E l e m e n t I d = " 1 8 3 5 4 2 3 6 8 0 "   D a t a T y p e = " T e x t " > Q l t y I n s p e c t i o n _ S o u r c e _ C u s t o m _ 2 < / Q l t y I n s p e c t i o n _ S o u r c e _ C u s t o m _ 2 > - 
-         < Q l t y I n s p e c t i o n _ S o u r c e _ C u s t o m _ 3   E l e m e n t T y p e = " C o l u m n "   E l e m e n t I d = " 1 8 2 1 8 4 6 9 9 9 "   D a t a T y p e = " T e x t " > Q l t y I n s p e c t i o n _ S o u r c e _ C u s t o m _ 3 < / Q l t y I n s p e c t i o n _ S o u r c e _ C u s t o m _ 3 > - 
-         < Q l t y I n s p e c t i o n _ S o u r c e _ C u s t o m _ 4   E l e m e n t T y p e = " C o l u m n "   E l e m e n t I d = " 1 3 6 6 6 3 6 0 8 6 "   D a t a T y p e = " T e x t " > Q l t y I n s p e c t i o n _ S o u r c e _ C u s t o m _ 4 < / Q l t y I n s p e c t i o n _ S o u r c e _ C u s t o m _ 4 > - 
-         < Q l t y I n s p e c t i o n _ S o u r c e _ C u s t o m _ 5   E l e m e n t T y p e = " C o l u m n "   E l e m e n t I d = " 2 0 0 4 3 3 2 7 0 3 "   D a t a T y p e = " T e x t " > Q l t y I n s p e c t i o n _ S o u r c e _ C u s t o m _ 5 < / Q l t y I n s p e c t i o n _ S o u r c e _ C u s t o m _ 5 > - 
-         < Q l t y I n s p e c t i o n _ S o u r c e _ C u s t o m _ 6   E l e m e n t T y p e = " C o l u m n "   E l e m e n t I d = " 9 1 2 4 2 8 5 2 "   D a t a T y p e = " T e x t " > Q l t y I n s p e c t i o n _ S o u r c e _ C u s t o m _ 6 < / Q l t y I n s p e c t i o n _ S o u r c e _ C u s t o m _ 6 > - 
-         < Q l t y I n s p e c t i o n _ S o u r c e _ C u s t o m _ 7   E l e m e n t T y p e = " C o l u m n "   E l e m e n t I d = " 7 2 8 9 3 9 4 6 9 "   D a t a T y p e = " I n t e g e r " > Q l t y I n s p e c t i o n _ S o u r c e _ C u s t o m _ 7 < / Q l t y I n s p e c t i o n _ S o u r c e _ C u s t o m _ 7 > - 
-         < Q l t y I n s p e c t i o n _ S o u r c e _ C u s t o m _ 8   E l e m e n t T y p e = " C o l u m n "   E l e m e n t I d = " 3 7 7 5 4 4 7 4 2 "   D a t a T y p e = " I n t e g e r " > Q l t y I n s p e c t i o n _ S o u r c e _ C u s t o m _ 8 < / Q l t y I n s p e c t i o n _ S o u r c e _ C u s t o m _ 8 > - 
-         < Q l t y I n s p e c t i o n _ S o u r c e _ C u s t o m _ 9   E l e m e n t T y p e = " C o l u m n "   E l e m e n t I d = " 2 6 0 1 5 1 8 7 5 "   D a t a T y p e = " D e c i m a l " > Q l t y I n s p e c t i o n _ S o u r c e _ C u s t o m _ 9 < / Q l t y I n s p e c t i o n _ S o u r c e _ C u s t o m _ 9 > - 
-         < Q l t y I n s p e c t i o n _ S o u r c e _ D o c u m e n t _ N o _   E l e m e n t T y p e = " C o l u m n "   E l e m e n t I d = " 1 6 7 5 9 1 6 2 8 8 "   D a t a T y p e = " C o d e " > Q l t y I n s p e c t i o n _ S o u r c e _ D o c u m e n t _ N o _ < / Q l t y I n s p e c t i o n _ S o u r c e _ D o c u m e n t _ N o _ > - 
-         < Q l t y I n s p e c t i o n _ S o u r c e _ I t e m _ D e s c r i p t i o n   E l e m e n t T y p e = " C o l u m n "   E l e m e n t I d = " 6 4 6 8 9 0 6 3 0 "   D a t a T y p e = " T e x t " > Q l t y I n s p e c t i o n _ S o u r c e _ I t e m _ D e s c r i p t i o n < / Q l t y I n s p e c t i o n _ S o u r c e _ I t e m _ D e s c r i p t i o n > - 
-         < Q l t y I n s p e c t i o n _ S o u r c e _ I t e m _ D e s c r i p t i o n 2   E l e m e n t T y p e = " C o l u m n "   E l e m e n t I d = " 1 2 7 9 3 6 9 3 5 2 "   D a t a T y p e = " T e x t " > Q l t y I n s p e c t i o n _ S o u r c e _ I t e m _ D e s c r i p t i o n 2 < / Q l t y I n s p e c t i o n _ S o u r c e _ I t e m _ D e s c r i p t i o n 2 > - 
-         < Q l t y I n s p e c t i o n _ S o u r c e _ I t e m _ N o _   E l e m e n t T y p e = " C o l u m n "   E l e m e n t I d = " 1 2 6 8 0 5 0 5 1 8 "   D a t a T y p e = " C o d e " > Q l t y I n s p e c t i o n _ S o u r c e _ I t e m _ N o _ < / Q l t y I n s p e c t i o n _ S o u r c e _ I t e m _ N o _ > - 
-         < Q l t y I n s p e c t i o n _ S o u r c e _ L o t _ N o _   E l e m e n t T y p e = " C o l u m n "   E l e m e n t I d = " 1 1 2 3 5 5 1 3 1 2 "   D a t a T y p e = " C o d e " > Q l t y I n s p e c t i o n _ S o u r c e _ L o t _ N o _ < / Q l t y I n s p e c t i o n _ S o u r c e _ L o t _ N o _ > - 
-         < Q l t y I n s p e c t i o n _ S o u r c e _ P a c k a g e _ N o _   E l e m e n t T y p e = " C o l u m n "   E l e m e n t I d = " 1 9 6 1 1 2 9 9 7 "   D a t a T y p e = " C o d e " > Q l t y I n s p e c t i o n _ S o u r c e _ P a c k a g e _ N o _ < / Q l t y I n s p e c t i o n _ S o u r c e _ P a c k a g e _ N o _ > - 
-         < Q l t y I n s p e c t i o n _ S o u r c e _ S e r i a l _ N o _   E l e m e n t T y p e = " C o l u m n "   E l e m e n t I d = " 1 5 2 0 5 9 1 4 4 7 "   D a t a T y p e = " C o d e " > Q l t y I n s p e c t i o n _ S o u r c e _ S e r i a l _ N o _ < / Q l t y I n s p e c t i o n _ S o u r c e _ S e r i a l _ N o _ > - 
-         < Q l t y I n s p e c t i o n _ S o u r c e _ T a s k _ N o _   E l e m e n t T y p e = " C o l u m n "   E l e m e n t I d = " 3 8 4 6 4 4 1 8 2 "   D a t a T y p e = " C o d e " > Q l t y I n s p e c t i o n _ S o u r c e _ T a s k _ N o _ < / Q l t y I n s p e c t i o n _ S o u r c e _ T a s k _ N o _ > - 
-         < Q l t y I n s p e c t i o n _ S o u r c e _ V a r i a n t _ C o d e   E l e m e n t T y p e = " C o l u m n "   E l e m e n t I d = " 1 6 0 8 4 0 3 8 2 1 "   D a t a T y p e = " C o d e " > Q l t y I n s p e c t i o n _ S o u r c e _ V a r i a n t _ C o d e < / Q l t y I n s p e c t i o n _ S o u r c e _ V a r i a n t _ C o d e > - 
-         < Q l t y I n s p e c t i o n _ S t a t u s   E l e m e n t T y p e = " C o l u m n "   E l e m e n t I d = " 8 5 1 7 5 2 7 6 8 "   D a t a T y p e = " E n u m " > Q l t y I n s p e c t i o n _ S t a t u s < / Q l t y I n s p e c t i o n _ S t a t u s > - 
-         < C u r r e n t I n s p e c t i o n L i n e   E l e m e n t T y p e = " D a t a I t e m "   E l e m e n t I d = " 1 1 9 3 2 1 9 5 9 6 " > - 
-             < C a r r i a g e R e t u r n P e r s o n F i e l d D e t a i l s   E l e m e n t T y p e = " C o l u m n "   E l e m e n t I d = " 9 9 8 2 6 3 6 9 8 "   D a t a T y p e = " T e x t " > C a r r i a g e R e t u r n P e r s o n F i e l d D e t a i l s < / C a r r i a g e R e t u r n P e r s o n F i e l d D e t a i l s > - 
-             < C o n d i t i o n L a b e l _ 1   E l e m e n t T y p e = " C o l u m n "   E l e m e n t I d = " 1 2 2 7 8 8 1 1 9 4 "   D a t a T y p e = " T e x t " > C o n d i t i o n L a b e l _ 1 < / C o n d i t i o n L a b e l _ 1 > - 
-             < C o n d i t i o n L a b e l _ 2   E l e m e n t T y p e = " C o l u m n "   E l e m e n t I d = " 1 8 6 5 5 7 7 8 1 1 "   D a t a T y p e = " T e x t " > C o n d i t i o n L a b e l _ 2 < / C o n d i t i o n L a b e l _ 2 > - 
-             < F i e l d _ C o d e   E l e m e n t T y p e = " C o l u m n "   E l e m e n t I d = " 1 3 2 7 2 5 5 7 3 "   D a t a T y p e = " C o d e " > F i e l d _ C o d e < / F i e l d _ C o d e > - 
-             < F i e l d _ D e s c r i p t i o n   E l e m e n t T y p e = " C o l u m n "   E l e m e n t I d = " 1 4 6 8 6 2 1 2 9 8 "   D a t a T y p e = " T e x t " > F i e l d _ D e s c r i p t i o n < / F i e l d _ D e s c r i p t i o n > - 
-             < F i e l d _ E n t e r e d B y N a m e A n d T i m e s t a m p   E l e m e n t T y p e = " C o l u m n "   E l e m e n t I d = " 1 0 6 8 4 2 0 5 9 2 "   D a t a T y p e = " T e x t " > F i e l d _ E n t e r e d B y N a m e A n d T i m e s t a m p < / F i e l d _ E n t e r e d B y N a m e A n d T i m e s t a m p > - 
-             < F i e l d _ H a s E n t e r e d V a l u e   E l e m e n t T y p e = " C o l u m n "   E l e m e n t I d = " 1 7 1 6 2 6 5 8 2 4 "   D a t a T y p e = " B o o l e a n " > F i e l d _ H a s E n t e r e d V a l u e < / F i e l d _ H a s E n t e r e d V a l u e > - 
-             < F i e l d _ I f P e r s o n E m a i l   E l e m e n t T y p e = " C o l u m n "   E l e m e n t I d = " 1 3 4 6 0 5 7 6 5 0 "   D a t a T y p e = " T e x t " > F i e l d _ I f P e r s o n E m a i l < / F i e l d _ I f P e r s o n E m a i l > - 
-             < F i e l d _ I f P e r s o n N a m e   E l e m e n t T y p e = " C o l u m n "   E l e m e n t I d = " 4 1 4 7 0 2 4 4 3 "   D a t a T y p e = " T e x t " > F i e l d _ I f P e r s o n N a m e < / F i e l d _ I f P e r s o n N a m e > - 
-             < F i e l d _ I f P e r s o n P h o n e   E l e m e n t T y p e = " C o l u m n "   E l e m e n t I d = " 1 9 7 4 1 8 8 4 6 2 "   D a t a T y p e = " T e x t " > F i e l d _ I f P e r s o n P h o n e < / F i e l d _ I f P e r s o n P h o n e > - 
-             < F i e l d _ I f P e r s o n T i t l e   E l e m e n t T y p e = " C o l u m n "   E l e m e n t I d = " 1 0 0 4 6 0 9 5 4 2 "   D a t a T y p e = " T e x t " > F i e l d _ I f P e r s o n T i t l e < / F i e l d _ I f P e r s o n T i t l e > - 
-             < F i e l d _ I s L a b e l   E l e m e n t T y p e = " C o l u m n "   E l e m e n t I d = " 2 0 4 3 1 9 3 9 4 0 "   D a t a T y p e = " B o o l e a n " > F i e l d _ I s L a b e l < / F i e l d _ I s L a b e l > - 
-             < F i e l d _ I s P e r s o n F i e l d   E l e m e n t T y p e = " C o l u m n "   E l e m e n t I d = " 4 3 4 5 4 6 6 1 1 "   D a t a T y p e = " B o o l e a n " > F i e l d _ I s P e r s o n F i e l d < / F i e l d _ I s P e r s o n F i e l d > - 
-             < F i e l d _ I s T e x t   E l e m e n t T y p e = " C o l u m n "   E l e m e n t I d = " 5 9 3 6 9 2 0 1 "   D a t a T y p e = " B o o l e a n " > F i e l d _ I s T e x t < / F i e l d _ I s T e x t > - 
-             < F i e l d _ L i n e C o m m e n t a r y   E l e m e n t T y p e = " C o l u m n "   E l e m e n t I d = " 1 8 5 3 8 0 0 2 5 7 "   D a t a T y p e = " T e x t " > F i e l d _ L i n e C o m m e n t a r y < / F i e l d _ L i n e C o m m e n t a r y > - 
-             < F i e l d _ M o d i f i e d B y U s e r E m a i l   E l e m e n t T y p e = " C o l u m n "   E l e m e n t I d = " 2 0 5 3 4 9 0 5 4 5 "   D a t a T y p e = " T e x t " > F i e l d _ M o d i f i e d B y U s e r E m a i l < / F i e l d _ M o d i f i e d B y U s e r E m a i l > - 
-             < F i e l d _ M o d i f i e d B y U s e r I D   E l e m e n t T y p e = " C o l u m n "   E l e m e n t I d = " 1 3 6 3 9 8 7 2 2 2 "   D a t a T y p e = " C o d e " > F i e l d _ M o d i f i e d B y U s e r I D < / F i e l d _ M o d i f i e d B y U s e r I D > - 
-             < F i e l d _ M o d i f i e d B y U s e r J o b T i t l e   E l e m e n t T y p e = " C o l u m n "   E l e m e n t I d = " 7 1 3 3 5 4 3 4 0 "   D a t a T y p e = " T e x t " > F i e l d _ M o d i f i e d B y U s e r J o b T i t l e < / F i e l d _ M o d i f i e d B y U s e r J o b T i t l e > - 
-             < F i e l d _ M o d i f i e d B y U s e r N a m e   E l e m e n t T y p e = " C o l u m n "   E l e m e n t I d = " 7 9 8 2 2 1 9 1 6 "   D a t a T y p e = " T e x t " > F i e l d _ M o d i f i e d B y U s e r N a m e < / F i e l d _ M o d i f i e d B y U s e r N a m e > - 
-             < F i e l d _ M o d i f i e d B y U s e r P h o n e   E l e m e n t T y p e = " C o l u m n "   E l e m e n t I d = " 1 2 9 4 9 7 8 5 4 5 "   D a t a T y p e = " T e x t " > F i e l d _ M o d i f i e d B y U s e r P h o n e < / F i e l d _ M o d i f i e d B y U s e r P h o n e > - 
-             < F i e l d _ M o d i f i e d D a t e T i m e   E l e m e n t T y p e = " C o l u m n "   E l e m e n t I d = " 1 6 5 4 4 9 3 6 9 6 "   D a t a T y p e = " D a t e T i m e " > F i e l d _ M o d i f i e d D a t e T i m e < / F i e l d _ M o d i f i e d D a t e T i m e > - 
-             < F i e l d _ T y p e   E l e m e n t T y p e = " C o l u m n "   E l e m e n t I d = " 1 3 2 8 1 6 4 0 1 6 "   D a t a T y p e = " E n u m " > F i e l d _ T y p e < / F i e l d _ T y p e > - 
-             < L a b e l F i e l d _ D e s c r i p t i o n   E l e m e n t T y p e = " C o l u m n "   E l e m e n t I d = " 3 2 9 5 4 9 8 4 0 "   D a t a T y p e = " T e x t " > L a b e l F i e l d _ D e s c r i p t i o n < / L a b e l F i e l d _ D e s c r i p t i o n > - 
-             < N u m e r i c _ V a l u e   E l e m e n t T y p e = " C o l u m n "   E l e m e n t I d = " 4 6 0 4 1 2 6 4 6 "   D a t a T y p e = " D e c i m a l " > N u m e r i c _ V a l u e < / N u m e r i c _ V a l u e > - 
-             < P r o m p t e d R e s u l t C a p t i o n _ 1   E l e m e n t T y p e = " C o l u m n "   E l e m e n t I d = " 1 5 4 8 2 0 5 1 6 9 "   D a t a T y p e = " T e x t " > P r o m p t e d R e s u l t C a p t i o n _ 1 < / P r o m p t e d R e s u l t C a p t i o n _ 1 > - 
-             < P r o m p t e d R e s u l t C a p t i o n _ 1 0   E l e m e n t T y p e = " C o l u m n "   E l e m e n t I d = " 6 6 5 1 3 7 3 2 1 "   D a t a T y p e = " T e x t " > P r o m p t e d R e s u l t C a p t i o n _ 1 0 < / P r o m p t e d R e s u l t C a p t i o n _ 1 0 > - 
-             < P r o m p t e d R e s u l t C a p t i o n _ 2   E l e m e n t T y p e = " C o l u m n "   E l e m e n t I d = " 2 1 0 9 0 6 5 5 1 0 "   D a t a T y p e = " T e x t " > P r o m p t e d R e s u l t C a p t i o n _ 2 < / P r o m p t e d R e s u l t C a p t i o n _ 2 > - 
-             < P r o m p t e d R e s u l t C a p t i o n _ 3   E l e m e n t T y p e = " C o l u m n "   E l e m e n t I d = " 1 4 7 1 3 6 8 8 9 3 "   D a t a T y p e = " T e x t " > P r o m p t e d R e s u l t C a p t i o n _ 3 < / P r o m p t e d R e s u l t C a p t i o n _ 3 > - 
-             < P r o m p t e d R e s u l t C a p t i o n _ 4   E l e m e n t T y p e = " C o l u m n "   E l e m e n t I d = " 8 3 3 6 7 2 2 7 6 "   D a t a T y p e = " T e x t " > P r o m p t e d R e s u l t C a p t i o n _ 4 < / P r o m p t e d R e s u l t C a p t i o n _ 4 > - 
-             < P r o m p t e d R e s u l t C a p t i o n _ 5   E l e m e n t T y p e = " C o l u m n "   E l e m e n t I d = " 1 9 5 9 7 5 6 5 9 "   D a t a T y p e = " T e x t " > P r o m p t e d R e s u l t C a p t i o n _ 5 < / P r o m p t e d R e s u l t C a p t i o n _ 5 > - 
-             < P r o m p t e d R e s u l t C a p t i o n _ 6   E l e m e n t T y p e = " C o l u m n "   E l e m e n t I d = " 4 4 1 7 2 0 9 5 8 "   D a t a T y p e = " T e x t " > P r o m p t e d R e s u l t C a p t i o n _ 6 < / P r o m p t e d R e s u l t C a p t i o n _ 6 > - 
-             < P r o m p t e d R e s u l t C a p t i o n _ 7   E l e m e n t T y p e = " C o l u m n "   E l e m e n t I d = " 1 0 7 9 4 1 7 5 7 5 "   D a t a T y p e = " T e x t " > P r o m p t e d R e s u l t C a p t i o n _ 7 < / P r o m p t e d R e s u l t C a p t i o n _ 7 > - 
-             < P r o m p t e d R e s u l t C a p t i o n _ 8   E l e m e n t T y p e = " C o l u m n "   E l e m e n t I d = " 1 0 3 9 0 2 9 1 2 "   D a t a T y p e = " T e x t " > P r o m p t e d R e s u l t C a p t i o n _ 8 < / P r o m p t e d R e s u l t C a p t i o n _ 8 > - 
-             < P r o m p t e d R e s u l t C a p t i o n _ 9   E l e m e n t T y p e = " C o l u m n "   E l e m e n t I d = " 7 4 1 5 9 9 5 2 9 "   D a t a T y p e = " T e x t " > P r o m p t e d R e s u l t C a p t i o n _ 9 < / P r o m p t e d R e s u l t C a p t i o n _ 9 > - 
-             < P r o m p t e d R e s u l t C o n d i t i o n D e s c r i p t i o n _ 1   E l e m e n t T y p e = " C o l u m n "   E l e m e n t I d = " 1 7 7 6 7 4 4 4 3 4 "   D a t a T y p e = " T e x t " > P r o m p t e d R e s u l t C o n d i t i o n D e s c r i p t i o n _ 1 < / P r o m p t e d R e s u l t C o n d i t i o n D e s c r i p t i o n _ 1 > - 
-             < P r o m p t e d R e s u l t C o n d i t i o n D e s c r i p t i o n _ 1 0   E l e m e n t T y p e = " C o l u m n "   E l e m e n t I d = " 1 0 2 8 7 8 8 8 8 2 "   D a t a T y p e = " T e x t " > P r o m p t e d R e s u l t C o n d i t i o n D e s c r i p t i o n _ 1 0 < / P r o m p t e d R e s u l t C o n d i t i o n D e s c r i p t i o n _ 1 0 > - 
-             < P r o m p t e d R e s u l t C o n d i t i o n D e s c r i p t i o n _ 2   E l e m e n t T y p e = " C o l u m n "   E l e m e n t I d = " 1 1 3 9 0 4 7 8 1 7 "   D a t a T y p e = " T e x t " > P r o m p t e d R e s u l t C o n d i t i o n D e s c r i p t i o n _ 2 < / P r o m p t e d R e s u l t C o n d i t i o n D e s c r i p t i o n _ 2 > - 
-             < P r o m p t e d R e s u l t C o n d i t i o n D e s c r i p t i o n _ 3   E l e m e n t T y p e = " C o l u m n "   E l e m e n t I d = " 5 0 1 3 5 1 2 0 0 "   D a t a T y p e = " T e x t " > P r o m p t e d R e s u l t C o n d i t i o n D e s c r i p t i o n _ 3 < / P r o m p t e d R e s u l t C o n d i t i o n D e s c r i p t i o n _ 3 > - 
-             < P r o m p t e d R e s u l t C o n d i t i o n D e s c r i p t i o n _ 4   E l e m e n t T y p e = " C o l u m n "   E l e m e n t I d = " 6 7 0 2 6 0 2 2 3 "   D a t a T y p e = " T e x t " > P r o m p t e d R e s u l t C o n d i t i o n D e s c r i p t i o n _ 4 < / P r o m p t e d R e s u l t C o n d i t i o n D e s c r i p t i o n _ 4 > - 
-             < P r o m p t e d R e s u l t C o n d i t i o n D e s c r i p t i o n _ 5   E l e m e n t T y p e = " C o l u m n "   E l e m e n t I d = " 3 2 5 6 3 6 0 6 "   D a t a T y p e = " T e x t " > P r o m p t e d R e s u l t C o n d i t i o n D e s c r i p t i o n _ 5 < / P r o m p t e d R e s u l t C o n d i t i o n D e s c r i p t i o n _ 5 > - 
-             < P r o m p t e d R e s u l t C o n d i t i o n D e s c r i p t i o n _ 6   E l e m e n t T y p e = " C o l u m n "   E l e m e n t I d = " 6 0 5 1 3 3 0 1 1 "   D a t a T y p e = " T e x t " > P r o m p t e d R e s u l t C o n d i t i o n D e s c r i p t i o n _ 6 < / P r o m p t e d R e s u l t C o n d i t i o n D e s c r i p t i o n _ 6 > - 
-             < P r o m p t e d R e s u l t C o n d i t i o n D e s c r i p t i o n _ 7   E l e m e n t T y p e = " C o l u m n "   E l e m e n t I d = " 1 2 4 2 8 2 9 6 2 8 "   D a t a T y p e = " T e x t " > P r o m p t e d R e s u l t C o n d i t i o n D e s c r i p t i o n _ 7 < / P r o m p t e d R e s u l t C o n d i t i o n D e s c r i p t i o n _ 7 > - 
-             < P r o m p t e d R e s u l t C o n d i t i o n D e s c r i p t i o n _ 8   E l e m e n t T y p e = " C o l u m n "   E l e m e n t I d = " 1 0 7 3 9 2 0 6 0 5 "   D a t a T y p e = " T e x t " > P r o m p t e d R e s u l t C o n d i t i o n D e s c r i p t i o n _ 8 < / P r o m p t e d R e s u l t C o n d i t i o n D e s c r i p t i o n _ 8 > - 
-             < P r o m p t e d R e s u l t C o n d i t i o n D e s c r i p t i o n _ 9   E l e m e n t T y p e = " C o l u m n "   E l e m e n t I d = " 1 7 1 1 6 1 7 2 2 2 "   D a t a T y p e = " T e x t " > P r o m p t e d R e s u l t C o n d i t i o n D e s c r i p t i o n _ 9 < / P r o m p t e d R e s u l t C o n d i t i o n D e s c r i p t i o n _ 9 > - 
-             < P r o m p t e d R e s u l t V i s i b l e _ 1   E l e m e n t T y p e = " C o l u m n "   E l e m e n t I d = " 1 3 9 9 7 0 4 4 1 7 "   D a t a T y p e = " B o o l e a n " > P r o m p t e d R e s u l t V i s i b l e _ 1 < / P r o m p t e d R e s u l t V i s i b l e _ 1 > - 
-             < P r o m p t e d R e s u l t V i s i b l e _ 1 0   E l e m e n t T y p e = " C o l u m n "   E l e m e n t I d = " 6 6 3 6 8 2 6 1 7 "   D a t a T y p e = " B o o l e a n " > P r o m p t e d R e s u l t V i s i b l e _ 1 0 < / P r o m p t e d R e s u l t V i s i b l e _ 1 0 > - 
-             < P r o m p t e d R e s u l t V i s i b l e _ 2   E l e m e n t T y p e = " C o l u m n "   E l e m e n t I d = " 2 0 3 7 4 0 1 0 3 4 "   D a t a T y p e = " B o o l e a n " > P r o m p t e d R e s u l t V i s i b l e _ 2 < / P r o m p t e d R e s u l t V i s i b l e _ 2 > - 
-             < P r o m p t e d R e s u l t V i s i b l e _ 3   E l e m e n t T y p e = " C o l u m n "   E l e m e n t I d = " 1 6 1 9 8 6 9 6 4 5 "   D a t a T y p e = " B o o l e a n " > P r o m p t e d R e s u l t V i s i b l e _ 3 < / P r o m p t e d R e s u l t V i s i b l e _ 3 > - 
-             < P r o m p t e d R e s u l t V i s i b l e _ 4   E l e m e n t T y p e = " C o l u m n "   E l e m e n t I d = " 9 8 2 1 7 3 0 2 8 "   D a t a T y p e = " B o o l e a n " > P r o m p t e d R e s u l t V i s i b l e _ 4 < / P r o m p t e d R e s u l t V i s i b l e _ 4 > - 
-             < P r o m p t e d R e s u l t V i s i b l e _ 5   E l e m e n t T y p e = " C o l u m n "   E l e m e n t I d = " 3 4 4 4 7 6 4 1 1 "   D a t a T y p e = " B o o l e a n " > P r o m p t e d R e s u l t V i s i b l e _ 5 < / P r o m p t e d R e s u l t V i s i b l e _ 5 > - 
-             < P r o m p t e d R e s u l t V i s i b l e _ 6   E l e m e n t T y p e = " C o l u m n "   E l e m e n t I d = " 2 9 3 2 2 0 2 0 6 "   D a t a T y p e = " B o o l e a n " > P r o m p t e d R e s u l t V i s i b l e _ 6 < / P r o m p t e d R e s u l t V i s i b l e _ 6 > - 
-             < P r o m p t e d R e s u l t V i s i b l e _ 7   E l e m e n t T y p e = " C o l u m n "   E l e m e n t I d = " 9 3 0 9 1 6 8 2 3 "   D a t a T y p e = " B o o l e a n " > P r o m p t e d R e s u l t V i s i b l e _ 7 < / P r o m p t e d R e s u l t V i s i b l e _ 7 > - 
-             < P r o m p t e d R e s u l t V i s i b l e _ 8   E l e m e n t T y p e = " C o l u m n "   E l e m e n t I d = " 4 4 5 9 7 8 4 0 "   D a t a T y p e = " B o o l e a n " > P r o m p t e d R e s u l t V i s i b l e _ 8 < / P r o m p t e d R e s u l t V i s i b l e _ 8 > - 
-             < P r o m p t e d R e s u l t V i s i b l e _ 9   E l e m e n t T y p e = " C o l u m n "   E l e m e n t I d = " 5 9 3 0 9 8 7 7 7 "   D a t a T y p e = " B o o l e a n " > P r o m p t e d R e s u l t V i s i b l e _ 9 < / P r o m p t e d R e s u l t V i s i b l e _ 9 > - 
-             < T e s t _ R e s u l t   E l e m e n t T y p e = " C o l u m n "   E l e m e n t I d = " 1 2 7 1 0 6 2 1 4 1 "   D a t a T y p e = " C o d e " > T e s t _ R e s u l t < / T e s t _ R e s u l t > - 
-             < T e s t _ R e s u l t D e s c r i p t i o n   E l e m e n t T y p e = " C o l u m n "   E l e m e n t I d = " 1 9 4 3 4 5 8 6 8 5 "   D a t a T y p e = " T e x t " > T e s t _ R e s u l t D e s c r i p t i o n < / T e s t _ R e s u l t D e s c r i p t i o n > - 
-             < T e s t _ V a l u e   E l e m e n t T y p e = " C o l u m n "   E l e m e n t I d = " 8 1 3 5 6 4 5 2 1 "   D a t a T y p e = " T e x t " > T e s t _ V a l u e < / T e s t _ V a l u e > - 
-             < W o r d D e s c r i p t i o n   E l e m e n t T y p e = " C o l u m n "   E l e m e n t I d = " 5 4 4 0 8 2 0 6 7 "   D a t a T y p e = " T e x t " > W o r d D e s c r i p t i o n < / W o r d D e s c r i p t i o n > - 
-             < W o r d M o d i f i e d B y U s e r N a m e   E l e m e n t T y p e = " C o l u m n "   E l e m e n t I d = " 1 6 2 5 9 3 3 4 7 9 "   D a t a T y p e = " T e x t " > W o r d M o d i f i e d B y U s e r N a m e < / W o r d M o d i f i e d B y U s e r N a m e > - 
-             < W o r d M o d i f i e d D a t e T i m e   E l e m e n t T y p e = " C o l u m n "   E l e m e n t I d = " 2 0 8 1 0 1 2 8 7 5 "   D a t a T y p e = " T e x t " > W o r d M o d i f i e d D a t e T i m e < / W o r d M o d i f i e d D a t e T i m e > - 
-             < W o r d T e s t V a l u e   E l e m e n t T y p e = " C o l u m n "   E l e m e n t I d = " 1 4 4 7 8 2 4 1 2 2 "   D a t a T y p e = " T e x t " > W o r d T e s t V a l u e < / W o r d T e s t V a l u e > - 
-         < / C u r r e n t I n s p e c t i o n L i n e > - 
-     < / C u r r e n t I n s p e c t i o n > - 
- < / N a v W o r d R e p o r t X m l P a r t > 
-</file>
-
 <file path=customXml/itemProps1.xml><?xml version="1.0" encoding="utf-8"?>
-<ds:datastoreItem xmlns:ds="http://schemas.openxmlformats.org/officeDocument/2006/customXml" ds:itemID="{17CE75AC-9DC5-435C-A40B-AC945788E8B7}">
+<ds:datastoreItem xmlns:ds="http://schemas.openxmlformats.org/officeDocument/2006/customXml" ds:itemID="{03338322-50AA-4232-92FE-5DECCA57D474}">
   <ds:schemaRefs>
-    <ds:schemaRef ds:uri="http://schemas.openxmlformats.org/officeDocument/2006/bibliography"/>
+    <ds:schemaRef ds:uri="urn:microsoft-dynamics-businesscentral/internal/extended/reports/Qlty_Non_Conformance/20403/"/>
   </ds:schemaRefs>
 </ds:datastoreItem>
 </file>
@@ -6931,9 +6925,9 @@
 </file>
 
 <file path=customXml/itemProps3.xml><?xml version="1.0" encoding="utf-8"?>
-<ds:datastoreItem xmlns:ds="http://schemas.openxmlformats.org/officeDocument/2006/customXml" ds:itemID="{03338322-50AA-4232-92FE-5DECCA57D474}">
+<ds:datastoreItem xmlns:ds="http://schemas.openxmlformats.org/officeDocument/2006/customXml" ds:itemID="{17CE75AC-9DC5-435C-A40B-AC945788E8B7}">
   <ds:schemaRefs>
-    <ds:schemaRef ds:uri="urn:microsoft-dynamics-businesscentral/internal/extended/reports/Qlty_Non_Conformance/20403/"/>
+    <ds:schemaRef ds:uri="http://schemas.openxmlformats.org/officeDocument/2006/bibliography"/>
   </ds:schemaRefs>
 </ds:datastoreItem>
 </file>

--- a/src/Apps/W1/Quality Management/app/src/Reports/QltyNonConformance.docx
+++ b/src/Apps/W1/Quality Management/app/src/Reports/QltyNonConformance.docx
@@ -188,7 +188,7 @@
         <w:sdt>
           <w:sdtPr>
             <w:rPr>
-              <w:rFonts w:asciiTheme="minorHAnsi" w:hAnsiTheme="minorHAnsi"/>
+              <w:rFonts w:cs="Segoe UI"/>
             </w:rPr>
             <w:alias w:val="ItemDescription"/>
             <w:tag w:val="#BC:InsertDataItem,DataItems/CurrentInspection/ItemDescription"/>
@@ -214,7 +214,7 @@
                 <w:proofErr w:type="spellStart"/>
                 <w:r>
                   <w:rPr>
-                    <w:rFonts w:asciiTheme="minorHAnsi" w:hAnsiTheme="minorHAnsi"/>
+                    <w:rFonts w:cs="Segoe UI"/>
                   </w:rPr>
                   <w:t>ItemDescription</w:t>
                 </w:r>
@@ -350,7 +350,7 @@
         <w:sdt>
           <w:sdtPr>
             <w:rPr>
-              <w:rFonts w:asciiTheme="minorHAnsi" w:hAnsiTheme="minorHAnsi"/>
+              <w:rFonts w:cs="Segoe UI"/>
             </w:rPr>
             <w:alias w:val="InspectionDescription"/>
             <w:tag w:val="#BC:InsertDataItem,DataItems/CurrentInspection/InspectionDescription"/>
@@ -376,7 +376,7 @@
                 <w:proofErr w:type="spellStart"/>
                 <w:r>
                   <w:rPr>
-                    <w:rFonts w:asciiTheme="minorHAnsi" w:hAnsiTheme="minorHAnsi"/>
+                    <w:rFonts w:cs="Segoe UI"/>
                   </w:rPr>
                   <w:t>InspectionDescription</w:t>
                 </w:r>
@@ -4915,7 +4915,6 @@
 <file path=word/glossary/fontTable.xml><?xml version="1.0" encoding="utf-8"?>
 <w:fonts xmlns:mc="http://schemas.openxmlformats.org/markup-compatibility/2006" xmlns:r="http://schemas.openxmlformats.org/officeDocument/2006/relationships" xmlns:w="http://schemas.openxmlformats.org/wordprocessingml/2006/main" xmlns:w14="http://schemas.microsoft.com/office/word/2010/wordml" xmlns:w15="http://schemas.microsoft.com/office/word/2012/wordml" xmlns:w16cex="http://schemas.microsoft.com/office/word/2018/wordml/cex" xmlns:w16cid="http://schemas.microsoft.com/office/word/2016/wordml/cid" xmlns:w16="http://schemas.microsoft.com/office/word/2018/wordml" xmlns:w16du="http://schemas.microsoft.com/office/word/2023/wordml/word16du" xmlns:w16sdtdh="http://schemas.microsoft.com/office/word/2020/wordml/sdtdatahash" xmlns:w16sdtfl="http://schemas.microsoft.com/office/word/2024/wordml/sdtformatlock" xmlns:w16se="http://schemas.microsoft.com/office/word/2015/wordml/symex" mc:Ignorable="w14 w15 w16se w16cid w16 w16cex w16sdtdh w16sdtfl w16du">
   <w:font w:name="Aptos">
-    <w:altName w:val="Calibri"/>
     <w:charset w:val="00"/>
     <w:family w:val="swiss"/>
     <w:pitch w:val="variable"/>
@@ -4936,7 +4935,6 @@
     <w:sig w:usb0="E4002EFF" w:usb1="C000E47F" w:usb2="00000009" w:usb3="00000000" w:csb0="000001FF" w:csb1="00000000"/>
   </w:font>
   <w:font w:name="Aptos Display">
-    <w:altName w:val="Calibri"/>
     <w:charset w:val="00"/>
     <w:family w:val="swiss"/>
     <w:pitch w:val="variable"/>
@@ -4988,6 +4986,7 @@
     <w:rsid w:val="001C690C"/>
     <w:rsid w:val="001D03CD"/>
     <w:rsid w:val="001D33F3"/>
+    <w:rsid w:val="001E7DBC"/>
     <w:rsid w:val="00244C05"/>
     <w:rsid w:val="002509BF"/>
     <w:rsid w:val="00255E60"/>
@@ -5044,6 +5043,7 @@
     <w:rsid w:val="00902A15"/>
     <w:rsid w:val="0090556C"/>
     <w:rsid w:val="009128A6"/>
+    <w:rsid w:val="009231AB"/>
     <w:rsid w:val="009458E0"/>
     <w:rsid w:val="009D2A42"/>
     <w:rsid w:val="009F310E"/>
@@ -5970,7 +5970,13 @@
 </we:webextension>
 </file>
 
-<file path=customXml/item1.xml>��< ? x m l   v e r s i o n = " 1 . 0 "   e n c o d i n g = " u t f - 1 6 " ? > < N a v W o r d R e p o r t X m l P a r t   x m l n s = " u r n : m i c r o s o f t - d y n a m i c s - b u s i n e s s c e n t r a l / i n t e r n a l / e x t e n d e d / r e p o r t s / Q l t y _ N o n _ C o n f o r m a n c e / 2 0 4 0 3 / " > +<file path=customXml/item1.xml><?xml version="1.0" encoding="utf-8"?>
+<b:Sources xmlns:b="http://schemas.openxmlformats.org/officeDocument/2006/bibliography" xmlns="http://schemas.openxmlformats.org/officeDocument/2006/bibliography" SelectedStyle="\APASixthEditionOfficeOnline.xsl" StyleName="APA" Version="6"/>
+</file>
+
+<file path=customXml/item2.xml>��< ? x m l   v e r s i o n = " 1 . 0 "   e n c o d i n g = " u t f - 1 6 " ? > + 
+ < N a v W o r d R e p o r t X m l P a r t   x m l n s = " u r n : m i c r o s o f t - d y n a m i c s - n a v / r e p o r t s / Q l t y _ N o n _ C o n f o r m a n c e / 2 0 4 0 3 / " >   
      < B C R e p o r t I n f o r m a t i o n >   
@@ -6038,497 +6044,295 @@
  
      < L a b e l s >   
-         < C o m p l e t e d B y L a b e l   E l e m e n t T y p e = " P a r a m e t e r "   E l e m e n t I d = " 9 2 6 8 6 1 7 7 3 "   D a t a T y p e = " S t r i n g " > C o m p l e t e d B y L a b e l < / C o m p l e t e d B y L a b e l > - 
-         < C o m p l e t e d D a t e L a b e l   E l e m e n t T y p e = " P a r a m e t e r "   E l e m e n t I d = " 1 4 6 7 6 7 4 5 7 8 "   D a t a T y p e = " S t r i n g " > C o m p l e t e d D a t e L a b e l < / C o m p l e t e d D a t e L a b e l > - 
-         < C o n d i t i o n L a b e l   E l e m e n t T y p e = " P a r a m e t e r "   E l e m e n t I d = " 1 4 2 4 6 4 8 2 8 8 "   D a t a T y p e = " S t r i n g " > C o n d i t i o n L a b e l < / C o n d i t i o n L a b e l > - 
-         < D a t e L a b e l   E l e m e n t T y p e = " P a r a m e t e r "   E l e m e n t I d = " 7 9 3 8 1 7 7 7 7 "   D a t a T y p e = " S t r i n g " > D a t e L a b e l < / D a t e L a b e l > - 
-         < E n t e r e d B y L a b e l   E l e m e n t T y p e = " P a r a m e t e r "   E l e m e n t I d = " 1 9 1 0 3 3 1 8 8 9 "   D a t a T y p e = " S t r i n g " > E n t e r e d B y L a b e l < / E n t e r e d B y L a b e l > - 
-         < F i e l d L a b e l   E l e m e n t T y p e = " P a r a m e t e r "   E l e m e n t I d = " 1 9 6 1 6 4 7 3 9 9 "   D a t a T y p e = " S t r i n g " > F i e l d L a b e l < / F i e l d L a b e l > - 
-         < I n s p e c t i o n L a b e l   E l e m e n t T y p e = " P a r a m e t e r "   E l e m e n t I d = " 1 5 4 9 8 3 1 5 2 5 "   D a t a T y p e = " S t r i n g " > I n s p e c t i o n L a b e l < / I n s p e c t i o n L a b e l > - 
-         < I t e m L a b e l   E l e m e n t T y p e = " P a r a m e t e r "   E l e m e n t I d = " 1 0 8 2 0 2 8 9 7 4 "   D a t a T y p e = " S t r i n g " > I t e m L a b e l < / I t e m L a b e l > - 
-         < I t e m T r a c k i n g L a b e l   E l e m e n t T y p e = " P a r a m e t e r "   E l e m e n t I d = " 9 3 5 5 3 4 6 7 1 "   D a t a T y p e = " S t r i n g " > I t e m T r a c k i n g L a b e l < / I t e m T r a c k i n g L a b e l > - 
-         < M e a s u r e m e n t L a b e l   E l e m e n t T y p e = " P a r a m e t e r "   E l e m e n t I d = " 1 7 6 1 7 7 1 9 3 5 "   D a t a T y p e = " S t r i n g " > M e a s u r e m e n t L a b e l < / M e a s u r e m e n t L a b e l > - 
-         < M e t r i c L a b e l   E l e m e n t T y p e = " P a r a m e t e r "   E l e m e n t I d = " 2 7 1 2 2 7 7 7 5 "   D a t a T y p e = " S t r i n g " > M e t r i c L a b e l < / M e t r i c L a b e l > - 
-         < R e p o r t T i t l e L a b e l   E l e m e n t T y p e = " P a r a m e t e r "   E l e m e n t I d = " 1 2 9 7 0 8 9 6 2 7 "   D a t a T y p e = " S t r i n g " > R e p o r t T i t l e L a b e l < / R e p o r t T i t l e L a b e l > - 
-         < R e s u l t L a b e l   E l e m e n t T y p e = " P a r a m e t e r "   E l e m e n t I d = " 4 0 7 6 0 6 8 8 6 "   D a t a T y p e = " S t r i n g " > R e s u l t L a b e l < / R e s u l t L a b e l > - 
-         < T e s t D o c u m e n t N o L a b e l   E l e m e n t T y p e = " P a r a m e t e r "   E l e m e n t I d = " 1 6 2 2 1 4 2 9 2 3 "   D a t a T y p e = " S t r i n g " > T e s t D o c u m e n t N o L a b e l < / T e s t D o c u m e n t N o L a b e l > +         < C o m p l e t e d B y L a b e l > C o m p l e t e d B y L a b e l < / C o m p l e t e d B y L a b e l > + 
+         < C o m p l e t e d D a t e L a b e l > C o m p l e t e d D a t e L a b e l < / C o m p l e t e d D a t e L a b e l > + 
+         < C o n d i t i o n L a b e l > C o n d i t i o n L a b e l < / C o n d i t i o n L a b e l > + 
+         < D a t e L a b e l > D a t e L a b e l < / D a t e L a b e l > + 
+         < E n t e r e d B y L a b e l > E n t e r e d B y L a b e l < / E n t e r e d B y L a b e l > + 
+         < F i e l d L a b e l > F i e l d L a b e l < / F i e l d L a b e l > + 
+         < I n s p e c t i o n L a b e l > I n s p e c t i o n L a b e l < / I n s p e c t i o n L a b e l > + 
+         < I t e m L a b e l > I t e m L a b e l < / I t e m L a b e l > + 
+         < I t e m T r a c k i n g L a b e l > I t e m T r a c k i n g L a b e l < / I t e m T r a c k i n g L a b e l > + 
+         < M e a s u r e m e n t L a b e l > M e a s u r e m e n t L a b e l < / M e a s u r e m e n t L a b e l > + 
+         < M e t r i c L a b e l > M e t r i c L a b e l < / M e t r i c L a b e l > + 
+         < R e p o r t T i t l e L a b e l > R e p o r t T i t l e L a b e l < / R e p o r t T i t l e L a b e l > + 
+         < R e s u l t L a b e l > R e s u l t L a b e l < / R e s u l t L a b e l > + 
+         < T e s t D o c u m e n t N o L a b e l > T e s t D o c u m e n t N o L a b e l < / T e s t D o c u m e n t N o L a b e l >   
      < / L a b e l s >   
-     < T o o l t i p s > - 
-         < T o o l t i p   c o l u m n = " Q l t y I n s p e c t i o n T e m p l a t e _ D e s c r i p t i o n "   E l e m e n t I d = " 1 6 5 2 0 6 9 5 9 8 " > - 
-             < T o o l t i p T e x t   l a n g = " e n - U S " > S p e c i f i e s   a n   e x p l a n a t i o n   o f   t h e   Q u a l i t y   I n s p e c t i o n   T e m p l a t e .   Y o u   c a n   e n t e r   a   m a x i m u m   o f   1 0 0   c h a r a c t e r s ,   b o t h   n u m b e r s   a n d   l e t t e r s . < / T o o l t i p T e x t > - 
-         < / T o o l t i p > - 
-         < T o o l t i p   c o l u m n = " Q l t y I n s p e c t i o n _ D e s c r i p t i o n "   E l e m e n t I d = " 7 3 9 0 1 9 9 1 0 " > - 
-             < T o o l t i p T e x t   l a n g = " e n - U S " > S p e c i f i e s   a   d e s c r i p t i o n   o f   t h e   Q u a l i t y   I n s p e c t i o n   i t s e l f . < / T o o l t i p T e x t > - 
-         < / T o o l t i p > - 
-         < T o o l t i p   c o l u m n = " Q l t y I n s p e c t i o n _ S t a t u s "   E l e m e n t I d = " 8 5 1 7 5 2 7 6 8 " > - 
-             < T o o l t i p T e x t   l a n g = " e n - U S " > S p e c i f i e s   t h e   s t a t u s   o f   t h e   i n s p e c t i o n .   N o   a d d i t i o n a l   c h a n g e s   c a n   b e   m a d e   t o   a   f i n i s h e d   Q u a l i t y   I n s p e c t i o n . < / T o o l t i p T e x t > - 
-         < / T o o l t i p > - 
-         < T o o l t i p   c o l u m n = " Q l t y I n s p e c t i o n _ R e s u l t _ C o d e "   E l e m e n t I d = " 1 8 0 7 0 7 7 0 6 5 " > - 
-             < T o o l t i p T e x t   l a n g = " e n - U S " > S p e c i f i e s   t h e   r e s u l t   i s   a u t o m a t i c a l l y   d e t e r m i n e d   b a s e d   o n   t h e   t e s t   v a l u e   a n d   r e s u l t   c o n f i g u r a t i o n . < / T o o l t i p T e x t > - 
-         < / T o o l t i p > - 
-         < T o o l t i p   c o l u m n = " Q l t y I n s p e c t i o n _ R e s u l t _ D e s c r i p t i o n "   E l e m e n t I d = " 8 1 0 5 3 8 1 8 8 " > - 
-             < T o o l t i p T e x t   l a n g = " e n - U S " > S p e c i f i e s   t h e   r e s u l t   d e s c r i p t i o n   f o r   t h i s   t e s t   r e s u l t .   T h e   r e s u l t   i s   a u t o m a t i c a l l y   d e t e r m i n e d   b a s e d   o n   t h e   t e s t   v a l u e   a n d   r e s u l t   c o n f i g u r a t i o n . < / T o o l t i p T e x t > - 
-         < / T o o l t i p > - 
-         < T o o l t i p   c o l u m n = " Q l t y I n s p e c t i o n _ N o "   E l e m e n t I d = " 2 1 2 0 6 1 5 7 4 9 " > - 
-             < T o o l t i p T e x t   l a n g = " e n - U S " > S p e c i f i e s   t h e   q u a l i t y   i n s p e c t i o n   d o c u m e n t   n u m b e r . < / T o o l t i p T e x t > - 
-         < / T o o l t i p > - 
-         < T o o l t i p   c o l u m n = " Q l t y I n s p e c t i o n _ R e i n s p e c t i o n N o "   E l e m e n t I d = " 7 5 1 7 3 5 6 " > - 
-             < T o o l t i p T e x t   l a n g = " e n - U S " > S p e c i f i e s   t h e   r e - i n s p e c t i o n   c o u n t e r . < / T o o l t i p T e x t > - 
-         < / T o o l t i p > - 
-         < T o o l t i p   c o l u m n = " Q l t y I n s p e c t i o n _ F i n i s h e d _ B y _ U s e r _ I D "   E l e m e n t I d = " 1 7 5 0 5 1 6 3 3 8 " > - 
-             < T o o l t i p T e x t   l a n g = " e n - U S " > S p e c i f i e s   t h e   u s e r   t h a t   f i n i s h e d   t h e   i n s p e c t i o n . < / T o o l t i p T e x t > - 
-         < / T o o l t i p > - 
-         < T o o l t i p   c o l u m n = " Q l t y I n s p e c t i o n _ F i n i s h e d _ D a t e "   E l e m e n t I d = " 1 8 3 4 1 2 2 7 6 5 " > - 
-             < T o o l t i p T e x t   l a n g = " e n - U S " > S p e c i f i e s   t h e   d a t e   t h a t   t h e   i n s p e c t i o n   w a s   f i n i s h e d . < / T o o l t i p T e x t > - 
-         < / T o o l t i p > - 
-         < T o o l t i p   c o l u m n = " Q l t y I n s p e c t i o n _ S o u r c e _ I t e m _ N o _ "   E l e m e n t I d = " 1 2 6 8 0 5 0 5 1 8 " > - 
-             < T o o l t i p T e x t   l a n g = " e n - U S " > S p e c i f i e s   t h e   i t e m   t h a t   t h e   Q u a l i t y   I n s p e c t i o n   i s   f o r .   W h e n   u s e d   w i t h   p r o d u c t i o n   o r d e r s   t h i s   t y p i c a l l y   r e f e r s   t o   t h e   i t e m   b e i n g   p r o d u c e d . < / T o o l t i p T e x t > - 
-         < / T o o l t i p > - 
-         < T o o l t i p   c o l u m n = " Q l t y I n s p e c t i o n _ S o u r c e _ I t e m _ D e s c r i p t i o n "   E l e m e n t I d = " 6 4 6 8 9 0 6 3 0 " > - 
-             < T o o l t i p T e x t   l a n g = " e n - U S " > S p e c i f i e s   a   d e s c r i p t i o n   o f   t h e   i t e m . < / T o o l t i p T e x t > - 
-         < / T o o l t i p > - 
-         < T o o l t i p   c o l u m n = " Q l t y I n s p e c t i o n _ S o u r c e _ I t e m _ D e s c r i p t i o n 2 "   E l e m e n t I d = " 1 2 7 9 3 6 9 3 5 2 " > - 
-             < T o o l t i p T e x t   l a n g = " e n - U S " > S p e c i f i e s   i n f o r m a t i o n   i n   a d d i t i o n   t o   t h e   d e s c r i p t i o n . < / T o o l t i p T e x t > - 
-         < / T o o l t i p > - 
-         < T o o l t i p   c o l u m n = " Q l t y I n s p e c t i o n _ S o u r c e _ V a r i a n t _ C o d e "   E l e m e n t I d = " 1 6 0 8 4 0 3 8 2 1 " > - 
-             < T o o l t i p T e x t   l a n g = " e n - U S " > S p e c i f i e s   t h e   i t e m   v a r i a n t   t h a t   t h e   Q u a l i t y   I n s p e c t i o n   i s   f o r .   W h e n   u s e d   w i t h   p r o d u c t i o n   o r d e r s   t h i s   t y p i c a l l y   r e f e r s   t o   t h e   i t e m   b e i n g   p r o d u c e d . < / T o o l t i p T e x t > - 
-         < / T o o l t i p > - 
-         < T o o l t i p   c o l u m n = " Q l t y I n s p e c t i o n _ S o u r c e _ L o t _ N o _ "   E l e m e n t I d = " 1 1 2 3 5 5 1 3 1 2 " > - 
-             < T o o l t i p T e x t   l a n g = " e n - U S " > S p e c i f i e s   t h e   l o t   n u m b e r   t h a t   t h e   q u a l i t y   i n s p e c t i o n   i s   f o r .   T h i s   i s   o n l y   u s e d   f o r   l o t   t r a c k e d   i t e m s . < / T o o l t i p T e x t > - 
-         < / T o o l t i p > - 
-         < T o o l t i p   c o l u m n = " Q l t y I n s p e c t i o n _ S o u r c e _ S e r i a l _ N o _ "   E l e m e n t I d = " 1 5 2 0 5 9 1 4 4 7 " > - 
-             < T o o l t i p T e x t   l a n g = " e n - U S " > S p e c i f i e s   t h e   s e r i a l   n u m b e r   t h a t   t h e   q u a l i t y   i n s p e c t i o n   i s   f o r .   T h i s   i s   o n l y   u s e d   f o r   s e r i a l   t r a c k e d   i t e m s . < / T o o l t i p T e x t > - 
-         < / T o o l t i p > - 
-         < T o o l t i p   c o l u m n = " Q l t y I n s p e c t i o n _ S o u r c e _ P a c k a g e _ N o _ "   E l e m e n t I d = " 1 9 6 1 1 2 9 9 7 " > - 
-             < T o o l t i p T e x t   l a n g = " e n - U S " > S p e c i f i e s   t h e   p a c k a g e   n u m b e r   t h a t   t h e   q u a l i t y   i n s p e c t i o n   i s   f o r .   T h i s   i s   o n l y   u s e d   f o r   p a c k a g e   t r a c k e d   i t e m s . < / T o o l t i p T e x t > - 
-         < / T o o l t i p > - 
-         < T o o l t i p   c o l u m n = " Q l t y I n s p e c t i o n _ S o u r c e _ D o c u m e n t _ N o _ "   E l e m e n t I d = " 1 6 7 5 9 1 6 2 8 8 " > - 
-             < T o o l t i p T e x t   l a n g = " e n - U S " > S p e c i f i e s   a   r e f e r e n c e   t o   t h e   d o c u m e n t   t h a t   t h i s   Q u a l i t y   I n s p e c t i o n   i s   r e f e r r i n g   t o .   T h i s   t y p i c a l l y   r e f e r s   t o   a   p r o d u c t i o n   o r d e r   d o c u m e n t   n u m b e r . < / T o o l t i p T e x t > - 
-         < / T o o l t i p > - 
-         < T o o l t i p   c o l u m n = " Q l t y I n s p e c t i o n _ S o u r c e _ T a s k _ N o _ "   E l e m e n t I d = " 3 8 4 6 4 4 1 8 2 " > - 
-             < T o o l t i p T e x t   l a n g = " e n - U S " > S p e c i f i e s   a   r e f e r e n c e   t o   t h e   s o u r c e   t a s k   n o .   t h a t   t h i s   Q u a l i t y   I n s p e c t i o n   i s   r e f e r r i n g   t o .   T h i s   t y p i c a l l y   r e f e r s   t o   a n   o p e r a t i o n . < / T o o l t i p T e x t > - 
-         < / T o o l t i p > - 
-         < T o o l t i p   c o l u m n = " Q l t y I n s p e c t i o n _ S o u r c e _ C u s t o m _ 1 "   E l e m e n t I d = " 5 4 6 4 5 3 7 6 5 " > - 
-             < T o o l t i p T e x t   l a n g = " e n - U S " > S p e c i f i e s   a d d i t i o n a l   i n f o r m a t i o n   f r o m   a   s o u r c e   r e c o r d . < / T o o l t i p T e x t > - 
-         < / T o o l t i p > - 
-         < T o o l t i p   c o l u m n = " Q l t y I n s p e c t i o n _ S o u r c e _ C u s t o m _ 2 "   E l e m e n t I d = " 1 8 3 5 4 2 3 6 8 0 " > - 
-             < T o o l t i p T e x t   l a n g = " e n - U S " > S p e c i f i e s   a d d i t i o n a l   i n f o r m a t i o n   f r o m   a   s o u r c e   r e c o r d . < / T o o l t i p T e x t > - 
-         < / T o o l t i p > - 
-         < T o o l t i p   c o l u m n = " Q l t y I n s p e c t i o n _ S o u r c e _ C u s t o m _ 3 "   E l e m e n t I d = " 1 8 2 1 8 4 6 9 9 9 " > - 
-             < T o o l t i p T e x t   l a n g = " e n - U S " > S p e c i f i e s   a d d i t i o n a l   i n f o r m a t i o n   f r o m   a   s o u r c e   r e c o r d . < / T o o l t i p T e x t > - 
-         < / T o o l t i p > - 
-         < T o o l t i p   c o l u m n = " Q l t y I n s p e c t i o n _ S o u r c e _ C u s t o m _ 4 "   E l e m e n t I d = " 1 3 6 6 6 3 6 0 8 6 " > - 
-             < T o o l t i p T e x t   l a n g = " e n - U S " > S p e c i f i e s   a d d i t i o n a l   i n f o r m a t i o n   f r o m   a   s o u r c e   r e c o r d . < / T o o l t i p T e x t > - 
-         < / T o o l t i p > - 
-         < T o o l t i p   c o l u m n = " Q l t y I n s p e c t i o n _ S o u r c e _ C u s t o m _ 5 "   E l e m e n t I d = " 2 0 0 4 3 3 2 7 0 3 " > - 
-             < T o o l t i p T e x t   l a n g = " e n - U S " > S p e c i f i e s   a d d i t i o n a l   i n f o r m a t i o n   f r o m   a   s o u r c e   r e c o r d . < / T o o l t i p T e x t > - 
-         < / T o o l t i p > - 
-         < T o o l t i p   c o l u m n = " Q l t y I n s p e c t i o n _ S o u r c e _ C u s t o m _ 6 "   E l e m e n t I d = " 9 1 2 4 2 8 5 2 " > - 
-             < T o o l t i p T e x t   l a n g = " e n - U S " > S p e c i f i e s   a d d i t i o n a l   i n f o r m a t i o n   f r o m   a   s o u r c e   r e c o r d . < / T o o l t i p T e x t > - 
-         < / T o o l t i p > - 
-         < T o o l t i p   c o l u m n = " Q l t y I n s p e c t i o n _ S o u r c e _ C u s t o m _ 7 "   E l e m e n t I d = " 7 2 8 9 3 9 4 6 9 " > - 
-             < T o o l t i p T e x t   l a n g = " e n - U S " > S p e c i f i e s   a d d i t i o n a l   i n f o r m a t i o n   f r o m   a   s o u r c e   r e c o r d . < / T o o l t i p T e x t > - 
-         < / T o o l t i p > - 
-         < T o o l t i p   c o l u m n = " Q l t y I n s p e c t i o n _ S o u r c e _ C u s t o m _ 8 "   E l e m e n t I d = " 3 7 7 5 4 4 7 4 2 " > - 
-             < T o o l t i p T e x t   l a n g = " e n - U S " > S p e c i f i e s   a d d i t i o n a l   i n f o r m a t i o n   f r o m   a   s o u r c e   r e c o r d . < / T o o l t i p T e x t > - 
-         < / T o o l t i p > - 
-         < T o o l t i p   c o l u m n = " Q l t y I n s p e c t i o n _ S o u r c e _ C u s t o m _ 9 "   E l e m e n t I d = " 2 6 0 1 5 1 8 7 5 " > - 
-             < T o o l t i p T e x t   l a n g = " e n - U S " > S p e c i f i e s   a d d i t i o n a l   i n f o r m a t i o n   f r o m   a   s o u r c e   r e c o r d . < / T o o l t i p T e x t > - 
-         < / T o o l t i p > - 
-         < T o o l t i p   c o l u m n = " Q l t y I n s p e c t i o n _ S o u r c e _ C u s t o m _ 1 0 "   E l e m e n t I d = " 1 5 3 7 6 5 2 9 2 5 " > - 
-             < T o o l t i p T e x t   l a n g = " e n - U S " > S p e c i f i e s   a d d i t i o n a l   i n f o r m a t i o n   f r o m   a   s o u r c e   r e c o r d . < / T o o l t i p T e x t > - 
-         < / T o o l t i p > - 
-         < T o o l t i p   c o l u m n = " F i e l d _ C o d e "   E l e m e n t I d = " 1 3 2 7 2 5 5 7 3 " > - 
-             < T o o l t i p T e x t   l a n g = " e n - U S " > S p e c i f i e s   t h e   f i e l d / q u e s t i o n / m e t r i c   i n   t h i s   t e s t . < / T o o l t i p T e x t > - 
-         < / T o o l t i p > - 
-         < T o o l t i p   c o l u m n = " F i e l d _ D e s c r i p t i o n "   E l e m e n t I d = " 1 4 6 8 6 2 1 2 9 8 " > - 
-             < T o o l t i p T e x t   l a n g = " e n - U S " > S p e c i f i e s   a   d e s c r i p t i o n   o f   t h e   f i e l d   a s   i t   i s   u s e d   o n   t h e   t e s t . < / T o o l t i p T e x t > - 
-         < / T o o l t i p > - 
-         < T o o l t i p   c o l u m n = " N u m e r i c _ V a l u e "   E l e m e n t I d = " 4 6 0 4 1 2 6 4 6 " > - 
-             < T o o l t i p T e x t   l a n g = " e n - U S " > S p e c i f i e s   a n   e v a l u a t e d   n u m e r i c   v a l u e   o f   T e s t   V a l u e   f o r   u s e   i n   c a l c u l a t i o n s   a n d   a n a l y s i s .   T h i s   v a l u e   i s   a u t o m a t i c a l l y   c a l c u l a t e d   w h e n   t h e   T e s t   V a l u e   i s   e n t e r e d   o r   m o d i f i e d   b a s e d   o n   t h e   c o n f i g u r a t i o n   o f   t h e   T e s t   V a l u e   a n d   i s   n o t   d i r e c t l y   e d i t a b l e . < / T o o l t i p T e x t > - 
-         < / T o o l t i p > - 
-         < T o o l t i p   c o l u m n = " F i e l d _ T y p e "   E l e m e n t I d = " 1 3 2 8 1 6 4 0 1 6 " > - 
-             < T o o l t i p T e x t   l a n g = " e n - U S " > S p e c i f i e s   t h e   d a t a   t y p e   o f   t h e   v a l u e s   y o u   c a n   e n t e r   o r   s e l e c t   f o r   t h i s   t e s t .   U s e   D e c i m a l   f o r   n u m e r i c a l   m e a s u r e m e n t s .   U s e   C h o i c e   t o   g i v e   a   l i s t   o f   o p t i o n s   t o   c h o o s e   f r o m .   I f   y o u   w a n t   t o   c h o o s e   o p t i o n s   f r o m   a n   e x i s t i n g   t a b l e ,   u s e   T a b l e   L o o k u p . < / T o o l t i p T e x t > - 
-         < / T o o l t i p > - 
-         < T o o l t i p   c o l u m n = " T e s t _ R e s u l t "   E l e m e n t I d = " 1 2 7 1 0 6 2 1 4 1 " > - 
-             < T o o l t i p T e x t   l a n g = " e n - U S " > S p e c i f i e s   t h e   r e s u l t   i s   a u t o m a t i c a l l y   d e t e r m i n e d   b a s e d   o n   t h e   t e s t   v a l u e   a n d   r e s u l t   c o n f i g u r a t i o n . < / T o o l t i p T e x t > - 
-         < / T o o l t i p > - 
-     < / T o o l t i p s > - 
-     < C u r r e n t I n s p e c t i o n   E l e m e n t T y p e = " D a t a I t e m "   E l e m e n t I d = " 1 7 4 7 8 9 7 9 7 8 " > - 
-         < A p p r o v e r N a m e L a b e l   E l e m e n t T y p e = " C o l u m n "   E l e m e n t I d = " 1 8 9 7 9 9 2 7 8 5 "   D a t a T y p e = " T e x t " > A p p r o v e r N a m e L a b e l < / A p p r o v e r N a m e L a b e l > - 
-         < A p p r o v e r S i g n a t u r e L a b e l   E l e m e n t T y p e = " C o l u m n "   E l e m e n t I d = " 1 0 3 4 5 1 7 9 4 "   D a t a T y p e = " T e x t " > A p p r o v e r S i g n a t u r e L a b e l < / A p p r o v e r S i g n a t u r e L a b e l > - 
-         < C O A C o n t a c t _ A l l   E l e m e n t T y p e = " C o l u m n "   E l e m e n t I d = " 1 5 9 3 9 3 0 3 4 6 "   D a t a T y p e = " T e x t " > C O A C o n t a c t _ A l l < / C O A C o n t a c t _ A l l > - 
-         < C O A C o n t a c t _ R o w 1   E l e m e n t T y p e = " C o l u m n "   E l e m e n t I d = " 1 2 7 0 2 3 9 7 3 2 "   D a t a T y p e = " T e x t " > C O A C o n t a c t _ R o w 1 < / C O A C o n t a c t _ R o w 1 > - 
-         < C O A C o n t a c t _ R o w 2   E l e m e n t T y p e = " C o l u m n "   E l e m e n t I d = " 6 4 2 8 5 0 1 1 9 "   D a t a T y p e = " T e x t " > C O A C o n t a c t _ R o w 2 < / C O A C o n t a c t _ R o w 2 > - 
-         < C O A C o n t a c t _ R o w 3   E l e m e n t T y p e = " C o l u m n "   E l e m e n t I d = " 5 1 5 3 5 0 2 "   D a t a T y p e = " T e x t " > C O A C o n t a c t _ R o w 3 < / C O A C o n t a c t _ R o w 3 > - 
-         < C O A C o n t a c t _ R o w 4   E l e m e n t T y p e = " C o l u m n "   E l e m e n t I d = " 1 1 1 1 6 3 7 7 1 3 "   D a t a T y p e = " T e x t " > C O A C o n t a c t _ R o w 4 < / C O A C o n t a c t _ R o w 4 > - 
-         < C O A C o n t a c t _ R o w 5   E l e m e n t T y p e = " C o l u m n "   E l e m e n t I d = " 4 7 3 9 4 1 0 9 6 "   D a t a T y p e = " T e x t " > C O A C o n t a c t _ R o w 5 < / C O A C o n t a c t _ R o w 5 > - 
-         < C O A C o n t a c t _ R o w 6   E l e m e n t T y p e = " C o l u m n "   E l e m e n t I d = " 1 9 0 7 9 3 6 3 4 9 "   D a t a T y p e = " T e x t " > C O A C o n t a c t _ R o w 6 < / C O A C o n t a c t _ R o w 6 > - 
-         < C O A C o n t a c t _ R o w 7   E l e m e n t T y p e = " C o l u m n "   E l e m e n t I d = " 1 7 4 9 3 3 4 3 3 0 "   D a t a T y p e = " T e x t " > C O A C o n t a c t _ R o w 7 < / C O A C o n t a c t _ R o w 7 > - 
-         < C O A C o n t a c t _ R o w 8   E l e m e n t T y p e = " C o l u m n "   E l e m e n t I d = " 1 4 3 9 1 4 8 7 5 5 "   D a t a T y p e = " T e x t " > C O A C o n t a c t _ R o w 8 < / C O A C o n t a c t _ R o w 8 > - 
-         < C o m p a n y I n f o r m a t i o n _ A l l   E l e m e n t T y p e = " C o l u m n "   E l e m e n t I d = " 7 6 1 9 7 4 8 2 4 "   D a t a T y p e = " T e x t " > C o m p a n y I n f o r m a t i o n _ A l l < / C o m p a n y I n f o r m a t i o n _ A l l > - 
-         < C o m p a n y I n f o r m a t i o n _ R o w 1   E l e m e n t T y p e = " C o l u m n "   E l e m e n t I d = " 1 8 4 3 2 1 2 8 9 4 "   D a t a T y p e = " T e x t " > C o m p a n y I n f o r m a t i o n _ R o w 1 < / C o m p a n y I n f o r m a t i o n _ R o w 1 > - 
-         < C o m p a n y I n f o r m a t i o n _ R o w 2   E l e m e n t T y p e = " C o l u m n "   E l e m e n t I d = " 1 8 1 4 0 5 7 7 8 5 "   D a t a T y p e = " T e x t " > C o m p a n y I n f o r m a t i o n _ R o w 2 < / C o m p a n y I n f o r m a t i o n _ R o w 2 > - 
-         < C o m p a n y I n f o r m a t i o n _ R o w 3   E l e m e n t T y p e = " C o l u m n "   E l e m e n t I d = " 1 1 7 6 3 6 1 1 6 8 "   D a t a T y p e = " T e x t " > C o m p a n y I n f o r m a t i o n _ R o w 3 < / C o m p a n y I n f o r m a t i o n _ R o w 3 > - 
-         < C o m p a n y I n f o r m a t i o n _ R o w 4   E l e m e n t T y p e = " C o l u m n "   E l e m e n t I d = " 1 3 4 5 2 7 0 1 9 1 "   D a t a T y p e = " T e x t " > C o m p a n y I n f o r m a t i o n _ R o w 4 < / C o m p a n y I n f o r m a t i o n _ R o w 4 > - 
-         < C o m p a n y I n f o r m a t i o n _ R o w 5   E l e m e n t T y p e = " C o l u m n "   E l e m e n t I d = " 7 0 7 5 7 3 5 7 4 "   D a t a T y p e = " T e x t " > C o m p a n y I n f o r m a t i o n _ R o w 5 < / C o m p a n y I n f o r m a t i o n _ R o w 5 > - 
-         < C o m p a n y I n f o r m a t i o n _ R o w 6   E l e m e n t T y p e = " C o l u m n "   E l e m e n t I d = " 6 9 8 7 6 9 5 7 "   D a t a T y p e = " T e x t " > C o m p a n y I n f o r m a t i o n _ R o w 6 < / C o m p a n y I n f o r m a t i o n _ R o w 6 > - 
-         < C o m p a n y I n f o r m a t i o n _ R o w 7   E l e m e n t T y p e = " C o l u m n "   E l e m e n t I d = " 5 6 7 8 1 9 6 6 0 "   D a t a T y p e = " T e x t " > C o m p a n y I n f o r m a t i o n _ R o w 7 < / C o m p a n y I n f o r m a t i o n _ R o w 7 > - 
-         < C o m p a n y I n f o r m a t i o n _ R o w 8   E l e m e n t T y p e = " C o l u m n "   E l e m e n t I d = " 3 9 8 9 1 0 6 3 7 "   D a t a T y p e = " T e x t " > C o m p a n y I n f o r m a t i o n _ R o w 8 < / C o m p a n y I n f o r m a t i o n _ R o w 8 > - 
-         < C o m p a n y L o g o   E l e m e n t T y p e = " C o l u m n "   E l e m e n t I d = " 2 3 7 6 9 1 5 1 "   D a t a T y p e = " B l o b " / > - 
-         < E m a i l L a b e l   E l e m e n t T y p e = " C o l u m n "   E l e m e n t I d = " 7 7 1 8 8 7 1 3 5 "   D a t a T y p e = " T e x t " > E m a i l L a b e l < / E m a i l L a b e l > - 
-         < E m a i l V a l u e   E l e m e n t T y p e = " C o l u m n "   E l e m e n t I d = " 3 8 8 1 2 2 7 6 2 "   D a t a T y p e = " T e x t " > E m a i l V a l u e < / E m a i l V a l u e > - 
-         < F i n i s h e d B y N a m e L a b e l   E l e m e n t T y p e = " C o l u m n "   E l e m e n t I d = " 2 1 0 1 0 0 9 6 5 1 "   D a t a T y p e = " T e x t " > F i n i s h e d B y N a m e L a b e l < / F i n i s h e d B y N a m e L a b e l > - 
-         < F i n i s h e d B y S i g n a t u r e L a b e l   E l e m e n t T y p e = " C o l u m n "   E l e m e n t I d = " 2 0 7 1 3 1 2 7 2 2 "   D a t a T y p e = " T e x t " > F i n i s h e d B y S i g n a t u r e L a b e l < / F i n i s h e d B y S i g n a t u r e L a b e l > - 
-         < F i n i s h e d D a t e O n l y   E l e m e n t T y p e = " C o l u m n "   E l e m e n t I d = " 2 0 0 8 0 4 4 9 4 3 "   D a t a T y p e = " D a t e " > F i n i s h e d D a t e O n l y < / F i n i s h e d D a t e O n l y > - 
-         < H o m e P a g e L a b e l   E l e m e n t T y p e = " C o l u m n "   E l e m e n t I d = " 4 6 2 3 7 4 2 3 1 "   D a t a T y p e = " T e x t " > H o m e P a g e L a b e l < / H o m e P a g e L a b e l > - 
-         < H o m e P a g e V a l u e   E l e m e n t T y p e = " C o l u m n "   E l e m e n t I d = " 5 3 3 5 1 4 0 3 4 "   D a t a T y p e = " T e x t " > H o m e P a g e V a l u e < / H o m e P a g e V a l u e > - 
-         < I n s p e c t i o n D e s c r i p t i o n   E l e m e n t T y p e = " C o l u m n "   E l e m e n t I d = " 1 3 0 9 2 5 3 9 2 5 "   D a t a T y p e = " T e x t " > I n s p e c t i o n D e s c r i p t i o n < / I n s p e c t i o n D e s c r i p t i o n > - 
-         < I t e m D e s c r i p t i o n   E l e m e n t T y p e = " C o l u m n "   E l e m e n t I d = " 1 9 6 5 3 9 3 7 9 0 "   D a t a T y p e = " T e x t " > I t e m D e s c r i p t i o n < / I t e m D e s c r i p t i o n > - 
-         < I t e m T r a c k i n g D e s c r i p t i o n   E l e m e n t T y p e = " C o l u m n "   E l e m e n t I d = " 1 1 1 7 1 0 3 3 4 5 "   D a t a T y p e = " T e x t " > I t e m T r a c k i n g D e s c r i p t i o n < / I t e m T r a c k i n g D e s c r i p t i o n > - 
-         < P h o n e N o L a b e l   E l e m e n t T y p e = " C o l u m n "   E l e m e n t I d = " 1 6 1 4 5 2 6 0 7 8 "   D a t a T y p e = " T e x t " > P h o n e N o L a b e l < / P h o n e N o L a b e l > - 
-         < P h o n e N o V a l u e   E l e m e n t T y p e = " C o l u m n "   E l e m e n t I d = " 1 2 8 6 6 4 9 7 8 1 "   D a t a T y p e = " T e x t " > P h o n e N o V a l u e < / P h o n e N o V a l u e > - 
-         < Q l t y I n s p e c t i o n T e m p l a t e _ D e s c r i p t i o n   E l e m e n t T y p e = " C o l u m n "   E l e m e n t I d = " 1 6 5 2 0 6 9 5 9 8 "   D a t a T y p e = " T e x t " > Q l t y I n s p e c t i o n T e m p l a t e _ D e s c r i p t i o n < / Q l t y I n s p e c t i o n T e m p l a t e _ D e s c r i p t i o n > - 
-         < Q l t y I n s p e c t i o n _ D e s c r i p t i o n   E l e m e n t T y p e = " C o l u m n "   E l e m e n t I d = " 7 3 9 0 1 9 9 1 0 "   D a t a T y p e = " T e x t " > Q l t y I n s p e c t i o n _ D e s c r i p t i o n < / Q l t y I n s p e c t i o n _ D e s c r i p t i o n > - 
-         < Q l t y I n s p e c t i o n _ D i r e c t o r _ N a m e   E l e m e n t T y p e = " C o l u m n "   E l e m e n t I d = " 1 2 5 9 7 6 1 4 6 0 "   D a t a T y p e = " T e x t " > Q l t y I n s p e c t i o n _ D i r e c t o r _ N a m e < / Q l t y I n s p e c t i o n _ D i r e c t o r _ N a m e > - 
-         < Q l t y I n s p e c t i o n _ D i r e c t o r _ T i t l e   E l e m e n t T y p e = " C o l u m n "   E l e m e n t I d = " 2 6 7 7 1 7 5 2 5 "   D a t a T y p e = " T e x t " > Q l t y I n s p e c t i o n _ D i r e c t o r _ T i t l e < / Q l t y I n s p e c t i o n _ D i r e c t o r _ T i t l e > - 
-         < Q l t y I n s p e c t i o n _ F i n i s h e d _ B y _ E m a i l   E l e m e n t T y p e = " C o l u m n "   E l e m e n t I d = " 1 5 2 1 1 3 4 6 3 1 "   D a t a T y p e = " T e x t " > Q l t y I n s p e c t i o n _ F i n i s h e d _ B y _ E m a i l < / Q l t y I n s p e c t i o n _ F i n i s h e d _ B y _ E m a i l > - 
-         < Q l t y I n s p e c t i o n _ F i n i s h e d _ B y _ P h o n e   E l e m e n t T y p e = " C o l u m n "   E l e m e n t I d = " 3 4 7 5 5 7 6 2 5 "   D a t a T y p e = " T e x t " > Q l t y I n s p e c t i o n _ F i n i s h e d _ B y _ P h o n e < / Q l t y I n s p e c t i o n _ F i n i s h e d _ B y _ P h o n e > - 
-         < Q l t y I n s p e c t i o n _ F i n i s h e d _ B y _ T i t l e   E l e m e n t T y p e = " C o l u m n "   E l e m e n t I d = " 4 6 0 0 4 5 6 8 3 "   D a t a T y p e = " T e x t " > Q l t y I n s p e c t i o n _ F i n i s h e d _ B y _ T i t l e < / Q l t y I n s p e c t i o n _ F i n i s h e d _ B y _ T i t l e > - 
-         < Q l t y I n s p e c t i o n _ F i n i s h e d _ B y _ U s e r N a m e   E l e m e n t T y p e = " C o l u m n "   E l e m e n t I d = " 1 9 5 3 6 1 2 5 3 1 "   D a t a T y p e = " T e x t " > Q l t y I n s p e c t i o n _ F i n i s h e d _ B y _ U s e r N a m e < / Q l t y I n s p e c t i o n _ F i n i s h e d _ B y _ U s e r N a m e > - 
-         < Q l t y I n s p e c t i o n _ F i n i s h e d _ B y _ U s e r _ I D   E l e m e n t T y p e = " C o l u m n "   E l e m e n t I d = " 1 7 5 0 5 1 6 3 3 8 "   D a t a T y p e = " C o d e " > Q l t y I n s p e c t i o n _ F i n i s h e d _ B y _ U s e r _ I D < / Q l t y I n s p e c t i o n _ F i n i s h e d _ B y _ U s e r _ I D > - 
-         < Q l t y I n s p e c t i o n _ F i n i s h e d _ D a t e   E l e m e n t T y p e = " C o l u m n "   E l e m e n t I d = " 1 8 3 4 1 2 2 7 6 5 "   D a t a T y p e = " D a t e T i m e " > Q l t y I n s p e c t i o n _ F i n i s h e d _ D a t e < / Q l t y I n s p e c t i o n _ F i n i s h e d _ D a t e > - 
-         < Q l t y I n s p e c t i o n _ N o   E l e m e n t T y p e = " C o l u m n "   E l e m e n t I d = " 2 1 2 0 6 1 5 7 4 9 "   D a t a T y p e = " C o d e " > Q l t y I n s p e c t i o n _ N o < / Q l t y I n s p e c t i o n _ N o > - 
-         < Q l t y I n s p e c t i o n _ R e i n s p e c t i o n N o   E l e m e n t T y p e = " C o l u m n "   E l e m e n t I d = " 7 5 1 7 3 5 6 "   D a t a T y p e = " I n t e g e r " > Q l t y I n s p e c t i o n _ R e i n s p e c t i o n N o < / Q l t y I n s p e c t i o n _ R e i n s p e c t i o n N o > - 
-         < Q l t y I n s p e c t i o n _ R e s u l t _ C o d e   E l e m e n t T y p e = " C o l u m n "   E l e m e n t I d = " 1 8 0 7 0 7 7 0 6 5 "   D a t a T y p e = " C o d e " > Q l t y I n s p e c t i o n _ R e s u l t _ C o d e < / Q l t y I n s p e c t i o n _ R e s u l t _ C o d e > - 
-         < Q l t y I n s p e c t i o n _ R e s u l t _ D e s c r i p t i o n   E l e m e n t T y p e = " C o l u m n "   E l e m e n t I d = " 8 1 0 5 3 8 1 8 8 "   D a t a T y p e = " T e x t " > Q l t y I n s p e c t i o n _ R e s u l t _ D e s c r i p t i o n < / Q l t y I n s p e c t i o n _ R e s u l t _ D e s c r i p t i o n > - 
-         < Q l t y I n s p e c t i o n _ S o u r c e _ C u s t o m _ 1   E l e m e n t T y p e = " C o l u m n "   E l e m e n t I d = " 5 4 6 4 5 3 7 6 5 "   D a t a T y p e = " T e x t " > Q l t y I n s p e c t i o n _ S o u r c e _ C u s t o m _ 1 < / Q l t y I n s p e c t i o n _ S o u r c e _ C u s t o m _ 1 > - 
-         < Q l t y I n s p e c t i o n _ S o u r c e _ C u s t o m _ 1 0   E l e m e n t T y p e = " C o l u m n "   E l e m e n t I d = " 1 5 3 7 6 5 2 9 2 5 "   D a t a T y p e = " D e c i m a l " > Q l t y I n s p e c t i o n _ S o u r c e _ C u s t o m _ 1 0 < / Q l t y I n s p e c t i o n _ S o u r c e _ C u s t o m _ 1 0 > - 
-         < Q l t y I n s p e c t i o n _ S o u r c e _ C u s t o m _ 2   E l e m e n t T y p e = " C o l u m n "   E l e m e n t I d = " 1 8 3 5 4 2 3 6 8 0 "   D a t a T y p e = " T e x t " > Q l t y I n s p e c t i o n _ S o u r c e _ C u s t o m _ 2 < / Q l t y I n s p e c t i o n _ S o u r c e _ C u s t o m _ 2 > - 
-         < Q l t y I n s p e c t i o n _ S o u r c e _ C u s t o m _ 3   E l e m e n t T y p e = " C o l u m n "   E l e m e n t I d = " 1 8 2 1 8 4 6 9 9 9 "   D a t a T y p e = " T e x t " > Q l t y I n s p e c t i o n _ S o u r c e _ C u s t o m _ 3 < / Q l t y I n s p e c t i o n _ S o u r c e _ C u s t o m _ 3 > - 
-         < Q l t y I n s p e c t i o n _ S o u r c e _ C u s t o m _ 4   E l e m e n t T y p e = " C o l u m n "   E l e m e n t I d = " 1 3 6 6 6 3 6 0 8 6 "   D a t a T y p e = " T e x t " > Q l t y I n s p e c t i o n _ S o u r c e _ C u s t o m _ 4 < / Q l t y I n s p e c t i o n _ S o u r c e _ C u s t o m _ 4 > - 
-         < Q l t y I n s p e c t i o n _ S o u r c e _ C u s t o m _ 5   E l e m e n t T y p e = " C o l u m n "   E l e m e n t I d = " 2 0 0 4 3 3 2 7 0 3 "   D a t a T y p e = " T e x t " > Q l t y I n s p e c t i o n _ S o u r c e _ C u s t o m _ 5 < / Q l t y I n s p e c t i o n _ S o u r c e _ C u s t o m _ 5 > - 
-         < Q l t y I n s p e c t i o n _ S o u r c e _ C u s t o m _ 6   E l e m e n t T y p e = " C o l u m n "   E l e m e n t I d = " 9 1 2 4 2 8 5 2 "   D a t a T y p e = " T e x t " > Q l t y I n s p e c t i o n _ S o u r c e _ C u s t o m _ 6 < / Q l t y I n s p e c t i o n _ S o u r c e _ C u s t o m _ 6 > - 
-         < Q l t y I n s p e c t i o n _ S o u r c e _ C u s t o m _ 7   E l e m e n t T y p e = " C o l u m n "   E l e m e n t I d = " 7 2 8 9 3 9 4 6 9 "   D a t a T y p e = " I n t e g e r " > Q l t y I n s p e c t i o n _ S o u r c e _ C u s t o m _ 7 < / Q l t y I n s p e c t i o n _ S o u r c e _ C u s t o m _ 7 > - 
-         < Q l t y I n s p e c t i o n _ S o u r c e _ C u s t o m _ 8   E l e m e n t T y p e = " C o l u m n "   E l e m e n t I d = " 3 7 7 5 4 4 7 4 2 "   D a t a T y p e = " I n t e g e r " > Q l t y I n s p e c t i o n _ S o u r c e _ C u s t o m _ 8 < / Q l t y I n s p e c t i o n _ S o u r c e _ C u s t o m _ 8 > - 
-         < Q l t y I n s p e c t i o n _ S o u r c e _ C u s t o m _ 9   E l e m e n t T y p e = " C o l u m n "   E l e m e n t I d = " 2 6 0 1 5 1 8 7 5 "   D a t a T y p e = " D e c i m a l " > Q l t y I n s p e c t i o n _ S o u r c e _ C u s t o m _ 9 < / Q l t y I n s p e c t i o n _ S o u r c e _ C u s t o m _ 9 > - 
-         < Q l t y I n s p e c t i o n _ S o u r c e _ D o c u m e n t _ N o _   E l e m e n t T y p e = " C o l u m n "   E l e m e n t I d = " 1 6 7 5 9 1 6 2 8 8 "   D a t a T y p e = " C o d e " > Q l t y I n s p e c t i o n _ S o u r c e _ D o c u m e n t _ N o _ < / Q l t y I n s p e c t i o n _ S o u r c e _ D o c u m e n t _ N o _ > - 
-         < Q l t y I n s p e c t i o n _ S o u r c e _ I t e m _ D e s c r i p t i o n   E l e m e n t T y p e = " C o l u m n "   E l e m e n t I d = " 6 4 6 8 9 0 6 3 0 "   D a t a T y p e = " T e x t " > Q l t y I n s p e c t i o n _ S o u r c e _ I t e m _ D e s c r i p t i o n < / Q l t y I n s p e c t i o n _ S o u r c e _ I t e m _ D e s c r i p t i o n > - 
-         < Q l t y I n s p e c t i o n _ S o u r c e _ I t e m _ D e s c r i p t i o n 2   E l e m e n t T y p e = " C o l u m n "   E l e m e n t I d = " 1 2 7 9 3 6 9 3 5 2 "   D a t a T y p e = " T e x t " > Q l t y I n s p e c t i o n _ S o u r c e _ I t e m _ D e s c r i p t i o n 2 < / Q l t y I n s p e c t i o n _ S o u r c e _ I t e m _ D e s c r i p t i o n 2 > - 
-         < Q l t y I n s p e c t i o n _ S o u r c e _ I t e m _ N o _   E l e m e n t T y p e = " C o l u m n "   E l e m e n t I d = " 1 2 6 8 0 5 0 5 1 8 "   D a t a T y p e = " C o d e " > Q l t y I n s p e c t i o n _ S o u r c e _ I t e m _ N o _ < / Q l t y I n s p e c t i o n _ S o u r c e _ I t e m _ N o _ > - 
-         < Q l t y I n s p e c t i o n _ S o u r c e _ L o t _ N o _   E l e m e n t T y p e = " C o l u m n "   E l e m e n t I d = " 1 1 2 3 5 5 1 3 1 2 "   D a t a T y p e = " C o d e " > Q l t y I n s p e c t i o n _ S o u r c e _ L o t _ N o _ < / Q l t y I n s p e c t i o n _ S o u r c e _ L o t _ N o _ > - 
-         < Q l t y I n s p e c t i o n _ S o u r c e _ P a c k a g e _ N o _   E l e m e n t T y p e = " C o l u m n "   E l e m e n t I d = " 1 9 6 1 1 2 9 9 7 "   D a t a T y p e = " C o d e " > Q l t y I n s p e c t i o n _ S o u r c e _ P a c k a g e _ N o _ < / Q l t y I n s p e c t i o n _ S o u r c e _ P a c k a g e _ N o _ > - 
-         < Q l t y I n s p e c t i o n _ S o u r c e _ S e r i a l _ N o _   E l e m e n t T y p e = " C o l u m n "   E l e m e n t I d = " 1 5 2 0 5 9 1 4 4 7 "   D a t a T y p e = " C o d e " > Q l t y I n s p e c t i o n _ S o u r c e _ S e r i a l _ N o _ < / Q l t y I n s p e c t i o n _ S o u r c e _ S e r i a l _ N o _ > - 
-         < Q l t y I n s p e c t i o n _ S o u r c e _ T a s k _ N o _   E l e m e n t T y p e = " C o l u m n "   E l e m e n t I d = " 3 8 4 6 4 4 1 8 2 "   D a t a T y p e = " C o d e " > Q l t y I n s p e c t i o n _ S o u r c e _ T a s k _ N o _ < / Q l t y I n s p e c t i o n _ S o u r c e _ T a s k _ N o _ > - 
-         < Q l t y I n s p e c t i o n _ S o u r c e _ V a r i a n t _ C o d e   E l e m e n t T y p e = " C o l u m n "   E l e m e n t I d = " 1 6 0 8 4 0 3 8 2 1 "   D a t a T y p e = " C o d e " > Q l t y I n s p e c t i o n _ S o u r c e _ V a r i a n t _ C o d e < / Q l t y I n s p e c t i o n _ S o u r c e _ V a r i a n t _ C o d e > - 
-         < Q l t y I n s p e c t i o n _ S t a t u s   E l e m e n t T y p e = " C o l u m n "   E l e m e n t I d = " 8 5 1 7 5 2 7 6 8 "   D a t a T y p e = " E n u m " > Q l t y I n s p e c t i o n _ S t a t u s < / Q l t y I n s p e c t i o n _ S t a t u s > - 
-         < C u r r e n t I n s p e c t i o n L i n e   E l e m e n t T y p e = " D a t a I t e m "   E l e m e n t I d = " 1 1 9 3 2 1 9 5 9 6 " > - 
-             < C a r r i a g e R e t u r n P e r s o n F i e l d D e t a i l s   E l e m e n t T y p e = " C o l u m n "   E l e m e n t I d = " 9 9 8 2 6 3 6 9 8 "   D a t a T y p e = " T e x t " > C a r r i a g e R e t u r n P e r s o n F i e l d D e t a i l s < / C a r r i a g e R e t u r n P e r s o n F i e l d D e t a i l s > - 
-             < C o n d i t i o n L a b e l _ 1   E l e m e n t T y p e = " C o l u m n "   E l e m e n t I d = " 1 2 2 7 8 8 1 1 9 4 "   D a t a T y p e = " T e x t " > C o n d i t i o n L a b e l _ 1 < / C o n d i t i o n L a b e l _ 1 > - 
-             < C o n d i t i o n L a b e l _ 2   E l e m e n t T y p e = " C o l u m n "   E l e m e n t I d = " 1 8 6 5 5 7 7 8 1 1 "   D a t a T y p e = " T e x t " > C o n d i t i o n L a b e l _ 2 < / C o n d i t i o n L a b e l _ 2 > - 
-             < F i e l d _ C o d e   E l e m e n t T y p e = " C o l u m n "   E l e m e n t I d = " 1 3 2 7 2 5 5 7 3 "   D a t a T y p e = " C o d e " > F i e l d _ C o d e < / F i e l d _ C o d e > - 
-             < F i e l d _ D e s c r i p t i o n   E l e m e n t T y p e = " C o l u m n "   E l e m e n t I d = " 1 4 6 8 6 2 1 2 9 8 "   D a t a T y p e = " T e x t " > F i e l d _ D e s c r i p t i o n < / F i e l d _ D e s c r i p t i o n > - 
-             < F i e l d _ E n t e r e d B y N a m e A n d T i m e s t a m p   E l e m e n t T y p e = " C o l u m n "   E l e m e n t I d = " 1 0 6 8 4 2 0 5 9 2 "   D a t a T y p e = " T e x t " > F i e l d _ E n t e r e d B y N a m e A n d T i m e s t a m p < / F i e l d _ E n t e r e d B y N a m e A n d T i m e s t a m p > - 
-             < F i e l d _ H a s E n t e r e d V a l u e   E l e m e n t T y p e = " C o l u m n "   E l e m e n t I d = " 1 7 1 6 2 6 5 8 2 4 "   D a t a T y p e = " B o o l e a n " > F i e l d _ H a s E n t e r e d V a l u e < / F i e l d _ H a s E n t e r e d V a l u e > - 
-             < F i e l d _ I f P e r s o n E m a i l   E l e m e n t T y p e = " C o l u m n "   E l e m e n t I d = " 1 3 4 6 0 5 7 6 5 0 "   D a t a T y p e = " T e x t " > F i e l d _ I f P e r s o n E m a i l < / F i e l d _ I f P e r s o n E m a i l > - 
-             < F i e l d _ I f P e r s o n N a m e   E l e m e n t T y p e = " C o l u m n "   E l e m e n t I d = " 4 1 4 7 0 2 4 4 3 "   D a t a T y p e = " T e x t " > F i e l d _ I f P e r s o n N a m e < / F i e l d _ I f P e r s o n N a m e > - 
-             < F i e l d _ I f P e r s o n P h o n e   E l e m e n t T y p e = " C o l u m n "   E l e m e n t I d = " 1 9 7 4 1 8 8 4 6 2 "   D a t a T y p e = " T e x t " > F i e l d _ I f P e r s o n P h o n e < / F i e l d _ I f P e r s o n P h o n e > - 
-             < F i e l d _ I f P e r s o n T i t l e   E l e m e n t T y p e = " C o l u m n "   E l e m e n t I d = " 1 0 0 4 6 0 9 5 4 2 "   D a t a T y p e = " T e x t " > F i e l d _ I f P e r s o n T i t l e < / F i e l d _ I f P e r s o n T i t l e > - 
-             < F i e l d _ I s L a b e l   E l e m e n t T y p e = " C o l u m n "   E l e m e n t I d = " 2 0 4 3 1 9 3 9 4 0 "   D a t a T y p e = " B o o l e a n " > F i e l d _ I s L a b e l < / F i e l d _ I s L a b e l > - 
-             < F i e l d _ I s P e r s o n F i e l d   E l e m e n t T y p e = " C o l u m n "   E l e m e n t I d = " 4 3 4 5 4 6 6 1 1 "   D a t a T y p e = " B o o l e a n " > F i e l d _ I s P e r s o n F i e l d < / F i e l d _ I s P e r s o n F i e l d > - 
-             < F i e l d _ I s T e x t   E l e m e n t T y p e = " C o l u m n "   E l e m e n t I d = " 5 9 3 6 9 2 0 1 "   D a t a T y p e = " B o o l e a n " > F i e l d _ I s T e x t < / F i e l d _ I s T e x t > - 
-             < F i e l d _ L i n e C o m m e n t a r y   E l e m e n t T y p e = " C o l u m n "   E l e m e n t I d = " 1 8 5 3 8 0 0 2 5 7 "   D a t a T y p e = " T e x t " > F i e l d _ L i n e C o m m e n t a r y < / F i e l d _ L i n e C o m m e n t a r y > - 
-             < F i e l d _ M o d i f i e d B y U s e r E m a i l   E l e m e n t T y p e = " C o l u m n "   E l e m e n t I d = " 2 0 5 3 4 9 0 5 4 5 "   D a t a T y p e = " T e x t " > F i e l d _ M o d i f i e d B y U s e r E m a i l < / F i e l d _ M o d i f i e d B y U s e r E m a i l > - 
-             < F i e l d _ M o d i f i e d B y U s e r I D   E l e m e n t T y p e = " C o l u m n "   E l e m e n t I d = " 1 3 6 3 9 8 7 2 2 2 "   D a t a T y p e = " C o d e " > F i e l d _ M o d i f i e d B y U s e r I D < / F i e l d _ M o d i f i e d B y U s e r I D > - 
-             < F i e l d _ M o d i f i e d B y U s e r J o b T i t l e   E l e m e n t T y p e = " C o l u m n "   E l e m e n t I d = " 7 1 3 3 5 4 3 4 0 "   D a t a T y p e = " T e x t " > F i e l d _ M o d i f i e d B y U s e r J o b T i t l e < / F i e l d _ M o d i f i e d B y U s e r J o b T i t l e > - 
-             < F i e l d _ M o d i f i e d B y U s e r N a m e   E l e m e n t T y p e = " C o l u m n "   E l e m e n t I d = " 7 9 8 2 2 1 9 1 6 "   D a t a T y p e = " T e x t " > F i e l d _ M o d i f i e d B y U s e r N a m e < / F i e l d _ M o d i f i e d B y U s e r N a m e > - 
-             < F i e l d _ M o d i f i e d B y U s e r P h o n e   E l e m e n t T y p e = " C o l u m n "   E l e m e n t I d = " 1 2 9 4 9 7 8 5 4 5 "   D a t a T y p e = " T e x t " > F i e l d _ M o d i f i e d B y U s e r P h o n e < / F i e l d _ M o d i f i e d B y U s e r P h o n e > - 
-             < F i e l d _ M o d i f i e d D a t e T i m e   E l e m e n t T y p e = " C o l u m n "   E l e m e n t I d = " 1 6 5 4 4 9 3 6 9 6 "   D a t a T y p e = " D a t e T i m e " > F i e l d _ M o d i f i e d D a t e T i m e < / F i e l d _ M o d i f i e d D a t e T i m e > - 
-             < F i e l d _ T y p e   E l e m e n t T y p e = " C o l u m n "   E l e m e n t I d = " 1 3 2 8 1 6 4 0 1 6 "   D a t a T y p e = " E n u m " > F i e l d _ T y p e < / F i e l d _ T y p e > - 
-             < L a b e l F i e l d _ D e s c r i p t i o n   E l e m e n t T y p e = " C o l u m n "   E l e m e n t I d = " 3 2 9 5 4 9 8 4 0 "   D a t a T y p e = " T e x t " > L a b e l F i e l d _ D e s c r i p t i o n < / L a b e l F i e l d _ D e s c r i p t i o n > - 
-             < N u m e r i c _ V a l u e   E l e m e n t T y p e = " C o l u m n "   E l e m e n t I d = " 4 6 0 4 1 2 6 4 6 "   D a t a T y p e = " D e c i m a l " > N u m e r i c _ V a l u e < / N u m e r i c _ V a l u e > - 
-             < P r o m p t e d R e s u l t C a p t i o n _ 1   E l e m e n t T y p e = " C o l u m n "   E l e m e n t I d = " 1 5 4 8 2 0 5 1 6 9 "   D a t a T y p e = " T e x t " > P r o m p t e d R e s u l t C a p t i o n _ 1 < / P r o m p t e d R e s u l t C a p t i o n _ 1 > - 
-             < P r o m p t e d R e s u l t C a p t i o n _ 1 0   E l e m e n t T y p e = " C o l u m n "   E l e m e n t I d = " 6 6 5 1 3 7 3 2 1 "   D a t a T y p e = " T e x t " > P r o m p t e d R e s u l t C a p t i o n _ 1 0 < / P r o m p t e d R e s u l t C a p t i o n _ 1 0 > - 
-             < P r o m p t e d R e s u l t C a p t i o n _ 2   E l e m e n t T y p e = " C o l u m n "   E l e m e n t I d = " 2 1 0 9 0 6 5 5 1 0 "   D a t a T y p e = " T e x t " > P r o m p t e d R e s u l t C a p t i o n _ 2 < / P r o m p t e d R e s u l t C a p t i o n _ 2 > - 
-             < P r o m p t e d R e s u l t C a p t i o n _ 3   E l e m e n t T y p e = " C o l u m n "   E l e m e n t I d = " 1 4 7 1 3 6 8 8 9 3 "   D a t a T y p e = " T e x t " > P r o m p t e d R e s u l t C a p t i o n _ 3 < / P r o m p t e d R e s u l t C a p t i o n _ 3 > - 
-             < P r o m p t e d R e s u l t C a p t i o n _ 4   E l e m e n t T y p e = " C o l u m n "   E l e m e n t I d = " 8 3 3 6 7 2 2 7 6 "   D a t a T y p e = " T e x t " > P r o m p t e d R e s u l t C a p t i o n _ 4 < / P r o m p t e d R e s u l t C a p t i o n _ 4 > - 
-             < P r o m p t e d R e s u l t C a p t i o n _ 5   E l e m e n t T y p e = " C o l u m n "   E l e m e n t I d = " 1 9 5 9 7 5 6 5 9 "   D a t a T y p e = " T e x t " > P r o m p t e d R e s u l t C a p t i o n _ 5 < / P r o m p t e d R e s u l t C a p t i o n _ 5 > - 
-             < P r o m p t e d R e s u l t C a p t i o n _ 6   E l e m e n t T y p e = " C o l u m n "   E l e m e n t I d = " 4 4 1 7 2 0 9 5 8 "   D a t a T y p e = " T e x t " > P r o m p t e d R e s u l t C a p t i o n _ 6 < / P r o m p t e d R e s u l t C a p t i o n _ 6 > - 
-             < P r o m p t e d R e s u l t C a p t i o n _ 7   E l e m e n t T y p e = " C o l u m n "   E l e m e n t I d = " 1 0 7 9 4 1 7 5 7 5 "   D a t a T y p e = " T e x t " > P r o m p t e d R e s u l t C a p t i o n _ 7 < / P r o m p t e d R e s u l t C a p t i o n _ 7 > - 
-             < P r o m p t e d R e s u l t C a p t i o n _ 8   E l e m e n t T y p e = " C o l u m n "   E l e m e n t I d = " 1 0 3 9 0 2 9 1 2 "   D a t a T y p e = " T e x t " > P r o m p t e d R e s u l t C a p t i o n _ 8 < / P r o m p t e d R e s u l t C a p t i o n _ 8 > - 
-             < P r o m p t e d R e s u l t C a p t i o n _ 9   E l e m e n t T y p e = " C o l u m n "   E l e m e n t I d = " 7 4 1 5 9 9 5 2 9 "   D a t a T y p e = " T e x t " > P r o m p t e d R e s u l t C a p t i o n _ 9 < / P r o m p t e d R e s u l t C a p t i o n _ 9 > - 
-             < P r o m p t e d R e s u l t C o n d i t i o n D e s c r i p t i o n _ 1   E l e m e n t T y p e = " C o l u m n "   E l e m e n t I d = " 1 7 7 6 7 4 4 4 3 4 "   D a t a T y p e = " T e x t " > P r o m p t e d R e s u l t C o n d i t i o n D e s c r i p t i o n _ 1 < / P r o m p t e d R e s u l t C o n d i t i o n D e s c r i p t i o n _ 1 > - 
-             < P r o m p t e d R e s u l t C o n d i t i o n D e s c r i p t i o n _ 1 0   E l e m e n t T y p e = " C o l u m n "   E l e m e n t I d = " 1 0 2 8 7 8 8 8 8 2 "   D a t a T y p e = " T e x t " > P r o m p t e d R e s u l t C o n d i t i o n D e s c r i p t i o n _ 1 0 < / P r o m p t e d R e s u l t C o n d i t i o n D e s c r i p t i o n _ 1 0 > - 
-             < P r o m p t e d R e s u l t C o n d i t i o n D e s c r i p t i o n _ 2   E l e m e n t T y p e = " C o l u m n "   E l e m e n t I d = " 1 1 3 9 0 4 7 8 1 7 "   D a t a T y p e = " T e x t " > P r o m p t e d R e s u l t C o n d i t i o n D e s c r i p t i o n _ 2 < / P r o m p t e d R e s u l t C o n d i t i o n D e s c r i p t i o n _ 2 > - 
-             < P r o m p t e d R e s u l t C o n d i t i o n D e s c r i p t i o n _ 3   E l e m e n t T y p e = " C o l u m n "   E l e m e n t I d = " 5 0 1 3 5 1 2 0 0 "   D a t a T y p e = " T e x t " > P r o m p t e d R e s u l t C o n d i t i o n D e s c r i p t i o n _ 3 < / P r o m p t e d R e s u l t C o n d i t i o n D e s c r i p t i o n _ 3 > - 
-             < P r o m p t e d R e s u l t C o n d i t i o n D e s c r i p t i o n _ 4   E l e m e n t T y p e = " C o l u m n "   E l e m e n t I d = " 6 7 0 2 6 0 2 2 3 "   D a t a T y p e = " T e x t " > P r o m p t e d R e s u l t C o n d i t i o n D e s c r i p t i o n _ 4 < / P r o m p t e d R e s u l t C o n d i t i o n D e s c r i p t i o n _ 4 > - 
-             < P r o m p t e d R e s u l t C o n d i t i o n D e s c r i p t i o n _ 5   E l e m e n t T y p e = " C o l u m n "   E l e m e n t I d = " 3 2 5 6 3 6 0 6 "   D a t a T y p e = " T e x t " > P r o m p t e d R e s u l t C o n d i t i o n D e s c r i p t i o n _ 5 < / P r o m p t e d R e s u l t C o n d i t i o n D e s c r i p t i o n _ 5 > - 
-             < P r o m p t e d R e s u l t C o n d i t i o n D e s c r i p t i o n _ 6   E l e m e n t T y p e = " C o l u m n "   E l e m e n t I d = " 6 0 5 1 3 3 0 1 1 "   D a t a T y p e = " T e x t " > P r o m p t e d R e s u l t C o n d i t i o n D e s c r i p t i o n _ 6 < / P r o m p t e d R e s u l t C o n d i t i o n D e s c r i p t i o n _ 6 > - 
-             < P r o m p t e d R e s u l t C o n d i t i o n D e s c r i p t i o n _ 7   E l e m e n t T y p e = " C o l u m n "   E l e m e n t I d = " 1 2 4 2 8 2 9 6 2 8 "   D a t a T y p e = " T e x t " > P r o m p t e d R e s u l t C o n d i t i o n D e s c r i p t i o n _ 7 < / P r o m p t e d R e s u l t C o n d i t i o n D e s c r i p t i o n _ 7 > - 
-             < P r o m p t e d R e s u l t C o n d i t i o n D e s c r i p t i o n _ 8   E l e m e n t T y p e = " C o l u m n "   E l e m e n t I d = " 1 0 7 3 9 2 0 6 0 5 "   D a t a T y p e = " T e x t " > P r o m p t e d R e s u l t C o n d i t i o n D e s c r i p t i o n _ 8 < / P r o m p t e d R e s u l t C o n d i t i o n D e s c r i p t i o n _ 8 > - 
-             < P r o m p t e d R e s u l t C o n d i t i o n D e s c r i p t i o n _ 9   E l e m e n t T y p e = " C o l u m n "   E l e m e n t I d = " 1 7 1 1 6 1 7 2 2 2 "   D a t a T y p e = " T e x t " > P r o m p t e d R e s u l t C o n d i t i o n D e s c r i p t i o n _ 9 < / P r o m p t e d R e s u l t C o n d i t i o n D e s c r i p t i o n _ 9 > - 
-             < P r o m p t e d R e s u l t V i s i b l e _ 1   E l e m e n t T y p e = " C o l u m n "   E l e m e n t I d = " 1 3 9 9 7 0 4 4 1 7 "   D a t a T y p e = " B o o l e a n " > P r o m p t e d R e s u l t V i s i b l e _ 1 < / P r o m p t e d R e s u l t V i s i b l e _ 1 > - 
-             < P r o m p t e d R e s u l t V i s i b l e _ 1 0   E l e m e n t T y p e = " C o l u m n "   E l e m e n t I d = " 6 6 3 6 8 2 6 1 7 "   D a t a T y p e = " B o o l e a n " > P r o m p t e d R e s u l t V i s i b l e _ 1 0 < / P r o m p t e d R e s u l t V i s i b l e _ 1 0 > - 
-             < P r o m p t e d R e s u l t V i s i b l e _ 2   E l e m e n t T y p e = " C o l u m n "   E l e m e n t I d = " 2 0 3 7 4 0 1 0 3 4 "   D a t a T y p e = " B o o l e a n " > P r o m p t e d R e s u l t V i s i b l e _ 2 < / P r o m p t e d R e s u l t V i s i b l e _ 2 > - 
-             < P r o m p t e d R e s u l t V i s i b l e _ 3   E l e m e n t T y p e = " C o l u m n "   E l e m e n t I d = " 1 6 1 9 8 6 9 6 4 5 "   D a t a T y p e = " B o o l e a n " > P r o m p t e d R e s u l t V i s i b l e _ 3 < / P r o m p t e d R e s u l t V i s i b l e _ 3 > - 
-             < P r o m p t e d R e s u l t V i s i b l e _ 4   E l e m e n t T y p e = " C o l u m n "   E l e m e n t I d = " 9 8 2 1 7 3 0 2 8 "   D a t a T y p e = " B o o l e a n " > P r o m p t e d R e s u l t V i s i b l e _ 4 < / P r o m p t e d R e s u l t V i s i b l e _ 4 > - 
-             < P r o m p t e d R e s u l t V i s i b l e _ 5   E l e m e n t T y p e = " C o l u m n "   E l e m e n t I d = " 3 4 4 4 7 6 4 1 1 "   D a t a T y p e = " B o o l e a n " > P r o m p t e d R e s u l t V i s i b l e _ 5 < / P r o m p t e d R e s u l t V i s i b l e _ 5 > - 
-             < P r o m p t e d R e s u l t V i s i b l e _ 6   E l e m e n t T y p e = " C o l u m n "   E l e m e n t I d = " 2 9 3 2 2 0 2 0 6 "   D a t a T y p e = " B o o l e a n " > P r o m p t e d R e s u l t V i s i b l e _ 6 < / P r o m p t e d R e s u l t V i s i b l e _ 6 > - 
-             < P r o m p t e d R e s u l t V i s i b l e _ 7   E l e m e n t T y p e = " C o l u m n "   E l e m e n t I d = " 9 3 0 9 1 6 8 2 3 "   D a t a T y p e = " B o o l e a n " > P r o m p t e d R e s u l t V i s i b l e _ 7 < / P r o m p t e d R e s u l t V i s i b l e _ 7 > - 
-             < P r o m p t e d R e s u l t V i s i b l e _ 8   E l e m e n t T y p e = " C o l u m n "   E l e m e n t I d = " 4 4 5 9 7 8 4 0 "   D a t a T y p e = " B o o l e a n " > P r o m p t e d R e s u l t V i s i b l e _ 8 < / P r o m p t e d R e s u l t V i s i b l e _ 8 > - 
-             < P r o m p t e d R e s u l t V i s i b l e _ 9   E l e m e n t T y p e = " C o l u m n "   E l e m e n t I d = " 5 9 3 0 9 8 7 7 7 "   D a t a T y p e = " B o o l e a n " > P r o m p t e d R e s u l t V i s i b l e _ 9 < / P r o m p t e d R e s u l t V i s i b l e _ 9 > - 
-             < T e s t _ R e s u l t   E l e m e n t T y p e = " C o l u m n "   E l e m e n t I d = " 1 2 7 1 0 6 2 1 4 1 "   D a t a T y p e = " C o d e " > T e s t _ R e s u l t < / T e s t _ R e s u l t > - 
-             < T e s t _ R e s u l t D e s c r i p t i o n   E l e m e n t T y p e = " C o l u m n "   E l e m e n t I d = " 1 9 4 3 4 5 8 6 8 5 "   D a t a T y p e = " T e x t " > T e s t _ R e s u l t D e s c r i p t i o n < / T e s t _ R e s u l t D e s c r i p t i o n > - 
-             < T e s t _ V a l u e   E l e m e n t T y p e = " C o l u m n "   E l e m e n t I d = " 8 1 3 5 6 4 5 2 1 "   D a t a T y p e = " T e x t " > T e s t _ V a l u e < / T e s t _ V a l u e > - 
-             < W o r d D e s c r i p t i o n   E l e m e n t T y p e = " C o l u m n "   E l e m e n t I d = " 5 4 4 0 8 2 0 6 7 "   D a t a T y p e = " T e x t " > W o r d D e s c r i p t i o n < / W o r d D e s c r i p t i o n > - 
-             < W o r d M o d i f i e d B y U s e r N a m e   E l e m e n t T y p e = " C o l u m n "   E l e m e n t I d = " 1 6 2 5 9 3 3 4 7 9 "   D a t a T y p e = " T e x t " > W o r d M o d i f i e d B y U s e r N a m e < / W o r d M o d i f i e d B y U s e r N a m e > - 
-             < W o r d M o d i f i e d D a t e T i m e   E l e m e n t T y p e = " C o l u m n "   E l e m e n t I d = " 2 0 8 1 0 1 2 8 7 5 "   D a t a T y p e = " T e x t " > W o r d M o d i f i e d D a t e T i m e < / W o r d M o d i f i e d D a t e T i m e > - 
-             < W o r d T e s t V a l u e   E l e m e n t T y p e = " C o l u m n "   E l e m e n t I d = " 1 4 4 7 8 2 4 1 2 2 "   D a t a T y p e = " T e x t " > W o r d T e s t V a l u e < / W o r d T e s t V a l u e > +     < C u r r e n t I n s p e c t i o n > + 
+         < A p p r o v e r N a m e L a b e l > A p p r o v e r N a m e L a b e l < / A p p r o v e r N a m e L a b e l > + 
+         < A p p r o v e r S i g n a t u r e L a b e l > A p p r o v e r S i g n a t u r e L a b e l < / A p p r o v e r S i g n a t u r e L a b e l > + 
+         < C O A C o n t a c t _ A l l > C O A C o n t a c t _ A l l < / C O A C o n t a c t _ A l l > + 
+         < C O A C o n t a c t _ R o w 1 > C O A C o n t a c t _ R o w 1 < / C O A C o n t a c t _ R o w 1 > + 
+         < C O A C o n t a c t _ R o w 2 > C O A C o n t a c t _ R o w 2 < / C O A C o n t a c t _ R o w 2 > + 
+         < C O A C o n t a c t _ R o w 3 > C O A C o n t a c t _ R o w 3 < / C O A C o n t a c t _ R o w 3 > + 
+         < C O A C o n t a c t _ R o w 4 > C O A C o n t a c t _ R o w 4 < / C O A C o n t a c t _ R o w 4 > + 
+         < C O A C o n t a c t _ R o w 5 > C O A C o n t a c t _ R o w 5 < / C O A C o n t a c t _ R o w 5 > + 
+         < C O A C o n t a c t _ R o w 6 > C O A C o n t a c t _ R o w 6 < / C O A C o n t a c t _ R o w 6 > + 
+         < C O A C o n t a c t _ R o w 7 > C O A C o n t a c t _ R o w 7 < / C O A C o n t a c t _ R o w 7 > + 
+         < C O A C o n t a c t _ R o w 8 > C O A C o n t a c t _ R o w 8 < / C O A C o n t a c t _ R o w 8 > + 
+         < C o m p a n y I n f o r m a t i o n _ A l l > C o m p a n y I n f o r m a t i o n _ A l l < / C o m p a n y I n f o r m a t i o n _ A l l > + 
+         < C o m p a n y I n f o r m a t i o n _ R o w 1 > C o m p a n y I n f o r m a t i o n _ R o w 1 < / C o m p a n y I n f o r m a t i o n _ R o w 1 > + 
+         < C o m p a n y I n f o r m a t i o n _ R o w 2 > C o m p a n y I n f o r m a t i o n _ R o w 2 < / C o m p a n y I n f o r m a t i o n _ R o w 2 > + 
+         < C o m p a n y I n f o r m a t i o n _ R o w 3 > C o m p a n y I n f o r m a t i o n _ R o w 3 < / C o m p a n y I n f o r m a t i o n _ R o w 3 > + 
+         < C o m p a n y I n f o r m a t i o n _ R o w 4 > C o m p a n y I n f o r m a t i o n _ R o w 4 < / C o m p a n y I n f o r m a t i o n _ R o w 4 > + 
+         < C o m p a n y I n f o r m a t i o n _ R o w 5 > C o m p a n y I n f o r m a t i o n _ R o w 5 < / C o m p a n y I n f o r m a t i o n _ R o w 5 > + 
+         < C o m p a n y I n f o r m a t i o n _ R o w 6 > C o m p a n y I n f o r m a t i o n _ R o w 6 < / C o m p a n y I n f o r m a t i o n _ R o w 6 > + 
+         < C o m p a n y I n f o r m a t i o n _ R o w 7 > C o m p a n y I n f o r m a t i o n _ R o w 7 < / C o m p a n y I n f o r m a t i o n _ R o w 7 > + 
+         < C o m p a n y I n f o r m a t i o n _ R o w 8 > C o m p a n y I n f o r m a t i o n _ R o w 8 < / C o m p a n y I n f o r m a t i o n _ R o w 8 > + 
+         < C o m p a n y L o g o   / > + 
+         < E m a i l L a b e l > E m a i l L a b e l < / E m a i l L a b e l > + 
+         < E m a i l V a l u e > E m a i l V a l u e < / E m a i l V a l u e > + 
+         < F i n i s h e d B y N a m e L a b e l > F i n i s h e d B y N a m e L a b e l < / F i n i s h e d B y N a m e L a b e l > + 
+         < F i n i s h e d B y S i g n a t u r e L a b e l > F i n i s h e d B y S i g n a t u r e L a b e l < / F i n i s h e d B y S i g n a t u r e L a b e l > + 
+         < F i n i s h e d D a t e O n l y > F i n i s h e d D a t e O n l y < / F i n i s h e d D a t e O n l y > + 
+         < H o m e P a g e L a b e l > H o m e P a g e L a b e l < / H o m e P a g e L a b e l > + 
+         < H o m e P a g e V a l u e > H o m e P a g e V a l u e < / H o m e P a g e V a l u e > + 
+         < I n s p e c t i o n D e s c r i p t i o n > I n s p e c t i o n D e s c r i p t i o n < / I n s p e c t i o n D e s c r i p t i o n > + 
+         < I t e m D e s c r i p t i o n > I t e m D e s c r i p t i o n < / I t e m D e s c r i p t i o n > + 
+         < I t e m T r a c k i n g D e s c r i p t i o n > I t e m T r a c k i n g D e s c r i p t i o n < / I t e m T r a c k i n g D e s c r i p t i o n > + 
+         < P h o n e N o L a b e l > P h o n e N o L a b e l < / P h o n e N o L a b e l > + 
+         < P h o n e N o V a l u e > P h o n e N o V a l u e < / P h o n e N o V a l u e > + 
+         < Q l t y I n s p e c t i o n T e m p l a t e _ D e s c r i p t i o n > Q l t y I n s p e c t i o n T e m p l a t e _ D e s c r i p t i o n < / Q l t y I n s p e c t i o n T e m p l a t e _ D e s c r i p t i o n > + 
+         < Q l t y I n s p e c t i o n _ D e s c r i p t i o n > Q l t y I n s p e c t i o n _ D e s c r i p t i o n < / Q l t y I n s p e c t i o n _ D e s c r i p t i o n > + 
+         < Q l t y I n s p e c t i o n _ D i r e c t o r _ N a m e > Q l t y I n s p e c t i o n _ D i r e c t o r _ N a m e < / Q l t y I n s p e c t i o n _ D i r e c t o r _ N a m e > + 
+         < Q l t y I n s p e c t i o n _ D i r e c t o r _ T i t l e > Q l t y I n s p e c t i o n _ D i r e c t o r _ T i t l e < / Q l t y I n s p e c t i o n _ D i r e c t o r _ T i t l e > + 
+         < Q l t y I n s p e c t i o n _ F i n i s h e d _ B y _ E m a i l > Q l t y I n s p e c t i o n _ F i n i s h e d _ B y _ E m a i l < / Q l t y I n s p e c t i o n _ F i n i s h e d _ B y _ E m a i l > + 
+         < Q l t y I n s p e c t i o n _ F i n i s h e d _ B y _ P h o n e > Q l t y I n s p e c t i o n _ F i n i s h e d _ B y _ P h o n e < / Q l t y I n s p e c t i o n _ F i n i s h e d _ B y _ P h o n e > + 
+         < Q l t y I n s p e c t i o n _ F i n i s h e d _ B y _ T i t l e > Q l t y I n s p e c t i o n _ F i n i s h e d _ B y _ T i t l e < / Q l t y I n s p e c t i o n _ F i n i s h e d _ B y _ T i t l e > + 
+         < Q l t y I n s p e c t i o n _ F i n i s h e d _ B y _ U s e r N a m e > Q l t y I n s p e c t i o n _ F i n i s h e d _ B y _ U s e r N a m e < / Q l t y I n s p e c t i o n _ F i n i s h e d _ B y _ U s e r N a m e > + 
+         < Q l t y I n s p e c t i o n _ F i n i s h e d _ B y _ U s e r _ I D > Q l t y I n s p e c t i o n _ F i n i s h e d _ B y _ U s e r _ I D < / Q l t y I n s p e c t i o n _ F i n i s h e d _ B y _ U s e r _ I D > + 
+         < Q l t y I n s p e c t i o n _ F i n i s h e d _ D a t e > Q l t y I n s p e c t i o n _ F i n i s h e d _ D a t e < / Q l t y I n s p e c t i o n _ F i n i s h e d _ D a t e > + 
+         < Q l t y I n s p e c t i o n _ N o > Q l t y I n s p e c t i o n _ N o < / Q l t y I n s p e c t i o n _ N o > + 
+         < Q l t y I n s p e c t i o n _ R e i n s p e c t i o n N o > Q l t y I n s p e c t i o n _ R e i n s p e c t i o n N o < / Q l t y I n s p e c t i o n _ R e i n s p e c t i o n N o > + 
+         < Q l t y I n s p e c t i o n _ R e s u l t _ C o d e > Q l t y I n s p e c t i o n _ R e s u l t _ C o d e < / Q l t y I n s p e c t i o n _ R e s u l t _ C o d e > + 
+         < Q l t y I n s p e c t i o n _ R e s u l t _ D e s c r i p t i o n > Q l t y I n s p e c t i o n _ R e s u l t _ D e s c r i p t i o n < / Q l t y I n s p e c t i o n _ R e s u l t _ D e s c r i p t i o n > + 
+         < Q l t y I n s p e c t i o n _ S o u r c e _ C u s t o m _ 1 > Q l t y I n s p e c t i o n _ S o u r c e _ C u s t o m _ 1 < / Q l t y I n s p e c t i o n _ S o u r c e _ C u s t o m _ 1 > + 
+         < Q l t y I n s p e c t i o n _ S o u r c e _ C u s t o m _ 1 0 > Q l t y I n s p e c t i o n _ S o u r c e _ C u s t o m _ 1 0 < / Q l t y I n s p e c t i o n _ S o u r c e _ C u s t o m _ 1 0 > + 
+         < Q l t y I n s p e c t i o n _ S o u r c e _ C u s t o m _ 2 > Q l t y I n s p e c t i o n _ S o u r c e _ C u s t o m _ 2 < / Q l t y I n s p e c t i o n _ S o u r c e _ C u s t o m _ 2 > + 
+         < Q l t y I n s p e c t i o n _ S o u r c e _ C u s t o m _ 3 > Q l t y I n s p e c t i o n _ S o u r c e _ C u s t o m _ 3 < / Q l t y I n s p e c t i o n _ S o u r c e _ C u s t o m _ 3 > + 
+         < Q l t y I n s p e c t i o n _ S o u r c e _ C u s t o m _ 4 > Q l t y I n s p e c t i o n _ S o u r c e _ C u s t o m _ 4 < / Q l t y I n s p e c t i o n _ S o u r c e _ C u s t o m _ 4 > + 
+         < Q l t y I n s p e c t i o n _ S o u r c e _ C u s t o m _ 5 > Q l t y I n s p e c t i o n _ S o u r c e _ C u s t o m _ 5 < / Q l t y I n s p e c t i o n _ S o u r c e _ C u s t o m _ 5 > + 
+         < Q l t y I n s p e c t i o n _ S o u r c e _ C u s t o m _ 6 > Q l t y I n s p e c t i o n _ S o u r c e _ C u s t o m _ 6 < / Q l t y I n s p e c t i o n _ S o u r c e _ C u s t o m _ 6 > + 
+         < Q l t y I n s p e c t i o n _ S o u r c e _ C u s t o m _ 7 > Q l t y I n s p e c t i o n _ S o u r c e _ C u s t o m _ 7 < / Q l t y I n s p e c t i o n _ S o u r c e _ C u s t o m _ 7 > + 
+         < Q l t y I n s p e c t i o n _ S o u r c e _ C u s t o m _ 8 > Q l t y I n s p e c t i o n _ S o u r c e _ C u s t o m _ 8 < / Q l t y I n s p e c t i o n _ S o u r c e _ C u s t o m _ 8 > + 
+         < Q l t y I n s p e c t i o n _ S o u r c e _ C u s t o m _ 9 > Q l t y I n s p e c t i o n _ S o u r c e _ C u s t o m _ 9 < / Q l t y I n s p e c t i o n _ S o u r c e _ C u s t o m _ 9 > + 
+         < Q l t y I n s p e c t i o n _ S o u r c e _ D o c u m e n t _ N o _ > Q l t y I n s p e c t i o n _ S o u r c e _ D o c u m e n t _ N o _ < / Q l t y I n s p e c t i o n _ S o u r c e _ D o c u m e n t _ N o _ > + 
+         < Q l t y I n s p e c t i o n _ S o u r c e _ I t e m _ D e s c r i p t i o n > Q l t y I n s p e c t i o n _ S o u r c e _ I t e m _ D e s c r i p t i o n < / Q l t y I n s p e c t i o n _ S o u r c e _ I t e m _ D e s c r i p t i o n > + 
+         < Q l t y I n s p e c t i o n _ S o u r c e _ I t e m _ D e s c r i p t i o n 2 > Q l t y I n s p e c t i o n _ S o u r c e _ I t e m _ D e s c r i p t i o n 2 < / Q l t y I n s p e c t i o n _ S o u r c e _ I t e m _ D e s c r i p t i o n 2 > + 
+         < Q l t y I n s p e c t i o n _ S o u r c e _ I t e m _ N o _ > Q l t y I n s p e c t i o n _ S o u r c e _ I t e m _ N o _ < / Q l t y I n s p e c t i o n _ S o u r c e _ I t e m _ N o _ > + 
+         < Q l t y I n s p e c t i o n _ S o u r c e _ L o t _ N o _ > Q l t y I n s p e c t i o n _ S o u r c e _ L o t _ N o _ < / Q l t y I n s p e c t i o n _ S o u r c e _ L o t _ N o _ > + 
+         < Q l t y I n s p e c t i o n _ S o u r c e _ P a c k a g e _ N o _ > Q l t y I n s p e c t i o n _ S o u r c e _ P a c k a g e _ N o _ < / Q l t y I n s p e c t i o n _ S o u r c e _ P a c k a g e _ N o _ > + 
+         < Q l t y I n s p e c t i o n _ S o u r c e _ S e r i a l _ N o _ > Q l t y I n s p e c t i o n _ S o u r c e _ S e r i a l _ N o _ < / Q l t y I n s p e c t i o n _ S o u r c e _ S e r i a l _ N o _ > + 
+         < Q l t y I n s p e c t i o n _ S o u r c e _ T a s k _ N o _ > Q l t y I n s p e c t i o n _ S o u r c e _ T a s k _ N o _ < / Q l t y I n s p e c t i o n _ S o u r c e _ T a s k _ N o _ > + 
+         < Q l t y I n s p e c t i o n _ S o u r c e _ V a r i a n t _ C o d e > Q l t y I n s p e c t i o n _ S o u r c e _ V a r i a n t _ C o d e < / Q l t y I n s p e c t i o n _ S o u r c e _ V a r i a n t _ C o d e > + 
+         < Q l t y I n s p e c t i o n _ S t a t u s > Q l t y I n s p e c t i o n _ S t a t u s < / Q l t y I n s p e c t i o n _ S t a t u s > + 
+         < C u r r e n t I n s p e c t i o n L i n e > + 
+             < C a r r i a g e R e t u r n P e r s o n F i e l d D e t a i l s > C a r r i a g e R e t u r n P e r s o n F i e l d D e t a i l s < / C a r r i a g e R e t u r n P e r s o n F i e l d D e t a i l s > + 
+             < C o n d i t i o n L a b e l _ 1 > C o n d i t i o n L a b e l _ 1 < / C o n d i t i o n L a b e l _ 1 > + 
+             < C o n d i t i o n L a b e l _ 2 > C o n d i t i o n L a b e l _ 2 < / C o n d i t i o n L a b e l _ 2 > + 
+             < F i e l d _ C o d e > F i e l d _ C o d e < / F i e l d _ C o d e > + 
+             < F i e l d _ D e s c r i p t i o n > F i e l d _ D e s c r i p t i o n < / F i e l d _ D e s c r i p t i o n > + 
+             < F i e l d _ E n t e r e d B y N a m e A n d T i m e s t a m p > F i e l d _ E n t e r e d B y N a m e A n d T i m e s t a m p < / F i e l d _ E n t e r e d B y N a m e A n d T i m e s t a m p > + 
+             < F i e l d _ H a s E n t e r e d V a l u e > F i e l d _ H a s E n t e r e d V a l u e < / F i e l d _ H a s E n t e r e d V a l u e > + 
+             < F i e l d _ I f P e r s o n E m a i l > F i e l d _ I f P e r s o n E m a i l < / F i e l d _ I f P e r s o n E m a i l > + 
+             < F i e l d _ I f P e r s o n N a m e > F i e l d _ I f P e r s o n N a m e < / F i e l d _ I f P e r s o n N a m e > + 
+             < F i e l d _ I f P e r s o n P h o n e > F i e l d _ I f P e r s o n P h o n e < / F i e l d _ I f P e r s o n P h o n e > + 
+             < F i e l d _ I f P e r s o n T i t l e > F i e l d _ I f P e r s o n T i t l e < / F i e l d _ I f P e r s o n T i t l e > + 
+             < F i e l d _ I s L a b e l > F i e l d _ I s L a b e l < / F i e l d _ I s L a b e l > + 
+             < F i e l d _ I s P e r s o n F i e l d > F i e l d _ I s P e r s o n F i e l d < / F i e l d _ I s P e r s o n F i e l d > + 
+             < F i e l d _ I s T e x t > F i e l d _ I s T e x t < / F i e l d _ I s T e x t > + 
+             < F i e l d _ L i n e C o m m e n t a r y > F i e l d _ L i n e C o m m e n t a r y < / F i e l d _ L i n e C o m m e n t a r y > + 
+             < F i e l d _ M o d i f i e d B y U s e r E m a i l > F i e l d _ M o d i f i e d B y U s e r E m a i l < / F i e l d _ M o d i f i e d B y U s e r E m a i l > + 
+             < F i e l d _ M o d i f i e d B y U s e r I D > F i e l d _ M o d i f i e d B y U s e r I D < / F i e l d _ M o d i f i e d B y U s e r I D > + 
+             < F i e l d _ M o d i f i e d B y U s e r J o b T i t l e > F i e l d _ M o d i f i e d B y U s e r J o b T i t l e < / F i e l d _ M o d i f i e d B y U s e r J o b T i t l e > + 
+             < F i e l d _ M o d i f i e d B y U s e r N a m e > F i e l d _ M o d i f i e d B y U s e r N a m e < / F i e l d _ M o d i f i e d B y U s e r N a m e > + 
+             < F i e l d _ M o d i f i e d B y U s e r P h o n e > F i e l d _ M o d i f i e d B y U s e r P h o n e < / F i e l d _ M o d i f i e d B y U s e r P h o n e > + 
+             < F i e l d _ M o d i f i e d D a t e T i m e > F i e l d _ M o d i f i e d D a t e T i m e < / F i e l d _ M o d i f i e d D a t e T i m e > + 
+             < F i e l d _ T y p e > F i e l d _ T y p e < / F i e l d _ T y p e > + 
+             < L a b e l F i e l d _ D e s c r i p t i o n > L a b e l F i e l d _ D e s c r i p t i o n < / L a b e l F i e l d _ D e s c r i p t i o n > + 
+             < N u m e r i c _ V a l u e > N u m e r i c _ V a l u e < / N u m e r i c _ V a l u e > + 
+             < P r o m p t e d R e s u l t C a p t i o n _ 1 > P r o m p t e d R e s u l t C a p t i o n _ 1 < / P r o m p t e d R e s u l t C a p t i o n _ 1 > + 
+             < P r o m p t e d R e s u l t C a p t i o n _ 1 0 > P r o m p t e d R e s u l t C a p t i o n _ 1 0 < / P r o m p t e d R e s u l t C a p t i o n _ 1 0 > + 
+             < P r o m p t e d R e s u l t C a p t i o n _ 2 > P r o m p t e d R e s u l t C a p t i o n _ 2 < / P r o m p t e d R e s u l t C a p t i o n _ 2 > + 
+             < P r o m p t e d R e s u l t C a p t i o n _ 3 > P r o m p t e d R e s u l t C a p t i o n _ 3 < / P r o m p t e d R e s u l t C a p t i o n _ 3 > + 
+             < P r o m p t e d R e s u l t C a p t i o n _ 4 > P r o m p t e d R e s u l t C a p t i o n _ 4 < / P r o m p t e d R e s u l t C a p t i o n _ 4 > + 
+             < P r o m p t e d R e s u l t C a p t i o n _ 5 > P r o m p t e d R e s u l t C a p t i o n _ 5 < / P r o m p t e d R e s u l t C a p t i o n _ 5 > + 
+             < P r o m p t e d R e s u l t C a p t i o n _ 6 > P r o m p t e d R e s u l t C a p t i o n _ 6 < / P r o m p t e d R e s u l t C a p t i o n _ 6 > + 
+             < P r o m p t e d R e s u l t C a p t i o n _ 7 > P r o m p t e d R e s u l t C a p t i o n _ 7 < / P r o m p t e d R e s u l t C a p t i o n _ 7 > + 
+             < P r o m p t e d R e s u l t C a p t i o n _ 8 > P r o m p t e d R e s u l t C a p t i o n _ 8 < / P r o m p t e d R e s u l t C a p t i o n _ 8 > + 
+             < P r o m p t e d R e s u l t C a p t i o n _ 9 > P r o m p t e d R e s u l t C a p t i o n _ 9 < / P r o m p t e d R e s u l t C a p t i o n _ 9 > + 
+             < P r o m p t e d R e s u l t C o n d i t i o n D e s c r i p t i o n _ 1 > P r o m p t e d R e s u l t C o n d i t i o n D e s c r i p t i o n _ 1 < / P r o m p t e d R e s u l t C o n d i t i o n D e s c r i p t i o n _ 1 > + 
+             < P r o m p t e d R e s u l t C o n d i t i o n D e s c r i p t i o n _ 1 0 > P r o m p t e d R e s u l t C o n d i t i o n D e s c r i p t i o n _ 1 0 < / P r o m p t e d R e s u l t C o n d i t i o n D e s c r i p t i o n _ 1 0 > + 
+             < P r o m p t e d R e s u l t C o n d i t i o n D e s c r i p t i o n _ 2 > P r o m p t e d R e s u l t C o n d i t i o n D e s c r i p t i o n _ 2 < / P r o m p t e d R e s u l t C o n d i t i o n D e s c r i p t i o n _ 2 > + 
+             < P r o m p t e d R e s u l t C o n d i t i o n D e s c r i p t i o n _ 3 > P r o m p t e d R e s u l t C o n d i t i o n D e s c r i p t i o n _ 3 < / P r o m p t e d R e s u l t C o n d i t i o n D e s c r i p t i o n _ 3 > + 
+             < P r o m p t e d R e s u l t C o n d i t i o n D e s c r i p t i o n _ 4 > P r o m p t e d R e s u l t C o n d i t i o n D e s c r i p t i o n _ 4 < / P r o m p t e d R e s u l t C o n d i t i o n D e s c r i p t i o n _ 4 > + 
+             < P r o m p t e d R e s u l t C o n d i t i o n D e s c r i p t i o n _ 5 > P r o m p t e d R e s u l t C o n d i t i o n D e s c r i p t i o n _ 5 < / P r o m p t e d R e s u l t C o n d i t i o n D e s c r i p t i o n _ 5 > + 
+             < P r o m p t e d R e s u l t C o n d i t i o n D e s c r i p t i o n _ 6 > P r o m p t e d R e s u l t C o n d i t i o n D e s c r i p t i o n _ 6 < / P r o m p t e d R e s u l t C o n d i t i o n D e s c r i p t i o n _ 6 > + 
+             < P r o m p t e d R e s u l t C o n d i t i o n D e s c r i p t i o n _ 7 > P r o m p t e d R e s u l t C o n d i t i o n D e s c r i p t i o n _ 7 < / P r o m p t e d R e s u l t C o n d i t i o n D e s c r i p t i o n _ 7 > + 
+             < P r o m p t e d R e s u l t C o n d i t i o n D e s c r i p t i o n _ 8 > P r o m p t e d R e s u l t C o n d i t i o n D e s c r i p t i o n _ 8 < / P r o m p t e d R e s u l t C o n d i t i o n D e s c r i p t i o n _ 8 > + 
+             < P r o m p t e d R e s u l t C o n d i t i o n D e s c r i p t i o n _ 9 > P r o m p t e d R e s u l t C o n d i t i o n D e s c r i p t i o n _ 9 < / P r o m p t e d R e s u l t C o n d i t i o n D e s c r i p t i o n _ 9 > + 
+             < P r o m p t e d R e s u l t V i s i b l e _ 1 > P r o m p t e d R e s u l t V i s i b l e _ 1 < / P r o m p t e d R e s u l t V i s i b l e _ 1 > + 
+             < P r o m p t e d R e s u l t V i s i b l e _ 1 0 > P r o m p t e d R e s u l t V i s i b l e _ 1 0 < / P r o m p t e d R e s u l t V i s i b l e _ 1 0 > + 
+             < P r o m p t e d R e s u l t V i s i b l e _ 2 > P r o m p t e d R e s u l t V i s i b l e _ 2 < / P r o m p t e d R e s u l t V i s i b l e _ 2 > + 
+             < P r o m p t e d R e s u l t V i s i b l e _ 3 > P r o m p t e d R e s u l t V i s i b l e _ 3 < / P r o m p t e d R e s u l t V i s i b l e _ 3 > + 
+             < P r o m p t e d R e s u l t V i s i b l e _ 4 > P r o m p t e d R e s u l t V i s i b l e _ 4 < / P r o m p t e d R e s u l t V i s i b l e _ 4 > + 
+             < P r o m p t e d R e s u l t V i s i b l e _ 5 > P r o m p t e d R e s u l t V i s i b l e _ 5 < / P r o m p t e d R e s u l t V i s i b l e _ 5 > + 
+             < P r o m p t e d R e s u l t V i s i b l e _ 6 > P r o m p t e d R e s u l t V i s i b l e _ 6 < / P r o m p t e d R e s u l t V i s i b l e _ 6 > + 
+             < P r o m p t e d R e s u l t V i s i b l e _ 7 > P r o m p t e d R e s u l t V i s i b l e _ 7 < / P r o m p t e d R e s u l t V i s i b l e _ 7 > + 
+             < P r o m p t e d R e s u l t V i s i b l e _ 8 > P r o m p t e d R e s u l t V i s i b l e _ 8 < / P r o m p t e d R e s u l t V i s i b l e _ 8 > + 
+             < P r o m p t e d R e s u l t V i s i b l e _ 9 > P r o m p t e d R e s u l t V i s i b l e _ 9 < / P r o m p t e d R e s u l t V i s i b l e _ 9 > + 
+             < T e s t _ R e s u l t > T e s t _ R e s u l t < / T e s t _ R e s u l t > + 
+             < T e s t _ R e s u l t D e s c r i p t i o n > T e s t _ R e s u l t D e s c r i p t i o n < / T e s t _ R e s u l t D e s c r i p t i o n > + 
+             < T e s t _ V a l u e > T e s t _ V a l u e < / T e s t _ V a l u e > + 
+             < W o r d D e s c r i p t i o n > W o r d D e s c r i p t i o n < / W o r d D e s c r i p t i o n > + 
+             < W o r d M o d i f i e d B y U s e r N a m e > W o r d M o d i f i e d B y U s e r N a m e < / W o r d M o d i f i e d B y U s e r N a m e > + 
+             < W o r d M o d i f i e d D a t e T i m e > W o r d M o d i f i e d D a t e T i m e < / W o r d M o d i f i e d D a t e T i m e > + 
+             < W o r d T e s t V a l u e > W o r d T e s t V a l u e < / W o r d T e s t V a l u e >   
          < / C u r r e n t I n s p e c t i o n L i n e >   
@@ -6537,9 +6341,7 @@
  < / N a v W o r d R e p o r t X m l P a r t > 
 </file>
 
-<file path=customXml/item2.xml>��< ? x m l   v e r s i o n = " 1 . 0 "   e n c o d i n g = " u t f - 1 6 " ? > - 
- < N a v W o r d R e p o r t X m l P a r t   x m l n s = " u r n : m i c r o s o f t - d y n a m i c s - n a v / r e p o r t s / Q l t y _ N o n _ C o n f o r m a n c e / 2 0 4 0 3 / " > +<file path=customXml/item3.xml>��< ? x m l   v e r s i o n = " 1 . 0 "   e n c o d i n g = " u t f - 1 6 " ? > < N a v W o r d R e p o r t X m l P a r t   x m l n s = " u r n : m i c r o s o f t - d y n a m i c s - b u s i n e s s c e n t r a l / i n t e r n a l / e x t e n d e d / r e p o r t s / Q l t y _ N o n _ C o n f o r m a n c e / 2 0 4 0 3 / " >   
      < B C R e p o r t I n f o r m a t i o n >   
@@ -6607,295 +6409,497 @@
  
      < L a b e l s >   
-         < C o m p l e t e d B y L a b e l > C o m p l e t e d B y L a b e l < / C o m p l e t e d B y L a b e l > - 
-         < C o m p l e t e d D a t e L a b e l > C o m p l e t e d D a t e L a b e l < / C o m p l e t e d D a t e L a b e l > - 
-         < C o n d i t i o n L a b e l > C o n d i t i o n L a b e l < / C o n d i t i o n L a b e l > - 
-         < D a t e L a b e l > D a t e L a b e l < / D a t e L a b e l > - 
-         < E n t e r e d B y L a b e l > E n t e r e d B y L a b e l < / E n t e r e d B y L a b e l > - 
-         < F i e l d L a b e l > F i e l d L a b e l < / F i e l d L a b e l > - 
-         < I n s p e c t i o n L a b e l > I n s p e c t i o n L a b e l < / I n s p e c t i o n L a b e l > - 
-         < I t e m L a b e l > I t e m L a b e l < / I t e m L a b e l > - 
-         < I t e m T r a c k i n g L a b e l > I t e m T r a c k i n g L a b e l < / I t e m T r a c k i n g L a b e l > - 
-         < M e a s u r e m e n t L a b e l > M e a s u r e m e n t L a b e l < / M e a s u r e m e n t L a b e l > - 
-         < M e t r i c L a b e l > M e t r i c L a b e l < / M e t r i c L a b e l > - 
-         < R e p o r t T i t l e L a b e l > R e p o r t T i t l e L a b e l < / R e p o r t T i t l e L a b e l > - 
-         < R e s u l t L a b e l > R e s u l t L a b e l < / R e s u l t L a b e l > - 
-         < T e s t D o c u m e n t N o L a b e l > T e s t D o c u m e n t N o L a b e l < / T e s t D o c u m e n t N o L a b e l > +         < C o m p l e t e d B y L a b e l   E l e m e n t T y p e = " P a r a m e t e r "   E l e m e n t I d = " 9 2 6 8 6 1 7 7 3 "   D a t a T y p e = " S t r i n g " > C o m p l e t e d B y L a b e l < / C o m p l e t e d B y L a b e l > + 
+         < C o m p l e t e d D a t e L a b e l   E l e m e n t T y p e = " P a r a m e t e r "   E l e m e n t I d = " 1 4 6 7 6 7 4 5 7 8 "   D a t a T y p e = " S t r i n g " > C o m p l e t e d D a t e L a b e l < / C o m p l e t e d D a t e L a b e l > + 
+         < C o n d i t i o n L a b e l   E l e m e n t T y p e = " P a r a m e t e r "   E l e m e n t I d = " 1 4 2 4 6 4 8 2 8 8 "   D a t a T y p e = " S t r i n g " > C o n d i t i o n L a b e l < / C o n d i t i o n L a b e l > + 
+         < D a t e L a b e l   E l e m e n t T y p e = " P a r a m e t e r "   E l e m e n t I d = " 7 9 3 8 1 7 7 7 7 "   D a t a T y p e = " S t r i n g " > D a t e L a b e l < / D a t e L a b e l > + 
+         < E n t e r e d B y L a b e l   E l e m e n t T y p e = " P a r a m e t e r "   E l e m e n t I d = " 1 9 1 0 3 3 1 8 8 9 "   D a t a T y p e = " S t r i n g " > E n t e r e d B y L a b e l < / E n t e r e d B y L a b e l > + 
+         < F i e l d L a b e l   E l e m e n t T y p e = " P a r a m e t e r "   E l e m e n t I d = " 1 9 6 1 6 4 7 3 9 9 "   D a t a T y p e = " S t r i n g " > F i e l d L a b e l < / F i e l d L a b e l > + 
+         < I n s p e c t i o n L a b e l   E l e m e n t T y p e = " P a r a m e t e r "   E l e m e n t I d = " 1 5 4 9 8 3 1 5 2 5 "   D a t a T y p e = " S t r i n g " > I n s p e c t i o n L a b e l < / I n s p e c t i o n L a b e l > + 
+         < I t e m L a b e l   E l e m e n t T y p e = " P a r a m e t e r "   E l e m e n t I d = " 1 0 8 2 0 2 8 9 7 4 "   D a t a T y p e = " S t r i n g " > I t e m L a b e l < / I t e m L a b e l > + 
+         < I t e m T r a c k i n g L a b e l   E l e m e n t T y p e = " P a r a m e t e r "   E l e m e n t I d = " 9 3 5 5 3 4 6 7 1 "   D a t a T y p e = " S t r i n g " > I t e m T r a c k i n g L a b e l < / I t e m T r a c k i n g L a b e l > + 
+         < M e a s u r e m e n t L a b e l   E l e m e n t T y p e = " P a r a m e t e r "   E l e m e n t I d = " 1 7 6 1 7 7 1 9 3 5 "   D a t a T y p e = " S t r i n g " > M e a s u r e m e n t L a b e l < / M e a s u r e m e n t L a b e l > + 
+         < M e t r i c L a b e l   E l e m e n t T y p e = " P a r a m e t e r "   E l e m e n t I d = " 2 7 1 2 2 7 7 7 5 "   D a t a T y p e = " S t r i n g " > M e t r i c L a b e l < / M e t r i c L a b e l > + 
+         < R e p o r t T i t l e L a b e l   E l e m e n t T y p e = " P a r a m e t e r "   E l e m e n t I d = " 1 2 9 7 0 8 9 6 2 7 "   D a t a T y p e = " S t r i n g " > R e p o r t T i t l e L a b e l < / R e p o r t T i t l e L a b e l > + 
+         < R e s u l t L a b e l   E l e m e n t T y p e = " P a r a m e t e r "   E l e m e n t I d = " 4 0 7 6 0 6 8 8 6 "   D a t a T y p e = " S t r i n g " > R e s u l t L a b e l < / R e s u l t L a b e l > + 
+         < T e s t D o c u m e n t N o L a b e l   E l e m e n t T y p e = " P a r a m e t e r "   E l e m e n t I d = " 1 6 2 2 1 4 2 9 2 3 "   D a t a T y p e = " S t r i n g " > T e s t D o c u m e n t N o L a b e l < / T e s t D o c u m e n t N o L a b e l >   
      < / L a b e l s >   
-     < C u r r e n t I n s p e c t i o n > - 
-         < A p p r o v e r N a m e L a b e l > A p p r o v e r N a m e L a b e l < / A p p r o v e r N a m e L a b e l > - 
-         < A p p r o v e r S i g n a t u r e L a b e l > A p p r o v e r S i g n a t u r e L a b e l < / A p p r o v e r S i g n a t u r e L a b e l > - 
-         < C O A C o n t a c t _ A l l > C O A C o n t a c t _ A l l < / C O A C o n t a c t _ A l l > - 
-         < C O A C o n t a c t _ R o w 1 > C O A C o n t a c t _ R o w 1 < / C O A C o n t a c t _ R o w 1 > - 
-         < C O A C o n t a c t _ R o w 2 > C O A C o n t a c t _ R o w 2 < / C O A C o n t a c t _ R o w 2 > - 
-         < C O A C o n t a c t _ R o w 3 > C O A C o n t a c t _ R o w 3 < / C O A C o n t a c t _ R o w 3 > - 
-         < C O A C o n t a c t _ R o w 4 > C O A C o n t a c t _ R o w 4 < / C O A C o n t a c t _ R o w 4 > - 
-         < C O A C o n t a c t _ R o w 5 > C O A C o n t a c t _ R o w 5 < / C O A C o n t a c t _ R o w 5 > - 
-         < C O A C o n t a c t _ R o w 6 > C O A C o n t a c t _ R o w 6 < / C O A C o n t a c t _ R o w 6 > - 
-         < C O A C o n t a c t _ R o w 7 > C O A C o n t a c t _ R o w 7 < / C O A C o n t a c t _ R o w 7 > - 
-         < C O A C o n t a c t _ R o w 8 > C O A C o n t a c t _ R o w 8 < / C O A C o n t a c t _ R o w 8 > - 
-         < C o m p a n y I n f o r m a t i o n _ A l l > C o m p a n y I n f o r m a t i o n _ A l l < / C o m p a n y I n f o r m a t i o n _ A l l > - 
-         < C o m p a n y I n f o r m a t i o n _ R o w 1 > C o m p a n y I n f o r m a t i o n _ R o w 1 < / C o m p a n y I n f o r m a t i o n _ R o w 1 > - 
-         < C o m p a n y I n f o r m a t i o n _ R o w 2 > C o m p a n y I n f o r m a t i o n _ R o w 2 < / C o m p a n y I n f o r m a t i o n _ R o w 2 > - 
-         < C o m p a n y I n f o r m a t i o n _ R o w 3 > C o m p a n y I n f o r m a t i o n _ R o w 3 < / C o m p a n y I n f o r m a t i o n _ R o w 3 > - 
-         < C o m p a n y I n f o r m a t i o n _ R o w 4 > C o m p a n y I n f o r m a t i o n _ R o w 4 < / C o m p a n y I n f o r m a t i o n _ R o w 4 > - 
-         < C o m p a n y I n f o r m a t i o n _ R o w 5 > C o m p a n y I n f o r m a t i o n _ R o w 5 < / C o m p a n y I n f o r m a t i o n _ R o w 5 > - 
-         < C o m p a n y I n f o r m a t i o n _ R o w 6 > C o m p a n y I n f o r m a t i o n _ R o w 6 < / C o m p a n y I n f o r m a t i o n _ R o w 6 > - 
-         < C o m p a n y I n f o r m a t i o n _ R o w 7 > C o m p a n y I n f o r m a t i o n _ R o w 7 < / C o m p a n y I n f o r m a t i o n _ R o w 7 > - 
-         < C o m p a n y I n f o r m a t i o n _ R o w 8 > C o m p a n y I n f o r m a t i o n _ R o w 8 < / C o m p a n y I n f o r m a t i o n _ R o w 8 > - 
-         < C o m p a n y L o g o   / > - 
-         < E m a i l L a b e l > E m a i l L a b e l < / E m a i l L a b e l > - 
-         < E m a i l V a l u e > E m a i l V a l u e < / E m a i l V a l u e > - 
-         < F i n i s h e d B y N a m e L a b e l > F i n i s h e d B y N a m e L a b e l < / F i n i s h e d B y N a m e L a b e l > - 
-         < F i n i s h e d B y S i g n a t u r e L a b e l > F i n i s h e d B y S i g n a t u r e L a b e l < / F i n i s h e d B y S i g n a t u r e L a b e l > - 
-         < F i n i s h e d D a t e O n l y > F i n i s h e d D a t e O n l y < / F i n i s h e d D a t e O n l y > - 
-         < H o m e P a g e L a b e l > H o m e P a g e L a b e l < / H o m e P a g e L a b e l > - 
-         < H o m e P a g e V a l u e > H o m e P a g e V a l u e < / H o m e P a g e V a l u e > - 
-         < I n s p e c t i o n D e s c r i p t i o n > I n s p e c t i o n D e s c r i p t i o n < / I n s p e c t i o n D e s c r i p t i o n > - 
-         < I t e m D e s c r i p t i o n > I t e m D e s c r i p t i o n < / I t e m D e s c r i p t i o n > - 
-         < I t e m T r a c k i n g D e s c r i p t i o n > I t e m T r a c k i n g D e s c r i p t i o n < / I t e m T r a c k i n g D e s c r i p t i o n > - 
-         < P h o n e N o L a b e l > P h o n e N o L a b e l < / P h o n e N o L a b e l > - 
-         < P h o n e N o V a l u e > P h o n e N o V a l u e < / P h o n e N o V a l u e > - 
-         < Q l t y I n s p e c t i o n T e m p l a t e _ D e s c r i p t i o n > Q l t y I n s p e c t i o n T e m p l a t e _ D e s c r i p t i o n < / Q l t y I n s p e c t i o n T e m p l a t e _ D e s c r i p t i o n > - 
-         < Q l t y I n s p e c t i o n _ D e s c r i p t i o n > Q l t y I n s p e c t i o n _ D e s c r i p t i o n < / Q l t y I n s p e c t i o n _ D e s c r i p t i o n > - 
-         < Q l t y I n s p e c t i o n _ D i r e c t o r _ N a m e > Q l t y I n s p e c t i o n _ D i r e c t o r _ N a m e < / Q l t y I n s p e c t i o n _ D i r e c t o r _ N a m e > - 
-         < Q l t y I n s p e c t i o n _ D i r e c t o r _ T i t l e > Q l t y I n s p e c t i o n _ D i r e c t o r _ T i t l e < / Q l t y I n s p e c t i o n _ D i r e c t o r _ T i t l e > - 
-         < Q l t y I n s p e c t i o n _ F i n i s h e d _ B y _ E m a i l > Q l t y I n s p e c t i o n _ F i n i s h e d _ B y _ E m a i l < / Q l t y I n s p e c t i o n _ F i n i s h e d _ B y _ E m a i l > - 
-         < Q l t y I n s p e c t i o n _ F i n i s h e d _ B y _ P h o n e > Q l t y I n s p e c t i o n _ F i n i s h e d _ B y _ P h o n e < / Q l t y I n s p e c t i o n _ F i n i s h e d _ B y _ P h o n e > - 
-         < Q l t y I n s p e c t i o n _ F i n i s h e d _ B y _ T i t l e > Q l t y I n s p e c t i o n _ F i n i s h e d _ B y _ T i t l e < / Q l t y I n s p e c t i o n _ F i n i s h e d _ B y _ T i t l e > - 
-         < Q l t y I n s p e c t i o n _ F i n i s h e d _ B y _ U s e r N a m e > Q l t y I n s p e c t i o n _ F i n i s h e d _ B y _ U s e r N a m e < / Q l t y I n s p e c t i o n _ F i n i s h e d _ B y _ U s e r N a m e > - 
-         < Q l t y I n s p e c t i o n _ F i n i s h e d _ B y _ U s e r _ I D > Q l t y I n s p e c t i o n _ F i n i s h e d _ B y _ U s e r _ I D < / Q l t y I n s p e c t i o n _ F i n i s h e d _ B y _ U s e r _ I D > - 
-         < Q l t y I n s p e c t i o n _ F i n i s h e d _ D a t e > Q l t y I n s p e c t i o n _ F i n i s h e d _ D a t e < / Q l t y I n s p e c t i o n _ F i n i s h e d _ D a t e > - 
-         < Q l t y I n s p e c t i o n _ N o > Q l t y I n s p e c t i o n _ N o < / Q l t y I n s p e c t i o n _ N o > - 
-         < Q l t y I n s p e c t i o n _ R e i n s p e c t i o n N o > Q l t y I n s p e c t i o n _ R e i n s p e c t i o n N o < / Q l t y I n s p e c t i o n _ R e i n s p e c t i o n N o > - 
-         < Q l t y I n s p e c t i o n _ R e s u l t _ C o d e > Q l t y I n s p e c t i o n _ R e s u l t _ C o d e < / Q l t y I n s p e c t i o n _ R e s u l t _ C o d e > - 
-         < Q l t y I n s p e c t i o n _ R e s u l t _ D e s c r i p t i o n > Q l t y I n s p e c t i o n _ R e s u l t _ D e s c r i p t i o n < / Q l t y I n s p e c t i o n _ R e s u l t _ D e s c r i p t i o n > - 
-         < Q l t y I n s p e c t i o n _ S o u r c e _ C u s t o m _ 1 > Q l t y I n s p e c t i o n _ S o u r c e _ C u s t o m _ 1 < / Q l t y I n s p e c t i o n _ S o u r c e _ C u s t o m _ 1 > - 
-         < Q l t y I n s p e c t i o n _ S o u r c e _ C u s t o m _ 1 0 > Q l t y I n s p e c t i o n _ S o u r c e _ C u s t o m _ 1 0 < / Q l t y I n s p e c t i o n _ S o u r c e _ C u s t o m _ 1 0 > - 
-         < Q l t y I n s p e c t i o n _ S o u r c e _ C u s t o m _ 2 > Q l t y I n s p e c t i o n _ S o u r c e _ C u s t o m _ 2 < / Q l t y I n s p e c t i o n _ S o u r c e _ C u s t o m _ 2 > - 
-         < Q l t y I n s p e c t i o n _ S o u r c e _ C u s t o m _ 3 > Q l t y I n s p e c t i o n _ S o u r c e _ C u s t o m _ 3 < / Q l t y I n s p e c t i o n _ S o u r c e _ C u s t o m _ 3 > - 
-         < Q l t y I n s p e c t i o n _ S o u r c e _ C u s t o m _ 4 > Q l t y I n s p e c t i o n _ S o u r c e _ C u s t o m _ 4 < / Q l t y I n s p e c t i o n _ S o u r c e _ C u s t o m _ 4 > - 
-         < Q l t y I n s p e c t i o n _ S o u r c e _ C u s t o m _ 5 > Q l t y I n s p e c t i o n _ S o u r c e _ C u s t o m _ 5 < / Q l t y I n s p e c t i o n _ S o u r c e _ C u s t o m _ 5 > - 
-         < Q l t y I n s p e c t i o n _ S o u r c e _ C u s t o m _ 6 > Q l t y I n s p e c t i o n _ S o u r c e _ C u s t o m _ 6 < / Q l t y I n s p e c t i o n _ S o u r c e _ C u s t o m _ 6 > - 
-         < Q l t y I n s p e c t i o n _ S o u r c e _ C u s t o m _ 7 > Q l t y I n s p e c t i o n _ S o u r c e _ C u s t o m _ 7 < / Q l t y I n s p e c t i o n _ S o u r c e _ C u s t o m _ 7 > - 
-         < Q l t y I n s p e c t i o n _ S o u r c e _ C u s t o m _ 8 > Q l t y I n s p e c t i o n _ S o u r c e _ C u s t o m _ 8 < / Q l t y I n s p e c t i o n _ S o u r c e _ C u s t o m _ 8 > - 
-         < Q l t y I n s p e c t i o n _ S o u r c e _ C u s t o m _ 9 > Q l t y I n s p e c t i o n _ S o u r c e _ C u s t o m _ 9 < / Q l t y I n s p e c t i o n _ S o u r c e _ C u s t o m _ 9 > - 
-         < Q l t y I n s p e c t i o n _ S o u r c e _ D o c u m e n t _ N o _ > Q l t y I n s p e c t i o n _ S o u r c e _ D o c u m e n t _ N o _ < / Q l t y I n s p e c t i o n _ S o u r c e _ D o c u m e n t _ N o _ > - 
-         < Q l t y I n s p e c t i o n _ S o u r c e _ I t e m _ D e s c r i p t i o n > Q l t y I n s p e c t i o n _ S o u r c e _ I t e m _ D e s c r i p t i o n < / Q l t y I n s p e c t i o n _ S o u r c e _ I t e m _ D e s c r i p t i o n > - 
-         < Q l t y I n s p e c t i o n _ S o u r c e _ I t e m _ D e s c r i p t i o n 2 > Q l t y I n s p e c t i o n _ S o u r c e _ I t e m _ D e s c r i p t i o n 2 < / Q l t y I n s p e c t i o n _ S o u r c e _ I t e m _ D e s c r i p t i o n 2 > - 
-         < Q l t y I n s p e c t i o n _ S o u r c e _ I t e m _ N o _ > Q l t y I n s p e c t i o n _ S o u r c e _ I t e m _ N o _ < / Q l t y I n s p e c t i o n _ S o u r c e _ I t e m _ N o _ > - 
-         < Q l t y I n s p e c t i o n _ S o u r c e _ L o t _ N o _ > Q l t y I n s p e c t i o n _ S o u r c e _ L o t _ N o _ < / Q l t y I n s p e c t i o n _ S o u r c e _ L o t _ N o _ > - 
-         < Q l t y I n s p e c t i o n _ S o u r c e _ P a c k a g e _ N o _ > Q l t y I n s p e c t i o n _ S o u r c e _ P a c k a g e _ N o _ < / Q l t y I n s p e c t i o n _ S o u r c e _ P a c k a g e _ N o _ > - 
-         < Q l t y I n s p e c t i o n _ S o u r c e _ S e r i a l _ N o _ > Q l t y I n s p e c t i o n _ S o u r c e _ S e r i a l _ N o _ < / Q l t y I n s p e c t i o n _ S o u r c e _ S e r i a l _ N o _ > - 
-         < Q l t y I n s p e c t i o n _ S o u r c e _ T a s k _ N o _ > Q l t y I n s p e c t i o n _ S o u r c e _ T a s k _ N o _ < / Q l t y I n s p e c t i o n _ S o u r c e _ T a s k _ N o _ > - 
-         < Q l t y I n s p e c t i o n _ S o u r c e _ V a r i a n t _ C o d e > Q l t y I n s p e c t i o n _ S o u r c e _ V a r i a n t _ C o d e < / Q l t y I n s p e c t i o n _ S o u r c e _ V a r i a n t _ C o d e > - 
-         < Q l t y I n s p e c t i o n _ S t a t u s > Q l t y I n s p e c t i o n _ S t a t u s < / Q l t y I n s p e c t i o n _ S t a t u s > - 
-         < C u r r e n t I n s p e c t i o n L i n e > - 
-             < C a r r i a g e R e t u r n P e r s o n F i e l d D e t a i l s > C a r r i a g e R e t u r n P e r s o n F i e l d D e t a i l s < / C a r r i a g e R e t u r n P e r s o n F i e l d D e t a i l s > - 
-             < C o n d i t i o n L a b e l _ 1 > C o n d i t i o n L a b e l _ 1 < / C o n d i t i o n L a b e l _ 1 > - 
-             < C o n d i t i o n L a b e l _ 2 > C o n d i t i o n L a b e l _ 2 < / C o n d i t i o n L a b e l _ 2 > - 
-             < F i e l d _ C o d e > F i e l d _ C o d e < / F i e l d _ C o d e > - 
-             < F i e l d _ D e s c r i p t i o n > F i e l d _ D e s c r i p t i o n < / F i e l d _ D e s c r i p t i o n > - 
-             < F i e l d _ E n t e r e d B y N a m e A n d T i m e s t a m p > F i e l d _ E n t e r e d B y N a m e A n d T i m e s t a m p < / F i e l d _ E n t e r e d B y N a m e A n d T i m e s t a m p > - 
-             < F i e l d _ H a s E n t e r e d V a l u e > F i e l d _ H a s E n t e r e d V a l u e < / F i e l d _ H a s E n t e r e d V a l u e > - 
-             < F i e l d _ I f P e r s o n E m a i l > F i e l d _ I f P e r s o n E m a i l < / F i e l d _ I f P e r s o n E m a i l > - 
-             < F i e l d _ I f P e r s o n N a m e > F i e l d _ I f P e r s o n N a m e < / F i e l d _ I f P e r s o n N a m e > - 
-             < F i e l d _ I f P e r s o n P h o n e > F i e l d _ I f P e r s o n P h o n e < / F i e l d _ I f P e r s o n P h o n e > - 
-             < F i e l d _ I f P e r s o n T i t l e > F i e l d _ I f P e r s o n T i t l e < / F i e l d _ I f P e r s o n T i t l e > - 
-             < F i e l d _ I s L a b e l > F i e l d _ I s L a b e l < / F i e l d _ I s L a b e l > - 
-             < F i e l d _ I s P e r s o n F i e l d > F i e l d _ I s P e r s o n F i e l d < / F i e l d _ I s P e r s o n F i e l d > - 
-             < F i e l d _ I s T e x t > F i e l d _ I s T e x t < / F i e l d _ I s T e x t > - 
-             < F i e l d _ L i n e C o m m e n t a r y > F i e l d _ L i n e C o m m e n t a r y < / F i e l d _ L i n e C o m m e n t a r y > - 
-             < F i e l d _ M o d i f i e d B y U s e r E m a i l > F i e l d _ M o d i f i e d B y U s e r E m a i l < / F i e l d _ M o d i f i e d B y U s e r E m a i l > - 
-             < F i e l d _ M o d i f i e d B y U s e r I D > F i e l d _ M o d i f i e d B y U s e r I D < / F i e l d _ M o d i f i e d B y U s e r I D > - 
-             < F i e l d _ M o d i f i e d B y U s e r J o b T i t l e > F i e l d _ M o d i f i e d B y U s e r J o b T i t l e < / F i e l d _ M o d i f i e d B y U s e r J o b T i t l e > - 
-             < F i e l d _ M o d i f i e d B y U s e r N a m e > F i e l d _ M o d i f i e d B y U s e r N a m e < / F i e l d _ M o d i f i e d B y U s e r N a m e > - 
-             < F i e l d _ M o d i f i e d B y U s e r P h o n e > F i e l d _ M o d i f i e d B y U s e r P h o n e < / F i e l d _ M o d i f i e d B y U s e r P h o n e > - 
-             < F i e l d _ M o d i f i e d D a t e T i m e > F i e l d _ M o d i f i e d D a t e T i m e < / F i e l d _ M o d i f i e d D a t e T i m e > - 
-             < F i e l d _ T y p e > F i e l d _ T y p e < / F i e l d _ T y p e > - 
-             < L a b e l F i e l d _ D e s c r i p t i o n > L a b e l F i e l d _ D e s c r i p t i o n < / L a b e l F i e l d _ D e s c r i p t i o n > - 
-             < N u m e r i c _ V a l u e > N u m e r i c _ V a l u e < / N u m e r i c _ V a l u e > - 
-             < P r o m p t e d R e s u l t C a p t i o n _ 1 > P r o m p t e d R e s u l t C a p t i o n _ 1 < / P r o m p t e d R e s u l t C a p t i o n _ 1 > - 
-             < P r o m p t e d R e s u l t C a p t i o n _ 1 0 > P r o m p t e d R e s u l t C a p t i o n _ 1 0 < / P r o m p t e d R e s u l t C a p t i o n _ 1 0 > - 
-             < P r o m p t e d R e s u l t C a p t i o n _ 2 > P r o m p t e d R e s u l t C a p t i o n _ 2 < / P r o m p t e d R e s u l t C a p t i o n _ 2 > - 
-             < P r o m p t e d R e s u l t C a p t i o n _ 3 > P r o m p t e d R e s u l t C a p t i o n _ 3 < / P r o m p t e d R e s u l t C a p t i o n _ 3 > - 
-             < P r o m p t e d R e s u l t C a p t i o n _ 4 > P r o m p t e d R e s u l t C a p t i o n _ 4 < / P r o m p t e d R e s u l t C a p t i o n _ 4 > - 
-             < P r o m p t e d R e s u l t C a p t i o n _ 5 > P r o m p t e d R e s u l t C a p t i o n _ 5 < / P r o m p t e d R e s u l t C a p t i o n _ 5 > - 
-             < P r o m p t e d R e s u l t C a p t i o n _ 6 > P r o m p t e d R e s u l t C a p t i o n _ 6 < / P r o m p t e d R e s u l t C a p t i o n _ 6 > - 
-             < P r o m p t e d R e s u l t C a p t i o n _ 7 > P r o m p t e d R e s u l t C a p t i o n _ 7 < / P r o m p t e d R e s u l t C a p t i o n _ 7 > - 
-             < P r o m p t e d R e s u l t C a p t i o n _ 8 > P r o m p t e d R e s u l t C a p t i o n _ 8 < / P r o m p t e d R e s u l t C a p t i o n _ 8 > - 
-             < P r o m p t e d R e s u l t C a p t i o n _ 9 > P r o m p t e d R e s u l t C a p t i o n _ 9 < / P r o m p t e d R e s u l t C a p t i o n _ 9 > - 
-             < P r o m p t e d R e s u l t C o n d i t i o n D e s c r i p t i o n _ 1 > P r o m p t e d R e s u l t C o n d i t i o n D e s c r i p t i o n _ 1 < / P r o m p t e d R e s u l t C o n d i t i o n D e s c r i p t i o n _ 1 > - 
-             < P r o m p t e d R e s u l t C o n d i t i o n D e s c r i p t i o n _ 1 0 > P r o m p t e d R e s u l t C o n d i t i o n D e s c r i p t i o n _ 1 0 < / P r o m p t e d R e s u l t C o n d i t i o n D e s c r i p t i o n _ 1 0 > - 
-             < P r o m p t e d R e s u l t C o n d i t i o n D e s c r i p t i o n _ 2 > P r o m p t e d R e s u l t C o n d i t i o n D e s c r i p t i o n _ 2 < / P r o m p t e d R e s u l t C o n d i t i o n D e s c r i p t i o n _ 2 > - 
-             < P r o m p t e d R e s u l t C o n d i t i o n D e s c r i p t i o n _ 3 > P r o m p t e d R e s u l t C o n d i t i o n D e s c r i p t i o n _ 3 < / P r o m p t e d R e s u l t C o n d i t i o n D e s c r i p t i o n _ 3 > - 
-             < P r o m p t e d R e s u l t C o n d i t i o n D e s c r i p t i o n _ 4 > P r o m p t e d R e s u l t C o n d i t i o n D e s c r i p t i o n _ 4 < / P r o m p t e d R e s u l t C o n d i t i o n D e s c r i p t i o n _ 4 > - 
-             < P r o m p t e d R e s u l t C o n d i t i o n D e s c r i p t i o n _ 5 > P r o m p t e d R e s u l t C o n d i t i o n D e s c r i p t i o n _ 5 < / P r o m p t e d R e s u l t C o n d i t i o n D e s c r i p t i o n _ 5 > - 
-             < P r o m p t e d R e s u l t C o n d i t i o n D e s c r i p t i o n _ 6 > P r o m p t e d R e s u l t C o n d i t i o n D e s c r i p t i o n _ 6 < / P r o m p t e d R e s u l t C o n d i t i o n D e s c r i p t i o n _ 6 > - 
-             < P r o m p t e d R e s u l t C o n d i t i o n D e s c r i p t i o n _ 7 > P r o m p t e d R e s u l t C o n d i t i o n D e s c r i p t i o n _ 7 < / P r o m p t e d R e s u l t C o n d i t i o n D e s c r i p t i o n _ 7 > - 
-             < P r o m p t e d R e s u l t C o n d i t i o n D e s c r i p t i o n _ 8 > P r o m p t e d R e s u l t C o n d i t i o n D e s c r i p t i o n _ 8 < / P r o m p t e d R e s u l t C o n d i t i o n D e s c r i p t i o n _ 8 > - 
-             < P r o m p t e d R e s u l t C o n d i t i o n D e s c r i p t i o n _ 9 > P r o m p t e d R e s u l t C o n d i t i o n D e s c r i p t i o n _ 9 < / P r o m p t e d R e s u l t C o n d i t i o n D e s c r i p t i o n _ 9 > - 
-             < P r o m p t e d R e s u l t V i s i b l e _ 1 > P r o m p t e d R e s u l t V i s i b l e _ 1 < / P r o m p t e d R e s u l t V i s i b l e _ 1 > - 
-             < P r o m p t e d R e s u l t V i s i b l e _ 1 0 > P r o m p t e d R e s u l t V i s i b l e _ 1 0 < / P r o m p t e d R e s u l t V i s i b l e _ 1 0 > - 
-             < P r o m p t e d R e s u l t V i s i b l e _ 2 > P r o m p t e d R e s u l t V i s i b l e _ 2 < / P r o m p t e d R e s u l t V i s i b l e _ 2 > - 
-             < P r o m p t e d R e s u l t V i s i b l e _ 3 > P r o m p t e d R e s u l t V i s i b l e _ 3 < / P r o m p t e d R e s u l t V i s i b l e _ 3 > - 
-             < P r o m p t e d R e s u l t V i s i b l e _ 4 > P r o m p t e d R e s u l t V i s i b l e _ 4 < / P r o m p t e d R e s u l t V i s i b l e _ 4 > - 
-             < P r o m p t e d R e s u l t V i s i b l e _ 5 > P r o m p t e d R e s u l t V i s i b l e _ 5 < / P r o m p t e d R e s u l t V i s i b l e _ 5 > - 
-             < P r o m p t e d R e s u l t V i s i b l e _ 6 > P r o m p t e d R e s u l t V i s i b l e _ 6 < / P r o m p t e d R e s u l t V i s i b l e _ 6 > - 
-             < P r o m p t e d R e s u l t V i s i b l e _ 7 > P r o m p t e d R e s u l t V i s i b l e _ 7 < / P r o m p t e d R e s u l t V i s i b l e _ 7 > - 
-             < P r o m p t e d R e s u l t V i s i b l e _ 8 > P r o m p t e d R e s u l t V i s i b l e _ 8 < / P r o m p t e d R e s u l t V i s i b l e _ 8 > - 
-             < P r o m p t e d R e s u l t V i s i b l e _ 9 > P r o m p t e d R e s u l t V i s i b l e _ 9 < / P r o m p t e d R e s u l t V i s i b l e _ 9 > - 
-             < T e s t _ R e s u l t > T e s t _ R e s u l t < / T e s t _ R e s u l t > - 
-             < T e s t _ R e s u l t D e s c r i p t i o n > T e s t _ R e s u l t D e s c r i p t i o n < / T e s t _ R e s u l t D e s c r i p t i o n > - 
-             < T e s t _ V a l u e > T e s t _ V a l u e < / T e s t _ V a l u e > - 
-             < W o r d D e s c r i p t i o n > W o r d D e s c r i p t i o n < / W o r d D e s c r i p t i o n > - 
-             < W o r d M o d i f i e d B y U s e r N a m e > W o r d M o d i f i e d B y U s e r N a m e < / W o r d M o d i f i e d B y U s e r N a m e > - 
-             < W o r d M o d i f i e d D a t e T i m e > W o r d M o d i f i e d D a t e T i m e < / W o r d M o d i f i e d D a t e T i m e > - 
-             < W o r d T e s t V a l u e > W o r d T e s t V a l u e < / W o r d T e s t V a l u e > +     < T o o l t i p s > + 
+         < T o o l t i p   c o l u m n = " Q l t y I n s p e c t i o n T e m p l a t e _ D e s c r i p t i o n "   E l e m e n t I d = " 1 6 5 2 0 6 9 5 9 8 " > + 
+             < T o o l t i p T e x t   l a n g = " e n - U S " > S p e c i f i e s   a n   e x p l a n a t i o n   o f   t h e   Q u a l i t y   I n s p e c t i o n   T e m p l a t e .   Y o u   c a n   e n t e r   a   m a x i m u m   o f   1 0 0   c h a r a c t e r s ,   b o t h   n u m b e r s   a n d   l e t t e r s . < / T o o l t i p T e x t > + 
+         < / T o o l t i p > + 
+         < T o o l t i p   c o l u m n = " Q l t y I n s p e c t i o n _ D e s c r i p t i o n "   E l e m e n t I d = " 7 3 9 0 1 9 9 1 0 " > + 
+             < T o o l t i p T e x t   l a n g = " e n - U S " > S p e c i f i e s   a   d e s c r i p t i o n   o f   t h e   Q u a l i t y   I n s p e c t i o n   i t s e l f . < / T o o l t i p T e x t > + 
+         < / T o o l t i p > + 
+         < T o o l t i p   c o l u m n = " Q l t y I n s p e c t i o n _ S t a t u s "   E l e m e n t I d = " 8 5 1 7 5 2 7 6 8 " > + 
+             < T o o l t i p T e x t   l a n g = " e n - U S " > S p e c i f i e s   t h e   s t a t u s   o f   t h e   i n s p e c t i o n .   N o   a d d i t i o n a l   c h a n g e s   c a n   b e   m a d e   t o   a   f i n i s h e d   Q u a l i t y   I n s p e c t i o n . < / T o o l t i p T e x t > + 
+         < / T o o l t i p > + 
+         < T o o l t i p   c o l u m n = " Q l t y I n s p e c t i o n _ R e s u l t _ C o d e "   E l e m e n t I d = " 1 8 0 7 0 7 7 0 6 5 " > + 
+             < T o o l t i p T e x t   l a n g = " e n - U S " > S p e c i f i e s   t h e   r e s u l t   i s   a u t o m a t i c a l l y   d e t e r m i n e d   b a s e d   o n   t h e   t e s t   v a l u e   a n d   r e s u l t   c o n f i g u r a t i o n . < / T o o l t i p T e x t > + 
+         < / T o o l t i p > + 
+         < T o o l t i p   c o l u m n = " Q l t y I n s p e c t i o n _ R e s u l t _ D e s c r i p t i o n "   E l e m e n t I d = " 8 1 0 5 3 8 1 8 8 " > + 
+             < T o o l t i p T e x t   l a n g = " e n - U S " > S p e c i f i e s   t h e   r e s u l t   d e s c r i p t i o n   f o r   t h i s   t e s t   r e s u l t .   T h e   r e s u l t   i s   a u t o m a t i c a l l y   d e t e r m i n e d   b a s e d   o n   t h e   t e s t   v a l u e   a n d   r e s u l t   c o n f i g u r a t i o n . < / T o o l t i p T e x t > + 
+         < / T o o l t i p > + 
+         < T o o l t i p   c o l u m n = " Q l t y I n s p e c t i o n _ N o "   E l e m e n t I d = " 2 1 2 0 6 1 5 7 4 9 " > + 
+             < T o o l t i p T e x t   l a n g = " e n - U S " > S p e c i f i e s   t h e   q u a l i t y   i n s p e c t i o n   d o c u m e n t   n u m b e r . < / T o o l t i p T e x t > + 
+         < / T o o l t i p > + 
+         < T o o l t i p   c o l u m n = " Q l t y I n s p e c t i o n _ R e i n s p e c t i o n N o "   E l e m e n t I d = " 7 5 1 7 3 5 6 " > + 
+             < T o o l t i p T e x t   l a n g = " e n - U S " > S p e c i f i e s   t h e   r e - i n s p e c t i o n   c o u n t e r . < / T o o l t i p T e x t > + 
+         < / T o o l t i p > + 
+         < T o o l t i p   c o l u m n = " Q l t y I n s p e c t i o n _ F i n i s h e d _ B y _ U s e r _ I D "   E l e m e n t I d = " 1 7 5 0 5 1 6 3 3 8 " > + 
+             < T o o l t i p T e x t   l a n g = " e n - U S " > S p e c i f i e s   t h e   u s e r   t h a t   f i n i s h e d   t h e   i n s p e c t i o n . < / T o o l t i p T e x t > + 
+         < / T o o l t i p > + 
+         < T o o l t i p   c o l u m n = " Q l t y I n s p e c t i o n _ F i n i s h e d _ D a t e "   E l e m e n t I d = " 1 8 3 4 1 2 2 7 6 5 " > + 
+             < T o o l t i p T e x t   l a n g = " e n - U S " > S p e c i f i e s   t h e   d a t e   t h a t   t h e   i n s p e c t i o n   w a s   f i n i s h e d . < / T o o l t i p T e x t > + 
+         < / T o o l t i p > + 
+         < T o o l t i p   c o l u m n = " Q l t y I n s p e c t i o n _ S o u r c e _ I t e m _ N o _ "   E l e m e n t I d = " 1 2 6 8 0 5 0 5 1 8 " > + 
+             < T o o l t i p T e x t   l a n g = " e n - U S " > S p e c i f i e s   t h e   i t e m   t h a t   t h e   Q u a l i t y   I n s p e c t i o n   i s   f o r .   W h e n   u s e d   w i t h   p r o d u c t i o n   o r d e r s   t h i s   t y p i c a l l y   r e f e r s   t o   t h e   i t e m   b e i n g   p r o d u c e d . < / T o o l t i p T e x t > + 
+         < / T o o l t i p > + 
+         < T o o l t i p   c o l u m n = " Q l t y I n s p e c t i o n _ S o u r c e _ I t e m _ D e s c r i p t i o n "   E l e m e n t I d = " 6 4 6 8 9 0 6 3 0 " > + 
+             < T o o l t i p T e x t   l a n g = " e n - U S " > S p e c i f i e s   a   d e s c r i p t i o n   o f   t h e   i t e m . < / T o o l t i p T e x t > + 
+         < / T o o l t i p > + 
+         < T o o l t i p   c o l u m n = " Q l t y I n s p e c t i o n _ S o u r c e _ I t e m _ D e s c r i p t i o n 2 "   E l e m e n t I d = " 1 2 7 9 3 6 9 3 5 2 " > + 
+             < T o o l t i p T e x t   l a n g = " e n - U S " > S p e c i f i e s   i n f o r m a t i o n   i n   a d d i t i o n   t o   t h e   d e s c r i p t i o n . < / T o o l t i p T e x t > + 
+         < / T o o l t i p > + 
+         < T o o l t i p   c o l u m n = " Q l t y I n s p e c t i o n _ S o u r c e _ V a r i a n t _ C o d e "   E l e m e n t I d = " 1 6 0 8 4 0 3 8 2 1 " > + 
+             < T o o l t i p T e x t   l a n g = " e n - U S " > S p e c i f i e s   t h e   i t e m   v a r i a n t   t h a t   t h e   Q u a l i t y   I n s p e c t i o n   i s   f o r .   W h e n   u s e d   w i t h   p r o d u c t i o n   o r d e r s   t h i s   t y p i c a l l y   r e f e r s   t o   t h e   i t e m   b e i n g   p r o d u c e d . < / T o o l t i p T e x t > + 
+         < / T o o l t i p > + 
+         < T o o l t i p   c o l u m n = " Q l t y I n s p e c t i o n _ S o u r c e _ L o t _ N o _ "   E l e m e n t I d = " 1 1 2 3 5 5 1 3 1 2 " > + 
+             < T o o l t i p T e x t   l a n g = " e n - U S " > S p e c i f i e s   t h e   l o t   n u m b e r   t h a t   t h e   q u a l i t y   i n s p e c t i o n   i s   f o r .   T h i s   i s   o n l y   u s e d   f o r   l o t   t r a c k e d   i t e m s . < / T o o l t i p T e x t > + 
+         < / T o o l t i p > + 
+         < T o o l t i p   c o l u m n = " Q l t y I n s p e c t i o n _ S o u r c e _ S e r i a l _ N o _ "   E l e m e n t I d = " 1 5 2 0 5 9 1 4 4 7 " > + 
+             < T o o l t i p T e x t   l a n g = " e n - U S " > S p e c i f i e s   t h e   s e r i a l   n u m b e r   t h a t   t h e   q u a l i t y   i n s p e c t i o n   i s   f o r .   T h i s   i s   o n l y   u s e d   f o r   s e r i a l   t r a c k e d   i t e m s . < / T o o l t i p T e x t > + 
+         < / T o o l t i p > + 
+         < T o o l t i p   c o l u m n = " Q l t y I n s p e c t i o n _ S o u r c e _ P a c k a g e _ N o _ "   E l e m e n t I d = " 1 9 6 1 1 2 9 9 7 " > + 
+             < T o o l t i p T e x t   l a n g = " e n - U S " > S p e c i f i e s   t h e   p a c k a g e   n u m b e r   t h a t   t h e   q u a l i t y   i n s p e c t i o n   i s   f o r .   T h i s   i s   o n l y   u s e d   f o r   p a c k a g e   t r a c k e d   i t e m s . < / T o o l t i p T e x t > + 
+         < / T o o l t i p > + 
+         < T o o l t i p   c o l u m n = " Q l t y I n s p e c t i o n _ S o u r c e _ D o c u m e n t _ N o _ "   E l e m e n t I d = " 1 6 7 5 9 1 6 2 8 8 " > + 
+             < T o o l t i p T e x t   l a n g = " e n - U S " > S p e c i f i e s   a   r e f e r e n c e   t o   t h e   d o c u m e n t   t h a t   t h i s   Q u a l i t y   I n s p e c t i o n   i s   r e f e r r i n g   t o .   T h i s   t y p i c a l l y   r e f e r s   t o   a   p r o d u c t i o n   o r d e r   d o c u m e n t   n u m b e r . < / T o o l t i p T e x t > + 
+         < / T o o l t i p > + 
+         < T o o l t i p   c o l u m n = " Q l t y I n s p e c t i o n _ S o u r c e _ T a s k _ N o _ "   E l e m e n t I d = " 3 8 4 6 4 4 1 8 2 " > + 
+             < T o o l t i p T e x t   l a n g = " e n - U S " > S p e c i f i e s   a   r e f e r e n c e   t o   t h e   s o u r c e   t a s k   n o .   t h a t   t h i s   Q u a l i t y   I n s p e c t i o n   i s   r e f e r r i n g   t o .   T h i s   t y p i c a l l y   r e f e r s   t o   a n   o p e r a t i o n . < / T o o l t i p T e x t > + 
+         < / T o o l t i p > + 
+         < T o o l t i p   c o l u m n = " Q l t y I n s p e c t i o n _ S o u r c e _ C u s t o m _ 1 "   E l e m e n t I d = " 5 4 6 4 5 3 7 6 5 " > + 
+             < T o o l t i p T e x t   l a n g = " e n - U S " > S p e c i f i e s   a d d i t i o n a l   i n f o r m a t i o n   f r o m   a   s o u r c e   r e c o r d . < / T o o l t i p T e x t > + 
+         < / T o o l t i p > + 
+         < T o o l t i p   c o l u m n = " Q l t y I n s p e c t i o n _ S o u r c e _ C u s t o m _ 2 "   E l e m e n t I d = " 1 8 3 5 4 2 3 6 8 0 " > + 
+             < T o o l t i p T e x t   l a n g = " e n - U S " > S p e c i f i e s   a d d i t i o n a l   i n f o r m a t i o n   f r o m   a   s o u r c e   r e c o r d . < / T o o l t i p T e x t > + 
+         < / T o o l t i p > + 
+         < T o o l t i p   c o l u m n = " Q l t y I n s p e c t i o n _ S o u r c e _ C u s t o m _ 3 "   E l e m e n t I d = " 1 8 2 1 8 4 6 9 9 9 " > + 
+             < T o o l t i p T e x t   l a n g = " e n - U S " > S p e c i f i e s   a d d i t i o n a l   i n f o r m a t i o n   f r o m   a   s o u r c e   r e c o r d . < / T o o l t i p T e x t > + 
+         < / T o o l t i p > + 
+         < T o o l t i p   c o l u m n = " Q l t y I n s p e c t i o n _ S o u r c e _ C u s t o m _ 4 "   E l e m e n t I d = " 1 3 6 6 6 3 6 0 8 6 " > + 
+             < T o o l t i p T e x t   l a n g = " e n - U S " > S p e c i f i e s   a d d i t i o n a l   i n f o r m a t i o n   f r o m   a   s o u r c e   r e c o r d . < / T o o l t i p T e x t > + 
+         < / T o o l t i p > + 
+         < T o o l t i p   c o l u m n = " Q l t y I n s p e c t i o n _ S o u r c e _ C u s t o m _ 5 "   E l e m e n t I d = " 2 0 0 4 3 3 2 7 0 3 " > + 
+             < T o o l t i p T e x t   l a n g = " e n - U S " > S p e c i f i e s   a d d i t i o n a l   i n f o r m a t i o n   f r o m   a   s o u r c e   r e c o r d . < / T o o l t i p T e x t > + 
+         < / T o o l t i p > + 
+         < T o o l t i p   c o l u m n = " Q l t y I n s p e c t i o n _ S o u r c e _ C u s t o m _ 6 "   E l e m e n t I d = " 9 1 2 4 2 8 5 2 " > + 
+             < T o o l t i p T e x t   l a n g = " e n - U S " > S p e c i f i e s   a d d i t i o n a l   i n f o r m a t i o n   f r o m   a   s o u r c e   r e c o r d . < / T o o l t i p T e x t > + 
+         < / T o o l t i p > + 
+         < T o o l t i p   c o l u m n = " Q l t y I n s p e c t i o n _ S o u r c e _ C u s t o m _ 7 "   E l e m e n t I d = " 7 2 8 9 3 9 4 6 9 " > + 
+             < T o o l t i p T e x t   l a n g = " e n - U S " > S p e c i f i e s   a d d i t i o n a l   i n f o r m a t i o n   f r o m   a   s o u r c e   r e c o r d . < / T o o l t i p T e x t > + 
+         < / T o o l t i p > + 
+         < T o o l t i p   c o l u m n = " Q l t y I n s p e c t i o n _ S o u r c e _ C u s t o m _ 8 "   E l e m e n t I d = " 3 7 7 5 4 4 7 4 2 " > + 
+             < T o o l t i p T e x t   l a n g = " e n - U S " > S p e c i f i e s   a d d i t i o n a l   i n f o r m a t i o n   f r o m   a   s o u r c e   r e c o r d . < / T o o l t i p T e x t > + 
+         < / T o o l t i p > + 
+         < T o o l t i p   c o l u m n = " Q l t y I n s p e c t i o n _ S o u r c e _ C u s t o m _ 9 "   E l e m e n t I d = " 2 6 0 1 5 1 8 7 5 " > + 
+             < T o o l t i p T e x t   l a n g = " e n - U S " > S p e c i f i e s   a d d i t i o n a l   i n f o r m a t i o n   f r o m   a   s o u r c e   r e c o r d . < / T o o l t i p T e x t > + 
+         < / T o o l t i p > + 
+         < T o o l t i p   c o l u m n = " Q l t y I n s p e c t i o n _ S o u r c e _ C u s t o m _ 1 0 "   E l e m e n t I d = " 1 5 3 7 6 5 2 9 2 5 " > + 
+             < T o o l t i p T e x t   l a n g = " e n - U S " > S p e c i f i e s   a d d i t i o n a l   i n f o r m a t i o n   f r o m   a   s o u r c e   r e c o r d . < / T o o l t i p T e x t > + 
+         < / T o o l t i p > + 
+         < T o o l t i p   c o l u m n = " F i e l d _ C o d e "   E l e m e n t I d = " 1 3 2 7 2 5 5 7 3 " > + 
+             < T o o l t i p T e x t   l a n g = " e n - U S " > S p e c i f i e s   t h e   f i e l d / q u e s t i o n / m e t r i c   i n   t h i s   t e s t . < / T o o l t i p T e x t > + 
+         < / T o o l t i p > + 
+         < T o o l t i p   c o l u m n = " F i e l d _ D e s c r i p t i o n "   E l e m e n t I d = " 1 4 6 8 6 2 1 2 9 8 " > + 
+             < T o o l t i p T e x t   l a n g = " e n - U S " > S p e c i f i e s   a   d e s c r i p t i o n   o f   t h e   f i e l d   a s   i t   i s   u s e d   o n   t h e   t e s t . < / T o o l t i p T e x t > + 
+         < / T o o l t i p > + 
+         < T o o l t i p   c o l u m n = " N u m e r i c _ V a l u e "   E l e m e n t I d = " 4 6 0 4 1 2 6 4 6 " > + 
+             < T o o l t i p T e x t   l a n g = " e n - U S " > S p e c i f i e s   a n   e v a l u a t e d   n u m e r i c   v a l u e   o f   T e s t   V a l u e   f o r   u s e   i n   c a l c u l a t i o n s   a n d   a n a l y s i s .   T h i s   v a l u e   i s   a u t o m a t i c a l l y   c a l c u l a t e d   w h e n   t h e   T e s t   V a l u e   i s   e n t e r e d   o r   m o d i f i e d   b a s e d   o n   t h e   c o n f i g u r a t i o n   o f   t h e   T e s t   V a l u e   a n d   i s   n o t   d i r e c t l y   e d i t a b l e . < / T o o l t i p T e x t > + 
+         < / T o o l t i p > + 
+         < T o o l t i p   c o l u m n = " F i e l d _ T y p e "   E l e m e n t I d = " 1 3 2 8 1 6 4 0 1 6 " > + 
+             < T o o l t i p T e x t   l a n g = " e n - U S " > S p e c i f i e s   t h e   d a t a   t y p e   o f   t h e   v a l u e s   y o u   c a n   e n t e r   o r   s e l e c t   f o r   t h i s   t e s t .   U s e   D e c i m a l   f o r   n u m e r i c a l   m e a s u r e m e n t s .   U s e   C h o i c e   t o   g i v e   a   l i s t   o f   o p t i o n s   t o   c h o o s e   f r o m .   I f   y o u   w a n t   t o   c h o o s e   o p t i o n s   f r o m   a n   e x i s t i n g   t a b l e ,   u s e   T a b l e   L o o k u p . < / T o o l t i p T e x t > + 
+         < / T o o l t i p > + 
+         < T o o l t i p   c o l u m n = " T e s t _ R e s u l t "   E l e m e n t I d = " 1 2 7 1 0 6 2 1 4 1 " > + 
+             < T o o l t i p T e x t   l a n g = " e n - U S " > S p e c i f i e s   t h e   r e s u l t   i s   a u t o m a t i c a l l y   d e t e r m i n e d   b a s e d   o n   t h e   t e s t   v a l u e   a n d   r e s u l t   c o n f i g u r a t i o n . < / T o o l t i p T e x t > + 
+         < / T o o l t i p > + 
+     < / T o o l t i p s > + 
+     < C u r r e n t I n s p e c t i o n   E l e m e n t T y p e = " D a t a I t e m "   E l e m e n t I d = " 1 7 4 7 8 9 7 9 7 8 " > + 
+         < A p p r o v e r N a m e L a b e l   E l e m e n t T y p e = " C o l u m n "   E l e m e n t I d = " 1 8 9 7 9 9 2 7 8 5 "   D a t a T y p e = " T e x t " > A p p r o v e r N a m e L a b e l < / A p p r o v e r N a m e L a b e l > + 
+         < A p p r o v e r S i g n a t u r e L a b e l   E l e m e n t T y p e = " C o l u m n "   E l e m e n t I d = " 1 0 3 4 5 1 7 9 4 "   D a t a T y p e = " T e x t " > A p p r o v e r S i g n a t u r e L a b e l < / A p p r o v e r S i g n a t u r e L a b e l > + 
+         < C O A C o n t a c t _ A l l   E l e m e n t T y p e = " C o l u m n "   E l e m e n t I d = " 1 5 9 3 9 3 0 3 4 6 "   D a t a T y p e = " T e x t " > C O A C o n t a c t _ A l l < / C O A C o n t a c t _ A l l > + 
+         < C O A C o n t a c t _ R o w 1   E l e m e n t T y p e = " C o l u m n "   E l e m e n t I d = " 1 2 7 0 2 3 9 7 3 2 "   D a t a T y p e = " T e x t " > C O A C o n t a c t _ R o w 1 < / C O A C o n t a c t _ R o w 1 > + 
+         < C O A C o n t a c t _ R o w 2   E l e m e n t T y p e = " C o l u m n "   E l e m e n t I d = " 6 4 2 8 5 0 1 1 9 "   D a t a T y p e = " T e x t " > C O A C o n t a c t _ R o w 2 < / C O A C o n t a c t _ R o w 2 > + 
+         < C O A C o n t a c t _ R o w 3   E l e m e n t T y p e = " C o l u m n "   E l e m e n t I d = " 5 1 5 3 5 0 2 "   D a t a T y p e = " T e x t " > C O A C o n t a c t _ R o w 3 < / C O A C o n t a c t _ R o w 3 > + 
+         < C O A C o n t a c t _ R o w 4   E l e m e n t T y p e = " C o l u m n "   E l e m e n t I d = " 1 1 1 1 6 3 7 7 1 3 "   D a t a T y p e = " T e x t " > C O A C o n t a c t _ R o w 4 < / C O A C o n t a c t _ R o w 4 > + 
+         < C O A C o n t a c t _ R o w 5   E l e m e n t T y p e = " C o l u m n "   E l e m e n t I d = " 4 7 3 9 4 1 0 9 6 "   D a t a T y p e = " T e x t " > C O A C o n t a c t _ R o w 5 < / C O A C o n t a c t _ R o w 5 > + 
+         < C O A C o n t a c t _ R o w 6   E l e m e n t T y p e = " C o l u m n "   E l e m e n t I d = " 1 9 0 7 9 3 6 3 4 9 "   D a t a T y p e = " T e x t " > C O A C o n t a c t _ R o w 6 < / C O A C o n t a c t _ R o w 6 > + 
+         < C O A C o n t a c t _ R o w 7   E l e m e n t T y p e = " C o l u m n "   E l e m e n t I d = " 1 7 4 9 3 3 4 3 3 0 "   D a t a T y p e = " T e x t " > C O A C o n t a c t _ R o w 7 < / C O A C o n t a c t _ R o w 7 > + 
+         < C O A C o n t a c t _ R o w 8   E l e m e n t T y p e = " C o l u m n "   E l e m e n t I d = " 1 4 3 9 1 4 8 7 5 5 "   D a t a T y p e = " T e x t " > C O A C o n t a c t _ R o w 8 < / C O A C o n t a c t _ R o w 8 > + 
+         < C o m p a n y I n f o r m a t i o n _ A l l   E l e m e n t T y p e = " C o l u m n "   E l e m e n t I d = " 7 6 1 9 7 4 8 2 4 "   D a t a T y p e = " T e x t " > C o m p a n y I n f o r m a t i o n _ A l l < / C o m p a n y I n f o r m a t i o n _ A l l > + 
+         < C o m p a n y I n f o r m a t i o n _ R o w 1   E l e m e n t T y p e = " C o l u m n "   E l e m e n t I d = " 1 8 4 3 2 1 2 8 9 4 "   D a t a T y p e = " T e x t " > C o m p a n y I n f o r m a t i o n _ R o w 1 < / C o m p a n y I n f o r m a t i o n _ R o w 1 > + 
+         < C o m p a n y I n f o r m a t i o n _ R o w 2   E l e m e n t T y p e = " C o l u m n "   E l e m e n t I d = " 1 8 1 4 0 5 7 7 8 5 "   D a t a T y p e = " T e x t " > C o m p a n y I n f o r m a t i o n _ R o w 2 < / C o m p a n y I n f o r m a t i o n _ R o w 2 > + 
+         < C o m p a n y I n f o r m a t i o n _ R o w 3   E l e m e n t T y p e = " C o l u m n "   E l e m e n t I d = " 1 1 7 6 3 6 1 1 6 8 "   D a t a T y p e = " T e x t " > C o m p a n y I n f o r m a t i o n _ R o w 3 < / C o m p a n y I n f o r m a t i o n _ R o w 3 > + 
+         < C o m p a n y I n f o r m a t i o n _ R o w 4   E l e m e n t T y p e = " C o l u m n "   E l e m e n t I d = " 1 3 4 5 2 7 0 1 9 1 "   D a t a T y p e = " T e x t " > C o m p a n y I n f o r m a t i o n _ R o w 4 < / C o m p a n y I n f o r m a t i o n _ R o w 4 > + 
+         < C o m p a n y I n f o r m a t i o n _ R o w 5   E l e m e n t T y p e = " C o l u m n "   E l e m e n t I d = " 7 0 7 5 7 3 5 7 4 "   D a t a T y p e = " T e x t " > C o m p a n y I n f o r m a t i o n _ R o w 5 < / C o m p a n y I n f o r m a t i o n _ R o w 5 > + 
+         < C o m p a n y I n f o r m a t i o n _ R o w 6   E l e m e n t T y p e = " C o l u m n "   E l e m e n t I d = " 6 9 8 7 6 9 5 7 "   D a t a T y p e = " T e x t " > C o m p a n y I n f o r m a t i o n _ R o w 6 < / C o m p a n y I n f o r m a t i o n _ R o w 6 > + 
+         < C o m p a n y I n f o r m a t i o n _ R o w 7   E l e m e n t T y p e = " C o l u m n "   E l e m e n t I d = " 5 6 7 8 1 9 6 6 0 "   D a t a T y p e = " T e x t " > C o m p a n y I n f o r m a t i o n _ R o w 7 < / C o m p a n y I n f o r m a t i o n _ R o w 7 > + 
+         < C o m p a n y I n f o r m a t i o n _ R o w 8   E l e m e n t T y p e = " C o l u m n "   E l e m e n t I d = " 3 9 8 9 1 0 6 3 7 "   D a t a T y p e = " T e x t " > C o m p a n y I n f o r m a t i o n _ R o w 8 < / C o m p a n y I n f o r m a t i o n _ R o w 8 > + 
+         < C o m p a n y L o g o   E l e m e n t T y p e = " C o l u m n "   E l e m e n t I d = " 2 3 7 6 9 1 5 1 "   D a t a T y p e = " B l o b " / > + 
+         < E m a i l L a b e l   E l e m e n t T y p e = " C o l u m n "   E l e m e n t I d = " 7 7 1 8 8 7 1 3 5 "   D a t a T y p e = " T e x t " > E m a i l L a b e l < / E m a i l L a b e l > + 
+         < E m a i l V a l u e   E l e m e n t T y p e = " C o l u m n "   E l e m e n t I d = " 3 8 8 1 2 2 7 6 2 "   D a t a T y p e = " T e x t " > E m a i l V a l u e < / E m a i l V a l u e > + 
+         < F i n i s h e d B y N a m e L a b e l   E l e m e n t T y p e = " C o l u m n "   E l e m e n t I d = " 2 1 0 1 0 0 9 6 5 1 "   D a t a T y p e = " T e x t " > F i n i s h e d B y N a m e L a b e l < / F i n i s h e d B y N a m e L a b e l > + 
+         < F i n i s h e d B y S i g n a t u r e L a b e l   E l e m e n t T y p e = " C o l u m n "   E l e m e n t I d = " 2 0 7 1 3 1 2 7 2 2 "   D a t a T y p e = " T e x t " > F i n i s h e d B y S i g n a t u r e L a b e l < / F i n i s h e d B y S i g n a t u r e L a b e l > + 
+         < F i n i s h e d D a t e O n l y   E l e m e n t T y p e = " C o l u m n "   E l e m e n t I d = " 2 0 0 8 0 4 4 9 4 3 "   D a t a T y p e = " D a t e " > F i n i s h e d D a t e O n l y < / F i n i s h e d D a t e O n l y > + 
+         < H o m e P a g e L a b e l   E l e m e n t T y p e = " C o l u m n "   E l e m e n t I d = " 4 6 2 3 7 4 2 3 1 "   D a t a T y p e = " T e x t " > H o m e P a g e L a b e l < / H o m e P a g e L a b e l > + 
+         < H o m e P a g e V a l u e   E l e m e n t T y p e = " C o l u m n "   E l e m e n t I d = " 5 3 3 5 1 4 0 3 4 "   D a t a T y p e = " T e x t " > H o m e P a g e V a l u e < / H o m e P a g e V a l u e > + 
+         < I n s p e c t i o n D e s c r i p t i o n   E l e m e n t T y p e = " C o l u m n "   E l e m e n t I d = " 1 3 0 9 2 5 3 9 2 5 "   D a t a T y p e = " T e x t " > I n s p e c t i o n D e s c r i p t i o n < / I n s p e c t i o n D e s c r i p t i o n > + 
+         < I t e m D e s c r i p t i o n   E l e m e n t T y p e = " C o l u m n "   E l e m e n t I d = " 1 9 6 5 3 9 3 7 9 0 "   D a t a T y p e = " T e x t " > I t e m D e s c r i p t i o n < / I t e m D e s c r i p t i o n > + 
+         < I t e m T r a c k i n g D e s c r i p t i o n   E l e m e n t T y p e = " C o l u m n "   E l e m e n t I d = " 1 1 1 7 1 0 3 3 4 5 "   D a t a T y p e = " T e x t " > I t e m T r a c k i n g D e s c r i p t i o n < / I t e m T r a c k i n g D e s c r i p t i o n > + 
+         < P h o n e N o L a b e l   E l e m e n t T y p e = " C o l u m n "   E l e m e n t I d = " 1 6 1 4 5 2 6 0 7 8 "   D a t a T y p e = " T e x t " > P h o n e N o L a b e l < / P h o n e N o L a b e l > + 
+         < P h o n e N o V a l u e   E l e m e n t T y p e = " C o l u m n "   E l e m e n t I d = " 1 2 8 6 6 4 9 7 8 1 "   D a t a T y p e = " T e x t " > P h o n e N o V a l u e < / P h o n e N o V a l u e > + 
+         < Q l t y I n s p e c t i o n T e m p l a t e _ D e s c r i p t i o n   E l e m e n t T y p e = " C o l u m n "   E l e m e n t I d = " 1 6 5 2 0 6 9 5 9 8 "   D a t a T y p e = " T e x t " > Q l t y I n s p e c t i o n T e m p l a t e _ D e s c r i p t i o n < / Q l t y I n s p e c t i o n T e m p l a t e _ D e s c r i p t i o n > + 
+         < Q l t y I n s p e c t i o n _ D e s c r i p t i o n   E l e m e n t T y p e = " C o l u m n "   E l e m e n t I d = " 7 3 9 0 1 9 9 1 0 "   D a t a T y p e = " T e x t " > Q l t y I n s p e c t i o n _ D e s c r i p t i o n < / Q l t y I n s p e c t i o n _ D e s c r i p t i o n > + 
+         < Q l t y I n s p e c t i o n _ D i r e c t o r _ N a m e   E l e m e n t T y p e = " C o l u m n "   E l e m e n t I d = " 1 2 5 9 7 6 1 4 6 0 "   D a t a T y p e = " T e x t " > Q l t y I n s p e c t i o n _ D i r e c t o r _ N a m e < / Q l t y I n s p e c t i o n _ D i r e c t o r _ N a m e > + 
+         < Q l t y I n s p e c t i o n _ D i r e c t o r _ T i t l e   E l e m e n t T y p e = " C o l u m n "   E l e m e n t I d = " 2 6 7 7 1 7 5 2 5 "   D a t a T y p e = " T e x t " > Q l t y I n s p e c t i o n _ D i r e c t o r _ T i t l e < / Q l t y I n s p e c t i o n _ D i r e c t o r _ T i t l e > + 
+         < Q l t y I n s p e c t i o n _ F i n i s h e d _ B y _ E m a i l   E l e m e n t T y p e = " C o l u m n "   E l e m e n t I d = " 1 5 2 1 1 3 4 6 3 1 "   D a t a T y p e = " T e x t " > Q l t y I n s p e c t i o n _ F i n i s h e d _ B y _ E m a i l < / Q l t y I n s p e c t i o n _ F i n i s h e d _ B y _ E m a i l > + 
+         < Q l t y I n s p e c t i o n _ F i n i s h e d _ B y _ P h o n e   E l e m e n t T y p e = " C o l u m n "   E l e m e n t I d = " 3 4 7 5 5 7 6 2 5 "   D a t a T y p e = " T e x t " > Q l t y I n s p e c t i o n _ F i n i s h e d _ B y _ P h o n e < / Q l t y I n s p e c t i o n _ F i n i s h e d _ B y _ P h o n e > + 
+         < Q l t y I n s p e c t i o n _ F i n i s h e d _ B y _ T i t l e   E l e m e n t T y p e = " C o l u m n "   E l e m e n t I d = " 4 6 0 0 4 5 6 8 3 "   D a t a T y p e = " T e x t " > Q l t y I n s p e c t i o n _ F i n i s h e d _ B y _ T i t l e < / Q l t y I n s p e c t i o n _ F i n i s h e d _ B y _ T i t l e > + 
+         < Q l t y I n s p e c t i o n _ F i n i s h e d _ B y _ U s e r N a m e   E l e m e n t T y p e = " C o l u m n "   E l e m e n t I d = " 1 9 5 3 6 1 2 5 3 1 "   D a t a T y p e = " T e x t " > Q l t y I n s p e c t i o n _ F i n i s h e d _ B y _ U s e r N a m e < / Q l t y I n s p e c t i o n _ F i n i s h e d _ B y _ U s e r N a m e > + 
+         < Q l t y I n s p e c t i o n _ F i n i s h e d _ B y _ U s e r _ I D   E l e m e n t T y p e = " C o l u m n "   E l e m e n t I d = " 1 7 5 0 5 1 6 3 3 8 "   D a t a T y p e = " C o d e " > Q l t y I n s p e c t i o n _ F i n i s h e d _ B y _ U s e r _ I D < / Q l t y I n s p e c t i o n _ F i n i s h e d _ B y _ U s e r _ I D > + 
+         < Q l t y I n s p e c t i o n _ F i n i s h e d _ D a t e   E l e m e n t T y p e = " C o l u m n "   E l e m e n t I d = " 1 8 3 4 1 2 2 7 6 5 "   D a t a T y p e = " D a t e T i m e " > Q l t y I n s p e c t i o n _ F i n i s h e d _ D a t e < / Q l t y I n s p e c t i o n _ F i n i s h e d _ D a t e > + 
+         < Q l t y I n s p e c t i o n _ N o   E l e m e n t T y p e = " C o l u m n "   E l e m e n t I d = " 2 1 2 0 6 1 5 7 4 9 "   D a t a T y p e = " C o d e " > Q l t y I n s p e c t i o n _ N o < / Q l t y I n s p e c t i o n _ N o > + 
+         < Q l t y I n s p e c t i o n _ R e i n s p e c t i o n N o   E l e m e n t T y p e = " C o l u m n "   E l e m e n t I d = " 7 5 1 7 3 5 6 "   D a t a T y p e = " I n t e g e r " > Q l t y I n s p e c t i o n _ R e i n s p e c t i o n N o < / Q l t y I n s p e c t i o n _ R e i n s p e c t i o n N o > + 
+         < Q l t y I n s p e c t i o n _ R e s u l t _ C o d e   E l e m e n t T y p e = " C o l u m n "   E l e m e n t I d = " 1 8 0 7 0 7 7 0 6 5 "   D a t a T y p e = " C o d e " > Q l t y I n s p e c t i o n _ R e s u l t _ C o d e < / Q l t y I n s p e c t i o n _ R e s u l t _ C o d e > + 
+         < Q l t y I n s p e c t i o n _ R e s u l t _ D e s c r i p t i o n   E l e m e n t T y p e = " C o l u m n "   E l e m e n t I d = " 8 1 0 5 3 8 1 8 8 "   D a t a T y p e = " T e x t " > Q l t y I n s p e c t i o n _ R e s u l t _ D e s c r i p t i o n < / Q l t y I n s p e c t i o n _ R e s u l t _ D e s c r i p t i o n > + 
+         < Q l t y I n s p e c t i o n _ S o u r c e _ C u s t o m _ 1   E l e m e n t T y p e = " C o l u m n "   E l e m e n t I d = " 5 4 6 4 5 3 7 6 5 "   D a t a T y p e = " T e x t " > Q l t y I n s p e c t i o n _ S o u r c e _ C u s t o m _ 1 < / Q l t y I n s p e c t i o n _ S o u r c e _ C u s t o m _ 1 > + 
+         < Q l t y I n s p e c t i o n _ S o u r c e _ C u s t o m _ 1 0   E l e m e n t T y p e = " C o l u m n "   E l e m e n t I d = " 1 5 3 7 6 5 2 9 2 5 "   D a t a T y p e = " D e c i m a l " > Q l t y I n s p e c t i o n _ S o u r c e _ C u s t o m _ 1 0 < / Q l t y I n s p e c t i o n _ S o u r c e _ C u s t o m _ 1 0 > + 
+         < Q l t y I n s p e c t i o n _ S o u r c e _ C u s t o m _ 2   E l e m e n t T y p e = " C o l u m n "   E l e m e n t I d = " 1 8 3 5 4 2 3 6 8 0 "   D a t a T y p e = " T e x t " > Q l t y I n s p e c t i o n _ S o u r c e _ C u s t o m _ 2 < / Q l t y I n s p e c t i o n _ S o u r c e _ C u s t o m _ 2 > + 
+         < Q l t y I n s p e c t i o n _ S o u r c e _ C u s t o m _ 3   E l e m e n t T y p e = " C o l u m n "   E l e m e n t I d = " 1 8 2 1 8 4 6 9 9 9 "   D a t a T y p e = " T e x t " > Q l t y I n s p e c t i o n _ S o u r c e _ C u s t o m _ 3 < / Q l t y I n s p e c t i o n _ S o u r c e _ C u s t o m _ 3 > + 
+         < Q l t y I n s p e c t i o n _ S o u r c e _ C u s t o m _ 4   E l e m e n t T y p e = " C o l u m n "   E l e m e n t I d = " 1 3 6 6 6 3 6 0 8 6 "   D a t a T y p e = " T e x t " > Q l t y I n s p e c t i o n _ S o u r c e _ C u s t o m _ 4 < / Q l t y I n s p e c t i o n _ S o u r c e _ C u s t o m _ 4 > + 
+         < Q l t y I n s p e c t i o n _ S o u r c e _ C u s t o m _ 5   E l e m e n t T y p e = " C o l u m n "   E l e m e n t I d = " 2 0 0 4 3 3 2 7 0 3 "   D a t a T y p e = " T e x t " > Q l t y I n s p e c t i o n _ S o u r c e _ C u s t o m _ 5 < / Q l t y I n s p e c t i o n _ S o u r c e _ C u s t o m _ 5 > + 
+         < Q l t y I n s p e c t i o n _ S o u r c e _ C u s t o m _ 6   E l e m e n t T y p e = " C o l u m n "   E l e m e n t I d = " 9 1 2 4 2 8 5 2 "   D a t a T y p e = " T e x t " > Q l t y I n s p e c t i o n _ S o u r c e _ C u s t o m _ 6 < / Q l t y I n s p e c t i o n _ S o u r c e _ C u s t o m _ 6 > + 
+         < Q l t y I n s p e c t i o n _ S o u r c e _ C u s t o m _ 7   E l e m e n t T y p e = " C o l u m n "   E l e m e n t I d = " 7 2 8 9 3 9 4 6 9 "   D a t a T y p e = " I n t e g e r " > Q l t y I n s p e c t i o n _ S o u r c e _ C u s t o m _ 7 < / Q l t y I n s p e c t i o n _ S o u r c e _ C u s t o m _ 7 > + 
+         < Q l t y I n s p e c t i o n _ S o u r c e _ C u s t o m _ 8   E l e m e n t T y p e = " C o l u m n "   E l e m e n t I d = " 3 7 7 5 4 4 7 4 2 "   D a t a T y p e = " I n t e g e r " > Q l t y I n s p e c t i o n _ S o u r c e _ C u s t o m _ 8 < / Q l t y I n s p e c t i o n _ S o u r c e _ C u s t o m _ 8 > + 
+         < Q l t y I n s p e c t i o n _ S o u r c e _ C u s t o m _ 9   E l e m e n t T y p e = " C o l u m n "   E l e m e n t I d = " 2 6 0 1 5 1 8 7 5 "   D a t a T y p e = " D e c i m a l " > Q l t y I n s p e c t i o n _ S o u r c e _ C u s t o m _ 9 < / Q l t y I n s p e c t i o n _ S o u r c e _ C u s t o m _ 9 > + 
+         < Q l t y I n s p e c t i o n _ S o u r c e _ D o c u m e n t _ N o _   E l e m e n t T y p e = " C o l u m n "   E l e m e n t I d = " 1 6 7 5 9 1 6 2 8 8 "   D a t a T y p e = " C o d e " > Q l t y I n s p e c t i o n _ S o u r c e _ D o c u m e n t _ N o _ < / Q l t y I n s p e c t i o n _ S o u r c e _ D o c u m e n t _ N o _ > + 
+         < Q l t y I n s p e c t i o n _ S o u r c e _ I t e m _ D e s c r i p t i o n   E l e m e n t T y p e = " C o l u m n "   E l e m e n t I d = " 6 4 6 8 9 0 6 3 0 "   D a t a T y p e = " T e x t " > Q l t y I n s p e c t i o n _ S o u r c e _ I t e m _ D e s c r i p t i o n < / Q l t y I n s p e c t i o n _ S o u r c e _ I t e m _ D e s c r i p t i o n > + 
+         < Q l t y I n s p e c t i o n _ S o u r c e _ I t e m _ D e s c r i p t i o n 2   E l e m e n t T y p e = " C o l u m n "   E l e m e n t I d = " 1 2 7 9 3 6 9 3 5 2 "   D a t a T y p e = " T e x t " > Q l t y I n s p e c t i o n _ S o u r c e _ I t e m _ D e s c r i p t i o n 2 < / Q l t y I n s p e c t i o n _ S o u r c e _ I t e m _ D e s c r i p t i o n 2 > + 
+         < Q l t y I n s p e c t i o n _ S o u r c e _ I t e m _ N o _   E l e m e n t T y p e = " C o l u m n "   E l e m e n t I d = " 1 2 6 8 0 5 0 5 1 8 "   D a t a T y p e = " C o d e " > Q l t y I n s p e c t i o n _ S o u r c e _ I t e m _ N o _ < / Q l t y I n s p e c t i o n _ S o u r c e _ I t e m _ N o _ > + 
+         < Q l t y I n s p e c t i o n _ S o u r c e _ L o t _ N o _   E l e m e n t T y p e = " C o l u m n "   E l e m e n t I d = " 1 1 2 3 5 5 1 3 1 2 "   D a t a T y p e = " C o d e " > Q l t y I n s p e c t i o n _ S o u r c e _ L o t _ N o _ < / Q l t y I n s p e c t i o n _ S o u r c e _ L o t _ N o _ > + 
+         < Q l t y I n s p e c t i o n _ S o u r c e _ P a c k a g e _ N o _   E l e m e n t T y p e = " C o l u m n "   E l e m e n t I d = " 1 9 6 1 1 2 9 9 7 "   D a t a T y p e = " C o d e " > Q l t y I n s p e c t i o n _ S o u r c e _ P a c k a g e _ N o _ < / Q l t y I n s p e c t i o n _ S o u r c e _ P a c k a g e _ N o _ > + 
+         < Q l t y I n s p e c t i o n _ S o u r c e _ S e r i a l _ N o _   E l e m e n t T y p e = " C o l u m n "   E l e m e n t I d = " 1 5 2 0 5 9 1 4 4 7 "   D a t a T y p e = " C o d e " > Q l t y I n s p e c t i o n _ S o u r c e _ S e r i a l _ N o _ < / Q l t y I n s p e c t i o n _ S o u r c e _ S e r i a l _ N o _ > + 
+         < Q l t y I n s p e c t i o n _ S o u r c e _ T a s k _ N o _   E l e m e n t T y p e = " C o l u m n "   E l e m e n t I d = " 3 8 4 6 4 4 1 8 2 "   D a t a T y p e = " C o d e " > Q l t y I n s p e c t i o n _ S o u r c e _ T a s k _ N o _ < / Q l t y I n s p e c t i o n _ S o u r c e _ T a s k _ N o _ > + 
+         < Q l t y I n s p e c t i o n _ S o u r c e _ V a r i a n t _ C o d e   E l e m e n t T y p e = " C o l u m n "   E l e m e n t I d = " 1 6 0 8 4 0 3 8 2 1 "   D a t a T y p e = " C o d e " > Q l t y I n s p e c t i o n _ S o u r c e _ V a r i a n t _ C o d e < / Q l t y I n s p e c t i o n _ S o u r c e _ V a r i a n t _ C o d e > + 
+         < Q l t y I n s p e c t i o n _ S t a t u s   E l e m e n t T y p e = " C o l u m n "   E l e m e n t I d = " 8 5 1 7 5 2 7 6 8 "   D a t a T y p e = " E n u m " > Q l t y I n s p e c t i o n _ S t a t u s < / Q l t y I n s p e c t i o n _ S t a t u s > + 
+         < C u r r e n t I n s p e c t i o n L i n e   E l e m e n t T y p e = " D a t a I t e m "   E l e m e n t I d = " 1 1 9 3 2 1 9 5 9 6 " > + 
+             < C a r r i a g e R e t u r n P e r s o n F i e l d D e t a i l s   E l e m e n t T y p e = " C o l u m n "   E l e m e n t I d = " 9 9 8 2 6 3 6 9 8 "   D a t a T y p e = " T e x t " > C a r r i a g e R e t u r n P e r s o n F i e l d D e t a i l s < / C a r r i a g e R e t u r n P e r s o n F i e l d D e t a i l s > + 
+             < C o n d i t i o n L a b e l _ 1   E l e m e n t T y p e = " C o l u m n "   E l e m e n t I d = " 1 2 2 7 8 8 1 1 9 4 "   D a t a T y p e = " T e x t " > C o n d i t i o n L a b e l _ 1 < / C o n d i t i o n L a b e l _ 1 > + 
+             < C o n d i t i o n L a b e l _ 2   E l e m e n t T y p e = " C o l u m n "   E l e m e n t I d = " 1 8 6 5 5 7 7 8 1 1 "   D a t a T y p e = " T e x t " > C o n d i t i o n L a b e l _ 2 < / C o n d i t i o n L a b e l _ 2 > + 
+             < F i e l d _ C o d e   E l e m e n t T y p e = " C o l u m n "   E l e m e n t I d = " 1 3 2 7 2 5 5 7 3 "   D a t a T y p e = " C o d e " > F i e l d _ C o d e < / F i e l d _ C o d e > + 
+             < F i e l d _ D e s c r i p t i o n   E l e m e n t T y p e = " C o l u m n "   E l e m e n t I d = " 1 4 6 8 6 2 1 2 9 8 "   D a t a T y p e = " T e x t " > F i e l d _ D e s c r i p t i o n < / F i e l d _ D e s c r i p t i o n > + 
+             < F i e l d _ E n t e r e d B y N a m e A n d T i m e s t a m p   E l e m e n t T y p e = " C o l u m n "   E l e m e n t I d = " 1 0 6 8 4 2 0 5 9 2 "   D a t a T y p e = " T e x t " > F i e l d _ E n t e r e d B y N a m e A n d T i m e s t a m p < / F i e l d _ E n t e r e d B y N a m e A n d T i m e s t a m p > + 
+             < F i e l d _ H a s E n t e r e d V a l u e   E l e m e n t T y p e = " C o l u m n "   E l e m e n t I d = " 1 7 1 6 2 6 5 8 2 4 "   D a t a T y p e = " B o o l e a n " > F i e l d _ H a s E n t e r e d V a l u e < / F i e l d _ H a s E n t e r e d V a l u e > + 
+             < F i e l d _ I f P e r s o n E m a i l   E l e m e n t T y p e = " C o l u m n "   E l e m e n t I d = " 1 3 4 6 0 5 7 6 5 0 "   D a t a T y p e = " T e x t " > F i e l d _ I f P e r s o n E m a i l < / F i e l d _ I f P e r s o n E m a i l > + 
+             < F i e l d _ I f P e r s o n N a m e   E l e m e n t T y p e = " C o l u m n "   E l e m e n t I d = " 4 1 4 7 0 2 4 4 3 "   D a t a T y p e = " T e x t " > F i e l d _ I f P e r s o n N a m e < / F i e l d _ I f P e r s o n N a m e > + 
+             < F i e l d _ I f P e r s o n P h o n e   E l e m e n t T y p e = " C o l u m n "   E l e m e n t I d = " 1 9 7 4 1 8 8 4 6 2 "   D a t a T y p e = " T e x t " > F i e l d _ I f P e r s o n P h o n e < / F i e l d _ I f P e r s o n P h o n e > + 
+             < F i e l d _ I f P e r s o n T i t l e   E l e m e n t T y p e = " C o l u m n "   E l e m e n t I d = " 1 0 0 4 6 0 9 5 4 2 "   D a t a T y p e = " T e x t " > F i e l d _ I f P e r s o n T i t l e < / F i e l d _ I f P e r s o n T i t l e > + 
+             < F i e l d _ I s L a b e l   E l e m e n t T y p e = " C o l u m n "   E l e m e n t I d = " 2 0 4 3 1 9 3 9 4 0 "   D a t a T y p e = " B o o l e a n " > F i e l d _ I s L a b e l < / F i e l d _ I s L a b e l > + 
+             < F i e l d _ I s P e r s o n F i e l d   E l e m e n t T y p e = " C o l u m n "   E l e m e n t I d = " 4 3 4 5 4 6 6 1 1 "   D a t a T y p e = " B o o l e a n " > F i e l d _ I s P e r s o n F i e l d < / F i e l d _ I s P e r s o n F i e l d > + 
+             < F i e l d _ I s T e x t   E l e m e n t T y p e = " C o l u m n "   E l e m e n t I d = " 5 9 3 6 9 2 0 1 "   D a t a T y p e = " B o o l e a n " > F i e l d _ I s T e x t < / F i e l d _ I s T e x t > + 
+             < F i e l d _ L i n e C o m m e n t a r y   E l e m e n t T y p e = " C o l u m n "   E l e m e n t I d = " 1 8 5 3 8 0 0 2 5 7 "   D a t a T y p e = " T e x t " > F i e l d _ L i n e C o m m e n t a r y < / F i e l d _ L i n e C o m m e n t a r y > + 
+             < F i e l d _ M o d i f i e d B y U s e r E m a i l   E l e m e n t T y p e = " C o l u m n "   E l e m e n t I d = " 2 0 5 3 4 9 0 5 4 5 "   D a t a T y p e = " T e x t " > F i e l d _ M o d i f i e d B y U s e r E m a i l < / F i e l d _ M o d i f i e d B y U s e r E m a i l > + 
+             < F i e l d _ M o d i f i e d B y U s e r I D   E l e m e n t T y p e = " C o l u m n "   E l e m e n t I d = " 1 3 6 3 9 8 7 2 2 2 "   D a t a T y p e = " C o d e " > F i e l d _ M o d i f i e d B y U s e r I D < / F i e l d _ M o d i f i e d B y U s e r I D > + 
+             < F i e l d _ M o d i f i e d B y U s e r J o b T i t l e   E l e m e n t T y p e = " C o l u m n "   E l e m e n t I d = " 7 1 3 3 5 4 3 4 0 "   D a t a T y p e = " T e x t " > F i e l d _ M o d i f i e d B y U s e r J o b T i t l e < / F i e l d _ M o d i f i e d B y U s e r J o b T i t l e > + 
+             < F i e l d _ M o d i f i e d B y U s e r N a m e   E l e m e n t T y p e = " C o l u m n "   E l e m e n t I d = " 7 9 8 2 2 1 9 1 6 "   D a t a T y p e = " T e x t " > F i e l d _ M o d i f i e d B y U s e r N a m e < / F i e l d _ M o d i f i e d B y U s e r N a m e > + 
+             < F i e l d _ M o d i f i e d B y U s e r P h o n e   E l e m e n t T y p e = " C o l u m n "   E l e m e n t I d = " 1 2 9 4 9 7 8 5 4 5 "   D a t a T y p e = " T e x t " > F i e l d _ M o d i f i e d B y U s e r P h o n e < / F i e l d _ M o d i f i e d B y U s e r P h o n e > + 
+             < F i e l d _ M o d i f i e d D a t e T i m e   E l e m e n t T y p e = " C o l u m n "   E l e m e n t I d = " 1 6 5 4 4 9 3 6 9 6 "   D a t a T y p e = " D a t e T i m e " > F i e l d _ M o d i f i e d D a t e T i m e < / F i e l d _ M o d i f i e d D a t e T i m e > + 
+             < F i e l d _ T y p e   E l e m e n t T y p e = " C o l u m n "   E l e m e n t I d = " 1 3 2 8 1 6 4 0 1 6 "   D a t a T y p e = " E n u m " > F i e l d _ T y p e < / F i e l d _ T y p e > + 
+             < L a b e l F i e l d _ D e s c r i p t i o n   E l e m e n t T y p e = " C o l u m n "   E l e m e n t I d = " 3 2 9 5 4 9 8 4 0 "   D a t a T y p e = " T e x t " > L a b e l F i e l d _ D e s c r i p t i o n < / L a b e l F i e l d _ D e s c r i p t i o n > + 
+             < N u m e r i c _ V a l u e   E l e m e n t T y p e = " C o l u m n "   E l e m e n t I d = " 4 6 0 4 1 2 6 4 6 "   D a t a T y p e = " D e c i m a l " > N u m e r i c _ V a l u e < / N u m e r i c _ V a l u e > + 
+             < P r o m p t e d R e s u l t C a p t i o n _ 1   E l e m e n t T y p e = " C o l u m n "   E l e m e n t I d = " 1 5 4 8 2 0 5 1 6 9 "   D a t a T y p e = " T e x t " > P r o m p t e d R e s u l t C a p t i o n _ 1 < / P r o m p t e d R e s u l t C a p t i o n _ 1 > + 
+             < P r o m p t e d R e s u l t C a p t i o n _ 1 0   E l e m e n t T y p e = " C o l u m n "   E l e m e n t I d = " 6 6 5 1 3 7 3 2 1 "   D a t a T y p e = " T e x t " > P r o m p t e d R e s u l t C a p t i o n _ 1 0 < / P r o m p t e d R e s u l t C a p t i o n _ 1 0 > + 
+             < P r o m p t e d R e s u l t C a p t i o n _ 2   E l e m e n t T y p e = " C o l u m n "   E l e m e n t I d = " 2 1 0 9 0 6 5 5 1 0 "   D a t a T y p e = " T e x t " > P r o m p t e d R e s u l t C a p t i o n _ 2 < / P r o m p t e d R e s u l t C a p t i o n _ 2 > + 
+             < P r o m p t e d R e s u l t C a p t i o n _ 3   E l e m e n t T y p e = " C o l u m n "   E l e m e n t I d = " 1 4 7 1 3 6 8 8 9 3 "   D a t a T y p e = " T e x t " > P r o m p t e d R e s u l t C a p t i o n _ 3 < / P r o m p t e d R e s u l t C a p t i o n _ 3 > + 
+             < P r o m p t e d R e s u l t C a p t i o n _ 4   E l e m e n t T y p e = " C o l u m n "   E l e m e n t I d = " 8 3 3 6 7 2 2 7 6 "   D a t a T y p e = " T e x t " > P r o m p t e d R e s u l t C a p t i o n _ 4 < / P r o m p t e d R e s u l t C a p t i o n _ 4 > + 
+             < P r o m p t e d R e s u l t C a p t i o n _ 5   E l e m e n t T y p e = " C o l u m n "   E l e m e n t I d = " 1 9 5 9 7 5 6 5 9 "   D a t a T y p e = " T e x t " > P r o m p t e d R e s u l t C a p t i o n _ 5 < / P r o m p t e d R e s u l t C a p t i o n _ 5 > + 
+             < P r o m p t e d R e s u l t C a p t i o n _ 6   E l e m e n t T y p e = " C o l u m n "   E l e m e n t I d = " 4 4 1 7 2 0 9 5 8 "   D a t a T y p e = " T e x t " > P r o m p t e d R e s u l t C a p t i o n _ 6 < / P r o m p t e d R e s u l t C a p t i o n _ 6 > + 
+             < P r o m p t e d R e s u l t C a p t i o n _ 7   E l e m e n t T y p e = " C o l u m n "   E l e m e n t I d = " 1 0 7 9 4 1 7 5 7 5 "   D a t a T y p e = " T e x t " > P r o m p t e d R e s u l t C a p t i o n _ 7 < / P r o m p t e d R e s u l t C a p t i o n _ 7 > + 
+             < P r o m p t e d R e s u l t C a p t i o n _ 8   E l e m e n t T y p e = " C o l u m n "   E l e m e n t I d = " 1 0 3 9 0 2 9 1 2 "   D a t a T y p e = " T e x t " > P r o m p t e d R e s u l t C a p t i o n _ 8 < / P r o m p t e d R e s u l t C a p t i o n _ 8 > + 
+             < P r o m p t e d R e s u l t C a p t i o n _ 9   E l e m e n t T y p e = " C o l u m n "   E l e m e n t I d = " 7 4 1 5 9 9 5 2 9 "   D a t a T y p e = " T e x t " > P r o m p t e d R e s u l t C a p t i o n _ 9 < / P r o m p t e d R e s u l t C a p t i o n _ 9 > + 
+             < P r o m p t e d R e s u l t C o n d i t i o n D e s c r i p t i o n _ 1   E l e m e n t T y p e = " C o l u m n "   E l e m e n t I d = " 1 7 7 6 7 4 4 4 3 4 "   D a t a T y p e = " T e x t " > P r o m p t e d R e s u l t C o n d i t i o n D e s c r i p t i o n _ 1 < / P r o m p t e d R e s u l t C o n d i t i o n D e s c r i p t i o n _ 1 > + 
+             < P r o m p t e d R e s u l t C o n d i t i o n D e s c r i p t i o n _ 1 0   E l e m e n t T y p e = " C o l u m n "   E l e m e n t I d = " 1 0 2 8 7 8 8 8 8 2 "   D a t a T y p e = " T e x t " > P r o m p t e d R e s u l t C o n d i t i o n D e s c r i p t i o n _ 1 0 < / P r o m p t e d R e s u l t C o n d i t i o n D e s c r i p t i o n _ 1 0 > + 
+             < P r o m p t e d R e s u l t C o n d i t i o n D e s c r i p t i o n _ 2   E l e m e n t T y p e = " C o l u m n "   E l e m e n t I d = " 1 1 3 9 0 4 7 8 1 7 "   D a t a T y p e = " T e x t " > P r o m p t e d R e s u l t C o n d i t i o n D e s c r i p t i o n _ 2 < / P r o m p t e d R e s u l t C o n d i t i o n D e s c r i p t i o n _ 2 > + 
+             < P r o m p t e d R e s u l t C o n d i t i o n D e s c r i p t i o n _ 3   E l e m e n t T y p e = " C o l u m n "   E l e m e n t I d = " 5 0 1 3 5 1 2 0 0 "   D a t a T y p e = " T e x t " > P r o m p t e d R e s u l t C o n d i t i o n D e s c r i p t i o n _ 3 < / P r o m p t e d R e s u l t C o n d i t i o n D e s c r i p t i o n _ 3 > + 
+             < P r o m p t e d R e s u l t C o n d i t i o n D e s c r i p t i o n _ 4   E l e m e n t T y p e = " C o l u m n "   E l e m e n t I d = " 6 7 0 2 6 0 2 2 3 "   D a t a T y p e = " T e x t " > P r o m p t e d R e s u l t C o n d i t i o n D e s c r i p t i o n _ 4 < / P r o m p t e d R e s u l t C o n d i t i o n D e s c r i p t i o n _ 4 > + 
+             < P r o m p t e d R e s u l t C o n d i t i o n D e s c r i p t i o n _ 5   E l e m e n t T y p e = " C o l u m n "   E l e m e n t I d = " 3 2 5 6 3 6 0 6 "   D a t a T y p e = " T e x t " > P r o m p t e d R e s u l t C o n d i t i o n D e s c r i p t i o n _ 5 < / P r o m p t e d R e s u l t C o n d i t i o n D e s c r i p t i o n _ 5 > + 
+             < P r o m p t e d R e s u l t C o n d i t i o n D e s c r i p t i o n _ 6   E l e m e n t T y p e = " C o l u m n "   E l e m e n t I d = " 6 0 5 1 3 3 0 1 1 "   D a t a T y p e = " T e x t " > P r o m p t e d R e s u l t C o n d i t i o n D e s c r i p t i o n _ 6 < / P r o m p t e d R e s u l t C o n d i t i o n D e s c r i p t i o n _ 6 > + 
+             < P r o m p t e d R e s u l t C o n d i t i o n D e s c r i p t i o n _ 7   E l e m e n t T y p e = " C o l u m n "   E l e m e n t I d = " 1 2 4 2 8 2 9 6 2 8 "   D a t a T y p e = " T e x t " > P r o m p t e d R e s u l t C o n d i t i o n D e s c r i p t i o n _ 7 < / P r o m p t e d R e s u l t C o n d i t i o n D e s c r i p t i o n _ 7 > + 
+             < P r o m p t e d R e s u l t C o n d i t i o n D e s c r i p t i o n _ 8   E l e m e n t T y p e = " C o l u m n "   E l e m e n t I d = " 1 0 7 3 9 2 0 6 0 5 "   D a t a T y p e = " T e x t " > P r o m p t e d R e s u l t C o n d i t i o n D e s c r i p t i o n _ 8 < / P r o m p t e d R e s u l t C o n d i t i o n D e s c r i p t i o n _ 8 > + 
+             < P r o m p t e d R e s u l t C o n d i t i o n D e s c r i p t i o n _ 9   E l e m e n t T y p e = " C o l u m n "   E l e m e n t I d = " 1 7 1 1 6 1 7 2 2 2 "   D a t a T y p e = " T e x t " > P r o m p t e d R e s u l t C o n d i t i o n D e s c r i p t i o n _ 9 < / P r o m p t e d R e s u l t C o n d i t i o n D e s c r i p t i o n _ 9 > + 
+             < P r o m p t e d R e s u l t V i s i b l e _ 1   E l e m e n t T y p e = " C o l u m n "   E l e m e n t I d = " 1 3 9 9 7 0 4 4 1 7 "   D a t a T y p e = " B o o l e a n " > P r o m p t e d R e s u l t V i s i b l e _ 1 < / P r o m p t e d R e s u l t V i s i b l e _ 1 > + 
+             < P r o m p t e d R e s u l t V i s i b l e _ 1 0   E l e m e n t T y p e = " C o l u m n "   E l e m e n t I d = " 6 6 3 6 8 2 6 1 7 "   D a t a T y p e = " B o o l e a n " > P r o m p t e d R e s u l t V i s i b l e _ 1 0 < / P r o m p t e d R e s u l t V i s i b l e _ 1 0 > + 
+             < P r o m p t e d R e s u l t V i s i b l e _ 2   E l e m e n t T y p e = " C o l u m n "   E l e m e n t I d = " 2 0 3 7 4 0 1 0 3 4 "   D a t a T y p e = " B o o l e a n " > P r o m p t e d R e s u l t V i s i b l e _ 2 < / P r o m p t e d R e s u l t V i s i b l e _ 2 > + 
+             < P r o m p t e d R e s u l t V i s i b l e _ 3   E l e m e n t T y p e = " C o l u m n "   E l e m e n t I d = " 1 6 1 9 8 6 9 6 4 5 "   D a t a T y p e = " B o o l e a n " > P r o m p t e d R e s u l t V i s i b l e _ 3 < / P r o m p t e d R e s u l t V i s i b l e _ 3 > + 
+             < P r o m p t e d R e s u l t V i s i b l e _ 4   E l e m e n t T y p e = " C o l u m n "   E l e m e n t I d = " 9 8 2 1 7 3 0 2 8 "   D a t a T y p e = " B o o l e a n " > P r o m p t e d R e s u l t V i s i b l e _ 4 < / P r o m p t e d R e s u l t V i s i b l e _ 4 > + 
+             < P r o m p t e d R e s u l t V i s i b l e _ 5   E l e m e n t T y p e = " C o l u m n "   E l e m e n t I d = " 3 4 4 4 7 6 4 1 1 "   D a t a T y p e = " B o o l e a n " > P r o m p t e d R e s u l t V i s i b l e _ 5 < / P r o m p t e d R e s u l t V i s i b l e _ 5 > + 
+             < P r o m p t e d R e s u l t V i s i b l e _ 6   E l e m e n t T y p e = " C o l u m n "   E l e m e n t I d = " 2 9 3 2 2 0 2 0 6 "   D a t a T y p e = " B o o l e a n " > P r o m p t e d R e s u l t V i s i b l e _ 6 < / P r o m p t e d R e s u l t V i s i b l e _ 6 > + 
+             < P r o m p t e d R e s u l t V i s i b l e _ 7   E l e m e n t T y p e = " C o l u m n "   E l e m e n t I d = " 9 3 0 9 1 6 8 2 3 "   D a t a T y p e = " B o o l e a n " > P r o m p t e d R e s u l t V i s i b l e _ 7 < / P r o m p t e d R e s u l t V i s i b l e _ 7 > + 
+             < P r o m p t e d R e s u l t V i s i b l e _ 8   E l e m e n t T y p e = " C o l u m n "   E l e m e n t I d = " 4 4 5 9 7 8 4 0 "   D a t a T y p e = " B o o l e a n " > P r o m p t e d R e s u l t V i s i b l e _ 8 < / P r o m p t e d R e s u l t V i s i b l e _ 8 > + 
+             < P r o m p t e d R e s u l t V i s i b l e _ 9   E l e m e n t T y p e = " C o l u m n "   E l e m e n t I d = " 5 9 3 0 9 8 7 7 7 "   D a t a T y p e = " B o o l e a n " > P r o m p t e d R e s u l t V i s i b l e _ 9 < / P r o m p t e d R e s u l t V i s i b l e _ 9 > + 
+             < T e s t _ R e s u l t   E l e m e n t T y p e = " C o l u m n "   E l e m e n t I d = " 1 2 7 1 0 6 2 1 4 1 "   D a t a T y p e = " C o d e " > T e s t _ R e s u l t < / T e s t _ R e s u l t > + 
+             < T e s t _ R e s u l t D e s c r i p t i o n   E l e m e n t T y p e = " C o l u m n "   E l e m e n t I d = " 1 9 4 3 4 5 8 6 8 5 "   D a t a T y p e = " T e x t " > T e s t _ R e s u l t D e s c r i p t i o n < / T e s t _ R e s u l t D e s c r i p t i o n > + 
+             < T e s t _ V a l u e   E l e m e n t T y p e = " C o l u m n "   E l e m e n t I d = " 8 1 3 5 6 4 5 2 1 "   D a t a T y p e = " T e x t " > T e s t _ V a l u e < / T e s t _ V a l u e > + 
+             < W o r d D e s c r i p t i o n   E l e m e n t T y p e = " C o l u m n "   E l e m e n t I d = " 5 4 4 0 8 2 0 6 7 "   D a t a T y p e = " T e x t " > W o r d D e s c r i p t i o n < / W o r d D e s c r i p t i o n > + 
+             < W o r d M o d i f i e d B y U s e r N a m e   E l e m e n t T y p e = " C o l u m n "   E l e m e n t I d = " 1 6 2 5 9 3 3 4 7 9 "   D a t a T y p e = " T e x t " > W o r d M o d i f i e d B y U s e r N a m e < / W o r d M o d i f i e d B y U s e r N a m e > + 
+             < W o r d M o d i f i e d D a t e T i m e   E l e m e n t T y p e = " C o l u m n "   E l e m e n t I d = " 2 0 8 1 0 1 2 8 7 5 "   D a t a T y p e = " T e x t " > W o r d M o d i f i e d D a t e T i m e < / W o r d M o d i f i e d D a t e T i m e > + 
+             < W o r d T e s t V a l u e   E l e m e n t T y p e = " C o l u m n "   E l e m e n t I d = " 1 4 4 7 8 2 4 1 2 2 "   D a t a T y p e = " T e x t " > W o r d T e s t V a l u e < / W o r d T e s t V a l u e >   
          < / C u r r e n t I n s p e c t i o n L i n e >   
@@ -6904,14 +6908,10 @@
  < / N a v W o r d R e p o r t X m l P a r t > 
 </file>
 
-<file path=customXml/item3.xml><?xml version="1.0" encoding="utf-8"?>
-<b:Sources xmlns:b="http://schemas.openxmlformats.org/officeDocument/2006/bibliography" xmlns="http://schemas.openxmlformats.org/officeDocument/2006/bibliography" SelectedStyle="\APASixthEditionOfficeOnline.xsl" StyleName="APA" Version="6"/>
-</file>
-
 <file path=customXml/itemProps1.xml><?xml version="1.0" encoding="utf-8"?>
-<ds:datastoreItem xmlns:ds="http://schemas.openxmlformats.org/officeDocument/2006/customXml" ds:itemID="{03338322-50AA-4232-92FE-5DECCA57D474}">
+<ds:datastoreItem xmlns:ds="http://schemas.openxmlformats.org/officeDocument/2006/customXml" ds:itemID="{17CE75AC-9DC5-435C-A40B-AC945788E8B7}">
   <ds:schemaRefs>
-    <ds:schemaRef ds:uri="urn:microsoft-dynamics-businesscentral/internal/extended/reports/Qlty_Non_Conformance/20403/"/>
+    <ds:schemaRef ds:uri="http://schemas.openxmlformats.org/officeDocument/2006/bibliography"/>
   </ds:schemaRefs>
 </ds:datastoreItem>
 </file>
@@ -6925,9 +6925,9 @@
 </file>
 
 <file path=customXml/itemProps3.xml><?xml version="1.0" encoding="utf-8"?>
-<ds:datastoreItem xmlns:ds="http://schemas.openxmlformats.org/officeDocument/2006/customXml" ds:itemID="{17CE75AC-9DC5-435C-A40B-AC945788E8B7}">
+<ds:datastoreItem xmlns:ds="http://schemas.openxmlformats.org/officeDocument/2006/customXml" ds:itemID="{03338322-50AA-4232-92FE-5DECCA57D474}">
   <ds:schemaRefs>
-    <ds:schemaRef ds:uri="http://schemas.openxmlformats.org/officeDocument/2006/bibliography"/>
+    <ds:schemaRef ds:uri="urn:microsoft-dynamics-businesscentral/internal/extended/reports/Qlty_Non_Conformance/20403/"/>
   </ds:schemaRefs>
 </ds:datastoreItem>
 </file>

--- a/src/Apps/W1/Quality Management/app/src/Reports/QltyNonConformance.docx
+++ b/src/Apps/W1/Quality Management/app/src/Reports/QltyNonConformance.docx
@@ -2210,109 +2210,109 @@
       <w:tblLook w:val="04A0" w:firstRow="1" w:lastRow="0" w:firstColumn="1" w:lastColumn="0" w:noHBand="0" w:noVBand="1"/>
     </w:tblPr>
     <w:tblGrid>
-      <w:gridCol w:w="5228"/>
-      <w:gridCol w:w="5228"/>
+      <w:gridCol w:w="5485"/>
+      <w:gridCol w:w="4971"/>
     </w:tblGrid>
     <w:tr>
       <w:trPr>
         <w:cnfStyle w:val="100000000000" w:firstRow="1" w:lastRow="0" w:firstColumn="0" w:lastColumn="0" w:oddVBand="0" w:evenVBand="0" w:oddHBand="0" w:evenHBand="0" w:firstRowFirstColumn="0" w:firstRowLastColumn="0" w:lastRowFirstColumn="0" w:lastRowLastColumn="0"/>
-        <w:trHeight w:val="720"/>
+        <w:trHeight w:val="529"/>
       </w:trPr>
-      <w:sdt>
-        <w:sdtPr>
-          <w:rPr>
-            <w:rStyle w:val="TitleChar"/>
-          </w:rPr>
-          <w:alias w:val="ReportTitleLabel"/>
-          <w:tag w:val="#BC:InsertDataItem,Labels/ReportTitleLabel"/>
-          <w:id w:val="1540081693"/>
-          <w:placeholder>
-            <w:docPart w:val="DefaultPlaceholder_-1854013440"/>
-          </w:placeholder>
-          <w:dataBinding w:prefixMappings="xmlns:ns0='urn:microsoft-dynamics-nav/reports/Qlty_Non_Conformance/20403/'" w:xpath="/ns0:NavWordReportXmlPart[1]/ns0:Labels[1]/ns0:ReportTitleLabel[1]" w:storeItemID="{FEA79526-4D1A-40E9-8DD9-C8C0D611AE53}"/>
-          <w15:color w:val="808080"/>
-          <w:text/>
-        </w:sdtPr>
-        <w:sdtContent>
-          <w:tc>
-            <w:tcPr>
-              <w:tcW w:w="5228" w:type="dxa"/>
-              <w:vAlign w:val="bottom"/>
-            </w:tcPr>
-            <w:p>
-              <w:pPr>
-                <w:pStyle w:val="Title"/>
-                <w:rPr>
-                  <w:rStyle w:val="TitleChar"/>
-                </w:rPr>
-              </w:pPr>
+      <w:tc>
+        <w:tcPr>
+          <w:tcW w:w="5485" w:type="dxa"/>
+          <w:vAlign w:val="bottom"/>
+        </w:tcPr>
+        <w:p>
+          <w:pPr>
+            <w:pStyle w:val="Title"/>
+          </w:pPr>
+          <w:sdt>
+            <w:sdtPr>
+              <w:rPr>
+                <w:bCs/>
+              </w:rPr>
+              <w:alias w:val="ReportTitleLabel"/>
+              <w:tag w:val="#BC:InsertDataItem,Labels/ReportTitleLabel"/>
+              <w:id w:val="-190926094"/>
+              <w:placeholder>
+                <w:docPart w:val="99476979E68D47D8A0F513F4E5EBD730"/>
+              </w:placeholder>
+              <w:dataBinding w:prefixMappings="xmlns:ns0='urn:microsoft-dynamics-nav/reports/Qlty_Non_Conformance/20403/'" w:xpath="/ns0:NavWordReportXmlPart[1]/ns0:Labels[1]/ns0:ReportTitleLabel[1]" w:storeItemID="{F00BF611-06BA-436C-902A-C0D5E8DF929B}"/>
+              <w15:color w:val="808080"/>
+              <w:text/>
+            </w:sdtPr>
+            <w:sdtContent>
               <w:proofErr w:type="spellStart"/>
               <w:r>
                 <w:rPr>
-                  <w:rStyle w:val="TitleChar"/>
+                  <w:b/>
+                  <w:bCs/>
                 </w:rPr>
                 <w:t>ReportTitleLabel</w:t>
               </w:r>
               <w:proofErr w:type="spellEnd"/>
-            </w:p>
-          </w:tc>
-        </w:sdtContent>
-      </w:sdt>
+            </w:sdtContent>
+          </w:sdt>
+        </w:p>
+      </w:tc>
       <w:tc>
         <w:tcPr>
-          <w:tcW w:w="5228" w:type="dxa"/>
+          <w:tcW w:w="4971" w:type="dxa"/>
         </w:tcPr>
         <w:p>
           <w:pPr>
+            <w:pStyle w:val="BodytekstinHeaderFooter"/>
             <w:jc w:val="right"/>
             <w:rPr>
               <w:noProof/>
             </w:rPr>
           </w:pPr>
         </w:p>
-        <w:sdt>
-          <w:sdtPr>
+        <w:p>
+          <w:pPr>
+            <w:pStyle w:val="BodytekstinHeaderFooter"/>
+            <w:tabs>
+              <w:tab w:val="left" w:pos="4410"/>
+            </w:tabs>
+            <w:jc w:val="right"/>
             <w:rPr>
               <w:rStyle w:val="TitleChar"/>
               <w:rFonts w:asciiTheme="minorHAnsi" w:hAnsiTheme="minorHAnsi" w:eastAsiaTheme="minorHAnsi" w:cstheme="minorBidi"/>
+              <w:b/>
               <w:spacing w:val="0"/>
-              <w:kern w:val="0"/>
               <w:sz w:val="20"/>
               <w:szCs w:val="24"/>
             </w:rPr>
-            <w:alias w:val="#Nav: /CurrentInspection/CompanyLogo"/>
-            <w:tag w:val="#Nav: Qlty_Non_Conformance/20403"/>
-            <w:id w:val="681399524"/>
-            <w:showingPlcHdr/>
-            <w:dataBinding w:prefixMappings="xmlns:ns0='urn:microsoft-dynamics-nav/reports/Qlty_Non_Conformance/20403/'" w:xpath="/ns0:NavWordReportXmlPart[1]/ns0:CurrentInspection[1]/ns0:CompanyLogo[1]" w:storeItemID="{FEA79526-4D1A-40E9-8DD9-C8C0D611AE53}"/>
-            <w:picture/>
-          </w:sdtPr>
-          <w:sdtContent>
-            <w:p>
-              <w:pPr>
-                <w:jc w:val="right"/>
-                <w:rPr>
-                  <w:rStyle w:val="TitleChar"/>
-                  <w:rFonts w:asciiTheme="minorHAnsi" w:hAnsiTheme="minorHAnsi" w:eastAsiaTheme="minorHAnsi" w:cstheme="minorBidi"/>
-                  <w:b/>
-                  <w:spacing w:val="0"/>
-                  <w:kern w:val="0"/>
-                  <w:sz w:val="20"/>
-                  <w:szCs w:val="24"/>
-                </w:rPr>
-              </w:pPr>
+          </w:pPr>
+          <w:sdt>
+            <w:sdtPr>
+              <w:rPr>
+                <w:rStyle w:val="TitleChar"/>
+                <w:rFonts w:asciiTheme="minorHAnsi" w:hAnsiTheme="minorHAnsi" w:eastAsiaTheme="minorHAnsi" w:cstheme="minorBidi"/>
+                <w:spacing w:val="0"/>
+                <w:sz w:val="20"/>
+                <w:szCs w:val="24"/>
+              </w:rPr>
+              <w:alias w:val="#Nav: /CurrentInspection/CompanyLogo"/>
+              <w:tag w:val="#Nav: Qlty_Non_Conformance/20403"/>
+              <w:id w:val="757102674"/>
+              <w:showingPlcHdr/>
+              <w:dataBinding w:prefixMappings="xmlns:ns0='urn:microsoft-dynamics-nav/reports/Qlty_Non_Conformance/20403/'" w:xpath="/ns0:NavWordReportXmlPart[1]/ns0:CurrentInspection[1]/ns0:CompanyLogo[1]" w:storeItemID="{F00BF611-06BA-436C-902A-C0D5E8DF929B}"/>
+              <w:picture/>
+            </w:sdtPr>
+            <w:sdtContent>
               <w:r>
                 <w:rPr>
                   <w:rStyle w:val="TitleChar"/>
                   <w:rFonts w:asciiTheme="minorHAnsi" w:hAnsiTheme="minorHAnsi" w:eastAsiaTheme="minorHAnsi" w:cstheme="minorBidi"/>
                   <w:noProof/>
                   <w:spacing w:val="0"/>
-                  <w:kern w:val="0"/>
                   <w:sz w:val="20"/>
                   <w:szCs w:val="24"/>
                 </w:rPr>
                 <w:drawing>
-                  <wp:inline distT="0" distB="0" distL="0" distR="0" wp14:anchorId="22F467E3" wp14:editId="002438E0">
+                  <wp:inline distT="0" distB="0" distL="0" distR="0" wp14:anchorId="3935ADC4" wp14:editId="5B581184">
                     <wp:extent cx="1266825" cy="1266825"/>
                     <wp:effectExtent l="0" t="0" r="9525" b="9525"/>
                     <wp:docPr id="1" name="Picture 1"/>
@@ -2360,23 +2360,24 @@
                   </wp:inline>
                 </w:drawing>
               </w:r>
-            </w:p>
-          </w:sdtContent>
-        </w:sdt>
+            </w:sdtContent>
+          </w:sdt>
+        </w:p>
       </w:tc>
     </w:tr>
     <w:tr>
       <w:trPr>
-        <w:trHeight w:val="377"/>
+        <w:trHeight w:val="529"/>
       </w:trPr>
       <w:tc>
         <w:tcPr>
-          <w:tcW w:w="5228" w:type="dxa"/>
+          <w:tcW w:w="5485" w:type="dxa"/>
         </w:tcPr>
         <w:p>
           <w:pPr>
+            <w:pStyle w:val="BodytekstinHeaderFooter"/>
             <w:tabs>
-              <w:tab w:val="right" w:pos="10350"/>
+              <w:tab w:val="left" w:pos="1030"/>
             </w:tabs>
             <w:rPr>
               <w:rStyle w:val="TitleChar"/>
@@ -2386,7 +2387,7 @@
       </w:tc>
       <w:tc>
         <w:tcPr>
-          <w:tcW w:w="5228" w:type="dxa"/>
+          <w:tcW w:w="4971" w:type="dxa"/>
         </w:tcPr>
         <w:p>
           <w:pPr>
@@ -2400,6 +2401,8 @@
               <w:rPr>
                 <w:rFonts w:asciiTheme="majorHAnsi" w:hAnsiTheme="majorHAnsi" w:eastAsiaTheme="majorEastAsia" w:cstheme="majorBidi"/>
                 <w:b/>
+                <w:caps/>
+                <w:color w:val="0E2841" w:themeColor="text2"/>
                 <w:spacing w:val="-10"/>
                 <w:kern w:val="28"/>
                 <w:sz w:val="40"/>
@@ -2409,9 +2412,9 @@
               <w:tag w:val="#BC:InsertDataItem,DataItems/CurrentInspection/CompanyInformation_All"/>
               <w:id w:val="416912902"/>
               <w:placeholder>
-                <w:docPart w:val="F14F35E5DE5F4DE38617B9C7CCD1FCEF"/>
+                <w:docPart w:val="2A2A329835F947A1B9599BFCF6B026B8"/>
               </w:placeholder>
-              <w:dataBinding w:prefixMappings="xmlns:ns0='urn:microsoft-dynamics-nav/reports/Qlty_Non_Conformance/20403/'" w:xpath="/ns0:NavWordReportXmlPart[1]/ns0:CurrentInspection[1]/ns0:CompanyInformation_All[1]" w:storeItemID="{FEA79526-4D1A-40E9-8DD9-C8C0D611AE53}"/>
+              <w:dataBinding w:prefixMappings="xmlns:ns0='urn:microsoft-dynamics-nav/reports/Qlty_Non_Conformance/20403/'" w:xpath="/ns0:NavWordReportXmlPart[1]/ns0:CurrentInspection[1]/ns0:CompanyInformation_All[1]" w:storeItemID="{F00BF611-06BA-436C-902A-C0D5E8DF929B}"/>
               <w15:color w:val="808080"/>
               <w:text/>
             </w:sdtPr>
@@ -4273,41 +4276,32 @@
       <w:outlineLvl w:val="9"/>
     </w:pPr>
   </w:style>
+  <w:style w:type="paragraph" w:customStyle="1" w:styleId="BodytekstinHeaderFooter">
+    <w:name w:val="Bodytekst in Header/Footer"/>
+    <w:link w:val="BodytekstinHeaderFooterChar"/>
+    <w:rsid w:val="00181CCD"/>
+    <w:rPr>
+      <w:rFonts w:ascii="Segoe UI" w:hAnsi="Segoe UI"/>
+      <w:sz w:val="18"/>
+    </w:rPr>
+  </w:style>
+  <w:style w:type="character" w:customStyle="1" w:styleId="BodytekstinHeaderFooterChar">
+    <w:name w:val="Bodytekst in Header/Footer Char"/>
+    <w:basedOn w:val="SidetalpaginaChar"/>
+    <w:link w:val="BodytekstinHeaderFooter"/>
+    <w:rsid w:val="00181CCD"/>
+    <w:rPr>
+      <w:rFonts w:ascii="Segoe UI" w:hAnsi="Segoe UI"/>
+      <w:kern w:val="0"/>
+      <w:sz w:val="18"/>
+    </w:rPr>
+  </w:style>
 </w:styles>
 </file>
 
 <file path=word/glossary/document.xml><?xml version="1.0" encoding="utf-8"?>
 <w:glossaryDocument xmlns:wpc="http://schemas.microsoft.com/office/word/2010/wordprocessingCanvas" xmlns:cx="http://schemas.microsoft.com/office/drawing/2014/chartex" xmlns:cx1="http://schemas.microsoft.com/office/drawing/2015/9/8/chartex" xmlns:cx2="http://schemas.microsoft.com/office/drawing/2015/10/21/chartex" xmlns:cx3="http://schemas.microsoft.com/office/drawing/2016/5/9/chartex" xmlns:cx4="http://schemas.microsoft.com/office/drawing/2016/5/10/chartex" xmlns:cx5="http://schemas.microsoft.com/office/drawing/2016/5/11/chartex" xmlns:cx6="http://schemas.microsoft.com/office/drawing/2016/5/12/chartex" xmlns:cx7="http://schemas.microsoft.com/office/drawing/2016/5/13/chartex" xmlns:cx8="http://schemas.microsoft.com/office/drawing/2016/5/14/chartex" xmlns:mc="http://schemas.openxmlformats.org/markup-compatibility/2006" xmlns:aink="http://schemas.microsoft.com/office/drawing/2016/ink" xmlns:am3d="http://schemas.microsoft.com/office/drawing/2017/model3d" xmlns:o="urn:schemas-microsoft-com:office:office" xmlns:oel="http://schemas.microsoft.com/office/2019/extlst" xmlns:r="http://schemas.openxmlformats.org/officeDocument/2006/relationships" xmlns:m="http://schemas.openxmlformats.org/officeDocument/2006/math" xmlns:v="urn:schemas-microsoft-com:vml" xmlns:wp14="http://schemas.microsoft.com/office/word/2010/wordprocessingDrawing" xmlns:wp="http://schemas.openxmlformats.org/drawingml/2006/wordprocessingDrawing" xmlns:w10="urn:schemas-microsoft-com:office:word" xmlns:w="http://schemas.openxmlformats.org/wordprocessingml/2006/main" xmlns:w14="http://schemas.microsoft.com/office/word/2010/wordml" xmlns:w15="http://schemas.microsoft.com/office/word/2012/wordml" xmlns:w16cex="http://schemas.microsoft.com/office/word/2018/wordml/cex" xmlns:w16cid="http://schemas.microsoft.com/office/word/2016/wordml/cid" xmlns:w16="http://schemas.microsoft.com/office/word/2018/wordml" xmlns:w16du="http://schemas.microsoft.com/office/word/2023/wordml/word16du" xmlns:w16sdtdh="http://schemas.microsoft.com/office/word/2020/wordml/sdtdatahash" xmlns:w16sdtfl="http://schemas.microsoft.com/office/word/2024/wordml/sdtformatlock" xmlns:w16se="http://schemas.microsoft.com/office/word/2015/wordml/symex" xmlns:wpg="http://schemas.microsoft.com/office/word/2010/wordprocessingGroup" xmlns:wpi="http://schemas.microsoft.com/office/word/2010/wordprocessingInk" xmlns:wne="http://schemas.microsoft.com/office/word/2006/wordml" xmlns:wps="http://schemas.microsoft.com/office/word/2010/wordprocessingShape" mc:Ignorable="w14 w15 w16se w16cid w16 w16cex w16sdtdh w16sdtfl w16du wp14">
   <w:docParts>
-    <w:docPart>
-      <w:docPartPr>
-        <w:name w:val="F14F35E5DE5F4DE38617B9C7CCD1FCEF"/>
-        <w:category>
-          <w:name w:val="General"/>
-          <w:gallery w:val="placeholder"/>
-        </w:category>
-        <w:types>
-          <w:type w:val="bbPlcHdr"/>
-        </w:types>
-        <w:behaviors>
-          <w:behavior w:val="content"/>
-        </w:behaviors>
-        <w:guid w:val="{20023BC0-7C62-4731-B2AF-58CD6817ADD4}"/>
-      </w:docPartPr>
-      <w:docPartBody>
-        <w:p>
-          <w:pPr>
-            <w:pStyle w:val="F14F35E5DE5F4DE38617B9C7CCD1FCEF"/>
-          </w:pPr>
-          <w:r>
-            <w:rPr>
-              <w:rStyle w:val="PlaceholderText"/>
-            </w:rPr>
-            <w:t>Klik eller tryk her for at skrive tekst.</w:t>
-          </w:r>
-        </w:p>
-      </w:docPartBody>
-    </w:docPart>
     <w:docPart>
       <w:docPartPr>
         <w:name w:val="5A08C22BDAF646B3BE0271859542F180"/>
@@ -4908,6 +4902,64 @@
         </w:p>
       </w:docPartBody>
     </w:docPart>
+    <w:docPart>
+      <w:docPartPr>
+        <w:name w:val="99476979E68D47D8A0F513F4E5EBD730"/>
+        <w:category>
+          <w:name w:val="General"/>
+          <w:gallery w:val="placeholder"/>
+        </w:category>
+        <w:types>
+          <w:type w:val="bbPlcHdr"/>
+        </w:types>
+        <w:behaviors>
+          <w:behavior w:val="content"/>
+        </w:behaviors>
+        <w:guid w:val="{67BCFC47-2D21-464A-B053-A1435A12851C}"/>
+      </w:docPartPr>
+      <w:docPartBody>
+        <w:p>
+          <w:pPr>
+            <w:pStyle w:val="99476979E68D47D8A0F513F4E5EBD730"/>
+          </w:pPr>
+          <w:r>
+            <w:rPr>
+              <w:rStyle w:val="PlaceholderText"/>
+            </w:rPr>
+            <w:t>Klik eller tryk her for at skrive tekst.</w:t>
+          </w:r>
+        </w:p>
+      </w:docPartBody>
+    </w:docPart>
+    <w:docPart>
+      <w:docPartPr>
+        <w:name w:val="2A2A329835F947A1B9599BFCF6B026B8"/>
+        <w:category>
+          <w:name w:val="General"/>
+          <w:gallery w:val="placeholder"/>
+        </w:category>
+        <w:types>
+          <w:type w:val="bbPlcHdr"/>
+        </w:types>
+        <w:behaviors>
+          <w:behavior w:val="content"/>
+        </w:behaviors>
+        <w:guid w:val="{A917F1CD-34F8-4DAC-B301-73AD9DAD1D59}"/>
+      </w:docPartPr>
+      <w:docPartBody>
+        <w:p>
+          <w:pPr>
+            <w:pStyle w:val="2A2A329835F947A1B9599BFCF6B026B8"/>
+          </w:pPr>
+          <w:r>
+            <w:rPr>
+              <w:rStyle w:val="PlaceholderText"/>
+            </w:rPr>
+            <w:t>Klik eller tryk her for at skrive tekst.</w:t>
+          </w:r>
+        </w:p>
+      </w:docPartBody>
+    </w:docPart>
   </w:docParts>
 </w:glossaryDocument>
 </file>
@@ -4987,6 +5039,7 @@
     <w:rsid w:val="001D03CD"/>
     <w:rsid w:val="001D33F3"/>
     <w:rsid w:val="001E7DBC"/>
+    <w:rsid w:val="001F0D00"/>
     <w:rsid w:val="00244C05"/>
     <w:rsid w:val="002509BF"/>
     <w:rsid w:val="00255E60"/>
@@ -5022,6 +5075,7 @@
     <w:rsid w:val="00667A2B"/>
     <w:rsid w:val="006A3855"/>
     <w:rsid w:val="006C6748"/>
+    <w:rsid w:val="006D1AA0"/>
     <w:rsid w:val="006F1CD2"/>
     <w:rsid w:val="007073D0"/>
     <w:rsid w:val="00725848"/>
@@ -5037,6 +5091,7 @@
     <w:rsid w:val="00867D1B"/>
     <w:rsid w:val="00881EBB"/>
     <w:rsid w:val="00890CEF"/>
+    <w:rsid w:val="00893695"/>
     <w:rsid w:val="008E6AF9"/>
     <w:rsid w:val="008E72D0"/>
     <w:rsid w:val="00900989"/>
@@ -5544,7 +5599,7 @@
     <w:basedOn w:val="DefaultParagraphFont"/>
     <w:uiPriority w:val="99"/>
     <w:semiHidden/>
-    <w:rsid w:val="00255E60"/>
+    <w:rsid w:val="00893695"/>
     <w:rPr>
       <w:color w:val="666666"/>
     </w:rPr>
@@ -5624,6 +5679,22 @@
   <w:style w:type="paragraph" w:customStyle="1" w:styleId="E18040F82B8B4B9AA9F231D2982339DE">
     <w:name w:val="E18040F82B8B4B9AA9F231D2982339DE"/>
     <w:rsid w:val="00255E60"/>
+  </w:style>
+  <w:style w:type="paragraph" w:customStyle="1" w:styleId="7915F7C0B7504197B8EE71AD0B378C3E">
+    <w:name w:val="7915F7C0B7504197B8EE71AD0B378C3E"/>
+    <w:rsid w:val="00893695"/>
+  </w:style>
+  <w:style w:type="paragraph" w:customStyle="1" w:styleId="3AC21925528148DC9A2CC506D5C70863">
+    <w:name w:val="3AC21925528148DC9A2CC506D5C70863"/>
+    <w:rsid w:val="00893695"/>
+  </w:style>
+  <w:style w:type="paragraph" w:customStyle="1" w:styleId="99476979E68D47D8A0F513F4E5EBD730">
+    <w:name w:val="99476979E68D47D8A0F513F4E5EBD730"/>
+    <w:rsid w:val="00893695"/>
+  </w:style>
+  <w:style w:type="paragraph" w:customStyle="1" w:styleId="2A2A329835F947A1B9599BFCF6B026B8">
+    <w:name w:val="2A2A329835F947A1B9599BFCF6B026B8"/>
+    <w:rsid w:val="00893695"/>
   </w:style>
 </w:styles>
 </file>
@@ -5974,9 +6045,7 @@
 <b:Sources xmlns:b="http://schemas.openxmlformats.org/officeDocument/2006/bibliography" xmlns="http://schemas.openxmlformats.org/officeDocument/2006/bibliography" SelectedStyle="\APASixthEditionOfficeOnline.xsl" StyleName="APA" Version="6"/>
 </file>
 
-<file path=customXml/item2.xml>��< ? x m l   v e r s i o n = " 1 . 0 "   e n c o d i n g = " u t f - 1 6 " ? > - 
- < N a v W o r d R e p o r t X m l P a r t   x m l n s = " u r n : m i c r o s o f t - d y n a m i c s - n a v / r e p o r t s / Q l t y _ N o n _ C o n f o r m a n c e / 2 0 4 0 3 / " > +<file path=customXml/item2.xml>��< ? x m l   v e r s i o n = " 1 . 0 "   e n c o d i n g = " u t f - 1 6 " ? > < N a v W o r d R e p o r t X m l P a r t   x m l n s = " u r n : m i c r o s o f t - d y n a m i c s - b u s i n e s s c e n t r a l / i n t e r n a l / e x t e n d e d / r e p o r t s / Q l t y _ N o n _ C o n f o r m a n c e / 2 0 4 0 3 / " >   
      < B C R e p o r t I n f o r m a t i o n >   
@@ -6044,295 +6113,497 @@
  
      < L a b e l s >   
-         < C o m p l e t e d B y L a b e l > C o m p l e t e d B y L a b e l < / C o m p l e t e d B y L a b e l > - 
-         < C o m p l e t e d D a t e L a b e l > C o m p l e t e d D a t e L a b e l < / C o m p l e t e d D a t e L a b e l > - 
-         < C o n d i t i o n L a b e l > C o n d i t i o n L a b e l < / C o n d i t i o n L a b e l > - 
-         < D a t e L a b e l > D a t e L a b e l < / D a t e L a b e l > - 
-         < E n t e r e d B y L a b e l > E n t e r e d B y L a b e l < / E n t e r e d B y L a b e l > - 
-         < F i e l d L a b e l > F i e l d L a b e l < / F i e l d L a b e l > - 
-         < I n s p e c t i o n L a b e l > I n s p e c t i o n L a b e l < / I n s p e c t i o n L a b e l > - 
-         < I t e m L a b e l > I t e m L a b e l < / I t e m L a b e l > - 
-         < I t e m T r a c k i n g L a b e l > I t e m T r a c k i n g L a b e l < / I t e m T r a c k i n g L a b e l > - 
-         < M e a s u r e m e n t L a b e l > M e a s u r e m e n t L a b e l < / M e a s u r e m e n t L a b e l > - 
-         < M e t r i c L a b e l > M e t r i c L a b e l < / M e t r i c L a b e l > - 
-         < R e p o r t T i t l e L a b e l > R e p o r t T i t l e L a b e l < / R e p o r t T i t l e L a b e l > - 
-         < R e s u l t L a b e l > R e s u l t L a b e l < / R e s u l t L a b e l > - 
-         < T e s t D o c u m e n t N o L a b e l > T e s t D o c u m e n t N o L a b e l < / T e s t D o c u m e n t N o L a b e l > +         < C o m p l e t e d B y L a b e l   E l e m e n t T y p e = " P a r a m e t e r "   E l e m e n t I d = " 9 2 6 8 6 1 7 7 3 "   D a t a T y p e = " S t r i n g " > C o m p l e t e d B y L a b e l < / C o m p l e t e d B y L a b e l > + 
+         < C o m p l e t e d D a t e L a b e l   E l e m e n t T y p e = " P a r a m e t e r "   E l e m e n t I d = " 1 4 6 7 6 7 4 5 7 8 "   D a t a T y p e = " S t r i n g " > C o m p l e t e d D a t e L a b e l < / C o m p l e t e d D a t e L a b e l > + 
+         < C o n d i t i o n L a b e l   E l e m e n t T y p e = " P a r a m e t e r "   E l e m e n t I d = " 1 4 2 4 6 4 8 2 8 8 "   D a t a T y p e = " S t r i n g " > C o n d i t i o n L a b e l < / C o n d i t i o n L a b e l > + 
+         < D a t e L a b e l   E l e m e n t T y p e = " P a r a m e t e r "   E l e m e n t I d = " 7 9 3 8 1 7 7 7 7 "   D a t a T y p e = " S t r i n g " > D a t e L a b e l < / D a t e L a b e l > + 
+         < E n t e r e d B y L a b e l   E l e m e n t T y p e = " P a r a m e t e r "   E l e m e n t I d = " 1 9 1 0 3 3 1 8 8 9 "   D a t a T y p e = " S t r i n g " > E n t e r e d B y L a b e l < / E n t e r e d B y L a b e l > + 
+         < F i e l d L a b e l   E l e m e n t T y p e = " P a r a m e t e r "   E l e m e n t I d = " 1 9 6 1 6 4 7 3 9 9 "   D a t a T y p e = " S t r i n g " > F i e l d L a b e l < / F i e l d L a b e l > + 
+         < I n s p e c t i o n L a b e l   E l e m e n t T y p e = " P a r a m e t e r "   E l e m e n t I d = " 1 5 4 9 8 3 1 5 2 5 "   D a t a T y p e = " S t r i n g " > I n s p e c t i o n L a b e l < / I n s p e c t i o n L a b e l > + 
+         < I t e m L a b e l   E l e m e n t T y p e = " P a r a m e t e r "   E l e m e n t I d = " 1 0 8 2 0 2 8 9 7 4 "   D a t a T y p e = " S t r i n g " > I t e m L a b e l < / I t e m L a b e l > + 
+         < I t e m T r a c k i n g L a b e l   E l e m e n t T y p e = " P a r a m e t e r "   E l e m e n t I d = " 9 3 5 5 3 4 6 7 1 "   D a t a T y p e = " S t r i n g " > I t e m T r a c k i n g L a b e l < / I t e m T r a c k i n g L a b e l > + 
+         < M e a s u r e m e n t L a b e l   E l e m e n t T y p e = " P a r a m e t e r "   E l e m e n t I d = " 1 7 6 1 7 7 1 9 3 5 "   D a t a T y p e = " S t r i n g " > M e a s u r e m e n t L a b e l < / M e a s u r e m e n t L a b e l > + 
+         < M e t r i c L a b e l   E l e m e n t T y p e = " P a r a m e t e r "   E l e m e n t I d = " 2 7 1 2 2 7 7 7 5 "   D a t a T y p e = " S t r i n g " > M e t r i c L a b e l < / M e t r i c L a b e l > + 
+         < R e p o r t T i t l e L a b e l   E l e m e n t T y p e = " P a r a m e t e r "   E l e m e n t I d = " 1 2 9 7 0 8 9 6 2 7 "   D a t a T y p e = " S t r i n g " > R e p o r t T i t l e L a b e l < / R e p o r t T i t l e L a b e l > + 
+         < R e s u l t L a b e l   E l e m e n t T y p e = " P a r a m e t e r "   E l e m e n t I d = " 4 0 7 6 0 6 8 8 6 "   D a t a T y p e = " S t r i n g " > R e s u l t L a b e l < / R e s u l t L a b e l > + 
+         < T e s t D o c u m e n t N o L a b e l   E l e m e n t T y p e = " P a r a m e t e r "   E l e m e n t I d = " 1 6 2 2 1 4 2 9 2 3 "   D a t a T y p e = " S t r i n g " > T e s t D o c u m e n t N o L a b e l < / T e s t D o c u m e n t N o L a b e l >   
      < / L a b e l s >   
-     < C u r r e n t I n s p e c t i o n > - 
-         < A p p r o v e r N a m e L a b e l > A p p r o v e r N a m e L a b e l < / A p p r o v e r N a m e L a b e l > - 
-         < A p p r o v e r S i g n a t u r e L a b e l > A p p r o v e r S i g n a t u r e L a b e l < / A p p r o v e r S i g n a t u r e L a b e l > - 
-         < C O A C o n t a c t _ A l l > C O A C o n t a c t _ A l l < / C O A C o n t a c t _ A l l > - 
-         < C O A C o n t a c t _ R o w 1 > C O A C o n t a c t _ R o w 1 < / C O A C o n t a c t _ R o w 1 > - 
-         < C O A C o n t a c t _ R o w 2 > C O A C o n t a c t _ R o w 2 < / C O A C o n t a c t _ R o w 2 > - 
-         < C O A C o n t a c t _ R o w 3 > C O A C o n t a c t _ R o w 3 < / C O A C o n t a c t _ R o w 3 > - 
-         < C O A C o n t a c t _ R o w 4 > C O A C o n t a c t _ R o w 4 < / C O A C o n t a c t _ R o w 4 > - 
-         < C O A C o n t a c t _ R o w 5 > C O A C o n t a c t _ R o w 5 < / C O A C o n t a c t _ R o w 5 > - 
-         < C O A C o n t a c t _ R o w 6 > C O A C o n t a c t _ R o w 6 < / C O A C o n t a c t _ R o w 6 > - 
-         < C O A C o n t a c t _ R o w 7 > C O A C o n t a c t _ R o w 7 < / C O A C o n t a c t _ R o w 7 > - 
-         < C O A C o n t a c t _ R o w 8 > C O A C o n t a c t _ R o w 8 < / C O A C o n t a c t _ R o w 8 > - 
-         < C o m p a n y I n f o r m a t i o n _ A l l > C o m p a n y I n f o r m a t i o n _ A l l < / C o m p a n y I n f o r m a t i o n _ A l l > - 
-         < C o m p a n y I n f o r m a t i o n _ R o w 1 > C o m p a n y I n f o r m a t i o n _ R o w 1 < / C o m p a n y I n f o r m a t i o n _ R o w 1 > - 
-         < C o m p a n y I n f o r m a t i o n _ R o w 2 > C o m p a n y I n f o r m a t i o n _ R o w 2 < / C o m p a n y I n f o r m a t i o n _ R o w 2 > - 
-         < C o m p a n y I n f o r m a t i o n _ R o w 3 > C o m p a n y I n f o r m a t i o n _ R o w 3 < / C o m p a n y I n f o r m a t i o n _ R o w 3 > - 
-         < C o m p a n y I n f o r m a t i o n _ R o w 4 > C o m p a n y I n f o r m a t i o n _ R o w 4 < / C o m p a n y I n f o r m a t i o n _ R o w 4 > - 
-         < C o m p a n y I n f o r m a t i o n _ R o w 5 > C o m p a n y I n f o r m a t i o n _ R o w 5 < / C o m p a n y I n f o r m a t i o n _ R o w 5 > - 
-         < C o m p a n y I n f o r m a t i o n _ R o w 6 > C o m p a n y I n f o r m a t i o n _ R o w 6 < / C o m p a n y I n f o r m a t i o n _ R o w 6 > - 
-         < C o m p a n y I n f o r m a t i o n _ R o w 7 > C o m p a n y I n f o r m a t i o n _ R o w 7 < / C o m p a n y I n f o r m a t i o n _ R o w 7 > - 
-         < C o m p a n y I n f o r m a t i o n _ R o w 8 > C o m p a n y I n f o r m a t i o n _ R o w 8 < / C o m p a n y I n f o r m a t i o n _ R o w 8 > - 
-         < C o m p a n y L o g o   / > - 
-         < E m a i l L a b e l > E m a i l L a b e l < / E m a i l L a b e l > - 
-         < E m a i l V a l u e > E m a i l V a l u e < / E m a i l V a l u e > - 
-         < F i n i s h e d B y N a m e L a b e l > F i n i s h e d B y N a m e L a b e l < / F i n i s h e d B y N a m e L a b e l > - 
-         < F i n i s h e d B y S i g n a t u r e L a b e l > F i n i s h e d B y S i g n a t u r e L a b e l < / F i n i s h e d B y S i g n a t u r e L a b e l > - 
-         < F i n i s h e d D a t e O n l y > F i n i s h e d D a t e O n l y < / F i n i s h e d D a t e O n l y > - 
-         < H o m e P a g e L a b e l > H o m e P a g e L a b e l < / H o m e P a g e L a b e l > - 
-         < H o m e P a g e V a l u e > H o m e P a g e V a l u e < / H o m e P a g e V a l u e > - 
-         < I n s p e c t i o n D e s c r i p t i o n > I n s p e c t i o n D e s c r i p t i o n < / I n s p e c t i o n D e s c r i p t i o n > - 
-         < I t e m D e s c r i p t i o n > I t e m D e s c r i p t i o n < / I t e m D e s c r i p t i o n > - 
-         < I t e m T r a c k i n g D e s c r i p t i o n > I t e m T r a c k i n g D e s c r i p t i o n < / I t e m T r a c k i n g D e s c r i p t i o n > - 
-         < P h o n e N o L a b e l > P h o n e N o L a b e l < / P h o n e N o L a b e l > - 
-         < P h o n e N o V a l u e > P h o n e N o V a l u e < / P h o n e N o V a l u e > - 
-         < Q l t y I n s p e c t i o n T e m p l a t e _ D e s c r i p t i o n > Q l t y I n s p e c t i o n T e m p l a t e _ D e s c r i p t i o n < / Q l t y I n s p e c t i o n T e m p l a t e _ D e s c r i p t i o n > - 
-         < Q l t y I n s p e c t i o n _ D e s c r i p t i o n > Q l t y I n s p e c t i o n _ D e s c r i p t i o n < / Q l t y I n s p e c t i o n _ D e s c r i p t i o n > - 
-         < Q l t y I n s p e c t i o n _ D i r e c t o r _ N a m e > Q l t y I n s p e c t i o n _ D i r e c t o r _ N a m e < / Q l t y I n s p e c t i o n _ D i r e c t o r _ N a m e > - 
-         < Q l t y I n s p e c t i o n _ D i r e c t o r _ T i t l e > Q l t y I n s p e c t i o n _ D i r e c t o r _ T i t l e < / Q l t y I n s p e c t i o n _ D i r e c t o r _ T i t l e > - 
-         < Q l t y I n s p e c t i o n _ F i n i s h e d _ B y _ E m a i l > Q l t y I n s p e c t i o n _ F i n i s h e d _ B y _ E m a i l < / Q l t y I n s p e c t i o n _ F i n i s h e d _ B y _ E m a i l > - 
-         < Q l t y I n s p e c t i o n _ F i n i s h e d _ B y _ P h o n e > Q l t y I n s p e c t i o n _ F i n i s h e d _ B y _ P h o n e < / Q l t y I n s p e c t i o n _ F i n i s h e d _ B y _ P h o n e > - 
-         < Q l t y I n s p e c t i o n _ F i n i s h e d _ B y _ T i t l e > Q l t y I n s p e c t i o n _ F i n i s h e d _ B y _ T i t l e < / Q l t y I n s p e c t i o n _ F i n i s h e d _ B y _ T i t l e > - 
-         < Q l t y I n s p e c t i o n _ F i n i s h e d _ B y _ U s e r N a m e > Q l t y I n s p e c t i o n _ F i n i s h e d _ B y _ U s e r N a m e < / Q l t y I n s p e c t i o n _ F i n i s h e d _ B y _ U s e r N a m e > - 
-         < Q l t y I n s p e c t i o n _ F i n i s h e d _ B y _ U s e r _ I D > Q l t y I n s p e c t i o n _ F i n i s h e d _ B y _ U s e r _ I D < / Q l t y I n s p e c t i o n _ F i n i s h e d _ B y _ U s e r _ I D > - 
-         < Q l t y I n s p e c t i o n _ F i n i s h e d _ D a t e > Q l t y I n s p e c t i o n _ F i n i s h e d _ D a t e < / Q l t y I n s p e c t i o n _ F i n i s h e d _ D a t e > - 
-         < Q l t y I n s p e c t i o n _ N o > Q l t y I n s p e c t i o n _ N o < / Q l t y I n s p e c t i o n _ N o > - 
-         < Q l t y I n s p e c t i o n _ R e i n s p e c t i o n N o > Q l t y I n s p e c t i o n _ R e i n s p e c t i o n N o < / Q l t y I n s p e c t i o n _ R e i n s p e c t i o n N o > - 
-         < Q l t y I n s p e c t i o n _ R e s u l t _ C o d e > Q l t y I n s p e c t i o n _ R e s u l t _ C o d e < / Q l t y I n s p e c t i o n _ R e s u l t _ C o d e > - 
-         < Q l t y I n s p e c t i o n _ R e s u l t _ D e s c r i p t i o n > Q l t y I n s p e c t i o n _ R e s u l t _ D e s c r i p t i o n < / Q l t y I n s p e c t i o n _ R e s u l t _ D e s c r i p t i o n > - 
-         < Q l t y I n s p e c t i o n _ S o u r c e _ C u s t o m _ 1 > Q l t y I n s p e c t i o n _ S o u r c e _ C u s t o m _ 1 < / Q l t y I n s p e c t i o n _ S o u r c e _ C u s t o m _ 1 > - 
-         < Q l t y I n s p e c t i o n _ S o u r c e _ C u s t o m _ 1 0 > Q l t y I n s p e c t i o n _ S o u r c e _ C u s t o m _ 1 0 < / Q l t y I n s p e c t i o n _ S o u r c e _ C u s t o m _ 1 0 > - 
-         < Q l t y I n s p e c t i o n _ S o u r c e _ C u s t o m _ 2 > Q l t y I n s p e c t i o n _ S o u r c e _ C u s t o m _ 2 < / Q l t y I n s p e c t i o n _ S o u r c e _ C u s t o m _ 2 > - 
-         < Q l t y I n s p e c t i o n _ S o u r c e _ C u s t o m _ 3 > Q l t y I n s p e c t i o n _ S o u r c e _ C u s t o m _ 3 < / Q l t y I n s p e c t i o n _ S o u r c e _ C u s t o m _ 3 > - 
-         < Q l t y I n s p e c t i o n _ S o u r c e _ C u s t o m _ 4 > Q l t y I n s p e c t i o n _ S o u r c e _ C u s t o m _ 4 < / Q l t y I n s p e c t i o n _ S o u r c e _ C u s t o m _ 4 > - 
-         < Q l t y I n s p e c t i o n _ S o u r c e _ C u s t o m _ 5 > Q l t y I n s p e c t i o n _ S o u r c e _ C u s t o m _ 5 < / Q l t y I n s p e c t i o n _ S o u r c e _ C u s t o m _ 5 > - 
-         < Q l t y I n s p e c t i o n _ S o u r c e _ C u s t o m _ 6 > Q l t y I n s p e c t i o n _ S o u r c e _ C u s t o m _ 6 < / Q l t y I n s p e c t i o n _ S o u r c e _ C u s t o m _ 6 > - 
-         < Q l t y I n s p e c t i o n _ S o u r c e _ C u s t o m _ 7 > Q l t y I n s p e c t i o n _ S o u r c e _ C u s t o m _ 7 < / Q l t y I n s p e c t i o n _ S o u r c e _ C u s t o m _ 7 > - 
-         < Q l t y I n s p e c t i o n _ S o u r c e _ C u s t o m _ 8 > Q l t y I n s p e c t i o n _ S o u r c e _ C u s t o m _ 8 < / Q l t y I n s p e c t i o n _ S o u r c e _ C u s t o m _ 8 > - 
-         < Q l t y I n s p e c t i o n _ S o u r c e _ C u s t o m _ 9 > Q l t y I n s p e c t i o n _ S o u r c e _ C u s t o m _ 9 < / Q l t y I n s p e c t i o n _ S o u r c e _ C u s t o m _ 9 > - 
-         < Q l t y I n s p e c t i o n _ S o u r c e _ D o c u m e n t _ N o _ > Q l t y I n s p e c t i o n _ S o u r c e _ D o c u m e n t _ N o _ < / Q l t y I n s p e c t i o n _ S o u r c e _ D o c u m e n t _ N o _ > - 
-         < Q l t y I n s p e c t i o n _ S o u r c e _ I t e m _ D e s c r i p t i o n > Q l t y I n s p e c t i o n _ S o u r c e _ I t e m _ D e s c r i p t i o n < / Q l t y I n s p e c t i o n _ S o u r c e _ I t e m _ D e s c r i p t i o n > - 
-         < Q l t y I n s p e c t i o n _ S o u r c e _ I t e m _ D e s c r i p t i o n 2 > Q l t y I n s p e c t i o n _ S o u r c e _ I t e m _ D e s c r i p t i o n 2 < / Q l t y I n s p e c t i o n _ S o u r c e _ I t e m _ D e s c r i p t i o n 2 > - 
-         < Q l t y I n s p e c t i o n _ S o u r c e _ I t e m _ N o _ > Q l t y I n s p e c t i o n _ S o u r c e _ I t e m _ N o _ < / Q l t y I n s p e c t i o n _ S o u r c e _ I t e m _ N o _ > - 
-         < Q l t y I n s p e c t i o n _ S o u r c e _ L o t _ N o _ > Q l t y I n s p e c t i o n _ S o u r c e _ L o t _ N o _ < / Q l t y I n s p e c t i o n _ S o u r c e _ L o t _ N o _ > - 
-         < Q l t y I n s p e c t i o n _ S o u r c e _ P a c k a g e _ N o _ > Q l t y I n s p e c t i o n _ S o u r c e _ P a c k a g e _ N o _ < / Q l t y I n s p e c t i o n _ S o u r c e _ P a c k a g e _ N o _ > - 
-         < Q l t y I n s p e c t i o n _ S o u r c e _ S e r i a l _ N o _ > Q l t y I n s p e c t i o n _ S o u r c e _ S e r i a l _ N o _ < / Q l t y I n s p e c t i o n _ S o u r c e _ S e r i a l _ N o _ > - 
-         < Q l t y I n s p e c t i o n _ S o u r c e _ T a s k _ N o _ > Q l t y I n s p e c t i o n _ S o u r c e _ T a s k _ N o _ < / Q l t y I n s p e c t i o n _ S o u r c e _ T a s k _ N o _ > - 
-         < Q l t y I n s p e c t i o n _ S o u r c e _ V a r i a n t _ C o d e > Q l t y I n s p e c t i o n _ S o u r c e _ V a r i a n t _ C o d e < / Q l t y I n s p e c t i o n _ S o u r c e _ V a r i a n t _ C o d e > - 
-         < Q l t y I n s p e c t i o n _ S t a t u s > Q l t y I n s p e c t i o n _ S t a t u s < / Q l t y I n s p e c t i o n _ S t a t u s > - 
-         < C u r r e n t I n s p e c t i o n L i n e > - 
-             < C a r r i a g e R e t u r n P e r s o n F i e l d D e t a i l s > C a r r i a g e R e t u r n P e r s o n F i e l d D e t a i l s < / C a r r i a g e R e t u r n P e r s o n F i e l d D e t a i l s > - 
-             < C o n d i t i o n L a b e l _ 1 > C o n d i t i o n L a b e l _ 1 < / C o n d i t i o n L a b e l _ 1 > - 
-             < C o n d i t i o n L a b e l _ 2 > C o n d i t i o n L a b e l _ 2 < / C o n d i t i o n L a b e l _ 2 > - 
-             < F i e l d _ C o d e > F i e l d _ C o d e < / F i e l d _ C o d e > - 
-             < F i e l d _ D e s c r i p t i o n > F i e l d _ D e s c r i p t i o n < / F i e l d _ D e s c r i p t i o n > - 
-             < F i e l d _ E n t e r e d B y N a m e A n d T i m e s t a m p > F i e l d _ E n t e r e d B y N a m e A n d T i m e s t a m p < / F i e l d _ E n t e r e d B y N a m e A n d T i m e s t a m p > - 
-             < F i e l d _ H a s E n t e r e d V a l u e > F i e l d _ H a s E n t e r e d V a l u e < / F i e l d _ H a s E n t e r e d V a l u e > - 
-             < F i e l d _ I f P e r s o n E m a i l > F i e l d _ I f P e r s o n E m a i l < / F i e l d _ I f P e r s o n E m a i l > - 
-             < F i e l d _ I f P e r s o n N a m e > F i e l d _ I f P e r s o n N a m e < / F i e l d _ I f P e r s o n N a m e > - 
-             < F i e l d _ I f P e r s o n P h o n e > F i e l d _ I f P e r s o n P h o n e < / F i e l d _ I f P e r s o n P h o n e > - 
-             < F i e l d _ I f P e r s o n T i t l e > F i e l d _ I f P e r s o n T i t l e < / F i e l d _ I f P e r s o n T i t l e > - 
-             < F i e l d _ I s L a b e l > F i e l d _ I s L a b e l < / F i e l d _ I s L a b e l > - 
-             < F i e l d _ I s P e r s o n F i e l d > F i e l d _ I s P e r s o n F i e l d < / F i e l d _ I s P e r s o n F i e l d > - 
-             < F i e l d _ I s T e x t > F i e l d _ I s T e x t < / F i e l d _ I s T e x t > - 
-             < F i e l d _ L i n e C o m m e n t a r y > F i e l d _ L i n e C o m m e n t a r y < / F i e l d _ L i n e C o m m e n t a r y > - 
-             < F i e l d _ M o d i f i e d B y U s e r E m a i l > F i e l d _ M o d i f i e d B y U s e r E m a i l < / F i e l d _ M o d i f i e d B y U s e r E m a i l > - 
-             < F i e l d _ M o d i f i e d B y U s e r I D > F i e l d _ M o d i f i e d B y U s e r I D < / F i e l d _ M o d i f i e d B y U s e r I D > - 
-             < F i e l d _ M o d i f i e d B y U s e r J o b T i t l e > F i e l d _ M o d i f i e d B y U s e r J o b T i t l e < / F i e l d _ M o d i f i e d B y U s e r J o b T i t l e > - 
-             < F i e l d _ M o d i f i e d B y U s e r N a m e > F i e l d _ M o d i f i e d B y U s e r N a m e < / F i e l d _ M o d i f i e d B y U s e r N a m e > - 
-             < F i e l d _ M o d i f i e d B y U s e r P h o n e > F i e l d _ M o d i f i e d B y U s e r P h o n e < / F i e l d _ M o d i f i e d B y U s e r P h o n e > - 
-             < F i e l d _ M o d i f i e d D a t e T i m e > F i e l d _ M o d i f i e d D a t e T i m e < / F i e l d _ M o d i f i e d D a t e T i m e > - 
-             < F i e l d _ T y p e > F i e l d _ T y p e < / F i e l d _ T y p e > - 
-             < L a b e l F i e l d _ D e s c r i p t i o n > L a b e l F i e l d _ D e s c r i p t i o n < / L a b e l F i e l d _ D e s c r i p t i o n > - 
-             < N u m e r i c _ V a l u e > N u m e r i c _ V a l u e < / N u m e r i c _ V a l u e > - 
-             < P r o m p t e d R e s u l t C a p t i o n _ 1 > P r o m p t e d R e s u l t C a p t i o n _ 1 < / P r o m p t e d R e s u l t C a p t i o n _ 1 > - 
-             < P r o m p t e d R e s u l t C a p t i o n _ 1 0 > P r o m p t e d R e s u l t C a p t i o n _ 1 0 < / P r o m p t e d R e s u l t C a p t i o n _ 1 0 > - 
-             < P r o m p t e d R e s u l t C a p t i o n _ 2 > P r o m p t e d R e s u l t C a p t i o n _ 2 < / P r o m p t e d R e s u l t C a p t i o n _ 2 > - 
-             < P r o m p t e d R e s u l t C a p t i o n _ 3 > P r o m p t e d R e s u l t C a p t i o n _ 3 < / P r o m p t e d R e s u l t C a p t i o n _ 3 > - 
-             < P r o m p t e d R e s u l t C a p t i o n _ 4 > P r o m p t e d R e s u l t C a p t i o n _ 4 < / P r o m p t e d R e s u l t C a p t i o n _ 4 > - 
-             < P r o m p t e d R e s u l t C a p t i o n _ 5 > P r o m p t e d R e s u l t C a p t i o n _ 5 < / P r o m p t e d R e s u l t C a p t i o n _ 5 > - 
-             < P r o m p t e d R e s u l t C a p t i o n _ 6 > P r o m p t e d R e s u l t C a p t i o n _ 6 < / P r o m p t e d R e s u l t C a p t i o n _ 6 > - 
-             < P r o m p t e d R e s u l t C a p t i o n _ 7 > P r o m p t e d R e s u l t C a p t i o n _ 7 < / P r o m p t e d R e s u l t C a p t i o n _ 7 > - 
-             < P r o m p t e d R e s u l t C a p t i o n _ 8 > P r o m p t e d R e s u l t C a p t i o n _ 8 < / P r o m p t e d R e s u l t C a p t i o n _ 8 > - 
-             < P r o m p t e d R e s u l t C a p t i o n _ 9 > P r o m p t e d R e s u l t C a p t i o n _ 9 < / P r o m p t e d R e s u l t C a p t i o n _ 9 > - 
-             < P r o m p t e d R e s u l t C o n d i t i o n D e s c r i p t i o n _ 1 > P r o m p t e d R e s u l t C o n d i t i o n D e s c r i p t i o n _ 1 < / P r o m p t e d R e s u l t C o n d i t i o n D e s c r i p t i o n _ 1 > - 
-             < P r o m p t e d R e s u l t C o n d i t i o n D e s c r i p t i o n _ 1 0 > P r o m p t e d R e s u l t C o n d i t i o n D e s c r i p t i o n _ 1 0 < / P r o m p t e d R e s u l t C o n d i t i o n D e s c r i p t i o n _ 1 0 > - 
-             < P r o m p t e d R e s u l t C o n d i t i o n D e s c r i p t i o n _ 2 > P r o m p t e d R e s u l t C o n d i t i o n D e s c r i p t i o n _ 2 < / P r o m p t e d R e s u l t C o n d i t i o n D e s c r i p t i o n _ 2 > - 
-             < P r o m p t e d R e s u l t C o n d i t i o n D e s c r i p t i o n _ 3 > P r o m p t e d R e s u l t C o n d i t i o n D e s c r i p t i o n _ 3 < / P r o m p t e d R e s u l t C o n d i t i o n D e s c r i p t i o n _ 3 > - 
-             < P r o m p t e d R e s u l t C o n d i t i o n D e s c r i p t i o n _ 4 > P r o m p t e d R e s u l t C o n d i t i o n D e s c r i p t i o n _ 4 < / P r o m p t e d R e s u l t C o n d i t i o n D e s c r i p t i o n _ 4 > - 
-             < P r o m p t e d R e s u l t C o n d i t i o n D e s c r i p t i o n _ 5 > P r o m p t e d R e s u l t C o n d i t i o n D e s c r i p t i o n _ 5 < / P r o m p t e d R e s u l t C o n d i t i o n D e s c r i p t i o n _ 5 > - 
-             < P r o m p t e d R e s u l t C o n d i t i o n D e s c r i p t i o n _ 6 > P r o m p t e d R e s u l t C o n d i t i o n D e s c r i p t i o n _ 6 < / P r o m p t e d R e s u l t C o n d i t i o n D e s c r i p t i o n _ 6 > - 
-             < P r o m p t e d R e s u l t C o n d i t i o n D e s c r i p t i o n _ 7 > P r o m p t e d R e s u l t C o n d i t i o n D e s c r i p t i o n _ 7 < / P r o m p t e d R e s u l t C o n d i t i o n D e s c r i p t i o n _ 7 > - 
-             < P r o m p t e d R e s u l t C o n d i t i o n D e s c r i p t i o n _ 8 > P r o m p t e d R e s u l t C o n d i t i o n D e s c r i p t i o n _ 8 < / P r o m p t e d R e s u l t C o n d i t i o n D e s c r i p t i o n _ 8 > - 
-             < P r o m p t e d R e s u l t C o n d i t i o n D e s c r i p t i o n _ 9 > P r o m p t e d R e s u l t C o n d i t i o n D e s c r i p t i o n _ 9 < / P r o m p t e d R e s u l t C o n d i t i o n D e s c r i p t i o n _ 9 > - 
-             < P r o m p t e d R e s u l t V i s i b l e _ 1 > P r o m p t e d R e s u l t V i s i b l e _ 1 < / P r o m p t e d R e s u l t V i s i b l e _ 1 > - 
-             < P r o m p t e d R e s u l t V i s i b l e _ 1 0 > P r o m p t e d R e s u l t V i s i b l e _ 1 0 < / P r o m p t e d R e s u l t V i s i b l e _ 1 0 > - 
-             < P r o m p t e d R e s u l t V i s i b l e _ 2 > P r o m p t e d R e s u l t V i s i b l e _ 2 < / P r o m p t e d R e s u l t V i s i b l e _ 2 > - 
-             < P r o m p t e d R e s u l t V i s i b l e _ 3 > P r o m p t e d R e s u l t V i s i b l e _ 3 < / P r o m p t e d R e s u l t V i s i b l e _ 3 > - 
-             < P r o m p t e d R e s u l t V i s i b l e _ 4 > P r o m p t e d R e s u l t V i s i b l e _ 4 < / P r o m p t e d R e s u l t V i s i b l e _ 4 > - 
-             < P r o m p t e d R e s u l t V i s i b l e _ 5 > P r o m p t e d R e s u l t V i s i b l e _ 5 < / P r o m p t e d R e s u l t V i s i b l e _ 5 > - 
-             < P r o m p t e d R e s u l t V i s i b l e _ 6 > P r o m p t e d R e s u l t V i s i b l e _ 6 < / P r o m p t e d R e s u l t V i s i b l e _ 6 > - 
-             < P r o m p t e d R e s u l t V i s i b l e _ 7 > P r o m p t e d R e s u l t V i s i b l e _ 7 < / P r o m p t e d R e s u l t V i s i b l e _ 7 > - 
-             < P r o m p t e d R e s u l t V i s i b l e _ 8 > P r o m p t e d R e s u l t V i s i b l e _ 8 < / P r o m p t e d R e s u l t V i s i b l e _ 8 > - 
-             < P r o m p t e d R e s u l t V i s i b l e _ 9 > P r o m p t e d R e s u l t V i s i b l e _ 9 < / P r o m p t e d R e s u l t V i s i b l e _ 9 > - 
-             < T e s t _ R e s u l t > T e s t _ R e s u l t < / T e s t _ R e s u l t > - 
-             < T e s t _ R e s u l t D e s c r i p t i o n > T e s t _ R e s u l t D e s c r i p t i o n < / T e s t _ R e s u l t D e s c r i p t i o n > - 
-             < T e s t _ V a l u e > T e s t _ V a l u e < / T e s t _ V a l u e > - 
-             < W o r d D e s c r i p t i o n > W o r d D e s c r i p t i o n < / W o r d D e s c r i p t i o n > - 
-             < W o r d M o d i f i e d B y U s e r N a m e > W o r d M o d i f i e d B y U s e r N a m e < / W o r d M o d i f i e d B y U s e r N a m e > - 
-             < W o r d M o d i f i e d D a t e T i m e > W o r d M o d i f i e d D a t e T i m e < / W o r d M o d i f i e d D a t e T i m e > - 
-             < W o r d T e s t V a l u e > W o r d T e s t V a l u e < / W o r d T e s t V a l u e > +     < T o o l t i p s > + 
+         < T o o l t i p   c o l u m n = " Q l t y I n s p e c t i o n T e m p l a t e _ D e s c r i p t i o n "   E l e m e n t I d = " 1 6 5 2 0 6 9 5 9 8 " > + 
+             < T o o l t i p T e x t   l a n g = " e n - U S " > S p e c i f i e s   a n   e x p l a n a t i o n   o f   t h e   Q u a l i t y   I n s p e c t i o n   T e m p l a t e .   Y o u   c a n   e n t e r   a   m a x i m u m   o f   1 0 0   c h a r a c t e r s ,   b o t h   n u m b e r s   a n d   l e t t e r s . < / T o o l t i p T e x t > + 
+         < / T o o l t i p > + 
+         < T o o l t i p   c o l u m n = " Q l t y I n s p e c t i o n _ D e s c r i p t i o n "   E l e m e n t I d = " 7 3 9 0 1 9 9 1 0 " > + 
+             < T o o l t i p T e x t   l a n g = " e n - U S " > S p e c i f i e s   a   d e s c r i p t i o n   o f   t h e   Q u a l i t y   I n s p e c t i o n   i t s e l f . < / T o o l t i p T e x t > + 
+         < / T o o l t i p > + 
+         < T o o l t i p   c o l u m n = " Q l t y I n s p e c t i o n _ S t a t u s "   E l e m e n t I d = " 8 5 1 7 5 2 7 6 8 " > + 
+             < T o o l t i p T e x t   l a n g = " e n - U S " > S p e c i f i e s   t h e   s t a t u s   o f   t h e   i n s p e c t i o n .   N o   a d d i t i o n a l   c h a n g e s   c a n   b e   m a d e   t o   a   f i n i s h e d   Q u a l i t y   I n s p e c t i o n . < / T o o l t i p T e x t > + 
+         < / T o o l t i p > + 
+         < T o o l t i p   c o l u m n = " Q l t y I n s p e c t i o n _ R e s u l t _ C o d e "   E l e m e n t I d = " 1 8 0 7 0 7 7 0 6 5 " > + 
+             < T o o l t i p T e x t   l a n g = " e n - U S " > S p e c i f i e s   t h e   r e s u l t   i s   a u t o m a t i c a l l y   d e t e r m i n e d   b a s e d   o n   t h e   t e s t   v a l u e   a n d   r e s u l t   c o n f i g u r a t i o n . < / T o o l t i p T e x t > + 
+         < / T o o l t i p > + 
+         < T o o l t i p   c o l u m n = " Q l t y I n s p e c t i o n _ R e s u l t _ D e s c r i p t i o n "   E l e m e n t I d = " 8 1 0 5 3 8 1 8 8 " > + 
+             < T o o l t i p T e x t   l a n g = " e n - U S " > S p e c i f i e s   t h e   r e s u l t   d e s c r i p t i o n   f o r   t h i s   t e s t   r e s u l t .   T h e   r e s u l t   i s   a u t o m a t i c a l l y   d e t e r m i n e d   b a s e d   o n   t h e   t e s t   v a l u e   a n d   r e s u l t   c o n f i g u r a t i o n . < / T o o l t i p T e x t > + 
+         < / T o o l t i p > + 
+         < T o o l t i p   c o l u m n = " Q l t y I n s p e c t i o n _ N o "   E l e m e n t I d = " 2 1 2 0 6 1 5 7 4 9 " > + 
+             < T o o l t i p T e x t   l a n g = " e n - U S " > S p e c i f i e s   t h e   q u a l i t y   i n s p e c t i o n   d o c u m e n t   n u m b e r . < / T o o l t i p T e x t > + 
+         < / T o o l t i p > + 
+         < T o o l t i p   c o l u m n = " Q l t y I n s p e c t i o n _ R e i n s p e c t i o n N o "   E l e m e n t I d = " 7 5 1 7 3 5 6 " > + 
+             < T o o l t i p T e x t   l a n g = " e n - U S " > S p e c i f i e s   t h e   r e - i n s p e c t i o n   c o u n t e r . < / T o o l t i p T e x t > + 
+         < / T o o l t i p > + 
+         < T o o l t i p   c o l u m n = " Q l t y I n s p e c t i o n _ F i n i s h e d _ B y _ U s e r _ I D "   E l e m e n t I d = " 1 7 5 0 5 1 6 3 3 8 " > + 
+             < T o o l t i p T e x t   l a n g = " e n - U S " > S p e c i f i e s   t h e   u s e r   t h a t   f i n i s h e d   t h e   i n s p e c t i o n . < / T o o l t i p T e x t > + 
+         < / T o o l t i p > + 
+         < T o o l t i p   c o l u m n = " Q l t y I n s p e c t i o n _ F i n i s h e d _ D a t e "   E l e m e n t I d = " 1 8 3 4 1 2 2 7 6 5 " > + 
+             < T o o l t i p T e x t   l a n g = " e n - U S " > S p e c i f i e s   t h e   d a t e   t h a t   t h e   i n s p e c t i o n   w a s   f i n i s h e d . < / T o o l t i p T e x t > + 
+         < / T o o l t i p > + 
+         < T o o l t i p   c o l u m n = " Q l t y I n s p e c t i o n _ S o u r c e _ I t e m _ N o _ "   E l e m e n t I d = " 1 2 6 8 0 5 0 5 1 8 " > + 
+             < T o o l t i p T e x t   l a n g = " e n - U S " > S p e c i f i e s   t h e   i t e m   t h a t   t h e   Q u a l i t y   I n s p e c t i o n   i s   f o r .   W h e n   u s e d   w i t h   p r o d u c t i o n   o r d e r s   t h i s   t y p i c a l l y   r e f e r s   t o   t h e   i t e m   b e i n g   p r o d u c e d . < / T o o l t i p T e x t > + 
+         < / T o o l t i p > + 
+         < T o o l t i p   c o l u m n = " Q l t y I n s p e c t i o n _ S o u r c e _ I t e m _ D e s c r i p t i o n "   E l e m e n t I d = " 6 4 6 8 9 0 6 3 0 " > + 
+             < T o o l t i p T e x t   l a n g = " e n - U S " > S p e c i f i e s   a   d e s c r i p t i o n   o f   t h e   i t e m . < / T o o l t i p T e x t > + 
+         < / T o o l t i p > + 
+         < T o o l t i p   c o l u m n = " Q l t y I n s p e c t i o n _ S o u r c e _ I t e m _ D e s c r i p t i o n 2 "   E l e m e n t I d = " 1 2 7 9 3 6 9 3 5 2 " > + 
+             < T o o l t i p T e x t   l a n g = " e n - U S " > S p e c i f i e s   i n f o r m a t i o n   i n   a d d i t i o n   t o   t h e   d e s c r i p t i o n . < / T o o l t i p T e x t > + 
+         < / T o o l t i p > + 
+         < T o o l t i p   c o l u m n = " Q l t y I n s p e c t i o n _ S o u r c e _ V a r i a n t _ C o d e "   E l e m e n t I d = " 1 6 0 8 4 0 3 8 2 1 " > + 
+             < T o o l t i p T e x t   l a n g = " e n - U S " > S p e c i f i e s   t h e   i t e m   v a r i a n t   t h a t   t h e   Q u a l i t y   I n s p e c t i o n   i s   f o r .   W h e n   u s e d   w i t h   p r o d u c t i o n   o r d e r s   t h i s   t y p i c a l l y   r e f e r s   t o   t h e   i t e m   b e i n g   p r o d u c e d . < / T o o l t i p T e x t > + 
+         < / T o o l t i p > + 
+         < T o o l t i p   c o l u m n = " Q l t y I n s p e c t i o n _ S o u r c e _ L o t _ N o _ "   E l e m e n t I d = " 1 1 2 3 5 5 1 3 1 2 " > + 
+             < T o o l t i p T e x t   l a n g = " e n - U S " > S p e c i f i e s   t h e   l o t   n u m b e r   t h a t   t h e   q u a l i t y   i n s p e c t i o n   i s   f o r .   T h i s   i s   o n l y   u s e d   f o r   l o t   t r a c k e d   i t e m s . < / T o o l t i p T e x t > + 
+         < / T o o l t i p > + 
+         < T o o l t i p   c o l u m n = " Q l t y I n s p e c t i o n _ S o u r c e _ S e r i a l _ N o _ "   E l e m e n t I d = " 1 5 2 0 5 9 1 4 4 7 " > + 
+             < T o o l t i p T e x t   l a n g = " e n - U S " > S p e c i f i e s   t h e   s e r i a l   n u m b e r   t h a t   t h e   q u a l i t y   i n s p e c t i o n   i s   f o r .   T h i s   i s   o n l y   u s e d   f o r   s e r i a l   t r a c k e d   i t e m s . < / T o o l t i p T e x t > + 
+         < / T o o l t i p > + 
+         < T o o l t i p   c o l u m n = " Q l t y I n s p e c t i o n _ S o u r c e _ P a c k a g e _ N o _ "   E l e m e n t I d = " 1 9 6 1 1 2 9 9 7 " > + 
+             < T o o l t i p T e x t   l a n g = " e n - U S " > S p e c i f i e s   t h e   p a c k a g e   n u m b e r   t h a t   t h e   q u a l i t y   i n s p e c t i o n   i s   f o r .   T h i s   i s   o n l y   u s e d   f o r   p a c k a g e   t r a c k e d   i t e m s . < / T o o l t i p T e x t > + 
+         < / T o o l t i p > + 
+         < T o o l t i p   c o l u m n = " Q l t y I n s p e c t i o n _ S o u r c e _ D o c u m e n t _ N o _ "   E l e m e n t I d = " 1 6 7 5 9 1 6 2 8 8 " > + 
+             < T o o l t i p T e x t   l a n g = " e n - U S " > S p e c i f i e s   a   r e f e r e n c e   t o   t h e   d o c u m e n t   t h a t   t h i s   Q u a l i t y   I n s p e c t i o n   i s   r e f e r r i n g   t o .   T h i s   t y p i c a l l y   r e f e r s   t o   a   p r o d u c t i o n   o r d e r   d o c u m e n t   n u m b e r . < / T o o l t i p T e x t > + 
+         < / T o o l t i p > + 
+         < T o o l t i p   c o l u m n = " Q l t y I n s p e c t i o n _ S o u r c e _ T a s k _ N o _ "   E l e m e n t I d = " 3 8 4 6 4 4 1 8 2 " > + 
+             < T o o l t i p T e x t   l a n g = " e n - U S " > S p e c i f i e s   a   r e f e r e n c e   t o   t h e   s o u r c e   t a s k   n o .   t h a t   t h i s   Q u a l i t y   I n s p e c t i o n   i s   r e f e r r i n g   t o .   T h i s   t y p i c a l l y   r e f e r s   t o   a n   o p e r a t i o n . < / T o o l t i p T e x t > + 
+         < / T o o l t i p > + 
+         < T o o l t i p   c o l u m n = " Q l t y I n s p e c t i o n _ S o u r c e _ C u s t o m _ 1 "   E l e m e n t I d = " 5 4 6 4 5 3 7 6 5 " > + 
+             < T o o l t i p T e x t   l a n g = " e n - U S " > S p e c i f i e s   a d d i t i o n a l   i n f o r m a t i o n   f r o m   a   s o u r c e   r e c o r d . < / T o o l t i p T e x t > + 
+         < / T o o l t i p > + 
+         < T o o l t i p   c o l u m n = " Q l t y I n s p e c t i o n _ S o u r c e _ C u s t o m _ 2 "   E l e m e n t I d = " 1 8 3 5 4 2 3 6 8 0 " > + 
+             < T o o l t i p T e x t   l a n g = " e n - U S " > S p e c i f i e s   a d d i t i o n a l   i n f o r m a t i o n   f r o m   a   s o u r c e   r e c o r d . < / T o o l t i p T e x t > + 
+         < / T o o l t i p > + 
+         < T o o l t i p   c o l u m n = " Q l t y I n s p e c t i o n _ S o u r c e _ C u s t o m _ 3 "   E l e m e n t I d = " 1 8 2 1 8 4 6 9 9 9 " > + 
+             < T o o l t i p T e x t   l a n g = " e n - U S " > S p e c i f i e s   a d d i t i o n a l   i n f o r m a t i o n   f r o m   a   s o u r c e   r e c o r d . < / T o o l t i p T e x t > + 
+         < / T o o l t i p > + 
+         < T o o l t i p   c o l u m n = " Q l t y I n s p e c t i o n _ S o u r c e _ C u s t o m _ 4 "   E l e m e n t I d = " 1 3 6 6 6 3 6 0 8 6 " > + 
+             < T o o l t i p T e x t   l a n g = " e n - U S " > S p e c i f i e s   a d d i t i o n a l   i n f o r m a t i o n   f r o m   a   s o u r c e   r e c o r d . < / T o o l t i p T e x t > + 
+         < / T o o l t i p > + 
+         < T o o l t i p   c o l u m n = " Q l t y I n s p e c t i o n _ S o u r c e _ C u s t o m _ 5 "   E l e m e n t I d = " 2 0 0 4 3 3 2 7 0 3 " > + 
+             < T o o l t i p T e x t   l a n g = " e n - U S " > S p e c i f i e s   a d d i t i o n a l   i n f o r m a t i o n   f r o m   a   s o u r c e   r e c o r d . < / T o o l t i p T e x t > + 
+         < / T o o l t i p > + 
+         < T o o l t i p   c o l u m n = " Q l t y I n s p e c t i o n _ S o u r c e _ C u s t o m _ 6 "   E l e m e n t I d = " 9 1 2 4 2 8 5 2 " > + 
+             < T o o l t i p T e x t   l a n g = " e n - U S " > S p e c i f i e s   a d d i t i o n a l   i n f o r m a t i o n   f r o m   a   s o u r c e   r e c o r d . < / T o o l t i p T e x t > + 
+         < / T o o l t i p > + 
+         < T o o l t i p   c o l u m n = " Q l t y I n s p e c t i o n _ S o u r c e _ C u s t o m _ 7 "   E l e m e n t I d = " 7 2 8 9 3 9 4 6 9 " > + 
+             < T o o l t i p T e x t   l a n g = " e n - U S " > S p e c i f i e s   a d d i t i o n a l   i n f o r m a t i o n   f r o m   a   s o u r c e   r e c o r d . < / T o o l t i p T e x t > + 
+         < / T o o l t i p > + 
+         < T o o l t i p   c o l u m n = " Q l t y I n s p e c t i o n _ S o u r c e _ C u s t o m _ 8 "   E l e m e n t I d = " 3 7 7 5 4 4 7 4 2 " > + 
+             < T o o l t i p T e x t   l a n g = " e n - U S " > S p e c i f i e s   a d d i t i o n a l   i n f o r m a t i o n   f r o m   a   s o u r c e   r e c o r d . < / T o o l t i p T e x t > + 
+         < / T o o l t i p > + 
+         < T o o l t i p   c o l u m n = " Q l t y I n s p e c t i o n _ S o u r c e _ C u s t o m _ 9 "   E l e m e n t I d = " 2 6 0 1 5 1 8 7 5 " > + 
+             < T o o l t i p T e x t   l a n g = " e n - U S " > S p e c i f i e s   a d d i t i o n a l   i n f o r m a t i o n   f r o m   a   s o u r c e   r e c o r d . < / T o o l t i p T e x t > + 
+         < / T o o l t i p > + 
+         < T o o l t i p   c o l u m n = " Q l t y I n s p e c t i o n _ S o u r c e _ C u s t o m _ 1 0 "   E l e m e n t I d = " 1 5 3 7 6 5 2 9 2 5 " > + 
+             < T o o l t i p T e x t   l a n g = " e n - U S " > S p e c i f i e s   a d d i t i o n a l   i n f o r m a t i o n   f r o m   a   s o u r c e   r e c o r d . < / T o o l t i p T e x t > + 
+         < / T o o l t i p > + 
+         < T o o l t i p   c o l u m n = " F i e l d _ C o d e "   E l e m e n t I d = " 1 3 2 7 2 5 5 7 3 " > + 
+             < T o o l t i p T e x t   l a n g = " e n - U S " > S p e c i f i e s   t h e   f i e l d / q u e s t i o n / m e t r i c   i n   t h i s   t e s t . < / T o o l t i p T e x t > + 
+         < / T o o l t i p > + 
+         < T o o l t i p   c o l u m n = " F i e l d _ D e s c r i p t i o n "   E l e m e n t I d = " 1 4 6 8 6 2 1 2 9 8 " > + 
+             < T o o l t i p T e x t   l a n g = " e n - U S " > S p e c i f i e s   a   d e s c r i p t i o n   o f   t h e   f i e l d   a s   i t   i s   u s e d   o n   t h e   t e s t . < / T o o l t i p T e x t > + 
+         < / T o o l t i p > + 
+         < T o o l t i p   c o l u m n = " N u m e r i c _ V a l u e "   E l e m e n t I d = " 4 6 0 4 1 2 6 4 6 " > + 
+             < T o o l t i p T e x t   l a n g = " e n - U S " > S p e c i f i e s   a n   e v a l u a t e d   n u m e r i c   v a l u e   o f   T e s t   V a l u e   f o r   u s e   i n   c a l c u l a t i o n s   a n d   a n a l y s i s .   T h i s   v a l u e   i s   a u t o m a t i c a l l y   c a l c u l a t e d   w h e n   t h e   T e s t   V a l u e   i s   e n t e r e d   o r   m o d i f i e d   b a s e d   o n   t h e   c o n f i g u r a t i o n   o f   t h e   T e s t   V a l u e   a n d   i s   n o t   d i r e c t l y   e d i t a b l e . < / T o o l t i p T e x t > + 
+         < / T o o l t i p > + 
+         < T o o l t i p   c o l u m n = " F i e l d _ T y p e "   E l e m e n t I d = " 1 3 2 8 1 6 4 0 1 6 " > + 
+             < T o o l t i p T e x t   l a n g = " e n - U S " > S p e c i f i e s   t h e   d a t a   t y p e   o f   t h e   v a l u e s   y o u   c a n   e n t e r   o r   s e l e c t   f o r   t h i s   t e s t .   U s e   D e c i m a l   f o r   n u m e r i c a l   m e a s u r e m e n t s .   U s e   C h o i c e   t o   g i v e   a   l i s t   o f   o p t i o n s   t o   c h o o s e   f r o m .   I f   y o u   w a n t   t o   c h o o s e   o p t i o n s   f r o m   a n   e x i s t i n g   t a b l e ,   u s e   T a b l e   L o o k u p . < / T o o l t i p T e x t > + 
+         < / T o o l t i p > + 
+         < T o o l t i p   c o l u m n = " T e s t _ R e s u l t "   E l e m e n t I d = " 1 2 7 1 0 6 2 1 4 1 " > + 
+             < T o o l t i p T e x t   l a n g = " e n - U S " > S p e c i f i e s   t h e   r e s u l t   i s   a u t o m a t i c a l l y   d e t e r m i n e d   b a s e d   o n   t h e   t e s t   v a l u e   a n d   r e s u l t   c o n f i g u r a t i o n . < / T o o l t i p T e x t > + 
+         < / T o o l t i p > + 
+     < / T o o l t i p s > + 
+     < C u r r e n t I n s p e c t i o n   E l e m e n t T y p e = " D a t a I t e m "   E l e m e n t I d = " 1 7 4 7 8 9 7 9 7 8 " > + 
+         < A p p r o v e r N a m e L a b e l   E l e m e n t T y p e = " C o l u m n "   E l e m e n t I d = " 1 8 9 7 9 9 2 7 8 5 "   D a t a T y p e = " T e x t " > A p p r o v e r N a m e L a b e l < / A p p r o v e r N a m e L a b e l > + 
+         < A p p r o v e r S i g n a t u r e L a b e l   E l e m e n t T y p e = " C o l u m n "   E l e m e n t I d = " 1 0 3 4 5 1 7 9 4 "   D a t a T y p e = " T e x t " > A p p r o v e r S i g n a t u r e L a b e l < / A p p r o v e r S i g n a t u r e L a b e l > + 
+         < C O A C o n t a c t _ A l l   E l e m e n t T y p e = " C o l u m n "   E l e m e n t I d = " 1 5 9 3 9 3 0 3 4 6 "   D a t a T y p e = " T e x t " > C O A C o n t a c t _ A l l < / C O A C o n t a c t _ A l l > + 
+         < C O A C o n t a c t _ R o w 1   E l e m e n t T y p e = " C o l u m n "   E l e m e n t I d = " 1 2 7 0 2 3 9 7 3 2 "   D a t a T y p e = " T e x t " > C O A C o n t a c t _ R o w 1 < / C O A C o n t a c t _ R o w 1 > + 
+         < C O A C o n t a c t _ R o w 2   E l e m e n t T y p e = " C o l u m n "   E l e m e n t I d = " 6 4 2 8 5 0 1 1 9 "   D a t a T y p e = " T e x t " > C O A C o n t a c t _ R o w 2 < / C O A C o n t a c t _ R o w 2 > + 
+         < C O A C o n t a c t _ R o w 3   E l e m e n t T y p e = " C o l u m n "   E l e m e n t I d = " 5 1 5 3 5 0 2 "   D a t a T y p e = " T e x t " > C O A C o n t a c t _ R o w 3 < / C O A C o n t a c t _ R o w 3 > + 
+         < C O A C o n t a c t _ R o w 4   E l e m e n t T y p e = " C o l u m n "   E l e m e n t I d = " 1 1 1 1 6 3 7 7 1 3 "   D a t a T y p e = " T e x t " > C O A C o n t a c t _ R o w 4 < / C O A C o n t a c t _ R o w 4 > + 
+         < C O A C o n t a c t _ R o w 5   E l e m e n t T y p e = " C o l u m n "   E l e m e n t I d = " 4 7 3 9 4 1 0 9 6 "   D a t a T y p e = " T e x t " > C O A C o n t a c t _ R o w 5 < / C O A C o n t a c t _ R o w 5 > + 
+         < C O A C o n t a c t _ R o w 6   E l e m e n t T y p e = " C o l u m n "   E l e m e n t I d = " 1 9 0 7 9 3 6 3 4 9 "   D a t a T y p e = " T e x t " > C O A C o n t a c t _ R o w 6 < / C O A C o n t a c t _ R o w 6 > + 
+         < C O A C o n t a c t _ R o w 7   E l e m e n t T y p e = " C o l u m n "   E l e m e n t I d = " 1 7 4 9 3 3 4 3 3 0 "   D a t a T y p e = " T e x t " > C O A C o n t a c t _ R o w 7 < / C O A C o n t a c t _ R o w 7 > + 
+         < C O A C o n t a c t _ R o w 8   E l e m e n t T y p e = " C o l u m n "   E l e m e n t I d = " 1 4 3 9 1 4 8 7 5 5 "   D a t a T y p e = " T e x t " > C O A C o n t a c t _ R o w 8 < / C O A C o n t a c t _ R o w 8 > + 
+         < C o m p a n y I n f o r m a t i o n _ A l l   E l e m e n t T y p e = " C o l u m n "   E l e m e n t I d = " 7 6 1 9 7 4 8 2 4 "   D a t a T y p e = " T e x t " > C o m p a n y I n f o r m a t i o n _ A l l < / C o m p a n y I n f o r m a t i o n _ A l l > + 
+         < C o m p a n y I n f o r m a t i o n _ R o w 1   E l e m e n t T y p e = " C o l u m n "   E l e m e n t I d = " 1 8 4 3 2 1 2 8 9 4 "   D a t a T y p e = " T e x t " > C o m p a n y I n f o r m a t i o n _ R o w 1 < / C o m p a n y I n f o r m a t i o n _ R o w 1 > + 
+         < C o m p a n y I n f o r m a t i o n _ R o w 2   E l e m e n t T y p e = " C o l u m n "   E l e m e n t I d = " 1 8 1 4 0 5 7 7 8 5 "   D a t a T y p e = " T e x t " > C o m p a n y I n f o r m a t i o n _ R o w 2 < / C o m p a n y I n f o r m a t i o n _ R o w 2 > + 
+         < C o m p a n y I n f o r m a t i o n _ R o w 3   E l e m e n t T y p e = " C o l u m n "   E l e m e n t I d = " 1 1 7 6 3 6 1 1 6 8 "   D a t a T y p e = " T e x t " > C o m p a n y I n f o r m a t i o n _ R o w 3 < / C o m p a n y I n f o r m a t i o n _ R o w 3 > + 
+         < C o m p a n y I n f o r m a t i o n _ R o w 4   E l e m e n t T y p e = " C o l u m n "   E l e m e n t I d = " 1 3 4 5 2 7 0 1 9 1 "   D a t a T y p e = " T e x t " > C o m p a n y I n f o r m a t i o n _ R o w 4 < / C o m p a n y I n f o r m a t i o n _ R o w 4 > + 
+         < C o m p a n y I n f o r m a t i o n _ R o w 5   E l e m e n t T y p e = " C o l u m n "   E l e m e n t I d = " 7 0 7 5 7 3 5 7 4 "   D a t a T y p e = " T e x t " > C o m p a n y I n f o r m a t i o n _ R o w 5 < / C o m p a n y I n f o r m a t i o n _ R o w 5 > + 
+         < C o m p a n y I n f o r m a t i o n _ R o w 6   E l e m e n t T y p e = " C o l u m n "   E l e m e n t I d = " 6 9 8 7 6 9 5 7 "   D a t a T y p e = " T e x t " > C o m p a n y I n f o r m a t i o n _ R o w 6 < / C o m p a n y I n f o r m a t i o n _ R o w 6 > + 
+         < C o m p a n y I n f o r m a t i o n _ R o w 7   E l e m e n t T y p e = " C o l u m n "   E l e m e n t I d = " 5 6 7 8 1 9 6 6 0 "   D a t a T y p e = " T e x t " > C o m p a n y I n f o r m a t i o n _ R o w 7 < / C o m p a n y I n f o r m a t i o n _ R o w 7 > + 
+         < C o m p a n y I n f o r m a t i o n _ R o w 8   E l e m e n t T y p e = " C o l u m n "   E l e m e n t I d = " 3 9 8 9 1 0 6 3 7 "   D a t a T y p e = " T e x t " > C o m p a n y I n f o r m a t i o n _ R o w 8 < / C o m p a n y I n f o r m a t i o n _ R o w 8 > + 
+         < C o m p a n y L o g o   E l e m e n t T y p e = " C o l u m n "   E l e m e n t I d = " 2 3 7 6 9 1 5 1 "   D a t a T y p e = " B l o b " / > + 
+         < E m a i l L a b e l   E l e m e n t T y p e = " C o l u m n "   E l e m e n t I d = " 7 7 1 8 8 7 1 3 5 "   D a t a T y p e = " T e x t " > E m a i l L a b e l < / E m a i l L a b e l > + 
+         < E m a i l V a l u e   E l e m e n t T y p e = " C o l u m n "   E l e m e n t I d = " 3 8 8 1 2 2 7 6 2 "   D a t a T y p e = " T e x t " > E m a i l V a l u e < / E m a i l V a l u e > + 
+         < F i n i s h e d B y N a m e L a b e l   E l e m e n t T y p e = " C o l u m n "   E l e m e n t I d = " 2 1 0 1 0 0 9 6 5 1 "   D a t a T y p e = " T e x t " > F i n i s h e d B y N a m e L a b e l < / F i n i s h e d B y N a m e L a b e l > + 
+         < F i n i s h e d B y S i g n a t u r e L a b e l   E l e m e n t T y p e = " C o l u m n "   E l e m e n t I d = " 2 0 7 1 3 1 2 7 2 2 "   D a t a T y p e = " T e x t " > F i n i s h e d B y S i g n a t u r e L a b e l < / F i n i s h e d B y S i g n a t u r e L a b e l > + 
+         < F i n i s h e d D a t e O n l y   E l e m e n t T y p e = " C o l u m n "   E l e m e n t I d = " 2 0 0 8 0 4 4 9 4 3 "   D a t a T y p e = " D a t e " > F i n i s h e d D a t e O n l y < / F i n i s h e d D a t e O n l y > + 
+         < H o m e P a g e L a b e l   E l e m e n t T y p e = " C o l u m n "   E l e m e n t I d = " 4 6 2 3 7 4 2 3 1 "   D a t a T y p e = " T e x t " > H o m e P a g e L a b e l < / H o m e P a g e L a b e l > + 
+         < H o m e P a g e V a l u e   E l e m e n t T y p e = " C o l u m n "   E l e m e n t I d = " 5 3 3 5 1 4 0 3 4 "   D a t a T y p e = " T e x t " > H o m e P a g e V a l u e < / H o m e P a g e V a l u e > + 
+         < I n s p e c t i o n D e s c r i p t i o n   E l e m e n t T y p e = " C o l u m n "   E l e m e n t I d = " 1 3 0 9 2 5 3 9 2 5 "   D a t a T y p e = " T e x t " > I n s p e c t i o n D e s c r i p t i o n < / I n s p e c t i o n D e s c r i p t i o n > + 
+         < I t e m D e s c r i p t i o n   E l e m e n t T y p e = " C o l u m n "   E l e m e n t I d = " 1 9 6 5 3 9 3 7 9 0 "   D a t a T y p e = " T e x t " > I t e m D e s c r i p t i o n < / I t e m D e s c r i p t i o n > + 
+         < I t e m T r a c k i n g D e s c r i p t i o n   E l e m e n t T y p e = " C o l u m n "   E l e m e n t I d = " 1 1 1 7 1 0 3 3 4 5 "   D a t a T y p e = " T e x t " > I t e m T r a c k i n g D e s c r i p t i o n < / I t e m T r a c k i n g D e s c r i p t i o n > + 
+         < P h o n e N o L a b e l   E l e m e n t T y p e = " C o l u m n "   E l e m e n t I d = " 1 6 1 4 5 2 6 0 7 8 "   D a t a T y p e = " T e x t " > P h o n e N o L a b e l < / P h o n e N o L a b e l > + 
+         < P h o n e N o V a l u e   E l e m e n t T y p e = " C o l u m n "   E l e m e n t I d = " 1 2 8 6 6 4 9 7 8 1 "   D a t a T y p e = " T e x t " > P h o n e N o V a l u e < / P h o n e N o V a l u e > + 
+         < Q l t y I n s p e c t i o n T e m p l a t e _ D e s c r i p t i o n   E l e m e n t T y p e = " C o l u m n "   E l e m e n t I d = " 1 6 5 2 0 6 9 5 9 8 "   D a t a T y p e = " T e x t " > Q l t y I n s p e c t i o n T e m p l a t e _ D e s c r i p t i o n < / Q l t y I n s p e c t i o n T e m p l a t e _ D e s c r i p t i o n > + 
+         < Q l t y I n s p e c t i o n _ D e s c r i p t i o n   E l e m e n t T y p e = " C o l u m n "   E l e m e n t I d = " 7 3 9 0 1 9 9 1 0 "   D a t a T y p e = " T e x t " > Q l t y I n s p e c t i o n _ D e s c r i p t i o n < / Q l t y I n s p e c t i o n _ D e s c r i p t i o n > + 
+         < Q l t y I n s p e c t i o n _ D i r e c t o r _ N a m e   E l e m e n t T y p e = " C o l u m n "   E l e m e n t I d = " 1 2 5 9 7 6 1 4 6 0 "   D a t a T y p e = " T e x t " > Q l t y I n s p e c t i o n _ D i r e c t o r _ N a m e < / Q l t y I n s p e c t i o n _ D i r e c t o r _ N a m e > + 
+         < Q l t y I n s p e c t i o n _ D i r e c t o r _ T i t l e   E l e m e n t T y p e = " C o l u m n "   E l e m e n t I d = " 2 6 7 7 1 7 5 2 5 "   D a t a T y p e = " T e x t " > Q l t y I n s p e c t i o n _ D i r e c t o r _ T i t l e < / Q l t y I n s p e c t i o n _ D i r e c t o r _ T i t l e > + 
+         < Q l t y I n s p e c t i o n _ F i n i s h e d _ B y _ E m a i l   E l e m e n t T y p e = " C o l u m n "   E l e m e n t I d = " 1 5 2 1 1 3 4 6 3 1 "   D a t a T y p e = " T e x t " > Q l t y I n s p e c t i o n _ F i n i s h e d _ B y _ E m a i l < / Q l t y I n s p e c t i o n _ F i n i s h e d _ B y _ E m a i l > + 
+         < Q l t y I n s p e c t i o n _ F i n i s h e d _ B y _ P h o n e   E l e m e n t T y p e = " C o l u m n "   E l e m e n t I d = " 3 4 7 5 5 7 6 2 5 "   D a t a T y p e = " T e x t " > Q l t y I n s p e c t i o n _ F i n i s h e d _ B y _ P h o n e < / Q l t y I n s p e c t i o n _ F i n i s h e d _ B y _ P h o n e > + 
+         < Q l t y I n s p e c t i o n _ F i n i s h e d _ B y _ T i t l e   E l e m e n t T y p e = " C o l u m n "   E l e m e n t I d = " 4 6 0 0 4 5 6 8 3 "   D a t a T y p e = " T e x t " > Q l t y I n s p e c t i o n _ F i n i s h e d _ B y _ T i t l e < / Q l t y I n s p e c t i o n _ F i n i s h e d _ B y _ T i t l e > + 
+         < Q l t y I n s p e c t i o n _ F i n i s h e d _ B y _ U s e r N a m e   E l e m e n t T y p e = " C o l u m n "   E l e m e n t I d = " 1 9 5 3 6 1 2 5 3 1 "   D a t a T y p e = " T e x t " > Q l t y I n s p e c t i o n _ F i n i s h e d _ B y _ U s e r N a m e < / Q l t y I n s p e c t i o n _ F i n i s h e d _ B y _ U s e r N a m e > + 
+         < Q l t y I n s p e c t i o n _ F i n i s h e d _ B y _ U s e r _ I D   E l e m e n t T y p e = " C o l u m n "   E l e m e n t I d = " 1 7 5 0 5 1 6 3 3 8 "   D a t a T y p e = " C o d e " > Q l t y I n s p e c t i o n _ F i n i s h e d _ B y _ U s e r _ I D < / Q l t y I n s p e c t i o n _ F i n i s h e d _ B y _ U s e r _ I D > + 
+         < Q l t y I n s p e c t i o n _ F i n i s h e d _ D a t e   E l e m e n t T y p e = " C o l u m n "   E l e m e n t I d = " 1 8 3 4 1 2 2 7 6 5 "   D a t a T y p e = " D a t e T i m e " > Q l t y I n s p e c t i o n _ F i n i s h e d _ D a t e < / Q l t y I n s p e c t i o n _ F i n i s h e d _ D a t e > + 
+         < Q l t y I n s p e c t i o n _ N o   E l e m e n t T y p e = " C o l u m n "   E l e m e n t I d = " 2 1 2 0 6 1 5 7 4 9 "   D a t a T y p e = " C o d e " > Q l t y I n s p e c t i o n _ N o < / Q l t y I n s p e c t i o n _ N o > + 
+         < Q l t y I n s p e c t i o n _ R e i n s p e c t i o n N o   E l e m e n t T y p e = " C o l u m n "   E l e m e n t I d = " 7 5 1 7 3 5 6 "   D a t a T y p e = " I n t e g e r " > Q l t y I n s p e c t i o n _ R e i n s p e c t i o n N o < / Q l t y I n s p e c t i o n _ R e i n s p e c t i o n N o > + 
+         < Q l t y I n s p e c t i o n _ R e s u l t _ C o d e   E l e m e n t T y p e = " C o l u m n "   E l e m e n t I d = " 1 8 0 7 0 7 7 0 6 5 "   D a t a T y p e = " C o d e " > Q l t y I n s p e c t i o n _ R e s u l t _ C o d e < / Q l t y I n s p e c t i o n _ R e s u l t _ C o d e > + 
+         < Q l t y I n s p e c t i o n _ R e s u l t _ D e s c r i p t i o n   E l e m e n t T y p e = " C o l u m n "   E l e m e n t I d = " 8 1 0 5 3 8 1 8 8 "   D a t a T y p e = " T e x t " > Q l t y I n s p e c t i o n _ R e s u l t _ D e s c r i p t i o n < / Q l t y I n s p e c t i o n _ R e s u l t _ D e s c r i p t i o n > + 
+         < Q l t y I n s p e c t i o n _ S o u r c e _ C u s t o m _ 1   E l e m e n t T y p e = " C o l u m n "   E l e m e n t I d = " 5 4 6 4 5 3 7 6 5 "   D a t a T y p e = " T e x t " > Q l t y I n s p e c t i o n _ S o u r c e _ C u s t o m _ 1 < / Q l t y I n s p e c t i o n _ S o u r c e _ C u s t o m _ 1 > + 
+         < Q l t y I n s p e c t i o n _ S o u r c e _ C u s t o m _ 1 0   E l e m e n t T y p e = " C o l u m n "   E l e m e n t I d = " 1 5 3 7 6 5 2 9 2 5 "   D a t a T y p e = " D e c i m a l " > Q l t y I n s p e c t i o n _ S o u r c e _ C u s t o m _ 1 0 < / Q l t y I n s p e c t i o n _ S o u r c e _ C u s t o m _ 1 0 > + 
+         < Q l t y I n s p e c t i o n _ S o u r c e _ C u s t o m _ 2   E l e m e n t T y p e = " C o l u m n "   E l e m e n t I d = " 1 8 3 5 4 2 3 6 8 0 "   D a t a T y p e = " T e x t " > Q l t y I n s p e c t i o n _ S o u r c e _ C u s t o m _ 2 < / Q l t y I n s p e c t i o n _ S o u r c e _ C u s t o m _ 2 > + 
+         < Q l t y I n s p e c t i o n _ S o u r c e _ C u s t o m _ 3   E l e m e n t T y p e = " C o l u m n "   E l e m e n t I d = " 1 8 2 1 8 4 6 9 9 9 "   D a t a T y p e = " T e x t " > Q l t y I n s p e c t i o n _ S o u r c e _ C u s t o m _ 3 < / Q l t y I n s p e c t i o n _ S o u r c e _ C u s t o m _ 3 > + 
+         < Q l t y I n s p e c t i o n _ S o u r c e _ C u s t o m _ 4   E l e m e n t T y p e = " C o l u m n "   E l e m e n t I d = " 1 3 6 6 6 3 6 0 8 6 "   D a t a T y p e = " T e x t " > Q l t y I n s p e c t i o n _ S o u r c e _ C u s t o m _ 4 < / Q l t y I n s p e c t i o n _ S o u r c e _ C u s t o m _ 4 > + 
+         < Q l t y I n s p e c t i o n _ S o u r c e _ C u s t o m _ 5   E l e m e n t T y p e = " C o l u m n "   E l e m e n t I d = " 2 0 0 4 3 3 2 7 0 3 "   D a t a T y p e = " T e x t " > Q l t y I n s p e c t i o n _ S o u r c e _ C u s t o m _ 5 < / Q l t y I n s p e c t i o n _ S o u r c e _ C u s t o m _ 5 > + 
+         < Q l t y I n s p e c t i o n _ S o u r c e _ C u s t o m _ 6   E l e m e n t T y p e = " C o l u m n "   E l e m e n t I d = " 9 1 2 4 2 8 5 2 "   D a t a T y p e = " T e x t " > Q l t y I n s p e c t i o n _ S o u r c e _ C u s t o m _ 6 < / Q l t y I n s p e c t i o n _ S o u r c e _ C u s t o m _ 6 > + 
+         < Q l t y I n s p e c t i o n _ S o u r c e _ C u s t o m _ 7   E l e m e n t T y p e = " C o l u m n "   E l e m e n t I d = " 7 2 8 9 3 9 4 6 9 "   D a t a T y p e = " I n t e g e r " > Q l t y I n s p e c t i o n _ S o u r c e _ C u s t o m _ 7 < / Q l t y I n s p e c t i o n _ S o u r c e _ C u s t o m _ 7 > + 
+         < Q l t y I n s p e c t i o n _ S o u r c e _ C u s t o m _ 8   E l e m e n t T y p e = " C o l u m n "   E l e m e n t I d = " 3 7 7 5 4 4 7 4 2 "   D a t a T y p e = " I n t e g e r " > Q l t y I n s p e c t i o n _ S o u r c e _ C u s t o m _ 8 < / Q l t y I n s p e c t i o n _ S o u r c e _ C u s t o m _ 8 > + 
+         < Q l t y I n s p e c t i o n _ S o u r c e _ C u s t o m _ 9   E l e m e n t T y p e = " C o l u m n "   E l e m e n t I d = " 2 6 0 1 5 1 8 7 5 "   D a t a T y p e = " D e c i m a l " > Q l t y I n s p e c t i o n _ S o u r c e _ C u s t o m _ 9 < / Q l t y I n s p e c t i o n _ S o u r c e _ C u s t o m _ 9 > + 
+         < Q l t y I n s p e c t i o n _ S o u r c e _ D o c u m e n t _ N o _   E l e m e n t T y p e = " C o l u m n "   E l e m e n t I d = " 1 6 7 5 9 1 6 2 8 8 "   D a t a T y p e = " C o d e " > Q l t y I n s p e c t i o n _ S o u r c e _ D o c u m e n t _ N o _ < / Q l t y I n s p e c t i o n _ S o u r c e _ D o c u m e n t _ N o _ > + 
+         < Q l t y I n s p e c t i o n _ S o u r c e _ I t e m _ D e s c r i p t i o n   E l e m e n t T y p e = " C o l u m n "   E l e m e n t I d = " 6 4 6 8 9 0 6 3 0 "   D a t a T y p e = " T e x t " > Q l t y I n s p e c t i o n _ S o u r c e _ I t e m _ D e s c r i p t i o n < / Q l t y I n s p e c t i o n _ S o u r c e _ I t e m _ D e s c r i p t i o n > + 
+         < Q l t y I n s p e c t i o n _ S o u r c e _ I t e m _ D e s c r i p t i o n 2   E l e m e n t T y p e = " C o l u m n "   E l e m e n t I d = " 1 2 7 9 3 6 9 3 5 2 "   D a t a T y p e = " T e x t " > Q l t y I n s p e c t i o n _ S o u r c e _ I t e m _ D e s c r i p t i o n 2 < / Q l t y I n s p e c t i o n _ S o u r c e _ I t e m _ D e s c r i p t i o n 2 > + 
+         < Q l t y I n s p e c t i o n _ S o u r c e _ I t e m _ N o _   E l e m e n t T y p e = " C o l u m n "   E l e m e n t I d = " 1 2 6 8 0 5 0 5 1 8 "   D a t a T y p e = " C o d e " > Q l t y I n s p e c t i o n _ S o u r c e _ I t e m _ N o _ < / Q l t y I n s p e c t i o n _ S o u r c e _ I t e m _ N o _ > + 
+         < Q l t y I n s p e c t i o n _ S o u r c e _ L o t _ N o _   E l e m e n t T y p e = " C o l u m n "   E l e m e n t I d = " 1 1 2 3 5 5 1 3 1 2 "   D a t a T y p e = " C o d e " > Q l t y I n s p e c t i o n _ S o u r c e _ L o t _ N o _ < / Q l t y I n s p e c t i o n _ S o u r c e _ L o t _ N o _ > + 
+         < Q l t y I n s p e c t i o n _ S o u r c e _ P a c k a g e _ N o _   E l e m e n t T y p e = " C o l u m n "   E l e m e n t I d = " 1 9 6 1 1 2 9 9 7 "   D a t a T y p e = " C o d e " > Q l t y I n s p e c t i o n _ S o u r c e _ P a c k a g e _ N o _ < / Q l t y I n s p e c t i o n _ S o u r c e _ P a c k a g e _ N o _ > + 
+         < Q l t y I n s p e c t i o n _ S o u r c e _ S e r i a l _ N o _   E l e m e n t T y p e = " C o l u m n "   E l e m e n t I d = " 1 5 2 0 5 9 1 4 4 7 "   D a t a T y p e = " C o d e " > Q l t y I n s p e c t i o n _ S o u r c e _ S e r i a l _ N o _ < / Q l t y I n s p e c t i o n _ S o u r c e _ S e r i a l _ N o _ > + 
+         < Q l t y I n s p e c t i o n _ S o u r c e _ T a s k _ N o _   E l e m e n t T y p e = " C o l u m n "   E l e m e n t I d = " 3 8 4 6 4 4 1 8 2 "   D a t a T y p e = " C o d e " > Q l t y I n s p e c t i o n _ S o u r c e _ T a s k _ N o _ < / Q l t y I n s p e c t i o n _ S o u r c e _ T a s k _ N o _ > + 
+         < Q l t y I n s p e c t i o n _ S o u r c e _ V a r i a n t _ C o d e   E l e m e n t T y p e = " C o l u m n "   E l e m e n t I d = " 1 6 0 8 4 0 3 8 2 1 "   D a t a T y p e = " C o d e " > Q l t y I n s p e c t i o n _ S o u r c e _ V a r i a n t _ C o d e < / Q l t y I n s p e c t i o n _ S o u r c e _ V a r i a n t _ C o d e > + 
+         < Q l t y I n s p e c t i o n _ S t a t u s   E l e m e n t T y p e = " C o l u m n "   E l e m e n t I d = " 8 5 1 7 5 2 7 6 8 "   D a t a T y p e = " E n u m " > Q l t y I n s p e c t i o n _ S t a t u s < / Q l t y I n s p e c t i o n _ S t a t u s > + 
+         < C u r r e n t I n s p e c t i o n L i n e   E l e m e n t T y p e = " D a t a I t e m "   E l e m e n t I d = " 1 1 9 3 2 1 9 5 9 6 " > + 
+             < C a r r i a g e R e t u r n P e r s o n F i e l d D e t a i l s   E l e m e n t T y p e = " C o l u m n "   E l e m e n t I d = " 9 9 8 2 6 3 6 9 8 "   D a t a T y p e = " T e x t " > C a r r i a g e R e t u r n P e r s o n F i e l d D e t a i l s < / C a r r i a g e R e t u r n P e r s o n F i e l d D e t a i l s > + 
+             < C o n d i t i o n L a b e l _ 1   E l e m e n t T y p e = " C o l u m n "   E l e m e n t I d = " 1 2 2 7 8 8 1 1 9 4 "   D a t a T y p e = " T e x t " > C o n d i t i o n L a b e l _ 1 < / C o n d i t i o n L a b e l _ 1 > + 
+             < C o n d i t i o n L a b e l _ 2   E l e m e n t T y p e = " C o l u m n "   E l e m e n t I d = " 1 8 6 5 5 7 7 8 1 1 "   D a t a T y p e = " T e x t " > C o n d i t i o n L a b e l _ 2 < / C o n d i t i o n L a b e l _ 2 > + 
+             < F i e l d _ C o d e   E l e m e n t T y p e = " C o l u m n "   E l e m e n t I d = " 1 3 2 7 2 5 5 7 3 "   D a t a T y p e = " C o d e " > F i e l d _ C o d e < / F i e l d _ C o d e > + 
+             < F i e l d _ D e s c r i p t i o n   E l e m e n t T y p e = " C o l u m n "   E l e m e n t I d = " 1 4 6 8 6 2 1 2 9 8 "   D a t a T y p e = " T e x t " > F i e l d _ D e s c r i p t i o n < / F i e l d _ D e s c r i p t i o n > + 
+             < F i e l d _ E n t e r e d B y N a m e A n d T i m e s t a m p   E l e m e n t T y p e = " C o l u m n "   E l e m e n t I d = " 1 0 6 8 4 2 0 5 9 2 "   D a t a T y p e = " T e x t " > F i e l d _ E n t e r e d B y N a m e A n d T i m e s t a m p < / F i e l d _ E n t e r e d B y N a m e A n d T i m e s t a m p > + 
+             < F i e l d _ H a s E n t e r e d V a l u e   E l e m e n t T y p e = " C o l u m n "   E l e m e n t I d = " 1 7 1 6 2 6 5 8 2 4 "   D a t a T y p e = " B o o l e a n " > F i e l d _ H a s E n t e r e d V a l u e < / F i e l d _ H a s E n t e r e d V a l u e > + 
+             < F i e l d _ I f P e r s o n E m a i l   E l e m e n t T y p e = " C o l u m n "   E l e m e n t I d = " 1 3 4 6 0 5 7 6 5 0 "   D a t a T y p e = " T e x t " > F i e l d _ I f P e r s o n E m a i l < / F i e l d _ I f P e r s o n E m a i l > + 
+             < F i e l d _ I f P e r s o n N a m e   E l e m e n t T y p e = " C o l u m n "   E l e m e n t I d = " 4 1 4 7 0 2 4 4 3 "   D a t a T y p e = " T e x t " > F i e l d _ I f P e r s o n N a m e < / F i e l d _ I f P e r s o n N a m e > + 
+             < F i e l d _ I f P e r s o n P h o n e   E l e m e n t T y p e = " C o l u m n "   E l e m e n t I d = " 1 9 7 4 1 8 8 4 6 2 "   D a t a T y p e = " T e x t " > F i e l d _ I f P e r s o n P h o n e < / F i e l d _ I f P e r s o n P h o n e > + 
+             < F i e l d _ I f P e r s o n T i t l e   E l e m e n t T y p e = " C o l u m n "   E l e m e n t I d = " 1 0 0 4 6 0 9 5 4 2 "   D a t a T y p e = " T e x t " > F i e l d _ I f P e r s o n T i t l e < / F i e l d _ I f P e r s o n T i t l e > + 
+             < F i e l d _ I s L a b e l   E l e m e n t T y p e = " C o l u m n "   E l e m e n t I d = " 2 0 4 3 1 9 3 9 4 0 "   D a t a T y p e = " B o o l e a n " > F i e l d _ I s L a b e l < / F i e l d _ I s L a b e l > + 
+             < F i e l d _ I s P e r s o n F i e l d   E l e m e n t T y p e = " C o l u m n "   E l e m e n t I d = " 4 3 4 5 4 6 6 1 1 "   D a t a T y p e = " B o o l e a n " > F i e l d _ I s P e r s o n F i e l d < / F i e l d _ I s P e r s o n F i e l d > + 
+             < F i e l d _ I s T e x t   E l e m e n t T y p e = " C o l u m n "   E l e m e n t I d = " 5 9 3 6 9 2 0 1 "   D a t a T y p e = " B o o l e a n " > F i e l d _ I s T e x t < / F i e l d _ I s T e x t > + 
+             < F i e l d _ L i n e C o m m e n t a r y   E l e m e n t T y p e = " C o l u m n "   E l e m e n t I d = " 1 8 5 3 8 0 0 2 5 7 "   D a t a T y p e = " T e x t " > F i e l d _ L i n e C o m m e n t a r y < / F i e l d _ L i n e C o m m e n t a r y > + 
+             < F i e l d _ M o d i f i e d B y U s e r E m a i l   E l e m e n t T y p e = " C o l u m n "   E l e m e n t I d = " 2 0 5 3 4 9 0 5 4 5 "   D a t a T y p e = " T e x t " > F i e l d _ M o d i f i e d B y U s e r E m a i l < / F i e l d _ M o d i f i e d B y U s e r E m a i l > + 
+             < F i e l d _ M o d i f i e d B y U s e r I D   E l e m e n t T y p e = " C o l u m n "   E l e m e n t I d = " 1 3 6 3 9 8 7 2 2 2 "   D a t a T y p e = " C o d e " > F i e l d _ M o d i f i e d B y U s e r I D < / F i e l d _ M o d i f i e d B y U s e r I D > + 
+             < F i e l d _ M o d i f i e d B y U s e r J o b T i t l e   E l e m e n t T y p e = " C o l u m n "   E l e m e n t I d = " 7 1 3 3 5 4 3 4 0 "   D a t a T y p e = " T e x t " > F i e l d _ M o d i f i e d B y U s e r J o b T i t l e < / F i e l d _ M o d i f i e d B y U s e r J o b T i t l e > + 
+             < F i e l d _ M o d i f i e d B y U s e r N a m e   E l e m e n t T y p e = " C o l u m n "   E l e m e n t I d = " 7 9 8 2 2 1 9 1 6 "   D a t a T y p e = " T e x t " > F i e l d _ M o d i f i e d B y U s e r N a m e < / F i e l d _ M o d i f i e d B y U s e r N a m e > + 
+             < F i e l d _ M o d i f i e d B y U s e r P h o n e   E l e m e n t T y p e = " C o l u m n "   E l e m e n t I d = " 1 2 9 4 9 7 8 5 4 5 "   D a t a T y p e = " T e x t " > F i e l d _ M o d i f i e d B y U s e r P h o n e < / F i e l d _ M o d i f i e d B y U s e r P h o n e > + 
+             < F i e l d _ M o d i f i e d D a t e T i m e   E l e m e n t T y p e = " C o l u m n "   E l e m e n t I d = " 1 6 5 4 4 9 3 6 9 6 "   D a t a T y p e = " D a t e T i m e " > F i e l d _ M o d i f i e d D a t e T i m e < / F i e l d _ M o d i f i e d D a t e T i m e > + 
+             < F i e l d _ T y p e   E l e m e n t T y p e = " C o l u m n "   E l e m e n t I d = " 1 3 2 8 1 6 4 0 1 6 "   D a t a T y p e = " E n u m " > F i e l d _ T y p e < / F i e l d _ T y p e > + 
+             < L a b e l F i e l d _ D e s c r i p t i o n   E l e m e n t T y p e = " C o l u m n "   E l e m e n t I d = " 3 2 9 5 4 9 8 4 0 "   D a t a T y p e = " T e x t " > L a b e l F i e l d _ D e s c r i p t i o n < / L a b e l F i e l d _ D e s c r i p t i o n > + 
+             < N u m e r i c _ V a l u e   E l e m e n t T y p e = " C o l u m n "   E l e m e n t I d = " 4 6 0 4 1 2 6 4 6 "   D a t a T y p e = " D e c i m a l " > N u m e r i c _ V a l u e < / N u m e r i c _ V a l u e > + 
+             < P r o m p t e d R e s u l t C a p t i o n _ 1   E l e m e n t T y p e = " C o l u m n "   E l e m e n t I d = " 1 5 4 8 2 0 5 1 6 9 "   D a t a T y p e = " T e x t " > P r o m p t e d R e s u l t C a p t i o n _ 1 < / P r o m p t e d R e s u l t C a p t i o n _ 1 > + 
+             < P r o m p t e d R e s u l t C a p t i o n _ 1 0   E l e m e n t T y p e = " C o l u m n "   E l e m e n t I d = " 6 6 5 1 3 7 3 2 1 "   D a t a T y p e = " T e x t " > P r o m p t e d R e s u l t C a p t i o n _ 1 0 < / P r o m p t e d R e s u l t C a p t i o n _ 1 0 > + 
+             < P r o m p t e d R e s u l t C a p t i o n _ 2   E l e m e n t T y p e = " C o l u m n "   E l e m e n t I d = " 2 1 0 9 0 6 5 5 1 0 "   D a t a T y p e = " T e x t " > P r o m p t e d R e s u l t C a p t i o n _ 2 < / P r o m p t e d R e s u l t C a p t i o n _ 2 > + 
+             < P r o m p t e d R e s u l t C a p t i o n _ 3   E l e m e n t T y p e = " C o l u m n "   E l e m e n t I d = " 1 4 7 1 3 6 8 8 9 3 "   D a t a T y p e = " T e x t " > P r o m p t e d R e s u l t C a p t i o n _ 3 < / P r o m p t e d R e s u l t C a p t i o n _ 3 > + 
+             < P r o m p t e d R e s u l t C a p t i o n _ 4   E l e m e n t T y p e = " C o l u m n "   E l e m e n t I d = " 8 3 3 6 7 2 2 7 6 "   D a t a T y p e = " T e x t " > P r o m p t e d R e s u l t C a p t i o n _ 4 < / P r o m p t e d R e s u l t C a p t i o n _ 4 > + 
+             < P r o m p t e d R e s u l t C a p t i o n _ 5   E l e m e n t T y p e = " C o l u m n "   E l e m e n t I d = " 1 9 5 9 7 5 6 5 9 "   D a t a T y p e = " T e x t " > P r o m p t e d R e s u l t C a p t i o n _ 5 < / P r o m p t e d R e s u l t C a p t i o n _ 5 > + 
+             < P r o m p t e d R e s u l t C a p t i o n _ 6   E l e m e n t T y p e = " C o l u m n "   E l e m e n t I d = " 4 4 1 7 2 0 9 5 8 "   D a t a T y p e = " T e x t " > P r o m p t e d R e s u l t C a p t i o n _ 6 < / P r o m p t e d R e s u l t C a p t i o n _ 6 > + 
+             < P r o m p t e d R e s u l t C a p t i o n _ 7   E l e m e n t T y p e = " C o l u m n "   E l e m e n t I d = " 1 0 7 9 4 1 7 5 7 5 "   D a t a T y p e = " T e x t " > P r o m p t e d R e s u l t C a p t i o n _ 7 < / P r o m p t e d R e s u l t C a p t i o n _ 7 > + 
+             < P r o m p t e d R e s u l t C a p t i o n _ 8   E l e m e n t T y p e = " C o l u m n "   E l e m e n t I d = " 1 0 3 9 0 2 9 1 2 "   D a t a T y p e = " T e x t " > P r o m p t e d R e s u l t C a p t i o n _ 8 < / P r o m p t e d R e s u l t C a p t i o n _ 8 > + 
+             < P r o m p t e d R e s u l t C a p t i o n _ 9   E l e m e n t T y p e = " C o l u m n "   E l e m e n t I d = " 7 4 1 5 9 9 5 2 9 "   D a t a T y p e = " T e x t " > P r o m p t e d R e s u l t C a p t i o n _ 9 < / P r o m p t e d R e s u l t C a p t i o n _ 9 > + 
+             < P r o m p t e d R e s u l t C o n d i t i o n D e s c r i p t i o n _ 1   E l e m e n t T y p e = " C o l u m n "   E l e m e n t I d = " 1 7 7 6 7 4 4 4 3 4 "   D a t a T y p e = " T e x t " > P r o m p t e d R e s u l t C o n d i t i o n D e s c r i p t i o n _ 1 < / P r o m p t e d R e s u l t C o n d i t i o n D e s c r i p t i o n _ 1 > + 
+             < P r o m p t e d R e s u l t C o n d i t i o n D e s c r i p t i o n _ 1 0   E l e m e n t T y p e = " C o l u m n "   E l e m e n t I d = " 1 0 2 8 7 8 8 8 8 2 "   D a t a T y p e = " T e x t " > P r o m p t e d R e s u l t C o n d i t i o n D e s c r i p t i o n _ 1 0 < / P r o m p t e d R e s u l t C o n d i t i o n D e s c r i p t i o n _ 1 0 > + 
+             < P r o m p t e d R e s u l t C o n d i t i o n D e s c r i p t i o n _ 2   E l e m e n t T y p e = " C o l u m n "   E l e m e n t I d = " 1 1 3 9 0 4 7 8 1 7 "   D a t a T y p e = " T e x t " > P r o m p t e d R e s u l t C o n d i t i o n D e s c r i p t i o n _ 2 < / P r o m p t e d R e s u l t C o n d i t i o n D e s c r i p t i o n _ 2 > + 
+             < P r o m p t e d R e s u l t C o n d i t i o n D e s c r i p t i o n _ 3   E l e m e n t T y p e = " C o l u m n "   E l e m e n t I d = " 5 0 1 3 5 1 2 0 0 "   D a t a T y p e = " T e x t " > P r o m p t e d R e s u l t C o n d i t i o n D e s c r i p t i o n _ 3 < / P r o m p t e d R e s u l t C o n d i t i o n D e s c r i p t i o n _ 3 > + 
+             < P r o m p t e d R e s u l t C o n d i t i o n D e s c r i p t i o n _ 4   E l e m e n t T y p e = " C o l u m n "   E l e m e n t I d = " 6 7 0 2 6 0 2 2 3 "   D a t a T y p e = " T e x t " > P r o m p t e d R e s u l t C o n d i t i o n D e s c r i p t i o n _ 4 < / P r o m p t e d R e s u l t C o n d i t i o n D e s c r i p t i o n _ 4 > + 
+             < P r o m p t e d R e s u l t C o n d i t i o n D e s c r i p t i o n _ 5   E l e m e n t T y p e = " C o l u m n "   E l e m e n t I d = " 3 2 5 6 3 6 0 6 "   D a t a T y p e = " T e x t " > P r o m p t e d R e s u l t C o n d i t i o n D e s c r i p t i o n _ 5 < / P r o m p t e d R e s u l t C o n d i t i o n D e s c r i p t i o n _ 5 > + 
+             < P r o m p t e d R e s u l t C o n d i t i o n D e s c r i p t i o n _ 6   E l e m e n t T y p e = " C o l u m n "   E l e m e n t I d = " 6 0 5 1 3 3 0 1 1 "   D a t a T y p e = " T e x t " > P r o m p t e d R e s u l t C o n d i t i o n D e s c r i p t i o n _ 6 < / P r o m p t e d R e s u l t C o n d i t i o n D e s c r i p t i o n _ 6 > + 
+             < P r o m p t e d R e s u l t C o n d i t i o n D e s c r i p t i o n _ 7   E l e m e n t T y p e = " C o l u m n "   E l e m e n t I d = " 1 2 4 2 8 2 9 6 2 8 "   D a t a T y p e = " T e x t " > P r o m p t e d R e s u l t C o n d i t i o n D e s c r i p t i o n _ 7 < / P r o m p t e d R e s u l t C o n d i t i o n D e s c r i p t i o n _ 7 > + 
+             < P r o m p t e d R e s u l t C o n d i t i o n D e s c r i p t i o n _ 8   E l e m e n t T y p e = " C o l u m n "   E l e m e n t I d = " 1 0 7 3 9 2 0 6 0 5 "   D a t a T y p e = " T e x t " > P r o m p t e d R e s u l t C o n d i t i o n D e s c r i p t i o n _ 8 < / P r o m p t e d R e s u l t C o n d i t i o n D e s c r i p t i o n _ 8 > + 
+             < P r o m p t e d R e s u l t C o n d i t i o n D e s c r i p t i o n _ 9   E l e m e n t T y p e = " C o l u m n "   E l e m e n t I d = " 1 7 1 1 6 1 7 2 2 2 "   D a t a T y p e = " T e x t " > P r o m p t e d R e s u l t C o n d i t i o n D e s c r i p t i o n _ 9 < / P r o m p t e d R e s u l t C o n d i t i o n D e s c r i p t i o n _ 9 > + 
+             < P r o m p t e d R e s u l t V i s i b l e _ 1   E l e m e n t T y p e = " C o l u m n "   E l e m e n t I d = " 1 3 9 9 7 0 4 4 1 7 "   D a t a T y p e = " B o o l e a n " > P r o m p t e d R e s u l t V i s i b l e _ 1 < / P r o m p t e d R e s u l t V i s i b l e _ 1 > + 
+             < P r o m p t e d R e s u l t V i s i b l e _ 1 0   E l e m e n t T y p e = " C o l u m n "   E l e m e n t I d = " 6 6 3 6 8 2 6 1 7 "   D a t a T y p e = " B o o l e a n " > P r o m p t e d R e s u l t V i s i b l e _ 1 0 < / P r o m p t e d R e s u l t V i s i b l e _ 1 0 > + 
+             < P r o m p t e d R e s u l t V i s i b l e _ 2   E l e m e n t T y p e = " C o l u m n "   E l e m e n t I d = " 2 0 3 7 4 0 1 0 3 4 "   D a t a T y p e = " B o o l e a n " > P r o m p t e d R e s u l t V i s i b l e _ 2 < / P r o m p t e d R e s u l t V i s i b l e _ 2 > + 
+             < P r o m p t e d R e s u l t V i s i b l e _ 3   E l e m e n t T y p e = " C o l u m n "   E l e m e n t I d = " 1 6 1 9 8 6 9 6 4 5 "   D a t a T y p e = " B o o l e a n " > P r o m p t e d R e s u l t V i s i b l e _ 3 < / P r o m p t e d R e s u l t V i s i b l e _ 3 > + 
+             < P r o m p t e d R e s u l t V i s i b l e _ 4   E l e m e n t T y p e = " C o l u m n "   E l e m e n t I d = " 9 8 2 1 7 3 0 2 8 "   D a t a T y p e = " B o o l e a n " > P r o m p t e d R e s u l t V i s i b l e _ 4 < / P r o m p t e d R e s u l t V i s i b l e _ 4 > + 
+             < P r o m p t e d R e s u l t V i s i b l e _ 5   E l e m e n t T y p e = " C o l u m n "   E l e m e n t I d = " 3 4 4 4 7 6 4 1 1 "   D a t a T y p e = " B o o l e a n " > P r o m p t e d R e s u l t V i s i b l e _ 5 < / P r o m p t e d R e s u l t V i s i b l e _ 5 > + 
+             < P r o m p t e d R e s u l t V i s i b l e _ 6   E l e m e n t T y p e = " C o l u m n "   E l e m e n t I d = " 2 9 3 2 2 0 2 0 6 "   D a t a T y p e = " B o o l e a n " > P r o m p t e d R e s u l t V i s i b l e _ 6 < / P r o m p t e d R e s u l t V i s i b l e _ 6 > + 
+             < P r o m p t e d R e s u l t V i s i b l e _ 7   E l e m e n t T y p e = " C o l u m n "   E l e m e n t I d = " 9 3 0 9 1 6 8 2 3 "   D a t a T y p e = " B o o l e a n " > P r o m p t e d R e s u l t V i s i b l e _ 7 < / P r o m p t e d R e s u l t V i s i b l e _ 7 > + 
+             < P r o m p t e d R e s u l t V i s i b l e _ 8   E l e m e n t T y p e = " C o l u m n "   E l e m e n t I d = " 4 4 5 9 7 8 4 0 "   D a t a T y p e = " B o o l e a n " > P r o m p t e d R e s u l t V i s i b l e _ 8 < / P r o m p t e d R e s u l t V i s i b l e _ 8 > + 
+             < P r o m p t e d R e s u l t V i s i b l e _ 9   E l e m e n t T y p e = " C o l u m n "   E l e m e n t I d = " 5 9 3 0 9 8 7 7 7 "   D a t a T y p e = " B o o l e a n " > P r o m p t e d R e s u l t V i s i b l e _ 9 < / P r o m p t e d R e s u l t V i s i b l e _ 9 > + 
+             < T e s t _ R e s u l t   E l e m e n t T y p e = " C o l u m n "   E l e m e n t I d = " 1 2 7 1 0 6 2 1 4 1 "   D a t a T y p e = " C o d e " > T e s t _ R e s u l t < / T e s t _ R e s u l t > + 
+             < T e s t _ R e s u l t D e s c r i p t i o n   E l e m e n t T y p e = " C o l u m n "   E l e m e n t I d = " 1 9 4 3 4 5 8 6 8 5 "   D a t a T y p e = " T e x t " > T e s t _ R e s u l t D e s c r i p t i o n < / T e s t _ R e s u l t D e s c r i p t i o n > + 
+             < T e s t _ V a l u e   E l e m e n t T y p e = " C o l u m n "   E l e m e n t I d = " 8 1 3 5 6 4 5 2 1 "   D a t a T y p e = " T e x t " > T e s t _ V a l u e < / T e s t _ V a l u e > + 
+             < W o r d D e s c r i p t i o n   E l e m e n t T y p e = " C o l u m n "   E l e m e n t I d = " 5 4 4 0 8 2 0 6 7 "   D a t a T y p e = " T e x t " > W o r d D e s c r i p t i o n < / W o r d D e s c r i p t i o n > + 
+             < W o r d M o d i f i e d B y U s e r N a m e   E l e m e n t T y p e = " C o l u m n "   E l e m e n t I d = " 1 6 2 5 9 3 3 4 7 9 "   D a t a T y p e = " T e x t " > W o r d M o d i f i e d B y U s e r N a m e < / W o r d M o d i f i e d B y U s e r N a m e > + 
+             < W o r d M o d i f i e d D a t e T i m e   E l e m e n t T y p e = " C o l u m n "   E l e m e n t I d = " 2 0 8 1 0 1 2 8 7 5 "   D a t a T y p e = " T e x t " > W o r d M o d i f i e d D a t e T i m e < / W o r d M o d i f i e d D a t e T i m e > + 
+             < W o r d T e s t V a l u e   E l e m e n t T y p e = " C o l u m n "   E l e m e n t I d = " 1 4 4 7 8 2 4 1 2 2 "   D a t a T y p e = " T e x t " > W o r d T e s t V a l u e < / W o r d T e s t V a l u e >   
          < / C u r r e n t I n s p e c t i o n L i n e >   
@@ -6341,7 +6612,9 @@
  < / N a v W o r d R e p o r t X m l P a r t > 
 </file>
 
-<file path=customXml/item3.xml>��< ? x m l   v e r s i o n = " 1 . 0 "   e n c o d i n g = " u t f - 1 6 " ? > < N a v W o r d R e p o r t X m l P a r t   x m l n s = " u r n : m i c r o s o f t - d y n a m i c s - b u s i n e s s c e n t r a l / i n t e r n a l / e x t e n d e d / r e p o r t s / Q l t y _ N o n _ C o n f o r m a n c e / 2 0 4 0 3 / " > +<file path=customXml/item3.xml>��< ? x m l   v e r s i o n = " 1 . 0 "   e n c o d i n g = " u t f - 1 6 " ? > + 
+ < N a v W o r d R e p o r t X m l P a r t   x m l n s = " u r n : m i c r o s o f t - d y n a m i c s - n a v / r e p o r t s / Q l t y _ N o n _ C o n f o r m a n c e / 2 0 4 0 3 / " >   
      < B C R e p o r t I n f o r m a t i o n >   
@@ -6409,497 +6682,295 @@
  
      < L a b e l s >   
-         < C o m p l e t e d B y L a b e l   E l e m e n t T y p e = " P a r a m e t e r "   E l e m e n t I d = " 9 2 6 8 6 1 7 7 3 "   D a t a T y p e = " S t r i n g " > C o m p l e t e d B y L a b e l < / C o m p l e t e d B y L a b e l > - 
-         < C o m p l e t e d D a t e L a b e l   E l e m e n t T y p e = " P a r a m e t e r "   E l e m e n t I d = " 1 4 6 7 6 7 4 5 7 8 "   D a t a T y p e = " S t r i n g " > C o m p l e t e d D a t e L a b e l < / C o m p l e t e d D a t e L a b e l > - 
-         < C o n d i t i o n L a b e l   E l e m e n t T y p e = " P a r a m e t e r "   E l e m e n t I d = " 1 4 2 4 6 4 8 2 8 8 "   D a t a T y p e = " S t r i n g " > C o n d i t i o n L a b e l < / C o n d i t i o n L a b e l > - 
-         < D a t e L a b e l   E l e m e n t T y p e = " P a r a m e t e r "   E l e m e n t I d = " 7 9 3 8 1 7 7 7 7 "   D a t a T y p e = " S t r i n g " > D a t e L a b e l < / D a t e L a b e l > - 
-         < E n t e r e d B y L a b e l   E l e m e n t T y p e = " P a r a m e t e r "   E l e m e n t I d = " 1 9 1 0 3 3 1 8 8 9 "   D a t a T y p e = " S t r i n g " > E n t e r e d B y L a b e l < / E n t e r e d B y L a b e l > - 
-         < F i e l d L a b e l   E l e m e n t T y p e = " P a r a m e t e r "   E l e m e n t I d = " 1 9 6 1 6 4 7 3 9 9 "   D a t a T y p e = " S t r i n g " > F i e l d L a b e l < / F i e l d L a b e l > - 
-         < I n s p e c t i o n L a b e l   E l e m e n t T y p e = " P a r a m e t e r "   E l e m e n t I d = " 1 5 4 9 8 3 1 5 2 5 "   D a t a T y p e = " S t r i n g " > I n s p e c t i o n L a b e l < / I n s p e c t i o n L a b e l > - 
-         < I t e m L a b e l   E l e m e n t T y p e = " P a r a m e t e r "   E l e m e n t I d = " 1 0 8 2 0 2 8 9 7 4 "   D a t a T y p e = " S t r i n g " > I t e m L a b e l < / I t e m L a b e l > - 
-         < I t e m T r a c k i n g L a b e l   E l e m e n t T y p e = " P a r a m e t e r "   E l e m e n t I d = " 9 3 5 5 3 4 6 7 1 "   D a t a T y p e = " S t r i n g " > I t e m T r a c k i n g L a b e l < / I t e m T r a c k i n g L a b e l > - 
-         < M e a s u r e m e n t L a b e l   E l e m e n t T y p e = " P a r a m e t e r "   E l e m e n t I d = " 1 7 6 1 7 7 1 9 3 5 "   D a t a T y p e = " S t r i n g " > M e a s u r e m e n t L a b e l < / M e a s u r e m e n t L a b e l > - 
-         < M e t r i c L a b e l   E l e m e n t T y p e = " P a r a m e t e r "   E l e m e n t I d = " 2 7 1 2 2 7 7 7 5 "   D a t a T y p e = " S t r i n g " > M e t r i c L a b e l < / M e t r i c L a b e l > - 
-         < R e p o r t T i t l e L a b e l   E l e m e n t T y p e = " P a r a m e t e r "   E l e m e n t I d = " 1 2 9 7 0 8 9 6 2 7 "   D a t a T y p e = " S t r i n g " > R e p o r t T i t l e L a b e l < / R e p o r t T i t l e L a b e l > - 
-         < R e s u l t L a b e l   E l e m e n t T y p e = " P a r a m e t e r "   E l e m e n t I d = " 4 0 7 6 0 6 8 8 6 "   D a t a T y p e = " S t r i n g " > R e s u l t L a b e l < / R e s u l t L a b e l > - 
-         < T e s t D o c u m e n t N o L a b e l   E l e m e n t T y p e = " P a r a m e t e r "   E l e m e n t I d = " 1 6 2 2 1 4 2 9 2 3 "   D a t a T y p e = " S t r i n g " > T e s t D o c u m e n t N o L a b e l < / T e s t D o c u m e n t N o L a b e l > +         < C o m p l e t e d B y L a b e l > C o m p l e t e d B y L a b e l < / C o m p l e t e d B y L a b e l > + 
+         < C o m p l e t e d D a t e L a b e l > C o m p l e t e d D a t e L a b e l < / C o m p l e t e d D a t e L a b e l > + 
+         < C o n d i t i o n L a b e l > C o n d i t i o n L a b e l < / C o n d i t i o n L a b e l > + 
+         < D a t e L a b e l > D a t e L a b e l < / D a t e L a b e l > + 
+         < E n t e r e d B y L a b e l > E n t e r e d B y L a b e l < / E n t e r e d B y L a b e l > + 
+         < F i e l d L a b e l > F i e l d L a b e l < / F i e l d L a b e l > + 
+         < I n s p e c t i o n L a b e l > I n s p e c t i o n L a b e l < / I n s p e c t i o n L a b e l > + 
+         < I t e m L a b e l > I t e m L a b e l < / I t e m L a b e l > + 
+         < I t e m T r a c k i n g L a b e l > I t e m T r a c k i n g L a b e l < / I t e m T r a c k i n g L a b e l > + 
+         < M e a s u r e m e n t L a b e l > M e a s u r e m e n t L a b e l < / M e a s u r e m e n t L a b e l > + 
+         < M e t r i c L a b e l > M e t r i c L a b e l < / M e t r i c L a b e l > + 
+         < R e p o r t T i t l e L a b e l > R e p o r t T i t l e L a b e l < / R e p o r t T i t l e L a b e l > + 
+         < R e s u l t L a b e l > R e s u l t L a b e l < / R e s u l t L a b e l > + 
+         < T e s t D o c u m e n t N o L a b e l > T e s t D o c u m e n t N o L a b e l < / T e s t D o c u m e n t N o L a b e l >   
      < / L a b e l s >   
-     < T o o l t i p s > - 
-         < T o o l t i p   c o l u m n = " Q l t y I n s p e c t i o n T e m p l a t e _ D e s c r i p t i o n "   E l e m e n t I d = " 1 6 5 2 0 6 9 5 9 8 " > - 
-             < T o o l t i p T e x t   l a n g = " e n - U S " > S p e c i f i e s   a n   e x p l a n a t i o n   o f   t h e   Q u a l i t y   I n s p e c t i o n   T e m p l a t e .   Y o u   c a n   e n t e r   a   m a x i m u m   o f   1 0 0   c h a r a c t e r s ,   b o t h   n u m b e r s   a n d   l e t t e r s . < / T o o l t i p T e x t > - 
-         < / T o o l t i p > - 
-         < T o o l t i p   c o l u m n = " Q l t y I n s p e c t i o n _ D e s c r i p t i o n "   E l e m e n t I d = " 7 3 9 0 1 9 9 1 0 " > - 
-             < T o o l t i p T e x t   l a n g = " e n - U S " > S p e c i f i e s   a   d e s c r i p t i o n   o f   t h e   Q u a l i t y   I n s p e c t i o n   i t s e l f . < / T o o l t i p T e x t > - 
-         < / T o o l t i p > - 
-         < T o o l t i p   c o l u m n = " Q l t y I n s p e c t i o n _ S t a t u s "   E l e m e n t I d = " 8 5 1 7 5 2 7 6 8 " > - 
-             < T o o l t i p T e x t   l a n g = " e n - U S " > S p e c i f i e s   t h e   s t a t u s   o f   t h e   i n s p e c t i o n .   N o   a d d i t i o n a l   c h a n g e s   c a n   b e   m a d e   t o   a   f i n i s h e d   Q u a l i t y   I n s p e c t i o n . < / T o o l t i p T e x t > - 
-         < / T o o l t i p > - 
-         < T o o l t i p   c o l u m n = " Q l t y I n s p e c t i o n _ R e s u l t _ C o d e "   E l e m e n t I d = " 1 8 0 7 0 7 7 0 6 5 " > - 
-             < T o o l t i p T e x t   l a n g = " e n - U S " > S p e c i f i e s   t h e   r e s u l t   i s   a u t o m a t i c a l l y   d e t e r m i n e d   b a s e d   o n   t h e   t e s t   v a l u e   a n d   r e s u l t   c o n f i g u r a t i o n . < / T o o l t i p T e x t > - 
-         < / T o o l t i p > - 
-         < T o o l t i p   c o l u m n = " Q l t y I n s p e c t i o n _ R e s u l t _ D e s c r i p t i o n "   E l e m e n t I d = " 8 1 0 5 3 8 1 8 8 " > - 
-             < T o o l t i p T e x t   l a n g = " e n - U S " > S p e c i f i e s   t h e   r e s u l t   d e s c r i p t i o n   f o r   t h i s   t e s t   r e s u l t .   T h e   r e s u l t   i s   a u t o m a t i c a l l y   d e t e r m i n e d   b a s e d   o n   t h e   t e s t   v a l u e   a n d   r e s u l t   c o n f i g u r a t i o n . < / T o o l t i p T e x t > - 
-         < / T o o l t i p > - 
-         < T o o l t i p   c o l u m n = " Q l t y I n s p e c t i o n _ N o "   E l e m e n t I d = " 2 1 2 0 6 1 5 7 4 9 " > - 
-             < T o o l t i p T e x t   l a n g = " e n - U S " > S p e c i f i e s   t h e   q u a l i t y   i n s p e c t i o n   d o c u m e n t   n u m b e r . < / T o o l t i p T e x t > - 
-         < / T o o l t i p > - 
-         < T o o l t i p   c o l u m n = " Q l t y I n s p e c t i o n _ R e i n s p e c t i o n N o "   E l e m e n t I d = " 7 5 1 7 3 5 6 " > - 
-             < T o o l t i p T e x t   l a n g = " e n - U S " > S p e c i f i e s   t h e   r e - i n s p e c t i o n   c o u n t e r . < / T o o l t i p T e x t > - 
-         < / T o o l t i p > - 
-         < T o o l t i p   c o l u m n = " Q l t y I n s p e c t i o n _ F i n i s h e d _ B y _ U s e r _ I D "   E l e m e n t I d = " 1 7 5 0 5 1 6 3 3 8 " > - 
-             < T o o l t i p T e x t   l a n g = " e n - U S " > S p e c i f i e s   t h e   u s e r   t h a t   f i n i s h e d   t h e   i n s p e c t i o n . < / T o o l t i p T e x t > - 
-         < / T o o l t i p > - 
-         < T o o l t i p   c o l u m n = " Q l t y I n s p e c t i o n _ F i n i s h e d _ D a t e "   E l e m e n t I d = " 1 8 3 4 1 2 2 7 6 5 " > - 
-             < T o o l t i p T e x t   l a n g = " e n - U S " > S p e c i f i e s   t h e   d a t e   t h a t   t h e   i n s p e c t i o n   w a s   f i n i s h e d . < / T o o l t i p T e x t > - 
-         < / T o o l t i p > - 
-         < T o o l t i p   c o l u m n = " Q l t y I n s p e c t i o n _ S o u r c e _ I t e m _ N o _ "   E l e m e n t I d = " 1 2 6 8 0 5 0 5 1 8 " > - 
-             < T o o l t i p T e x t   l a n g = " e n - U S " > S p e c i f i e s   t h e   i t e m   t h a t   t h e   Q u a l i t y   I n s p e c t i o n   i s   f o r .   W h e n   u s e d   w i t h   p r o d u c t i o n   o r d e r s   t h i s   t y p i c a l l y   r e f e r s   t o   t h e   i t e m   b e i n g   p r o d u c e d . < / T o o l t i p T e x t > - 
-         < / T o o l t i p > - 
-         < T o o l t i p   c o l u m n = " Q l t y I n s p e c t i o n _ S o u r c e _ I t e m _ D e s c r i p t i o n "   E l e m e n t I d = " 6 4 6 8 9 0 6 3 0 " > - 
-             < T o o l t i p T e x t   l a n g = " e n - U S " > S p e c i f i e s   a   d e s c r i p t i o n   o f   t h e   i t e m . < / T o o l t i p T e x t > - 
-         < / T o o l t i p > - 
-         < T o o l t i p   c o l u m n = " Q l t y I n s p e c t i o n _ S o u r c e _ I t e m _ D e s c r i p t i o n 2 "   E l e m e n t I d = " 1 2 7 9 3 6 9 3 5 2 " > - 
-             < T o o l t i p T e x t   l a n g = " e n - U S " > S p e c i f i e s   i n f o r m a t i o n   i n   a d d i t i o n   t o   t h e   d e s c r i p t i o n . < / T o o l t i p T e x t > - 
-         < / T o o l t i p > - 
-         < T o o l t i p   c o l u m n = " Q l t y I n s p e c t i o n _ S o u r c e _ V a r i a n t _ C o d e "   E l e m e n t I d = " 1 6 0 8 4 0 3 8 2 1 " > - 
-             < T o o l t i p T e x t   l a n g = " e n - U S " > S p e c i f i e s   t h e   i t e m   v a r i a n t   t h a t   t h e   Q u a l i t y   I n s p e c t i o n   i s   f o r .   W h e n   u s e d   w i t h   p r o d u c t i o n   o r d e r s   t h i s   t y p i c a l l y   r e f e r s   t o   t h e   i t e m   b e i n g   p r o d u c e d . < / T o o l t i p T e x t > - 
-         < / T o o l t i p > - 
-         < T o o l t i p   c o l u m n = " Q l t y I n s p e c t i o n _ S o u r c e _ L o t _ N o _ "   E l e m e n t I d = " 1 1 2 3 5 5 1 3 1 2 " > - 
-             < T o o l t i p T e x t   l a n g = " e n - U S " > S p e c i f i e s   t h e   l o t   n u m b e r   t h a t   t h e   q u a l i t y   i n s p e c t i o n   i s   f o r .   T h i s   i s   o n l y   u s e d   f o r   l o t   t r a c k e d   i t e m s . < / T o o l t i p T e x t > - 
-         < / T o o l t i p > - 
-         < T o o l t i p   c o l u m n = " Q l t y I n s p e c t i o n _ S o u r c e _ S e r i a l _ N o _ "   E l e m e n t I d = " 1 5 2 0 5 9 1 4 4 7 " > - 
-             < T o o l t i p T e x t   l a n g = " e n - U S " > S p e c i f i e s   t h e   s e r i a l   n u m b e r   t h a t   t h e   q u a l i t y   i n s p e c t i o n   i s   f o r .   T h i s   i s   o n l y   u s e d   f o r   s e r i a l   t r a c k e d   i t e m s . < / T o o l t i p T e x t > - 
-         < / T o o l t i p > - 
-         < T o o l t i p   c o l u m n = " Q l t y I n s p e c t i o n _ S o u r c e _ P a c k a g e _ N o _ "   E l e m e n t I d = " 1 9 6 1 1 2 9 9 7 " > - 
-             < T o o l t i p T e x t   l a n g = " e n - U S " > S p e c i f i e s   t h e   p a c k a g e   n u m b e r   t h a t   t h e   q u a l i t y   i n s p e c t i o n   i s   f o r .   T h i s   i s   o n l y   u s e d   f o r   p a c k a g e   t r a c k e d   i t e m s . < / T o o l t i p T e x t > - 
-         < / T o o l t i p > - 
-         < T o o l t i p   c o l u m n = " Q l t y I n s p e c t i o n _ S o u r c e _ D o c u m e n t _ N o _ "   E l e m e n t I d = " 1 6 7 5 9 1 6 2 8 8 " > - 
-             < T o o l t i p T e x t   l a n g = " e n - U S " > S p e c i f i e s   a   r e f e r e n c e   t o   t h e   d o c u m e n t   t h a t   t h i s   Q u a l i t y   I n s p e c t i o n   i s   r e f e r r i n g   t o .   T h i s   t y p i c a l l y   r e f e r s   t o   a   p r o d u c t i o n   o r d e r   d o c u m e n t   n u m b e r . < / T o o l t i p T e x t > - 
-         < / T o o l t i p > - 
-         < T o o l t i p   c o l u m n = " Q l t y I n s p e c t i o n _ S o u r c e _ T a s k _ N o _ "   E l e m e n t I d = " 3 8 4 6 4 4 1 8 2 " > - 
-             < T o o l t i p T e x t   l a n g = " e n - U S " > S p e c i f i e s   a   r e f e r e n c e   t o   t h e   s o u r c e   t a s k   n o .   t h a t   t h i s   Q u a l i t y   I n s p e c t i o n   i s   r e f e r r i n g   t o .   T h i s   t y p i c a l l y   r e f e r s   t o   a n   o p e r a t i o n . < / T o o l t i p T e x t > - 
-         < / T o o l t i p > - 
-         < T o o l t i p   c o l u m n = " Q l t y I n s p e c t i o n _ S o u r c e _ C u s t o m _ 1 "   E l e m e n t I d = " 5 4 6 4 5 3 7 6 5 " > - 
-             < T o o l t i p T e x t   l a n g = " e n - U S " > S p e c i f i e s   a d d i t i o n a l   i n f o r m a t i o n   f r o m   a   s o u r c e   r e c o r d . < / T o o l t i p T e x t > - 
-         < / T o o l t i p > - 
-         < T o o l t i p   c o l u m n = " Q l t y I n s p e c t i o n _ S o u r c e _ C u s t o m _ 2 "   E l e m e n t I d = " 1 8 3 5 4 2 3 6 8 0 " > - 
-             < T o o l t i p T e x t   l a n g = " e n - U S " > S p e c i f i e s   a d d i t i o n a l   i n f o r m a t i o n   f r o m   a   s o u r c e   r e c o r d . < / T o o l t i p T e x t > - 
-         < / T o o l t i p > - 
-         < T o o l t i p   c o l u m n = " Q l t y I n s p e c t i o n _ S o u r c e _ C u s t o m _ 3 "   E l e m e n t I d = " 1 8 2 1 8 4 6 9 9 9 " > - 
-             < T o o l t i p T e x t   l a n g = " e n - U S " > S p e c i f i e s   a d d i t i o n a l   i n f o r m a t i o n   f r o m   a   s o u r c e   r e c o r d . < / T o o l t i p T e x t > - 
-         < / T o o l t i p > - 
-         < T o o l t i p   c o l u m n = " Q l t y I n s p e c t i o n _ S o u r c e _ C u s t o m _ 4 "   E l e m e n t I d = " 1 3 6 6 6 3 6 0 8 6 " > - 
-             < T o o l t i p T e x t   l a n g = " e n - U S " > S p e c i f i e s   a d d i t i o n a l   i n f o r m a t i o n   f r o m   a   s o u r c e   r e c o r d . < / T o o l t i p T e x t > - 
-         < / T o o l t i p > - 
-         < T o o l t i p   c o l u m n = " Q l t y I n s p e c t i o n _ S o u r c e _ C u s t o m _ 5 "   E l e m e n t I d = " 2 0 0 4 3 3 2 7 0 3 " > - 
-             < T o o l t i p T e x t   l a n g = " e n - U S " > S p e c i f i e s   a d d i t i o n a l   i n f o r m a t i o n   f r o m   a   s o u r c e   r e c o r d . < / T o o l t i p T e x t > - 
-         < / T o o l t i p > - 
-         < T o o l t i p   c o l u m n = " Q l t y I n s p e c t i o n _ S o u r c e _ C u s t o m _ 6 "   E l e m e n t I d = " 9 1 2 4 2 8 5 2 " > - 
-             < T o o l t i p T e x t   l a n g = " e n - U S " > S p e c i f i e s   a d d i t i o n a l   i n f o r m a t i o n   f r o m   a   s o u r c e   r e c o r d . < / T o o l t i p T e x t > - 
-         < / T o o l t i p > - 
-         < T o o l t i p   c o l u m n = " Q l t y I n s p e c t i o n _ S o u r c e _ C u s t o m _ 7 "   E l e m e n t I d = " 7 2 8 9 3 9 4 6 9 " > - 
-             < T o o l t i p T e x t   l a n g = " e n - U S " > S p e c i f i e s   a d d i t i o n a l   i n f o r m a t i o n   f r o m   a   s o u r c e   r e c o r d . < / T o o l t i p T e x t > - 
-         < / T o o l t i p > - 
-         < T o o l t i p   c o l u m n = " Q l t y I n s p e c t i o n _ S o u r c e _ C u s t o m _ 8 "   E l e m e n t I d = " 3 7 7 5 4 4 7 4 2 " > - 
-             < T o o l t i p T e x t   l a n g = " e n - U S " > S p e c i f i e s   a d d i t i o n a l   i n f o r m a t i o n   f r o m   a   s o u r c e   r e c o r d . < / T o o l t i p T e x t > - 
-         < / T o o l t i p > - 
-         < T o o l t i p   c o l u m n = " Q l t y I n s p e c t i o n _ S o u r c e _ C u s t o m _ 9 "   E l e m e n t I d = " 2 6 0 1 5 1 8 7 5 " > - 
-             < T o o l t i p T e x t   l a n g = " e n - U S " > S p e c i f i e s   a d d i t i o n a l   i n f o r m a t i o n   f r o m   a   s o u r c e   r e c o r d . < / T o o l t i p T e x t > - 
-         < / T o o l t i p > - 
-         < T o o l t i p   c o l u m n = " Q l t y I n s p e c t i o n _ S o u r c e _ C u s t o m _ 1 0 "   E l e m e n t I d = " 1 5 3 7 6 5 2 9 2 5 " > - 
-             < T o o l t i p T e x t   l a n g = " e n - U S " > S p e c i f i e s   a d d i t i o n a l   i n f o r m a t i o n   f r o m   a   s o u r c e   r e c o r d . < / T o o l t i p T e x t > - 
-         < / T o o l t i p > - 
-         < T o o l t i p   c o l u m n = " F i e l d _ C o d e "   E l e m e n t I d = " 1 3 2 7 2 5 5 7 3 " > - 
-             < T o o l t i p T e x t   l a n g = " e n - U S " > S p e c i f i e s   t h e   f i e l d / q u e s t i o n / m e t r i c   i n   t h i s   t e s t . < / T o o l t i p T e x t > - 
-         < / T o o l t i p > - 
-         < T o o l t i p   c o l u m n = " F i e l d _ D e s c r i p t i o n "   E l e m e n t I d = " 1 4 6 8 6 2 1 2 9 8 " > - 
-             < T o o l t i p T e x t   l a n g = " e n - U S " > S p e c i f i e s   a   d e s c r i p t i o n   o f   t h e   f i e l d   a s   i t   i s   u s e d   o n   t h e   t e s t . < / T o o l t i p T e x t > - 
-         < / T o o l t i p > - 
-         < T o o l t i p   c o l u m n = " N u m e r i c _ V a l u e "   E l e m e n t I d = " 4 6 0 4 1 2 6 4 6 " > - 
-             < T o o l t i p T e x t   l a n g = " e n - U S " > S p e c i f i e s   a n   e v a l u a t e d   n u m e r i c   v a l u e   o f   T e s t   V a l u e   f o r   u s e   i n   c a l c u l a t i o n s   a n d   a n a l y s i s .   T h i s   v a l u e   i s   a u t o m a t i c a l l y   c a l c u l a t e d   w h e n   t h e   T e s t   V a l u e   i s   e n t e r e d   o r   m o d i f i e d   b a s e d   o n   t h e   c o n f i g u r a t i o n   o f   t h e   T e s t   V a l u e   a n d   i s   n o t   d i r e c t l y   e d i t a b l e . < / T o o l t i p T e x t > - 
-         < / T o o l t i p > - 
-         < T o o l t i p   c o l u m n = " F i e l d _ T y p e "   E l e m e n t I d = " 1 3 2 8 1 6 4 0 1 6 " > - 
-             < T o o l t i p T e x t   l a n g = " e n - U S " > S p e c i f i e s   t h e   d a t a   t y p e   o f   t h e   v a l u e s   y o u   c a n   e n t e r   o r   s e l e c t   f o r   t h i s   t e s t .   U s e   D e c i m a l   f o r   n u m e r i c a l   m e a s u r e m e n t s .   U s e   C h o i c e   t o   g i v e   a   l i s t   o f   o p t i o n s   t o   c h o o s e   f r o m .   I f   y o u   w a n t   t o   c h o o s e   o p t i o n s   f r o m   a n   e x i s t i n g   t a b l e ,   u s e   T a b l e   L o o k u p . < / T o o l t i p T e x t > - 
-         < / T o o l t i p > - 
-         < T o o l t i p   c o l u m n = " T e s t _ R e s u l t "   E l e m e n t I d = " 1 2 7 1 0 6 2 1 4 1 " > - 
-             < T o o l t i p T e x t   l a n g = " e n - U S " > S p e c i f i e s   t h e   r e s u l t   i s   a u t o m a t i c a l l y   d e t e r m i n e d   b a s e d   o n   t h e   t e s t   v a l u e   a n d   r e s u l t   c o n f i g u r a t i o n . < / T o o l t i p T e x t > - 
-         < / T o o l t i p > - 
-     < / T o o l t i p s > - 
-     < C u r r e n t I n s p e c t i o n   E l e m e n t T y p e = " D a t a I t e m "   E l e m e n t I d = " 1 7 4 7 8 9 7 9 7 8 " > - 
-         < A p p r o v e r N a m e L a b e l   E l e m e n t T y p e = " C o l u m n "   E l e m e n t I d = " 1 8 9 7 9 9 2 7 8 5 "   D a t a T y p e = " T e x t " > A p p r o v e r N a m e L a b e l < / A p p r o v e r N a m e L a b e l > - 
-         < A p p r o v e r S i g n a t u r e L a b e l   E l e m e n t T y p e = " C o l u m n "   E l e m e n t I d = " 1 0 3 4 5 1 7 9 4 "   D a t a T y p e = " T e x t " > A p p r o v e r S i g n a t u r e L a b e l < / A p p r o v e r S i g n a t u r e L a b e l > - 
-         < C O A C o n t a c t _ A l l   E l e m e n t T y p e = " C o l u m n "   E l e m e n t I d = " 1 5 9 3 9 3 0 3 4 6 "   D a t a T y p e = " T e x t " > C O A C o n t a c t _ A l l < / C O A C o n t a c t _ A l l > - 
-         < C O A C o n t a c t _ R o w 1   E l e m e n t T y p e = " C o l u m n "   E l e m e n t I d = " 1 2 7 0 2 3 9 7 3 2 "   D a t a T y p e = " T e x t " > C O A C o n t a c t _ R o w 1 < / C O A C o n t a c t _ R o w 1 > - 
-         < C O A C o n t a c t _ R o w 2   E l e m e n t T y p e = " C o l u m n "   E l e m e n t I d = " 6 4 2 8 5 0 1 1 9 "   D a t a T y p e = " T e x t " > C O A C o n t a c t _ R o w 2 < / C O A C o n t a c t _ R o w 2 > - 
-         < C O A C o n t a c t _ R o w 3   E l e m e n t T y p e = " C o l u m n "   E l e m e n t I d = " 5 1 5 3 5 0 2 "   D a t a T y p e = " T e x t " > C O A C o n t a c t _ R o w 3 < / C O A C o n t a c t _ R o w 3 > - 
-         < C O A C o n t a c t _ R o w 4   E l e m e n t T y p e = " C o l u m n "   E l e m e n t I d = " 1 1 1 1 6 3 7 7 1 3 "   D a t a T y p e = " T e x t " > C O A C o n t a c t _ R o w 4 < / C O A C o n t a c t _ R o w 4 > - 
-         < C O A C o n t a c t _ R o w 5   E l e m e n t T y p e = " C o l u m n "   E l e m e n t I d = " 4 7 3 9 4 1 0 9 6 "   D a t a T y p e = " T e x t " > C O A C o n t a c t _ R o w 5 < / C O A C o n t a c t _ R o w 5 > - 
-         < C O A C o n t a c t _ R o w 6   E l e m e n t T y p e = " C o l u m n "   E l e m e n t I d = " 1 9 0 7 9 3 6 3 4 9 "   D a t a T y p e = " T e x t " > C O A C o n t a c t _ R o w 6 < / C O A C o n t a c t _ R o w 6 > - 
-         < C O A C o n t a c t _ R o w 7   E l e m e n t T y p e = " C o l u m n "   E l e m e n t I d = " 1 7 4 9 3 3 4 3 3 0 "   D a t a T y p e = " T e x t " > C O A C o n t a c t _ R o w 7 < / C O A C o n t a c t _ R o w 7 > - 
-         < C O A C o n t a c t _ R o w 8   E l e m e n t T y p e = " C o l u m n "   E l e m e n t I d = " 1 4 3 9 1 4 8 7 5 5 "   D a t a T y p e = " T e x t " > C O A C o n t a c t _ R o w 8 < / C O A C o n t a c t _ R o w 8 > - 
-         < C o m p a n y I n f o r m a t i o n _ A l l   E l e m e n t T y p e = " C o l u m n "   E l e m e n t I d = " 7 6 1 9 7 4 8 2 4 "   D a t a T y p e = " T e x t " > C o m p a n y I n f o r m a t i o n _ A l l < / C o m p a n y I n f o r m a t i o n _ A l l > - 
-         < C o m p a n y I n f o r m a t i o n _ R o w 1   E l e m e n t T y p e = " C o l u m n "   E l e m e n t I d = " 1 8 4 3 2 1 2 8 9 4 "   D a t a T y p e = " T e x t " > C o m p a n y I n f o r m a t i o n _ R o w 1 < / C o m p a n y I n f o r m a t i o n _ R o w 1 > - 
-         < C o m p a n y I n f o r m a t i o n _ R o w 2   E l e m e n t T y p e = " C o l u m n "   E l e m e n t I d = " 1 8 1 4 0 5 7 7 8 5 "   D a t a T y p e = " T e x t " > C o m p a n y I n f o r m a t i o n _ R o w 2 < / C o m p a n y I n f o r m a t i o n _ R o w 2 > - 
-         < C o m p a n y I n f o r m a t i o n _ R o w 3   E l e m e n t T y p e = " C o l u m n "   E l e m e n t I d = " 1 1 7 6 3 6 1 1 6 8 "   D a t a T y p e = " T e x t " > C o m p a n y I n f o r m a t i o n _ R o w 3 < / C o m p a n y I n f o r m a t i o n _ R o w 3 > - 
-         < C o m p a n y I n f o r m a t i o n _ R o w 4   E l e m e n t T y p e = " C o l u m n "   E l e m e n t I d = " 1 3 4 5 2 7 0 1 9 1 "   D a t a T y p e = " T e x t " > C o m p a n y I n f o r m a t i o n _ R o w 4 < / C o m p a n y I n f o r m a t i o n _ R o w 4 > - 
-         < C o m p a n y I n f o r m a t i o n _ R o w 5   E l e m e n t T y p e = " C o l u m n "   E l e m e n t I d = " 7 0 7 5 7 3 5 7 4 "   D a t a T y p e = " T e x t " > C o m p a n y I n f o r m a t i o n _ R o w 5 < / C o m p a n y I n f o r m a t i o n _ R o w 5 > - 
-         < C o m p a n y I n f o r m a t i o n _ R o w 6   E l e m e n t T y p e = " C o l u m n "   E l e m e n t I d = " 6 9 8 7 6 9 5 7 "   D a t a T y p e = " T e x t " > C o m p a n y I n f o r m a t i o n _ R o w 6 < / C o m p a n y I n f o r m a t i o n _ R o w 6 > - 
-         < C o m p a n y I n f o r m a t i o n _ R o w 7   E l e m e n t T y p e = " C o l u m n "   E l e m e n t I d = " 5 6 7 8 1 9 6 6 0 "   D a t a T y p e = " T e x t " > C o m p a n y I n f o r m a t i o n _ R o w 7 < / C o m p a n y I n f o r m a t i o n _ R o w 7 > - 
-         < C o m p a n y I n f o r m a t i o n _ R o w 8   E l e m e n t T y p e = " C o l u m n "   E l e m e n t I d = " 3 9 8 9 1 0 6 3 7 "   D a t a T y p e = " T e x t " > C o m p a n y I n f o r m a t i o n _ R o w 8 < / C o m p a n y I n f o r m a t i o n _ R o w 8 > - 
-         < C o m p a n y L o g o   E l e m e n t T y p e = " C o l u m n "   E l e m e n t I d = " 2 3 7 6 9 1 5 1 "   D a t a T y p e = " B l o b " / > - 
-         < E m a i l L a b e l   E l e m e n t T y p e = " C o l u m n "   E l e m e n t I d = " 7 7 1 8 8 7 1 3 5 "   D a t a T y p e = " T e x t " > E m a i l L a b e l < / E m a i l L a b e l > - 
-         < E m a i l V a l u e   E l e m e n t T y p e = " C o l u m n "   E l e m e n t I d = " 3 8 8 1 2 2 7 6 2 "   D a t a T y p e = " T e x t " > E m a i l V a l u e < / E m a i l V a l u e > - 
-         < F i n i s h e d B y N a m e L a b e l   E l e m e n t T y p e = " C o l u m n "   E l e m e n t I d = " 2 1 0 1 0 0 9 6 5 1 "   D a t a T y p e = " T e x t " > F i n i s h e d B y N a m e L a b e l < / F i n i s h e d B y N a m e L a b e l > - 
-         < F i n i s h e d B y S i g n a t u r e L a b e l   E l e m e n t T y p e = " C o l u m n "   E l e m e n t I d = " 2 0 7 1 3 1 2 7 2 2 "   D a t a T y p e = " T e x t " > F i n i s h e d B y S i g n a t u r e L a b e l < / F i n i s h e d B y S i g n a t u r e L a b e l > - 
-         < F i n i s h e d D a t e O n l y   E l e m e n t T y p e = " C o l u m n "   E l e m e n t I d = " 2 0 0 8 0 4 4 9 4 3 "   D a t a T y p e = " D a t e " > F i n i s h e d D a t e O n l y < / F i n i s h e d D a t e O n l y > - 
-         < H o m e P a g e L a b e l   E l e m e n t T y p e = " C o l u m n "   E l e m e n t I d = " 4 6 2 3 7 4 2 3 1 "   D a t a T y p e = " T e x t " > H o m e P a g e L a b e l < / H o m e P a g e L a b e l > - 
-         < H o m e P a g e V a l u e   E l e m e n t T y p e = " C o l u m n "   E l e m e n t I d = " 5 3 3 5 1 4 0 3 4 "   D a t a T y p e = " T e x t " > H o m e P a g e V a l u e < / H o m e P a g e V a l u e > - 
-         < I n s p e c t i o n D e s c r i p t i o n   E l e m e n t T y p e = " C o l u m n "   E l e m e n t I d = " 1 3 0 9 2 5 3 9 2 5 "   D a t a T y p e = " T e x t " > I n s p e c t i o n D e s c r i p t i o n < / I n s p e c t i o n D e s c r i p t i o n > - 
-         < I t e m D e s c r i p t i o n   E l e m e n t T y p e = " C o l u m n "   E l e m e n t I d = " 1 9 6 5 3 9 3 7 9 0 "   D a t a T y p e = " T e x t " > I t e m D e s c r i p t i o n < / I t e m D e s c r i p t i o n > - 
-         < I t e m T r a c k i n g D e s c r i p t i o n   E l e m e n t T y p e = " C o l u m n "   E l e m e n t I d = " 1 1 1 7 1 0 3 3 4 5 "   D a t a T y p e = " T e x t " > I t e m T r a c k i n g D e s c r i p t i o n < / I t e m T r a c k i n g D e s c r i p t i o n > - 
-         < P h o n e N o L a b e l   E l e m e n t T y p e = " C o l u m n "   E l e m e n t I d = " 1 6 1 4 5 2 6 0 7 8 "   D a t a T y p e = " T e x t " > P h o n e N o L a b e l < / P h o n e N o L a b e l > - 
-         < P h o n e N o V a l u e   E l e m e n t T y p e = " C o l u m n "   E l e m e n t I d = " 1 2 8 6 6 4 9 7 8 1 "   D a t a T y p e = " T e x t " > P h o n e N o V a l u e < / P h o n e N o V a l u e > - 
-         < Q l t y I n s p e c t i o n T e m p l a t e _ D e s c r i p t i o n   E l e m e n t T y p e = " C o l u m n "   E l e m e n t I d = " 1 6 5 2 0 6 9 5 9 8 "   D a t a T y p e = " T e x t " > Q l t y I n s p e c t i o n T e m p l a t e _ D e s c r i p t i o n < / Q l t y I n s p e c t i o n T e m p l a t e _ D e s c r i p t i o n > - 
-         < Q l t y I n s p e c t i o n _ D e s c r i p t i o n   E l e m e n t T y p e = " C o l u m n "   E l e m e n t I d = " 7 3 9 0 1 9 9 1 0 "   D a t a T y p e = " T e x t " > Q l t y I n s p e c t i o n _ D e s c r i p t i o n < / Q l t y I n s p e c t i o n _ D e s c r i p t i o n > - 
-         < Q l t y I n s p e c t i o n _ D i r e c t o r _ N a m e   E l e m e n t T y p e = " C o l u m n "   E l e m e n t I d = " 1 2 5 9 7 6 1 4 6 0 "   D a t a T y p e = " T e x t " > Q l t y I n s p e c t i o n _ D i r e c t o r _ N a m e < / Q l t y I n s p e c t i o n _ D i r e c t o r _ N a m e > - 
-         < Q l t y I n s p e c t i o n _ D i r e c t o r _ T i t l e   E l e m e n t T y p e = " C o l u m n "   E l e m e n t I d = " 2 6 7 7 1 7 5 2 5 "   D a t a T y p e = " T e x t " > Q l t y I n s p e c t i o n _ D i r e c t o r _ T i t l e < / Q l t y I n s p e c t i o n _ D i r e c t o r _ T i t l e > - 
-         < Q l t y I n s p e c t i o n _ F i n i s h e d _ B y _ E m a i l   E l e m e n t T y p e = " C o l u m n "   E l e m e n t I d = " 1 5 2 1 1 3 4 6 3 1 "   D a t a T y p e = " T e x t " > Q l t y I n s p e c t i o n _ F i n i s h e d _ B y _ E m a i l < / Q l t y I n s p e c t i o n _ F i n i s h e d _ B y _ E m a i l > - 
-         < Q l t y I n s p e c t i o n _ F i n i s h e d _ B y _ P h o n e   E l e m e n t T y p e = " C o l u m n "   E l e m e n t I d = " 3 4 7 5 5 7 6 2 5 "   D a t a T y p e = " T e x t " > Q l t y I n s p e c t i o n _ F i n i s h e d _ B y _ P h o n e < / Q l t y I n s p e c t i o n _ F i n i s h e d _ B y _ P h o n e > - 
-         < Q l t y I n s p e c t i o n _ F i n i s h e d _ B y _ T i t l e   E l e m e n t T y p e = " C o l u m n "   E l e m e n t I d = " 4 6 0 0 4 5 6 8 3 "   D a t a T y p e = " T e x t " > Q l t y I n s p e c t i o n _ F i n i s h e d _ B y _ T i t l e < / Q l t y I n s p e c t i o n _ F i n i s h e d _ B y _ T i t l e > - 
-         < Q l t y I n s p e c t i o n _ F i n i s h e d _ B y _ U s e r N a m e   E l e m e n t T y p e = " C o l u m n "   E l e m e n t I d = " 1 9 5 3 6 1 2 5 3 1 "   D a t a T y p e = " T e x t " > Q l t y I n s p e c t i o n _ F i n i s h e d _ B y _ U s e r N a m e < / Q l t y I n s p e c t i o n _ F i n i s h e d _ B y _ U s e r N a m e > - 
-         < Q l t y I n s p e c t i o n _ F i n i s h e d _ B y _ U s e r _ I D   E l e m e n t T y p e = " C o l u m n "   E l e m e n t I d = " 1 7 5 0 5 1 6 3 3 8 "   D a t a T y p e = " C o d e " > Q l t y I n s p e c t i o n _ F i n i s h e d _ B y _ U s e r _ I D < / Q l t y I n s p e c t i o n _ F i n i s h e d _ B y _ U s e r _ I D > - 
-         < Q l t y I n s p e c t i o n _ F i n i s h e d _ D a t e   E l e m e n t T y p e = " C o l u m n "   E l e m e n t I d = " 1 8 3 4 1 2 2 7 6 5 "   D a t a T y p e = " D a t e T i m e " > Q l t y I n s p e c t i o n _ F i n i s h e d _ D a t e < / Q l t y I n s p e c t i o n _ F i n i s h e d _ D a t e > - 
-         < Q l t y I n s p e c t i o n _ N o   E l e m e n t T y p e = " C o l u m n "   E l e m e n t I d = " 2 1 2 0 6 1 5 7 4 9 "   D a t a T y p e = " C o d e " > Q l t y I n s p e c t i o n _ N o < / Q l t y I n s p e c t i o n _ N o > - 
-         < Q l t y I n s p e c t i o n _ R e i n s p e c t i o n N o   E l e m e n t T y p e = " C o l u m n "   E l e m e n t I d = " 7 5 1 7 3 5 6 "   D a t a T y p e = " I n t e g e r " > Q l t y I n s p e c t i o n _ R e i n s p e c t i o n N o < / Q l t y I n s p e c t i o n _ R e i n s p e c t i o n N o > - 
-         < Q l t y I n s p e c t i o n _ R e s u l t _ C o d e   E l e m e n t T y p e = " C o l u m n "   E l e m e n t I d = " 1 8 0 7 0 7 7 0 6 5 "   D a t a T y p e = " C o d e " > Q l t y I n s p e c t i o n _ R e s u l t _ C o d e < / Q l t y I n s p e c t i o n _ R e s u l t _ C o d e > - 
-         < Q l t y I n s p e c t i o n _ R e s u l t _ D e s c r i p t i o n   E l e m e n t T y p e = " C o l u m n "   E l e m e n t I d = " 8 1 0 5 3 8 1 8 8 "   D a t a T y p e = " T e x t " > Q l t y I n s p e c t i o n _ R e s u l t _ D e s c r i p t i o n < / Q l t y I n s p e c t i o n _ R e s u l t _ D e s c r i p t i o n > - 
-         < Q l t y I n s p e c t i o n _ S o u r c e _ C u s t o m _ 1   E l e m e n t T y p e = " C o l u m n "   E l e m e n t I d = " 5 4 6 4 5 3 7 6 5 "   D a t a T y p e = " T e x t " > Q l t y I n s p e c t i o n _ S o u r c e _ C u s t o m _ 1 < / Q l t y I n s p e c t i o n _ S o u r c e _ C u s t o m _ 1 > - 
-         < Q l t y I n s p e c t i o n _ S o u r c e _ C u s t o m _ 1 0   E l e m e n t T y p e = " C o l u m n "   E l e m e n t I d = " 1 5 3 7 6 5 2 9 2 5 "   D a t a T y p e = " D e c i m a l " > Q l t y I n s p e c t i o n _ S o u r c e _ C u s t o m _ 1 0 < / Q l t y I n s p e c t i o n _ S o u r c e _ C u s t o m _ 1 0 > - 
-         < Q l t y I n s p e c t i o n _ S o u r c e _ C u s t o m _ 2   E l e m e n t T y p e = " C o l u m n "   E l e m e n t I d = " 1 8 3 5 4 2 3 6 8 0 "   D a t a T y p e = " T e x t " > Q l t y I n s p e c t i o n _ S o u r c e _ C u s t o m _ 2 < / Q l t y I n s p e c t i o n _ S o u r c e _ C u s t o m _ 2 > - 
-         < Q l t y I n s p e c t i o n _ S o u r c e _ C u s t o m _ 3   E l e m e n t T y p e = " C o l u m n "   E l e m e n t I d = " 1 8 2 1 8 4 6 9 9 9 "   D a t a T y p e = " T e x t " > Q l t y I n s p e c t i o n _ S o u r c e _ C u s t o m _ 3 < / Q l t y I n s p e c t i o n _ S o u r c e _ C u s t o m _ 3 > - 
-         < Q l t y I n s p e c t i o n _ S o u r c e _ C u s t o m _ 4   E l e m e n t T y p e = " C o l u m n "   E l e m e n t I d = " 1 3 6 6 6 3 6 0 8 6 "   D a t a T y p e = " T e x t " > Q l t y I n s p e c t i o n _ S o u r c e _ C u s t o m _ 4 < / Q l t y I n s p e c t i o n _ S o u r c e _ C u s t o m _ 4 > - 
-         < Q l t y I n s p e c t i o n _ S o u r c e _ C u s t o m _ 5   E l e m e n t T y p e = " C o l u m n "   E l e m e n t I d = " 2 0 0 4 3 3 2 7 0 3 "   D a t a T y p e = " T e x t " > Q l t y I n s p e c t i o n _ S o u r c e _ C u s t o m _ 5 < / Q l t y I n s p e c t i o n _ S o u r c e _ C u s t o m _ 5 > - 
-         < Q l t y I n s p e c t i o n _ S o u r c e _ C u s t o m _ 6   E l e m e n t T y p e = " C o l u m n "   E l e m e n t I d = " 9 1 2 4 2 8 5 2 "   D a t a T y p e = " T e x t " > Q l t y I n s p e c t i o n _ S o u r c e _ C u s t o m _ 6 < / Q l t y I n s p e c t i o n _ S o u r c e _ C u s t o m _ 6 > - 
-         < Q l t y I n s p e c t i o n _ S o u r c e _ C u s t o m _ 7   E l e m e n t T y p e = " C o l u m n "   E l e m e n t I d = " 7 2 8 9 3 9 4 6 9 "   D a t a T y p e = " I n t e g e r " > Q l t y I n s p e c t i o n _ S o u r c e _ C u s t o m _ 7 < / Q l t y I n s p e c t i o n _ S o u r c e _ C u s t o m _ 7 > - 
-         < Q l t y I n s p e c t i o n _ S o u r c e _ C u s t o m _ 8   E l e m e n t T y p e = " C o l u m n "   E l e m e n t I d = " 3 7 7 5 4 4 7 4 2 "   D a t a T y p e = " I n t e g e r " > Q l t y I n s p e c t i o n _ S o u r c e _ C u s t o m _ 8 < / Q l t y I n s p e c t i o n _ S o u r c e _ C u s t o m _ 8 > - 
-         < Q l t y I n s p e c t i o n _ S o u r c e _ C u s t o m _ 9   E l e m e n t T y p e = " C o l u m n "   E l e m e n t I d = " 2 6 0 1 5 1 8 7 5 "   D a t a T y p e = " D e c i m a l " > Q l t y I n s p e c t i o n _ S o u r c e _ C u s t o m _ 9 < / Q l t y I n s p e c t i o n _ S o u r c e _ C u s t o m _ 9 > - 
-         < Q l t y I n s p e c t i o n _ S o u r c e _ D o c u m e n t _ N o _   E l e m e n t T y p e = " C o l u m n "   E l e m e n t I d = " 1 6 7 5 9 1 6 2 8 8 "   D a t a T y p e = " C o d e " > Q l t y I n s p e c t i o n _ S o u r c e _ D o c u m e n t _ N o _ < / Q l t y I n s p e c t i o n _ S o u r c e _ D o c u m e n t _ N o _ > - 
-         < Q l t y I n s p e c t i o n _ S o u r c e _ I t e m _ D e s c r i p t i o n   E l e m e n t T y p e = " C o l u m n "   E l e m e n t I d = " 6 4 6 8 9 0 6 3 0 "   D a t a T y p e = " T e x t " > Q l t y I n s p e c t i o n _ S o u r c e _ I t e m _ D e s c r i p t i o n < / Q l t y I n s p e c t i o n _ S o u r c e _ I t e m _ D e s c r i p t i o n > - 
-         < Q l t y I n s p e c t i o n _ S o u r c e _ I t e m _ D e s c r i p t i o n 2   E l e m e n t T y p e = " C o l u m n "   E l e m e n t I d = " 1 2 7 9 3 6 9 3 5 2 "   D a t a T y p e = " T e x t " > Q l t y I n s p e c t i o n _ S o u r c e _ I t e m _ D e s c r i p t i o n 2 < / Q l t y I n s p e c t i o n _ S o u r c e _ I t e m _ D e s c r i p t i o n 2 > - 
-         < Q l t y I n s p e c t i o n _ S o u r c e _ I t e m _ N o _   E l e m e n t T y p e = " C o l u m n "   E l e m e n t I d = " 1 2 6 8 0 5 0 5 1 8 "   D a t a T y p e = " C o d e " > Q l t y I n s p e c t i o n _ S o u r c e _ I t e m _ N o _ < / Q l t y I n s p e c t i o n _ S o u r c e _ I t e m _ N o _ > - 
-         < Q l t y I n s p e c t i o n _ S o u r c e _ L o t _ N o _   E l e m e n t T y p e = " C o l u m n "   E l e m e n t I d = " 1 1 2 3 5 5 1 3 1 2 "   D a t a T y p e = " C o d e " > Q l t y I n s p e c t i o n _ S o u r c e _ L o t _ N o _ < / Q l t y I n s p e c t i o n _ S o u r c e _ L o t _ N o _ > - 
-         < Q l t y I n s p e c t i o n _ S o u r c e _ P a c k a g e _ N o _   E l e m e n t T y p e = " C o l u m n "   E l e m e n t I d = " 1 9 6 1 1 2 9 9 7 "   D a t a T y p e = " C o d e " > Q l t y I n s p e c t i o n _ S o u r c e _ P a c k a g e _ N o _ < / Q l t y I n s p e c t i o n _ S o u r c e _ P a c k a g e _ N o _ > - 
-         < Q l t y I n s p e c t i o n _ S o u r c e _ S e r i a l _ N o _   E l e m e n t T y p e = " C o l u m n "   E l e m e n t I d = " 1 5 2 0 5 9 1 4 4 7 "   D a t a T y p e = " C o d e " > Q l t y I n s p e c t i o n _ S o u r c e _ S e r i a l _ N o _ < / Q l t y I n s p e c t i o n _ S o u r c e _ S e r i a l _ N o _ > - 
-         < Q l t y I n s p e c t i o n _ S o u r c e _ T a s k _ N o _   E l e m e n t T y p e = " C o l u m n "   E l e m e n t I d = " 3 8 4 6 4 4 1 8 2 "   D a t a T y p e = " C o d e " > Q l t y I n s p e c t i o n _ S o u r c e _ T a s k _ N o _ < / Q l t y I n s p e c t i o n _ S o u r c e _ T a s k _ N o _ > - 
-         < Q l t y I n s p e c t i o n _ S o u r c e _ V a r i a n t _ C o d e   E l e m e n t T y p e = " C o l u m n "   E l e m e n t I d = " 1 6 0 8 4 0 3 8 2 1 "   D a t a T y p e = " C o d e " > Q l t y I n s p e c t i o n _ S o u r c e _ V a r i a n t _ C o d e < / Q l t y I n s p e c t i o n _ S o u r c e _ V a r i a n t _ C o d e > - 
-         < Q l t y I n s p e c t i o n _ S t a t u s   E l e m e n t T y p e = " C o l u m n "   E l e m e n t I d = " 8 5 1 7 5 2 7 6 8 "   D a t a T y p e = " E n u m " > Q l t y I n s p e c t i o n _ S t a t u s < / Q l t y I n s p e c t i o n _ S t a t u s > - 
-         < C u r r e n t I n s p e c t i o n L i n e   E l e m e n t T y p e = " D a t a I t e m "   E l e m e n t I d = " 1 1 9 3 2 1 9 5 9 6 " > - 
-             < C a r r i a g e R e t u r n P e r s o n F i e l d D e t a i l s   E l e m e n t T y p e = " C o l u m n "   E l e m e n t I d = " 9 9 8 2 6 3 6 9 8 "   D a t a T y p e = " T e x t " > C a r r i a g e R e t u r n P e r s o n F i e l d D e t a i l s < / C a r r i a g e R e t u r n P e r s o n F i e l d D e t a i l s > - 
-             < C o n d i t i o n L a b e l _ 1   E l e m e n t T y p e = " C o l u m n "   E l e m e n t I d = " 1 2 2 7 8 8 1 1 9 4 "   D a t a T y p e = " T e x t " > C o n d i t i o n L a b e l _ 1 < / C o n d i t i o n L a b e l _ 1 > - 
-             < C o n d i t i o n L a b e l _ 2   E l e m e n t T y p e = " C o l u m n "   E l e m e n t I d = " 1 8 6 5 5 7 7 8 1 1 "   D a t a T y p e = " T e x t " > C o n d i t i o n L a b e l _ 2 < / C o n d i t i o n L a b e l _ 2 > - 
-             < F i e l d _ C o d e   E l e m e n t T y p e = " C o l u m n "   E l e m e n t I d = " 1 3 2 7 2 5 5 7 3 "   D a t a T y p e = " C o d e " > F i e l d _ C o d e < / F i e l d _ C o d e > - 
-             < F i e l d _ D e s c r i p t i o n   E l e m e n t T y p e = " C o l u m n "   E l e m e n t I d = " 1 4 6 8 6 2 1 2 9 8 "   D a t a T y p e = " T e x t " > F i e l d _ D e s c r i p t i o n < / F i e l d _ D e s c r i p t i o n > - 
-             < F i e l d _ E n t e r e d B y N a m e A n d T i m e s t a m p   E l e m e n t T y p e = " C o l u m n "   E l e m e n t I d = " 1 0 6 8 4 2 0 5 9 2 "   D a t a T y p e = " T e x t " > F i e l d _ E n t e r e d B y N a m e A n d T i m e s t a m p < / F i e l d _ E n t e r e d B y N a m e A n d T i m e s t a m p > - 
-             < F i e l d _ H a s E n t e r e d V a l u e   E l e m e n t T y p e = " C o l u m n "   E l e m e n t I d = " 1 7 1 6 2 6 5 8 2 4 "   D a t a T y p e = " B o o l e a n " > F i e l d _ H a s E n t e r e d V a l u e < / F i e l d _ H a s E n t e r e d V a l u e > - 
-             < F i e l d _ I f P e r s o n E m a i l   E l e m e n t T y p e = " C o l u m n "   E l e m e n t I d = " 1 3 4 6 0 5 7 6 5 0 "   D a t a T y p e = " T e x t " > F i e l d _ I f P e r s o n E m a i l < / F i e l d _ I f P e r s o n E m a i l > - 
-             < F i e l d _ I f P e r s o n N a m e   E l e m e n t T y p e = " C o l u m n "   E l e m e n t I d = " 4 1 4 7 0 2 4 4 3 "   D a t a T y p e = " T e x t " > F i e l d _ I f P e r s o n N a m e < / F i e l d _ I f P e r s o n N a m e > - 
-             < F i e l d _ I f P e r s o n P h o n e   E l e m e n t T y p e = " C o l u m n "   E l e m e n t I d = " 1 9 7 4 1 8 8 4 6 2 "   D a t a T y p e = " T e x t " > F i e l d _ I f P e r s o n P h o n e < / F i e l d _ I f P e r s o n P h o n e > - 
-             < F i e l d _ I f P e r s o n T i t l e   E l e m e n t T y p e = " C o l u m n "   E l e m e n t I d = " 1 0 0 4 6 0 9 5 4 2 "   D a t a T y p e = " T e x t " > F i e l d _ I f P e r s o n T i t l e < / F i e l d _ I f P e r s o n T i t l e > - 
-             < F i e l d _ I s L a b e l   E l e m e n t T y p e = " C o l u m n "   E l e m e n t I d = " 2 0 4 3 1 9 3 9 4 0 "   D a t a T y p e = " B o o l e a n " > F i e l d _ I s L a b e l < / F i e l d _ I s L a b e l > - 
-             < F i e l d _ I s P e r s o n F i e l d   E l e m e n t T y p e = " C o l u m n "   E l e m e n t I d = " 4 3 4 5 4 6 6 1 1 "   D a t a T y p e = " B o o l e a n " > F i e l d _ I s P e r s o n F i e l d < / F i e l d _ I s P e r s o n F i e l d > - 
-             < F i e l d _ I s T e x t   E l e m e n t T y p e = " C o l u m n "   E l e m e n t I d = " 5 9 3 6 9 2 0 1 "   D a t a T y p e = " B o o l e a n " > F i e l d _ I s T e x t < / F i e l d _ I s T e x t > - 
-             < F i e l d _ L i n e C o m m e n t a r y   E l e m e n t T y p e = " C o l u m n "   E l e m e n t I d = " 1 8 5 3 8 0 0 2 5 7 "   D a t a T y p e = " T e x t " > F i e l d _ L i n e C o m m e n t a r y < / F i e l d _ L i n e C o m m e n t a r y > - 
-             < F i e l d _ M o d i f i e d B y U s e r E m a i l   E l e m e n t T y p e = " C o l u m n "   E l e m e n t I d = " 2 0 5 3 4 9 0 5 4 5 "   D a t a T y p e = " T e x t " > F i e l d _ M o d i f i e d B y U s e r E m a i l < / F i e l d _ M o d i f i e d B y U s e r E m a i l > - 
-             < F i e l d _ M o d i f i e d B y U s e r I D   E l e m e n t T y p e = " C o l u m n "   E l e m e n t I d = " 1 3 6 3 9 8 7 2 2 2 "   D a t a T y p e = " C o d e " > F i e l d _ M o d i f i e d B y U s e r I D < / F i e l d _ M o d i f i e d B y U s e r I D > - 
-             < F i e l d _ M o d i f i e d B y U s e r J o b T i t l e   E l e m e n t T y p e = " C o l u m n "   E l e m e n t I d = " 7 1 3 3 5 4 3 4 0 "   D a t a T y p e = " T e x t " > F i e l d _ M o d i f i e d B y U s e r J o b T i t l e < / F i e l d _ M o d i f i e d B y U s e r J o b T i t l e > - 
-             < F i e l d _ M o d i f i e d B y U s e r N a m e   E l e m e n t T y p e = " C o l u m n "   E l e m e n t I d = " 7 9 8 2 2 1 9 1 6 "   D a t a T y p e = " T e x t " > F i e l d _ M o d i f i e d B y U s e r N a m e < / F i e l d _ M o d i f i e d B y U s e r N a m e > - 
-             < F i e l d _ M o d i f i e d B y U s e r P h o n e   E l e m e n t T y p e = " C o l u m n "   E l e m e n t I d = " 1 2 9 4 9 7 8 5 4 5 "   D a t a T y p e = " T e x t " > F i e l d _ M o d i f i e d B y U s e r P h o n e < / F i e l d _ M o d i f i e d B y U s e r P h o n e > - 
-             < F i e l d _ M o d i f i e d D a t e T i m e   E l e m e n t T y p e = " C o l u m n "   E l e m e n t I d = " 1 6 5 4 4 9 3 6 9 6 "   D a t a T y p e = " D a t e T i m e " > F i e l d _ M o d i f i e d D a t e T i m e < / F i e l d _ M o d i f i e d D a t e T i m e > - 
-             < F i e l d _ T y p e   E l e m e n t T y p e = " C o l u m n "   E l e m e n t I d = " 1 3 2 8 1 6 4 0 1 6 "   D a t a T y p e = " E n u m " > F i e l d _ T y p e < / F i e l d _ T y p e > - 
-             < L a b e l F i e l d _ D e s c r i p t i o n   E l e m e n t T y p e = " C o l u m n "   E l e m e n t I d = " 3 2 9 5 4 9 8 4 0 "   D a t a T y p e = " T e x t " > L a b e l F i e l d _ D e s c r i p t i o n < / L a b e l F i e l d _ D e s c r i p t i o n > - 
-             < N u m e r i c _ V a l u e   E l e m e n t T y p e = " C o l u m n "   E l e m e n t I d = " 4 6 0 4 1 2 6 4 6 "   D a t a T y p e = " D e c i m a l " > N u m e r i c _ V a l u e < / N u m e r i c _ V a l u e > - 
-             < P r o m p t e d R e s u l t C a p t i o n _ 1   E l e m e n t T y p e = " C o l u m n "   E l e m e n t I d = " 1 5 4 8 2 0 5 1 6 9 "   D a t a T y p e = " T e x t " > P r o m p t e d R e s u l t C a p t i o n _ 1 < / P r o m p t e d R e s u l t C a p t i o n _ 1 > - 
-             < P r o m p t e d R e s u l t C a p t i o n _ 1 0   E l e m e n t T y p e = " C o l u m n "   E l e m e n t I d = " 6 6 5 1 3 7 3 2 1 "   D a t a T y p e = " T e x t " > P r o m p t e d R e s u l t C a p t i o n _ 1 0 < / P r o m p t e d R e s u l t C a p t i o n _ 1 0 > - 
-             < P r o m p t e d R e s u l t C a p t i o n _ 2   E l e m e n t T y p e = " C o l u m n "   E l e m e n t I d = " 2 1 0 9 0 6 5 5 1 0 "   D a t a T y p e = " T e x t " > P r o m p t e d R e s u l t C a p t i o n _ 2 < / P r o m p t e d R e s u l t C a p t i o n _ 2 > - 
-             < P r o m p t e d R e s u l t C a p t i o n _ 3   E l e m e n t T y p e = " C o l u m n "   E l e m e n t I d = " 1 4 7 1 3 6 8 8 9 3 "   D a t a T y p e = " T e x t " > P r o m p t e d R e s u l t C a p t i o n _ 3 < / P r o m p t e d R e s u l t C a p t i o n _ 3 > - 
-             < P r o m p t e d R e s u l t C a p t i o n _ 4   E l e m e n t T y p e = " C o l u m n "   E l e m e n t I d = " 8 3 3 6 7 2 2 7 6 "   D a t a T y p e = " T e x t " > P r o m p t e d R e s u l t C a p t i o n _ 4 < / P r o m p t e d R e s u l t C a p t i o n _ 4 > - 
-             < P r o m p t e d R e s u l t C a p t i o n _ 5   E l e m e n t T y p e = " C o l u m n "   E l e m e n t I d = " 1 9 5 9 7 5 6 5 9 "   D a t a T y p e = " T e x t " > P r o m p t e d R e s u l t C a p t i o n _ 5 < / P r o m p t e d R e s u l t C a p t i o n _ 5 > - 
-             < P r o m p t e d R e s u l t C a p t i o n _ 6   E l e m e n t T y p e = " C o l u m n "   E l e m e n t I d = " 4 4 1 7 2 0 9 5 8 "   D a t a T y p e = " T e x t " > P r o m p t e d R e s u l t C a p t i o n _ 6 < / P r o m p t e d R e s u l t C a p t i o n _ 6 > - 
-             < P r o m p t e d R e s u l t C a p t i o n _ 7   E l e m e n t T y p e = " C o l u m n "   E l e m e n t I d = " 1 0 7 9 4 1 7 5 7 5 "   D a t a T y p e = " T e x t " > P r o m p t e d R e s u l t C a p t i o n _ 7 < / P r o m p t e d R e s u l t C a p t i o n _ 7 > - 
-             < P r o m p t e d R e s u l t C a p t i o n _ 8   E l e m e n t T y p e = " C o l u m n "   E l e m e n t I d = " 1 0 3 9 0 2 9 1 2 "   D a t a T y p e = " T e x t " > P r o m p t e d R e s u l t C a p t i o n _ 8 < / P r o m p t e d R e s u l t C a p t i o n _ 8 > - 
-             < P r o m p t e d R e s u l t C a p t i o n _ 9   E l e m e n t T y p e = " C o l u m n "   E l e m e n t I d = " 7 4 1 5 9 9 5 2 9 "   D a t a T y p e = " T e x t " > P r o m p t e d R e s u l t C a p t i o n _ 9 < / P r o m p t e d R e s u l t C a p t i o n _ 9 > - 
-             < P r o m p t e d R e s u l t C o n d i t i o n D e s c r i p t i o n _ 1   E l e m e n t T y p e = " C o l u m n "   E l e m e n t I d = " 1 7 7 6 7 4 4 4 3 4 "   D a t a T y p e = " T e x t " > P r o m p t e d R e s u l t C o n d i t i o n D e s c r i p t i o n _ 1 < / P r o m p t e d R e s u l t C o n d i t i o n D e s c r i p t i o n _ 1 > - 
-             < P r o m p t e d R e s u l t C o n d i t i o n D e s c r i p t i o n _ 1 0   E l e m e n t T y p e = " C o l u m n "   E l e m e n t I d = " 1 0 2 8 7 8 8 8 8 2 "   D a t a T y p e = " T e x t " > P r o m p t e d R e s u l t C o n d i t i o n D e s c r i p t i o n _ 1 0 < / P r o m p t e d R e s u l t C o n d i t i o n D e s c r i p t i o n _ 1 0 > - 
-             < P r o m p t e d R e s u l t C o n d i t i o n D e s c r i p t i o n _ 2   E l e m e n t T y p e = " C o l u m n "   E l e m e n t I d = " 1 1 3 9 0 4 7 8 1 7 "   D a t a T y p e = " T e x t " > P r o m p t e d R e s u l t C o n d i t i o n D e s c r i p t i o n _ 2 < / P r o m p t e d R e s u l t C o n d i t i o n D e s c r i p t i o n _ 2 > - 
-             < P r o m p t e d R e s u l t C o n d i t i o n D e s c r i p t i o n _ 3   E l e m e n t T y p e = " C o l u m n "   E l e m e n t I d = " 5 0 1 3 5 1 2 0 0 "   D a t a T y p e = " T e x t " > P r o m p t e d R e s u l t C o n d i t i o n D e s c r i p t i o n _ 3 < / P r o m p t e d R e s u l t C o n d i t i o n D e s c r i p t i o n _ 3 > - 
-             < P r o m p t e d R e s u l t C o n d i t i o n D e s c r i p t i o n _ 4   E l e m e n t T y p e = " C o l u m n "   E l e m e n t I d = " 6 7 0 2 6 0 2 2 3 "   D a t a T y p e = " T e x t " > P r o m p t e d R e s u l t C o n d i t i o n D e s c r i p t i o n _ 4 < / P r o m p t e d R e s u l t C o n d i t i o n D e s c r i p t i o n _ 4 > - 
-             < P r o m p t e d R e s u l t C o n d i t i o n D e s c r i p t i o n _ 5   E l e m e n t T y p e = " C o l u m n "   E l e m e n t I d = " 3 2 5 6 3 6 0 6 "   D a t a T y p e = " T e x t " > P r o m p t e d R e s u l t C o n d i t i o n D e s c r i p t i o n _ 5 < / P r o m p t e d R e s u l t C o n d i t i o n D e s c r i p t i o n _ 5 > - 
-             < P r o m p t e d R e s u l t C o n d i t i o n D e s c r i p t i o n _ 6   E l e m e n t T y p e = " C o l u m n "   E l e m e n t I d = " 6 0 5 1 3 3 0 1 1 "   D a t a T y p e = " T e x t " > P r o m p t e d R e s u l t C o n d i t i o n D e s c r i p t i o n _ 6 < / P r o m p t e d R e s u l t C o n d i t i o n D e s c r i p t i o n _ 6 > - 
-             < P r o m p t e d R e s u l t C o n d i t i o n D e s c r i p t i o n _ 7   E l e m e n t T y p e = " C o l u m n "   E l e m e n t I d = " 1 2 4 2 8 2 9 6 2 8 "   D a t a T y p e = " T e x t " > P r o m p t e d R e s u l t C o n d i t i o n D e s c r i p t i o n _ 7 < / P r o m p t e d R e s u l t C o n d i t i o n D e s c r i p t i o n _ 7 > - 
-             < P r o m p t e d R e s u l t C o n d i t i o n D e s c r i p t i o n _ 8   E l e m e n t T y p e = " C o l u m n "   E l e m e n t I d = " 1 0 7 3 9 2 0 6 0 5 "   D a t a T y p e = " T e x t " > P r o m p t e d R e s u l t C o n d i t i o n D e s c r i p t i o n _ 8 < / P r o m p t e d R e s u l t C o n d i t i o n D e s c r i p t i o n _ 8 > - 
-             < P r o m p t e d R e s u l t C o n d i t i o n D e s c r i p t i o n _ 9   E l e m e n t T y p e = " C o l u m n "   E l e m e n t I d = " 1 7 1 1 6 1 7 2 2 2 "   D a t a T y p e = " T e x t " > P r o m p t e d R e s u l t C o n d i t i o n D e s c r i p t i o n _ 9 < / P r o m p t e d R e s u l t C o n d i t i o n D e s c r i p t i o n _ 9 > - 
-             < P r o m p t e d R e s u l t V i s i b l e _ 1   E l e m e n t T y p e = " C o l u m n "   E l e m e n t I d = " 1 3 9 9 7 0 4 4 1 7 "   D a t a T y p e = " B o o l e a n " > P r o m p t e d R e s u l t V i s i b l e _ 1 < / P r o m p t e d R e s u l t V i s i b l e _ 1 > - 
-             < P r o m p t e d R e s u l t V i s i b l e _ 1 0   E l e m e n t T y p e = " C o l u m n "   E l e m e n t I d = " 6 6 3 6 8 2 6 1 7 "   D a t a T y p e = " B o o l e a n " > P r o m p t e d R e s u l t V i s i b l e _ 1 0 < / P r o m p t e d R e s u l t V i s i b l e _ 1 0 > - 
-             < P r o m p t e d R e s u l t V i s i b l e _ 2   E l e m e n t T y p e = " C o l u m n "   E l e m e n t I d = " 2 0 3 7 4 0 1 0 3 4 "   D a t a T y p e = " B o o l e a n " > P r o m p t e d R e s u l t V i s i b l e _ 2 < / P r o m p t e d R e s u l t V i s i b l e _ 2 > - 
-             < P r o m p t e d R e s u l t V i s i b l e _ 3   E l e m e n t T y p e = " C o l u m n "   E l e m e n t I d = " 1 6 1 9 8 6 9 6 4 5 "   D a t a T y p e = " B o o l e a n " > P r o m p t e d R e s u l t V i s i b l e _ 3 < / P r o m p t e d R e s u l t V i s i b l e _ 3 > - 
-             < P r o m p t e d R e s u l t V i s i b l e _ 4   E l e m e n t T y p e = " C o l u m n "   E l e m e n t I d = " 9 8 2 1 7 3 0 2 8 "   D a t a T y p e = " B o o l e a n " > P r o m p t e d R e s u l t V i s i b l e _ 4 < / P r o m p t e d R e s u l t V i s i b l e _ 4 > - 
-             < P r o m p t e d R e s u l t V i s i b l e _ 5   E l e m e n t T y p e = " C o l u m n "   E l e m e n t I d = " 3 4 4 4 7 6 4 1 1 "   D a t a T y p e = " B o o l e a n " > P r o m p t e d R e s u l t V i s i b l e _ 5 < / P r o m p t e d R e s u l t V i s i b l e _ 5 > - 
-             < P r o m p t e d R e s u l t V i s i b l e _ 6   E l e m e n t T y p e = " C o l u m n "   E l e m e n t I d = " 2 9 3 2 2 0 2 0 6 "   D a t a T y p e = " B o o l e a n " > P r o m p t e d R e s u l t V i s i b l e _ 6 < / P r o m p t e d R e s u l t V i s i b l e _ 6 > - 
-             < P r o m p t e d R e s u l t V i s i b l e _ 7   E l e m e n t T y p e = " C o l u m n "   E l e m e n t I d = " 9 3 0 9 1 6 8 2 3 "   D a t a T y p e = " B o o l e a n " > P r o m p t e d R e s u l t V i s i b l e _ 7 < / P r o m p t e d R e s u l t V i s i b l e _ 7 > - 
-             < P r o m p t e d R e s u l t V i s i b l e _ 8   E l e m e n t T y p e = " C o l u m n "   E l e m e n t I d = " 4 4 5 9 7 8 4 0 "   D a t a T y p e = " B o o l e a n " > P r o m p t e d R e s u l t V i s i b l e _ 8 < / P r o m p t e d R e s u l t V i s i b l e _ 8 > - 
-             < P r o m p t e d R e s u l t V i s i b l e _ 9   E l e m e n t T y p e = " C o l u m n "   E l e m e n t I d = " 5 9 3 0 9 8 7 7 7 "   D a t a T y p e = " B o o l e a n " > P r o m p t e d R e s u l t V i s i b l e _ 9 < / P r o m p t e d R e s u l t V i s i b l e _ 9 > - 
-             < T e s t _ R e s u l t   E l e m e n t T y p e = " C o l u m n "   E l e m e n t I d = " 1 2 7 1 0 6 2 1 4 1 "   D a t a T y p e = " C o d e " > T e s t _ R e s u l t < / T e s t _ R e s u l t > - 
-             < T e s t _ R e s u l t D e s c r i p t i o n   E l e m e n t T y p e = " C o l u m n "   E l e m e n t I d = " 1 9 4 3 4 5 8 6 8 5 "   D a t a T y p e = " T e x t " > T e s t _ R e s u l t D e s c r i p t i o n < / T e s t _ R e s u l t D e s c r i p t i o n > - 
-             < T e s t _ V a l u e   E l e m e n t T y p e = " C o l u m n "   E l e m e n t I d = " 8 1 3 5 6 4 5 2 1 "   D a t a T y p e = " T e x t " > T e s t _ V a l u e < / T e s t _ V a l u e > - 
-             < W o r d D e s c r i p t i o n   E l e m e n t T y p e = " C o l u m n "   E l e m e n t I d = " 5 4 4 0 8 2 0 6 7 "   D a t a T y p e = " T e x t " > W o r d D e s c r i p t i o n < / W o r d D e s c r i p t i o n > - 
-             < W o r d M o d i f i e d B y U s e r N a m e   E l e m e n t T y p e = " C o l u m n "   E l e m e n t I d = " 1 6 2 5 9 3 3 4 7 9 "   D a t a T y p e = " T e x t " > W o r d M o d i f i e d B y U s e r N a m e < / W o r d M o d i f i e d B y U s e r N a m e > - 
-             < W o r d M o d i f i e d D a t e T i m e   E l e m e n t T y p e = " C o l u m n "   E l e m e n t I d = " 2 0 8 1 0 1 2 8 7 5 "   D a t a T y p e = " T e x t " > W o r d M o d i f i e d D a t e T i m e < / W o r d M o d i f i e d D a t e T i m e > - 
-             < W o r d T e s t V a l u e   E l e m e n t T y p e = " C o l u m n "   E l e m e n t I d = " 1 4 4 7 8 2 4 1 2 2 "   D a t a T y p e = " T e x t " > W o r d T e s t V a l u e < / W o r d T e s t V a l u e > +     < C u r r e n t I n s p e c t i o n > + 
+         < A p p r o v e r N a m e L a b e l > A p p r o v e r N a m e L a b e l < / A p p r o v e r N a m e L a b e l > + 
+         < A p p r o v e r S i g n a t u r e L a b e l > A p p r o v e r S i g n a t u r e L a b e l < / A p p r o v e r S i g n a t u r e L a b e l > + 
+         < C O A C o n t a c t _ A l l > C O A C o n t a c t _ A l l < / C O A C o n t a c t _ A l l > + 
+         < C O A C o n t a c t _ R o w 1 > C O A C o n t a c t _ R o w 1 < / C O A C o n t a c t _ R o w 1 > + 
+         < C O A C o n t a c t _ R o w 2 > C O A C o n t a c t _ R o w 2 < / C O A C o n t a c t _ R o w 2 > + 
+         < C O A C o n t a c t _ R o w 3 > C O A C o n t a c t _ R o w 3 < / C O A C o n t a c t _ R o w 3 > + 
+         < C O A C o n t a c t _ R o w 4 > C O A C o n t a c t _ R o w 4 < / C O A C o n t a c t _ R o w 4 > + 
+         < C O A C o n t a c t _ R o w 5 > C O A C o n t a c t _ R o w 5 < / C O A C o n t a c t _ R o w 5 > + 
+         < C O A C o n t a c t _ R o w 6 > C O A C o n t a c t _ R o w 6 < / C O A C o n t a c t _ R o w 6 > + 
+         < C O A C o n t a c t _ R o w 7 > C O A C o n t a c t _ R o w 7 < / C O A C o n t a c t _ R o w 7 > + 
+         < C O A C o n t a c t _ R o w 8 > C O A C o n t a c t _ R o w 8 < / C O A C o n t a c t _ R o w 8 > + 
+         < C o m p a n y I n f o r m a t i o n _ A l l > C o m p a n y I n f o r m a t i o n _ A l l < / C o m p a n y I n f o r m a t i o n _ A l l > + 
+         < C o m p a n y I n f o r m a t i o n _ R o w 1 > C o m p a n y I n f o r m a t i o n _ R o w 1 < / C o m p a n y I n f o r m a t i o n _ R o w 1 > + 
+         < C o m p a n y I n f o r m a t i o n _ R o w 2 > C o m p a n y I n f o r m a t i o n _ R o w 2 < / C o m p a n y I n f o r m a t i o n _ R o w 2 > + 
+         < C o m p a n y I n f o r m a t i o n _ R o w 3 > C o m p a n y I n f o r m a t i o n _ R o w 3 < / C o m p a n y I n f o r m a t i o n _ R o w 3 > + 
+         < C o m p a n y I n f o r m a t i o n _ R o w 4 > C o m p a n y I n f o r m a t i o n _ R o w 4 < / C o m p a n y I n f o r m a t i o n _ R o w 4 > + 
+         < C o m p a n y I n f o r m a t i o n _ R o w 5 > C o m p a n y I n f o r m a t i o n _ R o w 5 < / C o m p a n y I n f o r m a t i o n _ R o w 5 > + 
+         < C o m p a n y I n f o r m a t i o n _ R o w 6 > C o m p a n y I n f o r m a t i o n _ R o w 6 < / C o m p a n y I n f o r m a t i o n _ R o w 6 > + 
+         < C o m p a n y I n f o r m a t i o n _ R o w 7 > C o m p a n y I n f o r m a t i o n _ R o w 7 < / C o m p a n y I n f o r m a t i o n _ R o w 7 > + 
+         < C o m p a n y I n f o r m a t i o n _ R o w 8 > C o m p a n y I n f o r m a t i o n _ R o w 8 < / C o m p a n y I n f o r m a t i o n _ R o w 8 > + 
+         < C o m p a n y L o g o   / > + 
+         < E m a i l L a b e l > E m a i l L a b e l < / E m a i l L a b e l > + 
+         < E m a i l V a l u e > E m a i l V a l u e < / E m a i l V a l u e > + 
+         < F i n i s h e d B y N a m e L a b e l > F i n i s h e d B y N a m e L a b e l < / F i n i s h e d B y N a m e L a b e l > + 
+         < F i n i s h e d B y S i g n a t u r e L a b e l > F i n i s h e d B y S i g n a t u r e L a b e l < / F i n i s h e d B y S i g n a t u r e L a b e l > + 
+         < F i n i s h e d D a t e O n l y > F i n i s h e d D a t e O n l y < / F i n i s h e d D a t e O n l y > + 
+         < H o m e P a g e L a b e l > H o m e P a g e L a b e l < / H o m e P a g e L a b e l > + 
+         < H o m e P a g e V a l u e > H o m e P a g e V a l u e < / H o m e P a g e V a l u e > + 
+         < I n s p e c t i o n D e s c r i p t i o n > I n s p e c t i o n D e s c r i p t i o n < / I n s p e c t i o n D e s c r i p t i o n > + 
+         < I t e m D e s c r i p t i o n > I t e m D e s c r i p t i o n < / I t e m D e s c r i p t i o n > + 
+         < I t e m T r a c k i n g D e s c r i p t i o n > I t e m T r a c k i n g D e s c r i p t i o n < / I t e m T r a c k i n g D e s c r i p t i o n > + 
+         < P h o n e N o L a b e l > P h o n e N o L a b e l < / P h o n e N o L a b e l > + 
+         < P h o n e N o V a l u e > P h o n e N o V a l u e < / P h o n e N o V a l u e > + 
+         < Q l t y I n s p e c t i o n T e m p l a t e _ D e s c r i p t i o n > Q l t y I n s p e c t i o n T e m p l a t e _ D e s c r i p t i o n < / Q l t y I n s p e c t i o n T e m p l a t e _ D e s c r i p t i o n > + 
+         < Q l t y I n s p e c t i o n _ D e s c r i p t i o n > Q l t y I n s p e c t i o n _ D e s c r i p t i o n < / Q l t y I n s p e c t i o n _ D e s c r i p t i o n > + 
+         < Q l t y I n s p e c t i o n _ D i r e c t o r _ N a m e > Q l t y I n s p e c t i o n _ D i r e c t o r _ N a m e < / Q l t y I n s p e c t i o n _ D i r e c t o r _ N a m e > + 
+         < Q l t y I n s p e c t i o n _ D i r e c t o r _ T i t l e > Q l t y I n s p e c t i o n _ D i r e c t o r _ T i t l e < / Q l t y I n s p e c t i o n _ D i r e c t o r _ T i t l e > + 
+         < Q l t y I n s p e c t i o n _ F i n i s h e d _ B y _ E m a i l > Q l t y I n s p e c t i o n _ F i n i s h e d _ B y _ E m a i l < / Q l t y I n s p e c t i o n _ F i n i s h e d _ B y _ E m a i l > + 
+         < Q l t y I n s p e c t i o n _ F i n i s h e d _ B y _ P h o n e > Q l t y I n s p e c t i o n _ F i n i s h e d _ B y _ P h o n e < / Q l t y I n s p e c t i o n _ F i n i s h e d _ B y _ P h o n e > + 
+         < Q l t y I n s p e c t i o n _ F i n i s h e d _ B y _ T i t l e > Q l t y I n s p e c t i o n _ F i n i s h e d _ B y _ T i t l e < / Q l t y I n s p e c t i o n _ F i n i s h e d _ B y _ T i t l e > + 
+         < Q l t y I n s p e c t i o n _ F i n i s h e d _ B y _ U s e r N a m e > Q l t y I n s p e c t i o n _ F i n i s h e d _ B y _ U s e r N a m e < / Q l t y I n s p e c t i o n _ F i n i s h e d _ B y _ U s e r N a m e > + 
+         < Q l t y I n s p e c t i o n _ F i n i s h e d _ B y _ U s e r _ I D > Q l t y I n s p e c t i o n _ F i n i s h e d _ B y _ U s e r _ I D < / Q l t y I n s p e c t i o n _ F i n i s h e d _ B y _ U s e r _ I D > + 
+         < Q l t y I n s p e c t i o n _ F i n i s h e d _ D a t e > Q l t y I n s p e c t i o n _ F i n i s h e d _ D a t e < / Q l t y I n s p e c t i o n _ F i n i s h e d _ D a t e > + 
+         < Q l t y I n s p e c t i o n _ N o > Q l t y I n s p e c t i o n _ N o < / Q l t y I n s p e c t i o n _ N o > + 
+         < Q l t y I n s p e c t i o n _ R e i n s p e c t i o n N o > Q l t y I n s p e c t i o n _ R e i n s p e c t i o n N o < / Q l t y I n s p e c t i o n _ R e i n s p e c t i o n N o > + 
+         < Q l t y I n s p e c t i o n _ R e s u l t _ C o d e > Q l t y I n s p e c t i o n _ R e s u l t _ C o d e < / Q l t y I n s p e c t i o n _ R e s u l t _ C o d e > + 
+         < Q l t y I n s p e c t i o n _ R e s u l t _ D e s c r i p t i o n > Q l t y I n s p e c t i o n _ R e s u l t _ D e s c r i p t i o n < / Q l t y I n s p e c t i o n _ R e s u l t _ D e s c r i p t i o n > + 
+         < Q l t y I n s p e c t i o n _ S o u r c e _ C u s t o m _ 1 > Q l t y I n s p e c t i o n _ S o u r c e _ C u s t o m _ 1 < / Q l t y I n s p e c t i o n _ S o u r c e _ C u s t o m _ 1 > + 
+         < Q l t y I n s p e c t i o n _ S o u r c e _ C u s t o m _ 1 0 > Q l t y I n s p e c t i o n _ S o u r c e _ C u s t o m _ 1 0 < / Q l t y I n s p e c t i o n _ S o u r c e _ C u s t o m _ 1 0 > + 
+         < Q l t y I n s p e c t i o n _ S o u r c e _ C u s t o m _ 2 > Q l t y I n s p e c t i o n _ S o u r c e _ C u s t o m _ 2 < / Q l t y I n s p e c t i o n _ S o u r c e _ C u s t o m _ 2 > + 
+         < Q l t y I n s p e c t i o n _ S o u r c e _ C u s t o m _ 3 > Q l t y I n s p e c t i o n _ S o u r c e _ C u s t o m _ 3 < / Q l t y I n s p e c t i o n _ S o u r c e _ C u s t o m _ 3 > + 
+         < Q l t y I n s p e c t i o n _ S o u r c e _ C u s t o m _ 4 > Q l t y I n s p e c t i o n _ S o u r c e _ C u s t o m _ 4 < / Q l t y I n s p e c t i o n _ S o u r c e _ C u s t o m _ 4 > + 
+         < Q l t y I n s p e c t i o n _ S o u r c e _ C u s t o m _ 5 > Q l t y I n s p e c t i o n _ S o u r c e _ C u s t o m _ 5 < / Q l t y I n s p e c t i o n _ S o u r c e _ C u s t o m _ 5 > + 
+         < Q l t y I n s p e c t i o n _ S o u r c e _ C u s t o m _ 6 > Q l t y I n s p e c t i o n _ S o u r c e _ C u s t o m _ 6 < / Q l t y I n s p e c t i o n _ S o u r c e _ C u s t o m _ 6 > + 
+         < Q l t y I n s p e c t i o n _ S o u r c e _ C u s t o m _ 7 > Q l t y I n s p e c t i o n _ S o u r c e _ C u s t o m _ 7 < / Q l t y I n s p e c t i o n _ S o u r c e _ C u s t o m _ 7 > + 
+         < Q l t y I n s p e c t i o n _ S o u r c e _ C u s t o m _ 8 > Q l t y I n s p e c t i o n _ S o u r c e _ C u s t o m _ 8 < / Q l t y I n s p e c t i o n _ S o u r c e _ C u s t o m _ 8 > + 
+         < Q l t y I n s p e c t i o n _ S o u r c e _ C u s t o m _ 9 > Q l t y I n s p e c t i o n _ S o u r c e _ C u s t o m _ 9 < / Q l t y I n s p e c t i o n _ S o u r c e _ C u s t o m _ 9 > + 
+         < Q l t y I n s p e c t i o n _ S o u r c e _ D o c u m e n t _ N o _ > Q l t y I n s p e c t i o n _ S o u r c e _ D o c u m e n t _ N o _ < / Q l t y I n s p e c t i o n _ S o u r c e _ D o c u m e n t _ N o _ > + 
+         < Q l t y I n s p e c t i o n _ S o u r c e _ I t e m _ D e s c r i p t i o n > Q l t y I n s p e c t i o n _ S o u r c e _ I t e m _ D e s c r i p t i o n < / Q l t y I n s p e c t i o n _ S o u r c e _ I t e m _ D e s c r i p t i o n > + 
+         < Q l t y I n s p e c t i o n _ S o u r c e _ I t e m _ D e s c r i p t i o n 2 > Q l t y I n s p e c t i o n _ S o u r c e _ I t e m _ D e s c r i p t i o n 2 < / Q l t y I n s p e c t i o n _ S o u r c e _ I t e m _ D e s c r i p t i o n 2 > + 
+         < Q l t y I n s p e c t i o n _ S o u r c e _ I t e m _ N o _ > Q l t y I n s p e c t i o n _ S o u r c e _ I t e m _ N o _ < / Q l t y I n s p e c t i o n _ S o u r c e _ I t e m _ N o _ > + 
+         < Q l t y I n s p e c t i o n _ S o u r c e _ L o t _ N o _ > Q l t y I n s p e c t i o n _ S o u r c e _ L o t _ N o _ < / Q l t y I n s p e c t i o n _ S o u r c e _ L o t _ N o _ > + 
+         < Q l t y I n s p e c t i o n _ S o u r c e _ P a c k a g e _ N o _ > Q l t y I n s p e c t i o n _ S o u r c e _ P a c k a g e _ N o _ < / Q l t y I n s p e c t i o n _ S o u r c e _ P a c k a g e _ N o _ > + 
+         < Q l t y I n s p e c t i o n _ S o u r c e _ S e r i a l _ N o _ > Q l t y I n s p e c t i o n _ S o u r c e _ S e r i a l _ N o _ < / Q l t y I n s p e c t i o n _ S o u r c e _ S e r i a l _ N o _ > + 
+         < Q l t y I n s p e c t i o n _ S o u r c e _ T a s k _ N o _ > Q l t y I n s p e c t i o n _ S o u r c e _ T a s k _ N o _ < / Q l t y I n s p e c t i o n _ S o u r c e _ T a s k _ N o _ > + 
+         < Q l t y I n s p e c t i o n _ S o u r c e _ V a r i a n t _ C o d e > Q l t y I n s p e c t i o n _ S o u r c e _ V a r i a n t _ C o d e < / Q l t y I n s p e c t i o n _ S o u r c e _ V a r i a n t _ C o d e > + 
+         < Q l t y I n s p e c t i o n _ S t a t u s > Q l t y I n s p e c t i o n _ S t a t u s < / Q l t y I n s p e c t i o n _ S t a t u s > + 
+         < C u r r e n t I n s p e c t i o n L i n e > + 
+             < C a r r i a g e R e t u r n P e r s o n F i e l d D e t a i l s > C a r r i a g e R e t u r n P e r s o n F i e l d D e t a i l s < / C a r r i a g e R e t u r n P e r s o n F i e l d D e t a i l s > + 
+             < C o n d i t i o n L a b e l _ 1 > C o n d i t i o n L a b e l _ 1 < / C o n d i t i o n L a b e l _ 1 > + 
+             < C o n d i t i o n L a b e l _ 2 > C o n d i t i o n L a b e l _ 2 < / C o n d i t i o n L a b e l _ 2 > + 
+             < F i e l d _ C o d e > F i e l d _ C o d e < / F i e l d _ C o d e > + 
+             < F i e l d _ D e s c r i p t i o n > F i e l d _ D e s c r i p t i o n < / F i e l d _ D e s c r i p t i o n > + 
+             < F i e l d _ E n t e r e d B y N a m e A n d T i m e s t a m p > F i e l d _ E n t e r e d B y N a m e A n d T i m e s t a m p < / F i e l d _ E n t e r e d B y N a m e A n d T i m e s t a m p > + 
+             < F i e l d _ H a s E n t e r e d V a l u e > F i e l d _ H a s E n t e r e d V a l u e < / F i e l d _ H a s E n t e r e d V a l u e > + 
+             < F i e l d _ I f P e r s o n E m a i l > F i e l d _ I f P e r s o n E m a i l < / F i e l d _ I f P e r s o n E m a i l > + 
+             < F i e l d _ I f P e r s o n N a m e > F i e l d _ I f P e r s o n N a m e < / F i e l d _ I f P e r s o n N a m e > + 
+             < F i e l d _ I f P e r s o n P h o n e > F i e l d _ I f P e r s o n P h o n e < / F i e l d _ I f P e r s o n P h o n e > + 
+             < F i e l d _ I f P e r s o n T i t l e > F i e l d _ I f P e r s o n T i t l e < / F i e l d _ I f P e r s o n T i t l e > + 
+             < F i e l d _ I s L a b e l > F i e l d _ I s L a b e l < / F i e l d _ I s L a b e l > + 
+             < F i e l d _ I s P e r s o n F i e l d > F i e l d _ I s P e r s o n F i e l d < / F i e l d _ I s P e r s o n F i e l d > + 
+             < F i e l d _ I s T e x t > F i e l d _ I s T e x t < / F i e l d _ I s T e x t > + 
+             < F i e l d _ L i n e C o m m e n t a r y > F i e l d _ L i n e C o m m e n t a r y < / F i e l d _ L i n e C o m m e n t a r y > + 
+             < F i e l d _ M o d i f i e d B y U s e r E m a i l > F i e l d _ M o d i f i e d B y U s e r E m a i l < / F i e l d _ M o d i f i e d B y U s e r E m a i l > + 
+             < F i e l d _ M o d i f i e d B y U s e r I D > F i e l d _ M o d i f i e d B y U s e r I D < / F i e l d _ M o d i f i e d B y U s e r I D > + 
+             < F i e l d _ M o d i f i e d B y U s e r J o b T i t l e > F i e l d _ M o d i f i e d B y U s e r J o b T i t l e < / F i e l d _ M o d i f i e d B y U s e r J o b T i t l e > + 
+             < F i e l d _ M o d i f i e d B y U s e r N a m e > F i e l d _ M o d i f i e d B y U s e r N a m e < / F i e l d _ M o d i f i e d B y U s e r N a m e > + 
+             < F i e l d _ M o d i f i e d B y U s e r P h o n e > F i e l d _ M o d i f i e d B y U s e r P h o n e < / F i e l d _ M o d i f i e d B y U s e r P h o n e > + 
+             < F i e l d _ M o d i f i e d D a t e T i m e > F i e l d _ M o d i f i e d D a t e T i m e < / F i e l d _ M o d i f i e d D a t e T i m e > + 
+             < F i e l d _ T y p e > F i e l d _ T y p e < / F i e l d _ T y p e > + 
+             < L a b e l F i e l d _ D e s c r i p t i o n > L a b e l F i e l d _ D e s c r i p t i o n < / L a b e l F i e l d _ D e s c r i p t i o n > + 
+             < N u m e r i c _ V a l u e > N u m e r i c _ V a l u e < / N u m e r i c _ V a l u e > + 
+             < P r o m p t e d R e s u l t C a p t i o n _ 1 > P r o m p t e d R e s u l t C a p t i o n _ 1 < / P r o m p t e d R e s u l t C a p t i o n _ 1 > + 
+             < P r o m p t e d R e s u l t C a p t i o n _ 1 0 > P r o m p t e d R e s u l t C a p t i o n _ 1 0 < / P r o m p t e d R e s u l t C a p t i o n _ 1 0 > + 
+             < P r o m p t e d R e s u l t C a p t i o n _ 2 > P r o m p t e d R e s u l t C a p t i o n _ 2 < / P r o m p t e d R e s u l t C a p t i o n _ 2 > + 
+             < P r o m p t e d R e s u l t C a p t i o n _ 3 > P r o m p t e d R e s u l t C a p t i o n _ 3 < / P r o m p t e d R e s u l t C a p t i o n _ 3 > + 
+             < P r o m p t e d R e s u l t C a p t i o n _ 4 > P r o m p t e d R e s u l t C a p t i o n _ 4 < / P r o m p t e d R e s u l t C a p t i o n _ 4 > + 
+             < P r o m p t e d R e s u l t C a p t i o n _ 5 > P r o m p t e d R e s u l t C a p t i o n _ 5 < / P r o m p t e d R e s u l t C a p t i o n _ 5 > + 
+             < P r o m p t e d R e s u l t C a p t i o n _ 6 > P r o m p t e d R e s u l t C a p t i o n _ 6 < / P r o m p t e d R e s u l t C a p t i o n _ 6 > + 
+             < P r o m p t e d R e s u l t C a p t i o n _ 7 > P r o m p t e d R e s u l t C a p t i o n _ 7 < / P r o m p t e d R e s u l t C a p t i o n _ 7 > + 
+             < P r o m p t e d R e s u l t C a p t i o n _ 8 > P r o m p t e d R e s u l t C a p t i o n _ 8 < / P r o m p t e d R e s u l t C a p t i o n _ 8 > + 
+             < P r o m p t e d R e s u l t C a p t i o n _ 9 > P r o m p t e d R e s u l t C a p t i o n _ 9 < / P r o m p t e d R e s u l t C a p t i o n _ 9 > + 
+             < P r o m p t e d R e s u l t C o n d i t i o n D e s c r i p t i o n _ 1 > P r o m p t e d R e s u l t C o n d i t i o n D e s c r i p t i o n _ 1 < / P r o m p t e d R e s u l t C o n d i t i o n D e s c r i p t i o n _ 1 > + 
+             < P r o m p t e d R e s u l t C o n d i t i o n D e s c r i p t i o n _ 1 0 > P r o m p t e d R e s u l t C o n d i t i o n D e s c r i p t i o n _ 1 0 < / P r o m p t e d R e s u l t C o n d i t i o n D e s c r i p t i o n _ 1 0 > + 
+             < P r o m p t e d R e s u l t C o n d i t i o n D e s c r i p t i o n _ 2 > P r o m p t e d R e s u l t C o n d i t i o n D e s c r i p t i o n _ 2 < / P r o m p t e d R e s u l t C o n d i t i o n D e s c r i p t i o n _ 2 > + 
+             < P r o m p t e d R e s u l t C o n d i t i o n D e s c r i p t i o n _ 3 > P r o m p t e d R e s u l t C o n d i t i o n D e s c r i p t i o n _ 3 < / P r o m p t e d R e s u l t C o n d i t i o n D e s c r i p t i o n _ 3 > + 
+             < P r o m p t e d R e s u l t C o n d i t i o n D e s c r i p t i o n _ 4 > P r o m p t e d R e s u l t C o n d i t i o n D e s c r i p t i o n _ 4 < / P r o m p t e d R e s u l t C o n d i t i o n D e s c r i p t i o n _ 4 > + 
+             < P r o m p t e d R e s u l t C o n d i t i o n D e s c r i p t i o n _ 5 > P r o m p t e d R e s u l t C o n d i t i o n D e s c r i p t i o n _ 5 < / P r o m p t e d R e s u l t C o n d i t i o n D e s c r i p t i o n _ 5 > + 
+             < P r o m p t e d R e s u l t C o n d i t i o n D e s c r i p t i o n _ 6 > P r o m p t e d R e s u l t C o n d i t i o n D e s c r i p t i o n _ 6 < / P r o m p t e d R e s u l t C o n d i t i o n D e s c r i p t i o n _ 6 > + 
+             < P r o m p t e d R e s u l t C o n d i t i o n D e s c r i p t i o n _ 7 > P r o m p t e d R e s u l t C o n d i t i o n D e s c r i p t i o n _ 7 < / P r o m p t e d R e s u l t C o n d i t i o n D e s c r i p t i o n _ 7 > + 
+             < P r o m p t e d R e s u l t C o n d i t i o n D e s c r i p t i o n _ 8 > P r o m p t e d R e s u l t C o n d i t i o n D e s c r i p t i o n _ 8 < / P r o m p t e d R e s u l t C o n d i t i o n D e s c r i p t i o n _ 8 > + 
+             < P r o m p t e d R e s u l t C o n d i t i o n D e s c r i p t i o n _ 9 > P r o m p t e d R e s u l t C o n d i t i o n D e s c r i p t i o n _ 9 < / P r o m p t e d R e s u l t C o n d i t i o n D e s c r i p t i o n _ 9 > + 
+             < P r o m p t e d R e s u l t V i s i b l e _ 1 > P r o m p t e d R e s u l t V i s i b l e _ 1 < / P r o m p t e d R e s u l t V i s i b l e _ 1 > + 
+             < P r o m p t e d R e s u l t V i s i b l e _ 1 0 > P r o m p t e d R e s u l t V i s i b l e _ 1 0 < / P r o m p t e d R e s u l t V i s i b l e _ 1 0 > + 
+             < P r o m p t e d R e s u l t V i s i b l e _ 2 > P r o m p t e d R e s u l t V i s i b l e _ 2 < / P r o m p t e d R e s u l t V i s i b l e _ 2 > + 
+             < P r o m p t e d R e s u l t V i s i b l e _ 3 > P r o m p t e d R e s u l t V i s i b l e _ 3 < / P r o m p t e d R e s u l t V i s i b l e _ 3 > + 
+             < P r o m p t e d R e s u l t V i s i b l e _ 4 > P r o m p t e d R e s u l t V i s i b l e _ 4 < / P r o m p t e d R e s u l t V i s i b l e _ 4 > + 
+             < P r o m p t e d R e s u l t V i s i b l e _ 5 > P r o m p t e d R e s u l t V i s i b l e _ 5 < / P r o m p t e d R e s u l t V i s i b l e _ 5 > + 
+             < P r o m p t e d R e s u l t V i s i b l e _ 6 > P r o m p t e d R e s u l t V i s i b l e _ 6 < / P r o m p t e d R e s u l t V i s i b l e _ 6 > + 
+             < P r o m p t e d R e s u l t V i s i b l e _ 7 > P r o m p t e d R e s u l t V i s i b l e _ 7 < / P r o m p t e d R e s u l t V i s i b l e _ 7 > + 
+             < P r o m p t e d R e s u l t V i s i b l e _ 8 > P r o m p t e d R e s u l t V i s i b l e _ 8 < / P r o m p t e d R e s u l t V i s i b l e _ 8 > + 
+             < P r o m p t e d R e s u l t V i s i b l e _ 9 > P r o m p t e d R e s u l t V i s i b l e _ 9 < / P r o m p t e d R e s u l t V i s i b l e _ 9 > + 
+             < T e s t _ R e s u l t > T e s t _ R e s u l t < / T e s t _ R e s u l t > + 
+             < T e s t _ R e s u l t D e s c r i p t i o n > T e s t _ R e s u l t D e s c r i p t i o n < / T e s t _ R e s u l t D e s c r i p t i o n > + 
+             < T e s t _ V a l u e > T e s t _ V a l u e < / T e s t _ V a l u e > + 
+             < W o r d D e s c r i p t i o n > W o r d D e s c r i p t i o n < / W o r d D e s c r i p t i o n > + 
+             < W o r d M o d i f i e d B y U s e r N a m e > W o r d M o d i f i e d B y U s e r N a m e < / W o r d M o d i f i e d B y U s e r N a m e > + 
+             < W o r d M o d i f i e d D a t e T i m e > W o r d M o d i f i e d D a t e T i m e < / W o r d M o d i f i e d D a t e T i m e > + 
+             < W o r d T e s t V a l u e > W o r d T e s t V a l u e < / W o r d T e s t V a l u e >   
          < / C u r r e n t I n s p e c t i o n L i n e >   
@@ -6917,17 +6988,17 @@
 </file>
 
 <file path=customXml/itemProps2.xml><?xml version="1.0" encoding="utf-8"?>
-<ds:datastoreItem xmlns:ds="http://schemas.openxmlformats.org/officeDocument/2006/customXml" ds:itemID="{FEA79526-4D1A-40E9-8DD9-C8C0D611AE53}">
+<ds:datastoreItem xmlns:ds="http://schemas.openxmlformats.org/officeDocument/2006/customXml" ds:itemID="{03338322-50AA-4232-92FE-5DECCA57D474}">
   <ds:schemaRefs>
-    <ds:schemaRef ds:uri="urn:microsoft-dynamics-nav/reports/Qlty_Non_Conformance/20403/"/>
+    <ds:schemaRef ds:uri="urn:microsoft-dynamics-businesscentral/internal/extended/reports/Qlty_Non_Conformance/20403/"/>
   </ds:schemaRefs>
 </ds:datastoreItem>
 </file>
 
 <file path=customXml/itemProps3.xml><?xml version="1.0" encoding="utf-8"?>
-<ds:datastoreItem xmlns:ds="http://schemas.openxmlformats.org/officeDocument/2006/customXml" ds:itemID="{03338322-50AA-4232-92FE-5DECCA57D474}">
+<ds:datastoreItem xmlns:ds="http://schemas.openxmlformats.org/officeDocument/2006/customXml" ds:itemID="{FEA79526-4D1A-40E9-8DD9-C8C0D611AE53}">
   <ds:schemaRefs>
-    <ds:schemaRef ds:uri="urn:microsoft-dynamics-businesscentral/internal/extended/reports/Qlty_Non_Conformance/20403/"/>
+    <ds:schemaRef ds:uri="urn:microsoft-dynamics-nav/reports/Qlty_Non_Conformance/20403/"/>
   </ds:schemaRefs>
 </ds:datastoreItem>
 </file>

--- a/src/Apps/W1/Quality Management/app/src/Reports/QltyNonConformance.docx
+++ b/src/Apps/W1/Quality Management/app/src/Reports/QltyNonConformance.docx
@@ -6045,7 +6045,9 @@
 <b:Sources xmlns:b="http://schemas.openxmlformats.org/officeDocument/2006/bibliography" xmlns="http://schemas.openxmlformats.org/officeDocument/2006/bibliography" SelectedStyle="\APASixthEditionOfficeOnline.xsl" StyleName="APA" Version="6"/>
 </file>
 
-<file path=customXml/item2.xml>��< ? x m l   v e r s i o n = " 1 . 0 "   e n c o d i n g = " u t f - 1 6 " ? > < N a v W o r d R e p o r t X m l P a r t   x m l n s = " u r n : m i c r o s o f t - d y n a m i c s - b u s i n e s s c e n t r a l / i n t e r n a l / e x t e n d e d / r e p o r t s / Q l t y _ N o n _ C o n f o r m a n c e / 2 0 4 0 3 / " > +<file path=customXml/item2.xml>��< ? x m l   v e r s i o n = " 1 . 0 "   e n c o d i n g = " u t f - 1 6 " ? > + 
+ < N a v W o r d R e p o r t X m l P a r t   x m l n s = " u r n : m i c r o s o f t - d y n a m i c s - b u s i n e s s c e n t r a l / i n t e r n a l / e x t e n d e d / r e p o r t s / Q l t y _ N o n _ C o n f o r m a n c e / 2 0 4 0 3 / " >   
      < B C R e p o r t I n f o r m a t i o n >   
@@ -6387,7 +6389,7 @@
  
          < C o m p a n y I n f o r m a t i o n _ R o w 8   E l e m e n t T y p e = " C o l u m n "   E l e m e n t I d = " 3 9 8 9 1 0 6 3 7 "   D a t a T y p e = " T e x t " > C o m p a n y I n f o r m a t i o n _ R o w 8 < / C o m p a n y I n f o r m a t i o n _ R o w 8 >   
-         < C o m p a n y L o g o   E l e m e n t T y p e = " C o l u m n "   E l e m e n t I d = " 2 3 7 6 9 1 5 1 "   D a t a T y p e = " B l o b " / > +         < C o m p a n y L o g o   E l e m e n t T y p e = " C o l u m n "   E l e m e n t I d = " 2 3 7 6 9 1 5 1 "   D a t a T y p e = " B l o b "   / >   
          < E m a i l L a b e l   E l e m e n t T y p e = " C o l u m n "   E l e m e n t I d = " 7 7 1 8 8 7 1 3 5 "   D a t a T y p e = " T e x t " > E m a i l L a b e l < / E m a i l L a b e l >   
@@ -6403,7 +6405,7 @@
  
          < H o m e P a g e V a l u e   E l e m e n t T y p e = " C o l u m n "   E l e m e n t I d = " 5 3 3 5 1 4 0 3 4 "   D a t a T y p e = " T e x t " > H o m e P a g e V a l u e < / H o m e P a g e V a l u e >   
-         < I n s p e c t i o n D e s c r i p t i o n   E l e m e n t T y p e = " C o l u m n "   E l e m e n t I d = " 1 3 0 9 2 5 3 9 2 5 "   D a t a T y p e = " T e x t " > I n s p e c t i o n D e s c r i p t i o n < / I n s p e c t i o n D e s c r i p t i o n > +         < I n s p e c t i o n I n f o r m a t i o n   E l e m e n t T y p e = " C o l u m n "   E l e m e n t I d = " 1 5 3 2 8 6 0 1 9 9 "   D a t a T y p e = " T e x t " > I n s p e c t i o n I n f o r m a t i o n < / I n s p e c t i o n I n f o r m a t i o n >   
          < I t e m D e s c r i p t i o n   E l e m e n t T y p e = " C o l u m n "   E l e m e n t I d = " 1 9 6 5 3 9 3 7 9 0 "   D a t a T y p e = " T e x t " > I t e m D e s c r i p t i o n < / I t e m D e s c r i p t i o n >   
@@ -6480,6 +6482,8 @@
          < Q l t y I n s p e c t i o n _ S o u r c e _ V a r i a n t _ C o d e   E l e m e n t T y p e = " C o l u m n "   E l e m e n t I d = " 1 6 0 8 4 0 3 8 2 1 "   D a t a T y p e = " C o d e " > Q l t y I n s p e c t i o n _ S o u r c e _ V a r i a n t _ C o d e < / Q l t y I n s p e c t i o n _ S o u r c e _ V a r i a n t _ C o d e >   
          < Q l t y I n s p e c t i o n _ S t a t u s   E l e m e n t T y p e = " C o l u m n "   E l e m e n t I d = " 8 5 1 7 5 2 7 6 8 "   D a t a T y p e = " E n u m " > Q l t y I n s p e c t i o n _ S t a t u s < / Q l t y I n s p e c t i o n _ S t a t u s > + 
+         < R e i n s p e c t i o n S e q u e n c e I n f o r m a t i o n   E l e m e n t T y p e = " C o l u m n "   E l e m e n t I d = " 7 4 9 5 1 6 5 4 3 "   D a t a T y p e = " T e x t " > R e i n s p e c t i o n S e q u e n c e I n f o r m a t i o n < / R e i n s p e c t i o n S e q u e n c e I n f o r m a t i o n >   
          < C u r r e n t I n s p e c t i o n L i n e   E l e m e n t T y p e = " D a t a I t e m "   E l e m e n t I d = " 1 1 9 3 2 1 9 5 9 6 " >   
@@ -6770,7 +6774,7 @@
  
          < H o m e P a g e V a l u e > H o m e P a g e V a l u e < / H o m e P a g e V a l u e >   
-         < I n s p e c t i o n D e s c r i p t i o n > I n s p e c t i o n D e s c r i p t i o n < / I n s p e c t i o n D e s c r i p t i o n > +         < I n s p e c t i o n I n f o r m a t i o n > I n s p e c t i o n I n f o r m a t i o n < / I n s p e c t i o n I n f o r m a t i o n >   
          < I t e m D e s c r i p t i o n > I t e m D e s c r i p t i o n < / I t e m D e s c r i p t i o n >   
@@ -6847,6 +6851,8 @@
          < Q l t y I n s p e c t i o n _ S o u r c e _ V a r i a n t _ C o d e > Q l t y I n s p e c t i o n _ S o u r c e _ V a r i a n t _ C o d e < / Q l t y I n s p e c t i o n _ S o u r c e _ V a r i a n t _ C o d e >   
          < Q l t y I n s p e c t i o n _ S t a t u s > Q l t y I n s p e c t i o n _ S t a t u s < / Q l t y I n s p e c t i o n _ S t a t u s > + 
+         < R e i n s p e c t i o n S e q u e n c e I n f o r m a t i o n > R e i n s p e c t i o n S e q u e n c e I n f o r m a t i o n < / R e i n s p e c t i o n S e q u e n c e I n f o r m a t i o n >   
          < C u r r e n t I n s p e c t i o n L i n e >   

--- a/src/Apps/W1/Quality Management/app/src/Reports/QltyNonConformance.docx
+++ b/src/Apps/W1/Quality Management/app/src/Reports/QltyNonConformance.docx
@@ -6,69 +6,82 @@
       <w:tblPr>
         <w:tblStyle w:val="TableGrid"/>
         <w:tblW w:w="0" w:type="auto"/>
-        <w:tblLook w:val="0600" w:firstRow="0" w:lastRow="0" w:firstColumn="0" w:lastColumn="0" w:noHBand="1" w:noVBand="1"/>
+        <w:tblLayout w:type="fixed"/>
+        <w:tblLook w:val="04A0" w:firstRow="1" w:lastRow="0" w:firstColumn="1" w:lastColumn="0" w:noHBand="0" w:noVBand="1"/>
       </w:tblPr>
       <w:tblGrid>
-        <w:gridCol w:w="3420"/>
-        <w:gridCol w:w="2965"/>
-        <w:gridCol w:w="270"/>
-        <w:gridCol w:w="3801"/>
+        <w:gridCol w:w="2819"/>
+        <w:gridCol w:w="236"/>
+        <w:gridCol w:w="3724"/>
+        <w:gridCol w:w="236"/>
+        <w:gridCol w:w="3441"/>
       </w:tblGrid>
       <w:tr>
+        <w:trPr>
+          <w:cnfStyle w:val="100000000000" w:firstRow="1" w:lastRow="0" w:firstColumn="0" w:lastColumn="0" w:oddVBand="0" w:evenVBand="0" w:oddHBand="0" w:evenHBand="0" w:firstRowFirstColumn="0" w:firstRowLastColumn="0" w:lastRowFirstColumn="0" w:lastRowLastColumn="0"/>
+          <w:tblHeader/>
+        </w:trPr>
         <w:sdt>
           <w:sdtPr>
             <w:rPr>
-              <w:b/>
               <w:bCs/>
-              <w:lang w:val="da-DK"/>
             </w:rPr>
-            <w:alias w:val="TestDocumentNoLabel"/>
-            <w:tag w:val="#BC:InsertDataItem,Labels/TestDocumentNoLabel"/>
-            <w:id w:val="1226653660"/>
+            <w:alias w:val="InspectionLabel"/>
+            <w:tag w:val="#BC:InsertDataItem,Labels/InspectionLabel"/>
+            <w:id w:val="1793091244"/>
             <w:placeholder>
-              <w:docPart w:val="DefaultPlaceholder_-1854013440"/>
+              <w:docPart w:val="F4C688EB3CEF4B68950B4DAF91AE79AD"/>
             </w:placeholder>
-            <w:dataBinding w:prefixMappings="xmlns:ns0='urn:microsoft-dynamics-nav/reports/Qlty_Non_Conformance/20403/'" w:xpath="/ns0:NavWordReportXmlPart[1]/ns0:Labels[1]/ns0:TestDocumentNoLabel[1]" w:storeItemID="{FEA79526-4D1A-40E9-8DD9-C8C0D611AE53}"/>
+            <w:dataBinding w:prefixMappings="xmlns:ns0='urn:microsoft-dynamics-nav/reports/Qlty_Non_Conformance/20403/'" w:xpath="/ns0:NavWordReportXmlPart[1]/ns0:Labels[1]/ns0:InspectionLabel[1]" w:storeItemID="{FEA79526-4D1A-40E9-8DD9-C8C0D611AE53}"/>
             <w15:color w:val="808080"/>
             <w:text/>
           </w:sdtPr>
           <w:sdtContent>
             <w:tc>
               <w:tcPr>
-                <w:tcW w:w="3420" w:type="dxa"/>
+                <w:tcW w:w="2819" w:type="dxa"/>
                 <w:vAlign w:val="bottom"/>
               </w:tcPr>
               <w:p>
                 <w:pPr>
                   <w:rPr>
-                    <w:b/>
-                    <w:bCs/>
                     <w:lang w:val="da-DK"/>
                   </w:rPr>
                 </w:pPr>
+                <w:proofErr w:type="spellStart"/>
                 <w:r>
                   <w:rPr>
-                    <w:b/>
                     <w:bCs/>
-                    <w:lang w:val="da-DK"/>
                   </w:rPr>
-                  <w:t>TestDocumentNoLabel</w:t>
+                  <w:t>InspectionLabel</w:t>
                 </w:r>
+                <w:proofErr w:type="spellEnd"/>
               </w:p>
             </w:tc>
           </w:sdtContent>
         </w:sdt>
+        <w:tc>
+          <w:tcPr>
+            <w:tcW w:w="236" w:type="dxa"/>
+          </w:tcPr>
+          <w:p>
+            <w:pPr>
+              <w:rPr>
+                <w:bCs/>
+              </w:rPr>
+            </w:pPr>
+          </w:p>
+        </w:tc>
         <w:sdt>
           <w:sdtPr>
             <w:rPr>
-              <w:b/>
               <w:bCs/>
             </w:rPr>
             <w:alias w:val="ItemLabel"/>
             <w:tag w:val="#BC:InsertDataItem,Labels/ItemLabel"/>
-            <w:id w:val="-524102401"/>
+            <w:id w:val="498628940"/>
             <w:placeholder>
-              <w:docPart w:val="DefaultPlaceholder_-1854013440"/>
+              <w:docPart w:val="858F351521DF4288BC6DE84699C419B3"/>
             </w:placeholder>
             <w:dataBinding w:prefixMappings="xmlns:ns0='urn:microsoft-dynamics-nav/reports/Qlty_Non_Conformance/20403/'" w:xpath="/ns0:NavWordReportXmlPart[1]/ns0:Labels[1]/ns0:ItemLabel[1]" w:storeItemID="{FEA79526-4D1A-40E9-8DD9-C8C0D611AE53}"/>
             <w15:color w:val="808080"/>
@@ -77,19 +90,17 @@
           <w:sdtContent>
             <w:tc>
               <w:tcPr>
-                <w:tcW w:w="2965" w:type="dxa"/>
+                <w:tcW w:w="3724" w:type="dxa"/>
               </w:tcPr>
               <w:p>
                 <w:pPr>
                   <w:rPr>
-                    <w:b/>
-                    <w:bCs/>
+                    <w:rFonts w:asciiTheme="majorHAnsi" w:hAnsiTheme="majorHAnsi"/>
                   </w:rPr>
                 </w:pPr>
                 <w:proofErr w:type="spellStart"/>
                 <w:r>
                   <w:rPr>
-                    <w:b/>
                     <w:bCs/>
                   </w:rPr>
                   <w:t>ItemLabel</w:t>
@@ -101,41 +112,36 @@
         </w:sdt>
         <w:tc>
           <w:tcPr>
-            <w:tcW w:w="270" w:type="dxa"/>
+            <w:tcW w:w="236" w:type="dxa"/>
           </w:tcPr>
           <w:p>
             <w:pPr>
               <w:rPr>
-                <w:b/>
                 <w:bCs/>
-                <w:lang w:val="da-DK"/>
               </w:rPr>
             </w:pPr>
           </w:p>
         </w:tc>
         <w:tc>
           <w:tcPr>
-            <w:tcW w:w="3801" w:type="dxa"/>
+            <w:tcW w:w="3441" w:type="dxa"/>
           </w:tcPr>
           <w:p>
             <w:pPr>
               <w:rPr>
                 <w:rFonts w:asciiTheme="majorHAnsi" w:hAnsiTheme="majorHAnsi"/>
-                <w:b/>
-                <w:bCs/>
               </w:rPr>
             </w:pPr>
             <w:sdt>
               <w:sdtPr>
                 <w:rPr>
-                  <w:b/>
                   <w:bCs/>
                 </w:rPr>
                 <w:alias w:val="ItemTrackingLabel"/>
                 <w:tag w:val="#BC:InsertDataItem,Labels/ItemTrackingLabel"/>
-                <w:id w:val="-307089438"/>
+                <w:id w:val="-1559471266"/>
                 <w:placeholder>
-                  <w:docPart w:val="A86ED0CEAF4D4E0F9AAA18997757DE86"/>
+                  <w:docPart w:val="428D3C4CCBDB485A8D59B969546424A7"/>
                 </w:placeholder>
                 <w:dataBinding w:prefixMappings="xmlns:ns0='urn:microsoft-dynamics-nav/reports/Qlty_Non_Conformance/20403/'" w:xpath="/ns0:NavWordReportXmlPart[1]/ns0:Labels[1]/ns0:ItemTrackingLabel[1]" w:storeItemID="{FEA79526-4D1A-40E9-8DD9-C8C0D611AE53}"/>
                 <w15:color w:val="808080"/>
@@ -145,7 +151,6 @@
                 <w:proofErr w:type="spellStart"/>
                 <w:r>
                   <w:rPr>
-                    <w:b/>
                     <w:bCs/>
                   </w:rPr>
                   <w:t>ItemTrackingLabel</w:t>
@@ -159,18 +164,71 @@
       <w:tr>
         <w:tc>
           <w:tcPr>
-            <w:tcW w:w="3420" w:type="dxa"/>
-            <w:vAlign w:val="bottom"/>
+            <w:tcW w:w="2819" w:type="dxa"/>
+          </w:tcPr>
+          <w:p>
+            <w:sdt>
+              <w:sdtPr>
+                <w:alias w:val="QltyInspection_No"/>
+                <w:tag w:val="#BC:InsertDataItem,DataItems/CurrentInspection/QltyInspection_No"/>
+                <w:id w:val="1961220263"/>
+                <w:placeholder>
+                  <w:docPart w:val="E2D4A4A48373468D8032ECB70840F86C"/>
+                </w:placeholder>
+                <w:dataBinding w:prefixMappings="xmlns:ns0='urn:microsoft-dynamics-nav/reports/Qlty_Non_Conformance/20403/'" w:xpath="/ns0:NavWordReportXmlPart[1]/ns0:CurrentInspection[1]/ns0:QltyInspection_No[1]" w:storeItemID="{FEA79526-4D1A-40E9-8DD9-C8C0D611AE53}"/>
+                <w15:color w:val="808080"/>
+                <w:text/>
+              </w:sdtPr>
+              <w:sdtContent>
+                <w:proofErr w:type="spellStart"/>
+                <w:r>
+                  <w:t>QltyInspection_No</w:t>
+                </w:r>
+                <w:proofErr w:type="spellEnd"/>
+              </w:sdtContent>
+            </w:sdt>
+            <w:r>
+              <w:t xml:space="preserve"> </w:t>
+            </w:r>
+            <w:sdt>
+              <w:sdtPr>
+                <w:alias w:val="ReinspectionSequenceInformation"/>
+                <w:tag w:val="#BC:InsertDataItem,DataItems/CurrentInspection/ReinspectionSequenceInformation"/>
+                <w:id w:val="-602108974"/>
+                <w:placeholder>
+                  <w:docPart w:val="BB78FB1BCA5149F09DEE4B03B8954F17"/>
+                </w:placeholder>
+                <w15:dataBinding w:prefixMappings="xmlns:ns0='urn:microsoft-dynamics-nav/reports/Qlty_Certificate_of_Analysis/20401/' " w:xpath="/ns0:NavWordReportXmlPart[1]/ns0:CurrentInspection[1]/ns0:ReinspectionSequenceInformation[1]" w:storeItemID="{F00BF611-06BA-436C-902A-C0D5E8DF929B}"/>
+              </w:sdtPr>
+              <w:sdtContent>
+                <w:proofErr w:type="spellStart"/>
+                <w:r>
+                  <w:t>ReinspectionSequenceInformation</w:t>
+                </w:r>
+                <w:proofErr w:type="spellEnd"/>
+              </w:sdtContent>
+            </w:sdt>
+          </w:p>
+        </w:tc>
+        <w:tc>
+          <w:tcPr>
+            <w:tcW w:w="236" w:type="dxa"/>
+          </w:tcPr>
+          <w:p/>
+        </w:tc>
+        <w:tc>
+          <w:tcPr>
+            <w:tcW w:w="3724" w:type="dxa"/>
           </w:tcPr>
           <w:sdt>
             <w:sdtPr>
-              <w:alias w:val="QltyInspection_No"/>
-              <w:tag w:val="#BC:InsertDataItem,DataItems/CurrentInspection/QltyInspection_No"/>
-              <w:id w:val="51897518"/>
+              <w:alias w:val="ItemDescription"/>
+              <w:tag w:val="#BC:InsertDataItem,DataItems/CurrentInspection/ItemDescription"/>
+              <w:id w:val="1230270698"/>
               <w:placeholder>
-                <w:docPart w:val="4CD485E0EFE547179D19D00D24E4F2F1"/>
+                <w:docPart w:val="93E7ED20B3614802BFAF41B2DEA0F634"/>
               </w:placeholder>
-              <w:dataBinding w:prefixMappings="xmlns:ns0='urn:microsoft-dynamics-nav/reports/Qlty_Non_Conformance/20403/'" w:xpath="/ns0:NavWordReportXmlPart[1]/ns0:CurrentInspection[1]/ns0:QltyInspection_No[1]" w:storeItemID="{FEA79526-4D1A-40E9-8DD9-C8C0D611AE53}"/>
+              <w:dataBinding w:prefixMappings="xmlns:ns0='urn:microsoft-dynamics-nav/reports/Qlty_Non_Conformance/20403/'" w:xpath="/ns0:NavWordReportXmlPart[1]/ns0:CurrentInspection[1]/ns0:ItemDescription[1]" w:storeItemID="{FEA79526-4D1A-40E9-8DD9-C8C0D611AE53}"/>
               <w15:color w:val="808080"/>
               <w:text/>
             </w:sdtPr>
@@ -178,45 +236,136 @@
               <w:p>
                 <w:proofErr w:type="spellStart"/>
                 <w:r>
-                  <w:t>QltyInspection_No</w:t>
+                  <w:t>ItemDescription</w:t>
                 </w:r>
                 <w:proofErr w:type="spellEnd"/>
               </w:p>
             </w:sdtContent>
           </w:sdt>
         </w:tc>
+        <w:tc>
+          <w:tcPr>
+            <w:tcW w:w="236" w:type="dxa"/>
+          </w:tcPr>
+          <w:p/>
+        </w:tc>
+        <w:tc>
+          <w:tcPr>
+            <w:tcW w:w="3441" w:type="dxa"/>
+          </w:tcPr>
+          <w:sdt>
+            <w:sdtPr>
+              <w:alias w:val="ItemTrackingDescription"/>
+              <w:tag w:val="#BC:InsertDataItem,DataItems/CurrentInspection/ItemTrackingDescription"/>
+              <w:id w:val="-1388635032"/>
+              <w:placeholder>
+                <w:docPart w:val="B78D9227BEB54F85BD25C35C6BBB0357"/>
+              </w:placeholder>
+              <w:dataBinding w:prefixMappings="xmlns:ns0='urn:microsoft-dynamics-nav/reports/Qlty_Non_Conformance/20403/'" w:xpath="/ns0:NavWordReportXmlPart[1]/ns0:CurrentInspection[1]/ns0:ItemTrackingDescription[1]" w:storeItemID="{FEA79526-4D1A-40E9-8DD9-C8C0D611AE53}"/>
+              <w15:color w:val="808080"/>
+              <w:text/>
+            </w:sdtPr>
+            <w:sdtContent>
+              <w:p>
+                <w:proofErr w:type="spellStart"/>
+                <w:r>
+                  <w:t>ItemTrackingDescription</w:t>
+                </w:r>
+                <w:proofErr w:type="spellEnd"/>
+              </w:p>
+            </w:sdtContent>
+          </w:sdt>
+        </w:tc>
+      </w:tr>
+      <w:tr>
+        <w:tc>
+          <w:tcPr>
+            <w:tcW w:w="2819" w:type="dxa"/>
+          </w:tcPr>
+          <w:p>
+            <w:pPr>
+              <w:rPr>
+                <w:sz w:val="16"/>
+                <w:szCs w:val="16"/>
+              </w:rPr>
+            </w:pPr>
+          </w:p>
+        </w:tc>
+        <w:tc>
+          <w:tcPr>
+            <w:tcW w:w="236" w:type="dxa"/>
+          </w:tcPr>
+          <w:p>
+            <w:pPr>
+              <w:rPr>
+                <w:sz w:val="16"/>
+                <w:szCs w:val="16"/>
+              </w:rPr>
+            </w:pPr>
+          </w:p>
+        </w:tc>
+        <w:tc>
+          <w:tcPr>
+            <w:tcW w:w="3724" w:type="dxa"/>
+          </w:tcPr>
+          <w:p>
+            <w:pPr>
+              <w:rPr>
+                <w:sz w:val="16"/>
+                <w:szCs w:val="16"/>
+              </w:rPr>
+            </w:pPr>
+          </w:p>
+        </w:tc>
+        <w:tc>
+          <w:tcPr>
+            <w:tcW w:w="236" w:type="dxa"/>
+          </w:tcPr>
+          <w:p>
+            <w:pPr>
+              <w:rPr>
+                <w:sz w:val="16"/>
+                <w:szCs w:val="16"/>
+              </w:rPr>
+            </w:pPr>
+          </w:p>
+        </w:tc>
+        <w:tc>
+          <w:tcPr>
+            <w:tcW w:w="3441" w:type="dxa"/>
+          </w:tcPr>
+          <w:p>
+            <w:pPr>
+              <w:rPr>
+                <w:sz w:val="16"/>
+                <w:szCs w:val="16"/>
+              </w:rPr>
+            </w:pPr>
+          </w:p>
+        </w:tc>
+      </w:tr>
+      <w:tr>
         <w:sdt>
           <w:sdtPr>
-            <w:rPr>
-              <w:rFonts w:cs="Segoe UI"/>
-            </w:rPr>
-            <w:alias w:val="ItemDescription"/>
-            <w:tag w:val="#BC:InsertDataItem,DataItems/CurrentInspection/ItemDescription"/>
-            <w:id w:val="-417326594"/>
+            <w:alias w:val="InspectionInformation"/>
+            <w:tag w:val="#BC:InsertDataItem,DataItems/CurrentInspection/InspectionInformation"/>
+            <w:id w:val="-289510379"/>
             <w:placeholder>
-              <w:docPart w:val="47DF5FC31C7C45ABB782A11281AB91EA"/>
+              <w:docPart w:val="CA9E1FFD447A4997AC966F3E99012D04"/>
             </w:placeholder>
-            <w:dataBinding w:prefixMappings="xmlns:ns0='urn:microsoft-dynamics-nav/reports/Qlty_Non_Conformance/20403/'" w:xpath="/ns0:NavWordReportXmlPart[1]/ns0:CurrentInspection[1]/ns0:ItemDescription[1]" w:storeItemID="{FEA79526-4D1A-40E9-8DD9-C8C0D611AE53}"/>
+            <w:dataBinding w:prefixMappings="xmlns:ns0='urn:microsoft-dynamics-nav/reports/Qlty_Non_Conformance/20403/'" w:xpath="/ns0:NavWordReportXmlPart[1]/ns0:CurrentInspection[1]/ns0:InspectionInformation[1]" w:storeItemID="{FEA79526-4D1A-40E9-8DD9-C8C0D611AE53}"/>
             <w15:color w:val="808080"/>
             <w:text/>
           </w:sdtPr>
           <w:sdtContent>
             <w:tc>
               <w:tcPr>
-                <w:tcW w:w="2965" w:type="dxa"/>
+                <w:tcW w:w="2819" w:type="dxa"/>
               </w:tcPr>
               <w:p>
-                <w:pPr>
-                  <w:rPr>
-                    <w:rFonts w:asciiTheme="minorHAnsi" w:hAnsiTheme="minorHAnsi"/>
-                  </w:rPr>
-                </w:pPr>
                 <w:proofErr w:type="spellStart"/>
                 <w:r>
-                  <w:rPr>
-                    <w:rFonts w:cs="Segoe UI"/>
-                  </w:rPr>
-                  <w:t>ItemDescription</w:t>
+                  <w:t>InspectionInformation</w:t>
                 </w:r>
                 <w:proofErr w:type="spellEnd"/>
               </w:p>
@@ -225,195 +374,27 @@
         </w:sdt>
         <w:tc>
           <w:tcPr>
-            <w:tcW w:w="270" w:type="dxa"/>
-          </w:tcPr>
-          <w:p/>
-        </w:tc>
-        <w:sdt>
-          <w:sdtPr>
-            <w:alias w:val="ItemTrackingDescription"/>
-            <w:tag w:val="#BC:InsertDataItem,DataItems/CurrentInspection/ItemTrackingDescription"/>
-            <w:id w:val="-1500492688"/>
-            <w:placeholder>
-              <w:docPart w:val="B0E657B2B0E7427AAD59D6827BD660D4"/>
-            </w:placeholder>
-            <w:dataBinding w:prefixMappings="xmlns:ns0='urn:microsoft-dynamics-nav/reports/Qlty_Non_Conformance/20403/'" w:xpath="/ns0:NavWordReportXmlPart[1]/ns0:CurrentInspection[1]/ns0:ItemTrackingDescription[1]" w:storeItemID="{FEA79526-4D1A-40E9-8DD9-C8C0D611AE53}"/>
-            <w15:color w:val="808080"/>
-            <w:text/>
-          </w:sdtPr>
-          <w:sdtContent>
-            <w:tc>
-              <w:tcPr>
-                <w:tcW w:w="3801" w:type="dxa"/>
-              </w:tcPr>
-              <w:p>
-                <w:pPr>
-                  <w:rPr>
-                    <w:rFonts w:asciiTheme="minorHAnsi" w:hAnsiTheme="minorHAnsi"/>
-                  </w:rPr>
-                </w:pPr>
-                <w:proofErr w:type="spellStart"/>
-                <w:r>
-                  <w:t>ItemTrackingDescription</w:t>
-                </w:r>
-                <w:proofErr w:type="spellEnd"/>
-              </w:p>
-            </w:tc>
-          </w:sdtContent>
-        </w:sdt>
-      </w:tr>
-    </w:tbl>
-    <w:p/>
-    <w:tbl>
-      <w:tblPr>
-        <w:tblStyle w:val="TableGrid"/>
-        <w:tblW w:w="0" w:type="auto"/>
-        <w:tblLook w:val="0620" w:firstRow="1" w:lastRow="0" w:firstColumn="0" w:lastColumn="0" w:noHBand="1" w:noVBand="1"/>
-      </w:tblPr>
-      <w:tblGrid>
-        <w:gridCol w:w="3420"/>
-        <w:gridCol w:w="2965"/>
-        <w:gridCol w:w="270"/>
-        <w:gridCol w:w="3801"/>
-      </w:tblGrid>
-      <w:tr>
-        <w:trPr>
-          <w:cnfStyle w:val="100000000000" w:firstRow="1" w:lastRow="0" w:firstColumn="0" w:lastColumn="0" w:oddVBand="0" w:evenVBand="0" w:oddHBand="0" w:evenHBand="0" w:firstRowFirstColumn="0" w:firstRowLastColumn="0" w:lastRowFirstColumn="0" w:lastRowLastColumn="0"/>
-        </w:trPr>
-        <w:sdt>
-          <w:sdtPr>
-            <w:alias w:val="InspectionLabel"/>
-            <w:tag w:val="#BC:InsertDataItem,Labels/InspectionLabel"/>
-            <w:id w:val="-1682124586"/>
-            <w:placeholder>
-              <w:docPart w:val="DefaultPlaceholder_-1854013440"/>
-            </w:placeholder>
-            <w:dataBinding w:prefixMappings="xmlns:ns0='urn:microsoft-dynamics-nav/reports/Qlty_Non_Conformance/20403/'" w:xpath="/ns0:NavWordReportXmlPart[1]/ns0:Labels[1]/ns0:InspectionLabel[1]" w:storeItemID="{FEA79526-4D1A-40E9-8DD9-C8C0D611AE53}"/>
-            <w15:color w:val="808080"/>
-            <w:text/>
-          </w:sdtPr>
-          <w:sdtContent>
-            <w:tc>
-              <w:tcPr>
-                <w:tcW w:w="3420" w:type="dxa"/>
-              </w:tcPr>
-              <w:p>
-                <w:proofErr w:type="spellStart"/>
-                <w:r>
-                  <w:t>InspectionLabel</w:t>
-                </w:r>
-                <w:proofErr w:type="spellEnd"/>
-              </w:p>
-            </w:tc>
-          </w:sdtContent>
-        </w:sdt>
-        <w:tc>
-          <w:tcPr>
-            <w:tcW w:w="2965" w:type="dxa"/>
-          </w:tcPr>
-          <w:p>
-            <w:pPr>
-              <w:rPr>
-                <w:rFonts w:asciiTheme="minorHAnsi" w:hAnsiTheme="minorHAnsi"/>
-                <w:b w:val="0"/>
-              </w:rPr>
-            </w:pPr>
-          </w:p>
-        </w:tc>
-        <w:tc>
-          <w:tcPr>
-            <w:tcW w:w="270" w:type="dxa"/>
-          </w:tcPr>
-          <w:p>
-            <w:pPr>
-              <w:rPr>
-                <w:b w:val="0"/>
-              </w:rPr>
-            </w:pPr>
-          </w:p>
-        </w:tc>
-        <w:tc>
-          <w:tcPr>
-            <w:tcW w:w="3801" w:type="dxa"/>
-          </w:tcPr>
-          <w:p>
-            <w:pPr>
-              <w:rPr>
-                <w:rFonts w:asciiTheme="minorHAnsi" w:hAnsiTheme="minorHAnsi"/>
-                <w:b w:val="0"/>
-              </w:rPr>
-            </w:pPr>
-          </w:p>
-        </w:tc>
-      </w:tr>
-      <w:tr>
-        <w:sdt>
-          <w:sdtPr>
-            <w:rPr>
-              <w:rFonts w:cs="Segoe UI"/>
-            </w:rPr>
-            <w:alias w:val="InspectionDescription"/>
-            <w:tag w:val="#BC:InsertDataItem,DataItems/CurrentInspection/InspectionDescription"/>
-            <w:id w:val="967165468"/>
-            <w:placeholder>
-              <w:docPart w:val="DefaultPlaceholder_-1854013440"/>
-            </w:placeholder>
-            <w:dataBinding w:prefixMappings="xmlns:ns0='urn:microsoft-dynamics-nav/reports/Qlty_Non_Conformance/20403/'" w:xpath="/ns0:NavWordReportXmlPart[1]/ns0:CurrentInspection[1]/ns0:InspectionDescription[1]" w:storeItemID="{FEA79526-4D1A-40E9-8DD9-C8C0D611AE53}"/>
-            <w15:color w:val="808080"/>
-            <w:text/>
-          </w:sdtPr>
-          <w:sdtContent>
-            <w:tc>
-              <w:tcPr>
-                <w:tcW w:w="3420" w:type="dxa"/>
-              </w:tcPr>
-              <w:p>
-                <w:pPr>
-                  <w:rPr>
-                    <w:rFonts w:asciiTheme="minorHAnsi" w:hAnsiTheme="minorHAnsi"/>
-                  </w:rPr>
-                </w:pPr>
-                <w:proofErr w:type="spellStart"/>
-                <w:r>
-                  <w:rPr>
-                    <w:rFonts w:cs="Segoe UI"/>
-                  </w:rPr>
-                  <w:t>InspectionDescription</w:t>
-                </w:r>
-                <w:proofErr w:type="spellEnd"/>
-              </w:p>
-            </w:tc>
-          </w:sdtContent>
-        </w:sdt>
-        <w:tc>
-          <w:tcPr>
-            <w:tcW w:w="2965" w:type="dxa"/>
-          </w:tcPr>
-          <w:p>
-            <w:pPr>
-              <w:rPr>
-                <w:rFonts w:asciiTheme="minorHAnsi" w:hAnsiTheme="minorHAnsi"/>
-              </w:rPr>
-            </w:pPr>
-          </w:p>
-        </w:tc>
-        <w:tc>
-          <w:tcPr>
-            <w:tcW w:w="270" w:type="dxa"/>
+            <w:tcW w:w="236" w:type="dxa"/>
           </w:tcPr>
           <w:p/>
         </w:tc>
         <w:tc>
           <w:tcPr>
-            <w:tcW w:w="3801" w:type="dxa"/>
+            <w:tcW w:w="3724" w:type="dxa"/>
           </w:tcPr>
-          <w:p>
-            <w:pPr>
-              <w:rPr>
-                <w:rFonts w:asciiTheme="minorHAnsi" w:hAnsiTheme="minorHAnsi"/>
-              </w:rPr>
-            </w:pPr>
-          </w:p>
+          <w:p/>
+        </w:tc>
+        <w:tc>
+          <w:tcPr>
+            <w:tcW w:w="236" w:type="dxa"/>
+          </w:tcPr>
+          <w:p/>
+        </w:tc>
+        <w:tc>
+          <w:tcPr>
+            <w:tcW w:w="3441" w:type="dxa"/>
+          </w:tcPr>
+          <w:p/>
         </w:tc>
       </w:tr>
     </w:tbl>
@@ -421,24 +402,25 @@
     <w:tbl>
       <w:tblPr>
         <w:tblStyle w:val="PlainTable5"/>
-        <w:tblW w:w="10483" w:type="dxa"/>
+        <w:tblW w:w="10488" w:type="dxa"/>
         <w:tblLayout w:type="fixed"/>
         <w:tblLook w:val="0420" w:firstRow="1" w:lastRow="0" w:firstColumn="0" w:lastColumn="0" w:noHBand="0" w:noVBand="1"/>
       </w:tblPr>
       <w:tblGrid>
         <w:gridCol w:w="236"/>
-        <w:gridCol w:w="3192"/>
-        <w:gridCol w:w="3377"/>
-        <w:gridCol w:w="3377"/>
-        <w:gridCol w:w="301"/>
+        <w:gridCol w:w="3634"/>
+        <w:gridCol w:w="2935"/>
+        <w:gridCol w:w="3447"/>
+        <w:gridCol w:w="236"/>
       </w:tblGrid>
       <w:tr>
         <w:trPr>
           <w:cnfStyle w:val="100000000000" w:firstRow="1" w:lastRow="0" w:firstColumn="0" w:lastColumn="0" w:oddVBand="0" w:evenVBand="0" w:oddHBand="0" w:evenHBand="0" w:firstRowFirstColumn="0" w:firstRowLastColumn="0" w:lastRowFirstColumn="0" w:lastRowLastColumn="0"/>
+          <w:tblHeader/>
         </w:trPr>
         <w:tc>
           <w:tcPr>
-            <w:tcW w:w="86" w:type="dxa"/>
+            <w:tcW w:w="236" w:type="dxa"/>
           </w:tcPr>
           <w:p/>
         </w:tc>
@@ -448,20 +430,20 @@
               <w:b/>
               <w:bCs/>
             </w:rPr>
-            <w:alias w:val="FieldLabel"/>
-            <w:tag w:val="#BC:InsertDataItem,Labels/FieldLabel"/>
+            <w:alias w:val="TestLabel"/>
+            <w:tag w:val="#BC:InsertDataItem,Labels/TestLabel"/>
             <w:id w:val="1698126415"/>
             <w:placeholder>
               <w:docPart w:val="DefaultPlaceholder_-1854013440"/>
             </w:placeholder>
-            <w:dataBinding w:prefixMappings="xmlns:ns0='urn:microsoft-dynamics-nav/reports/Qlty_Non_Conformance/20403/'" w:xpath="/ns0:NavWordReportXmlPart[1]/ns0:Labels[1]/ns0:FieldLabel[1]" w:storeItemID="{FEA79526-4D1A-40E9-8DD9-C8C0D611AE53}"/>
+            <w:dataBinding w:prefixMappings="xmlns:ns0='urn:microsoft-dynamics-nav/reports/Qlty_Non_Conformance/20403/'" w:xpath="/ns0:NavWordReportXmlPart[1]/ns0:Labels[1]/ns0:TestLabel[1]" w:storeItemID="{FEA79526-4D1A-40E9-8DD9-C8C0D611AE53}"/>
             <w15:color w:val="808080"/>
             <w:text/>
           </w:sdtPr>
           <w:sdtContent>
             <w:tc>
               <w:tcPr>
-                <w:tcW w:w="3240" w:type="dxa"/>
+                <w:tcW w:w="3634" w:type="dxa"/>
               </w:tcPr>
               <w:p>
                 <w:proofErr w:type="spellStart"/>
@@ -472,7 +454,7 @@
                     <w:i w:val="0"/>
                     <w:iCs w:val="0"/>
                   </w:rPr>
-                  <w:t>FieldLabel</w:t>
+                  <w:t>TestLabel</w:t>
                 </w:r>
                 <w:proofErr w:type="spellEnd"/>
               </w:p>
@@ -484,21 +466,23 @@
             <w:rPr>
               <w:b/>
               <w:bCs/>
+              <w:i w:val="0"/>
+              <w:iCs w:val="0"/>
             </w:rPr>
-            <w:alias w:val="ResultLabel"/>
-            <w:tag w:val="#BC:InsertDataItem,Labels/ResultLabel"/>
+            <w:alias w:val="TestValueLabel"/>
+            <w:tag w:val="#BC:InsertDataItem,Labels/TestValueLabel"/>
             <w:id w:val="673853277"/>
             <w:placeholder>
               <w:docPart w:val="B62181B43AD2425FBE8E0A4246FC8717"/>
             </w:placeholder>
-            <w:dataBinding w:prefixMappings="xmlns:ns0='urn:microsoft-dynamics-nav/reports/Qlty_Non_Conformance/20403/'" w:xpath="/ns0:NavWordReportXmlPart[1]/ns0:Labels[1]/ns0:ResultLabel[1]" w:storeItemID="{FEA79526-4D1A-40E9-8DD9-C8C0D611AE53}"/>
+            <w:dataBinding w:prefixMappings="xmlns:ns0='urn:microsoft-dynamics-nav/reports/Qlty_Non_Conformance/20403/'" w:xpath="/ns0:NavWordReportXmlPart[1]/ns0:Labels[1]/ns0:TestValueLabel[1]" w:storeItemID="{FEA79526-4D1A-40E9-8DD9-C8C0D611AE53}"/>
             <w15:color w:val="808080"/>
             <w:text/>
           </w:sdtPr>
           <w:sdtContent>
             <w:tc>
               <w:tcPr>
-                <w:tcW w:w="3427" w:type="dxa"/>
+                <w:tcW w:w="2935" w:type="dxa"/>
               </w:tcPr>
               <w:p>
                 <w:pPr>
@@ -510,6 +494,7 @@
                     <w:iCs w:val="0"/>
                   </w:rPr>
                 </w:pPr>
+                <w:proofErr w:type="spellStart"/>
                 <w:r>
                   <w:rPr>
                     <w:b/>
@@ -517,8 +502,18 @@
                     <w:i w:val="0"/>
                     <w:iCs w:val="0"/>
                   </w:rPr>
-                  <w:t>ResultLabel</w:t>
+                  <w:t>TestValue</w:t>
                 </w:r>
+                <w:r>
+                  <w:rPr>
+                    <w:b/>
+                    <w:bCs/>
+                    <w:i w:val="0"/>
+                    <w:iCs w:val="0"/>
+                  </w:rPr>
+                  <w:t>Label</w:t>
+                </w:r>
+                <w:proofErr w:type="spellEnd"/>
               </w:p>
             </w:tc>
           </w:sdtContent>
@@ -542,7 +537,7 @@
           <w:sdtContent>
             <w:tc>
               <w:tcPr>
-                <w:tcW w:w="3427" w:type="dxa"/>
+                <w:tcW w:w="3447" w:type="dxa"/>
               </w:tcPr>
               <w:p>
                 <w:pPr>
@@ -554,6 +549,7 @@
                     <w:iCs w:val="0"/>
                   </w:rPr>
                 </w:pPr>
+                <w:proofErr w:type="spellStart"/>
                 <w:r>
                   <w:rPr>
                     <w:b/>
@@ -563,13 +559,14 @@
                   </w:rPr>
                   <w:t>EnteredByLabel</w:t>
                 </w:r>
+                <w:proofErr w:type="spellEnd"/>
               </w:p>
             </w:tc>
           </w:sdtContent>
         </w:sdt>
         <w:tc>
           <w:tcPr>
-            <w:tcW w:w="302" w:type="dxa"/>
+            <w:tcW w:w="236" w:type="dxa"/>
           </w:tcPr>
           <w:p>
             <w:pPr>
@@ -613,13 +610,13 @@
                 </w:trPr>
                 <w:tc>
                   <w:tcPr>
-                    <w:tcW w:w="86" w:type="dxa"/>
+                    <w:tcW w:w="236" w:type="dxa"/>
                   </w:tcPr>
                   <w:p/>
                 </w:tc>
                 <w:tc>
                   <w:tcPr>
-                    <w:tcW w:w="3427" w:type="dxa"/>
+                    <w:tcW w:w="10016" w:type="dxa"/>
                     <w:gridSpan w:val="3"/>
                   </w:tcPr>
                   <w:tbl>
@@ -630,8 +627,8 @@
                       <w:tblLook w:val="0480" w:firstRow="0" w:lastRow="0" w:firstColumn="1" w:lastColumn="0" w:noHBand="0" w:noVBand="1"/>
                     </w:tblPr>
                     <w:tblGrid>
-                      <w:gridCol w:w="3075"/>
-                      <w:gridCol w:w="3420"/>
+                      <w:gridCol w:w="3522"/>
+                      <w:gridCol w:w="2973"/>
                       <w:gridCol w:w="3599"/>
                     </w:tblGrid>
                     <w:tr>
@@ -640,7 +637,7 @@
                       </w:trPr>
                       <w:tc>
                         <w:tcPr>
-                          <w:tcW w:w="3075" w:type="dxa"/>
+                          <w:tcW w:w="3522" w:type="dxa"/>
                         </w:tcPr>
                         <w:p>
                           <w:pPr>
@@ -722,7 +719,7 @@
                         <w:sdtContent>
                           <w:tc>
                             <w:tcPr>
-                              <w:tcW w:w="3420" w:type="dxa"/>
+                              <w:tcW w:w="2973" w:type="dxa"/>
                             </w:tcPr>
                             <w:p>
                               <w:pPr>
@@ -854,7 +851,7 @@
                 </w:tc>
                 <w:tc>
                   <w:tcPr>
-                    <w:tcW w:w="302" w:type="dxa"/>
+                    <w:tcW w:w="236" w:type="dxa"/>
                   </w:tcPr>
                   <w:p>
                     <w:pPr>
@@ -881,31 +878,30 @@
     <w:tbl>
       <w:tblPr>
         <w:tblStyle w:val="TableGrid"/>
+        <w:tblpPr w:leftFromText="180" w:rightFromText="180" w:vertAnchor="text" w:horzAnchor="margin" w:tblpY="157"/>
         <w:tblW w:w="0" w:type="auto"/>
         <w:tblCellMar>
           <w:left w:w="0" w:type="dxa"/>
-          <w:bottom w:w="29" w:type="dxa"/>
           <w:right w:w="0" w:type="dxa"/>
         </w:tblCellMar>
         <w:tblLook w:val="04A0" w:firstRow="1" w:lastRow="0" w:firstColumn="1" w:lastColumn="0" w:noHBand="0" w:noVBand="1"/>
       </w:tblPr>
       <w:tblGrid>
         <w:gridCol w:w="4680"/>
-        <w:gridCol w:w="630"/>
+        <w:gridCol w:w="720"/>
         <w:gridCol w:w="5040"/>
       </w:tblGrid>
       <w:tr>
         <w:trPr>
           <w:cnfStyle w:val="100000000000" w:firstRow="1" w:lastRow="0" w:firstColumn="0" w:lastColumn="0" w:oddVBand="0" w:evenVBand="0" w:oddHBand="0" w:evenHBand="0" w:firstRowFirstColumn="0" w:firstRowLastColumn="0" w:lastRowFirstColumn="0" w:lastRowLastColumn="0"/>
-          <w:trHeight w:val="269"/>
+          <w:trHeight w:val="65"/>
         </w:trPr>
         <w:tc>
           <w:tcPr>
             <w:tcW w:w="4680" w:type="dxa"/>
             <w:tcBorders>
-              <w:bottom w:val="single" w:color="auto" w:sz="4" w:space="0"/>
+              <w:bottom w:val="single" w:color="000000" w:sz="8" w:space="0"/>
             </w:tcBorders>
-            <w:vAlign w:val="bottom"/>
           </w:tcPr>
           <w:p>
             <w:pPr>
@@ -923,7 +919,7 @@
                 <w:tag w:val="#BC:InsertDataItem,DataItems/CurrentInspection/QltyInspection_Finished_By_UserName"/>
                 <w:id w:val="1856689696"/>
                 <w:placeholder>
-                  <w:docPart w:val="5A08C22BDAF646B3BE0271859542F180"/>
+                  <w:docPart w:val="19892FF6B3944225916EAD80BD8AE52A"/>
                 </w:placeholder>
                 <w:dataBinding w:prefixMappings="xmlns:ns0='urn:microsoft-dynamics-nav/reports/Qlty_Non_Conformance/20403/'" w:xpath="/ns0:NavWordReportXmlPart[1]/ns0:CurrentInspection[1]/ns0:QltyInspection_Finished_By_UserName[1]" w:storeItemID="{FEA79526-4D1A-40E9-8DD9-C8C0D611AE53}"/>
                 <w15:color w:val="808080"/>
@@ -941,12 +937,18 @@
                 <w:proofErr w:type="spellEnd"/>
               </w:sdtContent>
             </w:sdt>
+            <w:r>
+              <w:rPr>
+                <w:b w:val="0"/>
+                <w:bCs/>
+              </w:rPr>
+              <w:tab/>
+            </w:r>
           </w:p>
         </w:tc>
         <w:tc>
           <w:tcPr>
-            <w:tcW w:w="630" w:type="dxa"/>
-            <w:vAlign w:val="center"/>
+            <w:tcW w:w="720" w:type="dxa"/>
           </w:tcPr>
           <w:p>
             <w:pPr>
@@ -975,9 +977,8 @@
               <w:tcPr>
                 <w:tcW w:w="5040" w:type="dxa"/>
                 <w:tcBorders>
-                  <w:bottom w:val="single" w:color="auto" w:sz="4" w:space="0"/>
+                  <w:bottom w:val="single" w:color="000000" w:sz="8" w:space="0"/>
                 </w:tcBorders>
-                <w:vAlign w:val="bottom"/>
               </w:tcPr>
               <w:p>
                 <w:pPr>
@@ -1003,41 +1004,41 @@
       </w:tr>
       <w:tr>
         <w:trPr>
-          <w:trHeight w:val="188"/>
+          <w:trHeight w:val="133"/>
         </w:trPr>
-        <w:tc>
-          <w:tcPr>
-            <w:tcW w:w="4680" w:type="dxa"/>
-            <w:tcBorders>
-              <w:top w:val="single" w:color="auto" w:sz="4" w:space="0"/>
-            </w:tcBorders>
-          </w:tcPr>
-          <w:p>
-            <w:pPr>
-              <w:rPr>
-                <w:rFonts w:asciiTheme="majorHAnsi" w:hAnsiTheme="majorHAnsi"/>
-                <w:szCs w:val="18"/>
-              </w:rPr>
-            </w:pPr>
-            <w:sdt>
-              <w:sdtPr>
-                <w:rPr>
-                  <w:rFonts w:asciiTheme="majorHAnsi" w:hAnsiTheme="majorHAnsi"/>
-                  <w:i/>
-                  <w:iCs/>
-                  <w:szCs w:val="18"/>
-                </w:rPr>
-                <w:alias w:val="FinishedByNameLabel"/>
-                <w:tag w:val="#BC:InsertDataItem,DataItems/CurrentInspection/FinishedByNameLabel"/>
-                <w:id w:val="-232240568"/>
-                <w:placeholder>
-                  <w:docPart w:val="6E3E92BAC843463E8B34059AC2ADCDD5"/>
-                </w:placeholder>
-                <w:dataBinding w:prefixMappings="xmlns:ns0='urn:microsoft-dynamics-nav/reports/Qlty_Non_Conformance/20403/'" w:xpath="/ns0:NavWordReportXmlPart[1]/ns0:CurrentInspection[1]/ns0:FinishedByNameLabel[1]" w:storeItemID="{FEA79526-4D1A-40E9-8DD9-C8C0D611AE53}"/>
-                <w15:color w:val="808080"/>
-                <w:text/>
-              </w:sdtPr>
-              <w:sdtContent>
+        <w:sdt>
+          <w:sdtPr>
+            <w:rPr>
+              <w:rFonts w:asciiTheme="majorHAnsi" w:hAnsiTheme="majorHAnsi"/>
+              <w:i/>
+              <w:iCs/>
+              <w:szCs w:val="18"/>
+            </w:rPr>
+            <w:alias w:val="FinishedByNameLabel"/>
+            <w:tag w:val="#BC:InsertDataItem,DataItems/CurrentInspection/FinishedByNameLabel"/>
+            <w:id w:val="-232240568"/>
+            <w:placeholder>
+              <w:docPart w:val="BE5BF4D76A974F86B0A274840B52559A"/>
+            </w:placeholder>
+            <w:dataBinding w:prefixMappings="xmlns:ns0='urn:microsoft-dynamics-nav/reports/Qlty_Non_Conformance/20403/'" w:xpath="/ns0:NavWordReportXmlPart[1]/ns0:CurrentInspection[1]/ns0:FinishedByNameLabel[1]" w:storeItemID="{FEA79526-4D1A-40E9-8DD9-C8C0D611AE53}"/>
+            <w15:color w:val="808080"/>
+            <w:text/>
+          </w:sdtPr>
+          <w:sdtContent>
+            <w:tc>
+              <w:tcPr>
+                <w:tcW w:w="4680" w:type="dxa"/>
+                <w:tcBorders>
+                  <w:top w:val="single" w:color="000000" w:sz="8" w:space="0"/>
+                </w:tcBorders>
+              </w:tcPr>
+              <w:p>
+                <w:pPr>
+                  <w:rPr>
+                    <w:rFonts w:asciiTheme="majorHAnsi" w:hAnsiTheme="majorHAnsi"/>
+                    <w:szCs w:val="18"/>
+                  </w:rPr>
+                </w:pPr>
                 <w:proofErr w:type="spellStart"/>
                 <w:r>
                   <w:rPr>
@@ -1049,14 +1050,13 @@
                   <w:t>FinishedByNameLabel</w:t>
                 </w:r>
                 <w:proofErr w:type="spellEnd"/>
-              </w:sdtContent>
-            </w:sdt>
-          </w:p>
-        </w:tc>
+              </w:p>
+            </w:tc>
+          </w:sdtContent>
+        </w:sdt>
         <w:tc>
           <w:tcPr>
-            <w:tcW w:w="630" w:type="dxa"/>
-            <w:vAlign w:val="center"/>
+            <w:tcW w:w="720" w:type="dxa"/>
           </w:tcPr>
           <w:p>
             <w:pPr>
@@ -1079,7 +1079,7 @@
             <w:tag w:val="#BC:InsertDataItem,DataItems/CurrentInspection/ApproverNameLabel"/>
             <w:id w:val="-1418404052"/>
             <w:placeholder>
-              <w:docPart w:val="386A05D0CD5747F9B0D474203FA45796"/>
+              <w:docPart w:val="B6BCEDE3F8764D7EB9A1036807DDF7A8"/>
             </w:placeholder>
             <w:dataBinding w:prefixMappings="xmlns:ns0='urn:microsoft-dynamics-nav/reports/Qlty_Non_Conformance/20403/'" w:xpath="/ns0:NavWordReportXmlPart[1]/ns0:CurrentInspection[1]/ns0:ApproverNameLabel[1]" w:storeItemID="{FEA79526-4D1A-40E9-8DD9-C8C0D611AE53}"/>
             <w15:color w:val="808080"/>
@@ -1090,7 +1090,7 @@
               <w:tcPr>
                 <w:tcW w:w="5040" w:type="dxa"/>
                 <w:tcBorders>
-                  <w:top w:val="single" w:color="auto" w:sz="4" w:space="0"/>
+                  <w:top w:val="single" w:color="000000" w:sz="8" w:space="0"/>
                 </w:tcBorders>
               </w:tcPr>
               <w:p>
@@ -1117,16 +1117,12 @@
         </w:sdt>
       </w:tr>
       <w:tr>
-        <w:trPr>
-          <w:trHeight w:val="432"/>
-        </w:trPr>
         <w:tc>
           <w:tcPr>
             <w:tcW w:w="4680" w:type="dxa"/>
             <w:tcBorders>
-              <w:bottom w:val="single" w:color="auto" w:sz="4" w:space="0"/>
+              <w:bottom w:val="single" w:color="auto" w:sz="8" w:space="0"/>
             </w:tcBorders>
-            <w:vAlign w:val="center"/>
           </w:tcPr>
           <w:p>
             <w:pPr>
@@ -1140,8 +1136,7 @@
         </w:tc>
         <w:tc>
           <w:tcPr>
-            <w:tcW w:w="630" w:type="dxa"/>
-            <w:vAlign w:val="center"/>
+            <w:tcW w:w="720" w:type="dxa"/>
           </w:tcPr>
           <w:p>
             <w:pPr>
@@ -1156,9 +1151,8 @@
           <w:tcPr>
             <w:tcW w:w="5040" w:type="dxa"/>
             <w:tcBorders>
-              <w:bottom w:val="single" w:color="auto" w:sz="4" w:space="0"/>
+              <w:bottom w:val="single" w:color="auto" w:sz="8" w:space="0"/>
             </w:tcBorders>
-            <w:vAlign w:val="center"/>
           </w:tcPr>
           <w:p>
             <w:pPr>
@@ -1172,9 +1166,6 @@
         </w:tc>
       </w:tr>
       <w:tr>
-        <w:trPr>
-          <w:trHeight w:val="251"/>
-        </w:trPr>
         <w:sdt>
           <w:sdtPr>
             <w:rPr>
@@ -1187,7 +1178,7 @@
             <w:tag w:val="#BC:InsertDataItem,DataItems/CurrentInspection/FinishedBySignatureLabel"/>
             <w:id w:val="-810949395"/>
             <w:placeholder>
-              <w:docPart w:val="F789E18365664799913CEE2C937A3551"/>
+              <w:docPart w:val="7C8F131FBE1F4347BC1486F174A8E5E3"/>
             </w:placeholder>
             <w:dataBinding w:prefixMappings="xmlns:ns0='urn:microsoft-dynamics-nav/reports/Qlty_Non_Conformance/20403/'" w:xpath="/ns0:NavWordReportXmlPart[1]/ns0:CurrentInspection[1]/ns0:FinishedBySignatureLabel[1]" w:storeItemID="{FEA79526-4D1A-40E9-8DD9-C8C0D611AE53}"/>
             <w15:color w:val="808080"/>
@@ -1198,7 +1189,7 @@
               <w:tcPr>
                 <w:tcW w:w="4680" w:type="dxa"/>
                 <w:tcBorders>
-                  <w:top w:val="single" w:color="auto" w:sz="4" w:space="0"/>
+                  <w:top w:val="single" w:color="auto" w:sz="8" w:space="0"/>
                 </w:tcBorders>
               </w:tcPr>
               <w:p>
@@ -1225,8 +1216,7 @@
         </w:sdt>
         <w:tc>
           <w:tcPr>
-            <w:tcW w:w="630" w:type="dxa"/>
-            <w:vAlign w:val="center"/>
+            <w:tcW w:w="720" w:type="dxa"/>
           </w:tcPr>
           <w:p>
             <w:pPr>
@@ -1249,7 +1239,7 @@
             <w:tag w:val="#BC:InsertDataItem,DataItems/CurrentInspection/ApproverSignatureLabel"/>
             <w:id w:val="-1201467873"/>
             <w:placeholder>
-              <w:docPart w:val="B59AB9A392F24C3BAE48065EC5108280"/>
+              <w:docPart w:val="10DBE63479F64B4A889C3C9BFD2A6D72"/>
             </w:placeholder>
             <w:dataBinding w:prefixMappings="xmlns:ns0='urn:microsoft-dynamics-nav/reports/Qlty_Non_Conformance/20403/'" w:xpath="/ns0:NavWordReportXmlPart[1]/ns0:CurrentInspection[1]/ns0:ApproverSignatureLabel[1]" w:storeItemID="{FEA79526-4D1A-40E9-8DD9-C8C0D611AE53}"/>
             <w15:color w:val="808080"/>
@@ -1260,7 +1250,7 @@
               <w:tcPr>
                 <w:tcW w:w="5040" w:type="dxa"/>
                 <w:tcBorders>
-                  <w:top w:val="single" w:color="auto" w:sz="4" w:space="0"/>
+                  <w:top w:val="single" w:color="auto" w:sz="8" w:space="0"/>
                 </w:tcBorders>
               </w:tcPr>
               <w:p>
@@ -1287,13 +1277,12 @@
         </w:sdt>
       </w:tr>
       <w:tr>
-        <w:trPr>
-          <w:trHeight w:val="207"/>
-        </w:trPr>
         <w:tc>
           <w:tcPr>
             <w:tcW w:w="4680" w:type="dxa"/>
-            <w:vAlign w:val="center"/>
+            <w:tcBorders>
+              <w:bottom w:val="single" w:color="auto" w:sz="8" w:space="0"/>
+            </w:tcBorders>
           </w:tcPr>
           <w:p>
             <w:pPr>
@@ -1304,49 +1293,6 @@
               </w:rPr>
             </w:pPr>
           </w:p>
-        </w:tc>
-        <w:tc>
-          <w:tcPr>
-            <w:tcW w:w="630" w:type="dxa"/>
-            <w:vAlign w:val="center"/>
-          </w:tcPr>
-          <w:p>
-            <w:pPr>
-              <w:rPr>
-                <w:rFonts w:asciiTheme="majorHAnsi" w:hAnsiTheme="majorHAnsi"/>
-                <w:szCs w:val="18"/>
-              </w:rPr>
-            </w:pPr>
-          </w:p>
-        </w:tc>
-        <w:tc>
-          <w:tcPr>
-            <w:tcW w:w="5040" w:type="dxa"/>
-            <w:vAlign w:val="center"/>
-          </w:tcPr>
-          <w:p>
-            <w:pPr>
-              <w:rPr>
-                <w:rFonts w:asciiTheme="majorHAnsi" w:hAnsiTheme="majorHAnsi"/>
-                <w:sz w:val="16"/>
-                <w:szCs w:val="16"/>
-              </w:rPr>
-            </w:pPr>
-          </w:p>
-        </w:tc>
-      </w:tr>
-      <w:tr>
-        <w:trPr>
-          <w:trHeight w:val="323"/>
-        </w:trPr>
-        <w:tc>
-          <w:tcPr>
-            <w:tcW w:w="4680" w:type="dxa"/>
-            <w:tcBorders>
-              <w:bottom w:val="single" w:color="auto" w:sz="4" w:space="0"/>
-            </w:tcBorders>
-            <w:vAlign w:val="bottom"/>
-          </w:tcPr>
           <w:sdt>
             <w:sdtPr>
               <w:rPr>
@@ -1357,9 +1303,9 @@
               <w:tag w:val="#BC:InsertDataItem,DataItems/CurrentInspection/FinishedDateOnly"/>
               <w:id w:val="-1399746756"/>
               <w:placeholder>
-                <w:docPart w:val="81836F7AC7314FE1A2534FB2ABED2375"/>
+                <w:docPart w:val="9459E83DAC6847A78454B0A8B6496350"/>
               </w:placeholder>
-              <w:dataBinding w:prefixMappings="xmlns:ns0='urn:microsoft-dynamics-nav/reports/Qlty_Non_Conformance/20403/'" w:xpath="/ns0:NavWordReportXmlPart[1]/ns0:CurrentInspection[1]/ns0:FinishedDateOnly[1]" w:storeItemID="{FEA79526-4D1A-40E9-8DD9-C8C0D611AE53}"/>
+              <w:dataBinding w:prefixMappings="xmlns:ns0='urn:microsoft-dynamics-nav/reports/Qlty_Non_Conformance/20403/'" w:xpath="/ns0:NavWordReportXmlPart[1]/ns0:CurrentInspection[1]/ns0:FinishedDateOnly[1]" w:storeItemID="{F00BF611-06BA-436C-902A-C0D5E8DF929B}"/>
               <w15:color w:val="808080"/>
               <w:text/>
             </w:sdtPr>
@@ -1377,7 +1323,7 @@
                     <w:rFonts w:asciiTheme="majorHAnsi" w:hAnsiTheme="majorHAnsi"/>
                     <w:szCs w:val="18"/>
                   </w:rPr>
-                  <w:t>FinishedDateOnly</w:t>
+                  <w:t>QltyInspection_Finished_Date</w:t>
                 </w:r>
                 <w:proofErr w:type="spellEnd"/>
               </w:p>
@@ -1386,8 +1332,7 @@
         </w:tc>
         <w:tc>
           <w:tcPr>
-            <w:tcW w:w="630" w:type="dxa"/>
-            <w:vAlign w:val="center"/>
+            <w:tcW w:w="720" w:type="dxa"/>
           </w:tcPr>
           <w:p>
             <w:pPr>
@@ -1402,10 +1347,18 @@
           <w:tcPr>
             <w:tcW w:w="5040" w:type="dxa"/>
             <w:tcBorders>
-              <w:bottom w:val="single" w:color="auto" w:sz="4" w:space="0"/>
+              <w:bottom w:val="single" w:color="auto" w:sz="8" w:space="0"/>
             </w:tcBorders>
-            <w:vAlign w:val="bottom"/>
           </w:tcPr>
+          <w:p>
+            <w:pPr>
+              <w:rPr>
+                <w:rFonts w:asciiTheme="majorHAnsi" w:hAnsiTheme="majorHAnsi"/>
+                <w:sz w:val="16"/>
+                <w:szCs w:val="16"/>
+              </w:rPr>
+            </w:pPr>
+          </w:p>
           <w:sdt>
             <w:sdtPr>
               <w:rPr>
@@ -1416,9 +1369,9 @@
               <w:tag w:val="#BC:InsertDataItem,DataItems/CurrentInspection/FinishedDateOnly"/>
               <w:id w:val="-1795050066"/>
               <w:placeholder>
-                <w:docPart w:val="829CBC43443D400DB07E51128A724B44"/>
+                <w:docPart w:val="BD117D2BD6824ED68A3D3293DE66643C"/>
               </w:placeholder>
-              <w:dataBinding w:prefixMappings="xmlns:ns0='urn:microsoft-dynamics-nav/reports/Qlty_Non_Conformance/20403/'" w:xpath="/ns0:NavWordReportXmlPart[1]/ns0:CurrentInspection[1]/ns0:FinishedDateOnly[1]" w:storeItemID="{FEA79526-4D1A-40E9-8DD9-C8C0D611AE53}"/>
+              <w:dataBinding w:prefixMappings="xmlns:ns0='urn:microsoft-dynamics-nav/reports/Qlty_Non_Conformance/20403/'" w:xpath="/ns0:NavWordReportXmlPart[1]/ns0:CurrentInspection[1]/ns0:FinishedDateOnly[1]" w:storeItemID="{F00BF611-06BA-436C-902A-C0D5E8DF929B}"/>
               <w15:color w:val="808080"/>
               <w:text/>
             </w:sdtPr>
@@ -1436,7 +1389,7 @@
                     <w:rFonts w:asciiTheme="majorHAnsi" w:hAnsiTheme="majorHAnsi"/>
                     <w:szCs w:val="18"/>
                   </w:rPr>
-                  <w:t>FinishedDateOnly</w:t>
+                  <w:t>QltyInspection_Finished_Date</w:t>
                 </w:r>
                 <w:proofErr w:type="spellEnd"/>
               </w:p>
@@ -1446,13 +1399,13 @@
       </w:tr>
       <w:tr>
         <w:trPr>
-          <w:trHeight w:val="430"/>
+          <w:trHeight w:val="27"/>
         </w:trPr>
         <w:tc>
           <w:tcPr>
             <w:tcW w:w="4680" w:type="dxa"/>
             <w:tcBorders>
-              <w:top w:val="single" w:color="auto" w:sz="4" w:space="0"/>
+              <w:top w:val="single" w:color="auto" w:sz="8" w:space="0"/>
             </w:tcBorders>
           </w:tcPr>
           <w:sdt>
@@ -1467,7 +1420,7 @@
               <w:tag w:val="#BC:InsertDataItem,Labels/DateLabel"/>
               <w:id w:val="-1723212332"/>
               <w:placeholder>
-                <w:docPart w:val="A14797C87AA847D1A60A6D78AC699441"/>
+                <w:docPart w:val="33B89C5D5BF044D2B076E14386866B7D"/>
               </w:placeholder>
               <w:dataBinding w:prefixMappings="xmlns:ns0='urn:microsoft-dynamics-nav/reports/Qlty_Non_Conformance/20403/'" w:xpath="/ns0:NavWordReportXmlPart[1]/ns0:Labels[1]/ns0:DateLabel[1]" w:storeItemID="{FEA79526-4D1A-40E9-8DD9-C8C0D611AE53}"/>
               <w15:color w:val="808080"/>
@@ -1478,6 +1431,8 @@
                 <w:pPr>
                   <w:rPr>
                     <w:rFonts w:asciiTheme="majorHAnsi" w:hAnsiTheme="majorHAnsi"/>
+                    <w:i/>
+                    <w:iCs/>
                     <w:szCs w:val="18"/>
                   </w:rPr>
                 </w:pPr>
@@ -1498,8 +1453,7 @@
         </w:tc>
         <w:tc>
           <w:tcPr>
-            <w:tcW w:w="630" w:type="dxa"/>
-            <w:vAlign w:val="center"/>
+            <w:tcW w:w="720" w:type="dxa"/>
           </w:tcPr>
           <w:p>
             <w:pPr>
@@ -1514,7 +1468,7 @@
           <w:tcPr>
             <w:tcW w:w="5040" w:type="dxa"/>
             <w:tcBorders>
-              <w:top w:val="single" w:color="auto" w:sz="4" w:space="0"/>
+              <w:top w:val="single" w:color="auto" w:sz="8" w:space="0"/>
             </w:tcBorders>
           </w:tcPr>
           <w:sdt>
@@ -1529,7 +1483,7 @@
               <w:tag w:val="#BC:InsertDataItem,Labels/DateLabel"/>
               <w:id w:val="-933739439"/>
               <w:placeholder>
-                <w:docPart w:val="02341F58F5014C828C10A3F481616E84"/>
+                <w:docPart w:val="6937EF46696540FD83DB565E5A4EB89E"/>
               </w:placeholder>
               <w:dataBinding w:prefixMappings="xmlns:ns0='urn:microsoft-dynamics-nav/reports/Qlty_Non_Conformance/20403/'" w:xpath="/ns0:NavWordReportXmlPart[1]/ns0:Labels[1]/ns0:DateLabel[1]" w:storeItemID="{FEA79526-4D1A-40E9-8DD9-C8C0D611AE53}"/>
               <w15:color w:val="808080"/>
@@ -1540,6 +1494,8 @@
                 <w:pPr>
                   <w:rPr>
                     <w:rFonts w:asciiTheme="majorHAnsi" w:hAnsiTheme="majorHAnsi"/>
+                    <w:i/>
+                    <w:iCs/>
                     <w:szCs w:val="18"/>
                   </w:rPr>
                 </w:pPr>
@@ -1557,6 +1513,14 @@
               </w:p>
             </w:sdtContent>
           </w:sdt>
+          <w:p>
+            <w:pPr>
+              <w:rPr>
+                <w:rFonts w:asciiTheme="majorHAnsi" w:hAnsiTheme="majorHAnsi"/>
+                <w:szCs w:val="18"/>
+              </w:rPr>
+            </w:pPr>
+          </w:p>
         </w:tc>
       </w:tr>
     </w:tbl>
@@ -1568,12 +1532,10 @@
       </w:pPr>
     </w:p>
     <w:sectPr>
-      <w:headerReference w:type="even" r:id="rId9"/>
-      <w:headerReference w:type="default" r:id="rId10"/>
-      <w:footerReference w:type="even" r:id="rId11"/>
-      <w:footerReference w:type="default" r:id="rId12"/>
-      <w:headerReference w:type="first" r:id="rId13"/>
-      <w:footerReference w:type="first" r:id="rId14"/>
+      <w:headerReference w:type="default" r:id="rId9"/>
+      <w:footerReference w:type="default" r:id="rId10"/>
+      <w:headerReference w:type="first" r:id="rId11"/>
+      <w:footerReference w:type="first" r:id="rId12"/>
       <w:pgSz w:w="11906" w:h="16838" w:code="9"/>
       <w:pgMar w:top="1890" w:right="720" w:bottom="1440" w:left="720" w:header="180" w:footer="0" w:gutter="0"/>
       <w:cols w:space="708"/>
@@ -1611,16 +1573,6 @@
 
 <file path=word/footer1.xml><?xml version="1.0" encoding="utf-8"?>
 <w:ftr xmlns:wpc="http://schemas.microsoft.com/office/word/2010/wordprocessingCanvas" xmlns:cx="http://schemas.microsoft.com/office/drawing/2014/chartex" xmlns:cx1="http://schemas.microsoft.com/office/drawing/2015/9/8/chartex" xmlns:cx2="http://schemas.microsoft.com/office/drawing/2015/10/21/chartex" xmlns:cx3="http://schemas.microsoft.com/office/drawing/2016/5/9/chartex" xmlns:cx4="http://schemas.microsoft.com/office/drawing/2016/5/10/chartex" xmlns:cx5="http://schemas.microsoft.com/office/drawing/2016/5/11/chartex" xmlns:cx6="http://schemas.microsoft.com/office/drawing/2016/5/12/chartex" xmlns:cx7="http://schemas.microsoft.com/office/drawing/2016/5/13/chartex" xmlns:cx8="http://schemas.microsoft.com/office/drawing/2016/5/14/chartex" xmlns:mc="http://schemas.openxmlformats.org/markup-compatibility/2006" xmlns:aink="http://schemas.microsoft.com/office/drawing/2016/ink" xmlns:am3d="http://schemas.microsoft.com/office/drawing/2017/model3d" xmlns:o="urn:schemas-microsoft-com:office:office" xmlns:oel="http://schemas.microsoft.com/office/2019/extlst" xmlns:r="http://schemas.openxmlformats.org/officeDocument/2006/relationships" xmlns:m="http://schemas.openxmlformats.org/officeDocument/2006/math" xmlns:v="urn:schemas-microsoft-com:vml" xmlns:wp14="http://schemas.microsoft.com/office/word/2010/wordprocessingDrawing" xmlns:wp="http://schemas.openxmlformats.org/drawingml/2006/wordprocessingDrawing" xmlns:w10="urn:schemas-microsoft-com:office:word" xmlns:w="http://schemas.openxmlformats.org/wordprocessingml/2006/main" xmlns:w14="http://schemas.microsoft.com/office/word/2010/wordml" xmlns:w15="http://schemas.microsoft.com/office/word/2012/wordml" xmlns:w16cex="http://schemas.microsoft.com/office/word/2018/wordml/cex" xmlns:w16cid="http://schemas.microsoft.com/office/word/2016/wordml/cid" xmlns:w16="http://schemas.microsoft.com/office/word/2018/wordml" xmlns:w16du="http://schemas.microsoft.com/office/word/2023/wordml/word16du" xmlns:w16sdtdh="http://schemas.microsoft.com/office/word/2020/wordml/sdtdatahash" xmlns:w16sdtfl="http://schemas.microsoft.com/office/word/2024/wordml/sdtformatlock" xmlns:w16se="http://schemas.microsoft.com/office/word/2015/wordml/symex" xmlns:wpg="http://schemas.microsoft.com/office/word/2010/wordprocessingGroup" xmlns:wpi="http://schemas.microsoft.com/office/word/2010/wordprocessingInk" xmlns:wne="http://schemas.microsoft.com/office/word/2006/wordml" xmlns:wps="http://schemas.microsoft.com/office/word/2010/wordprocessingShape" mc:Ignorable="w14 w15 w16se w16cid w16 w16cex w16sdtdh w16sdtfl w16du wp14">
-  <w:p>
-    <w:pPr>
-      <w:pStyle w:val="Footer"/>
-    </w:pPr>
-  </w:p>
-</w:ftr>
-</file>
-
-<file path=word/footer2.xml><?xml version="1.0" encoding="utf-8"?>
-<w:ftr xmlns:wpc="http://schemas.microsoft.com/office/word/2010/wordprocessingCanvas" xmlns:cx="http://schemas.microsoft.com/office/drawing/2014/chartex" xmlns:cx1="http://schemas.microsoft.com/office/drawing/2015/9/8/chartex" xmlns:cx2="http://schemas.microsoft.com/office/drawing/2015/10/21/chartex" xmlns:cx3="http://schemas.microsoft.com/office/drawing/2016/5/9/chartex" xmlns:cx4="http://schemas.microsoft.com/office/drawing/2016/5/10/chartex" xmlns:cx5="http://schemas.microsoft.com/office/drawing/2016/5/11/chartex" xmlns:cx6="http://schemas.microsoft.com/office/drawing/2016/5/12/chartex" xmlns:cx7="http://schemas.microsoft.com/office/drawing/2016/5/13/chartex" xmlns:cx8="http://schemas.microsoft.com/office/drawing/2016/5/14/chartex" xmlns:mc="http://schemas.openxmlformats.org/markup-compatibility/2006" xmlns:aink="http://schemas.microsoft.com/office/drawing/2016/ink" xmlns:am3d="http://schemas.microsoft.com/office/drawing/2017/model3d" xmlns:o="urn:schemas-microsoft-com:office:office" xmlns:oel="http://schemas.microsoft.com/office/2019/extlst" xmlns:r="http://schemas.openxmlformats.org/officeDocument/2006/relationships" xmlns:m="http://schemas.openxmlformats.org/officeDocument/2006/math" xmlns:v="urn:schemas-microsoft-com:vml" xmlns:wp14="http://schemas.microsoft.com/office/word/2010/wordprocessingDrawing" xmlns:wp="http://schemas.openxmlformats.org/drawingml/2006/wordprocessingDrawing" xmlns:w10="urn:schemas-microsoft-com:office:word" xmlns:w="http://schemas.openxmlformats.org/wordprocessingml/2006/main" xmlns:w14="http://schemas.microsoft.com/office/word/2010/wordml" xmlns:w15="http://schemas.microsoft.com/office/word/2012/wordml" xmlns:w16cex="http://schemas.microsoft.com/office/word/2018/wordml/cex" xmlns:w16cid="http://schemas.microsoft.com/office/word/2016/wordml/cid" xmlns:w16="http://schemas.microsoft.com/office/word/2018/wordml" xmlns:w16du="http://schemas.microsoft.com/office/word/2023/wordml/word16du" xmlns:w16sdtdh="http://schemas.microsoft.com/office/word/2020/wordml/sdtdatahash" xmlns:w16sdtfl="http://schemas.microsoft.com/office/word/2024/wordml/sdtformatlock" xmlns:w16se="http://schemas.microsoft.com/office/word/2015/wordml/symex" xmlns:wpg="http://schemas.microsoft.com/office/word/2010/wordprocessingGroup" xmlns:wpi="http://schemas.microsoft.com/office/word/2010/wordprocessingInk" xmlns:wne="http://schemas.microsoft.com/office/word/2006/wordml" xmlns:wps="http://schemas.microsoft.com/office/word/2010/wordprocessingShape" mc:Ignorable="w14 w15 w16se w16cid w16 w16cex w16sdtdh w16sdtfl w16du wp14">
   <w:sdt>
     <w:sdtPr>
       <w:id w:val="1775671828"/>
@@ -1641,11 +1593,36 @@
           <w:pStyle w:val="Style1"/>
           <w:jc w:val="right"/>
         </w:pPr>
+        <w:sdt>
+          <w:sdtPr>
+            <w:rPr>
+              <w:rStyle w:val="SidetalpaginaChar"/>
+            </w:rPr>
+            <w:alias w:val="PageLabel"/>
+            <w:tag w:val="#BC:InsertDataItem,Labels/PageLabel"/>
+            <w:id w:val="1630272676"/>
+            <w:placeholder>
+              <w:docPart w:val="4DE21086ED5D42B8A272652EAA3E84B3"/>
+            </w:placeholder>
+            <w:dataBinding w:prefixMappings="xmlns:ns0='urn:microsoft-dynamics-nav/reports/Qlty_Non_Conformance/20403/'" w:xpath="/ns0:NavWordReportXmlPart[1]/ns0:Labels[1]/ns0:PageLabel[1]" w:storeItemID="{FEA79526-4D1A-40E9-8DD9-C8C0D611AE53}"/>
+            <w:text/>
+          </w:sdtPr>
+          <w:sdtContent>
+            <w:proofErr w:type="spellStart"/>
+            <w:r>
+              <w:rPr>
+                <w:rStyle w:val="SidetalpaginaChar"/>
+              </w:rPr>
+              <w:t>PageLabel</w:t>
+            </w:r>
+            <w:proofErr w:type="spellEnd"/>
+          </w:sdtContent>
+        </w:sdt>
         <w:r>
           <w:rPr>
             <w:rStyle w:val="SidetalpaginaChar"/>
           </w:rPr>
-          <w:t xml:space="preserve">Page </w:t>
+          <w:t xml:space="preserve"> </w:t>
         </w:r>
         <w:r>
           <w:rPr>
@@ -1681,7 +1658,19 @@
           <w:rPr>
             <w:rStyle w:val="SidetalpaginaChar"/>
           </w:rPr>
-          <w:t xml:space="preserve"> of </w:t>
+          <w:t xml:space="preserve"> </w:t>
+        </w:r>
+        <w:r>
+          <w:rPr>
+            <w:rStyle w:val="SidetalpaginaChar"/>
+          </w:rPr>
+          <w:t>/</w:t>
+        </w:r>
+        <w:r>
+          <w:rPr>
+            <w:rStyle w:val="SidetalpaginaChar"/>
+          </w:rPr>
+          <w:t xml:space="preserve"> </w:t>
         </w:r>
         <w:r>
           <w:rPr>
@@ -1734,7 +1723,7 @@
 </w:ftr>
 </file>
 
-<file path=word/footer3.xml><?xml version="1.0" encoding="utf-8"?>
+<file path=word/footer2.xml><?xml version="1.0" encoding="utf-8"?>
 <w:ftr xmlns:wpc="http://schemas.microsoft.com/office/word/2010/wordprocessingCanvas" xmlns:cx="http://schemas.microsoft.com/office/drawing/2014/chartex" xmlns:cx1="http://schemas.microsoft.com/office/drawing/2015/9/8/chartex" xmlns:cx2="http://schemas.microsoft.com/office/drawing/2015/10/21/chartex" xmlns:cx3="http://schemas.microsoft.com/office/drawing/2016/5/9/chartex" xmlns:cx4="http://schemas.microsoft.com/office/drawing/2016/5/10/chartex" xmlns:cx5="http://schemas.microsoft.com/office/drawing/2016/5/11/chartex" xmlns:cx6="http://schemas.microsoft.com/office/drawing/2016/5/12/chartex" xmlns:cx7="http://schemas.microsoft.com/office/drawing/2016/5/13/chartex" xmlns:cx8="http://schemas.microsoft.com/office/drawing/2016/5/14/chartex" xmlns:mc="http://schemas.openxmlformats.org/markup-compatibility/2006" xmlns:aink="http://schemas.microsoft.com/office/drawing/2016/ink" xmlns:am3d="http://schemas.microsoft.com/office/drawing/2017/model3d" xmlns:o="urn:schemas-microsoft-com:office:office" xmlns:oel="http://schemas.microsoft.com/office/2019/extlst" xmlns:r="http://schemas.openxmlformats.org/officeDocument/2006/relationships" xmlns:m="http://schemas.openxmlformats.org/officeDocument/2006/math" xmlns:v="urn:schemas-microsoft-com:vml" xmlns:wp14="http://schemas.microsoft.com/office/word/2010/wordprocessingDrawing" xmlns:wp="http://schemas.openxmlformats.org/drawingml/2006/wordprocessingDrawing" xmlns:w10="urn:schemas-microsoft-com:office:word" xmlns:w="http://schemas.openxmlformats.org/wordprocessingml/2006/main" xmlns:w14="http://schemas.microsoft.com/office/word/2010/wordml" xmlns:w15="http://schemas.microsoft.com/office/word/2012/wordml" xmlns:w16cex="http://schemas.microsoft.com/office/word/2018/wordml/cex" xmlns:w16cid="http://schemas.microsoft.com/office/word/2016/wordml/cid" xmlns:w16="http://schemas.microsoft.com/office/word/2018/wordml" xmlns:w16du="http://schemas.microsoft.com/office/word/2023/wordml/word16du" xmlns:w16sdtdh="http://schemas.microsoft.com/office/word/2020/wordml/sdtdatahash" xmlns:w16sdtfl="http://schemas.microsoft.com/office/word/2024/wordml/sdtformatlock" xmlns:w16se="http://schemas.microsoft.com/office/word/2015/wordml/symex" xmlns:wpg="http://schemas.microsoft.com/office/word/2010/wordprocessingGroup" xmlns:wpi="http://schemas.microsoft.com/office/word/2010/wordprocessingInk" xmlns:wne="http://schemas.microsoft.com/office/word/2006/wordml" xmlns:wps="http://schemas.microsoft.com/office/word/2010/wordprocessingShape" mc:Ignorable="w14 w15 w16se w16cid w16 w16cex w16sdtdh w16sdtfl w16du wp14">
   <w:tbl>
     <w:tblPr>
@@ -1809,9 +1798,11 @@
               <w:vAlign w:val="center"/>
             </w:tcPr>
             <w:p>
+              <w:proofErr w:type="spellStart"/>
               <w:r>
                 <w:t>PhoneNoLabel</w:t>
               </w:r>
+              <w:proofErr w:type="spellEnd"/>
             </w:p>
           </w:tc>
         </w:sdtContent>
@@ -1835,9 +1826,11 @@
               <w:vAlign w:val="center"/>
             </w:tcPr>
             <w:p>
+              <w:proofErr w:type="spellStart"/>
               <w:r>
                 <w:t>EmailLabel</w:t>
               </w:r>
+              <w:proofErr w:type="spellEnd"/>
             </w:p>
           </w:tc>
         </w:sdtContent>
@@ -1962,11 +1955,36 @@
               </w:rPr>
             </w:sdtEndPr>
             <w:sdtContent>
+              <w:sdt>
+                <w:sdtPr>
+                  <w:rPr>
+                    <w:rStyle w:val="SidetalpaginaChar"/>
+                  </w:rPr>
+                  <w:alias w:val="PageLabel"/>
+                  <w:tag w:val="#BC:InsertDataItem,Labels/PageLabel"/>
+                  <w:id w:val="-2060774807"/>
+                  <w:placeholder>
+                    <w:docPart w:val="FF7D0256A8984BD29F777DD6EE89EAA4"/>
+                  </w:placeholder>
+                  <w:dataBinding w:prefixMappings="xmlns:ns0='urn:microsoft-dynamics-nav/reports/Qlty_Non_Conformance/20403/'" w:xpath="/ns0:NavWordReportXmlPart[1]/ns0:Labels[1]/ns0:PageLabel[1]" w:storeItemID="{FEA79526-4D1A-40E9-8DD9-C8C0D611AE53}"/>
+                  <w:text/>
+                </w:sdtPr>
+                <w:sdtContent>
+                  <w:proofErr w:type="spellStart"/>
+                  <w:r>
+                    <w:rPr>
+                      <w:rStyle w:val="SidetalpaginaChar"/>
+                    </w:rPr>
+                    <w:t>PageLabel</w:t>
+                  </w:r>
+                  <w:proofErr w:type="spellEnd"/>
+                </w:sdtContent>
+              </w:sdt>
               <w:r>
                 <w:rPr>
                   <w:rStyle w:val="SidetalpaginaChar"/>
                 </w:rPr>
-                <w:t xml:space="preserve">Page </w:t>
+                <w:t xml:space="preserve"> </w:t>
               </w:r>
               <w:r>
                 <w:rPr>
@@ -2002,7 +2020,19 @@
                 <w:rPr>
                   <w:rStyle w:val="SidetalpaginaChar"/>
                 </w:rPr>
-                <w:t xml:space="preserve"> of </w:t>
+                <w:t xml:space="preserve"> </w:t>
+              </w:r>
+              <w:r>
+                <w:rPr>
+                  <w:rStyle w:val="SidetalpaginaChar"/>
+                </w:rPr>
+                <w:t>/</w:t>
+              </w:r>
+              <w:r>
+                <w:rPr>
+                  <w:rStyle w:val="SidetalpaginaChar"/>
+                </w:rPr>
+                <w:t xml:space="preserve"> </w:t>
               </w:r>
               <w:r>
                 <w:rPr>
@@ -2074,16 +2104,6 @@
 </file>
 
 <file path=word/header1.xml><?xml version="1.0" encoding="utf-8"?>
-<w:hdr xmlns:wpc="http://schemas.microsoft.com/office/word/2010/wordprocessingCanvas" xmlns:cx="http://schemas.microsoft.com/office/drawing/2014/chartex" xmlns:cx1="http://schemas.microsoft.com/office/drawing/2015/9/8/chartex" xmlns:cx2="http://schemas.microsoft.com/office/drawing/2015/10/21/chartex" xmlns:cx3="http://schemas.microsoft.com/office/drawing/2016/5/9/chartex" xmlns:cx4="http://schemas.microsoft.com/office/drawing/2016/5/10/chartex" xmlns:cx5="http://schemas.microsoft.com/office/drawing/2016/5/11/chartex" xmlns:cx6="http://schemas.microsoft.com/office/drawing/2016/5/12/chartex" xmlns:cx7="http://schemas.microsoft.com/office/drawing/2016/5/13/chartex" xmlns:cx8="http://schemas.microsoft.com/office/drawing/2016/5/14/chartex" xmlns:mc="http://schemas.openxmlformats.org/markup-compatibility/2006" xmlns:aink="http://schemas.microsoft.com/office/drawing/2016/ink" xmlns:am3d="http://schemas.microsoft.com/office/drawing/2017/model3d" xmlns:o="urn:schemas-microsoft-com:office:office" xmlns:oel="http://schemas.microsoft.com/office/2019/extlst" xmlns:r="http://schemas.openxmlformats.org/officeDocument/2006/relationships" xmlns:m="http://schemas.openxmlformats.org/officeDocument/2006/math" xmlns:v="urn:schemas-microsoft-com:vml" xmlns:wp14="http://schemas.microsoft.com/office/word/2010/wordprocessingDrawing" xmlns:wp="http://schemas.openxmlformats.org/drawingml/2006/wordprocessingDrawing" xmlns:w10="urn:schemas-microsoft-com:office:word" xmlns:w="http://schemas.openxmlformats.org/wordprocessingml/2006/main" xmlns:w14="http://schemas.microsoft.com/office/word/2010/wordml" xmlns:w15="http://schemas.microsoft.com/office/word/2012/wordml" xmlns:w16cex="http://schemas.microsoft.com/office/word/2018/wordml/cex" xmlns:w16cid="http://schemas.microsoft.com/office/word/2016/wordml/cid" xmlns:w16="http://schemas.microsoft.com/office/word/2018/wordml" xmlns:w16du="http://schemas.microsoft.com/office/word/2023/wordml/word16du" xmlns:w16sdtdh="http://schemas.microsoft.com/office/word/2020/wordml/sdtdatahash" xmlns:w16sdtfl="http://schemas.microsoft.com/office/word/2024/wordml/sdtformatlock" xmlns:w16se="http://schemas.microsoft.com/office/word/2015/wordml/symex" xmlns:wpg="http://schemas.microsoft.com/office/word/2010/wordprocessingGroup" xmlns:wpi="http://schemas.microsoft.com/office/word/2010/wordprocessingInk" xmlns:wne="http://schemas.microsoft.com/office/word/2006/wordml" xmlns:wps="http://schemas.microsoft.com/office/word/2010/wordprocessingShape" mc:Ignorable="w14 w15 w16se w16cid w16 w16cex w16sdtdh w16sdtfl w16du wp14">
-  <w:p>
-    <w:pPr>
-      <w:pStyle w:val="Header"/>
-    </w:pPr>
-  </w:p>
-</w:hdr>
-</file>
-
-<file path=word/header2.xml><?xml version="1.0" encoding="utf-8"?>
 <w:hdr xmlns:wpc="http://schemas.microsoft.com/office/word/2010/wordprocessingCanvas" xmlns:cx="http://schemas.microsoft.com/office/drawing/2014/chartex" xmlns:cx1="http://schemas.microsoft.com/office/drawing/2015/9/8/chartex" xmlns:cx2="http://schemas.microsoft.com/office/drawing/2015/10/21/chartex" xmlns:cx3="http://schemas.microsoft.com/office/drawing/2016/5/9/chartex" xmlns:cx4="http://schemas.microsoft.com/office/drawing/2016/5/10/chartex" xmlns:cx5="http://schemas.microsoft.com/office/drawing/2016/5/11/chartex" xmlns:cx6="http://schemas.microsoft.com/office/drawing/2016/5/12/chartex" xmlns:cx7="http://schemas.microsoft.com/office/drawing/2016/5/13/chartex" xmlns:cx8="http://schemas.microsoft.com/office/drawing/2016/5/14/chartex" xmlns:mc="http://schemas.openxmlformats.org/markup-compatibility/2006" xmlns:aink="http://schemas.microsoft.com/office/drawing/2016/ink" xmlns:am3d="http://schemas.microsoft.com/office/drawing/2017/model3d" xmlns:o="urn:schemas-microsoft-com:office:office" xmlns:oel="http://schemas.microsoft.com/office/2019/extlst" xmlns:r="http://schemas.openxmlformats.org/officeDocument/2006/relationships" xmlns:m="http://schemas.openxmlformats.org/officeDocument/2006/math" xmlns:v="urn:schemas-microsoft-com:vml" xmlns:wp14="http://schemas.microsoft.com/office/word/2010/wordprocessingDrawing" xmlns:wp="http://schemas.openxmlformats.org/drawingml/2006/wordprocessingDrawing" xmlns:w10="urn:schemas-microsoft-com:office:word" xmlns:w="http://schemas.openxmlformats.org/wordprocessingml/2006/main" xmlns:w14="http://schemas.microsoft.com/office/word/2010/wordml" xmlns:w15="http://schemas.microsoft.com/office/word/2012/wordml" xmlns:w16cex="http://schemas.microsoft.com/office/word/2018/wordml/cex" xmlns:w16cid="http://schemas.microsoft.com/office/word/2016/wordml/cid" xmlns:w16="http://schemas.microsoft.com/office/word/2018/wordml" xmlns:w16du="http://schemas.microsoft.com/office/word/2023/wordml/word16du" xmlns:w16sdtdh="http://schemas.microsoft.com/office/word/2020/wordml/sdtdatahash" xmlns:w16sdtfl="http://schemas.microsoft.com/office/word/2024/wordml/sdtformatlock" xmlns:w16se="http://schemas.microsoft.com/office/word/2015/wordml/symex" xmlns:wpg="http://schemas.microsoft.com/office/word/2010/wordprocessingGroup" xmlns:wpi="http://schemas.microsoft.com/office/word/2010/wordprocessingInk" xmlns:wne="http://schemas.microsoft.com/office/word/2006/wordml" xmlns:wps="http://schemas.microsoft.com/office/word/2010/wordprocessingShape" mc:Ignorable="w14 w15 w16se w16cid w16 w16cex w16sdtdh w16sdtfl w16du wp14">
   <w:p/>
   <w:tbl>
@@ -2187,6 +2207,115 @@
         </w:sdtContent>
       </w:sdt>
     </w:tr>
+    <w:tr>
+      <w:tc>
+        <w:tcPr>
+          <w:tcW w:w="5228" w:type="dxa"/>
+        </w:tcPr>
+        <w:sdt>
+          <w:sdtPr>
+            <w:alias w:val="QltyInspection_No"/>
+            <w:tag w:val="#BC:InsertDataItem,DataItems/CurrentInspection/QltyInspection_No"/>
+            <w:id w:val="-846173727"/>
+            <w:placeholder>
+              <w:docPart w:val="ABF8A5C86D584E2FBC35CD99FC593E01"/>
+            </w:placeholder>
+            <w:dataBinding w:prefixMappings="xmlns:ns0='urn:microsoft-dynamics-nav/reports/Qlty_Non_Conformance/20403/'" w:xpath="/ns0:NavWordReportXmlPart[1]/ns0:CurrentInspection[1]/ns0:QltyInspection_No[1]" w:storeItemID="{FEA79526-4D1A-40E9-8DD9-C8C0D611AE53}"/>
+            <w15:color w:val="808080"/>
+            <w:text/>
+          </w:sdtPr>
+          <w:sdtContent>
+            <w:p>
+              <w:pPr>
+                <w:rPr>
+                  <w:rStyle w:val="Strong"/>
+                  <w:b w:val="0"/>
+                  <w:bCs w:val="0"/>
+                </w:rPr>
+              </w:pPr>
+              <w:proofErr w:type="spellStart"/>
+              <w:r>
+                <w:t>QltyInspection_No</w:t>
+              </w:r>
+              <w:proofErr w:type="spellEnd"/>
+            </w:p>
+          </w:sdtContent>
+        </w:sdt>
+      </w:tc>
+      <w:tc>
+        <w:tcPr>
+          <w:tcW w:w="5228" w:type="dxa"/>
+        </w:tcPr>
+        <w:p>
+          <w:pPr>
+            <w:pStyle w:val="Header"/>
+            <w:jc w:val="right"/>
+            <w:rPr>
+              <w:rStyle w:val="Strong"/>
+              <w:bCs w:val="0"/>
+            </w:rPr>
+          </w:pPr>
+        </w:p>
+      </w:tc>
+    </w:tr>
+    <w:tr>
+      <w:sdt>
+        <w:sdtPr>
+          <w:rPr>
+            <w:rFonts w:eastAsia="Aptos" w:cs="Times New Roman"/>
+            <w:b w:val="0"/>
+            <w:bCs/>
+          </w:rPr>
+          <w:alias w:val="ReinspectionSequenceInformation"/>
+          <w:tag w:val="#BC:InsertDataItem,DataItems/CurrentInspection/ReinspectionSequenceInformation"/>
+          <w:id w:val="2112705256"/>
+          <w:placeholder>
+            <w:docPart w:val="2C66BB5EC77246CB80F223D6F2024470"/>
+          </w:placeholder>
+          <w15:dataBinding w:prefixMappings="xmlns:ns0='urn:microsoft-dynamics-nav/reports/Qlty_Certificate_of_Analysis/20401/' " w:xpath="/ns0:NavWordReportXmlPart[1]/ns0:CurrentInspection[1]/ns0:ReinspectionSequenceInformation[1]" w:storeItemID="{F00BF611-06BA-436C-902A-C0D5E8DF929B}"/>
+        </w:sdtPr>
+        <w:sdtContent>
+          <w:tc>
+            <w:tcPr>
+              <w:tcW w:w="5228" w:type="dxa"/>
+            </w:tcPr>
+            <w:p>
+              <w:pPr>
+                <w:pStyle w:val="Headerfooterheadings"/>
+                <w:rPr>
+                  <w:rStyle w:val="Strong"/>
+                  <w:bCs w:val="0"/>
+                </w:rPr>
+              </w:pPr>
+              <w:proofErr w:type="spellStart"/>
+              <w:r>
+                <w:rPr>
+                  <w:rFonts w:eastAsia="Aptos" w:cs="Times New Roman"/>
+                  <w:b w:val="0"/>
+                </w:rPr>
+                <w:t>ReinspectionSequenceInformation</w:t>
+              </w:r>
+              <w:proofErr w:type="spellEnd"/>
+            </w:p>
+          </w:tc>
+        </w:sdtContent>
+      </w:sdt>
+      <w:tc>
+        <w:tcPr>
+          <w:tcW w:w="5228" w:type="dxa"/>
+        </w:tcPr>
+        <w:p>
+          <w:pPr>
+            <w:pStyle w:val="Header"/>
+            <w:jc w:val="right"/>
+            <w:rPr>
+              <w:rStyle w:val="Strong"/>
+              <w:bCs w:val="0"/>
+            </w:rPr>
+          </w:pPr>
+        </w:p>
+      </w:tc>
+    </w:tr>
   </w:tbl>
   <w:p>
     <w:pPr>
@@ -2201,7 +2330,7 @@
 </w:hdr>
 </file>
 
-<file path=word/header3.xml><?xml version="1.0" encoding="utf-8"?>
+<file path=word/header2.xml><?xml version="1.0" encoding="utf-8"?>
 <w:hdr xmlns:a="http://schemas.openxmlformats.org/drawingml/2006/main" xmlns:pic="http://schemas.openxmlformats.org/drawingml/2006/picture" xmlns:a14="http://schemas.microsoft.com/office/drawing/2010/main" xmlns:wpc="http://schemas.microsoft.com/office/word/2010/wordprocessingCanvas" xmlns:cx="http://schemas.microsoft.com/office/drawing/2014/chartex" xmlns:cx1="http://schemas.microsoft.com/office/drawing/2015/9/8/chartex" xmlns:cx2="http://schemas.microsoft.com/office/drawing/2015/10/21/chartex" xmlns:cx3="http://schemas.microsoft.com/office/drawing/2016/5/9/chartex" xmlns:cx4="http://schemas.microsoft.com/office/drawing/2016/5/10/chartex" xmlns:cx5="http://schemas.microsoft.com/office/drawing/2016/5/11/chartex" xmlns:cx6="http://schemas.microsoft.com/office/drawing/2016/5/12/chartex" xmlns:cx7="http://schemas.microsoft.com/office/drawing/2016/5/13/chartex" xmlns:cx8="http://schemas.microsoft.com/office/drawing/2016/5/14/chartex" xmlns:mc="http://schemas.openxmlformats.org/markup-compatibility/2006" xmlns:aink="http://schemas.microsoft.com/office/drawing/2016/ink" xmlns:am3d="http://schemas.microsoft.com/office/drawing/2017/model3d" xmlns:o="urn:schemas-microsoft-com:office:office" xmlns:oel="http://schemas.microsoft.com/office/2019/extlst" xmlns:r="http://schemas.openxmlformats.org/officeDocument/2006/relationships" xmlns:m="http://schemas.openxmlformats.org/officeDocument/2006/math" xmlns:v="urn:schemas-microsoft-com:vml" xmlns:wp14="http://schemas.microsoft.com/office/word/2010/wordprocessingDrawing" xmlns:wp="http://schemas.openxmlformats.org/drawingml/2006/wordprocessingDrawing" xmlns:w10="urn:schemas-microsoft-com:office:word" xmlns:w="http://schemas.openxmlformats.org/wordprocessingml/2006/main" xmlns:w14="http://schemas.microsoft.com/office/word/2010/wordml" xmlns:w15="http://schemas.microsoft.com/office/word/2012/wordml" xmlns:w16cex="http://schemas.microsoft.com/office/word/2018/wordml/cex" xmlns:w16cid="http://schemas.microsoft.com/office/word/2016/wordml/cid" xmlns:w16="http://schemas.microsoft.com/office/word/2018/wordml" xmlns:w16du="http://schemas.microsoft.com/office/word/2023/wordml/word16du" xmlns:w16sdtdh="http://schemas.microsoft.com/office/word/2020/wordml/sdtdatahash" xmlns:w16sdtfl="http://schemas.microsoft.com/office/word/2024/wordml/sdtformatlock" xmlns:w16se="http://schemas.microsoft.com/office/word/2015/wordml/symex" xmlns:wpg="http://schemas.microsoft.com/office/word/2010/wordprocessingGroup" xmlns:wpi="http://schemas.microsoft.com/office/word/2010/wordprocessingInk" xmlns:wne="http://schemas.microsoft.com/office/word/2006/wordml" xmlns:wps="http://schemas.microsoft.com/office/word/2010/wordprocessingShape" mc:Ignorable="w14 w15 w16se w16cid w16 w16cex w16sdtdh w16sdtfl w16du wp14">
   <w:tbl>
     <w:tblPr>
@@ -2221,7 +2350,7 @@
       <w:tc>
         <w:tcPr>
           <w:tcW w:w="5485" w:type="dxa"/>
-          <w:vAlign w:val="bottom"/>
+          <w:vAlign w:val="center"/>
         </w:tcPr>
         <w:p>
           <w:pPr>
@@ -2238,7 +2367,7 @@
               <w:placeholder>
                 <w:docPart w:val="99476979E68D47D8A0F513F4E5EBD730"/>
               </w:placeholder>
-              <w:dataBinding w:prefixMappings="xmlns:ns0='urn:microsoft-dynamics-nav/reports/Qlty_Non_Conformance/20403/'" w:xpath="/ns0:NavWordReportXmlPart[1]/ns0:Labels[1]/ns0:ReportTitleLabel[1]" w:storeItemID="{F00BF611-06BA-436C-902A-C0D5E8DF929B}"/>
+              <w:dataBinding w:prefixMappings="xmlns:ns0='urn:microsoft-dynamics-nav/reports/Qlty_Non_Conformance/20403/'" w:xpath="/ns0:NavWordReportXmlPart[1]/ns0:Labels[1]/ns0:ReportTitleLabel[1]" w:storeItemID="{FEA79526-4D1A-40E9-8DD9-C8C0D611AE53}"/>
               <w15:color w:val="808080"/>
               <w:text/>
             </w:sdtPr>
@@ -2298,7 +2427,7 @@
               <w:tag w:val="#Nav: Qlty_Non_Conformance/20403"/>
               <w:id w:val="757102674"/>
               <w:showingPlcHdr/>
-              <w:dataBinding w:prefixMappings="xmlns:ns0='urn:microsoft-dynamics-nav/reports/Qlty_Non_Conformance/20403/'" w:xpath="/ns0:NavWordReportXmlPart[1]/ns0:CurrentInspection[1]/ns0:CompanyLogo[1]" w:storeItemID="{F00BF611-06BA-436C-902A-C0D5E8DF929B}"/>
+              <w:dataBinding w:prefixMappings="xmlns:ns0='urn:microsoft-dynamics-nav/reports/Qlty_Non_Conformance/20403/'" w:xpath="/ns0:NavWordReportXmlPart[1]/ns0:CurrentInspection[1]/ns0:CompanyLogo[1]" w:storeItemID="{FEA79526-4D1A-40E9-8DD9-C8C0D611AE53}"/>
               <w:picture/>
             </w:sdtPr>
             <w:sdtContent>
@@ -2369,22 +2498,43 @@
       <w:trPr>
         <w:trHeight w:val="529"/>
       </w:trPr>
-      <w:tc>
-        <w:tcPr>
-          <w:tcW w:w="5485" w:type="dxa"/>
-        </w:tcPr>
-        <w:p>
-          <w:pPr>
-            <w:pStyle w:val="BodytekstinHeaderFooter"/>
-            <w:tabs>
-              <w:tab w:val="left" w:pos="1030"/>
-            </w:tabs>
-            <w:rPr>
-              <w:rStyle w:val="TitleChar"/>
-            </w:rPr>
-          </w:pPr>
-        </w:p>
-      </w:tc>
+      <w:sdt>
+        <w:sdtPr>
+          <w:alias w:val="COAContact_All"/>
+          <w:tag w:val="#BC:InsertDataItem,DataItems/COAContact_All"/>
+          <w:id w:val="-1661616009"/>
+          <w:placeholder>
+            <w:docPart w:val="93FC2D68704E4E2AAF8B06FCFE73FA2A"/>
+          </w:placeholder>
+          <w15:dataBinding w:prefixMappings="xmlns:ns0='urn:microsoft-dynamics-nav/reports/Qlty_Certificate_of_Analysis/20401/' " w:xpath="/ns0:NavWordReportXmlPart[1]/ns0:CurrentInspection[1]/ns0:COAContact_All[1]" w:storeItemID="{F00BF611-06BA-436C-902A-C0D5E8DF929B}"/>
+        </w:sdtPr>
+        <w:sdtContent>
+          <w:tc>
+            <w:tcPr>
+              <w:tcW w:w="5485" w:type="dxa"/>
+            </w:tcPr>
+            <w:p>
+              <w:pPr>
+                <w:pStyle w:val="BodytekstinHeaderFooter"/>
+                <w:tabs>
+                  <w:tab w:val="left" w:pos="1030"/>
+                </w:tabs>
+                <w:spacing w:before="240"/>
+                <w:rPr>
+                  <w:rStyle w:val="TitleChar"/>
+                  <w:sz w:val="18"/>
+                  <w:szCs w:val="18"/>
+                </w:rPr>
+              </w:pPr>
+              <w:proofErr w:type="spellStart"/>
+              <w:r>
+                <w:t>COAContact_All</w:t>
+              </w:r>
+              <w:proofErr w:type="spellEnd"/>
+            </w:p>
+          </w:tc>
+        </w:sdtContent>
+      </w:sdt>
       <w:tc>
         <w:tcPr>
           <w:tcW w:w="4971" w:type="dxa"/>
@@ -2414,7 +2564,7 @@
               <w:placeholder>
                 <w:docPart w:val="2A2A329835F947A1B9599BFCF6B026B8"/>
               </w:placeholder>
-              <w:dataBinding w:prefixMappings="xmlns:ns0='urn:microsoft-dynamics-nav/reports/Qlty_Non_Conformance/20403/'" w:xpath="/ns0:NavWordReportXmlPart[1]/ns0:CurrentInspection[1]/ns0:CompanyInformation_All[1]" w:storeItemID="{F00BF611-06BA-436C-902A-C0D5E8DF929B}"/>
+              <w:dataBinding w:prefixMappings="xmlns:ns0='urn:microsoft-dynamics-nav/reports/Qlty_Non_Conformance/20403/'" w:xpath="/ns0:NavWordReportXmlPart[1]/ns0:CurrentInspection[1]/ns0:CompanyInformation_All[1]" w:storeItemID="{FEA79526-4D1A-40E9-8DD9-C8C0D611AE53}"/>
               <w15:color w:val="808080"/>
               <w:text/>
             </w:sdtPr>
@@ -4304,383 +4454,6 @@
   <w:docParts>
     <w:docPart>
       <w:docPartPr>
-        <w:name w:val="5A08C22BDAF646B3BE0271859542F180"/>
-        <w:category>
-          <w:name w:val="General"/>
-          <w:gallery w:val="placeholder"/>
-        </w:category>
-        <w:types>
-          <w:type w:val="bbPlcHdr"/>
-        </w:types>
-        <w:behaviors>
-          <w:behavior w:val="content"/>
-        </w:behaviors>
-        <w:guid w:val="{0FEDC580-E526-4FB4-AD81-761FC9F77382}"/>
-      </w:docPartPr>
-      <w:docPartBody>
-        <w:p>
-          <w:pPr>
-            <w:pStyle w:val="5A08C22BDAF646B3BE0271859542F180"/>
-          </w:pPr>
-          <w:r>
-            <w:rPr>
-              <w:rStyle w:val="PlaceholderText"/>
-            </w:rPr>
-            <w:t>Klik eller tryk her for at skrive tekst.</w:t>
-          </w:r>
-        </w:p>
-      </w:docPartBody>
-    </w:docPart>
-    <w:docPart>
-      <w:docPartPr>
-        <w:name w:val="6E3E92BAC843463E8B34059AC2ADCDD5"/>
-        <w:category>
-          <w:name w:val="General"/>
-          <w:gallery w:val="placeholder"/>
-        </w:category>
-        <w:types>
-          <w:type w:val="bbPlcHdr"/>
-        </w:types>
-        <w:behaviors>
-          <w:behavior w:val="content"/>
-        </w:behaviors>
-        <w:guid w:val="{53F7581F-AE65-4340-9152-E38F32055FD1}"/>
-      </w:docPartPr>
-      <w:docPartBody>
-        <w:p>
-          <w:pPr>
-            <w:pStyle w:val="6E3E92BAC843463E8B34059AC2ADCDD5"/>
-          </w:pPr>
-          <w:r>
-            <w:rPr>
-              <w:rStyle w:val="PlaceholderText"/>
-            </w:rPr>
-            <w:t>Klik eller tryk her for at skrive tekst.</w:t>
-          </w:r>
-        </w:p>
-      </w:docPartBody>
-    </w:docPart>
-    <w:docPart>
-      <w:docPartPr>
-        <w:name w:val="386A05D0CD5747F9B0D474203FA45796"/>
-        <w:category>
-          <w:name w:val="General"/>
-          <w:gallery w:val="placeholder"/>
-        </w:category>
-        <w:types>
-          <w:type w:val="bbPlcHdr"/>
-        </w:types>
-        <w:behaviors>
-          <w:behavior w:val="content"/>
-        </w:behaviors>
-        <w:guid w:val="{1848F33F-182D-462F-AE69-9CA9C9821BB0}"/>
-      </w:docPartPr>
-      <w:docPartBody>
-        <w:p>
-          <w:pPr>
-            <w:pStyle w:val="386A05D0CD5747F9B0D474203FA45796"/>
-          </w:pPr>
-          <w:r>
-            <w:rPr>
-              <w:rStyle w:val="PlaceholderText"/>
-            </w:rPr>
-            <w:t>Klik eller tryk her for at skrive tekst.</w:t>
-          </w:r>
-        </w:p>
-      </w:docPartBody>
-    </w:docPart>
-    <w:docPart>
-      <w:docPartPr>
-        <w:name w:val="F789E18365664799913CEE2C937A3551"/>
-        <w:category>
-          <w:name w:val="General"/>
-          <w:gallery w:val="placeholder"/>
-        </w:category>
-        <w:types>
-          <w:type w:val="bbPlcHdr"/>
-        </w:types>
-        <w:behaviors>
-          <w:behavior w:val="content"/>
-        </w:behaviors>
-        <w:guid w:val="{3ED6B4ED-48D7-473D-A904-E8C86923FC80}"/>
-      </w:docPartPr>
-      <w:docPartBody>
-        <w:p>
-          <w:pPr>
-            <w:pStyle w:val="F789E18365664799913CEE2C937A3551"/>
-          </w:pPr>
-          <w:r>
-            <w:rPr>
-              <w:rStyle w:val="PlaceholderText"/>
-            </w:rPr>
-            <w:t>Klik eller tryk her for at skrive tekst.</w:t>
-          </w:r>
-        </w:p>
-      </w:docPartBody>
-    </w:docPart>
-    <w:docPart>
-      <w:docPartPr>
-        <w:name w:val="B59AB9A392F24C3BAE48065EC5108280"/>
-        <w:category>
-          <w:name w:val="General"/>
-          <w:gallery w:val="placeholder"/>
-        </w:category>
-        <w:types>
-          <w:type w:val="bbPlcHdr"/>
-        </w:types>
-        <w:behaviors>
-          <w:behavior w:val="content"/>
-        </w:behaviors>
-        <w:guid w:val="{017B4D6F-380A-4E5D-9847-19CD0BFEB8A1}"/>
-      </w:docPartPr>
-      <w:docPartBody>
-        <w:p>
-          <w:pPr>
-            <w:pStyle w:val="B59AB9A392F24C3BAE48065EC5108280"/>
-          </w:pPr>
-          <w:r>
-            <w:rPr>
-              <w:rStyle w:val="PlaceholderText"/>
-            </w:rPr>
-            <w:t>Klik eller tryk her for at skrive tekst.</w:t>
-          </w:r>
-        </w:p>
-      </w:docPartBody>
-    </w:docPart>
-    <w:docPart>
-      <w:docPartPr>
-        <w:name w:val="81836F7AC7314FE1A2534FB2ABED2375"/>
-        <w:category>
-          <w:name w:val="General"/>
-          <w:gallery w:val="placeholder"/>
-        </w:category>
-        <w:types>
-          <w:type w:val="bbPlcHdr"/>
-        </w:types>
-        <w:behaviors>
-          <w:behavior w:val="content"/>
-        </w:behaviors>
-        <w:guid w:val="{CA208055-7C0D-4EFA-9D37-1424C04230EA}"/>
-      </w:docPartPr>
-      <w:docPartBody>
-        <w:p>
-          <w:pPr>
-            <w:pStyle w:val="81836F7AC7314FE1A2534FB2ABED2375"/>
-          </w:pPr>
-          <w:r>
-            <w:rPr>
-              <w:rStyle w:val="PlaceholderText"/>
-            </w:rPr>
-            <w:t>Klik eller tryk her for at skrive tekst.</w:t>
-          </w:r>
-        </w:p>
-      </w:docPartBody>
-    </w:docPart>
-    <w:docPart>
-      <w:docPartPr>
-        <w:name w:val="A14797C87AA847D1A60A6D78AC699441"/>
-        <w:category>
-          <w:name w:val="General"/>
-          <w:gallery w:val="placeholder"/>
-        </w:category>
-        <w:types>
-          <w:type w:val="bbPlcHdr"/>
-        </w:types>
-        <w:behaviors>
-          <w:behavior w:val="content"/>
-        </w:behaviors>
-        <w:guid w:val="{D566D5EE-432A-430C-826A-A68BACD84279}"/>
-      </w:docPartPr>
-      <w:docPartBody>
-        <w:p>
-          <w:pPr>
-            <w:pStyle w:val="A14797C87AA847D1A60A6D78AC699441"/>
-          </w:pPr>
-          <w:r>
-            <w:rPr>
-              <w:rStyle w:val="PlaceholderText"/>
-            </w:rPr>
-            <w:t>Klik eller tryk her for at skrive tekst.</w:t>
-          </w:r>
-        </w:p>
-      </w:docPartBody>
-    </w:docPart>
-    <w:docPart>
-      <w:docPartPr>
-        <w:name w:val="02341F58F5014C828C10A3F481616E84"/>
-        <w:category>
-          <w:name w:val="General"/>
-          <w:gallery w:val="placeholder"/>
-        </w:category>
-        <w:types>
-          <w:type w:val="bbPlcHdr"/>
-        </w:types>
-        <w:behaviors>
-          <w:behavior w:val="content"/>
-        </w:behaviors>
-        <w:guid w:val="{DCD39C8C-D37C-46CD-B2A7-1AEF927CAF66}"/>
-      </w:docPartPr>
-      <w:docPartBody>
-        <w:p>
-          <w:pPr>
-            <w:pStyle w:val="02341F58F5014C828C10A3F481616E84"/>
-          </w:pPr>
-          <w:r>
-            <w:rPr>
-              <w:rStyle w:val="PlaceholderText"/>
-            </w:rPr>
-            <w:t>Klik eller tryk her for at skrive tekst.</w:t>
-          </w:r>
-        </w:p>
-      </w:docPartBody>
-    </w:docPart>
-    <w:docPart>
-      <w:docPartPr>
-        <w:name w:val="829CBC43443D400DB07E51128A724B44"/>
-        <w:category>
-          <w:name w:val="General"/>
-          <w:gallery w:val="placeholder"/>
-        </w:category>
-        <w:types>
-          <w:type w:val="bbPlcHdr"/>
-        </w:types>
-        <w:behaviors>
-          <w:behavior w:val="content"/>
-        </w:behaviors>
-        <w:guid w:val="{5736839B-F74A-4D8D-B9D4-27C1F9BC5ABD}"/>
-      </w:docPartPr>
-      <w:docPartBody>
-        <w:p>
-          <w:pPr>
-            <w:pStyle w:val="829CBC43443D400DB07E51128A724B44"/>
-          </w:pPr>
-          <w:r>
-            <w:rPr>
-              <w:rStyle w:val="PlaceholderText"/>
-            </w:rPr>
-            <w:t>Klik eller tryk her for at skrive tekst.</w:t>
-          </w:r>
-        </w:p>
-      </w:docPartBody>
-    </w:docPart>
-    <w:docPart>
-      <w:docPartPr>
-        <w:name w:val="A86ED0CEAF4D4E0F9AAA18997757DE86"/>
-        <w:category>
-          <w:name w:val="General"/>
-          <w:gallery w:val="placeholder"/>
-        </w:category>
-        <w:types>
-          <w:type w:val="bbPlcHdr"/>
-        </w:types>
-        <w:behaviors>
-          <w:behavior w:val="content"/>
-        </w:behaviors>
-        <w:guid w:val="{7DD40928-B8B0-4405-9DB9-37C280F7D5C5}"/>
-      </w:docPartPr>
-      <w:docPartBody>
-        <w:p>
-          <w:pPr>
-            <w:pStyle w:val="A86ED0CEAF4D4E0F9AAA18997757DE86"/>
-          </w:pPr>
-          <w:r>
-            <w:rPr>
-              <w:rStyle w:val="PlaceholderText"/>
-            </w:rPr>
-            <w:t>Klik eller tryk her for at skrive tekst.</w:t>
-          </w:r>
-        </w:p>
-      </w:docPartBody>
-    </w:docPart>
-    <w:docPart>
-      <w:docPartPr>
-        <w:name w:val="4CD485E0EFE547179D19D00D24E4F2F1"/>
-        <w:category>
-          <w:name w:val="General"/>
-          <w:gallery w:val="placeholder"/>
-        </w:category>
-        <w:types>
-          <w:type w:val="bbPlcHdr"/>
-        </w:types>
-        <w:behaviors>
-          <w:behavior w:val="content"/>
-        </w:behaviors>
-        <w:guid w:val="{798DCB77-DE18-43D1-BACA-04E0ABC59606}"/>
-      </w:docPartPr>
-      <w:docPartBody>
-        <w:p>
-          <w:pPr>
-            <w:pStyle w:val="4CD485E0EFE547179D19D00D24E4F2F1"/>
-          </w:pPr>
-          <w:r>
-            <w:rPr>
-              <w:rStyle w:val="PlaceholderText"/>
-            </w:rPr>
-            <w:t>Click or tap here to enter text.</w:t>
-          </w:r>
-        </w:p>
-      </w:docPartBody>
-    </w:docPart>
-    <w:docPart>
-      <w:docPartPr>
-        <w:name w:val="B0E657B2B0E7427AAD59D6827BD660D4"/>
-        <w:category>
-          <w:name w:val="General"/>
-          <w:gallery w:val="placeholder"/>
-        </w:category>
-        <w:types>
-          <w:type w:val="bbPlcHdr"/>
-        </w:types>
-        <w:behaviors>
-          <w:behavior w:val="content"/>
-        </w:behaviors>
-        <w:guid w:val="{EC6AAF40-7A2E-4974-A3B4-113DF23F9837}"/>
-      </w:docPartPr>
-      <w:docPartBody>
-        <w:p>
-          <w:pPr>
-            <w:pStyle w:val="B0E657B2B0E7427AAD59D6827BD660D4"/>
-          </w:pPr>
-          <w:r>
-            <w:rPr>
-              <w:rStyle w:val="PlaceholderText"/>
-            </w:rPr>
-            <w:t>Klik eller tryk her for at skrive tekst.</w:t>
-          </w:r>
-        </w:p>
-      </w:docPartBody>
-    </w:docPart>
-    <w:docPart>
-      <w:docPartPr>
-        <w:name w:val="47DF5FC31C7C45ABB782A11281AB91EA"/>
-        <w:category>
-          <w:name w:val="General"/>
-          <w:gallery w:val="placeholder"/>
-        </w:category>
-        <w:types>
-          <w:type w:val="bbPlcHdr"/>
-        </w:types>
-        <w:behaviors>
-          <w:behavior w:val="content"/>
-        </w:behaviors>
-        <w:guid w:val="{76DE31D7-6949-4A97-A531-945810146759}"/>
-      </w:docPartPr>
-      <w:docPartBody>
-        <w:p>
-          <w:pPr>
-            <w:pStyle w:val="47DF5FC31C7C45ABB782A11281AB91EA"/>
-          </w:pPr>
-          <w:r>
-            <w:rPr>
-              <w:rStyle w:val="PlaceholderText"/>
-            </w:rPr>
-            <w:t>Klik eller tryk her for at skrive tekst.</w:t>
-          </w:r>
-        </w:p>
-      </w:docPartBody>
-    </w:docPart>
-    <w:docPart>
-      <w:docPartPr>
         <w:name w:val="DefaultPlaceholder_-1854013440"/>
         <w:category>
           <w:name w:val="General"/>
@@ -4960,6 +4733,644 @@
         </w:p>
       </w:docPartBody>
     </w:docPart>
+    <w:docPart>
+      <w:docPartPr>
+        <w:name w:val="19892FF6B3944225916EAD80BD8AE52A"/>
+        <w:category>
+          <w:name w:val="General"/>
+          <w:gallery w:val="placeholder"/>
+        </w:category>
+        <w:types>
+          <w:type w:val="bbPlcHdr"/>
+        </w:types>
+        <w:behaviors>
+          <w:behavior w:val="content"/>
+        </w:behaviors>
+        <w:guid w:val="{3FB8ECB9-334C-48A5-9A45-322028722E3F}"/>
+      </w:docPartPr>
+      <w:docPartBody>
+        <w:p>
+          <w:pPr>
+            <w:pStyle w:val="19892FF6B3944225916EAD80BD8AE52A"/>
+          </w:pPr>
+          <w:r>
+            <w:rPr>
+              <w:rStyle w:val="PlaceholderText"/>
+            </w:rPr>
+            <w:t>Klik eller tryk her for at skrive tekst.</w:t>
+          </w:r>
+        </w:p>
+      </w:docPartBody>
+    </w:docPart>
+    <w:docPart>
+      <w:docPartPr>
+        <w:name w:val="BE5BF4D76A974F86B0A274840B52559A"/>
+        <w:category>
+          <w:name w:val="General"/>
+          <w:gallery w:val="placeholder"/>
+        </w:category>
+        <w:types>
+          <w:type w:val="bbPlcHdr"/>
+        </w:types>
+        <w:behaviors>
+          <w:behavior w:val="content"/>
+        </w:behaviors>
+        <w:guid w:val="{92078A0A-5040-4701-86EE-3E6DF4E435F0}"/>
+      </w:docPartPr>
+      <w:docPartBody>
+        <w:p>
+          <w:pPr>
+            <w:pStyle w:val="BE5BF4D76A974F86B0A274840B52559A"/>
+          </w:pPr>
+          <w:r>
+            <w:rPr>
+              <w:rStyle w:val="PlaceholderText"/>
+            </w:rPr>
+            <w:t>Klik eller tryk her for at skrive tekst.</w:t>
+          </w:r>
+        </w:p>
+      </w:docPartBody>
+    </w:docPart>
+    <w:docPart>
+      <w:docPartPr>
+        <w:name w:val="B6BCEDE3F8764D7EB9A1036807DDF7A8"/>
+        <w:category>
+          <w:name w:val="General"/>
+          <w:gallery w:val="placeholder"/>
+        </w:category>
+        <w:types>
+          <w:type w:val="bbPlcHdr"/>
+        </w:types>
+        <w:behaviors>
+          <w:behavior w:val="content"/>
+        </w:behaviors>
+        <w:guid w:val="{F07F2423-8C52-4C33-8A64-32C923FCE753}"/>
+      </w:docPartPr>
+      <w:docPartBody>
+        <w:p>
+          <w:pPr>
+            <w:pStyle w:val="B6BCEDE3F8764D7EB9A1036807DDF7A8"/>
+          </w:pPr>
+          <w:r>
+            <w:rPr>
+              <w:rStyle w:val="PlaceholderText"/>
+            </w:rPr>
+            <w:t>Klik eller tryk her for at skrive tekst.</w:t>
+          </w:r>
+        </w:p>
+      </w:docPartBody>
+    </w:docPart>
+    <w:docPart>
+      <w:docPartPr>
+        <w:name w:val="7C8F131FBE1F4347BC1486F174A8E5E3"/>
+        <w:category>
+          <w:name w:val="General"/>
+          <w:gallery w:val="placeholder"/>
+        </w:category>
+        <w:types>
+          <w:type w:val="bbPlcHdr"/>
+        </w:types>
+        <w:behaviors>
+          <w:behavior w:val="content"/>
+        </w:behaviors>
+        <w:guid w:val="{2FB7C94F-AD17-4699-AD31-B30EAEE5FF23}"/>
+      </w:docPartPr>
+      <w:docPartBody>
+        <w:p>
+          <w:pPr>
+            <w:pStyle w:val="7C8F131FBE1F4347BC1486F174A8E5E3"/>
+          </w:pPr>
+          <w:r>
+            <w:rPr>
+              <w:rStyle w:val="PlaceholderText"/>
+            </w:rPr>
+            <w:t>Klik eller tryk her for at skrive tekst.</w:t>
+          </w:r>
+        </w:p>
+      </w:docPartBody>
+    </w:docPart>
+    <w:docPart>
+      <w:docPartPr>
+        <w:name w:val="10DBE63479F64B4A889C3C9BFD2A6D72"/>
+        <w:category>
+          <w:name w:val="General"/>
+          <w:gallery w:val="placeholder"/>
+        </w:category>
+        <w:types>
+          <w:type w:val="bbPlcHdr"/>
+        </w:types>
+        <w:behaviors>
+          <w:behavior w:val="content"/>
+        </w:behaviors>
+        <w:guid w:val="{192FB2A8-6FE8-456E-B5D5-16C955500E91}"/>
+      </w:docPartPr>
+      <w:docPartBody>
+        <w:p>
+          <w:pPr>
+            <w:pStyle w:val="10DBE63479F64B4A889C3C9BFD2A6D72"/>
+          </w:pPr>
+          <w:r>
+            <w:rPr>
+              <w:rStyle w:val="PlaceholderText"/>
+            </w:rPr>
+            <w:t>Klik eller tryk her for at skrive tekst.</w:t>
+          </w:r>
+        </w:p>
+      </w:docPartBody>
+    </w:docPart>
+    <w:docPart>
+      <w:docPartPr>
+        <w:name w:val="9459E83DAC6847A78454B0A8B6496350"/>
+        <w:category>
+          <w:name w:val="General"/>
+          <w:gallery w:val="placeholder"/>
+        </w:category>
+        <w:types>
+          <w:type w:val="bbPlcHdr"/>
+        </w:types>
+        <w:behaviors>
+          <w:behavior w:val="content"/>
+        </w:behaviors>
+        <w:guid w:val="{77C8FE80-73D9-4985-804A-59A86DC8AA1F}"/>
+      </w:docPartPr>
+      <w:docPartBody>
+        <w:p>
+          <w:pPr>
+            <w:pStyle w:val="9459E83DAC6847A78454B0A8B6496350"/>
+          </w:pPr>
+          <w:r>
+            <w:rPr>
+              <w:rStyle w:val="PlaceholderText"/>
+            </w:rPr>
+            <w:t>Klik eller tryk her for at skrive tekst.</w:t>
+          </w:r>
+        </w:p>
+      </w:docPartBody>
+    </w:docPart>
+    <w:docPart>
+      <w:docPartPr>
+        <w:name w:val="BD117D2BD6824ED68A3D3293DE66643C"/>
+        <w:category>
+          <w:name w:val="General"/>
+          <w:gallery w:val="placeholder"/>
+        </w:category>
+        <w:types>
+          <w:type w:val="bbPlcHdr"/>
+        </w:types>
+        <w:behaviors>
+          <w:behavior w:val="content"/>
+        </w:behaviors>
+        <w:guid w:val="{7E1C8004-45A5-4138-9BA6-310C15E231C5}"/>
+      </w:docPartPr>
+      <w:docPartBody>
+        <w:p>
+          <w:pPr>
+            <w:pStyle w:val="BD117D2BD6824ED68A3D3293DE66643C"/>
+          </w:pPr>
+          <w:r>
+            <w:rPr>
+              <w:rStyle w:val="PlaceholderText"/>
+            </w:rPr>
+            <w:t>Klik eller tryk her for at skrive tekst.</w:t>
+          </w:r>
+        </w:p>
+      </w:docPartBody>
+    </w:docPart>
+    <w:docPart>
+      <w:docPartPr>
+        <w:name w:val="33B89C5D5BF044D2B076E14386866B7D"/>
+        <w:category>
+          <w:name w:val="General"/>
+          <w:gallery w:val="placeholder"/>
+        </w:category>
+        <w:types>
+          <w:type w:val="bbPlcHdr"/>
+        </w:types>
+        <w:behaviors>
+          <w:behavior w:val="content"/>
+        </w:behaviors>
+        <w:guid w:val="{5002F616-CB12-4A0E-971C-F22430431855}"/>
+      </w:docPartPr>
+      <w:docPartBody>
+        <w:p>
+          <w:pPr>
+            <w:pStyle w:val="33B89C5D5BF044D2B076E14386866B7D"/>
+          </w:pPr>
+          <w:r>
+            <w:rPr>
+              <w:rStyle w:val="PlaceholderText"/>
+            </w:rPr>
+            <w:t>Klik eller tryk her for at skrive tekst.</w:t>
+          </w:r>
+        </w:p>
+      </w:docPartBody>
+    </w:docPart>
+    <w:docPart>
+      <w:docPartPr>
+        <w:name w:val="6937EF46696540FD83DB565E5A4EB89E"/>
+        <w:category>
+          <w:name w:val="General"/>
+          <w:gallery w:val="placeholder"/>
+        </w:category>
+        <w:types>
+          <w:type w:val="bbPlcHdr"/>
+        </w:types>
+        <w:behaviors>
+          <w:behavior w:val="content"/>
+        </w:behaviors>
+        <w:guid w:val="{48A29572-C722-4DC4-B684-65FE34555CF3}"/>
+      </w:docPartPr>
+      <w:docPartBody>
+        <w:p>
+          <w:pPr>
+            <w:pStyle w:val="6937EF46696540FD83DB565E5A4EB89E"/>
+          </w:pPr>
+          <w:r>
+            <w:rPr>
+              <w:rStyle w:val="PlaceholderText"/>
+            </w:rPr>
+            <w:t>Klik eller tryk her for at skrive tekst.</w:t>
+          </w:r>
+        </w:p>
+      </w:docPartBody>
+    </w:docPart>
+    <w:docPart>
+      <w:docPartPr>
+        <w:name w:val="F4C688EB3CEF4B68950B4DAF91AE79AD"/>
+        <w:category>
+          <w:name w:val="General"/>
+          <w:gallery w:val="placeholder"/>
+        </w:category>
+        <w:types>
+          <w:type w:val="bbPlcHdr"/>
+        </w:types>
+        <w:behaviors>
+          <w:behavior w:val="content"/>
+        </w:behaviors>
+        <w:guid w:val="{94F0F794-D392-45E2-9D9C-1B36117D0082}"/>
+      </w:docPartPr>
+      <w:docPartBody>
+        <w:p>
+          <w:pPr>
+            <w:pStyle w:val="F4C688EB3CEF4B68950B4DAF91AE79AD"/>
+          </w:pPr>
+          <w:r>
+            <w:rPr>
+              <w:rStyle w:val="PlaceholderText"/>
+            </w:rPr>
+            <w:t>Click or tap here to enter text.</w:t>
+          </w:r>
+        </w:p>
+      </w:docPartBody>
+    </w:docPart>
+    <w:docPart>
+      <w:docPartPr>
+        <w:name w:val="858F351521DF4288BC6DE84699C419B3"/>
+        <w:category>
+          <w:name w:val="General"/>
+          <w:gallery w:val="placeholder"/>
+        </w:category>
+        <w:types>
+          <w:type w:val="bbPlcHdr"/>
+        </w:types>
+        <w:behaviors>
+          <w:behavior w:val="content"/>
+        </w:behaviors>
+        <w:guid w:val="{BF84D378-27D6-48FD-8519-D55B068FF64A}"/>
+      </w:docPartPr>
+      <w:docPartBody>
+        <w:p>
+          <w:pPr>
+            <w:pStyle w:val="858F351521DF4288BC6DE84699C419B3"/>
+          </w:pPr>
+          <w:r>
+            <w:rPr>
+              <w:rStyle w:val="PlaceholderText"/>
+            </w:rPr>
+            <w:t>Klik eller tryk her for at skrive tekst.</w:t>
+          </w:r>
+        </w:p>
+      </w:docPartBody>
+    </w:docPart>
+    <w:docPart>
+      <w:docPartPr>
+        <w:name w:val="428D3C4CCBDB485A8D59B969546424A7"/>
+        <w:category>
+          <w:name w:val="General"/>
+          <w:gallery w:val="placeholder"/>
+        </w:category>
+        <w:types>
+          <w:type w:val="bbPlcHdr"/>
+        </w:types>
+        <w:behaviors>
+          <w:behavior w:val="content"/>
+        </w:behaviors>
+        <w:guid w:val="{0DF7446F-3A29-4D79-AC92-C43A6A02769C}"/>
+      </w:docPartPr>
+      <w:docPartBody>
+        <w:p>
+          <w:pPr>
+            <w:pStyle w:val="428D3C4CCBDB485A8D59B969546424A7"/>
+          </w:pPr>
+          <w:r>
+            <w:rPr>
+              <w:rStyle w:val="PlaceholderText"/>
+            </w:rPr>
+            <w:t>Klik eller tryk her for at skrive tekst.</w:t>
+          </w:r>
+        </w:p>
+      </w:docPartBody>
+    </w:docPart>
+    <w:docPart>
+      <w:docPartPr>
+        <w:name w:val="E2D4A4A48373468D8032ECB70840F86C"/>
+        <w:category>
+          <w:name w:val="General"/>
+          <w:gallery w:val="placeholder"/>
+        </w:category>
+        <w:types>
+          <w:type w:val="bbPlcHdr"/>
+        </w:types>
+        <w:behaviors>
+          <w:behavior w:val="content"/>
+        </w:behaviors>
+        <w:guid w:val="{0CB3CC28-1563-44AA-A608-41310E616BDE}"/>
+      </w:docPartPr>
+      <w:docPartBody>
+        <w:p>
+          <w:pPr>
+            <w:pStyle w:val="E2D4A4A48373468D8032ECB70840F86C"/>
+          </w:pPr>
+          <w:r>
+            <w:rPr>
+              <w:rStyle w:val="PlaceholderText"/>
+            </w:rPr>
+            <w:t>Click or tap here to enter text.</w:t>
+          </w:r>
+        </w:p>
+      </w:docPartBody>
+    </w:docPart>
+    <w:docPart>
+      <w:docPartPr>
+        <w:name w:val="BB78FB1BCA5149F09DEE4B03B8954F17"/>
+        <w:category>
+          <w:name w:val="General"/>
+          <w:gallery w:val="placeholder"/>
+        </w:category>
+        <w:types>
+          <w:type w:val="bbPlcHdr"/>
+        </w:types>
+        <w:behaviors>
+          <w:behavior w:val="content"/>
+        </w:behaviors>
+        <w:guid w:val="{248AD187-C3E4-4AAA-B452-3EEA8DA29894}"/>
+      </w:docPartPr>
+      <w:docPartBody>
+        <w:p>
+          <w:pPr>
+            <w:pStyle w:val="BB78FB1BCA5149F09DEE4B03B8954F17"/>
+          </w:pPr>
+          <w:r>
+            <w:rPr>
+              <w:rStyle w:val="PlaceholderText"/>
+            </w:rPr>
+            <w:t>Click or tap here to enter text.</w:t>
+          </w:r>
+        </w:p>
+      </w:docPartBody>
+    </w:docPart>
+    <w:docPart>
+      <w:docPartPr>
+        <w:name w:val="93E7ED20B3614802BFAF41B2DEA0F634"/>
+        <w:category>
+          <w:name w:val="General"/>
+          <w:gallery w:val="placeholder"/>
+        </w:category>
+        <w:types>
+          <w:type w:val="bbPlcHdr"/>
+        </w:types>
+        <w:behaviors>
+          <w:behavior w:val="content"/>
+        </w:behaviors>
+        <w:guid w:val="{E9CE71B8-277C-4905-9024-CC96A2AD0ED8}"/>
+      </w:docPartPr>
+      <w:docPartBody>
+        <w:p>
+          <w:pPr>
+            <w:pStyle w:val="93E7ED20B3614802BFAF41B2DEA0F634"/>
+          </w:pPr>
+          <w:r>
+            <w:rPr>
+              <w:rStyle w:val="PlaceholderText"/>
+            </w:rPr>
+            <w:t>Klik eller tryk her for at skrive tekst.</w:t>
+          </w:r>
+        </w:p>
+      </w:docPartBody>
+    </w:docPart>
+    <w:docPart>
+      <w:docPartPr>
+        <w:name w:val="B78D9227BEB54F85BD25C35C6BBB0357"/>
+        <w:category>
+          <w:name w:val="General"/>
+          <w:gallery w:val="placeholder"/>
+        </w:category>
+        <w:types>
+          <w:type w:val="bbPlcHdr"/>
+        </w:types>
+        <w:behaviors>
+          <w:behavior w:val="content"/>
+        </w:behaviors>
+        <w:guid w:val="{CA31A10E-1D25-4723-A8E5-FE25BBEE6184}"/>
+      </w:docPartPr>
+      <w:docPartBody>
+        <w:p>
+          <w:pPr>
+            <w:pStyle w:val="B78D9227BEB54F85BD25C35C6BBB0357"/>
+          </w:pPr>
+          <w:r>
+            <w:rPr>
+              <w:rStyle w:val="PlaceholderText"/>
+            </w:rPr>
+            <w:t>Klik eller tryk her for at skrive tekst.</w:t>
+          </w:r>
+        </w:p>
+      </w:docPartBody>
+    </w:docPart>
+    <w:docPart>
+      <w:docPartPr>
+        <w:name w:val="CA9E1FFD447A4997AC966F3E99012D04"/>
+        <w:category>
+          <w:name w:val="General"/>
+          <w:gallery w:val="placeholder"/>
+        </w:category>
+        <w:types>
+          <w:type w:val="bbPlcHdr"/>
+        </w:types>
+        <w:behaviors>
+          <w:behavior w:val="content"/>
+        </w:behaviors>
+        <w:guid w:val="{AB253D86-B095-4644-A3B9-4BB92ACD1B41}"/>
+      </w:docPartPr>
+      <w:docPartBody>
+        <w:p>
+          <w:pPr>
+            <w:pStyle w:val="CA9E1FFD447A4997AC966F3E99012D04"/>
+          </w:pPr>
+          <w:r>
+            <w:rPr>
+              <w:rStyle w:val="PlaceholderText"/>
+            </w:rPr>
+            <w:t>Click or tap here to enter text.</w:t>
+          </w:r>
+        </w:p>
+      </w:docPartBody>
+    </w:docPart>
+    <w:docPart>
+      <w:docPartPr>
+        <w:name w:val="93FC2D68704E4E2AAF8B06FCFE73FA2A"/>
+        <w:category>
+          <w:name w:val="General"/>
+          <w:gallery w:val="placeholder"/>
+        </w:category>
+        <w:types>
+          <w:type w:val="bbPlcHdr"/>
+        </w:types>
+        <w:behaviors>
+          <w:behavior w:val="content"/>
+        </w:behaviors>
+        <w:guid w:val="{B16D2301-0FAB-48DF-9250-DBC6B2A82A28}"/>
+      </w:docPartPr>
+      <w:docPartBody>
+        <w:p>
+          <w:pPr>
+            <w:pStyle w:val="93FC2D68704E4E2AAF8B06FCFE73FA2A"/>
+          </w:pPr>
+          <w:r>
+            <w:rPr>
+              <w:rStyle w:val="PlaceholderText"/>
+            </w:rPr>
+            <w:t>Click or tap here to enter text.</w:t>
+          </w:r>
+        </w:p>
+      </w:docPartBody>
+    </w:docPart>
+    <w:docPart>
+      <w:docPartPr>
+        <w:name w:val="FF7D0256A8984BD29F777DD6EE89EAA4"/>
+        <w:category>
+          <w:name w:val="General"/>
+          <w:gallery w:val="placeholder"/>
+        </w:category>
+        <w:types>
+          <w:type w:val="bbPlcHdr"/>
+        </w:types>
+        <w:behaviors>
+          <w:behavior w:val="content"/>
+        </w:behaviors>
+        <w:guid w:val="{49ABDF74-294A-4645-BC9A-6F1384859475}"/>
+      </w:docPartPr>
+      <w:docPartBody>
+        <w:p>
+          <w:pPr>
+            <w:pStyle w:val="FF7D0256A8984BD29F777DD6EE89EAA4"/>
+          </w:pPr>
+          <w:r>
+            <w:rPr>
+              <w:rStyle w:val="PlaceholderText"/>
+            </w:rPr>
+            <w:t>Click or tap here to enter text.</w:t>
+          </w:r>
+        </w:p>
+      </w:docPartBody>
+    </w:docPart>
+    <w:docPart>
+      <w:docPartPr>
+        <w:name w:val="4DE21086ED5D42B8A272652EAA3E84B3"/>
+        <w:category>
+          <w:name w:val="General"/>
+          <w:gallery w:val="placeholder"/>
+        </w:category>
+        <w:types>
+          <w:type w:val="bbPlcHdr"/>
+        </w:types>
+        <w:behaviors>
+          <w:behavior w:val="content"/>
+        </w:behaviors>
+        <w:guid w:val="{9E5404C0-17F1-4526-9E07-9CB55E7B59E4}"/>
+      </w:docPartPr>
+      <w:docPartBody>
+        <w:p>
+          <w:pPr>
+            <w:pStyle w:val="4DE21086ED5D42B8A272652EAA3E84B3"/>
+          </w:pPr>
+          <w:r>
+            <w:rPr>
+              <w:rStyle w:val="PlaceholderText"/>
+            </w:rPr>
+            <w:t>Click or tap here to enter text.</w:t>
+          </w:r>
+        </w:p>
+      </w:docPartBody>
+    </w:docPart>
+    <w:docPart>
+      <w:docPartPr>
+        <w:name w:val="ABF8A5C86D584E2FBC35CD99FC593E01"/>
+        <w:category>
+          <w:name w:val="General"/>
+          <w:gallery w:val="placeholder"/>
+        </w:category>
+        <w:types>
+          <w:type w:val="bbPlcHdr"/>
+        </w:types>
+        <w:behaviors>
+          <w:behavior w:val="content"/>
+        </w:behaviors>
+        <w:guid w:val="{7990C886-5C08-4F82-A5E0-D305C85EAE5E}"/>
+      </w:docPartPr>
+      <w:docPartBody>
+        <w:p>
+          <w:pPr>
+            <w:pStyle w:val="ABF8A5C86D584E2FBC35CD99FC593E01"/>
+          </w:pPr>
+          <w:r>
+            <w:rPr>
+              <w:rStyle w:val="PlaceholderText"/>
+            </w:rPr>
+            <w:t>Click or tap here to enter text.</w:t>
+          </w:r>
+        </w:p>
+      </w:docPartBody>
+    </w:docPart>
+    <w:docPart>
+      <w:docPartPr>
+        <w:name w:val="2C66BB5EC77246CB80F223D6F2024470"/>
+        <w:category>
+          <w:name w:val="General"/>
+          <w:gallery w:val="placeholder"/>
+        </w:category>
+        <w:types>
+          <w:type w:val="bbPlcHdr"/>
+        </w:types>
+        <w:behaviors>
+          <w:behavior w:val="content"/>
+        </w:behaviors>
+        <w:guid w:val="{E8B958D8-5F5B-4442-BD45-0897F81A81C1}"/>
+      </w:docPartPr>
+      <w:docPartBody>
+        <w:p>
+          <w:pPr>
+            <w:pStyle w:val="2C66BB5EC77246CB80F223D6F2024470"/>
+          </w:pPr>
+          <w:r>
+            <w:rPr>
+              <w:rStyle w:val="PlaceholderText"/>
+            </w:rPr>
+            <w:t>Click or tap here to enter text.</w:t>
+          </w:r>
+        </w:p>
+      </w:docPartBody>
+    </w:docPart>
   </w:docParts>
 </w:glossaryDocument>
 </file>
@@ -5033,17 +5444,21 @@
     <w:rsid w:val="000A6731"/>
     <w:rsid w:val="000F2B9C"/>
     <w:rsid w:val="00102FEE"/>
+    <w:rsid w:val="00113F1C"/>
     <w:rsid w:val="00113F8A"/>
     <w:rsid w:val="001C1EF7"/>
     <w:rsid w:val="001C690C"/>
     <w:rsid w:val="001D03CD"/>
     <w:rsid w:val="001D33F3"/>
+    <w:rsid w:val="001D563E"/>
     <w:rsid w:val="001E7DBC"/>
     <w:rsid w:val="001F0D00"/>
     <w:rsid w:val="00244C05"/>
     <w:rsid w:val="002509BF"/>
     <w:rsid w:val="00255E60"/>
     <w:rsid w:val="0026184D"/>
+    <w:rsid w:val="00266867"/>
+    <w:rsid w:val="00283BDD"/>
     <w:rsid w:val="00290699"/>
     <w:rsid w:val="002A6A1E"/>
     <w:rsid w:val="002B3DF6"/>
@@ -5066,11 +5481,14 @@
     <w:rsid w:val="00521E26"/>
     <w:rsid w:val="00531F42"/>
     <w:rsid w:val="00541440"/>
+    <w:rsid w:val="00560179"/>
     <w:rsid w:val="00567C91"/>
     <w:rsid w:val="00577B23"/>
     <w:rsid w:val="005874D2"/>
     <w:rsid w:val="005A66AE"/>
     <w:rsid w:val="005F0F84"/>
+    <w:rsid w:val="00605765"/>
+    <w:rsid w:val="00620CE5"/>
     <w:rsid w:val="0063561A"/>
     <w:rsid w:val="00667A2B"/>
     <w:rsid w:val="006A3855"/>
@@ -5078,10 +5496,12 @@
     <w:rsid w:val="006D1AA0"/>
     <w:rsid w:val="006F1CD2"/>
     <w:rsid w:val="007073D0"/>
+    <w:rsid w:val="00720535"/>
     <w:rsid w:val="00725848"/>
     <w:rsid w:val="00741626"/>
     <w:rsid w:val="00751326"/>
     <w:rsid w:val="0076561E"/>
+    <w:rsid w:val="00765CAA"/>
     <w:rsid w:val="00770073"/>
     <w:rsid w:val="007956A8"/>
     <w:rsid w:val="007E006F"/>
@@ -5092,6 +5512,7 @@
     <w:rsid w:val="00881EBB"/>
     <w:rsid w:val="00890CEF"/>
     <w:rsid w:val="00893695"/>
+    <w:rsid w:val="008A7798"/>
     <w:rsid w:val="008E6AF9"/>
     <w:rsid w:val="008E72D0"/>
     <w:rsid w:val="00900989"/>
@@ -5099,9 +5520,12 @@
     <w:rsid w:val="0090556C"/>
     <w:rsid w:val="009128A6"/>
     <w:rsid w:val="009231AB"/>
+    <w:rsid w:val="00936EF7"/>
+    <w:rsid w:val="009377E8"/>
     <w:rsid w:val="009458E0"/>
     <w:rsid w:val="009D2A42"/>
     <w:rsid w:val="009F310E"/>
+    <w:rsid w:val="00A40C52"/>
     <w:rsid w:val="00A42BDC"/>
     <w:rsid w:val="00A70A2D"/>
     <w:rsid w:val="00A74A58"/>
@@ -5125,17 +5549,26 @@
     <w:rsid w:val="00C2225B"/>
     <w:rsid w:val="00C3763E"/>
     <w:rsid w:val="00C60778"/>
+    <w:rsid w:val="00C757E7"/>
     <w:rsid w:val="00C879BE"/>
+    <w:rsid w:val="00CE2A27"/>
     <w:rsid w:val="00CF2E09"/>
     <w:rsid w:val="00D17428"/>
+    <w:rsid w:val="00D50F6D"/>
     <w:rsid w:val="00D527B7"/>
     <w:rsid w:val="00D855FC"/>
+    <w:rsid w:val="00DC2E2B"/>
     <w:rsid w:val="00DC6E86"/>
+    <w:rsid w:val="00DF4DAD"/>
     <w:rsid w:val="00E42A10"/>
     <w:rsid w:val="00E51EE4"/>
+    <w:rsid w:val="00E523D9"/>
     <w:rsid w:val="00E67FA6"/>
     <w:rsid w:val="00E97D18"/>
+    <w:rsid w:val="00F0702D"/>
     <w:rsid w:val="00F1246A"/>
+    <w:rsid w:val="00F656CB"/>
+    <w:rsid w:val="00F7268A"/>
     <w:rsid w:val="00F73348"/>
     <w:rsid w:val="00F73828"/>
     <w:rsid w:val="00F83D61"/>
@@ -5599,66 +6032,62 @@
     <w:basedOn w:val="DefaultParagraphFont"/>
     <w:uiPriority w:val="99"/>
     <w:semiHidden/>
-    <w:rsid w:val="00893695"/>
+    <w:rsid w:val="00DF4DAD"/>
     <w:rPr>
       <w:color w:val="666666"/>
     </w:rPr>
   </w:style>
-  <w:style w:type="paragraph" w:customStyle="1" w:styleId="F14F35E5DE5F4DE38617B9C7CCD1FCEF">
-    <w:name w:val="F14F35E5DE5F4DE38617B9C7CCD1FCEF"/>
-    <w:rsid w:val="00D855FC"/>
-  </w:style>
-  <w:style w:type="paragraph" w:customStyle="1" w:styleId="5A08C22BDAF646B3BE0271859542F180">
-    <w:name w:val="5A08C22BDAF646B3BE0271859542F180"/>
-    <w:rsid w:val="00D855FC"/>
-  </w:style>
-  <w:style w:type="paragraph" w:customStyle="1" w:styleId="6E3E92BAC843463E8B34059AC2ADCDD5">
-    <w:name w:val="6E3E92BAC843463E8B34059AC2ADCDD5"/>
-    <w:rsid w:val="00D855FC"/>
-  </w:style>
-  <w:style w:type="paragraph" w:customStyle="1" w:styleId="386A05D0CD5747F9B0D474203FA45796">
-    <w:name w:val="386A05D0CD5747F9B0D474203FA45796"/>
-    <w:rsid w:val="00D855FC"/>
-  </w:style>
-  <w:style w:type="paragraph" w:customStyle="1" w:styleId="F789E18365664799913CEE2C937A3551">
-    <w:name w:val="F789E18365664799913CEE2C937A3551"/>
-    <w:rsid w:val="00D855FC"/>
-  </w:style>
-  <w:style w:type="paragraph" w:customStyle="1" w:styleId="B59AB9A392F24C3BAE48065EC5108280">
-    <w:name w:val="B59AB9A392F24C3BAE48065EC5108280"/>
-    <w:rsid w:val="00D855FC"/>
-  </w:style>
-  <w:style w:type="paragraph" w:customStyle="1" w:styleId="81836F7AC7314FE1A2534FB2ABED2375">
-    <w:name w:val="81836F7AC7314FE1A2534FB2ABED2375"/>
-    <w:rsid w:val="00D855FC"/>
-  </w:style>
-  <w:style w:type="paragraph" w:customStyle="1" w:styleId="A14797C87AA847D1A60A6D78AC699441">
-    <w:name w:val="A14797C87AA847D1A60A6D78AC699441"/>
-    <w:rsid w:val="00D855FC"/>
-  </w:style>
-  <w:style w:type="paragraph" w:customStyle="1" w:styleId="02341F58F5014C828C10A3F481616E84">
-    <w:name w:val="02341F58F5014C828C10A3F481616E84"/>
-    <w:rsid w:val="00D855FC"/>
-  </w:style>
-  <w:style w:type="paragraph" w:customStyle="1" w:styleId="829CBC43443D400DB07E51128A724B44">
-    <w:name w:val="829CBC43443D400DB07E51128A724B44"/>
-    <w:rsid w:val="00D855FC"/>
-  </w:style>
-  <w:style w:type="paragraph" w:customStyle="1" w:styleId="A86ED0CEAF4D4E0F9AAA18997757DE86">
-    <w:name w:val="A86ED0CEAF4D4E0F9AAA18997757DE86"/>
-    <w:rsid w:val="004318A8"/>
-  </w:style>
-  <w:style w:type="paragraph" w:customStyle="1" w:styleId="4CD485E0EFE547179D19D00D24E4F2F1">
-    <w:name w:val="4CD485E0EFE547179D19D00D24E4F2F1"/>
-    <w:rsid w:val="004318A8"/>
-  </w:style>
-  <w:style w:type="paragraph" w:customStyle="1" w:styleId="B0E657B2B0E7427AAD59D6827BD660D4">
-    <w:name w:val="B0E657B2B0E7427AAD59D6827BD660D4"/>
-    <w:rsid w:val="004318A8"/>
-  </w:style>
-  <w:style w:type="paragraph" w:customStyle="1" w:styleId="47DF5FC31C7C45ABB782A11281AB91EA">
-    <w:name w:val="47DF5FC31C7C45ABB782A11281AB91EA"/>
-    <w:rsid w:val="004318A8"/>
+  <w:style w:type="paragraph" w:customStyle="1" w:styleId="60155A4394A546C986192963CAFCBF04">
+    <w:name w:val="60155A4394A546C986192963CAFCBF04"/>
+    <w:rsid w:val="00CE2A27"/>
+  </w:style>
+  <w:style w:type="paragraph" w:customStyle="1" w:styleId="A7782D92540646DABCD237794FA55664">
+    <w:name w:val="A7782D92540646DABCD237794FA55664"/>
+    <w:rsid w:val="00CE2A27"/>
+  </w:style>
+  <w:style w:type="paragraph" w:customStyle="1" w:styleId="C92B418AC6454B758B0D00133CA60211">
+    <w:name w:val="C92B418AC6454B758B0D00133CA60211"/>
+    <w:rsid w:val="00CE2A27"/>
+  </w:style>
+  <w:style w:type="paragraph" w:customStyle="1" w:styleId="E20BB3F719634B4EB4EAF8DCCF2CAB6E">
+    <w:name w:val="E20BB3F719634B4EB4EAF8DCCF2CAB6E"/>
+    <w:rsid w:val="00CE2A27"/>
+  </w:style>
+  <w:style w:type="paragraph" w:customStyle="1" w:styleId="BC44B3A309A247D7A2AE65FD7588698D">
+    <w:name w:val="BC44B3A309A247D7A2AE65FD7588698D"/>
+    <w:rsid w:val="00CE2A27"/>
+  </w:style>
+  <w:style w:type="paragraph" w:customStyle="1" w:styleId="1C2F96E52BDE4640A92E3227A6356518">
+    <w:name w:val="1C2F96E52BDE4640A92E3227A6356518"/>
+    <w:rsid w:val="00CE2A27"/>
+  </w:style>
+  <w:style w:type="paragraph" w:customStyle="1" w:styleId="D1DB6962AEEA41C38B85860CB95941C3">
+    <w:name w:val="D1DB6962AEEA41C38B85860CB95941C3"/>
+    <w:rsid w:val="00CE2A27"/>
+  </w:style>
+  <w:style w:type="paragraph" w:customStyle="1" w:styleId="857D980557F340059E0C2BDD0CE921CC">
+    <w:name w:val="857D980557F340059E0C2BDD0CE921CC"/>
+    <w:rsid w:val="00CE2A27"/>
+  </w:style>
+  <w:style w:type="paragraph" w:customStyle="1" w:styleId="FD9B16F9945640219ADBD595943791E1">
+    <w:name w:val="FD9B16F9945640219ADBD595943791E1"/>
+    <w:rsid w:val="00CE2A27"/>
+  </w:style>
+  <w:style w:type="paragraph" w:customStyle="1" w:styleId="8648FF96234C4A018C5724D0157844EB">
+    <w:name w:val="8648FF96234C4A018C5724D0157844EB"/>
+    <w:rsid w:val="00CE2A27"/>
+  </w:style>
+  <w:style w:type="paragraph" w:customStyle="1" w:styleId="3165C9EAEC4F4A9B8CEF774E6BD332EB">
+    <w:name w:val="3165C9EAEC4F4A9B8CEF774E6BD332EB"/>
+    <w:rsid w:val="00CE2A27"/>
+  </w:style>
+  <w:style w:type="paragraph" w:customStyle="1" w:styleId="7C2711B5BBEF4A578C861C2239E82269">
+    <w:name w:val="7C2711B5BBEF4A578C861C2239E82269"/>
+    <w:rsid w:val="00CE2A27"/>
+  </w:style>
+  <w:style w:type="paragraph" w:customStyle="1" w:styleId="F36EAC90D46746EDBFDDE9A5243F112D">
+    <w:name w:val="F36EAC90D46746EDBFDDE9A5243F112D"/>
+    <w:rsid w:val="00CE2A27"/>
   </w:style>
   <w:style w:type="paragraph" w:customStyle="1" w:styleId="B62181B43AD2425FBE8E0A4246FC8717">
     <w:name w:val="B62181B43AD2425FBE8E0A4246FC8717"/>
@@ -5680,14 +6109,6 @@
     <w:name w:val="E18040F82B8B4B9AA9F231D2982339DE"/>
     <w:rsid w:val="00255E60"/>
   </w:style>
-  <w:style w:type="paragraph" w:customStyle="1" w:styleId="7915F7C0B7504197B8EE71AD0B378C3E">
-    <w:name w:val="7915F7C0B7504197B8EE71AD0B378C3E"/>
-    <w:rsid w:val="00893695"/>
-  </w:style>
-  <w:style w:type="paragraph" w:customStyle="1" w:styleId="3AC21925528148DC9A2CC506D5C70863">
-    <w:name w:val="3AC21925528148DC9A2CC506D5C70863"/>
-    <w:rsid w:val="00893695"/>
-  </w:style>
   <w:style w:type="paragraph" w:customStyle="1" w:styleId="99476979E68D47D8A0F513F4E5EBD730">
     <w:name w:val="99476979E68D47D8A0F513F4E5EBD730"/>
     <w:rsid w:val="00893695"/>
@@ -5695,6 +6116,158 @@
   <w:style w:type="paragraph" w:customStyle="1" w:styleId="2A2A329835F947A1B9599BFCF6B026B8">
     <w:name w:val="2A2A329835F947A1B9599BFCF6B026B8"/>
     <w:rsid w:val="00893695"/>
+  </w:style>
+  <w:style w:type="paragraph" w:customStyle="1" w:styleId="19892FF6B3944225916EAD80BD8AE52A">
+    <w:name w:val="19892FF6B3944225916EAD80BD8AE52A"/>
+    <w:rsid w:val="00DC2E2B"/>
+  </w:style>
+  <w:style w:type="paragraph" w:customStyle="1" w:styleId="BE5BF4D76A974F86B0A274840B52559A">
+    <w:name w:val="BE5BF4D76A974F86B0A274840B52559A"/>
+    <w:rsid w:val="00DC2E2B"/>
+  </w:style>
+  <w:style w:type="paragraph" w:customStyle="1" w:styleId="B6BCEDE3F8764D7EB9A1036807DDF7A8">
+    <w:name w:val="B6BCEDE3F8764D7EB9A1036807DDF7A8"/>
+    <w:rsid w:val="00DC2E2B"/>
+  </w:style>
+  <w:style w:type="paragraph" w:customStyle="1" w:styleId="7C8F131FBE1F4347BC1486F174A8E5E3">
+    <w:name w:val="7C8F131FBE1F4347BC1486F174A8E5E3"/>
+    <w:rsid w:val="00DC2E2B"/>
+  </w:style>
+  <w:style w:type="paragraph" w:customStyle="1" w:styleId="10DBE63479F64B4A889C3C9BFD2A6D72">
+    <w:name w:val="10DBE63479F64B4A889C3C9BFD2A6D72"/>
+    <w:rsid w:val="00DC2E2B"/>
+  </w:style>
+  <w:style w:type="paragraph" w:customStyle="1" w:styleId="9459E83DAC6847A78454B0A8B6496350">
+    <w:name w:val="9459E83DAC6847A78454B0A8B6496350"/>
+    <w:rsid w:val="00DC2E2B"/>
+  </w:style>
+  <w:style w:type="paragraph" w:customStyle="1" w:styleId="BD117D2BD6824ED68A3D3293DE66643C">
+    <w:name w:val="BD117D2BD6824ED68A3D3293DE66643C"/>
+    <w:rsid w:val="00DC2E2B"/>
+  </w:style>
+  <w:style w:type="paragraph" w:customStyle="1" w:styleId="33B89C5D5BF044D2B076E14386866B7D">
+    <w:name w:val="33B89C5D5BF044D2B076E14386866B7D"/>
+    <w:rsid w:val="00DC2E2B"/>
+  </w:style>
+  <w:style w:type="paragraph" w:customStyle="1" w:styleId="6937EF46696540FD83DB565E5A4EB89E">
+    <w:name w:val="6937EF46696540FD83DB565E5A4EB89E"/>
+    <w:rsid w:val="00DC2E2B"/>
+  </w:style>
+  <w:style w:type="paragraph" w:customStyle="1" w:styleId="46F89A24987246DABFA8567A07BEC95E">
+    <w:name w:val="46F89A24987246DABFA8567A07BEC95E"/>
+    <w:rsid w:val="00CE2A27"/>
+  </w:style>
+  <w:style w:type="paragraph" w:customStyle="1" w:styleId="7F3D3AAA14A64D19947A1ED51A53C17F">
+    <w:name w:val="7F3D3AAA14A64D19947A1ED51A53C17F"/>
+    <w:rsid w:val="00CE2A27"/>
+  </w:style>
+  <w:style w:type="paragraph" w:customStyle="1" w:styleId="80A6247E8CE14258BD8BCA3852574D7C">
+    <w:name w:val="80A6247E8CE14258BD8BCA3852574D7C"/>
+    <w:rsid w:val="00CE2A27"/>
+  </w:style>
+  <w:style w:type="paragraph" w:customStyle="1" w:styleId="B8940095D58340D2951D44DDE1FE4A9F">
+    <w:name w:val="B8940095D58340D2951D44DDE1FE4A9F"/>
+    <w:rsid w:val="00CE2A27"/>
+  </w:style>
+  <w:style w:type="paragraph" w:customStyle="1" w:styleId="036035385F1249FFB49EAD09C8FB6556">
+    <w:name w:val="036035385F1249FFB49EAD09C8FB6556"/>
+    <w:rsid w:val="00CE2A27"/>
+  </w:style>
+  <w:style w:type="paragraph" w:customStyle="1" w:styleId="F639326FDFA148E3A5B12A23406CB5F0">
+    <w:name w:val="F639326FDFA148E3A5B12A23406CB5F0"/>
+    <w:rsid w:val="00CE2A27"/>
+  </w:style>
+  <w:style w:type="paragraph" w:customStyle="1" w:styleId="1E76683E4E5C408F98FE61CD798A11BE">
+    <w:name w:val="1E76683E4E5C408F98FE61CD798A11BE"/>
+    <w:rsid w:val="00CE2A27"/>
+  </w:style>
+  <w:style w:type="paragraph" w:customStyle="1" w:styleId="98FF9D2B690B428999EBBE43035E8128">
+    <w:name w:val="98FF9D2B690B428999EBBE43035E8128"/>
+    <w:rsid w:val="00CE2A27"/>
+  </w:style>
+  <w:style w:type="paragraph" w:customStyle="1" w:styleId="B5ACB0E4327E47CEA63DFDA4BE6295EF">
+    <w:name w:val="B5ACB0E4327E47CEA63DFDA4BE6295EF"/>
+    <w:rsid w:val="00CE2A27"/>
+  </w:style>
+  <w:style w:type="paragraph" w:customStyle="1" w:styleId="7DA48B305BB44ABC96C39F41595A7E9D">
+    <w:name w:val="7DA48B305BB44ABC96C39F41595A7E9D"/>
+    <w:rsid w:val="00CE2A27"/>
+  </w:style>
+  <w:style w:type="paragraph" w:customStyle="1" w:styleId="B4A425B1CE6B4EA0B98662A8579AC35F">
+    <w:name w:val="B4A425B1CE6B4EA0B98662A8579AC35F"/>
+    <w:rsid w:val="00CE2A27"/>
+  </w:style>
+  <w:style w:type="paragraph" w:customStyle="1" w:styleId="F4C688EB3CEF4B68950B4DAF91AE79AD">
+    <w:name w:val="F4C688EB3CEF4B68950B4DAF91AE79AD"/>
+    <w:rsid w:val="00CE2A27"/>
+  </w:style>
+  <w:style w:type="paragraph" w:customStyle="1" w:styleId="858F351521DF4288BC6DE84699C419B3">
+    <w:name w:val="858F351521DF4288BC6DE84699C419B3"/>
+    <w:rsid w:val="00CE2A27"/>
+  </w:style>
+  <w:style w:type="paragraph" w:customStyle="1" w:styleId="428D3C4CCBDB485A8D59B969546424A7">
+    <w:name w:val="428D3C4CCBDB485A8D59B969546424A7"/>
+    <w:rsid w:val="00CE2A27"/>
+  </w:style>
+  <w:style w:type="paragraph" w:customStyle="1" w:styleId="E2D4A4A48373468D8032ECB70840F86C">
+    <w:name w:val="E2D4A4A48373468D8032ECB70840F86C"/>
+    <w:rsid w:val="00CE2A27"/>
+  </w:style>
+  <w:style w:type="paragraph" w:customStyle="1" w:styleId="BB78FB1BCA5149F09DEE4B03B8954F17">
+    <w:name w:val="BB78FB1BCA5149F09DEE4B03B8954F17"/>
+    <w:rsid w:val="00CE2A27"/>
+  </w:style>
+  <w:style w:type="paragraph" w:customStyle="1" w:styleId="93E7ED20B3614802BFAF41B2DEA0F634">
+    <w:name w:val="93E7ED20B3614802BFAF41B2DEA0F634"/>
+    <w:rsid w:val="00CE2A27"/>
+  </w:style>
+  <w:style w:type="paragraph" w:customStyle="1" w:styleId="B78D9227BEB54F85BD25C35C6BBB0357">
+    <w:name w:val="B78D9227BEB54F85BD25C35C6BBB0357"/>
+    <w:rsid w:val="00CE2A27"/>
+  </w:style>
+  <w:style w:type="paragraph" w:customStyle="1" w:styleId="3C2F18A32491414C83AE774232257758">
+    <w:name w:val="3C2F18A32491414C83AE774232257758"/>
+    <w:rsid w:val="00CE2A27"/>
+  </w:style>
+  <w:style w:type="paragraph" w:customStyle="1" w:styleId="3B469AEE56F34E54B6E3B85BD7FFC416">
+    <w:name w:val="3B469AEE56F34E54B6E3B85BD7FFC416"/>
+    <w:rsid w:val="00CE2A27"/>
+  </w:style>
+  <w:style w:type="paragraph" w:customStyle="1" w:styleId="CA9E1FFD447A4997AC966F3E99012D04">
+    <w:name w:val="CA9E1FFD447A4997AC966F3E99012D04"/>
+    <w:rsid w:val="00CE2A27"/>
+  </w:style>
+  <w:style w:type="paragraph" w:customStyle="1" w:styleId="A346B087F6ED4C3FB40BBC9FEAF343D0">
+    <w:name w:val="A346B087F6ED4C3FB40BBC9FEAF343D0"/>
+    <w:rsid w:val="00CE2A27"/>
+  </w:style>
+  <w:style w:type="paragraph" w:customStyle="1" w:styleId="2E0194DBD2B44DC994A8B6303FB5D790">
+    <w:name w:val="2E0194DBD2B44DC994A8B6303FB5D790"/>
+    <w:rsid w:val="00CE2A27"/>
+  </w:style>
+  <w:style w:type="paragraph" w:customStyle="1" w:styleId="93FC2D68704E4E2AAF8B06FCFE73FA2A">
+    <w:name w:val="93FC2D68704E4E2AAF8B06FCFE73FA2A"/>
+    <w:rsid w:val="00F7268A"/>
+  </w:style>
+  <w:style w:type="paragraph" w:customStyle="1" w:styleId="FF7D0256A8984BD29F777DD6EE89EAA4">
+    <w:name w:val="FF7D0256A8984BD29F777DD6EE89EAA4"/>
+    <w:rsid w:val="00DF4DAD"/>
+  </w:style>
+  <w:style w:type="paragraph" w:customStyle="1" w:styleId="4DE21086ED5D42B8A272652EAA3E84B3">
+    <w:name w:val="4DE21086ED5D42B8A272652EAA3E84B3"/>
+    <w:rsid w:val="00DF4DAD"/>
+  </w:style>
+  <w:style w:type="paragraph" w:customStyle="1" w:styleId="ABF8A5C86D584E2FBC35CD99FC593E01">
+    <w:name w:val="ABF8A5C86D584E2FBC35CD99FC593E01"/>
+    <w:rsid w:val="00DF4DAD"/>
+  </w:style>
+  <w:style w:type="paragraph" w:customStyle="1" w:styleId="3405CAF546954E719E4429247F06AE9A">
+    <w:name w:val="3405CAF546954E719E4429247F06AE9A"/>
+    <w:rsid w:val="00DF4DAD"/>
+  </w:style>
+  <w:style w:type="paragraph" w:customStyle="1" w:styleId="2C66BB5EC77246CB80F223D6F2024470">
+    <w:name w:val="2C66BB5EC77246CB80F223D6F2024470"/>
+    <w:rsid w:val="00DF4DAD"/>
   </w:style>
 </w:styles>
 </file>
@@ -6045,9 +6618,7 @@
 <b:Sources xmlns:b="http://schemas.openxmlformats.org/officeDocument/2006/bibliography" xmlns="http://schemas.openxmlformats.org/officeDocument/2006/bibliography" SelectedStyle="\APASixthEditionOfficeOnline.xsl" StyleName="APA" Version="6"/>
 </file>
 
-<file path=customXml/item2.xml>��< ? x m l   v e r s i o n = " 1 . 0 "   e n c o d i n g = " u t f - 1 6 " ? > - 
- < N a v W o r d R e p o r t X m l P a r t   x m l n s = " u r n : m i c r o s o f t - d y n a m i c s - b u s i n e s s c e n t r a l / i n t e r n a l / e x t e n d e d / r e p o r t s / Q l t y _ N o n _ C o n f o r m a n c e / 2 0 4 0 3 / " > +<file path=customXml/item2.xml>��< ? x m l   v e r s i o n = " 1 . 0 "   e n c o d i n g = " u t f - 1 6 " ? > < N a v W o r d R e p o r t X m l P a r t   x m l n s = " u r n : m i c r o s o f t - d y n a m i c s - b u s i n e s s c e n t r a l / i n t e r n a l / e x t e n d e d / r e p o r t s / Q l t y _ N o n _ C o n f o r m a n c e / 2 0 4 0 3 / " >   
      < B C R e p o r t I n f o r m a t i o n >   
@@ -6115,17 +6686,15 @@
  
      < L a b e l s >   
-         < C o m p l e t e d B y L a b e l   E l e m e n t T y p e = " P a r a m e t e r "   E l e m e n t I d = " 9 2 6 8 6 1 7 7 3 "   D a t a T y p e = " S t r i n g " > C o m p l e t e d B y L a b e l < / C o m p l e t e d B y L a b e l > - 
-         < C o m p l e t e d D a t e L a b e l   E l e m e n t T y p e = " P a r a m e t e r "   E l e m e n t I d = " 1 4 6 7 6 7 4 5 7 8 "   D a t a T y p e = " S t r i n g " > C o m p l e t e d D a t e L a b e l < / C o m p l e t e d D a t e L a b e l > - 
          < C o n d i t i o n L a b e l   E l e m e n t T y p e = " P a r a m e t e r "   E l e m e n t I d = " 1 4 2 4 6 4 8 2 8 8 "   D a t a T y p e = " S t r i n g " > C o n d i t i o n L a b e l < / C o n d i t i o n L a b e l >   
          < D a t e L a b e l   E l e m e n t T y p e = " P a r a m e t e r "   E l e m e n t I d = " 7 9 3 8 1 7 7 7 7 "   D a t a T y p e = " S t r i n g " > D a t e L a b e l < / D a t e L a b e l >   
          < E n t e r e d B y L a b e l   E l e m e n t T y p e = " P a r a m e t e r "   E l e m e n t I d = " 1 9 1 0 3 3 1 8 8 9 "   D a t a T y p e = " S t r i n g " > E n t e r e d B y L a b e l < / E n t e r e d B y L a b e l >   
-         < F i e l d L a b e l   E l e m e n t T y p e = " P a r a m e t e r "   E l e m e n t I d = " 1 9 6 1 6 4 7 3 9 9 "   D a t a T y p e = " S t r i n g " > F i e l d L a b e l < / F i e l d L a b e l > +         < F i n i s h e d B y L a b e l   E l e m e n t T y p e = " P a r a m e t e r "   E l e m e n t I d = " 1 2 1 8 3 5 9 1 8 "   D a t a T y p e = " S t r i n g " > F i n i s h e d B y L a b e l < / F i n i s h e d B y L a b e l > + 
+         < F i n i s h e d O n L a b e l   E l e m e n t T y p e = " P a r a m e t e r "   E l e m e n t I d = " 1 9 3 5 3 2 6 4 3 2 "   D a t a T y p e = " S t r i n g " > F i n i s h e d O n L a b e l < / F i n i s h e d O n L a b e l >   
          < I n s p e c t i o n L a b e l   E l e m e n t T y p e = " P a r a m e t e r "   E l e m e n t I d = " 1 5 4 9 8 3 1 5 2 5 "   D a t a T y p e = " S t r i n g " > I n s p e c t i o n L a b e l < / I n s p e c t i o n L a b e l >   
@@ -6133,15 +6702,15 @@
  
          < I t e m T r a c k i n g L a b e l   E l e m e n t T y p e = " P a r a m e t e r "   E l e m e n t I d = " 9 3 5 5 3 4 6 7 1 "   D a t a T y p e = " S t r i n g " > I t e m T r a c k i n g L a b e l < / I t e m T r a c k i n g L a b e l >   
-         < M e a s u r e m e n t L a b e l   E l e m e n t T y p e = " P a r a m e t e r "   E l e m e n t I d = " 1 7 6 1 7 7 1 9 3 5 "   D a t a T y p e = " S t r i n g " > M e a s u r e m e n t L a b e l < / M e a s u r e m e n t L a b e l > - 
-         < M e t r i c L a b e l   E l e m e n t T y p e = " P a r a m e t e r "   E l e m e n t I d = " 2 7 1 2 2 7 7 7 5 "   D a t a T y p e = " S t r i n g " > M e t r i c L a b e l < / M e t r i c L a b e l > +         < P a g e L a b e l   E l e m e n t T y p e = " P a r a m e t e r "   E l e m e n t I d = " 1 8 8 0 8 2 7 5 0 4 "   D a t a T y p e = " S t r i n g " > P a g e L a b e l < / P a g e L a b e l >   
          < R e p o r t T i t l e L a b e l   E l e m e n t T y p e = " P a r a m e t e r "   E l e m e n t I d = " 1 2 9 7 0 8 9 6 2 7 "   D a t a T y p e = " S t r i n g " > R e p o r t T i t l e L a b e l < / R e p o r t T i t l e L a b e l >   
          < R e s u l t L a b e l   E l e m e n t T y p e = " P a r a m e t e r "   E l e m e n t I d = " 4 0 7 6 0 6 8 8 6 "   D a t a T y p e = " S t r i n g " > R e s u l t L a b e l < / R e s u l t L a b e l >   
-         < T e s t D o c u m e n t N o L a b e l   E l e m e n t T y p e = " P a r a m e t e r "   E l e m e n t I d = " 1 6 2 2 1 4 2 9 2 3 "   D a t a T y p e = " S t r i n g " > T e s t D o c u m e n t N o L a b e l < / T e s t D o c u m e n t N o L a b e l > +         < T e s t L a b e l   E l e m e n t T y p e = " P a r a m e t e r "   E l e m e n t I d = " 1 5 2 2 4 8 5 9 "   D a t a T y p e = " S t r i n g " > T e s t L a b e l < / T e s t L a b e l > + 
+         < T e s t V a l u e L a b e l   E l e m e n t T y p e = " P a r a m e t e r "   E l e m e n t I d = " 1 1 6 2 1 3 2 5 7 0 "   D a t a T y p e = " S t r i n g " > T e s t V a l u e L a b e l < / T e s t V a l u e L a b e l >   
      < / L a b e l s >   
@@ -6389,7 +6958,7 @@
  
          < C o m p a n y I n f o r m a t i o n _ R o w 8   E l e m e n t T y p e = " C o l u m n "   E l e m e n t I d = " 3 9 8 9 1 0 6 3 7 "   D a t a T y p e = " T e x t " > C o m p a n y I n f o r m a t i o n _ R o w 8 < / C o m p a n y I n f o r m a t i o n _ R o w 8 >   
-         < C o m p a n y L o g o   E l e m e n t T y p e = " C o l u m n "   E l e m e n t I d = " 2 3 7 6 9 1 5 1 "   D a t a T y p e = " B l o b "   / > +         < C o m p a n y L o g o   E l e m e n t T y p e = " C o l u m n "   E l e m e n t I d = " 2 3 7 6 9 1 5 1 "   D a t a T y p e = " B l o b " / >   
          < E m a i l L a b e l   E l e m e n t T y p e = " C o l u m n "   E l e m e n t I d = " 7 7 1 8 8 7 1 3 5 "   D a t a T y p e = " T e x t " > E m a i l L a b e l < / E m a i l L a b e l >   
@@ -6398,8 +6967,6 @@
          < F i n i s h e d B y N a m e L a b e l   E l e m e n t T y p e = " C o l u m n "   E l e m e n t I d = " 2 1 0 1 0 0 9 6 5 1 "   D a t a T y p e = " T e x t " > F i n i s h e d B y N a m e L a b e l < / F i n i s h e d B y N a m e L a b e l >   
          < F i n i s h e d B y S i g n a t u r e L a b e l   E l e m e n t T y p e = " C o l u m n "   E l e m e n t I d = " 2 0 7 1 3 1 2 7 2 2 "   D a t a T y p e = " T e x t " > F i n i s h e d B y S i g n a t u r e L a b e l < / F i n i s h e d B y S i g n a t u r e L a b e l > - 
-         < F i n i s h e d D a t e O n l y   E l e m e n t T y p e = " C o l u m n "   E l e m e n t I d = " 2 0 0 8 0 4 4 9 4 3 "   D a t a T y p e = " D a t e " > F i n i s h e d D a t e O n l y < / F i n i s h e d D a t e O n l y >   
          < H o m e P a g e L a b e l   E l e m e n t T y p e = " C o l u m n "   E l e m e n t I d = " 4 6 2 3 7 4 2 3 1 "   D a t a T y p e = " T e x t " > H o m e P a g e L a b e l < / H o m e P a g e L a b e l >   
@@ -6686,17 +7253,15 @@
  
      < L a b e l s >   
-         < C o m p l e t e d B y L a b e l > C o m p l e t e d B y L a b e l < / C o m p l e t e d B y L a b e l > - 
-         < C o m p l e t e d D a t e L a b e l > C o m p l e t e d D a t e L a b e l < / C o m p l e t e d D a t e L a b e l > - 
          < C o n d i t i o n L a b e l > C o n d i t i o n L a b e l < / C o n d i t i o n L a b e l >   
          < D a t e L a b e l > D a t e L a b e l < / D a t e L a b e l >   
          < E n t e r e d B y L a b e l > E n t e r e d B y L a b e l < / E n t e r e d B y L a b e l >   
-         < F i e l d L a b e l > F i e l d L a b e l < / F i e l d L a b e l > +         < F i n i s h e d B y L a b e l > F i n i s h e d B y L a b e l < / F i n i s h e d B y L a b e l > + 
+         < F i n i s h e d O n L a b e l > F i n i s h e d O n L a b e l < / F i n i s h e d O n L a b e l >   
          < I n s p e c t i o n L a b e l > I n s p e c t i o n L a b e l < / I n s p e c t i o n L a b e l >   
@@ -6704,15 +7269,15 @@
  
          < I t e m T r a c k i n g L a b e l > I t e m T r a c k i n g L a b e l < / I t e m T r a c k i n g L a b e l >   
-         < M e a s u r e m e n t L a b e l > M e a s u r e m e n t L a b e l < / M e a s u r e m e n t L a b e l > - 
-         < M e t r i c L a b e l > M e t r i c L a b e l < / M e t r i c L a b e l > +         < P a g e L a b e l > P a g e L a b e l < / P a g e L a b e l >   
          < R e p o r t T i t l e L a b e l > R e p o r t T i t l e L a b e l < / R e p o r t T i t l e L a b e l >   
          < R e s u l t L a b e l > R e s u l t L a b e l < / R e s u l t L a b e l >   
-         < T e s t D o c u m e n t N o L a b e l > T e s t D o c u m e n t N o L a b e l < / T e s t D o c u m e n t N o L a b e l > +         < T e s t L a b e l > T e s t L a b e l < / T e s t L a b e l > + 
+         < T e s t V a l u e L a b e l > T e s t V a l u e L a b e l < / T e s t V a l u e L a b e l >   
      < / L a b e l s >   
@@ -6767,8 +7332,6 @@
          < F i n i s h e d B y N a m e L a b e l > F i n i s h e d B y N a m e L a b e l < / F i n i s h e d B y N a m e L a b e l >   
          < F i n i s h e d B y S i g n a t u r e L a b e l > F i n i s h e d B y S i g n a t u r e L a b e l < / F i n i s h e d B y S i g n a t u r e L a b e l > - 
-         < F i n i s h e d D a t e O n l y > F i n i s h e d D a t e O n l y < / F i n i s h e d D a t e O n l y >   
          < H o m e P a g e L a b e l > H o m e P a g e L a b e l < / H o m e P a g e L a b e l >   

--- a/src/Apps/W1/Quality Management/app/src/Reports/QltyNonConformance.docx
+++ b/src/Apps/W1/Quality Management/app/src/Reports/QltyNonConformance.docx
@@ -466,8 +466,6 @@
             <w:rPr>
               <w:b/>
               <w:bCs/>
-              <w:i w:val="0"/>
-              <w:iCs w:val="0"/>
             </w:rPr>
             <w:alias w:val="TestValueLabel"/>
             <w:tag w:val="#BC:InsertDataItem,Labels/TestValueLabel"/>
@@ -5533,6 +5531,7 @@
     <w:rsid w:val="00AC564C"/>
     <w:rsid w:val="00AC72BE"/>
     <w:rsid w:val="00AE3ED7"/>
+    <w:rsid w:val="00AF7653"/>
     <w:rsid w:val="00B20A8E"/>
     <w:rsid w:val="00B26145"/>
     <w:rsid w:val="00B33746"/>
@@ -5572,6 +5571,7 @@
     <w:rsid w:val="00F73348"/>
     <w:rsid w:val="00F73828"/>
     <w:rsid w:val="00F83D61"/>
+    <w:rsid w:val="00F9313B"/>
     <w:rsid w:val="00FA4CB8"/>
     <w:rsid w:val="00FC34CE"/>
     <w:rsid w:val="00FD0CC1"/>
@@ -6614,944 +6614,944 @@
 </we:webextension>
 </file>
 
-<file path=customXml/item1.xml><?xml version="1.0" encoding="utf-8"?>
+<file path=customXml/item1.xml>��< ? x m l   v e r s i o n = " 1 . 0 "   e n c o d i n g = " u t f - 1 6 " ? > + 
+ < N a v W o r d R e p o r t X m l P a r t   x m l n s = " u r n : m i c r o s o f t - d y n a m i c s - n a v / r e p o r t s / Q l t y _ N o n _ C o n f o r m a n c e / 2 0 4 0 3 / " > + 
+     < B C R e p o r t I n f o r m a t i o n > + 
+         < R e p o r t M e t a d a t a > + 
+             < E x t e n s i o n I d > E x t e n s i o n   I D < / E x t e n s i o n I d > + 
+             < E x t e n s i o n N a m e > E x t e n s i o n   N a m e < / E x t e n s i o n N a m e > + 
+             < E x t e n s i o n P u b l i s h e r > E x t e n s i o n   P u b l i s h e r < / E x t e n s i o n P u b l i s h e r > + 
+             < E x t e n s i o n V e r s i o n > E x t e n s i o n   V e r s i o n < / E x t e n s i o n V e r s i o n > + 
+             < R e p o r t I d > R e p o r t   I D < / R e p o r t I d > + 
+             < R e p o r t N a m e > R e p o r t   N a m e < / R e p o r t N a m e > + 
+             < A b o u t T h i s R e p o r t T i t l e > A b o u t   T h i s   R e p o r t   T i t l e < / A b o u t T h i s R e p o r t T i t l e > + 
+             < A b o u t T h i s R e p o r t T e x t > A b o u t   T h i s   R e p o r t   T e x t < / A b o u t T h i s R e p o r t T e x t > + 
+             < R e p o r t H e l p L i n k > R e p o r t   H e l p   L i n k < / R e p o r t H e l p L i n k > + 
+         < / R e p o r t M e t a d a t a > + 
+         < R e p o r t R e q u e s t > + 
+             < T e n a n t E n t r a I d > T e n a n t   E n t r a   I d < / T e n a n t E n t r a I d > + 
+             < E n v i r o n m e n t N a m e > E n v i r o n m e n t   N a m e < / E n v i r o n m e n t N a m e > + 
+             < E n v i r o n m e n t T y p e > E n v i r o n m e n t   T y p e < / E n v i r o n m e n t T y p e > + 
+             < C o m p a n y N a m e > C o m p a n y   N a m e < / C o m p a n y N a m e > + 
+             < C o m p a n y D i s p l a y N a m e > C o m p a n y   D i s p l a y   N a m e < / C o m p a n y D i s p l a y N a m e > + 
+             < C o m p a n y I d > C o m p a n y   I D < / C o m p a n y I d > + 
+             < U s e r N a m e > U s e r   N a m e < / U s e r N a m e > + 
+             < D a t e A n d T i m e > D a t e   a n d   T i m e < / D a t e A n d T i m e > + 
+             < L a n g u a g e > L a n g u a g e < / L a n g u a g e > + 
+             < F o r m a t R e g i o n > F o r m a t   R e g i o n < / F o r m a t R e g i o n > + 
+             < D a t e T i m e V a l u e s > + 
+                 < Y e a r > Y e a r < / Y e a r > + 
+                 < M o n t h N u m b e r > M o n t h   N u m b e r < / M o n t h N u m b e r > + 
+                 < D a y N u m b e r > D a y   N u m b e r < / D a y N u m b e r > + 
+                 < H o u r > H o u r < / H o u r > + 
+                 < M i n u t e > M i n u t e < / M i n u t e > + 
+             < / D a t e T i m e V a l u e s > + 
+         < / R e p o r t R e q u e s t > + 
+     < / B C R e p o r t I n f o r m a t i o n > + 
+     < L a b e l s > + 
+         < C o n d i t i o n L a b e l > C o n d i t i o n L a b e l < / C o n d i t i o n L a b e l > + 
+         < D a t e L a b e l > D a t e L a b e l < / D a t e L a b e l > + 
+         < E n t e r e d B y L a b e l > E n t e r e d B y L a b e l < / E n t e r e d B y L a b e l > + 
+         < F i n i s h e d B y L a b e l > F i n i s h e d B y L a b e l < / F i n i s h e d B y L a b e l > + 
+         < F i n i s h e d O n L a b e l > F i n i s h e d O n L a b e l < / F i n i s h e d O n L a b e l > + 
+         < I n s p e c t i o n L a b e l > I n s p e c t i o n L a b e l < / I n s p e c t i o n L a b e l > + 
+         < I t e m L a b e l > I t e m L a b e l < / I t e m L a b e l > + 
+         < I t e m T r a c k i n g L a b e l > I t e m T r a c k i n g L a b e l < / I t e m T r a c k i n g L a b e l > + 
+         < P a g e L a b e l > P a g e L a b e l < / P a g e L a b e l > + 
+         < R e p o r t T i t l e L a b e l > R e p o r t T i t l e L a b e l < / R e p o r t T i t l e L a b e l > + 
+         < R e s u l t L a b e l > R e s u l t L a b e l < / R e s u l t L a b e l > + 
+         < T e s t L a b e l > T e s t L a b e l < / T e s t L a b e l > + 
+         < T e s t V a l u e L a b e l > T e s t V a l u e L a b e l < / T e s t V a l u e L a b e l > + 
+     < / L a b e l s > + 
+     < C u r r e n t I n s p e c t i o n > + 
+         < A p p r o v e r N a m e L a b e l > A p p r o v e r N a m e L a b e l < / A p p r o v e r N a m e L a b e l > + 
+         < A p p r o v e r S i g n a t u r e L a b e l > A p p r o v e r S i g n a t u r e L a b e l < / A p p r o v e r S i g n a t u r e L a b e l > + 
+         < C O A C o n t a c t _ A l l > C O A C o n t a c t _ A l l < / C O A C o n t a c t _ A l l > + 
+         < C O A C o n t a c t _ R o w 1 > C O A C o n t a c t _ R o w 1 < / C O A C o n t a c t _ R o w 1 > + 
+         < C O A C o n t a c t _ R o w 2 > C O A C o n t a c t _ R o w 2 < / C O A C o n t a c t _ R o w 2 > + 
+         < C O A C o n t a c t _ R o w 3 > C O A C o n t a c t _ R o w 3 < / C O A C o n t a c t _ R o w 3 > + 
+         < C O A C o n t a c t _ R o w 4 > C O A C o n t a c t _ R o w 4 < / C O A C o n t a c t _ R o w 4 > + 
+         < C O A C o n t a c t _ R o w 5 > C O A C o n t a c t _ R o w 5 < / C O A C o n t a c t _ R o w 5 > + 
+         < C O A C o n t a c t _ R o w 6 > C O A C o n t a c t _ R o w 6 < / C O A C o n t a c t _ R o w 6 > + 
+         < C O A C o n t a c t _ R o w 7 > C O A C o n t a c t _ R o w 7 < / C O A C o n t a c t _ R o w 7 > + 
+         < C O A C o n t a c t _ R o w 8 > C O A C o n t a c t _ R o w 8 < / C O A C o n t a c t _ R o w 8 > + 
+         < C o m p a n y I n f o r m a t i o n _ A l l > C o m p a n y I n f o r m a t i o n _ A l l < / C o m p a n y I n f o r m a t i o n _ A l l > + 
+         < C o m p a n y I n f o r m a t i o n _ R o w 1 > C o m p a n y I n f o r m a t i o n _ R o w 1 < / C o m p a n y I n f o r m a t i o n _ R o w 1 > + 
+         < C o m p a n y I n f o r m a t i o n _ R o w 2 > C o m p a n y I n f o r m a t i o n _ R o w 2 < / C o m p a n y I n f o r m a t i o n _ R o w 2 > + 
+         < C o m p a n y I n f o r m a t i o n _ R o w 3 > C o m p a n y I n f o r m a t i o n _ R o w 3 < / C o m p a n y I n f o r m a t i o n _ R o w 3 > + 
+         < C o m p a n y I n f o r m a t i o n _ R o w 4 > C o m p a n y I n f o r m a t i o n _ R o w 4 < / C o m p a n y I n f o r m a t i o n _ R o w 4 > + 
+         < C o m p a n y I n f o r m a t i o n _ R o w 5 > C o m p a n y I n f o r m a t i o n _ R o w 5 < / C o m p a n y I n f o r m a t i o n _ R o w 5 > + 
+         < C o m p a n y I n f o r m a t i o n _ R o w 6 > C o m p a n y I n f o r m a t i o n _ R o w 6 < / C o m p a n y I n f o r m a t i o n _ R o w 6 > + 
+         < C o m p a n y I n f o r m a t i o n _ R o w 7 > C o m p a n y I n f o r m a t i o n _ R o w 7 < / C o m p a n y I n f o r m a t i o n _ R o w 7 > + 
+         < C o m p a n y I n f o r m a t i o n _ R o w 8 > C o m p a n y I n f o r m a t i o n _ R o w 8 < / C o m p a n y I n f o r m a t i o n _ R o w 8 > + 
+         < C o m p a n y L o g o   / > + 
+         < E m a i l L a b e l > E m a i l L a b e l < / E m a i l L a b e l > + 
+         < E m a i l V a l u e > E m a i l V a l u e < / E m a i l V a l u e > + 
+         < F i n i s h e d B y N a m e L a b e l > F i n i s h e d B y N a m e L a b e l < / F i n i s h e d B y N a m e L a b e l > + 
+         < F i n i s h e d B y S i g n a t u r e L a b e l > F i n i s h e d B y S i g n a t u r e L a b e l < / F i n i s h e d B y S i g n a t u r e L a b e l > + 
+         < H o m e P a g e L a b e l > H o m e P a g e L a b e l < / H o m e P a g e L a b e l > + 
+         < H o m e P a g e V a l u e > H o m e P a g e V a l u e < / H o m e P a g e V a l u e > + 
+         < I n s p e c t i o n I n f o r m a t i o n > I n s p e c t i o n I n f o r m a t i o n < / I n s p e c t i o n I n f o r m a t i o n > + 
+         < I t e m D e s c r i p t i o n > I t e m D e s c r i p t i o n < / I t e m D e s c r i p t i o n > + 
+         < I t e m T r a c k i n g D e s c r i p t i o n > I t e m T r a c k i n g D e s c r i p t i o n < / I t e m T r a c k i n g D e s c r i p t i o n > + 
+         < P h o n e N o L a b e l > P h o n e N o L a b e l < / P h o n e N o L a b e l > + 
+         < P h o n e N o V a l u e > P h o n e N o V a l u e < / P h o n e N o V a l u e > + 
+         < Q l t y I n s p e c t i o n T e m p l a t e _ D e s c r i p t i o n > Q l t y I n s p e c t i o n T e m p l a t e _ D e s c r i p t i o n < / Q l t y I n s p e c t i o n T e m p l a t e _ D e s c r i p t i o n > + 
+         < Q l t y I n s p e c t i o n _ D e s c r i p t i o n > Q l t y I n s p e c t i o n _ D e s c r i p t i o n < / Q l t y I n s p e c t i o n _ D e s c r i p t i o n > + 
+         < Q l t y I n s p e c t i o n _ D i r e c t o r _ N a m e > Q l t y I n s p e c t i o n _ D i r e c t o r _ N a m e < / Q l t y I n s p e c t i o n _ D i r e c t o r _ N a m e > + 
+         < Q l t y I n s p e c t i o n _ D i r e c t o r _ T i t l e > Q l t y I n s p e c t i o n _ D i r e c t o r _ T i t l e < / Q l t y I n s p e c t i o n _ D i r e c t o r _ T i t l e > + 
+         < Q l t y I n s p e c t i o n _ F i n i s h e d _ B y _ E m a i l > Q l t y I n s p e c t i o n _ F i n i s h e d _ B y _ E m a i l < / Q l t y I n s p e c t i o n _ F i n i s h e d _ B y _ E m a i l > + 
+         < Q l t y I n s p e c t i o n _ F i n i s h e d _ B y _ P h o n e > Q l t y I n s p e c t i o n _ F i n i s h e d _ B y _ P h o n e < / Q l t y I n s p e c t i o n _ F i n i s h e d _ B y _ P h o n e > + 
+         < Q l t y I n s p e c t i o n _ F i n i s h e d _ B y _ T i t l e > Q l t y I n s p e c t i o n _ F i n i s h e d _ B y _ T i t l e < / Q l t y I n s p e c t i o n _ F i n i s h e d _ B y _ T i t l e > + 
+         < Q l t y I n s p e c t i o n _ F i n i s h e d _ B y _ U s e r N a m e > Q l t y I n s p e c t i o n _ F i n i s h e d _ B y _ U s e r N a m e < / Q l t y I n s p e c t i o n _ F i n i s h e d _ B y _ U s e r N a m e > + 
+         < Q l t y I n s p e c t i o n _ F i n i s h e d _ B y _ U s e r _ I D > Q l t y I n s p e c t i o n _ F i n i s h e d _ B y _ U s e r _ I D < / Q l t y I n s p e c t i o n _ F i n i s h e d _ B y _ U s e r _ I D > + 
+         < Q l t y I n s p e c t i o n _ F i n i s h e d _ D a t e > Q l t y I n s p e c t i o n _ F i n i s h e d _ D a t e < / Q l t y I n s p e c t i o n _ F i n i s h e d _ D a t e > + 
+         < Q l t y I n s p e c t i o n _ N o > Q l t y I n s p e c t i o n _ N o < / Q l t y I n s p e c t i o n _ N o > + 
+         < Q l t y I n s p e c t i o n _ R e i n s p e c t i o n N o > Q l t y I n s p e c t i o n _ R e i n s p e c t i o n N o < / Q l t y I n s p e c t i o n _ R e i n s p e c t i o n N o > + 
+         < Q l t y I n s p e c t i o n _ R e s u l t _ C o d e > Q l t y I n s p e c t i o n _ R e s u l t _ C o d e < / Q l t y I n s p e c t i o n _ R e s u l t _ C o d e > + 
+         < Q l t y I n s p e c t i o n _ R e s u l t _ D e s c r i p t i o n > Q l t y I n s p e c t i o n _ R e s u l t _ D e s c r i p t i o n < / Q l t y I n s p e c t i o n _ R e s u l t _ D e s c r i p t i o n > + 
+         < Q l t y I n s p e c t i o n _ S o u r c e _ C u s t o m _ 1 > Q l t y I n s p e c t i o n _ S o u r c e _ C u s t o m _ 1 < / Q l t y I n s p e c t i o n _ S o u r c e _ C u s t o m _ 1 > + 
+         < Q l t y I n s p e c t i o n _ S o u r c e _ C u s t o m _ 1 0 > Q l t y I n s p e c t i o n _ S o u r c e _ C u s t o m _ 1 0 < / Q l t y I n s p e c t i o n _ S o u r c e _ C u s t o m _ 1 0 > + 
+         < Q l t y I n s p e c t i o n _ S o u r c e _ C u s t o m _ 2 > Q l t y I n s p e c t i o n _ S o u r c e _ C u s t o m _ 2 < / Q l t y I n s p e c t i o n _ S o u r c e _ C u s t o m _ 2 > + 
+         < Q l t y I n s p e c t i o n _ S o u r c e _ C u s t o m _ 3 > Q l t y I n s p e c t i o n _ S o u r c e _ C u s t o m _ 3 < / Q l t y I n s p e c t i o n _ S o u r c e _ C u s t o m _ 3 > + 
+         < Q l t y I n s p e c t i o n _ S o u r c e _ C u s t o m _ 4 > Q l t y I n s p e c t i o n _ S o u r c e _ C u s t o m _ 4 < / Q l t y I n s p e c t i o n _ S o u r c e _ C u s t o m _ 4 > + 
+         < Q l t y I n s p e c t i o n _ S o u r c e _ C u s t o m _ 5 > Q l t y I n s p e c t i o n _ S o u r c e _ C u s t o m _ 5 < / Q l t y I n s p e c t i o n _ S o u r c e _ C u s t o m _ 5 > + 
+         < Q l t y I n s p e c t i o n _ S o u r c e _ C u s t o m _ 6 > Q l t y I n s p e c t i o n _ S o u r c e _ C u s t o m _ 6 < / Q l t y I n s p e c t i o n _ S o u r c e _ C u s t o m _ 6 > + 
+         < Q l t y I n s p e c t i o n _ S o u r c e _ C u s t o m _ 7 > Q l t y I n s p e c t i o n _ S o u r c e _ C u s t o m _ 7 < / Q l t y I n s p e c t i o n _ S o u r c e _ C u s t o m _ 7 > + 
+         < Q l t y I n s p e c t i o n _ S o u r c e _ C u s t o m _ 8 > Q l t y I n s p e c t i o n _ S o u r c e _ C u s t o m _ 8 < / Q l t y I n s p e c t i o n _ S o u r c e _ C u s t o m _ 8 > + 
+         < Q l t y I n s p e c t i o n _ S o u r c e _ C u s t o m _ 9 > Q l t y I n s p e c t i o n _ S o u r c e _ C u s t o m _ 9 < / Q l t y I n s p e c t i o n _ S o u r c e _ C u s t o m _ 9 > + 
+         < Q l t y I n s p e c t i o n _ S o u r c e _ D o c u m e n t _ N o _ > Q l t y I n s p e c t i o n _ S o u r c e _ D o c u m e n t _ N o _ < / Q l t y I n s p e c t i o n _ S o u r c e _ D o c u m e n t _ N o _ > + 
+         < Q l t y I n s p e c t i o n _ S o u r c e _ I t e m _ D e s c r i p t i o n > Q l t y I n s p e c t i o n _ S o u r c e _ I t e m _ D e s c r i p t i o n < / Q l t y I n s p e c t i o n _ S o u r c e _ I t e m _ D e s c r i p t i o n > + 
+         < Q l t y I n s p e c t i o n _ S o u r c e _ I t e m _ D e s c r i p t i o n 2 > Q l t y I n s p e c t i o n _ S o u r c e _ I t e m _ D e s c r i p t i o n 2 < / Q l t y I n s p e c t i o n _ S o u r c e _ I t e m _ D e s c r i p t i o n 2 > + 
+         < Q l t y I n s p e c t i o n _ S o u r c e _ I t e m _ N o _ > Q l t y I n s p e c t i o n _ S o u r c e _ I t e m _ N o _ < / Q l t y I n s p e c t i o n _ S o u r c e _ I t e m _ N o _ > + 
+         < Q l t y I n s p e c t i o n _ S o u r c e _ L o t _ N o _ > Q l t y I n s p e c t i o n _ S o u r c e _ L o t _ N o _ < / Q l t y I n s p e c t i o n _ S o u r c e _ L o t _ N o _ > + 
+         < Q l t y I n s p e c t i o n _ S o u r c e _ P a c k a g e _ N o _ > Q l t y I n s p e c t i o n _ S o u r c e _ P a c k a g e _ N o _ < / Q l t y I n s p e c t i o n _ S o u r c e _ P a c k a g e _ N o _ > + 
+         < Q l t y I n s p e c t i o n _ S o u r c e _ S e r i a l _ N o _ > Q l t y I n s p e c t i o n _ S o u r c e _ S e r i a l _ N o _ < / Q l t y I n s p e c t i o n _ S o u r c e _ S e r i a l _ N o _ > + 
+         < Q l t y I n s p e c t i o n _ S o u r c e _ T a s k _ N o _ > Q l t y I n s p e c t i o n _ S o u r c e _ T a s k _ N o _ < / Q l t y I n s p e c t i o n _ S o u r c e _ T a s k _ N o _ > + 
+         < Q l t y I n s p e c t i o n _ S o u r c e _ V a r i a n t _ C o d e > Q l t y I n s p e c t i o n _ S o u r c e _ V a r i a n t _ C o d e < / Q l t y I n s p e c t i o n _ S o u r c e _ V a r i a n t _ C o d e > + 
+         < Q l t y I n s p e c t i o n _ S t a t u s > Q l t y I n s p e c t i o n _ S t a t u s < / Q l t y I n s p e c t i o n _ S t a t u s > + 
+         < R e i n s p e c t i o n S e q u e n c e I n f o r m a t i o n > R e i n s p e c t i o n S e q u e n c e I n f o r m a t i o n < / R e i n s p e c t i o n S e q u e n c e I n f o r m a t i o n > + 
+         < C u r r e n t I n s p e c t i o n L i n e > + 
+             < C a r r i a g e R e t u r n P e r s o n F i e l d D e t a i l s > C a r r i a g e R e t u r n P e r s o n F i e l d D e t a i l s < / C a r r i a g e R e t u r n P e r s o n F i e l d D e t a i l s > + 
+             < C o n d i t i o n L a b e l _ 1 > C o n d i t i o n L a b e l _ 1 < / C o n d i t i o n L a b e l _ 1 > + 
+             < C o n d i t i o n L a b e l _ 2 > C o n d i t i o n L a b e l _ 2 < / C o n d i t i o n L a b e l _ 2 > + 
+             < F i e l d _ C o d e > F i e l d _ C o d e < / F i e l d _ C o d e > + 
+             < F i e l d _ D e s c r i p t i o n > F i e l d _ D e s c r i p t i o n < / F i e l d _ D e s c r i p t i o n > + 
+             < F i e l d _ E n t e r e d B y N a m e A n d T i m e s t a m p > F i e l d _ E n t e r e d B y N a m e A n d T i m e s t a m p < / F i e l d _ E n t e r e d B y N a m e A n d T i m e s t a m p > + 
+             < F i e l d _ H a s E n t e r e d V a l u e > F i e l d _ H a s E n t e r e d V a l u e < / F i e l d _ H a s E n t e r e d V a l u e > + 
+             < F i e l d _ I f P e r s o n E m a i l > F i e l d _ I f P e r s o n E m a i l < / F i e l d _ I f P e r s o n E m a i l > + 
+             < F i e l d _ I f P e r s o n N a m e > F i e l d _ I f P e r s o n N a m e < / F i e l d _ I f P e r s o n N a m e > + 
+             < F i e l d _ I f P e r s o n P h o n e > F i e l d _ I f P e r s o n P h o n e < / F i e l d _ I f P e r s o n P h o n e > + 
+             < F i e l d _ I f P e r s o n T i t l e > F i e l d _ I f P e r s o n T i t l e < / F i e l d _ I f P e r s o n T i t l e > + 
+             < F i e l d _ I s L a b e l > F i e l d _ I s L a b e l < / F i e l d _ I s L a b e l > + 
+             < F i e l d _ I s P e r s o n F i e l d > F i e l d _ I s P e r s o n F i e l d < / F i e l d _ I s P e r s o n F i e l d > + 
+             < F i e l d _ I s T e x t > F i e l d _ I s T e x t < / F i e l d _ I s T e x t > + 
+             < F i e l d _ L i n e C o m m e n t a r y > F i e l d _ L i n e C o m m e n t a r y < / F i e l d _ L i n e C o m m e n t a r y > + 
+             < F i e l d _ M o d i f i e d B y U s e r E m a i l > F i e l d _ M o d i f i e d B y U s e r E m a i l < / F i e l d _ M o d i f i e d B y U s e r E m a i l > + 
+             < F i e l d _ M o d i f i e d B y U s e r I D > F i e l d _ M o d i f i e d B y U s e r I D < / F i e l d _ M o d i f i e d B y U s e r I D > + 
+             < F i e l d _ M o d i f i e d B y U s e r J o b T i t l e > F i e l d _ M o d i f i e d B y U s e r J o b T i t l e < / F i e l d _ M o d i f i e d B y U s e r J o b T i t l e > + 
+             < F i e l d _ M o d i f i e d B y U s e r N a m e > F i e l d _ M o d i f i e d B y U s e r N a m e < / F i e l d _ M o d i f i e d B y U s e r N a m e > + 
+             < F i e l d _ M o d i f i e d B y U s e r P h o n e > F i e l d _ M o d i f i e d B y U s e r P h o n e < / F i e l d _ M o d i f i e d B y U s e r P h o n e > + 
+             < F i e l d _ M o d i f i e d D a t e T i m e > F i e l d _ M o d i f i e d D a t e T i m e < / F i e l d _ M o d i f i e d D a t e T i m e > + 
+             < F i e l d _ T y p e > F i e l d _ T y p e < / F i e l d _ T y p e > + 
+             < L a b e l F i e l d _ D e s c r i p t i o n > L a b e l F i e l d _ D e s c r i p t i o n < / L a b e l F i e l d _ D e s c r i p t i o n > + 
+             < N u m e r i c _ V a l u e > N u m e r i c _ V a l u e < / N u m e r i c _ V a l u e > + 
+             < P r o m p t e d R e s u l t C a p t i o n _ 1 > P r o m p t e d R e s u l t C a p t i o n _ 1 < / P r o m p t e d R e s u l t C a p t i o n _ 1 > + 
+             < P r o m p t e d R e s u l t C a p t i o n _ 1 0 > P r o m p t e d R e s u l t C a p t i o n _ 1 0 < / P r o m p t e d R e s u l t C a p t i o n _ 1 0 > + 
+             < P r o m p t e d R e s u l t C a p t i o n _ 2 > P r o m p t e d R e s u l t C a p t i o n _ 2 < / P r o m p t e d R e s u l t C a p t i o n _ 2 > + 
+             < P r o m p t e d R e s u l t C a p t i o n _ 3 > P r o m p t e d R e s u l t C a p t i o n _ 3 < / P r o m p t e d R e s u l t C a p t i o n _ 3 > + 
+             < P r o m p t e d R e s u l t C a p t i o n _ 4 > P r o m p t e d R e s u l t C a p t i o n _ 4 < / P r o m p t e d R e s u l t C a p t i o n _ 4 > + 
+             < P r o m p t e d R e s u l t C a p t i o n _ 5 > P r o m p t e d R e s u l t C a p t i o n _ 5 < / P r o m p t e d R e s u l t C a p t i o n _ 5 > + 
+             < P r o m p t e d R e s u l t C a p t i o n _ 6 > P r o m p t e d R e s u l t C a p t i o n _ 6 < / P r o m p t e d R e s u l t C a p t i o n _ 6 > + 
+             < P r o m p t e d R e s u l t C a p t i o n _ 7 > P r o m p t e d R e s u l t C a p t i o n _ 7 < / P r o m p t e d R e s u l t C a p t i o n _ 7 > + 
+             < P r o m p t e d R e s u l t C a p t i o n _ 8 > P r o m p t e d R e s u l t C a p t i o n _ 8 < / P r o m p t e d R e s u l t C a p t i o n _ 8 > + 
+             < P r o m p t e d R e s u l t C a p t i o n _ 9 > P r o m p t e d R e s u l t C a p t i o n _ 9 < / P r o m p t e d R e s u l t C a p t i o n _ 9 > + 
+             < P r o m p t e d R e s u l t C o n d i t i o n D e s c r i p t i o n _ 1 > P r o m p t e d R e s u l t C o n d i t i o n D e s c r i p t i o n _ 1 < / P r o m p t e d R e s u l t C o n d i t i o n D e s c r i p t i o n _ 1 > + 
+             < P r o m p t e d R e s u l t C o n d i t i o n D e s c r i p t i o n _ 1 0 > P r o m p t e d R e s u l t C o n d i t i o n D e s c r i p t i o n _ 1 0 < / P r o m p t e d R e s u l t C o n d i t i o n D e s c r i p t i o n _ 1 0 > + 
+             < P r o m p t e d R e s u l t C o n d i t i o n D e s c r i p t i o n _ 2 > P r o m p t e d R e s u l t C o n d i t i o n D e s c r i p t i o n _ 2 < / P r o m p t e d R e s u l t C o n d i t i o n D e s c r i p t i o n _ 2 > + 
+             < P r o m p t e d R e s u l t C o n d i t i o n D e s c r i p t i o n _ 3 > P r o m p t e d R e s u l t C o n d i t i o n D e s c r i p t i o n _ 3 < / P r o m p t e d R e s u l t C o n d i t i o n D e s c r i p t i o n _ 3 > + 
+             < P r o m p t e d R e s u l t C o n d i t i o n D e s c r i p t i o n _ 4 > P r o m p t e d R e s u l t C o n d i t i o n D e s c r i p t i o n _ 4 < / P r o m p t e d R e s u l t C o n d i t i o n D e s c r i p t i o n _ 4 > + 
+             < P r o m p t e d R e s u l t C o n d i t i o n D e s c r i p t i o n _ 5 > P r o m p t e d R e s u l t C o n d i t i o n D e s c r i p t i o n _ 5 < / P r o m p t e d R e s u l t C o n d i t i o n D e s c r i p t i o n _ 5 > + 
+             < P r o m p t e d R e s u l t C o n d i t i o n D e s c r i p t i o n _ 6 > P r o m p t e d R e s u l t C o n d i t i o n D e s c r i p t i o n _ 6 < / P r o m p t e d R e s u l t C o n d i t i o n D e s c r i p t i o n _ 6 > + 
+             < P r o m p t e d R e s u l t C o n d i t i o n D e s c r i p t i o n _ 7 > P r o m p t e d R e s u l t C o n d i t i o n D e s c r i p t i o n _ 7 < / P r o m p t e d R e s u l t C o n d i t i o n D e s c r i p t i o n _ 7 > + 
+             < P r o m p t e d R e s u l t C o n d i t i o n D e s c r i p t i o n _ 8 > P r o m p t e d R e s u l t C o n d i t i o n D e s c r i p t i o n _ 8 < / P r o m p t e d R e s u l t C o n d i t i o n D e s c r i p t i o n _ 8 > + 
+             < P r o m p t e d R e s u l t C o n d i t i o n D e s c r i p t i o n _ 9 > P r o m p t e d R e s u l t C o n d i t i o n D e s c r i p t i o n _ 9 < / P r o m p t e d R e s u l t C o n d i t i o n D e s c r i p t i o n _ 9 > + 
+             < P r o m p t e d R e s u l t V i s i b l e _ 1 > P r o m p t e d R e s u l t V i s i b l e _ 1 < / P r o m p t e d R e s u l t V i s i b l e _ 1 > + 
+             < P r o m p t e d R e s u l t V i s i b l e _ 1 0 > P r o m p t e d R e s u l t V i s i b l e _ 1 0 < / P r o m p t e d R e s u l t V i s i b l e _ 1 0 > + 
+             < P r o m p t e d R e s u l t V i s i b l e _ 2 > P r o m p t e d R e s u l t V i s i b l e _ 2 < / P r o m p t e d R e s u l t V i s i b l e _ 2 > + 
+             < P r o m p t e d R e s u l t V i s i b l e _ 3 > P r o m p t e d R e s u l t V i s i b l e _ 3 < / P r o m p t e d R e s u l t V i s i b l e _ 3 > + 
+             < P r o m p t e d R e s u l t V i s i b l e _ 4 > P r o m p t e d R e s u l t V i s i b l e _ 4 < / P r o m p t e d R e s u l t V i s i b l e _ 4 > + 
+             < P r o m p t e d R e s u l t V i s i b l e _ 5 > P r o m p t e d R e s u l t V i s i b l e _ 5 < / P r o m p t e d R e s u l t V i s i b l e _ 5 > + 
+             < P r o m p t e d R e s u l t V i s i b l e _ 6 > P r o m p t e d R e s u l t V i s i b l e _ 6 < / P r o m p t e d R e s u l t V i s i b l e _ 6 > + 
+             < P r o m p t e d R e s u l t V i s i b l e _ 7 > P r o m p t e d R e s u l t V i s i b l e _ 7 < / P r o m p t e d R e s u l t V i s i b l e _ 7 > + 
+             < P r o m p t e d R e s u l t V i s i b l e _ 8 > P r o m p t e d R e s u l t V i s i b l e _ 8 < / P r o m p t e d R e s u l t V i s i b l e _ 8 > + 
+             < P r o m p t e d R e s u l t V i s i b l e _ 9 > P r o m p t e d R e s u l t V i s i b l e _ 9 < / P r o m p t e d R e s u l t V i s i b l e _ 9 > + 
+             < T e s t _ R e s u l t > T e s t _ R e s u l t < / T e s t _ R e s u l t > + 
+             < T e s t _ R e s u l t D e s c r i p t i o n > T e s t _ R e s u l t D e s c r i p t i o n < / T e s t _ R e s u l t D e s c r i p t i o n > + 
+             < T e s t _ V a l u e > T e s t _ V a l u e < / T e s t _ V a l u e > + 
+             < W o r d D e s c r i p t i o n > W o r d D e s c r i p t i o n < / W o r d D e s c r i p t i o n > + 
+             < W o r d M o d i f i e d B y U s e r N a m e > W o r d M o d i f i e d B y U s e r N a m e < / W o r d M o d i f i e d B y U s e r N a m e > + 
+             < W o r d M o d i f i e d D a t e T i m e > W o r d M o d i f i e d D a t e T i m e < / W o r d M o d i f i e d D a t e T i m e > + 
+             < W o r d T e s t V a l u e > W o r d T e s t V a l u e < / W o r d T e s t V a l u e > + 
+         < / C u r r e n t I n s p e c t i o n L i n e > + 
+     < / C u r r e n t I n s p e c t i o n > + 
+ < / N a v W o r d R e p o r t X m l P a r t > 
+</file>
+
+<file path=customXml/item2.xml>��< ? x m l   v e r s i o n = " 1 . 0 "   e n c o d i n g = " u t f - 1 6 " ? > < N a v W o r d R e p o r t X m l P a r t   x m l n s = " u r n : m i c r o s o f t - d y n a m i c s - b u s i n e s s c e n t r a l / i n t e r n a l / e x t e n d e d / r e p o r t s / Q l t y _ N o n _ C o n f o r m a n c e / 2 0 4 0 3 / " > + 
+     < B C R e p o r t I n f o r m a t i o n > + 
+         < R e p o r t M e t a d a t a > + 
+             < E x t e n s i o n I d > E x t e n s i o n   I D < / E x t e n s i o n I d > + 
+             < E x t e n s i o n N a m e > E x t e n s i o n   N a m e < / E x t e n s i o n N a m e > + 
+             < E x t e n s i o n P u b l i s h e r > E x t e n s i o n   P u b l i s h e r < / E x t e n s i o n P u b l i s h e r > + 
+             < E x t e n s i o n V e r s i o n > E x t e n s i o n   V e r s i o n < / E x t e n s i o n V e r s i o n > + 
+             < R e p o r t I d > R e p o r t   I D < / R e p o r t I d > + 
+             < R e p o r t N a m e > R e p o r t   N a m e < / R e p o r t N a m e > + 
+             < A b o u t T h i s R e p o r t T i t l e > A b o u t   T h i s   R e p o r t   T i t l e < / A b o u t T h i s R e p o r t T i t l e > + 
+             < A b o u t T h i s R e p o r t T e x t > A b o u t   T h i s   R e p o r t   T e x t < / A b o u t T h i s R e p o r t T e x t > + 
+             < R e p o r t H e l p L i n k > R e p o r t   H e l p   L i n k < / R e p o r t H e l p L i n k > + 
+         < / R e p o r t M e t a d a t a > + 
+         < R e p o r t R e q u e s t > + 
+             < T e n a n t E n t r a I d > T e n a n t   E n t r a   I d < / T e n a n t E n t r a I d > + 
+             < E n v i r o n m e n t N a m e > E n v i r o n m e n t   N a m e < / E n v i r o n m e n t N a m e > + 
+             < E n v i r o n m e n t T y p e > E n v i r o n m e n t   T y p e < / E n v i r o n m e n t T y p e > + 
+             < C o m p a n y N a m e > C o m p a n y   N a m e < / C o m p a n y N a m e > + 
+             < C o m p a n y D i s p l a y N a m e > C o m p a n y   D i s p l a y   N a m e < / C o m p a n y D i s p l a y N a m e > + 
+             < C o m p a n y I d > C o m p a n y   I D < / C o m p a n y I d > + 
+             < U s e r N a m e > U s e r   N a m e < / U s e r N a m e > + 
+             < D a t e A n d T i m e > D a t e   a n d   T i m e < / D a t e A n d T i m e > + 
+             < L a n g u a g e > L a n g u a g e < / L a n g u a g e > + 
+             < F o r m a t R e g i o n > F o r m a t   R e g i o n < / F o r m a t R e g i o n > + 
+             < D a t e T i m e V a l u e s > + 
+                 < Y e a r > Y e a r < / Y e a r > + 
+                 < M o n t h N u m b e r > M o n t h   N u m b e r < / M o n t h N u m b e r > + 
+                 < D a y N u m b e r > D a y   N u m b e r < / D a y N u m b e r > + 
+                 < H o u r > H o u r < / H o u r > + 
+                 < M i n u t e > M i n u t e < / M i n u t e > + 
+             < / D a t e T i m e V a l u e s > + 
+         < / R e p o r t R e q u e s t > + 
+     < / B C R e p o r t I n f o r m a t i o n > + 
+     < L a b e l s > + 
+         < C o n d i t i o n L a b e l   E l e m e n t T y p e = " P a r a m e t e r "   E l e m e n t I d = " 1 4 2 4 6 4 8 2 8 8 "   D a t a T y p e = " S t r i n g " > C o n d i t i o n L a b e l < / C o n d i t i o n L a b e l > + 
+         < D a t e L a b e l   E l e m e n t T y p e = " P a r a m e t e r "   E l e m e n t I d = " 7 9 3 8 1 7 7 7 7 "   D a t a T y p e = " S t r i n g " > D a t e L a b e l < / D a t e L a b e l > + 
+         < E n t e r e d B y L a b e l   E l e m e n t T y p e = " P a r a m e t e r "   E l e m e n t I d = " 1 9 1 0 3 3 1 8 8 9 "   D a t a T y p e = " S t r i n g " > E n t e r e d B y L a b e l < / E n t e r e d B y L a b e l > + 
+         < F i n i s h e d B y L a b e l   E l e m e n t T y p e = " P a r a m e t e r "   E l e m e n t I d = " 1 2 1 8 3 5 9 1 8 "   D a t a T y p e = " S t r i n g " > F i n i s h e d B y L a b e l < / F i n i s h e d B y L a b e l > + 
+         < F i n i s h e d O n L a b e l   E l e m e n t T y p e = " P a r a m e t e r "   E l e m e n t I d = " 1 9 3 5 3 2 6 4 3 2 "   D a t a T y p e = " S t r i n g " > F i n i s h e d O n L a b e l < / F i n i s h e d O n L a b e l > + 
+         < I n s p e c t i o n L a b e l   E l e m e n t T y p e = " P a r a m e t e r "   E l e m e n t I d = " 1 5 4 9 8 3 1 5 2 5 "   D a t a T y p e = " S t r i n g " > I n s p e c t i o n L a b e l < / I n s p e c t i o n L a b e l > + 
+         < I t e m L a b e l   E l e m e n t T y p e = " P a r a m e t e r "   E l e m e n t I d = " 1 0 8 2 0 2 8 9 7 4 "   D a t a T y p e = " S t r i n g " > I t e m L a b e l < / I t e m L a b e l > + 
+         < I t e m T r a c k i n g L a b e l   E l e m e n t T y p e = " P a r a m e t e r "   E l e m e n t I d = " 9 3 5 5 3 4 6 7 1 "   D a t a T y p e = " S t r i n g " > I t e m T r a c k i n g L a b e l < / I t e m T r a c k i n g L a b e l > + 
+         < P a g e L a b e l   E l e m e n t T y p e = " P a r a m e t e r "   E l e m e n t I d = " 1 8 8 0 8 2 7 5 0 4 "   D a t a T y p e = " S t r i n g " > P a g e L a b e l < / P a g e L a b e l > + 
+         < R e p o r t T i t l e L a b e l   E l e m e n t T y p e = " P a r a m e t e r "   E l e m e n t I d = " 1 2 9 7 0 8 9 6 2 7 "   D a t a T y p e = " S t r i n g " > R e p o r t T i t l e L a b e l < / R e p o r t T i t l e L a b e l > + 
+         < R e s u l t L a b e l   E l e m e n t T y p e = " P a r a m e t e r "   E l e m e n t I d = " 4 0 7 6 0 6 8 8 6 "   D a t a T y p e = " S t r i n g " > R e s u l t L a b e l < / R e s u l t L a b e l > + 
+         < T e s t L a b e l   E l e m e n t T y p e = " P a r a m e t e r "   E l e m e n t I d = " 1 5 2 2 4 8 5 9 "   D a t a T y p e = " S t r i n g " > T e s t L a b e l < / T e s t L a b e l > + 
+         < T e s t V a l u e L a b e l   E l e m e n t T y p e = " P a r a m e t e r "   E l e m e n t I d = " 1 1 6 2 1 3 2 5 7 0 "   D a t a T y p e = " S t r i n g " > T e s t V a l u e L a b e l < / T e s t V a l u e L a b e l > + 
+     < / L a b e l s > + 
+     < T o o l t i p s > + 
+         < T o o l t i p   c o l u m n = " Q l t y I n s p e c t i o n T e m p l a t e _ D e s c r i p t i o n "   E l e m e n t I d = " 1 6 5 2 0 6 9 5 9 8 " > + 
+             < T o o l t i p T e x t   l a n g = " e n - U S " > S p e c i f i e s   a n   e x p l a n a t i o n   o f   t h e   Q u a l i t y   I n s p e c t i o n   T e m p l a t e .   Y o u   c a n   e n t e r   a   m a x i m u m   o f   1 0 0   c h a r a c t e r s ,   b o t h   n u m b e r s   a n d   l e t t e r s . < / T o o l t i p T e x t > + 
+         < / T o o l t i p > + 
+         < T o o l t i p   c o l u m n = " Q l t y I n s p e c t i o n _ D e s c r i p t i o n "   E l e m e n t I d = " 7 3 9 0 1 9 9 1 0 " > + 
+             < T o o l t i p T e x t   l a n g = " e n - U S " > S p e c i f i e s   a   d e s c r i p t i o n   o f   t h e   Q u a l i t y   I n s p e c t i o n   i t s e l f . < / T o o l t i p T e x t > + 
+         < / T o o l t i p > + 
+         < T o o l t i p   c o l u m n = " Q l t y I n s p e c t i o n _ S t a t u s "   E l e m e n t I d = " 8 5 1 7 5 2 7 6 8 " > + 
+             < T o o l t i p T e x t   l a n g = " e n - U S " > S p e c i f i e s   t h e   s t a t u s   o f   t h e   i n s p e c t i o n .   N o   a d d i t i o n a l   c h a n g e s   c a n   b e   m a d e   t o   a   f i n i s h e d   Q u a l i t y   I n s p e c t i o n . < / T o o l t i p T e x t > + 
+         < / T o o l t i p > + 
+         < T o o l t i p   c o l u m n = " Q l t y I n s p e c t i o n _ R e s u l t _ C o d e "   E l e m e n t I d = " 1 8 0 7 0 7 7 0 6 5 " > + 
+             < T o o l t i p T e x t   l a n g = " e n - U S " > S p e c i f i e s   t h e   r e s u l t   i s   a u t o m a t i c a l l y   d e t e r m i n e d   b a s e d   o n   t h e   t e s t   v a l u e   a n d   r e s u l t   c o n f i g u r a t i o n . < / T o o l t i p T e x t > + 
+         < / T o o l t i p > + 
+         < T o o l t i p   c o l u m n = " Q l t y I n s p e c t i o n _ R e s u l t _ D e s c r i p t i o n "   E l e m e n t I d = " 8 1 0 5 3 8 1 8 8 " > + 
+             < T o o l t i p T e x t   l a n g = " e n - U S " > S p e c i f i e s   t h e   r e s u l t   d e s c r i p t i o n   f o r   t h i s   t e s t   r e s u l t .   T h e   r e s u l t   i s   a u t o m a t i c a l l y   d e t e r m i n e d   b a s e d   o n   t h e   t e s t   v a l u e   a n d   r e s u l t   c o n f i g u r a t i o n . < / T o o l t i p T e x t > + 
+         < / T o o l t i p > + 
+         < T o o l t i p   c o l u m n = " Q l t y I n s p e c t i o n _ N o "   E l e m e n t I d = " 2 1 2 0 6 1 5 7 4 9 " > + 
+             < T o o l t i p T e x t   l a n g = " e n - U S " > S p e c i f i e s   t h e   q u a l i t y   i n s p e c t i o n   d o c u m e n t   n u m b e r . < / T o o l t i p T e x t > + 
+         < / T o o l t i p > + 
+         < T o o l t i p   c o l u m n = " Q l t y I n s p e c t i o n _ R e i n s p e c t i o n N o "   E l e m e n t I d = " 7 5 1 7 3 5 6 " > + 
+             < T o o l t i p T e x t   l a n g = " e n - U S " > S p e c i f i e s   t h e   r e - i n s p e c t i o n   c o u n t e r . < / T o o l t i p T e x t > + 
+         < / T o o l t i p > + 
+         < T o o l t i p   c o l u m n = " Q l t y I n s p e c t i o n _ F i n i s h e d _ B y _ U s e r _ I D "   E l e m e n t I d = " 1 7 5 0 5 1 6 3 3 8 " > + 
+             < T o o l t i p T e x t   l a n g = " e n - U S " > S p e c i f i e s   t h e   u s e r   t h a t   f i n i s h e d   t h e   i n s p e c t i o n . < / T o o l t i p T e x t > + 
+         < / T o o l t i p > + 
+         < T o o l t i p   c o l u m n = " Q l t y I n s p e c t i o n _ F i n i s h e d _ D a t e "   E l e m e n t I d = " 1 8 3 4 1 2 2 7 6 5 " > + 
+             < T o o l t i p T e x t   l a n g = " e n - U S " > S p e c i f i e s   t h e   d a t e   t h a t   t h e   i n s p e c t i o n   w a s   f i n i s h e d . < / T o o l t i p T e x t > + 
+         < / T o o l t i p > + 
+         < T o o l t i p   c o l u m n = " Q l t y I n s p e c t i o n _ S o u r c e _ I t e m _ N o _ "   E l e m e n t I d = " 1 2 6 8 0 5 0 5 1 8 " > + 
+             < T o o l t i p T e x t   l a n g = " e n - U S " > S p e c i f i e s   t h e   i t e m   t h a t   t h e   Q u a l i t y   I n s p e c t i o n   i s   f o r .   W h e n   u s e d   w i t h   p r o d u c t i o n   o r d e r s   t h i s   t y p i c a l l y   r e f e r s   t o   t h e   i t e m   b e i n g   p r o d u c e d . < / T o o l t i p T e x t > + 
+         < / T o o l t i p > + 
+         < T o o l t i p   c o l u m n = " Q l t y I n s p e c t i o n _ S o u r c e _ I t e m _ D e s c r i p t i o n "   E l e m e n t I d = " 6 4 6 8 9 0 6 3 0 " > + 
+             < T o o l t i p T e x t   l a n g = " e n - U S " > S p e c i f i e s   a   d e s c r i p t i o n   o f   t h e   i t e m . < / T o o l t i p T e x t > + 
+         < / T o o l t i p > + 
+         < T o o l t i p   c o l u m n = " Q l t y I n s p e c t i o n _ S o u r c e _ I t e m _ D e s c r i p t i o n 2 "   E l e m e n t I d = " 1 2 7 9 3 6 9 3 5 2 " > + 
+             < T o o l t i p T e x t   l a n g = " e n - U S " > S p e c i f i e s   i n f o r m a t i o n   i n   a d d i t i o n   t o   t h e   d e s c r i p t i o n . < / T o o l t i p T e x t > + 
+         < / T o o l t i p > + 
+         < T o o l t i p   c o l u m n = " Q l t y I n s p e c t i o n _ S o u r c e _ V a r i a n t _ C o d e "   E l e m e n t I d = " 1 6 0 8 4 0 3 8 2 1 " > + 
+             < T o o l t i p T e x t   l a n g = " e n - U S " > S p e c i f i e s   t h e   i t e m   v a r i a n t   t h a t   t h e   Q u a l i t y   I n s p e c t i o n   i s   f o r .   W h e n   u s e d   w i t h   p r o d u c t i o n   o r d e r s   t h i s   t y p i c a l l y   r e f e r s   t o   t h e   i t e m   b e i n g   p r o d u c e d . < / T o o l t i p T e x t > + 
+         < / T o o l t i p > + 
+         < T o o l t i p   c o l u m n = " Q l t y I n s p e c t i o n _ S o u r c e _ L o t _ N o _ "   E l e m e n t I d = " 1 1 2 3 5 5 1 3 1 2 " > + 
+             < T o o l t i p T e x t   l a n g = " e n - U S " > S p e c i f i e s   t h e   l o t   n u m b e r   t h a t   t h e   q u a l i t y   i n s p e c t i o n   i s   f o r .   T h i s   i s   o n l y   u s e d   f o r   l o t   t r a c k e d   i t e m s . < / T o o l t i p T e x t > + 
+         < / T o o l t i p > + 
+         < T o o l t i p   c o l u m n = " Q l t y I n s p e c t i o n _ S o u r c e _ S e r i a l _ N o _ "   E l e m e n t I d = " 1 5 2 0 5 9 1 4 4 7 " > + 
+             < T o o l t i p T e x t   l a n g = " e n - U S " > S p e c i f i e s   t h e   s e r i a l   n u m b e r   t h a t   t h e   q u a l i t y   i n s p e c t i o n   i s   f o r .   T h i s   i s   o n l y   u s e d   f o r   s e r i a l   t r a c k e d   i t e m s . < / T o o l t i p T e x t > + 
+         < / T o o l t i p > + 
+         < T o o l t i p   c o l u m n = " Q l t y I n s p e c t i o n _ S o u r c e _ P a c k a g e _ N o _ "   E l e m e n t I d = " 1 9 6 1 1 2 9 9 7 " > + 
+             < T o o l t i p T e x t   l a n g = " e n - U S " > S p e c i f i e s   t h e   p a c k a g e   n u m b e r   t h a t   t h e   q u a l i t y   i n s p e c t i o n   i s   f o r .   T h i s   i s   o n l y   u s e d   f o r   p a c k a g e   t r a c k e d   i t e m s . < / T o o l t i p T e x t > + 
+         < / T o o l t i p > + 
+         < T o o l t i p   c o l u m n = " Q l t y I n s p e c t i o n _ S o u r c e _ D o c u m e n t _ N o _ "   E l e m e n t I d = " 1 6 7 5 9 1 6 2 8 8 " > + 
+             < T o o l t i p T e x t   l a n g = " e n - U S " > S p e c i f i e s   a   r e f e r e n c e   t o   t h e   d o c u m e n t   t h a t   t h i s   Q u a l i t y   I n s p e c t i o n   i s   r e f e r r i n g   t o .   T h i s   t y p i c a l l y   r e f e r s   t o   a   p r o d u c t i o n   o r d e r   d o c u m e n t   n u m b e r . < / T o o l t i p T e x t > + 
+         < / T o o l t i p > + 
+         < T o o l t i p   c o l u m n = " Q l t y I n s p e c t i o n _ S o u r c e _ T a s k _ N o _ "   E l e m e n t I d = " 3 8 4 6 4 4 1 8 2 " > + 
+             < T o o l t i p T e x t   l a n g = " e n - U S " > S p e c i f i e s   a   r e f e r e n c e   t o   t h e   s o u r c e   t a s k   n o .   t h a t   t h i s   Q u a l i t y   I n s p e c t i o n   i s   r e f e r r i n g   t o .   T h i s   t y p i c a l l y   r e f e r s   t o   a n   o p e r a t i o n . < / T o o l t i p T e x t > + 
+         < / T o o l t i p > + 
+         < T o o l t i p   c o l u m n = " Q l t y I n s p e c t i o n _ S o u r c e _ C u s t o m _ 1 "   E l e m e n t I d = " 5 4 6 4 5 3 7 6 5 " > + 
+             < T o o l t i p T e x t   l a n g = " e n - U S " > S p e c i f i e s   a d d i t i o n a l   i n f o r m a t i o n   f r o m   a   s o u r c e   r e c o r d . < / T o o l t i p T e x t > + 
+         < / T o o l t i p > + 
+         < T o o l t i p   c o l u m n = " Q l t y I n s p e c t i o n _ S o u r c e _ C u s t o m _ 2 "   E l e m e n t I d = " 1 8 3 5 4 2 3 6 8 0 " > + 
+             < T o o l t i p T e x t   l a n g = " e n - U S " > S p e c i f i e s   a d d i t i o n a l   i n f o r m a t i o n   f r o m   a   s o u r c e   r e c o r d . < / T o o l t i p T e x t > + 
+         < / T o o l t i p > + 
+         < T o o l t i p   c o l u m n = " Q l t y I n s p e c t i o n _ S o u r c e _ C u s t o m _ 3 "   E l e m e n t I d = " 1 8 2 1 8 4 6 9 9 9 " > + 
+             < T o o l t i p T e x t   l a n g = " e n - U S " > S p e c i f i e s   a d d i t i o n a l   i n f o r m a t i o n   f r o m   a   s o u r c e   r e c o r d . < / T o o l t i p T e x t > + 
+         < / T o o l t i p > + 
+         < T o o l t i p   c o l u m n = " Q l t y I n s p e c t i o n _ S o u r c e _ C u s t o m _ 4 "   E l e m e n t I d = " 1 3 6 6 6 3 6 0 8 6 " > + 
+             < T o o l t i p T e x t   l a n g = " e n - U S " > S p e c i f i e s   a d d i t i o n a l   i n f o r m a t i o n   f r o m   a   s o u r c e   r e c o r d . < / T o o l t i p T e x t > + 
+         < / T o o l t i p > + 
+         < T o o l t i p   c o l u m n = " Q l t y I n s p e c t i o n _ S o u r c e _ C u s t o m _ 5 "   E l e m e n t I d = " 2 0 0 4 3 3 2 7 0 3 " > + 
+             < T o o l t i p T e x t   l a n g = " e n - U S " > S p e c i f i e s   a d d i t i o n a l   i n f o r m a t i o n   f r o m   a   s o u r c e   r e c o r d . < / T o o l t i p T e x t > + 
+         < / T o o l t i p > + 
+         < T o o l t i p   c o l u m n = " Q l t y I n s p e c t i o n _ S o u r c e _ C u s t o m _ 6 "   E l e m e n t I d = " 9 1 2 4 2 8 5 2 " > + 
+             < T o o l t i p T e x t   l a n g = " e n - U S " > S p e c i f i e s   a d d i t i o n a l   i n f o r m a t i o n   f r o m   a   s o u r c e   r e c o r d . < / T o o l t i p T e x t > + 
+         < / T o o l t i p > + 
+         < T o o l t i p   c o l u m n = " Q l t y I n s p e c t i o n _ S o u r c e _ C u s t o m _ 7 "   E l e m e n t I d = " 7 2 8 9 3 9 4 6 9 " > + 
+             < T o o l t i p T e x t   l a n g = " e n - U S " > S p e c i f i e s   a d d i t i o n a l   i n f o r m a t i o n   f r o m   a   s o u r c e   r e c o r d . < / T o o l t i p T e x t > + 
+         < / T o o l t i p > + 
+         < T o o l t i p   c o l u m n = " Q l t y I n s p e c t i o n _ S o u r c e _ C u s t o m _ 8 "   E l e m e n t I d = " 3 7 7 5 4 4 7 4 2 " > + 
+             < T o o l t i p T e x t   l a n g = " e n - U S " > S p e c i f i e s   a d d i t i o n a l   i n f o r m a t i o n   f r o m   a   s o u r c e   r e c o r d . < / T o o l t i p T e x t > + 
+         < / T o o l t i p > + 
+         < T o o l t i p   c o l u m n = " Q l t y I n s p e c t i o n _ S o u r c e _ C u s t o m _ 9 "   E l e m e n t I d = " 2 6 0 1 5 1 8 7 5 " > + 
+             < T o o l t i p T e x t   l a n g = " e n - U S " > S p e c i f i e s   a d d i t i o n a l   i n f o r m a t i o n   f r o m   a   s o u r c e   r e c o r d . < / T o o l t i p T e x t > + 
+         < / T o o l t i p > + 
+         < T o o l t i p   c o l u m n = " Q l t y I n s p e c t i o n _ S o u r c e _ C u s t o m _ 1 0 "   E l e m e n t I d = " 1 5 3 7 6 5 2 9 2 5 " > + 
+             < T o o l t i p T e x t   l a n g = " e n - U S " > S p e c i f i e s   a d d i t i o n a l   i n f o r m a t i o n   f r o m   a   s o u r c e   r e c o r d . < / T o o l t i p T e x t > + 
+         < / T o o l t i p > + 
+         < T o o l t i p   c o l u m n = " F i e l d _ C o d e "   E l e m e n t I d = " 1 3 2 7 2 5 5 7 3 " > + 
+             < T o o l t i p T e x t   l a n g = " e n - U S " > S p e c i f i e s   t h e   f i e l d / q u e s t i o n / m e t r i c   i n   t h i s   t e s t . < / T o o l t i p T e x t > + 
+         < / T o o l t i p > + 
+         < T o o l t i p   c o l u m n = " F i e l d _ D e s c r i p t i o n "   E l e m e n t I d = " 1 4 6 8 6 2 1 2 9 8 " > + 
+             < T o o l t i p T e x t   l a n g = " e n - U S " > S p e c i f i e s   a   d e s c r i p t i o n   o f   t h e   f i e l d   a s   i t   i s   u s e d   o n   t h e   t e s t . < / T o o l t i p T e x t > + 
+         < / T o o l t i p > + 
+         < T o o l t i p   c o l u m n = " N u m e r i c _ V a l u e "   E l e m e n t I d = " 4 6 0 4 1 2 6 4 6 " > + 
+             < T o o l t i p T e x t   l a n g = " e n - U S " > S p e c i f i e s   a n   e v a l u a t e d   n u m e r i c   v a l u e   o f   T e s t   V a l u e   f o r   u s e   i n   c a l c u l a t i o n s   a n d   a n a l y s i s .   T h i s   v a l u e   i s   a u t o m a t i c a l l y   c a l c u l a t e d   w h e n   t h e   T e s t   V a l u e   i s   e n t e r e d   o r   m o d i f i e d   b a s e d   o n   t h e   c o n f i g u r a t i o n   o f   t h e   T e s t   V a l u e   a n d   i s   n o t   d i r e c t l y   e d i t a b l e . < / T o o l t i p T e x t > + 
+         < / T o o l t i p > + 
+         < T o o l t i p   c o l u m n = " F i e l d _ T y p e "   E l e m e n t I d = " 1 3 2 8 1 6 4 0 1 6 " > + 
+             < T o o l t i p T e x t   l a n g = " e n - U S " > S p e c i f i e s   t h e   d a t a   t y p e   o f   t h e   v a l u e s   y o u   c a n   e n t e r   o r   s e l e c t   f o r   t h i s   t e s t .   U s e   D e c i m a l   f o r   n u m e r i c a l   m e a s u r e m e n t s .   U s e   C h o i c e   t o   g i v e   a   l i s t   o f   o p t i o n s   t o   c h o o s e   f r o m .   I f   y o u   w a n t   t o   c h o o s e   o p t i o n s   f r o m   a n   e x i s t i n g   t a b l e ,   u s e   T a b l e   L o o k u p . < / T o o l t i p T e x t > + 
+         < / T o o l t i p > + 
+         < T o o l t i p   c o l u m n = " T e s t _ R e s u l t "   E l e m e n t I d = " 1 2 7 1 0 6 2 1 4 1 " > + 
+             < T o o l t i p T e x t   l a n g = " e n - U S " > S p e c i f i e s   t h e   r e s u l t   i s   a u t o m a t i c a l l y   d e t e r m i n e d   b a s e d   o n   t h e   t e s t   v a l u e   a n d   r e s u l t   c o n f i g u r a t i o n . < / T o o l t i p T e x t > + 
+         < / T o o l t i p > + 
+     < / T o o l t i p s > + 
+     < C u r r e n t I n s p e c t i o n   E l e m e n t T y p e = " D a t a I t e m "   E l e m e n t I d = " 1 7 4 7 8 9 7 9 7 8 " > + 
+         < A p p r o v e r N a m e L a b e l   E l e m e n t T y p e = " C o l u m n "   E l e m e n t I d = " 1 8 9 7 9 9 2 7 8 5 "   D a t a T y p e = " T e x t " > A p p r o v e r N a m e L a b e l < / A p p r o v e r N a m e L a b e l > + 
+         < A p p r o v e r S i g n a t u r e L a b e l   E l e m e n t T y p e = " C o l u m n "   E l e m e n t I d = " 1 0 3 4 5 1 7 9 4 "   D a t a T y p e = " T e x t " > A p p r o v e r S i g n a t u r e L a b e l < / A p p r o v e r S i g n a t u r e L a b e l > + 
+         < C O A C o n t a c t _ A l l   E l e m e n t T y p e = " C o l u m n "   E l e m e n t I d = " 1 5 9 3 9 3 0 3 4 6 "   D a t a T y p e = " T e x t " > C O A C o n t a c t _ A l l < / C O A C o n t a c t _ A l l > + 
+         < C O A C o n t a c t _ R o w 1   E l e m e n t T y p e = " C o l u m n "   E l e m e n t I d = " 1 2 7 0 2 3 9 7 3 2 "   D a t a T y p e = " T e x t " > C O A C o n t a c t _ R o w 1 < / C O A C o n t a c t _ R o w 1 > + 
+         < C O A C o n t a c t _ R o w 2   E l e m e n t T y p e = " C o l u m n "   E l e m e n t I d = " 6 4 2 8 5 0 1 1 9 "   D a t a T y p e = " T e x t " > C O A C o n t a c t _ R o w 2 < / C O A C o n t a c t _ R o w 2 > + 
+         < C O A C o n t a c t _ R o w 3   E l e m e n t T y p e = " C o l u m n "   E l e m e n t I d = " 5 1 5 3 5 0 2 "   D a t a T y p e = " T e x t " > C O A C o n t a c t _ R o w 3 < / C O A C o n t a c t _ R o w 3 > + 
+         < C O A C o n t a c t _ R o w 4   E l e m e n t T y p e = " C o l u m n "   E l e m e n t I d = " 1 1 1 1 6 3 7 7 1 3 "   D a t a T y p e = " T e x t " > C O A C o n t a c t _ R o w 4 < / C O A C o n t a c t _ R o w 4 > + 
+         < C O A C o n t a c t _ R o w 5   E l e m e n t T y p e = " C o l u m n "   E l e m e n t I d = " 4 7 3 9 4 1 0 9 6 "   D a t a T y p e = " T e x t " > C O A C o n t a c t _ R o w 5 < / C O A C o n t a c t _ R o w 5 > + 
+         < C O A C o n t a c t _ R o w 6   E l e m e n t T y p e = " C o l u m n "   E l e m e n t I d = " 1 9 0 7 9 3 6 3 4 9 "   D a t a T y p e = " T e x t " > C O A C o n t a c t _ R o w 6 < / C O A C o n t a c t _ R o w 6 > + 
+         < C O A C o n t a c t _ R o w 7   E l e m e n t T y p e = " C o l u m n "   E l e m e n t I d = " 1 7 4 9 3 3 4 3 3 0 "   D a t a T y p e = " T e x t " > C O A C o n t a c t _ R o w 7 < / C O A C o n t a c t _ R o w 7 > + 
+         < C O A C o n t a c t _ R o w 8   E l e m e n t T y p e = " C o l u m n "   E l e m e n t I d = " 1 4 3 9 1 4 8 7 5 5 "   D a t a T y p e = " T e x t " > C O A C o n t a c t _ R o w 8 < / C O A C o n t a c t _ R o w 8 > + 
+         < C o m p a n y I n f o r m a t i o n _ A l l   E l e m e n t T y p e = " C o l u m n "   E l e m e n t I d = " 7 6 1 9 7 4 8 2 4 "   D a t a T y p e = " T e x t " > C o m p a n y I n f o r m a t i o n _ A l l < / C o m p a n y I n f o r m a t i o n _ A l l > + 
+         < C o m p a n y I n f o r m a t i o n _ R o w 1   E l e m e n t T y p e = " C o l u m n "   E l e m e n t I d = " 1 8 4 3 2 1 2 8 9 4 "   D a t a T y p e = " T e x t " > C o m p a n y I n f o r m a t i o n _ R o w 1 < / C o m p a n y I n f o r m a t i o n _ R o w 1 > + 
+         < C o m p a n y I n f o r m a t i o n _ R o w 2   E l e m e n t T y p e = " C o l u m n "   E l e m e n t I d = " 1 8 1 4 0 5 7 7 8 5 "   D a t a T y p e = " T e x t " > C o m p a n y I n f o r m a t i o n _ R o w 2 < / C o m p a n y I n f o r m a t i o n _ R o w 2 > + 
+         < C o m p a n y I n f o r m a t i o n _ R o w 3   E l e m e n t T y p e = " C o l u m n "   E l e m e n t I d = " 1 1 7 6 3 6 1 1 6 8 "   D a t a T y p e = " T e x t " > C o m p a n y I n f o r m a t i o n _ R o w 3 < / C o m p a n y I n f o r m a t i o n _ R o w 3 > + 
+         < C o m p a n y I n f o r m a t i o n _ R o w 4   E l e m e n t T y p e = " C o l u m n "   E l e m e n t I d = " 1 3 4 5 2 7 0 1 9 1 "   D a t a T y p e = " T e x t " > C o m p a n y I n f o r m a t i o n _ R o w 4 < / C o m p a n y I n f o r m a t i o n _ R o w 4 > + 
+         < C o m p a n y I n f o r m a t i o n _ R o w 5   E l e m e n t T y p e = " C o l u m n "   E l e m e n t I d = " 7 0 7 5 7 3 5 7 4 "   D a t a T y p e = " T e x t " > C o m p a n y I n f o r m a t i o n _ R o w 5 < / C o m p a n y I n f o r m a t i o n _ R o w 5 > + 
+         < C o m p a n y I n f o r m a t i o n _ R o w 6   E l e m e n t T y p e = " C o l u m n "   E l e m e n t I d = " 6 9 8 7 6 9 5 7 "   D a t a T y p e = " T e x t " > C o m p a n y I n f o r m a t i o n _ R o w 6 < / C o m p a n y I n f o r m a t i o n _ R o w 6 > + 
+         < C o m p a n y I n f o r m a t i o n _ R o w 7   E l e m e n t T y p e = " C o l u m n "   E l e m e n t I d = " 5 6 7 8 1 9 6 6 0 "   D a t a T y p e = " T e x t " > C o m p a n y I n f o r m a t i o n _ R o w 7 < / C o m p a n y I n f o r m a t i o n _ R o w 7 > + 
+         < C o m p a n y I n f o r m a t i o n _ R o w 8   E l e m e n t T y p e = " C o l u m n "   E l e m e n t I d = " 3 9 8 9 1 0 6 3 7 "   D a t a T y p e = " T e x t " > C o m p a n y I n f o r m a t i o n _ R o w 8 < / C o m p a n y I n f o r m a t i o n _ R o w 8 > + 
+         < C o m p a n y L o g o   E l e m e n t T y p e = " C o l u m n "   E l e m e n t I d = " 2 3 7 6 9 1 5 1 "   D a t a T y p e = " B l o b " / > + 
+         < E m a i l L a b e l   E l e m e n t T y p e = " C o l u m n "   E l e m e n t I d = " 7 7 1 8 8 7 1 3 5 "   D a t a T y p e = " T e x t " > E m a i l L a b e l < / E m a i l L a b e l > + 
+         < E m a i l V a l u e   E l e m e n t T y p e = " C o l u m n "   E l e m e n t I d = " 3 8 8 1 2 2 7 6 2 "   D a t a T y p e = " T e x t " > E m a i l V a l u e < / E m a i l V a l u e > + 
+         < F i n i s h e d B y N a m e L a b e l   E l e m e n t T y p e = " C o l u m n "   E l e m e n t I d = " 2 1 0 1 0 0 9 6 5 1 "   D a t a T y p e = " T e x t " > F i n i s h e d B y N a m e L a b e l < / F i n i s h e d B y N a m e L a b e l > + 
+         < F i n i s h e d B y S i g n a t u r e L a b e l   E l e m e n t T y p e = " C o l u m n "   E l e m e n t I d = " 2 0 7 1 3 1 2 7 2 2 "   D a t a T y p e = " T e x t " > F i n i s h e d B y S i g n a t u r e L a b e l < / F i n i s h e d B y S i g n a t u r e L a b e l > + 
+         < H o m e P a g e L a b e l   E l e m e n t T y p e = " C o l u m n "   E l e m e n t I d = " 4 6 2 3 7 4 2 3 1 "   D a t a T y p e = " T e x t " > H o m e P a g e L a b e l < / H o m e P a g e L a b e l > + 
+         < H o m e P a g e V a l u e   E l e m e n t T y p e = " C o l u m n "   E l e m e n t I d = " 5 3 3 5 1 4 0 3 4 "   D a t a T y p e = " T e x t " > H o m e P a g e V a l u e < / H o m e P a g e V a l u e > + 
+         < I n s p e c t i o n I n f o r m a t i o n   E l e m e n t T y p e = " C o l u m n "   E l e m e n t I d = " 1 5 3 2 8 6 0 1 9 9 "   D a t a T y p e = " T e x t " > I n s p e c t i o n I n f o r m a t i o n < / I n s p e c t i o n I n f o r m a t i o n > + 
+         < I t e m D e s c r i p t i o n   E l e m e n t T y p e = " C o l u m n "   E l e m e n t I d = " 1 9 6 5 3 9 3 7 9 0 "   D a t a T y p e = " T e x t " > I t e m D e s c r i p t i o n < / I t e m D e s c r i p t i o n > + 
+         < I t e m T r a c k i n g D e s c r i p t i o n   E l e m e n t T y p e = " C o l u m n "   E l e m e n t I d = " 1 1 1 7 1 0 3 3 4 5 "   D a t a T y p e = " T e x t " > I t e m T r a c k i n g D e s c r i p t i o n < / I t e m T r a c k i n g D e s c r i p t i o n > + 
+         < P h o n e N o L a b e l   E l e m e n t T y p e = " C o l u m n "   E l e m e n t I d = " 1 6 1 4 5 2 6 0 7 8 "   D a t a T y p e = " T e x t " > P h o n e N o L a b e l < / P h o n e N o L a b e l > + 
+         < P h o n e N o V a l u e   E l e m e n t T y p e = " C o l u m n "   E l e m e n t I d = " 1 2 8 6 6 4 9 7 8 1 "   D a t a T y p e = " T e x t " > P h o n e N o V a l u e < / P h o n e N o V a l u e > + 
+         < Q l t y I n s p e c t i o n T e m p l a t e _ D e s c r i p t i o n   E l e m e n t T y p e = " C o l u m n "   E l e m e n t I d = " 1 6 5 2 0 6 9 5 9 8 "   D a t a T y p e = " T e x t " > Q l t y I n s p e c t i o n T e m p l a t e _ D e s c r i p t i o n < / Q l t y I n s p e c t i o n T e m p l a t e _ D e s c r i p t i o n > + 
+         < Q l t y I n s p e c t i o n _ D e s c r i p t i o n   E l e m e n t T y p e = " C o l u m n "   E l e m e n t I d = " 7 3 9 0 1 9 9 1 0 "   D a t a T y p e = " T e x t " > Q l t y I n s p e c t i o n _ D e s c r i p t i o n < / Q l t y I n s p e c t i o n _ D e s c r i p t i o n > + 
+         < Q l t y I n s p e c t i o n _ D i r e c t o r _ N a m e   E l e m e n t T y p e = " C o l u m n "   E l e m e n t I d = " 1 2 5 9 7 6 1 4 6 0 "   D a t a T y p e = " T e x t " > Q l t y I n s p e c t i o n _ D i r e c t o r _ N a m e < / Q l t y I n s p e c t i o n _ D i r e c t o r _ N a m e > + 
+         < Q l t y I n s p e c t i o n _ D i r e c t o r _ T i t l e   E l e m e n t T y p e = " C o l u m n "   E l e m e n t I d = " 2 6 7 7 1 7 5 2 5 "   D a t a T y p e = " T e x t " > Q l t y I n s p e c t i o n _ D i r e c t o r _ T i t l e < / Q l t y I n s p e c t i o n _ D i r e c t o r _ T i t l e > + 
+         < Q l t y I n s p e c t i o n _ F i n i s h e d _ B y _ E m a i l   E l e m e n t T y p e = " C o l u m n "   E l e m e n t I d = " 1 5 2 1 1 3 4 6 3 1 "   D a t a T y p e = " T e x t " > Q l t y I n s p e c t i o n _ F i n i s h e d _ B y _ E m a i l < / Q l t y I n s p e c t i o n _ F i n i s h e d _ B y _ E m a i l > + 
+         < Q l t y I n s p e c t i o n _ F i n i s h e d _ B y _ P h o n e   E l e m e n t T y p e = " C o l u m n "   E l e m e n t I d = " 3 4 7 5 5 7 6 2 5 "   D a t a T y p e = " T e x t " > Q l t y I n s p e c t i o n _ F i n i s h e d _ B y _ P h o n e < / Q l t y I n s p e c t i o n _ F i n i s h e d _ B y _ P h o n e > + 
+         < Q l t y I n s p e c t i o n _ F i n i s h e d _ B y _ T i t l e   E l e m e n t T y p e = " C o l u m n "   E l e m e n t I d = " 4 6 0 0 4 5 6 8 3 "   D a t a T y p e = " T e x t " > Q l t y I n s p e c t i o n _ F i n i s h e d _ B y _ T i t l e < / Q l t y I n s p e c t i o n _ F i n i s h e d _ B y _ T i t l e > + 
+         < Q l t y I n s p e c t i o n _ F i n i s h e d _ B y _ U s e r N a m e   E l e m e n t T y p e = " C o l u m n "   E l e m e n t I d = " 1 9 5 3 6 1 2 5 3 1 "   D a t a T y p e = " T e x t " > Q l t y I n s p e c t i o n _ F i n i s h e d _ B y _ U s e r N a m e < / Q l t y I n s p e c t i o n _ F i n i s h e d _ B y _ U s e r N a m e > + 
+         < Q l t y I n s p e c t i o n _ F i n i s h e d _ B y _ U s e r _ I D   E l e m e n t T y p e = " C o l u m n "   E l e m e n t I d = " 1 7 5 0 5 1 6 3 3 8 "   D a t a T y p e = " C o d e " > Q l t y I n s p e c t i o n _ F i n i s h e d _ B y _ U s e r _ I D < / Q l t y I n s p e c t i o n _ F i n i s h e d _ B y _ U s e r _ I D > + 
+         < Q l t y I n s p e c t i o n _ F i n i s h e d _ D a t e   E l e m e n t T y p e = " C o l u m n "   E l e m e n t I d = " 1 8 3 4 1 2 2 7 6 5 "   D a t a T y p e = " D a t e T i m e " > Q l t y I n s p e c t i o n _ F i n i s h e d _ D a t e < / Q l t y I n s p e c t i o n _ F i n i s h e d _ D a t e > + 
+         < Q l t y I n s p e c t i o n _ N o   E l e m e n t T y p e = " C o l u m n "   E l e m e n t I d = " 2 1 2 0 6 1 5 7 4 9 "   D a t a T y p e = " C o d e " > Q l t y I n s p e c t i o n _ N o < / Q l t y I n s p e c t i o n _ N o > + 
+         < Q l t y I n s p e c t i o n _ R e i n s p e c t i o n N o   E l e m e n t T y p e = " C o l u m n "   E l e m e n t I d = " 7 5 1 7 3 5 6 "   D a t a T y p e = " I n t e g e r " > Q l t y I n s p e c t i o n _ R e i n s p e c t i o n N o < / Q l t y I n s p e c t i o n _ R e i n s p e c t i o n N o > + 
+         < Q l t y I n s p e c t i o n _ R e s u l t _ C o d e   E l e m e n t T y p e = " C o l u m n "   E l e m e n t I d = " 1 8 0 7 0 7 7 0 6 5 "   D a t a T y p e = " C o d e " > Q l t y I n s p e c t i o n _ R e s u l t _ C o d e < / Q l t y I n s p e c t i o n _ R e s u l t _ C o d e > + 
+         < Q l t y I n s p e c t i o n _ R e s u l t _ D e s c r i p t i o n   E l e m e n t T y p e = " C o l u m n "   E l e m e n t I d = " 8 1 0 5 3 8 1 8 8 "   D a t a T y p e = " T e x t " > Q l t y I n s p e c t i o n _ R e s u l t _ D e s c r i p t i o n < / Q l t y I n s p e c t i o n _ R e s u l t _ D e s c r i p t i o n > + 
+         < Q l t y I n s p e c t i o n _ S o u r c e _ C u s t o m _ 1   E l e m e n t T y p e = " C o l u m n "   E l e m e n t I d = " 5 4 6 4 5 3 7 6 5 "   D a t a T y p e = " T e x t " > Q l t y I n s p e c t i o n _ S o u r c e _ C u s t o m _ 1 < / Q l t y I n s p e c t i o n _ S o u r c e _ C u s t o m _ 1 > + 
+         < Q l t y I n s p e c t i o n _ S o u r c e _ C u s t o m _ 1 0   E l e m e n t T y p e = " C o l u m n "   E l e m e n t I d = " 1 5 3 7 6 5 2 9 2 5 "   D a t a T y p e = " D e c i m a l " > Q l t y I n s p e c t i o n _ S o u r c e _ C u s t o m _ 1 0 < / Q l t y I n s p e c t i o n _ S o u r c e _ C u s t o m _ 1 0 > + 
+         < Q l t y I n s p e c t i o n _ S o u r c e _ C u s t o m _ 2   E l e m e n t T y p e = " C o l u m n "   E l e m e n t I d = " 1 8 3 5 4 2 3 6 8 0 "   D a t a T y p e = " T e x t " > Q l t y I n s p e c t i o n _ S o u r c e _ C u s t o m _ 2 < / Q l t y I n s p e c t i o n _ S o u r c e _ C u s t o m _ 2 > + 
+         < Q l t y I n s p e c t i o n _ S o u r c e _ C u s t o m _ 3   E l e m e n t T y p e = " C o l u m n "   E l e m e n t I d = " 1 8 2 1 8 4 6 9 9 9 "   D a t a T y p e = " T e x t " > Q l t y I n s p e c t i o n _ S o u r c e _ C u s t o m _ 3 < / Q l t y I n s p e c t i o n _ S o u r c e _ C u s t o m _ 3 > + 
+         < Q l t y I n s p e c t i o n _ S o u r c e _ C u s t o m _ 4   E l e m e n t T y p e = " C o l u m n "   E l e m e n t I d = " 1 3 6 6 6 3 6 0 8 6 "   D a t a T y p e = " T e x t " > Q l t y I n s p e c t i o n _ S o u r c e _ C u s t o m _ 4 < / Q l t y I n s p e c t i o n _ S o u r c e _ C u s t o m _ 4 > + 
+         < Q l t y I n s p e c t i o n _ S o u r c e _ C u s t o m _ 5   E l e m e n t T y p e = " C o l u m n "   E l e m e n t I d = " 2 0 0 4 3 3 2 7 0 3 "   D a t a T y p e = " T e x t " > Q l t y I n s p e c t i o n _ S o u r c e _ C u s t o m _ 5 < / Q l t y I n s p e c t i o n _ S o u r c e _ C u s t o m _ 5 > + 
+         < Q l t y I n s p e c t i o n _ S o u r c e _ C u s t o m _ 6   E l e m e n t T y p e = " C o l u m n "   E l e m e n t I d = " 9 1 2 4 2 8 5 2 "   D a t a T y p e = " T e x t " > Q l t y I n s p e c t i o n _ S o u r c e _ C u s t o m _ 6 < / Q l t y I n s p e c t i o n _ S o u r c e _ C u s t o m _ 6 > + 
+         < Q l t y I n s p e c t i o n _ S o u r c e _ C u s t o m _ 7   E l e m e n t T y p e = " C o l u m n "   E l e m e n t I d = " 7 2 8 9 3 9 4 6 9 "   D a t a T y p e = " I n t e g e r " > Q l t y I n s p e c t i o n _ S o u r c e _ C u s t o m _ 7 < / Q l t y I n s p e c t i o n _ S o u r c e _ C u s t o m _ 7 > + 
+         < Q l t y I n s p e c t i o n _ S o u r c e _ C u s t o m _ 8   E l e m e n t T y p e = " C o l u m n "   E l e m e n t I d = " 3 7 7 5 4 4 7 4 2 "   D a t a T y p e = " I n t e g e r " > Q l t y I n s p e c t i o n _ S o u r c e _ C u s t o m _ 8 < / Q l t y I n s p e c t i o n _ S o u r c e _ C u s t o m _ 8 > + 
+         < Q l t y I n s p e c t i o n _ S o u r c e _ C u s t o m _ 9   E l e m e n t T y p e = " C o l u m n "   E l e m e n t I d = " 2 6 0 1 5 1 8 7 5 "   D a t a T y p e = " D e c i m a l " > Q l t y I n s p e c t i o n _ S o u r c e _ C u s t o m _ 9 < / Q l t y I n s p e c t i o n _ S o u r c e _ C u s t o m _ 9 > + 
+         < Q l t y I n s p e c t i o n _ S o u r c e _ D o c u m e n t _ N o _   E l e m e n t T y p e = " C o l u m n "   E l e m e n t I d = " 1 6 7 5 9 1 6 2 8 8 "   D a t a T y p e = " C o d e " > Q l t y I n s p e c t i o n _ S o u r c e _ D o c u m e n t _ N o _ < / Q l t y I n s p e c t i o n _ S o u r c e _ D o c u m e n t _ N o _ > + 
+         < Q l t y I n s p e c t i o n _ S o u r c e _ I t e m _ D e s c r i p t i o n   E l e m e n t T y p e = " C o l u m n "   E l e m e n t I d = " 6 4 6 8 9 0 6 3 0 "   D a t a T y p e = " T e x t " > Q l t y I n s p e c t i o n _ S o u r c e _ I t e m _ D e s c r i p t i o n < / Q l t y I n s p e c t i o n _ S o u r c e _ I t e m _ D e s c r i p t i o n > + 
+         < Q l t y I n s p e c t i o n _ S o u r c e _ I t e m _ D e s c r i p t i o n 2   E l e m e n t T y p e = " C o l u m n "   E l e m e n t I d = " 1 2 7 9 3 6 9 3 5 2 "   D a t a T y p e = " T e x t " > Q l t y I n s p e c t i o n _ S o u r c e _ I t e m _ D e s c r i p t i o n 2 < / Q l t y I n s p e c t i o n _ S o u r c e _ I t e m _ D e s c r i p t i o n 2 > + 
+         < Q l t y I n s p e c t i o n _ S o u r c e _ I t e m _ N o _   E l e m e n t T y p e = " C o l u m n "   E l e m e n t I d = " 1 2 6 8 0 5 0 5 1 8 "   D a t a T y p e = " C o d e " > Q l t y I n s p e c t i o n _ S o u r c e _ I t e m _ N o _ < / Q l t y I n s p e c t i o n _ S o u r c e _ I t e m _ N o _ > + 
+         < Q l t y I n s p e c t i o n _ S o u r c e _ L o t _ N o _   E l e m e n t T y p e = " C o l u m n "   E l e m e n t I d = " 1 1 2 3 5 5 1 3 1 2 "   D a t a T y p e = " C o d e " > Q l t y I n s p e c t i o n _ S o u r c e _ L o t _ N o _ < / Q l t y I n s p e c t i o n _ S o u r c e _ L o t _ N o _ > + 
+         < Q l t y I n s p e c t i o n _ S o u r c e _ P a c k a g e _ N o _   E l e m e n t T y p e = " C o l u m n "   E l e m e n t I d = " 1 9 6 1 1 2 9 9 7 "   D a t a T y p e = " C o d e " > Q l t y I n s p e c t i o n _ S o u r c e _ P a c k a g e _ N o _ < / Q l t y I n s p e c t i o n _ S o u r c e _ P a c k a g e _ N o _ > + 
+         < Q l t y I n s p e c t i o n _ S o u r c e _ S e r i a l _ N o _   E l e m e n t T y p e = " C o l u m n "   E l e m e n t I d = " 1 5 2 0 5 9 1 4 4 7 "   D a t a T y p e = " C o d e " > Q l t y I n s p e c t i o n _ S o u r c e _ S e r i a l _ N o _ < / Q l t y I n s p e c t i o n _ S o u r c e _ S e r i a l _ N o _ > + 
+         < Q l t y I n s p e c t i o n _ S o u r c e _ T a s k _ N o _   E l e m e n t T y p e = " C o l u m n "   E l e m e n t I d = " 3 8 4 6 4 4 1 8 2 "   D a t a T y p e = " C o d e " > Q l t y I n s p e c t i o n _ S o u r c e _ T a s k _ N o _ < / Q l t y I n s p e c t i o n _ S o u r c e _ T a s k _ N o _ > + 
+         < Q l t y I n s p e c t i o n _ S o u r c e _ V a r i a n t _ C o d e   E l e m e n t T y p e = " C o l u m n "   E l e m e n t I d = " 1 6 0 8 4 0 3 8 2 1 "   D a t a T y p e = " C o d e " > Q l t y I n s p e c t i o n _ S o u r c e _ V a r i a n t _ C o d e < / Q l t y I n s p e c t i o n _ S o u r c e _ V a r i a n t _ C o d e > + 
+         < Q l t y I n s p e c t i o n _ S t a t u s   E l e m e n t T y p e = " C o l u m n "   E l e m e n t I d = " 8 5 1 7 5 2 7 6 8 "   D a t a T y p e = " E n u m " > Q l t y I n s p e c t i o n _ S t a t u s < / Q l t y I n s p e c t i o n _ S t a t u s > + 
+         < R e i n s p e c t i o n S e q u e n c e I n f o r m a t i o n   E l e m e n t T y p e = " C o l u m n "   E l e m e n t I d = " 7 4 9 5 1 6 5 4 3 "   D a t a T y p e = " T e x t " > R e i n s p e c t i o n S e q u e n c e I n f o r m a t i o n < / R e i n s p e c t i o n S e q u e n c e I n f o r m a t i o n > + 
+         < C u r r e n t I n s p e c t i o n L i n e   E l e m e n t T y p e = " D a t a I t e m "   E l e m e n t I d = " 1 1 9 3 2 1 9 5 9 6 " > + 
+             < C a r r i a g e R e t u r n P e r s o n F i e l d D e t a i l s   E l e m e n t T y p e = " C o l u m n "   E l e m e n t I d = " 9 9 8 2 6 3 6 9 8 "   D a t a T y p e = " T e x t " > C a r r i a g e R e t u r n P e r s o n F i e l d D e t a i l s < / C a r r i a g e R e t u r n P e r s o n F i e l d D e t a i l s > + 
+             < C o n d i t i o n L a b e l _ 1   E l e m e n t T y p e = " C o l u m n "   E l e m e n t I d = " 1 2 2 7 8 8 1 1 9 4 "   D a t a T y p e = " T e x t " > C o n d i t i o n L a b e l _ 1 < / C o n d i t i o n L a b e l _ 1 > + 
+             < C o n d i t i o n L a b e l _ 2   E l e m e n t T y p e = " C o l u m n "   E l e m e n t I d = " 1 8 6 5 5 7 7 8 1 1 "   D a t a T y p e = " T e x t " > C o n d i t i o n L a b e l _ 2 < / C o n d i t i o n L a b e l _ 2 > + 
+             < F i e l d _ C o d e   E l e m e n t T y p e = " C o l u m n "   E l e m e n t I d = " 1 3 2 7 2 5 5 7 3 "   D a t a T y p e = " C o d e " > F i e l d _ C o d e < / F i e l d _ C o d e > + 
+             < F i e l d _ D e s c r i p t i o n   E l e m e n t T y p e = " C o l u m n "   E l e m e n t I d = " 1 4 6 8 6 2 1 2 9 8 "   D a t a T y p e = " T e x t " > F i e l d _ D e s c r i p t i o n < / F i e l d _ D e s c r i p t i o n > + 
+             < F i e l d _ E n t e r e d B y N a m e A n d T i m e s t a m p   E l e m e n t T y p e = " C o l u m n "   E l e m e n t I d = " 1 0 6 8 4 2 0 5 9 2 "   D a t a T y p e = " T e x t " > F i e l d _ E n t e r e d B y N a m e A n d T i m e s t a m p < / F i e l d _ E n t e r e d B y N a m e A n d T i m e s t a m p > + 
+             < F i e l d _ H a s E n t e r e d V a l u e   E l e m e n t T y p e = " C o l u m n "   E l e m e n t I d = " 1 7 1 6 2 6 5 8 2 4 "   D a t a T y p e = " B o o l e a n " > F i e l d _ H a s E n t e r e d V a l u e < / F i e l d _ H a s E n t e r e d V a l u e > + 
+             < F i e l d _ I f P e r s o n E m a i l   E l e m e n t T y p e = " C o l u m n "   E l e m e n t I d = " 1 3 4 6 0 5 7 6 5 0 "   D a t a T y p e = " T e x t " > F i e l d _ I f P e r s o n E m a i l < / F i e l d _ I f P e r s o n E m a i l > + 
+             < F i e l d _ I f P e r s o n N a m e   E l e m e n t T y p e = " C o l u m n "   E l e m e n t I d = " 4 1 4 7 0 2 4 4 3 "   D a t a T y p e = " T e x t " > F i e l d _ I f P e r s o n N a m e < / F i e l d _ I f P e r s o n N a m e > + 
+             < F i e l d _ I f P e r s o n P h o n e   E l e m e n t T y p e = " C o l u m n "   E l e m e n t I d = " 1 9 7 4 1 8 8 4 6 2 "   D a t a T y p e = " T e x t " > F i e l d _ I f P e r s o n P h o n e < / F i e l d _ I f P e r s o n P h o n e > + 
+             < F i e l d _ I f P e r s o n T i t l e   E l e m e n t T y p e = " C o l u m n "   E l e m e n t I d = " 1 0 0 4 6 0 9 5 4 2 "   D a t a T y p e = " T e x t " > F i e l d _ I f P e r s o n T i t l e < / F i e l d _ I f P e r s o n T i t l e > + 
+             < F i e l d _ I s L a b e l   E l e m e n t T y p e = " C o l u m n "   E l e m e n t I d = " 2 0 4 3 1 9 3 9 4 0 "   D a t a T y p e = " B o o l e a n " > F i e l d _ I s L a b e l < / F i e l d _ I s L a b e l > + 
+             < F i e l d _ I s P e r s o n F i e l d   E l e m e n t T y p e = " C o l u m n "   E l e m e n t I d = " 4 3 4 5 4 6 6 1 1 "   D a t a T y p e = " B o o l e a n " > F i e l d _ I s P e r s o n F i e l d < / F i e l d _ I s P e r s o n F i e l d > + 
+             < F i e l d _ I s T e x t   E l e m e n t T y p e = " C o l u m n "   E l e m e n t I d = " 5 9 3 6 9 2 0 1 "   D a t a T y p e = " B o o l e a n " > F i e l d _ I s T e x t < / F i e l d _ I s T e x t > + 
+             < F i e l d _ L i n e C o m m e n t a r y   E l e m e n t T y p e = " C o l u m n "   E l e m e n t I d = " 1 8 5 3 8 0 0 2 5 7 "   D a t a T y p e = " T e x t " > F i e l d _ L i n e C o m m e n t a r y < / F i e l d _ L i n e C o m m e n t a r y > + 
+             < F i e l d _ M o d i f i e d B y U s e r E m a i l   E l e m e n t T y p e = " C o l u m n "   E l e m e n t I d = " 2 0 5 3 4 9 0 5 4 5 "   D a t a T y p e = " T e x t " > F i e l d _ M o d i f i e d B y U s e r E m a i l < / F i e l d _ M o d i f i e d B y U s e r E m a i l > + 
+             < F i e l d _ M o d i f i e d B y U s e r I D   E l e m e n t T y p e = " C o l u m n "   E l e m e n t I d = " 1 3 6 3 9 8 7 2 2 2 "   D a t a T y p e = " C o d e " > F i e l d _ M o d i f i e d B y U s e r I D < / F i e l d _ M o d i f i e d B y U s e r I D > + 
+             < F i e l d _ M o d i f i e d B y U s e r J o b T i t l e   E l e m e n t T y p e = " C o l u m n "   E l e m e n t I d = " 7 1 3 3 5 4 3 4 0 "   D a t a T y p e = " T e x t " > F i e l d _ M o d i f i e d B y U s e r J o b T i t l e < / F i e l d _ M o d i f i e d B y U s e r J o b T i t l e > + 
+             < F i e l d _ M o d i f i e d B y U s e r N a m e   E l e m e n t T y p e = " C o l u m n "   E l e m e n t I d = " 7 9 8 2 2 1 9 1 6 "   D a t a T y p e = " T e x t " > F i e l d _ M o d i f i e d B y U s e r N a m e < / F i e l d _ M o d i f i e d B y U s e r N a m e > + 
+             < F i e l d _ M o d i f i e d B y U s e r P h o n e   E l e m e n t T y p e = " C o l u m n "   E l e m e n t I d = " 1 2 9 4 9 7 8 5 4 5 "   D a t a T y p e = " T e x t " > F i e l d _ M o d i f i e d B y U s e r P h o n e < / F i e l d _ M o d i f i e d B y U s e r P h o n e > + 
+             < F i e l d _ M o d i f i e d D a t e T i m e   E l e m e n t T y p e = " C o l u m n "   E l e m e n t I d = " 1 6 5 4 4 9 3 6 9 6 "   D a t a T y p e = " D a t e T i m e " > F i e l d _ M o d i f i e d D a t e T i m e < / F i e l d _ M o d i f i e d D a t e T i m e > + 
+             < F i e l d _ T y p e   E l e m e n t T y p e = " C o l u m n "   E l e m e n t I d = " 1 3 2 8 1 6 4 0 1 6 "   D a t a T y p e = " E n u m " > F i e l d _ T y p e < / F i e l d _ T y p e > + 
+             < L a b e l F i e l d _ D e s c r i p t i o n   E l e m e n t T y p e = " C o l u m n "   E l e m e n t I d = " 3 2 9 5 4 9 8 4 0 "   D a t a T y p e = " T e x t " > L a b e l F i e l d _ D e s c r i p t i o n < / L a b e l F i e l d _ D e s c r i p t i o n > + 
+             < N u m e r i c _ V a l u e   E l e m e n t T y p e = " C o l u m n "   E l e m e n t I d = " 4 6 0 4 1 2 6 4 6 "   D a t a T y p e = " D e c i m a l " > N u m e r i c _ V a l u e < / N u m e r i c _ V a l u e > + 
+             < P r o m p t e d R e s u l t C a p t i o n _ 1   E l e m e n t T y p e = " C o l u m n "   E l e m e n t I d = " 1 5 4 8 2 0 5 1 6 9 "   D a t a T y p e = " T e x t " > P r o m p t e d R e s u l t C a p t i o n _ 1 < / P r o m p t e d R e s u l t C a p t i o n _ 1 > + 
+             < P r o m p t e d R e s u l t C a p t i o n _ 1 0   E l e m e n t T y p e = " C o l u m n "   E l e m e n t I d = " 6 6 5 1 3 7 3 2 1 "   D a t a T y p e = " T e x t " > P r o m p t e d R e s u l t C a p t i o n _ 1 0 < / P r o m p t e d R e s u l t C a p t i o n _ 1 0 > + 
+             < P r o m p t e d R e s u l t C a p t i o n _ 2   E l e m e n t T y p e = " C o l u m n "   E l e m e n t I d = " 2 1 0 9 0 6 5 5 1 0 "   D a t a T y p e = " T e x t " > P r o m p t e d R e s u l t C a p t i o n _ 2 < / P r o m p t e d R e s u l t C a p t i o n _ 2 > + 
+             < P r o m p t e d R e s u l t C a p t i o n _ 3   E l e m e n t T y p e = " C o l u m n "   E l e m e n t I d = " 1 4 7 1 3 6 8 8 9 3 "   D a t a T y p e = " T e x t " > P r o m p t e d R e s u l t C a p t i o n _ 3 < / P r o m p t e d R e s u l t C a p t i o n _ 3 > + 
+             < P r o m p t e d R e s u l t C a p t i o n _ 4   E l e m e n t T y p e = " C o l u m n "   E l e m e n t I d = " 8 3 3 6 7 2 2 7 6 "   D a t a T y p e = " T e x t " > P r o m p t e d R e s u l t C a p t i o n _ 4 < / P r o m p t e d R e s u l t C a p t i o n _ 4 > + 
+             < P r o m p t e d R e s u l t C a p t i o n _ 5   E l e m e n t T y p e = " C o l u m n "   E l e m e n t I d = " 1 9 5 9 7 5 6 5 9 "   D a t a T y p e = " T e x t " > P r o m p t e d R e s u l t C a p t i o n _ 5 < / P r o m p t e d R e s u l t C a p t i o n _ 5 > + 
+             < P r o m p t e d R e s u l t C a p t i o n _ 6   E l e m e n t T y p e = " C o l u m n "   E l e m e n t I d = " 4 4 1 7 2 0 9 5 8 "   D a t a T y p e = " T e x t " > P r o m p t e d R e s u l t C a p t i o n _ 6 < / P r o m p t e d R e s u l t C a p t i o n _ 6 > + 
+             < P r o m p t e d R e s u l t C a p t i o n _ 7   E l e m e n t T y p e = " C o l u m n "   E l e m e n t I d = " 1 0 7 9 4 1 7 5 7 5 "   D a t a T y p e = " T e x t " > P r o m p t e d R e s u l t C a p t i o n _ 7 < / P r o m p t e d R e s u l t C a p t i o n _ 7 > + 
+             < P r o m p t e d R e s u l t C a p t i o n _ 8   E l e m e n t T y p e = " C o l u m n "   E l e m e n t I d = " 1 0 3 9 0 2 9 1 2 "   D a t a T y p e = " T e x t " > P r o m p t e d R e s u l t C a p t i o n _ 8 < / P r o m p t e d R e s u l t C a p t i o n _ 8 > + 
+             < P r o m p t e d R e s u l t C a p t i o n _ 9   E l e m e n t T y p e = " C o l u m n "   E l e m e n t I d = " 7 4 1 5 9 9 5 2 9 "   D a t a T y p e = " T e x t " > P r o m p t e d R e s u l t C a p t i o n _ 9 < / P r o m p t e d R e s u l t C a p t i o n _ 9 > + 
+             < P r o m p t e d R e s u l t C o n d i t i o n D e s c r i p t i o n _ 1   E l e m e n t T y p e = " C o l u m n "   E l e m e n t I d = " 1 7 7 6 7 4 4 4 3 4 "   D a t a T y p e = " T e x t " > P r o m p t e d R e s u l t C o n d i t i o n D e s c r i p t i o n _ 1 < / P r o m p t e d R e s u l t C o n d i t i o n D e s c r i p t i o n _ 1 > + 
+             < P r o m p t e d R e s u l t C o n d i t i o n D e s c r i p t i o n _ 1 0   E l e m e n t T y p e = " C o l u m n "   E l e m e n t I d = " 1 0 2 8 7 8 8 8 8 2 "   D a t a T y p e = " T e x t " > P r o m p t e d R e s u l t C o n d i t i o n D e s c r i p t i o n _ 1 0 < / P r o m p t e d R e s u l t C o n d i t i o n D e s c r i p t i o n _ 1 0 > + 
+             < P r o m p t e d R e s u l t C o n d i t i o n D e s c r i p t i o n _ 2   E l e m e n t T y p e = " C o l u m n "   E l e m e n t I d = " 1 1 3 9 0 4 7 8 1 7 "   D a t a T y p e = " T e x t " > P r o m p t e d R e s u l t C o n d i t i o n D e s c r i p t i o n _ 2 < / P r o m p t e d R e s u l t C o n d i t i o n D e s c r i p t i o n _ 2 > + 
+             < P r o m p t e d R e s u l t C o n d i t i o n D e s c r i p t i o n _ 3   E l e m e n t T y p e = " C o l u m n "   E l e m e n t I d = " 5 0 1 3 5 1 2 0 0 "   D a t a T y p e = " T e x t " > P r o m p t e d R e s u l t C o n d i t i o n D e s c r i p t i o n _ 3 < / P r o m p t e d R e s u l t C o n d i t i o n D e s c r i p t i o n _ 3 > + 
+             < P r o m p t e d R e s u l t C o n d i t i o n D e s c r i p t i o n _ 4   E l e m e n t T y p e = " C o l u m n "   E l e m e n t I d = " 6 7 0 2 6 0 2 2 3 "   D a t a T y p e = " T e x t " > P r o m p t e d R e s u l t C o n d i t i o n D e s c r i p t i o n _ 4 < / P r o m p t e d R e s u l t C o n d i t i o n D e s c r i p t i o n _ 4 > + 
+             < P r o m p t e d R e s u l t C o n d i t i o n D e s c r i p t i o n _ 5   E l e m e n t T y p e = " C o l u m n "   E l e m e n t I d = " 3 2 5 6 3 6 0 6 "   D a t a T y p e = " T e x t " > P r o m p t e d R e s u l t C o n d i t i o n D e s c r i p t i o n _ 5 < / P r o m p t e d R e s u l t C o n d i t i o n D e s c r i p t i o n _ 5 > + 
+             < P r o m p t e d R e s u l t C o n d i t i o n D e s c r i p t i o n _ 6   E l e m e n t T y p e = " C o l u m n "   E l e m e n t I d = " 6 0 5 1 3 3 0 1 1 "   D a t a T y p e = " T e x t " > P r o m p t e d R e s u l t C o n d i t i o n D e s c r i p t i o n _ 6 < / P r o m p t e d R e s u l t C o n d i t i o n D e s c r i p t i o n _ 6 > + 
+             < P r o m p t e d R e s u l t C o n d i t i o n D e s c r i p t i o n _ 7   E l e m e n t T y p e = " C o l u m n "   E l e m e n t I d = " 1 2 4 2 8 2 9 6 2 8 "   D a t a T y p e = " T e x t " > P r o m p t e d R e s u l t C o n d i t i o n D e s c r i p t i o n _ 7 < / P r o m p t e d R e s u l t C o n d i t i o n D e s c r i p t i o n _ 7 > + 
+             < P r o m p t e d R e s u l t C o n d i t i o n D e s c r i p t i o n _ 8   E l e m e n t T y p e = " C o l u m n "   E l e m e n t I d = " 1 0 7 3 9 2 0 6 0 5 "   D a t a T y p e = " T e x t " > P r o m p t e d R e s u l t C o n d i t i o n D e s c r i p t i o n _ 8 < / P r o m p t e d R e s u l t C o n d i t i o n D e s c r i p t i o n _ 8 > + 
+             < P r o m p t e d R e s u l t C o n d i t i o n D e s c r i p t i o n _ 9   E l e m e n t T y p e = " C o l u m n "   E l e m e n t I d = " 1 7 1 1 6 1 7 2 2 2 "   D a t a T y p e = " T e x t " > P r o m p t e d R e s u l t C o n d i t i o n D e s c r i p t i o n _ 9 < / P r o m p t e d R e s u l t C o n d i t i o n D e s c r i p t i o n _ 9 > + 
+             < P r o m p t e d R e s u l t V i s i b l e _ 1   E l e m e n t T y p e = " C o l u m n "   E l e m e n t I d = " 1 3 9 9 7 0 4 4 1 7 "   D a t a T y p e = " B o o l e a n " > P r o m p t e d R e s u l t V i s i b l e _ 1 < / P r o m p t e d R e s u l t V i s i b l e _ 1 > + 
+             < P r o m p t e d R e s u l t V i s i b l e _ 1 0   E l e m e n t T y p e = " C o l u m n "   E l e m e n t I d = " 6 6 3 6 8 2 6 1 7 "   D a t a T y p e = " B o o l e a n " > P r o m p t e d R e s u l t V i s i b l e _ 1 0 < / P r o m p t e d R e s u l t V i s i b l e _ 1 0 > + 
+             < P r o m p t e d R e s u l t V i s i b l e _ 2   E l e m e n t T y p e = " C o l u m n "   E l e m e n t I d = " 2 0 3 7 4 0 1 0 3 4 "   D a t a T y p e = " B o o l e a n " > P r o m p t e d R e s u l t V i s i b l e _ 2 < / P r o m p t e d R e s u l t V i s i b l e _ 2 > + 
+             < P r o m p t e d R e s u l t V i s i b l e _ 3   E l e m e n t T y p e = " C o l u m n "   E l e m e n t I d = " 1 6 1 9 8 6 9 6 4 5 "   D a t a T y p e = " B o o l e a n " > P r o m p t e d R e s u l t V i s i b l e _ 3 < / P r o m p t e d R e s u l t V i s i b l e _ 3 > + 
+             < P r o m p t e d R e s u l t V i s i b l e _ 4   E l e m e n t T y p e = " C o l u m n "   E l e m e n t I d = " 9 8 2 1 7 3 0 2 8 "   D a t a T y p e = " B o o l e a n " > P r o m p t e d R e s u l t V i s i b l e _ 4 < / P r o m p t e d R e s u l t V i s i b l e _ 4 > + 
+             < P r o m p t e d R e s u l t V i s i b l e _ 5   E l e m e n t T y p e = " C o l u m n "   E l e m e n t I d = " 3 4 4 4 7 6 4 1 1 "   D a t a T y p e = " B o o l e a n " > P r o m p t e d R e s u l t V i s i b l e _ 5 < / P r o m p t e d R e s u l t V i s i b l e _ 5 > + 
+             < P r o m p t e d R e s u l t V i s i b l e _ 6   E l e m e n t T y p e = " C o l u m n "   E l e m e n t I d = " 2 9 3 2 2 0 2 0 6 "   D a t a T y p e = " B o o l e a n " > P r o m p t e d R e s u l t V i s i b l e _ 6 < / P r o m p t e d R e s u l t V i s i b l e _ 6 > + 
+             < P r o m p t e d R e s u l t V i s i b l e _ 7   E l e m e n t T y p e = " C o l u m n "   E l e m e n t I d = " 9 3 0 9 1 6 8 2 3 "   D a t a T y p e = " B o o l e a n " > P r o m p t e d R e s u l t V i s i b l e _ 7 < / P r o m p t e d R e s u l t V i s i b l e _ 7 > + 
+             < P r o m p t e d R e s u l t V i s i b l e _ 8   E l e m e n t T y p e = " C o l u m n "   E l e m e n t I d = " 4 4 5 9 7 8 4 0 "   D a t a T y p e = " B o o l e a n " > P r o m p t e d R e s u l t V i s i b l e _ 8 < / P r o m p t e d R e s u l t V i s i b l e _ 8 > + 
+             < P r o m p t e d R e s u l t V i s i b l e _ 9   E l e m e n t T y p e = " C o l u m n "   E l e m e n t I d = " 5 9 3 0 9 8 7 7 7 "   D a t a T y p e = " B o o l e a n " > P r o m p t e d R e s u l t V i s i b l e _ 9 < / P r o m p t e d R e s u l t V i s i b l e _ 9 > + 
+             < T e s t _ R e s u l t   E l e m e n t T y p e = " C o l u m n "   E l e m e n t I d = " 1 2 7 1 0 6 2 1 4 1 "   D a t a T y p e = " C o d e " > T e s t _ R e s u l t < / T e s t _ R e s u l t > + 
+             < T e s t _ R e s u l t D e s c r i p t i o n   E l e m e n t T y p e = " C o l u m n "   E l e m e n t I d = " 1 9 4 3 4 5 8 6 8 5 "   D a t a T y p e = " T e x t " > T e s t _ R e s u l t D e s c r i p t i o n < / T e s t _ R e s u l t D e s c r i p t i o n > + 
+             < T e s t _ V a l u e   E l e m e n t T y p e = " C o l u m n "   E l e m e n t I d = " 8 1 3 5 6 4 5 2 1 "   D a t a T y p e = " T e x t " > T e s t _ V a l u e < / T e s t _ V a l u e > + 
+             < W o r d D e s c r i p t i o n   E l e m e n t T y p e = " C o l u m n "   E l e m e n t I d = " 5 4 4 0 8 2 0 6 7 "   D a t a T y p e = " T e x t " > W o r d D e s c r i p t i o n < / W o r d D e s c r i p t i o n > + 
+             < W o r d M o d i f i e d B y U s e r N a m e   E l e m e n t T y p e = " C o l u m n "   E l e m e n t I d = " 1 6 2 5 9 3 3 4 7 9 "   D a t a T y p e = " T e x t " > W o r d M o d i f i e d B y U s e r N a m e < / W o r d M o d i f i e d B y U s e r N a m e > + 
+             < W o r d M o d i f i e d D a t e T i m e   E l e m e n t T y p e = " C o l u m n "   E l e m e n t I d = " 2 0 8 1 0 1 2 8 7 5 "   D a t a T y p e = " T e x t " > W o r d M o d i f i e d D a t e T i m e < / W o r d M o d i f i e d D a t e T i m e > + 
+             < W o r d T e s t V a l u e   E l e m e n t T y p e = " C o l u m n "   E l e m e n t I d = " 1 4 4 7 8 2 4 1 2 2 "   D a t a T y p e = " T e x t " > W o r d T e s t V a l u e < / W o r d T e s t V a l u e > + 
+         < / C u r r e n t I n s p e c t i o n L i n e > + 
+     < / C u r r e n t I n s p e c t i o n > + 
+ < / N a v W o r d R e p o r t X m l P a r t > 
+</file>
+
+<file path=customXml/item3.xml><?xml version="1.0" encoding="utf-8"?>
 <b:Sources xmlns:b="http://schemas.openxmlformats.org/officeDocument/2006/bibliography" xmlns="http://schemas.openxmlformats.org/officeDocument/2006/bibliography" SelectedStyle="\APASixthEditionOfficeOnline.xsl" StyleName="APA" Version="6"/>
 </file>
 
-<file path=customXml/item2.xml>��< ? x m l   v e r s i o n = " 1 . 0 "   e n c o d i n g = " u t f - 1 6 " ? > < N a v W o r d R e p o r t X m l P a r t   x m l n s = " u r n : m i c r o s o f t - d y n a m i c s - b u s i n e s s c e n t r a l / i n t e r n a l / e x t e n d e d / r e p o r t s / Q l t y _ N o n _ C o n f o r m a n c e / 2 0 4 0 3 / " > - 
-     < B C R e p o r t I n f o r m a t i o n > - 
-         < R e p o r t M e t a d a t a > - 
-             < E x t e n s i o n I d > E x t e n s i o n   I D < / E x t e n s i o n I d > - 
-             < E x t e n s i o n N a m e > E x t e n s i o n   N a m e < / E x t e n s i o n N a m e > - 
-             < E x t e n s i o n P u b l i s h e r > E x t e n s i o n   P u b l i s h e r < / E x t e n s i o n P u b l i s h e r > - 
-             < E x t e n s i o n V e r s i o n > E x t e n s i o n   V e r s i o n < / E x t e n s i o n V e r s i o n > - 
-             < R e p o r t I d > R e p o r t   I D < / R e p o r t I d > - 
-             < R e p o r t N a m e > R e p o r t   N a m e < / R e p o r t N a m e > - 
-             < A b o u t T h i s R e p o r t T i t l e > A b o u t   T h i s   R e p o r t   T i t l e < / A b o u t T h i s R e p o r t T i t l e > - 
-             < A b o u t T h i s R e p o r t T e x t > A b o u t   T h i s   R e p o r t   T e x t < / A b o u t T h i s R e p o r t T e x t > - 
-             < R e p o r t H e l p L i n k > R e p o r t   H e l p   L i n k < / R e p o r t H e l p L i n k > - 
-         < / R e p o r t M e t a d a t a > - 
-         < R e p o r t R e q u e s t > - 
-             < T e n a n t E n t r a I d > T e n a n t   E n t r a   I d < / T e n a n t E n t r a I d > - 
-             < E n v i r o n m e n t N a m e > E n v i r o n m e n t   N a m e < / E n v i r o n m e n t N a m e > - 
-             < E n v i r o n m e n t T y p e > E n v i r o n m e n t   T y p e < / E n v i r o n m e n t T y p e > - 
-             < C o m p a n y N a m e > C o m p a n y   N a m e < / C o m p a n y N a m e > - 
-             < C o m p a n y D i s p l a y N a m e > C o m p a n y   D i s p l a y   N a m e < / C o m p a n y D i s p l a y N a m e > - 
-             < C o m p a n y I d > C o m p a n y   I D < / C o m p a n y I d > - 
-             < U s e r N a m e > U s e r   N a m e < / U s e r N a m e > - 
-             < D a t e A n d T i m e > D a t e   a n d   T i m e < / D a t e A n d T i m e > - 
-             < L a n g u a g e > L a n g u a g e < / L a n g u a g e > - 
-             < F o r m a t R e g i o n > F o r m a t   R e g i o n < / F o r m a t R e g i o n > - 
-             < D a t e T i m e V a l u e s > - 
-                 < Y e a r > Y e a r < / Y e a r > - 
-                 < M o n t h N u m b e r > M o n t h   N u m b e r < / M o n t h N u m b e r > - 
-                 < D a y N u m b e r > D a y   N u m b e r < / D a y N u m b e r > - 
-                 < H o u r > H o u r < / H o u r > - 
-                 < M i n u t e > M i n u t e < / M i n u t e > - 
-             < / D a t e T i m e V a l u e s > - 
-         < / R e p o r t R e q u e s t > - 
-     < / B C R e p o r t I n f o r m a t i o n > - 
-     < L a b e l s > - 
-         < C o n d i t i o n L a b e l   E l e m e n t T y p e = " P a r a m e t e r "   E l e m e n t I d = " 1 4 2 4 6 4 8 2 8 8 "   D a t a T y p e = " S t r i n g " > C o n d i t i o n L a b e l < / C o n d i t i o n L a b e l > - 
-         < D a t e L a b e l   E l e m e n t T y p e = " P a r a m e t e r "   E l e m e n t I d = " 7 9 3 8 1 7 7 7 7 "   D a t a T y p e = " S t r i n g " > D a t e L a b e l < / D a t e L a b e l > - 
-         < E n t e r e d B y L a b e l   E l e m e n t T y p e = " P a r a m e t e r "   E l e m e n t I d = " 1 9 1 0 3 3 1 8 8 9 "   D a t a T y p e = " S t r i n g " > E n t e r e d B y L a b e l < / E n t e r e d B y L a b e l > - 
-         < F i n i s h e d B y L a b e l   E l e m e n t T y p e = " P a r a m e t e r "   E l e m e n t I d = " 1 2 1 8 3 5 9 1 8 "   D a t a T y p e = " S t r i n g " > F i n i s h e d B y L a b e l < / F i n i s h e d B y L a b e l > - 
-         < F i n i s h e d O n L a b e l   E l e m e n t T y p e = " P a r a m e t e r "   E l e m e n t I d = " 1 9 3 5 3 2 6 4 3 2 "   D a t a T y p e = " S t r i n g " > F i n i s h e d O n L a b e l < / F i n i s h e d O n L a b e l > - 
-         < I n s p e c t i o n L a b e l   E l e m e n t T y p e = " P a r a m e t e r "   E l e m e n t I d = " 1 5 4 9 8 3 1 5 2 5 "   D a t a T y p e = " S t r i n g " > I n s p e c t i o n L a b e l < / I n s p e c t i o n L a b e l > - 
-         < I t e m L a b e l   E l e m e n t T y p e = " P a r a m e t e r "   E l e m e n t I d = " 1 0 8 2 0 2 8 9 7 4 "   D a t a T y p e = " S t r i n g " > I t e m L a b e l < / I t e m L a b e l > - 
-         < I t e m T r a c k i n g L a b e l   E l e m e n t T y p e = " P a r a m e t e r "   E l e m e n t I d = " 9 3 5 5 3 4 6 7 1 "   D a t a T y p e = " S t r i n g " > I t e m T r a c k i n g L a b e l < / I t e m T r a c k i n g L a b e l > - 
-         < P a g e L a b e l   E l e m e n t T y p e = " P a r a m e t e r "   E l e m e n t I d = " 1 8 8 0 8 2 7 5 0 4 "   D a t a T y p e = " S t r i n g " > P a g e L a b e l < / P a g e L a b e l > - 
-         < R e p o r t T i t l e L a b e l   E l e m e n t T y p e = " P a r a m e t e r "   E l e m e n t I d = " 1 2 9 7 0 8 9 6 2 7 "   D a t a T y p e = " S t r i n g " > R e p o r t T i t l e L a b e l < / R e p o r t T i t l e L a b e l > - 
-         < R e s u l t L a b e l   E l e m e n t T y p e = " P a r a m e t e r "   E l e m e n t I d = " 4 0 7 6 0 6 8 8 6 "   D a t a T y p e = " S t r i n g " > R e s u l t L a b e l < / R e s u l t L a b e l > - 
-         < T e s t L a b e l   E l e m e n t T y p e = " P a r a m e t e r "   E l e m e n t I d = " 1 5 2 2 4 8 5 9 "   D a t a T y p e = " S t r i n g " > T e s t L a b e l < / T e s t L a b e l > - 
-         < T e s t V a l u e L a b e l   E l e m e n t T y p e = " P a r a m e t e r "   E l e m e n t I d = " 1 1 6 2 1 3 2 5 7 0 "   D a t a T y p e = " S t r i n g " > T e s t V a l u e L a b e l < / T e s t V a l u e L a b e l > - 
-     < / L a b e l s > - 
-     < T o o l t i p s > - 
-         < T o o l t i p   c o l u m n = " Q l t y I n s p e c t i o n T e m p l a t e _ D e s c r i p t i o n "   E l e m e n t I d = " 1 6 5 2 0 6 9 5 9 8 " > - 
-             < T o o l t i p T e x t   l a n g = " e n - U S " > S p e c i f i e s   a n   e x p l a n a t i o n   o f   t h e   Q u a l i t y   I n s p e c t i o n   T e m p l a t e .   Y o u   c a n   e n t e r   a   m a x i m u m   o f   1 0 0   c h a r a c t e r s ,   b o t h   n u m b e r s   a n d   l e t t e r s . < / T o o l t i p T e x t > - 
-         < / T o o l t i p > - 
-         < T o o l t i p   c o l u m n = " Q l t y I n s p e c t i o n _ D e s c r i p t i o n "   E l e m e n t I d = " 7 3 9 0 1 9 9 1 0 " > - 
-             < T o o l t i p T e x t   l a n g = " e n - U S " > S p e c i f i e s   a   d e s c r i p t i o n   o f   t h e   Q u a l i t y   I n s p e c t i o n   i t s e l f . < / T o o l t i p T e x t > - 
-         < / T o o l t i p > - 
-         < T o o l t i p   c o l u m n = " Q l t y I n s p e c t i o n _ S t a t u s "   E l e m e n t I d = " 8 5 1 7 5 2 7 6 8 " > - 
-             < T o o l t i p T e x t   l a n g = " e n - U S " > S p e c i f i e s   t h e   s t a t u s   o f   t h e   i n s p e c t i o n .   N o   a d d i t i o n a l   c h a n g e s   c a n   b e   m a d e   t o   a   f i n i s h e d   Q u a l i t y   I n s p e c t i o n . < / T o o l t i p T e x t > - 
-         < / T o o l t i p > - 
-         < T o o l t i p   c o l u m n = " Q l t y I n s p e c t i o n _ R e s u l t _ C o d e "   E l e m e n t I d = " 1 8 0 7 0 7 7 0 6 5 " > - 
-             < T o o l t i p T e x t   l a n g = " e n - U S " > S p e c i f i e s   t h e   r e s u l t   i s   a u t o m a t i c a l l y   d e t e r m i n e d   b a s e d   o n   t h e   t e s t   v a l u e   a n d   r e s u l t   c o n f i g u r a t i o n . < / T o o l t i p T e x t > - 
-         < / T o o l t i p > - 
-         < T o o l t i p   c o l u m n = " Q l t y I n s p e c t i o n _ R e s u l t _ D e s c r i p t i o n "   E l e m e n t I d = " 8 1 0 5 3 8 1 8 8 " > - 
-             < T o o l t i p T e x t   l a n g = " e n - U S " > S p e c i f i e s   t h e   r e s u l t   d e s c r i p t i o n   f o r   t h i s   t e s t   r e s u l t .   T h e   r e s u l t   i s   a u t o m a t i c a l l y   d e t e r m i n e d   b a s e d   o n   t h e   t e s t   v a l u e   a n d   r e s u l t   c o n f i g u r a t i o n . < / T o o l t i p T e x t > - 
-         < / T o o l t i p > - 
-         < T o o l t i p   c o l u m n = " Q l t y I n s p e c t i o n _ N o "   E l e m e n t I d = " 2 1 2 0 6 1 5 7 4 9 " > - 
-             < T o o l t i p T e x t   l a n g = " e n - U S " > S p e c i f i e s   t h e   q u a l i t y   i n s p e c t i o n   d o c u m e n t   n u m b e r . < / T o o l t i p T e x t > - 
-         < / T o o l t i p > - 
-         < T o o l t i p   c o l u m n = " Q l t y I n s p e c t i o n _ R e i n s p e c t i o n N o "   E l e m e n t I d = " 7 5 1 7 3 5 6 " > - 
-             < T o o l t i p T e x t   l a n g = " e n - U S " > S p e c i f i e s   t h e   r e - i n s p e c t i o n   c o u n t e r . < / T o o l t i p T e x t > - 
-         < / T o o l t i p > - 
-         < T o o l t i p   c o l u m n = " Q l t y I n s p e c t i o n _ F i n i s h e d _ B y _ U s e r _ I D "   E l e m e n t I d = " 1 7 5 0 5 1 6 3 3 8 " > - 
-             < T o o l t i p T e x t   l a n g = " e n - U S " > S p e c i f i e s   t h e   u s e r   t h a t   f i n i s h e d   t h e   i n s p e c t i o n . < / T o o l t i p T e x t > - 
-         < / T o o l t i p > - 
-         < T o o l t i p   c o l u m n = " Q l t y I n s p e c t i o n _ F i n i s h e d _ D a t e "   E l e m e n t I d = " 1 8 3 4 1 2 2 7 6 5 " > - 
-             < T o o l t i p T e x t   l a n g = " e n - U S " > S p e c i f i e s   t h e   d a t e   t h a t   t h e   i n s p e c t i o n   w a s   f i n i s h e d . < / T o o l t i p T e x t > - 
-         < / T o o l t i p > - 
-         < T o o l t i p   c o l u m n = " Q l t y I n s p e c t i o n _ S o u r c e _ I t e m _ N o _ "   E l e m e n t I d = " 1 2 6 8 0 5 0 5 1 8 " > - 
-             < T o o l t i p T e x t   l a n g = " e n - U S " > S p e c i f i e s   t h e   i t e m   t h a t   t h e   Q u a l i t y   I n s p e c t i o n   i s   f o r .   W h e n   u s e d   w i t h   p r o d u c t i o n   o r d e r s   t h i s   t y p i c a l l y   r e f e r s   t o   t h e   i t e m   b e i n g   p r o d u c e d . < / T o o l t i p T e x t > - 
-         < / T o o l t i p > - 
-         < T o o l t i p   c o l u m n = " Q l t y I n s p e c t i o n _ S o u r c e _ I t e m _ D e s c r i p t i o n "   E l e m e n t I d = " 6 4 6 8 9 0 6 3 0 " > - 
-             < T o o l t i p T e x t   l a n g = " e n - U S " > S p e c i f i e s   a   d e s c r i p t i o n   o f   t h e   i t e m . < / T o o l t i p T e x t > - 
-         < / T o o l t i p > - 
-         < T o o l t i p   c o l u m n = " Q l t y I n s p e c t i o n _ S o u r c e _ I t e m _ D e s c r i p t i o n 2 "   E l e m e n t I d = " 1 2 7 9 3 6 9 3 5 2 " > - 
-             < T o o l t i p T e x t   l a n g = " e n - U S " > S p e c i f i e s   i n f o r m a t i o n   i n   a d d i t i o n   t o   t h e   d e s c r i p t i o n . < / T o o l t i p T e x t > - 
-         < / T o o l t i p > - 
-         < T o o l t i p   c o l u m n = " Q l t y I n s p e c t i o n _ S o u r c e _ V a r i a n t _ C o d e "   E l e m e n t I d = " 1 6 0 8 4 0 3 8 2 1 " > - 
-             < T o o l t i p T e x t   l a n g = " e n - U S " > S p e c i f i e s   t h e   i t e m   v a r i a n t   t h a t   t h e   Q u a l i t y   I n s p e c t i o n   i s   f o r .   W h e n   u s e d   w i t h   p r o d u c t i o n   o r d e r s   t h i s   t y p i c a l l y   r e f e r s   t o   t h e   i t e m   b e i n g   p r o d u c e d . < / T o o l t i p T e x t > - 
-         < / T o o l t i p > - 
-         < T o o l t i p   c o l u m n = " Q l t y I n s p e c t i o n _ S o u r c e _ L o t _ N o _ "   E l e m e n t I d = " 1 1 2 3 5 5 1 3 1 2 " > - 
-             < T o o l t i p T e x t   l a n g = " e n - U S " > S p e c i f i e s   t h e   l o t   n u m b e r   t h a t   t h e   q u a l i t y   i n s p e c t i o n   i s   f o r .   T h i s   i s   o n l y   u s e d   f o r   l o t   t r a c k e d   i t e m s . < / T o o l t i p T e x t > - 
-         < / T o o l t i p > - 
-         < T o o l t i p   c o l u m n = " Q l t y I n s p e c t i o n _ S o u r c e _ S e r i a l _ N o _ "   E l e m e n t I d = " 1 5 2 0 5 9 1 4 4 7 " > - 
-             < T o o l t i p T e x t   l a n g = " e n - U S " > S p e c i f i e s   t h e   s e r i a l   n u m b e r   t h a t   t h e   q u a l i t y   i n s p e c t i o n   i s   f o r .   T h i s   i s   o n l y   u s e d   f o r   s e r i a l   t r a c k e d   i t e m s . < / T o o l t i p T e x t > - 
-         < / T o o l t i p > - 
-         < T o o l t i p   c o l u m n = " Q l t y I n s p e c t i o n _ S o u r c e _ P a c k a g e _ N o _ "   E l e m e n t I d = " 1 9 6 1 1 2 9 9 7 " > - 
-             < T o o l t i p T e x t   l a n g = " e n - U S " > S p e c i f i e s   t h e   p a c k a g e   n u m b e r   t h a t   t h e   q u a l i t y   i n s p e c t i o n   i s   f o r .   T h i s   i s   o n l y   u s e d   f o r   p a c k a g e   t r a c k e d   i t e m s . < / T o o l t i p T e x t > - 
-         < / T o o l t i p > - 
-         < T o o l t i p   c o l u m n = " Q l t y I n s p e c t i o n _ S o u r c e _ D o c u m e n t _ N o _ "   E l e m e n t I d = " 1 6 7 5 9 1 6 2 8 8 " > - 
-             < T o o l t i p T e x t   l a n g = " e n - U S " > S p e c i f i e s   a   r e f e r e n c e   t o   t h e   d o c u m e n t   t h a t   t h i s   Q u a l i t y   I n s p e c t i o n   i s   r e f e r r i n g   t o .   T h i s   t y p i c a l l y   r e f e r s   t o   a   p r o d u c t i o n   o r d e r   d o c u m e n t   n u m b e r . < / T o o l t i p T e x t > - 
-         < / T o o l t i p > - 
-         < T o o l t i p   c o l u m n = " Q l t y I n s p e c t i o n _ S o u r c e _ T a s k _ N o _ "   E l e m e n t I d = " 3 8 4 6 4 4 1 8 2 " > - 
-             < T o o l t i p T e x t   l a n g = " e n - U S " > S p e c i f i e s   a   r e f e r e n c e   t o   t h e   s o u r c e   t a s k   n o .   t h a t   t h i s   Q u a l i t y   I n s p e c t i o n   i s   r e f e r r i n g   t o .   T h i s   t y p i c a l l y   r e f e r s   t o   a n   o p e r a t i o n . < / T o o l t i p T e x t > - 
-         < / T o o l t i p > - 
-         < T o o l t i p   c o l u m n = " Q l t y I n s p e c t i o n _ S o u r c e _ C u s t o m _ 1 "   E l e m e n t I d = " 5 4 6 4 5 3 7 6 5 " > - 
-             < T o o l t i p T e x t   l a n g = " e n - U S " > S p e c i f i e s   a d d i t i o n a l   i n f o r m a t i o n   f r o m   a   s o u r c e   r e c o r d . < / T o o l t i p T e x t > - 
-         < / T o o l t i p > - 
-         < T o o l t i p   c o l u m n = " Q l t y I n s p e c t i o n _ S o u r c e _ C u s t o m _ 2 "   E l e m e n t I d = " 1 8 3 5 4 2 3 6 8 0 " > - 
-             < T o o l t i p T e x t   l a n g = " e n - U S " > S p e c i f i e s   a d d i t i o n a l   i n f o r m a t i o n   f r o m   a   s o u r c e   r e c o r d . < / T o o l t i p T e x t > - 
-         < / T o o l t i p > - 
-         < T o o l t i p   c o l u m n = " Q l t y I n s p e c t i o n _ S o u r c e _ C u s t o m _ 3 "   E l e m e n t I d = " 1 8 2 1 8 4 6 9 9 9 " > - 
-             < T o o l t i p T e x t   l a n g = " e n - U S " > S p e c i f i e s   a d d i t i o n a l   i n f o r m a t i o n   f r o m   a   s o u r c e   r e c o r d . < / T o o l t i p T e x t > - 
-         < / T o o l t i p > - 
-         < T o o l t i p   c o l u m n = " Q l t y I n s p e c t i o n _ S o u r c e _ C u s t o m _ 4 "   E l e m e n t I d = " 1 3 6 6 6 3 6 0 8 6 " > - 
-             < T o o l t i p T e x t   l a n g = " e n - U S " > S p e c i f i e s   a d d i t i o n a l   i n f o r m a t i o n   f r o m   a   s o u r c e   r e c o r d . < / T o o l t i p T e x t > - 
-         < / T o o l t i p > - 
-         < T o o l t i p   c o l u m n = " Q l t y I n s p e c t i o n _ S o u r c e _ C u s t o m _ 5 "   E l e m e n t I d = " 2 0 0 4 3 3 2 7 0 3 " > - 
-             < T o o l t i p T e x t   l a n g = " e n - U S " > S p e c i f i e s   a d d i t i o n a l   i n f o r m a t i o n   f r o m   a   s o u r c e   r e c o r d . < / T o o l t i p T e x t > - 
-         < / T o o l t i p > - 
-         < T o o l t i p   c o l u m n = " Q l t y I n s p e c t i o n _ S o u r c e _ C u s t o m _ 6 "   E l e m e n t I d = " 9 1 2 4 2 8 5 2 " > - 
-             < T o o l t i p T e x t   l a n g = " e n - U S " > S p e c i f i e s   a d d i t i o n a l   i n f o r m a t i o n   f r o m   a   s o u r c e   r e c o r d . < / T o o l t i p T e x t > - 
-         < / T o o l t i p > - 
-         < T o o l t i p   c o l u m n = " Q l t y I n s p e c t i o n _ S o u r c e _ C u s t o m _ 7 "   E l e m e n t I d = " 7 2 8 9 3 9 4 6 9 " > - 
-             < T o o l t i p T e x t   l a n g = " e n - U S " > S p e c i f i e s   a d d i t i o n a l   i n f o r m a t i o n   f r o m   a   s o u r c e   r e c o r d . < / T o o l t i p T e x t > - 
-         < / T o o l t i p > - 
-         < T o o l t i p   c o l u m n = " Q l t y I n s p e c t i o n _ S o u r c e _ C u s t o m _ 8 "   E l e m e n t I d = " 3 7 7 5 4 4 7 4 2 " > - 
-             < T o o l t i p T e x t   l a n g = " e n - U S " > S p e c i f i e s   a d d i t i o n a l   i n f o r m a t i o n   f r o m   a   s o u r c e   r e c o r d . < / T o o l t i p T e x t > - 
-         < / T o o l t i p > - 
-         < T o o l t i p   c o l u m n = " Q l t y I n s p e c t i o n _ S o u r c e _ C u s t o m _ 9 "   E l e m e n t I d = " 2 6 0 1 5 1 8 7 5 " > - 
-             < T o o l t i p T e x t   l a n g = " e n - U S " > S p e c i f i e s   a d d i t i o n a l   i n f o r m a t i o n   f r o m   a   s o u r c e   r e c o r d . < / T o o l t i p T e x t > - 
-         < / T o o l t i p > - 
-         < T o o l t i p   c o l u m n = " Q l t y I n s p e c t i o n _ S o u r c e _ C u s t o m _ 1 0 "   E l e m e n t I d = " 1 5 3 7 6 5 2 9 2 5 " > - 
-             < T o o l t i p T e x t   l a n g = " e n - U S " > S p e c i f i e s   a d d i t i o n a l   i n f o r m a t i o n   f r o m   a   s o u r c e   r e c o r d . < / T o o l t i p T e x t > - 
-         < / T o o l t i p > - 
-         < T o o l t i p   c o l u m n = " F i e l d _ C o d e "   E l e m e n t I d = " 1 3 2 7 2 5 5 7 3 " > - 
-             < T o o l t i p T e x t   l a n g = " e n - U S " > S p e c i f i e s   t h e   f i e l d / q u e s t i o n / m e t r i c   i n   t h i s   t e s t . < / T o o l t i p T e x t > - 
-         < / T o o l t i p > - 
-         < T o o l t i p   c o l u m n = " F i e l d _ D e s c r i p t i o n "   E l e m e n t I d = " 1 4 6 8 6 2 1 2 9 8 " > - 
-             < T o o l t i p T e x t   l a n g = " e n - U S " > S p e c i f i e s   a   d e s c r i p t i o n   o f   t h e   f i e l d   a s   i t   i s   u s e d   o n   t h e   t e s t . < / T o o l t i p T e x t > - 
-         < / T o o l t i p > - 
-         < T o o l t i p   c o l u m n = " N u m e r i c _ V a l u e "   E l e m e n t I d = " 4 6 0 4 1 2 6 4 6 " > - 
-             < T o o l t i p T e x t   l a n g = " e n - U S " > S p e c i f i e s   a n   e v a l u a t e d   n u m e r i c   v a l u e   o f   T e s t   V a l u e   f o r   u s e   i n   c a l c u l a t i o n s   a n d   a n a l y s i s .   T h i s   v a l u e   i s   a u t o m a t i c a l l y   c a l c u l a t e d   w h e n   t h e   T e s t   V a l u e   i s   e n t e r e d   o r   m o d i f i e d   b a s e d   o n   t h e   c o n f i g u r a t i o n   o f   t h e   T e s t   V a l u e   a n d   i s   n o t   d i r e c t l y   e d i t a b l e . < / T o o l t i p T e x t > - 
-         < / T o o l t i p > - 
-         < T o o l t i p   c o l u m n = " F i e l d _ T y p e "   E l e m e n t I d = " 1 3 2 8 1 6 4 0 1 6 " > - 
-             < T o o l t i p T e x t   l a n g = " e n - U S " > S p e c i f i e s   t h e   d a t a   t y p e   o f   t h e   v a l u e s   y o u   c a n   e n t e r   o r   s e l e c t   f o r   t h i s   t e s t .   U s e   D e c i m a l   f o r   n u m e r i c a l   m e a s u r e m e n t s .   U s e   C h o i c e   t o   g i v e   a   l i s t   o f   o p t i o n s   t o   c h o o s e   f r o m .   I f   y o u   w a n t   t o   c h o o s e   o p t i o n s   f r o m   a n   e x i s t i n g   t a b l e ,   u s e   T a b l e   L o o k u p . < / T o o l t i p T e x t > - 
-         < / T o o l t i p > - 
-         < T o o l t i p   c o l u m n = " T e s t _ R e s u l t "   E l e m e n t I d = " 1 2 7 1 0 6 2 1 4 1 " > - 
-             < T o o l t i p T e x t   l a n g = " e n - U S " > S p e c i f i e s   t h e   r e s u l t   i s   a u t o m a t i c a l l y   d e t e r m i n e d   b a s e d   o n   t h e   t e s t   v a l u e   a n d   r e s u l t   c o n f i g u r a t i o n . < / T o o l t i p T e x t > - 
-         < / T o o l t i p > - 
-     < / T o o l t i p s > - 
-     < C u r r e n t I n s p e c t i o n   E l e m e n t T y p e = " D a t a I t e m "   E l e m e n t I d = " 1 7 4 7 8 9 7 9 7 8 " > - 
-         < A p p r o v e r N a m e L a b e l   E l e m e n t T y p e = " C o l u m n "   E l e m e n t I d = " 1 8 9 7 9 9 2 7 8 5 "   D a t a T y p e = " T e x t " > A p p r o v e r N a m e L a b e l < / A p p r o v e r N a m e L a b e l > - 
-         < A p p r o v e r S i g n a t u r e L a b e l   E l e m e n t T y p e = " C o l u m n "   E l e m e n t I d = " 1 0 3 4 5 1 7 9 4 "   D a t a T y p e = " T e x t " > A p p r o v e r S i g n a t u r e L a b e l < / A p p r o v e r S i g n a t u r e L a b e l > - 
-         < C O A C o n t a c t _ A l l   E l e m e n t T y p e = " C o l u m n "   E l e m e n t I d = " 1 5 9 3 9 3 0 3 4 6 "   D a t a T y p e = " T e x t " > C O A C o n t a c t _ A l l < / C O A C o n t a c t _ A l l > - 
-         < C O A C o n t a c t _ R o w 1   E l e m e n t T y p e = " C o l u m n "   E l e m e n t I d = " 1 2 7 0 2 3 9 7 3 2 "   D a t a T y p e = " T e x t " > C O A C o n t a c t _ R o w 1 < / C O A C o n t a c t _ R o w 1 > - 
-         < C O A C o n t a c t _ R o w 2   E l e m e n t T y p e = " C o l u m n "   E l e m e n t I d = " 6 4 2 8 5 0 1 1 9 "   D a t a T y p e = " T e x t " > C O A C o n t a c t _ R o w 2 < / C O A C o n t a c t _ R o w 2 > - 
-         < C O A C o n t a c t _ R o w 3   E l e m e n t T y p e = " C o l u m n "   E l e m e n t I d = " 5 1 5 3 5 0 2 "   D a t a T y p e = " T e x t " > C O A C o n t a c t _ R o w 3 < / C O A C o n t a c t _ R o w 3 > - 
-         < C O A C o n t a c t _ R o w 4   E l e m e n t T y p e = " C o l u m n "   E l e m e n t I d = " 1 1 1 1 6 3 7 7 1 3 "   D a t a T y p e = " T e x t " > C O A C o n t a c t _ R o w 4 < / C O A C o n t a c t _ R o w 4 > - 
-         < C O A C o n t a c t _ R o w 5   E l e m e n t T y p e = " C o l u m n "   E l e m e n t I d = " 4 7 3 9 4 1 0 9 6 "   D a t a T y p e = " T e x t " > C O A C o n t a c t _ R o w 5 < / C O A C o n t a c t _ R o w 5 > - 
-         < C O A C o n t a c t _ R o w 6   E l e m e n t T y p e = " C o l u m n "   E l e m e n t I d = " 1 9 0 7 9 3 6 3 4 9 "   D a t a T y p e = " T e x t " > C O A C o n t a c t _ R o w 6 < / C O A C o n t a c t _ R o w 6 > - 
-         < C O A C o n t a c t _ R o w 7   E l e m e n t T y p e = " C o l u m n "   E l e m e n t I d = " 1 7 4 9 3 3 4 3 3 0 "   D a t a T y p e = " T e x t " > C O A C o n t a c t _ R o w 7 < / C O A C o n t a c t _ R o w 7 > - 
-         < C O A C o n t a c t _ R o w 8   E l e m e n t T y p e = " C o l u m n "   E l e m e n t I d = " 1 4 3 9 1 4 8 7 5 5 "   D a t a T y p e = " T e x t " > C O A C o n t a c t _ R o w 8 < / C O A C o n t a c t _ R o w 8 > - 
-         < C o m p a n y I n f o r m a t i o n _ A l l   E l e m e n t T y p e = " C o l u m n "   E l e m e n t I d = " 7 6 1 9 7 4 8 2 4 "   D a t a T y p e = " T e x t " > C o m p a n y I n f o r m a t i o n _ A l l < / C o m p a n y I n f o r m a t i o n _ A l l > - 
-         < C o m p a n y I n f o r m a t i o n _ R o w 1   E l e m e n t T y p e = " C o l u m n "   E l e m e n t I d = " 1 8 4 3 2 1 2 8 9 4 "   D a t a T y p e = " T e x t " > C o m p a n y I n f o r m a t i o n _ R o w 1 < / C o m p a n y I n f o r m a t i o n _ R o w 1 > - 
-         < C o m p a n y I n f o r m a t i o n _ R o w 2   E l e m e n t T y p e = " C o l u m n "   E l e m e n t I d = " 1 8 1 4 0 5 7 7 8 5 "   D a t a T y p e = " T e x t " > C o m p a n y I n f o r m a t i o n _ R o w 2 < / C o m p a n y I n f o r m a t i o n _ R o w 2 > - 
-         < C o m p a n y I n f o r m a t i o n _ R o w 3   E l e m e n t T y p e = " C o l u m n "   E l e m e n t I d = " 1 1 7 6 3 6 1 1 6 8 "   D a t a T y p e = " T e x t " > C o m p a n y I n f o r m a t i o n _ R o w 3 < / C o m p a n y I n f o r m a t i o n _ R o w 3 > - 
-         < C o m p a n y I n f o r m a t i o n _ R o w 4   E l e m e n t T y p e = " C o l u m n "   E l e m e n t I d = " 1 3 4 5 2 7 0 1 9 1 "   D a t a T y p e = " T e x t " > C o m p a n y I n f o r m a t i o n _ R o w 4 < / C o m p a n y I n f o r m a t i o n _ R o w 4 > - 
-         < C o m p a n y I n f o r m a t i o n _ R o w 5   E l e m e n t T y p e = " C o l u m n "   E l e m e n t I d = " 7 0 7 5 7 3 5 7 4 "   D a t a T y p e = " T e x t " > C o m p a n y I n f o r m a t i o n _ R o w 5 < / C o m p a n y I n f o r m a t i o n _ R o w 5 > - 
-         < C o m p a n y I n f o r m a t i o n _ R o w 6   E l e m e n t T y p e = " C o l u m n "   E l e m e n t I d = " 6 9 8 7 6 9 5 7 "   D a t a T y p e = " T e x t " > C o m p a n y I n f o r m a t i o n _ R o w 6 < / C o m p a n y I n f o r m a t i o n _ R o w 6 > - 
-         < C o m p a n y I n f o r m a t i o n _ R o w 7   E l e m e n t T y p e = " C o l u m n "   E l e m e n t I d = " 5 6 7 8 1 9 6 6 0 "   D a t a T y p e = " T e x t " > C o m p a n y I n f o r m a t i o n _ R o w 7 < / C o m p a n y I n f o r m a t i o n _ R o w 7 > - 
-         < C o m p a n y I n f o r m a t i o n _ R o w 8   E l e m e n t T y p e = " C o l u m n "   E l e m e n t I d = " 3 9 8 9 1 0 6 3 7 "   D a t a T y p e = " T e x t " > C o m p a n y I n f o r m a t i o n _ R o w 8 < / C o m p a n y I n f o r m a t i o n _ R o w 8 > - 
-         < C o m p a n y L o g o   E l e m e n t T y p e = " C o l u m n "   E l e m e n t I d = " 2 3 7 6 9 1 5 1 "   D a t a T y p e = " B l o b " / > - 
-         < E m a i l L a b e l   E l e m e n t T y p e = " C o l u m n "   E l e m e n t I d = " 7 7 1 8 8 7 1 3 5 "   D a t a T y p e = " T e x t " > E m a i l L a b e l < / E m a i l L a b e l > - 
-         < E m a i l V a l u e   E l e m e n t T y p e = " C o l u m n "   E l e m e n t I d = " 3 8 8 1 2 2 7 6 2 "   D a t a T y p e = " T e x t " > E m a i l V a l u e < / E m a i l V a l u e > - 
-         < F i n i s h e d B y N a m e L a b e l   E l e m e n t T y p e = " C o l u m n "   E l e m e n t I d = " 2 1 0 1 0 0 9 6 5 1 "   D a t a T y p e = " T e x t " > F i n i s h e d B y N a m e L a b e l < / F i n i s h e d B y N a m e L a b e l > - 
-         < F i n i s h e d B y S i g n a t u r e L a b e l   E l e m e n t T y p e = " C o l u m n "   E l e m e n t I d = " 2 0 7 1 3 1 2 7 2 2 "   D a t a T y p e = " T e x t " > F i n i s h e d B y S i g n a t u r e L a b e l < / F i n i s h e d B y S i g n a t u r e L a b e l > - 
-         < H o m e P a g e L a b e l   E l e m e n t T y p e = " C o l u m n "   E l e m e n t I d = " 4 6 2 3 7 4 2 3 1 "   D a t a T y p e = " T e x t " > H o m e P a g e L a b e l < / H o m e P a g e L a b e l > - 
-         < H o m e P a g e V a l u e   E l e m e n t T y p e = " C o l u m n "   E l e m e n t I d = " 5 3 3 5 1 4 0 3 4 "   D a t a T y p e = " T e x t " > H o m e P a g e V a l u e < / H o m e P a g e V a l u e > - 
-         < I n s p e c t i o n I n f o r m a t i o n   E l e m e n t T y p e = " C o l u m n "   E l e m e n t I d = " 1 5 3 2 8 6 0 1 9 9 "   D a t a T y p e = " T e x t " > I n s p e c t i o n I n f o r m a t i o n < / I n s p e c t i o n I n f o r m a t i o n > - 
-         < I t e m D e s c r i p t i o n   E l e m e n t T y p e = " C o l u m n "   E l e m e n t I d = " 1 9 6 5 3 9 3 7 9 0 "   D a t a T y p e = " T e x t " > I t e m D e s c r i p t i o n < / I t e m D e s c r i p t i o n > - 
-         < I t e m T r a c k i n g D e s c r i p t i o n   E l e m e n t T y p e = " C o l u m n "   E l e m e n t I d = " 1 1 1 7 1 0 3 3 4 5 "   D a t a T y p e = " T e x t " > I t e m T r a c k i n g D e s c r i p t i o n < / I t e m T r a c k i n g D e s c r i p t i o n > - 
-         < P h o n e N o L a b e l   E l e m e n t T y p e = " C o l u m n "   E l e m e n t I d = " 1 6 1 4 5 2 6 0 7 8 "   D a t a T y p e = " T e x t " > P h o n e N o L a b e l < / P h o n e N o L a b e l > - 
-         < P h o n e N o V a l u e   E l e m e n t T y p e = " C o l u m n "   E l e m e n t I d = " 1 2 8 6 6 4 9 7 8 1 "   D a t a T y p e = " T e x t " > P h o n e N o V a l u e < / P h o n e N o V a l u e > - 
-         < Q l t y I n s p e c t i o n T e m p l a t e _ D e s c r i p t i o n   E l e m e n t T y p e = " C o l u m n "   E l e m e n t I d = " 1 6 5 2 0 6 9 5 9 8 "   D a t a T y p e = " T e x t " > Q l t y I n s p e c t i o n T e m p l a t e _ D e s c r i p t i o n < / Q l t y I n s p e c t i o n T e m p l a t e _ D e s c r i p t i o n > - 
-         < Q l t y I n s p e c t i o n _ D e s c r i p t i o n   E l e m e n t T y p e = " C o l u m n "   E l e m e n t I d = " 7 3 9 0 1 9 9 1 0 "   D a t a T y p e = " T e x t " > Q l t y I n s p e c t i o n _ D e s c r i p t i o n < / Q l t y I n s p e c t i o n _ D e s c r i p t i o n > - 
-         < Q l t y I n s p e c t i o n _ D i r e c t o r _ N a m e   E l e m e n t T y p e = " C o l u m n "   E l e m e n t I d = " 1 2 5 9 7 6 1 4 6 0 "   D a t a T y p e = " T e x t " > Q l t y I n s p e c t i o n _ D i r e c t o r _ N a m e < / Q l t y I n s p e c t i o n _ D i r e c t o r _ N a m e > - 
-         < Q l t y I n s p e c t i o n _ D i r e c t o r _ T i t l e   E l e m e n t T y p e = " C o l u m n "   E l e m e n t I d = " 2 6 7 7 1 7 5 2 5 "   D a t a T y p e = " T e x t " > Q l t y I n s p e c t i o n _ D i r e c t o r _ T i t l e < / Q l t y I n s p e c t i o n _ D i r e c t o r _ T i t l e > - 
-         < Q l t y I n s p e c t i o n _ F i n i s h e d _ B y _ E m a i l   E l e m e n t T y p e = " C o l u m n "   E l e m e n t I d = " 1 5 2 1 1 3 4 6 3 1 "   D a t a T y p e = " T e x t " > Q l t y I n s p e c t i o n _ F i n i s h e d _ B y _ E m a i l < / Q l t y I n s p e c t i o n _ F i n i s h e d _ B y _ E m a i l > - 
-         < Q l t y I n s p e c t i o n _ F i n i s h e d _ B y _ P h o n e   E l e m e n t T y p e = " C o l u m n "   E l e m e n t I d = " 3 4 7 5 5 7 6 2 5 "   D a t a T y p e = " T e x t " > Q l t y I n s p e c t i o n _ F i n i s h e d _ B y _ P h o n e < / Q l t y I n s p e c t i o n _ F i n i s h e d _ B y _ P h o n e > - 
-         < Q l t y I n s p e c t i o n _ F i n i s h e d _ B y _ T i t l e   E l e m e n t T y p e = " C o l u m n "   E l e m e n t I d = " 4 6 0 0 4 5 6 8 3 "   D a t a T y p e = " T e x t " > Q l t y I n s p e c t i o n _ F i n i s h e d _ B y _ T i t l e < / Q l t y I n s p e c t i o n _ F i n i s h e d _ B y _ T i t l e > - 
-         < Q l t y I n s p e c t i o n _ F i n i s h e d _ B y _ U s e r N a m e   E l e m e n t T y p e = " C o l u m n "   E l e m e n t I d = " 1 9 5 3 6 1 2 5 3 1 "   D a t a T y p e = " T e x t " > Q l t y I n s p e c t i o n _ F i n i s h e d _ B y _ U s e r N a m e < / Q l t y I n s p e c t i o n _ F i n i s h e d _ B y _ U s e r N a m e > - 
-         < Q l t y I n s p e c t i o n _ F i n i s h e d _ B y _ U s e r _ I D   E l e m e n t T y p e = " C o l u m n "   E l e m e n t I d = " 1 7 5 0 5 1 6 3 3 8 "   D a t a T y p e = " C o d e " > Q l t y I n s p e c t i o n _ F i n i s h e d _ B y _ U s e r _ I D < / Q l t y I n s p e c t i o n _ F i n i s h e d _ B y _ U s e r _ I D > - 
-         < Q l t y I n s p e c t i o n _ F i n i s h e d _ D a t e   E l e m e n t T y p e = " C o l u m n "   E l e m e n t I d = " 1 8 3 4 1 2 2 7 6 5 "   D a t a T y p e = " D a t e T i m e " > Q l t y I n s p e c t i o n _ F i n i s h e d _ D a t e < / Q l t y I n s p e c t i o n _ F i n i s h e d _ D a t e > - 
-         < Q l t y I n s p e c t i o n _ N o   E l e m e n t T y p e = " C o l u m n "   E l e m e n t I d = " 2 1 2 0 6 1 5 7 4 9 "   D a t a T y p e = " C o d e " > Q l t y I n s p e c t i o n _ N o < / Q l t y I n s p e c t i o n _ N o > - 
-         < Q l t y I n s p e c t i o n _ R e i n s p e c t i o n N o   E l e m e n t T y p e = " C o l u m n "   E l e m e n t I d = " 7 5 1 7 3 5 6 "   D a t a T y p e = " I n t e g e r " > Q l t y I n s p e c t i o n _ R e i n s p e c t i o n N o < / Q l t y I n s p e c t i o n _ R e i n s p e c t i o n N o > - 
-         < Q l t y I n s p e c t i o n _ R e s u l t _ C o d e   E l e m e n t T y p e = " C o l u m n "   E l e m e n t I d = " 1 8 0 7 0 7 7 0 6 5 "   D a t a T y p e = " C o d e " > Q l t y I n s p e c t i o n _ R e s u l t _ C o d e < / Q l t y I n s p e c t i o n _ R e s u l t _ C o d e > - 
-         < Q l t y I n s p e c t i o n _ R e s u l t _ D e s c r i p t i o n   E l e m e n t T y p e = " C o l u m n "   E l e m e n t I d = " 8 1 0 5 3 8 1 8 8 "   D a t a T y p e = " T e x t " > Q l t y I n s p e c t i o n _ R e s u l t _ D e s c r i p t i o n < / Q l t y I n s p e c t i o n _ R e s u l t _ D e s c r i p t i o n > - 
-         < Q l t y I n s p e c t i o n _ S o u r c e _ C u s t o m _ 1   E l e m e n t T y p e = " C o l u m n "   E l e m e n t I d = " 5 4 6 4 5 3 7 6 5 "   D a t a T y p e = " T e x t " > Q l t y I n s p e c t i o n _ S o u r c e _ C u s t o m _ 1 < / Q l t y I n s p e c t i o n _ S o u r c e _ C u s t o m _ 1 > - 
-         < Q l t y I n s p e c t i o n _ S o u r c e _ C u s t o m _ 1 0   E l e m e n t T y p e = " C o l u m n "   E l e m e n t I d = " 1 5 3 7 6 5 2 9 2 5 "   D a t a T y p e = " D e c i m a l " > Q l t y I n s p e c t i o n _ S o u r c e _ C u s t o m _ 1 0 < / Q l t y I n s p e c t i o n _ S o u r c e _ C u s t o m _ 1 0 > - 
-         < Q l t y I n s p e c t i o n _ S o u r c e _ C u s t o m _ 2   E l e m e n t T y p e = " C o l u m n "   E l e m e n t I d = " 1 8 3 5 4 2 3 6 8 0 "   D a t a T y p e = " T e x t " > Q l t y I n s p e c t i o n _ S o u r c e _ C u s t o m _ 2 < / Q l t y I n s p e c t i o n _ S o u r c e _ C u s t o m _ 2 > - 
-         < Q l t y I n s p e c t i o n _ S o u r c e _ C u s t o m _ 3   E l e m e n t T y p e = " C o l u m n "   E l e m e n t I d = " 1 8 2 1 8 4 6 9 9 9 "   D a t a T y p e = " T e x t " > Q l t y I n s p e c t i o n _ S o u r c e _ C u s t o m _ 3 < / Q l t y I n s p e c t i o n _ S o u r c e _ C u s t o m _ 3 > - 
-         < Q l t y I n s p e c t i o n _ S o u r c e _ C u s t o m _ 4   E l e m e n t T y p e = " C o l u m n "   E l e m e n t I d = " 1 3 6 6 6 3 6 0 8 6 "   D a t a T y p e = " T e x t " > Q l t y I n s p e c t i o n _ S o u r c e _ C u s t o m _ 4 < / Q l t y I n s p e c t i o n _ S o u r c e _ C u s t o m _ 4 > - 
-         < Q l t y I n s p e c t i o n _ S o u r c e _ C u s t o m _ 5   E l e m e n t T y p e = " C o l u m n "   E l e m e n t I d = " 2 0 0 4 3 3 2 7 0 3 "   D a t a T y p e = " T e x t " > Q l t y I n s p e c t i o n _ S o u r c e _ C u s t o m _ 5 < / Q l t y I n s p e c t i o n _ S o u r c e _ C u s t o m _ 5 > - 
-         < Q l t y I n s p e c t i o n _ S o u r c e _ C u s t o m _ 6   E l e m e n t T y p e = " C o l u m n "   E l e m e n t I d = " 9 1 2 4 2 8 5 2 "   D a t a T y p e = " T e x t " > Q l t y I n s p e c t i o n _ S o u r c e _ C u s t o m _ 6 < / Q l t y I n s p e c t i o n _ S o u r c e _ C u s t o m _ 6 > - 
-         < Q l t y I n s p e c t i o n _ S o u r c e _ C u s t o m _ 7   E l e m e n t T y p e = " C o l u m n "   E l e m e n t I d = " 7 2 8 9 3 9 4 6 9 "   D a t a T y p e = " I n t e g e r " > Q l t y I n s p e c t i o n _ S o u r c e _ C u s t o m _ 7 < / Q l t y I n s p e c t i o n _ S o u r c e _ C u s t o m _ 7 > - 
-         < Q l t y I n s p e c t i o n _ S o u r c e _ C u s t o m _ 8   E l e m e n t T y p e = " C o l u m n "   E l e m e n t I d = " 3 7 7 5 4 4 7 4 2 "   D a t a T y p e = " I n t e g e r " > Q l t y I n s p e c t i o n _ S o u r c e _ C u s t o m _ 8 < / Q l t y I n s p e c t i o n _ S o u r c e _ C u s t o m _ 8 > - 
-         < Q l t y I n s p e c t i o n _ S o u r c e _ C u s t o m _ 9   E l e m e n t T y p e = " C o l u m n "   E l e m e n t I d = " 2 6 0 1 5 1 8 7 5 "   D a t a T y p e = " D e c i m a l " > Q l t y I n s p e c t i o n _ S o u r c e _ C u s t o m _ 9 < / Q l t y I n s p e c t i o n _ S o u r c e _ C u s t o m _ 9 > - 
-         < Q l t y I n s p e c t i o n _ S o u r c e _ D o c u m e n t _ N o _   E l e m e n t T y p e = " C o l u m n "   E l e m e n t I d = " 1 6 7 5 9 1 6 2 8 8 "   D a t a T y p e = " C o d e " > Q l t y I n s p e c t i o n _ S o u r c e _ D o c u m e n t _ N o _ < / Q l t y I n s p e c t i o n _ S o u r c e _ D o c u m e n t _ N o _ > - 
-         < Q l t y I n s p e c t i o n _ S o u r c e _ I t e m _ D e s c r i p t i o n   E l e m e n t T y p e = " C o l u m n "   E l e m e n t I d = " 6 4 6 8 9 0 6 3 0 "   D a t a T y p e = " T e x t " > Q l t y I n s p e c t i o n _ S o u r c e _ I t e m _ D e s c r i p t i o n < / Q l t y I n s p e c t i o n _ S o u r c e _ I t e m _ D e s c r i p t i o n > - 
-         < Q l t y I n s p e c t i o n _ S o u r c e _ I t e m _ D e s c r i p t i o n 2   E l e m e n t T y p e = " C o l u m n "   E l e m e n t I d = " 1 2 7 9 3 6 9 3 5 2 "   D a t a T y p e = " T e x t " > Q l t y I n s p e c t i o n _ S o u r c e _ I t e m _ D e s c r i p t i o n 2 < / Q l t y I n s p e c t i o n _ S o u r c e _ I t e m _ D e s c r i p t i o n 2 > - 
-         < Q l t y I n s p e c t i o n _ S o u r c e _ I t e m _ N o _   E l e m e n t T y p e = " C o l u m n "   E l e m e n t I d = " 1 2 6 8 0 5 0 5 1 8 "   D a t a T y p e = " C o d e " > Q l t y I n s p e c t i o n _ S o u r c e _ I t e m _ N o _ < / Q l t y I n s p e c t i o n _ S o u r c e _ I t e m _ N o _ > - 
-         < Q l t y I n s p e c t i o n _ S o u r c e _ L o t _ N o _   E l e m e n t T y p e = " C o l u m n "   E l e m e n t I d = " 1 1 2 3 5 5 1 3 1 2 "   D a t a T y p e = " C o d e " > Q l t y I n s p e c t i o n _ S o u r c e _ L o t _ N o _ < / Q l t y I n s p e c t i o n _ S o u r c e _ L o t _ N o _ > - 
-         < Q l t y I n s p e c t i o n _ S o u r c e _ P a c k a g e _ N o _   E l e m e n t T y p e = " C o l u m n "   E l e m e n t I d = " 1 9 6 1 1 2 9 9 7 "   D a t a T y p e = " C o d e " > Q l t y I n s p e c t i o n _ S o u r c e _ P a c k a g e _ N o _ < / Q l t y I n s p e c t i o n _ S o u r c e _ P a c k a g e _ N o _ > - 
-         < Q l t y I n s p e c t i o n _ S o u r c e _ S e r i a l _ N o _   E l e m e n t T y p e = " C o l u m n "   E l e m e n t I d = " 1 5 2 0 5 9 1 4 4 7 "   D a t a T y p e = " C o d e " > Q l t y I n s p e c t i o n _ S o u r c e _ S e r i a l _ N o _ < / Q l t y I n s p e c t i o n _ S o u r c e _ S e r i a l _ N o _ > - 
-         < Q l t y I n s p e c t i o n _ S o u r c e _ T a s k _ N o _   E l e m e n t T y p e = " C o l u m n "   E l e m e n t I d = " 3 8 4 6 4 4 1 8 2 "   D a t a T y p e = " C o d e " > Q l t y I n s p e c t i o n _ S o u r c e _ T a s k _ N o _ < / Q l t y I n s p e c t i o n _ S o u r c e _ T a s k _ N o _ > - 
-         < Q l t y I n s p e c t i o n _ S o u r c e _ V a r i a n t _ C o d e   E l e m e n t T y p e = " C o l u m n "   E l e m e n t I d = " 1 6 0 8 4 0 3 8 2 1 "   D a t a T y p e = " C o d e " > Q l t y I n s p e c t i o n _ S o u r c e _ V a r i a n t _ C o d e < / Q l t y I n s p e c t i o n _ S o u r c e _ V a r i a n t _ C o d e > - 
-         < Q l t y I n s p e c t i o n _ S t a t u s   E l e m e n t T y p e = " C o l u m n "   E l e m e n t I d = " 8 5 1 7 5 2 7 6 8 "   D a t a T y p e = " E n u m " > Q l t y I n s p e c t i o n _ S t a t u s < / Q l t y I n s p e c t i o n _ S t a t u s > - 
-         < R e i n s p e c t i o n S e q u e n c e I n f o r m a t i o n   E l e m e n t T y p e = " C o l u m n "   E l e m e n t I d = " 7 4 9 5 1 6 5 4 3 "   D a t a T y p e = " T e x t " > R e i n s p e c t i o n S e q u e n c e I n f o r m a t i o n < / R e i n s p e c t i o n S e q u e n c e I n f o r m a t i o n > - 
-         < C u r r e n t I n s p e c t i o n L i n e   E l e m e n t T y p e = " D a t a I t e m "   E l e m e n t I d = " 1 1 9 3 2 1 9 5 9 6 " > - 
-             < C a r r i a g e R e t u r n P e r s o n F i e l d D e t a i l s   E l e m e n t T y p e = " C o l u m n "   E l e m e n t I d = " 9 9 8 2 6 3 6 9 8 "   D a t a T y p e = " T e x t " > C a r r i a g e R e t u r n P e r s o n F i e l d D e t a i l s < / C a r r i a g e R e t u r n P e r s o n F i e l d D e t a i l s > - 
-             < C o n d i t i o n L a b e l _ 1   E l e m e n t T y p e = " C o l u m n "   E l e m e n t I d = " 1 2 2 7 8 8 1 1 9 4 "   D a t a T y p e = " T e x t " > C o n d i t i o n L a b e l _ 1 < / C o n d i t i o n L a b e l _ 1 > - 
-             < C o n d i t i o n L a b e l _ 2   E l e m e n t T y p e = " C o l u m n "   E l e m e n t I d = " 1 8 6 5 5 7 7 8 1 1 "   D a t a T y p e = " T e x t " > C o n d i t i o n L a b e l _ 2 < / C o n d i t i o n L a b e l _ 2 > - 
-             < F i e l d _ C o d e   E l e m e n t T y p e = " C o l u m n "   E l e m e n t I d = " 1 3 2 7 2 5 5 7 3 "   D a t a T y p e = " C o d e " > F i e l d _ C o d e < / F i e l d _ C o d e > - 
-             < F i e l d _ D e s c r i p t i o n   E l e m e n t T y p e = " C o l u m n "   E l e m e n t I d = " 1 4 6 8 6 2 1 2 9 8 "   D a t a T y p e = " T e x t " > F i e l d _ D e s c r i p t i o n < / F i e l d _ D e s c r i p t i o n > - 
-             < F i e l d _ E n t e r e d B y N a m e A n d T i m e s t a m p   E l e m e n t T y p e = " C o l u m n "   E l e m e n t I d = " 1 0 6 8 4 2 0 5 9 2 "   D a t a T y p e = " T e x t " > F i e l d _ E n t e r e d B y N a m e A n d T i m e s t a m p < / F i e l d _ E n t e r e d B y N a m e A n d T i m e s t a m p > - 
-             < F i e l d _ H a s E n t e r e d V a l u e   E l e m e n t T y p e = " C o l u m n "   E l e m e n t I d = " 1 7 1 6 2 6 5 8 2 4 "   D a t a T y p e = " B o o l e a n " > F i e l d _ H a s E n t e r e d V a l u e < / F i e l d _ H a s E n t e r e d V a l u e > - 
-             < F i e l d _ I f P e r s o n E m a i l   E l e m e n t T y p e = " C o l u m n "   E l e m e n t I d = " 1 3 4 6 0 5 7 6 5 0 "   D a t a T y p e = " T e x t " > F i e l d _ I f P e r s o n E m a i l < / F i e l d _ I f P e r s o n E m a i l > - 
-             < F i e l d _ I f P e r s o n N a m e   E l e m e n t T y p e = " C o l u m n "   E l e m e n t I d = " 4 1 4 7 0 2 4 4 3 "   D a t a T y p e = " T e x t " > F i e l d _ I f P e r s o n N a m e < / F i e l d _ I f P e r s o n N a m e > - 
-             < F i e l d _ I f P e r s o n P h o n e   E l e m e n t T y p e = " C o l u m n "   E l e m e n t I d = " 1 9 7 4 1 8 8 4 6 2 "   D a t a T y p e = " T e x t " > F i e l d _ I f P e r s o n P h o n e < / F i e l d _ I f P e r s o n P h o n e > - 
-             < F i e l d _ I f P e r s o n T i t l e   E l e m e n t T y p e = " C o l u m n "   E l e m e n t I d = " 1 0 0 4 6 0 9 5 4 2 "   D a t a T y p e = " T e x t " > F i e l d _ I f P e r s o n T i t l e < / F i e l d _ I f P e r s o n T i t l e > - 
-             < F i e l d _ I s L a b e l   E l e m e n t T y p e = " C o l u m n "   E l e m e n t I d = " 2 0 4 3 1 9 3 9 4 0 "   D a t a T y p e = " B o o l e a n " > F i e l d _ I s L a b e l < / F i e l d _ I s L a b e l > - 
-             < F i e l d _ I s P e r s o n F i e l d   E l e m e n t T y p e = " C o l u m n "   E l e m e n t I d = " 4 3 4 5 4 6 6 1 1 "   D a t a T y p e = " B o o l e a n " > F i e l d _ I s P e r s o n F i e l d < / F i e l d _ I s P e r s o n F i e l d > - 
-             < F i e l d _ I s T e x t   E l e m e n t T y p e = " C o l u m n "   E l e m e n t I d = " 5 9 3 6 9 2 0 1 "   D a t a T y p e = " B o o l e a n " > F i e l d _ I s T e x t < / F i e l d _ I s T e x t > - 
-             < F i e l d _ L i n e C o m m e n t a r y   E l e m e n t T y p e = " C o l u m n "   E l e m e n t I d = " 1 8 5 3 8 0 0 2 5 7 "   D a t a T y p e = " T e x t " > F i e l d _ L i n e C o m m e n t a r y < / F i e l d _ L i n e C o m m e n t a r y > - 
-             < F i e l d _ M o d i f i e d B y U s e r E m a i l   E l e m e n t T y p e = " C o l u m n "   E l e m e n t I d = " 2 0 5 3 4 9 0 5 4 5 "   D a t a T y p e = " T e x t " > F i e l d _ M o d i f i e d B y U s e r E m a i l < / F i e l d _ M o d i f i e d B y U s e r E m a i l > - 
-             < F i e l d _ M o d i f i e d B y U s e r I D   E l e m e n t T y p e = " C o l u m n "   E l e m e n t I d = " 1 3 6 3 9 8 7 2 2 2 "   D a t a T y p e = " C o d e " > F i e l d _ M o d i f i e d B y U s e r I D < / F i e l d _ M o d i f i e d B y U s e r I D > - 
-             < F i e l d _ M o d i f i e d B y U s e r J o b T i t l e   E l e m e n t T y p e = " C o l u m n "   E l e m e n t I d = " 7 1 3 3 5 4 3 4 0 "   D a t a T y p e = " T e x t " > F i e l d _ M o d i f i e d B y U s e r J o b T i t l e < / F i e l d _ M o d i f i e d B y U s e r J o b T i t l e > - 
-             < F i e l d _ M o d i f i e d B y U s e r N a m e   E l e m e n t T y p e = " C o l u m n "   E l e m e n t I d = " 7 9 8 2 2 1 9 1 6 "   D a t a T y p e = " T e x t " > F i e l d _ M o d i f i e d B y U s e r N a m e < / F i e l d _ M o d i f i e d B y U s e r N a m e > - 
-             < F i e l d _ M o d i f i e d B y U s e r P h o n e   E l e m e n t T y p e = " C o l u m n "   E l e m e n t I d = " 1 2 9 4 9 7 8 5 4 5 "   D a t a T y p e = " T e x t " > F i e l d _ M o d i f i e d B y U s e r P h o n e < / F i e l d _ M o d i f i e d B y U s e r P h o n e > - 
-             < F i e l d _ M o d i f i e d D a t e T i m e   E l e m e n t T y p e = " C o l u m n "   E l e m e n t I d = " 1 6 5 4 4 9 3 6 9 6 "   D a t a T y p e = " D a t e T i m e " > F i e l d _ M o d i f i e d D a t e T i m e < / F i e l d _ M o d i f i e d D a t e T i m e > - 
-             < F i e l d _ T y p e   E l e m e n t T y p e = " C o l u m n "   E l e m e n t I d = " 1 3 2 8 1 6 4 0 1 6 "   D a t a T y p e = " E n u m " > F i e l d _ T y p e < / F i e l d _ T y p e > - 
-             < L a b e l F i e l d _ D e s c r i p t i o n   E l e m e n t T y p e = " C o l u m n "   E l e m e n t I d = " 3 2 9 5 4 9 8 4 0 "   D a t a T y p e = " T e x t " > L a b e l F i e l d _ D e s c r i p t i o n < / L a b e l F i e l d _ D e s c r i p t i o n > - 
-             < N u m e r i c _ V a l u e   E l e m e n t T y p e = " C o l u m n "   E l e m e n t I d = " 4 6 0 4 1 2 6 4 6 "   D a t a T y p e = " D e c i m a l " > N u m e r i c _ V a l u e < / N u m e r i c _ V a l u e > - 
-             < P r o m p t e d R e s u l t C a p t i o n _ 1   E l e m e n t T y p e = " C o l u m n "   E l e m e n t I d = " 1 5 4 8 2 0 5 1 6 9 "   D a t a T y p e = " T e x t " > P r o m p t e d R e s u l t C a p t i o n _ 1 < / P r o m p t e d R e s u l t C a p t i o n _ 1 > - 
-             < P r o m p t e d R e s u l t C a p t i o n _ 1 0   E l e m e n t T y p e = " C o l u m n "   E l e m e n t I d = " 6 6 5 1 3 7 3 2 1 "   D a t a T y p e = " T e x t " > P r o m p t e d R e s u l t C a p t i o n _ 1 0 < / P r o m p t e d R e s u l t C a p t i o n _ 1 0 > - 
-             < P r o m p t e d R e s u l t C a p t i o n _ 2   E l e m e n t T y p e = " C o l u m n "   E l e m e n t I d = " 2 1 0 9 0 6 5 5 1 0 "   D a t a T y p e = " T e x t " > P r o m p t e d R e s u l t C a p t i o n _ 2 < / P r o m p t e d R e s u l t C a p t i o n _ 2 > - 
-             < P r o m p t e d R e s u l t C a p t i o n _ 3   E l e m e n t T y p e = " C o l u m n "   E l e m e n t I d = " 1 4 7 1 3 6 8 8 9 3 "   D a t a T y p e = " T e x t " > P r o m p t e d R e s u l t C a p t i o n _ 3 < / P r o m p t e d R e s u l t C a p t i o n _ 3 > - 
-             < P r o m p t e d R e s u l t C a p t i o n _ 4   E l e m e n t T y p e = " C o l u m n "   E l e m e n t I d = " 8 3 3 6 7 2 2 7 6 "   D a t a T y p e = " T e x t " > P r o m p t e d R e s u l t C a p t i o n _ 4 < / P r o m p t e d R e s u l t C a p t i o n _ 4 > - 
-             < P r o m p t e d R e s u l t C a p t i o n _ 5   E l e m e n t T y p e = " C o l u m n "   E l e m e n t I d = " 1 9 5 9 7 5 6 5 9 "   D a t a T y p e = " T e x t " > P r o m p t e d R e s u l t C a p t i o n _ 5 < / P r o m p t e d R e s u l t C a p t i o n _ 5 > - 
-             < P r o m p t e d R e s u l t C a p t i o n _ 6   E l e m e n t T y p e = " C o l u m n "   E l e m e n t I d = " 4 4 1 7 2 0 9 5 8 "   D a t a T y p e = " T e x t " > P r o m p t e d R e s u l t C a p t i o n _ 6 < / P r o m p t e d R e s u l t C a p t i o n _ 6 > - 
-             < P r o m p t e d R e s u l t C a p t i o n _ 7   E l e m e n t T y p e = " C o l u m n "   E l e m e n t I d = " 1 0 7 9 4 1 7 5 7 5 "   D a t a T y p e = " T e x t " > P r o m p t e d R e s u l t C a p t i o n _ 7 < / P r o m p t e d R e s u l t C a p t i o n _ 7 > - 
-             < P r o m p t e d R e s u l t C a p t i o n _ 8   E l e m e n t T y p e = " C o l u m n "   E l e m e n t I d = " 1 0 3 9 0 2 9 1 2 "   D a t a T y p e = " T e x t " > P r o m p t e d R e s u l t C a p t i o n _ 8 < / P r o m p t e d R e s u l t C a p t i o n _ 8 > - 
-             < P r o m p t e d R e s u l t C a p t i o n _ 9   E l e m e n t T y p e = " C o l u m n "   E l e m e n t I d = " 7 4 1 5 9 9 5 2 9 "   D a t a T y p e = " T e x t " > P r o m p t e d R e s u l t C a p t i o n _ 9 < / P r o m p t e d R e s u l t C a p t i o n _ 9 > - 
-             < P r o m p t e d R e s u l t C o n d i t i o n D e s c r i p t i o n _ 1   E l e m e n t T y p e = " C o l u m n "   E l e m e n t I d = " 1 7 7 6 7 4 4 4 3 4 "   D a t a T y p e = " T e x t " > P r o m p t e d R e s u l t C o n d i t i o n D e s c r i p t i o n _ 1 < / P r o m p t e d R e s u l t C o n d i t i o n D e s c r i p t i o n _ 1 > - 
-             < P r o m p t e d R e s u l t C o n d i t i o n D e s c r i p t i o n _ 1 0   E l e m e n t T y p e = " C o l u m n "   E l e m e n t I d = " 1 0 2 8 7 8 8 8 8 2 "   D a t a T y p e = " T e x t " > P r o m p t e d R e s u l t C o n d i t i o n D e s c r i p t i o n _ 1 0 < / P r o m p t e d R e s u l t C o n d i t i o n D e s c r i p t i o n _ 1 0 > - 
-             < P r o m p t e d R e s u l t C o n d i t i o n D e s c r i p t i o n _ 2   E l e m e n t T y p e = " C o l u m n "   E l e m e n t I d = " 1 1 3 9 0 4 7 8 1 7 "   D a t a T y p e = " T e x t " > P r o m p t e d R e s u l t C o n d i t i o n D e s c r i p t i o n _ 2 < / P r o m p t e d R e s u l t C o n d i t i o n D e s c r i p t i o n _ 2 > - 
-             < P r o m p t e d R e s u l t C o n d i t i o n D e s c r i p t i o n _ 3   E l e m e n t T y p e = " C o l u m n "   E l e m e n t I d = " 5 0 1 3 5 1 2 0 0 "   D a t a T y p e = " T e x t " > P r o m p t e d R e s u l t C o n d i t i o n D e s c r i p t i o n _ 3 < / P r o m p t e d R e s u l t C o n d i t i o n D e s c r i p t i o n _ 3 > - 
-             < P r o m p t e d R e s u l t C o n d i t i o n D e s c r i p t i o n _ 4   E l e m e n t T y p e = " C o l u m n "   E l e m e n t I d = " 6 7 0 2 6 0 2 2 3 "   D a t a T y p e = " T e x t " > P r o m p t e d R e s u l t C o n d i t i o n D e s c r i p t i o n _ 4 < / P r o m p t e d R e s u l t C o n d i t i o n D e s c r i p t i o n _ 4 > - 
-             < P r o m p t e d R e s u l t C o n d i t i o n D e s c r i p t i o n _ 5   E l e m e n t T y p e = " C o l u m n "   E l e m e n t I d = " 3 2 5 6 3 6 0 6 "   D a t a T y p e = " T e x t " > P r o m p t e d R e s u l t C o n d i t i o n D e s c r i p t i o n _ 5 < / P r o m p t e d R e s u l t C o n d i t i o n D e s c r i p t i o n _ 5 > - 
-             < P r o m p t e d R e s u l t C o n d i t i o n D e s c r i p t i o n _ 6   E l e m e n t T y p e = " C o l u m n "   E l e m e n t I d = " 6 0 5 1 3 3 0 1 1 "   D a t a T y p e = " T e x t " > P r o m p t e d R e s u l t C o n d i t i o n D e s c r i p t i o n _ 6 < / P r o m p t e d R e s u l t C o n d i t i o n D e s c r i p t i o n _ 6 > - 
-             < P r o m p t e d R e s u l t C o n d i t i o n D e s c r i p t i o n _ 7   E l e m e n t T y p e = " C o l u m n "   E l e m e n t I d = " 1 2 4 2 8 2 9 6 2 8 "   D a t a T y p e = " T e x t " > P r o m p t e d R e s u l t C o n d i t i o n D e s c r i p t i o n _ 7 < / P r o m p t e d R e s u l t C o n d i t i o n D e s c r i p t i o n _ 7 > - 
-             < P r o m p t e d R e s u l t C o n d i t i o n D e s c r i p t i o n _ 8   E l e m e n t T y p e = " C o l u m n "   E l e m e n t I d = " 1 0 7 3 9 2 0 6 0 5 "   D a t a T y p e = " T e x t " > P r o m p t e d R e s u l t C o n d i t i o n D e s c r i p t i o n _ 8 < / P r o m p t e d R e s u l t C o n d i t i o n D e s c r i p t i o n _ 8 > - 
-             < P r o m p t e d R e s u l t C o n d i t i o n D e s c r i p t i o n _ 9   E l e m e n t T y p e = " C o l u m n "   E l e m e n t I d = " 1 7 1 1 6 1 7 2 2 2 "   D a t a T y p e = " T e x t " > P r o m p t e d R e s u l t C o n d i t i o n D e s c r i p t i o n _ 9 < / P r o m p t e d R e s u l t C o n d i t i o n D e s c r i p t i o n _ 9 > - 
-             < P r o m p t e d R e s u l t V i s i b l e _ 1   E l e m e n t T y p e = " C o l u m n "   E l e m e n t I d = " 1 3 9 9 7 0 4 4 1 7 "   D a t a T y p e = " B o o l e a n " > P r o m p t e d R e s u l t V i s i b l e _ 1 < / P r o m p t e d R e s u l t V i s i b l e _ 1 > - 
-             < P r o m p t e d R e s u l t V i s i b l e _ 1 0   E l e m e n t T y p e = " C o l u m n "   E l e m e n t I d = " 6 6 3 6 8 2 6 1 7 "   D a t a T y p e = " B o o l e a n " > P r o m p t e d R e s u l t V i s i b l e _ 1 0 < / P r o m p t e d R e s u l t V i s i b l e _ 1 0 > - 
-             < P r o m p t e d R e s u l t V i s i b l e _ 2   E l e m e n t T y p e = " C o l u m n "   E l e m e n t I d = " 2 0 3 7 4 0 1 0 3 4 "   D a t a T y p e = " B o o l e a n " > P r o m p t e d R e s u l t V i s i b l e _ 2 < / P r o m p t e d R e s u l t V i s i b l e _ 2 > - 
-             < P r o m p t e d R e s u l t V i s i b l e _ 3   E l e m e n t T y p e = " C o l u m n "   E l e m e n t I d = " 1 6 1 9 8 6 9 6 4 5 "   D a t a T y p e = " B o o l e a n " > P r o m p t e d R e s u l t V i s i b l e _ 3 < / P r o m p t e d R e s u l t V i s i b l e _ 3 > - 
-             < P r o m p t e d R e s u l t V i s i b l e _ 4   E l e m e n t T y p e = " C o l u m n "   E l e m e n t I d = " 9 8 2 1 7 3 0 2 8 "   D a t a T y p e = " B o o l e a n " > P r o m p t e d R e s u l t V i s i b l e _ 4 < / P r o m p t e d R e s u l t V i s i b l e _ 4 > - 
-             < P r o m p t e d R e s u l t V i s i b l e _ 5   E l e m e n t T y p e = " C o l u m n "   E l e m e n t I d = " 3 4 4 4 7 6 4 1 1 "   D a t a T y p e = " B o o l e a n " > P r o m p t e d R e s u l t V i s i b l e _ 5 < / P r o m p t e d R e s u l t V i s i b l e _ 5 > - 
-             < P r o m p t e d R e s u l t V i s i b l e _ 6   E l e m e n t T y p e = " C o l u m n "   E l e m e n t I d = " 2 9 3 2 2 0 2 0 6 "   D a t a T y p e = " B o o l e a n " > P r o m p t e d R e s u l t V i s i b l e _ 6 < / P r o m p t e d R e s u l t V i s i b l e _ 6 > - 
-             < P r o m p t e d R e s u l t V i s i b l e _ 7   E l e m e n t T y p e = " C o l u m n "   E l e m e n t I d = " 9 3 0 9 1 6 8 2 3 "   D a t a T y p e = " B o o l e a n " > P r o m p t e d R e s u l t V i s i b l e _ 7 < / P r o m p t e d R e s u l t V i s i b l e _ 7 > - 
-             < P r o m p t e d R e s u l t V i s i b l e _ 8   E l e m e n t T y p e = " C o l u m n "   E l e m e n t I d = " 4 4 5 9 7 8 4 0 "   D a t a T y p e = " B o o l e a n " > P r o m p t e d R e s u l t V i s i b l e _ 8 < / P r o m p t e d R e s u l t V i s i b l e _ 8 > - 
-             < P r o m p t e d R e s u l t V i s i b l e _ 9   E l e m e n t T y p e = " C o l u m n "   E l e m e n t I d = " 5 9 3 0 9 8 7 7 7 "   D a t a T y p e = " B o o l e a n " > P r o m p t e d R e s u l t V i s i b l e _ 9 < / P r o m p t e d R e s u l t V i s i b l e _ 9 > - 
-             < T e s t _ R e s u l t   E l e m e n t T y p e = " C o l u m n "   E l e m e n t I d = " 1 2 7 1 0 6 2 1 4 1 "   D a t a T y p e = " C o d e " > T e s t _ R e s u l t < / T e s t _ R e s u l t > - 
-             < T e s t _ R e s u l t D e s c r i p t i o n   E l e m e n t T y p e = " C o l u m n "   E l e m e n t I d = " 1 9 4 3 4 5 8 6 8 5 "   D a t a T y p e = " T e x t " > T e s t _ R e s u l t D e s c r i p t i o n < / T e s t _ R e s u l t D e s c r i p t i o n > - 
-             < T e s t _ V a l u e   E l e m e n t T y p e = " C o l u m n "   E l e m e n t I d = " 8 1 3 5 6 4 5 2 1 "   D a t a T y p e = " T e x t " > T e s t _ V a l u e < / T e s t _ V a l u e > - 
-             < W o r d D e s c r i p t i o n   E l e m e n t T y p e = " C o l u m n "   E l e m e n t I d = " 5 4 4 0 8 2 0 6 7 "   D a t a T y p e = " T e x t " > W o r d D e s c r i p t i o n < / W o r d D e s c r i p t i o n > - 
-             < W o r d M o d i f i e d B y U s e r N a m e   E l e m e n t T y p e = " C o l u m n "   E l e m e n t I d = " 1 6 2 5 9 3 3 4 7 9 "   D a t a T y p e = " T e x t " > W o r d M o d i f i e d B y U s e r N a m e < / W o r d M o d i f i e d B y U s e r N a m e > - 
-             < W o r d M o d i f i e d D a t e T i m e   E l e m e n t T y p e = " C o l u m n "   E l e m e n t I d = " 2 0 8 1 0 1 2 8 7 5 "   D a t a T y p e = " T e x t " > W o r d M o d i f i e d D a t e T i m e < / W o r d M o d i f i e d D a t e T i m e > - 
-             < W o r d T e s t V a l u e   E l e m e n t T y p e = " C o l u m n "   E l e m e n t I d = " 1 4 4 7 8 2 4 1 2 2 "   D a t a T y p e = " T e x t " > W o r d T e s t V a l u e < / W o r d T e s t V a l u e > - 
-         < / C u r r e n t I n s p e c t i o n L i n e > - 
-     < / C u r r e n t I n s p e c t i o n > - 
- < / N a v W o r d R e p o r t X m l P a r t > 
-</file>
-
-<file path=customXml/item3.xml>��< ? x m l   v e r s i o n = " 1 . 0 "   e n c o d i n g = " u t f - 1 6 " ? > - 
- < N a v W o r d R e p o r t X m l P a r t   x m l n s = " u r n : m i c r o s o f t - d y n a m i c s - n a v / r e p o r t s / Q l t y _ N o n _ C o n f o r m a n c e / 2 0 4 0 3 / " > - 
-     < B C R e p o r t I n f o r m a t i o n > - 
-         < R e p o r t M e t a d a t a > - 
-             < E x t e n s i o n I d > E x t e n s i o n   I D < / E x t e n s i o n I d > - 
-             < E x t e n s i o n N a m e > E x t e n s i o n   N a m e < / E x t e n s i o n N a m e > - 
-             < E x t e n s i o n P u b l i s h e r > E x t e n s i o n   P u b l i s h e r < / E x t e n s i o n P u b l i s h e r > - 
-             < E x t e n s i o n V e r s i o n > E x t e n s i o n   V e r s i o n < / E x t e n s i o n V e r s i o n > - 
-             < R e p o r t I d > R e p o r t   I D < / R e p o r t I d > - 
-             < R e p o r t N a m e > R e p o r t   N a m e < / R e p o r t N a m e > - 
-             < A b o u t T h i s R e p o r t T i t l e > A b o u t   T h i s   R e p o r t   T i t l e < / A b o u t T h i s R e p o r t T i t l e > - 
-             < A b o u t T h i s R e p o r t T e x t > A b o u t   T h i s   R e p o r t   T e x t < / A b o u t T h i s R e p o r t T e x t > - 
-             < R e p o r t H e l p L i n k > R e p o r t   H e l p   L i n k < / R e p o r t H e l p L i n k > - 
-         < / R e p o r t M e t a d a t a > - 
-         < R e p o r t R e q u e s t > - 
-             < T e n a n t E n t r a I d > T e n a n t   E n t r a   I d < / T e n a n t E n t r a I d > - 
-             < E n v i r o n m e n t N a m e > E n v i r o n m e n t   N a m e < / E n v i r o n m e n t N a m e > - 
-             < E n v i r o n m e n t T y p e > E n v i r o n m e n t   T y p e < / E n v i r o n m e n t T y p e > - 
-             < C o m p a n y N a m e > C o m p a n y   N a m e < / C o m p a n y N a m e > - 
-             < C o m p a n y D i s p l a y N a m e > C o m p a n y   D i s p l a y   N a m e < / C o m p a n y D i s p l a y N a m e > - 
-             < C o m p a n y I d > C o m p a n y   I D < / C o m p a n y I d > - 
-             < U s e r N a m e > U s e r   N a m e < / U s e r N a m e > - 
-             < D a t e A n d T i m e > D a t e   a n d   T i m e < / D a t e A n d T i m e > - 
-             < L a n g u a g e > L a n g u a g e < / L a n g u a g e > - 
-             < F o r m a t R e g i o n > F o r m a t   R e g i o n < / F o r m a t R e g i o n > - 
-             < D a t e T i m e V a l u e s > - 
-                 < Y e a r > Y e a r < / Y e a r > - 
-                 < M o n t h N u m b e r > M o n t h   N u m b e r < / M o n t h N u m b e r > - 
-                 < D a y N u m b e r > D a y   N u m b e r < / D a y N u m b e r > - 
-                 < H o u r > H o u r < / H o u r > - 
-                 < M i n u t e > M i n u t e < / M i n u t e > - 
-             < / D a t e T i m e V a l u e s > - 
-         < / R e p o r t R e q u e s t > - 
-     < / B C R e p o r t I n f o r m a t i o n > - 
-     < L a b e l s > - 
-         < C o n d i t i o n L a b e l > C o n d i t i o n L a b e l < / C o n d i t i o n L a b e l > - 
-         < D a t e L a b e l > D a t e L a b e l < / D a t e L a b e l > - 
-         < E n t e r e d B y L a b e l > E n t e r e d B y L a b e l < / E n t e r e d B y L a b e l > - 
-         < F i n i s h e d B y L a b e l > F i n i s h e d B y L a b e l < / F i n i s h e d B y L a b e l > - 
-         < F i n i s h e d O n L a b e l > F i n i s h e d O n L a b e l < / F i n i s h e d O n L a b e l > - 
-         < I n s p e c t i o n L a b e l > I n s p e c t i o n L a b e l < / I n s p e c t i o n L a b e l > - 
-         < I t e m L a b e l > I t e m L a b e l < / I t e m L a b e l > - 
-         < I t e m T r a c k i n g L a b e l > I t e m T r a c k i n g L a b e l < / I t e m T r a c k i n g L a b e l > - 
-         < P a g e L a b e l > P a g e L a b e l < / P a g e L a b e l > - 
-         < R e p o r t T i t l e L a b e l > R e p o r t T i t l e L a b e l < / R e p o r t T i t l e L a b e l > - 
-         < R e s u l t L a b e l > R e s u l t L a b e l < / R e s u l t L a b e l > - 
-         < T e s t L a b e l > T e s t L a b e l < / T e s t L a b e l > - 
-         < T e s t V a l u e L a b e l > T e s t V a l u e L a b e l < / T e s t V a l u e L a b e l > - 
-     < / L a b e l s > - 
-     < C u r r e n t I n s p e c t i o n > - 
-         < A p p r o v e r N a m e L a b e l > A p p r o v e r N a m e L a b e l < / A p p r o v e r N a m e L a b e l > - 
-         < A p p r o v e r S i g n a t u r e L a b e l > A p p r o v e r S i g n a t u r e L a b e l < / A p p r o v e r S i g n a t u r e L a b e l > - 
-         < C O A C o n t a c t _ A l l > C O A C o n t a c t _ A l l < / C O A C o n t a c t _ A l l > - 
-         < C O A C o n t a c t _ R o w 1 > C O A C o n t a c t _ R o w 1 < / C O A C o n t a c t _ R o w 1 > - 
-         < C O A C o n t a c t _ R o w 2 > C O A C o n t a c t _ R o w 2 < / C O A C o n t a c t _ R o w 2 > - 
-         < C O A C o n t a c t _ R o w 3 > C O A C o n t a c t _ R o w 3 < / C O A C o n t a c t _ R o w 3 > - 
-         < C O A C o n t a c t _ R o w 4 > C O A C o n t a c t _ R o w 4 < / C O A C o n t a c t _ R o w 4 > - 
-         < C O A C o n t a c t _ R o w 5 > C O A C o n t a c t _ R o w 5 < / C O A C o n t a c t _ R o w 5 > - 
-         < C O A C o n t a c t _ R o w 6 > C O A C o n t a c t _ R o w 6 < / C O A C o n t a c t _ R o w 6 > - 
-         < C O A C o n t a c t _ R o w 7 > C O A C o n t a c t _ R o w 7 < / C O A C o n t a c t _ R o w 7 > - 
-         < C O A C o n t a c t _ R o w 8 > C O A C o n t a c t _ R o w 8 < / C O A C o n t a c t _ R o w 8 > - 
-         < C o m p a n y I n f o r m a t i o n _ A l l > C o m p a n y I n f o r m a t i o n _ A l l < / C o m p a n y I n f o r m a t i o n _ A l l > - 
-         < C o m p a n y I n f o r m a t i o n _ R o w 1 > C o m p a n y I n f o r m a t i o n _ R o w 1 < / C o m p a n y I n f o r m a t i o n _ R o w 1 > - 
-         < C o m p a n y I n f o r m a t i o n _ R o w 2 > C o m p a n y I n f o r m a t i o n _ R o w 2 < / C o m p a n y I n f o r m a t i o n _ R o w 2 > - 
-         < C o m p a n y I n f o r m a t i o n _ R o w 3 > C o m p a n y I n f o r m a t i o n _ R o w 3 < / C o m p a n y I n f o r m a t i o n _ R o w 3 > - 
-         < C o m p a n y I n f o r m a t i o n _ R o w 4 > C o m p a n y I n f o r m a t i o n _ R o w 4 < / C o m p a n y I n f o r m a t i o n _ R o w 4 > - 
-         < C o m p a n y I n f o r m a t i o n _ R o w 5 > C o m p a n y I n f o r m a t i o n _ R o w 5 < / C o m p a n y I n f o r m a t i o n _ R o w 5 > - 
-         < C o m p a n y I n f o r m a t i o n _ R o w 6 > C o m p a n y I n f o r m a t i o n _ R o w 6 < / C o m p a n y I n f o r m a t i o n _ R o w 6 > - 
-         < C o m p a n y I n f o r m a t i o n _ R o w 7 > C o m p a n y I n f o r m a t i o n _ R o w 7 < / C o m p a n y I n f o r m a t i o n _ R o w 7 > - 
-         < C o m p a n y I n f o r m a t i o n _ R o w 8 > C o m p a n y I n f o r m a t i o n _ R o w 8 < / C o m p a n y I n f o r m a t i o n _ R o w 8 > - 
-         < C o m p a n y L o g o   / > - 
-         < E m a i l L a b e l > E m a i l L a b e l < / E m a i l L a b e l > - 
-         < E m a i l V a l u e > E m a i l V a l u e < / E m a i l V a l u e > - 
-         < F i n i s h e d B y N a m e L a b e l > F i n i s h e d B y N a m e L a b e l < / F i n i s h e d B y N a m e L a b e l > - 
-         < F i n i s h e d B y S i g n a t u r e L a b e l > F i n i s h e d B y S i g n a t u r e L a b e l < / F i n i s h e d B y S i g n a t u r e L a b e l > - 
-         < H o m e P a g e L a b e l > H o m e P a g e L a b e l < / H o m e P a g e L a b e l > - 
-         < H o m e P a g e V a l u e > H o m e P a g e V a l u e < / H o m e P a g e V a l u e > - 
-         < I n s p e c t i o n I n f o r m a t i o n > I n s p e c t i o n I n f o r m a t i o n < / I n s p e c t i o n I n f o r m a t i o n > - 
-         < I t e m D e s c r i p t i o n > I t e m D e s c r i p t i o n < / I t e m D e s c r i p t i o n > - 
-         < I t e m T r a c k i n g D e s c r i p t i o n > I t e m T r a c k i n g D e s c r i p t i o n < / I t e m T r a c k i n g D e s c r i p t i o n > - 
-         < P h o n e N o L a b e l > P h o n e N o L a b e l < / P h o n e N o L a b e l > - 
-         < P h o n e N o V a l u e > P h o n e N o V a l u e < / P h o n e N o V a l u e > - 
-         < Q l t y I n s p e c t i o n T e m p l a t e _ D e s c r i p t i o n > Q l t y I n s p e c t i o n T e m p l a t e _ D e s c r i p t i o n < / Q l t y I n s p e c t i o n T e m p l a t e _ D e s c r i p t i o n > - 
-         < Q l t y I n s p e c t i o n _ D e s c r i p t i o n > Q l t y I n s p e c t i o n _ D e s c r i p t i o n < / Q l t y I n s p e c t i o n _ D e s c r i p t i o n > - 
-         < Q l t y I n s p e c t i o n _ D i r e c t o r _ N a m e > Q l t y I n s p e c t i o n _ D i r e c t o r _ N a m e < / Q l t y I n s p e c t i o n _ D i r e c t o r _ N a m e > - 
-         < Q l t y I n s p e c t i o n _ D i r e c t o r _ T i t l e > Q l t y I n s p e c t i o n _ D i r e c t o r _ T i t l e < / Q l t y I n s p e c t i o n _ D i r e c t o r _ T i t l e > - 
-         < Q l t y I n s p e c t i o n _ F i n i s h e d _ B y _ E m a i l > Q l t y I n s p e c t i o n _ F i n i s h e d _ B y _ E m a i l < / Q l t y I n s p e c t i o n _ F i n i s h e d _ B y _ E m a i l > - 
-         < Q l t y I n s p e c t i o n _ F i n i s h e d _ B y _ P h o n e > Q l t y I n s p e c t i o n _ F i n i s h e d _ B y _ P h o n e < / Q l t y I n s p e c t i o n _ F i n i s h e d _ B y _ P h o n e > - 
-         < Q l t y I n s p e c t i o n _ F i n i s h e d _ B y _ T i t l e > Q l t y I n s p e c t i o n _ F i n i s h e d _ B y _ T i t l e < / Q l t y I n s p e c t i o n _ F i n i s h e d _ B y _ T i t l e > - 
-         < Q l t y I n s p e c t i o n _ F i n i s h e d _ B y _ U s e r N a m e > Q l t y I n s p e c t i o n _ F i n i s h e d _ B y _ U s e r N a m e < / Q l t y I n s p e c t i o n _ F i n i s h e d _ B y _ U s e r N a m e > - 
-         < Q l t y I n s p e c t i o n _ F i n i s h e d _ B y _ U s e r _ I D > Q l t y I n s p e c t i o n _ F i n i s h e d _ B y _ U s e r _ I D < / Q l t y I n s p e c t i o n _ F i n i s h e d _ B y _ U s e r _ I D > - 
-         < Q l t y I n s p e c t i o n _ F i n i s h e d _ D a t e > Q l t y I n s p e c t i o n _ F i n i s h e d _ D a t e < / Q l t y I n s p e c t i o n _ F i n i s h e d _ D a t e > - 
-         < Q l t y I n s p e c t i o n _ N o > Q l t y I n s p e c t i o n _ N o < / Q l t y I n s p e c t i o n _ N o > - 
-         < Q l t y I n s p e c t i o n _ R e i n s p e c t i o n N o > Q l t y I n s p e c t i o n _ R e i n s p e c t i o n N o < / Q l t y I n s p e c t i o n _ R e i n s p e c t i o n N o > - 
-         < Q l t y I n s p e c t i o n _ R e s u l t _ C o d e > Q l t y I n s p e c t i o n _ R e s u l t _ C o d e < / Q l t y I n s p e c t i o n _ R e s u l t _ C o d e > - 
-         < Q l t y I n s p e c t i o n _ R e s u l t _ D e s c r i p t i o n > Q l t y I n s p e c t i o n _ R e s u l t _ D e s c r i p t i o n < / Q l t y I n s p e c t i o n _ R e s u l t _ D e s c r i p t i o n > - 
-         < Q l t y I n s p e c t i o n _ S o u r c e _ C u s t o m _ 1 > Q l t y I n s p e c t i o n _ S o u r c e _ C u s t o m _ 1 < / Q l t y I n s p e c t i o n _ S o u r c e _ C u s t o m _ 1 > - 
-         < Q l t y I n s p e c t i o n _ S o u r c e _ C u s t o m _ 1 0 > Q l t y I n s p e c t i o n _ S o u r c e _ C u s t o m _ 1 0 < / Q l t y I n s p e c t i o n _ S o u r c e _ C u s t o m _ 1 0 > - 
-         < Q l t y I n s p e c t i o n _ S o u r c e _ C u s t o m _ 2 > Q l t y I n s p e c t i o n _ S o u r c e _ C u s t o m _ 2 < / Q l t y I n s p e c t i o n _ S o u r c e _ C u s t o m _ 2 > - 
-         < Q l t y I n s p e c t i o n _ S o u r c e _ C u s t o m _ 3 > Q l t y I n s p e c t i o n _ S o u r c e _ C u s t o m _ 3 < / Q l t y I n s p e c t i o n _ S o u r c e _ C u s t o m _ 3 > - 
-         < Q l t y I n s p e c t i o n _ S o u r c e _ C u s t o m _ 4 > Q l t y I n s p e c t i o n _ S o u r c e _ C u s t o m _ 4 < / Q l t y I n s p e c t i o n _ S o u r c e _ C u s t o m _ 4 > - 
-         < Q l t y I n s p e c t i o n _ S o u r c e _ C u s t o m _ 5 > Q l t y I n s p e c t i o n _ S o u r c e _ C u s t o m _ 5 < / Q l t y I n s p e c t i o n _ S o u r c e _ C u s t o m _ 5 > - 
-         < Q l t y I n s p e c t i o n _ S o u r c e _ C u s t o m _ 6 > Q l t y I n s p e c t i o n _ S o u r c e _ C u s t o m _ 6 < / Q l t y I n s p e c t i o n _ S o u r c e _ C u s t o m _ 6 > - 
-         < Q l t y I n s p e c t i o n _ S o u r c e _ C u s t o m _ 7 > Q l t y I n s p e c t i o n _ S o u r c e _ C u s t o m _ 7 < / Q l t y I n s p e c t i o n _ S o u r c e _ C u s t o m _ 7 > - 
-         < Q l t y I n s p e c t i o n _ S o u r c e _ C u s t o m _ 8 > Q l t y I n s p e c t i o n _ S o u r c e _ C u s t o m _ 8 < / Q l t y I n s p e c t i o n _ S o u r c e _ C u s t o m _ 8 > - 
-         < Q l t y I n s p e c t i o n _ S o u r c e _ C u s t o m _ 9 > Q l t y I n s p e c t i o n _ S o u r c e _ C u s t o m _ 9 < / Q l t y I n s p e c t i o n _ S o u r c e _ C u s t o m _ 9 > - 
-         < Q l t y I n s p e c t i o n _ S o u r c e _ D o c u m e n t _ N o _ > Q l t y I n s p e c t i o n _ S o u r c e _ D o c u m e n t _ N o _ < / Q l t y I n s p e c t i o n _ S o u r c e _ D o c u m e n t _ N o _ > - 
-         < Q l t y I n s p e c t i o n _ S o u r c e _ I t e m _ D e s c r i p t i o n > Q l t y I n s p e c t i o n _ S o u r c e _ I t e m _ D e s c r i p t i o n < / Q l t y I n s p e c t i o n _ S o u r c e _ I t e m _ D e s c r i p t i o n > - 
-         < Q l t y I n s p e c t i o n _ S o u r c e _ I t e m _ D e s c r i p t i o n 2 > Q l t y I n s p e c t i o n _ S o u r c e _ I t e m _ D e s c r i p t i o n 2 < / Q l t y I n s p e c t i o n _ S o u r c e _ I t e m _ D e s c r i p t i o n 2 > - 
-         < Q l t y I n s p e c t i o n _ S o u r c e _ I t e m _ N o _ > Q l t y I n s p e c t i o n _ S o u r c e _ I t e m _ N o _ < / Q l t y I n s p e c t i o n _ S o u r c e _ I t e m _ N o _ > - 
-         < Q l t y I n s p e c t i o n _ S o u r c e _ L o t _ N o _ > Q l t y I n s p e c t i o n _ S o u r c e _ L o t _ N o _ < / Q l t y I n s p e c t i o n _ S o u r c e _ L o t _ N o _ > - 
-         < Q l t y I n s p e c t i o n _ S o u r c e _ P a c k a g e _ N o _ > Q l t y I n s p e c t i o n _ S o u r c e _ P a c k a g e _ N o _ < / Q l t y I n s p e c t i o n _ S o u r c e _ P a c k a g e _ N o _ > - 
-         < Q l t y I n s p e c t i o n _ S o u r c e _ S e r i a l _ N o _ > Q l t y I n s p e c t i o n _ S o u r c e _ S e r i a l _ N o _ < / Q l t y I n s p e c t i o n _ S o u r c e _ S e r i a l _ N o _ > - 
-         < Q l t y I n s p e c t i o n _ S o u r c e _ T a s k _ N o _ > Q l t y I n s p e c t i o n _ S o u r c e _ T a s k _ N o _ < / Q l t y I n s p e c t i o n _ S o u r c e _ T a s k _ N o _ > - 
-         < Q l t y I n s p e c t i o n _ S o u r c e _ V a r i a n t _ C o d e > Q l t y I n s p e c t i o n _ S o u r c e _ V a r i a n t _ C o d e < / Q l t y I n s p e c t i o n _ S o u r c e _ V a r i a n t _ C o d e > - 
-         < Q l t y I n s p e c t i o n _ S t a t u s > Q l t y I n s p e c t i o n _ S t a t u s < / Q l t y I n s p e c t i o n _ S t a t u s > - 
-         < R e i n s p e c t i o n S e q u e n c e I n f o r m a t i o n > R e i n s p e c t i o n S e q u e n c e I n f o r m a t i o n < / R e i n s p e c t i o n S e q u e n c e I n f o r m a t i o n > - 
-         < C u r r e n t I n s p e c t i o n L i n e > - 
-             < C a r r i a g e R e t u r n P e r s o n F i e l d D e t a i l s > C a r r i a g e R e t u r n P e r s o n F i e l d D e t a i l s < / C a r r i a g e R e t u r n P e r s o n F i e l d D e t a i l s > - 
-             < C o n d i t i o n L a b e l _ 1 > C o n d i t i o n L a b e l _ 1 < / C o n d i t i o n L a b e l _ 1 > - 
-             < C o n d i t i o n L a b e l _ 2 > C o n d i t i o n L a b e l _ 2 < / C o n d i t i o n L a b e l _ 2 > - 
-             < F i e l d _ C o d e > F i e l d _ C o d e < / F i e l d _ C o d e > - 
-             < F i e l d _ D e s c r i p t i o n > F i e l d _ D e s c r i p t i o n < / F i e l d _ D e s c r i p t i o n > - 
-             < F i e l d _ E n t e r e d B y N a m e A n d T i m e s t a m p > F i e l d _ E n t e r e d B y N a m e A n d T i m e s t a m p < / F i e l d _ E n t e r e d B y N a m e A n d T i m e s t a m p > - 
-             < F i e l d _ H a s E n t e r e d V a l u e > F i e l d _ H a s E n t e r e d V a l u e < / F i e l d _ H a s E n t e r e d V a l u e > - 
-             < F i e l d _ I f P e r s o n E m a i l > F i e l d _ I f P e r s o n E m a i l < / F i e l d _ I f P e r s o n E m a i l > - 
-             < F i e l d _ I f P e r s o n N a m e > F i e l d _ I f P e r s o n N a m e < / F i e l d _ I f P e r s o n N a m e > - 
-             < F i e l d _ I f P e r s o n P h o n e > F i e l d _ I f P e r s o n P h o n e < / F i e l d _ I f P e r s o n P h o n e > - 
-             < F i e l d _ I f P e r s o n T i t l e > F i e l d _ I f P e r s o n T i t l e < / F i e l d _ I f P e r s o n T i t l e > - 
-             < F i e l d _ I s L a b e l > F i e l d _ I s L a b e l < / F i e l d _ I s L a b e l > - 
-             < F i e l d _ I s P e r s o n F i e l d > F i e l d _ I s P e r s o n F i e l d < / F i e l d _ I s P e r s o n F i e l d > - 
-             < F i e l d _ I s T e x t > F i e l d _ I s T e x t < / F i e l d _ I s T e x t > - 
-             < F i e l d _ L i n e C o m m e n t a r y > F i e l d _ L i n e C o m m e n t a r y < / F i e l d _ L i n e C o m m e n t a r y > - 
-             < F i e l d _ M o d i f i e d B y U s e r E m a i l > F i e l d _ M o d i f i e d B y U s e r E m a i l < / F i e l d _ M o d i f i e d B y U s e r E m a i l > - 
-             < F i e l d _ M o d i f i e d B y U s e r I D > F i e l d _ M o d i f i e d B y U s e r I D < / F i e l d _ M o d i f i e d B y U s e r I D > - 
-             < F i e l d _ M o d i f i e d B y U s e r J o b T i t l e > F i e l d _ M o d i f i e d B y U s e r J o b T i t l e < / F i e l d _ M o d i f i e d B y U s e r J o b T i t l e > - 
-             < F i e l d _ M o d i f i e d B y U s e r N a m e > F i e l d _ M o d i f i e d B y U s e r N a m e < / F i e l d _ M o d i f i e d B y U s e r N a m e > - 
-             < F i e l d _ M o d i f i e d B y U s e r P h o n e > F i e l d _ M o d i f i e d B y U s e r P h o n e < / F i e l d _ M o d i f i e d B y U s e r P h o n e > - 
-             < F i e l d _ M o d i f i e d D a t e T i m e > F i e l d _ M o d i f i e d D a t e T i m e < / F i e l d _ M o d i f i e d D a t e T i m e > - 
-             < F i e l d _ T y p e > F i e l d _ T y p e < / F i e l d _ T y p e > - 
-             < L a b e l F i e l d _ D e s c r i p t i o n > L a b e l F i e l d _ D e s c r i p t i o n < / L a b e l F i e l d _ D e s c r i p t i o n > - 
-             < N u m e r i c _ V a l u e > N u m e r i c _ V a l u e < / N u m e r i c _ V a l u e > - 
-             < P r o m p t e d R e s u l t C a p t i o n _ 1 > P r o m p t e d R e s u l t C a p t i o n _ 1 < / P r o m p t e d R e s u l t C a p t i o n _ 1 > - 
-             < P r o m p t e d R e s u l t C a p t i o n _ 1 0 > P r o m p t e d R e s u l t C a p t i o n _ 1 0 < / P r o m p t e d R e s u l t C a p t i o n _ 1 0 > - 
-             < P r o m p t e d R e s u l t C a p t i o n _ 2 > P r o m p t e d R e s u l t C a p t i o n _ 2 < / P r o m p t e d R e s u l t C a p t i o n _ 2 > - 
-             < P r o m p t e d R e s u l t C a p t i o n _ 3 > P r o m p t e d R e s u l t C a p t i o n _ 3 < / P r o m p t e d R e s u l t C a p t i o n _ 3 > - 
-             < P r o m p t e d R e s u l t C a p t i o n _ 4 > P r o m p t e d R e s u l t C a p t i o n _ 4 < / P r o m p t e d R e s u l t C a p t i o n _ 4 > - 
-             < P r o m p t e d R e s u l t C a p t i o n _ 5 > P r o m p t e d R e s u l t C a p t i o n _ 5 < / P r o m p t e d R e s u l t C a p t i o n _ 5 > - 
-             < P r o m p t e d R e s u l t C a p t i o n _ 6 > P r o m p t e d R e s u l t C a p t i o n _ 6 < / P r o m p t e d R e s u l t C a p t i o n _ 6 > - 
-             < P r o m p t e d R e s u l t C a p t i o n _ 7 > P r o m p t e d R e s u l t C a p t i o n _ 7 < / P r o m p t e d R e s u l t C a p t i o n _ 7 > - 
-             < P r o m p t e d R e s u l t C a p t i o n _ 8 > P r o m p t e d R e s u l t C a p t i o n _ 8 < / P r o m p t e d R e s u l t C a p t i o n _ 8 > - 
-             < P r o m p t e d R e s u l t C a p t i o n _ 9 > P r o m p t e d R e s u l t C a p t i o n _ 9 < / P r o m p t e d R e s u l t C a p t i o n _ 9 > - 
-             < P r o m p t e d R e s u l t C o n d i t i o n D e s c r i p t i o n _ 1 > P r o m p t e d R e s u l t C o n d i t i o n D e s c r i p t i o n _ 1 < / P r o m p t e d R e s u l t C o n d i t i o n D e s c r i p t i o n _ 1 > - 
-             < P r o m p t e d R e s u l t C o n d i t i o n D e s c r i p t i o n _ 1 0 > P r o m p t e d R e s u l t C o n d i t i o n D e s c r i p t i o n _ 1 0 < / P r o m p t e d R e s u l t C o n d i t i o n D e s c r i p t i o n _ 1 0 > - 
-             < P r o m p t e d R e s u l t C o n d i t i o n D e s c r i p t i o n _ 2 > P r o m p t e d R e s u l t C o n d i t i o n D e s c r i p t i o n _ 2 < / P r o m p t e d R e s u l t C o n d i t i o n D e s c r i p t i o n _ 2 > - 
-             < P r o m p t e d R e s u l t C o n d i t i o n D e s c r i p t i o n _ 3 > P r o m p t e d R e s u l t C o n d i t i o n D e s c r i p t i o n _ 3 < / P r o m p t e d R e s u l t C o n d i t i o n D e s c r i p t i o n _ 3 > - 
-             < P r o m p t e d R e s u l t C o n d i t i o n D e s c r i p t i o n _ 4 > P r o m p t e d R e s u l t C o n d i t i o n D e s c r i p t i o n _ 4 < / P r o m p t e d R e s u l t C o n d i t i o n D e s c r i p t i o n _ 4 > - 
-             < P r o m p t e d R e s u l t C o n d i t i o n D e s c r i p t i o n _ 5 > P r o m p t e d R e s u l t C o n d i t i o n D e s c r i p t i o n _ 5 < / P r o m p t e d R e s u l t C o n d i t i o n D e s c r i p t i o n _ 5 > - 
-             < P r o m p t e d R e s u l t C o n d i t i o n D e s c r i p t i o n _ 6 > P r o m p t e d R e s u l t C o n d i t i o n D e s c r i p t i o n _ 6 < / P r o m p t e d R e s u l t C o n d i t i o n D e s c r i p t i o n _ 6 > - 
-             < P r o m p t e d R e s u l t C o n d i t i o n D e s c r i p t i o n _ 7 > P r o m p t e d R e s u l t C o n d i t i o n D e s c r i p t i o n _ 7 < / P r o m p t e d R e s u l t C o n d i t i o n D e s c r i p t i o n _ 7 > - 
-             < P r o m p t e d R e s u l t C o n d i t i o n D e s c r i p t i o n _ 8 > P r o m p t e d R e s u l t C o n d i t i o n D e s c r i p t i o n _ 8 < / P r o m p t e d R e s u l t C o n d i t i o n D e s c r i p t i o n _ 8 > - 
-             < P r o m p t e d R e s u l t C o n d i t i o n D e s c r i p t i o n _ 9 > P r o m p t e d R e s u l t C o n d i t i o n D e s c r i p t i o n _ 9 < / P r o m p t e d R e s u l t C o n d i t i o n D e s c r i p t i o n _ 9 > - 
-             < P r o m p t e d R e s u l t V i s i b l e _ 1 > P r o m p t e d R e s u l t V i s i b l e _ 1 < / P r o m p t e d R e s u l t V i s i b l e _ 1 > - 
-             < P r o m p t e d R e s u l t V i s i b l e _ 1 0 > P r o m p t e d R e s u l t V i s i b l e _ 1 0 < / P r o m p t e d R e s u l t V i s i b l e _ 1 0 > - 
-             < P r o m p t e d R e s u l t V i s i b l e _ 2 > P r o m p t e d R e s u l t V i s i b l e _ 2 < / P r o m p t e d R e s u l t V i s i b l e _ 2 > - 
-             < P r o m p t e d R e s u l t V i s i b l e _ 3 > P r o m p t e d R e s u l t V i s i b l e _ 3 < / P r o m p t e d R e s u l t V i s i b l e _ 3 > - 
-             < P r o m p t e d R e s u l t V i s i b l e _ 4 > P r o m p t e d R e s u l t V i s i b l e _ 4 < / P r o m p t e d R e s u l t V i s i b l e _ 4 > - 
-             < P r o m p t e d R e s u l t V i s i b l e _ 5 > P r o m p t e d R e s u l t V i s i b l e _ 5 < / P r o m p t e d R e s u l t V i s i b l e _ 5 > - 
-             < P r o m p t e d R e s u l t V i s i b l e _ 6 > P r o m p t e d R e s u l t V i s i b l e _ 6 < / P r o m p t e d R e s u l t V i s i b l e _ 6 > - 
-             < P r o m p t e d R e s u l t V i s i b l e _ 7 > P r o m p t e d R e s u l t V i s i b l e _ 7 < / P r o m p t e d R e s u l t V i s i b l e _ 7 > - 
-             < P r o m p t e d R e s u l t V i s i b l e _ 8 > P r o m p t e d R e s u l t V i s i b l e _ 8 < / P r o m p t e d R e s u l t V i s i b l e _ 8 > - 
-             < P r o m p t e d R e s u l t V i s i b l e _ 9 > P r o m p t e d R e s u l t V i s i b l e _ 9 < / P r o m p t e d R e s u l t V i s i b l e _ 9 > - 
-             < T e s t _ R e s u l t > T e s t _ R e s u l t < / T e s t _ R e s u l t > - 
-             < T e s t _ R e s u l t D e s c r i p t i o n > T e s t _ R e s u l t D e s c r i p t i o n < / T e s t _ R e s u l t D e s c r i p t i o n > - 
-             < T e s t _ V a l u e > T e s t _ V a l u e < / T e s t _ V a l u e > - 
-             < W o r d D e s c r i p t i o n > W o r d D e s c r i p t i o n < / W o r d D e s c r i p t i o n > - 
-             < W o r d M o d i f i e d B y U s e r N a m e > W o r d M o d i f i e d B y U s e r N a m e < / W o r d M o d i f i e d B y U s e r N a m e > - 
-             < W o r d M o d i f i e d D a t e T i m e > W o r d M o d i f i e d D a t e T i m e < / W o r d M o d i f i e d D a t e T i m e > - 
-             < W o r d T e s t V a l u e > W o r d T e s t V a l u e < / W o r d T e s t V a l u e > - 
-         < / C u r r e n t I n s p e c t i o n L i n e > - 
-     < / C u r r e n t I n s p e c t i o n > - 
- < / N a v W o r d R e p o r t X m l P a r t > 
-</file>
-
 <file path=customXml/itemProps1.xml><?xml version="1.0" encoding="utf-8"?>
-<ds:datastoreItem xmlns:ds="http://schemas.openxmlformats.org/officeDocument/2006/customXml" ds:itemID="{17CE75AC-9DC5-435C-A40B-AC945788E8B7}">
+<ds:datastoreItem xmlns:ds="http://schemas.openxmlformats.org/officeDocument/2006/customXml" ds:itemID="{FEA79526-4D1A-40E9-8DD9-C8C0D611AE53}">
   <ds:schemaRefs>
-    <ds:schemaRef ds:uri="http://schemas.openxmlformats.org/officeDocument/2006/bibliography"/>
+    <ds:schemaRef ds:uri="urn:microsoft-dynamics-nav/reports/Qlty_Non_Conformance/20403/"/>
   </ds:schemaRefs>
 </ds:datastoreItem>
 </file>
@@ -7565,9 +7565,9 @@
 </file>
 
 <file path=customXml/itemProps3.xml><?xml version="1.0" encoding="utf-8"?>
-<ds:datastoreItem xmlns:ds="http://schemas.openxmlformats.org/officeDocument/2006/customXml" ds:itemID="{FEA79526-4D1A-40E9-8DD9-C8C0D611AE53}">
+<ds:datastoreItem xmlns:ds="http://schemas.openxmlformats.org/officeDocument/2006/customXml" ds:itemID="{17CE75AC-9DC5-435C-A40B-AC945788E8B7}">
   <ds:schemaRefs>
-    <ds:schemaRef ds:uri="urn:microsoft-dynamics-nav/reports/Qlty_Non_Conformance/20403/"/>
+    <ds:schemaRef ds:uri="http://schemas.openxmlformats.org/officeDocument/2006/bibliography"/>
   </ds:schemaRefs>
 </ds:datastoreItem>
 </file>

--- a/src/Apps/W1/Quality Management/app/src/Reports/QltyNonConformance.docx
+++ b/src/Apps/W1/Quality Management/app/src/Reports/QltyNonConformance.docx
@@ -28,9 +28,9 @@
             </w:rPr>
             <w:alias w:val="InspectionLabel"/>
             <w:tag w:val="#BC:InsertDataItem,Labels/InspectionLabel"/>
-            <w:id w:val="1793091244"/>
+            <w:id w:val="944883456"/>
             <w:placeholder>
-              <w:docPart w:val="F4C688EB3CEF4B68950B4DAF91AE79AD"/>
+              <w:docPart w:val="5132A359BA044B319D6959C8C2BA7AEB"/>
             </w:placeholder>
             <w:dataBinding w:prefixMappings="xmlns:ns0='urn:microsoft-dynamics-nav/reports/Qlty_Non_Conformance/20403/'" w:xpath="/ns0:NavWordReportXmlPart[1]/ns0:Labels[1]/ns0:InspectionLabel[1]" w:storeItemID="{FEA79526-4D1A-40E9-8DD9-C8C0D611AE53}"/>
             <w15:color w:val="808080"/>
@@ -77,14 +77,13 @@
             <w:rPr>
               <w:bCs/>
             </w:rPr>
-            <w:alias w:val="ItemLabel"/>
-            <w:tag w:val="#BC:InsertDataItem,Labels/ItemLabel"/>
-            <w:id w:val="498628940"/>
+            <w:alias w:val="InspectionDescriptionLabel"/>
+            <w:tag w:val="#BC:InsertDataItem,Labels/InspectionDescriptionLabel"/>
+            <w:id w:val="-796517401"/>
             <w:placeholder>
-              <w:docPart w:val="858F351521DF4288BC6DE84699C419B3"/>
+              <w:docPart w:val="137E30123CC84AA5900EA21BA5DC61C2"/>
             </w:placeholder>
-            <w:dataBinding w:prefixMappings="xmlns:ns0='urn:microsoft-dynamics-nav/reports/Qlty_Non_Conformance/20403/'" w:xpath="/ns0:NavWordReportXmlPart[1]/ns0:Labels[1]/ns0:ItemLabel[1]" w:storeItemID="{FEA79526-4D1A-40E9-8DD9-C8C0D611AE53}"/>
-            <w15:color w:val="808080"/>
+            <w:dataBinding w:prefixMappings="xmlns:ns0='urn:microsoft-dynamics-nav/reports/Qlty_Non_Conformance/20403/'" w:xpath="/ns0:NavWordReportXmlPart[1]/ns0:Labels[1]/ns0:InspectionDescriptionLabel[1]" w:storeItemID="{FEA79526-4D1A-40E9-8DD9-C8C0D611AE53}"/>
             <w:text/>
           </w:sdtPr>
           <w:sdtContent>
@@ -95,7 +94,7 @@
               <w:p>
                 <w:pPr>
                   <w:rPr>
-                    <w:rFonts w:asciiTheme="majorHAnsi" w:hAnsiTheme="majorHAnsi"/>
+                    <w:bCs/>
                   </w:rPr>
                 </w:pPr>
                 <w:proofErr w:type="spellStart"/>
@@ -103,7 +102,7 @@
                   <w:rPr>
                     <w:bCs/>
                   </w:rPr>
-                  <w:t>ItemLabel</w:t>
+                  <w:t>InspectionDescriptionLabel</w:t>
                 </w:r>
                 <w:proofErr w:type="spellEnd"/>
               </w:p>
@@ -118,48 +117,48 @@
             <w:pPr>
               <w:rPr>
                 <w:bCs/>
+                <w:lang w:val="da-DK"/>
               </w:rPr>
             </w:pPr>
           </w:p>
         </w:tc>
-        <w:tc>
-          <w:tcPr>
-            <w:tcW w:w="3441" w:type="dxa"/>
-          </w:tcPr>
-          <w:p>
-            <w:pPr>
-              <w:rPr>
-                <w:rFonts w:asciiTheme="majorHAnsi" w:hAnsiTheme="majorHAnsi"/>
-              </w:rPr>
-            </w:pPr>
-            <w:sdt>
-              <w:sdtPr>
-                <w:rPr>
-                  <w:bCs/>
-                </w:rPr>
-                <w:alias w:val="ItemTrackingLabel"/>
-                <w:tag w:val="#BC:InsertDataItem,Labels/ItemTrackingLabel"/>
-                <w:id w:val="-1559471266"/>
-                <w:placeholder>
-                  <w:docPart w:val="428D3C4CCBDB485A8D59B969546424A7"/>
-                </w:placeholder>
-                <w:dataBinding w:prefixMappings="xmlns:ns0='urn:microsoft-dynamics-nav/reports/Qlty_Non_Conformance/20403/'" w:xpath="/ns0:NavWordReportXmlPart[1]/ns0:Labels[1]/ns0:ItemTrackingLabel[1]" w:storeItemID="{FEA79526-4D1A-40E9-8DD9-C8C0D611AE53}"/>
-                <w15:color w:val="808080"/>
-                <w:text/>
-              </w:sdtPr>
-              <w:sdtContent>
+        <w:sdt>
+          <w:sdtPr>
+            <w:rPr>
+              <w:bCs/>
+            </w:rPr>
+            <w:alias w:val="ResultLabel"/>
+            <w:tag w:val="#BC:InsertDataItem,Labels/ResultLabel"/>
+            <w:id w:val="-1826118094"/>
+            <w:placeholder>
+              <w:docPart w:val="137E30123CC84AA5900EA21BA5DC61C2"/>
+            </w:placeholder>
+            <w:dataBinding w:prefixMappings="xmlns:ns0='urn:microsoft-dynamics-nav/reports/Qlty_Non_Conformance/20403/'" w:xpath="/ns0:NavWordReportXmlPart[1]/ns0:Labels[1]/ns0:ResultLabel[1]" w:storeItemID="{FEA79526-4D1A-40E9-8DD9-C8C0D611AE53}"/>
+            <w:text/>
+          </w:sdtPr>
+          <w:sdtContent>
+            <w:tc>
+              <w:tcPr>
+                <w:tcW w:w="3441" w:type="dxa"/>
+              </w:tcPr>
+              <w:p>
+                <w:pPr>
+                  <w:rPr>
+                    <w:bCs/>
+                  </w:rPr>
+                </w:pPr>
                 <w:proofErr w:type="spellStart"/>
                 <w:r>
                   <w:rPr>
                     <w:bCs/>
                   </w:rPr>
-                  <w:t>ItemTrackingLabel</w:t>
+                  <w:t>ResultLabel</w:t>
                 </w:r>
                 <w:proofErr w:type="spellEnd"/>
-              </w:sdtContent>
-            </w:sdt>
-          </w:p>
-        </w:tc>
+              </w:p>
+            </w:tc>
+          </w:sdtContent>
+        </w:sdt>
       </w:tr>
       <w:tr>
         <w:tc>
@@ -171,9 +170,9 @@
               <w:sdtPr>
                 <w:alias w:val="QltyInspection_No"/>
                 <w:tag w:val="#BC:InsertDataItem,DataItems/CurrentInspection/QltyInspection_No"/>
-                <w:id w:val="1961220263"/>
+                <w:id w:val="-1177814898"/>
                 <w:placeholder>
-                  <w:docPart w:val="E2D4A4A48373468D8032ECB70840F86C"/>
+                  <w:docPart w:val="C6F61E96AFD5433CB5E7694478B095CE"/>
                 </w:placeholder>
                 <w:dataBinding w:prefixMappings="xmlns:ns0='urn:microsoft-dynamics-nav/reports/Qlty_Non_Conformance/20403/'" w:xpath="/ns0:NavWordReportXmlPart[1]/ns0:CurrentInspection[1]/ns0:QltyInspection_No[1]" w:storeItemID="{FEA79526-4D1A-40E9-8DD9-C8C0D611AE53}"/>
                 <w15:color w:val="808080"/>
@@ -194,9 +193,9 @@
               <w:sdtPr>
                 <w:alias w:val="ReinspectionSequenceInformation"/>
                 <w:tag w:val="#BC:InsertDataItem,DataItems/CurrentInspection/ReinspectionSequenceInformation"/>
-                <w:id w:val="-602108974"/>
+                <w:id w:val="-760985544"/>
                 <w:placeholder>
-                  <w:docPart w:val="BB78FB1BCA5149F09DEE4B03B8954F17"/>
+                  <w:docPart w:val="822969A4477848D69EA4135342062BBD"/>
                 </w:placeholder>
                 <w15:dataBinding w:prefixMappings="xmlns:ns0='urn:microsoft-dynamics-nav/reports/Qlty_Certificate_of_Analysis/20401/' " w:xpath="/ns0:NavWordReportXmlPart[1]/ns0:CurrentInspection[1]/ns0:ReinspectionSequenceInformation[1]" w:storeItemID="{F00BF611-06BA-436C-902A-C0D5E8DF929B}"/>
               </w:sdtPr>
@@ -216,6 +215,338 @@
           </w:tcPr>
           <w:p/>
         </w:tc>
+        <w:sdt>
+          <w:sdtPr>
+            <w:alias w:val="QltyInspection_Description"/>
+            <w:tag w:val="#BC:InsertDataItem,DataItems/CurrentInspection/QltyInspection_Description"/>
+            <w:id w:val="-654533579"/>
+            <w:placeholder>
+              <w:docPart w:val="137E30123CC84AA5900EA21BA5DC61C2"/>
+            </w:placeholder>
+            <w:dataBinding w:prefixMappings="xmlns:ns0='urn:microsoft-dynamics-nav/reports/Qlty_Non_Conformance/20403/'" w:xpath="/ns0:NavWordReportXmlPart[1]/ns0:CurrentInspection[1]/ns0:QltyInspection_Description[1]" w:storeItemID="{FEA79526-4D1A-40E9-8DD9-C8C0D611AE53}"/>
+            <w:text/>
+          </w:sdtPr>
+          <w:sdtContent>
+            <w:tc>
+              <w:tcPr>
+                <w:tcW w:w="3724" w:type="dxa"/>
+              </w:tcPr>
+              <w:p>
+                <w:proofErr w:type="spellStart"/>
+                <w:r>
+                  <w:t>QltyInspection_Description</w:t>
+                </w:r>
+                <w:proofErr w:type="spellEnd"/>
+              </w:p>
+            </w:tc>
+          </w:sdtContent>
+        </w:sdt>
+        <w:tc>
+          <w:tcPr>
+            <w:tcW w:w="236" w:type="dxa"/>
+          </w:tcPr>
+          <w:p/>
+        </w:tc>
+        <w:sdt>
+          <w:sdtPr>
+            <w:rPr>
+              <w:lang w:val="da-DK"/>
+            </w:rPr>
+            <w:alias w:val="QltyInspection_Result_Description"/>
+            <w:tag w:val="#BC:InsertDataItem,DataItems/CurrentInspection/QltyInspection_Result_Description"/>
+            <w:id w:val="-574823321"/>
+            <w:placeholder>
+              <w:docPart w:val="137E30123CC84AA5900EA21BA5DC61C2"/>
+            </w:placeholder>
+            <w:dataBinding w:prefixMappings="xmlns:ns0='urn:microsoft-dynamics-nav/reports/Qlty_Non_Conformance/20403/'" w:xpath="/ns0:NavWordReportXmlPart[1]/ns0:CurrentInspection[1]/ns0:QltyInspection_Result_Description[1]" w:storeItemID="{FEA79526-4D1A-40E9-8DD9-C8C0D611AE53}"/>
+            <w:text/>
+          </w:sdtPr>
+          <w:sdtContent>
+            <w:tc>
+              <w:tcPr>
+                <w:tcW w:w="3441" w:type="dxa"/>
+              </w:tcPr>
+              <w:p>
+                <w:pPr>
+                  <w:rPr>
+                    <w:lang w:val="da-DK"/>
+                  </w:rPr>
+                </w:pPr>
+                <w:r>
+                  <w:rPr>
+                    <w:lang w:val="da-DK"/>
+                  </w:rPr>
+                  <w:t>QltyInspection_Result_Description</w:t>
+                </w:r>
+              </w:p>
+            </w:tc>
+          </w:sdtContent>
+        </w:sdt>
+      </w:tr>
+      <w:tr>
+        <w:tc>
+          <w:tcPr>
+            <w:tcW w:w="2819" w:type="dxa"/>
+          </w:tcPr>
+          <w:p>
+            <w:pPr>
+              <w:rPr>
+                <w:sz w:val="16"/>
+                <w:szCs w:val="16"/>
+                <w:lang w:val="da-DK"/>
+              </w:rPr>
+            </w:pPr>
+          </w:p>
+        </w:tc>
+        <w:tc>
+          <w:tcPr>
+            <w:tcW w:w="236" w:type="dxa"/>
+          </w:tcPr>
+          <w:p>
+            <w:pPr>
+              <w:rPr>
+                <w:sz w:val="16"/>
+                <w:szCs w:val="16"/>
+                <w:lang w:val="da-DK"/>
+              </w:rPr>
+            </w:pPr>
+          </w:p>
+        </w:tc>
+        <w:tc>
+          <w:tcPr>
+            <w:tcW w:w="3724" w:type="dxa"/>
+          </w:tcPr>
+          <w:p>
+            <w:pPr>
+              <w:rPr>
+                <w:sz w:val="16"/>
+                <w:szCs w:val="16"/>
+                <w:lang w:val="da-DK"/>
+              </w:rPr>
+            </w:pPr>
+          </w:p>
+        </w:tc>
+        <w:tc>
+          <w:tcPr>
+            <w:tcW w:w="236" w:type="dxa"/>
+          </w:tcPr>
+          <w:p>
+            <w:pPr>
+              <w:rPr>
+                <w:sz w:val="16"/>
+                <w:szCs w:val="16"/>
+                <w:lang w:val="da-DK"/>
+              </w:rPr>
+            </w:pPr>
+          </w:p>
+        </w:tc>
+        <w:tc>
+          <w:tcPr>
+            <w:tcW w:w="3441" w:type="dxa"/>
+          </w:tcPr>
+          <w:p>
+            <w:pPr>
+              <w:rPr>
+                <w:sz w:val="16"/>
+                <w:szCs w:val="16"/>
+                <w:lang w:val="da-DK"/>
+              </w:rPr>
+            </w:pPr>
+          </w:p>
+        </w:tc>
+      </w:tr>
+      <w:tr>
+        <w:sdt>
+          <w:sdtPr>
+            <w:rPr>
+              <w:b/>
+            </w:rPr>
+            <w:alias w:val="ItemLabel"/>
+            <w:tag w:val="#BC:InsertDataItem,Labels/ItemLabel"/>
+            <w:id w:val="-27641608"/>
+            <w:placeholder>
+              <w:docPart w:val="3BA323B2C6D14CB69AD94D6FE76E991C"/>
+            </w:placeholder>
+            <w:dataBinding w:prefixMappings="xmlns:ns0='urn:microsoft-dynamics-nav/reports/Qlty_Non_Conformance/20403/'" w:xpath="/ns0:NavWordReportXmlPart[1]/ns0:Labels[1]/ns0:ItemLabel[1]" w:storeItemID="{FEA79526-4D1A-40E9-8DD9-C8C0D611AE53}"/>
+            <w15:color w:val="808080"/>
+            <w:text/>
+          </w:sdtPr>
+          <w:sdtContent>
+            <w:tc>
+              <w:tcPr>
+                <w:tcW w:w="2819" w:type="dxa"/>
+              </w:tcPr>
+              <w:p>
+                <w:pPr>
+                  <w:tabs>
+                    <w:tab w:val="left" w:pos="2016"/>
+                  </w:tabs>
+                  <w:rPr>
+                    <w:lang w:val="da-DK"/>
+                  </w:rPr>
+                </w:pPr>
+                <w:proofErr w:type="spellStart"/>
+                <w:r>
+                  <w:rPr>
+                    <w:b/>
+                  </w:rPr>
+                  <w:t>ItemLabel</w:t>
+                </w:r>
+                <w:proofErr w:type="spellEnd"/>
+              </w:p>
+            </w:tc>
+          </w:sdtContent>
+        </w:sdt>
+        <w:tc>
+          <w:tcPr>
+            <w:tcW w:w="236" w:type="dxa"/>
+          </w:tcPr>
+          <w:p>
+            <w:pPr>
+              <w:rPr>
+                <w:b/>
+              </w:rPr>
+            </w:pPr>
+          </w:p>
+        </w:tc>
+        <w:sdt>
+          <w:sdtPr>
+            <w:rPr>
+              <w:b/>
+            </w:rPr>
+            <w:alias w:val="ItemDescriptionLabel"/>
+            <w:tag w:val="#BC:InsertDataItem,Labels/ItemDescriptionLabel"/>
+            <w:id w:val="-751035663"/>
+            <w:placeholder>
+              <w:docPart w:val="137E30123CC84AA5900EA21BA5DC61C2"/>
+            </w:placeholder>
+            <w:dataBinding w:prefixMappings="xmlns:ns0='urn:microsoft-dynamics-nav/reports/Qlty_Non_Conformance/20403/'" w:xpath="/ns0:NavWordReportXmlPart[1]/ns0:Labels[1]/ns0:ItemDescriptionLabel[1]" w:storeItemID="{FEA79526-4D1A-40E9-8DD9-C8C0D611AE53}"/>
+            <w:text/>
+          </w:sdtPr>
+          <w:sdtContent>
+            <w:tc>
+              <w:tcPr>
+                <w:tcW w:w="3724" w:type="dxa"/>
+              </w:tcPr>
+              <w:p>
+                <w:pPr>
+                  <w:rPr>
+                    <w:b/>
+                  </w:rPr>
+                </w:pPr>
+                <w:proofErr w:type="spellStart"/>
+                <w:r>
+                  <w:rPr>
+                    <w:b/>
+                  </w:rPr>
+                  <w:t>ItemDescriptionLabel</w:t>
+                </w:r>
+                <w:proofErr w:type="spellEnd"/>
+              </w:p>
+            </w:tc>
+          </w:sdtContent>
+        </w:sdt>
+        <w:tc>
+          <w:tcPr>
+            <w:tcW w:w="236" w:type="dxa"/>
+          </w:tcPr>
+          <w:p>
+            <w:pPr>
+              <w:rPr>
+                <w:b/>
+                <w:bCs/>
+                <w:lang w:val="da-DK"/>
+              </w:rPr>
+            </w:pPr>
+          </w:p>
+        </w:tc>
+        <w:tc>
+          <w:tcPr>
+            <w:tcW w:w="3441" w:type="dxa"/>
+          </w:tcPr>
+          <w:p>
+            <w:pPr>
+              <w:rPr>
+                <w:b/>
+                <w:bCs/>
+                <w:lang w:val="da-DK"/>
+              </w:rPr>
+            </w:pPr>
+            <w:sdt>
+              <w:sdtPr>
+                <w:rPr>
+                  <w:b/>
+                </w:rPr>
+                <w:alias w:val="ItemTrackingLabel"/>
+                <w:tag w:val="#BC:InsertDataItem,Labels/ItemTrackingLabel"/>
+                <w:id w:val="1082493217"/>
+                <w:placeholder>
+                  <w:docPart w:val="AE395567D8E745A1969FCD69F9E4888F"/>
+                </w:placeholder>
+                <w:dataBinding w:prefixMappings="xmlns:ns0='urn:microsoft-dynamics-nav/reports/Qlty_Non_Conformance/20403/'" w:xpath="/ns0:NavWordReportXmlPart[1]/ns0:Labels[1]/ns0:ItemTrackingLabel[1]" w:storeItemID="{FEA79526-4D1A-40E9-8DD9-C8C0D611AE53}"/>
+                <w15:color w:val="808080"/>
+                <w:text/>
+              </w:sdtPr>
+              <w:sdtContent>
+                <w:proofErr w:type="spellStart"/>
+                <w:r>
+                  <w:rPr>
+                    <w:b/>
+                  </w:rPr>
+                  <w:t>ItemTrackingLabel</w:t>
+                </w:r>
+                <w:proofErr w:type="spellEnd"/>
+              </w:sdtContent>
+            </w:sdt>
+          </w:p>
+        </w:tc>
+      </w:tr>
+      <w:tr>
+        <w:sdt>
+          <w:sdtPr>
+            <w:alias w:val="ItemIdentifier"/>
+            <w:tag w:val="#BC:InsertDataItem,DataItems/CurrentInspection/ItemIdentifier"/>
+            <w:id w:val="-428274953"/>
+            <w:placeholder>
+              <w:docPart w:val="137E30123CC84AA5900EA21BA5DC61C2"/>
+            </w:placeholder>
+            <w:dataBinding w:prefixMappings="xmlns:ns0='urn:microsoft-dynamics-nav/reports/Qlty_Non_Conformance/20403/'" w:xpath="/ns0:NavWordReportXmlPart[1]/ns0:CurrentInspection[1]/ns0:ItemIdentifier[1]" w:storeItemID="{FEA79526-4D1A-40E9-8DD9-C8C0D611AE53}"/>
+            <w:text/>
+          </w:sdtPr>
+          <w:sdtContent>
+            <w:tc>
+              <w:tcPr>
+                <w:tcW w:w="2819" w:type="dxa"/>
+              </w:tcPr>
+              <w:p>
+                <w:pPr>
+                  <w:tabs>
+                    <w:tab w:val="left" w:pos="2016"/>
+                  </w:tabs>
+                </w:pPr>
+                <w:proofErr w:type="spellStart"/>
+                <w:r>
+                  <w:t>ItemIdentifier</w:t>
+                </w:r>
+                <w:proofErr w:type="spellEnd"/>
+              </w:p>
+            </w:tc>
+          </w:sdtContent>
+        </w:sdt>
+        <w:tc>
+          <w:tcPr>
+            <w:tcW w:w="236" w:type="dxa"/>
+          </w:tcPr>
+          <w:p>
+            <w:pPr>
+              <w:rPr>
+                <w:b/>
+                <w:bCs/>
+                <w:lang w:val="da-DK"/>
+              </w:rPr>
+            </w:pPr>
+          </w:p>
+        </w:tc>
         <w:tc>
           <w:tcPr>
             <w:tcW w:w="3724" w:type="dxa"/>
@@ -224,9 +555,9 @@
             <w:sdtPr>
               <w:alias w:val="ItemDescription"/>
               <w:tag w:val="#BC:InsertDataItem,DataItems/CurrentInspection/ItemDescription"/>
-              <w:id w:val="1230270698"/>
+              <w:id w:val="-1168547911"/>
               <w:placeholder>
-                <w:docPart w:val="93E7ED20B3614802BFAF41B2DEA0F634"/>
+                <w:docPart w:val="AA43D6783F614831B81745159A5289E4"/>
               </w:placeholder>
               <w:dataBinding w:prefixMappings="xmlns:ns0='urn:microsoft-dynamics-nav/reports/Qlty_Non_Conformance/20403/'" w:xpath="/ns0:NavWordReportXmlPart[1]/ns0:CurrentInspection[1]/ns0:ItemDescription[1]" w:storeItemID="{FEA79526-4D1A-40E9-8DD9-C8C0D611AE53}"/>
               <w15:color w:val="808080"/>
@@ -247,35 +578,51 @@
           <w:tcPr>
             <w:tcW w:w="236" w:type="dxa"/>
           </w:tcPr>
-          <w:p/>
+          <w:p>
+            <w:pPr>
+              <w:rPr>
+                <w:b/>
+                <w:bCs/>
+                <w:lang w:val="da-DK"/>
+              </w:rPr>
+            </w:pPr>
+          </w:p>
         </w:tc>
-        <w:tc>
-          <w:tcPr>
-            <w:tcW w:w="3441" w:type="dxa"/>
-          </w:tcPr>
-          <w:sdt>
-            <w:sdtPr>
-              <w:alias w:val="ItemTrackingDescription"/>
-              <w:tag w:val="#BC:InsertDataItem,DataItems/CurrentInspection/ItemTrackingDescription"/>
-              <w:id w:val="-1388635032"/>
-              <w:placeholder>
-                <w:docPart w:val="B78D9227BEB54F85BD25C35C6BBB0357"/>
-              </w:placeholder>
-              <w:dataBinding w:prefixMappings="xmlns:ns0='urn:microsoft-dynamics-nav/reports/Qlty_Non_Conformance/20403/'" w:xpath="/ns0:NavWordReportXmlPart[1]/ns0:CurrentInspection[1]/ns0:ItemTrackingDescription[1]" w:storeItemID="{FEA79526-4D1A-40E9-8DD9-C8C0D611AE53}"/>
-              <w15:color w:val="808080"/>
-              <w:text/>
-            </w:sdtPr>
-            <w:sdtContent>
+        <w:sdt>
+          <w:sdtPr>
+            <w:rPr>
+              <w:lang w:val="da-DK"/>
+            </w:rPr>
+            <w:alias w:val="ItemTrackingIdentifier"/>
+            <w:tag w:val="#BC:InsertDataItem,DataItems/CurrentInspection/ItemTrackingIdentifier"/>
+            <w:id w:val="-1366745750"/>
+            <w:placeholder>
+              <w:docPart w:val="137E30123CC84AA5900EA21BA5DC61C2"/>
+            </w:placeholder>
+            <w:dataBinding w:prefixMappings="xmlns:ns0='urn:microsoft-dynamics-nav/reports/Qlty_Non_Conformance/20403/'" w:xpath="/ns0:NavWordReportXmlPart[1]/ns0:CurrentInspection[1]/ns0:ItemTrackingIdentifier[1]" w:storeItemID="{FEA79526-4D1A-40E9-8DD9-C8C0D611AE53}"/>
+            <w:text/>
+          </w:sdtPr>
+          <w:sdtContent>
+            <w:tc>
+              <w:tcPr>
+                <w:tcW w:w="3441" w:type="dxa"/>
+              </w:tcPr>
               <w:p>
-                <w:proofErr w:type="spellStart"/>
+                <w:pPr>
+                  <w:rPr>
+                    <w:lang w:val="da-DK"/>
+                  </w:rPr>
+                </w:pPr>
                 <w:r>
-                  <w:t>ItemTrackingDescription</w:t>
+                  <w:rPr>
+                    <w:lang w:val="da-DK"/>
+                  </w:rPr>
+                  <w:t>ItemTrackingIdentifier</w:t>
                 </w:r>
-                <w:proofErr w:type="spellEnd"/>
               </w:p>
-            </w:sdtContent>
-          </w:sdt>
-        </w:tc>
+            </w:tc>
+          </w:sdtContent>
+        </w:sdt>
       </w:tr>
       <w:tr>
         <w:tc>
@@ -287,6 +634,7 @@
               <w:rPr>
                 <w:sz w:val="16"/>
                 <w:szCs w:val="16"/>
+                <w:lang w:val="da-DK"/>
               </w:rPr>
             </w:pPr>
           </w:p>
@@ -300,6 +648,7 @@
               <w:rPr>
                 <w:sz w:val="16"/>
                 <w:szCs w:val="16"/>
+                <w:lang w:val="da-DK"/>
               </w:rPr>
             </w:pPr>
           </w:p>
@@ -313,6 +662,7 @@
               <w:rPr>
                 <w:sz w:val="16"/>
                 <w:szCs w:val="16"/>
+                <w:lang w:val="da-DK"/>
               </w:rPr>
             </w:pPr>
           </w:p>
@@ -326,6 +676,7 @@
               <w:rPr>
                 <w:sz w:val="16"/>
                 <w:szCs w:val="16"/>
+                <w:lang w:val="da-DK"/>
               </w:rPr>
             </w:pPr>
           </w:p>
@@ -339,6 +690,7 @@
               <w:rPr>
                 <w:sz w:val="16"/>
                 <w:szCs w:val="16"/>
+                <w:lang w:val="da-DK"/>
               </w:rPr>
             </w:pPr>
           </w:p>
@@ -347,14 +699,110 @@
       <w:tr>
         <w:sdt>
           <w:sdtPr>
-            <w:alias w:val="InspectionInformation"/>
-            <w:tag w:val="#BC:InsertDataItem,DataItems/CurrentInspection/InspectionInformation"/>
-            <w:id w:val="-289510379"/>
+            <w:rPr>
+              <w:b/>
+            </w:rPr>
+            <w:alias w:val="StatusLabel"/>
+            <w:tag w:val="#BC:InsertDataItem,Labels/StatusLabel"/>
+            <w:id w:val="-133575429"/>
             <w:placeholder>
-              <w:docPart w:val="CA9E1FFD447A4997AC966F3E99012D04"/>
+              <w:docPart w:val="137E30123CC84AA5900EA21BA5DC61C2"/>
             </w:placeholder>
-            <w:dataBinding w:prefixMappings="xmlns:ns0='urn:microsoft-dynamics-nav/reports/Qlty_Non_Conformance/20403/'" w:xpath="/ns0:NavWordReportXmlPart[1]/ns0:CurrentInspection[1]/ns0:InspectionInformation[1]" w:storeItemID="{FEA79526-4D1A-40E9-8DD9-C8C0D611AE53}"/>
-            <w15:color w:val="808080"/>
+            <w:dataBinding w:prefixMappings="xmlns:ns0='urn:microsoft-dynamics-nav/reports/Qlty_Non_Conformance/20403/'" w:xpath="/ns0:NavWordReportXmlPart[1]/ns0:Labels[1]/ns0:StatusLabel[1]" w:storeItemID="{FEA79526-4D1A-40E9-8DD9-C8C0D611AE53}"/>
+            <w:text/>
+          </w:sdtPr>
+          <w:sdtContent>
+            <w:tc>
+              <w:tcPr>
+                <w:tcW w:w="2819" w:type="dxa"/>
+              </w:tcPr>
+              <w:p>
+                <w:pPr>
+                  <w:tabs>
+                    <w:tab w:val="left" w:pos="2016"/>
+                  </w:tabs>
+                  <w:rPr>
+                    <w:lang w:val="da-DK"/>
+                  </w:rPr>
+                </w:pPr>
+                <w:proofErr w:type="spellStart"/>
+                <w:r>
+                  <w:rPr>
+                    <w:b/>
+                  </w:rPr>
+                  <w:t>StatusLabel</w:t>
+                </w:r>
+                <w:proofErr w:type="spellEnd"/>
+              </w:p>
+            </w:tc>
+          </w:sdtContent>
+        </w:sdt>
+        <w:tc>
+          <w:tcPr>
+            <w:tcW w:w="236" w:type="dxa"/>
+          </w:tcPr>
+          <w:p>
+            <w:pPr>
+              <w:rPr>
+                <w:b/>
+                <w:bCs/>
+                <w:lang w:val="da-DK"/>
+              </w:rPr>
+            </w:pPr>
+          </w:p>
+        </w:tc>
+        <w:tc>
+          <w:tcPr>
+            <w:tcW w:w="3724" w:type="dxa"/>
+          </w:tcPr>
+          <w:p>
+            <w:pPr>
+              <w:rPr>
+                <w:b/>
+                <w:bCs/>
+                <w:lang w:val="da-DK"/>
+              </w:rPr>
+            </w:pPr>
+          </w:p>
+        </w:tc>
+        <w:tc>
+          <w:tcPr>
+            <w:tcW w:w="236" w:type="dxa"/>
+          </w:tcPr>
+          <w:p>
+            <w:pPr>
+              <w:rPr>
+                <w:b/>
+                <w:bCs/>
+                <w:lang w:val="da-DK"/>
+              </w:rPr>
+            </w:pPr>
+          </w:p>
+        </w:tc>
+        <w:tc>
+          <w:tcPr>
+            <w:tcW w:w="3441" w:type="dxa"/>
+          </w:tcPr>
+          <w:p>
+            <w:pPr>
+              <w:rPr>
+                <w:b/>
+                <w:bCs/>
+              </w:rPr>
+            </w:pPr>
+          </w:p>
+        </w:tc>
+      </w:tr>
+      <w:tr>
+        <w:sdt>
+          <w:sdtPr>
+            <w:alias w:val="QltyInspection_Status"/>
+            <w:tag w:val="#BC:InsertDataItem,DataItems/CurrentInspection/QltyInspection_Status"/>
+            <w:id w:val="-1321263232"/>
+            <w:placeholder>
+              <w:docPart w:val="5BED19E250FD4930A7A040055240EDF6"/>
+            </w:placeholder>
+            <w:dataBinding w:prefixMappings="xmlns:ns0='urn:microsoft-dynamics-nav/reports/Qlty_Non_Conformance/20403/'" w:xpath="/ns0:NavWordReportXmlPart[1]/ns0:CurrentInspection[1]/ns0:QltyInspection_Status[1]" w:storeItemID="{FEA79526-4D1A-40E9-8DD9-C8C0D611AE53}"/>
             <w:text/>
           </w:sdtPr>
           <w:sdtContent>
@@ -365,7 +813,7 @@
               <w:p>
                 <w:proofErr w:type="spellStart"/>
                 <w:r>
-                  <w:t>InspectionInformation</w:t>
+                  <w:t>QltyInspection_Status</w:t>
                 </w:r>
                 <w:proofErr w:type="spellEnd"/>
               </w:p>
@@ -398,7 +846,13 @@
         </w:tc>
       </w:tr>
     </w:tbl>
-    <w:p/>
+    <w:p>
+      <w:pPr>
+        <w:rPr>
+          <w:szCs w:val="20"/>
+        </w:rPr>
+      </w:pPr>
+    </w:p>
     <w:tbl>
       <w:tblPr>
         <w:tblStyle w:val="PlainTable5"/>
@@ -521,15 +975,16 @@
             <w:rPr>
               <w:b/>
               <w:bCs/>
+              <w:i w:val="0"/>
+              <w:iCs w:val="0"/>
             </w:rPr>
-            <w:alias w:val="EnteredByLabel"/>
-            <w:tag w:val="#BC:InsertDataItem,Labels/EnteredByLabel"/>
-            <w:id w:val="1916361512"/>
+            <w:alias w:val="LastModifiedByLabel"/>
+            <w:tag w:val="#BC:InsertDataItem,Labels/LastModifiedByLabel"/>
+            <w:id w:val="2050332478"/>
             <w:placeholder>
-              <w:docPart w:val="7D0ED8F9FB274A7987E5102A300CA8CA"/>
+              <w:docPart w:val="DefaultPlaceholder_-1854013440"/>
             </w:placeholder>
-            <w:dataBinding w:prefixMappings="xmlns:ns0='urn:microsoft-dynamics-nav/reports/Qlty_Non_Conformance/20403/'" w:xpath="/ns0:NavWordReportXmlPart[1]/ns0:Labels[1]/ns0:EnteredByLabel[1]" w:storeItemID="{FEA79526-4D1A-40E9-8DD9-C8C0D611AE53}"/>
-            <w15:color w:val="808080"/>
+            <w:dataBinding w:prefixMappings="xmlns:ns0='urn:microsoft-dynamics-nav/reports/Qlty_Non_Conformance/20403/' " w:xpath="/ns0:NavWordReportXmlPart[1]/ns0:Labels[1]/ns0:LastModifiedByLabel[1]" w:storeItemID="{FEA79526-4D1A-40E9-8DD9-C8C0D611AE53}"/>
             <w:text/>
           </w:sdtPr>
           <w:sdtContent>
@@ -555,7 +1010,7 @@
                     <w:i w:val="0"/>
                     <w:iCs w:val="0"/>
                   </w:rPr>
-                  <w:t>EnteredByLabel</w:t>
+                  <w:t>LastModifiedByLabel</w:t>
                 </w:r>
                 <w:proofErr w:type="spellEnd"/>
               </w:p>
@@ -4507,35 +4962,6 @@
     </w:docPart>
     <w:docPart>
       <w:docPartPr>
-        <w:name w:val="7D0ED8F9FB274A7987E5102A300CA8CA"/>
-        <w:category>
-          <w:name w:val="General"/>
-          <w:gallery w:val="placeholder"/>
-        </w:category>
-        <w:types>
-          <w:type w:val="bbPlcHdr"/>
-        </w:types>
-        <w:behaviors>
-          <w:behavior w:val="content"/>
-        </w:behaviors>
-        <w:guid w:val="{5E935B92-9558-45D3-9167-CE5413AB6B2C}"/>
-      </w:docPartPr>
-      <w:docPartBody>
-        <w:p>
-          <w:pPr>
-            <w:pStyle w:val="7D0ED8F9FB274A7987E5102A300CA8CA"/>
-          </w:pPr>
-          <w:r>
-            <w:rPr>
-              <w:rStyle w:val="PlaceholderText"/>
-            </w:rPr>
-            <w:t>Click or tap here to enter text.</w:t>
-          </w:r>
-        </w:p>
-      </w:docPartBody>
-    </w:docPart>
-    <w:docPart>
-      <w:docPartPr>
         <w:name w:val="757295A992664817BF6DD2344B953BF9"/>
         <w:category>
           <w:name w:val="General"/>
@@ -4994,238 +5420,6 @@
     </w:docPart>
     <w:docPart>
       <w:docPartPr>
-        <w:name w:val="F4C688EB3CEF4B68950B4DAF91AE79AD"/>
-        <w:category>
-          <w:name w:val="General"/>
-          <w:gallery w:val="placeholder"/>
-        </w:category>
-        <w:types>
-          <w:type w:val="bbPlcHdr"/>
-        </w:types>
-        <w:behaviors>
-          <w:behavior w:val="content"/>
-        </w:behaviors>
-        <w:guid w:val="{94F0F794-D392-45E2-9D9C-1B36117D0082}"/>
-      </w:docPartPr>
-      <w:docPartBody>
-        <w:p>
-          <w:pPr>
-            <w:pStyle w:val="F4C688EB3CEF4B68950B4DAF91AE79AD"/>
-          </w:pPr>
-          <w:r>
-            <w:rPr>
-              <w:rStyle w:val="PlaceholderText"/>
-            </w:rPr>
-            <w:t>Click or tap here to enter text.</w:t>
-          </w:r>
-        </w:p>
-      </w:docPartBody>
-    </w:docPart>
-    <w:docPart>
-      <w:docPartPr>
-        <w:name w:val="858F351521DF4288BC6DE84699C419B3"/>
-        <w:category>
-          <w:name w:val="General"/>
-          <w:gallery w:val="placeholder"/>
-        </w:category>
-        <w:types>
-          <w:type w:val="bbPlcHdr"/>
-        </w:types>
-        <w:behaviors>
-          <w:behavior w:val="content"/>
-        </w:behaviors>
-        <w:guid w:val="{BF84D378-27D6-48FD-8519-D55B068FF64A}"/>
-      </w:docPartPr>
-      <w:docPartBody>
-        <w:p>
-          <w:pPr>
-            <w:pStyle w:val="858F351521DF4288BC6DE84699C419B3"/>
-          </w:pPr>
-          <w:r>
-            <w:rPr>
-              <w:rStyle w:val="PlaceholderText"/>
-            </w:rPr>
-            <w:t>Klik eller tryk her for at skrive tekst.</w:t>
-          </w:r>
-        </w:p>
-      </w:docPartBody>
-    </w:docPart>
-    <w:docPart>
-      <w:docPartPr>
-        <w:name w:val="428D3C4CCBDB485A8D59B969546424A7"/>
-        <w:category>
-          <w:name w:val="General"/>
-          <w:gallery w:val="placeholder"/>
-        </w:category>
-        <w:types>
-          <w:type w:val="bbPlcHdr"/>
-        </w:types>
-        <w:behaviors>
-          <w:behavior w:val="content"/>
-        </w:behaviors>
-        <w:guid w:val="{0DF7446F-3A29-4D79-AC92-C43A6A02769C}"/>
-      </w:docPartPr>
-      <w:docPartBody>
-        <w:p>
-          <w:pPr>
-            <w:pStyle w:val="428D3C4CCBDB485A8D59B969546424A7"/>
-          </w:pPr>
-          <w:r>
-            <w:rPr>
-              <w:rStyle w:val="PlaceholderText"/>
-            </w:rPr>
-            <w:t>Klik eller tryk her for at skrive tekst.</w:t>
-          </w:r>
-        </w:p>
-      </w:docPartBody>
-    </w:docPart>
-    <w:docPart>
-      <w:docPartPr>
-        <w:name w:val="E2D4A4A48373468D8032ECB70840F86C"/>
-        <w:category>
-          <w:name w:val="General"/>
-          <w:gallery w:val="placeholder"/>
-        </w:category>
-        <w:types>
-          <w:type w:val="bbPlcHdr"/>
-        </w:types>
-        <w:behaviors>
-          <w:behavior w:val="content"/>
-        </w:behaviors>
-        <w:guid w:val="{0CB3CC28-1563-44AA-A608-41310E616BDE}"/>
-      </w:docPartPr>
-      <w:docPartBody>
-        <w:p>
-          <w:pPr>
-            <w:pStyle w:val="E2D4A4A48373468D8032ECB70840F86C"/>
-          </w:pPr>
-          <w:r>
-            <w:rPr>
-              <w:rStyle w:val="PlaceholderText"/>
-            </w:rPr>
-            <w:t>Click or tap here to enter text.</w:t>
-          </w:r>
-        </w:p>
-      </w:docPartBody>
-    </w:docPart>
-    <w:docPart>
-      <w:docPartPr>
-        <w:name w:val="BB78FB1BCA5149F09DEE4B03B8954F17"/>
-        <w:category>
-          <w:name w:val="General"/>
-          <w:gallery w:val="placeholder"/>
-        </w:category>
-        <w:types>
-          <w:type w:val="bbPlcHdr"/>
-        </w:types>
-        <w:behaviors>
-          <w:behavior w:val="content"/>
-        </w:behaviors>
-        <w:guid w:val="{248AD187-C3E4-4AAA-B452-3EEA8DA29894}"/>
-      </w:docPartPr>
-      <w:docPartBody>
-        <w:p>
-          <w:pPr>
-            <w:pStyle w:val="BB78FB1BCA5149F09DEE4B03B8954F17"/>
-          </w:pPr>
-          <w:r>
-            <w:rPr>
-              <w:rStyle w:val="PlaceholderText"/>
-            </w:rPr>
-            <w:t>Click or tap here to enter text.</w:t>
-          </w:r>
-        </w:p>
-      </w:docPartBody>
-    </w:docPart>
-    <w:docPart>
-      <w:docPartPr>
-        <w:name w:val="93E7ED20B3614802BFAF41B2DEA0F634"/>
-        <w:category>
-          <w:name w:val="General"/>
-          <w:gallery w:val="placeholder"/>
-        </w:category>
-        <w:types>
-          <w:type w:val="bbPlcHdr"/>
-        </w:types>
-        <w:behaviors>
-          <w:behavior w:val="content"/>
-        </w:behaviors>
-        <w:guid w:val="{E9CE71B8-277C-4905-9024-CC96A2AD0ED8}"/>
-      </w:docPartPr>
-      <w:docPartBody>
-        <w:p>
-          <w:pPr>
-            <w:pStyle w:val="93E7ED20B3614802BFAF41B2DEA0F634"/>
-          </w:pPr>
-          <w:r>
-            <w:rPr>
-              <w:rStyle w:val="PlaceholderText"/>
-            </w:rPr>
-            <w:t>Klik eller tryk her for at skrive tekst.</w:t>
-          </w:r>
-        </w:p>
-      </w:docPartBody>
-    </w:docPart>
-    <w:docPart>
-      <w:docPartPr>
-        <w:name w:val="B78D9227BEB54F85BD25C35C6BBB0357"/>
-        <w:category>
-          <w:name w:val="General"/>
-          <w:gallery w:val="placeholder"/>
-        </w:category>
-        <w:types>
-          <w:type w:val="bbPlcHdr"/>
-        </w:types>
-        <w:behaviors>
-          <w:behavior w:val="content"/>
-        </w:behaviors>
-        <w:guid w:val="{CA31A10E-1D25-4723-A8E5-FE25BBEE6184}"/>
-      </w:docPartPr>
-      <w:docPartBody>
-        <w:p>
-          <w:pPr>
-            <w:pStyle w:val="B78D9227BEB54F85BD25C35C6BBB0357"/>
-          </w:pPr>
-          <w:r>
-            <w:rPr>
-              <w:rStyle w:val="PlaceholderText"/>
-            </w:rPr>
-            <w:t>Klik eller tryk her for at skrive tekst.</w:t>
-          </w:r>
-        </w:p>
-      </w:docPartBody>
-    </w:docPart>
-    <w:docPart>
-      <w:docPartPr>
-        <w:name w:val="CA9E1FFD447A4997AC966F3E99012D04"/>
-        <w:category>
-          <w:name w:val="General"/>
-          <w:gallery w:val="placeholder"/>
-        </w:category>
-        <w:types>
-          <w:type w:val="bbPlcHdr"/>
-        </w:types>
-        <w:behaviors>
-          <w:behavior w:val="content"/>
-        </w:behaviors>
-        <w:guid w:val="{AB253D86-B095-4644-A3B9-4BB92ACD1B41}"/>
-      </w:docPartPr>
-      <w:docPartBody>
-        <w:p>
-          <w:pPr>
-            <w:pStyle w:val="CA9E1FFD447A4997AC966F3E99012D04"/>
-          </w:pPr>
-          <w:r>
-            <w:rPr>
-              <w:rStyle w:val="PlaceholderText"/>
-            </w:rPr>
-            <w:t>Click or tap here to enter text.</w:t>
-          </w:r>
-        </w:p>
-      </w:docPartBody>
-    </w:docPart>
-    <w:docPart>
-      <w:docPartPr>
         <w:name w:val="93FC2D68704E4E2AAF8B06FCFE73FA2A"/>
         <w:category>
           <w:name w:val="General"/>
@@ -5369,6 +5563,238 @@
         </w:p>
       </w:docPartBody>
     </w:docPart>
+    <w:docPart>
+      <w:docPartPr>
+        <w:name w:val="5132A359BA044B319D6959C8C2BA7AEB"/>
+        <w:category>
+          <w:name w:val="General"/>
+          <w:gallery w:val="placeholder"/>
+        </w:category>
+        <w:types>
+          <w:type w:val="bbPlcHdr"/>
+        </w:types>
+        <w:behaviors>
+          <w:behavior w:val="content"/>
+        </w:behaviors>
+        <w:guid w:val="{A2846F00-DF9D-40B3-87EB-8E44500D31E4}"/>
+      </w:docPartPr>
+      <w:docPartBody>
+        <w:p>
+          <w:pPr>
+            <w:pStyle w:val="5132A359BA044B319D6959C8C2BA7AEB"/>
+          </w:pPr>
+          <w:r>
+            <w:rPr>
+              <w:rStyle w:val="PlaceholderText"/>
+            </w:rPr>
+            <w:t>Click or tap here to enter text.</w:t>
+          </w:r>
+        </w:p>
+      </w:docPartBody>
+    </w:docPart>
+    <w:docPart>
+      <w:docPartPr>
+        <w:name w:val="137E30123CC84AA5900EA21BA5DC61C2"/>
+        <w:category>
+          <w:name w:val="General"/>
+          <w:gallery w:val="placeholder"/>
+        </w:category>
+        <w:types>
+          <w:type w:val="bbPlcHdr"/>
+        </w:types>
+        <w:behaviors>
+          <w:behavior w:val="content"/>
+        </w:behaviors>
+        <w:guid w:val="{AB62903D-C0A1-4073-AA4D-39980421517C}"/>
+      </w:docPartPr>
+      <w:docPartBody>
+        <w:p>
+          <w:pPr>
+            <w:pStyle w:val="137E30123CC84AA5900EA21BA5DC61C2"/>
+          </w:pPr>
+          <w:r>
+            <w:rPr>
+              <w:rStyle w:val="PlaceholderText"/>
+            </w:rPr>
+            <w:t>Click or tap here to enter text.</w:t>
+          </w:r>
+        </w:p>
+      </w:docPartBody>
+    </w:docPart>
+    <w:docPart>
+      <w:docPartPr>
+        <w:name w:val="C6F61E96AFD5433CB5E7694478B095CE"/>
+        <w:category>
+          <w:name w:val="General"/>
+          <w:gallery w:val="placeholder"/>
+        </w:category>
+        <w:types>
+          <w:type w:val="bbPlcHdr"/>
+        </w:types>
+        <w:behaviors>
+          <w:behavior w:val="content"/>
+        </w:behaviors>
+        <w:guid w:val="{A2FFFCB0-C68E-454F-9D65-A498AC3042E3}"/>
+      </w:docPartPr>
+      <w:docPartBody>
+        <w:p>
+          <w:pPr>
+            <w:pStyle w:val="C6F61E96AFD5433CB5E7694478B095CE"/>
+          </w:pPr>
+          <w:r>
+            <w:rPr>
+              <w:rStyle w:val="PlaceholderText"/>
+            </w:rPr>
+            <w:t>Click or tap here to enter text.</w:t>
+          </w:r>
+        </w:p>
+      </w:docPartBody>
+    </w:docPart>
+    <w:docPart>
+      <w:docPartPr>
+        <w:name w:val="822969A4477848D69EA4135342062BBD"/>
+        <w:category>
+          <w:name w:val="General"/>
+          <w:gallery w:val="placeholder"/>
+        </w:category>
+        <w:types>
+          <w:type w:val="bbPlcHdr"/>
+        </w:types>
+        <w:behaviors>
+          <w:behavior w:val="content"/>
+        </w:behaviors>
+        <w:guid w:val="{FDFF60D9-ADAC-4B80-9712-0011F6162DFC}"/>
+      </w:docPartPr>
+      <w:docPartBody>
+        <w:p>
+          <w:pPr>
+            <w:pStyle w:val="822969A4477848D69EA4135342062BBD"/>
+          </w:pPr>
+          <w:r>
+            <w:rPr>
+              <w:rStyle w:val="PlaceholderText"/>
+            </w:rPr>
+            <w:t>Click or tap here to enter text.</w:t>
+          </w:r>
+        </w:p>
+      </w:docPartBody>
+    </w:docPart>
+    <w:docPart>
+      <w:docPartPr>
+        <w:name w:val="3BA323B2C6D14CB69AD94D6FE76E991C"/>
+        <w:category>
+          <w:name w:val="General"/>
+          <w:gallery w:val="placeholder"/>
+        </w:category>
+        <w:types>
+          <w:type w:val="bbPlcHdr"/>
+        </w:types>
+        <w:behaviors>
+          <w:behavior w:val="content"/>
+        </w:behaviors>
+        <w:guid w:val="{5493E8CB-DAD5-45A5-8B51-BFE6FB10F10C}"/>
+      </w:docPartPr>
+      <w:docPartBody>
+        <w:p>
+          <w:pPr>
+            <w:pStyle w:val="3BA323B2C6D14CB69AD94D6FE76E991C"/>
+          </w:pPr>
+          <w:r>
+            <w:rPr>
+              <w:rStyle w:val="PlaceholderText"/>
+            </w:rPr>
+            <w:t>Klik eller tryk her for at skrive tekst.</w:t>
+          </w:r>
+        </w:p>
+      </w:docPartBody>
+    </w:docPart>
+    <w:docPart>
+      <w:docPartPr>
+        <w:name w:val="AE395567D8E745A1969FCD69F9E4888F"/>
+        <w:category>
+          <w:name w:val="General"/>
+          <w:gallery w:val="placeholder"/>
+        </w:category>
+        <w:types>
+          <w:type w:val="bbPlcHdr"/>
+        </w:types>
+        <w:behaviors>
+          <w:behavior w:val="content"/>
+        </w:behaviors>
+        <w:guid w:val="{5A6E89C9-1FA0-4A72-94CE-6D40422A9B24}"/>
+      </w:docPartPr>
+      <w:docPartBody>
+        <w:p>
+          <w:pPr>
+            <w:pStyle w:val="AE395567D8E745A1969FCD69F9E4888F"/>
+          </w:pPr>
+          <w:r>
+            <w:rPr>
+              <w:rStyle w:val="PlaceholderText"/>
+            </w:rPr>
+            <w:t>Klik eller tryk her for at skrive tekst.</w:t>
+          </w:r>
+        </w:p>
+      </w:docPartBody>
+    </w:docPart>
+    <w:docPart>
+      <w:docPartPr>
+        <w:name w:val="AA43D6783F614831B81745159A5289E4"/>
+        <w:category>
+          <w:name w:val="General"/>
+          <w:gallery w:val="placeholder"/>
+        </w:category>
+        <w:types>
+          <w:type w:val="bbPlcHdr"/>
+        </w:types>
+        <w:behaviors>
+          <w:behavior w:val="content"/>
+        </w:behaviors>
+        <w:guid w:val="{98D0A9CC-29D1-44A0-BAA8-BDF16A3598AF}"/>
+      </w:docPartPr>
+      <w:docPartBody>
+        <w:p>
+          <w:pPr>
+            <w:pStyle w:val="AA43D6783F614831B81745159A5289E4"/>
+          </w:pPr>
+          <w:r>
+            <w:rPr>
+              <w:rStyle w:val="PlaceholderText"/>
+            </w:rPr>
+            <w:t>Klik eller tryk her for at skrive tekst.</w:t>
+          </w:r>
+        </w:p>
+      </w:docPartBody>
+    </w:docPart>
+    <w:docPart>
+      <w:docPartPr>
+        <w:name w:val="5BED19E250FD4930A7A040055240EDF6"/>
+        <w:category>
+          <w:name w:val="General"/>
+          <w:gallery w:val="placeholder"/>
+        </w:category>
+        <w:types>
+          <w:type w:val="bbPlcHdr"/>
+        </w:types>
+        <w:behaviors>
+          <w:behavior w:val="content"/>
+        </w:behaviors>
+        <w:guid w:val="{97F33F54-26F0-4B9A-AC4B-082AAEA5B20A}"/>
+      </w:docPartPr>
+      <w:docPartBody>
+        <w:p>
+          <w:pPr>
+            <w:pStyle w:val="5BED19E250FD4930A7A040055240EDF6"/>
+          </w:pPr>
+          <w:r>
+            <w:rPr>
+              <w:rStyle w:val="PlaceholderText"/>
+            </w:rPr>
+            <w:t>Click or tap here to enter text.</w:t>
+          </w:r>
+        </w:p>
+      </w:docPartBody>
+    </w:docPart>
   </w:docParts>
 </w:glossaryDocument>
 </file>
@@ -5436,6 +5862,7 @@
     <w:rsidRoot w:val="00026C03"/>
     <w:rsid w:val="000202A0"/>
     <w:rsid w:val="00020C7B"/>
+    <w:rsid w:val="00025230"/>
     <w:rsid w:val="000260BB"/>
     <w:rsid w:val="00026C03"/>
     <w:rsid w:val="00066805"/>
@@ -5444,6 +5871,7 @@
     <w:rsid w:val="00102FEE"/>
     <w:rsid w:val="00113F1C"/>
     <w:rsid w:val="00113F8A"/>
+    <w:rsid w:val="00163C44"/>
     <w:rsid w:val="001C1EF7"/>
     <w:rsid w:val="001C690C"/>
     <w:rsid w:val="001D03CD"/>
@@ -5451,6 +5879,7 @@
     <w:rsid w:val="001D563E"/>
     <w:rsid w:val="001E7DBC"/>
     <w:rsid w:val="001F0D00"/>
+    <w:rsid w:val="00211668"/>
     <w:rsid w:val="00244C05"/>
     <w:rsid w:val="002509BF"/>
     <w:rsid w:val="00255E60"/>
@@ -5458,6 +5887,7 @@
     <w:rsid w:val="00266867"/>
     <w:rsid w:val="00283BDD"/>
     <w:rsid w:val="00290699"/>
+    <w:rsid w:val="00291A22"/>
     <w:rsid w:val="002A6A1E"/>
     <w:rsid w:val="002B3DF6"/>
     <w:rsid w:val="002F2B68"/>
@@ -5467,6 +5897,7 @@
     <w:rsid w:val="0031659B"/>
     <w:rsid w:val="00317E31"/>
     <w:rsid w:val="003243DF"/>
+    <w:rsid w:val="003374B9"/>
     <w:rsid w:val="0035493E"/>
     <w:rsid w:val="0039081A"/>
     <w:rsid w:val="003A4934"/>
@@ -5488,6 +5919,7 @@
     <w:rsid w:val="00605765"/>
     <w:rsid w:val="00620CE5"/>
     <w:rsid w:val="0063561A"/>
+    <w:rsid w:val="00635DF3"/>
     <w:rsid w:val="00667A2B"/>
     <w:rsid w:val="006A3855"/>
     <w:rsid w:val="006C6748"/>
@@ -5534,8 +5966,10 @@
     <w:rsid w:val="00AF7653"/>
     <w:rsid w:val="00B20A8E"/>
     <w:rsid w:val="00B26145"/>
+    <w:rsid w:val="00B27901"/>
     <w:rsid w:val="00B33746"/>
     <w:rsid w:val="00B546AB"/>
+    <w:rsid w:val="00B66C9B"/>
     <w:rsid w:val="00BE074C"/>
     <w:rsid w:val="00BE31BD"/>
     <w:rsid w:val="00BE4D4E"/>
@@ -5553,6 +5987,8 @@
     <w:rsid w:val="00CE2A27"/>
     <w:rsid w:val="00CF2E09"/>
     <w:rsid w:val="00D17428"/>
+    <w:rsid w:val="00D32870"/>
+    <w:rsid w:val="00D35368"/>
     <w:rsid w:val="00D50F6D"/>
     <w:rsid w:val="00D527B7"/>
     <w:rsid w:val="00D855FC"/>
@@ -6032,7 +6468,7 @@
     <w:basedOn w:val="DefaultParagraphFont"/>
     <w:uiPriority w:val="99"/>
     <w:semiHidden/>
-    <w:rsid w:val="00DF4DAD"/>
+    <w:rsid w:val="00635DF3"/>
     <w:rPr>
       <w:color w:val="666666"/>
     </w:rPr>
@@ -6268,6 +6704,118 @@
   <w:style w:type="paragraph" w:customStyle="1" w:styleId="2C66BB5EC77246CB80F223D6F2024470">
     <w:name w:val="2C66BB5EC77246CB80F223D6F2024470"/>
     <w:rsid w:val="00DF4DAD"/>
+  </w:style>
+  <w:style w:type="paragraph" w:customStyle="1" w:styleId="FFEFABEBAA134C6295516B197AE122FF">
+    <w:name w:val="FFEFABEBAA134C6295516B197AE122FF"/>
+    <w:rsid w:val="00635DF3"/>
+  </w:style>
+  <w:style w:type="paragraph" w:customStyle="1" w:styleId="E7714D221D3B4942B0AB03BE59F657F6">
+    <w:name w:val="E7714D221D3B4942B0AB03BE59F657F6"/>
+    <w:rsid w:val="00635DF3"/>
+  </w:style>
+  <w:style w:type="paragraph" w:customStyle="1" w:styleId="ABEE5329BCE24F93BF1CCCAC36ACCA07">
+    <w:name w:val="ABEE5329BCE24F93BF1CCCAC36ACCA07"/>
+    <w:rsid w:val="00635DF3"/>
+  </w:style>
+  <w:style w:type="paragraph" w:customStyle="1" w:styleId="248E6C9994E446DDA498B5247949DE48">
+    <w:name w:val="248E6C9994E446DDA498B5247949DE48"/>
+    <w:rsid w:val="00635DF3"/>
+  </w:style>
+  <w:style w:type="paragraph" w:customStyle="1" w:styleId="E1B1D0014B8542C1B201436071FB7B83">
+    <w:name w:val="E1B1D0014B8542C1B201436071FB7B83"/>
+    <w:rsid w:val="00635DF3"/>
+  </w:style>
+  <w:style w:type="paragraph" w:customStyle="1" w:styleId="2331960ECB2D4771B32A57DA556CD760">
+    <w:name w:val="2331960ECB2D4771B32A57DA556CD760"/>
+    <w:rsid w:val="00635DF3"/>
+  </w:style>
+  <w:style w:type="paragraph" w:customStyle="1" w:styleId="7DF0DF75B87E4E4995B2A76B2D11C729">
+    <w:name w:val="7DF0DF75B87E4E4995B2A76B2D11C729"/>
+    <w:rsid w:val="00635DF3"/>
+  </w:style>
+  <w:style w:type="paragraph" w:customStyle="1" w:styleId="AB9320E1FED44B74B4C4A0EAF3A677BB">
+    <w:name w:val="AB9320E1FED44B74B4C4A0EAF3A677BB"/>
+    <w:rsid w:val="00635DF3"/>
+  </w:style>
+  <w:style w:type="paragraph" w:customStyle="1" w:styleId="A876511FDDB24737919240C444A1D101">
+    <w:name w:val="A876511FDDB24737919240C444A1D101"/>
+    <w:rsid w:val="00635DF3"/>
+  </w:style>
+  <w:style w:type="paragraph" w:customStyle="1" w:styleId="FB902D5F52924B609C14259F8031F833">
+    <w:name w:val="FB902D5F52924B609C14259F8031F833"/>
+    <w:rsid w:val="00635DF3"/>
+  </w:style>
+  <w:style w:type="paragraph" w:customStyle="1" w:styleId="6DFC02664EC6467EBE5BEA338367AB05">
+    <w:name w:val="6DFC02664EC6467EBE5BEA338367AB05"/>
+    <w:rsid w:val="00635DF3"/>
+  </w:style>
+  <w:style w:type="paragraph" w:customStyle="1" w:styleId="833AB3EE335346E7BE3F3059153B18A4">
+    <w:name w:val="833AB3EE335346E7BE3F3059153B18A4"/>
+    <w:rsid w:val="00635DF3"/>
+  </w:style>
+  <w:style w:type="paragraph" w:customStyle="1" w:styleId="ED1EA5EE08584AA384FB3406C061CC81">
+    <w:name w:val="ED1EA5EE08584AA384FB3406C061CC81"/>
+    <w:rsid w:val="00635DF3"/>
+  </w:style>
+  <w:style w:type="paragraph" w:customStyle="1" w:styleId="D6F500D6E71F46009ECD434258488A43">
+    <w:name w:val="D6F500D6E71F46009ECD434258488A43"/>
+    <w:rsid w:val="00635DF3"/>
+  </w:style>
+  <w:style w:type="paragraph" w:customStyle="1" w:styleId="F51C621634C04B4ABED366107A029356">
+    <w:name w:val="F51C621634C04B4ABED366107A029356"/>
+    <w:rsid w:val="00635DF3"/>
+  </w:style>
+  <w:style w:type="paragraph" w:customStyle="1" w:styleId="9234DFBFF2634B688213981D2F521117">
+    <w:name w:val="9234DFBFF2634B688213981D2F521117"/>
+    <w:rsid w:val="00635DF3"/>
+  </w:style>
+  <w:style w:type="paragraph" w:customStyle="1" w:styleId="A04A52F24D8E41FB963BB8FAC5F5F37E">
+    <w:name w:val="A04A52F24D8E41FB963BB8FAC5F5F37E"/>
+    <w:rsid w:val="00635DF3"/>
+  </w:style>
+  <w:style w:type="paragraph" w:customStyle="1" w:styleId="1D2E4E8A671843049E7089E74864429C">
+    <w:name w:val="1D2E4E8A671843049E7089E74864429C"/>
+    <w:rsid w:val="00635DF3"/>
+  </w:style>
+  <w:style w:type="paragraph" w:customStyle="1" w:styleId="3DFF230535994389989B0D02AE4703EB">
+    <w:name w:val="3DFF230535994389989B0D02AE4703EB"/>
+    <w:rsid w:val="00635DF3"/>
+  </w:style>
+  <w:style w:type="paragraph" w:customStyle="1" w:styleId="A990A54A1B524001BD6DE4A7DB553194">
+    <w:name w:val="A990A54A1B524001BD6DE4A7DB553194"/>
+    <w:rsid w:val="00635DF3"/>
+  </w:style>
+  <w:style w:type="paragraph" w:customStyle="1" w:styleId="5132A359BA044B319D6959C8C2BA7AEB">
+    <w:name w:val="5132A359BA044B319D6959C8C2BA7AEB"/>
+    <w:rsid w:val="00635DF3"/>
+  </w:style>
+  <w:style w:type="paragraph" w:customStyle="1" w:styleId="137E30123CC84AA5900EA21BA5DC61C2">
+    <w:name w:val="137E30123CC84AA5900EA21BA5DC61C2"/>
+    <w:rsid w:val="00635DF3"/>
+  </w:style>
+  <w:style w:type="paragraph" w:customStyle="1" w:styleId="C6F61E96AFD5433CB5E7694478B095CE">
+    <w:name w:val="C6F61E96AFD5433CB5E7694478B095CE"/>
+    <w:rsid w:val="00635DF3"/>
+  </w:style>
+  <w:style w:type="paragraph" w:customStyle="1" w:styleId="822969A4477848D69EA4135342062BBD">
+    <w:name w:val="822969A4477848D69EA4135342062BBD"/>
+    <w:rsid w:val="00635DF3"/>
+  </w:style>
+  <w:style w:type="paragraph" w:customStyle="1" w:styleId="3BA323B2C6D14CB69AD94D6FE76E991C">
+    <w:name w:val="3BA323B2C6D14CB69AD94D6FE76E991C"/>
+    <w:rsid w:val="00635DF3"/>
+  </w:style>
+  <w:style w:type="paragraph" w:customStyle="1" w:styleId="AE395567D8E745A1969FCD69F9E4888F">
+    <w:name w:val="AE395567D8E745A1969FCD69F9E4888F"/>
+    <w:rsid w:val="00635DF3"/>
+  </w:style>
+  <w:style w:type="paragraph" w:customStyle="1" w:styleId="AA43D6783F614831B81745159A5289E4">
+    <w:name w:val="AA43D6783F614831B81745159A5289E4"/>
+    <w:rsid w:val="00635DF3"/>
+  </w:style>
+  <w:style w:type="paragraph" w:customStyle="1" w:styleId="5BED19E250FD4930A7A040055240EDF6">
+    <w:name w:val="5BED19E250FD4930A7A040055240EDF6"/>
+    <w:rsid w:val="00635DF3"/>
   </w:style>
 </w:styles>
 </file>
@@ -6688,24 +7236,30 @@
  
          < D a t e L a b e l > D a t e L a b e l < / D a t e L a b e l >   
-         < E n t e r e d B y L a b e l > E n t e r e d B y L a b e l < / E n t e r e d B y L a b e l > - 
          < F i n i s h e d B y L a b e l > F i n i s h e d B y L a b e l < / F i n i s h e d B y L a b e l >   
          < F i n i s h e d O n L a b e l > F i n i s h e d O n L a b e l < / F i n i s h e d O n L a b e l >   
+         < I n s p e c t i o n D e s c r i p t i o n L a b e l > I n s p e c t i o n D e s c r i p t i o n L a b e l < / I n s p e c t i o n D e s c r i p t i o n L a b e l > + 
          < I n s p e c t i o n L a b e l > I n s p e c t i o n L a b e l < / I n s p e c t i o n L a b e l >   
+         < I t e m D e s c r i p t i o n L a b e l > I t e m D e s c r i p t i o n L a b e l < / I t e m D e s c r i p t i o n L a b e l > + 
          < I t e m L a b e l > I t e m L a b e l < / I t e m L a b e l >   
          < I t e m T r a c k i n g L a b e l > I t e m T r a c k i n g L a b e l < / I t e m T r a c k i n g L a b e l >   
+         < L a s t M o d i f i e d B y L a b e l > L a s t M o d i f i e d B y L a b e l < / L a s t M o d i f i e d B y L a b e l > + 
          < P a g e L a b e l > P a g e L a b e l < / P a g e L a b e l >   
          < R e p o r t T i t l e L a b e l > R e p o r t T i t l e L a b e l < / R e p o r t T i t l e L a b e l >   
          < R e s u l t L a b e l > R e s u l t L a b e l < / R e s u l t L a b e l >   
+         < S t a t u s L a b e l > S t a t u s L a b e l < / S t a t u s L a b e l > + 
          < T e s t L a b e l > T e s t L a b e l < / T e s t L a b e l >   
          < T e s t V a l u e L a b e l > T e s t V a l u e L a b e l < / T e s t V a l u e L a b e l > @@ -6768,11 +7322,11 @@
  
          < H o m e P a g e V a l u e > H o m e P a g e V a l u e < / H o m e P a g e V a l u e >   
-         < I n s p e c t i o n I n f o r m a t i o n > I n s p e c t i o n I n f o r m a t i o n < / I n s p e c t i o n I n f o r m a t i o n > - 
          < I t e m D e s c r i p t i o n > I t e m D e s c r i p t i o n < / I t e m D e s c r i p t i o n >   
-         < I t e m T r a c k i n g D e s c r i p t i o n > I t e m T r a c k i n g D e s c r i p t i o n < / I t e m T r a c k i n g D e s c r i p t i o n > +         < I t e m I d e n t i f i e r > I t e m I d e n t i f i e r < / I t e m I d e n t i f i e r > + 
+         < I t e m T r a c k i n g I d e n t i f i e r > I t e m T r a c k i n g I d e n t i f i e r < / I t e m T r a c k i n g I d e n t i f i e r >   
          < P h o n e N o L a b e l > P h o n e N o L a b e l < / P h o n e N o L a b e l >   
@@ -7051,24 +7605,30 @@
  
          < D a t e L a b e l   E l e m e n t T y p e = " P a r a m e t e r "   E l e m e n t I d = " 7 9 3 8 1 7 7 7 7 "   D a t a T y p e = " S t r i n g " > D a t e L a b e l < / D a t e L a b e l >   
-         < E n t e r e d B y L a b e l   E l e m e n t T y p e = " P a r a m e t e r "   E l e m e n t I d = " 1 9 1 0 3 3 1 8 8 9 "   D a t a T y p e = " S t r i n g " > E n t e r e d B y L a b e l < / E n t e r e d B y L a b e l > - 
          < F i n i s h e d B y L a b e l   E l e m e n t T y p e = " P a r a m e t e r "   E l e m e n t I d = " 1 2 1 8 3 5 9 1 8 "   D a t a T y p e = " S t r i n g " > F i n i s h e d B y L a b e l < / F i n i s h e d B y L a b e l >   
          < F i n i s h e d O n L a b e l   E l e m e n t T y p e = " P a r a m e t e r "   E l e m e n t I d = " 1 9 3 5 3 2 6 4 3 2 "   D a t a T y p e = " S t r i n g " > F i n i s h e d O n L a b e l < / F i n i s h e d O n L a b e l >   
+         < I n s p e c t i o n D e s c r i p t i o n L a b e l   E l e m e n t T y p e = " P a r a m e t e r "   E l e m e n t I d = " 3 8 1 4 2 6 1 5 5 "   D a t a T y p e = " S t r i n g " > I n s p e c t i o n D e s c r i p t i o n L a b e l < / I n s p e c t i o n D e s c r i p t i o n L a b e l > + 
          < I n s p e c t i o n L a b e l   E l e m e n t T y p e = " P a r a m e t e r "   E l e m e n t I d = " 1 5 4 9 8 3 1 5 2 5 "   D a t a T y p e = " S t r i n g " > I n s p e c t i o n L a b e l < / I n s p e c t i o n L a b e l >   
+         < I t e m D e s c r i p t i o n L a b e l   E l e m e n t T y p e = " P a r a m e t e r "   E l e m e n t I d = " 1 5 6 7 1 7 4 7 2 8 "   D a t a T y p e = " S t r i n g " > I t e m D e s c r i p t i o n L a b e l < / I t e m D e s c r i p t i o n L a b e l > + 
          < I t e m L a b e l   E l e m e n t T y p e = " P a r a m e t e r "   E l e m e n t I d = " 1 0 8 2 0 2 8 9 7 4 "   D a t a T y p e = " S t r i n g " > I t e m L a b e l < / I t e m L a b e l >   
          < I t e m T r a c k i n g L a b e l   E l e m e n t T y p e = " P a r a m e t e r "   E l e m e n t I d = " 9 3 5 5 3 4 6 7 1 "   D a t a T y p e = " S t r i n g " > I t e m T r a c k i n g L a b e l < / I t e m T r a c k i n g L a b e l >   
+         < L a s t M o d i f i e d B y L a b e l   E l e m e n t T y p e = " P a r a m e t e r "   E l e m e n t I d = " 9 3 1 4 2 8 2 9 1 "   D a t a T y p e = " S t r i n g " > L a s t M o d i f i e d B y L a b e l < / L a s t M o d i f i e d B y L a b e l > + 
          < P a g e L a b e l   E l e m e n t T y p e = " P a r a m e t e r "   E l e m e n t I d = " 1 8 8 0 8 2 7 5 0 4 "   D a t a T y p e = " S t r i n g " > P a g e L a b e l < / P a g e L a b e l >   
          < R e p o r t T i t l e L a b e l   E l e m e n t T y p e = " P a r a m e t e r "   E l e m e n t I d = " 1 2 9 7 0 8 9 6 2 7 "   D a t a T y p e = " S t r i n g " > R e p o r t T i t l e L a b e l < / R e p o r t T i t l e L a b e l >   
          < R e s u l t L a b e l   E l e m e n t T y p e = " P a r a m e t e r "   E l e m e n t I d = " 4 0 7 6 0 6 8 8 6 "   D a t a T y p e = " S t r i n g " > R e s u l t L a b e l < / R e s u l t L a b e l >   
+         < S t a t u s L a b e l   E l e m e n t T y p e = " P a r a m e t e r "   E l e m e n t I d = " 2 0 3 8 7 0 9 6 2 5 "   D a t a T y p e = " S t r i n g " > S t a t u s L a b e l < / S t a t u s L a b e l > + 
          < T e s t L a b e l   E l e m e n t T y p e = " P a r a m e t e r "   E l e m e n t I d = " 1 5 2 2 4 8 5 9 "   D a t a T y p e = " S t r i n g " > T e s t L a b e l < / T e s t L a b e l >   
          < T e s t V a l u e L a b e l   E l e m e n t T y p e = " P a r a m e t e r "   E l e m e n t I d = " 1 1 6 2 1 3 2 5 7 0 "   D a t a T y p e = " S t r i n g " > T e s t V a l u e L a b e l < / T e s t V a l u e L a b e l > @@ -7245,6 +7805,12 @@
  
          < / T o o l t i p >   
+         < T o o l t i p   c o l u m n = " I t e m D e s c r i p t i o n "   E l e m e n t I d = " 1 9 6 5 3 9 3 7 9 0 " > + 
+             < T o o l t i p T e x t   l a n g = " e n - U S " > S p e c i f i e s   a   d e s c r i p t i o n   o f   t h e   i t e m . < / T o o l t i p T e x t > + 
+         < / T o o l t i p > + 
          < T o o l t i p   c o l u m n = " F i e l d _ C o d e "   E l e m e n t I d = " 1 3 2 7 2 5 5 7 3 " >   
              < T o o l t i p T e x t   l a n g = " e n - U S " > S p e c i f i e s   t h e   f i e l d / q u e s t i o n / m e t r i c   i n   t h i s   t e s t . < / T o o l t i p T e x t > @@ -7333,11 +7899,11 @@
  
          < H o m e P a g e V a l u e   E l e m e n t T y p e = " C o l u m n "   E l e m e n t I d = " 5 3 3 5 1 4 0 3 4 "   D a t a T y p e = " T e x t " > H o m e P a g e V a l u e < / H o m e P a g e V a l u e >   
-         < I n s p e c t i o n I n f o r m a t i o n   E l e m e n t T y p e = " C o l u m n "   E l e m e n t I d = " 1 5 3 2 8 6 0 1 9 9 "   D a t a T y p e = " T e x t " > I n s p e c t i o n I n f o r m a t i o n < / I n s p e c t i o n I n f o r m a t i o n > - 
          < I t e m D e s c r i p t i o n   E l e m e n t T y p e = " C o l u m n "   E l e m e n t I d = " 1 9 6 5 3 9 3 7 9 0 "   D a t a T y p e = " T e x t " > I t e m D e s c r i p t i o n < / I t e m D e s c r i p t i o n >   
-         < I t e m T r a c k i n g D e s c r i p t i o n   E l e m e n t T y p e = " C o l u m n "   E l e m e n t I d = " 1 1 1 7 1 0 3 3 4 5 "   D a t a T y p e = " T e x t " > I t e m T r a c k i n g D e s c r i p t i o n < / I t e m T r a c k i n g D e s c r i p t i o n > +         < I t e m I d e n t i f i e r   E l e m e n t T y p e = " C o l u m n "   E l e m e n t I d = " 5 0 6 2 1 1 7 7 1 "   D a t a T y p e = " T e x t " > I t e m I d e n t i f i e r < / I t e m I d e n t i f i e r > + 
+         < I t e m T r a c k i n g I d e n t i f i e r   E l e m e n t T y p e = " C o l u m n "   E l e m e n t I d = " 7 9 0 2 0 8 2 0 4 "   D a t a T y p e = " T e x t " > I t e m T r a c k i n g I d e n t i f i e r < / I t e m T r a c k i n g I d e n t i f i e r >   
          < P h o n e N o L a b e l   E l e m e n t T y p e = " C o l u m n "   E l e m e n t I d = " 1 6 1 4 5 2 6 0 7 8 "   D a t a T y p e = " T e x t " > P h o n e N o L a b e l < / P h o n e N o L a b e l >   

--- a/src/Apps/W1/Quality Management/app/src/Reports/QltyNonConformance.docx
+++ b/src/Apps/W1/Quality Management/app/src/Reports/QltyNonConformance.docx
@@ -28,9 +28,9 @@
             </w:rPr>
             <w:alias w:val="InspectionLabel"/>
             <w:tag w:val="#BC:InsertDataItem,Labels/InspectionLabel"/>
-            <w:id w:val="1793091244"/>
+            <w:id w:val="944883456"/>
             <w:placeholder>
-              <w:docPart w:val="F4C688EB3CEF4B68950B4DAF91AE79AD"/>
+              <w:docPart w:val="5132A359BA044B319D6959C8C2BA7AEB"/>
             </w:placeholder>
             <w:dataBinding w:prefixMappings="xmlns:ns0='urn:microsoft-dynamics-nav/reports/Qlty_Non_Conformance/20403/'" w:xpath="/ns0:NavWordReportXmlPart[1]/ns0:Labels[1]/ns0:InspectionLabel[1]" w:storeItemID="{FEA79526-4D1A-40E9-8DD9-C8C0D611AE53}"/>
             <w15:color w:val="808080"/>
@@ -77,14 +77,13 @@
             <w:rPr>
               <w:bCs/>
             </w:rPr>
-            <w:alias w:val="ItemLabel"/>
-            <w:tag w:val="#BC:InsertDataItem,Labels/ItemLabel"/>
-            <w:id w:val="498628940"/>
+            <w:alias w:val="InspectionDescriptionLabel"/>
+            <w:tag w:val="#BC:InsertDataItem,Labels/InspectionDescriptionLabel"/>
+            <w:id w:val="-796517401"/>
             <w:placeholder>
-              <w:docPart w:val="858F351521DF4288BC6DE84699C419B3"/>
+              <w:docPart w:val="137E30123CC84AA5900EA21BA5DC61C2"/>
             </w:placeholder>
-            <w:dataBinding w:prefixMappings="xmlns:ns0='urn:microsoft-dynamics-nav/reports/Qlty_Non_Conformance/20403/'" w:xpath="/ns0:NavWordReportXmlPart[1]/ns0:Labels[1]/ns0:ItemLabel[1]" w:storeItemID="{FEA79526-4D1A-40E9-8DD9-C8C0D611AE53}"/>
-            <w15:color w:val="808080"/>
+            <w:dataBinding w:prefixMappings="xmlns:ns0='urn:microsoft-dynamics-nav/reports/Qlty_Non_Conformance/20403/'" w:xpath="/ns0:NavWordReportXmlPart[1]/ns0:Labels[1]/ns0:InspectionDescriptionLabel[1]" w:storeItemID="{FEA79526-4D1A-40E9-8DD9-C8C0D611AE53}"/>
             <w:text/>
           </w:sdtPr>
           <w:sdtContent>
@@ -95,7 +94,7 @@
               <w:p>
                 <w:pPr>
                   <w:rPr>
-                    <w:rFonts w:asciiTheme="majorHAnsi" w:hAnsiTheme="majorHAnsi"/>
+                    <w:bCs/>
                   </w:rPr>
                 </w:pPr>
                 <w:proofErr w:type="spellStart"/>
@@ -103,7 +102,7 @@
                   <w:rPr>
                     <w:bCs/>
                   </w:rPr>
-                  <w:t>ItemLabel</w:t>
+                  <w:t>InspectionDescriptionLabel</w:t>
                 </w:r>
                 <w:proofErr w:type="spellEnd"/>
               </w:p>
@@ -118,48 +117,48 @@
             <w:pPr>
               <w:rPr>
                 <w:bCs/>
+                <w:lang w:val="da-DK"/>
               </w:rPr>
             </w:pPr>
           </w:p>
         </w:tc>
-        <w:tc>
-          <w:tcPr>
-            <w:tcW w:w="3441" w:type="dxa"/>
-          </w:tcPr>
-          <w:p>
-            <w:pPr>
-              <w:rPr>
-                <w:rFonts w:asciiTheme="majorHAnsi" w:hAnsiTheme="majorHAnsi"/>
-              </w:rPr>
-            </w:pPr>
-            <w:sdt>
-              <w:sdtPr>
-                <w:rPr>
-                  <w:bCs/>
-                </w:rPr>
-                <w:alias w:val="ItemTrackingLabel"/>
-                <w:tag w:val="#BC:InsertDataItem,Labels/ItemTrackingLabel"/>
-                <w:id w:val="-1559471266"/>
-                <w:placeholder>
-                  <w:docPart w:val="428D3C4CCBDB485A8D59B969546424A7"/>
-                </w:placeholder>
-                <w:dataBinding w:prefixMappings="xmlns:ns0='urn:microsoft-dynamics-nav/reports/Qlty_Non_Conformance/20403/'" w:xpath="/ns0:NavWordReportXmlPart[1]/ns0:Labels[1]/ns0:ItemTrackingLabel[1]" w:storeItemID="{FEA79526-4D1A-40E9-8DD9-C8C0D611AE53}"/>
-                <w15:color w:val="808080"/>
-                <w:text/>
-              </w:sdtPr>
-              <w:sdtContent>
+        <w:sdt>
+          <w:sdtPr>
+            <w:rPr>
+              <w:bCs/>
+            </w:rPr>
+            <w:alias w:val="ResultLabel"/>
+            <w:tag w:val="#BC:InsertDataItem,Labels/ResultLabel"/>
+            <w:id w:val="-1826118094"/>
+            <w:placeholder>
+              <w:docPart w:val="137E30123CC84AA5900EA21BA5DC61C2"/>
+            </w:placeholder>
+            <w:dataBinding w:prefixMappings="xmlns:ns0='urn:microsoft-dynamics-nav/reports/Qlty_Non_Conformance/20403/'" w:xpath="/ns0:NavWordReportXmlPart[1]/ns0:Labels[1]/ns0:ResultLabel[1]" w:storeItemID="{FEA79526-4D1A-40E9-8DD9-C8C0D611AE53}"/>
+            <w:text/>
+          </w:sdtPr>
+          <w:sdtContent>
+            <w:tc>
+              <w:tcPr>
+                <w:tcW w:w="3441" w:type="dxa"/>
+              </w:tcPr>
+              <w:p>
+                <w:pPr>
+                  <w:rPr>
+                    <w:bCs/>
+                  </w:rPr>
+                </w:pPr>
                 <w:proofErr w:type="spellStart"/>
                 <w:r>
                   <w:rPr>
                     <w:bCs/>
                   </w:rPr>
-                  <w:t>ItemTrackingLabel</w:t>
+                  <w:t>ResultLabel</w:t>
                 </w:r>
                 <w:proofErr w:type="spellEnd"/>
-              </w:sdtContent>
-            </w:sdt>
-          </w:p>
-        </w:tc>
+              </w:p>
+            </w:tc>
+          </w:sdtContent>
+        </w:sdt>
       </w:tr>
       <w:tr>
         <w:tc>
@@ -171,9 +170,9 @@
               <w:sdtPr>
                 <w:alias w:val="QltyInspection_No"/>
                 <w:tag w:val="#BC:InsertDataItem,DataItems/CurrentInspection/QltyInspection_No"/>
-                <w:id w:val="1961220263"/>
+                <w:id w:val="-1177814898"/>
                 <w:placeholder>
-                  <w:docPart w:val="E2D4A4A48373468D8032ECB70840F86C"/>
+                  <w:docPart w:val="C6F61E96AFD5433CB5E7694478B095CE"/>
                 </w:placeholder>
                 <w:dataBinding w:prefixMappings="xmlns:ns0='urn:microsoft-dynamics-nav/reports/Qlty_Non_Conformance/20403/'" w:xpath="/ns0:NavWordReportXmlPart[1]/ns0:CurrentInspection[1]/ns0:QltyInspection_No[1]" w:storeItemID="{FEA79526-4D1A-40E9-8DD9-C8C0D611AE53}"/>
                 <w15:color w:val="808080"/>
@@ -194,9 +193,9 @@
               <w:sdtPr>
                 <w:alias w:val="ReinspectionSequenceInformation"/>
                 <w:tag w:val="#BC:InsertDataItem,DataItems/CurrentInspection/ReinspectionSequenceInformation"/>
-                <w:id w:val="-602108974"/>
+                <w:id w:val="-760985544"/>
                 <w:placeholder>
-                  <w:docPart w:val="BB78FB1BCA5149F09DEE4B03B8954F17"/>
+                  <w:docPart w:val="822969A4477848D69EA4135342062BBD"/>
                 </w:placeholder>
                 <w15:dataBinding w:prefixMappings="xmlns:ns0='urn:microsoft-dynamics-nav/reports/Qlty_Certificate_of_Analysis/20401/' " w:xpath="/ns0:NavWordReportXmlPart[1]/ns0:CurrentInspection[1]/ns0:ReinspectionSequenceInformation[1]" w:storeItemID="{F00BF611-06BA-436C-902A-C0D5E8DF929B}"/>
               </w:sdtPr>
@@ -216,6 +215,338 @@
           </w:tcPr>
           <w:p/>
         </w:tc>
+        <w:sdt>
+          <w:sdtPr>
+            <w:alias w:val="QltyInspection_Description"/>
+            <w:tag w:val="#BC:InsertDataItem,DataItems/CurrentInspection/QltyInspection_Description"/>
+            <w:id w:val="-654533579"/>
+            <w:placeholder>
+              <w:docPart w:val="137E30123CC84AA5900EA21BA5DC61C2"/>
+            </w:placeholder>
+            <w:dataBinding w:prefixMappings="xmlns:ns0='urn:microsoft-dynamics-nav/reports/Qlty_Non_Conformance/20403/'" w:xpath="/ns0:NavWordReportXmlPart[1]/ns0:CurrentInspection[1]/ns0:QltyInspection_Description[1]" w:storeItemID="{FEA79526-4D1A-40E9-8DD9-C8C0D611AE53}"/>
+            <w:text/>
+          </w:sdtPr>
+          <w:sdtContent>
+            <w:tc>
+              <w:tcPr>
+                <w:tcW w:w="3724" w:type="dxa"/>
+              </w:tcPr>
+              <w:p>
+                <w:proofErr w:type="spellStart"/>
+                <w:r>
+                  <w:t>QltyInspection_Description</w:t>
+                </w:r>
+                <w:proofErr w:type="spellEnd"/>
+              </w:p>
+            </w:tc>
+          </w:sdtContent>
+        </w:sdt>
+        <w:tc>
+          <w:tcPr>
+            <w:tcW w:w="236" w:type="dxa"/>
+          </w:tcPr>
+          <w:p/>
+        </w:tc>
+        <w:sdt>
+          <w:sdtPr>
+            <w:rPr>
+              <w:lang w:val="da-DK"/>
+            </w:rPr>
+            <w:alias w:val="QltyInspection_Result_Description"/>
+            <w:tag w:val="#BC:InsertDataItem,DataItems/CurrentInspection/QltyInspection_Result_Description"/>
+            <w:id w:val="-574823321"/>
+            <w:placeholder>
+              <w:docPart w:val="137E30123CC84AA5900EA21BA5DC61C2"/>
+            </w:placeholder>
+            <w:dataBinding w:prefixMappings="xmlns:ns0='urn:microsoft-dynamics-nav/reports/Qlty_Non_Conformance/20403/'" w:xpath="/ns0:NavWordReportXmlPart[1]/ns0:CurrentInspection[1]/ns0:QltyInspection_Result_Description[1]" w:storeItemID="{FEA79526-4D1A-40E9-8DD9-C8C0D611AE53}"/>
+            <w:text/>
+          </w:sdtPr>
+          <w:sdtContent>
+            <w:tc>
+              <w:tcPr>
+                <w:tcW w:w="3441" w:type="dxa"/>
+              </w:tcPr>
+              <w:p>
+                <w:pPr>
+                  <w:rPr>
+                    <w:lang w:val="da-DK"/>
+                  </w:rPr>
+                </w:pPr>
+                <w:r>
+                  <w:rPr>
+                    <w:lang w:val="da-DK"/>
+                  </w:rPr>
+                  <w:t>QltyInspection_Result_Description</w:t>
+                </w:r>
+              </w:p>
+            </w:tc>
+          </w:sdtContent>
+        </w:sdt>
+      </w:tr>
+      <w:tr>
+        <w:tc>
+          <w:tcPr>
+            <w:tcW w:w="2819" w:type="dxa"/>
+          </w:tcPr>
+          <w:p>
+            <w:pPr>
+              <w:rPr>
+                <w:sz w:val="16"/>
+                <w:szCs w:val="16"/>
+                <w:lang w:val="da-DK"/>
+              </w:rPr>
+            </w:pPr>
+          </w:p>
+        </w:tc>
+        <w:tc>
+          <w:tcPr>
+            <w:tcW w:w="236" w:type="dxa"/>
+          </w:tcPr>
+          <w:p>
+            <w:pPr>
+              <w:rPr>
+                <w:sz w:val="16"/>
+                <w:szCs w:val="16"/>
+                <w:lang w:val="da-DK"/>
+              </w:rPr>
+            </w:pPr>
+          </w:p>
+        </w:tc>
+        <w:tc>
+          <w:tcPr>
+            <w:tcW w:w="3724" w:type="dxa"/>
+          </w:tcPr>
+          <w:p>
+            <w:pPr>
+              <w:rPr>
+                <w:sz w:val="16"/>
+                <w:szCs w:val="16"/>
+                <w:lang w:val="da-DK"/>
+              </w:rPr>
+            </w:pPr>
+          </w:p>
+        </w:tc>
+        <w:tc>
+          <w:tcPr>
+            <w:tcW w:w="236" w:type="dxa"/>
+          </w:tcPr>
+          <w:p>
+            <w:pPr>
+              <w:rPr>
+                <w:sz w:val="16"/>
+                <w:szCs w:val="16"/>
+                <w:lang w:val="da-DK"/>
+              </w:rPr>
+            </w:pPr>
+          </w:p>
+        </w:tc>
+        <w:tc>
+          <w:tcPr>
+            <w:tcW w:w="3441" w:type="dxa"/>
+          </w:tcPr>
+          <w:p>
+            <w:pPr>
+              <w:rPr>
+                <w:sz w:val="16"/>
+                <w:szCs w:val="16"/>
+                <w:lang w:val="da-DK"/>
+              </w:rPr>
+            </w:pPr>
+          </w:p>
+        </w:tc>
+      </w:tr>
+      <w:tr>
+        <w:sdt>
+          <w:sdtPr>
+            <w:rPr>
+              <w:b/>
+            </w:rPr>
+            <w:alias w:val="ItemLabel"/>
+            <w:tag w:val="#BC:InsertDataItem,Labels/ItemLabel"/>
+            <w:id w:val="-27641608"/>
+            <w:placeholder>
+              <w:docPart w:val="3BA323B2C6D14CB69AD94D6FE76E991C"/>
+            </w:placeholder>
+            <w:dataBinding w:prefixMappings="xmlns:ns0='urn:microsoft-dynamics-nav/reports/Qlty_Non_Conformance/20403/'" w:xpath="/ns0:NavWordReportXmlPart[1]/ns0:Labels[1]/ns0:ItemLabel[1]" w:storeItemID="{FEA79526-4D1A-40E9-8DD9-C8C0D611AE53}"/>
+            <w15:color w:val="808080"/>
+            <w:text/>
+          </w:sdtPr>
+          <w:sdtContent>
+            <w:tc>
+              <w:tcPr>
+                <w:tcW w:w="2819" w:type="dxa"/>
+              </w:tcPr>
+              <w:p>
+                <w:pPr>
+                  <w:tabs>
+                    <w:tab w:val="left" w:pos="2016"/>
+                  </w:tabs>
+                  <w:rPr>
+                    <w:lang w:val="da-DK"/>
+                  </w:rPr>
+                </w:pPr>
+                <w:proofErr w:type="spellStart"/>
+                <w:r>
+                  <w:rPr>
+                    <w:b/>
+                  </w:rPr>
+                  <w:t>ItemLabel</w:t>
+                </w:r>
+                <w:proofErr w:type="spellEnd"/>
+              </w:p>
+            </w:tc>
+          </w:sdtContent>
+        </w:sdt>
+        <w:tc>
+          <w:tcPr>
+            <w:tcW w:w="236" w:type="dxa"/>
+          </w:tcPr>
+          <w:p>
+            <w:pPr>
+              <w:rPr>
+                <w:b/>
+              </w:rPr>
+            </w:pPr>
+          </w:p>
+        </w:tc>
+        <w:sdt>
+          <w:sdtPr>
+            <w:rPr>
+              <w:b/>
+            </w:rPr>
+            <w:alias w:val="ItemDescriptionLabel"/>
+            <w:tag w:val="#BC:InsertDataItem,Labels/ItemDescriptionLabel"/>
+            <w:id w:val="-751035663"/>
+            <w:placeholder>
+              <w:docPart w:val="137E30123CC84AA5900EA21BA5DC61C2"/>
+            </w:placeholder>
+            <w:dataBinding w:prefixMappings="xmlns:ns0='urn:microsoft-dynamics-nav/reports/Qlty_Non_Conformance/20403/'" w:xpath="/ns0:NavWordReportXmlPart[1]/ns0:Labels[1]/ns0:ItemDescriptionLabel[1]" w:storeItemID="{FEA79526-4D1A-40E9-8DD9-C8C0D611AE53}"/>
+            <w:text/>
+          </w:sdtPr>
+          <w:sdtContent>
+            <w:tc>
+              <w:tcPr>
+                <w:tcW w:w="3724" w:type="dxa"/>
+              </w:tcPr>
+              <w:p>
+                <w:pPr>
+                  <w:rPr>
+                    <w:b/>
+                  </w:rPr>
+                </w:pPr>
+                <w:proofErr w:type="spellStart"/>
+                <w:r>
+                  <w:rPr>
+                    <w:b/>
+                  </w:rPr>
+                  <w:t>ItemDescriptionLabel</w:t>
+                </w:r>
+                <w:proofErr w:type="spellEnd"/>
+              </w:p>
+            </w:tc>
+          </w:sdtContent>
+        </w:sdt>
+        <w:tc>
+          <w:tcPr>
+            <w:tcW w:w="236" w:type="dxa"/>
+          </w:tcPr>
+          <w:p>
+            <w:pPr>
+              <w:rPr>
+                <w:b/>
+                <w:bCs/>
+                <w:lang w:val="da-DK"/>
+              </w:rPr>
+            </w:pPr>
+          </w:p>
+        </w:tc>
+        <w:tc>
+          <w:tcPr>
+            <w:tcW w:w="3441" w:type="dxa"/>
+          </w:tcPr>
+          <w:p>
+            <w:pPr>
+              <w:rPr>
+                <w:b/>
+                <w:bCs/>
+                <w:lang w:val="da-DK"/>
+              </w:rPr>
+            </w:pPr>
+            <w:sdt>
+              <w:sdtPr>
+                <w:rPr>
+                  <w:b/>
+                </w:rPr>
+                <w:alias w:val="ItemTrackingLabel"/>
+                <w:tag w:val="#BC:InsertDataItem,Labels/ItemTrackingLabel"/>
+                <w:id w:val="1082493217"/>
+                <w:placeholder>
+                  <w:docPart w:val="AE395567D8E745A1969FCD69F9E4888F"/>
+                </w:placeholder>
+                <w:dataBinding w:prefixMappings="xmlns:ns0='urn:microsoft-dynamics-nav/reports/Qlty_Non_Conformance/20403/'" w:xpath="/ns0:NavWordReportXmlPart[1]/ns0:Labels[1]/ns0:ItemTrackingLabel[1]" w:storeItemID="{FEA79526-4D1A-40E9-8DD9-C8C0D611AE53}"/>
+                <w15:color w:val="808080"/>
+                <w:text/>
+              </w:sdtPr>
+              <w:sdtContent>
+                <w:proofErr w:type="spellStart"/>
+                <w:r>
+                  <w:rPr>
+                    <w:b/>
+                  </w:rPr>
+                  <w:t>ItemTrackingLabel</w:t>
+                </w:r>
+                <w:proofErr w:type="spellEnd"/>
+              </w:sdtContent>
+            </w:sdt>
+          </w:p>
+        </w:tc>
+      </w:tr>
+      <w:tr>
+        <w:sdt>
+          <w:sdtPr>
+            <w:alias w:val="ItemIdentifier"/>
+            <w:tag w:val="#BC:InsertDataItem,DataItems/CurrentInspection/ItemIdentifier"/>
+            <w:id w:val="-428274953"/>
+            <w:placeholder>
+              <w:docPart w:val="137E30123CC84AA5900EA21BA5DC61C2"/>
+            </w:placeholder>
+            <w:dataBinding w:prefixMappings="xmlns:ns0='urn:microsoft-dynamics-nav/reports/Qlty_Non_Conformance/20403/'" w:xpath="/ns0:NavWordReportXmlPart[1]/ns0:CurrentInspection[1]/ns0:ItemIdentifier[1]" w:storeItemID="{FEA79526-4D1A-40E9-8DD9-C8C0D611AE53}"/>
+            <w:text/>
+          </w:sdtPr>
+          <w:sdtContent>
+            <w:tc>
+              <w:tcPr>
+                <w:tcW w:w="2819" w:type="dxa"/>
+              </w:tcPr>
+              <w:p>
+                <w:pPr>
+                  <w:tabs>
+                    <w:tab w:val="left" w:pos="2016"/>
+                  </w:tabs>
+                </w:pPr>
+                <w:proofErr w:type="spellStart"/>
+                <w:r>
+                  <w:t>ItemIdentifier</w:t>
+                </w:r>
+                <w:proofErr w:type="spellEnd"/>
+              </w:p>
+            </w:tc>
+          </w:sdtContent>
+        </w:sdt>
+        <w:tc>
+          <w:tcPr>
+            <w:tcW w:w="236" w:type="dxa"/>
+          </w:tcPr>
+          <w:p>
+            <w:pPr>
+              <w:rPr>
+                <w:b/>
+                <w:bCs/>
+                <w:lang w:val="da-DK"/>
+              </w:rPr>
+            </w:pPr>
+          </w:p>
+        </w:tc>
         <w:tc>
           <w:tcPr>
             <w:tcW w:w="3724" w:type="dxa"/>
@@ -224,9 +555,9 @@
             <w:sdtPr>
               <w:alias w:val="ItemDescription"/>
               <w:tag w:val="#BC:InsertDataItem,DataItems/CurrentInspection/ItemDescription"/>
-              <w:id w:val="1230270698"/>
+              <w:id w:val="-1168547911"/>
               <w:placeholder>
-                <w:docPart w:val="93E7ED20B3614802BFAF41B2DEA0F634"/>
+                <w:docPart w:val="AA43D6783F614831B81745159A5289E4"/>
               </w:placeholder>
               <w:dataBinding w:prefixMappings="xmlns:ns0='urn:microsoft-dynamics-nav/reports/Qlty_Non_Conformance/20403/'" w:xpath="/ns0:NavWordReportXmlPart[1]/ns0:CurrentInspection[1]/ns0:ItemDescription[1]" w:storeItemID="{FEA79526-4D1A-40E9-8DD9-C8C0D611AE53}"/>
               <w15:color w:val="808080"/>
@@ -247,35 +578,51 @@
           <w:tcPr>
             <w:tcW w:w="236" w:type="dxa"/>
           </w:tcPr>
-          <w:p/>
+          <w:p>
+            <w:pPr>
+              <w:rPr>
+                <w:b/>
+                <w:bCs/>
+                <w:lang w:val="da-DK"/>
+              </w:rPr>
+            </w:pPr>
+          </w:p>
         </w:tc>
-        <w:tc>
-          <w:tcPr>
-            <w:tcW w:w="3441" w:type="dxa"/>
-          </w:tcPr>
-          <w:sdt>
-            <w:sdtPr>
-              <w:alias w:val="ItemTrackingDescription"/>
-              <w:tag w:val="#BC:InsertDataItem,DataItems/CurrentInspection/ItemTrackingDescription"/>
-              <w:id w:val="-1388635032"/>
-              <w:placeholder>
-                <w:docPart w:val="B78D9227BEB54F85BD25C35C6BBB0357"/>
-              </w:placeholder>
-              <w:dataBinding w:prefixMappings="xmlns:ns0='urn:microsoft-dynamics-nav/reports/Qlty_Non_Conformance/20403/'" w:xpath="/ns0:NavWordReportXmlPart[1]/ns0:CurrentInspection[1]/ns0:ItemTrackingDescription[1]" w:storeItemID="{FEA79526-4D1A-40E9-8DD9-C8C0D611AE53}"/>
-              <w15:color w:val="808080"/>
-              <w:text/>
-            </w:sdtPr>
-            <w:sdtContent>
+        <w:sdt>
+          <w:sdtPr>
+            <w:rPr>
+              <w:lang w:val="da-DK"/>
+            </w:rPr>
+            <w:alias w:val="ItemTrackingIdentifier"/>
+            <w:tag w:val="#BC:InsertDataItem,DataItems/CurrentInspection/ItemTrackingIdentifier"/>
+            <w:id w:val="-1366745750"/>
+            <w:placeholder>
+              <w:docPart w:val="137E30123CC84AA5900EA21BA5DC61C2"/>
+            </w:placeholder>
+            <w:dataBinding w:prefixMappings="xmlns:ns0='urn:microsoft-dynamics-nav/reports/Qlty_Non_Conformance/20403/'" w:xpath="/ns0:NavWordReportXmlPart[1]/ns0:CurrentInspection[1]/ns0:ItemTrackingIdentifier[1]" w:storeItemID="{FEA79526-4D1A-40E9-8DD9-C8C0D611AE53}"/>
+            <w:text/>
+          </w:sdtPr>
+          <w:sdtContent>
+            <w:tc>
+              <w:tcPr>
+                <w:tcW w:w="3441" w:type="dxa"/>
+              </w:tcPr>
               <w:p>
-                <w:proofErr w:type="spellStart"/>
+                <w:pPr>
+                  <w:rPr>
+                    <w:lang w:val="da-DK"/>
+                  </w:rPr>
+                </w:pPr>
                 <w:r>
-                  <w:t>ItemTrackingDescription</w:t>
+                  <w:rPr>
+                    <w:lang w:val="da-DK"/>
+                  </w:rPr>
+                  <w:t>ItemTrackingIdentifier</w:t>
                 </w:r>
-                <w:proofErr w:type="spellEnd"/>
               </w:p>
-            </w:sdtContent>
-          </w:sdt>
-        </w:tc>
+            </w:tc>
+          </w:sdtContent>
+        </w:sdt>
       </w:tr>
       <w:tr>
         <w:tc>
@@ -287,6 +634,7 @@
               <w:rPr>
                 <w:sz w:val="16"/>
                 <w:szCs w:val="16"/>
+                <w:lang w:val="da-DK"/>
               </w:rPr>
             </w:pPr>
           </w:p>
@@ -300,6 +648,7 @@
               <w:rPr>
                 <w:sz w:val="16"/>
                 <w:szCs w:val="16"/>
+                <w:lang w:val="da-DK"/>
               </w:rPr>
             </w:pPr>
           </w:p>
@@ -313,6 +662,7 @@
               <w:rPr>
                 <w:sz w:val="16"/>
                 <w:szCs w:val="16"/>
+                <w:lang w:val="da-DK"/>
               </w:rPr>
             </w:pPr>
           </w:p>
@@ -326,6 +676,7 @@
               <w:rPr>
                 <w:sz w:val="16"/>
                 <w:szCs w:val="16"/>
+                <w:lang w:val="da-DK"/>
               </w:rPr>
             </w:pPr>
           </w:p>
@@ -339,6 +690,7 @@
               <w:rPr>
                 <w:sz w:val="16"/>
                 <w:szCs w:val="16"/>
+                <w:lang w:val="da-DK"/>
               </w:rPr>
             </w:pPr>
           </w:p>
@@ -347,14 +699,110 @@
       <w:tr>
         <w:sdt>
           <w:sdtPr>
-            <w:alias w:val="InspectionInformation"/>
-            <w:tag w:val="#BC:InsertDataItem,DataItems/CurrentInspection/InspectionInformation"/>
-            <w:id w:val="-289510379"/>
+            <w:rPr>
+              <w:b/>
+            </w:rPr>
+            <w:alias w:val="StatusLabel"/>
+            <w:tag w:val="#BC:InsertDataItem,Labels/StatusLabel"/>
+            <w:id w:val="-133575429"/>
             <w:placeholder>
-              <w:docPart w:val="CA9E1FFD447A4997AC966F3E99012D04"/>
+              <w:docPart w:val="137E30123CC84AA5900EA21BA5DC61C2"/>
             </w:placeholder>
-            <w:dataBinding w:prefixMappings="xmlns:ns0='urn:microsoft-dynamics-nav/reports/Qlty_Non_Conformance/20403/'" w:xpath="/ns0:NavWordReportXmlPart[1]/ns0:CurrentInspection[1]/ns0:InspectionInformation[1]" w:storeItemID="{FEA79526-4D1A-40E9-8DD9-C8C0D611AE53}"/>
-            <w15:color w:val="808080"/>
+            <w:dataBinding w:prefixMappings="xmlns:ns0='urn:microsoft-dynamics-nav/reports/Qlty_Non_Conformance/20403/'" w:xpath="/ns0:NavWordReportXmlPart[1]/ns0:Labels[1]/ns0:StatusLabel[1]" w:storeItemID="{FEA79526-4D1A-40E9-8DD9-C8C0D611AE53}"/>
+            <w:text/>
+          </w:sdtPr>
+          <w:sdtContent>
+            <w:tc>
+              <w:tcPr>
+                <w:tcW w:w="2819" w:type="dxa"/>
+              </w:tcPr>
+              <w:p>
+                <w:pPr>
+                  <w:tabs>
+                    <w:tab w:val="left" w:pos="2016"/>
+                  </w:tabs>
+                  <w:rPr>
+                    <w:lang w:val="da-DK"/>
+                  </w:rPr>
+                </w:pPr>
+                <w:proofErr w:type="spellStart"/>
+                <w:r>
+                  <w:rPr>
+                    <w:b/>
+                  </w:rPr>
+                  <w:t>StatusLabel</w:t>
+                </w:r>
+                <w:proofErr w:type="spellEnd"/>
+              </w:p>
+            </w:tc>
+          </w:sdtContent>
+        </w:sdt>
+        <w:tc>
+          <w:tcPr>
+            <w:tcW w:w="236" w:type="dxa"/>
+          </w:tcPr>
+          <w:p>
+            <w:pPr>
+              <w:rPr>
+                <w:b/>
+                <w:bCs/>
+                <w:lang w:val="da-DK"/>
+              </w:rPr>
+            </w:pPr>
+          </w:p>
+        </w:tc>
+        <w:tc>
+          <w:tcPr>
+            <w:tcW w:w="3724" w:type="dxa"/>
+          </w:tcPr>
+          <w:p>
+            <w:pPr>
+              <w:rPr>
+                <w:b/>
+                <w:bCs/>
+                <w:lang w:val="da-DK"/>
+              </w:rPr>
+            </w:pPr>
+          </w:p>
+        </w:tc>
+        <w:tc>
+          <w:tcPr>
+            <w:tcW w:w="236" w:type="dxa"/>
+          </w:tcPr>
+          <w:p>
+            <w:pPr>
+              <w:rPr>
+                <w:b/>
+                <w:bCs/>
+                <w:lang w:val="da-DK"/>
+              </w:rPr>
+            </w:pPr>
+          </w:p>
+        </w:tc>
+        <w:tc>
+          <w:tcPr>
+            <w:tcW w:w="3441" w:type="dxa"/>
+          </w:tcPr>
+          <w:p>
+            <w:pPr>
+              <w:rPr>
+                <w:b/>
+                <w:bCs/>
+              </w:rPr>
+            </w:pPr>
+          </w:p>
+        </w:tc>
+      </w:tr>
+      <w:tr>
+        <w:sdt>
+          <w:sdtPr>
+            <w:alias w:val="QltyInspection_Status"/>
+            <w:tag w:val="#BC:InsertDataItem,DataItems/CurrentInspection/QltyInspection_Status"/>
+            <w:id w:val="-1321263232"/>
+            <w:placeholder>
+              <w:docPart w:val="5BED19E250FD4930A7A040055240EDF6"/>
+            </w:placeholder>
+            <w:dataBinding w:prefixMappings="xmlns:ns0='urn:microsoft-dynamics-nav/reports/Qlty_Non_Conformance/20403/'" w:xpath="/ns0:NavWordReportXmlPart[1]/ns0:CurrentInspection[1]/ns0:QltyInspection_Status[1]" w:storeItemID="{FEA79526-4D1A-40E9-8DD9-C8C0D611AE53}"/>
             <w:text/>
           </w:sdtPr>
           <w:sdtContent>
@@ -365,7 +813,7 @@
               <w:p>
                 <w:proofErr w:type="spellStart"/>
                 <w:r>
-                  <w:t>InspectionInformation</w:t>
+                  <w:t>QltyInspection_Status</w:t>
                 </w:r>
                 <w:proofErr w:type="spellEnd"/>
               </w:p>
@@ -398,7 +846,13 @@
         </w:tc>
       </w:tr>
     </w:tbl>
-    <w:p/>
+    <w:p>
+      <w:pPr>
+        <w:rPr>
+          <w:szCs w:val="20"/>
+        </w:rPr>
+      </w:pPr>
+    </w:p>
     <w:tbl>
       <w:tblPr>
         <w:tblStyle w:val="PlainTable5"/>
@@ -466,8 +920,6 @@
             <w:rPr>
               <w:b/>
               <w:bCs/>
-              <w:i w:val="0"/>
-              <w:iCs w:val="0"/>
             </w:rPr>
             <w:alias w:val="TestValueLabel"/>
             <w:tag w:val="#BC:InsertDataItem,Labels/TestValueLabel"/>
@@ -523,15 +975,16 @@
             <w:rPr>
               <w:b/>
               <w:bCs/>
+              <w:i w:val="0"/>
+              <w:iCs w:val="0"/>
             </w:rPr>
-            <w:alias w:val="EnteredByLabel"/>
-            <w:tag w:val="#BC:InsertDataItem,Labels/EnteredByLabel"/>
-            <w:id w:val="1916361512"/>
+            <w:alias w:val="LastModifiedByLabel"/>
+            <w:tag w:val="#BC:InsertDataItem,Labels/LastModifiedByLabel"/>
+            <w:id w:val="2050332478"/>
             <w:placeholder>
-              <w:docPart w:val="7D0ED8F9FB274A7987E5102A300CA8CA"/>
+              <w:docPart w:val="DefaultPlaceholder_-1854013440"/>
             </w:placeholder>
-            <w:dataBinding w:prefixMappings="xmlns:ns0='urn:microsoft-dynamics-nav/reports/Qlty_Non_Conformance/20403/'" w:xpath="/ns0:NavWordReportXmlPart[1]/ns0:Labels[1]/ns0:EnteredByLabel[1]" w:storeItemID="{FEA79526-4D1A-40E9-8DD9-C8C0D611AE53}"/>
-            <w15:color w:val="808080"/>
+            <w:dataBinding w:prefixMappings="xmlns:ns0='urn:microsoft-dynamics-nav/reports/Qlty_Non_Conformance/20403/' " w:xpath="/ns0:NavWordReportXmlPart[1]/ns0:Labels[1]/ns0:LastModifiedByLabel[1]" w:storeItemID="{FEA79526-4D1A-40E9-8DD9-C8C0D611AE53}"/>
             <w:text/>
           </w:sdtPr>
           <w:sdtContent>
@@ -557,7 +1010,7 @@
                     <w:i w:val="0"/>
                     <w:iCs w:val="0"/>
                   </w:rPr>
-                  <w:t>EnteredByLabel</w:t>
+                  <w:t>LastModifiedByLabel</w:t>
                 </w:r>
                 <w:proofErr w:type="spellEnd"/>
               </w:p>
@@ -4509,35 +4962,6 @@
     </w:docPart>
     <w:docPart>
       <w:docPartPr>
-        <w:name w:val="7D0ED8F9FB274A7987E5102A300CA8CA"/>
-        <w:category>
-          <w:name w:val="General"/>
-          <w:gallery w:val="placeholder"/>
-        </w:category>
-        <w:types>
-          <w:type w:val="bbPlcHdr"/>
-        </w:types>
-        <w:behaviors>
-          <w:behavior w:val="content"/>
-        </w:behaviors>
-        <w:guid w:val="{5E935B92-9558-45D3-9167-CE5413AB6B2C}"/>
-      </w:docPartPr>
-      <w:docPartBody>
-        <w:p>
-          <w:pPr>
-            <w:pStyle w:val="7D0ED8F9FB274A7987E5102A300CA8CA"/>
-          </w:pPr>
-          <w:r>
-            <w:rPr>
-              <w:rStyle w:val="PlaceholderText"/>
-            </w:rPr>
-            <w:t>Click or tap here to enter text.</w:t>
-          </w:r>
-        </w:p>
-      </w:docPartBody>
-    </w:docPart>
-    <w:docPart>
-      <w:docPartPr>
         <w:name w:val="757295A992664817BF6DD2344B953BF9"/>
         <w:category>
           <w:name w:val="General"/>
@@ -4996,238 +5420,6 @@
     </w:docPart>
     <w:docPart>
       <w:docPartPr>
-        <w:name w:val="F4C688EB3CEF4B68950B4DAF91AE79AD"/>
-        <w:category>
-          <w:name w:val="General"/>
-          <w:gallery w:val="placeholder"/>
-        </w:category>
-        <w:types>
-          <w:type w:val="bbPlcHdr"/>
-        </w:types>
-        <w:behaviors>
-          <w:behavior w:val="content"/>
-        </w:behaviors>
-        <w:guid w:val="{94F0F794-D392-45E2-9D9C-1B36117D0082}"/>
-      </w:docPartPr>
-      <w:docPartBody>
-        <w:p>
-          <w:pPr>
-            <w:pStyle w:val="F4C688EB3CEF4B68950B4DAF91AE79AD"/>
-          </w:pPr>
-          <w:r>
-            <w:rPr>
-              <w:rStyle w:val="PlaceholderText"/>
-            </w:rPr>
-            <w:t>Click or tap here to enter text.</w:t>
-          </w:r>
-        </w:p>
-      </w:docPartBody>
-    </w:docPart>
-    <w:docPart>
-      <w:docPartPr>
-        <w:name w:val="858F351521DF4288BC6DE84699C419B3"/>
-        <w:category>
-          <w:name w:val="General"/>
-          <w:gallery w:val="placeholder"/>
-        </w:category>
-        <w:types>
-          <w:type w:val="bbPlcHdr"/>
-        </w:types>
-        <w:behaviors>
-          <w:behavior w:val="content"/>
-        </w:behaviors>
-        <w:guid w:val="{BF84D378-27D6-48FD-8519-D55B068FF64A}"/>
-      </w:docPartPr>
-      <w:docPartBody>
-        <w:p>
-          <w:pPr>
-            <w:pStyle w:val="858F351521DF4288BC6DE84699C419B3"/>
-          </w:pPr>
-          <w:r>
-            <w:rPr>
-              <w:rStyle w:val="PlaceholderText"/>
-            </w:rPr>
-            <w:t>Klik eller tryk her for at skrive tekst.</w:t>
-          </w:r>
-        </w:p>
-      </w:docPartBody>
-    </w:docPart>
-    <w:docPart>
-      <w:docPartPr>
-        <w:name w:val="428D3C4CCBDB485A8D59B969546424A7"/>
-        <w:category>
-          <w:name w:val="General"/>
-          <w:gallery w:val="placeholder"/>
-        </w:category>
-        <w:types>
-          <w:type w:val="bbPlcHdr"/>
-        </w:types>
-        <w:behaviors>
-          <w:behavior w:val="content"/>
-        </w:behaviors>
-        <w:guid w:val="{0DF7446F-3A29-4D79-AC92-C43A6A02769C}"/>
-      </w:docPartPr>
-      <w:docPartBody>
-        <w:p>
-          <w:pPr>
-            <w:pStyle w:val="428D3C4CCBDB485A8D59B969546424A7"/>
-          </w:pPr>
-          <w:r>
-            <w:rPr>
-              <w:rStyle w:val="PlaceholderText"/>
-            </w:rPr>
-            <w:t>Klik eller tryk her for at skrive tekst.</w:t>
-          </w:r>
-        </w:p>
-      </w:docPartBody>
-    </w:docPart>
-    <w:docPart>
-      <w:docPartPr>
-        <w:name w:val="E2D4A4A48373468D8032ECB70840F86C"/>
-        <w:category>
-          <w:name w:val="General"/>
-          <w:gallery w:val="placeholder"/>
-        </w:category>
-        <w:types>
-          <w:type w:val="bbPlcHdr"/>
-        </w:types>
-        <w:behaviors>
-          <w:behavior w:val="content"/>
-        </w:behaviors>
-        <w:guid w:val="{0CB3CC28-1563-44AA-A608-41310E616BDE}"/>
-      </w:docPartPr>
-      <w:docPartBody>
-        <w:p>
-          <w:pPr>
-            <w:pStyle w:val="E2D4A4A48373468D8032ECB70840F86C"/>
-          </w:pPr>
-          <w:r>
-            <w:rPr>
-              <w:rStyle w:val="PlaceholderText"/>
-            </w:rPr>
-            <w:t>Click or tap here to enter text.</w:t>
-          </w:r>
-        </w:p>
-      </w:docPartBody>
-    </w:docPart>
-    <w:docPart>
-      <w:docPartPr>
-        <w:name w:val="BB78FB1BCA5149F09DEE4B03B8954F17"/>
-        <w:category>
-          <w:name w:val="General"/>
-          <w:gallery w:val="placeholder"/>
-        </w:category>
-        <w:types>
-          <w:type w:val="bbPlcHdr"/>
-        </w:types>
-        <w:behaviors>
-          <w:behavior w:val="content"/>
-        </w:behaviors>
-        <w:guid w:val="{248AD187-C3E4-4AAA-B452-3EEA8DA29894}"/>
-      </w:docPartPr>
-      <w:docPartBody>
-        <w:p>
-          <w:pPr>
-            <w:pStyle w:val="BB78FB1BCA5149F09DEE4B03B8954F17"/>
-          </w:pPr>
-          <w:r>
-            <w:rPr>
-              <w:rStyle w:val="PlaceholderText"/>
-            </w:rPr>
-            <w:t>Click or tap here to enter text.</w:t>
-          </w:r>
-        </w:p>
-      </w:docPartBody>
-    </w:docPart>
-    <w:docPart>
-      <w:docPartPr>
-        <w:name w:val="93E7ED20B3614802BFAF41B2DEA0F634"/>
-        <w:category>
-          <w:name w:val="General"/>
-          <w:gallery w:val="placeholder"/>
-        </w:category>
-        <w:types>
-          <w:type w:val="bbPlcHdr"/>
-        </w:types>
-        <w:behaviors>
-          <w:behavior w:val="content"/>
-        </w:behaviors>
-        <w:guid w:val="{E9CE71B8-277C-4905-9024-CC96A2AD0ED8}"/>
-      </w:docPartPr>
-      <w:docPartBody>
-        <w:p>
-          <w:pPr>
-            <w:pStyle w:val="93E7ED20B3614802BFAF41B2DEA0F634"/>
-          </w:pPr>
-          <w:r>
-            <w:rPr>
-              <w:rStyle w:val="PlaceholderText"/>
-            </w:rPr>
-            <w:t>Klik eller tryk her for at skrive tekst.</w:t>
-          </w:r>
-        </w:p>
-      </w:docPartBody>
-    </w:docPart>
-    <w:docPart>
-      <w:docPartPr>
-        <w:name w:val="B78D9227BEB54F85BD25C35C6BBB0357"/>
-        <w:category>
-          <w:name w:val="General"/>
-          <w:gallery w:val="placeholder"/>
-        </w:category>
-        <w:types>
-          <w:type w:val="bbPlcHdr"/>
-        </w:types>
-        <w:behaviors>
-          <w:behavior w:val="content"/>
-        </w:behaviors>
-        <w:guid w:val="{CA31A10E-1D25-4723-A8E5-FE25BBEE6184}"/>
-      </w:docPartPr>
-      <w:docPartBody>
-        <w:p>
-          <w:pPr>
-            <w:pStyle w:val="B78D9227BEB54F85BD25C35C6BBB0357"/>
-          </w:pPr>
-          <w:r>
-            <w:rPr>
-              <w:rStyle w:val="PlaceholderText"/>
-            </w:rPr>
-            <w:t>Klik eller tryk her for at skrive tekst.</w:t>
-          </w:r>
-        </w:p>
-      </w:docPartBody>
-    </w:docPart>
-    <w:docPart>
-      <w:docPartPr>
-        <w:name w:val="CA9E1FFD447A4997AC966F3E99012D04"/>
-        <w:category>
-          <w:name w:val="General"/>
-          <w:gallery w:val="placeholder"/>
-        </w:category>
-        <w:types>
-          <w:type w:val="bbPlcHdr"/>
-        </w:types>
-        <w:behaviors>
-          <w:behavior w:val="content"/>
-        </w:behaviors>
-        <w:guid w:val="{AB253D86-B095-4644-A3B9-4BB92ACD1B41}"/>
-      </w:docPartPr>
-      <w:docPartBody>
-        <w:p>
-          <w:pPr>
-            <w:pStyle w:val="CA9E1FFD447A4997AC966F3E99012D04"/>
-          </w:pPr>
-          <w:r>
-            <w:rPr>
-              <w:rStyle w:val="PlaceholderText"/>
-            </w:rPr>
-            <w:t>Click or tap here to enter text.</w:t>
-          </w:r>
-        </w:p>
-      </w:docPartBody>
-    </w:docPart>
-    <w:docPart>
-      <w:docPartPr>
         <w:name w:val="93FC2D68704E4E2AAF8B06FCFE73FA2A"/>
         <w:category>
           <w:name w:val="General"/>
@@ -5371,6 +5563,238 @@
         </w:p>
       </w:docPartBody>
     </w:docPart>
+    <w:docPart>
+      <w:docPartPr>
+        <w:name w:val="5132A359BA044B319D6959C8C2BA7AEB"/>
+        <w:category>
+          <w:name w:val="General"/>
+          <w:gallery w:val="placeholder"/>
+        </w:category>
+        <w:types>
+          <w:type w:val="bbPlcHdr"/>
+        </w:types>
+        <w:behaviors>
+          <w:behavior w:val="content"/>
+        </w:behaviors>
+        <w:guid w:val="{A2846F00-DF9D-40B3-87EB-8E44500D31E4}"/>
+      </w:docPartPr>
+      <w:docPartBody>
+        <w:p>
+          <w:pPr>
+            <w:pStyle w:val="5132A359BA044B319D6959C8C2BA7AEB"/>
+          </w:pPr>
+          <w:r>
+            <w:rPr>
+              <w:rStyle w:val="PlaceholderText"/>
+            </w:rPr>
+            <w:t>Click or tap here to enter text.</w:t>
+          </w:r>
+        </w:p>
+      </w:docPartBody>
+    </w:docPart>
+    <w:docPart>
+      <w:docPartPr>
+        <w:name w:val="137E30123CC84AA5900EA21BA5DC61C2"/>
+        <w:category>
+          <w:name w:val="General"/>
+          <w:gallery w:val="placeholder"/>
+        </w:category>
+        <w:types>
+          <w:type w:val="bbPlcHdr"/>
+        </w:types>
+        <w:behaviors>
+          <w:behavior w:val="content"/>
+        </w:behaviors>
+        <w:guid w:val="{AB62903D-C0A1-4073-AA4D-39980421517C}"/>
+      </w:docPartPr>
+      <w:docPartBody>
+        <w:p>
+          <w:pPr>
+            <w:pStyle w:val="137E30123CC84AA5900EA21BA5DC61C2"/>
+          </w:pPr>
+          <w:r>
+            <w:rPr>
+              <w:rStyle w:val="PlaceholderText"/>
+            </w:rPr>
+            <w:t>Click or tap here to enter text.</w:t>
+          </w:r>
+        </w:p>
+      </w:docPartBody>
+    </w:docPart>
+    <w:docPart>
+      <w:docPartPr>
+        <w:name w:val="C6F61E96AFD5433CB5E7694478B095CE"/>
+        <w:category>
+          <w:name w:val="General"/>
+          <w:gallery w:val="placeholder"/>
+        </w:category>
+        <w:types>
+          <w:type w:val="bbPlcHdr"/>
+        </w:types>
+        <w:behaviors>
+          <w:behavior w:val="content"/>
+        </w:behaviors>
+        <w:guid w:val="{A2FFFCB0-C68E-454F-9D65-A498AC3042E3}"/>
+      </w:docPartPr>
+      <w:docPartBody>
+        <w:p>
+          <w:pPr>
+            <w:pStyle w:val="C6F61E96AFD5433CB5E7694478B095CE"/>
+          </w:pPr>
+          <w:r>
+            <w:rPr>
+              <w:rStyle w:val="PlaceholderText"/>
+            </w:rPr>
+            <w:t>Click or tap here to enter text.</w:t>
+          </w:r>
+        </w:p>
+      </w:docPartBody>
+    </w:docPart>
+    <w:docPart>
+      <w:docPartPr>
+        <w:name w:val="822969A4477848D69EA4135342062BBD"/>
+        <w:category>
+          <w:name w:val="General"/>
+          <w:gallery w:val="placeholder"/>
+        </w:category>
+        <w:types>
+          <w:type w:val="bbPlcHdr"/>
+        </w:types>
+        <w:behaviors>
+          <w:behavior w:val="content"/>
+        </w:behaviors>
+        <w:guid w:val="{FDFF60D9-ADAC-4B80-9712-0011F6162DFC}"/>
+      </w:docPartPr>
+      <w:docPartBody>
+        <w:p>
+          <w:pPr>
+            <w:pStyle w:val="822969A4477848D69EA4135342062BBD"/>
+          </w:pPr>
+          <w:r>
+            <w:rPr>
+              <w:rStyle w:val="PlaceholderText"/>
+            </w:rPr>
+            <w:t>Click or tap here to enter text.</w:t>
+          </w:r>
+        </w:p>
+      </w:docPartBody>
+    </w:docPart>
+    <w:docPart>
+      <w:docPartPr>
+        <w:name w:val="3BA323B2C6D14CB69AD94D6FE76E991C"/>
+        <w:category>
+          <w:name w:val="General"/>
+          <w:gallery w:val="placeholder"/>
+        </w:category>
+        <w:types>
+          <w:type w:val="bbPlcHdr"/>
+        </w:types>
+        <w:behaviors>
+          <w:behavior w:val="content"/>
+        </w:behaviors>
+        <w:guid w:val="{5493E8CB-DAD5-45A5-8B51-BFE6FB10F10C}"/>
+      </w:docPartPr>
+      <w:docPartBody>
+        <w:p>
+          <w:pPr>
+            <w:pStyle w:val="3BA323B2C6D14CB69AD94D6FE76E991C"/>
+          </w:pPr>
+          <w:r>
+            <w:rPr>
+              <w:rStyle w:val="PlaceholderText"/>
+            </w:rPr>
+            <w:t>Klik eller tryk her for at skrive tekst.</w:t>
+          </w:r>
+        </w:p>
+      </w:docPartBody>
+    </w:docPart>
+    <w:docPart>
+      <w:docPartPr>
+        <w:name w:val="AE395567D8E745A1969FCD69F9E4888F"/>
+        <w:category>
+          <w:name w:val="General"/>
+          <w:gallery w:val="placeholder"/>
+        </w:category>
+        <w:types>
+          <w:type w:val="bbPlcHdr"/>
+        </w:types>
+        <w:behaviors>
+          <w:behavior w:val="content"/>
+        </w:behaviors>
+        <w:guid w:val="{5A6E89C9-1FA0-4A72-94CE-6D40422A9B24}"/>
+      </w:docPartPr>
+      <w:docPartBody>
+        <w:p>
+          <w:pPr>
+            <w:pStyle w:val="AE395567D8E745A1969FCD69F9E4888F"/>
+          </w:pPr>
+          <w:r>
+            <w:rPr>
+              <w:rStyle w:val="PlaceholderText"/>
+            </w:rPr>
+            <w:t>Klik eller tryk her for at skrive tekst.</w:t>
+          </w:r>
+        </w:p>
+      </w:docPartBody>
+    </w:docPart>
+    <w:docPart>
+      <w:docPartPr>
+        <w:name w:val="AA43D6783F614831B81745159A5289E4"/>
+        <w:category>
+          <w:name w:val="General"/>
+          <w:gallery w:val="placeholder"/>
+        </w:category>
+        <w:types>
+          <w:type w:val="bbPlcHdr"/>
+        </w:types>
+        <w:behaviors>
+          <w:behavior w:val="content"/>
+        </w:behaviors>
+        <w:guid w:val="{98D0A9CC-29D1-44A0-BAA8-BDF16A3598AF}"/>
+      </w:docPartPr>
+      <w:docPartBody>
+        <w:p>
+          <w:pPr>
+            <w:pStyle w:val="AA43D6783F614831B81745159A5289E4"/>
+          </w:pPr>
+          <w:r>
+            <w:rPr>
+              <w:rStyle w:val="PlaceholderText"/>
+            </w:rPr>
+            <w:t>Klik eller tryk her for at skrive tekst.</w:t>
+          </w:r>
+        </w:p>
+      </w:docPartBody>
+    </w:docPart>
+    <w:docPart>
+      <w:docPartPr>
+        <w:name w:val="5BED19E250FD4930A7A040055240EDF6"/>
+        <w:category>
+          <w:name w:val="General"/>
+          <w:gallery w:val="placeholder"/>
+        </w:category>
+        <w:types>
+          <w:type w:val="bbPlcHdr"/>
+        </w:types>
+        <w:behaviors>
+          <w:behavior w:val="content"/>
+        </w:behaviors>
+        <w:guid w:val="{97F33F54-26F0-4B9A-AC4B-082AAEA5B20A}"/>
+      </w:docPartPr>
+      <w:docPartBody>
+        <w:p>
+          <w:pPr>
+            <w:pStyle w:val="5BED19E250FD4930A7A040055240EDF6"/>
+          </w:pPr>
+          <w:r>
+            <w:rPr>
+              <w:rStyle w:val="PlaceholderText"/>
+            </w:rPr>
+            <w:t>Click or tap here to enter text.</w:t>
+          </w:r>
+        </w:p>
+      </w:docPartBody>
+    </w:docPart>
   </w:docParts>
 </w:glossaryDocument>
 </file>
@@ -5438,6 +5862,7 @@
     <w:rsidRoot w:val="00026C03"/>
     <w:rsid w:val="000202A0"/>
     <w:rsid w:val="00020C7B"/>
+    <w:rsid w:val="00025230"/>
     <w:rsid w:val="000260BB"/>
     <w:rsid w:val="00026C03"/>
     <w:rsid w:val="00066805"/>
@@ -5446,6 +5871,7 @@
     <w:rsid w:val="00102FEE"/>
     <w:rsid w:val="00113F1C"/>
     <w:rsid w:val="00113F8A"/>
+    <w:rsid w:val="00163C44"/>
     <w:rsid w:val="001C1EF7"/>
     <w:rsid w:val="001C690C"/>
     <w:rsid w:val="001D03CD"/>
@@ -5453,6 +5879,7 @@
     <w:rsid w:val="001D563E"/>
     <w:rsid w:val="001E7DBC"/>
     <w:rsid w:val="001F0D00"/>
+    <w:rsid w:val="00211668"/>
     <w:rsid w:val="00244C05"/>
     <w:rsid w:val="002509BF"/>
     <w:rsid w:val="00255E60"/>
@@ -5460,6 +5887,7 @@
     <w:rsid w:val="00266867"/>
     <w:rsid w:val="00283BDD"/>
     <w:rsid w:val="00290699"/>
+    <w:rsid w:val="00291A22"/>
     <w:rsid w:val="002A6A1E"/>
     <w:rsid w:val="002B3DF6"/>
     <w:rsid w:val="002F2B68"/>
@@ -5469,6 +5897,7 @@
     <w:rsid w:val="0031659B"/>
     <w:rsid w:val="00317E31"/>
     <w:rsid w:val="003243DF"/>
+    <w:rsid w:val="003374B9"/>
     <w:rsid w:val="0035493E"/>
     <w:rsid w:val="0039081A"/>
     <w:rsid w:val="003A4934"/>
@@ -5490,6 +5919,7 @@
     <w:rsid w:val="00605765"/>
     <w:rsid w:val="00620CE5"/>
     <w:rsid w:val="0063561A"/>
+    <w:rsid w:val="00635DF3"/>
     <w:rsid w:val="00667A2B"/>
     <w:rsid w:val="006A3855"/>
     <w:rsid w:val="006C6748"/>
@@ -5533,10 +5963,13 @@
     <w:rsid w:val="00AC564C"/>
     <w:rsid w:val="00AC72BE"/>
     <w:rsid w:val="00AE3ED7"/>
+    <w:rsid w:val="00AF7653"/>
     <w:rsid w:val="00B20A8E"/>
     <w:rsid w:val="00B26145"/>
+    <w:rsid w:val="00B27901"/>
     <w:rsid w:val="00B33746"/>
     <w:rsid w:val="00B546AB"/>
+    <w:rsid w:val="00B66C9B"/>
     <w:rsid w:val="00BE074C"/>
     <w:rsid w:val="00BE31BD"/>
     <w:rsid w:val="00BE4D4E"/>
@@ -5554,6 +5987,8 @@
     <w:rsid w:val="00CE2A27"/>
     <w:rsid w:val="00CF2E09"/>
     <w:rsid w:val="00D17428"/>
+    <w:rsid w:val="00D32870"/>
+    <w:rsid w:val="00D35368"/>
     <w:rsid w:val="00D50F6D"/>
     <w:rsid w:val="00D527B7"/>
     <w:rsid w:val="00D855FC"/>
@@ -5572,6 +6007,7 @@
     <w:rsid w:val="00F73348"/>
     <w:rsid w:val="00F73828"/>
     <w:rsid w:val="00F83D61"/>
+    <w:rsid w:val="00F9313B"/>
     <w:rsid w:val="00FA4CB8"/>
     <w:rsid w:val="00FC34CE"/>
     <w:rsid w:val="00FD0CC1"/>
@@ -6032,7 +6468,7 @@
     <w:basedOn w:val="DefaultParagraphFont"/>
     <w:uiPriority w:val="99"/>
     <w:semiHidden/>
-    <w:rsid w:val="00DF4DAD"/>
+    <w:rsid w:val="00635DF3"/>
     <w:rPr>
       <w:color w:val="666666"/>
     </w:rPr>
@@ -6268,6 +6704,118 @@
   <w:style w:type="paragraph" w:customStyle="1" w:styleId="2C66BB5EC77246CB80F223D6F2024470">
     <w:name w:val="2C66BB5EC77246CB80F223D6F2024470"/>
     <w:rsid w:val="00DF4DAD"/>
+  </w:style>
+  <w:style w:type="paragraph" w:customStyle="1" w:styleId="FFEFABEBAA134C6295516B197AE122FF">
+    <w:name w:val="FFEFABEBAA134C6295516B197AE122FF"/>
+    <w:rsid w:val="00635DF3"/>
+  </w:style>
+  <w:style w:type="paragraph" w:customStyle="1" w:styleId="E7714D221D3B4942B0AB03BE59F657F6">
+    <w:name w:val="E7714D221D3B4942B0AB03BE59F657F6"/>
+    <w:rsid w:val="00635DF3"/>
+  </w:style>
+  <w:style w:type="paragraph" w:customStyle="1" w:styleId="ABEE5329BCE24F93BF1CCCAC36ACCA07">
+    <w:name w:val="ABEE5329BCE24F93BF1CCCAC36ACCA07"/>
+    <w:rsid w:val="00635DF3"/>
+  </w:style>
+  <w:style w:type="paragraph" w:customStyle="1" w:styleId="248E6C9994E446DDA498B5247949DE48">
+    <w:name w:val="248E6C9994E446DDA498B5247949DE48"/>
+    <w:rsid w:val="00635DF3"/>
+  </w:style>
+  <w:style w:type="paragraph" w:customStyle="1" w:styleId="E1B1D0014B8542C1B201436071FB7B83">
+    <w:name w:val="E1B1D0014B8542C1B201436071FB7B83"/>
+    <w:rsid w:val="00635DF3"/>
+  </w:style>
+  <w:style w:type="paragraph" w:customStyle="1" w:styleId="2331960ECB2D4771B32A57DA556CD760">
+    <w:name w:val="2331960ECB2D4771B32A57DA556CD760"/>
+    <w:rsid w:val="00635DF3"/>
+  </w:style>
+  <w:style w:type="paragraph" w:customStyle="1" w:styleId="7DF0DF75B87E4E4995B2A76B2D11C729">
+    <w:name w:val="7DF0DF75B87E4E4995B2A76B2D11C729"/>
+    <w:rsid w:val="00635DF3"/>
+  </w:style>
+  <w:style w:type="paragraph" w:customStyle="1" w:styleId="AB9320E1FED44B74B4C4A0EAF3A677BB">
+    <w:name w:val="AB9320E1FED44B74B4C4A0EAF3A677BB"/>
+    <w:rsid w:val="00635DF3"/>
+  </w:style>
+  <w:style w:type="paragraph" w:customStyle="1" w:styleId="A876511FDDB24737919240C444A1D101">
+    <w:name w:val="A876511FDDB24737919240C444A1D101"/>
+    <w:rsid w:val="00635DF3"/>
+  </w:style>
+  <w:style w:type="paragraph" w:customStyle="1" w:styleId="FB902D5F52924B609C14259F8031F833">
+    <w:name w:val="FB902D5F52924B609C14259F8031F833"/>
+    <w:rsid w:val="00635DF3"/>
+  </w:style>
+  <w:style w:type="paragraph" w:customStyle="1" w:styleId="6DFC02664EC6467EBE5BEA338367AB05">
+    <w:name w:val="6DFC02664EC6467EBE5BEA338367AB05"/>
+    <w:rsid w:val="00635DF3"/>
+  </w:style>
+  <w:style w:type="paragraph" w:customStyle="1" w:styleId="833AB3EE335346E7BE3F3059153B18A4">
+    <w:name w:val="833AB3EE335346E7BE3F3059153B18A4"/>
+    <w:rsid w:val="00635DF3"/>
+  </w:style>
+  <w:style w:type="paragraph" w:customStyle="1" w:styleId="ED1EA5EE08584AA384FB3406C061CC81">
+    <w:name w:val="ED1EA5EE08584AA384FB3406C061CC81"/>
+    <w:rsid w:val="00635DF3"/>
+  </w:style>
+  <w:style w:type="paragraph" w:customStyle="1" w:styleId="D6F500D6E71F46009ECD434258488A43">
+    <w:name w:val="D6F500D6E71F46009ECD434258488A43"/>
+    <w:rsid w:val="00635DF3"/>
+  </w:style>
+  <w:style w:type="paragraph" w:customStyle="1" w:styleId="F51C621634C04B4ABED366107A029356">
+    <w:name w:val="F51C621634C04B4ABED366107A029356"/>
+    <w:rsid w:val="00635DF3"/>
+  </w:style>
+  <w:style w:type="paragraph" w:customStyle="1" w:styleId="9234DFBFF2634B688213981D2F521117">
+    <w:name w:val="9234DFBFF2634B688213981D2F521117"/>
+    <w:rsid w:val="00635DF3"/>
+  </w:style>
+  <w:style w:type="paragraph" w:customStyle="1" w:styleId="A04A52F24D8E41FB963BB8FAC5F5F37E">
+    <w:name w:val="A04A52F24D8E41FB963BB8FAC5F5F37E"/>
+    <w:rsid w:val="00635DF3"/>
+  </w:style>
+  <w:style w:type="paragraph" w:customStyle="1" w:styleId="1D2E4E8A671843049E7089E74864429C">
+    <w:name w:val="1D2E4E8A671843049E7089E74864429C"/>
+    <w:rsid w:val="00635DF3"/>
+  </w:style>
+  <w:style w:type="paragraph" w:customStyle="1" w:styleId="3DFF230535994389989B0D02AE4703EB">
+    <w:name w:val="3DFF230535994389989B0D02AE4703EB"/>
+    <w:rsid w:val="00635DF3"/>
+  </w:style>
+  <w:style w:type="paragraph" w:customStyle="1" w:styleId="A990A54A1B524001BD6DE4A7DB553194">
+    <w:name w:val="A990A54A1B524001BD6DE4A7DB553194"/>
+    <w:rsid w:val="00635DF3"/>
+  </w:style>
+  <w:style w:type="paragraph" w:customStyle="1" w:styleId="5132A359BA044B319D6959C8C2BA7AEB">
+    <w:name w:val="5132A359BA044B319D6959C8C2BA7AEB"/>
+    <w:rsid w:val="00635DF3"/>
+  </w:style>
+  <w:style w:type="paragraph" w:customStyle="1" w:styleId="137E30123CC84AA5900EA21BA5DC61C2">
+    <w:name w:val="137E30123CC84AA5900EA21BA5DC61C2"/>
+    <w:rsid w:val="00635DF3"/>
+  </w:style>
+  <w:style w:type="paragraph" w:customStyle="1" w:styleId="C6F61E96AFD5433CB5E7694478B095CE">
+    <w:name w:val="C6F61E96AFD5433CB5E7694478B095CE"/>
+    <w:rsid w:val="00635DF3"/>
+  </w:style>
+  <w:style w:type="paragraph" w:customStyle="1" w:styleId="822969A4477848D69EA4135342062BBD">
+    <w:name w:val="822969A4477848D69EA4135342062BBD"/>
+    <w:rsid w:val="00635DF3"/>
+  </w:style>
+  <w:style w:type="paragraph" w:customStyle="1" w:styleId="3BA323B2C6D14CB69AD94D6FE76E991C">
+    <w:name w:val="3BA323B2C6D14CB69AD94D6FE76E991C"/>
+    <w:rsid w:val="00635DF3"/>
+  </w:style>
+  <w:style w:type="paragraph" w:customStyle="1" w:styleId="AE395567D8E745A1969FCD69F9E4888F">
+    <w:name w:val="AE395567D8E745A1969FCD69F9E4888F"/>
+    <w:rsid w:val="00635DF3"/>
+  </w:style>
+  <w:style w:type="paragraph" w:customStyle="1" w:styleId="AA43D6783F614831B81745159A5289E4">
+    <w:name w:val="AA43D6783F614831B81745159A5289E4"/>
+    <w:rsid w:val="00635DF3"/>
+  </w:style>
+  <w:style w:type="paragraph" w:customStyle="1" w:styleId="5BED19E250FD4930A7A040055240EDF6">
+    <w:name w:val="5BED19E250FD4930A7A040055240EDF6"/>
+    <w:rsid w:val="00635DF3"/>
   </w:style>
 </w:styles>
 </file>
@@ -6614,944 +7162,962 @@
 </we:webextension>
 </file>
 
-<file path=customXml/item1.xml><?xml version="1.0" encoding="utf-8"?>
+<file path=customXml/item1.xml>��< ? x m l   v e r s i o n = " 1 . 0 "   e n c o d i n g = " u t f - 1 6 " ? > + 
+ < N a v W o r d R e p o r t X m l P a r t   x m l n s = " u r n : m i c r o s o f t - d y n a m i c s - n a v / r e p o r t s / Q l t y _ N o n _ C o n f o r m a n c e / 2 0 4 0 3 / " > + 
+     < B C R e p o r t I n f o r m a t i o n > + 
+         < R e p o r t M e t a d a t a > + 
+             < E x t e n s i o n I d > E x t e n s i o n   I D < / E x t e n s i o n I d > + 
+             < E x t e n s i o n N a m e > E x t e n s i o n   N a m e < / E x t e n s i o n N a m e > + 
+             < E x t e n s i o n P u b l i s h e r > E x t e n s i o n   P u b l i s h e r < / E x t e n s i o n P u b l i s h e r > + 
+             < E x t e n s i o n V e r s i o n > E x t e n s i o n   V e r s i o n < / E x t e n s i o n V e r s i o n > + 
+             < R e p o r t I d > R e p o r t   I D < / R e p o r t I d > + 
+             < R e p o r t N a m e > R e p o r t   N a m e < / R e p o r t N a m e > + 
+             < A b o u t T h i s R e p o r t T i t l e > A b o u t   T h i s   R e p o r t   T i t l e < / A b o u t T h i s R e p o r t T i t l e > + 
+             < A b o u t T h i s R e p o r t T e x t > A b o u t   T h i s   R e p o r t   T e x t < / A b o u t T h i s R e p o r t T e x t > + 
+             < R e p o r t H e l p L i n k > R e p o r t   H e l p   L i n k < / R e p o r t H e l p L i n k > + 
+         < / R e p o r t M e t a d a t a > + 
+         < R e p o r t R e q u e s t > + 
+             < T e n a n t E n t r a I d > T e n a n t   E n t r a   I d < / T e n a n t E n t r a I d > + 
+             < E n v i r o n m e n t N a m e > E n v i r o n m e n t   N a m e < / E n v i r o n m e n t N a m e > + 
+             < E n v i r o n m e n t T y p e > E n v i r o n m e n t   T y p e < / E n v i r o n m e n t T y p e > + 
+             < C o m p a n y N a m e > C o m p a n y   N a m e < / C o m p a n y N a m e > + 
+             < C o m p a n y D i s p l a y N a m e > C o m p a n y   D i s p l a y   N a m e < / C o m p a n y D i s p l a y N a m e > + 
+             < C o m p a n y I d > C o m p a n y   I D < / C o m p a n y I d > + 
+             < U s e r N a m e > U s e r   N a m e < / U s e r N a m e > + 
+             < D a t e A n d T i m e > D a t e   a n d   T i m e < / D a t e A n d T i m e > + 
+             < L a n g u a g e > L a n g u a g e < / L a n g u a g e > + 
+             < F o r m a t R e g i o n > F o r m a t   R e g i o n < / F o r m a t R e g i o n > + 
+             < D a t e T i m e V a l u e s > + 
+                 < Y e a r > Y e a r < / Y e a r > + 
+                 < M o n t h N u m b e r > M o n t h   N u m b e r < / M o n t h N u m b e r > + 
+                 < D a y N u m b e r > D a y   N u m b e r < / D a y N u m b e r > + 
+                 < H o u r > H o u r < / H o u r > + 
+                 < M i n u t e > M i n u t e < / M i n u t e > + 
+             < / D a t e T i m e V a l u e s > + 
+         < / R e p o r t R e q u e s t > + 
+     < / B C R e p o r t I n f o r m a t i o n > + 
+     < L a b e l s > + 
+         < C o n d i t i o n L a b e l > C o n d i t i o n L a b e l < / C o n d i t i o n L a b e l > + 
+         < D a t e L a b e l > D a t e L a b e l < / D a t e L a b e l > + 
+         < F i n i s h e d B y L a b e l > F i n i s h e d B y L a b e l < / F i n i s h e d B y L a b e l > + 
+         < F i n i s h e d O n L a b e l > F i n i s h e d O n L a b e l < / F i n i s h e d O n L a b e l > + 
+         < I n s p e c t i o n D e s c r i p t i o n L a b e l > I n s p e c t i o n D e s c r i p t i o n L a b e l < / I n s p e c t i o n D e s c r i p t i o n L a b e l > + 
+         < I n s p e c t i o n L a b e l > I n s p e c t i o n L a b e l < / I n s p e c t i o n L a b e l > + 
+         < I t e m D e s c r i p t i o n L a b e l > I t e m D e s c r i p t i o n L a b e l < / I t e m D e s c r i p t i o n L a b e l > + 
+         < I t e m L a b e l > I t e m L a b e l < / I t e m L a b e l > + 
+         < I t e m T r a c k i n g L a b e l > I t e m T r a c k i n g L a b e l < / I t e m T r a c k i n g L a b e l > + 
+         < L a s t M o d i f i e d B y L a b e l > L a s t M o d i f i e d B y L a b e l < / L a s t M o d i f i e d B y L a b e l > + 
+         < P a g e L a b e l > P a g e L a b e l < / P a g e L a b e l > + 
+         < R e p o r t T i t l e L a b e l > R e p o r t T i t l e L a b e l < / R e p o r t T i t l e L a b e l > + 
+         < R e s u l t L a b e l > R e s u l t L a b e l < / R e s u l t L a b e l > + 
+         < S t a t u s L a b e l > S t a t u s L a b e l < / S t a t u s L a b e l > + 
+         < T e s t L a b e l > T e s t L a b e l < / T e s t L a b e l > + 
+         < T e s t V a l u e L a b e l > T e s t V a l u e L a b e l < / T e s t V a l u e L a b e l > + 
+     < / L a b e l s > + 
+     < C u r r e n t I n s p e c t i o n > + 
+         < A p p r o v e r N a m e L a b e l > A p p r o v e r N a m e L a b e l < / A p p r o v e r N a m e L a b e l > + 
+         < A p p r o v e r S i g n a t u r e L a b e l > A p p r o v e r S i g n a t u r e L a b e l < / A p p r o v e r S i g n a t u r e L a b e l > + 
+         < C O A C o n t a c t _ A l l > C O A C o n t a c t _ A l l < / C O A C o n t a c t _ A l l > + 
+         < C O A C o n t a c t _ R o w 1 > C O A C o n t a c t _ R o w 1 < / C O A C o n t a c t _ R o w 1 > + 
+         < C O A C o n t a c t _ R o w 2 > C O A C o n t a c t _ R o w 2 < / C O A C o n t a c t _ R o w 2 > + 
+         < C O A C o n t a c t _ R o w 3 > C O A C o n t a c t _ R o w 3 < / C O A C o n t a c t _ R o w 3 > + 
+         < C O A C o n t a c t _ R o w 4 > C O A C o n t a c t _ R o w 4 < / C O A C o n t a c t _ R o w 4 > + 
+         < C O A C o n t a c t _ R o w 5 > C O A C o n t a c t _ R o w 5 < / C O A C o n t a c t _ R o w 5 > + 
+         < C O A C o n t a c t _ R o w 6 > C O A C o n t a c t _ R o w 6 < / C O A C o n t a c t _ R o w 6 > + 
+         < C O A C o n t a c t _ R o w 7 > C O A C o n t a c t _ R o w 7 < / C O A C o n t a c t _ R o w 7 > + 
+         < C O A C o n t a c t _ R o w 8 > C O A C o n t a c t _ R o w 8 < / C O A C o n t a c t _ R o w 8 > + 
+         < C o m p a n y I n f o r m a t i o n _ A l l > C o m p a n y I n f o r m a t i o n _ A l l < / C o m p a n y I n f o r m a t i o n _ A l l > + 
+         < C o m p a n y I n f o r m a t i o n _ R o w 1 > C o m p a n y I n f o r m a t i o n _ R o w 1 < / C o m p a n y I n f o r m a t i o n _ R o w 1 > + 
+         < C o m p a n y I n f o r m a t i o n _ R o w 2 > C o m p a n y I n f o r m a t i o n _ R o w 2 < / C o m p a n y I n f o r m a t i o n _ R o w 2 > + 
+         < C o m p a n y I n f o r m a t i o n _ R o w 3 > C o m p a n y I n f o r m a t i o n _ R o w 3 < / C o m p a n y I n f o r m a t i o n _ R o w 3 > + 
+         < C o m p a n y I n f o r m a t i o n _ R o w 4 > C o m p a n y I n f o r m a t i o n _ R o w 4 < / C o m p a n y I n f o r m a t i o n _ R o w 4 > + 
+         < C o m p a n y I n f o r m a t i o n _ R o w 5 > C o m p a n y I n f o r m a t i o n _ R o w 5 < / C o m p a n y I n f o r m a t i o n _ R o w 5 > + 
+         < C o m p a n y I n f o r m a t i o n _ R o w 6 > C o m p a n y I n f o r m a t i o n _ R o w 6 < / C o m p a n y I n f o r m a t i o n _ R o w 6 > + 
+         < C o m p a n y I n f o r m a t i o n _ R o w 7 > C o m p a n y I n f o r m a t i o n _ R o w 7 < / C o m p a n y I n f o r m a t i o n _ R o w 7 > + 
+         < C o m p a n y I n f o r m a t i o n _ R o w 8 > C o m p a n y I n f o r m a t i o n _ R o w 8 < / C o m p a n y I n f o r m a t i o n _ R o w 8 > + 
+         < C o m p a n y L o g o   / > + 
+         < E m a i l L a b e l > E m a i l L a b e l < / E m a i l L a b e l > + 
+         < E m a i l V a l u e > E m a i l V a l u e < / E m a i l V a l u e > + 
+         < F i n i s h e d B y N a m e L a b e l > F i n i s h e d B y N a m e L a b e l < / F i n i s h e d B y N a m e L a b e l > + 
+         < F i n i s h e d B y S i g n a t u r e L a b e l > F i n i s h e d B y S i g n a t u r e L a b e l < / F i n i s h e d B y S i g n a t u r e L a b e l > + 
+         < H o m e P a g e L a b e l > H o m e P a g e L a b e l < / H o m e P a g e L a b e l > + 
+         < H o m e P a g e V a l u e > H o m e P a g e V a l u e < / H o m e P a g e V a l u e > + 
+         < I t e m D e s c r i p t i o n > I t e m D e s c r i p t i o n < / I t e m D e s c r i p t i o n > + 
+         < I t e m I d e n t i f i e r > I t e m I d e n t i f i e r < / I t e m I d e n t i f i e r > + 
+         < I t e m T r a c k i n g I d e n t i f i e r > I t e m T r a c k i n g I d e n t i f i e r < / I t e m T r a c k i n g I d e n t i f i e r > + 
+         < P h o n e N o L a b e l > P h o n e N o L a b e l < / P h o n e N o L a b e l > + 
+         < P h o n e N o V a l u e > P h o n e N o V a l u e < / P h o n e N o V a l u e > + 
+         < Q l t y I n s p e c t i o n T e m p l a t e _ D e s c r i p t i o n > Q l t y I n s p e c t i o n T e m p l a t e _ D e s c r i p t i o n < / Q l t y I n s p e c t i o n T e m p l a t e _ D e s c r i p t i o n > + 
+         < Q l t y I n s p e c t i o n _ D e s c r i p t i o n > Q l t y I n s p e c t i o n _ D e s c r i p t i o n < / Q l t y I n s p e c t i o n _ D e s c r i p t i o n > + 
+         < Q l t y I n s p e c t i o n _ D i r e c t o r _ N a m e > Q l t y I n s p e c t i o n _ D i r e c t o r _ N a m e < / Q l t y I n s p e c t i o n _ D i r e c t o r _ N a m e > + 
+         < Q l t y I n s p e c t i o n _ D i r e c t o r _ T i t l e > Q l t y I n s p e c t i o n _ D i r e c t o r _ T i t l e < / Q l t y I n s p e c t i o n _ D i r e c t o r _ T i t l e > + 
+         < Q l t y I n s p e c t i o n _ F i n i s h e d _ B y _ E m a i l > Q l t y I n s p e c t i o n _ F i n i s h e d _ B y _ E m a i l < / Q l t y I n s p e c t i o n _ F i n i s h e d _ B y _ E m a i l > + 
+         < Q l t y I n s p e c t i o n _ F i n i s h e d _ B y _ P h o n e > Q l t y I n s p e c t i o n _ F i n i s h e d _ B y _ P h o n e < / Q l t y I n s p e c t i o n _ F i n i s h e d _ B y _ P h o n e > + 
+         < Q l t y I n s p e c t i o n _ F i n i s h e d _ B y _ T i t l e > Q l t y I n s p e c t i o n _ F i n i s h e d _ B y _ T i t l e < / Q l t y I n s p e c t i o n _ F i n i s h e d _ B y _ T i t l e > + 
+         < Q l t y I n s p e c t i o n _ F i n i s h e d _ B y _ U s e r N a m e > Q l t y I n s p e c t i o n _ F i n i s h e d _ B y _ U s e r N a m e < / Q l t y I n s p e c t i o n _ F i n i s h e d _ B y _ U s e r N a m e > + 
+         < Q l t y I n s p e c t i o n _ F i n i s h e d _ B y _ U s e r _ I D > Q l t y I n s p e c t i o n _ F i n i s h e d _ B y _ U s e r _ I D < / Q l t y I n s p e c t i o n _ F i n i s h e d _ B y _ U s e r _ I D > + 
+         < Q l t y I n s p e c t i o n _ F i n i s h e d _ D a t e > Q l t y I n s p e c t i o n _ F i n i s h e d _ D a t e < / Q l t y I n s p e c t i o n _ F i n i s h e d _ D a t e > + 
+         < Q l t y I n s p e c t i o n _ N o > Q l t y I n s p e c t i o n _ N o < / Q l t y I n s p e c t i o n _ N o > + 
+         < Q l t y I n s p e c t i o n _ R e i n s p e c t i o n N o > Q l t y I n s p e c t i o n _ R e i n s p e c t i o n N o < / Q l t y I n s p e c t i o n _ R e i n s p e c t i o n N o > + 
+         < Q l t y I n s p e c t i o n _ R e s u l t _ C o d e > Q l t y I n s p e c t i o n _ R e s u l t _ C o d e < / Q l t y I n s p e c t i o n _ R e s u l t _ C o d e > + 
+         < Q l t y I n s p e c t i o n _ R e s u l t _ D e s c r i p t i o n > Q l t y I n s p e c t i o n _ R e s u l t _ D e s c r i p t i o n < / Q l t y I n s p e c t i o n _ R e s u l t _ D e s c r i p t i o n > + 
+         < Q l t y I n s p e c t i o n _ S o u r c e _ C u s t o m _ 1 > Q l t y I n s p e c t i o n _ S o u r c e _ C u s t o m _ 1 < / Q l t y I n s p e c t i o n _ S o u r c e _ C u s t o m _ 1 > + 
+         < Q l t y I n s p e c t i o n _ S o u r c e _ C u s t o m _ 1 0 > Q l t y I n s p e c t i o n _ S o u r c e _ C u s t o m _ 1 0 < / Q l t y I n s p e c t i o n _ S o u r c e _ C u s t o m _ 1 0 > + 
+         < Q l t y I n s p e c t i o n _ S o u r c e _ C u s t o m _ 2 > Q l t y I n s p e c t i o n _ S o u r c e _ C u s t o m _ 2 < / Q l t y I n s p e c t i o n _ S o u r c e _ C u s t o m _ 2 > + 
+         < Q l t y I n s p e c t i o n _ S o u r c e _ C u s t o m _ 3 > Q l t y I n s p e c t i o n _ S o u r c e _ C u s t o m _ 3 < / Q l t y I n s p e c t i o n _ S o u r c e _ C u s t o m _ 3 > + 
+         < Q l t y I n s p e c t i o n _ S o u r c e _ C u s t o m _ 4 > Q l t y I n s p e c t i o n _ S o u r c e _ C u s t o m _ 4 < / Q l t y I n s p e c t i o n _ S o u r c e _ C u s t o m _ 4 > + 
+         < Q l t y I n s p e c t i o n _ S o u r c e _ C u s t o m _ 5 > Q l t y I n s p e c t i o n _ S o u r c e _ C u s t o m _ 5 < / Q l t y I n s p e c t i o n _ S o u r c e _ C u s t o m _ 5 > + 
+         < Q l t y I n s p e c t i o n _ S o u r c e _ C u s t o m _ 6 > Q l t y I n s p e c t i o n _ S o u r c e _ C u s t o m _ 6 < / Q l t y I n s p e c t i o n _ S o u r c e _ C u s t o m _ 6 > + 
+         < Q l t y I n s p e c t i o n _ S o u r c e _ C u s t o m _ 7 > Q l t y I n s p e c t i o n _ S o u r c e _ C u s t o m _ 7 < / Q l t y I n s p e c t i o n _ S o u r c e _ C u s t o m _ 7 > + 
+         < Q l t y I n s p e c t i o n _ S o u r c e _ C u s t o m _ 8 > Q l t y I n s p e c t i o n _ S o u r c e _ C u s t o m _ 8 < / Q l t y I n s p e c t i o n _ S o u r c e _ C u s t o m _ 8 > + 
+         < Q l t y I n s p e c t i o n _ S o u r c e _ C u s t o m _ 9 > Q l t y I n s p e c t i o n _ S o u r c e _ C u s t o m _ 9 < / Q l t y I n s p e c t i o n _ S o u r c e _ C u s t o m _ 9 > + 
+         < Q l t y I n s p e c t i o n _ S o u r c e _ D o c u m e n t _ N o _ > Q l t y I n s p e c t i o n _ S o u r c e _ D o c u m e n t _ N o _ < / Q l t y I n s p e c t i o n _ S o u r c e _ D o c u m e n t _ N o _ > + 
+         < Q l t y I n s p e c t i o n _ S o u r c e _ I t e m _ D e s c r i p t i o n > Q l t y I n s p e c t i o n _ S o u r c e _ I t e m _ D e s c r i p t i o n < / Q l t y I n s p e c t i o n _ S o u r c e _ I t e m _ D e s c r i p t i o n > + 
+         < Q l t y I n s p e c t i o n _ S o u r c e _ I t e m _ D e s c r i p t i o n 2 > Q l t y I n s p e c t i o n _ S o u r c e _ I t e m _ D e s c r i p t i o n 2 < / Q l t y I n s p e c t i o n _ S o u r c e _ I t e m _ D e s c r i p t i o n 2 > + 
+         < Q l t y I n s p e c t i o n _ S o u r c e _ I t e m _ N o _ > Q l t y I n s p e c t i o n _ S o u r c e _ I t e m _ N o _ < / Q l t y I n s p e c t i o n _ S o u r c e _ I t e m _ N o _ > + 
+         < Q l t y I n s p e c t i o n _ S o u r c e _ L o t _ N o _ > Q l t y I n s p e c t i o n _ S o u r c e _ L o t _ N o _ < / Q l t y I n s p e c t i o n _ S o u r c e _ L o t _ N o _ > + 
+         < Q l t y I n s p e c t i o n _ S o u r c e _ P a c k a g e _ N o _ > Q l t y I n s p e c t i o n _ S o u r c e _ P a c k a g e _ N o _ < / Q l t y I n s p e c t i o n _ S o u r c e _ P a c k a g e _ N o _ > + 
+         < Q l t y I n s p e c t i o n _ S o u r c e _ S e r i a l _ N o _ > Q l t y I n s p e c t i o n _ S o u r c e _ S e r i a l _ N o _ < / Q l t y I n s p e c t i o n _ S o u r c e _ S e r i a l _ N o _ > + 
+         < Q l t y I n s p e c t i o n _ S o u r c e _ T a s k _ N o _ > Q l t y I n s p e c t i o n _ S o u r c e _ T a s k _ N o _ < / Q l t y I n s p e c t i o n _ S o u r c e _ T a s k _ N o _ > + 
+         < Q l t y I n s p e c t i o n _ S o u r c e _ V a r i a n t _ C o d e > Q l t y I n s p e c t i o n _ S o u r c e _ V a r i a n t _ C o d e < / Q l t y I n s p e c t i o n _ S o u r c e _ V a r i a n t _ C o d e > + 
+         < Q l t y I n s p e c t i o n _ S t a t u s > Q l t y I n s p e c t i o n _ S t a t u s < / Q l t y I n s p e c t i o n _ S t a t u s > + 
+         < R e i n s p e c t i o n S e q u e n c e I n f o r m a t i o n > R e i n s p e c t i o n S e q u e n c e I n f o r m a t i o n < / R e i n s p e c t i o n S e q u e n c e I n f o r m a t i o n > + 
+         < C u r r e n t I n s p e c t i o n L i n e > + 
+             < C a r r i a g e R e t u r n P e r s o n F i e l d D e t a i l s > C a r r i a g e R e t u r n P e r s o n F i e l d D e t a i l s < / C a r r i a g e R e t u r n P e r s o n F i e l d D e t a i l s > + 
+             < C o n d i t i o n L a b e l _ 1 > C o n d i t i o n L a b e l _ 1 < / C o n d i t i o n L a b e l _ 1 > + 
+             < C o n d i t i o n L a b e l _ 2 > C o n d i t i o n L a b e l _ 2 < / C o n d i t i o n L a b e l _ 2 > + 
+             < F i e l d _ C o d e > F i e l d _ C o d e < / F i e l d _ C o d e > + 
+             < F i e l d _ D e s c r i p t i o n > F i e l d _ D e s c r i p t i o n < / F i e l d _ D e s c r i p t i o n > + 
+             < F i e l d _ E n t e r e d B y N a m e A n d T i m e s t a m p > F i e l d _ E n t e r e d B y N a m e A n d T i m e s t a m p < / F i e l d _ E n t e r e d B y N a m e A n d T i m e s t a m p > + 
+             < F i e l d _ H a s E n t e r e d V a l u e > F i e l d _ H a s E n t e r e d V a l u e < / F i e l d _ H a s E n t e r e d V a l u e > + 
+             < F i e l d _ I f P e r s o n E m a i l > F i e l d _ I f P e r s o n E m a i l < / F i e l d _ I f P e r s o n E m a i l > + 
+             < F i e l d _ I f P e r s o n N a m e > F i e l d _ I f P e r s o n N a m e < / F i e l d _ I f P e r s o n N a m e > + 
+             < F i e l d _ I f P e r s o n P h o n e > F i e l d _ I f P e r s o n P h o n e < / F i e l d _ I f P e r s o n P h o n e > + 
+             < F i e l d _ I f P e r s o n T i t l e > F i e l d _ I f P e r s o n T i t l e < / F i e l d _ I f P e r s o n T i t l e > + 
+             < F i e l d _ I s L a b e l > F i e l d _ I s L a b e l < / F i e l d _ I s L a b e l > + 
+             < F i e l d _ I s P e r s o n F i e l d > F i e l d _ I s P e r s o n F i e l d < / F i e l d _ I s P e r s o n F i e l d > + 
+             < F i e l d _ I s T e x t > F i e l d _ I s T e x t < / F i e l d _ I s T e x t > + 
+             < F i e l d _ L i n e C o m m e n t a r y > F i e l d _ L i n e C o m m e n t a r y < / F i e l d _ L i n e C o m m e n t a r y > + 
+             < F i e l d _ M o d i f i e d B y U s e r E m a i l > F i e l d _ M o d i f i e d B y U s e r E m a i l < / F i e l d _ M o d i f i e d B y U s e r E m a i l > + 
+             < F i e l d _ M o d i f i e d B y U s e r I D > F i e l d _ M o d i f i e d B y U s e r I D < / F i e l d _ M o d i f i e d B y U s e r I D > + 
+             < F i e l d _ M o d i f i e d B y U s e r J o b T i t l e > F i e l d _ M o d i f i e d B y U s e r J o b T i t l e < / F i e l d _ M o d i f i e d B y U s e r J o b T i t l e > + 
+             < F i e l d _ M o d i f i e d B y U s e r N a m e > F i e l d _ M o d i f i e d B y U s e r N a m e < / F i e l d _ M o d i f i e d B y U s e r N a m e > + 
+             < F i e l d _ M o d i f i e d B y U s e r P h o n e > F i e l d _ M o d i f i e d B y U s e r P h o n e < / F i e l d _ M o d i f i e d B y U s e r P h o n e > + 
+             < F i e l d _ M o d i f i e d D a t e T i m e > F i e l d _ M o d i f i e d D a t e T i m e < / F i e l d _ M o d i f i e d D a t e T i m e > + 
+             < F i e l d _ T y p e > F i e l d _ T y p e < / F i e l d _ T y p e > + 
+             < L a b e l F i e l d _ D e s c r i p t i o n > L a b e l F i e l d _ D e s c r i p t i o n < / L a b e l F i e l d _ D e s c r i p t i o n > + 
+             < N u m e r i c _ V a l u e > N u m e r i c _ V a l u e < / N u m e r i c _ V a l u e > + 
+             < P r o m p t e d R e s u l t C a p t i o n _ 1 > P r o m p t e d R e s u l t C a p t i o n _ 1 < / P r o m p t e d R e s u l t C a p t i o n _ 1 > + 
+             < P r o m p t e d R e s u l t C a p t i o n _ 1 0 > P r o m p t e d R e s u l t C a p t i o n _ 1 0 < / P r o m p t e d R e s u l t C a p t i o n _ 1 0 > + 
+             < P r o m p t e d R e s u l t C a p t i o n _ 2 > P r o m p t e d R e s u l t C a p t i o n _ 2 < / P r o m p t e d R e s u l t C a p t i o n _ 2 > + 
+             < P r o m p t e d R e s u l t C a p t i o n _ 3 > P r o m p t e d R e s u l t C a p t i o n _ 3 < / P r o m p t e d R e s u l t C a p t i o n _ 3 > + 
+             < P r o m p t e d R e s u l t C a p t i o n _ 4 > P r o m p t e d R e s u l t C a p t i o n _ 4 < / P r o m p t e d R e s u l t C a p t i o n _ 4 > + 
+             < P r o m p t e d R e s u l t C a p t i o n _ 5 > P r o m p t e d R e s u l t C a p t i o n _ 5 < / P r o m p t e d R e s u l t C a p t i o n _ 5 > + 
+             < P r o m p t e d R e s u l t C a p t i o n _ 6 > P r o m p t e d R e s u l t C a p t i o n _ 6 < / P r o m p t e d R e s u l t C a p t i o n _ 6 > + 
+             < P r o m p t e d R e s u l t C a p t i o n _ 7 > P r o m p t e d R e s u l t C a p t i o n _ 7 < / P r o m p t e d R e s u l t C a p t i o n _ 7 > + 
+             < P r o m p t e d R e s u l t C a p t i o n _ 8 > P r o m p t e d R e s u l t C a p t i o n _ 8 < / P r o m p t e d R e s u l t C a p t i o n _ 8 > + 
+             < P r o m p t e d R e s u l t C a p t i o n _ 9 > P r o m p t e d R e s u l t C a p t i o n _ 9 < / P r o m p t e d R e s u l t C a p t i o n _ 9 > + 
+             < P r o m p t e d R e s u l t C o n d i t i o n D e s c r i p t i o n _ 1 > P r o m p t e d R e s u l t C o n d i t i o n D e s c r i p t i o n _ 1 < / P r o m p t e d R e s u l t C o n d i t i o n D e s c r i p t i o n _ 1 > + 
+             < P r o m p t e d R e s u l t C o n d i t i o n D e s c r i p t i o n _ 1 0 > P r o m p t e d R e s u l t C o n d i t i o n D e s c r i p t i o n _ 1 0 < / P r o m p t e d R e s u l t C o n d i t i o n D e s c r i p t i o n _ 1 0 > + 
+             < P r o m p t e d R e s u l t C o n d i t i o n D e s c r i p t i o n _ 2 > P r o m p t e d R e s u l t C o n d i t i o n D e s c r i p t i o n _ 2 < / P r o m p t e d R e s u l t C o n d i t i o n D e s c r i p t i o n _ 2 > + 
+             < P r o m p t e d R e s u l t C o n d i t i o n D e s c r i p t i o n _ 3 > P r o m p t e d R e s u l t C o n d i t i o n D e s c r i p t i o n _ 3 < / P r o m p t e d R e s u l t C o n d i t i o n D e s c r i p t i o n _ 3 > + 
+             < P r o m p t e d R e s u l t C o n d i t i o n D e s c r i p t i o n _ 4 > P r o m p t e d R e s u l t C o n d i t i o n D e s c r i p t i o n _ 4 < / P r o m p t e d R e s u l t C o n d i t i o n D e s c r i p t i o n _ 4 > + 
+             < P r o m p t e d R e s u l t C o n d i t i o n D e s c r i p t i o n _ 5 > P r o m p t e d R e s u l t C o n d i t i o n D e s c r i p t i o n _ 5 < / P r o m p t e d R e s u l t C o n d i t i o n D e s c r i p t i o n _ 5 > + 
+             < P r o m p t e d R e s u l t C o n d i t i o n D e s c r i p t i o n _ 6 > P r o m p t e d R e s u l t C o n d i t i o n D e s c r i p t i o n _ 6 < / P r o m p t e d R e s u l t C o n d i t i o n D e s c r i p t i o n _ 6 > + 
+             < P r o m p t e d R e s u l t C o n d i t i o n D e s c r i p t i o n _ 7 > P r o m p t e d R e s u l t C o n d i t i o n D e s c r i p t i o n _ 7 < / P r o m p t e d R e s u l t C o n d i t i o n D e s c r i p t i o n _ 7 > + 
+             < P r o m p t e d R e s u l t C o n d i t i o n D e s c r i p t i o n _ 8 > P r o m p t e d R e s u l t C o n d i t i o n D e s c r i p t i o n _ 8 < / P r o m p t e d R e s u l t C o n d i t i o n D e s c r i p t i o n _ 8 > + 
+             < P r o m p t e d R e s u l t C o n d i t i o n D e s c r i p t i o n _ 9 > P r o m p t e d R e s u l t C o n d i t i o n D e s c r i p t i o n _ 9 < / P r o m p t e d R e s u l t C o n d i t i o n D e s c r i p t i o n _ 9 > + 
+             < P r o m p t e d R e s u l t V i s i b l e _ 1 > P r o m p t e d R e s u l t V i s i b l e _ 1 < / P r o m p t e d R e s u l t V i s i b l e _ 1 > + 
+             < P r o m p t e d R e s u l t V i s i b l e _ 1 0 > P r o m p t e d R e s u l t V i s i b l e _ 1 0 < / P r o m p t e d R e s u l t V i s i b l e _ 1 0 > + 
+             < P r o m p t e d R e s u l t V i s i b l e _ 2 > P r o m p t e d R e s u l t V i s i b l e _ 2 < / P r o m p t e d R e s u l t V i s i b l e _ 2 > + 
+             < P r o m p t e d R e s u l t V i s i b l e _ 3 > P r o m p t e d R e s u l t V i s i b l e _ 3 < / P r o m p t e d R e s u l t V i s i b l e _ 3 > + 
+             < P r o m p t e d R e s u l t V i s i b l e _ 4 > P r o m p t e d R e s u l t V i s i b l e _ 4 < / P r o m p t e d R e s u l t V i s i b l e _ 4 > + 
+             < P r o m p t e d R e s u l t V i s i b l e _ 5 > P r o m p t e d R e s u l t V i s i b l e _ 5 < / P r o m p t e d R e s u l t V i s i b l e _ 5 > + 
+             < P r o m p t e d R e s u l t V i s i b l e _ 6 > P r o m p t e d R e s u l t V i s i b l e _ 6 < / P r o m p t e d R e s u l t V i s i b l e _ 6 > + 
+             < P r o m p t e d R e s u l t V i s i b l e _ 7 > P r o m p t e d R e s u l t V i s i b l e _ 7 < / P r o m p t e d R e s u l t V i s i b l e _ 7 > + 
+             < P r o m p t e d R e s u l t V i s i b l e _ 8 > P r o m p t e d R e s u l t V i s i b l e _ 8 < / P r o m p t e d R e s u l t V i s i b l e _ 8 > + 
+             < P r o m p t e d R e s u l t V i s i b l e _ 9 > P r o m p t e d R e s u l t V i s i b l e _ 9 < / P r o m p t e d R e s u l t V i s i b l e _ 9 > + 
+             < T e s t _ R e s u l t > T e s t _ R e s u l t < / T e s t _ R e s u l t > + 
+             < T e s t _ R e s u l t D e s c r i p t i o n > T e s t _ R e s u l t D e s c r i p t i o n < / T e s t _ R e s u l t D e s c r i p t i o n > + 
+             < T e s t _ V a l u e > T e s t _ V a l u e < / T e s t _ V a l u e > + 
+             < W o r d D e s c r i p t i o n > W o r d D e s c r i p t i o n < / W o r d D e s c r i p t i o n > + 
+             < W o r d M o d i f i e d B y U s e r N a m e > W o r d M o d i f i e d B y U s e r N a m e < / W o r d M o d i f i e d B y U s e r N a m e > + 
+             < W o r d M o d i f i e d D a t e T i m e > W o r d M o d i f i e d D a t e T i m e < / W o r d M o d i f i e d D a t e T i m e > + 
+             < W o r d T e s t V a l u e > W o r d T e s t V a l u e < / W o r d T e s t V a l u e > + 
+         < / C u r r e n t I n s p e c t i o n L i n e > + 
+     < / C u r r e n t I n s p e c t i o n > + 
+ < / N a v W o r d R e p o r t X m l P a r t > 
+</file>
+
+<file path=customXml/item2.xml>��< ? x m l   v e r s i o n = " 1 . 0 "   e n c o d i n g = " u t f - 1 6 " ? > < N a v W o r d R e p o r t X m l P a r t   x m l n s = " u r n : m i c r o s o f t - d y n a m i c s - b u s i n e s s c e n t r a l / i n t e r n a l / e x t e n d e d / r e p o r t s / Q l t y _ N o n _ C o n f o r m a n c e / 2 0 4 0 3 / " > + 
+     < B C R e p o r t I n f o r m a t i o n > + 
+         < R e p o r t M e t a d a t a > + 
+             < E x t e n s i o n I d > E x t e n s i o n   I D < / E x t e n s i o n I d > + 
+             < E x t e n s i o n N a m e > E x t e n s i o n   N a m e < / E x t e n s i o n N a m e > + 
+             < E x t e n s i o n P u b l i s h e r > E x t e n s i o n   P u b l i s h e r < / E x t e n s i o n P u b l i s h e r > + 
+             < E x t e n s i o n V e r s i o n > E x t e n s i o n   V e r s i o n < / E x t e n s i o n V e r s i o n > + 
+             < R e p o r t I d > R e p o r t   I D < / R e p o r t I d > + 
+             < R e p o r t N a m e > R e p o r t   N a m e < / R e p o r t N a m e > + 
+             < A b o u t T h i s R e p o r t T i t l e > A b o u t   T h i s   R e p o r t   T i t l e < / A b o u t T h i s R e p o r t T i t l e > + 
+             < A b o u t T h i s R e p o r t T e x t > A b o u t   T h i s   R e p o r t   T e x t < / A b o u t T h i s R e p o r t T e x t > + 
+             < R e p o r t H e l p L i n k > R e p o r t   H e l p   L i n k < / R e p o r t H e l p L i n k > + 
+         < / R e p o r t M e t a d a t a > + 
+         < R e p o r t R e q u e s t > + 
+             < T e n a n t E n t r a I d > T e n a n t   E n t r a   I d < / T e n a n t E n t r a I d > + 
+             < E n v i r o n m e n t N a m e > E n v i r o n m e n t   N a m e < / E n v i r o n m e n t N a m e > + 
+             < E n v i r o n m e n t T y p e > E n v i r o n m e n t   T y p e < / E n v i r o n m e n t T y p e > + 
+             < C o m p a n y N a m e > C o m p a n y   N a m e < / C o m p a n y N a m e > + 
+             < C o m p a n y D i s p l a y N a m e > C o m p a n y   D i s p l a y   N a m e < / C o m p a n y D i s p l a y N a m e > + 
+             < C o m p a n y I d > C o m p a n y   I D < / C o m p a n y I d > + 
+             < U s e r N a m e > U s e r   N a m e < / U s e r N a m e > + 
+             < D a t e A n d T i m e > D a t e   a n d   T i m e < / D a t e A n d T i m e > + 
+             < L a n g u a g e > L a n g u a g e < / L a n g u a g e > + 
+             < F o r m a t R e g i o n > F o r m a t   R e g i o n < / F o r m a t R e g i o n > + 
+             < D a t e T i m e V a l u e s > + 
+                 < Y e a r > Y e a r < / Y e a r > + 
+                 < M o n t h N u m b e r > M o n t h   N u m b e r < / M o n t h N u m b e r > + 
+                 < D a y N u m b e r > D a y   N u m b e r < / D a y N u m b e r > + 
+                 < H o u r > H o u r < / H o u r > + 
+                 < M i n u t e > M i n u t e < / M i n u t e > + 
+             < / D a t e T i m e V a l u e s > + 
+         < / R e p o r t R e q u e s t > + 
+     < / B C R e p o r t I n f o r m a t i o n > + 
+     < L a b e l s > + 
+         < C o n d i t i o n L a b e l   E l e m e n t T y p e = " P a r a m e t e r "   E l e m e n t I d = " 1 4 2 4 6 4 8 2 8 8 "   D a t a T y p e = " S t r i n g " > C o n d i t i o n L a b e l < / C o n d i t i o n L a b e l > + 
+         < D a t e L a b e l   E l e m e n t T y p e = " P a r a m e t e r "   E l e m e n t I d = " 7 9 3 8 1 7 7 7 7 "   D a t a T y p e = " S t r i n g " > D a t e L a b e l < / D a t e L a b e l > + 
+         < F i n i s h e d B y L a b e l   E l e m e n t T y p e = " P a r a m e t e r "   E l e m e n t I d = " 1 2 1 8 3 5 9 1 8 "   D a t a T y p e = " S t r i n g " > F i n i s h e d B y L a b e l < / F i n i s h e d B y L a b e l > + 
+         < F i n i s h e d O n L a b e l   E l e m e n t T y p e = " P a r a m e t e r "   E l e m e n t I d = " 1 9 3 5 3 2 6 4 3 2 "   D a t a T y p e = " S t r i n g " > F i n i s h e d O n L a b e l < / F i n i s h e d O n L a b e l > + 
+         < I n s p e c t i o n D e s c r i p t i o n L a b e l   E l e m e n t T y p e = " P a r a m e t e r "   E l e m e n t I d = " 3 8 1 4 2 6 1 5 5 "   D a t a T y p e = " S t r i n g " > I n s p e c t i o n D e s c r i p t i o n L a b e l < / I n s p e c t i o n D e s c r i p t i o n L a b e l > + 
+         < I n s p e c t i o n L a b e l   E l e m e n t T y p e = " P a r a m e t e r "   E l e m e n t I d = " 1 5 4 9 8 3 1 5 2 5 "   D a t a T y p e = " S t r i n g " > I n s p e c t i o n L a b e l < / I n s p e c t i o n L a b e l > + 
+         < I t e m D e s c r i p t i o n L a b e l   E l e m e n t T y p e = " P a r a m e t e r "   E l e m e n t I d = " 1 5 6 7 1 7 4 7 2 8 "   D a t a T y p e = " S t r i n g " > I t e m D e s c r i p t i o n L a b e l < / I t e m D e s c r i p t i o n L a b e l > + 
+         < I t e m L a b e l   E l e m e n t T y p e = " P a r a m e t e r "   E l e m e n t I d = " 1 0 8 2 0 2 8 9 7 4 "   D a t a T y p e = " S t r i n g " > I t e m L a b e l < / I t e m L a b e l > + 
+         < I t e m T r a c k i n g L a b e l   E l e m e n t T y p e = " P a r a m e t e r "   E l e m e n t I d = " 9 3 5 5 3 4 6 7 1 "   D a t a T y p e = " S t r i n g " > I t e m T r a c k i n g L a b e l < / I t e m T r a c k i n g L a b e l > + 
+         < L a s t M o d i f i e d B y L a b e l   E l e m e n t T y p e = " P a r a m e t e r "   E l e m e n t I d = " 9 3 1 4 2 8 2 9 1 "   D a t a T y p e = " S t r i n g " > L a s t M o d i f i e d B y L a b e l < / L a s t M o d i f i e d B y L a b e l > + 
+         < P a g e L a b e l   E l e m e n t T y p e = " P a r a m e t e r "   E l e m e n t I d = " 1 8 8 0 8 2 7 5 0 4 "   D a t a T y p e = " S t r i n g " > P a g e L a b e l < / P a g e L a b e l > + 
+         < R e p o r t T i t l e L a b e l   E l e m e n t T y p e = " P a r a m e t e r "   E l e m e n t I d = " 1 2 9 7 0 8 9 6 2 7 "   D a t a T y p e = " S t r i n g " > R e p o r t T i t l e L a b e l < / R e p o r t T i t l e L a b e l > + 
+         < R e s u l t L a b e l   E l e m e n t T y p e = " P a r a m e t e r "   E l e m e n t I d = " 4 0 7 6 0 6 8 8 6 "   D a t a T y p e = " S t r i n g " > R e s u l t L a b e l < / R e s u l t L a b e l > + 
+         < S t a t u s L a b e l   E l e m e n t T y p e = " P a r a m e t e r "   E l e m e n t I d = " 2 0 3 8 7 0 9 6 2 5 "   D a t a T y p e = " S t r i n g " > S t a t u s L a b e l < / S t a t u s L a b e l > + 
+         < T e s t L a b e l   E l e m e n t T y p e = " P a r a m e t e r "   E l e m e n t I d = " 1 5 2 2 4 8 5 9 "   D a t a T y p e = " S t r i n g " > T e s t L a b e l < / T e s t L a b e l > + 
+         < T e s t V a l u e L a b e l   E l e m e n t T y p e = " P a r a m e t e r "   E l e m e n t I d = " 1 1 6 2 1 3 2 5 7 0 "   D a t a T y p e = " S t r i n g " > T e s t V a l u e L a b e l < / T e s t V a l u e L a b e l > + 
+     < / L a b e l s > + 
+     < T o o l t i p s > + 
+         < T o o l t i p   c o l u m n = " Q l t y I n s p e c t i o n T e m p l a t e _ D e s c r i p t i o n "   E l e m e n t I d = " 1 6 5 2 0 6 9 5 9 8 " > + 
+             < T o o l t i p T e x t   l a n g = " e n - U S " > S p e c i f i e s   a n   e x p l a n a t i o n   o f   t h e   Q u a l i t y   I n s p e c t i o n   T e m p l a t e .   Y o u   c a n   e n t e r   a   m a x i m u m   o f   1 0 0   c h a r a c t e r s ,   b o t h   n u m b e r s   a n d   l e t t e r s . < / T o o l t i p T e x t > + 
+         < / T o o l t i p > + 
+         < T o o l t i p   c o l u m n = " Q l t y I n s p e c t i o n _ D e s c r i p t i o n "   E l e m e n t I d = " 7 3 9 0 1 9 9 1 0 " > + 
+             < T o o l t i p T e x t   l a n g = " e n - U S " > S p e c i f i e s   a   d e s c r i p t i o n   o f   t h e   Q u a l i t y   I n s p e c t i o n   i t s e l f . < / T o o l t i p T e x t > + 
+         < / T o o l t i p > + 
+         < T o o l t i p   c o l u m n = " Q l t y I n s p e c t i o n _ S t a t u s "   E l e m e n t I d = " 8 5 1 7 5 2 7 6 8 " > + 
+             < T o o l t i p T e x t   l a n g = " e n - U S " > S p e c i f i e s   t h e   s t a t u s   o f   t h e   i n s p e c t i o n .   N o   a d d i t i o n a l   c h a n g e s   c a n   b e   m a d e   t o   a   f i n i s h e d   Q u a l i t y   I n s p e c t i o n . < / T o o l t i p T e x t > + 
+         < / T o o l t i p > + 
+         < T o o l t i p   c o l u m n = " Q l t y I n s p e c t i o n _ R e s u l t _ C o d e "   E l e m e n t I d = " 1 8 0 7 0 7 7 0 6 5 " > + 
+             < T o o l t i p T e x t   l a n g = " e n - U S " > S p e c i f i e s   t h e   r e s u l t   i s   a u t o m a t i c a l l y   d e t e r m i n e d   b a s e d   o n   t h e   t e s t   v a l u e   a n d   r e s u l t   c o n f i g u r a t i o n . < / T o o l t i p T e x t > + 
+         < / T o o l t i p > + 
+         < T o o l t i p   c o l u m n = " Q l t y I n s p e c t i o n _ R e s u l t _ D e s c r i p t i o n "   E l e m e n t I d = " 8 1 0 5 3 8 1 8 8 " > + 
+             < T o o l t i p T e x t   l a n g = " e n - U S " > S p e c i f i e s   t h e   r e s u l t   d e s c r i p t i o n   f o r   t h i s   t e s t   r e s u l t .   T h e   r e s u l t   i s   a u t o m a t i c a l l y   d e t e r m i n e d   b a s e d   o n   t h e   t e s t   v a l u e   a n d   r e s u l t   c o n f i g u r a t i o n . < / T o o l t i p T e x t > + 
+         < / T o o l t i p > + 
+         < T o o l t i p   c o l u m n = " Q l t y I n s p e c t i o n _ N o "   E l e m e n t I d = " 2 1 2 0 6 1 5 7 4 9 " > + 
+             < T o o l t i p T e x t   l a n g = " e n - U S " > S p e c i f i e s   t h e   q u a l i t y   i n s p e c t i o n   d o c u m e n t   n u m b e r . < / T o o l t i p T e x t > + 
+         < / T o o l t i p > + 
+         < T o o l t i p   c o l u m n = " Q l t y I n s p e c t i o n _ R e i n s p e c t i o n N o "   E l e m e n t I d = " 7 5 1 7 3 5 6 " > + 
+             < T o o l t i p T e x t   l a n g = " e n - U S " > S p e c i f i e s   t h e   r e - i n s p e c t i o n   c o u n t e r . < / T o o l t i p T e x t > + 
+         < / T o o l t i p > + 
+         < T o o l t i p   c o l u m n = " Q l t y I n s p e c t i o n _ F i n i s h e d _ B y _ U s e r _ I D "   E l e m e n t I d = " 1 7 5 0 5 1 6 3 3 8 " > + 
+             < T o o l t i p T e x t   l a n g = " e n - U S " > S p e c i f i e s   t h e   u s e r   t h a t   f i n i s h e d   t h e   i n s p e c t i o n . < / T o o l t i p T e x t > + 
+         < / T o o l t i p > + 
+         < T o o l t i p   c o l u m n = " Q l t y I n s p e c t i o n _ F i n i s h e d _ D a t e "   E l e m e n t I d = " 1 8 3 4 1 2 2 7 6 5 " > + 
+             < T o o l t i p T e x t   l a n g = " e n - U S " > S p e c i f i e s   t h e   d a t e   t h a t   t h e   i n s p e c t i o n   w a s   f i n i s h e d . < / T o o l t i p T e x t > + 
+         < / T o o l t i p > + 
+         < T o o l t i p   c o l u m n = " Q l t y I n s p e c t i o n _ S o u r c e _ I t e m _ N o _ "   E l e m e n t I d = " 1 2 6 8 0 5 0 5 1 8 " > + 
+             < T o o l t i p T e x t   l a n g = " e n - U S " > S p e c i f i e s   t h e   i t e m   t h a t   t h e   Q u a l i t y   I n s p e c t i o n   i s   f o r .   W h e n   u s e d   w i t h   p r o d u c t i o n   o r d e r s   t h i s   t y p i c a l l y   r e f e r s   t o   t h e   i t e m   b e i n g   p r o d u c e d . < / T o o l t i p T e x t > + 
+         < / T o o l t i p > + 
+         < T o o l t i p   c o l u m n = " Q l t y I n s p e c t i o n _ S o u r c e _ I t e m _ D e s c r i p t i o n "   E l e m e n t I d = " 6 4 6 8 9 0 6 3 0 " > + 
+             < T o o l t i p T e x t   l a n g = " e n - U S " > S p e c i f i e s   a   d e s c r i p t i o n   o f   t h e   i t e m . < / T o o l t i p T e x t > + 
+         < / T o o l t i p > + 
+         < T o o l t i p   c o l u m n = " Q l t y I n s p e c t i o n _ S o u r c e _ I t e m _ D e s c r i p t i o n 2 "   E l e m e n t I d = " 1 2 7 9 3 6 9 3 5 2 " > + 
+             < T o o l t i p T e x t   l a n g = " e n - U S " > S p e c i f i e s   i n f o r m a t i o n   i n   a d d i t i o n   t o   t h e   d e s c r i p t i o n . < / T o o l t i p T e x t > + 
+         < / T o o l t i p > + 
+         < T o o l t i p   c o l u m n = " Q l t y I n s p e c t i o n _ S o u r c e _ V a r i a n t _ C o d e "   E l e m e n t I d = " 1 6 0 8 4 0 3 8 2 1 " > + 
+             < T o o l t i p T e x t   l a n g = " e n - U S " > S p e c i f i e s   t h e   i t e m   v a r i a n t   t h a t   t h e   Q u a l i t y   I n s p e c t i o n   i s   f o r .   W h e n   u s e d   w i t h   p r o d u c t i o n   o r d e r s   t h i s   t y p i c a l l y   r e f e r s   t o   t h e   i t e m   b e i n g   p r o d u c e d . < / T o o l t i p T e x t > + 
+         < / T o o l t i p > + 
+         < T o o l t i p   c o l u m n = " Q l t y I n s p e c t i o n _ S o u r c e _ L o t _ N o _ "   E l e m e n t I d = " 1 1 2 3 5 5 1 3 1 2 " > + 
+             < T o o l t i p T e x t   l a n g = " e n - U S " > S p e c i f i e s   t h e   l o t   n u m b e r   t h a t   t h e   q u a l i t y   i n s p e c t i o n   i s   f o r .   T h i s   i s   o n l y   u s e d   f o r   l o t   t r a c k e d   i t e m s . < / T o o l t i p T e x t > + 
+         < / T o o l t i p > + 
+         < T o o l t i p   c o l u m n = " Q l t y I n s p e c t i o n _ S o u r c e _ S e r i a l _ N o _ "   E l e m e n t I d = " 1 5 2 0 5 9 1 4 4 7 " > + 
+             < T o o l t i p T e x t   l a n g = " e n - U S " > S p e c i f i e s   t h e   s e r i a l   n u m b e r   t h a t   t h e   q u a l i t y   i n s p e c t i o n   i s   f o r .   T h i s   i s   o n l y   u s e d   f o r   s e r i a l   t r a c k e d   i t e m s . < / T o o l t i p T e x t > + 
+         < / T o o l t i p > + 
+         < T o o l t i p   c o l u m n = " Q l t y I n s p e c t i o n _ S o u r c e _ P a c k a g e _ N o _ "   E l e m e n t I d = " 1 9 6 1 1 2 9 9 7 " > + 
+             < T o o l t i p T e x t   l a n g = " e n - U S " > S p e c i f i e s   t h e   p a c k a g e   n u m b e r   t h a t   t h e   q u a l i t y   i n s p e c t i o n   i s   f o r .   T h i s   i s   o n l y   u s e d   f o r   p a c k a g e   t r a c k e d   i t e m s . < / T o o l t i p T e x t > + 
+         < / T o o l t i p > + 
+         < T o o l t i p   c o l u m n = " Q l t y I n s p e c t i o n _ S o u r c e _ D o c u m e n t _ N o _ "   E l e m e n t I d = " 1 6 7 5 9 1 6 2 8 8 " > + 
+             < T o o l t i p T e x t   l a n g = " e n - U S " > S p e c i f i e s   a   r e f e r e n c e   t o   t h e   d o c u m e n t   t h a t   t h i s   Q u a l i t y   I n s p e c t i o n   i s   r e f e r r i n g   t o .   T h i s   t y p i c a l l y   r e f e r s   t o   a   p r o d u c t i o n   o r d e r   d o c u m e n t   n u m b e r . < / T o o l t i p T e x t > + 
+         < / T o o l t i p > + 
+         < T o o l t i p   c o l u m n = " Q l t y I n s p e c t i o n _ S o u r c e _ T a s k _ N o _ "   E l e m e n t I d = " 3 8 4 6 4 4 1 8 2 " > + 
+             < T o o l t i p T e x t   l a n g = " e n - U S " > S p e c i f i e s   a   r e f e r e n c e   t o   t h e   s o u r c e   t a s k   n o .   t h a t   t h i s   Q u a l i t y   I n s p e c t i o n   i s   r e f e r r i n g   t o .   T h i s   t y p i c a l l y   r e f e r s   t o   a n   o p e r a t i o n . < / T o o l t i p T e x t > + 
+         < / T o o l t i p > + 
+         < T o o l t i p   c o l u m n = " Q l t y I n s p e c t i o n _ S o u r c e _ C u s t o m _ 1 "   E l e m e n t I d = " 5 4 6 4 5 3 7 6 5 " > + 
+             < T o o l t i p T e x t   l a n g = " e n - U S " > S p e c i f i e s   a d d i t i o n a l   i n f o r m a t i o n   f r o m   a   s o u r c e   r e c o r d . < / T o o l t i p T e x t > + 
+         < / T o o l t i p > + 
+         < T o o l t i p   c o l u m n = " Q l t y I n s p e c t i o n _ S o u r c e _ C u s t o m _ 2 "   E l e m e n t I d = " 1 8 3 5 4 2 3 6 8 0 " > + 
+             < T o o l t i p T e x t   l a n g = " e n - U S " > S p e c i f i e s   a d d i t i o n a l   i n f o r m a t i o n   f r o m   a   s o u r c e   r e c o r d . < / T o o l t i p T e x t > + 
+         < / T o o l t i p > + 
+         < T o o l t i p   c o l u m n = " Q l t y I n s p e c t i o n _ S o u r c e _ C u s t o m _ 3 "   E l e m e n t I d = " 1 8 2 1 8 4 6 9 9 9 " > + 
+             < T o o l t i p T e x t   l a n g = " e n - U S " > S p e c i f i e s   a d d i t i o n a l   i n f o r m a t i o n   f r o m   a   s o u r c e   r e c o r d . < / T o o l t i p T e x t > + 
+         < / T o o l t i p > + 
+         < T o o l t i p   c o l u m n = " Q l t y I n s p e c t i o n _ S o u r c e _ C u s t o m _ 4 "   E l e m e n t I d = " 1 3 6 6 6 3 6 0 8 6 " > + 
+             < T o o l t i p T e x t   l a n g = " e n - U S " > S p e c i f i e s   a d d i t i o n a l   i n f o r m a t i o n   f r o m   a   s o u r c e   r e c o r d . < / T o o l t i p T e x t > + 
+         < / T o o l t i p > + 
+         < T o o l t i p   c o l u m n = " Q l t y I n s p e c t i o n _ S o u r c e _ C u s t o m _ 5 "   E l e m e n t I d = " 2 0 0 4 3 3 2 7 0 3 " > + 
+             < T o o l t i p T e x t   l a n g = " e n - U S " > S p e c i f i e s   a d d i t i o n a l   i n f o r m a t i o n   f r o m   a   s o u r c e   r e c o r d . < / T o o l t i p T e x t > + 
+         < / T o o l t i p > + 
+         < T o o l t i p   c o l u m n = " Q l t y I n s p e c t i o n _ S o u r c e _ C u s t o m _ 6 "   E l e m e n t I d = " 9 1 2 4 2 8 5 2 " > + 
+             < T o o l t i p T e x t   l a n g = " e n - U S " > S p e c i f i e s   a d d i t i o n a l   i n f o r m a t i o n   f r o m   a   s o u r c e   r e c o r d . < / T o o l t i p T e x t > + 
+         < / T o o l t i p > + 
+         < T o o l t i p   c o l u m n = " Q l t y I n s p e c t i o n _ S o u r c e _ C u s t o m _ 7 "   E l e m e n t I d = " 7 2 8 9 3 9 4 6 9 " > + 
+             < T o o l t i p T e x t   l a n g = " e n - U S " > S p e c i f i e s   a d d i t i o n a l   i n f o r m a t i o n   f r o m   a   s o u r c e   r e c o r d . < / T o o l t i p T e x t > + 
+         < / T o o l t i p > + 
+         < T o o l t i p   c o l u m n = " Q l t y I n s p e c t i o n _ S o u r c e _ C u s t o m _ 8 "   E l e m e n t I d = " 3 7 7 5 4 4 7 4 2 " > + 
+             < T o o l t i p T e x t   l a n g = " e n - U S " > S p e c i f i e s   a d d i t i o n a l   i n f o r m a t i o n   f r o m   a   s o u r c e   r e c o r d . < / T o o l t i p T e x t > + 
+         < / T o o l t i p > + 
+         < T o o l t i p   c o l u m n = " Q l t y I n s p e c t i o n _ S o u r c e _ C u s t o m _ 9 "   E l e m e n t I d = " 2 6 0 1 5 1 8 7 5 " > + 
+             < T o o l t i p T e x t   l a n g = " e n - U S " > S p e c i f i e s   a d d i t i o n a l   i n f o r m a t i o n   f r o m   a   s o u r c e   r e c o r d . < / T o o l t i p T e x t > + 
+         < / T o o l t i p > + 
+         < T o o l t i p   c o l u m n = " Q l t y I n s p e c t i o n _ S o u r c e _ C u s t o m _ 1 0 "   E l e m e n t I d = " 1 5 3 7 6 5 2 9 2 5 " > + 
+             < T o o l t i p T e x t   l a n g = " e n - U S " > S p e c i f i e s   a d d i t i o n a l   i n f o r m a t i o n   f r o m   a   s o u r c e   r e c o r d . < / T o o l t i p T e x t > + 
+         < / T o o l t i p > + 
+         < T o o l t i p   c o l u m n = " I t e m D e s c r i p t i o n "   E l e m e n t I d = " 1 9 6 5 3 9 3 7 9 0 " > + 
+             < T o o l t i p T e x t   l a n g = " e n - U S " > S p e c i f i e s   a   d e s c r i p t i o n   o f   t h e   i t e m . < / T o o l t i p T e x t > + 
+         < / T o o l t i p > + 
+         < T o o l t i p   c o l u m n = " F i e l d _ C o d e "   E l e m e n t I d = " 1 3 2 7 2 5 5 7 3 " > + 
+             < T o o l t i p T e x t   l a n g = " e n - U S " > S p e c i f i e s   t h e   f i e l d / q u e s t i o n / m e t r i c   i n   t h i s   t e s t . < / T o o l t i p T e x t > + 
+         < / T o o l t i p > + 
+         < T o o l t i p   c o l u m n = " F i e l d _ D e s c r i p t i o n "   E l e m e n t I d = " 1 4 6 8 6 2 1 2 9 8 " > + 
+             < T o o l t i p T e x t   l a n g = " e n - U S " > S p e c i f i e s   a   d e s c r i p t i o n   o f   t h e   f i e l d   a s   i t   i s   u s e d   o n   t h e   t e s t . < / T o o l t i p T e x t > + 
+         < / T o o l t i p > + 
+         < T o o l t i p   c o l u m n = " N u m e r i c _ V a l u e "   E l e m e n t I d = " 4 6 0 4 1 2 6 4 6 " > + 
+             < T o o l t i p T e x t   l a n g = " e n - U S " > S p e c i f i e s   a n   e v a l u a t e d   n u m e r i c   v a l u e   o f   T e s t   V a l u e   f o r   u s e   i n   c a l c u l a t i o n s   a n d   a n a l y s i s .   T h i s   v a l u e   i s   a u t o m a t i c a l l y   c a l c u l a t e d   w h e n   t h e   T e s t   V a l u e   i s   e n t e r e d   o r   m o d i f i e d   b a s e d   o n   t h e   c o n f i g u r a t i o n   o f   t h e   T e s t   V a l u e   a n d   i s   n o t   d i r e c t l y   e d i t a b l e . < / T o o l t i p T e x t > + 
+         < / T o o l t i p > + 
+         < T o o l t i p   c o l u m n = " F i e l d _ T y p e "   E l e m e n t I d = " 1 3 2 8 1 6 4 0 1 6 " > + 
+             < T o o l t i p T e x t   l a n g = " e n - U S " > S p e c i f i e s   t h e   d a t a   t y p e   o f   t h e   v a l u e s   y o u   c a n   e n t e r   o r   s e l e c t   f o r   t h i s   t e s t .   U s e   D e c i m a l   f o r   n u m e r i c a l   m e a s u r e m e n t s .   U s e   C h o i c e   t o   g i v e   a   l i s t   o f   o p t i o n s   t o   c h o o s e   f r o m .   I f   y o u   w a n t   t o   c h o o s e   o p t i o n s   f r o m   a n   e x i s t i n g   t a b l e ,   u s e   T a b l e   L o o k u p . < / T o o l t i p T e x t > + 
+         < / T o o l t i p > + 
+         < T o o l t i p   c o l u m n = " T e s t _ R e s u l t "   E l e m e n t I d = " 1 2 7 1 0 6 2 1 4 1 " > + 
+             < T o o l t i p T e x t   l a n g = " e n - U S " > S p e c i f i e s   t h e   r e s u l t   i s   a u t o m a t i c a l l y   d e t e r m i n e d   b a s e d   o n   t h e   t e s t   v a l u e   a n d   r e s u l t   c o n f i g u r a t i o n . < / T o o l t i p T e x t > + 
+         < / T o o l t i p > + 
+     < / T o o l t i p s > + 
+     < C u r r e n t I n s p e c t i o n   E l e m e n t T y p e = " D a t a I t e m "   E l e m e n t I d = " 1 7 4 7 8 9 7 9 7 8 " > + 
+         < A p p r o v e r N a m e L a b e l   E l e m e n t T y p e = " C o l u m n "   E l e m e n t I d = " 1 8 9 7 9 9 2 7 8 5 "   D a t a T y p e = " T e x t " > A p p r o v e r N a m e L a b e l < / A p p r o v e r N a m e L a b e l > + 
+         < A p p r o v e r S i g n a t u r e L a b e l   E l e m e n t T y p e = " C o l u m n "   E l e m e n t I d = " 1 0 3 4 5 1 7 9 4 "   D a t a T y p e = " T e x t " > A p p r o v e r S i g n a t u r e L a b e l < / A p p r o v e r S i g n a t u r e L a b e l > + 
+         < C O A C o n t a c t _ A l l   E l e m e n t T y p e = " C o l u m n "   E l e m e n t I d = " 1 5 9 3 9 3 0 3 4 6 "   D a t a T y p e = " T e x t " > C O A C o n t a c t _ A l l < / C O A C o n t a c t _ A l l > + 
+         < C O A C o n t a c t _ R o w 1   E l e m e n t T y p e = " C o l u m n "   E l e m e n t I d = " 1 2 7 0 2 3 9 7 3 2 "   D a t a T y p e = " T e x t " > C O A C o n t a c t _ R o w 1 < / C O A C o n t a c t _ R o w 1 > + 
+         < C O A C o n t a c t _ R o w 2   E l e m e n t T y p e = " C o l u m n "   E l e m e n t I d = " 6 4 2 8 5 0 1 1 9 "   D a t a T y p e = " T e x t " > C O A C o n t a c t _ R o w 2 < / C O A C o n t a c t _ R o w 2 > + 
+         < C O A C o n t a c t _ R o w 3   E l e m e n t T y p e = " C o l u m n "   E l e m e n t I d = " 5 1 5 3 5 0 2 "   D a t a T y p e = " T e x t " > C O A C o n t a c t _ R o w 3 < / C O A C o n t a c t _ R o w 3 > + 
+         < C O A C o n t a c t _ R o w 4   E l e m e n t T y p e = " C o l u m n "   E l e m e n t I d = " 1 1 1 1 6 3 7 7 1 3 "   D a t a T y p e = " T e x t " > C O A C o n t a c t _ R o w 4 < / C O A C o n t a c t _ R o w 4 > + 
+         < C O A C o n t a c t _ R o w 5   E l e m e n t T y p e = " C o l u m n "   E l e m e n t I d = " 4 7 3 9 4 1 0 9 6 "   D a t a T y p e = " T e x t " > C O A C o n t a c t _ R o w 5 < / C O A C o n t a c t _ R o w 5 > + 
+         < C O A C o n t a c t _ R o w 6   E l e m e n t T y p e = " C o l u m n "   E l e m e n t I d = " 1 9 0 7 9 3 6 3 4 9 "   D a t a T y p e = " T e x t " > C O A C o n t a c t _ R o w 6 < / C O A C o n t a c t _ R o w 6 > + 
+         < C O A C o n t a c t _ R o w 7   E l e m e n t T y p e = " C o l u m n "   E l e m e n t I d = " 1 7 4 9 3 3 4 3 3 0 "   D a t a T y p e = " T e x t " > C O A C o n t a c t _ R o w 7 < / C O A C o n t a c t _ R o w 7 > + 
+         < C O A C o n t a c t _ R o w 8   E l e m e n t T y p e = " C o l u m n "   E l e m e n t I d = " 1 4 3 9 1 4 8 7 5 5 "   D a t a T y p e = " T e x t " > C O A C o n t a c t _ R o w 8 < / C O A C o n t a c t _ R o w 8 > + 
+         < C o m p a n y I n f o r m a t i o n _ A l l   E l e m e n t T y p e = " C o l u m n "   E l e m e n t I d = " 7 6 1 9 7 4 8 2 4 "   D a t a T y p e = " T e x t " > C o m p a n y I n f o r m a t i o n _ A l l < / C o m p a n y I n f o r m a t i o n _ A l l > + 
+         < C o m p a n y I n f o r m a t i o n _ R o w 1   E l e m e n t T y p e = " C o l u m n "   E l e m e n t I d = " 1 8 4 3 2 1 2 8 9 4 "   D a t a T y p e = " T e x t " > C o m p a n y I n f o r m a t i o n _ R o w 1 < / C o m p a n y I n f o r m a t i o n _ R o w 1 > + 
+         < C o m p a n y I n f o r m a t i o n _ R o w 2   E l e m e n t T y p e = " C o l u m n "   E l e m e n t I d = " 1 8 1 4 0 5 7 7 8 5 "   D a t a T y p e = " T e x t " > C o m p a n y I n f o r m a t i o n _ R o w 2 < / C o m p a n y I n f o r m a t i o n _ R o w 2 > + 
+         < C o m p a n y I n f o r m a t i o n _ R o w 3   E l e m e n t T y p e = " C o l u m n "   E l e m e n t I d = " 1 1 7 6 3 6 1 1 6 8 "   D a t a T y p e = " T e x t " > C o m p a n y I n f o r m a t i o n _ R o w 3 < / C o m p a n y I n f o r m a t i o n _ R o w 3 > + 
+         < C o m p a n y I n f o r m a t i o n _ R o w 4   E l e m e n t T y p e = " C o l u m n "   E l e m e n t I d = " 1 3 4 5 2 7 0 1 9 1 "   D a t a T y p e = " T e x t " > C o m p a n y I n f o r m a t i o n _ R o w 4 < / C o m p a n y I n f o r m a t i o n _ R o w 4 > + 
+         < C o m p a n y I n f o r m a t i o n _ R o w 5   E l e m e n t T y p e = " C o l u m n "   E l e m e n t I d = " 7 0 7 5 7 3 5 7 4 "   D a t a T y p e = " T e x t " > C o m p a n y I n f o r m a t i o n _ R o w 5 < / C o m p a n y I n f o r m a t i o n _ R o w 5 > + 
+         < C o m p a n y I n f o r m a t i o n _ R o w 6   E l e m e n t T y p e = " C o l u m n "   E l e m e n t I d = " 6 9 8 7 6 9 5 7 "   D a t a T y p e = " T e x t " > C o m p a n y I n f o r m a t i o n _ R o w 6 < / C o m p a n y I n f o r m a t i o n _ R o w 6 > + 
+         < C o m p a n y I n f o r m a t i o n _ R o w 7   E l e m e n t T y p e = " C o l u m n "   E l e m e n t I d = " 5 6 7 8 1 9 6 6 0 "   D a t a T y p e = " T e x t " > C o m p a n y I n f o r m a t i o n _ R o w 7 < / C o m p a n y I n f o r m a t i o n _ R o w 7 > + 
+         < C o m p a n y I n f o r m a t i o n _ R o w 8   E l e m e n t T y p e = " C o l u m n "   E l e m e n t I d = " 3 9 8 9 1 0 6 3 7 "   D a t a T y p e = " T e x t " > C o m p a n y I n f o r m a t i o n _ R o w 8 < / C o m p a n y I n f o r m a t i o n _ R o w 8 > + 
+         < C o m p a n y L o g o   E l e m e n t T y p e = " C o l u m n "   E l e m e n t I d = " 2 3 7 6 9 1 5 1 "   D a t a T y p e = " B l o b " / > + 
+         < E m a i l L a b e l   E l e m e n t T y p e = " C o l u m n "   E l e m e n t I d = " 7 7 1 8 8 7 1 3 5 "   D a t a T y p e = " T e x t " > E m a i l L a b e l < / E m a i l L a b e l > + 
+         < E m a i l V a l u e   E l e m e n t T y p e = " C o l u m n "   E l e m e n t I d = " 3 8 8 1 2 2 7 6 2 "   D a t a T y p e = " T e x t " > E m a i l V a l u e < / E m a i l V a l u e > + 
+         < F i n i s h e d B y N a m e L a b e l   E l e m e n t T y p e = " C o l u m n "   E l e m e n t I d = " 2 1 0 1 0 0 9 6 5 1 "   D a t a T y p e = " T e x t " > F i n i s h e d B y N a m e L a b e l < / F i n i s h e d B y N a m e L a b e l > + 
+         < F i n i s h e d B y S i g n a t u r e L a b e l   E l e m e n t T y p e = " C o l u m n "   E l e m e n t I d = " 2 0 7 1 3 1 2 7 2 2 "   D a t a T y p e = " T e x t " > F i n i s h e d B y S i g n a t u r e L a b e l < / F i n i s h e d B y S i g n a t u r e L a b e l > + 
+         < H o m e P a g e L a b e l   E l e m e n t T y p e = " C o l u m n "   E l e m e n t I d = " 4 6 2 3 7 4 2 3 1 "   D a t a T y p e = " T e x t " > H o m e P a g e L a b e l < / H o m e P a g e L a b e l > + 
+         < H o m e P a g e V a l u e   E l e m e n t T y p e = " C o l u m n "   E l e m e n t I d = " 5 3 3 5 1 4 0 3 4 "   D a t a T y p e = " T e x t " > H o m e P a g e V a l u e < / H o m e P a g e V a l u e > + 
+         < I t e m D e s c r i p t i o n   E l e m e n t T y p e = " C o l u m n "   E l e m e n t I d = " 1 9 6 5 3 9 3 7 9 0 "   D a t a T y p e = " T e x t " > I t e m D e s c r i p t i o n < / I t e m D e s c r i p t i o n > + 
+         < I t e m I d e n t i f i e r   E l e m e n t T y p e = " C o l u m n "   E l e m e n t I d = " 5 0 6 2 1 1 7 7 1 "   D a t a T y p e = " T e x t " > I t e m I d e n t i f i e r < / I t e m I d e n t i f i e r > + 
+         < I t e m T r a c k i n g I d e n t i f i e r   E l e m e n t T y p e = " C o l u m n "   E l e m e n t I d = " 7 9 0 2 0 8 2 0 4 "   D a t a T y p e = " T e x t " > I t e m T r a c k i n g I d e n t i f i e r < / I t e m T r a c k i n g I d e n t i f i e r > + 
+         < P h o n e N o L a b e l   E l e m e n t T y p e = " C o l u m n "   E l e m e n t I d = " 1 6 1 4 5 2 6 0 7 8 "   D a t a T y p e = " T e x t " > P h o n e N o L a b e l < / P h o n e N o L a b e l > + 
+         < P h o n e N o V a l u e   E l e m e n t T y p e = " C o l u m n "   E l e m e n t I d = " 1 2 8 6 6 4 9 7 8 1 "   D a t a T y p e = " T e x t " > P h o n e N o V a l u e < / P h o n e N o V a l u e > + 
+         < Q l t y I n s p e c t i o n T e m p l a t e _ D e s c r i p t i o n   E l e m e n t T y p e = " C o l u m n "   E l e m e n t I d = " 1 6 5 2 0 6 9 5 9 8 "   D a t a T y p e = " T e x t " > Q l t y I n s p e c t i o n T e m p l a t e _ D e s c r i p t i o n < / Q l t y I n s p e c t i o n T e m p l a t e _ D e s c r i p t i o n > + 
+         < Q l t y I n s p e c t i o n _ D e s c r i p t i o n   E l e m e n t T y p e = " C o l u m n "   E l e m e n t I d = " 7 3 9 0 1 9 9 1 0 "   D a t a T y p e = " T e x t " > Q l t y I n s p e c t i o n _ D e s c r i p t i o n < / Q l t y I n s p e c t i o n _ D e s c r i p t i o n > + 
+         < Q l t y I n s p e c t i o n _ D i r e c t o r _ N a m e   E l e m e n t T y p e = " C o l u m n "   E l e m e n t I d = " 1 2 5 9 7 6 1 4 6 0 "   D a t a T y p e = " T e x t " > Q l t y I n s p e c t i o n _ D i r e c t o r _ N a m e < / Q l t y I n s p e c t i o n _ D i r e c t o r _ N a m e > + 
+         < Q l t y I n s p e c t i o n _ D i r e c t o r _ T i t l e   E l e m e n t T y p e = " C o l u m n "   E l e m e n t I d = " 2 6 7 7 1 7 5 2 5 "   D a t a T y p e = " T e x t " > Q l t y I n s p e c t i o n _ D i r e c t o r _ T i t l e < / Q l t y I n s p e c t i o n _ D i r e c t o r _ T i t l e > + 
+         < Q l t y I n s p e c t i o n _ F i n i s h e d _ B y _ E m a i l   E l e m e n t T y p e = " C o l u m n "   E l e m e n t I d = " 1 5 2 1 1 3 4 6 3 1 "   D a t a T y p e = " T e x t " > Q l t y I n s p e c t i o n _ F i n i s h e d _ B y _ E m a i l < / Q l t y I n s p e c t i o n _ F i n i s h e d _ B y _ E m a i l > + 
+         < Q l t y I n s p e c t i o n _ F i n i s h e d _ B y _ P h o n e   E l e m e n t T y p e = " C o l u m n "   E l e m e n t I d = " 3 4 7 5 5 7 6 2 5 "   D a t a T y p e = " T e x t " > Q l t y I n s p e c t i o n _ F i n i s h e d _ B y _ P h o n e < / Q l t y I n s p e c t i o n _ F i n i s h e d _ B y _ P h o n e > + 
+         < Q l t y I n s p e c t i o n _ F i n i s h e d _ B y _ T i t l e   E l e m e n t T y p e = " C o l u m n "   E l e m e n t I d = " 4 6 0 0 4 5 6 8 3 "   D a t a T y p e = " T e x t " > Q l t y I n s p e c t i o n _ F i n i s h e d _ B y _ T i t l e < / Q l t y I n s p e c t i o n _ F i n i s h e d _ B y _ T i t l e > + 
+         < Q l t y I n s p e c t i o n _ F i n i s h e d _ B y _ U s e r N a m e   E l e m e n t T y p e = " C o l u m n "   E l e m e n t I d = " 1 9 5 3 6 1 2 5 3 1 "   D a t a T y p e = " T e x t " > Q l t y I n s p e c t i o n _ F i n i s h e d _ B y _ U s e r N a m e < / Q l t y I n s p e c t i o n _ F i n i s h e d _ B y _ U s e r N a m e > + 
+         < Q l t y I n s p e c t i o n _ F i n i s h e d _ B y _ U s e r _ I D   E l e m e n t T y p e = " C o l u m n "   E l e m e n t I d = " 1 7 5 0 5 1 6 3 3 8 "   D a t a T y p e = " C o d e " > Q l t y I n s p e c t i o n _ F i n i s h e d _ B y _ U s e r _ I D < / Q l t y I n s p e c t i o n _ F i n i s h e d _ B y _ U s e r _ I D > + 
+         < Q l t y I n s p e c t i o n _ F i n i s h e d _ D a t e   E l e m e n t T y p e = " C o l u m n "   E l e m e n t I d = " 1 8 3 4 1 2 2 7 6 5 "   D a t a T y p e = " D a t e T i m e " > Q l t y I n s p e c t i o n _ F i n i s h e d _ D a t e < / Q l t y I n s p e c t i o n _ F i n i s h e d _ D a t e > + 
+         < Q l t y I n s p e c t i o n _ N o   E l e m e n t T y p e = " C o l u m n "   E l e m e n t I d = " 2 1 2 0 6 1 5 7 4 9 "   D a t a T y p e = " C o d e " > Q l t y I n s p e c t i o n _ N o < / Q l t y I n s p e c t i o n _ N o > + 
+         < Q l t y I n s p e c t i o n _ R e i n s p e c t i o n N o   E l e m e n t T y p e = " C o l u m n "   E l e m e n t I d = " 7 5 1 7 3 5 6 "   D a t a T y p e = " I n t e g e r " > Q l t y I n s p e c t i o n _ R e i n s p e c t i o n N o < / Q l t y I n s p e c t i o n _ R e i n s p e c t i o n N o > + 
+         < Q l t y I n s p e c t i o n _ R e s u l t _ C o d e   E l e m e n t T y p e = " C o l u m n "   E l e m e n t I d = " 1 8 0 7 0 7 7 0 6 5 "   D a t a T y p e = " C o d e " > Q l t y I n s p e c t i o n _ R e s u l t _ C o d e < / Q l t y I n s p e c t i o n _ R e s u l t _ C o d e > + 
+         < Q l t y I n s p e c t i o n _ R e s u l t _ D e s c r i p t i o n   E l e m e n t T y p e = " C o l u m n "   E l e m e n t I d = " 8 1 0 5 3 8 1 8 8 "   D a t a T y p e = " T e x t " > Q l t y I n s p e c t i o n _ R e s u l t _ D e s c r i p t i o n < / Q l t y I n s p e c t i o n _ R e s u l t _ D e s c r i p t i o n > + 
+         < Q l t y I n s p e c t i o n _ S o u r c e _ C u s t o m _ 1   E l e m e n t T y p e = " C o l u m n "   E l e m e n t I d = " 5 4 6 4 5 3 7 6 5 "   D a t a T y p e = " T e x t " > Q l t y I n s p e c t i o n _ S o u r c e _ C u s t o m _ 1 < / Q l t y I n s p e c t i o n _ S o u r c e _ C u s t o m _ 1 > + 
+         < Q l t y I n s p e c t i o n _ S o u r c e _ C u s t o m _ 1 0   E l e m e n t T y p e = " C o l u m n "   E l e m e n t I d = " 1 5 3 7 6 5 2 9 2 5 "   D a t a T y p e = " D e c i m a l " > Q l t y I n s p e c t i o n _ S o u r c e _ C u s t o m _ 1 0 < / Q l t y I n s p e c t i o n _ S o u r c e _ C u s t o m _ 1 0 > + 
+         < Q l t y I n s p e c t i o n _ S o u r c e _ C u s t o m _ 2   E l e m e n t T y p e = " C o l u m n "   E l e m e n t I d = " 1 8 3 5 4 2 3 6 8 0 "   D a t a T y p e = " T e x t " > Q l t y I n s p e c t i o n _ S o u r c e _ C u s t o m _ 2 < / Q l t y I n s p e c t i o n _ S o u r c e _ C u s t o m _ 2 > + 
+         < Q l t y I n s p e c t i o n _ S o u r c e _ C u s t o m _ 3   E l e m e n t T y p e = " C o l u m n "   E l e m e n t I d = " 1 8 2 1 8 4 6 9 9 9 "   D a t a T y p e = " T e x t " > Q l t y I n s p e c t i o n _ S o u r c e _ C u s t o m _ 3 < / Q l t y I n s p e c t i o n _ S o u r c e _ C u s t o m _ 3 > + 
+         < Q l t y I n s p e c t i o n _ S o u r c e _ C u s t o m _ 4   E l e m e n t T y p e = " C o l u m n "   E l e m e n t I d = " 1 3 6 6 6 3 6 0 8 6 "   D a t a T y p e = " T e x t " > Q l t y I n s p e c t i o n _ S o u r c e _ C u s t o m _ 4 < / Q l t y I n s p e c t i o n _ S o u r c e _ C u s t o m _ 4 > + 
+         < Q l t y I n s p e c t i o n _ S o u r c e _ C u s t o m _ 5   E l e m e n t T y p e = " C o l u m n "   E l e m e n t I d = " 2 0 0 4 3 3 2 7 0 3 "   D a t a T y p e = " T e x t " > Q l t y I n s p e c t i o n _ S o u r c e _ C u s t o m _ 5 < / Q l t y I n s p e c t i o n _ S o u r c e _ C u s t o m _ 5 > + 
+         < Q l t y I n s p e c t i o n _ S o u r c e _ C u s t o m _ 6   E l e m e n t T y p e = " C o l u m n "   E l e m e n t I d = " 9 1 2 4 2 8 5 2 "   D a t a T y p e = " T e x t " > Q l t y I n s p e c t i o n _ S o u r c e _ C u s t o m _ 6 < / Q l t y I n s p e c t i o n _ S o u r c e _ C u s t o m _ 6 > + 
+         < Q l t y I n s p e c t i o n _ S o u r c e _ C u s t o m _ 7   E l e m e n t T y p e = " C o l u m n "   E l e m e n t I d = " 7 2 8 9 3 9 4 6 9 "   D a t a T y p e = " I n t e g e r " > Q l t y I n s p e c t i o n _ S o u r c e _ C u s t o m _ 7 < / Q l t y I n s p e c t i o n _ S o u r c e _ C u s t o m _ 7 > + 
+         < Q l t y I n s p e c t i o n _ S o u r c e _ C u s t o m _ 8   E l e m e n t T y p e = " C o l u m n "   E l e m e n t I d = " 3 7 7 5 4 4 7 4 2 "   D a t a T y p e = " I n t e g e r " > Q l t y I n s p e c t i o n _ S o u r c e _ C u s t o m _ 8 < / Q l t y I n s p e c t i o n _ S o u r c e _ C u s t o m _ 8 > + 
+         < Q l t y I n s p e c t i o n _ S o u r c e _ C u s t o m _ 9   E l e m e n t T y p e = " C o l u m n "   E l e m e n t I d = " 2 6 0 1 5 1 8 7 5 "   D a t a T y p e = " D e c i m a l " > Q l t y I n s p e c t i o n _ S o u r c e _ C u s t o m _ 9 < / Q l t y I n s p e c t i o n _ S o u r c e _ C u s t o m _ 9 > + 
+         < Q l t y I n s p e c t i o n _ S o u r c e _ D o c u m e n t _ N o _   E l e m e n t T y p e = " C o l u m n "   E l e m e n t I d = " 1 6 7 5 9 1 6 2 8 8 "   D a t a T y p e = " C o d e " > Q l t y I n s p e c t i o n _ S o u r c e _ D o c u m e n t _ N o _ < / Q l t y I n s p e c t i o n _ S o u r c e _ D o c u m e n t _ N o _ > + 
+         < Q l t y I n s p e c t i o n _ S o u r c e _ I t e m _ D e s c r i p t i o n   E l e m e n t T y p e = " C o l u m n "   E l e m e n t I d = " 6 4 6 8 9 0 6 3 0 "   D a t a T y p e = " T e x t " > Q l t y I n s p e c t i o n _ S o u r c e _ I t e m _ D e s c r i p t i o n < / Q l t y I n s p e c t i o n _ S o u r c e _ I t e m _ D e s c r i p t i o n > + 
+         < Q l t y I n s p e c t i o n _ S o u r c e _ I t e m _ D e s c r i p t i o n 2   E l e m e n t T y p e = " C o l u m n "   E l e m e n t I d = " 1 2 7 9 3 6 9 3 5 2 "   D a t a T y p e = " T e x t " > Q l t y I n s p e c t i o n _ S o u r c e _ I t e m _ D e s c r i p t i o n 2 < / Q l t y I n s p e c t i o n _ S o u r c e _ I t e m _ D e s c r i p t i o n 2 > + 
+         < Q l t y I n s p e c t i o n _ S o u r c e _ I t e m _ N o _   E l e m e n t T y p e = " C o l u m n "   E l e m e n t I d = " 1 2 6 8 0 5 0 5 1 8 "   D a t a T y p e = " C o d e " > Q l t y I n s p e c t i o n _ S o u r c e _ I t e m _ N o _ < / Q l t y I n s p e c t i o n _ S o u r c e _ I t e m _ N o _ > + 
+         < Q l t y I n s p e c t i o n _ S o u r c e _ L o t _ N o _   E l e m e n t T y p e = " C o l u m n "   E l e m e n t I d = " 1 1 2 3 5 5 1 3 1 2 "   D a t a T y p e = " C o d e " > Q l t y I n s p e c t i o n _ S o u r c e _ L o t _ N o _ < / Q l t y I n s p e c t i o n _ S o u r c e _ L o t _ N o _ > + 
+         < Q l t y I n s p e c t i o n _ S o u r c e _ P a c k a g e _ N o _   E l e m e n t T y p e = " C o l u m n "   E l e m e n t I d = " 1 9 6 1 1 2 9 9 7 "   D a t a T y p e = " C o d e " > Q l t y I n s p e c t i o n _ S o u r c e _ P a c k a g e _ N o _ < / Q l t y I n s p e c t i o n _ S o u r c e _ P a c k a g e _ N o _ > + 
+         < Q l t y I n s p e c t i o n _ S o u r c e _ S e r i a l _ N o _   E l e m e n t T y p e = " C o l u m n "   E l e m e n t I d = " 1 5 2 0 5 9 1 4 4 7 "   D a t a T y p e = " C o d e " > Q l t y I n s p e c t i o n _ S o u r c e _ S e r i a l _ N o _ < / Q l t y I n s p e c t i o n _ S o u r c e _ S e r i a l _ N o _ > + 
+         < Q l t y I n s p e c t i o n _ S o u r c e _ T a s k _ N o _   E l e m e n t T y p e = " C o l u m n "   E l e m e n t I d = " 3 8 4 6 4 4 1 8 2 "   D a t a T y p e = " C o d e " > Q l t y I n s p e c t i o n _ S o u r c e _ T a s k _ N o _ < / Q l t y I n s p e c t i o n _ S o u r c e _ T a s k _ N o _ > + 
+         < Q l t y I n s p e c t i o n _ S o u r c e _ V a r i a n t _ C o d e   E l e m e n t T y p e = " C o l u m n "   E l e m e n t I d = " 1 6 0 8 4 0 3 8 2 1 "   D a t a T y p e = " C o d e " > Q l t y I n s p e c t i o n _ S o u r c e _ V a r i a n t _ C o d e < / Q l t y I n s p e c t i o n _ S o u r c e _ V a r i a n t _ C o d e > + 
+         < Q l t y I n s p e c t i o n _ S t a t u s   E l e m e n t T y p e = " C o l u m n "   E l e m e n t I d = " 8 5 1 7 5 2 7 6 8 "   D a t a T y p e = " E n u m " > Q l t y I n s p e c t i o n _ S t a t u s < / Q l t y I n s p e c t i o n _ S t a t u s > + 
+         < R e i n s p e c t i o n S e q u e n c e I n f o r m a t i o n   E l e m e n t T y p e = " C o l u m n "   E l e m e n t I d = " 7 4 9 5 1 6 5 4 3 "   D a t a T y p e = " T e x t " > R e i n s p e c t i o n S e q u e n c e I n f o r m a t i o n < / R e i n s p e c t i o n S e q u e n c e I n f o r m a t i o n > + 
+         < C u r r e n t I n s p e c t i o n L i n e   E l e m e n t T y p e = " D a t a I t e m "   E l e m e n t I d = " 1 1 9 3 2 1 9 5 9 6 " > + 
+             < C a r r i a g e R e t u r n P e r s o n F i e l d D e t a i l s   E l e m e n t T y p e = " C o l u m n "   E l e m e n t I d = " 9 9 8 2 6 3 6 9 8 "   D a t a T y p e = " T e x t " > C a r r i a g e R e t u r n P e r s o n F i e l d D e t a i l s < / C a r r i a g e R e t u r n P e r s o n F i e l d D e t a i l s > + 
+             < C o n d i t i o n L a b e l _ 1   E l e m e n t T y p e = " C o l u m n "   E l e m e n t I d = " 1 2 2 7 8 8 1 1 9 4 "   D a t a T y p e = " T e x t " > C o n d i t i o n L a b e l _ 1 < / C o n d i t i o n L a b e l _ 1 > + 
+             < C o n d i t i o n L a b e l _ 2   E l e m e n t T y p e = " C o l u m n "   E l e m e n t I d = " 1 8 6 5 5 7 7 8 1 1 "   D a t a T y p e = " T e x t " > C o n d i t i o n L a b e l _ 2 < / C o n d i t i o n L a b e l _ 2 > + 
+             < F i e l d _ C o d e   E l e m e n t T y p e = " C o l u m n "   E l e m e n t I d = " 1 3 2 7 2 5 5 7 3 "   D a t a T y p e = " C o d e " > F i e l d _ C o d e < / F i e l d _ C o d e > + 
+             < F i e l d _ D e s c r i p t i o n   E l e m e n t T y p e = " C o l u m n "   E l e m e n t I d = " 1 4 6 8 6 2 1 2 9 8 "   D a t a T y p e = " T e x t " > F i e l d _ D e s c r i p t i o n < / F i e l d _ D e s c r i p t i o n > + 
+             < F i e l d _ E n t e r e d B y N a m e A n d T i m e s t a m p   E l e m e n t T y p e = " C o l u m n "   E l e m e n t I d = " 1 0 6 8 4 2 0 5 9 2 "   D a t a T y p e = " T e x t " > F i e l d _ E n t e r e d B y N a m e A n d T i m e s t a m p < / F i e l d _ E n t e r e d B y N a m e A n d T i m e s t a m p > + 
+             < F i e l d _ H a s E n t e r e d V a l u e   E l e m e n t T y p e = " C o l u m n "   E l e m e n t I d = " 1 7 1 6 2 6 5 8 2 4 "   D a t a T y p e = " B o o l e a n " > F i e l d _ H a s E n t e r e d V a l u e < / F i e l d _ H a s E n t e r e d V a l u e > + 
+             < F i e l d _ I f P e r s o n E m a i l   E l e m e n t T y p e = " C o l u m n "   E l e m e n t I d = " 1 3 4 6 0 5 7 6 5 0 "   D a t a T y p e = " T e x t " > F i e l d _ I f P e r s o n E m a i l < / F i e l d _ I f P e r s o n E m a i l > + 
+             < F i e l d _ I f P e r s o n N a m e   E l e m e n t T y p e = " C o l u m n "   E l e m e n t I d = " 4 1 4 7 0 2 4 4 3 "   D a t a T y p e = " T e x t " > F i e l d _ I f P e r s o n N a m e < / F i e l d _ I f P e r s o n N a m e > + 
+             < F i e l d _ I f P e r s o n P h o n e   E l e m e n t T y p e = " C o l u m n "   E l e m e n t I d = " 1 9 7 4 1 8 8 4 6 2 "   D a t a T y p e = " T e x t " > F i e l d _ I f P e r s o n P h o n e < / F i e l d _ I f P e r s o n P h o n e > + 
+             < F i e l d _ I f P e r s o n T i t l e   E l e m e n t T y p e = " C o l u m n "   E l e m e n t I d = " 1 0 0 4 6 0 9 5 4 2 "   D a t a T y p e = " T e x t " > F i e l d _ I f P e r s o n T i t l e < / F i e l d _ I f P e r s o n T i t l e > + 
+             < F i e l d _ I s L a b e l   E l e m e n t T y p e = " C o l u m n "   E l e m e n t I d = " 2 0 4 3 1 9 3 9 4 0 "   D a t a T y p e = " B o o l e a n " > F i e l d _ I s L a b e l < / F i e l d _ I s L a b e l > + 
+             < F i e l d _ I s P e r s o n F i e l d   E l e m e n t T y p e = " C o l u m n "   E l e m e n t I d = " 4 3 4 5 4 6 6 1 1 "   D a t a T y p e = " B o o l e a n " > F i e l d _ I s P e r s o n F i e l d < / F i e l d _ I s P e r s o n F i e l d > + 
+             < F i e l d _ I s T e x t   E l e m e n t T y p e = " C o l u m n "   E l e m e n t I d = " 5 9 3 6 9 2 0 1 "   D a t a T y p e = " B o o l e a n " > F i e l d _ I s T e x t < / F i e l d _ I s T e x t > + 
+             < F i e l d _ L i n e C o m m e n t a r y   E l e m e n t T y p e = " C o l u m n "   E l e m e n t I d = " 1 8 5 3 8 0 0 2 5 7 "   D a t a T y p e = " T e x t " > F i e l d _ L i n e C o m m e n t a r y < / F i e l d _ L i n e C o m m e n t a r y > + 
+             < F i e l d _ M o d i f i e d B y U s e r E m a i l   E l e m e n t T y p e = " C o l u m n "   E l e m e n t I d = " 2 0 5 3 4 9 0 5 4 5 "   D a t a T y p e = " T e x t " > F i e l d _ M o d i f i e d B y U s e r E m a i l < / F i e l d _ M o d i f i e d B y U s e r E m a i l > + 
+             < F i e l d _ M o d i f i e d B y U s e r I D   E l e m e n t T y p e = " C o l u m n "   E l e m e n t I d = " 1 3 6 3 9 8 7 2 2 2 "   D a t a T y p e = " C o d e " > F i e l d _ M o d i f i e d B y U s e r I D < / F i e l d _ M o d i f i e d B y U s e r I D > + 
+             < F i e l d _ M o d i f i e d B y U s e r J o b T i t l e   E l e m e n t T y p e = " C o l u m n "   E l e m e n t I d = " 7 1 3 3 5 4 3 4 0 "   D a t a T y p e = " T e x t " > F i e l d _ M o d i f i e d B y U s e r J o b T i t l e < / F i e l d _ M o d i f i e d B y U s e r J o b T i t l e > + 
+             < F i e l d _ M o d i f i e d B y U s e r N a m e   E l e m e n t T y p e = " C o l u m n "   E l e m e n t I d = " 7 9 8 2 2 1 9 1 6 "   D a t a T y p e = " T e x t " > F i e l d _ M o d i f i e d B y U s e r N a m e < / F i e l d _ M o d i f i e d B y U s e r N a m e > + 
+             < F i e l d _ M o d i f i e d B y U s e r P h o n e   E l e m e n t T y p e = " C o l u m n "   E l e m e n t I d = " 1 2 9 4 9 7 8 5 4 5 "   D a t a T y p e = " T e x t " > F i e l d _ M o d i f i e d B y U s e r P h o n e < / F i e l d _ M o d i f i e d B y U s e r P h o n e > + 
+             < F i e l d _ M o d i f i e d D a t e T i m e   E l e m e n t T y p e = " C o l u m n "   E l e m e n t I d = " 1 6 5 4 4 9 3 6 9 6 "   D a t a T y p e = " D a t e T i m e " > F i e l d _ M o d i f i e d D a t e T i m e < / F i e l d _ M o d i f i e d D a t e T i m e > + 
+             < F i e l d _ T y p e   E l e m e n t T y p e = " C o l u m n "   E l e m e n t I d = " 1 3 2 8 1 6 4 0 1 6 "   D a t a T y p e = " E n u m " > F i e l d _ T y p e < / F i e l d _ T y p e > + 
+             < L a b e l F i e l d _ D e s c r i p t i o n   E l e m e n t T y p e = " C o l u m n "   E l e m e n t I d = " 3 2 9 5 4 9 8 4 0 "   D a t a T y p e = " T e x t " > L a b e l F i e l d _ D e s c r i p t i o n < / L a b e l F i e l d _ D e s c r i p t i o n > + 
+             < N u m e r i c _ V a l u e   E l e m e n t T y p e = " C o l u m n "   E l e m e n t I d = " 4 6 0 4 1 2 6 4 6 "   D a t a T y p e = " D e c i m a l " > N u m e r i c _ V a l u e < / N u m e r i c _ V a l u e > + 
+             < P r o m p t e d R e s u l t C a p t i o n _ 1   E l e m e n t T y p e = " C o l u m n "   E l e m e n t I d = " 1 5 4 8 2 0 5 1 6 9 "   D a t a T y p e = " T e x t " > P r o m p t e d R e s u l t C a p t i o n _ 1 < / P r o m p t e d R e s u l t C a p t i o n _ 1 > + 
+             < P r o m p t e d R e s u l t C a p t i o n _ 1 0   E l e m e n t T y p e = " C o l u m n "   E l e m e n t I d = " 6 6 5 1 3 7 3 2 1 "   D a t a T y p e = " T e x t " > P r o m p t e d R e s u l t C a p t i o n _ 1 0 < / P r o m p t e d R e s u l t C a p t i o n _ 1 0 > + 
+             < P r o m p t e d R e s u l t C a p t i o n _ 2   E l e m e n t T y p e = " C o l u m n "   E l e m e n t I d = " 2 1 0 9 0 6 5 5 1 0 "   D a t a T y p e = " T e x t " > P r o m p t e d R e s u l t C a p t i o n _ 2 < / P r o m p t e d R e s u l t C a p t i o n _ 2 > + 
+             < P r o m p t e d R e s u l t C a p t i o n _ 3   E l e m e n t T y p e = " C o l u m n "   E l e m e n t I d = " 1 4 7 1 3 6 8 8 9 3 "   D a t a T y p e = " T e x t " > P r o m p t e d R e s u l t C a p t i o n _ 3 < / P r o m p t e d R e s u l t C a p t i o n _ 3 > + 
+             < P r o m p t e d R e s u l t C a p t i o n _ 4   E l e m e n t T y p e = " C o l u m n "   E l e m e n t I d = " 8 3 3 6 7 2 2 7 6 "   D a t a T y p e = " T e x t " > P r o m p t e d R e s u l t C a p t i o n _ 4 < / P r o m p t e d R e s u l t C a p t i o n _ 4 > + 
+             < P r o m p t e d R e s u l t C a p t i o n _ 5   E l e m e n t T y p e = " C o l u m n "   E l e m e n t I d = " 1 9 5 9 7 5 6 5 9 "   D a t a T y p e = " T e x t " > P r o m p t e d R e s u l t C a p t i o n _ 5 < / P r o m p t e d R e s u l t C a p t i o n _ 5 > + 
+             < P r o m p t e d R e s u l t C a p t i o n _ 6   E l e m e n t T y p e = " C o l u m n "   E l e m e n t I d = " 4 4 1 7 2 0 9 5 8 "   D a t a T y p e = " T e x t " > P r o m p t e d R e s u l t C a p t i o n _ 6 < / P r o m p t e d R e s u l t C a p t i o n _ 6 > + 
+             < P r o m p t e d R e s u l t C a p t i o n _ 7   E l e m e n t T y p e = " C o l u m n "   E l e m e n t I d = " 1 0 7 9 4 1 7 5 7 5 "   D a t a T y p e = " T e x t " > P r o m p t e d R e s u l t C a p t i o n _ 7 < / P r o m p t e d R e s u l t C a p t i o n _ 7 > + 
+             < P r o m p t e d R e s u l t C a p t i o n _ 8   E l e m e n t T y p e = " C o l u m n "   E l e m e n t I d = " 1 0 3 9 0 2 9 1 2 "   D a t a T y p e = " T e x t " > P r o m p t e d R e s u l t C a p t i o n _ 8 < / P r o m p t e d R e s u l t C a p t i o n _ 8 > + 
+             < P r o m p t e d R e s u l t C a p t i o n _ 9   E l e m e n t T y p e = " C o l u m n "   E l e m e n t I d = " 7 4 1 5 9 9 5 2 9 "   D a t a T y p e = " T e x t " > P r o m p t e d R e s u l t C a p t i o n _ 9 < / P r o m p t e d R e s u l t C a p t i o n _ 9 > + 
+             < P r o m p t e d R e s u l t C o n d i t i o n D e s c r i p t i o n _ 1   E l e m e n t T y p e = " C o l u m n "   E l e m e n t I d = " 1 7 7 6 7 4 4 4 3 4 "   D a t a T y p e = " T e x t " > P r o m p t e d R e s u l t C o n d i t i o n D e s c r i p t i o n _ 1 < / P r o m p t e d R e s u l t C o n d i t i o n D e s c r i p t i o n _ 1 > + 
+             < P r o m p t e d R e s u l t C o n d i t i o n D e s c r i p t i o n _ 1 0   E l e m e n t T y p e = " C o l u m n "   E l e m e n t I d = " 1 0 2 8 7 8 8 8 8 2 "   D a t a T y p e = " T e x t " > P r o m p t e d R e s u l t C o n d i t i o n D e s c r i p t i o n _ 1 0 < / P r o m p t e d R e s u l t C o n d i t i o n D e s c r i p t i o n _ 1 0 > + 
+             < P r o m p t e d R e s u l t C o n d i t i o n D e s c r i p t i o n _ 2   E l e m e n t T y p e = " C o l u m n "   E l e m e n t I d = " 1 1 3 9 0 4 7 8 1 7 "   D a t a T y p e = " T e x t " > P r o m p t e d R e s u l t C o n d i t i o n D e s c r i p t i o n _ 2 < / P r o m p t e d R e s u l t C o n d i t i o n D e s c r i p t i o n _ 2 > + 
+             < P r o m p t e d R e s u l t C o n d i t i o n D e s c r i p t i o n _ 3   E l e m e n t T y p e = " C o l u m n "   E l e m e n t I d = " 5 0 1 3 5 1 2 0 0 "   D a t a T y p e = " T e x t " > P r o m p t e d R e s u l t C o n d i t i o n D e s c r i p t i o n _ 3 < / P r o m p t e d R e s u l t C o n d i t i o n D e s c r i p t i o n _ 3 > + 
+             < P r o m p t e d R e s u l t C o n d i t i o n D e s c r i p t i o n _ 4   E l e m e n t T y p e = " C o l u m n "   E l e m e n t I d = " 6 7 0 2 6 0 2 2 3 "   D a t a T y p e = " T e x t " > P r o m p t e d R e s u l t C o n d i t i o n D e s c r i p t i o n _ 4 < / P r o m p t e d R e s u l t C o n d i t i o n D e s c r i p t i o n _ 4 > + 
+             < P r o m p t e d R e s u l t C o n d i t i o n D e s c r i p t i o n _ 5   E l e m e n t T y p e = " C o l u m n "   E l e m e n t I d = " 3 2 5 6 3 6 0 6 "   D a t a T y p e = " T e x t " > P r o m p t e d R e s u l t C o n d i t i o n D e s c r i p t i o n _ 5 < / P r o m p t e d R e s u l t C o n d i t i o n D e s c r i p t i o n _ 5 > + 
+             < P r o m p t e d R e s u l t C o n d i t i o n D e s c r i p t i o n _ 6   E l e m e n t T y p e = " C o l u m n "   E l e m e n t I d = " 6 0 5 1 3 3 0 1 1 "   D a t a T y p e = " T e x t " > P r o m p t e d R e s u l t C o n d i t i o n D e s c r i p t i o n _ 6 < / P r o m p t e d R e s u l t C o n d i t i o n D e s c r i p t i o n _ 6 > + 
+             < P r o m p t e d R e s u l t C o n d i t i o n D e s c r i p t i o n _ 7   E l e m e n t T y p e = " C o l u m n "   E l e m e n t I d = " 1 2 4 2 8 2 9 6 2 8 "   D a t a T y p e = " T e x t " > P r o m p t e d R e s u l t C o n d i t i o n D e s c r i p t i o n _ 7 < / P r o m p t e d R e s u l t C o n d i t i o n D e s c r i p t i o n _ 7 > + 
+             < P r o m p t e d R e s u l t C o n d i t i o n D e s c r i p t i o n _ 8   E l e m e n t T y p e = " C o l u m n "   E l e m e n t I d = " 1 0 7 3 9 2 0 6 0 5 "   D a t a T y p e = " T e x t " > P r o m p t e d R e s u l t C o n d i t i o n D e s c r i p t i o n _ 8 < / P r o m p t e d R e s u l t C o n d i t i o n D e s c r i p t i o n _ 8 > + 
+             < P r o m p t e d R e s u l t C o n d i t i o n D e s c r i p t i o n _ 9   E l e m e n t T y p e = " C o l u m n "   E l e m e n t I d = " 1 7 1 1 6 1 7 2 2 2 "   D a t a T y p e = " T e x t " > P r o m p t e d R e s u l t C o n d i t i o n D e s c r i p t i o n _ 9 < / P r o m p t e d R e s u l t C o n d i t i o n D e s c r i p t i o n _ 9 > + 
+             < P r o m p t e d R e s u l t V i s i b l e _ 1   E l e m e n t T y p e = " C o l u m n "   E l e m e n t I d = " 1 3 9 9 7 0 4 4 1 7 "   D a t a T y p e = " B o o l e a n " > P r o m p t e d R e s u l t V i s i b l e _ 1 < / P r o m p t e d R e s u l t V i s i b l e _ 1 > + 
+             < P r o m p t e d R e s u l t V i s i b l e _ 1 0   E l e m e n t T y p e = " C o l u m n "   E l e m e n t I d = " 6 6 3 6 8 2 6 1 7 "   D a t a T y p e = " B o o l e a n " > P r o m p t e d R e s u l t V i s i b l e _ 1 0 < / P r o m p t e d R e s u l t V i s i b l e _ 1 0 > + 
+             < P r o m p t e d R e s u l t V i s i b l e _ 2   E l e m e n t T y p e = " C o l u m n "   E l e m e n t I d = " 2 0 3 7 4 0 1 0 3 4 "   D a t a T y p e = " B o o l e a n " > P r o m p t e d R e s u l t V i s i b l e _ 2 < / P r o m p t e d R e s u l t V i s i b l e _ 2 > + 
+             < P r o m p t e d R e s u l t V i s i b l e _ 3   E l e m e n t T y p e = " C o l u m n "   E l e m e n t I d = " 1 6 1 9 8 6 9 6 4 5 "   D a t a T y p e = " B o o l e a n " > P r o m p t e d R e s u l t V i s i b l e _ 3 < / P r o m p t e d R e s u l t V i s i b l e _ 3 > + 
+             < P r o m p t e d R e s u l t V i s i b l e _ 4   E l e m e n t T y p e = " C o l u m n "   E l e m e n t I d = " 9 8 2 1 7 3 0 2 8 "   D a t a T y p e = " B o o l e a n " > P r o m p t e d R e s u l t V i s i b l e _ 4 < / P r o m p t e d R e s u l t V i s i b l e _ 4 > + 
+             < P r o m p t e d R e s u l t V i s i b l e _ 5   E l e m e n t T y p e = " C o l u m n "   E l e m e n t I d = " 3 4 4 4 7 6 4 1 1 "   D a t a T y p e = " B o o l e a n " > P r o m p t e d R e s u l t V i s i b l e _ 5 < / P r o m p t e d R e s u l t V i s i b l e _ 5 > + 
+             < P r o m p t e d R e s u l t V i s i b l e _ 6   E l e m e n t T y p e = " C o l u m n "   E l e m e n t I d = " 2 9 3 2 2 0 2 0 6 "   D a t a T y p e = " B o o l e a n " > P r o m p t e d R e s u l t V i s i b l e _ 6 < / P r o m p t e d R e s u l t V i s i b l e _ 6 > + 
+             < P r o m p t e d R e s u l t V i s i b l e _ 7   E l e m e n t T y p e = " C o l u m n "   E l e m e n t I d = " 9 3 0 9 1 6 8 2 3 "   D a t a T y p e = " B o o l e a n " > P r o m p t e d R e s u l t V i s i b l e _ 7 < / P r o m p t e d R e s u l t V i s i b l e _ 7 > + 
+             < P r o m p t e d R e s u l t V i s i b l e _ 8   E l e m e n t T y p e = " C o l u m n "   E l e m e n t I d = " 4 4 5 9 7 8 4 0 "   D a t a T y p e = " B o o l e a n " > P r o m p t e d R e s u l t V i s i b l e _ 8 < / P r o m p t e d R e s u l t V i s i b l e _ 8 > + 
+             < P r o m p t e d R e s u l t V i s i b l e _ 9   E l e m e n t T y p e = " C o l u m n "   E l e m e n t I d = " 5 9 3 0 9 8 7 7 7 "   D a t a T y p e = " B o o l e a n " > P r o m p t e d R e s u l t V i s i b l e _ 9 < / P r o m p t e d R e s u l t V i s i b l e _ 9 > + 
+             < T e s t _ R e s u l t   E l e m e n t T y p e = " C o l u m n "   E l e m e n t I d = " 1 2 7 1 0 6 2 1 4 1 "   D a t a T y p e = " C o d e " > T e s t _ R e s u l t < / T e s t _ R e s u l t > + 
+             < T e s t _ R e s u l t D e s c r i p t i o n   E l e m e n t T y p e = " C o l u m n "   E l e m e n t I d = " 1 9 4 3 4 5 8 6 8 5 "   D a t a T y p e = " T e x t " > T e s t _ R e s u l t D e s c r i p t i o n < / T e s t _ R e s u l t D e s c r i p t i o n > + 
+             < T e s t _ V a l u e   E l e m e n t T y p e = " C o l u m n "   E l e m e n t I d = " 8 1 3 5 6 4 5 2 1 "   D a t a T y p e = " T e x t " > T e s t _ V a l u e < / T e s t _ V a l u e > + 
+             < W o r d D e s c r i p t i o n   E l e m e n t T y p e = " C o l u m n "   E l e m e n t I d = " 5 4 4 0 8 2 0 6 7 "   D a t a T y p e = " T e x t " > W o r d D e s c r i p t i o n < / W o r d D e s c r i p t i o n > + 
+             < W o r d M o d i f i e d B y U s e r N a m e   E l e m e n t T y p e = " C o l u m n "   E l e m e n t I d = " 1 6 2 5 9 3 3 4 7 9 "   D a t a T y p e = " T e x t " > W o r d M o d i f i e d B y U s e r N a m e < / W o r d M o d i f i e d B y U s e r N a m e > + 
+             < W o r d M o d i f i e d D a t e T i m e   E l e m e n t T y p e = " C o l u m n "   E l e m e n t I d = " 2 0 8 1 0 1 2 8 7 5 "   D a t a T y p e = " T e x t " > W o r d M o d i f i e d D a t e T i m e < / W o r d M o d i f i e d D a t e T i m e > + 
+             < W o r d T e s t V a l u e   E l e m e n t T y p e = " C o l u m n "   E l e m e n t I d = " 1 4 4 7 8 2 4 1 2 2 "   D a t a T y p e = " T e x t " > W o r d T e s t V a l u e < / W o r d T e s t V a l u e > + 
+         < / C u r r e n t I n s p e c t i o n L i n e > + 
+     < / C u r r e n t I n s p e c t i o n > + 
+ < / N a v W o r d R e p o r t X m l P a r t > 
+</file>
+
+<file path=customXml/item3.xml><?xml version="1.0" encoding="utf-8"?>
 <b:Sources xmlns:b="http://schemas.openxmlformats.org/officeDocument/2006/bibliography" xmlns="http://schemas.openxmlformats.org/officeDocument/2006/bibliography" SelectedStyle="\APASixthEditionOfficeOnline.xsl" StyleName="APA" Version="6"/>
 </file>
 
-<file path=customXml/item2.xml>��< ? x m l   v e r s i o n = " 1 . 0 "   e n c o d i n g = " u t f - 1 6 " ? > < N a v W o r d R e p o r t X m l P a r t   x m l n s = " u r n : m i c r o s o f t - d y n a m i c s - b u s i n e s s c e n t r a l / i n t e r n a l / e x t e n d e d / r e p o r t s / Q l t y _ N o n _ C o n f o r m a n c e / 2 0 4 0 3 / " > - 
-     < B C R e p o r t I n f o r m a t i o n > - 
-         < R e p o r t M e t a d a t a > - 
-             < E x t e n s i o n I d > E x t e n s i o n   I D < / E x t e n s i o n I d > - 
-             < E x t e n s i o n N a m e > E x t e n s i o n   N a m e < / E x t e n s i o n N a m e > - 
-             < E x t e n s i o n P u b l i s h e r > E x t e n s i o n   P u b l i s h e r < / E x t e n s i o n P u b l i s h e r > - 
-             < E x t e n s i o n V e r s i o n > E x t e n s i o n   V e r s i o n < / E x t e n s i o n V e r s i o n > - 
-             < R e p o r t I d > R e p o r t   I D < / R e p o r t I d > - 
-             < R e p o r t N a m e > R e p o r t   N a m e < / R e p o r t N a m e > - 
-             < A b o u t T h i s R e p o r t T i t l e > A b o u t   T h i s   R e p o r t   T i t l e < / A b o u t T h i s R e p o r t T i t l e > - 
-             < A b o u t T h i s R e p o r t T e x t > A b o u t   T h i s   R e p o r t   T e x t < / A b o u t T h i s R e p o r t T e x t > - 
-             < R e p o r t H e l p L i n k > R e p o r t   H e l p   L i n k < / R e p o r t H e l p L i n k > - 
-         < / R e p o r t M e t a d a t a > - 
-         < R e p o r t R e q u e s t > - 
-             < T e n a n t E n t r a I d > T e n a n t   E n t r a   I d < / T e n a n t E n t r a I d > - 
-             < E n v i r o n m e n t N a m e > E n v i r o n m e n t   N a m e < / E n v i r o n m e n t N a m e > - 
-             < E n v i r o n m e n t T y p e > E n v i r o n m e n t   T y p e < / E n v i r o n m e n t T y p e > - 
-             < C o m p a n y N a m e > C o m p a n y   N a m e < / C o m p a n y N a m e > - 
-             < C o m p a n y D i s p l a y N a m e > C o m p a n y   D i s p l a y   N a m e < / C o m p a n y D i s p l a y N a m e > - 
-             < C o m p a n y I d > C o m p a n y   I D < / C o m p a n y I d > - 
-             < U s e r N a m e > U s e r   N a m e < / U s e r N a m e > - 
-             < D a t e A n d T i m e > D a t e   a n d   T i m e < / D a t e A n d T i m e > - 
-             < L a n g u a g e > L a n g u a g e < / L a n g u a g e > - 
-             < F o r m a t R e g i o n > F o r m a t   R e g i o n < / F o r m a t R e g i o n > - 
-             < D a t e T i m e V a l u e s > - 
-                 < Y e a r > Y e a r < / Y e a r > - 
-                 < M o n t h N u m b e r > M o n t h   N u m b e r < / M o n t h N u m b e r > - 
-                 < D a y N u m b e r > D a y   N u m b e r < / D a y N u m b e r > - 
-                 < H o u r > H o u r < / H o u r > - 
-                 < M i n u t e > M i n u t e < / M i n u t e > - 
-             < / D a t e T i m e V a l u e s > - 
-         < / R e p o r t R e q u e s t > - 
-     < / B C R e p o r t I n f o r m a t i o n > - 
-     < L a b e l s > - 
-         < C o n d i t i o n L a b e l   E l e m e n t T y p e = " P a r a m e t e r "   E l e m e n t I d = " 1 4 2 4 6 4 8 2 8 8 "   D a t a T y p e = " S t r i n g " > C o n d i t i o n L a b e l < / C o n d i t i o n L a b e l > - 
-         < D a t e L a b e l   E l e m e n t T y p e = " P a r a m e t e r "   E l e m e n t I d = " 7 9 3 8 1 7 7 7 7 "   D a t a T y p e = " S t r i n g " > D a t e L a b e l < / D a t e L a b e l > - 
-         < E n t e r e d B y L a b e l   E l e m e n t T y p e = " P a r a m e t e r "   E l e m e n t I d = " 1 9 1 0 3 3 1 8 8 9 "   D a t a T y p e = " S t r i n g " > E n t e r e d B y L a b e l < / E n t e r e d B y L a b e l > - 
-         < F i n i s h e d B y L a b e l   E l e m e n t T y p e = " P a r a m e t e r "   E l e m e n t I d = " 1 2 1 8 3 5 9 1 8 "   D a t a T y p e = " S t r i n g " > F i n i s h e d B y L a b e l < / F i n i s h e d B y L a b e l > - 
-         < F i n i s h e d O n L a b e l   E l e m e n t T y p e = " P a r a m e t e r "   E l e m e n t I d = " 1 9 3 5 3 2 6 4 3 2 "   D a t a T y p e = " S t r i n g " > F i n i s h e d O n L a b e l < / F i n i s h e d O n L a b e l > - 
-         < I n s p e c t i o n L a b e l   E l e m e n t T y p e = " P a r a m e t e r "   E l e m e n t I d = " 1 5 4 9 8 3 1 5 2 5 "   D a t a T y p e = " S t r i n g " > I n s p e c t i o n L a b e l < / I n s p e c t i o n L a b e l > - 
-         < I t e m L a b e l   E l e m e n t T y p e = " P a r a m e t e r "   E l e m e n t I d = " 1 0 8 2 0 2 8 9 7 4 "   D a t a T y p e = " S t r i n g " > I t e m L a b e l < / I t e m L a b e l > - 
-         < I t e m T r a c k i n g L a b e l   E l e m e n t T y p e = " P a r a m e t e r "   E l e m e n t I d = " 9 3 5 5 3 4 6 7 1 "   D a t a T y p e = " S t r i n g " > I t e m T r a c k i n g L a b e l < / I t e m T r a c k i n g L a b e l > - 
-         < P a g e L a b e l   E l e m e n t T y p e = " P a r a m e t e r "   E l e m e n t I d = " 1 8 8 0 8 2 7 5 0 4 "   D a t a T y p e = " S t r i n g " > P a g e L a b e l < / P a g e L a b e l > - 
-         < R e p o r t T i t l e L a b e l   E l e m e n t T y p e = " P a r a m e t e r "   E l e m e n t I d = " 1 2 9 7 0 8 9 6 2 7 "   D a t a T y p e = " S t r i n g " > R e p o r t T i t l e L a b e l < / R e p o r t T i t l e L a b e l > - 
-         < R e s u l t L a b e l   E l e m e n t T y p e = " P a r a m e t e r "   E l e m e n t I d = " 4 0 7 6 0 6 8 8 6 "   D a t a T y p e = " S t r i n g " > R e s u l t L a b e l < / R e s u l t L a b e l > - 
-         < T e s t L a b e l   E l e m e n t T y p e = " P a r a m e t e r "   E l e m e n t I d = " 1 5 2 2 4 8 5 9 "   D a t a T y p e = " S t r i n g " > T e s t L a b e l < / T e s t L a b e l > - 
-         < T e s t V a l u e L a b e l   E l e m e n t T y p e = " P a r a m e t e r "   E l e m e n t I d = " 1 1 6 2 1 3 2 5 7 0 "   D a t a T y p e = " S t r i n g " > T e s t V a l u e L a b e l < / T e s t V a l u e L a b e l > - 
-     < / L a b e l s > - 
-     < T o o l t i p s > - 
-         < T o o l t i p   c o l u m n = " Q l t y I n s p e c t i o n T e m p l a t e _ D e s c r i p t i o n "   E l e m e n t I d = " 1 6 5 2 0 6 9 5 9 8 " > - 
-             < T o o l t i p T e x t   l a n g = " e n - U S " > S p e c i f i e s   a n   e x p l a n a t i o n   o f   t h e   Q u a l i t y   I n s p e c t i o n   T e m p l a t e .   Y o u   c a n   e n t e r   a   m a x i m u m   o f   1 0 0   c h a r a c t e r s ,   b o t h   n u m b e r s   a n d   l e t t e r s . < / T o o l t i p T e x t > - 
-         < / T o o l t i p > - 
-         < T o o l t i p   c o l u m n = " Q l t y I n s p e c t i o n _ D e s c r i p t i o n "   E l e m e n t I d = " 7 3 9 0 1 9 9 1 0 " > - 
-             < T o o l t i p T e x t   l a n g = " e n - U S " > S p e c i f i e s   a   d e s c r i p t i o n   o f   t h e   Q u a l i t y   I n s p e c t i o n   i t s e l f . < / T o o l t i p T e x t > - 
-         < / T o o l t i p > - 
-         < T o o l t i p   c o l u m n = " Q l t y I n s p e c t i o n _ S t a t u s "   E l e m e n t I d = " 8 5 1 7 5 2 7 6 8 " > - 
-             < T o o l t i p T e x t   l a n g = " e n - U S " > S p e c i f i e s   t h e   s t a t u s   o f   t h e   i n s p e c t i o n .   N o   a d d i t i o n a l   c h a n g e s   c a n   b e   m a d e   t o   a   f i n i s h e d   Q u a l i t y   I n s p e c t i o n . < / T o o l t i p T e x t > - 
-         < / T o o l t i p > - 
-         < T o o l t i p   c o l u m n = " Q l t y I n s p e c t i o n _ R e s u l t _ C o d e "   E l e m e n t I d = " 1 8 0 7 0 7 7 0 6 5 " > - 
-             < T o o l t i p T e x t   l a n g = " e n - U S " > S p e c i f i e s   t h e   r e s u l t   i s   a u t o m a t i c a l l y   d e t e r m i n e d   b a s e d   o n   t h e   t e s t   v a l u e   a n d   r e s u l t   c o n f i g u r a t i o n . < / T o o l t i p T e x t > - 
-         < / T o o l t i p > - 
-         < T o o l t i p   c o l u m n = " Q l t y I n s p e c t i o n _ R e s u l t _ D e s c r i p t i o n "   E l e m e n t I d = " 8 1 0 5 3 8 1 8 8 " > - 
-             < T o o l t i p T e x t   l a n g = " e n - U S " > S p e c i f i e s   t h e   r e s u l t   d e s c r i p t i o n   f o r   t h i s   t e s t   r e s u l t .   T h e   r e s u l t   i s   a u t o m a t i c a l l y   d e t e r m i n e d   b a s e d   o n   t h e   t e s t   v a l u e   a n d   r e s u l t   c o n f i g u r a t i o n . < / T o o l t i p T e x t > - 
-         < / T o o l t i p > - 
-         < T o o l t i p   c o l u m n = " Q l t y I n s p e c t i o n _ N o "   E l e m e n t I d = " 2 1 2 0 6 1 5 7 4 9 " > - 
-             < T o o l t i p T e x t   l a n g = " e n - U S " > S p e c i f i e s   t h e   q u a l i t y   i n s p e c t i o n   d o c u m e n t   n u m b e r . < / T o o l t i p T e x t > - 
-         < / T o o l t i p > - 
-         < T o o l t i p   c o l u m n = " Q l t y I n s p e c t i o n _ R e i n s p e c t i o n N o "   E l e m e n t I d = " 7 5 1 7 3 5 6 " > - 
-             < T o o l t i p T e x t   l a n g = " e n - U S " > S p e c i f i e s   t h e   r e - i n s p e c t i o n   c o u n t e r . < / T o o l t i p T e x t > - 
-         < / T o o l t i p > - 
-         < T o o l t i p   c o l u m n = " Q l t y I n s p e c t i o n _ F i n i s h e d _ B y _ U s e r _ I D "   E l e m e n t I d = " 1 7 5 0 5 1 6 3 3 8 " > - 
-             < T o o l t i p T e x t   l a n g = " e n - U S " > S p e c i f i e s   t h e   u s e r   t h a t   f i n i s h e d   t h e   i n s p e c t i o n . < / T o o l t i p T e x t > - 
-         < / T o o l t i p > - 
-         < T o o l t i p   c o l u m n = " Q l t y I n s p e c t i o n _ F i n i s h e d _ D a t e "   E l e m e n t I d = " 1 8 3 4 1 2 2 7 6 5 " > - 
-             < T o o l t i p T e x t   l a n g = " e n - U S " > S p e c i f i e s   t h e   d a t e   t h a t   t h e   i n s p e c t i o n   w a s   f i n i s h e d . < / T o o l t i p T e x t > - 
-         < / T o o l t i p > - 
-         < T o o l t i p   c o l u m n = " Q l t y I n s p e c t i o n _ S o u r c e _ I t e m _ N o _ "   E l e m e n t I d = " 1 2 6 8 0 5 0 5 1 8 " > - 
-             < T o o l t i p T e x t   l a n g = " e n - U S " > S p e c i f i e s   t h e   i t e m   t h a t   t h e   Q u a l i t y   I n s p e c t i o n   i s   f o r .   W h e n   u s e d   w i t h   p r o d u c t i o n   o r d e r s   t h i s   t y p i c a l l y   r e f e r s   t o   t h e   i t e m   b e i n g   p r o d u c e d . < / T o o l t i p T e x t > - 
-         < / T o o l t i p > - 
-         < T o o l t i p   c o l u m n = " Q l t y I n s p e c t i o n _ S o u r c e _ I t e m _ D e s c r i p t i o n "   E l e m e n t I d = " 6 4 6 8 9 0 6 3 0 " > - 
-             < T o o l t i p T e x t   l a n g = " e n - U S " > S p e c i f i e s   a   d e s c r i p t i o n   o f   t h e   i t e m . < / T o o l t i p T e x t > - 
-         < / T o o l t i p > - 
-         < T o o l t i p   c o l u m n = " Q l t y I n s p e c t i o n _ S o u r c e _ I t e m _ D e s c r i p t i o n 2 "   E l e m e n t I d = " 1 2 7 9 3 6 9 3 5 2 " > - 
-             < T o o l t i p T e x t   l a n g = " e n - U S " > S p e c i f i e s   i n f o r m a t i o n   i n   a d d i t i o n   t o   t h e   d e s c r i p t i o n . < / T o o l t i p T e x t > - 
-         < / T o o l t i p > - 
-         < T o o l t i p   c o l u m n = " Q l t y I n s p e c t i o n _ S o u r c e _ V a r i a n t _ C o d e "   E l e m e n t I d = " 1 6 0 8 4 0 3 8 2 1 " > - 
-             < T o o l t i p T e x t   l a n g = " e n - U S " > S p e c i f i e s   t h e   i t e m   v a r i a n t   t h a t   t h e   Q u a l i t y   I n s p e c t i o n   i s   f o r .   W h e n   u s e d   w i t h   p r o d u c t i o n   o r d e r s   t h i s   t y p i c a l l y   r e f e r s   t o   t h e   i t e m   b e i n g   p r o d u c e d . < / T o o l t i p T e x t > - 
-         < / T o o l t i p > - 
-         < T o o l t i p   c o l u m n = " Q l t y I n s p e c t i o n _ S o u r c e _ L o t _ N o _ "   E l e m e n t I d = " 1 1 2 3 5 5 1 3 1 2 " > - 
-             < T o o l t i p T e x t   l a n g = " e n - U S " > S p e c i f i e s   t h e   l o t   n u m b e r   t h a t   t h e   q u a l i t y   i n s p e c t i o n   i s   f o r .   T h i s   i s   o n l y   u s e d   f o r   l o t   t r a c k e d   i t e m s . < / T o o l t i p T e x t > - 
-         < / T o o l t i p > - 
-         < T o o l t i p   c o l u m n = " Q l t y I n s p e c t i o n _ S o u r c e _ S e r i a l _ N o _ "   E l e m e n t I d = " 1 5 2 0 5 9 1 4 4 7 " > - 
-             < T o o l t i p T e x t   l a n g = " e n - U S " > S p e c i f i e s   t h e   s e r i a l   n u m b e r   t h a t   t h e   q u a l i t y   i n s p e c t i o n   i s   f o r .   T h i s   i s   o n l y   u s e d   f o r   s e r i a l   t r a c k e d   i t e m s . < / T o o l t i p T e x t > - 
-         < / T o o l t i p > - 
-         < T o o l t i p   c o l u m n = " Q l t y I n s p e c t i o n _ S o u r c e _ P a c k a g e _ N o _ "   E l e m e n t I d = " 1 9 6 1 1 2 9 9 7 " > - 
-             < T o o l t i p T e x t   l a n g = " e n - U S " > S p e c i f i e s   t h e   p a c k a g e   n u m b e r   t h a t   t h e   q u a l i t y   i n s p e c t i o n   i s   f o r .   T h i s   i s   o n l y   u s e d   f o r   p a c k a g e   t r a c k e d   i t e m s . < / T o o l t i p T e x t > - 
-         < / T o o l t i p > - 
-         < T o o l t i p   c o l u m n = " Q l t y I n s p e c t i o n _ S o u r c e _ D o c u m e n t _ N o _ "   E l e m e n t I d = " 1 6 7 5 9 1 6 2 8 8 " > - 
-             < T o o l t i p T e x t   l a n g = " e n - U S " > S p e c i f i e s   a   r e f e r e n c e   t o   t h e   d o c u m e n t   t h a t   t h i s   Q u a l i t y   I n s p e c t i o n   i s   r e f e r r i n g   t o .   T h i s   t y p i c a l l y   r e f e r s   t o   a   p r o d u c t i o n   o r d e r   d o c u m e n t   n u m b e r . < / T o o l t i p T e x t > - 
-         < / T o o l t i p > - 
-         < T o o l t i p   c o l u m n = " Q l t y I n s p e c t i o n _ S o u r c e _ T a s k _ N o _ "   E l e m e n t I d = " 3 8 4 6 4 4 1 8 2 " > - 
-             < T o o l t i p T e x t   l a n g = " e n - U S " > S p e c i f i e s   a   r e f e r e n c e   t o   t h e   s o u r c e   t a s k   n o .   t h a t   t h i s   Q u a l i t y   I n s p e c t i o n   i s   r e f e r r i n g   t o .   T h i s   t y p i c a l l y   r e f e r s   t o   a n   o p e r a t i o n . < / T o o l t i p T e x t > - 
-         < / T o o l t i p > - 
-         < T o o l t i p   c o l u m n = " Q l t y I n s p e c t i o n _ S o u r c e _ C u s t o m _ 1 "   E l e m e n t I d = " 5 4 6 4 5 3 7 6 5 " > - 
-             < T o o l t i p T e x t   l a n g = " e n - U S " > S p e c i f i e s   a d d i t i o n a l   i n f o r m a t i o n   f r o m   a   s o u r c e   r e c o r d . < / T o o l t i p T e x t > - 
-         < / T o o l t i p > - 
-         < T o o l t i p   c o l u m n = " Q l t y I n s p e c t i o n _ S o u r c e _ C u s t o m _ 2 "   E l e m e n t I d = " 1 8 3 5 4 2 3 6 8 0 " > - 
-             < T o o l t i p T e x t   l a n g = " e n - U S " > S p e c i f i e s   a d d i t i o n a l   i n f o r m a t i o n   f r o m   a   s o u r c e   r e c o r d . < / T o o l t i p T e x t > - 
-         < / T o o l t i p > - 
-         < T o o l t i p   c o l u m n = " Q l t y I n s p e c t i o n _ S o u r c e _ C u s t o m _ 3 "   E l e m e n t I d = " 1 8 2 1 8 4 6 9 9 9 " > - 
-             < T o o l t i p T e x t   l a n g = " e n - U S " > S p e c i f i e s   a d d i t i o n a l   i n f o r m a t i o n   f r o m   a   s o u r c e   r e c o r d . < / T o o l t i p T e x t > - 
-         < / T o o l t i p > - 
-         < T o o l t i p   c o l u m n = " Q l t y I n s p e c t i o n _ S o u r c e _ C u s t o m _ 4 "   E l e m e n t I d = " 1 3 6 6 6 3 6 0 8 6 " > - 
-             < T o o l t i p T e x t   l a n g = " e n - U S " > S p e c i f i e s   a d d i t i o n a l   i n f o r m a t i o n   f r o m   a   s o u r c e   r e c o r d . < / T o o l t i p T e x t > - 
-         < / T o o l t i p > - 
-         < T o o l t i p   c o l u m n = " Q l t y I n s p e c t i o n _ S o u r c e _ C u s t o m _ 5 "   E l e m e n t I d = " 2 0 0 4 3 3 2 7 0 3 " > - 
-             < T o o l t i p T e x t   l a n g = " e n - U S " > S p e c i f i e s   a d d i t i o n a l   i n f o r m a t i o n   f r o m   a   s o u r c e   r e c o r d . < / T o o l t i p T e x t > - 
-         < / T o o l t i p > - 
-         < T o o l t i p   c o l u m n = " Q l t y I n s p e c t i o n _ S o u r c e _ C u s t o m _ 6 "   E l e m e n t I d = " 9 1 2 4 2 8 5 2 " > - 
-             < T o o l t i p T e x t   l a n g = " e n - U S " > S p e c i f i e s   a d d i t i o n a l   i n f o r m a t i o n   f r o m   a   s o u r c e   r e c o r d . < / T o o l t i p T e x t > - 
-         < / T o o l t i p > - 
-         < T o o l t i p   c o l u m n = " Q l t y I n s p e c t i o n _ S o u r c e _ C u s t o m _ 7 "   E l e m e n t I d = " 7 2 8 9 3 9 4 6 9 " > - 
-             < T o o l t i p T e x t   l a n g = " e n - U S " > S p e c i f i e s   a d d i t i o n a l   i n f o r m a t i o n   f r o m   a   s o u r c e   r e c o r d . < / T o o l t i p T e x t > - 
-         < / T o o l t i p > - 
-         < T o o l t i p   c o l u m n = " Q l t y I n s p e c t i o n _ S o u r c e _ C u s t o m _ 8 "   E l e m e n t I d = " 3 7 7 5 4 4 7 4 2 " > - 
-             < T o o l t i p T e x t   l a n g = " e n - U S " > S p e c i f i e s   a d d i t i o n a l   i n f o r m a t i o n   f r o m   a   s o u r c e   r e c o r d . < / T o o l t i p T e x t > - 
-         < / T o o l t i p > - 
-         < T o o l t i p   c o l u m n = " Q l t y I n s p e c t i o n _ S o u r c e _ C u s t o m _ 9 "   E l e m e n t I d = " 2 6 0 1 5 1 8 7 5 " > - 
-             < T o o l t i p T e x t   l a n g = " e n - U S " > S p e c i f i e s   a d d i t i o n a l   i n f o r m a t i o n   f r o m   a   s o u r c e   r e c o r d . < / T o o l t i p T e x t > - 
-         < / T o o l t i p > - 
-         < T o o l t i p   c o l u m n = " Q l t y I n s p e c t i o n _ S o u r c e _ C u s t o m _ 1 0 "   E l e m e n t I d = " 1 5 3 7 6 5 2 9 2 5 " > - 
-             < T o o l t i p T e x t   l a n g = " e n - U S " > S p e c i f i e s   a d d i t i o n a l   i n f o r m a t i o n   f r o m   a   s o u r c e   r e c o r d . < / T o o l t i p T e x t > - 
-         < / T o o l t i p > - 
-         < T o o l t i p   c o l u m n = " F i e l d _ C o d e "   E l e m e n t I d = " 1 3 2 7 2 5 5 7 3 " > - 
-             < T o o l t i p T e x t   l a n g = " e n - U S " > S p e c i f i e s   t h e   f i e l d / q u e s t i o n / m e t r i c   i n   t h i s   t e s t . < / T o o l t i p T e x t > - 
-         < / T o o l t i p > - 
-         < T o o l t i p   c o l u m n = " F i e l d _ D e s c r i p t i o n "   E l e m e n t I d = " 1 4 6 8 6 2 1 2 9 8 " > - 
-             < T o o l t i p T e x t   l a n g = " e n - U S " > S p e c i f i e s   a   d e s c r i p t i o n   o f   t h e   f i e l d   a s   i t   i s   u s e d   o n   t h e   t e s t . < / T o o l t i p T e x t > - 
-         < / T o o l t i p > - 
-         < T o o l t i p   c o l u m n = " N u m e r i c _ V a l u e "   E l e m e n t I d = " 4 6 0 4 1 2 6 4 6 " > - 
-             < T o o l t i p T e x t   l a n g = " e n - U S " > S p e c i f i e s   a n   e v a l u a t e d   n u m e r i c   v a l u e   o f   T e s t   V a l u e   f o r   u s e   i n   c a l c u l a t i o n s   a n d   a n a l y s i s .   T h i s   v a l u e   i s   a u t o m a t i c a l l y   c a l c u l a t e d   w h e n   t h e   T e s t   V a l u e   i s   e n t e r e d   o r   m o d i f i e d   b a s e d   o n   t h e   c o n f i g u r a t i o n   o f   t h e   T e s t   V a l u e   a n d   i s   n o t   d i r e c t l y   e d i t a b l e . < / T o o l t i p T e x t > - 
-         < / T o o l t i p > - 
-         < T o o l t i p   c o l u m n = " F i e l d _ T y p e "   E l e m e n t I d = " 1 3 2 8 1 6 4 0 1 6 " > - 
-             < T o o l t i p T e x t   l a n g = " e n - U S " > S p e c i f i e s   t h e   d a t a   t y p e   o f   t h e   v a l u e s   y o u   c a n   e n t e r   o r   s e l e c t   f o r   t h i s   t e s t .   U s e   D e c i m a l   f o r   n u m e r i c a l   m e a s u r e m e n t s .   U s e   C h o i c e   t o   g i v e   a   l i s t   o f   o p t i o n s   t o   c h o o s e   f r o m .   I f   y o u   w a n t   t o   c h o o s e   o p t i o n s   f r o m   a n   e x i s t i n g   t a b l e ,   u s e   T a b l e   L o o k u p . < / T o o l t i p T e x t > - 
-         < / T o o l t i p > - 
-         < T o o l t i p   c o l u m n = " T e s t _ R e s u l t "   E l e m e n t I d = " 1 2 7 1 0 6 2 1 4 1 " > - 
-             < T o o l t i p T e x t   l a n g = " e n - U S " > S p e c i f i e s   t h e   r e s u l t   i s   a u t o m a t i c a l l y   d e t e r m i n e d   b a s e d   o n   t h e   t e s t   v a l u e   a n d   r e s u l t   c o n f i g u r a t i o n . < / T o o l t i p T e x t > - 
-         < / T o o l t i p > - 
-     < / T o o l t i p s > - 
-     < C u r r e n t I n s p e c t i o n   E l e m e n t T y p e = " D a t a I t e m "   E l e m e n t I d = " 1 7 4 7 8 9 7 9 7 8 " > - 
-         < A p p r o v e r N a m e L a b e l   E l e m e n t T y p e = " C o l u m n "   E l e m e n t I d = " 1 8 9 7 9 9 2 7 8 5 "   D a t a T y p e = " T e x t " > A p p r o v e r N a m e L a b e l < / A p p r o v e r N a m e L a b e l > - 
-         < A p p r o v e r S i g n a t u r e L a b e l   E l e m e n t T y p e = " C o l u m n "   E l e m e n t I d = " 1 0 3 4 5 1 7 9 4 "   D a t a T y p e = " T e x t " > A p p r o v e r S i g n a t u r e L a b e l < / A p p r o v e r S i g n a t u r e L a b e l > - 
-         < C O A C o n t a c t _ A l l   E l e m e n t T y p e = " C o l u m n "   E l e m e n t I d = " 1 5 9 3 9 3 0 3 4 6 "   D a t a T y p e = " T e x t " > C O A C o n t a c t _ A l l < / C O A C o n t a c t _ A l l > - 
-         < C O A C o n t a c t _ R o w 1   E l e m e n t T y p e = " C o l u m n "   E l e m e n t I d = " 1 2 7 0 2 3 9 7 3 2 "   D a t a T y p e = " T e x t " > C O A C o n t a c t _ R o w 1 < / C O A C o n t a c t _ R o w 1 > - 
-         < C O A C o n t a c t _ R o w 2   E l e m e n t T y p e = " C o l u m n "   E l e m e n t I d = " 6 4 2 8 5 0 1 1 9 "   D a t a T y p e = " T e x t " > C O A C o n t a c t _ R o w 2 < / C O A C o n t a c t _ R o w 2 > - 
-         < C O A C o n t a c t _ R o w 3   E l e m e n t T y p e = " C o l u m n "   E l e m e n t I d = " 5 1 5 3 5 0 2 "   D a t a T y p e = " T e x t " > C O A C o n t a c t _ R o w 3 < / C O A C o n t a c t _ R o w 3 > - 
-         < C O A C o n t a c t _ R o w 4   E l e m e n t T y p e = " C o l u m n "   E l e m e n t I d = " 1 1 1 1 6 3 7 7 1 3 "   D a t a T y p e = " T e x t " > C O A C o n t a c t _ R o w 4 < / C O A C o n t a c t _ R o w 4 > - 
-         < C O A C o n t a c t _ R o w 5   E l e m e n t T y p e = " C o l u m n "   E l e m e n t I d = " 4 7 3 9 4 1 0 9 6 "   D a t a T y p e = " T e x t " > C O A C o n t a c t _ R o w 5 < / C O A C o n t a c t _ R o w 5 > - 
-         < C O A C o n t a c t _ R o w 6   E l e m e n t T y p e = " C o l u m n "   E l e m e n t I d = " 1 9 0 7 9 3 6 3 4 9 "   D a t a T y p e = " T e x t " > C O A C o n t a c t _ R o w 6 < / C O A C o n t a c t _ R o w 6 > - 
-         < C O A C o n t a c t _ R o w 7   E l e m e n t T y p e = " C o l u m n "   E l e m e n t I d = " 1 7 4 9 3 3 4 3 3 0 "   D a t a T y p e = " T e x t " > C O A C o n t a c t _ R o w 7 < / C O A C o n t a c t _ R o w 7 > - 
-         < C O A C o n t a c t _ R o w 8   E l e m e n t T y p e = " C o l u m n "   E l e m e n t I d = " 1 4 3 9 1 4 8 7 5 5 "   D a t a T y p e = " T e x t " > C O A C o n t a c t _ R o w 8 < / C O A C o n t a c t _ R o w 8 > - 
-         < C o m p a n y I n f o r m a t i o n _ A l l   E l e m e n t T y p e = " C o l u m n "   E l e m e n t I d = " 7 6 1 9 7 4 8 2 4 "   D a t a T y p e = " T e x t " > C o m p a n y I n f o r m a t i o n _ A l l < / C o m p a n y I n f o r m a t i o n _ A l l > - 
-         < C o m p a n y I n f o r m a t i o n _ R o w 1   E l e m e n t T y p e = " C o l u m n "   E l e m e n t I d = " 1 8 4 3 2 1 2 8 9 4 "   D a t a T y p e = " T e x t " > C o m p a n y I n f o r m a t i o n _ R o w 1 < / C o m p a n y I n f o r m a t i o n _ R o w 1 > - 
-         < C o m p a n y I n f o r m a t i o n _ R o w 2   E l e m e n t T y p e = " C o l u m n "   E l e m e n t I d = " 1 8 1 4 0 5 7 7 8 5 "   D a t a T y p e = " T e x t " > C o m p a n y I n f o r m a t i o n _ R o w 2 < / C o m p a n y I n f o r m a t i o n _ R o w 2 > - 
-         < C o m p a n y I n f o r m a t i o n _ R o w 3   E l e m e n t T y p e = " C o l u m n "   E l e m e n t I d = " 1 1 7 6 3 6 1 1 6 8 "   D a t a T y p e = " T e x t " > C o m p a n y I n f o r m a t i o n _ R o w 3 < / C o m p a n y I n f o r m a t i o n _ R o w 3 > - 
-         < C o m p a n y I n f o r m a t i o n _ R o w 4   E l e m e n t T y p e = " C o l u m n "   E l e m e n t I d = " 1 3 4 5 2 7 0 1 9 1 "   D a t a T y p e = " T e x t " > C o m p a n y I n f o r m a t i o n _ R o w 4 < / C o m p a n y I n f o r m a t i o n _ R o w 4 > - 
-         < C o m p a n y I n f o r m a t i o n _ R o w 5   E l e m e n t T y p e = " C o l u m n "   E l e m e n t I d = " 7 0 7 5 7 3 5 7 4 "   D a t a T y p e = " T e x t " > C o m p a n y I n f o r m a t i o n _ R o w 5 < / C o m p a n y I n f o r m a t i o n _ R o w 5 > - 
-         < C o m p a n y I n f o r m a t i o n _ R o w 6   E l e m e n t T y p e = " C o l u m n "   E l e m e n t I d = " 6 9 8 7 6 9 5 7 "   D a t a T y p e = " T e x t " > C o m p a n y I n f o r m a t i o n _ R o w 6 < / C o m p a n y I n f o r m a t i o n _ R o w 6 > - 
-         < C o m p a n y I n f o r m a t i o n _ R o w 7   E l e m e n t T y p e = " C o l u m n "   E l e m e n t I d = " 5 6 7 8 1 9 6 6 0 "   D a t a T y p e = " T e x t " > C o m p a n y I n f o r m a t i o n _ R o w 7 < / C o m p a n y I n f o r m a t i o n _ R o w 7 > - 
-         < C o m p a n y I n f o r m a t i o n _ R o w 8   E l e m e n t T y p e = " C o l u m n "   E l e m e n t I d = " 3 9 8 9 1 0 6 3 7 "   D a t a T y p e = " T e x t " > C o m p a n y I n f o r m a t i o n _ R o w 8 < / C o m p a n y I n f o r m a t i o n _ R o w 8 > - 
-         < C o m p a n y L o g o   E l e m e n t T y p e = " C o l u m n "   E l e m e n t I d = " 2 3 7 6 9 1 5 1 "   D a t a T y p e = " B l o b " / > - 
-         < E m a i l L a b e l   E l e m e n t T y p e = " C o l u m n "   E l e m e n t I d = " 7 7 1 8 8 7 1 3 5 "   D a t a T y p e = " T e x t " > E m a i l L a b e l < / E m a i l L a b e l > - 
-         < E m a i l V a l u e   E l e m e n t T y p e = " C o l u m n "   E l e m e n t I d = " 3 8 8 1 2 2 7 6 2 "   D a t a T y p e = " T e x t " > E m a i l V a l u e < / E m a i l V a l u e > - 
-         < F i n i s h e d B y N a m e L a b e l   E l e m e n t T y p e = " C o l u m n "   E l e m e n t I d = " 2 1 0 1 0 0 9 6 5 1 "   D a t a T y p e = " T e x t " > F i n i s h e d B y N a m e L a b e l < / F i n i s h e d B y N a m e L a b e l > - 
-         < F i n i s h e d B y S i g n a t u r e L a b e l   E l e m e n t T y p e = " C o l u m n "   E l e m e n t I d = " 2 0 7 1 3 1 2 7 2 2 "   D a t a T y p e = " T e x t " > F i n i s h e d B y S i g n a t u r e L a b e l < / F i n i s h e d B y S i g n a t u r e L a b e l > - 
-         < H o m e P a g e L a b e l   E l e m e n t T y p e = " C o l u m n "   E l e m e n t I d = " 4 6 2 3 7 4 2 3 1 "   D a t a T y p e = " T e x t " > H o m e P a g e L a b e l < / H o m e P a g e L a b e l > - 
-         < H o m e P a g e V a l u e   E l e m e n t T y p e = " C o l u m n "   E l e m e n t I d = " 5 3 3 5 1 4 0 3 4 "   D a t a T y p e = " T e x t " > H o m e P a g e V a l u e < / H o m e P a g e V a l u e > - 
-         < I n s p e c t i o n I n f o r m a t i o n   E l e m e n t T y p e = " C o l u m n "   E l e m e n t I d = " 1 5 3 2 8 6 0 1 9 9 "   D a t a T y p e = " T e x t " > I n s p e c t i o n I n f o r m a t i o n < / I n s p e c t i o n I n f o r m a t i o n > - 
-         < I t e m D e s c r i p t i o n   E l e m e n t T y p e = " C o l u m n "   E l e m e n t I d = " 1 9 6 5 3 9 3 7 9 0 "   D a t a T y p e = " T e x t " > I t e m D e s c r i p t i o n < / I t e m D e s c r i p t i o n > - 
-         < I t e m T r a c k i n g D e s c r i p t i o n   E l e m e n t T y p e = " C o l u m n "   E l e m e n t I d = " 1 1 1 7 1 0 3 3 4 5 "   D a t a T y p e = " T e x t " > I t e m T r a c k i n g D e s c r i p t i o n < / I t e m T r a c k i n g D e s c r i p t i o n > - 
-         < P h o n e N o L a b e l   E l e m e n t T y p e = " C o l u m n "   E l e m e n t I d = " 1 6 1 4 5 2 6 0 7 8 "   D a t a T y p e = " T e x t " > P h o n e N o L a b e l < / P h o n e N o L a b e l > - 
-         < P h o n e N o V a l u e   E l e m e n t T y p e = " C o l u m n "   E l e m e n t I d = " 1 2 8 6 6 4 9 7 8 1 "   D a t a T y p e = " T e x t " > P h o n e N o V a l u e < / P h o n e N o V a l u e > - 
-         < Q l t y I n s p e c t i o n T e m p l a t e _ D e s c r i p t i o n   E l e m e n t T y p e = " C o l u m n "   E l e m e n t I d = " 1 6 5 2 0 6 9 5 9 8 "   D a t a T y p e = " T e x t " > Q l t y I n s p e c t i o n T e m p l a t e _ D e s c r i p t i o n < / Q l t y I n s p e c t i o n T e m p l a t e _ D e s c r i p t i o n > - 
-         < Q l t y I n s p e c t i o n _ D e s c r i p t i o n   E l e m e n t T y p e = " C o l u m n "   E l e m e n t I d = " 7 3 9 0 1 9 9 1 0 "   D a t a T y p e = " T e x t " > Q l t y I n s p e c t i o n _ D e s c r i p t i o n < / Q l t y I n s p e c t i o n _ D e s c r i p t i o n > - 
-         < Q l t y I n s p e c t i o n _ D i r e c t o r _ N a m e   E l e m e n t T y p e = " C o l u m n "   E l e m e n t I d = " 1 2 5 9 7 6 1 4 6 0 "   D a t a T y p e = " T e x t " > Q l t y I n s p e c t i o n _ D i r e c t o r _ N a m e < / Q l t y I n s p e c t i o n _ D i r e c t o r _ N a m e > - 
-         < Q l t y I n s p e c t i o n _ D i r e c t o r _ T i t l e   E l e m e n t T y p e = " C o l u m n "   E l e m e n t I d = " 2 6 7 7 1 7 5 2 5 "   D a t a T y p e = " T e x t " > Q l t y I n s p e c t i o n _ D i r e c t o r _ T i t l e < / Q l t y I n s p e c t i o n _ D i r e c t o r _ T i t l e > - 
-         < Q l t y I n s p e c t i o n _ F i n i s h e d _ B y _ E m a i l   E l e m e n t T y p e = " C o l u m n "   E l e m e n t I d = " 1 5 2 1 1 3 4 6 3 1 "   D a t a T y p e = " T e x t " > Q l t y I n s p e c t i o n _ F i n i s h e d _ B y _ E m a i l < / Q l t y I n s p e c t i o n _ F i n i s h e d _ B y _ E m a i l > - 
-         < Q l t y I n s p e c t i o n _ F i n i s h e d _ B y _ P h o n e   E l e m e n t T y p e = " C o l u m n "   E l e m e n t I d = " 3 4 7 5 5 7 6 2 5 "   D a t a T y p e = " T e x t " > Q l t y I n s p e c t i o n _ F i n i s h e d _ B y _ P h o n e < / Q l t y I n s p e c t i o n _ F i n i s h e d _ B y _ P h o n e > - 
-         < Q l t y I n s p e c t i o n _ F i n i s h e d _ B y _ T i t l e   E l e m e n t T y p e = " C o l u m n "   E l e m e n t I d = " 4 6 0 0 4 5 6 8 3 "   D a t a T y p e = " T e x t " > Q l t y I n s p e c t i o n _ F i n i s h e d _ B y _ T i t l e < / Q l t y I n s p e c t i o n _ F i n i s h e d _ B y _ T i t l e > - 
-         < Q l t y I n s p e c t i o n _ F i n i s h e d _ B y _ U s e r N a m e   E l e m e n t T y p e = " C o l u m n "   E l e m e n t I d = " 1 9 5 3 6 1 2 5 3 1 "   D a t a T y p e = " T e x t " > Q l t y I n s p e c t i o n _ F i n i s h e d _ B y _ U s e r N a m e < / Q l t y I n s p e c t i o n _ F i n i s h e d _ B y _ U s e r N a m e > - 
-         < Q l t y I n s p e c t i o n _ F i n i s h e d _ B y _ U s e r _ I D   E l e m e n t T y p e = " C o l u m n "   E l e m e n t I d = " 1 7 5 0 5 1 6 3 3 8 "   D a t a T y p e = " C o d e " > Q l t y I n s p e c t i o n _ F i n i s h e d _ B y _ U s e r _ I D < / Q l t y I n s p e c t i o n _ F i n i s h e d _ B y _ U s e r _ I D > - 
-         < Q l t y I n s p e c t i o n _ F i n i s h e d _ D a t e   E l e m e n t T y p e = " C o l u m n "   E l e m e n t I d = " 1 8 3 4 1 2 2 7 6 5 "   D a t a T y p e = " D a t e T i m e " > Q l t y I n s p e c t i o n _ F i n i s h e d _ D a t e < / Q l t y I n s p e c t i o n _ F i n i s h e d _ D a t e > - 
-         < Q l t y I n s p e c t i o n _ N o   E l e m e n t T y p e = " C o l u m n "   E l e m e n t I d = " 2 1 2 0 6 1 5 7 4 9 "   D a t a T y p e = " C o d e " > Q l t y I n s p e c t i o n _ N o < / Q l t y I n s p e c t i o n _ N o > - 
-         < Q l t y I n s p e c t i o n _ R e i n s p e c t i o n N o   E l e m e n t T y p e = " C o l u m n "   E l e m e n t I d = " 7 5 1 7 3 5 6 "   D a t a T y p e = " I n t e g e r " > Q l t y I n s p e c t i o n _ R e i n s p e c t i o n N o < / Q l t y I n s p e c t i o n _ R e i n s p e c t i o n N o > - 
-         < Q l t y I n s p e c t i o n _ R e s u l t _ C o d e   E l e m e n t T y p e = " C o l u m n "   E l e m e n t I d = " 1 8 0 7 0 7 7 0 6 5 "   D a t a T y p e = " C o d e " > Q l t y I n s p e c t i o n _ R e s u l t _ C o d e < / Q l t y I n s p e c t i o n _ R e s u l t _ C o d e > - 
-         < Q l t y I n s p e c t i o n _ R e s u l t _ D e s c r i p t i o n   E l e m e n t T y p e = " C o l u m n "   E l e m e n t I d = " 8 1 0 5 3 8 1 8 8 "   D a t a T y p e = " T e x t " > Q l t y I n s p e c t i o n _ R e s u l t _ D e s c r i p t i o n < / Q l t y I n s p e c t i o n _ R e s u l t _ D e s c r i p t i o n > - 
-         < Q l t y I n s p e c t i o n _ S o u r c e _ C u s t o m _ 1   E l e m e n t T y p e = " C o l u m n "   E l e m e n t I d = " 5 4 6 4 5 3 7 6 5 "   D a t a T y p e = " T e x t " > Q l t y I n s p e c t i o n _ S o u r c e _ C u s t o m _ 1 < / Q l t y I n s p e c t i o n _ S o u r c e _ C u s t o m _ 1 > - 
-         < Q l t y I n s p e c t i o n _ S o u r c e _ C u s t o m _ 1 0   E l e m e n t T y p e = " C o l u m n "   E l e m e n t I d = " 1 5 3 7 6 5 2 9 2 5 "   D a t a T y p e = " D e c i m a l " > Q l t y I n s p e c t i o n _ S o u r c e _ C u s t o m _ 1 0 < / Q l t y I n s p e c t i o n _ S o u r c e _ C u s t o m _ 1 0 > - 
-         < Q l t y I n s p e c t i o n _ S o u r c e _ C u s t o m _ 2   E l e m e n t T y p e = " C o l u m n "   E l e m e n t I d = " 1 8 3 5 4 2 3 6 8 0 "   D a t a T y p e = " T e x t " > Q l t y I n s p e c t i o n _ S o u r c e _ C u s t o m _ 2 < / Q l t y I n s p e c t i o n _ S o u r c e _ C u s t o m _ 2 > - 
-         < Q l t y I n s p e c t i o n _ S o u r c e _ C u s t o m _ 3   E l e m e n t T y p e = " C o l u m n "   E l e m e n t I d = " 1 8 2 1 8 4 6 9 9 9 "   D a t a T y p e = " T e x t " > Q l t y I n s p e c t i o n _ S o u r c e _ C u s t o m _ 3 < / Q l t y I n s p e c t i o n _ S o u r c e _ C u s t o m _ 3 > - 
-         < Q l t y I n s p e c t i o n _ S o u r c e _ C u s t o m _ 4   E l e m e n t T y p e = " C o l u m n "   E l e m e n t I d = " 1 3 6 6 6 3 6 0 8 6 "   D a t a T y p e = " T e x t " > Q l t y I n s p e c t i o n _ S o u r c e _ C u s t o m _ 4 < / Q l t y I n s p e c t i o n _ S o u r c e _ C u s t o m _ 4 > - 
-         < Q l t y I n s p e c t i o n _ S o u r c e _ C u s t o m _ 5   E l e m e n t T y p e = " C o l u m n "   E l e m e n t I d = " 2 0 0 4 3 3 2 7 0 3 "   D a t a T y p e = " T e x t " > Q l t y I n s p e c t i o n _ S o u r c e _ C u s t o m _ 5 < / Q l t y I n s p e c t i o n _ S o u r c e _ C u s t o m _ 5 > - 
-         < Q l t y I n s p e c t i o n _ S o u r c e _ C u s t o m _ 6   E l e m e n t T y p e = " C o l u m n "   E l e m e n t I d = " 9 1 2 4 2 8 5 2 "   D a t a T y p e = " T e x t " > Q l t y I n s p e c t i o n _ S o u r c e _ C u s t o m _ 6 < / Q l t y I n s p e c t i o n _ S o u r c e _ C u s t o m _ 6 > - 
-         < Q l t y I n s p e c t i o n _ S o u r c e _ C u s t o m _ 7   E l e m e n t T y p e = " C o l u m n "   E l e m e n t I d = " 7 2 8 9 3 9 4 6 9 "   D a t a T y p e = " I n t e g e r " > Q l t y I n s p e c t i o n _ S o u r c e _ C u s t o m _ 7 < / Q l t y I n s p e c t i o n _ S o u r c e _ C u s t o m _ 7 > - 
-         < Q l t y I n s p e c t i o n _ S o u r c e _ C u s t o m _ 8   E l e m e n t T y p e = " C o l u m n "   E l e m e n t I d = " 3 7 7 5 4 4 7 4 2 "   D a t a T y p e = " I n t e g e r " > Q l t y I n s p e c t i o n _ S o u r c e _ C u s t o m _ 8 < / Q l t y I n s p e c t i o n _ S o u r c e _ C u s t o m _ 8 > - 
-         < Q l t y I n s p e c t i o n _ S o u r c e _ C u s t o m _ 9   E l e m e n t T y p e = " C o l u m n "   E l e m e n t I d = " 2 6 0 1 5 1 8 7 5 "   D a t a T y p e = " D e c i m a l " > Q l t y I n s p e c t i o n _ S o u r c e _ C u s t o m _ 9 < / Q l t y I n s p e c t i o n _ S o u r c e _ C u s t o m _ 9 > - 
-         < Q l t y I n s p e c t i o n _ S o u r c e _ D o c u m e n t _ N o _   E l e m e n t T y p e = " C o l u m n "   E l e m e n t I d = " 1 6 7 5 9 1 6 2 8 8 "   D a t a T y p e = " C o d e " > Q l t y I n s p e c t i o n _ S o u r c e _ D o c u m e n t _ N o _ < / Q l t y I n s p e c t i o n _ S o u r c e _ D o c u m e n t _ N o _ > - 
-         < Q l t y I n s p e c t i o n _ S o u r c e _ I t e m _ D e s c r i p t i o n   E l e m e n t T y p e = " C o l u m n "   E l e m e n t I d = " 6 4 6 8 9 0 6 3 0 "   D a t a T y p e = " T e x t " > Q l t y I n s p e c t i o n _ S o u r c e _ I t e m _ D e s c r i p t i o n < / Q l t y I n s p e c t i o n _ S o u r c e _ I t e m _ D e s c r i p t i o n > - 
-         < Q l t y I n s p e c t i o n _ S o u r c e _ I t e m _ D e s c r i p t i o n 2   E l e m e n t T y p e = " C o l u m n "   E l e m e n t I d = " 1 2 7 9 3 6 9 3 5 2 "   D a t a T y p e = " T e x t " > Q l t y I n s p e c t i o n _ S o u r c e _ I t e m _ D e s c r i p t i o n 2 < / Q l t y I n s p e c t i o n _ S o u r c e _ I t e m _ D e s c r i p t i o n 2 > - 
-         < Q l t y I n s p e c t i o n _ S o u r c e _ I t e m _ N o _   E l e m e n t T y p e = " C o l u m n "   E l e m e n t I d = " 1 2 6 8 0 5 0 5 1 8 "   D a t a T y p e = " C o d e " > Q l t y I n s p e c t i o n _ S o u r c e _ I t e m _ N o _ < / Q l t y I n s p e c t i o n _ S o u r c e _ I t e m _ N o _ > - 
-         < Q l t y I n s p e c t i o n _ S o u r c e _ L o t _ N o _   E l e m e n t T y p e = " C o l u m n "   E l e m e n t I d = " 1 1 2 3 5 5 1 3 1 2 "   D a t a T y p e = " C o d e " > Q l t y I n s p e c t i o n _ S o u r c e _ L o t _ N o _ < / Q l t y I n s p e c t i o n _ S o u r c e _ L o t _ N o _ > - 
-         < Q l t y I n s p e c t i o n _ S o u r c e _ P a c k a g e _ N o _   E l e m e n t T y p e = " C o l u m n "   E l e m e n t I d = " 1 9 6 1 1 2 9 9 7 "   D a t a T y p e = " C o d e " > Q l t y I n s p e c t i o n _ S o u r c e _ P a c k a g e _ N o _ < / Q l t y I n s p e c t i o n _ S o u r c e _ P a c k a g e _ N o _ > - 
-         < Q l t y I n s p e c t i o n _ S o u r c e _ S e r i a l _ N o _   E l e m e n t T y p e = " C o l u m n "   E l e m e n t I d = " 1 5 2 0 5 9 1 4 4 7 "   D a t a T y p e = " C o d e " > Q l t y I n s p e c t i o n _ S o u r c e _ S e r i a l _ N o _ < / Q l t y I n s p e c t i o n _ S o u r c e _ S e r i a l _ N o _ > - 
-         < Q l t y I n s p e c t i o n _ S o u r c e _ T a s k _ N o _   E l e m e n t T y p e = " C o l u m n "   E l e m e n t I d = " 3 8 4 6 4 4 1 8 2 "   D a t a T y p e = " C o d e " > Q l t y I n s p e c t i o n _ S o u r c e _ T a s k _ N o _ < / Q l t y I n s p e c t i o n _ S o u r c e _ T a s k _ N o _ > - 
-         < Q l t y I n s p e c t i o n _ S o u r c e _ V a r i a n t _ C o d e   E l e m e n t T y p e = " C o l u m n "   E l e m e n t I d = " 1 6 0 8 4 0 3 8 2 1 "   D a t a T y p e = " C o d e " > Q l t y I n s p e c t i o n _ S o u r c e _ V a r i a n t _ C o d e < / Q l t y I n s p e c t i o n _ S o u r c e _ V a r i a n t _ C o d e > - 
-         < Q l t y I n s p e c t i o n _ S t a t u s   E l e m e n t T y p e = " C o l u m n "   E l e m e n t I d = " 8 5 1 7 5 2 7 6 8 "   D a t a T y p e = " E n u m " > Q l t y I n s p e c t i o n _ S t a t u s < / Q l t y I n s p e c t i o n _ S t a t u s > - 
-         < R e i n s p e c t i o n S e q u e n c e I n f o r m a t i o n   E l e m e n t T y p e = " C o l u m n "   E l e m e n t I d = " 7 4 9 5 1 6 5 4 3 "   D a t a T y p e = " T e x t " > R e i n s p e c t i o n S e q u e n c e I n f o r m a t i o n < / R e i n s p e c t i o n S e q u e n c e I n f o r m a t i o n > - 
-         < C u r r e n t I n s p e c t i o n L i n e   E l e m e n t T y p e = " D a t a I t e m "   E l e m e n t I d = " 1 1 9 3 2 1 9 5 9 6 " > - 
-             < C a r r i a g e R e t u r n P e r s o n F i e l d D e t a i l s   E l e m e n t T y p e = " C o l u m n "   E l e m e n t I d = " 9 9 8 2 6 3 6 9 8 "   D a t a T y p e = " T e x t " > C a r r i a g e R e t u r n P e r s o n F i e l d D e t a i l s < / C a r r i a g e R e t u r n P e r s o n F i e l d D e t a i l s > - 
-             < C o n d i t i o n L a b e l _ 1   E l e m e n t T y p e = " C o l u m n "   E l e m e n t I d = " 1 2 2 7 8 8 1 1 9 4 "   D a t a T y p e = " T e x t " > C o n d i t i o n L a b e l _ 1 < / C o n d i t i o n L a b e l _ 1 > - 
-             < C o n d i t i o n L a b e l _ 2   E l e m e n t T y p e = " C o l u m n "   E l e m e n t I d = " 1 8 6 5 5 7 7 8 1 1 "   D a t a T y p e = " T e x t " > C o n d i t i o n L a b e l _ 2 < / C o n d i t i o n L a b e l _ 2 > - 
-             < F i e l d _ C o d e   E l e m e n t T y p e = " C o l u m n "   E l e m e n t I d = " 1 3 2 7 2 5 5 7 3 "   D a t a T y p e = " C o d e " > F i e l d _ C o d e < / F i e l d _ C o d e > - 
-             < F i e l d _ D e s c r i p t i o n   E l e m e n t T y p e = " C o l u m n "   E l e m e n t I d = " 1 4 6 8 6 2 1 2 9 8 "   D a t a T y p e = " T e x t " > F i e l d _ D e s c r i p t i o n < / F i e l d _ D e s c r i p t i o n > - 
-             < F i e l d _ E n t e r e d B y N a m e A n d T i m e s t a m p   E l e m e n t T y p e = " C o l u m n "   E l e m e n t I d = " 1 0 6 8 4 2 0 5 9 2 "   D a t a T y p e = " T e x t " > F i e l d _ E n t e r e d B y N a m e A n d T i m e s t a m p < / F i e l d _ E n t e r e d B y N a m e A n d T i m e s t a m p > - 
-             < F i e l d _ H a s E n t e r e d V a l u e   E l e m e n t T y p e = " C o l u m n "   E l e m e n t I d = " 1 7 1 6 2 6 5 8 2 4 "   D a t a T y p e = " B o o l e a n " > F i e l d _ H a s E n t e r e d V a l u e < / F i e l d _ H a s E n t e r e d V a l u e > - 
-             < F i e l d _ I f P e r s o n E m a i l   E l e m e n t T y p e = " C o l u m n "   E l e m e n t I d = " 1 3 4 6 0 5 7 6 5 0 "   D a t a T y p e = " T e x t " > F i e l d _ I f P e r s o n E m a i l < / F i e l d _ I f P e r s o n E m a i l > - 
-             < F i e l d _ I f P e r s o n N a m e   E l e m e n t T y p e = " C o l u m n "   E l e m e n t I d = " 4 1 4 7 0 2 4 4 3 "   D a t a T y p e = " T e x t " > F i e l d _ I f P e r s o n N a m e < / F i e l d _ I f P e r s o n N a m e > - 
-             < F i e l d _ I f P e r s o n P h o n e   E l e m e n t T y p e = " C o l u m n "   E l e m e n t I d = " 1 9 7 4 1 8 8 4 6 2 "   D a t a T y p e = " T e x t " > F i e l d _ I f P e r s o n P h o n e < / F i e l d _ I f P e r s o n P h o n e > - 
-             < F i e l d _ I f P e r s o n T i t l e   E l e m e n t T y p e = " C o l u m n "   E l e m e n t I d = " 1 0 0 4 6 0 9 5 4 2 "   D a t a T y p e = " T e x t " > F i e l d _ I f P e r s o n T i t l e < / F i e l d _ I f P e r s o n T i t l e > - 
-             < F i e l d _ I s L a b e l   E l e m e n t T y p e = " C o l u m n "   E l e m e n t I d = " 2 0 4 3 1 9 3 9 4 0 "   D a t a T y p e = " B o o l e a n " > F i e l d _ I s L a b e l < / F i e l d _ I s L a b e l > - 
-             < F i e l d _ I s P e r s o n F i e l d   E l e m e n t T y p e = " C o l u m n "   E l e m e n t I d = " 4 3 4 5 4 6 6 1 1 "   D a t a T y p e = " B o o l e a n " > F i e l d _ I s P e r s o n F i e l d < / F i e l d _ I s P e r s o n F i e l d > - 
-             < F i e l d _ I s T e x t   E l e m e n t T y p e = " C o l u m n "   E l e m e n t I d = " 5 9 3 6 9 2 0 1 "   D a t a T y p e = " B o o l e a n " > F i e l d _ I s T e x t < / F i e l d _ I s T e x t > - 
-             < F i e l d _ L i n e C o m m e n t a r y   E l e m e n t T y p e = " C o l u m n "   E l e m e n t I d = " 1 8 5 3 8 0 0 2 5 7 "   D a t a T y p e = " T e x t " > F i e l d _ L i n e C o m m e n t a r y < / F i e l d _ L i n e C o m m e n t a r y > - 
-             < F i e l d _ M o d i f i e d B y U s e r E m a i l   E l e m e n t T y p e = " C o l u m n "   E l e m e n t I d = " 2 0 5 3 4 9 0 5 4 5 "   D a t a T y p e = " T e x t " > F i e l d _ M o d i f i e d B y U s e r E m a i l < / F i e l d _ M o d i f i e d B y U s e r E m a i l > - 
-             < F i e l d _ M o d i f i e d B y U s e r I D   E l e m e n t T y p e = " C o l u m n "   E l e m e n t I d = " 1 3 6 3 9 8 7 2 2 2 "   D a t a T y p e = " C o d e " > F i e l d _ M o d i f i e d B y U s e r I D < / F i e l d _ M o d i f i e d B y U s e r I D > - 
-             < F i e l d _ M o d i f i e d B y U s e r J o b T i t l e   E l e m e n t T y p e = " C o l u m n "   E l e m e n t I d = " 7 1 3 3 5 4 3 4 0 "   D a t a T y p e = " T e x t " > F i e l d _ M o d i f i e d B y U s e r J o b T i t l e < / F i e l d _ M o d i f i e d B y U s e r J o b T i t l e > - 
-             < F i e l d _ M o d i f i e d B y U s e r N a m e   E l e m e n t T y p e = " C o l u m n "   E l e m e n t I d = " 7 9 8 2 2 1 9 1 6 "   D a t a T y p e = " T e x t " > F i e l d _ M o d i f i e d B y U s e r N a m e < / F i e l d _ M o d i f i e d B y U s e r N a m e > - 
-             < F i e l d _ M o d i f i e d B y U s e r P h o n e   E l e m e n t T y p e = " C o l u m n "   E l e m e n t I d = " 1 2 9 4 9 7 8 5 4 5 "   D a t a T y p e = " T e x t " > F i e l d _ M o d i f i e d B y U s e r P h o n e < / F i e l d _ M o d i f i e d B y U s e r P h o n e > - 
-             < F i e l d _ M o d i f i e d D a t e T i m e   E l e m e n t T y p e = " C o l u m n "   E l e m e n t I d = " 1 6 5 4 4 9 3 6 9 6 "   D a t a T y p e = " D a t e T i m e " > F i e l d _ M o d i f i e d D a t e T i m e < / F i e l d _ M o d i f i e d D a t e T i m e > - 
-             < F i e l d _ T y p e   E l e m e n t T y p e = " C o l u m n "   E l e m e n t I d = " 1 3 2 8 1 6 4 0 1 6 "   D a t a T y p e = " E n u m " > F i e l d _ T y p e < / F i e l d _ T y p e > - 
-             < L a b e l F i e l d _ D e s c r i p t i o n   E l e m e n t T y p e = " C o l u m n "   E l e m e n t I d = " 3 2 9 5 4 9 8 4 0 "   D a t a T y p e = " T e x t " > L a b e l F i e l d _ D e s c r i p t i o n < / L a b e l F i e l d _ D e s c r i p t i o n > - 
-             < N u m e r i c _ V a l u e   E l e m e n t T y p e = " C o l u m n "   E l e m e n t I d = " 4 6 0 4 1 2 6 4 6 "   D a t a T y p e = " D e c i m a l " > N u m e r i c _ V a l u e < / N u m e r i c _ V a l u e > - 
-             < P r o m p t e d R e s u l t C a p t i o n _ 1   E l e m e n t T y p e = " C o l u m n "   E l e m e n t I d = " 1 5 4 8 2 0 5 1 6 9 "   D a t a T y p e = " T e x t " > P r o m p t e d R e s u l t C a p t i o n _ 1 < / P r o m p t e d R e s u l t C a p t i o n _ 1 > - 
-             < P r o m p t e d R e s u l t C a p t i o n _ 1 0   E l e m e n t T y p e = " C o l u m n "   E l e m e n t I d = " 6 6 5 1 3 7 3 2 1 "   D a t a T y p e = " T e x t " > P r o m p t e d R e s u l t C a p t i o n _ 1 0 < / P r o m p t e d R e s u l t C a p t i o n _ 1 0 > - 
-             < P r o m p t e d R e s u l t C a p t i o n _ 2   E l e m e n t T y p e = " C o l u m n "   E l e m e n t I d = " 2 1 0 9 0 6 5 5 1 0 "   D a t a T y p e = " T e x t " > P r o m p t e d R e s u l t C a p t i o n _ 2 < / P r o m p t e d R e s u l t C a p t i o n _ 2 > - 
-             < P r o m p t e d R e s u l t C a p t i o n _ 3   E l e m e n t T y p e = " C o l u m n "   E l e m e n t I d = " 1 4 7 1 3 6 8 8 9 3 "   D a t a T y p e = " T e x t " > P r o m p t e d R e s u l t C a p t i o n _ 3 < / P r o m p t e d R e s u l t C a p t i o n _ 3 > - 
-             < P r o m p t e d R e s u l t C a p t i o n _ 4   E l e m e n t T y p e = " C o l u m n "   E l e m e n t I d = " 8 3 3 6 7 2 2 7 6 "   D a t a T y p e = " T e x t " > P r o m p t e d R e s u l t C a p t i o n _ 4 < / P r o m p t e d R e s u l t C a p t i o n _ 4 > - 
-             < P r o m p t e d R e s u l t C a p t i o n _ 5   E l e m e n t T y p e = " C o l u m n "   E l e m e n t I d = " 1 9 5 9 7 5 6 5 9 "   D a t a T y p e = " T e x t " > P r o m p t e d R e s u l t C a p t i o n _ 5 < / P r o m p t e d R e s u l t C a p t i o n _ 5 > - 
-             < P r o m p t e d R e s u l t C a p t i o n _ 6   E l e m e n t T y p e = " C o l u m n "   E l e m e n t I d = " 4 4 1 7 2 0 9 5 8 "   D a t a T y p e = " T e x t " > P r o m p t e d R e s u l t C a p t i o n _ 6 < / P r o m p t e d R e s u l t C a p t i o n _ 6 > - 
-             < P r o m p t e d R e s u l t C a p t i o n _ 7   E l e m e n t T y p e = " C o l u m n "   E l e m e n t I d = " 1 0 7 9 4 1 7 5 7 5 "   D a t a T y p e = " T e x t " > P r o m p t e d R e s u l t C a p t i o n _ 7 < / P r o m p t e d R e s u l t C a p t i o n _ 7 > - 
-             < P r o m p t e d R e s u l t C a p t i o n _ 8   E l e m e n t T y p e = " C o l u m n "   E l e m e n t I d = " 1 0 3 9 0 2 9 1 2 "   D a t a T y p e = " T e x t " > P r o m p t e d R e s u l t C a p t i o n _ 8 < / P r o m p t e d R e s u l t C a p t i o n _ 8 > - 
-             < P r o m p t e d R e s u l t C a p t i o n _ 9   E l e m e n t T y p e = " C o l u m n "   E l e m e n t I d = " 7 4 1 5 9 9 5 2 9 "   D a t a T y p e = " T e x t " > P r o m p t e d R e s u l t C a p t i o n _ 9 < / P r o m p t e d R e s u l t C a p t i o n _ 9 > - 
-             < P r o m p t e d R e s u l t C o n d i t i o n D e s c r i p t i o n _ 1   E l e m e n t T y p e = " C o l u m n "   E l e m e n t I d = " 1 7 7 6 7 4 4 4 3 4 "   D a t a T y p e = " T e x t " > P r o m p t e d R e s u l t C o n d i t i o n D e s c r i p t i o n _ 1 < / P r o m p t e d R e s u l t C o n d i t i o n D e s c r i p t i o n _ 1 > - 
-             < P r o m p t e d R e s u l t C o n d i t i o n D e s c r i p t i o n _ 1 0   E l e m e n t T y p e = " C o l u m n "   E l e m e n t I d = " 1 0 2 8 7 8 8 8 8 2 "   D a t a T y p e = " T e x t " > P r o m p t e d R e s u l t C o n d i t i o n D e s c r i p t i o n _ 1 0 < / P r o m p t e d R e s u l t C o n d i t i o n D e s c r i p t i o n _ 1 0 > - 
-             < P r o m p t e d R e s u l t C o n d i t i o n D e s c r i p t i o n _ 2   E l e m e n t T y p e = " C o l u m n "   E l e m e n t I d = " 1 1 3 9 0 4 7 8 1 7 "   D a t a T y p e = " T e x t " > P r o m p t e d R e s u l t C o n d i t i o n D e s c r i p t i o n _ 2 < / P r o m p t e d R e s u l t C o n d i t i o n D e s c r i p t i o n _ 2 > - 
-             < P r o m p t e d R e s u l t C o n d i t i o n D e s c r i p t i o n _ 3   E l e m e n t T y p e = " C o l u m n "   E l e m e n t I d = " 5 0 1 3 5 1 2 0 0 "   D a t a T y p e = " T e x t " > P r o m p t e d R e s u l t C o n d i t i o n D e s c r i p t i o n _ 3 < / P r o m p t e d R e s u l t C o n d i t i o n D e s c r i p t i o n _ 3 > - 
-             < P r o m p t e d R e s u l t C o n d i t i o n D e s c r i p t i o n _ 4   E l e m e n t T y p e = " C o l u m n "   E l e m e n t I d = " 6 7 0 2 6 0 2 2 3 "   D a t a T y p e = " T e x t " > P r o m p t e d R e s u l t C o n d i t i o n D e s c r i p t i o n _ 4 < / P r o m p t e d R e s u l t C o n d i t i o n D e s c r i p t i o n _ 4 > - 
-             < P r o m p t e d R e s u l t C o n d i t i o n D e s c r i p t i o n _ 5   E l e m e n t T y p e = " C o l u m n "   E l e m e n t I d = " 3 2 5 6 3 6 0 6 "   D a t a T y p e = " T e x t " > P r o m p t e d R e s u l t C o n d i t i o n D e s c r i p t i o n _ 5 < / P r o m p t e d R e s u l t C o n d i t i o n D e s c r i p t i o n _ 5 > - 
-             < P r o m p t e d R e s u l t C o n d i t i o n D e s c r i p t i o n _ 6   E l e m e n t T y p e = " C o l u m n "   E l e m e n t I d = " 6 0 5 1 3 3 0 1 1 "   D a t a T y p e = " T e x t " > P r o m p t e d R e s u l t C o n d i t i o n D e s c r i p t i o n _ 6 < / P r o m p t e d R e s u l t C o n d i t i o n D e s c r i p t i o n _ 6 > - 
-             < P r o m p t e d R e s u l t C o n d i t i o n D e s c r i p t i o n _ 7   E l e m e n t T y p e = " C o l u m n "   E l e m e n t I d = " 1 2 4 2 8 2 9 6 2 8 "   D a t a T y p e = " T e x t " > P r o m p t e d R e s u l t C o n d i t i o n D e s c r i p t i o n _ 7 < / P r o m p t e d R e s u l t C o n d i t i o n D e s c r i p t i o n _ 7 > - 
-             < P r o m p t e d R e s u l t C o n d i t i o n D e s c r i p t i o n _ 8   E l e m e n t T y p e = " C o l u m n "   E l e m e n t I d = " 1 0 7 3 9 2 0 6 0 5 "   D a t a T y p e = " T e x t " > P r o m p t e d R e s u l t C o n d i t i o n D e s c r i p t i o n _ 8 < / P r o m p t e d R e s u l t C o n d i t i o n D e s c r i p t i o n _ 8 > - 
-             < P r o m p t e d R e s u l t C o n d i t i o n D e s c r i p t i o n _ 9   E l e m e n t T y p e = " C o l u m n "   E l e m e n t I d = " 1 7 1 1 6 1 7 2 2 2 "   D a t a T y p e = " T e x t " > P r o m p t e d R e s u l t C o n d i t i o n D e s c r i p t i o n _ 9 < / P r o m p t e d R e s u l t C o n d i t i o n D e s c r i p t i o n _ 9 > - 
-             < P r o m p t e d R e s u l t V i s i b l e _ 1   E l e m e n t T y p e = " C o l u m n "   E l e m e n t I d = " 1 3 9 9 7 0 4 4 1 7 "   D a t a T y p e = " B o o l e a n " > P r o m p t e d R e s u l t V i s i b l e _ 1 < / P r o m p t e d R e s u l t V i s i b l e _ 1 > - 
-             < P r o m p t e d R e s u l t V i s i b l e _ 1 0   E l e m e n t T y p e = " C o l u m n "   E l e m e n t I d = " 6 6 3 6 8 2 6 1 7 "   D a t a T y p e = " B o o l e a n " > P r o m p t e d R e s u l t V i s i b l e _ 1 0 < / P r o m p t e d R e s u l t V i s i b l e _ 1 0 > - 
-             < P r o m p t e d R e s u l t V i s i b l e _ 2   E l e m e n t T y p e = " C o l u m n "   E l e m e n t I d = " 2 0 3 7 4 0 1 0 3 4 "   D a t a T y p e = " B o o l e a n " > P r o m p t e d R e s u l t V i s i b l e _ 2 < / P r o m p t e d R e s u l t V i s i b l e _ 2 > - 
-             < P r o m p t e d R e s u l t V i s i b l e _ 3   E l e m e n t T y p e = " C o l u m n "   E l e m e n t I d = " 1 6 1 9 8 6 9 6 4 5 "   D a t a T y p e = " B o o l e a n " > P r o m p t e d R e s u l t V i s i b l e _ 3 < / P r o m p t e d R e s u l t V i s i b l e _ 3 > - 
-             < P r o m p t e d R e s u l t V i s i b l e _ 4   E l e m e n t T y p e = " C o l u m n "   E l e m e n t I d = " 9 8 2 1 7 3 0 2 8 "   D a t a T y p e = " B o o l e a n " > P r o m p t e d R e s u l t V i s i b l e _ 4 < / P r o m p t e d R e s u l t V i s i b l e _ 4 > - 
-             < P r o m p t e d R e s u l t V i s i b l e _ 5   E l e m e n t T y p e = " C o l u m n "   E l e m e n t I d = " 3 4 4 4 7 6 4 1 1 "   D a t a T y p e = " B o o l e a n " > P r o m p t e d R e s u l t V i s i b l e _ 5 < / P r o m p t e d R e s u l t V i s i b l e _ 5 > - 
-             < P r o m p t e d R e s u l t V i s i b l e _ 6   E l e m e n t T y p e = " C o l u m n "   E l e m e n t I d = " 2 9 3 2 2 0 2 0 6 "   D a t a T y p e = " B o o l e a n " > P r o m p t e d R e s u l t V i s i b l e _ 6 < / P r o m p t e d R e s u l t V i s i b l e _ 6 > - 
-             < P r o m p t e d R e s u l t V i s i b l e _ 7   E l e m e n t T y p e = " C o l u m n "   E l e m e n t I d = " 9 3 0 9 1 6 8 2 3 "   D a t a T y p e = " B o o l e a n " > P r o m p t e d R e s u l t V i s i b l e _ 7 < / P r o m p t e d R e s u l t V i s i b l e _ 7 > - 
-             < P r o m p t e d R e s u l t V i s i b l e _ 8   E l e m e n t T y p e = " C o l u m n "   E l e m e n t I d = " 4 4 5 9 7 8 4 0 "   D a t a T y p e = " B o o l e a n " > P r o m p t e d R e s u l t V i s i b l e _ 8 < / P r o m p t e d R e s u l t V i s i b l e _ 8 > - 
-             < P r o m p t e d R e s u l t V i s i b l e _ 9   E l e m e n t T y p e = " C o l u m n "   E l e m e n t I d = " 5 9 3 0 9 8 7 7 7 "   D a t a T y p e = " B o o l e a n " > P r o m p t e d R e s u l t V i s i b l e _ 9 < / P r o m p t e d R e s u l t V i s i b l e _ 9 > - 
-             < T e s t _ R e s u l t   E l e m e n t T y p e = " C o l u m n "   E l e m e n t I d = " 1 2 7 1 0 6 2 1 4 1 "   D a t a T y p e = " C o d e " > T e s t _ R e s u l t < / T e s t _ R e s u l t > - 
-             < T e s t _ R e s u l t D e s c r i p t i o n   E l e m e n t T y p e = " C o l u m n "   E l e m e n t I d = " 1 9 4 3 4 5 8 6 8 5 "   D a t a T y p e = " T e x t " > T e s t _ R e s u l t D e s c r i p t i o n < / T e s t _ R e s u l t D e s c r i p t i o n > - 
-             < T e s t _ V a l u e   E l e m e n t T y p e = " C o l u m n "   E l e m e n t I d = " 8 1 3 5 6 4 5 2 1 "   D a t a T y p e = " T e x t " > T e s t _ V a l u e < / T e s t _ V a l u e > - 
-             < W o r d D e s c r i p t i o n   E l e m e n t T y p e = " C o l u m n "   E l e m e n t I d = " 5 4 4 0 8 2 0 6 7 "   D a t a T y p e = " T e x t " > W o r d D e s c r i p t i o n < / W o r d D e s c r i p t i o n > - 
-             < W o r d M o d i f i e d B y U s e r N a m e   E l e m e n t T y p e = " C o l u m n "   E l e m e n t I d = " 1 6 2 5 9 3 3 4 7 9 "   D a t a T y p e = " T e x t " > W o r d M o d i f i e d B y U s e r N a m e < / W o r d M o d i f i e d B y U s e r N a m e > - 
-             < W o r d M o d i f i e d D a t e T i m e   E l e m e n t T y p e = " C o l u m n "   E l e m e n t I d = " 2 0 8 1 0 1 2 8 7 5 "   D a t a T y p e = " T e x t " > W o r d M o d i f i e d D a t e T i m e < / W o r d M o d i f i e d D a t e T i m e > - 
-             < W o r d T e s t V a l u e   E l e m e n t T y p e = " C o l u m n "   E l e m e n t I d = " 1 4 4 7 8 2 4 1 2 2 "   D a t a T y p e = " T e x t " > W o r d T e s t V a l u e < / W o r d T e s t V a l u e > - 
-         < / C u r r e n t I n s p e c t i o n L i n e > - 
-     < / C u r r e n t I n s p e c t i o n > - 
- < / N a v W o r d R e p o r t X m l P a r t > 
-</file>
-
-<file path=customXml/item3.xml>��< ? x m l   v e r s i o n = " 1 . 0 "   e n c o d i n g = " u t f - 1 6 " ? > - 
- < N a v W o r d R e p o r t X m l P a r t   x m l n s = " u r n : m i c r o s o f t - d y n a m i c s - n a v / r e p o r t s / Q l t y _ N o n _ C o n f o r m a n c e / 2 0 4 0 3 / " > - 
-     < B C R e p o r t I n f o r m a t i o n > - 
-         < R e p o r t M e t a d a t a > - 
-             < E x t e n s i o n I d > E x t e n s i o n   I D < / E x t e n s i o n I d > - 
-             < E x t e n s i o n N a m e > E x t e n s i o n   N a m e < / E x t e n s i o n N a m e > - 
-             < E x t e n s i o n P u b l i s h e r > E x t e n s i o n   P u b l i s h e r < / E x t e n s i o n P u b l i s h e r > - 
-             < E x t e n s i o n V e r s i o n > E x t e n s i o n   V e r s i o n < / E x t e n s i o n V e r s i o n > - 
-             < R e p o r t I d > R e p o r t   I D < / R e p o r t I d > - 
-             < R e p o r t N a m e > R e p o r t   N a m e < / R e p o r t N a m e > - 
-             < A b o u t T h i s R e p o r t T i t l e > A b o u t   T h i s   R e p o r t   T i t l e < / A b o u t T h i s R e p o r t T i t l e > - 
-             < A b o u t T h i s R e p o r t T e x t > A b o u t   T h i s   R e p o r t   T e x t < / A b o u t T h i s R e p o r t T e x t > - 
-             < R e p o r t H e l p L i n k > R e p o r t   H e l p   L i n k < / R e p o r t H e l p L i n k > - 
-         < / R e p o r t M e t a d a t a > - 
-         < R e p o r t R e q u e s t > - 
-             < T e n a n t E n t r a I d > T e n a n t   E n t r a   I d < / T e n a n t E n t r a I d > - 
-             < E n v i r o n m e n t N a m e > E n v i r o n m e n t   N a m e < / E n v i r o n m e n t N a m e > - 
-             < E n v i r o n m e n t T y p e > E n v i r o n m e n t   T y p e < / E n v i r o n m e n t T y p e > - 
-             < C o m p a n y N a m e > C o m p a n y   N a m e < / C o m p a n y N a m e > - 
-             < C o m p a n y D i s p l a y N a m e > C o m p a n y   D i s p l a y   N a m e < / C o m p a n y D i s p l a y N a m e > - 
-             < C o m p a n y I d > C o m p a n y   I D < / C o m p a n y I d > - 
-             < U s e r N a m e > U s e r   N a m e < / U s e r N a m e > - 
-             < D a t e A n d T i m e > D a t e   a n d   T i m e < / D a t e A n d T i m e > - 
-             < L a n g u a g e > L a n g u a g e < / L a n g u a g e > - 
-             < F o r m a t R e g i o n > F o r m a t   R e g i o n < / F o r m a t R e g i o n > - 
-             < D a t e T i m e V a l u e s > - 
-                 < Y e a r > Y e a r < / Y e a r > - 
-                 < M o n t h N u m b e r > M o n t h   N u m b e r < / M o n t h N u m b e r > - 
-                 < D a y N u m b e r > D a y   N u m b e r < / D a y N u m b e r > - 
-                 < H o u r > H o u r < / H o u r > - 
-                 < M i n u t e > M i n u t e < / M i n u t e > - 
-             < / D a t e T i m e V a l u e s > - 
-         < / R e p o r t R e q u e s t > - 
-     < / B C R e p o r t I n f o r m a t i o n > - 
-     < L a b e l s > - 
-         < C o n d i t i o n L a b e l > C o n d i t i o n L a b e l < / C o n d i t i o n L a b e l > - 
-         < D a t e L a b e l > D a t e L a b e l < / D a t e L a b e l > - 
-         < E n t e r e d B y L a b e l > E n t e r e d B y L a b e l < / E n t e r e d B y L a b e l > - 
-         < F i n i s h e d B y L a b e l > F i n i s h e d B y L a b e l < / F i n i s h e d B y L a b e l > - 
-         < F i n i s h e d O n L a b e l > F i n i s h e d O n L a b e l < / F i n i s h e d O n L a b e l > - 
-         < I n s p e c t i o n L a b e l > I n s p e c t i o n L a b e l < / I n s p e c t i o n L a b e l > - 
-         < I t e m L a b e l > I t e m L a b e l < / I t e m L a b e l > - 
-         < I t e m T r a c k i n g L a b e l > I t e m T r a c k i n g L a b e l < / I t e m T r a c k i n g L a b e l > - 
-         < P a g e L a b e l > P a g e L a b e l < / P a g e L a b e l > - 
-         < R e p o r t T i t l e L a b e l > R e p o r t T i t l e L a b e l < / R e p o r t T i t l e L a b e l > - 
-         < R e s u l t L a b e l > R e s u l t L a b e l < / R e s u l t L a b e l > - 
-         < T e s t L a b e l > T e s t L a b e l < / T e s t L a b e l > - 
-         < T e s t V a l u e L a b e l > T e s t V a l u e L a b e l < / T e s t V a l u e L a b e l > - 
-     < / L a b e l s > - 
-     < C u r r e n t I n s p e c t i o n > - 
-         < A p p r o v e r N a m e L a b e l > A p p r o v e r N a m e L a b e l < / A p p r o v e r N a m e L a b e l > - 
-         < A p p r o v e r S i g n a t u r e L a b e l > A p p r o v e r S i g n a t u r e L a b e l < / A p p r o v e r S i g n a t u r e L a b e l > - 
-         < C O A C o n t a c t _ A l l > C O A C o n t a c t _ A l l < / C O A C o n t a c t _ A l l > - 
-         < C O A C o n t a c t _ R o w 1 > C O A C o n t a c t _ R o w 1 < / C O A C o n t a c t _ R o w 1 > - 
-         < C O A C o n t a c t _ R o w 2 > C O A C o n t a c t _ R o w 2 < / C O A C o n t a c t _ R o w 2 > - 
-         < C O A C o n t a c t _ R o w 3 > C O A C o n t a c t _ R o w 3 < / C O A C o n t a c t _ R o w 3 > - 
-         < C O A C o n t a c t _ R o w 4 > C O A C o n t a c t _ R o w 4 < / C O A C o n t a c t _ R o w 4 > - 
-         < C O A C o n t a c t _ R o w 5 > C O A C o n t a c t _ R o w 5 < / C O A C o n t a c t _ R o w 5 > - 
-         < C O A C o n t a c t _ R o w 6 > C O A C o n t a c t _ R o w 6 < / C O A C o n t a c t _ R o w 6 > - 
-         < C O A C o n t a c t _ R o w 7 > C O A C o n t a c t _ R o w 7 < / C O A C o n t a c t _ R o w 7 > - 
-         < C O A C o n t a c t _ R o w 8 > C O A C o n t a c t _ R o w 8 < / C O A C o n t a c t _ R o w 8 > - 
-         < C o m p a n y I n f o r m a t i o n _ A l l > C o m p a n y I n f o r m a t i o n _ A l l < / C o m p a n y I n f o r m a t i o n _ A l l > - 
-         < C o m p a n y I n f o r m a t i o n _ R o w 1 > C o m p a n y I n f o r m a t i o n _ R o w 1 < / C o m p a n y I n f o r m a t i o n _ R o w 1 > - 
-         < C o m p a n y I n f o r m a t i o n _ R o w 2 > C o m p a n y I n f o r m a t i o n _ R o w 2 < / C o m p a n y I n f o r m a t i o n _ R o w 2 > - 
-         < C o m p a n y I n f o r m a t i o n _ R o w 3 > C o m p a n y I n f o r m a t i o n _ R o w 3 < / C o m p a n y I n f o r m a t i o n _ R o w 3 > - 
-         < C o m p a n y I n f o r m a t i o n _ R o w 4 > C o m p a n y I n f o r m a t i o n _ R o w 4 < / C o m p a n y I n f o r m a t i o n _ R o w 4 > - 
-         < C o m p a n y I n f o r m a t i o n _ R o w 5 > C o m p a n y I n f o r m a t i o n _ R o w 5 < / C o m p a n y I n f o r m a t i o n _ R o w 5 > - 
-         < C o m p a n y I n f o r m a t i o n _ R o w 6 > C o m p a n y I n f o r m a t i o n _ R o w 6 < / C o m p a n y I n f o r m a t i o n _ R o w 6 > - 
-         < C o m p a n y I n f o r m a t i o n _ R o w 7 > C o m p a n y I n f o r m a t i o n _ R o w 7 < / C o m p a n y I n f o r m a t i o n _ R o w 7 > - 
-         < C o m p a n y I n f o r m a t i o n _ R o w 8 > C o m p a n y I n f o r m a t i o n _ R o w 8 < / C o m p a n y I n f o r m a t i o n _ R o w 8 > - 
-         < C o m p a n y L o g o   / > - 
-         < E m a i l L a b e l > E m a i l L a b e l < / E m a i l L a b e l > - 
-         < E m a i l V a l u e > E m a i l V a l u e < / E m a i l V a l u e > - 
-         < F i n i s h e d B y N a m e L a b e l > F i n i s h e d B y N a m e L a b e l < / F i n i s h e d B y N a m e L a b e l > - 
-         < F i n i s h e d B y S i g n a t u r e L a b e l > F i n i s h e d B y S i g n a t u r e L a b e l < / F i n i s h e d B y S i g n a t u r e L a b e l > - 
-         < H o m e P a g e L a b e l > H o m e P a g e L a b e l < / H o m e P a g e L a b e l > - 
-         < H o m e P a g e V a l u e > H o m e P a g e V a l u e < / H o m e P a g e V a l u e > - 
-         < I n s p e c t i o n I n f o r m a t i o n > I n s p e c t i o n I n f o r m a t i o n < / I n s p e c t i o n I n f o r m a t i o n > - 
-         < I t e m D e s c r i p t i o n > I t e m D e s c r i p t i o n < / I t e m D e s c r i p t i o n > - 
-         < I t e m T r a c k i n g D e s c r i p t i o n > I t e m T r a c k i n g D e s c r i p t i o n < / I t e m T r a c k i n g D e s c r i p t i o n > - 
-         < P h o n e N o L a b e l > P h o n e N o L a b e l < / P h o n e N o L a b e l > - 
-         < P h o n e N o V a l u e > P h o n e N o V a l u e < / P h o n e N o V a l u e > - 
-         < Q l t y I n s p e c t i o n T e m p l a t e _ D e s c r i p t i o n > Q l t y I n s p e c t i o n T e m p l a t e _ D e s c r i p t i o n < / Q l t y I n s p e c t i o n T e m p l a t e _ D e s c r i p t i o n > - 
-         < Q l t y I n s p e c t i o n _ D e s c r i p t i o n > Q l t y I n s p e c t i o n _ D e s c r i p t i o n < / Q l t y I n s p e c t i o n _ D e s c r i p t i o n > - 
-         < Q l t y I n s p e c t i o n _ D i r e c t o r _ N a m e > Q l t y I n s p e c t i o n _ D i r e c t o r _ N a m e < / Q l t y I n s p e c t i o n _ D i r e c t o r _ N a m e > - 
-         < Q l t y I n s p e c t i o n _ D i r e c t o r _ T i t l e > Q l t y I n s p e c t i o n _ D i r e c t o r _ T i t l e < / Q l t y I n s p e c t i o n _ D i r e c t o r _ T i t l e > - 
-         < Q l t y I n s p e c t i o n _ F i n i s h e d _ B y _ E m a i l > Q l t y I n s p e c t i o n _ F i n i s h e d _ B y _ E m a i l < / Q l t y I n s p e c t i o n _ F i n i s h e d _ B y _ E m a i l > - 
-         < Q l t y I n s p e c t i o n _ F i n i s h e d _ B y _ P h o n e > Q l t y I n s p e c t i o n _ F i n i s h e d _ B y _ P h o n e < / Q l t y I n s p e c t i o n _ F i n i s h e d _ B y _ P h o n e > - 
-         < Q l t y I n s p e c t i o n _ F i n i s h e d _ B y _ T i t l e > Q l t y I n s p e c t i o n _ F i n i s h e d _ B y _ T i t l e < / Q l t y I n s p e c t i o n _ F i n i s h e d _ B y _ T i t l e > - 
-         < Q l t y I n s p e c t i o n _ F i n i s h e d _ B y _ U s e r N a m e > Q l t y I n s p e c t i o n _ F i n i s h e d _ B y _ U s e r N a m e < / Q l t y I n s p e c t i o n _ F i n i s h e d _ B y _ U s e r N a m e > - 
-         < Q l t y I n s p e c t i o n _ F i n i s h e d _ B y _ U s e r _ I D > Q l t y I n s p e c t i o n _ F i n i s h e d _ B y _ U s e r _ I D < / Q l t y I n s p e c t i o n _ F i n i s h e d _ B y _ U s e r _ I D > - 
-         < Q l t y I n s p e c t i o n _ F i n i s h e d _ D a t e > Q l t y I n s p e c t i o n _ F i n i s h e d _ D a t e < / Q l t y I n s p e c t i o n _ F i n i s h e d _ D a t e > - 
-         < Q l t y I n s p e c t i o n _ N o > Q l t y I n s p e c t i o n _ N o < / Q l t y I n s p e c t i o n _ N o > - 
-         < Q l t y I n s p e c t i o n _ R e i n s p e c t i o n N o > Q l t y I n s p e c t i o n _ R e i n s p e c t i o n N o < / Q l t y I n s p e c t i o n _ R e i n s p e c t i o n N o > - 
-         < Q l t y I n s p e c t i o n _ R e s u l t _ C o d e > Q l t y I n s p e c t i o n _ R e s u l t _ C o d e < / Q l t y I n s p e c t i o n _ R e s u l t _ C o d e > - 
-         < Q l t y I n s p e c t i o n _ R e s u l t _ D e s c r i p t i o n > Q l t y I n s p e c t i o n _ R e s u l t _ D e s c r i p t i o n < / Q l t y I n s p e c t i o n _ R e s u l t _ D e s c r i p t i o n > - 
-         < Q l t y I n s p e c t i o n _ S o u r c e _ C u s t o m _ 1 > Q l t y I n s p e c t i o n _ S o u r c e _ C u s t o m _ 1 < / Q l t y I n s p e c t i o n _ S o u r c e _ C u s t o m _ 1 > - 
-         < Q l t y I n s p e c t i o n _ S o u r c e _ C u s t o m _ 1 0 > Q l t y I n s p e c t i o n _ S o u r c e _ C u s t o m _ 1 0 < / Q l t y I n s p e c t i o n _ S o u r c e _ C u s t o m _ 1 0 > - 
-         < Q l t y I n s p e c t i o n _ S o u r c e _ C u s t o m _ 2 > Q l t y I n s p e c t i o n _ S o u r c e _ C u s t o m _ 2 < / Q l t y I n s p e c t i o n _ S o u r c e _ C u s t o m _ 2 > - 
-         < Q l t y I n s p e c t i o n _ S o u r c e _ C u s t o m _ 3 > Q l t y I n s p e c t i o n _ S o u r c e _ C u s t o m _ 3 < / Q l t y I n s p e c t i o n _ S o u r c e _ C u s t o m _ 3 > - 
-         < Q l t y I n s p e c t i o n _ S o u r c e _ C u s t o m _ 4 > Q l t y I n s p e c t i o n _ S o u r c e _ C u s t o m _ 4 < / Q l t y I n s p e c t i o n _ S o u r c e _ C u s t o m _ 4 > - 
-         < Q l t y I n s p e c t i o n _ S o u r c e _ C u s t o m _ 5 > Q l t y I n s p e c t i o n _ S o u r c e _ C u s t o m _ 5 < / Q l t y I n s p e c t i o n _ S o u r c e _ C u s t o m _ 5 > - 
-         < Q l t y I n s p e c t i o n _ S o u r c e _ C u s t o m _ 6 > Q l t y I n s p e c t i o n _ S o u r c e _ C u s t o m _ 6 < / Q l t y I n s p e c t i o n _ S o u r c e _ C u s t o m _ 6 > - 
-         < Q l t y I n s p e c t i o n _ S o u r c e _ C u s t o m _ 7 > Q l t y I n s p e c t i o n _ S o u r c e _ C u s t o m _ 7 < / Q l t y I n s p e c t i o n _ S o u r c e _ C u s t o m _ 7 > - 
-         < Q l t y I n s p e c t i o n _ S o u r c e _ C u s t o m _ 8 > Q l t y I n s p e c t i o n _ S o u r c e _ C u s t o m _ 8 < / Q l t y I n s p e c t i o n _ S o u r c e _ C u s t o m _ 8 > - 
-         < Q l t y I n s p e c t i o n _ S o u r c e _ C u s t o m _ 9 > Q l t y I n s p e c t i o n _ S o u r c e _ C u s t o m _ 9 < / Q l t y I n s p e c t i o n _ S o u r c e _ C u s t o m _ 9 > - 
-         < Q l t y I n s p e c t i o n _ S o u r c e _ D o c u m e n t _ N o _ > Q l t y I n s p e c t i o n _ S o u r c e _ D o c u m e n t _ N o _ < / Q l t y I n s p e c t i o n _ S o u r c e _ D o c u m e n t _ N o _ > - 
-         < Q l t y I n s p e c t i o n _ S o u r c e _ I t e m _ D e s c r i p t i o n > Q l t y I n s p e c t i o n _ S o u r c e _ I t e m _ D e s c r i p t i o n < / Q l t y I n s p e c t i o n _ S o u r c e _ I t e m _ D e s c r i p t i o n > - 
-         < Q l t y I n s p e c t i o n _ S o u r c e _ I t e m _ D e s c r i p t i o n 2 > Q l t y I n s p e c t i o n _ S o u r c e _ I t e m _ D e s c r i p t i o n 2 < / Q l t y I n s p e c t i o n _ S o u r c e _ I t e m _ D e s c r i p t i o n 2 > - 
-         < Q l t y I n s p e c t i o n _ S o u r c e _ I t e m _ N o _ > Q l t y I n s p e c t i o n _ S o u r c e _ I t e m _ N o _ < / Q l t y I n s p e c t i o n _ S o u r c e _ I t e m _ N o _ > - 
-         < Q l t y I n s p e c t i o n _ S o u r c e _ L o t _ N o _ > Q l t y I n s p e c t i o n _ S o u r c e _ L o t _ N o _ < / Q l t y I n s p e c t i o n _ S o u r c e _ L o t _ N o _ > - 
-         < Q l t y I n s p e c t i o n _ S o u r c e _ P a c k a g e _ N o _ > Q l t y I n s p e c t i o n _ S o u r c e _ P a c k a g e _ N o _ < / Q l t y I n s p e c t i o n _ S o u r c e _ P a c k a g e _ N o _ > - 
-         < Q l t y I n s p e c t i o n _ S o u r c e _ S e r i a l _ N o _ > Q l t y I n s p e c t i o n _ S o u r c e _ S e r i a l _ N o _ < / Q l t y I n s p e c t i o n _ S o u r c e _ S e r i a l _ N o _ > - 
-         < Q l t y I n s p e c t i o n _ S o u r c e _ T a s k _ N o _ > Q l t y I n s p e c t i o n _ S o u r c e _ T a s k _ N o _ < / Q l t y I n s p e c t i o n _ S o u r c e _ T a s k _ N o _ > - 
-         < Q l t y I n s p e c t i o n _ S o u r c e _ V a r i a n t _ C o d e > Q l t y I n s p e c t i o n _ S o u r c e _ V a r i a n t _ C o d e < / Q l t y I n s p e c t i o n _ S o u r c e _ V a r i a n t _ C o d e > - 
-         < Q l t y I n s p e c t i o n _ S t a t u s > Q l t y I n s p e c t i o n _ S t a t u s < / Q l t y I n s p e c t i o n _ S t a t u s > - 
-         < R e i n s p e c t i o n S e q u e n c e I n f o r m a t i o n > R e i n s p e c t i o n S e q u e n c e I n f o r m a t i o n < / R e i n s p e c t i o n S e q u e n c e I n f o r m a t i o n > - 
-         < C u r r e n t I n s p e c t i o n L i n e > - 
-             < C a r r i a g e R e t u r n P e r s o n F i e l d D e t a i l s > C a r r i a g e R e t u r n P e r s o n F i e l d D e t a i l s < / C a r r i a g e R e t u r n P e r s o n F i e l d D e t a i l s > - 
-             < C o n d i t i o n L a b e l _ 1 > C o n d i t i o n L a b e l _ 1 < / C o n d i t i o n L a b e l _ 1 > - 
-             < C o n d i t i o n L a b e l _ 2 > C o n d i t i o n L a b e l _ 2 < / C o n d i t i o n L a b e l _ 2 > - 
-             < F i e l d _ C o d e > F i e l d _ C o d e < / F i e l d _ C o d e > - 
-             < F i e l d _ D e s c r i p t i o n > F i e l d _ D e s c r i p t i o n < / F i e l d _ D e s c r i p t i o n > - 
-             < F i e l d _ E n t e r e d B y N a m e A n d T i m e s t a m p > F i e l d _ E n t e r e d B y N a m e A n d T i m e s t a m p < / F i e l d _ E n t e r e d B y N a m e A n d T i m e s t a m p > - 
-             < F i e l d _ H a s E n t e r e d V a l u e > F i e l d _ H a s E n t e r e d V a l u e < / F i e l d _ H a s E n t e r e d V a l u e > - 
-             < F i e l d _ I f P e r s o n E m a i l > F i e l d _ I f P e r s o n E m a i l < / F i e l d _ I f P e r s o n E m a i l > - 
-             < F i e l d _ I f P e r s o n N a m e > F i e l d _ I f P e r s o n N a m e < / F i e l d _ I f P e r s o n N a m e > - 
-             < F i e l d _ I f P e r s o n P h o n e > F i e l d _ I f P e r s o n P h o n e < / F i e l d _ I f P e r s o n P h o n e > - 
-             < F i e l d _ I f P e r s o n T i t l e > F i e l d _ I f P e r s o n T i t l e < / F i e l d _ I f P e r s o n T i t l e > - 
-             < F i e l d _ I s L a b e l > F i e l d _ I s L a b e l < / F i e l d _ I s L a b e l > - 
-             < F i e l d _ I s P e r s o n F i e l d > F i e l d _ I s P e r s o n F i e l d < / F i e l d _ I s P e r s o n F i e l d > - 
-             < F i e l d _ I s T e x t > F i e l d _ I s T e x t < / F i e l d _ I s T e x t > - 
-             < F i e l d _ L i n e C o m m e n t a r y > F i e l d _ L i n e C o m m e n t a r y < / F i e l d _ L i n e C o m m e n t a r y > - 
-             < F i e l d _ M o d i f i e d B y U s e r E m a i l > F i e l d _ M o d i f i e d B y U s e r E m a i l < / F i e l d _ M o d i f i e d B y U s e r E m a i l > - 
-             < F i e l d _ M o d i f i e d B y U s e r I D > F i e l d _ M o d i f i e d B y U s e r I D < / F i e l d _ M o d i f i e d B y U s e r I D > - 
-             < F i e l d _ M o d i f i e d B y U s e r J o b T i t l e > F i e l d _ M o d i f i e d B y U s e r J o b T i t l e < / F i e l d _ M o d i f i e d B y U s e r J o b T i t l e > - 
-             < F i e l d _ M o d i f i e d B y U s e r N a m e > F i e l d _ M o d i f i e d B y U s e r N a m e < / F i e l d _ M o d i f i e d B y U s e r N a m e > - 
-             < F i e l d _ M o d i f i e d B y U s e r P h o n e > F i e l d _ M o d i f i e d B y U s e r P h o n e < / F i e l d _ M o d i f i e d B y U s e r P h o n e > - 
-             < F i e l d _ M o d i f i e d D a t e T i m e > F i e l d _ M o d i f i e d D a t e T i m e < / F i e l d _ M o d i f i e d D a t e T i m e > - 
-             < F i e l d _ T y p e > F i e l d _ T y p e < / F i e l d _ T y p e > - 
-             < L a b e l F i e l d _ D e s c r i p t i o n > L a b e l F i e l d _ D e s c r i p t i o n < / L a b e l F i e l d _ D e s c r i p t i o n > - 
-             < N u m e r i c _ V a l u e > N u m e r i c _ V a l u e < / N u m e r i c _ V a l u e > - 
-             < P r o m p t e d R e s u l t C a p t i o n _ 1 > P r o m p t e d R e s u l t C a p t i o n _ 1 < / P r o m p t e d R e s u l t C a p t i o n _ 1 > - 
-             < P r o m p t e d R e s u l t C a p t i o n _ 1 0 > P r o m p t e d R e s u l t C a p t i o n _ 1 0 < / P r o m p t e d R e s u l t C a p t i o n _ 1 0 > - 
-             < P r o m p t e d R e s u l t C a p t i o n _ 2 > P r o m p t e d R e s u l t C a p t i o n _ 2 < / P r o m p t e d R e s u l t C a p t i o n _ 2 > - 
-             < P r o m p t e d R e s u l t C a p t i o n _ 3 > P r o m p t e d R e s u l t C a p t i o n _ 3 < / P r o m p t e d R e s u l t C a p t i o n _ 3 > - 
-             < P r o m p t e d R e s u l t C a p t i o n _ 4 > P r o m p t e d R e s u l t C a p t i o n _ 4 < / P r o m p t e d R e s u l t C a p t i o n _ 4 > - 
-             < P r o m p t e d R e s u l t C a p t i o n _ 5 > P r o m p t e d R e s u l t C a p t i o n _ 5 < / P r o m p t e d R e s u l t C a p t i o n _ 5 > - 
-             < P r o m p t e d R e s u l t C a p t i o n _ 6 > P r o m p t e d R e s u l t C a p t i o n _ 6 < / P r o m p t e d R e s u l t C a p t i o n _ 6 > - 
-             < P r o m p t e d R e s u l t C a p t i o n _ 7 > P r o m p t e d R e s u l t C a p t i o n _ 7 < / P r o m p t e d R e s u l t C a p t i o n _ 7 > - 
-             < P r o m p t e d R e s u l t C a p t i o n _ 8 > P r o m p t e d R e s u l t C a p t i o n _ 8 < / P r o m p t e d R e s u l t C a p t i o n _ 8 > - 
-             < P r o m p t e d R e s u l t C a p t i o n _ 9 > P r o m p t e d R e s u l t C a p t i o n _ 9 < / P r o m p t e d R e s u l t C a p t i o n _ 9 > - 
-             < P r o m p t e d R e s u l t C o n d i t i o n D e s c r i p t i o n _ 1 > P r o m p t e d R e s u l t C o n d i t i o n D e s c r i p t i o n _ 1 < / P r o m p t e d R e s u l t C o n d i t i o n D e s c r i p t i o n _ 1 > - 
-             < P r o m p t e d R e s u l t C o n d i t i o n D e s c r i p t i o n _ 1 0 > P r o m p t e d R e s u l t C o n d i t i o n D e s c r i p t i o n _ 1 0 < / P r o m p t e d R e s u l t C o n d i t i o n D e s c r i p t i o n _ 1 0 > - 
-             < P r o m p t e d R e s u l t C o n d i t i o n D e s c r i p t i o n _ 2 > P r o m p t e d R e s u l t C o n d i t i o n D e s c r i p t i o n _ 2 < / P r o m p t e d R e s u l t C o n d i t i o n D e s c r i p t i o n _ 2 > - 
-             < P r o m p t e d R e s u l t C o n d i t i o n D e s c r i p t i o n _ 3 > P r o m p t e d R e s u l t C o n d i t i o n D e s c r i p t i o n _ 3 < / P r o m p t e d R e s u l t C o n d i t i o n D e s c r i p t i o n _ 3 > - 
-             < P r o m p t e d R e s u l t C o n d i t i o n D e s c r i p t i o n _ 4 > P r o m p t e d R e s u l t C o n d i t i o n D e s c r i p t i o n _ 4 < / P r o m p t e d R e s u l t C o n d i t i o n D e s c r i p t i o n _ 4 > - 
-             < P r o m p t e d R e s u l t C o n d i t i o n D e s c r i p t i o n _ 5 > P r o m p t e d R e s u l t C o n d i t i o n D e s c r i p t i o n _ 5 < / P r o m p t e d R e s u l t C o n d i t i o n D e s c r i p t i o n _ 5 > - 
-             < P r o m p t e d R e s u l t C o n d i t i o n D e s c r i p t i o n _ 6 > P r o m p t e d R e s u l t C o n d i t i o n D e s c r i p t i o n _ 6 < / P r o m p t e d R e s u l t C o n d i t i o n D e s c r i p t i o n _ 6 > - 
-             < P r o m p t e d R e s u l t C o n d i t i o n D e s c r i p t i o n _ 7 > P r o m p t e d R e s u l t C o n d i t i o n D e s c r i p t i o n _ 7 < / P r o m p t e d R e s u l t C o n d i t i o n D e s c r i p t i o n _ 7 > - 
-             < P r o m p t e d R e s u l t C o n d i t i o n D e s c r i p t i o n _ 8 > P r o m p t e d R e s u l t C o n d i t i o n D e s c r i p t i o n _ 8 < / P r o m p t e d R e s u l t C o n d i t i o n D e s c r i p t i o n _ 8 > - 
-             < P r o m p t e d R e s u l t C o n d i t i o n D e s c r i p t i o n _ 9 > P r o m p t e d R e s u l t C o n d i t i o n D e s c r i p t i o n _ 9 < / P r o m p t e d R e s u l t C o n d i t i o n D e s c r i p t i o n _ 9 > - 
-             < P r o m p t e d R e s u l t V i s i b l e _ 1 > P r o m p t e d R e s u l t V i s i b l e _ 1 < / P r o m p t e d R e s u l t V i s i b l e _ 1 > - 
-             < P r o m p t e d R e s u l t V i s i b l e _ 1 0 > P r o m p t e d R e s u l t V i s i b l e _ 1 0 < / P r o m p t e d R e s u l t V i s i b l e _ 1 0 > - 
-             < P r o m p t e d R e s u l t V i s i b l e _ 2 > P r o m p t e d R e s u l t V i s i b l e _ 2 < / P r o m p t e d R e s u l t V i s i b l e _ 2 > - 
-             < P r o m p t e d R e s u l t V i s i b l e _ 3 > P r o m p t e d R e s u l t V i s i b l e _ 3 < / P r o m p t e d R e s u l t V i s i b l e _ 3 > - 
-             < P r o m p t e d R e s u l t V i s i b l e _ 4 > P r o m p t e d R e s u l t V i s i b l e _ 4 < / P r o m p t e d R e s u l t V i s i b l e _ 4 > - 
-             < P r o m p t e d R e s u l t V i s i b l e _ 5 > P r o m p t e d R e s u l t V i s i b l e _ 5 < / P r o m p t e d R e s u l t V i s i b l e _ 5 > - 
-             < P r o m p t e d R e s u l t V i s i b l e _ 6 > P r o m p t e d R e s u l t V i s i b l e _ 6 < / P r o m p t e d R e s u l t V i s i b l e _ 6 > - 
-             < P r o m p t e d R e s u l t V i s i b l e _ 7 > P r o m p t e d R e s u l t V i s i b l e _ 7 < / P r o m p t e d R e s u l t V i s i b l e _ 7 > - 
-             < P r o m p t e d R e s u l t V i s i b l e _ 8 > P r o m p t e d R e s u l t V i s i b l e _ 8 < / P r o m p t e d R e s u l t V i s i b l e _ 8 > - 
-             < P r o m p t e d R e s u l t V i s i b l e _ 9 > P r o m p t e d R e s u l t V i s i b l e _ 9 < / P r o m p t e d R e s u l t V i s i b l e _ 9 > - 
-             < T e s t _ R e s u l t > T e s t _ R e s u l t < / T e s t _ R e s u l t > - 
-             < T e s t _ R e s u l t D e s c r i p t i o n > T e s t _ R e s u l t D e s c r i p t i o n < / T e s t _ R e s u l t D e s c r i p t i o n > - 
-             < T e s t _ V a l u e > T e s t _ V a l u e < / T e s t _ V a l u e > - 
-             < W o r d D e s c r i p t i o n > W o r d D e s c r i p t i o n < / W o r d D e s c r i p t i o n > - 
-             < W o r d M o d i f i e d B y U s e r N a m e > W o r d M o d i f i e d B y U s e r N a m e < / W o r d M o d i f i e d B y U s e r N a m e > - 
-             < W o r d M o d i f i e d D a t e T i m e > W o r d M o d i f i e d D a t e T i m e < / W o r d M o d i f i e d D a t e T i m e > - 
-             < W o r d T e s t V a l u e > W o r d T e s t V a l u e < / W o r d T e s t V a l u e > - 
-         < / C u r r e n t I n s p e c t i o n L i n e > - 
-     < / C u r r e n t I n s p e c t i o n > - 
- < / N a v W o r d R e p o r t X m l P a r t > 
-</file>
-
 <file path=customXml/itemProps1.xml><?xml version="1.0" encoding="utf-8"?>
-<ds:datastoreItem xmlns:ds="http://schemas.openxmlformats.org/officeDocument/2006/customXml" ds:itemID="{17CE75AC-9DC5-435C-A40B-AC945788E8B7}">
+<ds:datastoreItem xmlns:ds="http://schemas.openxmlformats.org/officeDocument/2006/customXml" ds:itemID="{FEA79526-4D1A-40E9-8DD9-C8C0D611AE53}">
   <ds:schemaRefs>
-    <ds:schemaRef ds:uri="http://schemas.openxmlformats.org/officeDocument/2006/bibliography"/>
+    <ds:schemaRef ds:uri="urn:microsoft-dynamics-nav/reports/Qlty_Non_Conformance/20403/"/>
   </ds:schemaRefs>
 </ds:datastoreItem>
 </file>
@@ -7565,9 +8131,9 @@
 </file>
 
 <file path=customXml/itemProps3.xml><?xml version="1.0" encoding="utf-8"?>
-<ds:datastoreItem xmlns:ds="http://schemas.openxmlformats.org/officeDocument/2006/customXml" ds:itemID="{FEA79526-4D1A-40E9-8DD9-C8C0D611AE53}">
+<ds:datastoreItem xmlns:ds="http://schemas.openxmlformats.org/officeDocument/2006/customXml" ds:itemID="{17CE75AC-9DC5-435C-A40B-AC945788E8B7}">
   <ds:schemaRefs>
-    <ds:schemaRef ds:uri="urn:microsoft-dynamics-nav/reports/Qlty_Non_Conformance/20403/"/>
+    <ds:schemaRef ds:uri="http://schemas.openxmlformats.org/officeDocument/2006/bibliography"/>
   </ds:schemaRefs>
 </ds:datastoreItem>
 </file>

--- a/src/Apps/W1/Quality Management/app/src/Reports/QltyNonConformance.docx
+++ b/src/Apps/W1/Quality Management/app/src/Reports/QltyNonConformance.docx
@@ -7533,7 +7533,9 @@
  < / N a v W o r d R e p o r t X m l P a r t > 
 </file>
 
-<file path=customXml/item2.xml>��< ? x m l   v e r s i o n = " 1 . 0 "   e n c o d i n g = " u t f - 1 6 " ? > < N a v W o r d R e p o r t X m l P a r t   x m l n s = " u r n : m i c r o s o f t - d y n a m i c s - b u s i n e s s c e n t r a l / i n t e r n a l / e x t e n d e d / r e p o r t s / Q l t y _ N o n _ C o n f o r m a n c e / 2 0 4 0 3 / " > +<file path=customXml/item2.xml>��< ? x m l   v e r s i o n = " 1 . 0 "   e n c o d i n g = " u t f - 1 6 " ? > + 
+ < N a v W o r d R e p o r t X m l P a r t   x m l n s = " u r n : m i c r o s o f t - d y n a m i c s - b u s i n e s s c e n t r a l / i n t e r n a l / e x t e n d e d / r e p o r t s / Q l t y _ N o n _ C o n f o r m a n c e / 2 0 4 0 3 / " >   
      < B C R e p o r t I n f o r m a t i o n >   
@@ -7885,7 +7887,7 @@
  
          < C o m p a n y I n f o r m a t i o n _ R o w 8   E l e m e n t T y p e = " C o l u m n "   E l e m e n t I d = " 3 9 8 9 1 0 6 3 7 "   D a t a T y p e = " T e x t " > C o m p a n y I n f o r m a t i o n _ R o w 8 < / C o m p a n y I n f o r m a t i o n _ R o w 8 >   
-         < C o m p a n y L o g o   E l e m e n t T y p e = " C o l u m n "   E l e m e n t I d = " 2 3 7 6 9 1 5 1 "   D a t a T y p e = " B l o b " / > +         < C o m p a n y L o g o   E l e m e n t T y p e = " C o l u m n "   E l e m e n t I d = " 2 3 7 6 9 1 5 1 "   D a t a T y p e = " B l o b "   / >   
          < E m a i l L a b e l   E l e m e n t T y p e = " C o l u m n "   E l e m e n t I d = " 7 7 1 8 8 7 1 3 5 "   D a t a T y p e = " T e x t " > E m a i l L a b e l < / E m a i l L a b e l >   
@@ -7909,7 +7911,7 @@
  
          < P h o n e N o V a l u e   E l e m e n t T y p e = " C o l u m n "   E l e m e n t I d = " 1 2 8 6 6 4 9 7 8 1 "   D a t a T y p e = " T e x t " > P h o n e N o V a l u e < / P h o n e N o V a l u e >   
-         < Q l t y I n s p e c t i o n T e m p l a t e _ D e s c r i p t i o n   E l e m e n t T y p e = " C o l u m n "   E l e m e n t I d = " 1 6 5 2 0 6 9 5 9 8 "   D a t a T y p e = " T e x t " > Q l t y I n s p e c t i o n T e m p l a t e _ D e s c r i p t i o n < / Q l t y I n s p e c t i o n T e m p l a t e _ D e s c r i p t i o n > +         < Q l t y I n s p e c t i o n T e m p l a t e _ D e s c r i p t i o n   E l e m e n t T y p e = " C o l u m n "   E l e m e n t I d = " 1 6 5 2 0 6 9 5 9 8 "   D a t a T y p e = " T e x t "   O b s o l e t e S t a t e = " P e n d i n g " > Q l t y I n s p e c t i o n T e m p l a t e _ D e s c r i p t i o n < / Q l t y I n s p e c t i o n T e m p l a t e _ D e s c r i p t i o n >   
          < Q l t y I n s p e c t i o n _ D e s c r i p t i o n   E l e m e n t T y p e = " C o l u m n "   E l e m e n t I d = " 7 3 9 0 1 9 9 1 0 "   D a t a T y p e = " T e x t " > Q l t y I n s p e c t i o n _ D e s c r i p t i o n < / Q l t y I n s p e c t i o n _ D e s c r i p t i o n >   

--- a/src/Apps/W1/Quality Management/app/src/Reports/QltyNonConformance.docx
+++ b/src/Apps/W1/Quality Management/app/src/Reports/QltyNonConformance.docx
@@ -7659,13 +7659,13 @@
  
          < T o o l t i p   c o l u m n = " Q l t y I n s p e c t i o n _ R e s u l t _ C o d e "   E l e m e n t I d = " 1 8 0 7 0 7 7 0 6 5 " >   
-             < T o o l t i p T e x t   l a n g = " e n - U S " > S p e c i f i e s   t h e   r e s u l t   i s   a u t o m a t i c a l l y   d e t e r m i n e d   b a s e d   o n   t h e   t e s t   v a l u e   a n d   r e s u l t   c o n f i g u r a t i o n . < / T o o l t i p T e x t > +             < T o o l t i p T e x t   l a n g = " e n - U S " > S p e c i f i e s   t h e   r e s u l t   a u t o m a t i c a l l y   c a l c u l a t e d   f r o m   i n s p e c t i o n   t e s t   l i n e s   b a s e d   o n   t h e i r   e v a l u a t i o n   s e q u e n c e .   T h e   c a l c u l a t i o n   p r i o r i t i z e s   l i n e s   t h a t   f a i l e d   t h e   a c c e p t a b l e   q u a l i t y   l e v e l   a n d   t h e n   l i n e s   t h a t   h a v e   t h e   l o w e s t   e v a l u a t i o n   s e q u e n c e . < / T o o l t i p T e x t >   
          < / T o o l t i p >   
          < T o o l t i p   c o l u m n = " Q l t y I n s p e c t i o n _ R e s u l t _ D e s c r i p t i o n "   E l e m e n t I d = " 8 1 0 5 3 8 1 8 8 " >   
-             < T o o l t i p T e x t   l a n g = " e n - U S " > S p e c i f i e s   t h e   r e s u l t   d e s c r i p t i o n   f o r   t h i s   t e s t   r e s u l t .   T h e   r e s u l t   i s   a u t o m a t i c a l l y   d e t e r m i n e d   b a s e d   o n   t h e   t e s t   v a l u e   a n d   r e s u l t   c o n f i g u r a t i o n . < / T o o l t i p T e x t > +             < T o o l t i p T e x t   l a n g = " e n - U S " > S p e c i f i e s   t h e   d e s c r i p t i o n   o f   t h e   i n s p e c t i o n   r e s u l t .   T h i s   v a l u e   i s   a u t o m a t i c a l l y   r e t r i e v e d   f r o m   t h e   r e s u l t   d e f i n i t i o n   b a s e d   o n   t h e   R e s u l t   C o d e   f i e l d . < / T o o l t i p T e x t >   
          < / T o o l t i p >   
@@ -7833,13 +7833,13 @@
  
          < T o o l t i p   c o l u m n = " F i e l d _ T y p e "   E l e m e n t I d = " 1 3 2 8 1 6 4 0 1 6 " >   
-             < T o o l t i p T e x t   l a n g = " e n - U S " > S p e c i f i e s   t h e   d a t a   t y p e   o f   t h e   v a l u e s   y o u   c a n   e n t e r   o r   s e l e c t   f o r   t h i s   t e s t .   U s e   D e c i m a l   f o r   n u m e r i c a l   m e a s u r e m e n t s .   U s e   C h o i c e   t o   g i v e   a   l i s t   o f   o p t i o n s   t o   c h o o s e   f r o m .   I f   y o u   w a n t   t o   c h o o s e   o p t i o n s   f r o m   a n   e x i s t i n g   t a b l e ,   u s e   T a b l e   L o o k u p . < / T o o l t i p T e x t > +             < T o o l t i p T e x t   l a n g = " e n - U S " > S p e c i f i e s   t h e   d a t a   v a l u e   t y p e   o f   t h e   t e s t .   T h e   v a l u e   i s   a u t o m a t i c a l l y   r e t r i e v e d   f r o m   t h e   T e s t   V a l u e   T y p e   f i e l d   o n   t h e   t e s t   t e m p l a t e . < / T o o l t i p T e x t >   
          < / T o o l t i p >   
          < T o o l t i p   c o l u m n = " T e s t _ R e s u l t "   E l e m e n t I d = " 1 2 7 1 0 6 2 1 4 1 " >   
-             < T o o l t i p T e x t   l a n g = " e n - U S " > S p e c i f i e s   t h e   r e s u l t   i s   a u t o m a t i c a l l y   d e t e r m i n e d   b a s e d   o n   t h e   t e s t   v a l u e   a n d   r e s u l t   c o n f i g u r a t i o n . < / T o o l t i p T e x t > +             < T o o l t i p T e x t   l a n g = " e n - U S " > S p e c i f i e s   t h e   a u t o m a t i c a l l y   c a l c u l a t e d   r e s u l t   b a s e d   o n   t h e   e v a l u a t i o n   o f   t h e   a c t u a l   t e s t   v a l u e   a g a i n s t   t h e   d e f i n e d   r e s u l t   c o n d i t i o n s . < / T o o l t i p T e x t >   
          < / T o o l t i p >   

--- a/src/Apps/W1/Quality Management/app/src/Reports/QltyNonConformance.docx
+++ b/src/Apps/W1/Quality Management/app/src/Reports/QltyNonConformance.docx
@@ -7533,7 +7533,9 @@
  < / N a v W o r d R e p o r t X m l P a r t > 
 </file>
 
-<file path=customXml/item2.xml>��< ? x m l   v e r s i o n = " 1 . 0 "   e n c o d i n g = " u t f - 1 6 " ? > < N a v W o r d R e p o r t X m l P a r t   x m l n s = " u r n : m i c r o s o f t - d y n a m i c s - b u s i n e s s c e n t r a l / i n t e r n a l / e x t e n d e d / r e p o r t s / Q l t y _ N o n _ C o n f o r m a n c e / 2 0 4 0 3 / " > +<file path=customXml/item2.xml>��< ? x m l   v e r s i o n = " 1 . 0 "   e n c o d i n g = " u t f - 1 6 " ? > + 
+ < N a v W o r d R e p o r t X m l P a r t   x m l n s = " u r n : m i c r o s o f t - d y n a m i c s - b u s i n e s s c e n t r a l / i n t e r n a l / e x t e n d e d / r e p o r t s / Q l t y _ N o n _ C o n f o r m a n c e / 2 0 4 0 3 / " >   
      < B C R e p o r t I n f o r m a t i o n >   
@@ -7657,13 +7659,13 @@
  
          < T o o l t i p   c o l u m n = " Q l t y I n s p e c t i o n _ R e s u l t _ C o d e "   E l e m e n t I d = " 1 8 0 7 0 7 7 0 6 5 " >   
-             < T o o l t i p T e x t   l a n g = " e n - U S " > S p e c i f i e s   t h e   r e s u l t   i s   a u t o m a t i c a l l y   d e t e r m i n e d   b a s e d   o n   t h e   t e s t   v a l u e   a n d   r e s u l t   c o n f i g u r a t i o n . < / T o o l t i p T e x t > +             < T o o l t i p T e x t   l a n g = " e n - U S " > S p e c i f i e s   t h e   r e s u l t   a u t o m a t i c a l l y   c a l c u l a t e d   f r o m   i n s p e c t i o n   t e s t   l i n e s   b a s e d   o n   t h e i r   e v a l u a t i o n   s e q u e n c e .   T h e   c a l c u l a t i o n   p r i o r i t i z e s   l i n e s   t h a t   f a i l e d   t h e   a c c e p t a b l e   q u a l i t y   l e v e l   a n d   t h e n   l i n e s   t h a t   h a v e   t h e   l o w e s t   e v a l u a t i o n   s e q u e n c e . < / T o o l t i p T e x t >   
          < / T o o l t i p >   
          < T o o l t i p   c o l u m n = " Q l t y I n s p e c t i o n _ R e s u l t _ D e s c r i p t i o n "   E l e m e n t I d = " 8 1 0 5 3 8 1 8 8 " >   
-             < T o o l t i p T e x t   l a n g = " e n - U S " > S p e c i f i e s   t h e   r e s u l t   d e s c r i p t i o n   f o r   t h i s   t e s t   r e s u l t .   T h e   r e s u l t   i s   a u t o m a t i c a l l y   d e t e r m i n e d   b a s e d   o n   t h e   t e s t   v a l u e   a n d   r e s u l t   c o n f i g u r a t i o n . < / T o o l t i p T e x t > +             < T o o l t i p T e x t   l a n g = " e n - U S " > S p e c i f i e s   t h e   d e s c r i p t i o n   o f   t h e   i n s p e c t i o n   r e s u l t .   T h i s   v a l u e   i s   a u t o m a t i c a l l y   r e t r i e v e d   f r o m   t h e   r e s u l t   d e f i n i t i o n   b a s e d   o n   t h e   R e s u l t   C o d e   f i e l d . < / T o o l t i p T e x t >   
          < / T o o l t i p >   
@@ -7831,13 +7833,13 @@
  
          < T o o l t i p   c o l u m n = " F i e l d _ T y p e "   E l e m e n t I d = " 1 3 2 8 1 6 4 0 1 6 " >   
-             < T o o l t i p T e x t   l a n g = " e n - U S " > S p e c i f i e s   t h e   d a t a   t y p e   o f   t h e   v a l u e s   y o u   c a n   e n t e r   o r   s e l e c t   f o r   t h i s   t e s t .   U s e   D e c i m a l   f o r   n u m e r i c a l   m e a s u r e m e n t s .   U s e   C h o i c e   t o   g i v e   a   l i s t   o f   o p t i o n s   t o   c h o o s e   f r o m .   I f   y o u   w a n t   t o   c h o o s e   o p t i o n s   f r o m   a n   e x i s t i n g   t a b l e ,   u s e   T a b l e   L o o k u p . < / T o o l t i p T e x t > +             < T o o l t i p T e x t   l a n g = " e n - U S " > S p e c i f i e s   t h e   d a t a   v a l u e   t y p e   o f   t h e   t e s t .   T h e   v a l u e   i s   a u t o m a t i c a l l y   r e t r i e v e d   f r o m   t h e   T e s t   V a l u e   T y p e   f i e l d   o n   t h e   t e s t   t e m p l a t e . < / T o o l t i p T e x t >   
          < / T o o l t i p >   
          < T o o l t i p   c o l u m n = " T e s t _ R e s u l t "   E l e m e n t I d = " 1 2 7 1 0 6 2 1 4 1 " >   
-             < T o o l t i p T e x t   l a n g = " e n - U S " > S p e c i f i e s   t h e   r e s u l t   i s   a u t o m a t i c a l l y   d e t e r m i n e d   b a s e d   o n   t h e   t e s t   v a l u e   a n d   r e s u l t   c o n f i g u r a t i o n . < / T o o l t i p T e x t > +             < T o o l t i p T e x t   l a n g = " e n - U S " > S p e c i f i e s   t h e   a u t o m a t i c a l l y   c a l c u l a t e d   r e s u l t   b a s e d   o n   t h e   e v a l u a t i o n   o f   t h e   a c t u a l   t e s t   v a l u e   a g a i n s t   t h e   d e f i n e d   r e s u l t   c o n d i t i o n s . < / T o o l t i p T e x t >   
          < / T o o l t i p >   
@@ -7885,7 +7887,7 @@
  
          < C o m p a n y I n f o r m a t i o n _ R o w 8   E l e m e n t T y p e = " C o l u m n "   E l e m e n t I d = " 3 9 8 9 1 0 6 3 7 "   D a t a T y p e = " T e x t " > C o m p a n y I n f o r m a t i o n _ R o w 8 < / C o m p a n y I n f o r m a t i o n _ R o w 8 >   
-         < C o m p a n y L o g o   E l e m e n t T y p e = " C o l u m n "   E l e m e n t I d = " 2 3 7 6 9 1 5 1 "   D a t a T y p e = " B l o b " / > +         < C o m p a n y L o g o   E l e m e n t T y p e = " C o l u m n "   E l e m e n t I d = " 2 3 7 6 9 1 5 1 "   D a t a T y p e = " B l o b "   / >   
          < E m a i l L a b e l   E l e m e n t T y p e = " C o l u m n "   E l e m e n t I d = " 7 7 1 8 8 7 1 3 5 "   D a t a T y p e = " T e x t " > E m a i l L a b e l < / E m a i l L a b e l >   
@@ -7909,7 +7911,7 @@
  
          < P h o n e N o V a l u e   E l e m e n t T y p e = " C o l u m n "   E l e m e n t I d = " 1 2 8 6 6 4 9 7 8 1 "   D a t a T y p e = " T e x t " > P h o n e N o V a l u e < / P h o n e N o V a l u e >   
-         < Q l t y I n s p e c t i o n T e m p l a t e _ D e s c r i p t i o n   E l e m e n t T y p e = " C o l u m n "   E l e m e n t I d = " 1 6 5 2 0 6 9 5 9 8 "   D a t a T y p e = " T e x t " > Q l t y I n s p e c t i o n T e m p l a t e _ D e s c r i p t i o n < / Q l t y I n s p e c t i o n T e m p l a t e _ D e s c r i p t i o n > +         < Q l t y I n s p e c t i o n T e m p l a t e _ D e s c r i p t i o n   E l e m e n t T y p e = " C o l u m n "   E l e m e n t I d = " 1 6 5 2 0 6 9 5 9 8 "   D a t a T y p e = " T e x t "   O b s o l e t e S t a t e = " P e n d i n g " > Q l t y I n s p e c t i o n T e m p l a t e _ D e s c r i p t i o n < / Q l t y I n s p e c t i o n T e m p l a t e _ D e s c r i p t i o n >   
          < Q l t y I n s p e c t i o n _ D e s c r i p t i o n   E l e m e n t T y p e = " C o l u m n "   E l e m e n t I d = " 7 3 9 0 1 9 9 1 0 "   D a t a T y p e = " T e x t " > Q l t y I n s p e c t i o n _ D e s c r i p t i o n < / Q l t y I n s p e c t i o n _ D e s c r i p t i o n >   
